--- a/Documents/CFS Sales App User Guide.docx
+++ b/Documents/CFS Sales App User Guide.docx
@@ -345,7 +345,7 @@
       <w:r>
         <w:fldChar w:fldCharType="separate"/>
       </w:r>
-      <w:hyperlink w:anchor="_Toc240890895" w:history="1">
+      <w:hyperlink w:anchor="_Toc240927677" w:history="1">
         <w:r>
           <w:rPr>
             <w:rStyle w:val="Hyperlink"/>
@@ -372,7 +372,7 @@
             <w:noProof/>
             <w:webHidden/>
           </w:rPr>
-          <w:instrText xml:space="preserve"> PAGEREF _Toc240890895 \h </w:instrText>
+          <w:instrText xml:space="preserve"> PAGEREF _Toc240927677 \h </w:instrText>
         </w:r>
         <w:r>
           <w:rPr>
@@ -413,7 +413,7 @@
           <w:noProof/>
         </w:rPr>
       </w:pPr>
-      <w:hyperlink w:anchor="_Toc240890896" w:history="1">
+      <w:hyperlink w:anchor="_Toc240927678" w:history="1">
         <w:r>
           <w:rPr>
             <w:rStyle w:val="Hyperlink"/>
@@ -440,7 +440,7 @@
             <w:noProof/>
             <w:webHidden/>
           </w:rPr>
-          <w:instrText xml:space="preserve"> PAGEREF _Toc240890896 \h </w:instrText>
+          <w:instrText xml:space="preserve"> PAGEREF _Toc240927678 \h </w:instrText>
         </w:r>
         <w:r>
           <w:rPr>
@@ -481,7 +481,7 @@
           <w:noProof/>
         </w:rPr>
       </w:pPr>
-      <w:hyperlink w:anchor="_Toc240890897" w:history="1">
+      <w:hyperlink w:anchor="_Toc240927679" w:history="1">
         <w:r>
           <w:rPr>
             <w:rStyle w:val="Hyperlink"/>
@@ -508,7 +508,7 @@
             <w:noProof/>
             <w:webHidden/>
           </w:rPr>
-          <w:instrText xml:space="preserve"> PAGEREF _Toc240890897 \h </w:instrText>
+          <w:instrText xml:space="preserve"> PAGEREF _Toc240927679 \h </w:instrText>
         </w:r>
         <w:r>
           <w:rPr>
@@ -549,7 +549,7 @@
           <w:noProof/>
         </w:rPr>
       </w:pPr>
-      <w:hyperlink w:anchor="_Toc240890898" w:history="1">
+      <w:hyperlink w:anchor="_Toc240927680" w:history="1">
         <w:r>
           <w:rPr>
             <w:rStyle w:val="Hyperlink"/>
@@ -576,7 +576,7 @@
             <w:noProof/>
             <w:webHidden/>
           </w:rPr>
-          <w:instrText xml:space="preserve"> PAGEREF _Toc240890898 \h </w:instrText>
+          <w:instrText xml:space="preserve"> PAGEREF _Toc240927680 \h </w:instrText>
         </w:r>
         <w:r>
           <w:rPr>
@@ -617,7 +617,7 @@
           <w:noProof/>
         </w:rPr>
       </w:pPr>
-      <w:hyperlink w:anchor="_Toc240890899" w:history="1">
+      <w:hyperlink w:anchor="_Toc240927681" w:history="1">
         <w:r>
           <w:rPr>
             <w:rStyle w:val="Hyperlink"/>
@@ -644,7 +644,7 @@
             <w:noProof/>
             <w:webHidden/>
           </w:rPr>
-          <w:instrText xml:space="preserve"> PAGEREF _Toc240890899 \h </w:instrText>
+          <w:instrText xml:space="preserve"> PAGEREF _Toc240927681 \h </w:instrText>
         </w:r>
         <w:r>
           <w:rPr>
@@ -685,7 +685,7 @@
           <w:noProof/>
         </w:rPr>
       </w:pPr>
-      <w:hyperlink w:anchor="_Toc240890900" w:history="1">
+      <w:hyperlink w:anchor="_Toc240927682" w:history="1">
         <w:r>
           <w:rPr>
             <w:rStyle w:val="Hyperlink"/>
@@ -712,7 +712,7 @@
             <w:noProof/>
             <w:webHidden/>
           </w:rPr>
-          <w:instrText xml:space="preserve"> PAGEREF _Toc240890900 \h </w:instrText>
+          <w:instrText xml:space="preserve"> PAGEREF _Toc240927682 \h </w:instrText>
         </w:r>
         <w:r>
           <w:rPr>
@@ -753,7 +753,7 @@
           <w:noProof/>
         </w:rPr>
       </w:pPr>
-      <w:hyperlink w:anchor="_Toc240890901" w:history="1">
+      <w:hyperlink w:anchor="_Toc240927683" w:history="1">
         <w:r>
           <w:rPr>
             <w:rStyle w:val="Hyperlink"/>
@@ -780,7 +780,7 @@
             <w:noProof/>
             <w:webHidden/>
           </w:rPr>
-          <w:instrText xml:space="preserve"> PAGEREF _Toc240890901 \h </w:instrText>
+          <w:instrText xml:space="preserve"> PAGEREF _Toc240927683 \h </w:instrText>
         </w:r>
         <w:r>
           <w:rPr>
@@ -821,7 +821,7 @@
           <w:noProof/>
         </w:rPr>
       </w:pPr>
-      <w:hyperlink w:anchor="_Toc240890902" w:history="1">
+      <w:hyperlink w:anchor="_Toc240927684" w:history="1">
         <w:r>
           <w:rPr>
             <w:rStyle w:val="Hyperlink"/>
@@ -848,7 +848,7 @@
             <w:noProof/>
             <w:webHidden/>
           </w:rPr>
-          <w:instrText xml:space="preserve"> PAGEREF _Toc240890902 \h </w:instrText>
+          <w:instrText xml:space="preserve"> PAGEREF _Toc240927684 \h </w:instrText>
         </w:r>
         <w:r>
           <w:rPr>
@@ -889,7 +889,7 @@
           <w:noProof/>
         </w:rPr>
       </w:pPr>
-      <w:hyperlink w:anchor="_Toc240890903" w:history="1">
+      <w:hyperlink w:anchor="_Toc240927685" w:history="1">
         <w:r>
           <w:rPr>
             <w:rStyle w:val="Hyperlink"/>
@@ -916,7 +916,7 @@
             <w:noProof/>
             <w:webHidden/>
           </w:rPr>
-          <w:instrText xml:space="preserve"> PAGEREF _Toc240890903 \h </w:instrText>
+          <w:instrText xml:space="preserve"> PAGEREF _Toc240927685 \h </w:instrText>
         </w:r>
         <w:r>
           <w:rPr>
@@ -957,7 +957,7 @@
           <w:noProof/>
         </w:rPr>
       </w:pPr>
-      <w:hyperlink w:anchor="_Toc240890904" w:history="1">
+      <w:hyperlink w:anchor="_Toc240927686" w:history="1">
         <w:r>
           <w:rPr>
             <w:rStyle w:val="Hyperlink"/>
@@ -984,7 +984,7 @@
             <w:noProof/>
             <w:webHidden/>
           </w:rPr>
-          <w:instrText xml:space="preserve"> PAGEREF _Toc240890904 \h </w:instrText>
+          <w:instrText xml:space="preserve"> PAGEREF _Toc240927686 \h </w:instrText>
         </w:r>
         <w:r>
           <w:rPr>
@@ -1025,7 +1025,7 @@
           <w:noProof/>
         </w:rPr>
       </w:pPr>
-      <w:hyperlink w:anchor="_Toc240890905" w:history="1">
+      <w:hyperlink w:anchor="_Toc240927687" w:history="1">
         <w:r>
           <w:rPr>
             <w:rStyle w:val="Hyperlink"/>
@@ -1052,7 +1052,7 @@
             <w:noProof/>
             <w:webHidden/>
           </w:rPr>
-          <w:instrText xml:space="preserve"> PAGEREF _Toc240890905 \h </w:instrText>
+          <w:instrText xml:space="preserve"> PAGEREF _Toc240927687 \h </w:instrText>
         </w:r>
         <w:r>
           <w:rPr>
@@ -1093,7 +1093,7 @@
           <w:noProof/>
         </w:rPr>
       </w:pPr>
-      <w:hyperlink w:anchor="_Toc240890906" w:history="1">
+      <w:hyperlink w:anchor="_Toc240927688" w:history="1">
         <w:r>
           <w:rPr>
             <w:rStyle w:val="Hyperlink"/>
@@ -1120,7 +1120,7 @@
             <w:noProof/>
             <w:webHidden/>
           </w:rPr>
-          <w:instrText xml:space="preserve"> PAGEREF _Toc240890906 \h </w:instrText>
+          <w:instrText xml:space="preserve"> PAGEREF _Toc240927688 \h </w:instrText>
         </w:r>
         <w:r>
           <w:rPr>
@@ -1161,7 +1161,7 @@
           <w:noProof/>
         </w:rPr>
       </w:pPr>
-      <w:hyperlink w:anchor="_Toc240890907" w:history="1">
+      <w:hyperlink w:anchor="_Toc240927689" w:history="1">
         <w:r>
           <w:rPr>
             <w:rStyle w:val="Hyperlink"/>
@@ -1188,7 +1188,7 @@
             <w:noProof/>
             <w:webHidden/>
           </w:rPr>
-          <w:instrText xml:space="preserve"> PAGEREF _Toc240890907 \h </w:instrText>
+          <w:instrText xml:space="preserve"> PAGEREF _Toc240927689 \h </w:instrText>
         </w:r>
         <w:r>
           <w:rPr>
@@ -1229,7 +1229,7 @@
           <w:noProof/>
         </w:rPr>
       </w:pPr>
-      <w:hyperlink w:anchor="_Toc240890908" w:history="1">
+      <w:hyperlink w:anchor="_Toc240927690" w:history="1">
         <w:r>
           <w:rPr>
             <w:rStyle w:val="Hyperlink"/>
@@ -1256,7 +1256,7 @@
             <w:noProof/>
             <w:webHidden/>
           </w:rPr>
-          <w:instrText xml:space="preserve"> PAGEREF _Toc240890908 \h </w:instrText>
+          <w:instrText xml:space="preserve"> PAGEREF _Toc240927690 \h </w:instrText>
         </w:r>
         <w:r>
           <w:rPr>
@@ -1276,7 +1276,7 @@
             <w:noProof/>
             <w:webHidden/>
           </w:rPr>
-          <w:t>11</w:t>
+          <w:t>12</w:t>
         </w:r>
         <w:r>
           <w:rPr>
@@ -1297,7 +1297,7 @@
           <w:noProof/>
         </w:rPr>
       </w:pPr>
-      <w:hyperlink w:anchor="_Toc240890909" w:history="1">
+      <w:hyperlink w:anchor="_Toc240927691" w:history="1">
         <w:r>
           <w:rPr>
             <w:rStyle w:val="Hyperlink"/>
@@ -1324,7 +1324,7 @@
             <w:noProof/>
             <w:webHidden/>
           </w:rPr>
-          <w:instrText xml:space="preserve"> PAGEREF _Toc240890909 \h </w:instrText>
+          <w:instrText xml:space="preserve"> PAGEREF _Toc240927691 \h </w:instrText>
         </w:r>
         <w:r>
           <w:rPr>
@@ -1344,7 +1344,7 @@
             <w:noProof/>
             <w:webHidden/>
           </w:rPr>
-          <w:t>11</w:t>
+          <w:t>12</w:t>
         </w:r>
         <w:r>
           <w:rPr>
@@ -1365,7 +1365,7 @@
           <w:noProof/>
         </w:rPr>
       </w:pPr>
-      <w:hyperlink w:anchor="_Toc240890910" w:history="1">
+      <w:hyperlink w:anchor="_Toc240927692" w:history="1">
         <w:r>
           <w:rPr>
             <w:rStyle w:val="Hyperlink"/>
@@ -1392,7 +1392,7 @@
             <w:noProof/>
             <w:webHidden/>
           </w:rPr>
-          <w:instrText xml:space="preserve"> PAGEREF _Toc240890910 \h </w:instrText>
+          <w:instrText xml:space="preserve"> PAGEREF _Toc240927692 \h </w:instrText>
         </w:r>
         <w:r>
           <w:rPr>
@@ -1412,7 +1412,7 @@
             <w:noProof/>
             <w:webHidden/>
           </w:rPr>
-          <w:t>12</w:t>
+          <w:t>13</w:t>
         </w:r>
         <w:r>
           <w:rPr>
@@ -1433,7 +1433,7 @@
           <w:noProof/>
         </w:rPr>
       </w:pPr>
-      <w:hyperlink w:anchor="_Toc240890911" w:history="1">
+      <w:hyperlink w:anchor="_Toc240927693" w:history="1">
         <w:r>
           <w:rPr>
             <w:rStyle w:val="Hyperlink"/>
@@ -1460,7 +1460,7 @@
             <w:noProof/>
             <w:webHidden/>
           </w:rPr>
-          <w:instrText xml:space="preserve"> PAGEREF _Toc240890911 \h </w:instrText>
+          <w:instrText xml:space="preserve"> PAGEREF _Toc240927693 \h </w:instrText>
         </w:r>
         <w:r>
           <w:rPr>
@@ -1480,7 +1480,7 @@
             <w:noProof/>
             <w:webHidden/>
           </w:rPr>
-          <w:t>13</w:t>
+          <w:t>14</w:t>
         </w:r>
         <w:r>
           <w:rPr>
@@ -1501,7 +1501,7 @@
           <w:noProof/>
         </w:rPr>
       </w:pPr>
-      <w:hyperlink w:anchor="_Toc240890912" w:history="1">
+      <w:hyperlink w:anchor="_Toc240927694" w:history="1">
         <w:r>
           <w:rPr>
             <w:rStyle w:val="Hyperlink"/>
@@ -1528,7 +1528,7 @@
             <w:noProof/>
             <w:webHidden/>
           </w:rPr>
-          <w:instrText xml:space="preserve"> PAGEREF _Toc240890912 \h </w:instrText>
+          <w:instrText xml:space="preserve"> PAGEREF _Toc240927694 \h </w:instrText>
         </w:r>
         <w:r>
           <w:rPr>
@@ -1548,7 +1548,7 @@
             <w:noProof/>
             <w:webHidden/>
           </w:rPr>
-          <w:t>14</w:t>
+          <w:t>15</w:t>
         </w:r>
         <w:r>
           <w:rPr>
@@ -1569,7 +1569,7 @@
           <w:noProof/>
         </w:rPr>
       </w:pPr>
-      <w:hyperlink w:anchor="_Toc240890913" w:history="1">
+      <w:hyperlink w:anchor="_Toc240927695" w:history="1">
         <w:r>
           <w:rPr>
             <w:rStyle w:val="Hyperlink"/>
@@ -1596,7 +1596,7 @@
             <w:noProof/>
             <w:webHidden/>
           </w:rPr>
-          <w:instrText xml:space="preserve"> PAGEREF _Toc240890913 \h </w:instrText>
+          <w:instrText xml:space="preserve"> PAGEREF _Toc240927695 \h </w:instrText>
         </w:r>
         <w:r>
           <w:rPr>
@@ -1616,7 +1616,7 @@
             <w:noProof/>
             <w:webHidden/>
           </w:rPr>
-          <w:t>14</w:t>
+          <w:t>15</w:t>
         </w:r>
         <w:r>
           <w:rPr>
@@ -1637,7 +1637,7 @@
           <w:noProof/>
         </w:rPr>
       </w:pPr>
-      <w:hyperlink w:anchor="_Toc240890914" w:history="1">
+      <w:hyperlink w:anchor="_Toc240927696" w:history="1">
         <w:r>
           <w:rPr>
             <w:rStyle w:val="Hyperlink"/>
@@ -1664,7 +1664,7 @@
             <w:noProof/>
             <w:webHidden/>
           </w:rPr>
-          <w:instrText xml:space="preserve"> PAGEREF _Toc240890914 \h </w:instrText>
+          <w:instrText xml:space="preserve"> PAGEREF _Toc240927696 \h </w:instrText>
         </w:r>
         <w:r>
           <w:rPr>
@@ -1684,7 +1684,7 @@
             <w:noProof/>
             <w:webHidden/>
           </w:rPr>
-          <w:t>14</w:t>
+          <w:t>15</w:t>
         </w:r>
         <w:r>
           <w:rPr>
@@ -1705,7 +1705,7 @@
           <w:noProof/>
         </w:rPr>
       </w:pPr>
-      <w:hyperlink w:anchor="_Toc240890915" w:history="1">
+      <w:hyperlink w:anchor="_Toc240927697" w:history="1">
         <w:r>
           <w:rPr>
             <w:rStyle w:val="Hyperlink"/>
@@ -1732,7 +1732,7 @@
             <w:noProof/>
             <w:webHidden/>
           </w:rPr>
-          <w:instrText xml:space="preserve"> PAGEREF _Toc240890915 \h </w:instrText>
+          <w:instrText xml:space="preserve"> PAGEREF _Toc240927697 \h </w:instrText>
         </w:r>
         <w:r>
           <w:rPr>
@@ -1752,7 +1752,7 @@
             <w:noProof/>
             <w:webHidden/>
           </w:rPr>
-          <w:t>15</w:t>
+          <w:t>16</w:t>
         </w:r>
         <w:r>
           <w:rPr>
@@ -1773,7 +1773,7 @@
           <w:noProof/>
         </w:rPr>
       </w:pPr>
-      <w:hyperlink w:anchor="_Toc240890916" w:history="1">
+      <w:hyperlink w:anchor="_Toc240927698" w:history="1">
         <w:r>
           <w:rPr>
             <w:rStyle w:val="Hyperlink"/>
@@ -1800,7 +1800,7 @@
             <w:noProof/>
             <w:webHidden/>
           </w:rPr>
-          <w:instrText xml:space="preserve"> PAGEREF _Toc240890916 \h </w:instrText>
+          <w:instrText xml:space="preserve"> PAGEREF _Toc240927698 \h </w:instrText>
         </w:r>
         <w:r>
           <w:rPr>
@@ -1820,7 +1820,7 @@
             <w:noProof/>
             <w:webHidden/>
           </w:rPr>
-          <w:t>15</w:t>
+          <w:t>16</w:t>
         </w:r>
         <w:r>
           <w:rPr>
@@ -1841,7 +1841,7 @@
           <w:noProof/>
         </w:rPr>
       </w:pPr>
-      <w:hyperlink w:anchor="_Toc240890917" w:history="1">
+      <w:hyperlink w:anchor="_Toc240927699" w:history="1">
         <w:r>
           <w:rPr>
             <w:rStyle w:val="Hyperlink"/>
@@ -1868,7 +1868,7 @@
             <w:noProof/>
             <w:webHidden/>
           </w:rPr>
-          <w:instrText xml:space="preserve"> PAGEREF _Toc240890917 \h </w:instrText>
+          <w:instrText xml:space="preserve"> PAGEREF _Toc240927699 \h </w:instrText>
         </w:r>
         <w:r>
           <w:rPr>
@@ -1888,7 +1888,7 @@
             <w:noProof/>
             <w:webHidden/>
           </w:rPr>
-          <w:t>16</w:t>
+          <w:t>17</w:t>
         </w:r>
         <w:r>
           <w:rPr>
@@ -1909,7 +1909,7 @@
           <w:noProof/>
         </w:rPr>
       </w:pPr>
-      <w:hyperlink w:anchor="_Toc240890918" w:history="1">
+      <w:hyperlink w:anchor="_Toc240927700" w:history="1">
         <w:r>
           <w:rPr>
             <w:rStyle w:val="Hyperlink"/>
@@ -1936,7 +1936,7 @@
             <w:noProof/>
             <w:webHidden/>
           </w:rPr>
-          <w:instrText xml:space="preserve"> PAGEREF _Toc240890918 \h </w:instrText>
+          <w:instrText xml:space="preserve"> PAGEREF _Toc240927700 \h </w:instrText>
         </w:r>
         <w:r>
           <w:rPr>
@@ -1956,7 +1956,7 @@
             <w:noProof/>
             <w:webHidden/>
           </w:rPr>
-          <w:t>17</w:t>
+          <w:t>18</w:t>
         </w:r>
         <w:r>
           <w:rPr>
@@ -1977,7 +1977,7 @@
           <w:noProof/>
         </w:rPr>
       </w:pPr>
-      <w:hyperlink w:anchor="_Toc240890919" w:history="1">
+      <w:hyperlink w:anchor="_Toc240927701" w:history="1">
         <w:r>
           <w:rPr>
             <w:rStyle w:val="Hyperlink"/>
@@ -2004,7 +2004,7 @@
             <w:noProof/>
             <w:webHidden/>
           </w:rPr>
-          <w:instrText xml:space="preserve"> PAGEREF _Toc240890919 \h </w:instrText>
+          <w:instrText xml:space="preserve"> PAGEREF _Toc240927701 \h </w:instrText>
         </w:r>
         <w:r>
           <w:rPr>
@@ -2024,7 +2024,7 @@
             <w:noProof/>
             <w:webHidden/>
           </w:rPr>
-          <w:t>18</w:t>
+          <w:t>19</w:t>
         </w:r>
         <w:r>
           <w:rPr>
@@ -2045,7 +2045,7 @@
           <w:noProof/>
         </w:rPr>
       </w:pPr>
-      <w:hyperlink w:anchor="_Toc240890920" w:history="1">
+      <w:hyperlink w:anchor="_Toc240927702" w:history="1">
         <w:r>
           <w:rPr>
             <w:rStyle w:val="Hyperlink"/>
@@ -2072,7 +2072,7 @@
             <w:noProof/>
             <w:webHidden/>
           </w:rPr>
-          <w:instrText xml:space="preserve"> PAGEREF _Toc240890920 \h </w:instrText>
+          <w:instrText xml:space="preserve"> PAGEREF _Toc240927702 \h </w:instrText>
         </w:r>
         <w:r>
           <w:rPr>
@@ -2092,7 +2092,7 @@
             <w:noProof/>
             <w:webHidden/>
           </w:rPr>
-          <w:t>18</w:t>
+          <w:t>19</w:t>
         </w:r>
         <w:r>
           <w:rPr>
@@ -2113,7 +2113,7 @@
           <w:noProof/>
         </w:rPr>
       </w:pPr>
-      <w:hyperlink w:anchor="_Toc240890921" w:history="1">
+      <w:hyperlink w:anchor="_Toc240927703" w:history="1">
         <w:r>
           <w:rPr>
             <w:rStyle w:val="Hyperlink"/>
@@ -2140,7 +2140,7 @@
             <w:noProof/>
             <w:webHidden/>
           </w:rPr>
-          <w:instrText xml:space="preserve"> PAGEREF _Toc240890921 \h </w:instrText>
+          <w:instrText xml:space="preserve"> PAGEREF _Toc240927703 \h </w:instrText>
         </w:r>
         <w:r>
           <w:rPr>
@@ -2160,7 +2160,7 @@
             <w:noProof/>
             <w:webHidden/>
           </w:rPr>
-          <w:t>20</w:t>
+          <w:t>21</w:t>
         </w:r>
         <w:r>
           <w:rPr>
@@ -2181,13 +2181,13 @@
           <w:noProof/>
         </w:rPr>
       </w:pPr>
-      <w:hyperlink w:anchor="_Toc240890922" w:history="1">
+      <w:hyperlink w:anchor="_Toc240927704" w:history="1">
         <w:r>
           <w:rPr>
             <w:rStyle w:val="Hyperlink"/>
             <w:noProof/>
           </w:rPr>
-          <w:t>Admin: setting up an event</w:t>
+          <w:t>Keeping inventory</w:t>
         </w:r>
         <w:r>
           <w:rPr>
@@ -2208,7 +2208,7 @@
             <w:noProof/>
             <w:webHidden/>
           </w:rPr>
-          <w:instrText xml:space="preserve"> PAGEREF _Toc240890922 \h </w:instrText>
+          <w:instrText xml:space="preserve"> PAGEREF _Toc240927704 \h </w:instrText>
         </w:r>
         <w:r>
           <w:rPr>
@@ -2228,7 +2228,7 @@
             <w:noProof/>
             <w:webHidden/>
           </w:rPr>
-          <w:t>21</w:t>
+          <w:t>22</w:t>
         </w:r>
         <w:r>
           <w:rPr>
@@ -2249,13 +2249,13 @@
           <w:noProof/>
         </w:rPr>
       </w:pPr>
-      <w:hyperlink w:anchor="_Toc240890923" w:history="1">
+      <w:hyperlink w:anchor="_Toc240927705" w:history="1">
         <w:r>
           <w:rPr>
             <w:rStyle w:val="Hyperlink"/>
             <w:noProof/>
           </w:rPr>
-          <w:t>Creating or editing an event</w:t>
+          <w:t>What's on the screen</w:t>
         </w:r>
         <w:r>
           <w:rPr>
@@ -2276,7 +2276,7 @@
             <w:noProof/>
             <w:webHidden/>
           </w:rPr>
-          <w:instrText xml:space="preserve"> PAGEREF _Toc240890923 \h </w:instrText>
+          <w:instrText xml:space="preserve"> PAGEREF _Toc240927705 \h </w:instrText>
         </w:r>
         <w:r>
           <w:rPr>
@@ -2296,7 +2296,7 @@
             <w:noProof/>
             <w:webHidden/>
           </w:rPr>
-          <w:t>21</w:t>
+          <w:t>22</w:t>
         </w:r>
         <w:r>
           <w:rPr>
@@ -2317,13 +2317,13 @@
           <w:noProof/>
         </w:rPr>
       </w:pPr>
-      <w:hyperlink w:anchor="_Toc240890924" w:history="1">
+      <w:hyperlink w:anchor="_Toc240927706" w:history="1">
         <w:r>
           <w:rPr>
             <w:rStyle w:val="Hyperlink"/>
             <w:noProof/>
           </w:rPr>
-          <w:t>Event sales sheets</w:t>
+          <w:t>Updating a count</w:t>
         </w:r>
         <w:r>
           <w:rPr>
@@ -2344,7 +2344,7 @@
             <w:noProof/>
             <w:webHidden/>
           </w:rPr>
-          <w:instrText xml:space="preserve"> PAGEREF _Toc240890924 \h </w:instrText>
+          <w:instrText xml:space="preserve"> PAGEREF _Toc240927706 \h </w:instrText>
         </w:r>
         <w:r>
           <w:rPr>
@@ -2365,6 +2365,142 @@
             <w:webHidden/>
           </w:rPr>
           <w:t>22</w:t>
+        </w:r>
+        <w:r>
+          <w:rPr>
+            <w:noProof/>
+            <w:webHidden/>
+          </w:rPr>
+          <w:fldChar w:fldCharType="end"/>
+        </w:r>
+      </w:hyperlink>
+    </w:p>
+    <w:p>
+      <w:pPr>
+        <w:pStyle w:val="TOC2"/>
+        <w:tabs>
+          <w:tab w:val="right" w:leader="dot" w:pos="9350"/>
+        </w:tabs>
+        <w:rPr>
+          <w:noProof/>
+        </w:rPr>
+      </w:pPr>
+      <w:hyperlink w:anchor="_Toc240927707" w:history="1">
+        <w:r>
+          <w:rPr>
+            <w:rStyle w:val="Hyperlink"/>
+            <w:noProof/>
+          </w:rPr>
+          <w:t>What changes the count automatically</w:t>
+        </w:r>
+        <w:r>
+          <w:rPr>
+            <w:noProof/>
+            <w:webHidden/>
+          </w:rPr>
+          <w:tab/>
+        </w:r>
+        <w:r>
+          <w:rPr>
+            <w:noProof/>
+            <w:webHidden/>
+          </w:rPr>
+          <w:fldChar w:fldCharType="begin"/>
+        </w:r>
+        <w:r>
+          <w:rPr>
+            <w:noProof/>
+            <w:webHidden/>
+          </w:rPr>
+          <w:instrText xml:space="preserve"> PAGEREF _Toc240927707 \h </w:instrText>
+        </w:r>
+        <w:r>
+          <w:rPr>
+            <w:noProof/>
+            <w:webHidden/>
+          </w:rPr>
+        </w:r>
+        <w:r>
+          <w:rPr>
+            <w:noProof/>
+            <w:webHidden/>
+          </w:rPr>
+          <w:fldChar w:fldCharType="separate"/>
+        </w:r>
+        <w:r>
+          <w:rPr>
+            <w:noProof/>
+            <w:webHidden/>
+          </w:rPr>
+          <w:t>23</w:t>
+        </w:r>
+        <w:r>
+          <w:rPr>
+            <w:noProof/>
+            <w:webHidden/>
+          </w:rPr>
+          <w:fldChar w:fldCharType="end"/>
+        </w:r>
+      </w:hyperlink>
+    </w:p>
+    <w:p>
+      <w:pPr>
+        <w:pStyle w:val="TOC2"/>
+        <w:tabs>
+          <w:tab w:val="right" w:leader="dot" w:pos="9350"/>
+        </w:tabs>
+        <w:rPr>
+          <w:noProof/>
+        </w:rPr>
+      </w:pPr>
+      <w:hyperlink w:anchor="_Toc240927708" w:history="1">
+        <w:r>
+          <w:rPr>
+            <w:rStyle w:val="Hyperlink"/>
+            <w:noProof/>
+          </w:rPr>
+          <w:t>Seeing the history</w:t>
+        </w:r>
+        <w:r>
+          <w:rPr>
+            <w:noProof/>
+            <w:webHidden/>
+          </w:rPr>
+          <w:tab/>
+        </w:r>
+        <w:r>
+          <w:rPr>
+            <w:noProof/>
+            <w:webHidden/>
+          </w:rPr>
+          <w:fldChar w:fldCharType="begin"/>
+        </w:r>
+        <w:r>
+          <w:rPr>
+            <w:noProof/>
+            <w:webHidden/>
+          </w:rPr>
+          <w:instrText xml:space="preserve"> PAGEREF _Toc240927708 \h </w:instrText>
+        </w:r>
+        <w:r>
+          <w:rPr>
+            <w:noProof/>
+            <w:webHidden/>
+          </w:rPr>
+        </w:r>
+        <w:r>
+          <w:rPr>
+            <w:noProof/>
+            <w:webHidden/>
+          </w:rPr>
+          <w:fldChar w:fldCharType="separate"/>
+        </w:r>
+        <w:r>
+          <w:rPr>
+            <w:noProof/>
+            <w:webHidden/>
+          </w:rPr>
+          <w:t>24</w:t>
         </w:r>
         <w:r>
           <w:rPr>
@@ -2385,13 +2521,13 @@
           <w:noProof/>
         </w:rPr>
       </w:pPr>
-      <w:hyperlink w:anchor="_Toc240890925" w:history="1">
+      <w:hyperlink w:anchor="_Toc240927709" w:history="1">
         <w:r>
           <w:rPr>
             <w:rStyle w:val="Hyperlink"/>
             <w:noProof/>
           </w:rPr>
-          <w:t>Admin: managing the catalog</w:t>
+          <w:t>Admin: setting up an event</w:t>
         </w:r>
         <w:r>
           <w:rPr>
@@ -2412,7 +2548,7 @@
             <w:noProof/>
             <w:webHidden/>
           </w:rPr>
-          <w:instrText xml:space="preserve"> PAGEREF _Toc240890925 \h </w:instrText>
+          <w:instrText xml:space="preserve"> PAGEREF _Toc240927709 \h </w:instrText>
         </w:r>
         <w:r>
           <w:rPr>
@@ -2432,7 +2568,7 @@
             <w:noProof/>
             <w:webHidden/>
           </w:rPr>
-          <w:t>23</w:t>
+          <w:t>25</w:t>
         </w:r>
         <w:r>
           <w:rPr>
@@ -2453,13 +2589,13 @@
           <w:noProof/>
         </w:rPr>
       </w:pPr>
-      <w:hyperlink w:anchor="_Toc240890926" w:history="1">
+      <w:hyperlink w:anchor="_Toc240927710" w:history="1">
         <w:r>
           <w:rPr>
             <w:rStyle w:val="Hyperlink"/>
             <w:noProof/>
           </w:rPr>
-          <w:t>Adding or editing a product</w:t>
+          <w:t>Creating or editing an event</w:t>
         </w:r>
         <w:r>
           <w:rPr>
@@ -2480,7 +2616,7 @@
             <w:noProof/>
             <w:webHidden/>
           </w:rPr>
-          <w:instrText xml:space="preserve"> PAGEREF _Toc240890926 \h </w:instrText>
+          <w:instrText xml:space="preserve"> PAGEREF _Toc240927710 \h </w:instrText>
         </w:r>
         <w:r>
           <w:rPr>
@@ -2500,7 +2636,7 @@
             <w:noProof/>
             <w:webHidden/>
           </w:rPr>
-          <w:t>24</w:t>
+          <w:t>25</w:t>
         </w:r>
         <w:r>
           <w:rPr>
@@ -2521,13 +2657,13 @@
           <w:noProof/>
         </w:rPr>
       </w:pPr>
-      <w:hyperlink w:anchor="_Toc240890927" w:history="1">
+      <w:hyperlink w:anchor="_Toc240927711" w:history="1">
         <w:r>
           <w:rPr>
             <w:rStyle w:val="Hyperlink"/>
             <w:noProof/>
           </w:rPr>
-          <w:t>Delivery and services</w:t>
+          <w:t>Event sales sheets</w:t>
         </w:r>
         <w:r>
           <w:rPr>
@@ -2548,7 +2684,7 @@
             <w:noProof/>
             <w:webHidden/>
           </w:rPr>
-          <w:instrText xml:space="preserve"> PAGEREF _Toc240890927 \h </w:instrText>
+          <w:instrText xml:space="preserve"> PAGEREF _Toc240927711 \h </w:instrText>
         </w:r>
         <w:r>
           <w:rPr>
@@ -2568,7 +2704,7 @@
             <w:noProof/>
             <w:webHidden/>
           </w:rPr>
-          <w:t>25</w:t>
+          <w:t>26</w:t>
         </w:r>
         <w:r>
           <w:rPr>
@@ -2589,13 +2725,13 @@
           <w:noProof/>
         </w:rPr>
       </w:pPr>
-      <w:hyperlink w:anchor="_Toc240890928" w:history="1">
+      <w:hyperlink w:anchor="_Toc240927712" w:history="1">
         <w:r>
           <w:rPr>
             <w:rStyle w:val="Hyperlink"/>
             <w:noProof/>
           </w:rPr>
-          <w:t>Admin: managing the crew</w:t>
+          <w:t>Admin: managing the catalog</w:t>
         </w:r>
         <w:r>
           <w:rPr>
@@ -2616,7 +2752,7 @@
             <w:noProof/>
             <w:webHidden/>
           </w:rPr>
-          <w:instrText xml:space="preserve"> PAGEREF _Toc240890928 \h </w:instrText>
+          <w:instrText xml:space="preserve"> PAGEREF _Toc240927712 \h </w:instrText>
         </w:r>
         <w:r>
           <w:rPr>
@@ -2636,7 +2772,143 @@
             <w:noProof/>
             <w:webHidden/>
           </w:rPr>
-          <w:t>26</w:t>
+          <w:t>28</w:t>
+        </w:r>
+        <w:r>
+          <w:rPr>
+            <w:noProof/>
+            <w:webHidden/>
+          </w:rPr>
+          <w:fldChar w:fldCharType="end"/>
+        </w:r>
+      </w:hyperlink>
+    </w:p>
+    <w:p>
+      <w:pPr>
+        <w:pStyle w:val="TOC2"/>
+        <w:tabs>
+          <w:tab w:val="right" w:leader="dot" w:pos="9350"/>
+        </w:tabs>
+        <w:rPr>
+          <w:noProof/>
+        </w:rPr>
+      </w:pPr>
+      <w:hyperlink w:anchor="_Toc240927713" w:history="1">
+        <w:r>
+          <w:rPr>
+            <w:rStyle w:val="Hyperlink"/>
+            <w:noProof/>
+          </w:rPr>
+          <w:t>Adding or editing a product</w:t>
+        </w:r>
+        <w:r>
+          <w:rPr>
+            <w:noProof/>
+            <w:webHidden/>
+          </w:rPr>
+          <w:tab/>
+        </w:r>
+        <w:r>
+          <w:rPr>
+            <w:noProof/>
+            <w:webHidden/>
+          </w:rPr>
+          <w:fldChar w:fldCharType="begin"/>
+        </w:r>
+        <w:r>
+          <w:rPr>
+            <w:noProof/>
+            <w:webHidden/>
+          </w:rPr>
+          <w:instrText xml:space="preserve"> PAGEREF _Toc240927713 \h </w:instrText>
+        </w:r>
+        <w:r>
+          <w:rPr>
+            <w:noProof/>
+            <w:webHidden/>
+          </w:rPr>
+        </w:r>
+        <w:r>
+          <w:rPr>
+            <w:noProof/>
+            <w:webHidden/>
+          </w:rPr>
+          <w:fldChar w:fldCharType="separate"/>
+        </w:r>
+        <w:r>
+          <w:rPr>
+            <w:noProof/>
+            <w:webHidden/>
+          </w:rPr>
+          <w:t>29</w:t>
+        </w:r>
+        <w:r>
+          <w:rPr>
+            <w:noProof/>
+            <w:webHidden/>
+          </w:rPr>
+          <w:fldChar w:fldCharType="end"/>
+        </w:r>
+      </w:hyperlink>
+    </w:p>
+    <w:p>
+      <w:pPr>
+        <w:pStyle w:val="TOC2"/>
+        <w:tabs>
+          <w:tab w:val="right" w:leader="dot" w:pos="9350"/>
+        </w:tabs>
+        <w:rPr>
+          <w:noProof/>
+        </w:rPr>
+      </w:pPr>
+      <w:hyperlink w:anchor="_Toc240927714" w:history="1">
+        <w:r>
+          <w:rPr>
+            <w:rStyle w:val="Hyperlink"/>
+            <w:noProof/>
+          </w:rPr>
+          <w:t>Delivery and services</w:t>
+        </w:r>
+        <w:r>
+          <w:rPr>
+            <w:noProof/>
+            <w:webHidden/>
+          </w:rPr>
+          <w:tab/>
+        </w:r>
+        <w:r>
+          <w:rPr>
+            <w:noProof/>
+            <w:webHidden/>
+          </w:rPr>
+          <w:fldChar w:fldCharType="begin"/>
+        </w:r>
+        <w:r>
+          <w:rPr>
+            <w:noProof/>
+            <w:webHidden/>
+          </w:rPr>
+          <w:instrText xml:space="preserve"> PAGEREF _Toc240927714 \h </w:instrText>
+        </w:r>
+        <w:r>
+          <w:rPr>
+            <w:noProof/>
+            <w:webHidden/>
+          </w:rPr>
+        </w:r>
+        <w:r>
+          <w:rPr>
+            <w:noProof/>
+            <w:webHidden/>
+          </w:rPr>
+          <w:fldChar w:fldCharType="separate"/>
+        </w:r>
+        <w:r>
+          <w:rPr>
+            <w:noProof/>
+            <w:webHidden/>
+          </w:rPr>
+          <w:t>30</w:t>
         </w:r>
         <w:r>
           <w:rPr>
@@ -2657,13 +2929,13 @@
           <w:noProof/>
         </w:rPr>
       </w:pPr>
-      <w:hyperlink w:anchor="_Toc240890929" w:history="1">
+      <w:hyperlink w:anchor="_Toc240927715" w:history="1">
         <w:r>
           <w:rPr>
             <w:rStyle w:val="Hyperlink"/>
             <w:noProof/>
           </w:rPr>
-          <w:t>Tips and troubleshooting</w:t>
+          <w:t>Admin: managing the crew</w:t>
         </w:r>
         <w:r>
           <w:rPr>
@@ -2684,7 +2956,7 @@
             <w:noProof/>
             <w:webHidden/>
           </w:rPr>
-          <w:instrText xml:space="preserve"> PAGEREF _Toc240890929 \h </w:instrText>
+          <w:instrText xml:space="preserve"> PAGEREF _Toc240927715 \h </w:instrText>
         </w:r>
         <w:r>
           <w:rPr>
@@ -2704,7 +2976,7 @@
             <w:noProof/>
             <w:webHidden/>
           </w:rPr>
-          <w:t>27</w:t>
+          <w:t>32</w:t>
         </w:r>
         <w:r>
           <w:rPr>
@@ -2725,12 +2997,80 @@
           <w:noProof/>
         </w:rPr>
       </w:pPr>
-      <w:hyperlink w:anchor="_Toc240890930" w:history="1">
+      <w:hyperlink w:anchor="_Toc240927716" w:history="1">
         <w:r>
           <w:rPr>
             <w:rStyle w:val="Hyperlink"/>
             <w:noProof/>
           </w:rPr>
+          <w:t>Tips and troubleshooting</w:t>
+        </w:r>
+        <w:r>
+          <w:rPr>
+            <w:noProof/>
+            <w:webHidden/>
+          </w:rPr>
+          <w:tab/>
+        </w:r>
+        <w:r>
+          <w:rPr>
+            <w:noProof/>
+            <w:webHidden/>
+          </w:rPr>
+          <w:fldChar w:fldCharType="begin"/>
+        </w:r>
+        <w:r>
+          <w:rPr>
+            <w:noProof/>
+            <w:webHidden/>
+          </w:rPr>
+          <w:instrText xml:space="preserve"> PAGEREF _Toc240927716 \h </w:instrText>
+        </w:r>
+        <w:r>
+          <w:rPr>
+            <w:noProof/>
+            <w:webHidden/>
+          </w:rPr>
+        </w:r>
+        <w:r>
+          <w:rPr>
+            <w:noProof/>
+            <w:webHidden/>
+          </w:rPr>
+          <w:fldChar w:fldCharType="separate"/>
+        </w:r>
+        <w:r>
+          <w:rPr>
+            <w:noProof/>
+            <w:webHidden/>
+          </w:rPr>
+          <w:t>33</w:t>
+        </w:r>
+        <w:r>
+          <w:rPr>
+            <w:noProof/>
+            <w:webHidden/>
+          </w:rPr>
+          <w:fldChar w:fldCharType="end"/>
+        </w:r>
+      </w:hyperlink>
+    </w:p>
+    <w:p>
+      <w:pPr>
+        <w:pStyle w:val="TOC1"/>
+        <w:tabs>
+          <w:tab w:val="right" w:leader="dot" w:pos="9350"/>
+        </w:tabs>
+        <w:rPr>
+          <w:noProof/>
+        </w:rPr>
+      </w:pPr>
+      <w:hyperlink w:anchor="_Toc240927717" w:history="1">
+        <w:r>
+          <w:rPr>
+            <w:rStyle w:val="Hyperlink"/>
+            <w:noProof/>
+          </w:rPr>
           <w:t>Quick reference</w:t>
         </w:r>
         <w:r>
@@ -2752,7 +3092,7 @@
             <w:noProof/>
             <w:webHidden/>
           </w:rPr>
-          <w:instrText xml:space="preserve"> PAGEREF _Toc240890930 \h </w:instrText>
+          <w:instrText xml:space="preserve"> PAGEREF _Toc240927717 \h </w:instrText>
         </w:r>
         <w:r>
           <w:rPr>
@@ -2772,7 +3112,7 @@
             <w:noProof/>
             <w:webHidden/>
           </w:rPr>
-          <w:t>28</w:t>
+          <w:t>35</w:t>
         </w:r>
         <w:r>
           <w:rPr>
@@ -2793,7 +3133,7 @@
           <w:noProof/>
         </w:rPr>
       </w:pPr>
-      <w:hyperlink w:anchor="_Toc240890931" w:history="1">
+      <w:hyperlink w:anchor="_Toc240927718" w:history="1">
         <w:r>
           <w:rPr>
             <w:rStyle w:val="Hyperlink"/>
@@ -2820,7 +3160,7 @@
             <w:noProof/>
             <w:webHidden/>
           </w:rPr>
-          <w:instrText xml:space="preserve"> PAGEREF _Toc240890931 \h </w:instrText>
+          <w:instrText xml:space="preserve"> PAGEREF _Toc240927718 \h </w:instrText>
         </w:r>
         <w:r>
           <w:rPr>
@@ -2840,7 +3180,7 @@
             <w:noProof/>
             <w:webHidden/>
           </w:rPr>
-          <w:t>28</w:t>
+          <w:t>35</w:t>
         </w:r>
         <w:r>
           <w:rPr>
@@ -2861,7 +3201,7 @@
           <w:noProof/>
         </w:rPr>
       </w:pPr>
-      <w:hyperlink w:anchor="_Toc240890932" w:history="1">
+      <w:hyperlink w:anchor="_Toc240927719" w:history="1">
         <w:r>
           <w:rPr>
             <w:rStyle w:val="Hyperlink"/>
@@ -2888,7 +3228,7 @@
             <w:noProof/>
             <w:webHidden/>
           </w:rPr>
-          <w:instrText xml:space="preserve"> PAGEREF _Toc240890932 \h </w:instrText>
+          <w:instrText xml:space="preserve"> PAGEREF _Toc240927719 \h </w:instrText>
         </w:r>
         <w:r>
           <w:rPr>
@@ -2908,7 +3248,7 @@
             <w:noProof/>
             <w:webHidden/>
           </w:rPr>
-          <w:t>28</w:t>
+          <w:t>35</w:t>
         </w:r>
         <w:r>
           <w:rPr>
@@ -2929,12 +3269,80 @@
           <w:noProof/>
         </w:rPr>
       </w:pPr>
-      <w:hyperlink w:anchor="_Toc240890933" w:history="1">
+      <w:hyperlink w:anchor="_Toc240927720" w:history="1">
         <w:r>
           <w:rPr>
             <w:rStyle w:val="Hyperlink"/>
             <w:noProof/>
           </w:rPr>
+          <w:t>End-of-event inventory</w:t>
+        </w:r>
+        <w:r>
+          <w:rPr>
+            <w:noProof/>
+            <w:webHidden/>
+          </w:rPr>
+          <w:tab/>
+        </w:r>
+        <w:r>
+          <w:rPr>
+            <w:noProof/>
+            <w:webHidden/>
+          </w:rPr>
+          <w:fldChar w:fldCharType="begin"/>
+        </w:r>
+        <w:r>
+          <w:rPr>
+            <w:noProof/>
+            <w:webHidden/>
+          </w:rPr>
+          <w:instrText xml:space="preserve"> PAGEREF _Toc240927720 \h </w:instrText>
+        </w:r>
+        <w:r>
+          <w:rPr>
+            <w:noProof/>
+            <w:webHidden/>
+          </w:rPr>
+        </w:r>
+        <w:r>
+          <w:rPr>
+            <w:noProof/>
+            <w:webHidden/>
+          </w:rPr>
+          <w:fldChar w:fldCharType="separate"/>
+        </w:r>
+        <w:r>
+          <w:rPr>
+            <w:noProof/>
+            <w:webHidden/>
+          </w:rPr>
+          <w:t>35</w:t>
+        </w:r>
+        <w:r>
+          <w:rPr>
+            <w:noProof/>
+            <w:webHidden/>
+          </w:rPr>
+          <w:fldChar w:fldCharType="end"/>
+        </w:r>
+      </w:hyperlink>
+    </w:p>
+    <w:p>
+      <w:pPr>
+        <w:pStyle w:val="TOC2"/>
+        <w:tabs>
+          <w:tab w:val="right" w:leader="dot" w:pos="9350"/>
+        </w:tabs>
+        <w:rPr>
+          <w:noProof/>
+        </w:rPr>
+      </w:pPr>
+      <w:hyperlink w:anchor="_Toc240927721" w:history="1">
+        <w:r>
+          <w:rPr>
+            <w:rStyle w:val="Hyperlink"/>
+            <w:noProof/>
+          </w:rPr>
           <w:t>Order status at a glance</w:t>
         </w:r>
         <w:r>
@@ -2956,7 +3364,7 @@
             <w:noProof/>
             <w:webHidden/>
           </w:rPr>
-          <w:instrText xml:space="preserve"> PAGEREF _Toc240890933 \h </w:instrText>
+          <w:instrText xml:space="preserve"> PAGEREF _Toc240927721 \h </w:instrText>
         </w:r>
         <w:r>
           <w:rPr>
@@ -2976,7 +3384,7 @@
             <w:noProof/>
             <w:webHidden/>
           </w:rPr>
-          <w:t>28</w:t>
+          <w:t>35</w:t>
         </w:r>
         <w:r>
           <w:rPr>
@@ -2997,7 +3405,7 @@
         <w:pStyle w:val="Heading1"/>
         <w:pageBreakBefore/>
       </w:pPr>
-      <w:bookmarkStart w:id="0" w:name="_Toc240890895"/>
+      <w:bookmarkStart w:id="0" w:name="_Toc240927677"/>
       <w:r>
         <w:lastRenderedPageBreak/>
         <w:t>Welcome</w:t>
@@ -3013,7 +3421,7 @@
       <w:pPr>
         <w:pStyle w:val="Heading2"/>
       </w:pPr>
-      <w:bookmarkStart w:id="1" w:name="_Toc240890896"/>
+      <w:bookmarkStart w:id="1" w:name="_Toc240927678"/>
       <w:r>
         <w:t>How a sale moves through the app</w:t>
       </w:r>
@@ -3496,7 +3904,7 @@
       <w:pPr>
         <w:pStyle w:val="Heading2"/>
       </w:pPr>
-      <w:bookmarkStart w:id="2" w:name="_Toc240890897"/>
+      <w:bookmarkStart w:id="2" w:name="_Toc240927679"/>
       <w:r>
         <w:t>What you'll need</w:t>
       </w:r>
@@ -3605,7 +4013,7 @@
         <w:pStyle w:val="Heading1"/>
         <w:pageBreakBefore/>
       </w:pPr>
-      <w:bookmarkStart w:id="3" w:name="_Toc240890898"/>
+      <w:bookmarkStart w:id="3" w:name="_Toc240927680"/>
       <w:r>
         <w:lastRenderedPageBreak/>
         <w:t>Who can do what</w:t>
@@ -3896,7 +4304,7 @@
               <w:spacing w:after="0"/>
             </w:pPr>
             <w:r>
-              <w:t>Checkout, Orders, Dashboard</w:t>
+              <w:t>Checkout, Orders, Inventory, Dashboard</w:t>
             </w:r>
           </w:p>
         </w:tc>
@@ -3979,7 +4387,7 @@
               <w:spacing w:after="0"/>
             </w:pPr>
             <w:r>
-              <w:t>Sell, Checkout, Orders, Dashboard</w:t>
+              <w:t>Sell, Checkout, Orders, Inventory, Dashboard</w:t>
             </w:r>
           </w:p>
         </w:tc>
@@ -4081,7 +4489,7 @@
         <w:pStyle w:val="Heading1"/>
         <w:pageBreakBefore/>
       </w:pPr>
-      <w:bookmarkStart w:id="4" w:name="_Toc240890899"/>
+      <w:bookmarkStart w:id="4" w:name="_Toc240927681"/>
       <w:r>
         <w:lastRenderedPageBreak/>
         <w:t>Getting started</w:t>
@@ -4092,7 +4500,7 @@
       <w:pPr>
         <w:pStyle w:val="Heading2"/>
       </w:pPr>
-      <w:bookmarkStart w:id="5" w:name="_Toc240890900"/>
+      <w:bookmarkStart w:id="5" w:name="_Toc240927682"/>
       <w:r>
         <w:t>Signing in</w:t>
       </w:r>
@@ -4109,7 +4517,7 @@
           <w:noProof/>
         </w:rPr>
         <w:drawing>
-          <wp:inline distT="0" distB="0" distL="0" distR="0" wp14:anchorId="45BC3C33" wp14:editId="615E4AF7">
+          <wp:inline distT="0" distB="0" distL="0" distR="0" wp14:anchorId="06C416C6" wp14:editId="2BAA50BE">
             <wp:extent cx="3291840" cy="2211705"/>
             <wp:effectExtent l="0" t="0" r="0" b="0"/>
             <wp:docPr id="1" name="Picture 1"/>
@@ -4365,7 +4773,7 @@
       <w:pPr>
         <w:pStyle w:val="Heading2"/>
       </w:pPr>
-      <w:bookmarkStart w:id="6" w:name="_Toc240890901"/>
+      <w:bookmarkStart w:id="6" w:name="_Toc240927683"/>
       <w:r>
         <w:t>Finding your way around</w:t>
       </w:r>
@@ -4656,7 +5064,7 @@
               <w:rPr>
                 <w:b/>
               </w:rPr>
-              <w:t>Dashboard</w:t>
+              <w:t>Inventory</w:t>
             </w:r>
           </w:p>
         </w:tc>
@@ -4682,7 +5090,7 @@
               <w:spacing w:after="0"/>
             </w:pPr>
             <w:r>
-              <w:t>Live totals for the day or the event.</w:t>
+              <w:t>Checkout and admins: count the pillows, protectors and other items kept at the cart.</w:t>
             </w:r>
           </w:p>
         </w:tc>
@@ -4715,7 +5123,7 @@
               <w:rPr>
                 <w:b/>
               </w:rPr>
-              <w:t>Catalog</w:t>
+              <w:t>Dashboard</w:t>
             </w:r>
           </w:p>
         </w:tc>
@@ -4740,7 +5148,7 @@
               <w:spacing w:after="0"/>
             </w:pPr>
             <w:r>
-              <w:t>Admins: products, prices, sizes and delivery options.</w:t>
+              <w:t>Live totals for the day or the event.</w:t>
             </w:r>
           </w:p>
         </w:tc>
@@ -4775,7 +5183,7 @@
                 <w:b/>
               </w:rPr>
               <w:lastRenderedPageBreak/>
-              <w:t>Events</w:t>
+              <w:t>Catalog</w:t>
             </w:r>
           </w:p>
         </w:tc>
@@ -4801,7 +5209,7 @@
               <w:spacing w:after="0"/>
             </w:pPr>
             <w:r>
-              <w:t>Admins: set up fundraisers, tax rate and card fee.</w:t>
+              <w:t>Admins: products, prices, sizes and delivery options.</w:t>
             </w:r>
           </w:p>
         </w:tc>
@@ -4834,7 +5242,7 @@
               <w:rPr>
                 <w:b/>
               </w:rPr>
-              <w:t>Crew</w:t>
+              <w:t>Events</w:t>
             </w:r>
           </w:p>
         </w:tc>
@@ -4859,6 +5267,66 @@
               <w:spacing w:after="0"/>
             </w:pPr>
             <w:r>
+              <w:t>Admins: set up fundraisers, tax rate and card fee.</w:t>
+            </w:r>
+          </w:p>
+        </w:tc>
+      </w:tr>
+      <w:tr>
+        <w:trPr>
+          <w:jc w:val="center"/>
+        </w:trPr>
+        <w:tc>
+          <w:tcPr>
+            <w:tcW w:w="2160" w:type="dxa"/>
+            <w:tcBorders>
+              <w:top w:val="single" w:sz="4" w:space="0" w:color="D1D5DB"/>
+              <w:left w:val="single" w:sz="4" w:space="0" w:color="D1D5DB"/>
+              <w:bottom w:val="single" w:sz="4" w:space="0" w:color="D1D5DB"/>
+              <w:right w:val="single" w:sz="4" w:space="0" w:color="D1D5DB"/>
+            </w:tcBorders>
+            <w:shd w:val="clear" w:color="auto" w:fill="F3F4F6"/>
+            <w:tcMar>
+              <w:top w:w="100" w:type="dxa"/>
+              <w:left w:w="140" w:type="dxa"/>
+              <w:bottom w:w="100" w:type="dxa"/>
+              <w:right w:w="140" w:type="dxa"/>
+            </w:tcMar>
+          </w:tcPr>
+          <w:p>
+            <w:pPr>
+              <w:spacing w:after="0"/>
+            </w:pPr>
+            <w:r>
+              <w:rPr>
+                <w:b/>
+              </w:rPr>
+              <w:t>Crew</w:t>
+            </w:r>
+          </w:p>
+        </w:tc>
+        <w:tc>
+          <w:tcPr>
+            <w:tcW w:w="7200" w:type="dxa"/>
+            <w:tcBorders>
+              <w:top w:val="single" w:sz="4" w:space="0" w:color="D1D5DB"/>
+              <w:left w:val="single" w:sz="4" w:space="0" w:color="D1D5DB"/>
+              <w:bottom w:val="single" w:sz="4" w:space="0" w:color="D1D5DB"/>
+              <w:right w:val="single" w:sz="4" w:space="0" w:color="D1D5DB"/>
+            </w:tcBorders>
+            <w:shd w:val="clear" w:color="auto" w:fill="F3F4F6"/>
+            <w:tcMar>
+              <w:top w:w="100" w:type="dxa"/>
+              <w:left w:w="140" w:type="dxa"/>
+              <w:bottom w:w="100" w:type="dxa"/>
+              <w:right w:w="140" w:type="dxa"/>
+            </w:tcMar>
+          </w:tcPr>
+          <w:p>
+            <w:pPr>
+              <w:spacing w:after="0"/>
+            </w:pPr>
+            <w:r>
               <w:t>Admins: accounts, roles and PINs.</w:t>
             </w:r>
           </w:p>
@@ -4872,14 +5340,14 @@
     </w:p>
     <w:p>
       <w:r>
-        <w:t>On a tablet or computer the menu runs along the top. On a phone it moves to the bottom so it's always within thumb reach.</w:t>
+        <w:t>On a tablet or computer the menu runs along the top. On a phone it moves to the bottom so it's always within thumb reach. If there are more buttons than fit, swipe the bar sideways to see the rest.</w:t>
       </w:r>
     </w:p>
     <w:p>
       <w:pPr>
         <w:pStyle w:val="Heading2"/>
       </w:pPr>
-      <w:bookmarkStart w:id="7" w:name="_Toc240890902"/>
+      <w:bookmarkStart w:id="7" w:name="_Toc240927684"/>
       <w:r>
         <w:t>Light and dark mode</w:t>
       </w:r>
@@ -4894,7 +5362,7 @@
       <w:pPr>
         <w:pStyle w:val="Heading2"/>
       </w:pPr>
-      <w:bookmarkStart w:id="8" w:name="_Toc240890903"/>
+      <w:bookmarkStart w:id="8" w:name="_Toc240927685"/>
       <w:r>
         <w:t>Signing out</w:t>
       </w:r>
@@ -4919,7 +5387,7 @@
         <w:pStyle w:val="Heading1"/>
         <w:pageBreakBefore/>
       </w:pPr>
-      <w:bookmarkStart w:id="9" w:name="_Toc240890904"/>
+      <w:bookmarkStart w:id="9" w:name="_Toc240927686"/>
       <w:r>
         <w:lastRenderedPageBreak/>
         <w:t>Taking an order on the sales floor</w:t>
@@ -4951,7 +5419,7 @@
           <w:noProof/>
         </w:rPr>
         <w:drawing>
-          <wp:inline distT="0" distB="0" distL="0" distR="0" wp14:anchorId="796EC8C8" wp14:editId="2A19A5CE">
+          <wp:inline distT="0" distB="0" distL="0" distR="0" wp14:anchorId="3FE8664F" wp14:editId="51A9C402">
             <wp:extent cx="5760720" cy="3870484"/>
             <wp:effectExtent l="0" t="0" r="0" b="0"/>
             <wp:docPr id="2" name="Picture 2"/>
@@ -5076,7 +5544,7 @@
       <w:pPr>
         <w:pStyle w:val="Heading2"/>
       </w:pPr>
-      <w:bookmarkStart w:id="10" w:name="_Toc240890905"/>
+      <w:bookmarkStart w:id="10" w:name="_Toc240927687"/>
       <w:r>
         <w:t>Starting an order</w:t>
       </w:r>
@@ -5160,7 +5628,7 @@
       <w:pPr>
         <w:pStyle w:val="Heading2"/>
       </w:pPr>
-      <w:bookmarkStart w:id="11" w:name="_Toc240890906"/>
+      <w:bookmarkStart w:id="11" w:name="_Toc240927688"/>
       <w:r>
         <w:lastRenderedPageBreak/>
         <w:t>Adding items</w:t>
@@ -5309,7 +5777,7 @@
           <w:noProof/>
         </w:rPr>
         <w:drawing>
-          <wp:inline distT="0" distB="0" distL="0" distR="0" wp14:anchorId="34FAA122" wp14:editId="0E047244">
+          <wp:inline distT="0" distB="0" distL="0" distR="0" wp14:anchorId="78D15C5C" wp14:editId="12D13B3F">
             <wp:extent cx="5760720" cy="3870484"/>
             <wp:effectExtent l="0" t="0" r="0" b="0"/>
             <wp:docPr id="3" name="Picture 3"/>
@@ -5446,7 +5914,7 @@
           <w:noProof/>
         </w:rPr>
         <w:drawing>
-          <wp:inline distT="0" distB="0" distL="0" distR="0" wp14:anchorId="5BA0572B" wp14:editId="313CFCDD">
+          <wp:inline distT="0" distB="0" distL="0" distR="0" wp14:anchorId="7FDAA33E" wp14:editId="01B58D0B">
             <wp:extent cx="5760720" cy="3870484"/>
             <wp:effectExtent l="0" t="0" r="0" b="0"/>
             <wp:docPr id="4" name="Picture 4"/>
@@ -5669,6 +6137,141 @@
       </w:r>
       <w:r>
         <w:t xml:space="preserve"> button. It shows the line total so the customer knows the price before it goes on the order.</w:t>
+      </w:r>
+    </w:p>
+    <w:p>
+      <w:pPr>
+        <w:pStyle w:val="Heading3"/>
+      </w:pPr>
+      <w:r>
+        <w:t>Items we have on hand</w:t>
+      </w:r>
+    </w:p>
+    <w:p>
+      <w:r>
+        <w:t xml:space="preserve">Some accessories, such as pillows and mattress protectors, are kept at the cart so customers can take them home today. For these items the list shows how many are </w:t>
+      </w:r>
+      <w:r>
+        <w:rPr>
+          <w:b/>
+        </w:rPr>
+        <w:t>in stock</w:t>
+      </w:r>
+      <w:r>
+        <w:t>, and each size shows its own count.</w:t>
+      </w:r>
+    </w:p>
+    <w:p>
+      <w:pPr>
+        <w:pStyle w:val="ListBullet"/>
+        <w:spacing w:after="60"/>
+      </w:pPr>
+      <w:r>
+        <w:rPr>
+          <w:b/>
+        </w:rPr>
+        <w:t>Take With</w:t>
+      </w:r>
+      <w:r>
+        <w:t xml:space="preserve"> is only available while the size is in stock. If the cart doesn't have enough, the Take With button is greyed out and shows </w:t>
+      </w:r>
+      <w:r>
+        <w:rPr>
+          <w:b/>
+        </w:rPr>
+        <w:t>Out of stock</w:t>
+      </w:r>
+      <w:r>
+        <w:t xml:space="preserve"> or </w:t>
+      </w:r>
+      <w:r>
+        <w:rPr>
+          <w:b/>
+        </w:rPr>
+        <w:t>Only 2 in stock</w:t>
+      </w:r>
+      <w:r>
+        <w:t>.</w:t>
+      </w:r>
+    </w:p>
+    <w:p>
+      <w:pPr>
+        <w:pStyle w:val="ListBullet"/>
+        <w:spacing w:after="60"/>
+      </w:pPr>
+      <w:r>
+        <w:t>An out-of-stock size can still be sold. Just choose a shipping method such as Drop Ship.</w:t>
+      </w:r>
+    </w:p>
+    <w:p>
+      <w:pPr>
+        <w:pStyle w:val="ListBullet"/>
+        <w:spacing w:after="60"/>
+      </w:pPr>
+      <w:r>
+        <w:t>Items that aren't counted, like mattresses, never show a stock number and are never blocked.</w:t>
+      </w:r>
+    </w:p>
+    <w:p>
+      <w:pPr>
+        <w:keepNext/>
+        <w:spacing w:after="40"/>
+        <w:jc w:val="center"/>
+      </w:pPr>
+      <w:r>
+        <w:rPr>
+          <w:noProof/>
+        </w:rPr>
+        <w:lastRenderedPageBreak/>
+        <w:drawing>
+          <wp:inline distT="0" distB="0" distL="0" distR="0" wp14:anchorId="2CF09ADE" wp14:editId="2571EF26">
+            <wp:extent cx="5486400" cy="3686175"/>
+            <wp:effectExtent l="0" t="0" r="0" b="0"/>
+            <wp:docPr id="5" name="Picture 5"/>
+            <wp:cNvGraphicFramePr>
+              <a:graphicFrameLocks xmlns:a="http://schemas.openxmlformats.org/drawingml/2006/main" noChangeAspect="1"/>
+            </wp:cNvGraphicFramePr>
+            <a:graphic xmlns:a="http://schemas.openxmlformats.org/drawingml/2006/main">
+              <a:graphicData uri="http://schemas.openxmlformats.org/drawingml/2006/picture">
+                <pic:pic xmlns:pic="http://schemas.openxmlformats.org/drawingml/2006/picture">
+                  <pic:nvPicPr>
+                    <pic:cNvPr id="0" name="27_add_item_out_of_stock.png"/>
+                    <pic:cNvPicPr/>
+                  </pic:nvPicPr>
+                  <pic:blipFill>
+                    <a:blip r:embed="rId13"/>
+                    <a:stretch>
+                      <a:fillRect/>
+                    </a:stretch>
+                  </pic:blipFill>
+                  <pic:spPr>
+                    <a:xfrm>
+                      <a:off x="0" y="0"/>
+                      <a:ext cx="5486400" cy="3686175"/>
+                    </a:xfrm>
+                    <a:prstGeom prst="rect">
+                      <a:avLst/>
+                    </a:prstGeom>
+                  </pic:spPr>
+                </pic:pic>
+              </a:graphicData>
+            </a:graphic>
+          </wp:inline>
+        </w:drawing>
+      </w:r>
+    </w:p>
+    <w:p>
+      <w:pPr>
+        <w:spacing w:after="200"/>
+        <w:jc w:val="center"/>
+      </w:pPr>
+      <w:r>
+        <w:rPr>
+          <w:i/>
+          <w:color w:val="6B7280"/>
+          <w:sz w:val="18"/>
+        </w:rPr>
+        <w:t>The King size is out of stock, so Take With is greyed out and the pillow will ship</w:t>
       </w:r>
     </w:p>
     <w:tbl>
@@ -5800,7 +6403,6 @@
         <w:pStyle w:val="Heading3"/>
       </w:pPr>
       <w:r>
-        <w:lastRenderedPageBreak/>
         <w:t>Bundles and included items</w:t>
       </w:r>
     </w:p>
@@ -5822,7 +6424,7 @@
       <w:pPr>
         <w:pStyle w:val="Heading2"/>
       </w:pPr>
-      <w:bookmarkStart w:id="12" w:name="_Toc240890907"/>
+      <w:bookmarkStart w:id="12" w:name="_Toc240927689"/>
       <w:r>
         <w:t>Adding shipping or a service later</w:t>
       </w:r>
@@ -5861,320 +6463,9 @@
         <w:rPr>
           <w:noProof/>
         </w:rPr>
+        <w:lastRenderedPageBreak/>
         <w:drawing>
-          <wp:inline distT="0" distB="0" distL="0" distR="0" wp14:anchorId="0BBD87E0" wp14:editId="01124AD6">
-            <wp:extent cx="4754880" cy="3194685"/>
-            <wp:effectExtent l="0" t="0" r="0" b="0"/>
-            <wp:docPr id="5" name="Picture 5"/>
-            <wp:cNvGraphicFramePr>
-              <a:graphicFrameLocks xmlns:a="http://schemas.openxmlformats.org/drawingml/2006/main" noChangeAspect="1"/>
-            </wp:cNvGraphicFramePr>
-            <a:graphic xmlns:a="http://schemas.openxmlformats.org/drawingml/2006/main">
-              <a:graphicData uri="http://schemas.openxmlformats.org/drawingml/2006/picture">
-                <pic:pic xmlns:pic="http://schemas.openxmlformats.org/drawingml/2006/picture">
-                  <pic:nvPicPr>
-                    <pic:cNvPr id="0" name="06_add_service.png"/>
-                    <pic:cNvPicPr/>
-                  </pic:nvPicPr>
-                  <pic:blipFill>
-                    <a:blip r:embed="rId13"/>
-                    <a:stretch>
-                      <a:fillRect/>
-                    </a:stretch>
-                  </pic:blipFill>
-                  <pic:spPr>
-                    <a:xfrm>
-                      <a:off x="0" y="0"/>
-                      <a:ext cx="4754880" cy="3194685"/>
-                    </a:xfrm>
-                    <a:prstGeom prst="rect">
-                      <a:avLst/>
-                    </a:prstGeom>
-                  </pic:spPr>
-                </pic:pic>
-              </a:graphicData>
-            </a:graphic>
-          </wp:inline>
-        </w:drawing>
-      </w:r>
-    </w:p>
-    <w:p>
-      <w:pPr>
-        <w:spacing w:after="200"/>
-        <w:jc w:val="center"/>
-      </w:pPr>
-      <w:r>
-        <w:rPr>
-          <w:i/>
-          <w:color w:val="6B7280"/>
-          <w:sz w:val="18"/>
-        </w:rPr>
-        <w:t>Adding a service to an item already on the order</w:t>
-      </w:r>
-    </w:p>
-    <w:p>
-      <w:pPr>
-        <w:pStyle w:val="Heading2"/>
-      </w:pPr>
-      <w:bookmarkStart w:id="13" w:name="_Toc240890908"/>
-      <w:r>
-        <w:t>Changing or removing an item</w:t>
-      </w:r>
-      <w:bookmarkEnd w:id="13"/>
-    </w:p>
-    <w:p>
-      <w:pPr>
-        <w:pStyle w:val="ListBullet"/>
-        <w:spacing w:after="60"/>
-      </w:pPr>
-      <w:r>
-        <w:rPr>
-          <w:b/>
-        </w:rPr>
-        <w:t>Edit</w:t>
-      </w:r>
-      <w:r>
-        <w:t xml:space="preserve"> lets you change the description, brand, size, unit price, discount and quantity. It also lets you mark the item </w:t>
-      </w:r>
-      <w:r>
-        <w:rPr>
-          <w:b/>
-        </w:rPr>
-        <w:t>Take with</w:t>
-      </w:r>
-      <w:r>
-        <w:t xml:space="preserve"> (the customer carries it out today) or </w:t>
-      </w:r>
-      <w:r>
-        <w:rPr>
-          <w:b/>
-        </w:rPr>
-        <w:t>Taxable</w:t>
-      </w:r>
-      <w:r>
-        <w:t>.</w:t>
-      </w:r>
-    </w:p>
-    <w:p>
-      <w:pPr>
-        <w:pStyle w:val="ListBullet"/>
-        <w:spacing w:after="60"/>
-      </w:pPr>
-      <w:r>
-        <w:rPr>
-          <w:b/>
-        </w:rPr>
-        <w:t>Remove</w:t>
-      </w:r>
-      <w:r>
-        <w:t xml:space="preserve"> takes the item off the order. The app asks you to confirm first.</w:t>
-      </w:r>
-    </w:p>
-    <w:p>
-      <w:r>
-        <w:t xml:space="preserve">Small labels on each item help you check the order at a glance: </w:t>
-      </w:r>
-      <w:r>
-        <w:rPr>
-          <w:b/>
-        </w:rPr>
-        <w:t>Take with</w:t>
-      </w:r>
-      <w:r>
-        <w:t xml:space="preserve">, </w:t>
-      </w:r>
-      <w:r>
-        <w:rPr>
-          <w:b/>
-        </w:rPr>
-        <w:t>Included</w:t>
-      </w:r>
-      <w:r>
-        <w:t xml:space="preserve"> (part of a bundle), a discount such as </w:t>
-      </w:r>
-      <w:r>
-        <w:rPr>
-          <w:b/>
-        </w:rPr>
-        <w:t>-10%</w:t>
-      </w:r>
-      <w:r>
-        <w:t xml:space="preserve">, and </w:t>
-      </w:r>
-      <w:r>
-        <w:rPr>
-          <w:b/>
-        </w:rPr>
-        <w:t>Not on sales sheet</w:t>
-      </w:r>
-      <w:r>
-        <w:t xml:space="preserve"> for a free service row that won't print.</w:t>
-      </w:r>
-    </w:p>
-    <w:p>
-      <w:pPr>
-        <w:pStyle w:val="Heading2"/>
-      </w:pPr>
-      <w:bookmarkStart w:id="14" w:name="_Toc240890909"/>
-      <w:r>
-        <w:t>Customer details</w:t>
-      </w:r>
-      <w:bookmarkEnd w:id="14"/>
-    </w:p>
-    <w:p>
-      <w:r>
-        <w:t xml:space="preserve">The right side of the screen (or the </w:t>
-      </w:r>
-      <w:r>
-        <w:rPr>
-          <w:b/>
-        </w:rPr>
-        <w:t>Customer</w:t>
-      </w:r>
-      <w:r>
-        <w:t xml:space="preserve"> tab on a phone) holds the same fields as the paper sales sheet:</w:t>
-      </w:r>
-    </w:p>
-    <w:p>
-      <w:pPr>
-        <w:pStyle w:val="ListBullet"/>
-        <w:spacing w:after="60"/>
-      </w:pPr>
-      <w:r>
-        <w:rPr>
-          <w:b/>
-        </w:rPr>
-        <w:t>Sale details</w:t>
-      </w:r>
-      <w:r>
-        <w:t>: Organization, Advertising source, Referral name and CFS rep name.</w:t>
-      </w:r>
-    </w:p>
-    <w:p>
-      <w:pPr>
-        <w:pStyle w:val="ListBullet"/>
-        <w:spacing w:after="60"/>
-      </w:pPr>
-      <w:r>
-        <w:rPr>
-          <w:b/>
-        </w:rPr>
-        <w:t>Customer billing name and address</w:t>
-      </w:r>
-      <w:r>
-        <w:t>: name, street address, unit, floor, suite, city, state, zip, cell, alternate phone and email.</w:t>
-      </w:r>
-    </w:p>
-    <w:p>
-      <w:pPr>
-        <w:pStyle w:val="ListBullet"/>
-        <w:spacing w:after="60"/>
-      </w:pPr>
-      <w:r>
-        <w:rPr>
-          <w:b/>
-        </w:rPr>
-        <w:t>Delivery address</w:t>
-      </w:r>
-      <w:r>
-        <w:t xml:space="preserve">: leave </w:t>
-      </w:r>
-      <w:r>
-        <w:rPr>
-          <w:b/>
-        </w:rPr>
-        <w:t>Same as billing</w:t>
-      </w:r>
-      <w:r>
-        <w:t xml:space="preserve"> ticked, or untick it to enter a different address.</w:t>
-      </w:r>
-    </w:p>
-    <w:p>
-      <w:pPr>
-        <w:pStyle w:val="ListBullet"/>
-        <w:spacing w:after="60"/>
-      </w:pPr>
-      <w:r>
-        <w:rPr>
-          <w:b/>
-        </w:rPr>
-        <w:lastRenderedPageBreak/>
-        <w:t>Comments</w:t>
-      </w:r>
-      <w:r>
-        <w:t>: anything the delivery crew or checkout table should know.</w:t>
-      </w:r>
-    </w:p>
-    <w:p>
-      <w:pPr>
-        <w:pStyle w:val="Heading3"/>
-      </w:pPr>
-      <w:r>
-        <w:t>Letting the customer type it in</w:t>
-      </w:r>
-    </w:p>
-    <w:p>
-      <w:r>
-        <w:t xml:space="preserve">Customers are often quicker (and more accurate) typing their own address. Tap </w:t>
-      </w:r>
-      <w:r>
-        <w:rPr>
-          <w:b/>
-        </w:rPr>
-        <w:t>Hand tablet to customer</w:t>
-      </w:r>
-      <w:r>
-        <w:t xml:space="preserve">. The customer sees a simple, large-print form titled </w:t>
-      </w:r>
-      <w:r>
-        <w:rPr>
-          <w:b/>
-        </w:rPr>
-        <w:t>Where should we deliver?</w:t>
-      </w:r>
-      <w:r>
-        <w:t xml:space="preserve"> with only the fields they need, including a choice of delivering </w:t>
-      </w:r>
-      <w:r>
-        <w:rPr>
-          <w:b/>
-        </w:rPr>
-        <w:t>To the address above</w:t>
-      </w:r>
-      <w:r>
-        <w:t xml:space="preserve"> or </w:t>
-      </w:r>
-      <w:r>
-        <w:rPr>
-          <w:b/>
-        </w:rPr>
-        <w:t>Somewhere else</w:t>
-      </w:r>
-      <w:r>
-        <w:t xml:space="preserve">. When they tap </w:t>
-      </w:r>
-      <w:r>
-        <w:rPr>
-          <w:b/>
-        </w:rPr>
-        <w:t>Done</w:t>
-      </w:r>
-      <w:r>
-        <w:t>, the details drop into the order and they hand the tablet back.</w:t>
-      </w:r>
-    </w:p>
-    <w:p>
-      <w:pPr>
-        <w:keepNext/>
-        <w:spacing w:after="40"/>
-        <w:jc w:val="center"/>
-      </w:pPr>
-      <w:r>
-        <w:rPr>
-          <w:noProof/>
-        </w:rPr>
-        <w:drawing>
-          <wp:inline distT="0" distB="0" distL="0" distR="0" wp14:anchorId="35CD9888" wp14:editId="2B617A5E">
+          <wp:inline distT="0" distB="0" distL="0" distR="0" wp14:anchorId="1EF04DA3" wp14:editId="03DF2EF9">
             <wp:extent cx="4754880" cy="3194685"/>
             <wp:effectExtent l="0" t="0" r="0" b="0"/>
             <wp:docPr id="6" name="Picture 6"/>
@@ -6185,7 +6476,7 @@
               <a:graphicData uri="http://schemas.openxmlformats.org/drawingml/2006/picture">
                 <pic:pic xmlns:pic="http://schemas.openxmlformats.org/drawingml/2006/picture">
                   <pic:nvPicPr>
-                    <pic:cNvPr id="0" name="05_customer_sheet.png"/>
+                    <pic:cNvPr id="0" name="06_add_service.png"/>
                     <pic:cNvPicPr/>
                   </pic:nvPicPr>
                   <pic:blipFill>
@@ -6221,6 +6512,318 @@
           <w:color w:val="6B7280"/>
           <w:sz w:val="18"/>
         </w:rPr>
+        <w:t>Adding a service to an item already on the order</w:t>
+      </w:r>
+    </w:p>
+    <w:p>
+      <w:pPr>
+        <w:pStyle w:val="Heading2"/>
+      </w:pPr>
+      <w:bookmarkStart w:id="13" w:name="_Toc240927690"/>
+      <w:r>
+        <w:t>Changing or removing an item</w:t>
+      </w:r>
+      <w:bookmarkEnd w:id="13"/>
+    </w:p>
+    <w:p>
+      <w:pPr>
+        <w:pStyle w:val="ListBullet"/>
+        <w:spacing w:after="60"/>
+      </w:pPr>
+      <w:r>
+        <w:rPr>
+          <w:b/>
+        </w:rPr>
+        <w:t>Edit</w:t>
+      </w:r>
+      <w:r>
+        <w:t xml:space="preserve"> lets you change the description, brand, size, unit price, discount and quantity. It also lets you mark the item </w:t>
+      </w:r>
+      <w:r>
+        <w:rPr>
+          <w:b/>
+        </w:rPr>
+        <w:t>Take with</w:t>
+      </w:r>
+      <w:r>
+        <w:t xml:space="preserve"> (the customer carries it out today) or </w:t>
+      </w:r>
+      <w:r>
+        <w:rPr>
+          <w:b/>
+        </w:rPr>
+        <w:t>Taxable</w:t>
+      </w:r>
+      <w:r>
+        <w:t>. For counted items, the Take with box shows how many are in stock and can't be ticked when there aren't enough.</w:t>
+      </w:r>
+    </w:p>
+    <w:p>
+      <w:pPr>
+        <w:pStyle w:val="ListBullet"/>
+        <w:spacing w:after="60"/>
+      </w:pPr>
+      <w:r>
+        <w:rPr>
+          <w:b/>
+        </w:rPr>
+        <w:t>Remove</w:t>
+      </w:r>
+      <w:r>
+        <w:t xml:space="preserve"> takes the item off the order. The app asks you to confirm first.</w:t>
+      </w:r>
+    </w:p>
+    <w:p>
+      <w:r>
+        <w:t xml:space="preserve">Small labels on each item help you check the order at a glance: </w:t>
+      </w:r>
+      <w:r>
+        <w:rPr>
+          <w:b/>
+        </w:rPr>
+        <w:t>Take with</w:t>
+      </w:r>
+      <w:r>
+        <w:t xml:space="preserve">, </w:t>
+      </w:r>
+      <w:r>
+        <w:rPr>
+          <w:b/>
+        </w:rPr>
+        <w:t>Included</w:t>
+      </w:r>
+      <w:r>
+        <w:t xml:space="preserve"> (part of a bundle), a discount such as </w:t>
+      </w:r>
+      <w:r>
+        <w:rPr>
+          <w:b/>
+        </w:rPr>
+        <w:t>-10%</w:t>
+      </w:r>
+      <w:r>
+        <w:t xml:space="preserve">, and </w:t>
+      </w:r>
+      <w:r>
+        <w:rPr>
+          <w:b/>
+        </w:rPr>
+        <w:t>Not on sales sheet</w:t>
+      </w:r>
+      <w:r>
+        <w:t xml:space="preserve"> for a free service row that won't print.</w:t>
+      </w:r>
+    </w:p>
+    <w:p>
+      <w:pPr>
+        <w:pStyle w:val="Heading2"/>
+      </w:pPr>
+      <w:bookmarkStart w:id="14" w:name="_Toc240927691"/>
+      <w:r>
+        <w:t>Customer details</w:t>
+      </w:r>
+      <w:bookmarkEnd w:id="14"/>
+    </w:p>
+    <w:p>
+      <w:r>
+        <w:t xml:space="preserve">The right side of the screen (or the </w:t>
+      </w:r>
+      <w:r>
+        <w:rPr>
+          <w:b/>
+        </w:rPr>
+        <w:t>Customer</w:t>
+      </w:r>
+      <w:r>
+        <w:t xml:space="preserve"> tab on a phone) holds the same fields as the paper sales sheet:</w:t>
+      </w:r>
+    </w:p>
+    <w:p>
+      <w:pPr>
+        <w:pStyle w:val="ListBullet"/>
+        <w:spacing w:after="60"/>
+      </w:pPr>
+      <w:r>
+        <w:rPr>
+          <w:b/>
+        </w:rPr>
+        <w:t>Sale details</w:t>
+      </w:r>
+      <w:r>
+        <w:t>: Organization, Advertising source, Referral name and CFS rep name.</w:t>
+      </w:r>
+    </w:p>
+    <w:p>
+      <w:pPr>
+        <w:pStyle w:val="ListBullet"/>
+        <w:spacing w:after="60"/>
+      </w:pPr>
+      <w:r>
+        <w:rPr>
+          <w:b/>
+        </w:rPr>
+        <w:t>Customer billing name and address</w:t>
+      </w:r>
+      <w:r>
+        <w:t>: name, street address, unit, floor, suite, city, state, zip, cell, alternate phone and email.</w:t>
+      </w:r>
+    </w:p>
+    <w:p>
+      <w:pPr>
+        <w:pStyle w:val="ListBullet"/>
+        <w:spacing w:after="60"/>
+      </w:pPr>
+      <w:r>
+        <w:rPr>
+          <w:b/>
+        </w:rPr>
+        <w:t>Delivery address</w:t>
+      </w:r>
+      <w:r>
+        <w:t xml:space="preserve">: leave </w:t>
+      </w:r>
+      <w:r>
+        <w:rPr>
+          <w:b/>
+        </w:rPr>
+        <w:t>Same as billing</w:t>
+      </w:r>
+      <w:r>
+        <w:t xml:space="preserve"> ticked, or untick it to enter a different address.</w:t>
+      </w:r>
+    </w:p>
+    <w:p>
+      <w:pPr>
+        <w:pStyle w:val="ListBullet"/>
+        <w:spacing w:after="60"/>
+      </w:pPr>
+      <w:r>
+        <w:rPr>
+          <w:b/>
+        </w:rPr>
+        <w:t>Comments</w:t>
+      </w:r>
+      <w:r>
+        <w:t>: anything the delivery crew or checkout table should know.</w:t>
+      </w:r>
+    </w:p>
+    <w:p>
+      <w:pPr>
+        <w:pStyle w:val="Heading3"/>
+      </w:pPr>
+      <w:r>
+        <w:t>Letting the customer type it in</w:t>
+      </w:r>
+    </w:p>
+    <w:p>
+      <w:r>
+        <w:t xml:space="preserve">Customers are often quicker (and more accurate) typing their own address. Tap </w:t>
+      </w:r>
+      <w:r>
+        <w:rPr>
+          <w:b/>
+        </w:rPr>
+        <w:t>Hand tablet to customer</w:t>
+      </w:r>
+      <w:r>
+        <w:t xml:space="preserve">. The customer sees a simple, large-print form titled </w:t>
+      </w:r>
+      <w:r>
+        <w:rPr>
+          <w:b/>
+        </w:rPr>
+        <w:t>Where should we deliver?</w:t>
+      </w:r>
+      <w:r>
+        <w:t xml:space="preserve"> with only the fields they need, including a choice of delivering </w:t>
+      </w:r>
+      <w:r>
+        <w:rPr>
+          <w:b/>
+        </w:rPr>
+        <w:t>To the address above</w:t>
+      </w:r>
+      <w:r>
+        <w:t xml:space="preserve"> or </w:t>
+      </w:r>
+      <w:r>
+        <w:rPr>
+          <w:b/>
+        </w:rPr>
+        <w:t>Somewhere else</w:t>
+      </w:r>
+      <w:r>
+        <w:t xml:space="preserve">. When they tap </w:t>
+      </w:r>
+      <w:r>
+        <w:rPr>
+          <w:b/>
+        </w:rPr>
+        <w:t>Done</w:t>
+      </w:r>
+      <w:r>
+        <w:t>, the details drop into the order and they hand the tablet back.</w:t>
+      </w:r>
+    </w:p>
+    <w:p>
+      <w:pPr>
+        <w:keepNext/>
+        <w:spacing w:after="40"/>
+        <w:jc w:val="center"/>
+      </w:pPr>
+      <w:r>
+        <w:rPr>
+          <w:noProof/>
+        </w:rPr>
+        <w:lastRenderedPageBreak/>
+        <w:drawing>
+          <wp:inline distT="0" distB="0" distL="0" distR="0" wp14:anchorId="2419C83F" wp14:editId="0C23DECC">
+            <wp:extent cx="4754880" cy="3194685"/>
+            <wp:effectExtent l="0" t="0" r="0" b="0"/>
+            <wp:docPr id="7" name="Picture 7"/>
+            <wp:cNvGraphicFramePr>
+              <a:graphicFrameLocks xmlns:a="http://schemas.openxmlformats.org/drawingml/2006/main" noChangeAspect="1"/>
+            </wp:cNvGraphicFramePr>
+            <a:graphic xmlns:a="http://schemas.openxmlformats.org/drawingml/2006/main">
+              <a:graphicData uri="http://schemas.openxmlformats.org/drawingml/2006/picture">
+                <pic:pic xmlns:pic="http://schemas.openxmlformats.org/drawingml/2006/picture">
+                  <pic:nvPicPr>
+                    <pic:cNvPr id="0" name="05_customer_sheet.png"/>
+                    <pic:cNvPicPr/>
+                  </pic:nvPicPr>
+                  <pic:blipFill>
+                    <a:blip r:embed="rId15"/>
+                    <a:stretch>
+                      <a:fillRect/>
+                    </a:stretch>
+                  </pic:blipFill>
+                  <pic:spPr>
+                    <a:xfrm>
+                      <a:off x="0" y="0"/>
+                      <a:ext cx="4754880" cy="3194685"/>
+                    </a:xfrm>
+                    <a:prstGeom prst="rect">
+                      <a:avLst/>
+                    </a:prstGeom>
+                  </pic:spPr>
+                </pic:pic>
+              </a:graphicData>
+            </a:graphic>
+          </wp:inline>
+        </w:drawing>
+      </w:r>
+    </w:p>
+    <w:p>
+      <w:pPr>
+        <w:spacing w:after="200"/>
+        <w:jc w:val="center"/>
+      </w:pPr>
+      <w:r>
+        <w:rPr>
+          <w:i/>
+          <w:color w:val="6B7280"/>
+          <w:sz w:val="18"/>
+        </w:rPr>
         <w:t>The customer-friendly address form</w:t>
       </w:r>
     </w:p>
@@ -6228,7 +6831,7 @@
       <w:pPr>
         <w:pStyle w:val="Heading2"/>
       </w:pPr>
-      <w:bookmarkStart w:id="15" w:name="_Toc240890910"/>
+      <w:bookmarkStart w:id="15" w:name="_Toc240927692"/>
       <w:r>
         <w:t>Sending the order to checkout</w:t>
       </w:r>
@@ -6406,7 +7009,7 @@
       <w:pPr>
         <w:pStyle w:val="Heading2"/>
       </w:pPr>
-      <w:bookmarkStart w:id="16" w:name="_Toc240890911"/>
+      <w:bookmarkStart w:id="16" w:name="_Toc240927693"/>
       <w:r>
         <w:lastRenderedPageBreak/>
         <w:t>Using a phone</w:t>
@@ -6424,10 +7027,10 @@
           <w:noProof/>
         </w:rPr>
         <w:drawing>
-          <wp:inline distT="0" distB="0" distL="0" distR="0" wp14:anchorId="55A028BC" wp14:editId="7C47A429">
+          <wp:inline distT="0" distB="0" distL="0" distR="0" wp14:anchorId="5726FDA4" wp14:editId="0DDD6C00">
             <wp:extent cx="2194560" cy="4749253"/>
             <wp:effectExtent l="0" t="0" r="0" b="0"/>
-            <wp:docPr id="7" name="Picture 7"/>
+            <wp:docPr id="8" name="Picture 8"/>
             <wp:cNvGraphicFramePr>
               <a:graphicFrameLocks xmlns:a="http://schemas.openxmlformats.org/drawingml/2006/main" noChangeAspect="1"/>
             </wp:cNvGraphicFramePr>
@@ -6439,7 +7042,7 @@
                     <pic:cNvPicPr/>
                   </pic:nvPicPr>
                   <pic:blipFill>
-                    <a:blip r:embed="rId15"/>
+                    <a:blip r:embed="rId16"/>
                     <a:stretch>
                       <a:fillRect/>
                     </a:stretch>
@@ -6502,7 +7105,7 @@
         <w:pStyle w:val="Heading1"/>
         <w:pageBreakBefore/>
       </w:pPr>
-      <w:bookmarkStart w:id="17" w:name="_Toc240890912"/>
+      <w:bookmarkStart w:id="17" w:name="_Toc240927694"/>
       <w:r>
         <w:lastRenderedPageBreak/>
         <w:t>Checking out a customer</w:t>
@@ -6543,10 +7146,10 @@
           <w:noProof/>
         </w:rPr>
         <w:drawing>
-          <wp:inline distT="0" distB="0" distL="0" distR="0" wp14:anchorId="6371C05D" wp14:editId="1DED9936">
+          <wp:inline distT="0" distB="0" distL="0" distR="0" wp14:anchorId="0284F34D" wp14:editId="41768666">
             <wp:extent cx="5760720" cy="3870484"/>
             <wp:effectExtent l="0" t="0" r="0" b="0"/>
-            <wp:docPr id="8" name="Picture 8"/>
+            <wp:docPr id="9" name="Picture 9"/>
             <wp:cNvGraphicFramePr>
               <a:graphicFrameLocks xmlns:a="http://schemas.openxmlformats.org/drawingml/2006/main" noChangeAspect="1"/>
             </wp:cNvGraphicFramePr>
@@ -6558,7 +7161,7 @@
                     <pic:cNvPicPr/>
                   </pic:nvPicPr>
                   <pic:blipFill>
-                    <a:blip r:embed="rId16"/>
+                    <a:blip r:embed="rId17"/>
                     <a:stretch>
                       <a:fillRect/>
                     </a:stretch>
@@ -6597,7 +7200,7 @@
       <w:pPr>
         <w:pStyle w:val="Heading2"/>
       </w:pPr>
-      <w:bookmarkStart w:id="18" w:name="_Toc240890913"/>
+      <w:bookmarkStart w:id="18" w:name="_Toc240927695"/>
       <w:r>
         <w:t>1. Review the order with the customer</w:t>
       </w:r>
@@ -6694,7 +7297,7 @@
       <w:pPr>
         <w:pStyle w:val="Heading2"/>
       </w:pPr>
-      <w:bookmarkStart w:id="19" w:name="_Toc240890914"/>
+      <w:bookmarkStart w:id="19" w:name="_Toc240927696"/>
       <w:r>
         <w:t>2. Take payment</w:t>
       </w:r>
@@ -7003,7 +7606,7 @@
       <w:pPr>
         <w:pStyle w:val="Heading2"/>
       </w:pPr>
-      <w:bookmarkStart w:id="20" w:name="_Toc240890915"/>
+      <w:bookmarkStart w:id="20" w:name="_Toc240927697"/>
       <w:r>
         <w:t>3. Acknowledgements (initials and signature)</w:t>
       </w:r>
@@ -7052,10 +7655,10 @@
           <w:noProof/>
         </w:rPr>
         <w:drawing>
-          <wp:inline distT="0" distB="0" distL="0" distR="0" wp14:anchorId="3F1B75E6" wp14:editId="1B86C4C2">
+          <wp:inline distT="0" distB="0" distL="0" distR="0" wp14:anchorId="7B0EBE16" wp14:editId="7F9F4A53">
             <wp:extent cx="4937760" cy="3317558"/>
             <wp:effectExtent l="0" t="0" r="0" b="0"/>
-            <wp:docPr id="9" name="Picture 9"/>
+            <wp:docPr id="10" name="Picture 10"/>
             <wp:cNvGraphicFramePr>
               <a:graphicFrameLocks xmlns:a="http://schemas.openxmlformats.org/drawingml/2006/main" noChangeAspect="1"/>
             </wp:cNvGraphicFramePr>
@@ -7067,7 +7670,7 @@
                     <pic:cNvPicPr/>
                   </pic:nvPicPr>
                   <pic:blipFill>
-                    <a:blip r:embed="rId17"/>
+                    <a:blip r:embed="rId18"/>
                     <a:stretch>
                       <a:fillRect/>
                     </a:stretch>
@@ -7120,7 +7723,7 @@
       <w:pPr>
         <w:pStyle w:val="Heading2"/>
       </w:pPr>
-      <w:bookmarkStart w:id="21" w:name="_Toc240890916"/>
+      <w:bookmarkStart w:id="21" w:name="_Toc240927698"/>
       <w:r>
         <w:t>4. Complete and print</w:t>
       </w:r>
@@ -7213,10 +7816,104 @@
       </w:pPr>
     </w:p>
     <w:p>
+      <w:r>
+        <w:t xml:space="preserve">Completing an order also takes any counted </w:t>
+      </w:r>
+      <w:r>
+        <w:rPr>
+          <w:b/>
+        </w:rPr>
+        <w:t>Take With</w:t>
+      </w:r>
+      <w:r>
+        <w:t xml:space="preserve"> items off the inventory, so the counts stay right without anyone having to update them by hand.</w:t>
+      </w:r>
+    </w:p>
+    <w:tbl>
+      <w:tblPr>
+        <w:tblW w:w="0" w:type="auto"/>
+        <w:jc w:val="center"/>
+        <w:tblLook w:val="04A0" w:firstRow="1" w:lastRow="0" w:firstColumn="1" w:lastColumn="0" w:noHBand="0" w:noVBand="1"/>
+      </w:tblPr>
+      <w:tblGrid>
+        <w:gridCol w:w="9360"/>
+      </w:tblGrid>
+      <w:tr>
+        <w:trPr>
+          <w:jc w:val="center"/>
+        </w:trPr>
+        <w:tc>
+          <w:tcPr>
+            <w:tcW w:w="9360" w:type="dxa"/>
+            <w:tcBorders>
+              <w:top w:val="single" w:sz="4" w:space="0" w:color="FEF3C7"/>
+              <w:left w:val="single" w:sz="36" w:space="0" w:color="D97706"/>
+              <w:bottom w:val="single" w:sz="4" w:space="0" w:color="FEF3C7"/>
+              <w:right w:val="single" w:sz="4" w:space="0" w:color="FEF3C7"/>
+            </w:tcBorders>
+            <w:shd w:val="clear" w:color="auto" w:fill="FEF3C7"/>
+            <w:tcMar>
+              <w:top w:w="120" w:type="dxa"/>
+              <w:left w:w="200" w:type="dxa"/>
+              <w:bottom w:w="120" w:type="dxa"/>
+              <w:right w:w="160" w:type="dxa"/>
+            </w:tcMar>
+          </w:tcPr>
+          <w:p>
+            <w:pPr>
+              <w:spacing w:after="0"/>
+            </w:pPr>
+            <w:r>
+              <w:rPr>
+                <w:b/>
+                <w:color w:val="D97706"/>
+              </w:rPr>
+              <w:t xml:space="preserve">Important:  </w:t>
+            </w:r>
+            <w:r>
+              <w:t xml:space="preserve">If another customer took the last one while this order was waiting, the app says the item is out of stock and won't complete the order yet. Change that item to ship instead: remove its </w:t>
+            </w:r>
+            <w:r>
+              <w:rPr>
+                <w:b/>
+              </w:rPr>
+              <w:t>Take With</w:t>
+            </w:r>
+            <w:r>
+              <w:t xml:space="preserve"> service row, tap </w:t>
+            </w:r>
+            <w:r>
+              <w:rPr>
+                <w:b/>
+              </w:rPr>
+              <w:t>Add service</w:t>
+            </w:r>
+            <w:r>
+              <w:t xml:space="preserve">, choose a shipping method such as Drop Ship, then tap </w:t>
+            </w:r>
+            <w:r>
+              <w:rPr>
+                <w:b/>
+              </w:rPr>
+              <w:t>Complete &amp; print</w:t>
+            </w:r>
+            <w:r>
+              <w:t xml:space="preserve"> again.</w:t>
+            </w:r>
+          </w:p>
+        </w:tc>
+      </w:tr>
+    </w:tbl>
+    <w:p>
+      <w:pPr>
+        <w:spacing w:after="40"/>
+      </w:pPr>
+    </w:p>
+    <w:p>
       <w:pPr>
         <w:pStyle w:val="Heading2"/>
       </w:pPr>
-      <w:bookmarkStart w:id="22" w:name="_Toc240890917"/>
+      <w:bookmarkStart w:id="22" w:name="_Toc240927699"/>
       <w:r>
         <w:t>Other checkout actions</w:t>
       </w:r>
@@ -7426,7 +8123,7 @@
         <w:pStyle w:val="Heading1"/>
         <w:pageBreakBefore/>
       </w:pPr>
-      <w:bookmarkStart w:id="23" w:name="_Toc240890918"/>
+      <w:bookmarkStart w:id="23" w:name="_Toc240927700"/>
       <w:r>
         <w:lastRenderedPageBreak/>
         <w:t>The sales sheet</w:t>
@@ -7449,10 +8146,10 @@
           <w:noProof/>
         </w:rPr>
         <w:drawing>
-          <wp:inline distT="0" distB="0" distL="0" distR="0" wp14:anchorId="1C3715E7" wp14:editId="08500714">
+          <wp:inline distT="0" distB="0" distL="0" distR="0" wp14:anchorId="1CF34791" wp14:editId="3C0D516E">
             <wp:extent cx="4023360" cy="3363278"/>
             <wp:effectExtent l="0" t="0" r="0" b="0"/>
-            <wp:docPr id="10" name="Picture 10"/>
+            <wp:docPr id="11" name="Picture 11"/>
             <wp:cNvGraphicFramePr>
               <a:graphicFrameLocks xmlns:a="http://schemas.openxmlformats.org/drawingml/2006/main" noChangeAspect="1"/>
             </wp:cNvGraphicFramePr>
@@ -7464,7 +8161,7 @@
                     <pic:cNvPicPr/>
                   </pic:nvPicPr>
                   <pic:blipFill>
-                    <a:blip r:embed="rId18"/>
+                    <a:blip r:embed="rId19"/>
                     <a:stretch>
                       <a:fillRect/>
                     </a:stretch>
@@ -7558,7 +8255,7 @@
         <w:pStyle w:val="Heading1"/>
         <w:pageBreakBefore/>
       </w:pPr>
-      <w:bookmarkStart w:id="24" w:name="_Toc240890919"/>
+      <w:bookmarkStart w:id="24" w:name="_Toc240927701"/>
       <w:r>
         <w:lastRenderedPageBreak/>
         <w:t>Looking up orders</w:t>
@@ -7590,10 +8287,10 @@
           <w:noProof/>
         </w:rPr>
         <w:drawing>
-          <wp:inline distT="0" distB="0" distL="0" distR="0" wp14:anchorId="012C3AAC" wp14:editId="18D39900">
+          <wp:inline distT="0" distB="0" distL="0" distR="0" wp14:anchorId="65F9B4F0" wp14:editId="379F3C12">
             <wp:extent cx="5760720" cy="3870484"/>
             <wp:effectExtent l="0" t="0" r="0" b="0"/>
-            <wp:docPr id="11" name="Picture 11"/>
+            <wp:docPr id="12" name="Picture 12"/>
             <wp:cNvGraphicFramePr>
               <a:graphicFrameLocks xmlns:a="http://schemas.openxmlformats.org/drawingml/2006/main" noChangeAspect="1"/>
             </wp:cNvGraphicFramePr>
@@ -7605,7 +8302,7 @@
                     <pic:cNvPicPr/>
                   </pic:nvPicPr>
                   <pic:blipFill>
-                    <a:blip r:embed="rId19"/>
+                    <a:blip r:embed="rId20"/>
                     <a:stretch>
                       <a:fillRect/>
                     </a:stretch>
@@ -7710,7 +8407,7 @@
       <w:pPr>
         <w:pStyle w:val="Heading2"/>
       </w:pPr>
-      <w:bookmarkStart w:id="25" w:name="_Toc240890920"/>
+      <w:bookmarkStart w:id="25" w:name="_Toc240927702"/>
       <w:r>
         <w:t>Extra options for admins</w:t>
       </w:r>
@@ -7800,10 +8497,10 @@
         </w:rPr>
         <w:lastRenderedPageBreak/>
         <w:drawing>
-          <wp:inline distT="0" distB="0" distL="0" distR="0" wp14:anchorId="08A1578B" wp14:editId="30A81380">
+          <wp:inline distT="0" distB="0" distL="0" distR="0" wp14:anchorId="72D0530E" wp14:editId="3D0F3C18">
             <wp:extent cx="4754880" cy="3194685"/>
             <wp:effectExtent l="0" t="0" r="0" b="0"/>
-            <wp:docPr id="12" name="Picture 12"/>
+            <wp:docPr id="13" name="Picture 13"/>
             <wp:cNvGraphicFramePr>
               <a:graphicFrameLocks xmlns:a="http://schemas.openxmlformats.org/drawingml/2006/main" noChangeAspect="1"/>
             </wp:cNvGraphicFramePr>
@@ -7815,7 +8512,7 @@
                     <pic:cNvPicPr/>
                   </pic:nvPicPr>
                   <pic:blipFill>
-                    <a:blip r:embed="rId20"/>
+                    <a:blip r:embed="rId21"/>
                     <a:stretch>
                       <a:fillRect/>
                     </a:stretch>
@@ -7892,7 +8589,7 @@
               <w:t xml:space="preserve">Important:  </w:t>
             </w:r>
             <w:r>
-              <w:t>A reopened sale drops out of the event's totals and printed sheets until it is completed again. Payments already recorded stay on it.</w:t>
+              <w:t>A reopened sale drops out of the event's totals and printed sheets until it is completed again. Payments already recorded stay on it. Any counted Take With items go back into the inventory, and come off again when the sale is completed.</w:t>
             </w:r>
           </w:p>
         </w:tc>
@@ -7908,7 +8605,7 @@
         <w:pStyle w:val="Heading1"/>
         <w:pageBreakBefore/>
       </w:pPr>
-      <w:bookmarkStart w:id="26" w:name="_Toc240890921"/>
+      <w:bookmarkStart w:id="26" w:name="_Toc240927703"/>
       <w:r>
         <w:lastRenderedPageBreak/>
         <w:t>The dashboard</w:t>
@@ -7958,10 +8655,10 @@
           <w:noProof/>
         </w:rPr>
         <w:drawing>
-          <wp:inline distT="0" distB="0" distL="0" distR="0" wp14:anchorId="3B00E6D6" wp14:editId="2CA46CF5">
+          <wp:inline distT="0" distB="0" distL="0" distR="0" wp14:anchorId="0C812FE0" wp14:editId="53165EF8">
             <wp:extent cx="4937760" cy="3317558"/>
             <wp:effectExtent l="0" t="0" r="0" b="0"/>
-            <wp:docPr id="13" name="Picture 13"/>
+            <wp:docPr id="14" name="Picture 14"/>
             <wp:cNvGraphicFramePr>
               <a:graphicFrameLocks xmlns:a="http://schemas.openxmlformats.org/drawingml/2006/main" noChangeAspect="1"/>
             </wp:cNvGraphicFramePr>
@@ -7973,7 +8670,7 @@
                     <pic:cNvPicPr/>
                   </pic:nvPicPr>
                   <pic:blipFill>
-                    <a:blip r:embed="rId21"/>
+                    <a:blip r:embed="rId22"/>
                     <a:stretch>
                       <a:fillRect/>
                     </a:stretch>
@@ -8506,36 +9203,53 @@
         <w:pStyle w:val="Heading1"/>
         <w:pageBreakBefore/>
       </w:pPr>
-      <w:bookmarkStart w:id="27" w:name="_Toc240890922"/>
+      <w:bookmarkStart w:id="27" w:name="_Toc240927704"/>
       <w:r>
         <w:lastRenderedPageBreak/>
-        <w:t>Admin: setting up an event</w:t>
+        <w:t>Keeping inventory</w:t>
       </w:r>
       <w:bookmarkEnd w:id="27"/>
     </w:p>
     <w:p>
       <w:r>
-        <w:t xml:space="preserve">Everything in this section is only available to </w:t>
-      </w:r>
-      <w:r>
-        <w:rPr>
-          <w:b/>
-        </w:rPr>
-        <w:t>Admins</w:t>
-      </w:r>
-      <w:r>
-        <w:t>.</w:t>
-      </w:r>
-    </w:p>
-    <w:p>
-      <w:pPr>
-        <w:pStyle w:val="Heading2"/>
-      </w:pPr>
-      <w:bookmarkStart w:id="28" w:name="_Toc240890923"/>
-      <w:r>
-        <w:t>Creating or editing an event</w:t>
-      </w:r>
-      <w:bookmarkEnd w:id="28"/>
+        <w:t xml:space="preserve">The </w:t>
+      </w:r>
+      <w:r>
+        <w:rPr>
+          <w:b/>
+        </w:rPr>
+        <w:t>Inventory</w:t>
+      </w:r>
+      <w:r>
+        <w:t xml:space="preserve"> screen keeps count of the accessories the cart carries, such as pillows and mattress protectors, so reps know what customers can take home today. It's available to </w:t>
+      </w:r>
+      <w:r>
+        <w:rPr>
+          <w:b/>
+        </w:rPr>
+        <w:t>Checkout</w:t>
+      </w:r>
+      <w:r>
+        <w:t xml:space="preserve">, </w:t>
+      </w:r>
+      <w:r>
+        <w:rPr>
+          <w:b/>
+        </w:rPr>
+        <w:t>Sales &amp; Checkout</w:t>
+      </w:r>
+      <w:r>
+        <w:t xml:space="preserve"> and </w:t>
+      </w:r>
+      <w:r>
+        <w:rPr>
+          <w:b/>
+        </w:rPr>
+        <w:t>Admin</w:t>
+      </w:r>
+      <w:r>
+        <w:t xml:space="preserve"> users. Sales reps don't see this screen, but they still see the stock counts when adding items.</w:t>
+      </w:r>
     </w:p>
     <w:p>
       <w:pPr>
@@ -8548,10 +9262,872 @@
           <w:noProof/>
         </w:rPr>
         <w:drawing>
-          <wp:inline distT="0" distB="0" distL="0" distR="0" wp14:anchorId="3AF4C0A1" wp14:editId="5A8EC138">
+          <wp:inline distT="0" distB="0" distL="0" distR="0" wp14:anchorId="1C462B95" wp14:editId="4B02C4A7">
+            <wp:extent cx="5760720" cy="3870484"/>
+            <wp:effectExtent l="0" t="0" r="0" b="0"/>
+            <wp:docPr id="15" name="Picture 15"/>
+            <wp:cNvGraphicFramePr>
+              <a:graphicFrameLocks xmlns:a="http://schemas.openxmlformats.org/drawingml/2006/main" noChangeAspect="1"/>
+            </wp:cNvGraphicFramePr>
+            <a:graphic xmlns:a="http://schemas.openxmlformats.org/drawingml/2006/main">
+              <a:graphicData uri="http://schemas.openxmlformats.org/drawingml/2006/picture">
+                <pic:pic xmlns:pic="http://schemas.openxmlformats.org/drawingml/2006/picture">
+                  <pic:nvPicPr>
+                    <pic:cNvPr id="0" name="23_inventory.png"/>
+                    <pic:cNvPicPr/>
+                  </pic:nvPicPr>
+                  <pic:blipFill>
+                    <a:blip r:embed="rId23"/>
+                    <a:stretch>
+                      <a:fillRect/>
+                    </a:stretch>
+                  </pic:blipFill>
+                  <pic:spPr>
+                    <a:xfrm>
+                      <a:off x="0" y="0"/>
+                      <a:ext cx="5760720" cy="3870484"/>
+                    </a:xfrm>
+                    <a:prstGeom prst="rect">
+                      <a:avLst/>
+                    </a:prstGeom>
+                  </pic:spPr>
+                </pic:pic>
+              </a:graphicData>
+            </a:graphic>
+          </wp:inline>
+        </w:drawing>
+      </w:r>
+    </w:p>
+    <w:p>
+      <w:pPr>
+        <w:spacing w:after="200"/>
+        <w:jc w:val="center"/>
+      </w:pPr>
+      <w:r>
+        <w:rPr>
+          <w:i/>
+          <w:color w:val="6B7280"/>
+          <w:sz w:val="18"/>
+        </w:rPr>
+        <w:t>The Inventory screen</w:t>
+      </w:r>
+    </w:p>
+    <w:p>
+      <w:pPr>
+        <w:pStyle w:val="Heading2"/>
+      </w:pPr>
+      <w:bookmarkStart w:id="28" w:name="_Toc240927705"/>
+      <w:r>
+        <w:t>What's on the screen</w:t>
+      </w:r>
+      <w:bookmarkEnd w:id="28"/>
+    </w:p>
+    <w:p>
+      <w:pPr>
+        <w:pStyle w:val="ListBullet"/>
+        <w:spacing w:after="60"/>
+      </w:pPr>
+      <w:r>
+        <w:t>Each counted product is listed under its category, with one row per size.</w:t>
+      </w:r>
+    </w:p>
+    <w:p>
+      <w:pPr>
+        <w:pStyle w:val="ListBullet"/>
+        <w:spacing w:after="60"/>
+      </w:pPr>
+      <w:r>
+        <w:t xml:space="preserve">The big number is how many are on hand. It turns red and shows </w:t>
+      </w:r>
+      <w:r>
+        <w:rPr>
+          <w:b/>
+        </w:rPr>
+        <w:t>Out of stock - ship only</w:t>
+      </w:r>
+      <w:r>
+        <w:t xml:space="preserve"> at zero, and shows </w:t>
+      </w:r>
+      <w:r>
+        <w:rPr>
+          <w:b/>
+        </w:rPr>
+        <w:t>Running low</w:t>
+      </w:r>
+      <w:r>
+        <w:t xml:space="preserve"> at 2 or fewer.</w:t>
+      </w:r>
+    </w:p>
+    <w:p>
+      <w:pPr>
+        <w:pStyle w:val="ListBullet"/>
+        <w:spacing w:after="60"/>
+      </w:pPr>
+      <w:r>
+        <w:t>The line at the top shows the total units on hand and how many sizes are out of stock.</w:t>
+      </w:r>
+    </w:p>
+    <w:p>
+      <w:pPr>
+        <w:pStyle w:val="ListBullet"/>
+        <w:spacing w:after="60"/>
+      </w:pPr>
+      <w:r>
+        <w:t xml:space="preserve">Use the category buttons or </w:t>
+      </w:r>
+      <w:r>
+        <w:rPr>
+          <w:b/>
+        </w:rPr>
+        <w:t>Search</w:t>
+      </w:r>
+      <w:r>
+        <w:t xml:space="preserve"> to find an item quickly, and </w:t>
+      </w:r>
+      <w:r>
+        <w:rPr>
+          <w:b/>
+        </w:rPr>
+        <w:t>Refresh</w:t>
+      </w:r>
+      <w:r>
+        <w:t xml:space="preserve"> to pick up changes made on another tablet.</w:t>
+      </w:r>
+    </w:p>
+    <w:p>
+      <w:pPr>
+        <w:pStyle w:val="Heading2"/>
+      </w:pPr>
+      <w:bookmarkStart w:id="29" w:name="_Toc240927706"/>
+      <w:r>
+        <w:t>Updating a count</w:t>
+      </w:r>
+      <w:bookmarkEnd w:id="29"/>
+    </w:p>
+    <w:p>
+      <w:r>
+        <w:t>There are two ways to change a count:</w:t>
+      </w:r>
+    </w:p>
+    <w:p>
+      <w:pPr>
+        <w:pStyle w:val="ListBullet"/>
+        <w:spacing w:after="60"/>
+      </w:pPr>
+      <w:r>
+        <w:t xml:space="preserve">Tap </w:t>
+      </w:r>
+      <w:r>
+        <w:rPr>
+          <w:b/>
+        </w:rPr>
+        <w:t>+</w:t>
+      </w:r>
+      <w:r>
+        <w:t xml:space="preserve"> or </w:t>
+      </w:r>
+      <w:r>
+        <w:rPr>
+          <w:b/>
+        </w:rPr>
+        <w:t>-</w:t>
+      </w:r>
+      <w:r>
+        <w:t xml:space="preserve"> to add or remove one. This is handy when a single pillow turns up or is set aside as a floor sample.</w:t>
+      </w:r>
+    </w:p>
+    <w:p>
+      <w:pPr>
+        <w:pStyle w:val="ListBullet"/>
+        <w:spacing w:after="60"/>
+      </w:pPr>
+      <w:r>
+        <w:lastRenderedPageBreak/>
+        <w:t xml:space="preserve">Tap the number itself to type in a new count. Use this when a delivery arrives or at the end-of-event tally. You can add a short </w:t>
+      </w:r>
+      <w:r>
+        <w:rPr>
+          <w:b/>
+        </w:rPr>
+        <w:t>Note</w:t>
+      </w:r>
+      <w:r>
+        <w:t xml:space="preserve">, such as "Delivery received", then tap </w:t>
+      </w:r>
+      <w:r>
+        <w:rPr>
+          <w:b/>
+        </w:rPr>
+        <w:t>Save count</w:t>
+      </w:r>
+      <w:r>
+        <w:t>.</w:t>
+      </w:r>
+    </w:p>
+    <w:p>
+      <w:pPr>
+        <w:keepNext/>
+        <w:spacing w:after="40"/>
+        <w:jc w:val="center"/>
+      </w:pPr>
+      <w:r>
+        <w:rPr>
+          <w:noProof/>
+        </w:rPr>
+        <w:drawing>
+          <wp:inline distT="0" distB="0" distL="0" distR="0" wp14:anchorId="443F061F" wp14:editId="40DAA9BB">
+            <wp:extent cx="5120640" cy="3440430"/>
+            <wp:effectExtent l="0" t="0" r="0" b="0"/>
+            <wp:docPr id="16" name="Picture 16"/>
+            <wp:cNvGraphicFramePr>
+              <a:graphicFrameLocks xmlns:a="http://schemas.openxmlformats.org/drawingml/2006/main" noChangeAspect="1"/>
+            </wp:cNvGraphicFramePr>
+            <a:graphic xmlns:a="http://schemas.openxmlformats.org/drawingml/2006/main">
+              <a:graphicData uri="http://schemas.openxmlformats.org/drawingml/2006/picture">
+                <pic:pic xmlns:pic="http://schemas.openxmlformats.org/drawingml/2006/picture">
+                  <pic:nvPicPr>
+                    <pic:cNvPr id="0" name="24_inventory_count.png"/>
+                    <pic:cNvPicPr/>
+                  </pic:nvPicPr>
+                  <pic:blipFill>
+                    <a:blip r:embed="rId24"/>
+                    <a:stretch>
+                      <a:fillRect/>
+                    </a:stretch>
+                  </pic:blipFill>
+                  <pic:spPr>
+                    <a:xfrm>
+                      <a:off x="0" y="0"/>
+                      <a:ext cx="5120640" cy="3440430"/>
+                    </a:xfrm>
+                    <a:prstGeom prst="rect">
+                      <a:avLst/>
+                    </a:prstGeom>
+                  </pic:spPr>
+                </pic:pic>
+              </a:graphicData>
+            </a:graphic>
+          </wp:inline>
+        </w:drawing>
+      </w:r>
+    </w:p>
+    <w:p>
+      <w:pPr>
+        <w:spacing w:after="200"/>
+        <w:jc w:val="center"/>
+      </w:pPr>
+      <w:r>
+        <w:rPr>
+          <w:i/>
+          <w:color w:val="6B7280"/>
+          <w:sz w:val="18"/>
+        </w:rPr>
+        <w:t>Typing in a new count</w:t>
+      </w:r>
+    </w:p>
+    <w:p>
+      <w:pPr>
+        <w:pStyle w:val="Heading2"/>
+      </w:pPr>
+      <w:bookmarkStart w:id="30" w:name="_Toc240927707"/>
+      <w:r>
+        <w:t>What changes the count automatically</w:t>
+      </w:r>
+      <w:bookmarkEnd w:id="30"/>
+    </w:p>
+    <w:tbl>
+      <w:tblPr>
+        <w:tblW w:w="0" w:type="auto"/>
+        <w:jc w:val="center"/>
+        <w:tblLook w:val="04A0" w:firstRow="1" w:lastRow="0" w:firstColumn="1" w:lastColumn="0" w:noHBand="0" w:noVBand="1"/>
+      </w:tblPr>
+      <w:tblGrid>
+        <w:gridCol w:w="4896"/>
+        <w:gridCol w:w="4464"/>
+      </w:tblGrid>
+      <w:tr>
+        <w:trPr>
+          <w:jc w:val="center"/>
+        </w:trPr>
+        <w:tc>
+          <w:tcPr>
+            <w:tcW w:w="4896" w:type="dxa"/>
+            <w:tcBorders>
+              <w:top w:val="single" w:sz="4" w:space="0" w:color="0369A1"/>
+              <w:left w:val="single" w:sz="4" w:space="0" w:color="0369A1"/>
+              <w:bottom w:val="single" w:sz="4" w:space="0" w:color="0369A1"/>
+              <w:right w:val="single" w:sz="4" w:space="0" w:color="0369A1"/>
+            </w:tcBorders>
+            <w:shd w:val="clear" w:color="auto" w:fill="0369A1"/>
+            <w:tcMar>
+              <w:top w:w="100" w:type="dxa"/>
+              <w:left w:w="140" w:type="dxa"/>
+              <w:bottom w:w="100" w:type="dxa"/>
+              <w:right w:w="140" w:type="dxa"/>
+            </w:tcMar>
+          </w:tcPr>
+          <w:p>
+            <w:pPr>
+              <w:spacing w:after="0"/>
+            </w:pPr>
+            <w:r>
+              <w:rPr>
+                <w:b/>
+                <w:color w:val="FFFFFF"/>
+              </w:rPr>
+              <w:t>When this happens</w:t>
+            </w:r>
+          </w:p>
+        </w:tc>
+        <w:tc>
+          <w:tcPr>
+            <w:tcW w:w="4464" w:type="dxa"/>
+            <w:tcBorders>
+              <w:top w:val="single" w:sz="4" w:space="0" w:color="0369A1"/>
+              <w:left w:val="single" w:sz="4" w:space="0" w:color="0369A1"/>
+              <w:bottom w:val="single" w:sz="4" w:space="0" w:color="0369A1"/>
+              <w:right w:val="single" w:sz="4" w:space="0" w:color="0369A1"/>
+            </w:tcBorders>
+            <w:shd w:val="clear" w:color="auto" w:fill="0369A1"/>
+            <w:tcMar>
+              <w:top w:w="100" w:type="dxa"/>
+              <w:left w:w="140" w:type="dxa"/>
+              <w:bottom w:w="100" w:type="dxa"/>
+              <w:right w:w="140" w:type="dxa"/>
+            </w:tcMar>
+          </w:tcPr>
+          <w:p>
+            <w:pPr>
+              <w:spacing w:after="0"/>
+            </w:pPr>
+            <w:r>
+              <w:rPr>
+                <w:b/>
+                <w:color w:val="FFFFFF"/>
+              </w:rPr>
+              <w:t>The count</w:t>
+            </w:r>
+          </w:p>
+        </w:tc>
+      </w:tr>
+      <w:tr>
+        <w:trPr>
+          <w:jc w:val="center"/>
+        </w:trPr>
+        <w:tc>
+          <w:tcPr>
+            <w:tcW w:w="4896" w:type="dxa"/>
+            <w:tcBorders>
+              <w:top w:val="single" w:sz="4" w:space="0" w:color="D1D5DB"/>
+              <w:left w:val="single" w:sz="4" w:space="0" w:color="D1D5DB"/>
+              <w:bottom w:val="single" w:sz="4" w:space="0" w:color="D1D5DB"/>
+              <w:right w:val="single" w:sz="4" w:space="0" w:color="D1D5DB"/>
+            </w:tcBorders>
+            <w:tcMar>
+              <w:top w:w="100" w:type="dxa"/>
+              <w:left w:w="140" w:type="dxa"/>
+              <w:bottom w:w="100" w:type="dxa"/>
+              <w:right w:w="140" w:type="dxa"/>
+            </w:tcMar>
+          </w:tcPr>
+          <w:p>
+            <w:pPr>
+              <w:spacing w:after="0"/>
+            </w:pPr>
+            <w:r>
+              <w:t>Checkout completes an order with a counted Take With item</w:t>
+            </w:r>
+          </w:p>
+        </w:tc>
+        <w:tc>
+          <w:tcPr>
+            <w:tcW w:w="4464" w:type="dxa"/>
+            <w:tcBorders>
+              <w:top w:val="single" w:sz="4" w:space="0" w:color="D1D5DB"/>
+              <w:left w:val="single" w:sz="4" w:space="0" w:color="D1D5DB"/>
+              <w:bottom w:val="single" w:sz="4" w:space="0" w:color="D1D5DB"/>
+              <w:right w:val="single" w:sz="4" w:space="0" w:color="D1D5DB"/>
+            </w:tcBorders>
+            <w:tcMar>
+              <w:top w:w="100" w:type="dxa"/>
+              <w:left w:w="140" w:type="dxa"/>
+              <w:bottom w:w="100" w:type="dxa"/>
+              <w:right w:w="140" w:type="dxa"/>
+            </w:tcMar>
+          </w:tcPr>
+          <w:p>
+            <w:pPr>
+              <w:spacing w:after="0"/>
+            </w:pPr>
+            <w:r>
+              <w:t xml:space="preserve">Goes </w:t>
+            </w:r>
+            <w:r>
+              <w:rPr>
+                <w:b/>
+              </w:rPr>
+              <w:t>down</w:t>
+            </w:r>
+            <w:r>
+              <w:t xml:space="preserve"> by the quantity sold.</w:t>
+            </w:r>
+          </w:p>
+        </w:tc>
+      </w:tr>
+      <w:tr>
+        <w:trPr>
+          <w:jc w:val="center"/>
+        </w:trPr>
+        <w:tc>
+          <w:tcPr>
+            <w:tcW w:w="4896" w:type="dxa"/>
+            <w:tcBorders>
+              <w:top w:val="single" w:sz="4" w:space="0" w:color="D1D5DB"/>
+              <w:left w:val="single" w:sz="4" w:space="0" w:color="D1D5DB"/>
+              <w:bottom w:val="single" w:sz="4" w:space="0" w:color="D1D5DB"/>
+              <w:right w:val="single" w:sz="4" w:space="0" w:color="D1D5DB"/>
+            </w:tcBorders>
+            <w:shd w:val="clear" w:color="auto" w:fill="F3F4F6"/>
+            <w:tcMar>
+              <w:top w:w="100" w:type="dxa"/>
+              <w:left w:w="140" w:type="dxa"/>
+              <w:bottom w:w="100" w:type="dxa"/>
+              <w:right w:w="140" w:type="dxa"/>
+            </w:tcMar>
+          </w:tcPr>
+          <w:p>
+            <w:pPr>
+              <w:spacing w:after="0"/>
+            </w:pPr>
+            <w:r>
+              <w:t>An admin reopens that completed order, or it's voided</w:t>
+            </w:r>
+          </w:p>
+        </w:tc>
+        <w:tc>
+          <w:tcPr>
+            <w:tcW w:w="4464" w:type="dxa"/>
+            <w:tcBorders>
+              <w:top w:val="single" w:sz="4" w:space="0" w:color="D1D5DB"/>
+              <w:left w:val="single" w:sz="4" w:space="0" w:color="D1D5DB"/>
+              <w:bottom w:val="single" w:sz="4" w:space="0" w:color="D1D5DB"/>
+              <w:right w:val="single" w:sz="4" w:space="0" w:color="D1D5DB"/>
+            </w:tcBorders>
+            <w:shd w:val="clear" w:color="auto" w:fill="F3F4F6"/>
+            <w:tcMar>
+              <w:top w:w="100" w:type="dxa"/>
+              <w:left w:w="140" w:type="dxa"/>
+              <w:bottom w:w="100" w:type="dxa"/>
+              <w:right w:w="140" w:type="dxa"/>
+            </w:tcMar>
+          </w:tcPr>
+          <w:p>
+            <w:pPr>
+              <w:spacing w:after="0"/>
+            </w:pPr>
+            <w:r>
+              <w:t xml:space="preserve">Goes back </w:t>
+            </w:r>
+            <w:r>
+              <w:rPr>
+                <w:b/>
+              </w:rPr>
+              <w:t>up</w:t>
+            </w:r>
+            <w:r>
+              <w:t>, so the stock is available again.</w:t>
+            </w:r>
+          </w:p>
+        </w:tc>
+      </w:tr>
+      <w:tr>
+        <w:trPr>
+          <w:jc w:val="center"/>
+        </w:trPr>
+        <w:tc>
+          <w:tcPr>
+            <w:tcW w:w="4896" w:type="dxa"/>
+            <w:tcBorders>
+              <w:top w:val="single" w:sz="4" w:space="0" w:color="D1D5DB"/>
+              <w:left w:val="single" w:sz="4" w:space="0" w:color="D1D5DB"/>
+              <w:bottom w:val="single" w:sz="4" w:space="0" w:color="D1D5DB"/>
+              <w:right w:val="single" w:sz="4" w:space="0" w:color="D1D5DB"/>
+            </w:tcBorders>
+            <w:tcMar>
+              <w:top w:w="100" w:type="dxa"/>
+              <w:left w:w="140" w:type="dxa"/>
+              <w:bottom w:w="100" w:type="dxa"/>
+              <w:right w:w="140" w:type="dxa"/>
+            </w:tcMar>
+          </w:tcPr>
+          <w:p>
+            <w:pPr>
+              <w:spacing w:after="0"/>
+            </w:pPr>
+            <w:r>
+              <w:t>The reopened order is completed again</w:t>
+            </w:r>
+          </w:p>
+        </w:tc>
+        <w:tc>
+          <w:tcPr>
+            <w:tcW w:w="4464" w:type="dxa"/>
+            <w:tcBorders>
+              <w:top w:val="single" w:sz="4" w:space="0" w:color="D1D5DB"/>
+              <w:left w:val="single" w:sz="4" w:space="0" w:color="D1D5DB"/>
+              <w:bottom w:val="single" w:sz="4" w:space="0" w:color="D1D5DB"/>
+              <w:right w:val="single" w:sz="4" w:space="0" w:color="D1D5DB"/>
+            </w:tcBorders>
+            <w:tcMar>
+              <w:top w:w="100" w:type="dxa"/>
+              <w:left w:w="140" w:type="dxa"/>
+              <w:bottom w:w="100" w:type="dxa"/>
+              <w:right w:w="140" w:type="dxa"/>
+            </w:tcMar>
+          </w:tcPr>
+          <w:p>
+            <w:pPr>
+              <w:spacing w:after="0"/>
+            </w:pPr>
+            <w:r>
+              <w:t xml:space="preserve">Goes </w:t>
+            </w:r>
+            <w:r>
+              <w:rPr>
+                <w:b/>
+              </w:rPr>
+              <w:t>down</w:t>
+            </w:r>
+            <w:r>
+              <w:t xml:space="preserve"> again.</w:t>
+            </w:r>
+          </w:p>
+        </w:tc>
+      </w:tr>
+      <w:tr>
+        <w:trPr>
+          <w:jc w:val="center"/>
+        </w:trPr>
+        <w:tc>
+          <w:tcPr>
+            <w:tcW w:w="4896" w:type="dxa"/>
+            <w:tcBorders>
+              <w:top w:val="single" w:sz="4" w:space="0" w:color="D1D5DB"/>
+              <w:left w:val="single" w:sz="4" w:space="0" w:color="D1D5DB"/>
+              <w:bottom w:val="single" w:sz="4" w:space="0" w:color="D1D5DB"/>
+              <w:right w:val="single" w:sz="4" w:space="0" w:color="D1D5DB"/>
+            </w:tcBorders>
+            <w:shd w:val="clear" w:color="auto" w:fill="F3F4F6"/>
+            <w:tcMar>
+              <w:top w:w="100" w:type="dxa"/>
+              <w:left w:w="140" w:type="dxa"/>
+              <w:bottom w:w="100" w:type="dxa"/>
+              <w:right w:w="140" w:type="dxa"/>
+            </w:tcMar>
+          </w:tcPr>
+          <w:p>
+            <w:pPr>
+              <w:spacing w:after="0"/>
+            </w:pPr>
+            <w:r>
+              <w:t>An item ships instead (Drop Ship, White Glove and so on)</w:t>
+            </w:r>
+          </w:p>
+        </w:tc>
+        <w:tc>
+          <w:tcPr>
+            <w:tcW w:w="4464" w:type="dxa"/>
+            <w:tcBorders>
+              <w:top w:val="single" w:sz="4" w:space="0" w:color="D1D5DB"/>
+              <w:left w:val="single" w:sz="4" w:space="0" w:color="D1D5DB"/>
+              <w:bottom w:val="single" w:sz="4" w:space="0" w:color="D1D5DB"/>
+              <w:right w:val="single" w:sz="4" w:space="0" w:color="D1D5DB"/>
+            </w:tcBorders>
+            <w:shd w:val="clear" w:color="auto" w:fill="F3F4F6"/>
+            <w:tcMar>
+              <w:top w:w="100" w:type="dxa"/>
+              <w:left w:w="140" w:type="dxa"/>
+              <w:bottom w:w="100" w:type="dxa"/>
+              <w:right w:w="140" w:type="dxa"/>
+            </w:tcMar>
+          </w:tcPr>
+          <w:p>
+            <w:pPr>
+              <w:spacing w:after="0"/>
+            </w:pPr>
+            <w:r>
+              <w:t>Doesn't change, because the item isn't leaving the cart.</w:t>
+            </w:r>
+          </w:p>
+        </w:tc>
+      </w:tr>
+    </w:tbl>
+    <w:p>
+      <w:pPr>
+        <w:spacing w:after="40"/>
+      </w:pPr>
+    </w:p>
+    <w:tbl>
+      <w:tblPr>
+        <w:tblW w:w="0" w:type="auto"/>
+        <w:jc w:val="center"/>
+        <w:tblLook w:val="04A0" w:firstRow="1" w:lastRow="0" w:firstColumn="1" w:lastColumn="0" w:noHBand="0" w:noVBand="1"/>
+      </w:tblPr>
+      <w:tblGrid>
+        <w:gridCol w:w="9360"/>
+      </w:tblGrid>
+      <w:tr>
+        <w:trPr>
+          <w:jc w:val="center"/>
+        </w:trPr>
+        <w:tc>
+          <w:tcPr>
+            <w:tcW w:w="9360" w:type="dxa"/>
+            <w:tcBorders>
+              <w:top w:val="single" w:sz="4" w:space="0" w:color="F3F4F6"/>
+              <w:left w:val="single" w:sz="36" w:space="0" w:color="6B7280"/>
+              <w:bottom w:val="single" w:sz="4" w:space="0" w:color="F3F4F6"/>
+              <w:right w:val="single" w:sz="4" w:space="0" w:color="F3F4F6"/>
+            </w:tcBorders>
+            <w:shd w:val="clear" w:color="auto" w:fill="F3F4F6"/>
+            <w:tcMar>
+              <w:top w:w="120" w:type="dxa"/>
+              <w:left w:w="200" w:type="dxa"/>
+              <w:bottom w:w="120" w:type="dxa"/>
+              <w:right w:w="160" w:type="dxa"/>
+            </w:tcMar>
+          </w:tcPr>
+          <w:p>
+            <w:pPr>
+              <w:spacing w:after="0"/>
+            </w:pPr>
+            <w:r>
+              <w:rPr>
+                <w:b/>
+                <w:color w:val="6B7280"/>
+              </w:rPr>
+              <w:t xml:space="preserve">Good to know:  </w:t>
+            </w:r>
+            <w:r>
+              <w:t xml:space="preserve">The count only changes when checkout </w:t>
+            </w:r>
+            <w:r>
+              <w:rPr>
+                <w:b/>
+              </w:rPr>
+              <w:t>completes</w:t>
+            </w:r>
+            <w:r>
+              <w:t xml:space="preserve"> the order, not when a rep adds the item. Until then, two open orders could both plan to take the last one. Whoever completes first gets it, and the other order is asked to ship instead.</w:t>
+            </w:r>
+          </w:p>
+        </w:tc>
+      </w:tr>
+    </w:tbl>
+    <w:p>
+      <w:pPr>
+        <w:spacing w:after="40"/>
+      </w:pPr>
+    </w:p>
+    <w:p>
+      <w:pPr>
+        <w:pStyle w:val="Heading2"/>
+      </w:pPr>
+      <w:bookmarkStart w:id="31" w:name="_Toc240927708"/>
+      <w:r>
+        <w:lastRenderedPageBreak/>
+        <w:t>Seeing the history</w:t>
+      </w:r>
+      <w:bookmarkEnd w:id="31"/>
+    </w:p>
+    <w:p>
+      <w:r>
+        <w:t>Tap the clock icon next to a size to see every change to its count: who made it, when, why (a count change, a Take With sale or a return to stock) and how many were left afterwards.</w:t>
+      </w:r>
+    </w:p>
+    <w:p>
+      <w:pPr>
+        <w:keepNext/>
+        <w:spacing w:after="40"/>
+        <w:jc w:val="center"/>
+      </w:pPr>
+      <w:r>
+        <w:rPr>
+          <w:noProof/>
+        </w:rPr>
+        <w:drawing>
+          <wp:inline distT="0" distB="0" distL="0" distR="0" wp14:anchorId="1FAE35F0" wp14:editId="79580B34">
+            <wp:extent cx="5120640" cy="3440430"/>
+            <wp:effectExtent l="0" t="0" r="0" b="0"/>
+            <wp:docPr id="17" name="Picture 17"/>
+            <wp:cNvGraphicFramePr>
+              <a:graphicFrameLocks xmlns:a="http://schemas.openxmlformats.org/drawingml/2006/main" noChangeAspect="1"/>
+            </wp:cNvGraphicFramePr>
+            <a:graphic xmlns:a="http://schemas.openxmlformats.org/drawingml/2006/main">
+              <a:graphicData uri="http://schemas.openxmlformats.org/drawingml/2006/picture">
+                <pic:pic xmlns:pic="http://schemas.openxmlformats.org/drawingml/2006/picture">
+                  <pic:nvPicPr>
+                    <pic:cNvPr id="0" name="25_inventory_history.png"/>
+                    <pic:cNvPicPr/>
+                  </pic:nvPicPr>
+                  <pic:blipFill>
+                    <a:blip r:embed="rId25"/>
+                    <a:stretch>
+                      <a:fillRect/>
+                    </a:stretch>
+                  </pic:blipFill>
+                  <pic:spPr>
+                    <a:xfrm>
+                      <a:off x="0" y="0"/>
+                      <a:ext cx="5120640" cy="3440430"/>
+                    </a:xfrm>
+                    <a:prstGeom prst="rect">
+                      <a:avLst/>
+                    </a:prstGeom>
+                  </pic:spPr>
+                </pic:pic>
+              </a:graphicData>
+            </a:graphic>
+          </wp:inline>
+        </w:drawing>
+      </w:r>
+    </w:p>
+    <w:p>
+      <w:pPr>
+        <w:spacing w:after="200"/>
+        <w:jc w:val="center"/>
+      </w:pPr>
+      <w:r>
+        <w:rPr>
+          <w:i/>
+          <w:color w:val="6B7280"/>
+          <w:sz w:val="18"/>
+        </w:rPr>
+        <w:t>The history of one size</w:t>
+      </w:r>
+    </w:p>
+    <w:tbl>
+      <w:tblPr>
+        <w:tblW w:w="0" w:type="auto"/>
+        <w:jc w:val="center"/>
+        <w:tblLook w:val="04A0" w:firstRow="1" w:lastRow="0" w:firstColumn="1" w:lastColumn="0" w:noHBand="0" w:noVBand="1"/>
+      </w:tblPr>
+      <w:tblGrid>
+        <w:gridCol w:w="9360"/>
+      </w:tblGrid>
+      <w:tr>
+        <w:trPr>
+          <w:jc w:val="center"/>
+        </w:trPr>
+        <w:tc>
+          <w:tcPr>
+            <w:tcW w:w="9360" w:type="dxa"/>
+            <w:tcBorders>
+              <w:top w:val="single" w:sz="4" w:space="0" w:color="E0F2FE"/>
+              <w:left w:val="single" w:sz="36" w:space="0" w:color="0284C7"/>
+              <w:bottom w:val="single" w:sz="4" w:space="0" w:color="E0F2FE"/>
+              <w:right w:val="single" w:sz="4" w:space="0" w:color="E0F2FE"/>
+            </w:tcBorders>
+            <w:shd w:val="clear" w:color="auto" w:fill="E0F2FE"/>
+            <w:tcMar>
+              <w:top w:w="120" w:type="dxa"/>
+              <w:left w:w="200" w:type="dxa"/>
+              <w:bottom w:w="120" w:type="dxa"/>
+              <w:right w:w="160" w:type="dxa"/>
+            </w:tcMar>
+          </w:tcPr>
+          <w:p>
+            <w:pPr>
+              <w:spacing w:after="0"/>
+            </w:pPr>
+            <w:r>
+              <w:rPr>
+                <w:b/>
+                <w:color w:val="0284C7"/>
+              </w:rPr>
+              <w:t xml:space="preserve">Tip:  </w:t>
+            </w:r>
+            <w:r>
+              <w:t xml:space="preserve">At the end of the event, print the event's sheets. The last page is the </w:t>
+            </w:r>
+            <w:r>
+              <w:rPr>
+                <w:b/>
+              </w:rPr>
+              <w:t>Accessory Inventory Sheet</w:t>
+            </w:r>
+            <w:r>
+              <w:t xml:space="preserve">, with a blank </w:t>
+            </w:r>
+            <w:r>
+              <w:rPr>
+                <w:b/>
+              </w:rPr>
+              <w:t>Counted</w:t>
+            </w:r>
+            <w:r>
+              <w:t xml:space="preserve"> column for the physical tally. If the shelf count doesn't match the app, tap the number and enter the real count.</w:t>
+            </w:r>
+          </w:p>
+        </w:tc>
+      </w:tr>
+    </w:tbl>
+    <w:p>
+      <w:pPr>
+        <w:spacing w:after="40"/>
+      </w:pPr>
+    </w:p>
+    <w:p>
+      <w:pPr>
+        <w:pStyle w:val="Heading1"/>
+        <w:pageBreakBefore/>
+      </w:pPr>
+      <w:bookmarkStart w:id="32" w:name="_Toc240927709"/>
+      <w:r>
+        <w:lastRenderedPageBreak/>
+        <w:t>Admin: setting up an event</w:t>
+      </w:r>
+      <w:bookmarkEnd w:id="32"/>
+    </w:p>
+    <w:p>
+      <w:r>
+        <w:t xml:space="preserve">Everything in this section is only available to </w:t>
+      </w:r>
+      <w:r>
+        <w:rPr>
+          <w:b/>
+        </w:rPr>
+        <w:t>Admins</w:t>
+      </w:r>
+      <w:r>
+        <w:t>.</w:t>
+      </w:r>
+    </w:p>
+    <w:p>
+      <w:pPr>
+        <w:pStyle w:val="Heading2"/>
+      </w:pPr>
+      <w:bookmarkStart w:id="33" w:name="_Toc240927710"/>
+      <w:r>
+        <w:t>Creating or editing an event</w:t>
+      </w:r>
+      <w:bookmarkEnd w:id="33"/>
+    </w:p>
+    <w:p>
+      <w:pPr>
+        <w:keepNext/>
+        <w:spacing w:after="40"/>
+        <w:jc w:val="center"/>
+      </w:pPr>
+      <w:r>
+        <w:rPr>
+          <w:noProof/>
+        </w:rPr>
+        <w:drawing>
+          <wp:inline distT="0" distB="0" distL="0" distR="0" wp14:anchorId="41B2D3FC" wp14:editId="047B3B66">
             <wp:extent cx="5760720" cy="1236154"/>
             <wp:effectExtent l="0" t="0" r="0" b="0"/>
-            <wp:docPr id="14" name="Picture 14"/>
+            <wp:docPr id="18" name="Picture 18"/>
             <wp:cNvGraphicFramePr>
               <a:graphicFrameLocks xmlns:a="http://schemas.openxmlformats.org/drawingml/2006/main" noChangeAspect="1"/>
             </wp:cNvGraphicFramePr>
@@ -8563,7 +10139,7 @@
                     <pic:cNvPicPr/>
                   </pic:nvPicPr>
                   <pic:blipFill>
-                    <a:blip r:embed="rId22"/>
+                    <a:blip r:embed="rId26"/>
                     <a:stretch>
                       <a:fillRect/>
                     </a:stretch>
@@ -8838,10 +10414,10 @@
           <w:noProof/>
         </w:rPr>
         <w:drawing>
-          <wp:inline distT="0" distB="0" distL="0" distR="0" wp14:anchorId="31976E4A" wp14:editId="196EEAC5">
+          <wp:inline distT="0" distB="0" distL="0" distR="0" wp14:anchorId="06A26B29" wp14:editId="1FF5B2BA">
             <wp:extent cx="3840480" cy="2580322"/>
             <wp:effectExtent l="0" t="0" r="0" b="0"/>
-            <wp:docPr id="15" name="Picture 15"/>
+            <wp:docPr id="19" name="Picture 19"/>
             <wp:cNvGraphicFramePr>
               <a:graphicFrameLocks xmlns:a="http://schemas.openxmlformats.org/drawingml/2006/main" noChangeAspect="1"/>
             </wp:cNvGraphicFramePr>
@@ -8853,7 +10429,7 @@
                     <pic:cNvPicPr/>
                   </pic:nvPicPr>
                   <pic:blipFill>
-                    <a:blip r:embed="rId23"/>
+                    <a:blip r:embed="rId27"/>
                     <a:stretch>
                       <a:fillRect/>
                     </a:stretch>
@@ -8950,12 +10526,12 @@
       <w:pPr>
         <w:pStyle w:val="Heading2"/>
       </w:pPr>
-      <w:bookmarkStart w:id="29" w:name="_Toc240890924"/>
+      <w:bookmarkStart w:id="34" w:name="_Toc240927711"/>
       <w:r>
         <w:lastRenderedPageBreak/>
         <w:t>Event sales sheets</w:t>
       </w:r>
-      <w:bookmarkEnd w:id="29"/>
+      <w:bookmarkEnd w:id="34"/>
     </w:p>
     <w:p>
       <w:r>
@@ -8986,7 +10562,16 @@
         <w:t>stat sheet</w:t>
       </w:r>
       <w:r>
-        <w:t>, a one-page summary of the event's unit counts and payment totals. After it comes every completed sales sheet, each on its own page.</w:t>
+        <w:t xml:space="preserve">, a one-page summary of the event's unit counts and payment totals. After it comes every completed sales sheet, each on its own page. The last page is the </w:t>
+      </w:r>
+      <w:r>
+        <w:rPr>
+          <w:b/>
+        </w:rPr>
+        <w:t>Accessory Inventory Sheet</w:t>
+      </w:r>
+      <w:r>
+        <w:t>.</w:t>
       </w:r>
     </w:p>
     <w:p>
@@ -9000,10 +10585,10 @@
           <w:noProof/>
         </w:rPr>
         <w:drawing>
-          <wp:inline distT="0" distB="0" distL="0" distR="0" wp14:anchorId="4F3151E5" wp14:editId="321F9F3A">
+          <wp:inline distT="0" distB="0" distL="0" distR="0" wp14:anchorId="2FD65134" wp14:editId="4BF6043E">
             <wp:extent cx="4389120" cy="2948940"/>
             <wp:effectExtent l="0" t="0" r="0" b="0"/>
-            <wp:docPr id="16" name="Picture 16"/>
+            <wp:docPr id="20" name="Picture 20"/>
             <wp:cNvGraphicFramePr>
               <a:graphicFrameLocks xmlns:a="http://schemas.openxmlformats.org/drawingml/2006/main" noChangeAspect="1"/>
             </wp:cNvGraphicFramePr>
@@ -9015,7 +10600,7 @@
                     <pic:cNvPicPr/>
                   </pic:nvPicPr>
                   <pic:blipFill>
-                    <a:blip r:embed="rId24"/>
+                    <a:blip r:embed="rId28"/>
                     <a:stretch>
                       <a:fillRect/>
                     </a:stretch>
@@ -9052,67 +10637,42 @@
     </w:p>
     <w:p>
       <w:pPr>
-        <w:pStyle w:val="ListBullet"/>
-        <w:spacing w:after="60"/>
-      </w:pPr>
-      <w:r>
-        <w:rPr>
-          <w:b/>
-        </w:rPr>
-        <w:t>Print / Save PDF</w:t>
-      </w:r>
-      <w:r>
-        <w:t>: print everything, or choose Save as PDF as the printer to keep a single file.</w:t>
-      </w:r>
-    </w:p>
-    <w:p>
-      <w:pPr>
-        <w:pStyle w:val="ListBullet"/>
-        <w:spacing w:after="60"/>
-      </w:pPr>
-      <w:r>
-        <w:rPr>
-          <w:b/>
-        </w:rPr>
-        <w:t>Download CSV</w:t>
-      </w:r>
-      <w:r>
-        <w:t>: a spreadsheet of the sales that opens in Excel.</w:t>
-      </w:r>
-    </w:p>
-    <w:p>
-      <w:pPr>
-        <w:pStyle w:val="Heading1"/>
-        <w:pageBreakBefore/>
-      </w:pPr>
-      <w:bookmarkStart w:id="30" w:name="_Toc240890925"/>
-      <w:r>
-        <w:lastRenderedPageBreak/>
-        <w:t>Admin: managing the catalog</w:t>
-      </w:r>
-      <w:bookmarkEnd w:id="30"/>
-    </w:p>
-    <w:p>
-      <w:r>
-        <w:t xml:space="preserve">Tap </w:t>
-      </w:r>
-      <w:r>
-        <w:rPr>
-          <w:b/>
-        </w:rPr>
-        <w:t>Catalog</w:t>
-      </w:r>
-      <w:r>
-        <w:t xml:space="preserve"> to manage everything reps can sell. Use the category tabs and </w:t>
-      </w:r>
-      <w:r>
-        <w:rPr>
-          <w:b/>
-        </w:rPr>
-        <w:t>Search</w:t>
-      </w:r>
-      <w:r>
-        <w:t xml:space="preserve"> to find a product.</w:t>
+        <w:pStyle w:val="Heading3"/>
+      </w:pPr>
+      <w:r>
+        <w:t>The Accessory Inventory Sheet</w:t>
+      </w:r>
+    </w:p>
+    <w:p>
+      <w:r>
+        <w:t xml:space="preserve">This page works like the paper tally sheet. Every counted item is listed by size, with how many went home as </w:t>
+      </w:r>
+      <w:r>
+        <w:rPr>
+          <w:b/>
+        </w:rPr>
+        <w:t>Take With</w:t>
+      </w:r>
+      <w:r>
+        <w:t xml:space="preserve"> at this event, how many the app says are </w:t>
+      </w:r>
+      <w:r>
+        <w:rPr>
+          <w:b/>
+        </w:rPr>
+        <w:t>On hand</w:t>
+      </w:r>
+      <w:r>
+        <w:t xml:space="preserve">, and an empty </w:t>
+      </w:r>
+      <w:r>
+        <w:rPr>
+          <w:b/>
+        </w:rPr>
+        <w:t>Counted</w:t>
+      </w:r>
+      <w:r>
+        <w:t xml:space="preserve"> column for the crew to fill in. There are also lines for notes, such as a pillow kept as a floor sample.</w:t>
       </w:r>
     </w:p>
     <w:p>
@@ -9125,11 +10685,138 @@
         <w:rPr>
           <w:noProof/>
         </w:rPr>
+        <w:lastRenderedPageBreak/>
         <w:drawing>
-          <wp:inline distT="0" distB="0" distL="0" distR="0" wp14:anchorId="022C302B" wp14:editId="744088A8">
+          <wp:inline distT="0" distB="0" distL="0" distR="0" wp14:anchorId="380D9BE3" wp14:editId="7D221360">
+            <wp:extent cx="4206240" cy="5473224"/>
+            <wp:effectExtent l="0" t="0" r="0" b="0"/>
+            <wp:docPr id="21" name="Picture 21"/>
+            <wp:cNvGraphicFramePr>
+              <a:graphicFrameLocks xmlns:a="http://schemas.openxmlformats.org/drawingml/2006/main" noChangeAspect="1"/>
+            </wp:cNvGraphicFramePr>
+            <a:graphic xmlns:a="http://schemas.openxmlformats.org/drawingml/2006/main">
+              <a:graphicData uri="http://schemas.openxmlformats.org/drawingml/2006/picture">
+                <pic:pic xmlns:pic="http://schemas.openxmlformats.org/drawingml/2006/picture">
+                  <pic:nvPicPr>
+                    <pic:cNvPr id="0" name="30_inventory_sheet.png"/>
+                    <pic:cNvPicPr/>
+                  </pic:nvPicPr>
+                  <pic:blipFill>
+                    <a:blip r:embed="rId29"/>
+                    <a:stretch>
+                      <a:fillRect/>
+                    </a:stretch>
+                  </pic:blipFill>
+                  <pic:spPr>
+                    <a:xfrm>
+                      <a:off x="0" y="0"/>
+                      <a:ext cx="4206240" cy="5473224"/>
+                    </a:xfrm>
+                    <a:prstGeom prst="rect">
+                      <a:avLst/>
+                    </a:prstGeom>
+                  </pic:spPr>
+                </pic:pic>
+              </a:graphicData>
+            </a:graphic>
+          </wp:inline>
+        </w:drawing>
+      </w:r>
+    </w:p>
+    <w:p>
+      <w:pPr>
+        <w:spacing w:after="200"/>
+        <w:jc w:val="center"/>
+      </w:pPr>
+      <w:r>
+        <w:rPr>
+          <w:i/>
+          <w:color w:val="6B7280"/>
+          <w:sz w:val="18"/>
+        </w:rPr>
+        <w:t>The Accessory Inventory Sheet, printed at the end of the event</w:t>
+      </w:r>
+    </w:p>
+    <w:p>
+      <w:pPr>
+        <w:pStyle w:val="ListBullet"/>
+        <w:spacing w:after="60"/>
+      </w:pPr>
+      <w:r>
+        <w:rPr>
+          <w:b/>
+        </w:rPr>
+        <w:t>Print / Save PDF</w:t>
+      </w:r>
+      <w:r>
+        <w:t>: print everything, or choose Save as PDF as the printer to keep a single file.</w:t>
+      </w:r>
+    </w:p>
+    <w:p>
+      <w:pPr>
+        <w:pStyle w:val="ListBullet"/>
+        <w:spacing w:after="60"/>
+      </w:pPr>
+      <w:r>
+        <w:rPr>
+          <w:b/>
+        </w:rPr>
+        <w:t>Download CSV</w:t>
+      </w:r>
+      <w:r>
+        <w:t>: a spreadsheet of the sales that opens in Excel.</w:t>
+      </w:r>
+    </w:p>
+    <w:p>
+      <w:pPr>
+        <w:pStyle w:val="Heading1"/>
+        <w:pageBreakBefore/>
+      </w:pPr>
+      <w:bookmarkStart w:id="35" w:name="_Toc240927712"/>
+      <w:r>
+        <w:lastRenderedPageBreak/>
+        <w:t>Admin: managing the catalog</w:t>
+      </w:r>
+      <w:bookmarkEnd w:id="35"/>
+    </w:p>
+    <w:p>
+      <w:r>
+        <w:t xml:space="preserve">Tap </w:t>
+      </w:r>
+      <w:r>
+        <w:rPr>
+          <w:b/>
+        </w:rPr>
+        <w:t>Catalog</w:t>
+      </w:r>
+      <w:r>
+        <w:t xml:space="preserve"> to manage everything reps can sell. Use the category tabs and </w:t>
+      </w:r>
+      <w:r>
+        <w:rPr>
+          <w:b/>
+        </w:rPr>
+        <w:t>Search</w:t>
+      </w:r>
+      <w:r>
+        <w:t xml:space="preserve"> to find a product.</w:t>
+      </w:r>
+    </w:p>
+    <w:p>
+      <w:pPr>
+        <w:keepNext/>
+        <w:spacing w:after="40"/>
+        <w:jc w:val="center"/>
+      </w:pPr>
+      <w:r>
+        <w:rPr>
+          <w:noProof/>
+        </w:rPr>
+        <w:drawing>
+          <wp:inline distT="0" distB="0" distL="0" distR="0" wp14:anchorId="1F4E47C2" wp14:editId="192396F3">
             <wp:extent cx="5760720" cy="3870484"/>
             <wp:effectExtent l="0" t="0" r="0" b="0"/>
-            <wp:docPr id="17" name="Picture 17"/>
+            <wp:docPr id="22" name="Picture 22"/>
             <wp:cNvGraphicFramePr>
               <a:graphicFrameLocks xmlns:a="http://schemas.openxmlformats.org/drawingml/2006/main" noChangeAspect="1"/>
             </wp:cNvGraphicFramePr>
@@ -9141,7 +10828,7 @@
                     <pic:cNvPicPr/>
                   </pic:nvPicPr>
                   <pic:blipFill>
-                    <a:blip r:embed="rId25"/>
+                    <a:blip r:embed="rId30"/>
                     <a:stretch>
                       <a:fillRect/>
                     </a:stretch>
@@ -9180,12 +10867,12 @@
       <w:pPr>
         <w:pStyle w:val="Heading2"/>
       </w:pPr>
-      <w:bookmarkStart w:id="31" w:name="_Toc240890926"/>
+      <w:bookmarkStart w:id="36" w:name="_Toc240927713"/>
       <w:r>
         <w:lastRenderedPageBreak/>
         <w:t>Adding or editing a product</w:t>
       </w:r>
-      <w:bookmarkEnd w:id="31"/>
+      <w:bookmarkEnd w:id="36"/>
     </w:p>
     <w:p>
       <w:pPr>
@@ -9198,10 +10885,10 @@
           <w:noProof/>
         </w:rPr>
         <w:drawing>
-          <wp:inline distT="0" distB="0" distL="0" distR="0" wp14:anchorId="6AC78739" wp14:editId="039B7FBC">
+          <wp:inline distT="0" distB="0" distL="0" distR="0" wp14:anchorId="0562A7F8" wp14:editId="34D297B5">
             <wp:extent cx="5486400" cy="3686175"/>
             <wp:effectExtent l="0" t="0" r="0" b="0"/>
-            <wp:docPr id="18" name="Picture 18"/>
+            <wp:docPr id="23" name="Picture 23"/>
             <wp:cNvGraphicFramePr>
               <a:graphicFrameLocks xmlns:a="http://schemas.openxmlformats.org/drawingml/2006/main" noChangeAspect="1"/>
             </wp:cNvGraphicFramePr>
@@ -9213,7 +10900,7 @@
                     <pic:cNvPicPr/>
                   </pic:nvPicPr>
                   <pic:blipFill>
-                    <a:blip r:embed="rId26"/>
+                    <a:blip r:embed="rId31"/>
                     <a:stretch>
                       <a:fillRect/>
                     </a:stretch>
@@ -9562,7 +11249,42 @@
         <w:t>Offered on the floor</w:t>
       </w:r>
       <w:r>
-        <w:t xml:space="preserve"> ticked so reps can see the product, then tap </w:t>
+        <w:t xml:space="preserve"> ticked so reps can see the product.</w:t>
+      </w:r>
+    </w:p>
+    <w:p>
+      <w:pPr>
+        <w:tabs>
+          <w:tab w:val="left" w:pos="504"/>
+        </w:tabs>
+        <w:spacing w:after="80"/>
+        <w:ind w:left="504" w:hanging="432"/>
+      </w:pPr>
+      <w:r>
+        <w:rPr>
+          <w:b/>
+          <w:color w:val="0369A1"/>
+        </w:rPr>
+        <w:t>8.</w:t>
+      </w:r>
+      <w:r>
+        <w:rPr>
+          <w:b/>
+          <w:color w:val="0369A1"/>
+        </w:rPr>
+        <w:tab/>
+      </w:r>
+      <w:r>
+        <w:t xml:space="preserve">Tick </w:t>
+      </w:r>
+      <w:r>
+        <w:rPr>
+          <w:b/>
+        </w:rPr>
+        <w:t>Track inventory</w:t>
+      </w:r>
+      <w:r>
+        <w:t xml:space="preserve"> for items the cart keeps on hand, such as pillows and protectors. Leave it off for anything that always ships, like mattresses. Then tap </w:t>
       </w:r>
       <w:r>
         <w:rPr>
@@ -9572,93 +11294,6 @@
       </w:r>
       <w:r>
         <w:t>.</w:t>
-      </w:r>
-    </w:p>
-    <w:p>
-      <w:pPr>
-        <w:pStyle w:val="Heading3"/>
-      </w:pPr>
-      <w:r>
-        <w:t>Building a bundle</w:t>
-      </w:r>
-    </w:p>
-    <w:p>
-      <w:r>
-        <w:t xml:space="preserve">To include other items with a size (for example an adjustable base with a mattress set), tap </w:t>
-      </w:r>
-      <w:r>
-        <w:rPr>
-          <w:b/>
-        </w:rPr>
-        <w:t>Include item</w:t>
-      </w:r>
-      <w:r>
-        <w:t xml:space="preserve"> on that size row. Pick the product, its size and the </w:t>
-      </w:r>
-      <w:r>
-        <w:rPr>
-          <w:b/>
-        </w:rPr>
-        <w:t>Quantity per bundle</w:t>
-      </w:r>
-      <w:r>
-        <w:t xml:space="preserve">. Tick </w:t>
-      </w:r>
-      <w:r>
-        <w:rPr>
-          <w:b/>
-        </w:rPr>
-        <w:t>Also include it on every other size</w:t>
-      </w:r>
-      <w:r>
-        <w:t xml:space="preserve"> to add it to all sizes at once. Included items appear as separate, no-charge lines on the order.</w:t>
-      </w:r>
-    </w:p>
-    <w:p>
-      <w:pPr>
-        <w:pStyle w:val="Heading3"/>
-      </w:pPr>
-      <w:r>
-        <w:t>Removing a product</w:t>
-      </w:r>
-    </w:p>
-    <w:p>
-      <w:r>
-        <w:t xml:space="preserve">Tap the trash icon. If the product has never been sold, it's deleted. If it has been sold, it's </w:t>
-      </w:r>
-      <w:r>
-        <w:rPr>
-          <w:b/>
-        </w:rPr>
-        <w:t>archived</w:t>
-      </w:r>
-      <w:r>
-        <w:t xml:space="preserve"> instead: it disappears from the sales floor, but old sales sheets still show it correctly.</w:t>
-      </w:r>
-    </w:p>
-    <w:p>
-      <w:pPr>
-        <w:pStyle w:val="Heading2"/>
-      </w:pPr>
-      <w:bookmarkStart w:id="32" w:name="_Toc240890927"/>
-      <w:r>
-        <w:lastRenderedPageBreak/>
-        <w:t>Delivery and services</w:t>
-      </w:r>
-      <w:bookmarkEnd w:id="32"/>
-    </w:p>
-    <w:p>
-      <w:r>
-        <w:t xml:space="preserve">Tap the </w:t>
-      </w:r>
-      <w:r>
-        <w:rPr>
-          <w:b/>
-        </w:rPr>
-        <w:t>Delivery</w:t>
-      </w:r>
-      <w:r>
-        <w:t xml:space="preserve"> tab in the Catalog to manage shipping methods and in-home services such as Drop Ship, Take With, White Glove, Haul Away and Local Delivery.</w:t>
       </w:r>
     </w:p>
     <w:p>
@@ -9671,11 +11306,222 @@
         <w:rPr>
           <w:noProof/>
         </w:rPr>
+        <w:lastRenderedPageBreak/>
         <w:drawing>
-          <wp:inline distT="0" distB="0" distL="0" distR="0" wp14:anchorId="7F8003AB" wp14:editId="6D19B60C">
+          <wp:inline distT="0" distB="0" distL="0" distR="0" wp14:anchorId="0E12C097" wp14:editId="00731F6D">
+            <wp:extent cx="5120640" cy="2130933"/>
+            <wp:effectExtent l="0" t="0" r="0" b="0"/>
+            <wp:docPr id="24" name="Picture 24"/>
+            <wp:cNvGraphicFramePr>
+              <a:graphicFrameLocks xmlns:a="http://schemas.openxmlformats.org/drawingml/2006/main" noChangeAspect="1"/>
+            </wp:cNvGraphicFramePr>
+            <a:graphic xmlns:a="http://schemas.openxmlformats.org/drawingml/2006/main">
+              <a:graphicData uri="http://schemas.openxmlformats.org/drawingml/2006/picture">
+                <pic:pic xmlns:pic="http://schemas.openxmlformats.org/drawingml/2006/picture">
+                  <pic:nvPicPr>
+                    <pic:cNvPr id="0" name="29_edit_product_track_crop.png"/>
+                    <pic:cNvPicPr/>
+                  </pic:nvPicPr>
+                  <pic:blipFill>
+                    <a:blip r:embed="rId32"/>
+                    <a:stretch>
+                      <a:fillRect/>
+                    </a:stretch>
+                  </pic:blipFill>
+                  <pic:spPr>
+                    <a:xfrm>
+                      <a:off x="0" y="0"/>
+                      <a:ext cx="5120640" cy="2130933"/>
+                    </a:xfrm>
+                    <a:prstGeom prst="rect">
+                      <a:avLst/>
+                    </a:prstGeom>
+                  </pic:spPr>
+                </pic:pic>
+              </a:graphicData>
+            </a:graphic>
+          </wp:inline>
+        </w:drawing>
+      </w:r>
+    </w:p>
+    <w:p>
+      <w:pPr>
+        <w:spacing w:after="200"/>
+        <w:jc w:val="center"/>
+      </w:pPr>
+      <w:r>
+        <w:rPr>
+          <w:i/>
+          <w:color w:val="6B7280"/>
+          <w:sz w:val="18"/>
+        </w:rPr>
+        <w:t>Track inventory switched on for a pillow</w:t>
+      </w:r>
+    </w:p>
+    <w:tbl>
+      <w:tblPr>
+        <w:tblW w:w="0" w:type="auto"/>
+        <w:jc w:val="center"/>
+        <w:tblLook w:val="04A0" w:firstRow="1" w:lastRow="0" w:firstColumn="1" w:lastColumn="0" w:noHBand="0" w:noVBand="1"/>
+      </w:tblPr>
+      <w:tblGrid>
+        <w:gridCol w:w="9360"/>
+      </w:tblGrid>
+      <w:tr>
+        <w:trPr>
+          <w:jc w:val="center"/>
+        </w:trPr>
+        <w:tc>
+          <w:tcPr>
+            <w:tcW w:w="9360" w:type="dxa"/>
+            <w:tcBorders>
+              <w:top w:val="single" w:sz="4" w:space="0" w:color="F3F4F6"/>
+              <w:left w:val="single" w:sz="36" w:space="0" w:color="6B7280"/>
+              <w:bottom w:val="single" w:sz="4" w:space="0" w:color="F3F4F6"/>
+              <w:right w:val="single" w:sz="4" w:space="0" w:color="F3F4F6"/>
+            </w:tcBorders>
+            <w:shd w:val="clear" w:color="auto" w:fill="F3F4F6"/>
+            <w:tcMar>
+              <w:top w:w="120" w:type="dxa"/>
+              <w:left w:w="200" w:type="dxa"/>
+              <w:bottom w:w="120" w:type="dxa"/>
+              <w:right w:w="160" w:type="dxa"/>
+            </w:tcMar>
+          </w:tcPr>
+          <w:p>
+            <w:pPr>
+              <w:spacing w:after="0"/>
+            </w:pPr>
+            <w:r>
+              <w:rPr>
+                <w:b/>
+                <w:color w:val="6B7280"/>
+              </w:rPr>
+              <w:t xml:space="preserve">Good to know:  </w:t>
+            </w:r>
+            <w:r>
+              <w:t xml:space="preserve">When you switch on Track inventory, every size starts at 0, so Take With stays off until someone enters the counts on the </w:t>
+            </w:r>
+            <w:r>
+              <w:rPr>
+                <w:b/>
+              </w:rPr>
+              <w:t>Inventory</w:t>
+            </w:r>
+            <w:r>
+              <w:t xml:space="preserve"> screen. Pillows and mattress protectors are tracked from the start.</w:t>
+            </w:r>
+          </w:p>
+        </w:tc>
+      </w:tr>
+    </w:tbl>
+    <w:p>
+      <w:pPr>
+        <w:spacing w:after="40"/>
+      </w:pPr>
+    </w:p>
+    <w:p>
+      <w:pPr>
+        <w:pStyle w:val="Heading3"/>
+      </w:pPr>
+      <w:r>
+        <w:t>Building a bundle</w:t>
+      </w:r>
+    </w:p>
+    <w:p>
+      <w:r>
+        <w:t xml:space="preserve">To include other items with a size (for example an adjustable base with a mattress set), tap </w:t>
+      </w:r>
+      <w:r>
+        <w:rPr>
+          <w:b/>
+        </w:rPr>
+        <w:t>Include item</w:t>
+      </w:r>
+      <w:r>
+        <w:t xml:space="preserve"> on that size row. Pick the product, its size and the </w:t>
+      </w:r>
+      <w:r>
+        <w:rPr>
+          <w:b/>
+        </w:rPr>
+        <w:t>Quantity per bundle</w:t>
+      </w:r>
+      <w:r>
+        <w:t xml:space="preserve">. Tick </w:t>
+      </w:r>
+      <w:r>
+        <w:rPr>
+          <w:b/>
+        </w:rPr>
+        <w:t>Also include it on every other size</w:t>
+      </w:r>
+      <w:r>
+        <w:t xml:space="preserve"> to add it to all sizes at once. Included items appear as separate, no-charge lines on the order.</w:t>
+      </w:r>
+    </w:p>
+    <w:p>
+      <w:pPr>
+        <w:pStyle w:val="Heading3"/>
+      </w:pPr>
+      <w:r>
+        <w:t>Removing a product</w:t>
+      </w:r>
+    </w:p>
+    <w:p>
+      <w:r>
+        <w:t xml:space="preserve">Tap the trash icon. If the product has never been sold, it's deleted. If it has been sold, it's </w:t>
+      </w:r>
+      <w:r>
+        <w:rPr>
+          <w:b/>
+        </w:rPr>
+        <w:t>archived</w:t>
+      </w:r>
+      <w:r>
+        <w:t xml:space="preserve"> instead: it disappears from the sales floor, but old sales sheets still show it correctly.</w:t>
+      </w:r>
+    </w:p>
+    <w:p>
+      <w:pPr>
+        <w:pStyle w:val="Heading2"/>
+      </w:pPr>
+      <w:bookmarkStart w:id="37" w:name="_Toc240927714"/>
+      <w:r>
+        <w:t>Delivery and services</w:t>
+      </w:r>
+      <w:bookmarkEnd w:id="37"/>
+    </w:p>
+    <w:p>
+      <w:r>
+        <w:t xml:space="preserve">Tap the </w:t>
+      </w:r>
+      <w:r>
+        <w:rPr>
+          <w:b/>
+        </w:rPr>
+        <w:t>Delivery</w:t>
+      </w:r>
+      <w:r>
+        <w:t xml:space="preserve"> tab in the Catalog to manage shipping methods and in-home services such as Drop Ship, Take With, White Glove, Haul Away and Local Delivery.</w:t>
+      </w:r>
+    </w:p>
+    <w:p>
+      <w:pPr>
+        <w:keepNext/>
+        <w:spacing w:after="40"/>
+        <w:jc w:val="center"/>
+      </w:pPr>
+      <w:r>
+        <w:rPr>
+          <w:noProof/>
+        </w:rPr>
+        <w:lastRenderedPageBreak/>
+        <w:drawing>
+          <wp:inline distT="0" distB="0" distL="0" distR="0" wp14:anchorId="5B893F69" wp14:editId="3B527C6F">
             <wp:extent cx="5760720" cy="3870484"/>
             <wp:effectExtent l="0" t="0" r="0" b="0"/>
-            <wp:docPr id="19" name="Picture 19"/>
+            <wp:docPr id="25" name="Picture 25"/>
             <wp:cNvGraphicFramePr>
               <a:graphicFrameLocks xmlns:a="http://schemas.openxmlformats.org/drawingml/2006/main" noChangeAspect="1"/>
             </wp:cNvGraphicFramePr>
@@ -9687,7 +11533,7 @@
                     <pic:cNvPicPr/>
                   </pic:nvPicPr>
                   <pic:blipFill>
-                    <a:blip r:embed="rId27"/>
+                    <a:blip r:embed="rId33"/>
                     <a:stretch>
                       <a:fillRect/>
                     </a:stretch>
@@ -10102,12 +11948,12 @@
         <w:pStyle w:val="Heading1"/>
         <w:pageBreakBefore/>
       </w:pPr>
-      <w:bookmarkStart w:id="33" w:name="_Toc240890928"/>
+      <w:bookmarkStart w:id="38" w:name="_Toc240927715"/>
       <w:r>
         <w:lastRenderedPageBreak/>
         <w:t>Admin: managing the crew</w:t>
       </w:r>
-      <w:bookmarkEnd w:id="33"/>
+      <w:bookmarkEnd w:id="38"/>
     </w:p>
     <w:p>
       <w:r>
@@ -10134,10 +11980,10 @@
           <w:noProof/>
         </w:rPr>
         <w:drawing>
-          <wp:inline distT="0" distB="0" distL="0" distR="0" wp14:anchorId="0E69DF2D" wp14:editId="0EA37BB8">
+          <wp:inline distT="0" distB="0" distL="0" distR="0" wp14:anchorId="667C72BB" wp14:editId="4F4A69EB">
             <wp:extent cx="5760720" cy="1740218"/>
             <wp:effectExtent l="0" t="0" r="0" b="0"/>
-            <wp:docPr id="20" name="Picture 20"/>
+            <wp:docPr id="26" name="Picture 26"/>
             <wp:cNvGraphicFramePr>
               <a:graphicFrameLocks xmlns:a="http://schemas.openxmlformats.org/drawingml/2006/main" noChangeAspect="1"/>
             </wp:cNvGraphicFramePr>
@@ -10149,7 +11995,7 @@
                     <pic:cNvPicPr/>
                   </pic:nvPicPr>
                   <pic:blipFill>
-                    <a:blip r:embed="rId28"/>
+                    <a:blip r:embed="rId34"/>
                     <a:stretch>
                       <a:fillRect/>
                     </a:stretch>
@@ -10406,10 +12252,10 @@
           <w:noProof/>
         </w:rPr>
         <w:drawing>
-          <wp:inline distT="0" distB="0" distL="0" distR="0" wp14:anchorId="30CE086D" wp14:editId="6B261B7B">
+          <wp:inline distT="0" distB="0" distL="0" distR="0" wp14:anchorId="74CE2B1E" wp14:editId="24591A6E">
             <wp:extent cx="4023360" cy="2703195"/>
             <wp:effectExtent l="0" t="0" r="0" b="0"/>
-            <wp:docPr id="21" name="Picture 21"/>
+            <wp:docPr id="27" name="Picture 27"/>
             <wp:cNvGraphicFramePr>
               <a:graphicFrameLocks xmlns:a="http://schemas.openxmlformats.org/drawingml/2006/main" noChangeAspect="1"/>
             </wp:cNvGraphicFramePr>
@@ -10421,7 +12267,7 @@
                     <pic:cNvPicPr/>
                   </pic:nvPicPr>
                   <pic:blipFill>
-                    <a:blip r:embed="rId29"/>
+                    <a:blip r:embed="rId35"/>
                     <a:stretch>
                       <a:fillRect/>
                     </a:stretch>
@@ -10466,12 +12312,12 @@
         <w:pStyle w:val="Heading1"/>
         <w:pageBreakBefore/>
       </w:pPr>
-      <w:bookmarkStart w:id="34" w:name="_Toc240890929"/>
+      <w:bookmarkStart w:id="39" w:name="_Toc240927716"/>
       <w:r>
         <w:lastRenderedPageBreak/>
         <w:t>Tips and troubleshooting</w:t>
       </w:r>
-      <w:bookmarkEnd w:id="34"/>
+      <w:bookmarkEnd w:id="39"/>
     </w:p>
     <w:p>
       <w:pPr>
@@ -10557,6 +12403,63 @@
         <w:pStyle w:val="Heading3"/>
       </w:pPr>
       <w:r>
+        <w:t>The Take With button is greyed out.</w:t>
+      </w:r>
+    </w:p>
+    <w:p>
+      <w:r>
+        <w:t xml:space="preserve">That size is out of stock, or there aren't enough for the quantity you picked. Choose a shipping method instead, or lower the quantity. If there really are some on the shelf, ask checkout to update the count on the </w:t>
+      </w:r>
+      <w:r>
+        <w:rPr>
+          <w:b/>
+        </w:rPr>
+        <w:t>Inventory</w:t>
+      </w:r>
+      <w:r>
+        <w:t xml:space="preserve"> screen.</w:t>
+      </w:r>
+    </w:p>
+    <w:p>
+      <w:pPr>
+        <w:pStyle w:val="Heading3"/>
+      </w:pPr>
+      <w:r>
+        <w:t>Checkout says an item is out of stock and won't complete the order.</w:t>
+      </w:r>
+    </w:p>
+    <w:p>
+      <w:r>
+        <w:t xml:space="preserve">Someone else took the last one first. Remove the item's Take With row, add a shipping method with </w:t>
+      </w:r>
+      <w:r>
+        <w:rPr>
+          <w:b/>
+        </w:rPr>
+        <w:t>Add service</w:t>
+      </w:r>
+      <w:r>
+        <w:t>, and complete the order again.</w:t>
+      </w:r>
+    </w:p>
+    <w:p>
+      <w:pPr>
+        <w:pStyle w:val="Heading3"/>
+      </w:pPr>
+      <w:r>
+        <w:t>The inventory count looks wrong.</w:t>
+      </w:r>
+    </w:p>
+    <w:p>
+      <w:r>
+        <w:t>Tap the clock icon to see its history, then tap the number and enter the real count. Add a note so everyone knows why it changed.</w:t>
+      </w:r>
+    </w:p>
+    <w:p>
+      <w:pPr>
+        <w:pStyle w:val="Heading3"/>
+      </w:pPr>
+      <w:r>
         <w:t>I can't find a product.</w:t>
       </w:r>
     </w:p>
@@ -10658,6 +12561,7 @@
         <w:pStyle w:val="Heading3"/>
       </w:pPr>
       <w:r>
+        <w:lastRenderedPageBreak/>
         <w:t>I'm on a shared tablet.</w:t>
       </w:r>
     </w:p>
@@ -10671,22 +12575,22 @@
         <w:pStyle w:val="Heading1"/>
         <w:pageBreakBefore/>
       </w:pPr>
-      <w:bookmarkStart w:id="35" w:name="_Toc240890930"/>
+      <w:bookmarkStart w:id="40" w:name="_Toc240927717"/>
       <w:r>
         <w:lastRenderedPageBreak/>
         <w:t>Quick reference</w:t>
       </w:r>
-      <w:bookmarkEnd w:id="35"/>
+      <w:bookmarkEnd w:id="40"/>
     </w:p>
     <w:p>
       <w:pPr>
         <w:pStyle w:val="Heading2"/>
       </w:pPr>
-      <w:bookmarkStart w:id="36" w:name="_Toc240890931"/>
+      <w:bookmarkStart w:id="41" w:name="_Toc240927718"/>
       <w:r>
         <w:t>Sales rep checklist</w:t>
       </w:r>
-      <w:bookmarkEnd w:id="36"/>
+      <w:bookmarkEnd w:id="41"/>
     </w:p>
     <w:p>
       <w:pPr>
@@ -10826,11 +12730,11 @@
       <w:pPr>
         <w:pStyle w:val="Heading2"/>
       </w:pPr>
-      <w:bookmarkStart w:id="37" w:name="_Toc240890932"/>
+      <w:bookmarkStart w:id="42" w:name="_Toc240927719"/>
       <w:r>
         <w:t>Checkout checklist</w:t>
       </w:r>
-      <w:bookmarkEnd w:id="37"/>
+      <w:bookmarkEnd w:id="42"/>
     </w:p>
     <w:p>
       <w:pPr>
@@ -10996,11 +12900,126 @@
       <w:pPr>
         <w:pStyle w:val="Heading2"/>
       </w:pPr>
-      <w:bookmarkStart w:id="38" w:name="_Toc240890933"/>
+      <w:bookmarkStart w:id="43" w:name="_Toc240927720"/>
+      <w:r>
+        <w:t>End-of-event inventory</w:t>
+      </w:r>
+      <w:bookmarkEnd w:id="43"/>
+    </w:p>
+    <w:p>
+      <w:pPr>
+        <w:tabs>
+          <w:tab w:val="left" w:pos="504"/>
+        </w:tabs>
+        <w:spacing w:after="80"/>
+        <w:ind w:left="504" w:hanging="432"/>
+      </w:pPr>
+      <w:r>
+        <w:rPr>
+          <w:b/>
+          <w:color w:val="0369A1"/>
+        </w:rPr>
+        <w:t>1.</w:t>
+      </w:r>
+      <w:r>
+        <w:rPr>
+          <w:b/>
+          <w:color w:val="0369A1"/>
+        </w:rPr>
+        <w:tab/>
+      </w:r>
+      <w:r>
+        <w:t xml:space="preserve">Print the event's sheets. The </w:t>
+      </w:r>
+      <w:r>
+        <w:rPr>
+          <w:b/>
+        </w:rPr>
+        <w:t>Accessory Inventory Sheet</w:t>
+      </w:r>
+      <w:r>
+        <w:t xml:space="preserve"> is the last page.</w:t>
+      </w:r>
+    </w:p>
+    <w:p>
+      <w:pPr>
+        <w:tabs>
+          <w:tab w:val="left" w:pos="504"/>
+        </w:tabs>
+        <w:spacing w:after="80"/>
+        <w:ind w:left="504" w:hanging="432"/>
+      </w:pPr>
+      <w:r>
+        <w:rPr>
+          <w:b/>
+          <w:color w:val="0369A1"/>
+        </w:rPr>
+        <w:t>2.</w:t>
+      </w:r>
+      <w:r>
+        <w:rPr>
+          <w:b/>
+          <w:color w:val="0369A1"/>
+        </w:rPr>
+        <w:tab/>
+      </w:r>
+      <w:r>
+        <w:t xml:space="preserve">Count what's left on the shelf and write it in the </w:t>
+      </w:r>
+      <w:r>
+        <w:rPr>
+          <w:b/>
+        </w:rPr>
+        <w:t>Counted</w:t>
+      </w:r>
+      <w:r>
+        <w:t xml:space="preserve"> column.</w:t>
+      </w:r>
+    </w:p>
+    <w:p>
+      <w:pPr>
+        <w:tabs>
+          <w:tab w:val="left" w:pos="504"/>
+        </w:tabs>
+        <w:spacing w:after="80"/>
+        <w:ind w:left="504" w:hanging="432"/>
+      </w:pPr>
+      <w:r>
+        <w:rPr>
+          <w:b/>
+          <w:color w:val="0369A1"/>
+        </w:rPr>
+        <w:t>3.</w:t>
+      </w:r>
+      <w:r>
+        <w:rPr>
+          <w:b/>
+          <w:color w:val="0369A1"/>
+        </w:rPr>
+        <w:tab/>
+      </w:r>
+      <w:r>
+        <w:t xml:space="preserve">Fix any count that doesn't match on the </w:t>
+      </w:r>
+      <w:r>
+        <w:rPr>
+          <w:b/>
+        </w:rPr>
+        <w:t>Inventory</w:t>
+      </w:r>
+      <w:r>
+        <w:t xml:space="preserve"> screen.</w:t>
+      </w:r>
+    </w:p>
+    <w:p>
+      <w:pPr>
+        <w:pStyle w:val="Heading2"/>
+      </w:pPr>
+      <w:bookmarkStart w:id="44" w:name="_Toc240927721"/>
       <w:r>
         <w:t>Order status at a glance</w:t>
       </w:r>
-      <w:bookmarkEnd w:id="38"/>
+      <w:bookmarkEnd w:id="44"/>
     </w:p>
     <w:tbl>
       <w:tblPr>
@@ -11320,7 +13339,7 @@
       </w:pPr>
     </w:p>
     <w:sectPr>
-      <w:footerReference w:type="default" r:id="rId30"/>
+      <w:footerReference w:type="default" r:id="rId36"/>
       <w:pgSz w:w="12240" w:h="15840"/>
       <w:pgMar w:top="1296" w:right="1440" w:bottom="1296" w:left="1440" w:header="720" w:footer="720" w:gutter="0"/>
       <w:cols w:space="720"/>
@@ -11616,31 +13635,31 @@
       </w:rPr>
     </w:lvl>
   </w:abstractNum>
-  <w:num w:numId="1" w16cid:durableId="2089958646">
+  <w:num w:numId="1" w16cid:durableId="2106800274">
     <w:abstractNumId w:val="8"/>
   </w:num>
-  <w:num w:numId="2" w16cid:durableId="1341658386">
+  <w:num w:numId="2" w16cid:durableId="1182547984">
     <w:abstractNumId w:val="6"/>
   </w:num>
-  <w:num w:numId="3" w16cid:durableId="266813456">
+  <w:num w:numId="3" w16cid:durableId="1100175096">
     <w:abstractNumId w:val="5"/>
   </w:num>
-  <w:num w:numId="4" w16cid:durableId="1993675520">
+  <w:num w:numId="4" w16cid:durableId="761529142">
     <w:abstractNumId w:val="4"/>
   </w:num>
-  <w:num w:numId="5" w16cid:durableId="289215730">
+  <w:num w:numId="5" w16cid:durableId="1633755972">
     <w:abstractNumId w:val="7"/>
   </w:num>
-  <w:num w:numId="6" w16cid:durableId="338047498">
+  <w:num w:numId="6" w16cid:durableId="1657953335">
     <w:abstractNumId w:val="3"/>
   </w:num>
-  <w:num w:numId="7" w16cid:durableId="1530217929">
+  <w:num w:numId="7" w16cid:durableId="233785957">
     <w:abstractNumId w:val="2"/>
   </w:num>
-  <w:num w:numId="8" w16cid:durableId="383676923">
+  <w:num w:numId="8" w16cid:durableId="726956037">
     <w:abstractNumId w:val="1"/>
   </w:num>
-  <w:num w:numId="9" w16cid:durableId="834953839">
+  <w:num w:numId="9" w16cid:durableId="1415974981">
     <w:abstractNumId w:val="0"/>
   </w:num>
 </w:numbering>
@@ -23032,7 +25051,7 @@
     <w:autoRedefine/>
     <w:uiPriority w:val="39"/>
     <w:unhideWhenUsed/>
-    <w:rsid w:val="00FB7F71"/>
+    <w:rsid w:val="00936BAA"/>
     <w:pPr>
       <w:spacing w:after="100"/>
     </w:pPr>
@@ -23044,7 +25063,7 @@
     <w:autoRedefine/>
     <w:uiPriority w:val="39"/>
     <w:unhideWhenUsed/>
-    <w:rsid w:val="00FB7F71"/>
+    <w:rsid w:val="00936BAA"/>
     <w:pPr>
       <w:spacing w:after="100"/>
       <w:ind w:left="220"/>
@@ -23055,7 +25074,7 @@
     <w:basedOn w:val="DefaultParagraphFont"/>
     <w:uiPriority w:val="99"/>
     <w:unhideWhenUsed/>
-    <w:rsid w:val="00FB7F71"/>
+    <w:rsid w:val="00936BAA"/>
     <w:rPr>
       <w:color w:val="0000FF" w:themeColor="hyperlink"/>
       <w:u w:val="single"/>

--- a/Documents/CFS Sales App User Guide.docx
+++ b/Documents/CFS Sales App User Guide.docx
@@ -345,7 +345,7 @@
       <w:r>
         <w:fldChar w:fldCharType="separate"/>
       </w:r>
-      <w:hyperlink w:anchor="_Toc240927677" w:history="1">
+      <w:hyperlink w:anchor="_Toc240929699" w:history="1">
         <w:r>
           <w:rPr>
             <w:rStyle w:val="Hyperlink"/>
@@ -372,7 +372,7 @@
             <w:noProof/>
             <w:webHidden/>
           </w:rPr>
-          <w:instrText xml:space="preserve"> PAGEREF _Toc240927677 \h </w:instrText>
+          <w:instrText xml:space="preserve"> PAGEREF _Toc240929699 \h </w:instrText>
         </w:r>
         <w:r>
           <w:rPr>
@@ -413,7 +413,7 @@
           <w:noProof/>
         </w:rPr>
       </w:pPr>
-      <w:hyperlink w:anchor="_Toc240927678" w:history="1">
+      <w:hyperlink w:anchor="_Toc240929700" w:history="1">
         <w:r>
           <w:rPr>
             <w:rStyle w:val="Hyperlink"/>
@@ -440,7 +440,7 @@
             <w:noProof/>
             <w:webHidden/>
           </w:rPr>
-          <w:instrText xml:space="preserve"> PAGEREF _Toc240927678 \h </w:instrText>
+          <w:instrText xml:space="preserve"> PAGEREF _Toc240929700 \h </w:instrText>
         </w:r>
         <w:r>
           <w:rPr>
@@ -481,7 +481,7 @@
           <w:noProof/>
         </w:rPr>
       </w:pPr>
-      <w:hyperlink w:anchor="_Toc240927679" w:history="1">
+      <w:hyperlink w:anchor="_Toc240929701" w:history="1">
         <w:r>
           <w:rPr>
             <w:rStyle w:val="Hyperlink"/>
@@ -508,7 +508,7 @@
             <w:noProof/>
             <w:webHidden/>
           </w:rPr>
-          <w:instrText xml:space="preserve"> PAGEREF _Toc240927679 \h </w:instrText>
+          <w:instrText xml:space="preserve"> PAGEREF _Toc240929701 \h </w:instrText>
         </w:r>
         <w:r>
           <w:rPr>
@@ -549,7 +549,7 @@
           <w:noProof/>
         </w:rPr>
       </w:pPr>
-      <w:hyperlink w:anchor="_Toc240927680" w:history="1">
+      <w:hyperlink w:anchor="_Toc240929702" w:history="1">
         <w:r>
           <w:rPr>
             <w:rStyle w:val="Hyperlink"/>
@@ -576,7 +576,7 @@
             <w:noProof/>
             <w:webHidden/>
           </w:rPr>
-          <w:instrText xml:space="preserve"> PAGEREF _Toc240927680 \h </w:instrText>
+          <w:instrText xml:space="preserve"> PAGEREF _Toc240929702 \h </w:instrText>
         </w:r>
         <w:r>
           <w:rPr>
@@ -617,7 +617,7 @@
           <w:noProof/>
         </w:rPr>
       </w:pPr>
-      <w:hyperlink w:anchor="_Toc240927681" w:history="1">
+      <w:hyperlink w:anchor="_Toc240929703" w:history="1">
         <w:r>
           <w:rPr>
             <w:rStyle w:val="Hyperlink"/>
@@ -644,7 +644,7 @@
             <w:noProof/>
             <w:webHidden/>
           </w:rPr>
-          <w:instrText xml:space="preserve"> PAGEREF _Toc240927681 \h </w:instrText>
+          <w:instrText xml:space="preserve"> PAGEREF _Toc240929703 \h </w:instrText>
         </w:r>
         <w:r>
           <w:rPr>
@@ -685,7 +685,7 @@
           <w:noProof/>
         </w:rPr>
       </w:pPr>
-      <w:hyperlink w:anchor="_Toc240927682" w:history="1">
+      <w:hyperlink w:anchor="_Toc240929704" w:history="1">
         <w:r>
           <w:rPr>
             <w:rStyle w:val="Hyperlink"/>
@@ -712,7 +712,7 @@
             <w:noProof/>
             <w:webHidden/>
           </w:rPr>
-          <w:instrText xml:space="preserve"> PAGEREF _Toc240927682 \h </w:instrText>
+          <w:instrText xml:space="preserve"> PAGEREF _Toc240929704 \h </w:instrText>
         </w:r>
         <w:r>
           <w:rPr>
@@ -753,7 +753,7 @@
           <w:noProof/>
         </w:rPr>
       </w:pPr>
-      <w:hyperlink w:anchor="_Toc240927683" w:history="1">
+      <w:hyperlink w:anchor="_Toc240929705" w:history="1">
         <w:r>
           <w:rPr>
             <w:rStyle w:val="Hyperlink"/>
@@ -780,7 +780,7 @@
             <w:noProof/>
             <w:webHidden/>
           </w:rPr>
-          <w:instrText xml:space="preserve"> PAGEREF _Toc240927683 \h </w:instrText>
+          <w:instrText xml:space="preserve"> PAGEREF _Toc240929705 \h </w:instrText>
         </w:r>
         <w:r>
           <w:rPr>
@@ -821,7 +821,7 @@
           <w:noProof/>
         </w:rPr>
       </w:pPr>
-      <w:hyperlink w:anchor="_Toc240927684" w:history="1">
+      <w:hyperlink w:anchor="_Toc240929706" w:history="1">
         <w:r>
           <w:rPr>
             <w:rStyle w:val="Hyperlink"/>
@@ -848,7 +848,7 @@
             <w:noProof/>
             <w:webHidden/>
           </w:rPr>
-          <w:instrText xml:space="preserve"> PAGEREF _Toc240927684 \h </w:instrText>
+          <w:instrText xml:space="preserve"> PAGEREF _Toc240929706 \h </w:instrText>
         </w:r>
         <w:r>
           <w:rPr>
@@ -889,7 +889,7 @@
           <w:noProof/>
         </w:rPr>
       </w:pPr>
-      <w:hyperlink w:anchor="_Toc240927685" w:history="1">
+      <w:hyperlink w:anchor="_Toc240929707" w:history="1">
         <w:r>
           <w:rPr>
             <w:rStyle w:val="Hyperlink"/>
@@ -916,7 +916,7 @@
             <w:noProof/>
             <w:webHidden/>
           </w:rPr>
-          <w:instrText xml:space="preserve"> PAGEREF _Toc240927685 \h </w:instrText>
+          <w:instrText xml:space="preserve"> PAGEREF _Toc240929707 \h </w:instrText>
         </w:r>
         <w:r>
           <w:rPr>
@@ -957,7 +957,7 @@
           <w:noProof/>
         </w:rPr>
       </w:pPr>
-      <w:hyperlink w:anchor="_Toc240927686" w:history="1">
+      <w:hyperlink w:anchor="_Toc240929708" w:history="1">
         <w:r>
           <w:rPr>
             <w:rStyle w:val="Hyperlink"/>
@@ -984,7 +984,7 @@
             <w:noProof/>
             <w:webHidden/>
           </w:rPr>
-          <w:instrText xml:space="preserve"> PAGEREF _Toc240927686 \h </w:instrText>
+          <w:instrText xml:space="preserve"> PAGEREF _Toc240929708 \h </w:instrText>
         </w:r>
         <w:r>
           <w:rPr>
@@ -1025,7 +1025,7 @@
           <w:noProof/>
         </w:rPr>
       </w:pPr>
-      <w:hyperlink w:anchor="_Toc240927687" w:history="1">
+      <w:hyperlink w:anchor="_Toc240929709" w:history="1">
         <w:r>
           <w:rPr>
             <w:rStyle w:val="Hyperlink"/>
@@ -1052,7 +1052,7 @@
             <w:noProof/>
             <w:webHidden/>
           </w:rPr>
-          <w:instrText xml:space="preserve"> PAGEREF _Toc240927687 \h </w:instrText>
+          <w:instrText xml:space="preserve"> PAGEREF _Toc240929709 \h </w:instrText>
         </w:r>
         <w:r>
           <w:rPr>
@@ -1093,7 +1093,7 @@
           <w:noProof/>
         </w:rPr>
       </w:pPr>
-      <w:hyperlink w:anchor="_Toc240927688" w:history="1">
+      <w:hyperlink w:anchor="_Toc240929710" w:history="1">
         <w:r>
           <w:rPr>
             <w:rStyle w:val="Hyperlink"/>
@@ -1120,7 +1120,7 @@
             <w:noProof/>
             <w:webHidden/>
           </w:rPr>
-          <w:instrText xml:space="preserve"> PAGEREF _Toc240927688 \h </w:instrText>
+          <w:instrText xml:space="preserve"> PAGEREF _Toc240929710 \h </w:instrText>
         </w:r>
         <w:r>
           <w:rPr>
@@ -1161,7 +1161,7 @@
           <w:noProof/>
         </w:rPr>
       </w:pPr>
-      <w:hyperlink w:anchor="_Toc240927689" w:history="1">
+      <w:hyperlink w:anchor="_Toc240929711" w:history="1">
         <w:r>
           <w:rPr>
             <w:rStyle w:val="Hyperlink"/>
@@ -1188,7 +1188,7 @@
             <w:noProof/>
             <w:webHidden/>
           </w:rPr>
-          <w:instrText xml:space="preserve"> PAGEREF _Toc240927689 \h </w:instrText>
+          <w:instrText xml:space="preserve"> PAGEREF _Toc240929711 \h </w:instrText>
         </w:r>
         <w:r>
           <w:rPr>
@@ -1229,7 +1229,7 @@
           <w:noProof/>
         </w:rPr>
       </w:pPr>
-      <w:hyperlink w:anchor="_Toc240927690" w:history="1">
+      <w:hyperlink w:anchor="_Toc240929712" w:history="1">
         <w:r>
           <w:rPr>
             <w:rStyle w:val="Hyperlink"/>
@@ -1256,7 +1256,7 @@
             <w:noProof/>
             <w:webHidden/>
           </w:rPr>
-          <w:instrText xml:space="preserve"> PAGEREF _Toc240927690 \h </w:instrText>
+          <w:instrText xml:space="preserve"> PAGEREF _Toc240929712 \h </w:instrText>
         </w:r>
         <w:r>
           <w:rPr>
@@ -1297,7 +1297,7 @@
           <w:noProof/>
         </w:rPr>
       </w:pPr>
-      <w:hyperlink w:anchor="_Toc240927691" w:history="1">
+      <w:hyperlink w:anchor="_Toc240929713" w:history="1">
         <w:r>
           <w:rPr>
             <w:rStyle w:val="Hyperlink"/>
@@ -1324,7 +1324,7 @@
             <w:noProof/>
             <w:webHidden/>
           </w:rPr>
-          <w:instrText xml:space="preserve"> PAGEREF _Toc240927691 \h </w:instrText>
+          <w:instrText xml:space="preserve"> PAGEREF _Toc240929713 \h </w:instrText>
         </w:r>
         <w:r>
           <w:rPr>
@@ -1365,7 +1365,7 @@
           <w:noProof/>
         </w:rPr>
       </w:pPr>
-      <w:hyperlink w:anchor="_Toc240927692" w:history="1">
+      <w:hyperlink w:anchor="_Toc240929714" w:history="1">
         <w:r>
           <w:rPr>
             <w:rStyle w:val="Hyperlink"/>
@@ -1392,7 +1392,7 @@
             <w:noProof/>
             <w:webHidden/>
           </w:rPr>
-          <w:instrText xml:space="preserve"> PAGEREF _Toc240927692 \h </w:instrText>
+          <w:instrText xml:space="preserve"> PAGEREF _Toc240929714 \h </w:instrText>
         </w:r>
         <w:r>
           <w:rPr>
@@ -1433,7 +1433,7 @@
           <w:noProof/>
         </w:rPr>
       </w:pPr>
-      <w:hyperlink w:anchor="_Toc240927693" w:history="1">
+      <w:hyperlink w:anchor="_Toc240929715" w:history="1">
         <w:r>
           <w:rPr>
             <w:rStyle w:val="Hyperlink"/>
@@ -1460,7 +1460,7 @@
             <w:noProof/>
             <w:webHidden/>
           </w:rPr>
-          <w:instrText xml:space="preserve"> PAGEREF _Toc240927693 \h </w:instrText>
+          <w:instrText xml:space="preserve"> PAGEREF _Toc240929715 \h </w:instrText>
         </w:r>
         <w:r>
           <w:rPr>
@@ -1501,7 +1501,7 @@
           <w:noProof/>
         </w:rPr>
       </w:pPr>
-      <w:hyperlink w:anchor="_Toc240927694" w:history="1">
+      <w:hyperlink w:anchor="_Toc240929716" w:history="1">
         <w:r>
           <w:rPr>
             <w:rStyle w:val="Hyperlink"/>
@@ -1528,7 +1528,7 @@
             <w:noProof/>
             <w:webHidden/>
           </w:rPr>
-          <w:instrText xml:space="preserve"> PAGEREF _Toc240927694 \h </w:instrText>
+          <w:instrText xml:space="preserve"> PAGEREF _Toc240929716 \h </w:instrText>
         </w:r>
         <w:r>
           <w:rPr>
@@ -1569,7 +1569,7 @@
           <w:noProof/>
         </w:rPr>
       </w:pPr>
-      <w:hyperlink w:anchor="_Toc240927695" w:history="1">
+      <w:hyperlink w:anchor="_Toc240929717" w:history="1">
         <w:r>
           <w:rPr>
             <w:rStyle w:val="Hyperlink"/>
@@ -1596,7 +1596,7 @@
             <w:noProof/>
             <w:webHidden/>
           </w:rPr>
-          <w:instrText xml:space="preserve"> PAGEREF _Toc240927695 \h </w:instrText>
+          <w:instrText xml:space="preserve"> PAGEREF _Toc240929717 \h </w:instrText>
         </w:r>
         <w:r>
           <w:rPr>
@@ -1637,7 +1637,7 @@
           <w:noProof/>
         </w:rPr>
       </w:pPr>
-      <w:hyperlink w:anchor="_Toc240927696" w:history="1">
+      <w:hyperlink w:anchor="_Toc240929718" w:history="1">
         <w:r>
           <w:rPr>
             <w:rStyle w:val="Hyperlink"/>
@@ -1664,7 +1664,7 @@
             <w:noProof/>
             <w:webHidden/>
           </w:rPr>
-          <w:instrText xml:space="preserve"> PAGEREF _Toc240927696 \h </w:instrText>
+          <w:instrText xml:space="preserve"> PAGEREF _Toc240929718 \h </w:instrText>
         </w:r>
         <w:r>
           <w:rPr>
@@ -1705,7 +1705,7 @@
           <w:noProof/>
         </w:rPr>
       </w:pPr>
-      <w:hyperlink w:anchor="_Toc240927697" w:history="1">
+      <w:hyperlink w:anchor="_Toc240929719" w:history="1">
         <w:r>
           <w:rPr>
             <w:rStyle w:val="Hyperlink"/>
@@ -1732,7 +1732,7 @@
             <w:noProof/>
             <w:webHidden/>
           </w:rPr>
-          <w:instrText xml:space="preserve"> PAGEREF _Toc240927697 \h </w:instrText>
+          <w:instrText xml:space="preserve"> PAGEREF _Toc240929719 \h </w:instrText>
         </w:r>
         <w:r>
           <w:rPr>
@@ -1773,7 +1773,7 @@
           <w:noProof/>
         </w:rPr>
       </w:pPr>
-      <w:hyperlink w:anchor="_Toc240927698" w:history="1">
+      <w:hyperlink w:anchor="_Toc240929720" w:history="1">
         <w:r>
           <w:rPr>
             <w:rStyle w:val="Hyperlink"/>
@@ -1800,7 +1800,7 @@
             <w:noProof/>
             <w:webHidden/>
           </w:rPr>
-          <w:instrText xml:space="preserve"> PAGEREF _Toc240927698 \h </w:instrText>
+          <w:instrText xml:space="preserve"> PAGEREF _Toc240929720 \h </w:instrText>
         </w:r>
         <w:r>
           <w:rPr>
@@ -1841,7 +1841,7 @@
           <w:noProof/>
         </w:rPr>
       </w:pPr>
-      <w:hyperlink w:anchor="_Toc240927699" w:history="1">
+      <w:hyperlink w:anchor="_Toc240929721" w:history="1">
         <w:r>
           <w:rPr>
             <w:rStyle w:val="Hyperlink"/>
@@ -1868,7 +1868,7 @@
             <w:noProof/>
             <w:webHidden/>
           </w:rPr>
-          <w:instrText xml:space="preserve"> PAGEREF _Toc240927699 \h </w:instrText>
+          <w:instrText xml:space="preserve"> PAGEREF _Toc240929721 \h </w:instrText>
         </w:r>
         <w:r>
           <w:rPr>
@@ -1909,7 +1909,7 @@
           <w:noProof/>
         </w:rPr>
       </w:pPr>
-      <w:hyperlink w:anchor="_Toc240927700" w:history="1">
+      <w:hyperlink w:anchor="_Toc240929722" w:history="1">
         <w:r>
           <w:rPr>
             <w:rStyle w:val="Hyperlink"/>
@@ -1936,7 +1936,7 @@
             <w:noProof/>
             <w:webHidden/>
           </w:rPr>
-          <w:instrText xml:space="preserve"> PAGEREF _Toc240927700 \h </w:instrText>
+          <w:instrText xml:space="preserve"> PAGEREF _Toc240929722 \h </w:instrText>
         </w:r>
         <w:r>
           <w:rPr>
@@ -1977,7 +1977,7 @@
           <w:noProof/>
         </w:rPr>
       </w:pPr>
-      <w:hyperlink w:anchor="_Toc240927701" w:history="1">
+      <w:hyperlink w:anchor="_Toc240929723" w:history="1">
         <w:r>
           <w:rPr>
             <w:rStyle w:val="Hyperlink"/>
@@ -2004,7 +2004,7 @@
             <w:noProof/>
             <w:webHidden/>
           </w:rPr>
-          <w:instrText xml:space="preserve"> PAGEREF _Toc240927701 \h </w:instrText>
+          <w:instrText xml:space="preserve"> PAGEREF _Toc240929723 \h </w:instrText>
         </w:r>
         <w:r>
           <w:rPr>
@@ -2045,7 +2045,7 @@
           <w:noProof/>
         </w:rPr>
       </w:pPr>
-      <w:hyperlink w:anchor="_Toc240927702" w:history="1">
+      <w:hyperlink w:anchor="_Toc240929724" w:history="1">
         <w:r>
           <w:rPr>
             <w:rStyle w:val="Hyperlink"/>
@@ -2072,7 +2072,7 @@
             <w:noProof/>
             <w:webHidden/>
           </w:rPr>
-          <w:instrText xml:space="preserve"> PAGEREF _Toc240927702 \h </w:instrText>
+          <w:instrText xml:space="preserve"> PAGEREF _Toc240929724 \h </w:instrText>
         </w:r>
         <w:r>
           <w:rPr>
@@ -2113,7 +2113,7 @@
           <w:noProof/>
         </w:rPr>
       </w:pPr>
-      <w:hyperlink w:anchor="_Toc240927703" w:history="1">
+      <w:hyperlink w:anchor="_Toc240929725" w:history="1">
         <w:r>
           <w:rPr>
             <w:rStyle w:val="Hyperlink"/>
@@ -2140,7 +2140,7 @@
             <w:noProof/>
             <w:webHidden/>
           </w:rPr>
-          <w:instrText xml:space="preserve"> PAGEREF _Toc240927703 \h </w:instrText>
+          <w:instrText xml:space="preserve"> PAGEREF _Toc240929725 \h </w:instrText>
         </w:r>
         <w:r>
           <w:rPr>
@@ -2181,7 +2181,7 @@
           <w:noProof/>
         </w:rPr>
       </w:pPr>
-      <w:hyperlink w:anchor="_Toc240927704" w:history="1">
+      <w:hyperlink w:anchor="_Toc240929726" w:history="1">
         <w:r>
           <w:rPr>
             <w:rStyle w:val="Hyperlink"/>
@@ -2208,7 +2208,7 @@
             <w:noProof/>
             <w:webHidden/>
           </w:rPr>
-          <w:instrText xml:space="preserve"> PAGEREF _Toc240927704 \h </w:instrText>
+          <w:instrText xml:space="preserve"> PAGEREF _Toc240929726 \h </w:instrText>
         </w:r>
         <w:r>
           <w:rPr>
@@ -2249,7 +2249,7 @@
           <w:noProof/>
         </w:rPr>
       </w:pPr>
-      <w:hyperlink w:anchor="_Toc240927705" w:history="1">
+      <w:hyperlink w:anchor="_Toc240929727" w:history="1">
         <w:r>
           <w:rPr>
             <w:rStyle w:val="Hyperlink"/>
@@ -2276,7 +2276,7 @@
             <w:noProof/>
             <w:webHidden/>
           </w:rPr>
-          <w:instrText xml:space="preserve"> PAGEREF _Toc240927705 \h </w:instrText>
+          <w:instrText xml:space="preserve"> PAGEREF _Toc240929727 \h </w:instrText>
         </w:r>
         <w:r>
           <w:rPr>
@@ -2317,7 +2317,7 @@
           <w:noProof/>
         </w:rPr>
       </w:pPr>
-      <w:hyperlink w:anchor="_Toc240927706" w:history="1">
+      <w:hyperlink w:anchor="_Toc240929728" w:history="1">
         <w:r>
           <w:rPr>
             <w:rStyle w:val="Hyperlink"/>
@@ -2344,7 +2344,7 @@
             <w:noProof/>
             <w:webHidden/>
           </w:rPr>
-          <w:instrText xml:space="preserve"> PAGEREF _Toc240927706 \h </w:instrText>
+          <w:instrText xml:space="preserve"> PAGEREF _Toc240929728 \h </w:instrText>
         </w:r>
         <w:r>
           <w:rPr>
@@ -2385,7 +2385,7 @@
           <w:noProof/>
         </w:rPr>
       </w:pPr>
-      <w:hyperlink w:anchor="_Toc240927707" w:history="1">
+      <w:hyperlink w:anchor="_Toc240929729" w:history="1">
         <w:r>
           <w:rPr>
             <w:rStyle w:val="Hyperlink"/>
@@ -2412,7 +2412,7 @@
             <w:noProof/>
             <w:webHidden/>
           </w:rPr>
-          <w:instrText xml:space="preserve"> PAGEREF _Toc240927707 \h </w:instrText>
+          <w:instrText xml:space="preserve"> PAGEREF _Toc240929729 \h </w:instrText>
         </w:r>
         <w:r>
           <w:rPr>
@@ -2453,7 +2453,7 @@
           <w:noProof/>
         </w:rPr>
       </w:pPr>
-      <w:hyperlink w:anchor="_Toc240927708" w:history="1">
+      <w:hyperlink w:anchor="_Toc240929730" w:history="1">
         <w:r>
           <w:rPr>
             <w:rStyle w:val="Hyperlink"/>
@@ -2480,7 +2480,7 @@
             <w:noProof/>
             <w:webHidden/>
           </w:rPr>
-          <w:instrText xml:space="preserve"> PAGEREF _Toc240927708 \h </w:instrText>
+          <w:instrText xml:space="preserve"> PAGEREF _Toc240929730 \h </w:instrText>
         </w:r>
         <w:r>
           <w:rPr>
@@ -2521,7 +2521,7 @@
           <w:noProof/>
         </w:rPr>
       </w:pPr>
-      <w:hyperlink w:anchor="_Toc240927709" w:history="1">
+      <w:hyperlink w:anchor="_Toc240929731" w:history="1">
         <w:r>
           <w:rPr>
             <w:rStyle w:val="Hyperlink"/>
@@ -2548,7 +2548,7 @@
             <w:noProof/>
             <w:webHidden/>
           </w:rPr>
-          <w:instrText xml:space="preserve"> PAGEREF _Toc240927709 \h </w:instrText>
+          <w:instrText xml:space="preserve"> PAGEREF _Toc240929731 \h </w:instrText>
         </w:r>
         <w:r>
           <w:rPr>
@@ -2589,7 +2589,7 @@
           <w:noProof/>
         </w:rPr>
       </w:pPr>
-      <w:hyperlink w:anchor="_Toc240927710" w:history="1">
+      <w:hyperlink w:anchor="_Toc240929732" w:history="1">
         <w:r>
           <w:rPr>
             <w:rStyle w:val="Hyperlink"/>
@@ -2616,7 +2616,7 @@
             <w:noProof/>
             <w:webHidden/>
           </w:rPr>
-          <w:instrText xml:space="preserve"> PAGEREF _Toc240927710 \h </w:instrText>
+          <w:instrText xml:space="preserve"> PAGEREF _Toc240929732 \h </w:instrText>
         </w:r>
         <w:r>
           <w:rPr>
@@ -2657,7 +2657,7 @@
           <w:noProof/>
         </w:rPr>
       </w:pPr>
-      <w:hyperlink w:anchor="_Toc240927711" w:history="1">
+      <w:hyperlink w:anchor="_Toc240929733" w:history="1">
         <w:r>
           <w:rPr>
             <w:rStyle w:val="Hyperlink"/>
@@ -2684,7 +2684,7 @@
             <w:noProof/>
             <w:webHidden/>
           </w:rPr>
-          <w:instrText xml:space="preserve"> PAGEREF _Toc240927711 \h </w:instrText>
+          <w:instrText xml:space="preserve"> PAGEREF _Toc240929733 \h </w:instrText>
         </w:r>
         <w:r>
           <w:rPr>
@@ -2725,7 +2725,7 @@
           <w:noProof/>
         </w:rPr>
       </w:pPr>
-      <w:hyperlink w:anchor="_Toc240927712" w:history="1">
+      <w:hyperlink w:anchor="_Toc240929734" w:history="1">
         <w:r>
           <w:rPr>
             <w:rStyle w:val="Hyperlink"/>
@@ -2752,7 +2752,7 @@
             <w:noProof/>
             <w:webHidden/>
           </w:rPr>
-          <w:instrText xml:space="preserve"> PAGEREF _Toc240927712 \h </w:instrText>
+          <w:instrText xml:space="preserve"> PAGEREF _Toc240929734 \h </w:instrText>
         </w:r>
         <w:r>
           <w:rPr>
@@ -2793,7 +2793,7 @@
           <w:noProof/>
         </w:rPr>
       </w:pPr>
-      <w:hyperlink w:anchor="_Toc240927713" w:history="1">
+      <w:hyperlink w:anchor="_Toc240929735" w:history="1">
         <w:r>
           <w:rPr>
             <w:rStyle w:val="Hyperlink"/>
@@ -2820,7 +2820,7 @@
             <w:noProof/>
             <w:webHidden/>
           </w:rPr>
-          <w:instrText xml:space="preserve"> PAGEREF _Toc240927713 \h </w:instrText>
+          <w:instrText xml:space="preserve"> PAGEREF _Toc240929735 \h </w:instrText>
         </w:r>
         <w:r>
           <w:rPr>
@@ -2861,7 +2861,7 @@
           <w:noProof/>
         </w:rPr>
       </w:pPr>
-      <w:hyperlink w:anchor="_Toc240927714" w:history="1">
+      <w:hyperlink w:anchor="_Toc240929736" w:history="1">
         <w:r>
           <w:rPr>
             <w:rStyle w:val="Hyperlink"/>
@@ -2888,7 +2888,7 @@
             <w:noProof/>
             <w:webHidden/>
           </w:rPr>
-          <w:instrText xml:space="preserve"> PAGEREF _Toc240927714 \h </w:instrText>
+          <w:instrText xml:space="preserve"> PAGEREF _Toc240929736 \h </w:instrText>
         </w:r>
         <w:r>
           <w:rPr>
@@ -2929,7 +2929,7 @@
           <w:noProof/>
         </w:rPr>
       </w:pPr>
-      <w:hyperlink w:anchor="_Toc240927715" w:history="1">
+      <w:hyperlink w:anchor="_Toc240929737" w:history="1">
         <w:r>
           <w:rPr>
             <w:rStyle w:val="Hyperlink"/>
@@ -2956,7 +2956,7 @@
             <w:noProof/>
             <w:webHidden/>
           </w:rPr>
-          <w:instrText xml:space="preserve"> PAGEREF _Toc240927715 \h </w:instrText>
+          <w:instrText xml:space="preserve"> PAGEREF _Toc240929737 \h </w:instrText>
         </w:r>
         <w:r>
           <w:rPr>
@@ -2997,7 +2997,7 @@
           <w:noProof/>
         </w:rPr>
       </w:pPr>
-      <w:hyperlink w:anchor="_Toc240927716" w:history="1">
+      <w:hyperlink w:anchor="_Toc240929738" w:history="1">
         <w:r>
           <w:rPr>
             <w:rStyle w:val="Hyperlink"/>
@@ -3024,7 +3024,7 @@
             <w:noProof/>
             <w:webHidden/>
           </w:rPr>
-          <w:instrText xml:space="preserve"> PAGEREF _Toc240927716 \h </w:instrText>
+          <w:instrText xml:space="preserve"> PAGEREF _Toc240929738 \h </w:instrText>
         </w:r>
         <w:r>
           <w:rPr>
@@ -3065,7 +3065,7 @@
           <w:noProof/>
         </w:rPr>
       </w:pPr>
-      <w:hyperlink w:anchor="_Toc240927717" w:history="1">
+      <w:hyperlink w:anchor="_Toc240929739" w:history="1">
         <w:r>
           <w:rPr>
             <w:rStyle w:val="Hyperlink"/>
@@ -3092,7 +3092,7 @@
             <w:noProof/>
             <w:webHidden/>
           </w:rPr>
-          <w:instrText xml:space="preserve"> PAGEREF _Toc240927717 \h </w:instrText>
+          <w:instrText xml:space="preserve"> PAGEREF _Toc240929739 \h </w:instrText>
         </w:r>
         <w:r>
           <w:rPr>
@@ -3133,7 +3133,7 @@
           <w:noProof/>
         </w:rPr>
       </w:pPr>
-      <w:hyperlink w:anchor="_Toc240927718" w:history="1">
+      <w:hyperlink w:anchor="_Toc240929740" w:history="1">
         <w:r>
           <w:rPr>
             <w:rStyle w:val="Hyperlink"/>
@@ -3160,7 +3160,7 @@
             <w:noProof/>
             <w:webHidden/>
           </w:rPr>
-          <w:instrText xml:space="preserve"> PAGEREF _Toc240927718 \h </w:instrText>
+          <w:instrText xml:space="preserve"> PAGEREF _Toc240929740 \h </w:instrText>
         </w:r>
         <w:r>
           <w:rPr>
@@ -3201,7 +3201,7 @@
           <w:noProof/>
         </w:rPr>
       </w:pPr>
-      <w:hyperlink w:anchor="_Toc240927719" w:history="1">
+      <w:hyperlink w:anchor="_Toc240929741" w:history="1">
         <w:r>
           <w:rPr>
             <w:rStyle w:val="Hyperlink"/>
@@ -3228,7 +3228,7 @@
             <w:noProof/>
             <w:webHidden/>
           </w:rPr>
-          <w:instrText xml:space="preserve"> PAGEREF _Toc240927719 \h </w:instrText>
+          <w:instrText xml:space="preserve"> PAGEREF _Toc240929741 \h </w:instrText>
         </w:r>
         <w:r>
           <w:rPr>
@@ -3269,7 +3269,7 @@
           <w:noProof/>
         </w:rPr>
       </w:pPr>
-      <w:hyperlink w:anchor="_Toc240927720" w:history="1">
+      <w:hyperlink w:anchor="_Toc240929742" w:history="1">
         <w:r>
           <w:rPr>
             <w:rStyle w:val="Hyperlink"/>
@@ -3296,7 +3296,7 @@
             <w:noProof/>
             <w:webHidden/>
           </w:rPr>
-          <w:instrText xml:space="preserve"> PAGEREF _Toc240927720 \h </w:instrText>
+          <w:instrText xml:space="preserve"> PAGEREF _Toc240929742 \h </w:instrText>
         </w:r>
         <w:r>
           <w:rPr>
@@ -3337,7 +3337,7 @@
           <w:noProof/>
         </w:rPr>
       </w:pPr>
-      <w:hyperlink w:anchor="_Toc240927721" w:history="1">
+      <w:hyperlink w:anchor="_Toc240929743" w:history="1">
         <w:r>
           <w:rPr>
             <w:rStyle w:val="Hyperlink"/>
@@ -3364,7 +3364,7 @@
             <w:noProof/>
             <w:webHidden/>
           </w:rPr>
-          <w:instrText xml:space="preserve"> PAGEREF _Toc240927721 \h </w:instrText>
+          <w:instrText xml:space="preserve"> PAGEREF _Toc240929743 \h </w:instrText>
         </w:r>
         <w:r>
           <w:rPr>
@@ -3405,7 +3405,7 @@
         <w:pStyle w:val="Heading1"/>
         <w:pageBreakBefore/>
       </w:pPr>
-      <w:bookmarkStart w:id="0" w:name="_Toc240927677"/>
+      <w:bookmarkStart w:id="0" w:name="_Toc240929699"/>
       <w:r>
         <w:lastRenderedPageBreak/>
         <w:t>Welcome</w:t>
@@ -3421,7 +3421,7 @@
       <w:pPr>
         <w:pStyle w:val="Heading2"/>
       </w:pPr>
-      <w:bookmarkStart w:id="1" w:name="_Toc240927678"/>
+      <w:bookmarkStart w:id="1" w:name="_Toc240929700"/>
       <w:r>
         <w:t>How a sale moves through the app</w:t>
       </w:r>
@@ -3904,7 +3904,7 @@
       <w:pPr>
         <w:pStyle w:val="Heading2"/>
       </w:pPr>
-      <w:bookmarkStart w:id="2" w:name="_Toc240927679"/>
+      <w:bookmarkStart w:id="2" w:name="_Toc240929701"/>
       <w:r>
         <w:t>What you'll need</w:t>
       </w:r>
@@ -4013,7 +4013,7 @@
         <w:pStyle w:val="Heading1"/>
         <w:pageBreakBefore/>
       </w:pPr>
-      <w:bookmarkStart w:id="3" w:name="_Toc240927680"/>
+      <w:bookmarkStart w:id="3" w:name="_Toc240929702"/>
       <w:r>
         <w:lastRenderedPageBreak/>
         <w:t>Who can do what</w:t>
@@ -4489,7 +4489,7 @@
         <w:pStyle w:val="Heading1"/>
         <w:pageBreakBefore/>
       </w:pPr>
-      <w:bookmarkStart w:id="4" w:name="_Toc240927681"/>
+      <w:bookmarkStart w:id="4" w:name="_Toc240929703"/>
       <w:r>
         <w:lastRenderedPageBreak/>
         <w:t>Getting started</w:t>
@@ -4500,7 +4500,7 @@
       <w:pPr>
         <w:pStyle w:val="Heading2"/>
       </w:pPr>
-      <w:bookmarkStart w:id="5" w:name="_Toc240927682"/>
+      <w:bookmarkStart w:id="5" w:name="_Toc240929704"/>
       <w:r>
         <w:t>Signing in</w:t>
       </w:r>
@@ -4517,7 +4517,7 @@
           <w:noProof/>
         </w:rPr>
         <w:drawing>
-          <wp:inline distT="0" distB="0" distL="0" distR="0" wp14:anchorId="06C416C6" wp14:editId="2BAA50BE">
+          <wp:inline distT="0" distB="0" distL="0" distR="0" wp14:anchorId="03CA8982" wp14:editId="0C0A017E">
             <wp:extent cx="3291840" cy="2211705"/>
             <wp:effectExtent l="0" t="0" r="0" b="0"/>
             <wp:docPr id="1" name="Picture 1"/>
@@ -4773,7 +4773,7 @@
       <w:pPr>
         <w:pStyle w:val="Heading2"/>
       </w:pPr>
-      <w:bookmarkStart w:id="6" w:name="_Toc240927683"/>
+      <w:bookmarkStart w:id="6" w:name="_Toc240929705"/>
       <w:r>
         <w:t>Finding your way around</w:t>
       </w:r>
@@ -5064,7 +5064,7 @@
               <w:rPr>
                 <w:b/>
               </w:rPr>
-              <w:t>Inventory</w:t>
+              <w:t>Dashboard</w:t>
             </w:r>
           </w:p>
         </w:tc>
@@ -5090,7 +5090,7 @@
               <w:spacing w:after="0"/>
             </w:pPr>
             <w:r>
-              <w:t>Checkout and admins: count the pillows, protectors and other items kept at the cart.</w:t>
+              <w:t>Live totals for the day or the event.</w:t>
             </w:r>
           </w:p>
         </w:tc>
@@ -5123,7 +5123,7 @@
               <w:rPr>
                 <w:b/>
               </w:rPr>
-              <w:t>Dashboard</w:t>
+              <w:t>Inventory</w:t>
             </w:r>
           </w:p>
         </w:tc>
@@ -5148,7 +5148,7 @@
               <w:spacing w:after="0"/>
             </w:pPr>
             <w:r>
-              <w:t>Live totals for the day or the event.</w:t>
+              <w:t>Checkout and admins: count the pillows, protectors and other items kept at the cart.</w:t>
             </w:r>
           </w:p>
         </w:tc>
@@ -5340,14 +5340,23 @@
     </w:p>
     <w:p>
       <w:r>
-        <w:t>On a tablet or computer the menu runs along the top. On a phone it moves to the bottom so it's always within thumb reach. If there are more buttons than fit, swipe the bar sideways to see the rest.</w:t>
+        <w:t xml:space="preserve">On a tablet or computer the menu runs along the top. On a phone it moves to the bottom so it's always within thumb reach. When there are more screens than fit on the bar (as there are for admins), the last button is </w:t>
+      </w:r>
+      <w:r>
+        <w:rPr>
+          <w:b/>
+        </w:rPr>
+        <w:t>More</w:t>
+      </w:r>
+      <w:r>
+        <w:t>. Tap it to reach the rest.</w:t>
       </w:r>
     </w:p>
     <w:p>
       <w:pPr>
         <w:pStyle w:val="Heading2"/>
       </w:pPr>
-      <w:bookmarkStart w:id="7" w:name="_Toc240927684"/>
+      <w:bookmarkStart w:id="7" w:name="_Toc240929706"/>
       <w:r>
         <w:t>Light and dark mode</w:t>
       </w:r>
@@ -5362,7 +5371,7 @@
       <w:pPr>
         <w:pStyle w:val="Heading2"/>
       </w:pPr>
-      <w:bookmarkStart w:id="8" w:name="_Toc240927685"/>
+      <w:bookmarkStart w:id="8" w:name="_Toc240929707"/>
       <w:r>
         <w:t>Signing out</w:t>
       </w:r>
@@ -5387,7 +5396,7 @@
         <w:pStyle w:val="Heading1"/>
         <w:pageBreakBefore/>
       </w:pPr>
-      <w:bookmarkStart w:id="9" w:name="_Toc240927686"/>
+      <w:bookmarkStart w:id="9" w:name="_Toc240929708"/>
       <w:r>
         <w:lastRenderedPageBreak/>
         <w:t>Taking an order on the sales floor</w:t>
@@ -5419,7 +5428,7 @@
           <w:noProof/>
         </w:rPr>
         <w:drawing>
-          <wp:inline distT="0" distB="0" distL="0" distR="0" wp14:anchorId="3FE8664F" wp14:editId="51A9C402">
+          <wp:inline distT="0" distB="0" distL="0" distR="0" wp14:anchorId="76E7FA43" wp14:editId="3C78E516">
             <wp:extent cx="5760720" cy="3870484"/>
             <wp:effectExtent l="0" t="0" r="0" b="0"/>
             <wp:docPr id="2" name="Picture 2"/>
@@ -5544,7 +5553,7 @@
       <w:pPr>
         <w:pStyle w:val="Heading2"/>
       </w:pPr>
-      <w:bookmarkStart w:id="10" w:name="_Toc240927687"/>
+      <w:bookmarkStart w:id="10" w:name="_Toc240929709"/>
       <w:r>
         <w:t>Starting an order</w:t>
       </w:r>
@@ -5628,7 +5637,7 @@
       <w:pPr>
         <w:pStyle w:val="Heading2"/>
       </w:pPr>
-      <w:bookmarkStart w:id="11" w:name="_Toc240927688"/>
+      <w:bookmarkStart w:id="11" w:name="_Toc240929710"/>
       <w:r>
         <w:lastRenderedPageBreak/>
         <w:t>Adding items</w:t>
@@ -5777,7 +5786,7 @@
           <w:noProof/>
         </w:rPr>
         <w:drawing>
-          <wp:inline distT="0" distB="0" distL="0" distR="0" wp14:anchorId="78D15C5C" wp14:editId="12D13B3F">
+          <wp:inline distT="0" distB="0" distL="0" distR="0" wp14:anchorId="04F94381" wp14:editId="699F5C6A">
             <wp:extent cx="5760720" cy="3870484"/>
             <wp:effectExtent l="0" t="0" r="0" b="0"/>
             <wp:docPr id="3" name="Picture 3"/>
@@ -5914,7 +5923,7 @@
           <w:noProof/>
         </w:rPr>
         <w:drawing>
-          <wp:inline distT="0" distB="0" distL="0" distR="0" wp14:anchorId="7FDAA33E" wp14:editId="01B58D0B">
+          <wp:inline distT="0" distB="0" distL="0" distR="0" wp14:anchorId="21A94353" wp14:editId="75888172">
             <wp:extent cx="5760720" cy="3870484"/>
             <wp:effectExtent l="0" t="0" r="0" b="0"/>
             <wp:docPr id="4" name="Picture 4"/>
@@ -6224,7 +6233,7 @@
         </w:rPr>
         <w:lastRenderedPageBreak/>
         <w:drawing>
-          <wp:inline distT="0" distB="0" distL="0" distR="0" wp14:anchorId="2CF09ADE" wp14:editId="2571EF26">
+          <wp:inline distT="0" distB="0" distL="0" distR="0" wp14:anchorId="10DAD865" wp14:editId="36AC5669">
             <wp:extent cx="5486400" cy="3686175"/>
             <wp:effectExtent l="0" t="0" r="0" b="0"/>
             <wp:docPr id="5" name="Picture 5"/>
@@ -6424,7 +6433,7 @@
       <w:pPr>
         <w:pStyle w:val="Heading2"/>
       </w:pPr>
-      <w:bookmarkStart w:id="12" w:name="_Toc240927689"/>
+      <w:bookmarkStart w:id="12" w:name="_Toc240929711"/>
       <w:r>
         <w:t>Adding shipping or a service later</w:t>
       </w:r>
@@ -6465,7 +6474,7 @@
         </w:rPr>
         <w:lastRenderedPageBreak/>
         <w:drawing>
-          <wp:inline distT="0" distB="0" distL="0" distR="0" wp14:anchorId="1EF04DA3" wp14:editId="03DF2EF9">
+          <wp:inline distT="0" distB="0" distL="0" distR="0" wp14:anchorId="0C7BCB12" wp14:editId="042A2B9D">
             <wp:extent cx="4754880" cy="3194685"/>
             <wp:effectExtent l="0" t="0" r="0" b="0"/>
             <wp:docPr id="6" name="Picture 6"/>
@@ -6519,7 +6528,7 @@
       <w:pPr>
         <w:pStyle w:val="Heading2"/>
       </w:pPr>
-      <w:bookmarkStart w:id="13" w:name="_Toc240927690"/>
+      <w:bookmarkStart w:id="13" w:name="_Toc240929712"/>
       <w:r>
         <w:t>Changing or removing an item</w:t>
       </w:r>
@@ -6618,7 +6627,7 @@
       <w:pPr>
         <w:pStyle w:val="Heading2"/>
       </w:pPr>
-      <w:bookmarkStart w:id="14" w:name="_Toc240927691"/>
+      <w:bookmarkStart w:id="14" w:name="_Toc240929713"/>
       <w:r>
         <w:t>Customer details</w:t>
       </w:r>
@@ -6777,7 +6786,7 @@
         </w:rPr>
         <w:lastRenderedPageBreak/>
         <w:drawing>
-          <wp:inline distT="0" distB="0" distL="0" distR="0" wp14:anchorId="2419C83F" wp14:editId="0C23DECC">
+          <wp:inline distT="0" distB="0" distL="0" distR="0" wp14:anchorId="60D7D0BE" wp14:editId="526FF764">
             <wp:extent cx="4754880" cy="3194685"/>
             <wp:effectExtent l="0" t="0" r="0" b="0"/>
             <wp:docPr id="7" name="Picture 7"/>
@@ -6831,7 +6840,7 @@
       <w:pPr>
         <w:pStyle w:val="Heading2"/>
       </w:pPr>
-      <w:bookmarkStart w:id="15" w:name="_Toc240927692"/>
+      <w:bookmarkStart w:id="15" w:name="_Toc240929714"/>
       <w:r>
         <w:t>Sending the order to checkout</w:t>
       </w:r>
@@ -7009,7 +7018,7 @@
       <w:pPr>
         <w:pStyle w:val="Heading2"/>
       </w:pPr>
-      <w:bookmarkStart w:id="16" w:name="_Toc240927693"/>
+      <w:bookmarkStart w:id="16" w:name="_Toc240929715"/>
       <w:r>
         <w:lastRenderedPageBreak/>
         <w:t>Using a phone</w:t>
@@ -7027,7 +7036,7 @@
           <w:noProof/>
         </w:rPr>
         <w:drawing>
-          <wp:inline distT="0" distB="0" distL="0" distR="0" wp14:anchorId="5726FDA4" wp14:editId="0DDD6C00">
+          <wp:inline distT="0" distB="0" distL="0" distR="0" wp14:anchorId="2C72A686" wp14:editId="456B2B6F">
             <wp:extent cx="2194560" cy="4749253"/>
             <wp:effectExtent l="0" t="0" r="0" b="0"/>
             <wp:docPr id="8" name="Picture 8"/>
@@ -7105,7 +7114,7 @@
         <w:pStyle w:val="Heading1"/>
         <w:pageBreakBefore/>
       </w:pPr>
-      <w:bookmarkStart w:id="17" w:name="_Toc240927694"/>
+      <w:bookmarkStart w:id="17" w:name="_Toc240929716"/>
       <w:r>
         <w:lastRenderedPageBreak/>
         <w:t>Checking out a customer</w:t>
@@ -7146,7 +7155,7 @@
           <w:noProof/>
         </w:rPr>
         <w:drawing>
-          <wp:inline distT="0" distB="0" distL="0" distR="0" wp14:anchorId="0284F34D" wp14:editId="41768666">
+          <wp:inline distT="0" distB="0" distL="0" distR="0" wp14:anchorId="3B6E297A" wp14:editId="0C39F33B">
             <wp:extent cx="5760720" cy="3870484"/>
             <wp:effectExtent l="0" t="0" r="0" b="0"/>
             <wp:docPr id="9" name="Picture 9"/>
@@ -7200,7 +7209,7 @@
       <w:pPr>
         <w:pStyle w:val="Heading2"/>
       </w:pPr>
-      <w:bookmarkStart w:id="18" w:name="_Toc240927695"/>
+      <w:bookmarkStart w:id="18" w:name="_Toc240929717"/>
       <w:r>
         <w:t>1. Review the order with the customer</w:t>
       </w:r>
@@ -7297,7 +7306,7 @@
       <w:pPr>
         <w:pStyle w:val="Heading2"/>
       </w:pPr>
-      <w:bookmarkStart w:id="19" w:name="_Toc240927696"/>
+      <w:bookmarkStart w:id="19" w:name="_Toc240929718"/>
       <w:r>
         <w:t>2. Take payment</w:t>
       </w:r>
@@ -7606,7 +7615,7 @@
       <w:pPr>
         <w:pStyle w:val="Heading2"/>
       </w:pPr>
-      <w:bookmarkStart w:id="20" w:name="_Toc240927697"/>
+      <w:bookmarkStart w:id="20" w:name="_Toc240929719"/>
       <w:r>
         <w:t>3. Acknowledgements (initials and signature)</w:t>
       </w:r>
@@ -7655,7 +7664,7 @@
           <w:noProof/>
         </w:rPr>
         <w:drawing>
-          <wp:inline distT="0" distB="0" distL="0" distR="0" wp14:anchorId="7B0EBE16" wp14:editId="7F9F4A53">
+          <wp:inline distT="0" distB="0" distL="0" distR="0" wp14:anchorId="2634E3F8" wp14:editId="561A6A26">
             <wp:extent cx="4937760" cy="3317558"/>
             <wp:effectExtent l="0" t="0" r="0" b="0"/>
             <wp:docPr id="10" name="Picture 10"/>
@@ -7723,7 +7732,7 @@
       <w:pPr>
         <w:pStyle w:val="Heading2"/>
       </w:pPr>
-      <w:bookmarkStart w:id="21" w:name="_Toc240927698"/>
+      <w:bookmarkStart w:id="21" w:name="_Toc240929720"/>
       <w:r>
         <w:t>4. Complete and print</w:t>
       </w:r>
@@ -7913,7 +7922,7 @@
       <w:pPr>
         <w:pStyle w:val="Heading2"/>
       </w:pPr>
-      <w:bookmarkStart w:id="22" w:name="_Toc240927699"/>
+      <w:bookmarkStart w:id="22" w:name="_Toc240929721"/>
       <w:r>
         <w:t>Other checkout actions</w:t>
       </w:r>
@@ -8123,7 +8132,7 @@
         <w:pStyle w:val="Heading1"/>
         <w:pageBreakBefore/>
       </w:pPr>
-      <w:bookmarkStart w:id="23" w:name="_Toc240927700"/>
+      <w:bookmarkStart w:id="23" w:name="_Toc240929722"/>
       <w:r>
         <w:lastRenderedPageBreak/>
         <w:t>The sales sheet</w:t>
@@ -8146,7 +8155,7 @@
           <w:noProof/>
         </w:rPr>
         <w:drawing>
-          <wp:inline distT="0" distB="0" distL="0" distR="0" wp14:anchorId="1CF34791" wp14:editId="3C0D516E">
+          <wp:inline distT="0" distB="0" distL="0" distR="0" wp14:anchorId="4E671177" wp14:editId="6315DE04">
             <wp:extent cx="4023360" cy="3363278"/>
             <wp:effectExtent l="0" t="0" r="0" b="0"/>
             <wp:docPr id="11" name="Picture 11"/>
@@ -8255,7 +8264,7 @@
         <w:pStyle w:val="Heading1"/>
         <w:pageBreakBefore/>
       </w:pPr>
-      <w:bookmarkStart w:id="24" w:name="_Toc240927701"/>
+      <w:bookmarkStart w:id="24" w:name="_Toc240929723"/>
       <w:r>
         <w:lastRenderedPageBreak/>
         <w:t>Looking up orders</w:t>
@@ -8287,7 +8296,7 @@
           <w:noProof/>
         </w:rPr>
         <w:drawing>
-          <wp:inline distT="0" distB="0" distL="0" distR="0" wp14:anchorId="65F9B4F0" wp14:editId="379F3C12">
+          <wp:inline distT="0" distB="0" distL="0" distR="0" wp14:anchorId="58F32CD9" wp14:editId="040C622B">
             <wp:extent cx="5760720" cy="3870484"/>
             <wp:effectExtent l="0" t="0" r="0" b="0"/>
             <wp:docPr id="12" name="Picture 12"/>
@@ -8407,7 +8416,7 @@
       <w:pPr>
         <w:pStyle w:val="Heading2"/>
       </w:pPr>
-      <w:bookmarkStart w:id="25" w:name="_Toc240927702"/>
+      <w:bookmarkStart w:id="25" w:name="_Toc240929724"/>
       <w:r>
         <w:t>Extra options for admins</w:t>
       </w:r>
@@ -8497,7 +8506,7 @@
         </w:rPr>
         <w:lastRenderedPageBreak/>
         <w:drawing>
-          <wp:inline distT="0" distB="0" distL="0" distR="0" wp14:anchorId="72D0530E" wp14:editId="3D0F3C18">
+          <wp:inline distT="0" distB="0" distL="0" distR="0" wp14:anchorId="6A1EBD39" wp14:editId="384E16FD">
             <wp:extent cx="4754880" cy="3194685"/>
             <wp:effectExtent l="0" t="0" r="0" b="0"/>
             <wp:docPr id="13" name="Picture 13"/>
@@ -8605,7 +8614,7 @@
         <w:pStyle w:val="Heading1"/>
         <w:pageBreakBefore/>
       </w:pPr>
-      <w:bookmarkStart w:id="26" w:name="_Toc240927703"/>
+      <w:bookmarkStart w:id="26" w:name="_Toc240929725"/>
       <w:r>
         <w:lastRenderedPageBreak/>
         <w:t>The dashboard</w:t>
@@ -8655,7 +8664,7 @@
           <w:noProof/>
         </w:rPr>
         <w:drawing>
-          <wp:inline distT="0" distB="0" distL="0" distR="0" wp14:anchorId="0C812FE0" wp14:editId="53165EF8">
+          <wp:inline distT="0" distB="0" distL="0" distR="0" wp14:anchorId="26D4B53D" wp14:editId="4939AA05">
             <wp:extent cx="4937760" cy="3317558"/>
             <wp:effectExtent l="0" t="0" r="0" b="0"/>
             <wp:docPr id="14" name="Picture 14"/>
@@ -9203,7 +9212,7 @@
         <w:pStyle w:val="Heading1"/>
         <w:pageBreakBefore/>
       </w:pPr>
-      <w:bookmarkStart w:id="27" w:name="_Toc240927704"/>
+      <w:bookmarkStart w:id="27" w:name="_Toc240929726"/>
       <w:r>
         <w:lastRenderedPageBreak/>
         <w:t>Keeping inventory</w:t>
@@ -9262,7 +9271,7 @@
           <w:noProof/>
         </w:rPr>
         <w:drawing>
-          <wp:inline distT="0" distB="0" distL="0" distR="0" wp14:anchorId="1C462B95" wp14:editId="4B02C4A7">
+          <wp:inline distT="0" distB="0" distL="0" distR="0" wp14:anchorId="443C58E2" wp14:editId="5A2AB27D">
             <wp:extent cx="5760720" cy="3870484"/>
             <wp:effectExtent l="0" t="0" r="0" b="0"/>
             <wp:docPr id="15" name="Picture 15"/>
@@ -9316,7 +9325,7 @@
       <w:pPr>
         <w:pStyle w:val="Heading2"/>
       </w:pPr>
-      <w:bookmarkStart w:id="28" w:name="_Toc240927705"/>
+      <w:bookmarkStart w:id="28" w:name="_Toc240929727"/>
       <w:r>
         <w:t>What's on the screen</w:t>
       </w:r>
@@ -9398,7 +9407,7 @@
       <w:pPr>
         <w:pStyle w:val="Heading2"/>
       </w:pPr>
-      <w:bookmarkStart w:id="29" w:name="_Toc240927706"/>
+      <w:bookmarkStart w:id="29" w:name="_Toc240929728"/>
       <w:r>
         <w:t>Updating a count</w:t>
       </w:r>
@@ -9475,7 +9484,7 @@
           <w:noProof/>
         </w:rPr>
         <w:drawing>
-          <wp:inline distT="0" distB="0" distL="0" distR="0" wp14:anchorId="443F061F" wp14:editId="40DAA9BB">
+          <wp:inline distT="0" distB="0" distL="0" distR="0" wp14:anchorId="330E3DD4" wp14:editId="4466AE61">
             <wp:extent cx="5120640" cy="3440430"/>
             <wp:effectExtent l="0" t="0" r="0" b="0"/>
             <wp:docPr id="16" name="Picture 16"/>
@@ -9529,7 +9538,7 @@
       <w:pPr>
         <w:pStyle w:val="Heading2"/>
       </w:pPr>
-      <w:bookmarkStart w:id="30" w:name="_Toc240927707"/>
+      <w:bookmarkStart w:id="30" w:name="_Toc240929729"/>
       <w:r>
         <w:t>What changes the count automatically</w:t>
       </w:r>
@@ -9933,7 +9942,7 @@
       <w:pPr>
         <w:pStyle w:val="Heading2"/>
       </w:pPr>
-      <w:bookmarkStart w:id="31" w:name="_Toc240927708"/>
+      <w:bookmarkStart w:id="31" w:name="_Toc240929730"/>
       <w:r>
         <w:lastRenderedPageBreak/>
         <w:t>Seeing the history</w:t>
@@ -9956,7 +9965,7 @@
           <w:noProof/>
         </w:rPr>
         <w:drawing>
-          <wp:inline distT="0" distB="0" distL="0" distR="0" wp14:anchorId="1FAE35F0" wp14:editId="79580B34">
+          <wp:inline distT="0" distB="0" distL="0" distR="0" wp14:anchorId="323C9A34" wp14:editId="59F483FF">
             <wp:extent cx="5120640" cy="3440430"/>
             <wp:effectExtent l="0" t="0" r="0" b="0"/>
             <wp:docPr id="17" name="Picture 17"/>
@@ -10082,7 +10091,7 @@
         <w:pStyle w:val="Heading1"/>
         <w:pageBreakBefore/>
       </w:pPr>
-      <w:bookmarkStart w:id="32" w:name="_Toc240927709"/>
+      <w:bookmarkStart w:id="32" w:name="_Toc240929731"/>
       <w:r>
         <w:lastRenderedPageBreak/>
         <w:t>Admin: setting up an event</w:t>
@@ -10107,7 +10116,7 @@
       <w:pPr>
         <w:pStyle w:val="Heading2"/>
       </w:pPr>
-      <w:bookmarkStart w:id="33" w:name="_Toc240927710"/>
+      <w:bookmarkStart w:id="33" w:name="_Toc240929732"/>
       <w:r>
         <w:t>Creating or editing an event</w:t>
       </w:r>
@@ -10124,7 +10133,7 @@
           <w:noProof/>
         </w:rPr>
         <w:drawing>
-          <wp:inline distT="0" distB="0" distL="0" distR="0" wp14:anchorId="41B2D3FC" wp14:editId="047B3B66">
+          <wp:inline distT="0" distB="0" distL="0" distR="0" wp14:anchorId="1478B5F1" wp14:editId="75E88C07">
             <wp:extent cx="5760720" cy="1236154"/>
             <wp:effectExtent l="0" t="0" r="0" b="0"/>
             <wp:docPr id="18" name="Picture 18"/>
@@ -10414,7 +10423,7 @@
           <w:noProof/>
         </w:rPr>
         <w:drawing>
-          <wp:inline distT="0" distB="0" distL="0" distR="0" wp14:anchorId="06A26B29" wp14:editId="1FF5B2BA">
+          <wp:inline distT="0" distB="0" distL="0" distR="0" wp14:anchorId="7550F28F" wp14:editId="3D764844">
             <wp:extent cx="3840480" cy="2580322"/>
             <wp:effectExtent l="0" t="0" r="0" b="0"/>
             <wp:docPr id="19" name="Picture 19"/>
@@ -10526,7 +10535,7 @@
       <w:pPr>
         <w:pStyle w:val="Heading2"/>
       </w:pPr>
-      <w:bookmarkStart w:id="34" w:name="_Toc240927711"/>
+      <w:bookmarkStart w:id="34" w:name="_Toc240929733"/>
       <w:r>
         <w:lastRenderedPageBreak/>
         <w:t>Event sales sheets</w:t>
@@ -10585,7 +10594,7 @@
           <w:noProof/>
         </w:rPr>
         <w:drawing>
-          <wp:inline distT="0" distB="0" distL="0" distR="0" wp14:anchorId="2FD65134" wp14:editId="4BF6043E">
+          <wp:inline distT="0" distB="0" distL="0" distR="0" wp14:anchorId="7DBF3D54" wp14:editId="2CA0BD8C">
             <wp:extent cx="4389120" cy="2948940"/>
             <wp:effectExtent l="0" t="0" r="0" b="0"/>
             <wp:docPr id="20" name="Picture 20"/>
@@ -10687,7 +10696,7 @@
         </w:rPr>
         <w:lastRenderedPageBreak/>
         <w:drawing>
-          <wp:inline distT="0" distB="0" distL="0" distR="0" wp14:anchorId="380D9BE3" wp14:editId="7D221360">
+          <wp:inline distT="0" distB="0" distL="0" distR="0" wp14:anchorId="2D946B6B" wp14:editId="31E9AD42">
             <wp:extent cx="4206240" cy="5473224"/>
             <wp:effectExtent l="0" t="0" r="0" b="0"/>
             <wp:docPr id="21" name="Picture 21"/>
@@ -10772,7 +10781,7 @@
         <w:pStyle w:val="Heading1"/>
         <w:pageBreakBefore/>
       </w:pPr>
-      <w:bookmarkStart w:id="35" w:name="_Toc240927712"/>
+      <w:bookmarkStart w:id="35" w:name="_Toc240929734"/>
       <w:r>
         <w:lastRenderedPageBreak/>
         <w:t>Admin: managing the catalog</w:t>
@@ -10813,7 +10822,7 @@
           <w:noProof/>
         </w:rPr>
         <w:drawing>
-          <wp:inline distT="0" distB="0" distL="0" distR="0" wp14:anchorId="1F4E47C2" wp14:editId="192396F3">
+          <wp:inline distT="0" distB="0" distL="0" distR="0" wp14:anchorId="6CA87818" wp14:editId="161416A0">
             <wp:extent cx="5760720" cy="3870484"/>
             <wp:effectExtent l="0" t="0" r="0" b="0"/>
             <wp:docPr id="22" name="Picture 22"/>
@@ -10867,7 +10876,7 @@
       <w:pPr>
         <w:pStyle w:val="Heading2"/>
       </w:pPr>
-      <w:bookmarkStart w:id="36" w:name="_Toc240927713"/>
+      <w:bookmarkStart w:id="36" w:name="_Toc240929735"/>
       <w:r>
         <w:lastRenderedPageBreak/>
         <w:t>Adding or editing a product</w:t>
@@ -10885,7 +10894,7 @@
           <w:noProof/>
         </w:rPr>
         <w:drawing>
-          <wp:inline distT="0" distB="0" distL="0" distR="0" wp14:anchorId="0562A7F8" wp14:editId="34D297B5">
+          <wp:inline distT="0" distB="0" distL="0" distR="0" wp14:anchorId="1BB4ACCD" wp14:editId="7D56028B">
             <wp:extent cx="5486400" cy="3686175"/>
             <wp:effectExtent l="0" t="0" r="0" b="0"/>
             <wp:docPr id="23" name="Picture 23"/>
@@ -11308,7 +11317,7 @@
         </w:rPr>
         <w:lastRenderedPageBreak/>
         <w:drawing>
-          <wp:inline distT="0" distB="0" distL="0" distR="0" wp14:anchorId="0E12C097" wp14:editId="00731F6D">
+          <wp:inline distT="0" distB="0" distL="0" distR="0" wp14:anchorId="67AC9909" wp14:editId="6377E8ED">
             <wp:extent cx="5120640" cy="2130933"/>
             <wp:effectExtent l="0" t="0" r="0" b="0"/>
             <wp:docPr id="24" name="Picture 24"/>
@@ -11486,7 +11495,7 @@
       <w:pPr>
         <w:pStyle w:val="Heading2"/>
       </w:pPr>
-      <w:bookmarkStart w:id="37" w:name="_Toc240927714"/>
+      <w:bookmarkStart w:id="37" w:name="_Toc240929736"/>
       <w:r>
         <w:t>Delivery and services</w:t>
       </w:r>
@@ -11518,7 +11527,7 @@
         </w:rPr>
         <w:lastRenderedPageBreak/>
         <w:drawing>
-          <wp:inline distT="0" distB="0" distL="0" distR="0" wp14:anchorId="5B893F69" wp14:editId="3B527C6F">
+          <wp:inline distT="0" distB="0" distL="0" distR="0" wp14:anchorId="0A2FB334" wp14:editId="62FA82F8">
             <wp:extent cx="5760720" cy="3870484"/>
             <wp:effectExtent l="0" t="0" r="0" b="0"/>
             <wp:docPr id="25" name="Picture 25"/>
@@ -11948,7 +11957,7 @@
         <w:pStyle w:val="Heading1"/>
         <w:pageBreakBefore/>
       </w:pPr>
-      <w:bookmarkStart w:id="38" w:name="_Toc240927715"/>
+      <w:bookmarkStart w:id="38" w:name="_Toc240929737"/>
       <w:r>
         <w:lastRenderedPageBreak/>
         <w:t>Admin: managing the crew</w:t>
@@ -11980,7 +11989,7 @@
           <w:noProof/>
         </w:rPr>
         <w:drawing>
-          <wp:inline distT="0" distB="0" distL="0" distR="0" wp14:anchorId="667C72BB" wp14:editId="4F4A69EB">
+          <wp:inline distT="0" distB="0" distL="0" distR="0" wp14:anchorId="3F7F3CF6" wp14:editId="0F526D2E">
             <wp:extent cx="5760720" cy="1740218"/>
             <wp:effectExtent l="0" t="0" r="0" b="0"/>
             <wp:docPr id="26" name="Picture 26"/>
@@ -12252,7 +12261,7 @@
           <w:noProof/>
         </w:rPr>
         <w:drawing>
-          <wp:inline distT="0" distB="0" distL="0" distR="0" wp14:anchorId="74CE2B1E" wp14:editId="24591A6E">
+          <wp:inline distT="0" distB="0" distL="0" distR="0" wp14:anchorId="68333FF2" wp14:editId="112916A3">
             <wp:extent cx="4023360" cy="2703195"/>
             <wp:effectExtent l="0" t="0" r="0" b="0"/>
             <wp:docPr id="27" name="Picture 27"/>
@@ -12312,7 +12321,7 @@
         <w:pStyle w:val="Heading1"/>
         <w:pageBreakBefore/>
       </w:pPr>
-      <w:bookmarkStart w:id="39" w:name="_Toc240927716"/>
+      <w:bookmarkStart w:id="39" w:name="_Toc240929738"/>
       <w:r>
         <w:lastRenderedPageBreak/>
         <w:t>Tips and troubleshooting</w:t>
@@ -12575,7 +12584,7 @@
         <w:pStyle w:val="Heading1"/>
         <w:pageBreakBefore/>
       </w:pPr>
-      <w:bookmarkStart w:id="40" w:name="_Toc240927717"/>
+      <w:bookmarkStart w:id="40" w:name="_Toc240929739"/>
       <w:r>
         <w:lastRenderedPageBreak/>
         <w:t>Quick reference</w:t>
@@ -12586,7 +12595,7 @@
       <w:pPr>
         <w:pStyle w:val="Heading2"/>
       </w:pPr>
-      <w:bookmarkStart w:id="41" w:name="_Toc240927718"/>
+      <w:bookmarkStart w:id="41" w:name="_Toc240929740"/>
       <w:r>
         <w:t>Sales rep checklist</w:t>
       </w:r>
@@ -12730,7 +12739,7 @@
       <w:pPr>
         <w:pStyle w:val="Heading2"/>
       </w:pPr>
-      <w:bookmarkStart w:id="42" w:name="_Toc240927719"/>
+      <w:bookmarkStart w:id="42" w:name="_Toc240929741"/>
       <w:r>
         <w:t>Checkout checklist</w:t>
       </w:r>
@@ -12900,7 +12909,7 @@
       <w:pPr>
         <w:pStyle w:val="Heading2"/>
       </w:pPr>
-      <w:bookmarkStart w:id="43" w:name="_Toc240927720"/>
+      <w:bookmarkStart w:id="43" w:name="_Toc240929742"/>
       <w:r>
         <w:t>End-of-event inventory</w:t>
       </w:r>
@@ -13015,7 +13024,7 @@
       <w:pPr>
         <w:pStyle w:val="Heading2"/>
       </w:pPr>
-      <w:bookmarkStart w:id="44" w:name="_Toc240927721"/>
+      <w:bookmarkStart w:id="44" w:name="_Toc240929743"/>
       <w:r>
         <w:t>Order status at a glance</w:t>
       </w:r>
@@ -13635,31 +13644,31 @@
       </w:rPr>
     </w:lvl>
   </w:abstractNum>
-  <w:num w:numId="1" w16cid:durableId="2106800274">
+  <w:num w:numId="1" w16cid:durableId="1270162321">
     <w:abstractNumId w:val="8"/>
   </w:num>
-  <w:num w:numId="2" w16cid:durableId="1182547984">
+  <w:num w:numId="2" w16cid:durableId="214007379">
     <w:abstractNumId w:val="6"/>
   </w:num>
-  <w:num w:numId="3" w16cid:durableId="1100175096">
+  <w:num w:numId="3" w16cid:durableId="955327593">
     <w:abstractNumId w:val="5"/>
   </w:num>
-  <w:num w:numId="4" w16cid:durableId="761529142">
+  <w:num w:numId="4" w16cid:durableId="1625576858">
     <w:abstractNumId w:val="4"/>
   </w:num>
-  <w:num w:numId="5" w16cid:durableId="1633755972">
+  <w:num w:numId="5" w16cid:durableId="262501084">
     <w:abstractNumId w:val="7"/>
   </w:num>
-  <w:num w:numId="6" w16cid:durableId="1657953335">
+  <w:num w:numId="6" w16cid:durableId="410664849">
     <w:abstractNumId w:val="3"/>
   </w:num>
-  <w:num w:numId="7" w16cid:durableId="233785957">
+  <w:num w:numId="7" w16cid:durableId="1042050781">
     <w:abstractNumId w:val="2"/>
   </w:num>
-  <w:num w:numId="8" w16cid:durableId="726956037">
+  <w:num w:numId="8" w16cid:durableId="23600243">
     <w:abstractNumId w:val="1"/>
   </w:num>
-  <w:num w:numId="9" w16cid:durableId="1415974981">
+  <w:num w:numId="9" w16cid:durableId="1045133650">
     <w:abstractNumId w:val="0"/>
   </w:num>
 </w:numbering>
@@ -25051,7 +25060,7 @@
     <w:autoRedefine/>
     <w:uiPriority w:val="39"/>
     <w:unhideWhenUsed/>
-    <w:rsid w:val="00936BAA"/>
+    <w:rsid w:val="000C1B10"/>
     <w:pPr>
       <w:spacing w:after="100"/>
     </w:pPr>
@@ -25063,7 +25072,7 @@
     <w:autoRedefine/>
     <w:uiPriority w:val="39"/>
     <w:unhideWhenUsed/>
-    <w:rsid w:val="00936BAA"/>
+    <w:rsid w:val="000C1B10"/>
     <w:pPr>
       <w:spacing w:after="100"/>
       <w:ind w:left="220"/>
@@ -25074,7 +25083,7 @@
     <w:basedOn w:val="DefaultParagraphFont"/>
     <w:uiPriority w:val="99"/>
     <w:unhideWhenUsed/>
-    <w:rsid w:val="00936BAA"/>
+    <w:rsid w:val="000C1B10"/>
     <w:rPr>
       <w:color w:val="0000FF" w:themeColor="hyperlink"/>
       <w:u w:val="single"/>

--- a/Documents/CFS Sales App User Guide.docx
+++ b/Documents/CFS Sales App User Guide.docx
@@ -345,7 +345,7 @@
       <w:r>
         <w:fldChar w:fldCharType="separate"/>
       </w:r>
-      <w:hyperlink w:anchor="_Toc240929699" w:history="1">
+      <w:hyperlink w:anchor="_Toc240965004" w:history="1">
         <w:r>
           <w:rPr>
             <w:rStyle w:val="Hyperlink"/>
@@ -372,7 +372,7 @@
             <w:noProof/>
             <w:webHidden/>
           </w:rPr>
-          <w:instrText xml:space="preserve"> PAGEREF _Toc240929699 \h </w:instrText>
+          <w:instrText xml:space="preserve"> PAGEREF _Toc240965004 \h </w:instrText>
         </w:r>
         <w:r>
           <w:rPr>
@@ -413,7 +413,7 @@
           <w:noProof/>
         </w:rPr>
       </w:pPr>
-      <w:hyperlink w:anchor="_Toc240929700" w:history="1">
+      <w:hyperlink w:anchor="_Toc240965005" w:history="1">
         <w:r>
           <w:rPr>
             <w:rStyle w:val="Hyperlink"/>
@@ -440,7 +440,7 @@
             <w:noProof/>
             <w:webHidden/>
           </w:rPr>
-          <w:instrText xml:space="preserve"> PAGEREF _Toc240929700 \h </w:instrText>
+          <w:instrText xml:space="preserve"> PAGEREF _Toc240965005 \h </w:instrText>
         </w:r>
         <w:r>
           <w:rPr>
@@ -481,7 +481,7 @@
           <w:noProof/>
         </w:rPr>
       </w:pPr>
-      <w:hyperlink w:anchor="_Toc240929701" w:history="1">
+      <w:hyperlink w:anchor="_Toc240965006" w:history="1">
         <w:r>
           <w:rPr>
             <w:rStyle w:val="Hyperlink"/>
@@ -508,7 +508,7 @@
             <w:noProof/>
             <w:webHidden/>
           </w:rPr>
-          <w:instrText xml:space="preserve"> PAGEREF _Toc240929701 \h </w:instrText>
+          <w:instrText xml:space="preserve"> PAGEREF _Toc240965006 \h </w:instrText>
         </w:r>
         <w:r>
           <w:rPr>
@@ -549,7 +549,7 @@
           <w:noProof/>
         </w:rPr>
       </w:pPr>
-      <w:hyperlink w:anchor="_Toc240929702" w:history="1">
+      <w:hyperlink w:anchor="_Toc240965007" w:history="1">
         <w:r>
           <w:rPr>
             <w:rStyle w:val="Hyperlink"/>
@@ -576,7 +576,7 @@
             <w:noProof/>
             <w:webHidden/>
           </w:rPr>
-          <w:instrText xml:space="preserve"> PAGEREF _Toc240929702 \h </w:instrText>
+          <w:instrText xml:space="preserve"> PAGEREF _Toc240965007 \h </w:instrText>
         </w:r>
         <w:r>
           <w:rPr>
@@ -617,7 +617,7 @@
           <w:noProof/>
         </w:rPr>
       </w:pPr>
-      <w:hyperlink w:anchor="_Toc240929703" w:history="1">
+      <w:hyperlink w:anchor="_Toc240965008" w:history="1">
         <w:r>
           <w:rPr>
             <w:rStyle w:val="Hyperlink"/>
@@ -644,7 +644,7 @@
             <w:noProof/>
             <w:webHidden/>
           </w:rPr>
-          <w:instrText xml:space="preserve"> PAGEREF _Toc240929703 \h </w:instrText>
+          <w:instrText xml:space="preserve"> PAGEREF _Toc240965008 \h </w:instrText>
         </w:r>
         <w:r>
           <w:rPr>
@@ -685,7 +685,7 @@
           <w:noProof/>
         </w:rPr>
       </w:pPr>
-      <w:hyperlink w:anchor="_Toc240929704" w:history="1">
+      <w:hyperlink w:anchor="_Toc240965009" w:history="1">
         <w:r>
           <w:rPr>
             <w:rStyle w:val="Hyperlink"/>
@@ -712,7 +712,7 @@
             <w:noProof/>
             <w:webHidden/>
           </w:rPr>
-          <w:instrText xml:space="preserve"> PAGEREF _Toc240929704 \h </w:instrText>
+          <w:instrText xml:space="preserve"> PAGEREF _Toc240965009 \h </w:instrText>
         </w:r>
         <w:r>
           <w:rPr>
@@ -753,7 +753,7 @@
           <w:noProof/>
         </w:rPr>
       </w:pPr>
-      <w:hyperlink w:anchor="_Toc240929705" w:history="1">
+      <w:hyperlink w:anchor="_Toc240965010" w:history="1">
         <w:r>
           <w:rPr>
             <w:rStyle w:val="Hyperlink"/>
@@ -780,7 +780,7 @@
             <w:noProof/>
             <w:webHidden/>
           </w:rPr>
-          <w:instrText xml:space="preserve"> PAGEREF _Toc240929705 \h </w:instrText>
+          <w:instrText xml:space="preserve"> PAGEREF _Toc240965010 \h </w:instrText>
         </w:r>
         <w:r>
           <w:rPr>
@@ -821,7 +821,7 @@
           <w:noProof/>
         </w:rPr>
       </w:pPr>
-      <w:hyperlink w:anchor="_Toc240929706" w:history="1">
+      <w:hyperlink w:anchor="_Toc240965011" w:history="1">
         <w:r>
           <w:rPr>
             <w:rStyle w:val="Hyperlink"/>
@@ -848,7 +848,7 @@
             <w:noProof/>
             <w:webHidden/>
           </w:rPr>
-          <w:instrText xml:space="preserve"> PAGEREF _Toc240929706 \h </w:instrText>
+          <w:instrText xml:space="preserve"> PAGEREF _Toc240965011 \h </w:instrText>
         </w:r>
         <w:r>
           <w:rPr>
@@ -889,7 +889,7 @@
           <w:noProof/>
         </w:rPr>
       </w:pPr>
-      <w:hyperlink w:anchor="_Toc240929707" w:history="1">
+      <w:hyperlink w:anchor="_Toc240965012" w:history="1">
         <w:r>
           <w:rPr>
             <w:rStyle w:val="Hyperlink"/>
@@ -916,7 +916,7 @@
             <w:noProof/>
             <w:webHidden/>
           </w:rPr>
-          <w:instrText xml:space="preserve"> PAGEREF _Toc240929707 \h </w:instrText>
+          <w:instrText xml:space="preserve"> PAGEREF _Toc240965012 \h </w:instrText>
         </w:r>
         <w:r>
           <w:rPr>
@@ -957,7 +957,7 @@
           <w:noProof/>
         </w:rPr>
       </w:pPr>
-      <w:hyperlink w:anchor="_Toc240929708" w:history="1">
+      <w:hyperlink w:anchor="_Toc240965013" w:history="1">
         <w:r>
           <w:rPr>
             <w:rStyle w:val="Hyperlink"/>
@@ -984,7 +984,7 @@
             <w:noProof/>
             <w:webHidden/>
           </w:rPr>
-          <w:instrText xml:space="preserve"> PAGEREF _Toc240929708 \h </w:instrText>
+          <w:instrText xml:space="preserve"> PAGEREF _Toc240965013 \h </w:instrText>
         </w:r>
         <w:r>
           <w:rPr>
@@ -1025,7 +1025,7 @@
           <w:noProof/>
         </w:rPr>
       </w:pPr>
-      <w:hyperlink w:anchor="_Toc240929709" w:history="1">
+      <w:hyperlink w:anchor="_Toc240965014" w:history="1">
         <w:r>
           <w:rPr>
             <w:rStyle w:val="Hyperlink"/>
@@ -1052,7 +1052,7 @@
             <w:noProof/>
             <w:webHidden/>
           </w:rPr>
-          <w:instrText xml:space="preserve"> PAGEREF _Toc240929709 \h </w:instrText>
+          <w:instrText xml:space="preserve"> PAGEREF _Toc240965014 \h </w:instrText>
         </w:r>
         <w:r>
           <w:rPr>
@@ -1093,7 +1093,7 @@
           <w:noProof/>
         </w:rPr>
       </w:pPr>
-      <w:hyperlink w:anchor="_Toc240929710" w:history="1">
+      <w:hyperlink w:anchor="_Toc240965015" w:history="1">
         <w:r>
           <w:rPr>
             <w:rStyle w:val="Hyperlink"/>
@@ -1120,7 +1120,7 @@
             <w:noProof/>
             <w:webHidden/>
           </w:rPr>
-          <w:instrText xml:space="preserve"> PAGEREF _Toc240929710 \h </w:instrText>
+          <w:instrText xml:space="preserve"> PAGEREF _Toc240965015 \h </w:instrText>
         </w:r>
         <w:r>
           <w:rPr>
@@ -1161,7 +1161,7 @@
           <w:noProof/>
         </w:rPr>
       </w:pPr>
-      <w:hyperlink w:anchor="_Toc240929711" w:history="1">
+      <w:hyperlink w:anchor="_Toc240965016" w:history="1">
         <w:r>
           <w:rPr>
             <w:rStyle w:val="Hyperlink"/>
@@ -1188,7 +1188,7 @@
             <w:noProof/>
             <w:webHidden/>
           </w:rPr>
-          <w:instrText xml:space="preserve"> PAGEREF _Toc240929711 \h </w:instrText>
+          <w:instrText xml:space="preserve"> PAGEREF _Toc240965016 \h </w:instrText>
         </w:r>
         <w:r>
           <w:rPr>
@@ -1229,7 +1229,7 @@
           <w:noProof/>
         </w:rPr>
       </w:pPr>
-      <w:hyperlink w:anchor="_Toc240929712" w:history="1">
+      <w:hyperlink w:anchor="_Toc240965017" w:history="1">
         <w:r>
           <w:rPr>
             <w:rStyle w:val="Hyperlink"/>
@@ -1256,7 +1256,7 @@
             <w:noProof/>
             <w:webHidden/>
           </w:rPr>
-          <w:instrText xml:space="preserve"> PAGEREF _Toc240929712 \h </w:instrText>
+          <w:instrText xml:space="preserve"> PAGEREF _Toc240965017 \h </w:instrText>
         </w:r>
         <w:r>
           <w:rPr>
@@ -1297,7 +1297,7 @@
           <w:noProof/>
         </w:rPr>
       </w:pPr>
-      <w:hyperlink w:anchor="_Toc240929713" w:history="1">
+      <w:hyperlink w:anchor="_Toc240965018" w:history="1">
         <w:r>
           <w:rPr>
             <w:rStyle w:val="Hyperlink"/>
@@ -1324,7 +1324,7 @@
             <w:noProof/>
             <w:webHidden/>
           </w:rPr>
-          <w:instrText xml:space="preserve"> PAGEREF _Toc240929713 \h </w:instrText>
+          <w:instrText xml:space="preserve"> PAGEREF _Toc240965018 \h </w:instrText>
         </w:r>
         <w:r>
           <w:rPr>
@@ -1365,7 +1365,7 @@
           <w:noProof/>
         </w:rPr>
       </w:pPr>
-      <w:hyperlink w:anchor="_Toc240929714" w:history="1">
+      <w:hyperlink w:anchor="_Toc240965019" w:history="1">
         <w:r>
           <w:rPr>
             <w:rStyle w:val="Hyperlink"/>
@@ -1392,7 +1392,7 @@
             <w:noProof/>
             <w:webHidden/>
           </w:rPr>
-          <w:instrText xml:space="preserve"> PAGEREF _Toc240929714 \h </w:instrText>
+          <w:instrText xml:space="preserve"> PAGEREF _Toc240965019 \h </w:instrText>
         </w:r>
         <w:r>
           <w:rPr>
@@ -1433,7 +1433,7 @@
           <w:noProof/>
         </w:rPr>
       </w:pPr>
-      <w:hyperlink w:anchor="_Toc240929715" w:history="1">
+      <w:hyperlink w:anchor="_Toc240965020" w:history="1">
         <w:r>
           <w:rPr>
             <w:rStyle w:val="Hyperlink"/>
@@ -1460,7 +1460,7 @@
             <w:noProof/>
             <w:webHidden/>
           </w:rPr>
-          <w:instrText xml:space="preserve"> PAGEREF _Toc240929715 \h </w:instrText>
+          <w:instrText xml:space="preserve"> PAGEREF _Toc240965020 \h </w:instrText>
         </w:r>
         <w:r>
           <w:rPr>
@@ -1501,7 +1501,7 @@
           <w:noProof/>
         </w:rPr>
       </w:pPr>
-      <w:hyperlink w:anchor="_Toc240929716" w:history="1">
+      <w:hyperlink w:anchor="_Toc240965021" w:history="1">
         <w:r>
           <w:rPr>
             <w:rStyle w:val="Hyperlink"/>
@@ -1528,7 +1528,7 @@
             <w:noProof/>
             <w:webHidden/>
           </w:rPr>
-          <w:instrText xml:space="preserve"> PAGEREF _Toc240929716 \h </w:instrText>
+          <w:instrText xml:space="preserve"> PAGEREF _Toc240965021 \h </w:instrText>
         </w:r>
         <w:r>
           <w:rPr>
@@ -1569,7 +1569,7 @@
           <w:noProof/>
         </w:rPr>
       </w:pPr>
-      <w:hyperlink w:anchor="_Toc240929717" w:history="1">
+      <w:hyperlink w:anchor="_Toc240965022" w:history="1">
         <w:r>
           <w:rPr>
             <w:rStyle w:val="Hyperlink"/>
@@ -1596,7 +1596,7 @@
             <w:noProof/>
             <w:webHidden/>
           </w:rPr>
-          <w:instrText xml:space="preserve"> PAGEREF _Toc240929717 \h </w:instrText>
+          <w:instrText xml:space="preserve"> PAGEREF _Toc240965022 \h </w:instrText>
         </w:r>
         <w:r>
           <w:rPr>
@@ -1637,7 +1637,7 @@
           <w:noProof/>
         </w:rPr>
       </w:pPr>
-      <w:hyperlink w:anchor="_Toc240929718" w:history="1">
+      <w:hyperlink w:anchor="_Toc240965023" w:history="1">
         <w:r>
           <w:rPr>
             <w:rStyle w:val="Hyperlink"/>
@@ -1664,7 +1664,7 @@
             <w:noProof/>
             <w:webHidden/>
           </w:rPr>
-          <w:instrText xml:space="preserve"> PAGEREF _Toc240929718 \h </w:instrText>
+          <w:instrText xml:space="preserve"> PAGEREF _Toc240965023 \h </w:instrText>
         </w:r>
         <w:r>
           <w:rPr>
@@ -1705,7 +1705,7 @@
           <w:noProof/>
         </w:rPr>
       </w:pPr>
-      <w:hyperlink w:anchor="_Toc240929719" w:history="1">
+      <w:hyperlink w:anchor="_Toc240965024" w:history="1">
         <w:r>
           <w:rPr>
             <w:rStyle w:val="Hyperlink"/>
@@ -1732,7 +1732,7 @@
             <w:noProof/>
             <w:webHidden/>
           </w:rPr>
-          <w:instrText xml:space="preserve"> PAGEREF _Toc240929719 \h </w:instrText>
+          <w:instrText xml:space="preserve"> PAGEREF _Toc240965024 \h </w:instrText>
         </w:r>
         <w:r>
           <w:rPr>
@@ -1773,7 +1773,7 @@
           <w:noProof/>
         </w:rPr>
       </w:pPr>
-      <w:hyperlink w:anchor="_Toc240929720" w:history="1">
+      <w:hyperlink w:anchor="_Toc240965025" w:history="1">
         <w:r>
           <w:rPr>
             <w:rStyle w:val="Hyperlink"/>
@@ -1800,7 +1800,7 @@
             <w:noProof/>
             <w:webHidden/>
           </w:rPr>
-          <w:instrText xml:space="preserve"> PAGEREF _Toc240929720 \h </w:instrText>
+          <w:instrText xml:space="preserve"> PAGEREF _Toc240965025 \h </w:instrText>
         </w:r>
         <w:r>
           <w:rPr>
@@ -1820,7 +1820,7 @@
             <w:noProof/>
             <w:webHidden/>
           </w:rPr>
-          <w:t>16</w:t>
+          <w:t>17</w:t>
         </w:r>
         <w:r>
           <w:rPr>
@@ -1841,7 +1841,7 @@
           <w:noProof/>
         </w:rPr>
       </w:pPr>
-      <w:hyperlink w:anchor="_Toc240929721" w:history="1">
+      <w:hyperlink w:anchor="_Toc240965026" w:history="1">
         <w:r>
           <w:rPr>
             <w:rStyle w:val="Hyperlink"/>
@@ -1868,7 +1868,7 @@
             <w:noProof/>
             <w:webHidden/>
           </w:rPr>
-          <w:instrText xml:space="preserve"> PAGEREF _Toc240929721 \h </w:instrText>
+          <w:instrText xml:space="preserve"> PAGEREF _Toc240965026 \h </w:instrText>
         </w:r>
         <w:r>
           <w:rPr>
@@ -1888,7 +1888,7 @@
             <w:noProof/>
             <w:webHidden/>
           </w:rPr>
-          <w:t>17</w:t>
+          <w:t>18</w:t>
         </w:r>
         <w:r>
           <w:rPr>
@@ -1909,7 +1909,7 @@
           <w:noProof/>
         </w:rPr>
       </w:pPr>
-      <w:hyperlink w:anchor="_Toc240929722" w:history="1">
+      <w:hyperlink w:anchor="_Toc240965027" w:history="1">
         <w:r>
           <w:rPr>
             <w:rStyle w:val="Hyperlink"/>
@@ -1936,7 +1936,7 @@
             <w:noProof/>
             <w:webHidden/>
           </w:rPr>
-          <w:instrText xml:space="preserve"> PAGEREF _Toc240929722 \h </w:instrText>
+          <w:instrText xml:space="preserve"> PAGEREF _Toc240965027 \h </w:instrText>
         </w:r>
         <w:r>
           <w:rPr>
@@ -1956,7 +1956,7 @@
             <w:noProof/>
             <w:webHidden/>
           </w:rPr>
-          <w:t>18</w:t>
+          <w:t>19</w:t>
         </w:r>
         <w:r>
           <w:rPr>
@@ -1977,7 +1977,7 @@
           <w:noProof/>
         </w:rPr>
       </w:pPr>
-      <w:hyperlink w:anchor="_Toc240929723" w:history="1">
+      <w:hyperlink w:anchor="_Toc240965028" w:history="1">
         <w:r>
           <w:rPr>
             <w:rStyle w:val="Hyperlink"/>
@@ -2004,7 +2004,7 @@
             <w:noProof/>
             <w:webHidden/>
           </w:rPr>
-          <w:instrText xml:space="preserve"> PAGEREF _Toc240929723 \h </w:instrText>
+          <w:instrText xml:space="preserve"> PAGEREF _Toc240965028 \h </w:instrText>
         </w:r>
         <w:r>
           <w:rPr>
@@ -2024,7 +2024,7 @@
             <w:noProof/>
             <w:webHidden/>
           </w:rPr>
-          <w:t>19</w:t>
+          <w:t>20</w:t>
         </w:r>
         <w:r>
           <w:rPr>
@@ -2045,7 +2045,7 @@
           <w:noProof/>
         </w:rPr>
       </w:pPr>
-      <w:hyperlink w:anchor="_Toc240929724" w:history="1">
+      <w:hyperlink w:anchor="_Toc240965029" w:history="1">
         <w:r>
           <w:rPr>
             <w:rStyle w:val="Hyperlink"/>
@@ -2072,7 +2072,7 @@
             <w:noProof/>
             <w:webHidden/>
           </w:rPr>
-          <w:instrText xml:space="preserve"> PAGEREF _Toc240929724 \h </w:instrText>
+          <w:instrText xml:space="preserve"> PAGEREF _Toc240965029 \h </w:instrText>
         </w:r>
         <w:r>
           <w:rPr>
@@ -2092,7 +2092,7 @@
             <w:noProof/>
             <w:webHidden/>
           </w:rPr>
-          <w:t>19</w:t>
+          <w:t>20</w:t>
         </w:r>
         <w:r>
           <w:rPr>
@@ -2113,7 +2113,7 @@
           <w:noProof/>
         </w:rPr>
       </w:pPr>
-      <w:hyperlink w:anchor="_Toc240929725" w:history="1">
+      <w:hyperlink w:anchor="_Toc240965030" w:history="1">
         <w:r>
           <w:rPr>
             <w:rStyle w:val="Hyperlink"/>
@@ -2140,7 +2140,7 @@
             <w:noProof/>
             <w:webHidden/>
           </w:rPr>
-          <w:instrText xml:space="preserve"> PAGEREF _Toc240929725 \h </w:instrText>
+          <w:instrText xml:space="preserve"> PAGEREF _Toc240965030 \h </w:instrText>
         </w:r>
         <w:r>
           <w:rPr>
@@ -2160,7 +2160,7 @@
             <w:noProof/>
             <w:webHidden/>
           </w:rPr>
-          <w:t>21</w:t>
+          <w:t>22</w:t>
         </w:r>
         <w:r>
           <w:rPr>
@@ -2181,7 +2181,7 @@
           <w:noProof/>
         </w:rPr>
       </w:pPr>
-      <w:hyperlink w:anchor="_Toc240929726" w:history="1">
+      <w:hyperlink w:anchor="_Toc240965031" w:history="1">
         <w:r>
           <w:rPr>
             <w:rStyle w:val="Hyperlink"/>
@@ -2208,7 +2208,7 @@
             <w:noProof/>
             <w:webHidden/>
           </w:rPr>
-          <w:instrText xml:space="preserve"> PAGEREF _Toc240929726 \h </w:instrText>
+          <w:instrText xml:space="preserve"> PAGEREF _Toc240965031 \h </w:instrText>
         </w:r>
         <w:r>
           <w:rPr>
@@ -2228,7 +2228,7 @@
             <w:noProof/>
             <w:webHidden/>
           </w:rPr>
-          <w:t>22</w:t>
+          <w:t>23</w:t>
         </w:r>
         <w:r>
           <w:rPr>
@@ -2249,7 +2249,7 @@
           <w:noProof/>
         </w:rPr>
       </w:pPr>
-      <w:hyperlink w:anchor="_Toc240929727" w:history="1">
+      <w:hyperlink w:anchor="_Toc240965032" w:history="1">
         <w:r>
           <w:rPr>
             <w:rStyle w:val="Hyperlink"/>
@@ -2276,7 +2276,7 @@
             <w:noProof/>
             <w:webHidden/>
           </w:rPr>
-          <w:instrText xml:space="preserve"> PAGEREF _Toc240929727 \h </w:instrText>
+          <w:instrText xml:space="preserve"> PAGEREF _Toc240965032 \h </w:instrText>
         </w:r>
         <w:r>
           <w:rPr>
@@ -2296,7 +2296,7 @@
             <w:noProof/>
             <w:webHidden/>
           </w:rPr>
-          <w:t>22</w:t>
+          <w:t>23</w:t>
         </w:r>
         <w:r>
           <w:rPr>
@@ -2317,7 +2317,7 @@
           <w:noProof/>
         </w:rPr>
       </w:pPr>
-      <w:hyperlink w:anchor="_Toc240929728" w:history="1">
+      <w:hyperlink w:anchor="_Toc240965033" w:history="1">
         <w:r>
           <w:rPr>
             <w:rStyle w:val="Hyperlink"/>
@@ -2344,7 +2344,7 @@
             <w:noProof/>
             <w:webHidden/>
           </w:rPr>
-          <w:instrText xml:space="preserve"> PAGEREF _Toc240929728 \h </w:instrText>
+          <w:instrText xml:space="preserve"> PAGEREF _Toc240965033 \h </w:instrText>
         </w:r>
         <w:r>
           <w:rPr>
@@ -2364,7 +2364,7 @@
             <w:noProof/>
             <w:webHidden/>
           </w:rPr>
-          <w:t>22</w:t>
+          <w:t>23</w:t>
         </w:r>
         <w:r>
           <w:rPr>
@@ -2385,7 +2385,7 @@
           <w:noProof/>
         </w:rPr>
       </w:pPr>
-      <w:hyperlink w:anchor="_Toc240929729" w:history="1">
+      <w:hyperlink w:anchor="_Toc240965034" w:history="1">
         <w:r>
           <w:rPr>
             <w:rStyle w:val="Hyperlink"/>
@@ -2412,7 +2412,7 @@
             <w:noProof/>
             <w:webHidden/>
           </w:rPr>
-          <w:instrText xml:space="preserve"> PAGEREF _Toc240929729 \h </w:instrText>
+          <w:instrText xml:space="preserve"> PAGEREF _Toc240965034 \h </w:instrText>
         </w:r>
         <w:r>
           <w:rPr>
@@ -2432,7 +2432,7 @@
             <w:noProof/>
             <w:webHidden/>
           </w:rPr>
-          <w:t>23</w:t>
+          <w:t>24</w:t>
         </w:r>
         <w:r>
           <w:rPr>
@@ -2453,7 +2453,7 @@
           <w:noProof/>
         </w:rPr>
       </w:pPr>
-      <w:hyperlink w:anchor="_Toc240929730" w:history="1">
+      <w:hyperlink w:anchor="_Toc240965035" w:history="1">
         <w:r>
           <w:rPr>
             <w:rStyle w:val="Hyperlink"/>
@@ -2480,7 +2480,7 @@
             <w:noProof/>
             <w:webHidden/>
           </w:rPr>
-          <w:instrText xml:space="preserve"> PAGEREF _Toc240929730 \h </w:instrText>
+          <w:instrText xml:space="preserve"> PAGEREF _Toc240965035 \h </w:instrText>
         </w:r>
         <w:r>
           <w:rPr>
@@ -2500,7 +2500,75 @@
             <w:noProof/>
             <w:webHidden/>
           </w:rPr>
-          <w:t>24</w:t>
+          <w:t>25</w:t>
+        </w:r>
+        <w:r>
+          <w:rPr>
+            <w:noProof/>
+            <w:webHidden/>
+          </w:rPr>
+          <w:fldChar w:fldCharType="end"/>
+        </w:r>
+      </w:hyperlink>
+    </w:p>
+    <w:p>
+      <w:pPr>
+        <w:pStyle w:val="TOC2"/>
+        <w:tabs>
+          <w:tab w:val="right" w:leader="dot" w:pos="9350"/>
+        </w:tabs>
+        <w:rPr>
+          <w:noProof/>
+        </w:rPr>
+      </w:pPr>
+      <w:hyperlink w:anchor="_Toc240965036" w:history="1">
+        <w:r>
+          <w:rPr>
+            <w:rStyle w:val="Hyperlink"/>
+            <w:noProof/>
+          </w:rPr>
+          <w:t>End-of-event count</w:t>
+        </w:r>
+        <w:r>
+          <w:rPr>
+            <w:noProof/>
+            <w:webHidden/>
+          </w:rPr>
+          <w:tab/>
+        </w:r>
+        <w:r>
+          <w:rPr>
+            <w:noProof/>
+            <w:webHidden/>
+          </w:rPr>
+          <w:fldChar w:fldCharType="begin"/>
+        </w:r>
+        <w:r>
+          <w:rPr>
+            <w:noProof/>
+            <w:webHidden/>
+          </w:rPr>
+          <w:instrText xml:space="preserve"> PAGEREF _Toc240965036 \h </w:instrText>
+        </w:r>
+        <w:r>
+          <w:rPr>
+            <w:noProof/>
+            <w:webHidden/>
+          </w:rPr>
+        </w:r>
+        <w:r>
+          <w:rPr>
+            <w:noProof/>
+            <w:webHidden/>
+          </w:rPr>
+          <w:fldChar w:fldCharType="separate"/>
+        </w:r>
+        <w:r>
+          <w:rPr>
+            <w:noProof/>
+            <w:webHidden/>
+          </w:rPr>
+          <w:t>25</w:t>
         </w:r>
         <w:r>
           <w:rPr>
@@ -2521,7 +2589,7 @@
           <w:noProof/>
         </w:rPr>
       </w:pPr>
-      <w:hyperlink w:anchor="_Toc240929731" w:history="1">
+      <w:hyperlink w:anchor="_Toc240965037" w:history="1">
         <w:r>
           <w:rPr>
             <w:rStyle w:val="Hyperlink"/>
@@ -2548,7 +2616,7 @@
             <w:noProof/>
             <w:webHidden/>
           </w:rPr>
-          <w:instrText xml:space="preserve"> PAGEREF _Toc240929731 \h </w:instrText>
+          <w:instrText xml:space="preserve"> PAGEREF _Toc240965037 \h </w:instrText>
         </w:r>
         <w:r>
           <w:rPr>
@@ -2568,7 +2636,7 @@
             <w:noProof/>
             <w:webHidden/>
           </w:rPr>
-          <w:t>25</w:t>
+          <w:t>27</w:t>
         </w:r>
         <w:r>
           <w:rPr>
@@ -2589,7 +2657,7 @@
           <w:noProof/>
         </w:rPr>
       </w:pPr>
-      <w:hyperlink w:anchor="_Toc240929732" w:history="1">
+      <w:hyperlink w:anchor="_Toc240965038" w:history="1">
         <w:r>
           <w:rPr>
             <w:rStyle w:val="Hyperlink"/>
@@ -2616,7 +2684,7 @@
             <w:noProof/>
             <w:webHidden/>
           </w:rPr>
-          <w:instrText xml:space="preserve"> PAGEREF _Toc240929732 \h </w:instrText>
+          <w:instrText xml:space="preserve"> PAGEREF _Toc240965038 \h </w:instrText>
         </w:r>
         <w:r>
           <w:rPr>
@@ -2636,7 +2704,7 @@
             <w:noProof/>
             <w:webHidden/>
           </w:rPr>
-          <w:t>25</w:t>
+          <w:t>27</w:t>
         </w:r>
         <w:r>
           <w:rPr>
@@ -2657,7 +2725,7 @@
           <w:noProof/>
         </w:rPr>
       </w:pPr>
-      <w:hyperlink w:anchor="_Toc240929733" w:history="1">
+      <w:hyperlink w:anchor="_Toc240965039" w:history="1">
         <w:r>
           <w:rPr>
             <w:rStyle w:val="Hyperlink"/>
@@ -2684,7 +2752,7 @@
             <w:noProof/>
             <w:webHidden/>
           </w:rPr>
-          <w:instrText xml:space="preserve"> PAGEREF _Toc240929733 \h </w:instrText>
+          <w:instrText xml:space="preserve"> PAGEREF _Toc240965039 \h </w:instrText>
         </w:r>
         <w:r>
           <w:rPr>
@@ -2704,7 +2772,7 @@
             <w:noProof/>
             <w:webHidden/>
           </w:rPr>
-          <w:t>26</w:t>
+          <w:t>28</w:t>
         </w:r>
         <w:r>
           <w:rPr>
@@ -2725,7 +2793,7 @@
           <w:noProof/>
         </w:rPr>
       </w:pPr>
-      <w:hyperlink w:anchor="_Toc240929734" w:history="1">
+      <w:hyperlink w:anchor="_Toc240965040" w:history="1">
         <w:r>
           <w:rPr>
             <w:rStyle w:val="Hyperlink"/>
@@ -2752,7 +2820,7 @@
             <w:noProof/>
             <w:webHidden/>
           </w:rPr>
-          <w:instrText xml:space="preserve"> PAGEREF _Toc240929734 \h </w:instrText>
+          <w:instrText xml:space="preserve"> PAGEREF _Toc240965040 \h </w:instrText>
         </w:r>
         <w:r>
           <w:rPr>
@@ -2772,7 +2840,7 @@
             <w:noProof/>
             <w:webHidden/>
           </w:rPr>
-          <w:t>28</w:t>
+          <w:t>30</w:t>
         </w:r>
         <w:r>
           <w:rPr>
@@ -2793,7 +2861,7 @@
           <w:noProof/>
         </w:rPr>
       </w:pPr>
-      <w:hyperlink w:anchor="_Toc240929735" w:history="1">
+      <w:hyperlink w:anchor="_Toc240965041" w:history="1">
         <w:r>
           <w:rPr>
             <w:rStyle w:val="Hyperlink"/>
@@ -2820,7 +2888,7 @@
             <w:noProof/>
             <w:webHidden/>
           </w:rPr>
-          <w:instrText xml:space="preserve"> PAGEREF _Toc240929735 \h </w:instrText>
+          <w:instrText xml:space="preserve"> PAGEREF _Toc240965041 \h </w:instrText>
         </w:r>
         <w:r>
           <w:rPr>
@@ -2840,7 +2908,7 @@
             <w:noProof/>
             <w:webHidden/>
           </w:rPr>
-          <w:t>29</w:t>
+          <w:t>31</w:t>
         </w:r>
         <w:r>
           <w:rPr>
@@ -2861,7 +2929,7 @@
           <w:noProof/>
         </w:rPr>
       </w:pPr>
-      <w:hyperlink w:anchor="_Toc240929736" w:history="1">
+      <w:hyperlink w:anchor="_Toc240965042" w:history="1">
         <w:r>
           <w:rPr>
             <w:rStyle w:val="Hyperlink"/>
@@ -2888,7 +2956,7 @@
             <w:noProof/>
             <w:webHidden/>
           </w:rPr>
-          <w:instrText xml:space="preserve"> PAGEREF _Toc240929736 \h </w:instrText>
+          <w:instrText xml:space="preserve"> PAGEREF _Toc240965042 \h </w:instrText>
         </w:r>
         <w:r>
           <w:rPr>
@@ -2908,7 +2976,7 @@
             <w:noProof/>
             <w:webHidden/>
           </w:rPr>
-          <w:t>30</w:t>
+          <w:t>32</w:t>
         </w:r>
         <w:r>
           <w:rPr>
@@ -2929,7 +2997,7 @@
           <w:noProof/>
         </w:rPr>
       </w:pPr>
-      <w:hyperlink w:anchor="_Toc240929737" w:history="1">
+      <w:hyperlink w:anchor="_Toc240965043" w:history="1">
         <w:r>
           <w:rPr>
             <w:rStyle w:val="Hyperlink"/>
@@ -2956,7 +3024,7 @@
             <w:noProof/>
             <w:webHidden/>
           </w:rPr>
-          <w:instrText xml:space="preserve"> PAGEREF _Toc240929737 \h </w:instrText>
+          <w:instrText xml:space="preserve"> PAGEREF _Toc240965043 \h </w:instrText>
         </w:r>
         <w:r>
           <w:rPr>
@@ -2976,7 +3044,7 @@
             <w:noProof/>
             <w:webHidden/>
           </w:rPr>
-          <w:t>32</w:t>
+          <w:t>34</w:t>
         </w:r>
         <w:r>
           <w:rPr>
@@ -2997,7 +3065,7 @@
           <w:noProof/>
         </w:rPr>
       </w:pPr>
-      <w:hyperlink w:anchor="_Toc240929738" w:history="1">
+      <w:hyperlink w:anchor="_Toc240965044" w:history="1">
         <w:r>
           <w:rPr>
             <w:rStyle w:val="Hyperlink"/>
@@ -3024,7 +3092,7 @@
             <w:noProof/>
             <w:webHidden/>
           </w:rPr>
-          <w:instrText xml:space="preserve"> PAGEREF _Toc240929738 \h </w:instrText>
+          <w:instrText xml:space="preserve"> PAGEREF _Toc240965044 \h </w:instrText>
         </w:r>
         <w:r>
           <w:rPr>
@@ -3044,7 +3112,7 @@
             <w:noProof/>
             <w:webHidden/>
           </w:rPr>
-          <w:t>33</w:t>
+          <w:t>35</w:t>
         </w:r>
         <w:r>
           <w:rPr>
@@ -3065,7 +3133,7 @@
           <w:noProof/>
         </w:rPr>
       </w:pPr>
-      <w:hyperlink w:anchor="_Toc240929739" w:history="1">
+      <w:hyperlink w:anchor="_Toc240965045" w:history="1">
         <w:r>
           <w:rPr>
             <w:rStyle w:val="Hyperlink"/>
@@ -3092,7 +3160,7 @@
             <w:noProof/>
             <w:webHidden/>
           </w:rPr>
-          <w:instrText xml:space="preserve"> PAGEREF _Toc240929739 \h </w:instrText>
+          <w:instrText xml:space="preserve"> PAGEREF _Toc240965045 \h </w:instrText>
         </w:r>
         <w:r>
           <w:rPr>
@@ -3112,7 +3180,7 @@
             <w:noProof/>
             <w:webHidden/>
           </w:rPr>
-          <w:t>35</w:t>
+          <w:t>37</w:t>
         </w:r>
         <w:r>
           <w:rPr>
@@ -3133,7 +3201,7 @@
           <w:noProof/>
         </w:rPr>
       </w:pPr>
-      <w:hyperlink w:anchor="_Toc240929740" w:history="1">
+      <w:hyperlink w:anchor="_Toc240965046" w:history="1">
         <w:r>
           <w:rPr>
             <w:rStyle w:val="Hyperlink"/>
@@ -3160,7 +3228,7 @@
             <w:noProof/>
             <w:webHidden/>
           </w:rPr>
-          <w:instrText xml:space="preserve"> PAGEREF _Toc240929740 \h </w:instrText>
+          <w:instrText xml:space="preserve"> PAGEREF _Toc240965046 \h </w:instrText>
         </w:r>
         <w:r>
           <w:rPr>
@@ -3180,7 +3248,7 @@
             <w:noProof/>
             <w:webHidden/>
           </w:rPr>
-          <w:t>35</w:t>
+          <w:t>37</w:t>
         </w:r>
         <w:r>
           <w:rPr>
@@ -3201,7 +3269,7 @@
           <w:noProof/>
         </w:rPr>
       </w:pPr>
-      <w:hyperlink w:anchor="_Toc240929741" w:history="1">
+      <w:hyperlink w:anchor="_Toc240965047" w:history="1">
         <w:r>
           <w:rPr>
             <w:rStyle w:val="Hyperlink"/>
@@ -3228,7 +3296,7 @@
             <w:noProof/>
             <w:webHidden/>
           </w:rPr>
-          <w:instrText xml:space="preserve"> PAGEREF _Toc240929741 \h </w:instrText>
+          <w:instrText xml:space="preserve"> PAGEREF _Toc240965047 \h </w:instrText>
         </w:r>
         <w:r>
           <w:rPr>
@@ -3248,7 +3316,7 @@
             <w:noProof/>
             <w:webHidden/>
           </w:rPr>
-          <w:t>35</w:t>
+          <w:t>37</w:t>
         </w:r>
         <w:r>
           <w:rPr>
@@ -3269,7 +3337,7 @@
           <w:noProof/>
         </w:rPr>
       </w:pPr>
-      <w:hyperlink w:anchor="_Toc240929742" w:history="1">
+      <w:hyperlink w:anchor="_Toc240965048" w:history="1">
         <w:r>
           <w:rPr>
             <w:rStyle w:val="Hyperlink"/>
@@ -3296,7 +3364,7 @@
             <w:noProof/>
             <w:webHidden/>
           </w:rPr>
-          <w:instrText xml:space="preserve"> PAGEREF _Toc240929742 \h </w:instrText>
+          <w:instrText xml:space="preserve"> PAGEREF _Toc240965048 \h </w:instrText>
         </w:r>
         <w:r>
           <w:rPr>
@@ -3316,7 +3384,7 @@
             <w:noProof/>
             <w:webHidden/>
           </w:rPr>
-          <w:t>35</w:t>
+          <w:t>37</w:t>
         </w:r>
         <w:r>
           <w:rPr>
@@ -3337,7 +3405,7 @@
           <w:noProof/>
         </w:rPr>
       </w:pPr>
-      <w:hyperlink w:anchor="_Toc240929743" w:history="1">
+      <w:hyperlink w:anchor="_Toc240965049" w:history="1">
         <w:r>
           <w:rPr>
             <w:rStyle w:val="Hyperlink"/>
@@ -3364,7 +3432,7 @@
             <w:noProof/>
             <w:webHidden/>
           </w:rPr>
-          <w:instrText xml:space="preserve"> PAGEREF _Toc240929743 \h </w:instrText>
+          <w:instrText xml:space="preserve"> PAGEREF _Toc240965049 \h </w:instrText>
         </w:r>
         <w:r>
           <w:rPr>
@@ -3384,7 +3452,7 @@
             <w:noProof/>
             <w:webHidden/>
           </w:rPr>
-          <w:t>35</w:t>
+          <w:t>37</w:t>
         </w:r>
         <w:r>
           <w:rPr>
@@ -3405,7 +3473,7 @@
         <w:pStyle w:val="Heading1"/>
         <w:pageBreakBefore/>
       </w:pPr>
-      <w:bookmarkStart w:id="0" w:name="_Toc240929699"/>
+      <w:bookmarkStart w:id="0" w:name="_Toc240965004"/>
       <w:r>
         <w:lastRenderedPageBreak/>
         <w:t>Welcome</w:t>
@@ -3421,7 +3489,7 @@
       <w:pPr>
         <w:pStyle w:val="Heading2"/>
       </w:pPr>
-      <w:bookmarkStart w:id="1" w:name="_Toc240929700"/>
+      <w:bookmarkStart w:id="1" w:name="_Toc240965005"/>
       <w:r>
         <w:t>How a sale moves through the app</w:t>
       </w:r>
@@ -3904,7 +3972,7 @@
       <w:pPr>
         <w:pStyle w:val="Heading2"/>
       </w:pPr>
-      <w:bookmarkStart w:id="2" w:name="_Toc240929701"/>
+      <w:bookmarkStart w:id="2" w:name="_Toc240965006"/>
       <w:r>
         <w:t>What you'll need</w:t>
       </w:r>
@@ -4013,7 +4081,7 @@
         <w:pStyle w:val="Heading1"/>
         <w:pageBreakBefore/>
       </w:pPr>
-      <w:bookmarkStart w:id="3" w:name="_Toc240929702"/>
+      <w:bookmarkStart w:id="3" w:name="_Toc240965007"/>
       <w:r>
         <w:lastRenderedPageBreak/>
         <w:t>Who can do what</w:t>
@@ -4489,7 +4557,7 @@
         <w:pStyle w:val="Heading1"/>
         <w:pageBreakBefore/>
       </w:pPr>
-      <w:bookmarkStart w:id="4" w:name="_Toc240929703"/>
+      <w:bookmarkStart w:id="4" w:name="_Toc240965008"/>
       <w:r>
         <w:lastRenderedPageBreak/>
         <w:t>Getting started</w:t>
@@ -4500,7 +4568,7 @@
       <w:pPr>
         <w:pStyle w:val="Heading2"/>
       </w:pPr>
-      <w:bookmarkStart w:id="5" w:name="_Toc240929704"/>
+      <w:bookmarkStart w:id="5" w:name="_Toc240965009"/>
       <w:r>
         <w:t>Signing in</w:t>
       </w:r>
@@ -4517,7 +4585,7 @@
           <w:noProof/>
         </w:rPr>
         <w:drawing>
-          <wp:inline distT="0" distB="0" distL="0" distR="0" wp14:anchorId="03CA8982" wp14:editId="0C0A017E">
+          <wp:inline distT="0" distB="0" distL="0" distR="0" wp14:anchorId="0C146451" wp14:editId="0559268F">
             <wp:extent cx="3291840" cy="2211705"/>
             <wp:effectExtent l="0" t="0" r="0" b="0"/>
             <wp:docPr id="1" name="Picture 1"/>
@@ -4773,7 +4841,7 @@
       <w:pPr>
         <w:pStyle w:val="Heading2"/>
       </w:pPr>
-      <w:bookmarkStart w:id="6" w:name="_Toc240929705"/>
+      <w:bookmarkStart w:id="6" w:name="_Toc240965010"/>
       <w:r>
         <w:t>Finding your way around</w:t>
       </w:r>
@@ -5356,7 +5424,7 @@
       <w:pPr>
         <w:pStyle w:val="Heading2"/>
       </w:pPr>
-      <w:bookmarkStart w:id="7" w:name="_Toc240929706"/>
+      <w:bookmarkStart w:id="7" w:name="_Toc240965011"/>
       <w:r>
         <w:t>Light and dark mode</w:t>
       </w:r>
@@ -5371,7 +5439,7 @@
       <w:pPr>
         <w:pStyle w:val="Heading2"/>
       </w:pPr>
-      <w:bookmarkStart w:id="8" w:name="_Toc240929707"/>
+      <w:bookmarkStart w:id="8" w:name="_Toc240965012"/>
       <w:r>
         <w:t>Signing out</w:t>
       </w:r>
@@ -5396,7 +5464,7 @@
         <w:pStyle w:val="Heading1"/>
         <w:pageBreakBefore/>
       </w:pPr>
-      <w:bookmarkStart w:id="9" w:name="_Toc240929708"/>
+      <w:bookmarkStart w:id="9" w:name="_Toc240965013"/>
       <w:r>
         <w:lastRenderedPageBreak/>
         <w:t>Taking an order on the sales floor</w:t>
@@ -5428,7 +5496,7 @@
           <w:noProof/>
         </w:rPr>
         <w:drawing>
-          <wp:inline distT="0" distB="0" distL="0" distR="0" wp14:anchorId="76E7FA43" wp14:editId="3C78E516">
+          <wp:inline distT="0" distB="0" distL="0" distR="0" wp14:anchorId="4828F917" wp14:editId="66E8C996">
             <wp:extent cx="5760720" cy="3870484"/>
             <wp:effectExtent l="0" t="0" r="0" b="0"/>
             <wp:docPr id="2" name="Picture 2"/>
@@ -5553,7 +5621,7 @@
       <w:pPr>
         <w:pStyle w:val="Heading2"/>
       </w:pPr>
-      <w:bookmarkStart w:id="10" w:name="_Toc240929709"/>
+      <w:bookmarkStart w:id="10" w:name="_Toc240965014"/>
       <w:r>
         <w:t>Starting an order</w:t>
       </w:r>
@@ -5637,7 +5705,7 @@
       <w:pPr>
         <w:pStyle w:val="Heading2"/>
       </w:pPr>
-      <w:bookmarkStart w:id="11" w:name="_Toc240929710"/>
+      <w:bookmarkStart w:id="11" w:name="_Toc240965015"/>
       <w:r>
         <w:lastRenderedPageBreak/>
         <w:t>Adding items</w:t>
@@ -5786,7 +5854,7 @@
           <w:noProof/>
         </w:rPr>
         <w:drawing>
-          <wp:inline distT="0" distB="0" distL="0" distR="0" wp14:anchorId="04F94381" wp14:editId="699F5C6A">
+          <wp:inline distT="0" distB="0" distL="0" distR="0" wp14:anchorId="0B8A5E5B" wp14:editId="56527AE3">
             <wp:extent cx="5760720" cy="3870484"/>
             <wp:effectExtent l="0" t="0" r="0" b="0"/>
             <wp:docPr id="3" name="Picture 3"/>
@@ -5923,7 +5991,7 @@
           <w:noProof/>
         </w:rPr>
         <w:drawing>
-          <wp:inline distT="0" distB="0" distL="0" distR="0" wp14:anchorId="21A94353" wp14:editId="75888172">
+          <wp:inline distT="0" distB="0" distL="0" distR="0" wp14:anchorId="3541284A" wp14:editId="1FB35FD9">
             <wp:extent cx="5760720" cy="3870484"/>
             <wp:effectExtent l="0" t="0" r="0" b="0"/>
             <wp:docPr id="4" name="Picture 4"/>
@@ -6233,7 +6301,7 @@
         </w:rPr>
         <w:lastRenderedPageBreak/>
         <w:drawing>
-          <wp:inline distT="0" distB="0" distL="0" distR="0" wp14:anchorId="10DAD865" wp14:editId="36AC5669">
+          <wp:inline distT="0" distB="0" distL="0" distR="0" wp14:anchorId="3F70CDD1" wp14:editId="6594976D">
             <wp:extent cx="5486400" cy="3686175"/>
             <wp:effectExtent l="0" t="0" r="0" b="0"/>
             <wp:docPr id="5" name="Picture 5"/>
@@ -6433,7 +6501,7 @@
       <w:pPr>
         <w:pStyle w:val="Heading2"/>
       </w:pPr>
-      <w:bookmarkStart w:id="12" w:name="_Toc240929711"/>
+      <w:bookmarkStart w:id="12" w:name="_Toc240965016"/>
       <w:r>
         <w:t>Adding shipping or a service later</w:t>
       </w:r>
@@ -6474,7 +6542,7 @@
         </w:rPr>
         <w:lastRenderedPageBreak/>
         <w:drawing>
-          <wp:inline distT="0" distB="0" distL="0" distR="0" wp14:anchorId="0C7BCB12" wp14:editId="042A2B9D">
+          <wp:inline distT="0" distB="0" distL="0" distR="0" wp14:anchorId="10821BE6" wp14:editId="6A74FE39">
             <wp:extent cx="4754880" cy="3194685"/>
             <wp:effectExtent l="0" t="0" r="0" b="0"/>
             <wp:docPr id="6" name="Picture 6"/>
@@ -6528,7 +6596,7 @@
       <w:pPr>
         <w:pStyle w:val="Heading2"/>
       </w:pPr>
-      <w:bookmarkStart w:id="13" w:name="_Toc240929712"/>
+      <w:bookmarkStart w:id="13" w:name="_Toc240965017"/>
       <w:r>
         <w:t>Changing or removing an item</w:t>
       </w:r>
@@ -6627,7 +6695,7 @@
       <w:pPr>
         <w:pStyle w:val="Heading2"/>
       </w:pPr>
-      <w:bookmarkStart w:id="14" w:name="_Toc240929713"/>
+      <w:bookmarkStart w:id="14" w:name="_Toc240965018"/>
       <w:r>
         <w:t>Customer details</w:t>
       </w:r>
@@ -6786,7 +6854,7 @@
         </w:rPr>
         <w:lastRenderedPageBreak/>
         <w:drawing>
-          <wp:inline distT="0" distB="0" distL="0" distR="0" wp14:anchorId="60D7D0BE" wp14:editId="526FF764">
+          <wp:inline distT="0" distB="0" distL="0" distR="0" wp14:anchorId="2549CF56" wp14:editId="1BA3EF09">
             <wp:extent cx="4754880" cy="3194685"/>
             <wp:effectExtent l="0" t="0" r="0" b="0"/>
             <wp:docPr id="7" name="Picture 7"/>
@@ -6840,7 +6908,7 @@
       <w:pPr>
         <w:pStyle w:val="Heading2"/>
       </w:pPr>
-      <w:bookmarkStart w:id="15" w:name="_Toc240929714"/>
+      <w:bookmarkStart w:id="15" w:name="_Toc240965019"/>
       <w:r>
         <w:t>Sending the order to checkout</w:t>
       </w:r>
@@ -7018,7 +7086,7 @@
       <w:pPr>
         <w:pStyle w:val="Heading2"/>
       </w:pPr>
-      <w:bookmarkStart w:id="16" w:name="_Toc240929715"/>
+      <w:bookmarkStart w:id="16" w:name="_Toc240965020"/>
       <w:r>
         <w:lastRenderedPageBreak/>
         <w:t>Using a phone</w:t>
@@ -7036,7 +7104,7 @@
           <w:noProof/>
         </w:rPr>
         <w:drawing>
-          <wp:inline distT="0" distB="0" distL="0" distR="0" wp14:anchorId="2C72A686" wp14:editId="456B2B6F">
+          <wp:inline distT="0" distB="0" distL="0" distR="0" wp14:anchorId="7B15E91C" wp14:editId="129CC3E5">
             <wp:extent cx="2194560" cy="4749253"/>
             <wp:effectExtent l="0" t="0" r="0" b="0"/>
             <wp:docPr id="8" name="Picture 8"/>
@@ -7114,7 +7182,7 @@
         <w:pStyle w:val="Heading1"/>
         <w:pageBreakBefore/>
       </w:pPr>
-      <w:bookmarkStart w:id="17" w:name="_Toc240929716"/>
+      <w:bookmarkStart w:id="17" w:name="_Toc240965021"/>
       <w:r>
         <w:lastRenderedPageBreak/>
         <w:t>Checking out a customer</w:t>
@@ -7155,7 +7223,7 @@
           <w:noProof/>
         </w:rPr>
         <w:drawing>
-          <wp:inline distT="0" distB="0" distL="0" distR="0" wp14:anchorId="3B6E297A" wp14:editId="0C39F33B">
+          <wp:inline distT="0" distB="0" distL="0" distR="0" wp14:anchorId="2313F140" wp14:editId="4F1ADB8C">
             <wp:extent cx="5760720" cy="3870484"/>
             <wp:effectExtent l="0" t="0" r="0" b="0"/>
             <wp:docPr id="9" name="Picture 9"/>
@@ -7209,7 +7277,7 @@
       <w:pPr>
         <w:pStyle w:val="Heading2"/>
       </w:pPr>
-      <w:bookmarkStart w:id="18" w:name="_Toc240929717"/>
+      <w:bookmarkStart w:id="18" w:name="_Toc240965022"/>
       <w:r>
         <w:t>1. Review the order with the customer</w:t>
       </w:r>
@@ -7306,7 +7374,7 @@
       <w:pPr>
         <w:pStyle w:val="Heading2"/>
       </w:pPr>
-      <w:bookmarkStart w:id="19" w:name="_Toc240929718"/>
+      <w:bookmarkStart w:id="19" w:name="_Toc240965023"/>
       <w:r>
         <w:t>2. Take payment</w:t>
       </w:r>
@@ -7561,6 +7629,11 @@
       </w:pPr>
     </w:p>
     <w:p>
+      <w:r>
+        <w:t>The fee only applies to the part of the sale paid by card. For example, on a $2,000 order where the customer pays $1,000 in cash and the rest by card, the fee is charged on the $1,000 that goes on the card, not on the whole $2,000.</w:t>
+      </w:r>
+    </w:p>
+    <w:p>
       <w:pPr>
         <w:pStyle w:val="ListBullet"/>
         <w:spacing w:after="60"/>
@@ -7615,7 +7688,7 @@
       <w:pPr>
         <w:pStyle w:val="Heading2"/>
       </w:pPr>
-      <w:bookmarkStart w:id="20" w:name="_Toc240929719"/>
+      <w:bookmarkStart w:id="20" w:name="_Toc240965024"/>
       <w:r>
         <w:t>3. Acknowledgements (initials and signature)</w:t>
       </w:r>
@@ -7632,7 +7705,107 @@
         <w:t>Hand to customer</w:t>
       </w:r>
       <w:r>
-        <w:t xml:space="preserve"> in the Acknowledgements section and pass the tablet over. The customer is walked through three short screens: warranty and mattress protectors, how the bed arrives, and all sales are final. They initial each one and tap </w:t>
+        <w:t xml:space="preserve"> in the Acknowledgements section and pass the tablet over. The customer is walked through a few short screens:</w:t>
+      </w:r>
+    </w:p>
+    <w:p>
+      <w:pPr>
+        <w:tabs>
+          <w:tab w:val="left" w:pos="504"/>
+        </w:tabs>
+        <w:spacing w:after="80"/>
+        <w:ind w:left="504" w:hanging="432"/>
+      </w:pPr>
+      <w:r>
+        <w:rPr>
+          <w:b/>
+          <w:color w:val="0369A1"/>
+        </w:rPr>
+        <w:t>1.</w:t>
+      </w:r>
+      <w:r>
+        <w:rPr>
+          <w:b/>
+          <w:color w:val="0369A1"/>
+        </w:rPr>
+        <w:tab/>
+      </w:r>
+      <w:r>
+        <w:rPr>
+          <w:b/>
+        </w:rPr>
+        <w:t>Check your details</w:t>
+      </w:r>
+      <w:r>
+        <w:t xml:space="preserve">: their name, address, phone, email, where the order is being delivered, and how each item arrives (for example Drop Ship or Take With). If everything is right, they initial it and tap </w:t>
+      </w:r>
+      <w:r>
+        <w:rPr>
+          <w:b/>
+        </w:rPr>
+        <w:t>My details are correct</w:t>
+      </w:r>
+      <w:r>
+        <w:t xml:space="preserve">. If something is wrong, they tap </w:t>
+      </w:r>
+      <w:r>
+        <w:rPr>
+          <w:b/>
+        </w:rPr>
+        <w:t>Cancel</w:t>
+      </w:r>
+      <w:r>
+        <w:t xml:space="preserve"> and hand the tablet back so you can fix it.</w:t>
+      </w:r>
+    </w:p>
+    <w:p>
+      <w:pPr>
+        <w:tabs>
+          <w:tab w:val="left" w:pos="504"/>
+        </w:tabs>
+        <w:spacing w:after="80"/>
+        <w:ind w:left="504" w:hanging="432"/>
+      </w:pPr>
+      <w:r>
+        <w:rPr>
+          <w:b/>
+          <w:color w:val="0369A1"/>
+        </w:rPr>
+        <w:t>2.</w:t>
+      </w:r>
+      <w:r>
+        <w:rPr>
+          <w:b/>
+          <w:color w:val="0369A1"/>
+        </w:rPr>
+        <w:tab/>
+      </w:r>
+      <w:r>
+        <w:rPr>
+          <w:b/>
+        </w:rPr>
+        <w:t>Warranty and mattress protectors</w:t>
+      </w:r>
+      <w:r>
+        <w:t xml:space="preserve">, </w:t>
+      </w:r>
+      <w:r>
+        <w:rPr>
+          <w:b/>
+        </w:rPr>
+        <w:t>How your bed arrives</w:t>
+      </w:r>
+      <w:r>
+        <w:t xml:space="preserve"> and </w:t>
+      </w:r>
+      <w:r>
+        <w:rPr>
+          <w:b/>
+        </w:rPr>
+        <w:t>All sales are final</w:t>
+      </w:r>
+      <w:r>
+        <w:t xml:space="preserve">: they initial each one and tap </w:t>
       </w:r>
       <w:r>
         <w:rPr>
@@ -7641,7 +7814,39 @@
         <w:t>I understand</w:t>
       </w:r>
       <w:r>
-        <w:t xml:space="preserve">. Then they print their name and sign with a finger in the signature box, and tap </w:t>
+        <w:t>.</w:t>
+      </w:r>
+    </w:p>
+    <w:p>
+      <w:pPr>
+        <w:tabs>
+          <w:tab w:val="left" w:pos="504"/>
+        </w:tabs>
+        <w:spacing w:after="80"/>
+        <w:ind w:left="504" w:hanging="432"/>
+      </w:pPr>
+      <w:r>
+        <w:rPr>
+          <w:b/>
+          <w:color w:val="0369A1"/>
+        </w:rPr>
+        <w:t>3.</w:t>
+      </w:r>
+      <w:r>
+        <w:rPr>
+          <w:b/>
+          <w:color w:val="0369A1"/>
+        </w:rPr>
+        <w:tab/>
+      </w:r>
+      <w:r>
+        <w:rPr>
+          <w:b/>
+        </w:rPr>
+        <w:t>Sign to finish</w:t>
+      </w:r>
+      <w:r>
+        <w:t xml:space="preserve">: they print their name, sign with a finger in the signature box, and tap </w:t>
       </w:r>
       <w:r>
         <w:rPr>
@@ -7663,8 +7868,9 @@
         <w:rPr>
           <w:noProof/>
         </w:rPr>
+        <w:lastRenderedPageBreak/>
         <w:drawing>
-          <wp:inline distT="0" distB="0" distL="0" distR="0" wp14:anchorId="2634E3F8" wp14:editId="561A6A26">
+          <wp:inline distT="0" distB="0" distL="0" distR="0" wp14:anchorId="546565A5" wp14:editId="50F95856">
             <wp:extent cx="4937760" cy="3317558"/>
             <wp:effectExtent l="0" t="0" r="0" b="0"/>
             <wp:docPr id="10" name="Picture 10"/>
@@ -7711,12 +7917,12 @@
           <w:color w:val="6B7280"/>
           <w:sz w:val="18"/>
         </w:rPr>
-        <w:t>The customer initials each point, then signs</w:t>
-      </w:r>
-    </w:p>
-    <w:p>
-      <w:r>
-        <w:t xml:space="preserve">Green check marks show once the initials and signature are in. To collect them again, tap </w:t>
+        <w:t>The customer checks their details first, then initials each point and signs</w:t>
+      </w:r>
+    </w:p>
+    <w:p>
+      <w:r>
+        <w:t xml:space="preserve">Green check marks show once the details, initials and signature are in. To collect them again, tap </w:t>
       </w:r>
       <w:r>
         <w:rPr>
@@ -7728,11 +7934,70 @@
         <w:t>.</w:t>
       </w:r>
     </w:p>
+    <w:tbl>
+      <w:tblPr>
+        <w:tblW w:w="0" w:type="auto"/>
+        <w:jc w:val="center"/>
+        <w:tblLook w:val="04A0" w:firstRow="1" w:lastRow="0" w:firstColumn="1" w:lastColumn="0" w:noHBand="0" w:noVBand="1"/>
+      </w:tblPr>
+      <w:tblGrid>
+        <w:gridCol w:w="9360"/>
+      </w:tblGrid>
+      <w:tr>
+        <w:trPr>
+          <w:jc w:val="center"/>
+        </w:trPr>
+        <w:tc>
+          <w:tcPr>
+            <w:tcW w:w="9360" w:type="dxa"/>
+            <w:tcBorders>
+              <w:top w:val="single" w:sz="4" w:space="0" w:color="FEF3C7"/>
+              <w:left w:val="single" w:sz="36" w:space="0" w:color="D97706"/>
+              <w:bottom w:val="single" w:sz="4" w:space="0" w:color="FEF3C7"/>
+              <w:right w:val="single" w:sz="4" w:space="0" w:color="FEF3C7"/>
+            </w:tcBorders>
+            <w:shd w:val="clear" w:color="auto" w:fill="FEF3C7"/>
+            <w:tcMar>
+              <w:top w:w="120" w:type="dxa"/>
+              <w:left w:w="200" w:type="dxa"/>
+              <w:bottom w:w="120" w:type="dxa"/>
+              <w:right w:w="160" w:type="dxa"/>
+            </w:tcMar>
+          </w:tcPr>
+          <w:p>
+            <w:pPr>
+              <w:spacing w:after="0"/>
+            </w:pPr>
+            <w:r>
+              <w:rPr>
+                <w:b/>
+                <w:color w:val="D97706"/>
+              </w:rPr>
+              <w:t xml:space="preserve">Important:  </w:t>
+            </w:r>
+            <w:r>
+              <w:rPr>
+                <w:b/>
+              </w:rPr>
+              <w:t>Complete &amp; print</w:t>
+            </w:r>
+            <w:r>
+              <w:t xml:space="preserve"> stays greyed out until the customer has confirmed their details, initialled every point and signed. If anyone changes the customer's name, address, phone, email or delivery address afterwards, the customer has to confirm their details again.</w:t>
+            </w:r>
+          </w:p>
+        </w:tc>
+      </w:tr>
+    </w:tbl>
+    <w:p>
+      <w:pPr>
+        <w:spacing w:after="40"/>
+      </w:pPr>
+    </w:p>
     <w:p>
       <w:pPr>
         <w:pStyle w:val="Heading2"/>
       </w:pPr>
-      <w:bookmarkStart w:id="21" w:name="_Toc240929720"/>
+      <w:bookmarkStart w:id="21" w:name="_Toc240965025"/>
       <w:r>
         <w:t>4. Complete and print</w:t>
       </w:r>
@@ -7809,11 +8074,10 @@
                 <w:b/>
                 <w:color w:val="6B7280"/>
               </w:rPr>
-              <w:lastRenderedPageBreak/>
               <w:t xml:space="preserve">Good to know:  </w:t>
             </w:r>
             <w:r>
-              <w:t>An order needs at least one item and one recorded payment before it can be completed.</w:t>
+              <w:t>An order needs at least one item, one recorded payment, and the customer's details confirmation, initials and signature before it can be completed.</w:t>
             </w:r>
           </w:p>
         </w:tc>
@@ -7922,8 +8186,9 @@
       <w:pPr>
         <w:pStyle w:val="Heading2"/>
       </w:pPr>
-      <w:bookmarkStart w:id="22" w:name="_Toc240929721"/>
-      <w:r>
+      <w:bookmarkStart w:id="22" w:name="_Toc240965026"/>
+      <w:r>
+        <w:lastRenderedPageBreak/>
         <w:t>Other checkout actions</w:t>
       </w:r>
       <w:bookmarkEnd w:id="22"/>
@@ -8132,7 +8397,7 @@
         <w:pStyle w:val="Heading1"/>
         <w:pageBreakBefore/>
       </w:pPr>
-      <w:bookmarkStart w:id="23" w:name="_Toc240929722"/>
+      <w:bookmarkStart w:id="23" w:name="_Toc240965027"/>
       <w:r>
         <w:lastRenderedPageBreak/>
         <w:t>The sales sheet</w:t>
@@ -8155,8 +8420,8 @@
           <w:noProof/>
         </w:rPr>
         <w:drawing>
-          <wp:inline distT="0" distB="0" distL="0" distR="0" wp14:anchorId="4E671177" wp14:editId="6315DE04">
-            <wp:extent cx="4023360" cy="3363278"/>
+          <wp:inline distT="0" distB="0" distL="0" distR="0" wp14:anchorId="08BEBC94" wp14:editId="18552B5F">
+            <wp:extent cx="4023360" cy="3361182"/>
             <wp:effectExtent l="0" t="0" r="0" b="0"/>
             <wp:docPr id="11" name="Picture 11"/>
             <wp:cNvGraphicFramePr>
@@ -8178,7 +8443,7 @@
                   <pic:spPr>
                     <a:xfrm>
                       <a:off x="0" y="0"/>
-                      <a:ext cx="4023360" cy="3363278"/>
+                      <a:ext cx="4023360" cy="3361182"/>
                     </a:xfrm>
                     <a:prstGeom prst="rect">
                       <a:avLst/>
@@ -8256,6 +8521,66 @@
         <w:spacing w:after="60"/>
       </w:pPr>
       <w:r>
+        <w:t xml:space="preserve">The </w:t>
+      </w:r>
+      <w:r>
+        <w:rPr>
+          <w:b/>
+        </w:rPr>
+        <w:t>CFS Rep Name</w:t>
+      </w:r>
+      <w:r>
+        <w:t xml:space="preserve"> box shows the sales rep. If a different person checked the customer out, their name is shown there too, marked </w:t>
+      </w:r>
+      <w:r>
+        <w:rPr>
+          <w:b/>
+        </w:rPr>
+        <w:t>Checkout</w:t>
+      </w:r>
+      <w:r>
+        <w:t>.</w:t>
+      </w:r>
+    </w:p>
+    <w:p>
+      <w:pPr>
+        <w:pStyle w:val="ListBullet"/>
+        <w:spacing w:after="60"/>
+      </w:pPr>
+      <w:r>
+        <w:t>Under the addresses, the customer's initials confirm their details are correct.</w:t>
+      </w:r>
+    </w:p>
+    <w:p>
+      <w:pPr>
+        <w:pStyle w:val="ListBullet"/>
+        <w:spacing w:after="60"/>
+      </w:pPr>
+      <w:r>
+        <w:rPr>
+          <w:b/>
+        </w:rPr>
+        <w:t>Received by</w:t>
+      </w:r>
+      <w:r>
+        <w:t xml:space="preserve"> and </w:t>
+      </w:r>
+      <w:r>
+        <w:rPr>
+          <w:b/>
+        </w:rPr>
+        <w:t>Date</w:t>
+      </w:r>
+      <w:r>
+        <w:t xml:space="preserve"> at the bottom are left blank to fill in by hand.</w:t>
+      </w:r>
+    </w:p>
+    <w:p>
+      <w:pPr>
+        <w:pStyle w:val="ListBullet"/>
+        <w:spacing w:after="60"/>
+      </w:pPr>
+      <w:r>
         <w:t>The back button always returns you to the screen you came from.</w:t>
       </w:r>
     </w:p>
@@ -8264,7 +8589,7 @@
         <w:pStyle w:val="Heading1"/>
         <w:pageBreakBefore/>
       </w:pPr>
-      <w:bookmarkStart w:id="24" w:name="_Toc240929723"/>
+      <w:bookmarkStart w:id="24" w:name="_Toc240965028"/>
       <w:r>
         <w:lastRenderedPageBreak/>
         <w:t>Looking up orders</w:t>
@@ -8296,7 +8621,7 @@
           <w:noProof/>
         </w:rPr>
         <w:drawing>
-          <wp:inline distT="0" distB="0" distL="0" distR="0" wp14:anchorId="58F32CD9" wp14:editId="040C622B">
+          <wp:inline distT="0" distB="0" distL="0" distR="0" wp14:anchorId="166D986E" wp14:editId="057D814A">
             <wp:extent cx="5760720" cy="3870484"/>
             <wp:effectExtent l="0" t="0" r="0" b="0"/>
             <wp:docPr id="12" name="Picture 12"/>
@@ -8416,7 +8741,7 @@
       <w:pPr>
         <w:pStyle w:val="Heading2"/>
       </w:pPr>
-      <w:bookmarkStart w:id="25" w:name="_Toc240929724"/>
+      <w:bookmarkStart w:id="25" w:name="_Toc240965029"/>
       <w:r>
         <w:t>Extra options for admins</w:t>
       </w:r>
@@ -8506,7 +8831,7 @@
         </w:rPr>
         <w:lastRenderedPageBreak/>
         <w:drawing>
-          <wp:inline distT="0" distB="0" distL="0" distR="0" wp14:anchorId="6A1EBD39" wp14:editId="384E16FD">
+          <wp:inline distT="0" distB="0" distL="0" distR="0" wp14:anchorId="3AD5B8BE" wp14:editId="341D2817">
             <wp:extent cx="4754880" cy="3194685"/>
             <wp:effectExtent l="0" t="0" r="0" b="0"/>
             <wp:docPr id="13" name="Picture 13"/>
@@ -8614,7 +8939,7 @@
         <w:pStyle w:val="Heading1"/>
         <w:pageBreakBefore/>
       </w:pPr>
-      <w:bookmarkStart w:id="26" w:name="_Toc240929725"/>
+      <w:bookmarkStart w:id="26" w:name="_Toc240965030"/>
       <w:r>
         <w:lastRenderedPageBreak/>
         <w:t>The dashboard</w:t>
@@ -8664,7 +8989,7 @@
           <w:noProof/>
         </w:rPr>
         <w:drawing>
-          <wp:inline distT="0" distB="0" distL="0" distR="0" wp14:anchorId="26D4B53D" wp14:editId="4939AA05">
+          <wp:inline distT="0" distB="0" distL="0" distR="0" wp14:anchorId="5D97D6BE" wp14:editId="25160F71">
             <wp:extent cx="4937760" cy="3317558"/>
             <wp:effectExtent l="0" t="0" r="0" b="0"/>
             <wp:docPr id="14" name="Picture 14"/>
@@ -9212,7 +9537,7 @@
         <w:pStyle w:val="Heading1"/>
         <w:pageBreakBefore/>
       </w:pPr>
-      <w:bookmarkStart w:id="27" w:name="_Toc240929726"/>
+      <w:bookmarkStart w:id="27" w:name="_Toc240965031"/>
       <w:r>
         <w:lastRenderedPageBreak/>
         <w:t>Keeping inventory</w:t>
@@ -9271,7 +9596,7 @@
           <w:noProof/>
         </w:rPr>
         <w:drawing>
-          <wp:inline distT="0" distB="0" distL="0" distR="0" wp14:anchorId="443C58E2" wp14:editId="5A2AB27D">
+          <wp:inline distT="0" distB="0" distL="0" distR="0" wp14:anchorId="5A5B226A" wp14:editId="75441778">
             <wp:extent cx="5760720" cy="3870484"/>
             <wp:effectExtent l="0" t="0" r="0" b="0"/>
             <wp:docPr id="15" name="Picture 15"/>
@@ -9325,7 +9650,7 @@
       <w:pPr>
         <w:pStyle w:val="Heading2"/>
       </w:pPr>
-      <w:bookmarkStart w:id="28" w:name="_Toc240929727"/>
+      <w:bookmarkStart w:id="28" w:name="_Toc240965032"/>
       <w:r>
         <w:t>What's on the screen</w:t>
       </w:r>
@@ -9407,7 +9732,7 @@
       <w:pPr>
         <w:pStyle w:val="Heading2"/>
       </w:pPr>
-      <w:bookmarkStart w:id="29" w:name="_Toc240929728"/>
+      <w:bookmarkStart w:id="29" w:name="_Toc240965033"/>
       <w:r>
         <w:t>Updating a count</w:t>
       </w:r>
@@ -9484,7 +9809,7 @@
           <w:noProof/>
         </w:rPr>
         <w:drawing>
-          <wp:inline distT="0" distB="0" distL="0" distR="0" wp14:anchorId="330E3DD4" wp14:editId="4466AE61">
+          <wp:inline distT="0" distB="0" distL="0" distR="0" wp14:anchorId="50454410" wp14:editId="0C510231">
             <wp:extent cx="5120640" cy="3440430"/>
             <wp:effectExtent l="0" t="0" r="0" b="0"/>
             <wp:docPr id="16" name="Picture 16"/>
@@ -9538,7 +9863,7 @@
       <w:pPr>
         <w:pStyle w:val="Heading2"/>
       </w:pPr>
-      <w:bookmarkStart w:id="30" w:name="_Toc240929729"/>
+      <w:bookmarkStart w:id="30" w:name="_Toc240965034"/>
       <w:r>
         <w:t>What changes the count automatically</w:t>
       </w:r>
@@ -9942,7 +10267,7 @@
       <w:pPr>
         <w:pStyle w:val="Heading2"/>
       </w:pPr>
-      <w:bookmarkStart w:id="31" w:name="_Toc240929730"/>
+      <w:bookmarkStart w:id="31" w:name="_Toc240965035"/>
       <w:r>
         <w:lastRenderedPageBreak/>
         <w:t>Seeing the history</w:t>
@@ -9965,7 +10290,7 @@
           <w:noProof/>
         </w:rPr>
         <w:drawing>
-          <wp:inline distT="0" distB="0" distL="0" distR="0" wp14:anchorId="323C9A34" wp14:editId="59F483FF">
+          <wp:inline distT="0" distB="0" distL="0" distR="0" wp14:anchorId="1ACDC641" wp14:editId="633B64C8">
             <wp:extent cx="5120640" cy="3440430"/>
             <wp:effectExtent l="0" t="0" r="0" b="0"/>
             <wp:docPr id="17" name="Picture 17"/>
@@ -10015,6 +10340,273 @@
         <w:t>The history of one size</w:t>
       </w:r>
     </w:p>
+    <w:p>
+      <w:pPr>
+        <w:pStyle w:val="Heading2"/>
+      </w:pPr>
+      <w:bookmarkStart w:id="32" w:name="_Toc240965036"/>
+      <w:r>
+        <w:t>End-of-event count</w:t>
+      </w:r>
+      <w:bookmarkEnd w:id="32"/>
+    </w:p>
+    <w:p>
+      <w:r>
+        <w:t>When the event is over, count what's left on the shelf and record it in one go:</w:t>
+      </w:r>
+    </w:p>
+    <w:p>
+      <w:pPr>
+        <w:tabs>
+          <w:tab w:val="left" w:pos="504"/>
+        </w:tabs>
+        <w:spacing w:after="80"/>
+        <w:ind w:left="504" w:hanging="432"/>
+      </w:pPr>
+      <w:r>
+        <w:rPr>
+          <w:b/>
+          <w:color w:val="0369A1"/>
+        </w:rPr>
+        <w:t>1.</w:t>
+      </w:r>
+      <w:r>
+        <w:rPr>
+          <w:b/>
+          <w:color w:val="0369A1"/>
+        </w:rPr>
+        <w:tab/>
+      </w:r>
+      <w:r>
+        <w:t xml:space="preserve">On the </w:t>
+      </w:r>
+      <w:r>
+        <w:rPr>
+          <w:b/>
+        </w:rPr>
+        <w:t>Inventory</w:t>
+      </w:r>
+      <w:r>
+        <w:t xml:space="preserve"> screen, tap </w:t>
+      </w:r>
+      <w:r>
+        <w:rPr>
+          <w:b/>
+        </w:rPr>
+        <w:t>End-of-event count</w:t>
+      </w:r>
+      <w:r>
+        <w:t>.</w:t>
+      </w:r>
+    </w:p>
+    <w:p>
+      <w:pPr>
+        <w:tabs>
+          <w:tab w:val="left" w:pos="504"/>
+        </w:tabs>
+        <w:spacing w:after="80"/>
+        <w:ind w:left="504" w:hanging="432"/>
+      </w:pPr>
+      <w:r>
+        <w:rPr>
+          <w:b/>
+          <w:color w:val="0369A1"/>
+        </w:rPr>
+        <w:t>2.</w:t>
+      </w:r>
+      <w:r>
+        <w:rPr>
+          <w:b/>
+          <w:color w:val="0369A1"/>
+        </w:rPr>
+        <w:tab/>
+      </w:r>
+      <w:r>
+        <w:t xml:space="preserve">Work down the list. For each size, type in how many are on the shelf. If it's the same as the </w:t>
+      </w:r>
+      <w:r>
+        <w:rPr>
+          <w:b/>
+        </w:rPr>
+        <w:t>Expected</w:t>
+      </w:r>
+      <w:r>
+        <w:t xml:space="preserve"> number, just tap </w:t>
+      </w:r>
+      <w:r>
+        <w:rPr>
+          <w:b/>
+        </w:rPr>
+        <w:t>Matches</w:t>
+      </w:r>
+      <w:r>
+        <w:t>.</w:t>
+      </w:r>
+    </w:p>
+    <w:p>
+      <w:pPr>
+        <w:tabs>
+          <w:tab w:val="left" w:pos="504"/>
+        </w:tabs>
+        <w:spacing w:after="80"/>
+        <w:ind w:left="504" w:hanging="432"/>
+      </w:pPr>
+      <w:r>
+        <w:rPr>
+          <w:b/>
+          <w:color w:val="0369A1"/>
+        </w:rPr>
+        <w:t>3.</w:t>
+      </w:r>
+      <w:r>
+        <w:rPr>
+          <w:b/>
+          <w:color w:val="0369A1"/>
+        </w:rPr>
+        <w:tab/>
+      </w:r>
+      <w:r>
+        <w:t xml:space="preserve">Sizes that differ from what the app expected are marked, for example </w:t>
+      </w:r>
+      <w:r>
+        <w:rPr>
+          <w:b/>
+        </w:rPr>
+        <w:t>-1</w:t>
+      </w:r>
+      <w:r>
+        <w:t xml:space="preserve"> or </w:t>
+      </w:r>
+      <w:r>
+        <w:rPr>
+          <w:b/>
+        </w:rPr>
+        <w:t>+2</w:t>
+      </w:r>
+      <w:r>
+        <w:t>. Leave a size blank if you're not counting it.</w:t>
+      </w:r>
+    </w:p>
+    <w:p>
+      <w:pPr>
+        <w:tabs>
+          <w:tab w:val="left" w:pos="504"/>
+        </w:tabs>
+        <w:spacing w:after="80"/>
+        <w:ind w:left="504" w:hanging="432"/>
+      </w:pPr>
+      <w:r>
+        <w:rPr>
+          <w:b/>
+          <w:color w:val="0369A1"/>
+        </w:rPr>
+        <w:t>4.</w:t>
+      </w:r>
+      <w:r>
+        <w:rPr>
+          <w:b/>
+          <w:color w:val="0369A1"/>
+        </w:rPr>
+        <w:tab/>
+      </w:r>
+      <w:r>
+        <w:t xml:space="preserve">Add an optional </w:t>
+      </w:r>
+      <w:r>
+        <w:rPr>
+          <w:b/>
+        </w:rPr>
+        <w:t>Note</w:t>
+      </w:r>
+      <w:r>
+        <w:t xml:space="preserve">, such as who counted, then tap </w:t>
+      </w:r>
+      <w:r>
+        <w:rPr>
+          <w:b/>
+        </w:rPr>
+        <w:t>Save count</w:t>
+      </w:r>
+      <w:r>
+        <w:t xml:space="preserve"> and confirm.</w:t>
+      </w:r>
+    </w:p>
+    <w:p>
+      <w:pPr>
+        <w:keepNext/>
+        <w:spacing w:after="40"/>
+        <w:jc w:val="center"/>
+      </w:pPr>
+      <w:r>
+        <w:rPr>
+          <w:noProof/>
+        </w:rPr>
+        <w:lastRenderedPageBreak/>
+        <w:drawing>
+          <wp:inline distT="0" distB="0" distL="0" distR="0" wp14:anchorId="78963D32" wp14:editId="36B6A0A0">
+            <wp:extent cx="5486400" cy="3686175"/>
+            <wp:effectExtent l="0" t="0" r="0" b="0"/>
+            <wp:docPr id="18" name="Picture 18"/>
+            <wp:cNvGraphicFramePr>
+              <a:graphicFrameLocks xmlns:a="http://schemas.openxmlformats.org/drawingml/2006/main" noChangeAspect="1"/>
+            </wp:cNvGraphicFramePr>
+            <a:graphic xmlns:a="http://schemas.openxmlformats.org/drawingml/2006/main">
+              <a:graphicData uri="http://schemas.openxmlformats.org/drawingml/2006/picture">
+                <pic:pic xmlns:pic="http://schemas.openxmlformats.org/drawingml/2006/picture">
+                  <pic:nvPicPr>
+                    <pic:cNvPr id="0" name="33_inventory_count.png"/>
+                    <pic:cNvPicPr/>
+                  </pic:nvPicPr>
+                  <pic:blipFill>
+                    <a:blip r:embed="rId26"/>
+                    <a:stretch>
+                      <a:fillRect/>
+                    </a:stretch>
+                  </pic:blipFill>
+                  <pic:spPr>
+                    <a:xfrm>
+                      <a:off x="0" y="0"/>
+                      <a:ext cx="5486400" cy="3686175"/>
+                    </a:xfrm>
+                    <a:prstGeom prst="rect">
+                      <a:avLst/>
+                    </a:prstGeom>
+                  </pic:spPr>
+                </pic:pic>
+              </a:graphicData>
+            </a:graphic>
+          </wp:inline>
+        </w:drawing>
+      </w:r>
+    </w:p>
+    <w:p>
+      <w:pPr>
+        <w:spacing w:after="200"/>
+        <w:jc w:val="center"/>
+      </w:pPr>
+      <w:r>
+        <w:rPr>
+          <w:i/>
+          <w:color w:val="6B7280"/>
+          <w:sz w:val="18"/>
+        </w:rPr>
+        <w:t>The end-of-event count</w:t>
+      </w:r>
+    </w:p>
+    <w:p>
+      <w:r>
+        <w:t xml:space="preserve">Saving updates each counted size to what's on the shelf and records the count against the event. The counts then print on the event's </w:t>
+      </w:r>
+      <w:r>
+        <w:rPr>
+          <w:b/>
+        </w:rPr>
+        <w:t>Accessory Inventory Sheet</w:t>
+      </w:r>
+      <w:r>
+        <w:t>. If you need to correct the count, open it again. It opens with the numbers you entered, ready to change.</w:t>
+      </w:r>
+    </w:p>
     <w:tbl>
       <w:tblPr>
         <w:tblW w:w="0" w:type="auto"/>
@@ -10032,12 +10624,12 @@
           <w:tcPr>
             <w:tcW w:w="9360" w:type="dxa"/>
             <w:tcBorders>
-              <w:top w:val="single" w:sz="4" w:space="0" w:color="E0F2FE"/>
-              <w:left w:val="single" w:sz="36" w:space="0" w:color="0284C7"/>
-              <w:bottom w:val="single" w:sz="4" w:space="0" w:color="E0F2FE"/>
-              <w:right w:val="single" w:sz="4" w:space="0" w:color="E0F2FE"/>
+              <w:top w:val="single" w:sz="4" w:space="0" w:color="F3F4F6"/>
+              <w:left w:val="single" w:sz="36" w:space="0" w:color="6B7280"/>
+              <w:bottom w:val="single" w:sz="4" w:space="0" w:color="F3F4F6"/>
+              <w:right w:val="single" w:sz="4" w:space="0" w:color="F3F4F6"/>
             </w:tcBorders>
-            <w:shd w:val="clear" w:color="auto" w:fill="E0F2FE"/>
+            <w:shd w:val="clear" w:color="auto" w:fill="F3F4F6"/>
             <w:tcMar>
               <w:top w:w="120" w:type="dxa"/>
               <w:left w:w="200" w:type="dxa"/>
@@ -10052,30 +10644,21 @@
             <w:r>
               <w:rPr>
                 <w:b/>
-                <w:color w:val="0284C7"/>
+                <w:color w:val="6B7280"/>
               </w:rPr>
-              <w:t xml:space="preserve">Tip:  </w:t>
+              <w:t xml:space="preserve">Good to know:  </w:t>
             </w:r>
             <w:r>
-              <w:t xml:space="preserve">At the end of the event, print the event's sheets. The last page is the </w:t>
+              <w:t xml:space="preserve">The end-of-event count is saved against the </w:t>
             </w:r>
             <w:r>
               <w:rPr>
                 <w:b/>
               </w:rPr>
-              <w:t>Accessory Inventory Sheet</w:t>
+              <w:t>active</w:t>
             </w:r>
             <w:r>
-              <w:t xml:space="preserve">, with a blank </w:t>
-            </w:r>
-            <w:r>
-              <w:rPr>
-                <w:b/>
-              </w:rPr>
-              <w:t>Counted</w:t>
-            </w:r>
-            <w:r>
-              <w:t xml:space="preserve"> column for the physical tally. If the shelf count doesn't match the app, tap the number and enter the real count.</w:t>
+              <w:t xml:space="preserve"> event, so do it before an administrator switches to the next event.</w:t>
             </w:r>
           </w:p>
         </w:tc>
@@ -10091,12 +10674,12 @@
         <w:pStyle w:val="Heading1"/>
         <w:pageBreakBefore/>
       </w:pPr>
-      <w:bookmarkStart w:id="32" w:name="_Toc240929731"/>
+      <w:bookmarkStart w:id="33" w:name="_Toc240965037"/>
       <w:r>
         <w:lastRenderedPageBreak/>
         <w:t>Admin: setting up an event</w:t>
       </w:r>
-      <w:bookmarkEnd w:id="32"/>
+      <w:bookmarkEnd w:id="33"/>
     </w:p>
     <w:p>
       <w:r>
@@ -10116,11 +10699,11 @@
       <w:pPr>
         <w:pStyle w:val="Heading2"/>
       </w:pPr>
-      <w:bookmarkStart w:id="33" w:name="_Toc240929732"/>
+      <w:bookmarkStart w:id="34" w:name="_Toc240965038"/>
       <w:r>
         <w:t>Creating or editing an event</w:t>
       </w:r>
-      <w:bookmarkEnd w:id="33"/>
+      <w:bookmarkEnd w:id="34"/>
     </w:p>
     <w:p>
       <w:pPr>
@@ -10133,10 +10716,10 @@
           <w:noProof/>
         </w:rPr>
         <w:drawing>
-          <wp:inline distT="0" distB="0" distL="0" distR="0" wp14:anchorId="1478B5F1" wp14:editId="75E88C07">
+          <wp:inline distT="0" distB="0" distL="0" distR="0" wp14:anchorId="173CDE8A" wp14:editId="15320164">
             <wp:extent cx="5760720" cy="1236154"/>
             <wp:effectExtent l="0" t="0" r="0" b="0"/>
-            <wp:docPr id="18" name="Picture 18"/>
+            <wp:docPr id="19" name="Picture 19"/>
             <wp:cNvGraphicFramePr>
               <a:graphicFrameLocks xmlns:a="http://schemas.openxmlformats.org/drawingml/2006/main" noChangeAspect="1"/>
             </wp:cNvGraphicFramePr>
@@ -10148,7 +10731,7 @@
                     <pic:cNvPicPr/>
                   </pic:nvPicPr>
                   <pic:blipFill>
-                    <a:blip r:embed="rId26"/>
+                    <a:blip r:embed="rId27"/>
                     <a:stretch>
                       <a:fillRect/>
                     </a:stretch>
@@ -10423,10 +11006,10 @@
           <w:noProof/>
         </w:rPr>
         <w:drawing>
-          <wp:inline distT="0" distB="0" distL="0" distR="0" wp14:anchorId="7550F28F" wp14:editId="3D764844">
+          <wp:inline distT="0" distB="0" distL="0" distR="0" wp14:anchorId="3A6C2814" wp14:editId="624A5D6E">
             <wp:extent cx="3840480" cy="2580322"/>
             <wp:effectExtent l="0" t="0" r="0" b="0"/>
-            <wp:docPr id="19" name="Picture 19"/>
+            <wp:docPr id="20" name="Picture 20"/>
             <wp:cNvGraphicFramePr>
               <a:graphicFrameLocks xmlns:a="http://schemas.openxmlformats.org/drawingml/2006/main" noChangeAspect="1"/>
             </wp:cNvGraphicFramePr>
@@ -10438,7 +11021,7 @@
                     <pic:cNvPicPr/>
                   </pic:nvPicPr>
                   <pic:blipFill>
-                    <a:blip r:embed="rId27"/>
+                    <a:blip r:embed="rId28"/>
                     <a:stretch>
                       <a:fillRect/>
                     </a:stretch>
@@ -10535,12 +11118,12 @@
       <w:pPr>
         <w:pStyle w:val="Heading2"/>
       </w:pPr>
-      <w:bookmarkStart w:id="34" w:name="_Toc240929733"/>
+      <w:bookmarkStart w:id="35" w:name="_Toc240965039"/>
       <w:r>
         <w:lastRenderedPageBreak/>
         <w:t>Event sales sheets</w:t>
       </w:r>
-      <w:bookmarkEnd w:id="34"/>
+      <w:bookmarkEnd w:id="35"/>
     </w:p>
     <w:p>
       <w:r>
@@ -10594,10 +11177,10 @@
           <w:noProof/>
         </w:rPr>
         <w:drawing>
-          <wp:inline distT="0" distB="0" distL="0" distR="0" wp14:anchorId="7DBF3D54" wp14:editId="2CA0BD8C">
+          <wp:inline distT="0" distB="0" distL="0" distR="0" wp14:anchorId="59EF40D1" wp14:editId="4A96756E">
             <wp:extent cx="4389120" cy="2948940"/>
             <wp:effectExtent l="0" t="0" r="0" b="0"/>
-            <wp:docPr id="20" name="Picture 20"/>
+            <wp:docPr id="21" name="Picture 21"/>
             <wp:cNvGraphicFramePr>
               <a:graphicFrameLocks xmlns:a="http://schemas.openxmlformats.org/drawingml/2006/main" noChangeAspect="1"/>
             </wp:cNvGraphicFramePr>
@@ -10609,7 +11192,7 @@
                     <pic:cNvPicPr/>
                   </pic:nvPicPr>
                   <pic:blipFill>
-                    <a:blip r:embed="rId28"/>
+                    <a:blip r:embed="rId29"/>
                     <a:stretch>
                       <a:fillRect/>
                     </a:stretch>
@@ -10663,16 +11246,16 @@
         <w:t>Take With</w:t>
       </w:r>
       <w:r>
-        <w:t xml:space="preserve"> at this event, how many the app says are </w:t>
-      </w:r>
-      <w:r>
-        <w:rPr>
-          <w:b/>
-        </w:rPr>
-        <w:t>On hand</w:t>
-      </w:r>
-      <w:r>
-        <w:t xml:space="preserve">, and an empty </w:t>
+        <w:t xml:space="preserve"> at this event, how many the app </w:t>
+      </w:r>
+      <w:r>
+        <w:rPr>
+          <w:b/>
+        </w:rPr>
+        <w:t>Expected</w:t>
+      </w:r>
+      <w:r>
+        <w:t xml:space="preserve"> to be left, what the end-of-event count found (</w:t>
       </w:r>
       <w:r>
         <w:rPr>
@@ -10681,7 +11264,16 @@
         <w:t>Counted</w:t>
       </w:r>
       <w:r>
-        <w:t xml:space="preserve"> column for the crew to fill in. There are also lines for notes, such as a pillow kept as a floor sample.</w:t>
+        <w:t xml:space="preserve">) and the </w:t>
+      </w:r>
+      <w:r>
+        <w:rPr>
+          <w:b/>
+        </w:rPr>
+        <w:t>Difference</w:t>
+      </w:r>
+      <w:r>
+        <w:t>. If the count hasn't been done in the app, the Counted column prints blank so the crew can fill it in by hand. There are also lines for notes, such as a pillow kept as a floor sample.</w:t>
       </w:r>
     </w:p>
     <w:p>
@@ -10696,10 +11288,10 @@
         </w:rPr>
         <w:lastRenderedPageBreak/>
         <w:drawing>
-          <wp:inline distT="0" distB="0" distL="0" distR="0" wp14:anchorId="2D946B6B" wp14:editId="31E9AD42">
+          <wp:inline distT="0" distB="0" distL="0" distR="0" wp14:anchorId="0923DF32" wp14:editId="403639A9">
             <wp:extent cx="4206240" cy="5473224"/>
             <wp:effectExtent l="0" t="0" r="0" b="0"/>
-            <wp:docPr id="21" name="Picture 21"/>
+            <wp:docPr id="22" name="Picture 22"/>
             <wp:cNvGraphicFramePr>
               <a:graphicFrameLocks xmlns:a="http://schemas.openxmlformats.org/drawingml/2006/main" noChangeAspect="1"/>
             </wp:cNvGraphicFramePr>
@@ -10711,7 +11303,7 @@
                     <pic:cNvPicPr/>
                   </pic:nvPicPr>
                   <pic:blipFill>
-                    <a:blip r:embed="rId29"/>
+                    <a:blip r:embed="rId30"/>
                     <a:stretch>
                       <a:fillRect/>
                     </a:stretch>
@@ -10781,12 +11373,12 @@
         <w:pStyle w:val="Heading1"/>
         <w:pageBreakBefore/>
       </w:pPr>
-      <w:bookmarkStart w:id="35" w:name="_Toc240929734"/>
+      <w:bookmarkStart w:id="36" w:name="_Toc240965040"/>
       <w:r>
         <w:lastRenderedPageBreak/>
         <w:t>Admin: managing the catalog</w:t>
       </w:r>
-      <w:bookmarkEnd w:id="35"/>
+      <w:bookmarkEnd w:id="36"/>
     </w:p>
     <w:p>
       <w:r>
@@ -10822,10 +11414,10 @@
           <w:noProof/>
         </w:rPr>
         <w:drawing>
-          <wp:inline distT="0" distB="0" distL="0" distR="0" wp14:anchorId="6CA87818" wp14:editId="161416A0">
+          <wp:inline distT="0" distB="0" distL="0" distR="0" wp14:anchorId="7B4EE095" wp14:editId="1C0AAC51">
             <wp:extent cx="5760720" cy="3870484"/>
             <wp:effectExtent l="0" t="0" r="0" b="0"/>
-            <wp:docPr id="22" name="Picture 22"/>
+            <wp:docPr id="23" name="Picture 23"/>
             <wp:cNvGraphicFramePr>
               <a:graphicFrameLocks xmlns:a="http://schemas.openxmlformats.org/drawingml/2006/main" noChangeAspect="1"/>
             </wp:cNvGraphicFramePr>
@@ -10837,7 +11429,7 @@
                     <pic:cNvPicPr/>
                   </pic:nvPicPr>
                   <pic:blipFill>
-                    <a:blip r:embed="rId30"/>
+                    <a:blip r:embed="rId31"/>
                     <a:stretch>
                       <a:fillRect/>
                     </a:stretch>
@@ -10876,12 +11468,12 @@
       <w:pPr>
         <w:pStyle w:val="Heading2"/>
       </w:pPr>
-      <w:bookmarkStart w:id="36" w:name="_Toc240929735"/>
+      <w:bookmarkStart w:id="37" w:name="_Toc240965041"/>
       <w:r>
         <w:lastRenderedPageBreak/>
         <w:t>Adding or editing a product</w:t>
       </w:r>
-      <w:bookmarkEnd w:id="36"/>
+      <w:bookmarkEnd w:id="37"/>
     </w:p>
     <w:p>
       <w:pPr>
@@ -10894,10 +11486,10 @@
           <w:noProof/>
         </w:rPr>
         <w:drawing>
-          <wp:inline distT="0" distB="0" distL="0" distR="0" wp14:anchorId="1BB4ACCD" wp14:editId="7D56028B">
+          <wp:inline distT="0" distB="0" distL="0" distR="0" wp14:anchorId="60816063" wp14:editId="5E5BA24F">
             <wp:extent cx="5486400" cy="3686175"/>
             <wp:effectExtent l="0" t="0" r="0" b="0"/>
-            <wp:docPr id="23" name="Picture 23"/>
+            <wp:docPr id="24" name="Picture 24"/>
             <wp:cNvGraphicFramePr>
               <a:graphicFrameLocks xmlns:a="http://schemas.openxmlformats.org/drawingml/2006/main" noChangeAspect="1"/>
             </wp:cNvGraphicFramePr>
@@ -10909,7 +11501,7 @@
                     <pic:cNvPicPr/>
                   </pic:nvPicPr>
                   <pic:blipFill>
-                    <a:blip r:embed="rId31"/>
+                    <a:blip r:embed="rId32"/>
                     <a:stretch>
                       <a:fillRect/>
                     </a:stretch>
@@ -11317,10 +11909,10 @@
         </w:rPr>
         <w:lastRenderedPageBreak/>
         <w:drawing>
-          <wp:inline distT="0" distB="0" distL="0" distR="0" wp14:anchorId="67AC9909" wp14:editId="6377E8ED">
+          <wp:inline distT="0" distB="0" distL="0" distR="0" wp14:anchorId="7C6EA390" wp14:editId="3B85B69C">
             <wp:extent cx="5120640" cy="2130933"/>
             <wp:effectExtent l="0" t="0" r="0" b="0"/>
-            <wp:docPr id="24" name="Picture 24"/>
+            <wp:docPr id="25" name="Picture 25"/>
             <wp:cNvGraphicFramePr>
               <a:graphicFrameLocks xmlns:a="http://schemas.openxmlformats.org/drawingml/2006/main" noChangeAspect="1"/>
             </wp:cNvGraphicFramePr>
@@ -11332,7 +11924,7 @@
                     <pic:cNvPicPr/>
                   </pic:nvPicPr>
                   <pic:blipFill>
-                    <a:blip r:embed="rId32"/>
+                    <a:blip r:embed="rId33"/>
                     <a:stretch>
                       <a:fillRect/>
                     </a:stretch>
@@ -11495,11 +12087,11 @@
       <w:pPr>
         <w:pStyle w:val="Heading2"/>
       </w:pPr>
-      <w:bookmarkStart w:id="37" w:name="_Toc240929736"/>
+      <w:bookmarkStart w:id="38" w:name="_Toc240965042"/>
       <w:r>
         <w:t>Delivery and services</w:t>
       </w:r>
-      <w:bookmarkEnd w:id="37"/>
+      <w:bookmarkEnd w:id="38"/>
     </w:p>
     <w:p>
       <w:r>
@@ -11527,10 +12119,10 @@
         </w:rPr>
         <w:lastRenderedPageBreak/>
         <w:drawing>
-          <wp:inline distT="0" distB="0" distL="0" distR="0" wp14:anchorId="0A2FB334" wp14:editId="62FA82F8">
+          <wp:inline distT="0" distB="0" distL="0" distR="0" wp14:anchorId="13BB5CB6" wp14:editId="15E06406">
             <wp:extent cx="5760720" cy="3870484"/>
             <wp:effectExtent l="0" t="0" r="0" b="0"/>
-            <wp:docPr id="25" name="Picture 25"/>
+            <wp:docPr id="26" name="Picture 26"/>
             <wp:cNvGraphicFramePr>
               <a:graphicFrameLocks xmlns:a="http://schemas.openxmlformats.org/drawingml/2006/main" noChangeAspect="1"/>
             </wp:cNvGraphicFramePr>
@@ -11542,7 +12134,7 @@
                     <pic:cNvPicPr/>
                   </pic:nvPicPr>
                   <pic:blipFill>
-                    <a:blip r:embed="rId33"/>
+                    <a:blip r:embed="rId34"/>
                     <a:stretch>
                       <a:fillRect/>
                     </a:stretch>
@@ -11957,12 +12549,12 @@
         <w:pStyle w:val="Heading1"/>
         <w:pageBreakBefore/>
       </w:pPr>
-      <w:bookmarkStart w:id="38" w:name="_Toc240929737"/>
+      <w:bookmarkStart w:id="39" w:name="_Toc240965043"/>
       <w:r>
         <w:lastRenderedPageBreak/>
         <w:t>Admin: managing the crew</w:t>
       </w:r>
-      <w:bookmarkEnd w:id="38"/>
+      <w:bookmarkEnd w:id="39"/>
     </w:p>
     <w:p>
       <w:r>
@@ -11989,10 +12581,10 @@
           <w:noProof/>
         </w:rPr>
         <w:drawing>
-          <wp:inline distT="0" distB="0" distL="0" distR="0" wp14:anchorId="3F7F3CF6" wp14:editId="0F526D2E">
+          <wp:inline distT="0" distB="0" distL="0" distR="0" wp14:anchorId="5C69EC9B" wp14:editId="66A6D983">
             <wp:extent cx="5760720" cy="1740218"/>
             <wp:effectExtent l="0" t="0" r="0" b="0"/>
-            <wp:docPr id="26" name="Picture 26"/>
+            <wp:docPr id="27" name="Picture 27"/>
             <wp:cNvGraphicFramePr>
               <a:graphicFrameLocks xmlns:a="http://schemas.openxmlformats.org/drawingml/2006/main" noChangeAspect="1"/>
             </wp:cNvGraphicFramePr>
@@ -12004,7 +12596,7 @@
                     <pic:cNvPicPr/>
                   </pic:nvPicPr>
                   <pic:blipFill>
-                    <a:blip r:embed="rId34"/>
+                    <a:blip r:embed="rId35"/>
                     <a:stretch>
                       <a:fillRect/>
                     </a:stretch>
@@ -12261,10 +12853,10 @@
           <w:noProof/>
         </w:rPr>
         <w:drawing>
-          <wp:inline distT="0" distB="0" distL="0" distR="0" wp14:anchorId="68333FF2" wp14:editId="112916A3">
+          <wp:inline distT="0" distB="0" distL="0" distR="0" wp14:anchorId="29F36350" wp14:editId="7935BD0A">
             <wp:extent cx="4023360" cy="2703195"/>
             <wp:effectExtent l="0" t="0" r="0" b="0"/>
-            <wp:docPr id="27" name="Picture 27"/>
+            <wp:docPr id="28" name="Picture 28"/>
             <wp:cNvGraphicFramePr>
               <a:graphicFrameLocks xmlns:a="http://schemas.openxmlformats.org/drawingml/2006/main" noChangeAspect="1"/>
             </wp:cNvGraphicFramePr>
@@ -12276,7 +12868,7 @@
                     <pic:cNvPicPr/>
                   </pic:nvPicPr>
                   <pic:blipFill>
-                    <a:blip r:embed="rId35"/>
+                    <a:blip r:embed="rId36"/>
                     <a:stretch>
                       <a:fillRect/>
                     </a:stretch>
@@ -12321,12 +12913,12 @@
         <w:pStyle w:val="Heading1"/>
         <w:pageBreakBefore/>
       </w:pPr>
-      <w:bookmarkStart w:id="39" w:name="_Toc240929738"/>
+      <w:bookmarkStart w:id="40" w:name="_Toc240965044"/>
       <w:r>
         <w:lastRenderedPageBreak/>
         <w:t>Tips and troubleshooting</w:t>
       </w:r>
-      <w:bookmarkEnd w:id="39"/>
+      <w:bookmarkEnd w:id="40"/>
     </w:p>
     <w:p>
       <w:pPr>
@@ -12456,6 +13048,28 @@
         <w:pStyle w:val="Heading3"/>
       </w:pPr>
       <w:r>
+        <w:t>Complete &amp; print is greyed out.</w:t>
+      </w:r>
+    </w:p>
+    <w:p>
+      <w:r>
+        <w:t xml:space="preserve">The customer still needs to confirm their details, initial each point and sign. Tap </w:t>
+      </w:r>
+      <w:r>
+        <w:rPr>
+          <w:b/>
+        </w:rPr>
+        <w:t>Hand to customer</w:t>
+      </w:r>
+      <w:r>
+        <w:t xml:space="preserve"> in Acknowledgements. If their details were changed after they confirmed them, they need to confirm them again.</w:t>
+      </w:r>
+    </w:p>
+    <w:p>
+      <w:pPr>
+        <w:pStyle w:val="Heading3"/>
+      </w:pPr>
+      <w:r>
         <w:t>The inventory count looks wrong.</w:t>
       </w:r>
     </w:p>
@@ -12544,6 +13158,7 @@
         <w:pStyle w:val="Heading3"/>
       </w:pPr>
       <w:r>
+        <w:lastRenderedPageBreak/>
         <w:t>I can't see a screen mentioned in this guide.</w:t>
       </w:r>
     </w:p>
@@ -12570,7 +13185,6 @@
         <w:pStyle w:val="Heading3"/>
       </w:pPr>
       <w:r>
-        <w:lastRenderedPageBreak/>
         <w:t>I'm on a shared tablet.</w:t>
       </w:r>
     </w:p>
@@ -12584,22 +13198,22 @@
         <w:pStyle w:val="Heading1"/>
         <w:pageBreakBefore/>
       </w:pPr>
-      <w:bookmarkStart w:id="40" w:name="_Toc240929739"/>
+      <w:bookmarkStart w:id="41" w:name="_Toc240965045"/>
       <w:r>
         <w:lastRenderedPageBreak/>
         <w:t>Quick reference</w:t>
       </w:r>
-      <w:bookmarkEnd w:id="40"/>
+      <w:bookmarkEnd w:id="41"/>
     </w:p>
     <w:p>
       <w:pPr>
         <w:pStyle w:val="Heading2"/>
       </w:pPr>
-      <w:bookmarkStart w:id="41" w:name="_Toc240929740"/>
+      <w:bookmarkStart w:id="42" w:name="_Toc240965046"/>
       <w:r>
         <w:t>Sales rep checklist</w:t>
       </w:r>
-      <w:bookmarkEnd w:id="41"/>
+      <w:bookmarkEnd w:id="42"/>
     </w:p>
     <w:p>
       <w:pPr>
@@ -12739,11 +13353,11 @@
       <w:pPr>
         <w:pStyle w:val="Heading2"/>
       </w:pPr>
-      <w:bookmarkStart w:id="42" w:name="_Toc240929741"/>
+      <w:bookmarkStart w:id="43" w:name="_Toc240965047"/>
       <w:r>
         <w:t>Checkout checklist</w:t>
       </w:r>
-      <w:bookmarkEnd w:id="42"/>
+      <w:bookmarkEnd w:id="43"/>
     </w:p>
     <w:p>
       <w:pPr>
@@ -12870,7 +13484,7 @@
         <w:t>Hand to customer</w:t>
       </w:r>
       <w:r>
-        <w:t xml:space="preserve"> for initials and signature.</w:t>
+        <w:t xml:space="preserve"> to confirm details, initial and sign.</w:t>
       </w:r>
     </w:p>
     <w:p>
@@ -12909,11 +13523,11 @@
       <w:pPr>
         <w:pStyle w:val="Heading2"/>
       </w:pPr>
-      <w:bookmarkStart w:id="43" w:name="_Toc240929742"/>
+      <w:bookmarkStart w:id="44" w:name="_Toc240965048"/>
       <w:r>
         <w:t>End-of-event inventory</w:t>
       </w:r>
-      <w:bookmarkEnd w:id="43"/>
+      <w:bookmarkEnd w:id="44"/>
     </w:p>
     <w:p>
       <w:pPr>
@@ -12938,16 +13552,25 @@
         <w:tab/>
       </w:r>
       <w:r>
-        <w:t xml:space="preserve">Print the event's sheets. The </w:t>
-      </w:r>
-      <w:r>
-        <w:rPr>
-          <w:b/>
-        </w:rPr>
-        <w:t>Accessory Inventory Sheet</w:t>
-      </w:r>
-      <w:r>
-        <w:t xml:space="preserve"> is the last page.</w:t>
+        <w:t xml:space="preserve">On the </w:t>
+      </w:r>
+      <w:r>
+        <w:rPr>
+          <w:b/>
+        </w:rPr>
+        <w:t>Inventory</w:t>
+      </w:r>
+      <w:r>
+        <w:t xml:space="preserve"> screen, tap </w:t>
+      </w:r>
+      <w:r>
+        <w:rPr>
+          <w:b/>
+        </w:rPr>
+        <w:t>End-of-event count</w:t>
+      </w:r>
+      <w:r>
+        <w:t>.</w:t>
       </w:r>
     </w:p>
     <w:p>
@@ -12973,16 +13596,16 @@
         <w:tab/>
       </w:r>
       <w:r>
-        <w:t xml:space="preserve">Count what's left on the shelf and write it in the </w:t>
-      </w:r>
-      <w:r>
-        <w:rPr>
-          <w:b/>
-        </w:rPr>
-        <w:t>Counted</w:t>
-      </w:r>
-      <w:r>
-        <w:t xml:space="preserve"> column.</w:t>
+        <w:t xml:space="preserve">Enter what's on the shelf for each size, or tap </w:t>
+      </w:r>
+      <w:r>
+        <w:rPr>
+          <w:b/>
+        </w:rPr>
+        <w:t>Matches</w:t>
+      </w:r>
+      <w:r>
+        <w:t>.</w:t>
       </w:r>
     </w:p>
     <w:p>
@@ -13008,27 +13631,36 @@
         <w:tab/>
       </w:r>
       <w:r>
-        <w:t xml:space="preserve">Fix any count that doesn't match on the </w:t>
-      </w:r>
-      <w:r>
-        <w:rPr>
-          <w:b/>
-        </w:rPr>
-        <w:t>Inventory</w:t>
-      </w:r>
-      <w:r>
-        <w:t xml:space="preserve"> screen.</w:t>
+        <w:t xml:space="preserve">Tap </w:t>
+      </w:r>
+      <w:r>
+        <w:rPr>
+          <w:b/>
+        </w:rPr>
+        <w:t>Save count</w:t>
+      </w:r>
+      <w:r>
+        <w:t xml:space="preserve">. An admin can then print the event's sheets, which end with the </w:t>
+      </w:r>
+      <w:r>
+        <w:rPr>
+          <w:b/>
+        </w:rPr>
+        <w:t>Accessory Inventory Sheet</w:t>
+      </w:r>
+      <w:r>
+        <w:t>.</w:t>
       </w:r>
     </w:p>
     <w:p>
       <w:pPr>
         <w:pStyle w:val="Heading2"/>
       </w:pPr>
-      <w:bookmarkStart w:id="44" w:name="_Toc240929743"/>
+      <w:bookmarkStart w:id="45" w:name="_Toc240965049"/>
       <w:r>
         <w:t>Order status at a glance</w:t>
       </w:r>
-      <w:bookmarkEnd w:id="44"/>
+      <w:bookmarkEnd w:id="45"/>
     </w:p>
     <w:tbl>
       <w:tblPr>
@@ -13348,7 +13980,7 @@
       </w:pPr>
     </w:p>
     <w:sectPr>
-      <w:footerReference w:type="default" r:id="rId36"/>
+      <w:footerReference w:type="default" r:id="rId37"/>
       <w:pgSz w:w="12240" w:h="15840"/>
       <w:pgMar w:top="1296" w:right="1440" w:bottom="1296" w:left="1440" w:header="720" w:footer="720" w:gutter="0"/>
       <w:cols w:space="720"/>
@@ -13644,31 +14276,31 @@
       </w:rPr>
     </w:lvl>
   </w:abstractNum>
-  <w:num w:numId="1" w16cid:durableId="1270162321">
+  <w:num w:numId="1" w16cid:durableId="1766148751">
     <w:abstractNumId w:val="8"/>
   </w:num>
-  <w:num w:numId="2" w16cid:durableId="214007379">
+  <w:num w:numId="2" w16cid:durableId="932788110">
     <w:abstractNumId w:val="6"/>
   </w:num>
-  <w:num w:numId="3" w16cid:durableId="955327593">
+  <w:num w:numId="3" w16cid:durableId="77404299">
     <w:abstractNumId w:val="5"/>
   </w:num>
-  <w:num w:numId="4" w16cid:durableId="1625576858">
+  <w:num w:numId="4" w16cid:durableId="417142501">
     <w:abstractNumId w:val="4"/>
   </w:num>
-  <w:num w:numId="5" w16cid:durableId="262501084">
+  <w:num w:numId="5" w16cid:durableId="1567883553">
     <w:abstractNumId w:val="7"/>
   </w:num>
-  <w:num w:numId="6" w16cid:durableId="410664849">
+  <w:num w:numId="6" w16cid:durableId="551235798">
     <w:abstractNumId w:val="3"/>
   </w:num>
-  <w:num w:numId="7" w16cid:durableId="1042050781">
+  <w:num w:numId="7" w16cid:durableId="1077089880">
     <w:abstractNumId w:val="2"/>
   </w:num>
-  <w:num w:numId="8" w16cid:durableId="23600243">
+  <w:num w:numId="8" w16cid:durableId="179203905">
     <w:abstractNumId w:val="1"/>
   </w:num>
-  <w:num w:numId="9" w16cid:durableId="1045133650">
+  <w:num w:numId="9" w16cid:durableId="1530485968">
     <w:abstractNumId w:val="0"/>
   </w:num>
 </w:numbering>
@@ -25060,7 +25692,7 @@
     <w:autoRedefine/>
     <w:uiPriority w:val="39"/>
     <w:unhideWhenUsed/>
-    <w:rsid w:val="000C1B10"/>
+    <w:rsid w:val="00491EBF"/>
     <w:pPr>
       <w:spacing w:after="100"/>
     </w:pPr>
@@ -25072,7 +25704,7 @@
     <w:autoRedefine/>
     <w:uiPriority w:val="39"/>
     <w:unhideWhenUsed/>
-    <w:rsid w:val="000C1B10"/>
+    <w:rsid w:val="00491EBF"/>
     <w:pPr>
       <w:spacing w:after="100"/>
       <w:ind w:left="220"/>
@@ -25083,7 +25715,7 @@
     <w:basedOn w:val="DefaultParagraphFont"/>
     <w:uiPriority w:val="99"/>
     <w:unhideWhenUsed/>
-    <w:rsid w:val="000C1B10"/>
+    <w:rsid w:val="00491EBF"/>
     <w:rPr>
       <w:color w:val="0000FF" w:themeColor="hyperlink"/>
       <w:u w:val="single"/>

--- a/Documents/CFS Sales App User Guide.docx
+++ b/Documents/CFS Sales App User Guide.docx
@@ -16,7 +16,7 @@
           <w:color w:val="6B7280"/>
           <w:sz w:val="28"/>
         </w:rPr>
-        <w:t>CFS Mattress Fundraiser</w:t>
+        <w:t>CFS</w:t>
       </w:r>
     </w:p>
     <w:p>
@@ -303,7 +303,6 @@
     <w:p>
       <w:pPr>
         <w:sectPr>
-          <w:footerReference w:type="default" r:id="rId8"/>
           <w:pgSz w:w="12240" w:h="15840"/>
           <w:pgMar w:top="1296" w:right="1440" w:bottom="1296" w:left="1440" w:header="720" w:footer="720" w:gutter="0"/>
           <w:cols w:space="720"/>
@@ -3482,7 +3481,15 @@
     </w:p>
     <w:p>
       <w:r>
-        <w:t>The CFS Sales App replaces the paper sales sheet at a mattress fundraiser. Reps build each customer's order on a tablet or phone, checkout collects payment and signatures, and the app prints a sales sheet that looks just like the paper one. The running totals for the day update on their own, so nobody has to add anything up by hand.</w:t>
+        <w:t xml:space="preserve">The CFS Sales App replaces the paper sales sheet at a mattress fundraiser. Reps build each customer's order on a tablet or phone, checkout collects payment and signatures, and the app prints a sales sheet that looks just like the paper one. The running totals for the day update on their own, so nobody </w:t>
+      </w:r>
+      <w:proofErr w:type="gramStart"/>
+      <w:r>
+        <w:t>has to</w:t>
+      </w:r>
+      <w:proofErr w:type="gramEnd"/>
+      <w:r>
+        <w:t xml:space="preserve"> add anything up by hand.</w:t>
       </w:r>
     </w:p>
     <w:p>
@@ -4285,8 +4292,13 @@
             <w:pPr>
               <w:spacing w:after="0"/>
             </w:pPr>
+            <w:proofErr w:type="gramStart"/>
             <w:r>
-              <w:t>Sell, Orders, Dashboard</w:t>
+              <w:t>Sell</w:t>
+            </w:r>
+            <w:proofErr w:type="gramEnd"/>
+            <w:r>
+              <w:t>, Orders, Dashboard</w:t>
             </w:r>
           </w:p>
         </w:tc>
@@ -4430,7 +4442,15 @@
               <w:spacing w:after="0"/>
             </w:pPr>
             <w:r>
-              <w:t>Crew who work both tables</w:t>
+              <w:t xml:space="preserve">Crew who </w:t>
+            </w:r>
+            <w:proofErr w:type="gramStart"/>
+            <w:r>
+              <w:t>work</w:t>
+            </w:r>
+            <w:proofErr w:type="gramEnd"/>
+            <w:r>
+              <w:t xml:space="preserve"> both tables</w:t>
             </w:r>
           </w:p>
         </w:tc>
@@ -4600,7 +4620,7 @@
                     <pic:cNvPicPr/>
                   </pic:nvPicPr>
                   <pic:blipFill>
-                    <a:blip r:embed="rId9"/>
+                    <a:blip r:embed="rId8"/>
                     <a:stretch>
                       <a:fillRect/>
                     </a:stretch>
@@ -4848,8 +4868,13 @@
       <w:bookmarkEnd w:id="6"/>
     </w:p>
     <w:p>
-      <w:r>
-        <w:t>The menu bar lists only the screens your role can use:</w:t>
+      <w:proofErr w:type="gramStart"/>
+      <w:r>
+        <w:t>The menu</w:t>
+      </w:r>
+      <w:proofErr w:type="gramEnd"/>
+      <w:r>
+        <w:t xml:space="preserve"> bar lists only the screens your role can use:</w:t>
       </w:r>
     </w:p>
     <w:tbl>
@@ -5408,7 +5433,23 @@
     </w:p>
     <w:p>
       <w:r>
-        <w:t xml:space="preserve">On a tablet or computer the menu runs along the top. On a phone it moves to the bottom so it's always within thumb reach. When there are more screens than fit on the bar (as there are for admins), the last button is </w:t>
+        <w:t xml:space="preserve">On a tablet or </w:t>
+      </w:r>
+      <w:proofErr w:type="gramStart"/>
+      <w:r>
+        <w:t>computer</w:t>
+      </w:r>
+      <w:proofErr w:type="gramEnd"/>
+      <w:r>
+        <w:t xml:space="preserve"> the menu runs along the top. On a phone it moves to the bottom so it's always within thumb reach. When there are more screens than fit on the bar (as there are </w:t>
+      </w:r>
+      <w:proofErr w:type="gramStart"/>
+      <w:r>
+        <w:t>for</w:t>
+      </w:r>
+      <w:proofErr w:type="gramEnd"/>
+      <w:r>
+        <w:t xml:space="preserve"> admins), the last button is </w:t>
       </w:r>
       <w:r>
         <w:rPr>
@@ -5482,7 +5523,15 @@
         <w:t>Sell</w:t>
       </w:r>
       <w:r>
-        <w:t xml:space="preserve"> in the menu. The fundraiser's name appears at the top of the screen, followed by a tab for each order you have open.</w:t>
+        <w:t xml:space="preserve"> in the menu. The fundraiser's name appears at the top of the screen, followed by a tab for each order you have </w:t>
+      </w:r>
+      <w:proofErr w:type="gramStart"/>
+      <w:r>
+        <w:t>open</w:t>
+      </w:r>
+      <w:proofErr w:type="gramEnd"/>
+      <w:r>
+        <w:t>.</w:t>
       </w:r>
     </w:p>
     <w:p>
@@ -5511,7 +5560,7 @@
                     <pic:cNvPicPr/>
                   </pic:nvPicPr>
                   <pic:blipFill>
-                    <a:blip r:embed="rId10"/>
+                    <a:blip r:embed="rId9"/>
                     <a:stretch>
                       <a:fillRect/>
                     </a:stretch>
@@ -5805,7 +5854,15 @@
         <w:tab/>
       </w:r>
       <w:r>
-        <w:t xml:space="preserve">Find the product. Scroll the list, or type part of the model or brand name into </w:t>
+        <w:t xml:space="preserve">Find the product. Scroll the </w:t>
+      </w:r>
+      <w:proofErr w:type="gramStart"/>
+      <w:r>
+        <w:t>list, or</w:t>
+      </w:r>
+      <w:proofErr w:type="gramEnd"/>
+      <w:r>
+        <w:t xml:space="preserve"> type part of the model or brand name into </w:t>
       </w:r>
       <w:r>
         <w:rPr>
@@ -5866,6 +5923,143 @@
                 <pic:pic xmlns:pic="http://schemas.openxmlformats.org/drawingml/2006/picture">
                   <pic:nvPicPr>
                     <pic:cNvPr id="0" name="03_add_item.png"/>
+                    <pic:cNvPicPr/>
+                  </pic:nvPicPr>
+                  <pic:blipFill>
+                    <a:blip r:embed="rId10"/>
+                    <a:stretch>
+                      <a:fillRect/>
+                    </a:stretch>
+                  </pic:blipFill>
+                  <pic:spPr>
+                    <a:xfrm>
+                      <a:off x="0" y="0"/>
+                      <a:ext cx="5760720" cy="3870484"/>
+                    </a:xfrm>
+                    <a:prstGeom prst="rect">
+                      <a:avLst/>
+                    </a:prstGeom>
+                  </pic:spPr>
+                </pic:pic>
+              </a:graphicData>
+            </a:graphic>
+          </wp:inline>
+        </w:drawing>
+      </w:r>
+    </w:p>
+    <w:p>
+      <w:pPr>
+        <w:spacing w:after="200"/>
+        <w:jc w:val="center"/>
+      </w:pPr>
+      <w:r>
+        <w:rPr>
+          <w:i/>
+          <w:color w:val="6B7280"/>
+          <w:sz w:val="18"/>
+        </w:rPr>
+        <w:t>Choosing a product. Each tile shows the brand and starting price.</w:t>
+      </w:r>
+    </w:p>
+    <w:p>
+      <w:pPr>
+        <w:pStyle w:val="Heading3"/>
+      </w:pPr>
+      <w:r>
+        <w:t>Sorting the list</w:t>
+      </w:r>
+    </w:p>
+    <w:p>
+      <w:r>
+        <w:t xml:space="preserve">The </w:t>
+      </w:r>
+      <w:r>
+        <w:rPr>
+          <w:b/>
+        </w:rPr>
+        <w:t>Sort</w:t>
+      </w:r>
+      <w:r>
+        <w:t xml:space="preserve"> buttons change the order of the list. It starts on </w:t>
+      </w:r>
+      <w:r>
+        <w:rPr>
+          <w:b/>
+        </w:rPr>
+        <w:t>Name A-Z</w:t>
+      </w:r>
+      <w:r>
+        <w:t xml:space="preserve">. You can also sort </w:t>
+      </w:r>
+      <w:r>
+        <w:rPr>
+          <w:b/>
+        </w:rPr>
+        <w:t>Name Z-A</w:t>
+      </w:r>
+      <w:r>
+        <w:t xml:space="preserve">, </w:t>
+      </w:r>
+      <w:r>
+        <w:rPr>
+          <w:b/>
+        </w:rPr>
+        <w:t>Price low-high</w:t>
+      </w:r>
+      <w:r>
+        <w:t xml:space="preserve">, </w:t>
+      </w:r>
+      <w:r>
+        <w:rPr>
+          <w:b/>
+        </w:rPr>
+        <w:t>Price high-low</w:t>
+      </w:r>
+      <w:r>
+        <w:t xml:space="preserve"> or by </w:t>
+      </w:r>
+      <w:r>
+        <w:rPr>
+          <w:b/>
+        </w:rPr>
+        <w:t>Brand</w:t>
+      </w:r>
+      <w:r>
+        <w:t>. Products stay grouped by category. Items without a set price (marked Inquire) always sort to the end when you sort by price.</w:t>
+      </w:r>
+    </w:p>
+    <w:p>
+      <w:pPr>
+        <w:pStyle w:val="Heading3"/>
+      </w:pPr>
+      <w:r>
+        <w:lastRenderedPageBreak/>
+        <w:t>Choosing size, shipping and quantity</w:t>
+      </w:r>
+    </w:p>
+    <w:p>
+      <w:pPr>
+        <w:keepNext/>
+        <w:spacing w:after="40"/>
+        <w:jc w:val="center"/>
+      </w:pPr>
+      <w:r>
+        <w:rPr>
+          <w:noProof/>
+        </w:rPr>
+        <w:drawing>
+          <wp:inline distT="0" distB="0" distL="0" distR="0" wp14:anchorId="3541284A" wp14:editId="1FB35FD9">
+            <wp:extent cx="5760720" cy="3870484"/>
+            <wp:effectExtent l="0" t="0" r="0" b="0"/>
+            <wp:docPr id="4" name="Picture 4"/>
+            <wp:cNvGraphicFramePr>
+              <a:graphicFrameLocks xmlns:a="http://schemas.openxmlformats.org/drawingml/2006/main" noChangeAspect="1"/>
+            </wp:cNvGraphicFramePr>
+            <a:graphic xmlns:a="http://schemas.openxmlformats.org/drawingml/2006/main">
+              <a:graphicData uri="http://schemas.openxmlformats.org/drawingml/2006/picture">
+                <pic:pic xmlns:pic="http://schemas.openxmlformats.org/drawingml/2006/picture">
+                  <pic:nvPicPr>
+                    <pic:cNvPr id="0" name="04_add_item_detail.png"/>
                     <pic:cNvPicPr/>
                   </pic:nvPicPr>
                   <pic:blipFill>
@@ -5901,143 +6095,6 @@
           <w:color w:val="6B7280"/>
           <w:sz w:val="18"/>
         </w:rPr>
-        <w:t>Choosing a product. Each tile shows the brand and starting price.</w:t>
-      </w:r>
-    </w:p>
-    <w:p>
-      <w:pPr>
-        <w:pStyle w:val="Heading3"/>
-      </w:pPr>
-      <w:r>
-        <w:t>Sorting the list</w:t>
-      </w:r>
-    </w:p>
-    <w:p>
-      <w:r>
-        <w:t xml:space="preserve">The </w:t>
-      </w:r>
-      <w:r>
-        <w:rPr>
-          <w:b/>
-        </w:rPr>
-        <w:t>Sort</w:t>
-      </w:r>
-      <w:r>
-        <w:t xml:space="preserve"> buttons change the order of the list. It starts on </w:t>
-      </w:r>
-      <w:r>
-        <w:rPr>
-          <w:b/>
-        </w:rPr>
-        <w:t>Name A-Z</w:t>
-      </w:r>
-      <w:r>
-        <w:t xml:space="preserve">. You can also sort </w:t>
-      </w:r>
-      <w:r>
-        <w:rPr>
-          <w:b/>
-        </w:rPr>
-        <w:t>Name Z-A</w:t>
-      </w:r>
-      <w:r>
-        <w:t xml:space="preserve">, </w:t>
-      </w:r>
-      <w:r>
-        <w:rPr>
-          <w:b/>
-        </w:rPr>
-        <w:t>Price low-high</w:t>
-      </w:r>
-      <w:r>
-        <w:t xml:space="preserve">, </w:t>
-      </w:r>
-      <w:r>
-        <w:rPr>
-          <w:b/>
-        </w:rPr>
-        <w:t>Price high-low</w:t>
-      </w:r>
-      <w:r>
-        <w:t xml:space="preserve"> or by </w:t>
-      </w:r>
-      <w:r>
-        <w:rPr>
-          <w:b/>
-        </w:rPr>
-        <w:t>Brand</w:t>
-      </w:r>
-      <w:r>
-        <w:t>. Products stay grouped by category. Items without a set price (marked Inquire) always sort to the end when you sort by price.</w:t>
-      </w:r>
-    </w:p>
-    <w:p>
-      <w:pPr>
-        <w:pStyle w:val="Heading3"/>
-      </w:pPr>
-      <w:r>
-        <w:lastRenderedPageBreak/>
-        <w:t>Choosing size, shipping and quantity</w:t>
-      </w:r>
-    </w:p>
-    <w:p>
-      <w:pPr>
-        <w:keepNext/>
-        <w:spacing w:after="40"/>
-        <w:jc w:val="center"/>
-      </w:pPr>
-      <w:r>
-        <w:rPr>
-          <w:noProof/>
-        </w:rPr>
-        <w:drawing>
-          <wp:inline distT="0" distB="0" distL="0" distR="0" wp14:anchorId="3541284A" wp14:editId="1FB35FD9">
-            <wp:extent cx="5760720" cy="3870484"/>
-            <wp:effectExtent l="0" t="0" r="0" b="0"/>
-            <wp:docPr id="4" name="Picture 4"/>
-            <wp:cNvGraphicFramePr>
-              <a:graphicFrameLocks xmlns:a="http://schemas.openxmlformats.org/drawingml/2006/main" noChangeAspect="1"/>
-            </wp:cNvGraphicFramePr>
-            <a:graphic xmlns:a="http://schemas.openxmlformats.org/drawingml/2006/main">
-              <a:graphicData uri="http://schemas.openxmlformats.org/drawingml/2006/picture">
-                <pic:pic xmlns:pic="http://schemas.openxmlformats.org/drawingml/2006/picture">
-                  <pic:nvPicPr>
-                    <pic:cNvPr id="0" name="04_add_item_detail.png"/>
-                    <pic:cNvPicPr/>
-                  </pic:nvPicPr>
-                  <pic:blipFill>
-                    <a:blip r:embed="rId12"/>
-                    <a:stretch>
-                      <a:fillRect/>
-                    </a:stretch>
-                  </pic:blipFill>
-                  <pic:spPr>
-                    <a:xfrm>
-                      <a:off x="0" y="0"/>
-                      <a:ext cx="5760720" cy="3870484"/>
-                    </a:xfrm>
-                    <a:prstGeom prst="rect">
-                      <a:avLst/>
-                    </a:prstGeom>
-                  </pic:spPr>
-                </pic:pic>
-              </a:graphicData>
-            </a:graphic>
-          </wp:inline>
-        </w:drawing>
-      </w:r>
-    </w:p>
-    <w:p>
-      <w:pPr>
-        <w:spacing w:after="200"/>
-        <w:jc w:val="center"/>
-      </w:pPr>
-      <w:r>
-        <w:rPr>
-          <w:i/>
-          <w:color w:val="6B7280"/>
-          <w:sz w:val="18"/>
-        </w:rPr>
         <w:t>Choosing the size and configuration, shipping, quantity and discount</w:t>
       </w:r>
     </w:p>
@@ -6108,7 +6165,15 @@
         <w:t>Shipping</w:t>
       </w:r>
       <w:r>
-        <w:t>, pick how it gets to the customer: for example Drop Ship, Take With, White Glove or Haul Away. Only the options offered for that product appear.</w:t>
+        <w:t xml:space="preserve">, pick how it gets to the customer: for </w:t>
+      </w:r>
+      <w:proofErr w:type="gramStart"/>
+      <w:r>
+        <w:t>example</w:t>
+      </w:r>
+      <w:proofErr w:type="gramEnd"/>
+      <w:r>
+        <w:t xml:space="preserve"> Drop Ship, Take With, White Glove or Haul Away. Only the options offered for that product appear.</w:t>
       </w:r>
     </w:p>
     <w:p>
@@ -6213,7 +6278,15 @@
         <w:t>Add</w:t>
       </w:r>
       <w:r>
-        <w:t xml:space="preserve"> button. It shows the line total so the customer knows the price before it goes on the order.</w:t>
+        <w:t xml:space="preserve"> button. It shows the line </w:t>
+      </w:r>
+      <w:proofErr w:type="gramStart"/>
+      <w:r>
+        <w:t>total</w:t>
+      </w:r>
+      <w:proofErr w:type="gramEnd"/>
+      <w:r>
+        <w:t xml:space="preserve"> so the customer knows the price before it goes on the order.</w:t>
       </w:r>
     </w:p>
     <w:p>
@@ -6316,7 +6389,7 @@
                     <pic:cNvPicPr/>
                   </pic:nvPicPr>
                   <pic:blipFill>
-                    <a:blip r:embed="rId13"/>
+                    <a:blip r:embed="rId12"/>
                     <a:stretch>
                       <a:fillRect/>
                     </a:stretch>
@@ -6557,6 +6630,376 @@
                     <pic:cNvPicPr/>
                   </pic:nvPicPr>
                   <pic:blipFill>
+                    <a:blip r:embed="rId13"/>
+                    <a:stretch>
+                      <a:fillRect/>
+                    </a:stretch>
+                  </pic:blipFill>
+                  <pic:spPr>
+                    <a:xfrm>
+                      <a:off x="0" y="0"/>
+                      <a:ext cx="4754880" cy="3194685"/>
+                    </a:xfrm>
+                    <a:prstGeom prst="rect">
+                      <a:avLst/>
+                    </a:prstGeom>
+                  </pic:spPr>
+                </pic:pic>
+              </a:graphicData>
+            </a:graphic>
+          </wp:inline>
+        </w:drawing>
+      </w:r>
+    </w:p>
+    <w:p>
+      <w:pPr>
+        <w:spacing w:after="200"/>
+        <w:jc w:val="center"/>
+      </w:pPr>
+      <w:r>
+        <w:rPr>
+          <w:i/>
+          <w:color w:val="6B7280"/>
+          <w:sz w:val="18"/>
+        </w:rPr>
+        <w:t>Adding a service to an item already on the order</w:t>
+      </w:r>
+    </w:p>
+    <w:p>
+      <w:pPr>
+        <w:pStyle w:val="Heading2"/>
+      </w:pPr>
+      <w:bookmarkStart w:id="13" w:name="_Toc240965017"/>
+      <w:r>
+        <w:t>Changing or removing an item</w:t>
+      </w:r>
+      <w:bookmarkEnd w:id="13"/>
+    </w:p>
+    <w:p>
+      <w:pPr>
+        <w:pStyle w:val="ListBullet"/>
+        <w:spacing w:after="60"/>
+      </w:pPr>
+      <w:r>
+        <w:rPr>
+          <w:b/>
+        </w:rPr>
+        <w:t>Edit</w:t>
+      </w:r>
+      <w:r>
+        <w:t xml:space="preserve"> lets you change the description, brand, size, unit price, discount and quantity. It also lets you mark the item </w:t>
+      </w:r>
+      <w:r>
+        <w:rPr>
+          <w:b/>
+        </w:rPr>
+        <w:t>Take with</w:t>
+      </w:r>
+      <w:r>
+        <w:t xml:space="preserve"> (the customer carries it out today) or </w:t>
+      </w:r>
+      <w:r>
+        <w:rPr>
+          <w:b/>
+        </w:rPr>
+        <w:t>Taxable</w:t>
+      </w:r>
+      <w:r>
+        <w:t>. For counted items, the Take with box shows how many are in stock and can't be ticked when there aren't enough.</w:t>
+      </w:r>
+    </w:p>
+    <w:p>
+      <w:pPr>
+        <w:pStyle w:val="ListBullet"/>
+        <w:spacing w:after="60"/>
+      </w:pPr>
+      <w:r>
+        <w:rPr>
+          <w:b/>
+        </w:rPr>
+        <w:t>Remove</w:t>
+      </w:r>
+      <w:r>
+        <w:t xml:space="preserve"> takes the item off the order. The app asks you to confirm first.</w:t>
+      </w:r>
+    </w:p>
+    <w:p>
+      <w:r>
+        <w:t xml:space="preserve">Small labels on each item help you check the order </w:t>
+      </w:r>
+      <w:proofErr w:type="gramStart"/>
+      <w:r>
+        <w:t>at a glance</w:t>
+      </w:r>
+      <w:proofErr w:type="gramEnd"/>
+      <w:r>
+        <w:t xml:space="preserve">: </w:t>
+      </w:r>
+      <w:r>
+        <w:rPr>
+          <w:b/>
+        </w:rPr>
+        <w:t>Take with</w:t>
+      </w:r>
+      <w:r>
+        <w:t xml:space="preserve">, </w:t>
+      </w:r>
+      <w:proofErr w:type="gramStart"/>
+      <w:r>
+        <w:rPr>
+          <w:b/>
+        </w:rPr>
+        <w:t>Included</w:t>
+      </w:r>
+      <w:proofErr w:type="gramEnd"/>
+      <w:r>
+        <w:t xml:space="preserve"> (part of a bundle), a discount such as </w:t>
+      </w:r>
+      <w:r>
+        <w:rPr>
+          <w:b/>
+        </w:rPr>
+        <w:t>-10%</w:t>
+      </w:r>
+      <w:r>
+        <w:t xml:space="preserve">, and </w:t>
+      </w:r>
+      <w:proofErr w:type="gramStart"/>
+      <w:r>
+        <w:rPr>
+          <w:b/>
+        </w:rPr>
+        <w:t>Not</w:t>
+      </w:r>
+      <w:proofErr w:type="gramEnd"/>
+      <w:r>
+        <w:rPr>
+          <w:b/>
+        </w:rPr>
+        <w:t xml:space="preserve"> on sales sheet</w:t>
+      </w:r>
+      <w:r>
+        <w:t xml:space="preserve"> for a free service row that won't print.</w:t>
+      </w:r>
+    </w:p>
+    <w:p>
+      <w:pPr>
+        <w:pStyle w:val="Heading2"/>
+      </w:pPr>
+      <w:bookmarkStart w:id="14" w:name="_Toc240965018"/>
+      <w:r>
+        <w:t>Customer details</w:t>
+      </w:r>
+      <w:bookmarkEnd w:id="14"/>
+    </w:p>
+    <w:p>
+      <w:r>
+        <w:t xml:space="preserve">The right side of the screen (or the </w:t>
+      </w:r>
+      <w:r>
+        <w:rPr>
+          <w:b/>
+        </w:rPr>
+        <w:t>Customer</w:t>
+      </w:r>
+      <w:r>
+        <w:t xml:space="preserve"> tab on a phone) holds the same fields as the paper sales sheet:</w:t>
+      </w:r>
+    </w:p>
+    <w:p>
+      <w:pPr>
+        <w:pStyle w:val="ListBullet"/>
+        <w:spacing w:after="60"/>
+      </w:pPr>
+      <w:r>
+        <w:rPr>
+          <w:b/>
+        </w:rPr>
+        <w:t>Sale details</w:t>
+      </w:r>
+      <w:r>
+        <w:t>: Organization, Advertising source, Referral name and CFS rep name.</w:t>
+      </w:r>
+    </w:p>
+    <w:p>
+      <w:pPr>
+        <w:pStyle w:val="ListBullet"/>
+        <w:spacing w:after="60"/>
+      </w:pPr>
+      <w:r>
+        <w:rPr>
+          <w:b/>
+        </w:rPr>
+        <w:t>Customer billing name and address</w:t>
+      </w:r>
+      <w:r>
+        <w:t>: name, street address, unit, floor, suite, city, state, zip, cell, alternate phone and email.</w:t>
+      </w:r>
+    </w:p>
+    <w:p>
+      <w:pPr>
+        <w:pStyle w:val="ListBullet"/>
+        <w:spacing w:after="60"/>
+      </w:pPr>
+      <w:r>
+        <w:rPr>
+          <w:b/>
+        </w:rPr>
+        <w:t>Delivery address</w:t>
+      </w:r>
+      <w:r>
+        <w:t xml:space="preserve">: leave </w:t>
+      </w:r>
+      <w:r>
+        <w:rPr>
+          <w:b/>
+        </w:rPr>
+        <w:t>Same as billing</w:t>
+      </w:r>
+      <w:r>
+        <w:t xml:space="preserve"> </w:t>
+      </w:r>
+      <w:proofErr w:type="gramStart"/>
+      <w:r>
+        <w:t>ticked, or</w:t>
+      </w:r>
+      <w:proofErr w:type="gramEnd"/>
+      <w:r>
+        <w:t xml:space="preserve"> untick it to enter a different address.</w:t>
+      </w:r>
+    </w:p>
+    <w:p>
+      <w:pPr>
+        <w:pStyle w:val="ListBullet"/>
+        <w:spacing w:after="60"/>
+      </w:pPr>
+      <w:r>
+        <w:rPr>
+          <w:b/>
+        </w:rPr>
+        <w:t>Comments</w:t>
+      </w:r>
+      <w:r>
+        <w:t>: anything the delivery crew or checkout table should know.</w:t>
+      </w:r>
+    </w:p>
+    <w:p>
+      <w:pPr>
+        <w:pStyle w:val="Heading3"/>
+      </w:pPr>
+      <w:r>
+        <w:t>Letting the customer type it in</w:t>
+      </w:r>
+    </w:p>
+    <w:p>
+      <w:r>
+        <w:t xml:space="preserve">Customers are often quicker (and more </w:t>
+      </w:r>
+      <w:proofErr w:type="gramStart"/>
+      <w:r>
+        <w:t>accurate</w:t>
+      </w:r>
+      <w:proofErr w:type="gramEnd"/>
+      <w:r>
+        <w:t xml:space="preserve">) typing their own address. Tap </w:t>
+      </w:r>
+      <w:r>
+        <w:rPr>
+          <w:b/>
+        </w:rPr>
+        <w:t>Hand tablet to customer</w:t>
+      </w:r>
+      <w:r>
+        <w:t xml:space="preserve">. The customer sees a simple, large-print form titled </w:t>
+      </w:r>
+      <w:r>
+        <w:rPr>
+          <w:b/>
+        </w:rPr>
+        <w:t>Where should we deliver?</w:t>
+      </w:r>
+      <w:r>
+        <w:t xml:space="preserve"> with only the fields they need, including a choice of delivering </w:t>
+      </w:r>
+      <w:proofErr w:type="gramStart"/>
+      <w:r>
+        <w:rPr>
+          <w:b/>
+        </w:rPr>
+        <w:t>To</w:t>
+      </w:r>
+      <w:proofErr w:type="gramEnd"/>
+      <w:r>
+        <w:rPr>
+          <w:b/>
+        </w:rPr>
+        <w:t xml:space="preserve"> the address above</w:t>
+      </w:r>
+      <w:r>
+        <w:t xml:space="preserve"> or </w:t>
+      </w:r>
+      <w:proofErr w:type="gramStart"/>
+      <w:r>
+        <w:rPr>
+          <w:b/>
+        </w:rPr>
+        <w:t>Somewhere</w:t>
+      </w:r>
+      <w:proofErr w:type="gramEnd"/>
+      <w:r>
+        <w:rPr>
+          <w:b/>
+        </w:rPr>
+        <w:t xml:space="preserve"> else</w:t>
+      </w:r>
+      <w:r>
+        <w:t xml:space="preserve">. When they tap </w:t>
+      </w:r>
+      <w:r>
+        <w:rPr>
+          <w:b/>
+        </w:rPr>
+        <w:t>Done</w:t>
+      </w:r>
+      <w:r>
+        <w:t xml:space="preserve">, the details drop into the </w:t>
+      </w:r>
+      <w:proofErr w:type="gramStart"/>
+      <w:r>
+        <w:t>order</w:t>
+      </w:r>
+      <w:proofErr w:type="gramEnd"/>
+      <w:r>
+        <w:t xml:space="preserve"> and they hand the tablet back.</w:t>
+      </w:r>
+    </w:p>
+    <w:p>
+      <w:pPr>
+        <w:keepNext/>
+        <w:spacing w:after="40"/>
+        <w:jc w:val="center"/>
+      </w:pPr>
+      <w:r>
+        <w:rPr>
+          <w:noProof/>
+        </w:rPr>
+        <w:lastRenderedPageBreak/>
+        <w:drawing>
+          <wp:inline distT="0" distB="0" distL="0" distR="0" wp14:anchorId="2549CF56" wp14:editId="1BA3EF09">
+            <wp:extent cx="4754880" cy="3194685"/>
+            <wp:effectExtent l="0" t="0" r="0" b="0"/>
+            <wp:docPr id="7" name="Picture 7"/>
+            <wp:cNvGraphicFramePr>
+              <a:graphicFrameLocks xmlns:a="http://schemas.openxmlformats.org/drawingml/2006/main" noChangeAspect="1"/>
+            </wp:cNvGraphicFramePr>
+            <a:graphic xmlns:a="http://schemas.openxmlformats.org/drawingml/2006/main">
+              <a:graphicData uri="http://schemas.openxmlformats.org/drawingml/2006/picture">
+                <pic:pic xmlns:pic="http://schemas.openxmlformats.org/drawingml/2006/picture">
+                  <pic:nvPicPr>
+                    <pic:cNvPr id="0" name="05_customer_sheet.png"/>
+                    <pic:cNvPicPr/>
+                  </pic:nvPicPr>
+                  <pic:blipFill>
                     <a:blip r:embed="rId14"/>
                     <a:stretch>
                       <a:fillRect/>
@@ -6589,330 +7032,23 @@
           <w:color w:val="6B7280"/>
           <w:sz w:val="18"/>
         </w:rPr>
-        <w:t>Adding a service to an item already on the order</w:t>
+        <w:t>The customer-friendly address form</w:t>
       </w:r>
     </w:p>
     <w:p>
       <w:pPr>
         <w:pStyle w:val="Heading2"/>
       </w:pPr>
-      <w:bookmarkStart w:id="13" w:name="_Toc240965017"/>
-      <w:r>
-        <w:t>Changing or removing an item</w:t>
-      </w:r>
-      <w:bookmarkEnd w:id="13"/>
-    </w:p>
-    <w:p>
-      <w:pPr>
-        <w:pStyle w:val="ListBullet"/>
-        <w:spacing w:after="60"/>
-      </w:pPr>
-      <w:r>
-        <w:rPr>
-          <w:b/>
-        </w:rPr>
-        <w:t>Edit</w:t>
-      </w:r>
-      <w:r>
-        <w:t xml:space="preserve"> lets you change the description, brand, size, unit price, discount and quantity. It also lets you mark the item </w:t>
-      </w:r>
-      <w:r>
-        <w:rPr>
-          <w:b/>
-        </w:rPr>
-        <w:t>Take with</w:t>
-      </w:r>
-      <w:r>
-        <w:t xml:space="preserve"> (the customer carries it out today) or </w:t>
-      </w:r>
-      <w:r>
-        <w:rPr>
-          <w:b/>
-        </w:rPr>
-        <w:t>Taxable</w:t>
-      </w:r>
-      <w:r>
-        <w:t>. For counted items, the Take with box shows how many are in stock and can't be ticked when there aren't enough.</w:t>
-      </w:r>
-    </w:p>
-    <w:p>
-      <w:pPr>
-        <w:pStyle w:val="ListBullet"/>
-        <w:spacing w:after="60"/>
-      </w:pPr>
-      <w:r>
-        <w:rPr>
-          <w:b/>
-        </w:rPr>
-        <w:t>Remove</w:t>
-      </w:r>
-      <w:r>
-        <w:t xml:space="preserve"> takes the item off the order. The app asks you to confirm first.</w:t>
-      </w:r>
-    </w:p>
-    <w:p>
-      <w:r>
-        <w:t xml:space="preserve">Small labels on each item help you check the order at a glance: </w:t>
-      </w:r>
-      <w:r>
-        <w:rPr>
-          <w:b/>
-        </w:rPr>
-        <w:t>Take with</w:t>
-      </w:r>
-      <w:r>
-        <w:t xml:space="preserve">, </w:t>
-      </w:r>
-      <w:r>
-        <w:rPr>
-          <w:b/>
-        </w:rPr>
-        <w:t>Included</w:t>
-      </w:r>
-      <w:r>
-        <w:t xml:space="preserve"> (part of a bundle), a discount such as </w:t>
-      </w:r>
-      <w:r>
-        <w:rPr>
-          <w:b/>
-        </w:rPr>
-        <w:t>-10%</w:t>
-      </w:r>
-      <w:r>
-        <w:t xml:space="preserve">, and </w:t>
-      </w:r>
-      <w:r>
-        <w:rPr>
-          <w:b/>
-        </w:rPr>
-        <w:t>Not on sales sheet</w:t>
-      </w:r>
-      <w:r>
-        <w:t xml:space="preserve"> for a free service row that won't print.</w:t>
-      </w:r>
-    </w:p>
-    <w:p>
-      <w:pPr>
-        <w:pStyle w:val="Heading2"/>
-      </w:pPr>
-      <w:bookmarkStart w:id="14" w:name="_Toc240965018"/>
-      <w:r>
-        <w:t>Customer details</w:t>
-      </w:r>
-      <w:bookmarkEnd w:id="14"/>
-    </w:p>
-    <w:p>
-      <w:r>
-        <w:t xml:space="preserve">The right side of the screen (or the </w:t>
-      </w:r>
-      <w:r>
-        <w:rPr>
-          <w:b/>
-        </w:rPr>
-        <w:t>Customer</w:t>
-      </w:r>
-      <w:r>
-        <w:t xml:space="preserve"> tab on a phone) holds the same fields as the paper sales sheet:</w:t>
-      </w:r>
-    </w:p>
-    <w:p>
-      <w:pPr>
-        <w:pStyle w:val="ListBullet"/>
-        <w:spacing w:after="60"/>
-      </w:pPr>
-      <w:r>
-        <w:rPr>
-          <w:b/>
-        </w:rPr>
-        <w:t>Sale details</w:t>
-      </w:r>
-      <w:r>
-        <w:t>: Organization, Advertising source, Referral name and CFS rep name.</w:t>
-      </w:r>
-    </w:p>
-    <w:p>
-      <w:pPr>
-        <w:pStyle w:val="ListBullet"/>
-        <w:spacing w:after="60"/>
-      </w:pPr>
-      <w:r>
-        <w:rPr>
-          <w:b/>
-        </w:rPr>
-        <w:t>Customer billing name and address</w:t>
-      </w:r>
-      <w:r>
-        <w:t>: name, street address, unit, floor, suite, city, state, zip, cell, alternate phone and email.</w:t>
-      </w:r>
-    </w:p>
-    <w:p>
-      <w:pPr>
-        <w:pStyle w:val="ListBullet"/>
-        <w:spacing w:after="60"/>
-      </w:pPr>
-      <w:r>
-        <w:rPr>
-          <w:b/>
-        </w:rPr>
-        <w:t>Delivery address</w:t>
-      </w:r>
-      <w:r>
-        <w:t xml:space="preserve">: leave </w:t>
-      </w:r>
-      <w:r>
-        <w:rPr>
-          <w:b/>
-        </w:rPr>
-        <w:t>Same as billing</w:t>
-      </w:r>
-      <w:r>
-        <w:t xml:space="preserve"> ticked, or untick it to enter a different address.</w:t>
-      </w:r>
-    </w:p>
-    <w:p>
-      <w:pPr>
-        <w:pStyle w:val="ListBullet"/>
-        <w:spacing w:after="60"/>
-      </w:pPr>
-      <w:r>
-        <w:rPr>
-          <w:b/>
-        </w:rPr>
-        <w:t>Comments</w:t>
-      </w:r>
-      <w:r>
-        <w:t>: anything the delivery crew or checkout table should know.</w:t>
-      </w:r>
-    </w:p>
-    <w:p>
-      <w:pPr>
-        <w:pStyle w:val="Heading3"/>
-      </w:pPr>
-      <w:r>
-        <w:t>Letting the customer type it in</w:t>
-      </w:r>
-    </w:p>
-    <w:p>
-      <w:r>
-        <w:t xml:space="preserve">Customers are often quicker (and more accurate) typing their own address. Tap </w:t>
-      </w:r>
-      <w:r>
-        <w:rPr>
-          <w:b/>
-        </w:rPr>
-        <w:t>Hand tablet to customer</w:t>
-      </w:r>
-      <w:r>
-        <w:t xml:space="preserve">. The customer sees a simple, large-print form titled </w:t>
-      </w:r>
-      <w:r>
-        <w:rPr>
-          <w:b/>
-        </w:rPr>
-        <w:t>Where should we deliver?</w:t>
-      </w:r>
-      <w:r>
-        <w:t xml:space="preserve"> with only the fields they need, including a choice of delivering </w:t>
-      </w:r>
-      <w:r>
-        <w:rPr>
-          <w:b/>
-        </w:rPr>
-        <w:t>To the address above</w:t>
-      </w:r>
-      <w:r>
-        <w:t xml:space="preserve"> or </w:t>
-      </w:r>
-      <w:r>
-        <w:rPr>
-          <w:b/>
-        </w:rPr>
-        <w:t>Somewhere else</w:t>
-      </w:r>
-      <w:r>
-        <w:t xml:space="preserve">. When they tap </w:t>
-      </w:r>
-      <w:r>
-        <w:rPr>
-          <w:b/>
-        </w:rPr>
-        <w:t>Done</w:t>
-      </w:r>
-      <w:r>
-        <w:t>, the details drop into the order and they hand the tablet back.</w:t>
-      </w:r>
-    </w:p>
-    <w:p>
-      <w:pPr>
-        <w:keepNext/>
-        <w:spacing w:after="40"/>
-        <w:jc w:val="center"/>
-      </w:pPr>
-      <w:r>
-        <w:rPr>
-          <w:noProof/>
-        </w:rPr>
-        <w:lastRenderedPageBreak/>
-        <w:drawing>
-          <wp:inline distT="0" distB="0" distL="0" distR="0" wp14:anchorId="2549CF56" wp14:editId="1BA3EF09">
-            <wp:extent cx="4754880" cy="3194685"/>
-            <wp:effectExtent l="0" t="0" r="0" b="0"/>
-            <wp:docPr id="7" name="Picture 7"/>
-            <wp:cNvGraphicFramePr>
-              <a:graphicFrameLocks xmlns:a="http://schemas.openxmlformats.org/drawingml/2006/main" noChangeAspect="1"/>
-            </wp:cNvGraphicFramePr>
-            <a:graphic xmlns:a="http://schemas.openxmlformats.org/drawingml/2006/main">
-              <a:graphicData uri="http://schemas.openxmlformats.org/drawingml/2006/picture">
-                <pic:pic xmlns:pic="http://schemas.openxmlformats.org/drawingml/2006/picture">
-                  <pic:nvPicPr>
-                    <pic:cNvPr id="0" name="05_customer_sheet.png"/>
-                    <pic:cNvPicPr/>
-                  </pic:nvPicPr>
-                  <pic:blipFill>
-                    <a:blip r:embed="rId15"/>
-                    <a:stretch>
-                      <a:fillRect/>
-                    </a:stretch>
-                  </pic:blipFill>
-                  <pic:spPr>
-                    <a:xfrm>
-                      <a:off x="0" y="0"/>
-                      <a:ext cx="4754880" cy="3194685"/>
-                    </a:xfrm>
-                    <a:prstGeom prst="rect">
-                      <a:avLst/>
-                    </a:prstGeom>
-                  </pic:spPr>
-                </pic:pic>
-              </a:graphicData>
-            </a:graphic>
-          </wp:inline>
-        </w:drawing>
-      </w:r>
-    </w:p>
-    <w:p>
-      <w:pPr>
-        <w:spacing w:after="200"/>
-        <w:jc w:val="center"/>
-      </w:pPr>
-      <w:r>
-        <w:rPr>
-          <w:i/>
-          <w:color w:val="6B7280"/>
-          <w:sz w:val="18"/>
-        </w:rPr>
-        <w:t>The customer-friendly address form</w:t>
-      </w:r>
-    </w:p>
-    <w:p>
-      <w:pPr>
-        <w:pStyle w:val="Heading2"/>
-      </w:pPr>
       <w:bookmarkStart w:id="15" w:name="_Toc240965019"/>
       <w:r>
-        <w:t>Sending the order to checkout</w:t>
+        <w:t xml:space="preserve">Sending the order to </w:t>
+      </w:r>
+      <w:proofErr w:type="gramStart"/>
+      <w:r>
+        <w:t>checkout</w:t>
       </w:r>
       <w:bookmarkEnd w:id="15"/>
+      <w:proofErr w:type="gramEnd"/>
     </w:p>
     <w:p>
       <w:r>
@@ -7079,7 +7215,15 @@
         <w:t>Discard</w:t>
       </w:r>
       <w:r>
-        <w:t xml:space="preserve"> deletes an order that hasn't been sent to checkout yet. The app asks you to confirm, and this can't be undone.</w:t>
+        <w:t xml:space="preserve"> deletes an order that hasn't been sent to </w:t>
+      </w:r>
+      <w:proofErr w:type="spellStart"/>
+      <w:r>
+        <w:t>checkout</w:t>
+      </w:r>
+      <w:proofErr w:type="spellEnd"/>
+      <w:r>
+        <w:t xml:space="preserve"> yet. The app asks you to confirm, and this can't be undone.</w:t>
       </w:r>
     </w:p>
     <w:p>
@@ -7119,7 +7263,7 @@
                     <pic:cNvPicPr/>
                   </pic:nvPicPr>
                   <pic:blipFill>
-                    <a:blip r:embed="rId16"/>
+                    <a:blip r:embed="rId15"/>
                     <a:stretch>
                       <a:fillRect/>
                     </a:stretch>
@@ -7200,7 +7344,15 @@
         <w:t>Checkout</w:t>
       </w:r>
       <w:r>
-        <w:t xml:space="preserve"> in the menu. Orders appear in the </w:t>
+        <w:t xml:space="preserve"> </w:t>
+      </w:r>
+      <w:proofErr w:type="gramStart"/>
+      <w:r>
+        <w:t>in</w:t>
+      </w:r>
+      <w:proofErr w:type="gramEnd"/>
+      <w:r>
+        <w:t xml:space="preserve"> the menu. Orders appear in the </w:t>
       </w:r>
       <w:r>
         <w:rPr>
@@ -7238,7 +7390,7 @@
                     <pic:cNvPicPr/>
                   </pic:nvPicPr>
                   <pic:blipFill>
-                    <a:blip r:embed="rId17"/>
+                    <a:blip r:embed="rId16"/>
                     <a:stretch>
                       <a:fillRect/>
                     </a:stretch>
@@ -7305,11 +7457,19 @@
       <w:r>
         <w:t xml:space="preserve">, </w:t>
       </w:r>
-      <w:r>
-        <w:rPr>
-          <w:b/>
-        </w:rPr>
-        <w:t>Add service</w:t>
+      <w:proofErr w:type="gramStart"/>
+      <w:r>
+        <w:rPr>
+          <w:b/>
+        </w:rPr>
+        <w:t>Add</w:t>
+      </w:r>
+      <w:proofErr w:type="gramEnd"/>
+      <w:r>
+        <w:rPr>
+          <w:b/>
+        </w:rPr>
+        <w:t xml:space="preserve"> service</w:t>
       </w:r>
       <w:r>
         <w:t xml:space="preserve"> and </w:t>
@@ -7367,7 +7527,15 @@
         <w:t>Save comment</w:t>
       </w:r>
       <w:r>
-        <w:t>. Comments print in the Comments box on the sales sheet.</w:t>
+        <w:t xml:space="preserve">. Comments </w:t>
+      </w:r>
+      <w:proofErr w:type="gramStart"/>
+      <w:r>
+        <w:t>print</w:t>
+      </w:r>
+      <w:proofErr w:type="gramEnd"/>
+      <w:r>
+        <w:t xml:space="preserve"> in the Comments box on the sales sheet.</w:t>
       </w:r>
     </w:p>
     <w:p>
@@ -7476,6 +7644,7 @@
       <w:r>
         <w:t xml:space="preserve">Enter the </w:t>
       </w:r>
+      <w:proofErr w:type="gramStart"/>
       <w:r>
         <w:rPr>
           <w:b/>
@@ -7483,7 +7652,11 @@
         <w:t>Amount</w:t>
       </w:r>
       <w:r>
-        <w:t xml:space="preserve">, or tap </w:t>
+        <w:t>, or</w:t>
+      </w:r>
+      <w:proofErr w:type="gramEnd"/>
+      <w:r>
+        <w:t xml:space="preserve"> tap </w:t>
       </w:r>
       <w:r>
         <w:rPr>
@@ -7630,7 +7803,15 @@
     </w:p>
     <w:p>
       <w:r>
-        <w:t>The fee only applies to the part of the sale paid by card. For example, on a $2,000 order where the customer pays $1,000 in cash and the rest by card, the fee is charged on the $1,000 that goes on the card, not on the whole $2,000.</w:t>
+        <w:t xml:space="preserve">The fee only applies to the part of the sale paid by card. For example, on a $2,000 order where the customer pays $1,000 in cash and the rest by card, the fee is charged on the $1,000 that goes on the card, not </w:t>
+      </w:r>
+      <w:proofErr w:type="gramStart"/>
+      <w:r>
+        <w:t>on the whole</w:t>
+      </w:r>
+      <w:proofErr w:type="gramEnd"/>
+      <w:r>
+        <w:t xml:space="preserve"> $2,000.</w:t>
       </w:r>
     </w:p>
     <w:p>
@@ -7654,7 +7835,15 @@
         <w:spacing w:after="60"/>
       </w:pPr>
       <w:r>
-        <w:t>Recorded a payment by mistake? Tap the trash icon next to it to remove it.</w:t>
+        <w:t xml:space="preserve">Recorded </w:t>
+      </w:r>
+      <w:proofErr w:type="gramStart"/>
+      <w:r>
+        <w:t>a payment</w:t>
+      </w:r>
+      <w:proofErr w:type="gramEnd"/>
+      <w:r>
+        <w:t xml:space="preserve"> by mistake? Tap the trash icon next to it to remove it.</w:t>
       </w:r>
     </w:p>
     <w:p>
@@ -7789,11 +7978,19 @@
       <w:r>
         <w:t xml:space="preserve">, </w:t>
       </w:r>
-      <w:r>
-        <w:rPr>
-          <w:b/>
-        </w:rPr>
-        <w:t>How your bed arrives</w:t>
+      <w:proofErr w:type="gramStart"/>
+      <w:r>
+        <w:rPr>
+          <w:b/>
+        </w:rPr>
+        <w:t>How</w:t>
+      </w:r>
+      <w:proofErr w:type="gramEnd"/>
+      <w:r>
+        <w:rPr>
+          <w:b/>
+        </w:rPr>
+        <w:t xml:space="preserve"> your bed arrives</w:t>
       </w:r>
       <w:r>
         <w:t xml:space="preserve"> and </w:t>
@@ -7885,7 +8082,7 @@
                     <pic:cNvPicPr/>
                   </pic:nvPicPr>
                   <pic:blipFill>
-                    <a:blip r:embed="rId18"/>
+                    <a:blip r:embed="rId17"/>
                     <a:stretch>
                       <a:fillRect/>
                     </a:stretch>
@@ -7982,7 +8179,23 @@
               <w:t>Complete &amp; print</w:t>
             </w:r>
             <w:r>
-              <w:t xml:space="preserve"> stays greyed out until the customer has confirmed their details, initialled every point and signed. If anyone changes the customer's name, address, phone, email or delivery address afterwards, the customer has to confirm their details again.</w:t>
+              <w:t xml:space="preserve"> stays greyed out until the customer has confirmed their details, </w:t>
+            </w:r>
+            <w:proofErr w:type="gramStart"/>
+            <w:r>
+              <w:t>initialed</w:t>
+            </w:r>
+            <w:proofErr w:type="gramEnd"/>
+            <w:r>
+              <w:t xml:space="preserve"> every point and signed. If anyone changes the customer's name, address, phone, email or delivery address afterwards, the customer </w:t>
+            </w:r>
+            <w:proofErr w:type="gramStart"/>
+            <w:r>
+              <w:t>has to</w:t>
+            </w:r>
+            <w:proofErr w:type="gramEnd"/>
+            <w:r>
+              <w:t xml:space="preserve"> confirm their details again.</w:t>
             </w:r>
           </w:p>
         </w:tc>
@@ -8435,7 +8648,7 @@
                     <pic:cNvPicPr/>
                   </pic:nvPicPr>
                   <pic:blipFill>
-                    <a:blip r:embed="rId19"/>
+                    <a:blip r:embed="rId18"/>
                     <a:stretch>
                       <a:fillRect/>
                     </a:stretch>
@@ -8485,7 +8698,15 @@
         <w:t>Print</w:t>
       </w:r>
       <w:r>
-        <w:t xml:space="preserve"> to print it, or choose </w:t>
+        <w:t xml:space="preserve"> to print </w:t>
+      </w:r>
+      <w:proofErr w:type="gramStart"/>
+      <w:r>
+        <w:t>it, or</w:t>
+      </w:r>
+      <w:proofErr w:type="gramEnd"/>
+      <w:r>
+        <w:t xml:space="preserve"> choose </w:t>
       </w:r>
       <w:r>
         <w:rPr>
@@ -8636,7 +8857,7 @@
                     <pic:cNvPicPr/>
                   </pic:nvPicPr>
                   <pic:blipFill>
-                    <a:blip r:embed="rId20"/>
+                    <a:blip r:embed="rId19"/>
                     <a:stretch>
                       <a:fillRect/>
                     </a:stretch>
@@ -8683,7 +8904,23 @@
         <w:t>Filter by status</w:t>
       </w:r>
       <w:r>
-        <w:t>: All, Completed, At checkout, On the floor or Voided.</w:t>
+        <w:t xml:space="preserve">: All, Completed, </w:t>
+      </w:r>
+      <w:proofErr w:type="gramStart"/>
+      <w:r>
+        <w:t>At</w:t>
+      </w:r>
+      <w:proofErr w:type="gramEnd"/>
+      <w:r>
+        <w:t xml:space="preserve"> checkout, On the floor or </w:t>
+      </w:r>
+      <w:proofErr w:type="gramStart"/>
+      <w:r>
+        <w:t>Voided</w:t>
+      </w:r>
+      <w:proofErr w:type="gramEnd"/>
+      <w:r>
+        <w:t>.</w:t>
       </w:r>
     </w:p>
     <w:p>
@@ -8780,10 +9017,21 @@
         <w:rPr>
           <w:b/>
         </w:rPr>
-        <w:t>Print all completed sheets</w:t>
-      </w:r>
-      <w:r>
-        <w:t>: opens every completed sales sheet for the event in one print job (see *Event sales sheets*).</w:t>
+        <w:t xml:space="preserve">Print all completed </w:t>
+      </w:r>
+      <w:proofErr w:type="gramStart"/>
+      <w:r>
+        <w:rPr>
+          <w:b/>
+        </w:rPr>
+        <w:t>sheets</w:t>
+      </w:r>
+      <w:r>
+        <w:t>:</w:t>
+      </w:r>
+      <w:proofErr w:type="gramEnd"/>
+      <w:r>
+        <w:t xml:space="preserve"> opens every completed sales sheet for the event in one print job (see *Event sales sheets*).</w:t>
       </w:r>
     </w:p>
     <w:p>
@@ -8798,7 +9046,15 @@
         <w:t>Reopen</w:t>
       </w:r>
       <w:r>
-        <w:t xml:space="preserve"> a finished or in-progress order. Choose </w:t>
+        <w:t xml:space="preserve"> a finished </w:t>
+      </w:r>
+      <w:proofErr w:type="gramStart"/>
+      <w:r>
+        <w:t>or in-</w:t>
+      </w:r>
+      <w:proofErr w:type="gramEnd"/>
+      <w:r>
+        <w:t xml:space="preserve">progress order. Choose </w:t>
       </w:r>
       <w:r>
         <w:rPr>
@@ -8846,7 +9102,7 @@
                     <pic:cNvPicPr/>
                   </pic:nvPicPr>
                   <pic:blipFill>
-                    <a:blip r:embed="rId21"/>
+                    <a:blip r:embed="rId20"/>
                     <a:stretch>
                       <a:fillRect/>
                     </a:stretch>
@@ -8923,7 +9179,23 @@
               <w:t xml:space="preserve">Important:  </w:t>
             </w:r>
             <w:r>
-              <w:t>A reopened sale drops out of the event's totals and printed sheets until it is completed again. Payments already recorded stay on it. Any counted Take With items go back into the inventory, and come off again when the sale is completed.</w:t>
+              <w:t xml:space="preserve">A reopened sale drops out of the event's totals and printed sheets until it is completed again. Payments already recorded stay on it. Any counted Take With items </w:t>
+            </w:r>
+            <w:proofErr w:type="gramStart"/>
+            <w:r>
+              <w:t>go</w:t>
+            </w:r>
+            <w:proofErr w:type="gramEnd"/>
+            <w:r>
+              <w:t xml:space="preserve"> back into the </w:t>
+            </w:r>
+            <w:proofErr w:type="gramStart"/>
+            <w:r>
+              <w:t>inventory, and</w:t>
+            </w:r>
+            <w:proofErr w:type="gramEnd"/>
+            <w:r>
+              <w:t xml:space="preserve"> come off again when the sale is completed.</w:t>
             </w:r>
           </w:p>
         </w:tc>
@@ -9004,7 +9276,7 @@
                     <pic:cNvPicPr/>
                   </pic:nvPicPr>
                   <pic:blipFill>
-                    <a:blip r:embed="rId22"/>
+                    <a:blip r:embed="rId21"/>
                     <a:stretch>
                       <a:fillRect/>
                     </a:stretch>
@@ -9611,7 +9883,7 @@
                     <pic:cNvPicPr/>
                   </pic:nvPicPr>
                   <pic:blipFill>
-                    <a:blip r:embed="rId23"/>
+                    <a:blip r:embed="rId22"/>
                     <a:stretch>
                       <a:fillRect/>
                     </a:stretch>
@@ -9680,7 +9952,15 @@
         <w:t>Out of stock - ship only</w:t>
       </w:r>
       <w:r>
-        <w:t xml:space="preserve"> at zero, and shows </w:t>
+        <w:t xml:space="preserve"> at </w:t>
+      </w:r>
+      <w:proofErr w:type="gramStart"/>
+      <w:r>
+        <w:t>zero, and</w:t>
+      </w:r>
+      <w:proofErr w:type="gramEnd"/>
+      <w:r>
+        <w:t xml:space="preserve"> shows </w:t>
       </w:r>
       <w:r>
         <w:rPr>
@@ -9740,7 +10020,15 @@
     </w:p>
     <w:p>
       <w:r>
-        <w:t>There are two ways to change a count:</w:t>
+        <w:t xml:space="preserve">There are two ways to change </w:t>
+      </w:r>
+      <w:proofErr w:type="gramStart"/>
+      <w:r>
+        <w:t>a count</w:t>
+      </w:r>
+      <w:proofErr w:type="gramEnd"/>
+      <w:r>
+        <w:t>:</w:t>
       </w:r>
     </w:p>
     <w:p>
@@ -9824,7 +10112,7 @@
                     <pic:cNvPicPr/>
                   </pic:nvPicPr>
                   <pic:blipFill>
-                    <a:blip r:embed="rId24"/>
+                    <a:blip r:embed="rId23"/>
                     <a:stretch>
                       <a:fillRect/>
                     </a:stretch>
@@ -10270,9 +10558,14 @@
       <w:bookmarkStart w:id="31" w:name="_Toc240965035"/>
       <w:r>
         <w:lastRenderedPageBreak/>
-        <w:t>Seeing the history</w:t>
+        <w:t xml:space="preserve">Seeing </w:t>
+      </w:r>
+      <w:proofErr w:type="gramStart"/>
+      <w:r>
+        <w:t>the history</w:t>
       </w:r>
       <w:bookmarkEnd w:id="31"/>
+      <w:proofErr w:type="gramEnd"/>
     </w:p>
     <w:p>
       <w:r>
@@ -10305,7 +10598,7 @@
                     <pic:cNvPicPr/>
                   </pic:nvPicPr>
                   <pic:blipFill>
-                    <a:blip r:embed="rId25"/>
+                    <a:blip r:embed="rId24"/>
                     <a:stretch>
                       <a:fillRect/>
                     </a:stretch>
@@ -10558,7 +10851,7 @@
                     <pic:cNvPicPr/>
                   </pic:nvPicPr>
                   <pic:blipFill>
-                    <a:blip r:embed="rId26"/>
+                    <a:blip r:embed="rId25"/>
                     <a:stretch>
                       <a:fillRect/>
                     </a:stretch>
@@ -10731,7 +11024,7 @@
                     <pic:cNvPicPr/>
                   </pic:nvPicPr>
                   <pic:blipFill>
-                    <a:blip r:embed="rId27"/>
+                    <a:blip r:embed="rId26"/>
                     <a:stretch>
                       <a:fillRect/>
                     </a:stretch>
@@ -10800,11 +11093,19 @@
       <w:r>
         <w:t xml:space="preserve">, then </w:t>
       </w:r>
-      <w:r>
-        <w:rPr>
-          <w:b/>
-        </w:rPr>
-        <w:t>New event</w:t>
+      <w:proofErr w:type="gramStart"/>
+      <w:r>
+        <w:rPr>
+          <w:b/>
+        </w:rPr>
+        <w:t>New</w:t>
+      </w:r>
+      <w:proofErr w:type="gramEnd"/>
+      <w:r>
+        <w:rPr>
+          <w:b/>
+        </w:rPr>
+        <w:t xml:space="preserve"> event</w:t>
       </w:r>
       <w:r>
         <w:t xml:space="preserve"> (or </w:t>
@@ -11021,7 +11322,7 @@
                     <pic:cNvPicPr/>
                   </pic:nvPicPr>
                   <pic:blipFill>
-                    <a:blip r:embed="rId28"/>
+                    <a:blip r:embed="rId27"/>
                     <a:stretch>
                       <a:fillRect/>
                     </a:stretch>
@@ -11138,11 +11439,19 @@
       <w:r>
         <w:t xml:space="preserve"> next to an event (or </w:t>
       </w:r>
-      <w:r>
-        <w:rPr>
-          <w:b/>
-        </w:rPr>
-        <w:t>Print all completed sheets</w:t>
+      <w:proofErr w:type="gramStart"/>
+      <w:r>
+        <w:rPr>
+          <w:b/>
+        </w:rPr>
+        <w:t>Print</w:t>
+      </w:r>
+      <w:proofErr w:type="gramEnd"/>
+      <w:r>
+        <w:rPr>
+          <w:b/>
+        </w:rPr>
+        <w:t xml:space="preserve"> all completed sheets</w:t>
       </w:r>
       <w:r>
         <w:t xml:space="preserve"> on the Orders screen). The first page is a </w:t>
@@ -11192,7 +11501,7 @@
                     <pic:cNvPicPr/>
                   </pic:nvPicPr>
                   <pic:blipFill>
-                    <a:blip r:embed="rId29"/>
+                    <a:blip r:embed="rId28"/>
                     <a:stretch>
                       <a:fillRect/>
                     </a:stretch>
@@ -11303,7 +11612,7 @@
                     <pic:cNvPicPr/>
                   </pic:nvPicPr>
                   <pic:blipFill>
-                    <a:blip r:embed="rId30"/>
+                    <a:blip r:embed="rId29"/>
                     <a:stretch>
                       <a:fillRect/>
                     </a:stretch>
@@ -11350,7 +11659,15 @@
         <w:t>Print / Save PDF</w:t>
       </w:r>
       <w:r>
-        <w:t>: print everything, or choose Save as PDF as the printer to keep a single file.</w:t>
+        <w:t xml:space="preserve">: print </w:t>
+      </w:r>
+      <w:proofErr w:type="gramStart"/>
+      <w:r>
+        <w:t>everything, or</w:t>
+      </w:r>
+      <w:proofErr w:type="gramEnd"/>
+      <w:r>
+        <w:t xml:space="preserve"> choose Save as PDF as the printer to keep a single file.</w:t>
       </w:r>
     </w:p>
     <w:p>
@@ -11393,12 +11710,14 @@
       <w:r>
         <w:t xml:space="preserve"> to manage everything reps can sell. Use the category tabs and </w:t>
       </w:r>
+      <w:proofErr w:type="gramStart"/>
       <w:r>
         <w:rPr>
           <w:b/>
         </w:rPr>
         <w:t>Search</w:t>
       </w:r>
+      <w:proofErr w:type="gramEnd"/>
       <w:r>
         <w:t xml:space="preserve"> to find a product.</w:t>
       </w:r>
@@ -11429,7 +11748,7 @@
                     <pic:cNvPicPr/>
                   </pic:nvPicPr>
                   <pic:blipFill>
-                    <a:blip r:embed="rId31"/>
+                    <a:blip r:embed="rId30"/>
                     <a:stretch>
                       <a:fillRect/>
                     </a:stretch>
@@ -11501,7 +11820,7 @@
                     <pic:cNvPicPr/>
                   </pic:nvPicPr>
                   <pic:blipFill>
-                    <a:blip r:embed="rId32"/>
+                    <a:blip r:embed="rId31"/>
                     <a:stretch>
                       <a:fillRect/>
                     </a:stretch>
@@ -11565,10 +11884,21 @@
         <w:rPr>
           <w:b/>
         </w:rPr>
-        <w:t>New product</w:t>
-      </w:r>
-      <w:r>
-        <w:t xml:space="preserve">, or </w:t>
+        <w:t xml:space="preserve">New </w:t>
+      </w:r>
+      <w:proofErr w:type="gramStart"/>
+      <w:r>
+        <w:rPr>
+          <w:b/>
+        </w:rPr>
+        <w:t>product</w:t>
+      </w:r>
+      <w:r>
+        <w:t>, or</w:t>
+      </w:r>
+      <w:proofErr w:type="gramEnd"/>
+      <w:r>
+        <w:t xml:space="preserve"> </w:t>
       </w:r>
       <w:r>
         <w:rPr>
@@ -11614,6 +11944,7 @@
       <w:r>
         <w:t xml:space="preserve"> and </w:t>
       </w:r>
+      <w:proofErr w:type="gramStart"/>
       <w:r>
         <w:rPr>
           <w:b/>
@@ -11621,7 +11952,11 @@
         <w:t>Brand</w:t>
       </w:r>
       <w:r>
-        <w:t xml:space="preserve">, and pick a </w:t>
+        <w:t>, and</w:t>
+      </w:r>
+      <w:proofErr w:type="gramEnd"/>
+      <w:r>
+        <w:t xml:space="preserve"> pick a </w:t>
       </w:r>
       <w:r>
         <w:rPr>
@@ -11806,7 +12141,15 @@
         <w:t>Delivery options for this product</w:t>
       </w:r>
       <w:r>
-        <w:t xml:space="preserve">, tick the shipping and services this product offers. You can type a different price for this product, and choose which one is the </w:t>
+        <w:t xml:space="preserve">, tick the shipping and services this product offers. You can type a different price for this </w:t>
+      </w:r>
+      <w:proofErr w:type="gramStart"/>
+      <w:r>
+        <w:t>product, and</w:t>
+      </w:r>
+      <w:proofErr w:type="gramEnd"/>
+      <w:r>
+        <w:t xml:space="preserve"> choose which one is the </w:t>
       </w:r>
       <w:r>
         <w:rPr>
@@ -11885,7 +12228,15 @@
         <w:t>Track inventory</w:t>
       </w:r>
       <w:r>
-        <w:t xml:space="preserve"> for items the cart keeps on hand, such as pillows and protectors. Leave it off for anything that always ships, like mattresses. Then tap </w:t>
+        <w:t xml:space="preserve"> for items the cart keeps </w:t>
+      </w:r>
+      <w:proofErr w:type="gramStart"/>
+      <w:r>
+        <w:t>on</w:t>
+      </w:r>
+      <w:proofErr w:type="gramEnd"/>
+      <w:r>
+        <w:t xml:space="preserve"> hand, such as pillows and protectors. Leave it off for anything that always ships, like mattresses. Then tap </w:t>
       </w:r>
       <w:r>
         <w:rPr>
@@ -11924,7 +12275,7 @@
                     <pic:cNvPicPr/>
                   </pic:nvPicPr>
                   <pic:blipFill>
-                    <a:blip r:embed="rId33"/>
+                    <a:blip r:embed="rId32"/>
                     <a:stretch>
                       <a:fillRect/>
                     </a:stretch>
@@ -12134,7 +12485,7 @@
                     <pic:cNvPicPr/>
                   </pic:nvPicPr>
                   <pic:blipFill>
-                    <a:blip r:embed="rId34"/>
+                    <a:blip r:embed="rId33"/>
                     <a:stretch>
                       <a:fillRect/>
                     </a:stretch>
@@ -12415,7 +12766,15 @@
               <w:spacing w:after="0"/>
             </w:pPr>
             <w:r>
-              <w:t>Choosing this option marks the item as taken home today.</w:t>
+              <w:t xml:space="preserve">Choosing this option marks the </w:t>
+            </w:r>
+            <w:proofErr w:type="gramStart"/>
+            <w:r>
+              <w:t>item as</w:t>
+            </w:r>
+            <w:proofErr w:type="gramEnd"/>
+            <w:r>
+              <w:t xml:space="preserve"> taken home today.</w:t>
             </w:r>
           </w:p>
         </w:tc>
@@ -12596,7 +12955,7 @@
                     <pic:cNvPicPr/>
                   </pic:nvPicPr>
                   <pic:blipFill>
-                    <a:blip r:embed="rId35"/>
+                    <a:blip r:embed="rId34"/>
                     <a:stretch>
                       <a:fillRect/>
                     </a:stretch>
@@ -12665,12 +13024,14 @@
       <w:r>
         <w:t xml:space="preserve"> (or </w:t>
       </w:r>
+      <w:proofErr w:type="gramStart"/>
       <w:r>
         <w:rPr>
           <w:b/>
         </w:rPr>
         <w:t>Edit</w:t>
       </w:r>
+      <w:proofErr w:type="gramEnd"/>
       <w:r>
         <w:t xml:space="preserve"> next to a person).</w:t>
       </w:r>
@@ -12868,7 +13229,7 @@
                     <pic:cNvPicPr/>
                   </pic:nvPicPr>
                   <pic:blipFill>
-                    <a:blip r:embed="rId36"/>
+                    <a:blip r:embed="rId35"/>
                     <a:stretch>
                       <a:fillRect/>
                     </a:stretch>
@@ -13009,7 +13370,23 @@
     </w:p>
     <w:p>
       <w:r>
-        <w:t xml:space="preserve">That size is out of stock, or there aren't enough for the quantity you picked. Choose a shipping method instead, or lower the quantity. If there really are some on the shelf, ask checkout to update the count on the </w:t>
+        <w:t xml:space="preserve">That size is out of stock, or there aren't enough for the quantity you picked. Choose a shipping method </w:t>
+      </w:r>
+      <w:proofErr w:type="gramStart"/>
+      <w:r>
+        <w:t>instead, or</w:t>
+      </w:r>
+      <w:proofErr w:type="gramEnd"/>
+      <w:r>
+        <w:t xml:space="preserve"> lower the quantity. If there really are some on the shelf, </w:t>
+      </w:r>
+      <w:proofErr w:type="gramStart"/>
+      <w:r>
+        <w:t>ask</w:t>
+      </w:r>
+      <w:proofErr w:type="gramEnd"/>
+      <w:r>
+        <w:t xml:space="preserve"> checkout to update the count on the </w:t>
       </w:r>
       <w:r>
         <w:rPr>
@@ -13031,7 +13408,15 @@
     </w:p>
     <w:p>
       <w:r>
-        <w:t xml:space="preserve">Someone else took the last one first. Remove the item's Take With row, add a shipping method with </w:t>
+        <w:t xml:space="preserve">Someone else took the last one first. Remove the </w:t>
+      </w:r>
+      <w:proofErr w:type="gramStart"/>
+      <w:r>
+        <w:t>item's</w:t>
+      </w:r>
+      <w:proofErr w:type="gramEnd"/>
+      <w:r>
+        <w:t xml:space="preserve"> Take With row, add a shipping method with </w:t>
       </w:r>
       <w:r>
         <w:rPr>
@@ -13090,6 +13475,7 @@
       <w:r>
         <w:t xml:space="preserve">Check that you're on the right category tab or </w:t>
       </w:r>
+      <w:proofErr w:type="gramStart"/>
       <w:r>
         <w:rPr>
           <w:b/>
@@ -13097,7 +13483,11 @@
         <w:t>All</w:t>
       </w:r>
       <w:r>
-        <w:t xml:space="preserve">, and clear the search box. If it still isn't there, an admin may have hidden it. Use </w:t>
+        <w:t>, and</w:t>
+      </w:r>
+      <w:proofErr w:type="gramEnd"/>
+      <w:r>
+        <w:t xml:space="preserve"> clear the search box. If it still isn't there, an admin may have hidden it. Use </w:t>
       </w:r>
       <w:r>
         <w:rPr>
@@ -13128,7 +13518,15 @@
         <w:t>Send back</w:t>
       </w:r>
       <w:r>
-        <w:t xml:space="preserve"> to return the order to the sales floor, or edit the items right there at checkout.</w:t>
+        <w:t xml:space="preserve"> to return the order to the </w:t>
+      </w:r>
+      <w:proofErr w:type="gramStart"/>
+      <w:r>
+        <w:t>sales floor, or</w:t>
+      </w:r>
+      <w:proofErr w:type="gramEnd"/>
+      <w:r>
+        <w:t xml:space="preserve"> edit the items right there at checkout.</w:t>
       </w:r>
     </w:p>
     <w:p>
@@ -13159,7 +13557,15 @@
       </w:pPr>
       <w:r>
         <w:lastRenderedPageBreak/>
-        <w:t>I can't see a screen mentioned in this guide.</w:t>
+        <w:t xml:space="preserve">I can't see </w:t>
+      </w:r>
+      <w:proofErr w:type="gramStart"/>
+      <w:r>
+        <w:t>a screen</w:t>
+      </w:r>
+      <w:proofErr w:type="gramEnd"/>
+      <w:r>
+        <w:t xml:space="preserve"> mentioned in this guide.</w:t>
       </w:r>
     </w:p>
     <w:p>
@@ -13190,7 +13596,15 @@
     </w:p>
     <w:p>
       <w:r>
-        <w:t>Always check the name in the top-right corner before you start, and sign out when you're done.</w:t>
+        <w:t xml:space="preserve">Always check the name in the top-right corner before you </w:t>
+      </w:r>
+      <w:proofErr w:type="gramStart"/>
+      <w:r>
+        <w:t>start, and</w:t>
+      </w:r>
+      <w:proofErr w:type="gramEnd"/>
+      <w:r>
+        <w:t xml:space="preserve"> sign out when you're done.</w:t>
       </w:r>
     </w:p>
     <w:p>
@@ -13302,7 +13716,15 @@
         <w:tab/>
       </w:r>
       <w:r>
-        <w:t xml:space="preserve">Fill in the customer details, or tap </w:t>
+        <w:t xml:space="preserve">Fill in the customer </w:t>
+      </w:r>
+      <w:proofErr w:type="gramStart"/>
+      <w:r>
+        <w:t>details, or</w:t>
+      </w:r>
+      <w:proofErr w:type="gramEnd"/>
+      <w:r>
+        <w:t xml:space="preserve"> tap </w:t>
       </w:r>
       <w:r>
         <w:rPr>
@@ -13596,7 +14018,15 @@
         <w:tab/>
       </w:r>
       <w:r>
-        <w:t xml:space="preserve">Enter what's on the shelf for each size, or tap </w:t>
+        <w:t xml:space="preserve">Enter what's on the shelf for each </w:t>
+      </w:r>
+      <w:proofErr w:type="gramStart"/>
+      <w:r>
+        <w:t>size, or</w:t>
+      </w:r>
+      <w:proofErr w:type="gramEnd"/>
+      <w:r>
+        <w:t xml:space="preserve"> tap </w:t>
       </w:r>
       <w:r>
         <w:rPr>
@@ -13658,9 +14088,14 @@
       </w:pPr>
       <w:bookmarkStart w:id="45" w:name="_Toc240965049"/>
       <w:r>
-        <w:t>Order status at a glance</w:t>
+        <w:t xml:space="preserve">Order status </w:t>
+      </w:r>
+      <w:proofErr w:type="gramStart"/>
+      <w:r>
+        <w:t>at a glance</w:t>
       </w:r>
       <w:bookmarkEnd w:id="45"/>
+      <w:proofErr w:type="gramEnd"/>
     </w:p>
     <w:tbl>
       <w:tblPr>
@@ -13980,7 +14415,7 @@
       </w:pPr>
     </w:p>
     <w:sectPr>
-      <w:footerReference w:type="default" r:id="rId37"/>
+      <w:footerReference w:type="default" r:id="rId36"/>
       <w:pgSz w:w="12240" w:h="15840"/>
       <w:pgMar w:top="1296" w:right="1440" w:bottom="1296" w:left="1440" w:header="720" w:footer="720" w:gutter="0"/>
       <w:cols w:space="720"/>
@@ -14016,16 +14451,6 @@
 </file>
 
 <file path=word/footer1.xml><?xml version="1.0" encoding="utf-8"?>
-<w:ftr xmlns:wpc="http://schemas.microsoft.com/office/word/2010/wordprocessingCanvas" xmlns:cx="http://schemas.microsoft.com/office/drawing/2014/chartex" xmlns:cx1="http://schemas.microsoft.com/office/drawing/2015/9/8/chartex" xmlns:cx2="http://schemas.microsoft.com/office/drawing/2015/10/21/chartex" xmlns:cx3="http://schemas.microsoft.com/office/drawing/2016/5/9/chartex" xmlns:cx4="http://schemas.microsoft.com/office/drawing/2016/5/10/chartex" xmlns:cx5="http://schemas.microsoft.com/office/drawing/2016/5/11/chartex" xmlns:cx6="http://schemas.microsoft.com/office/drawing/2016/5/12/chartex" xmlns:cx7="http://schemas.microsoft.com/office/drawing/2016/5/13/chartex" xmlns:cx8="http://schemas.microsoft.com/office/drawing/2016/5/14/chartex" xmlns:mc="http://schemas.openxmlformats.org/markup-compatibility/2006" xmlns:aink="http://schemas.microsoft.com/office/drawing/2016/ink" xmlns:am3d="http://schemas.microsoft.com/office/drawing/2017/model3d" xmlns:o="urn:schemas-microsoft-com:office:office" xmlns:oel="http://schemas.microsoft.com/office/2019/extlst" xmlns:r="http://schemas.openxmlformats.org/officeDocument/2006/relationships" xmlns:m="http://schemas.openxmlformats.org/officeDocument/2006/math" xmlns:v="urn:schemas-microsoft-com:vml" xmlns:wp14="http://schemas.microsoft.com/office/word/2010/wordprocessingDrawing" xmlns:wp="http://schemas.openxmlformats.org/drawingml/2006/wordprocessingDrawing" xmlns:w10="urn:schemas-microsoft-com:office:word" xmlns:w="http://schemas.openxmlformats.org/wordprocessingml/2006/main" xmlns:w14="http://schemas.microsoft.com/office/word/2010/wordml" xmlns:w15="http://schemas.microsoft.com/office/word/2012/wordml" xmlns:w16cex="http://schemas.microsoft.com/office/word/2018/wordml/cex" xmlns:w16cid="http://schemas.microsoft.com/office/word/2016/wordml/cid" xmlns:w16="http://schemas.microsoft.com/office/word/2018/wordml" xmlns:w16du="http://schemas.microsoft.com/office/word/2023/wordml/word16du" xmlns:w16sdtdh="http://schemas.microsoft.com/office/word/2020/wordml/sdtdatahash" xmlns:w16sdtfl="http://schemas.microsoft.com/office/word/2024/wordml/sdtformatlock" xmlns:w16se="http://schemas.microsoft.com/office/word/2015/wordml/symex" xmlns:wpg="http://schemas.microsoft.com/office/word/2010/wordprocessingGroup" xmlns:wpi="http://schemas.microsoft.com/office/word/2010/wordprocessingInk" xmlns:wne="http://schemas.microsoft.com/office/word/2006/wordml" xmlns:wps="http://schemas.microsoft.com/office/word/2010/wordprocessingShape" mc:Ignorable="w14 w15 w16se w16cid w16 w16cex w16sdtdh w16sdtfl w16du wp14">
-  <w:p>
-    <w:pPr>
-      <w:pStyle w:val="Footer"/>
-    </w:pPr>
-  </w:p>
-</w:ftr>
-</file>
-
-<file path=word/footer2.xml><?xml version="1.0" encoding="utf-8"?>
 <w:ftr xmlns:wpc="http://schemas.microsoft.com/office/word/2010/wordprocessingCanvas" xmlns:cx="http://schemas.microsoft.com/office/drawing/2014/chartex" xmlns:cx1="http://schemas.microsoft.com/office/drawing/2015/9/8/chartex" xmlns:cx2="http://schemas.microsoft.com/office/drawing/2015/10/21/chartex" xmlns:cx3="http://schemas.microsoft.com/office/drawing/2016/5/9/chartex" xmlns:cx4="http://schemas.microsoft.com/office/drawing/2016/5/10/chartex" xmlns:cx5="http://schemas.microsoft.com/office/drawing/2016/5/11/chartex" xmlns:cx6="http://schemas.microsoft.com/office/drawing/2016/5/12/chartex" xmlns:cx7="http://schemas.microsoft.com/office/drawing/2016/5/13/chartex" xmlns:cx8="http://schemas.microsoft.com/office/drawing/2016/5/14/chartex" xmlns:mc="http://schemas.openxmlformats.org/markup-compatibility/2006" xmlns:aink="http://schemas.microsoft.com/office/drawing/2016/ink" xmlns:am3d="http://schemas.microsoft.com/office/drawing/2017/model3d" xmlns:o="urn:schemas-microsoft-com:office:office" xmlns:oel="http://schemas.microsoft.com/office/2019/extlst" xmlns:r="http://schemas.openxmlformats.org/officeDocument/2006/relationships" xmlns:m="http://schemas.openxmlformats.org/officeDocument/2006/math" xmlns:v="urn:schemas-microsoft-com:vml" xmlns:wp14="http://schemas.microsoft.com/office/word/2010/wordprocessingDrawing" xmlns:wp="http://schemas.openxmlformats.org/drawingml/2006/wordprocessingDrawing" xmlns:w10="urn:schemas-microsoft-com:office:word" xmlns:w="http://schemas.openxmlformats.org/wordprocessingml/2006/main" xmlns:w14="http://schemas.microsoft.com/office/word/2010/wordml" xmlns:w15="http://schemas.microsoft.com/office/word/2012/wordml" xmlns:w16cex="http://schemas.microsoft.com/office/word/2018/wordml/cex" xmlns:w16cid="http://schemas.microsoft.com/office/word/2016/wordml/cid" xmlns:w16="http://schemas.microsoft.com/office/word/2018/wordml" xmlns:w16du="http://schemas.microsoft.com/office/word/2023/wordml/word16du" xmlns:w16sdtdh="http://schemas.microsoft.com/office/word/2020/wordml/sdtdatahash" xmlns:w16sdtfl="http://schemas.microsoft.com/office/word/2024/wordml/sdtformatlock" xmlns:w16se="http://schemas.microsoft.com/office/word/2015/wordml/symex" xmlns:wpg="http://schemas.microsoft.com/office/word/2010/wordprocessingGroup" xmlns:wpi="http://schemas.microsoft.com/office/word/2010/wordprocessingInk" xmlns:wne="http://schemas.microsoft.com/office/word/2006/wordml" xmlns:wps="http://schemas.microsoft.com/office/word/2010/wordprocessingShape" mc:Ignorable="w14 w15 w16se w16cid w16 w16cex w16sdtdh w16sdtfl w16du wp14">
   <w:p>
     <w:pPr>

--- a/Documents/CFS Sales App User Guide.docx
+++ b/Documents/CFS Sales App User Guide.docx
@@ -16,7 +16,7 @@
           <w:color w:val="6B7280"/>
           <w:sz w:val="28"/>
         </w:rPr>
-        <w:t>CFS</w:t>
+        <w:t>CFS Mattress Fundraiser</w:t>
       </w:r>
     </w:p>
     <w:p>
@@ -303,6 +303,7 @@
     <w:p>
       <w:pPr>
         <w:sectPr>
+          <w:footerReference w:type="default" r:id="rId8"/>
           <w:pgSz w:w="12240" w:h="15840"/>
           <w:pgMar w:top="1296" w:right="1440" w:bottom="1296" w:left="1440" w:header="720" w:footer="720" w:gutter="0"/>
           <w:cols w:space="720"/>
@@ -344,7 +345,7 @@
       <w:r>
         <w:fldChar w:fldCharType="separate"/>
       </w:r>
-      <w:hyperlink w:anchor="_Toc240965004" w:history="1">
+      <w:hyperlink w:anchor="_Toc241435508" w:history="1">
         <w:r>
           <w:rPr>
             <w:rStyle w:val="Hyperlink"/>
@@ -371,7 +372,7 @@
             <w:noProof/>
             <w:webHidden/>
           </w:rPr>
-          <w:instrText xml:space="preserve"> PAGEREF _Toc240965004 \h </w:instrText>
+          <w:instrText xml:space="preserve"> PAGEREF _Toc241435508 \h </w:instrText>
         </w:r>
         <w:r>
           <w:rPr>
@@ -412,7 +413,7 @@
           <w:noProof/>
         </w:rPr>
       </w:pPr>
-      <w:hyperlink w:anchor="_Toc240965005" w:history="1">
+      <w:hyperlink w:anchor="_Toc241435509" w:history="1">
         <w:r>
           <w:rPr>
             <w:rStyle w:val="Hyperlink"/>
@@ -439,7 +440,7 @@
             <w:noProof/>
             <w:webHidden/>
           </w:rPr>
-          <w:instrText xml:space="preserve"> PAGEREF _Toc240965005 \h </w:instrText>
+          <w:instrText xml:space="preserve"> PAGEREF _Toc241435509 \h </w:instrText>
         </w:r>
         <w:r>
           <w:rPr>
@@ -480,7 +481,7 @@
           <w:noProof/>
         </w:rPr>
       </w:pPr>
-      <w:hyperlink w:anchor="_Toc240965006" w:history="1">
+      <w:hyperlink w:anchor="_Toc241435510" w:history="1">
         <w:r>
           <w:rPr>
             <w:rStyle w:val="Hyperlink"/>
@@ -507,7 +508,7 @@
             <w:noProof/>
             <w:webHidden/>
           </w:rPr>
-          <w:instrText xml:space="preserve"> PAGEREF _Toc240965006 \h </w:instrText>
+          <w:instrText xml:space="preserve"> PAGEREF _Toc241435510 \h </w:instrText>
         </w:r>
         <w:r>
           <w:rPr>
@@ -548,7 +549,7 @@
           <w:noProof/>
         </w:rPr>
       </w:pPr>
-      <w:hyperlink w:anchor="_Toc240965007" w:history="1">
+      <w:hyperlink w:anchor="_Toc241435511" w:history="1">
         <w:r>
           <w:rPr>
             <w:rStyle w:val="Hyperlink"/>
@@ -575,7 +576,7 @@
             <w:noProof/>
             <w:webHidden/>
           </w:rPr>
-          <w:instrText xml:space="preserve"> PAGEREF _Toc240965007 \h </w:instrText>
+          <w:instrText xml:space="preserve"> PAGEREF _Toc241435511 \h </w:instrText>
         </w:r>
         <w:r>
           <w:rPr>
@@ -616,7 +617,7 @@
           <w:noProof/>
         </w:rPr>
       </w:pPr>
-      <w:hyperlink w:anchor="_Toc240965008" w:history="1">
+      <w:hyperlink w:anchor="_Toc241435512" w:history="1">
         <w:r>
           <w:rPr>
             <w:rStyle w:val="Hyperlink"/>
@@ -643,7 +644,7 @@
             <w:noProof/>
             <w:webHidden/>
           </w:rPr>
-          <w:instrText xml:space="preserve"> PAGEREF _Toc240965008 \h </w:instrText>
+          <w:instrText xml:space="preserve"> PAGEREF _Toc241435512 \h </w:instrText>
         </w:r>
         <w:r>
           <w:rPr>
@@ -684,7 +685,7 @@
           <w:noProof/>
         </w:rPr>
       </w:pPr>
-      <w:hyperlink w:anchor="_Toc240965009" w:history="1">
+      <w:hyperlink w:anchor="_Toc241435513" w:history="1">
         <w:r>
           <w:rPr>
             <w:rStyle w:val="Hyperlink"/>
@@ -711,7 +712,7 @@
             <w:noProof/>
             <w:webHidden/>
           </w:rPr>
-          <w:instrText xml:space="preserve"> PAGEREF _Toc240965009 \h </w:instrText>
+          <w:instrText xml:space="preserve"> PAGEREF _Toc241435513 \h </w:instrText>
         </w:r>
         <w:r>
           <w:rPr>
@@ -752,7 +753,7 @@
           <w:noProof/>
         </w:rPr>
       </w:pPr>
-      <w:hyperlink w:anchor="_Toc240965010" w:history="1">
+      <w:hyperlink w:anchor="_Toc241435514" w:history="1">
         <w:r>
           <w:rPr>
             <w:rStyle w:val="Hyperlink"/>
@@ -779,7 +780,7 @@
             <w:noProof/>
             <w:webHidden/>
           </w:rPr>
-          <w:instrText xml:space="preserve"> PAGEREF _Toc240965010 \h </w:instrText>
+          <w:instrText xml:space="preserve"> PAGEREF _Toc241435514 \h </w:instrText>
         </w:r>
         <w:r>
           <w:rPr>
@@ -820,7 +821,7 @@
           <w:noProof/>
         </w:rPr>
       </w:pPr>
-      <w:hyperlink w:anchor="_Toc240965011" w:history="1">
+      <w:hyperlink w:anchor="_Toc241435515" w:history="1">
         <w:r>
           <w:rPr>
             <w:rStyle w:val="Hyperlink"/>
@@ -847,7 +848,7 @@
             <w:noProof/>
             <w:webHidden/>
           </w:rPr>
-          <w:instrText xml:space="preserve"> PAGEREF _Toc240965011 \h </w:instrText>
+          <w:instrText xml:space="preserve"> PAGEREF _Toc241435515 \h </w:instrText>
         </w:r>
         <w:r>
           <w:rPr>
@@ -888,7 +889,7 @@
           <w:noProof/>
         </w:rPr>
       </w:pPr>
-      <w:hyperlink w:anchor="_Toc240965012" w:history="1">
+      <w:hyperlink w:anchor="_Toc241435516" w:history="1">
         <w:r>
           <w:rPr>
             <w:rStyle w:val="Hyperlink"/>
@@ -915,7 +916,7 @@
             <w:noProof/>
             <w:webHidden/>
           </w:rPr>
-          <w:instrText xml:space="preserve"> PAGEREF _Toc240965012 \h </w:instrText>
+          <w:instrText xml:space="preserve"> PAGEREF _Toc241435516 \h </w:instrText>
         </w:r>
         <w:r>
           <w:rPr>
@@ -956,7 +957,7 @@
           <w:noProof/>
         </w:rPr>
       </w:pPr>
-      <w:hyperlink w:anchor="_Toc240965013" w:history="1">
+      <w:hyperlink w:anchor="_Toc241435517" w:history="1">
         <w:r>
           <w:rPr>
             <w:rStyle w:val="Hyperlink"/>
@@ -983,7 +984,7 @@
             <w:noProof/>
             <w:webHidden/>
           </w:rPr>
-          <w:instrText xml:space="preserve"> PAGEREF _Toc240965013 \h </w:instrText>
+          <w:instrText xml:space="preserve"> PAGEREF _Toc241435517 \h </w:instrText>
         </w:r>
         <w:r>
           <w:rPr>
@@ -1024,7 +1025,7 @@
           <w:noProof/>
         </w:rPr>
       </w:pPr>
-      <w:hyperlink w:anchor="_Toc240965014" w:history="1">
+      <w:hyperlink w:anchor="_Toc241435518" w:history="1">
         <w:r>
           <w:rPr>
             <w:rStyle w:val="Hyperlink"/>
@@ -1051,7 +1052,7 @@
             <w:noProof/>
             <w:webHidden/>
           </w:rPr>
-          <w:instrText xml:space="preserve"> PAGEREF _Toc240965014 \h </w:instrText>
+          <w:instrText xml:space="preserve"> PAGEREF _Toc241435518 \h </w:instrText>
         </w:r>
         <w:r>
           <w:rPr>
@@ -1092,7 +1093,7 @@
           <w:noProof/>
         </w:rPr>
       </w:pPr>
-      <w:hyperlink w:anchor="_Toc240965015" w:history="1">
+      <w:hyperlink w:anchor="_Toc241435519" w:history="1">
         <w:r>
           <w:rPr>
             <w:rStyle w:val="Hyperlink"/>
@@ -1119,7 +1120,7 @@
             <w:noProof/>
             <w:webHidden/>
           </w:rPr>
-          <w:instrText xml:space="preserve"> PAGEREF _Toc240965015 \h </w:instrText>
+          <w:instrText xml:space="preserve"> PAGEREF _Toc241435519 \h </w:instrText>
         </w:r>
         <w:r>
           <w:rPr>
@@ -1160,7 +1161,7 @@
           <w:noProof/>
         </w:rPr>
       </w:pPr>
-      <w:hyperlink w:anchor="_Toc240965016" w:history="1">
+      <w:hyperlink w:anchor="_Toc241435520" w:history="1">
         <w:r>
           <w:rPr>
             <w:rStyle w:val="Hyperlink"/>
@@ -1187,7 +1188,7 @@
             <w:noProof/>
             <w:webHidden/>
           </w:rPr>
-          <w:instrText xml:space="preserve"> PAGEREF _Toc240965016 \h </w:instrText>
+          <w:instrText xml:space="preserve"> PAGEREF _Toc241435520 \h </w:instrText>
         </w:r>
         <w:r>
           <w:rPr>
@@ -1228,7 +1229,7 @@
           <w:noProof/>
         </w:rPr>
       </w:pPr>
-      <w:hyperlink w:anchor="_Toc240965017" w:history="1">
+      <w:hyperlink w:anchor="_Toc241435521" w:history="1">
         <w:r>
           <w:rPr>
             <w:rStyle w:val="Hyperlink"/>
@@ -1255,7 +1256,7 @@
             <w:noProof/>
             <w:webHidden/>
           </w:rPr>
-          <w:instrText xml:space="preserve"> PAGEREF _Toc240965017 \h </w:instrText>
+          <w:instrText xml:space="preserve"> PAGEREF _Toc241435521 \h </w:instrText>
         </w:r>
         <w:r>
           <w:rPr>
@@ -1296,7 +1297,7 @@
           <w:noProof/>
         </w:rPr>
       </w:pPr>
-      <w:hyperlink w:anchor="_Toc240965018" w:history="1">
+      <w:hyperlink w:anchor="_Toc241435522" w:history="1">
         <w:r>
           <w:rPr>
             <w:rStyle w:val="Hyperlink"/>
@@ -1323,7 +1324,7 @@
             <w:noProof/>
             <w:webHidden/>
           </w:rPr>
-          <w:instrText xml:space="preserve"> PAGEREF _Toc240965018 \h </w:instrText>
+          <w:instrText xml:space="preserve"> PAGEREF _Toc241435522 \h </w:instrText>
         </w:r>
         <w:r>
           <w:rPr>
@@ -1364,7 +1365,7 @@
           <w:noProof/>
         </w:rPr>
       </w:pPr>
-      <w:hyperlink w:anchor="_Toc240965019" w:history="1">
+      <w:hyperlink w:anchor="_Toc241435523" w:history="1">
         <w:r>
           <w:rPr>
             <w:rStyle w:val="Hyperlink"/>
@@ -1391,7 +1392,7 @@
             <w:noProof/>
             <w:webHidden/>
           </w:rPr>
-          <w:instrText xml:space="preserve"> PAGEREF _Toc240965019 \h </w:instrText>
+          <w:instrText xml:space="preserve"> PAGEREF _Toc241435523 \h </w:instrText>
         </w:r>
         <w:r>
           <w:rPr>
@@ -1432,7 +1433,7 @@
           <w:noProof/>
         </w:rPr>
       </w:pPr>
-      <w:hyperlink w:anchor="_Toc240965020" w:history="1">
+      <w:hyperlink w:anchor="_Toc241435524" w:history="1">
         <w:r>
           <w:rPr>
             <w:rStyle w:val="Hyperlink"/>
@@ -1459,7 +1460,7 @@
             <w:noProof/>
             <w:webHidden/>
           </w:rPr>
-          <w:instrText xml:space="preserve"> PAGEREF _Toc240965020 \h </w:instrText>
+          <w:instrText xml:space="preserve"> PAGEREF _Toc241435524 \h </w:instrText>
         </w:r>
         <w:r>
           <w:rPr>
@@ -1500,7 +1501,7 @@
           <w:noProof/>
         </w:rPr>
       </w:pPr>
-      <w:hyperlink w:anchor="_Toc240965021" w:history="1">
+      <w:hyperlink w:anchor="_Toc241435525" w:history="1">
         <w:r>
           <w:rPr>
             <w:rStyle w:val="Hyperlink"/>
@@ -1527,7 +1528,7 @@
             <w:noProof/>
             <w:webHidden/>
           </w:rPr>
-          <w:instrText xml:space="preserve"> PAGEREF _Toc240965021 \h </w:instrText>
+          <w:instrText xml:space="preserve"> PAGEREF _Toc241435525 \h </w:instrText>
         </w:r>
         <w:r>
           <w:rPr>
@@ -1568,7 +1569,7 @@
           <w:noProof/>
         </w:rPr>
       </w:pPr>
-      <w:hyperlink w:anchor="_Toc240965022" w:history="1">
+      <w:hyperlink w:anchor="_Toc241435526" w:history="1">
         <w:r>
           <w:rPr>
             <w:rStyle w:val="Hyperlink"/>
@@ -1595,7 +1596,7 @@
             <w:noProof/>
             <w:webHidden/>
           </w:rPr>
-          <w:instrText xml:space="preserve"> PAGEREF _Toc240965022 \h </w:instrText>
+          <w:instrText xml:space="preserve"> PAGEREF _Toc241435526 \h </w:instrText>
         </w:r>
         <w:r>
           <w:rPr>
@@ -1636,7 +1637,7 @@
           <w:noProof/>
         </w:rPr>
       </w:pPr>
-      <w:hyperlink w:anchor="_Toc240965023" w:history="1">
+      <w:hyperlink w:anchor="_Toc241435527" w:history="1">
         <w:r>
           <w:rPr>
             <w:rStyle w:val="Hyperlink"/>
@@ -1663,7 +1664,7 @@
             <w:noProof/>
             <w:webHidden/>
           </w:rPr>
-          <w:instrText xml:space="preserve"> PAGEREF _Toc240965023 \h </w:instrText>
+          <w:instrText xml:space="preserve"> PAGEREF _Toc241435527 \h </w:instrText>
         </w:r>
         <w:r>
           <w:rPr>
@@ -1704,7 +1705,7 @@
           <w:noProof/>
         </w:rPr>
       </w:pPr>
-      <w:hyperlink w:anchor="_Toc240965024" w:history="1">
+      <w:hyperlink w:anchor="_Toc241435528" w:history="1">
         <w:r>
           <w:rPr>
             <w:rStyle w:val="Hyperlink"/>
@@ -1731,7 +1732,7 @@
             <w:noProof/>
             <w:webHidden/>
           </w:rPr>
-          <w:instrText xml:space="preserve"> PAGEREF _Toc240965024 \h </w:instrText>
+          <w:instrText xml:space="preserve"> PAGEREF _Toc241435528 \h </w:instrText>
         </w:r>
         <w:r>
           <w:rPr>
@@ -1772,7 +1773,7 @@
           <w:noProof/>
         </w:rPr>
       </w:pPr>
-      <w:hyperlink w:anchor="_Toc240965025" w:history="1">
+      <w:hyperlink w:anchor="_Toc241435529" w:history="1">
         <w:r>
           <w:rPr>
             <w:rStyle w:val="Hyperlink"/>
@@ -1799,7 +1800,7 @@
             <w:noProof/>
             <w:webHidden/>
           </w:rPr>
-          <w:instrText xml:space="preserve"> PAGEREF _Toc240965025 \h </w:instrText>
+          <w:instrText xml:space="preserve"> PAGEREF _Toc241435529 \h </w:instrText>
         </w:r>
         <w:r>
           <w:rPr>
@@ -1840,7 +1841,7 @@
           <w:noProof/>
         </w:rPr>
       </w:pPr>
-      <w:hyperlink w:anchor="_Toc240965026" w:history="1">
+      <w:hyperlink w:anchor="_Toc241435530" w:history="1">
         <w:r>
           <w:rPr>
             <w:rStyle w:val="Hyperlink"/>
@@ -1867,7 +1868,7 @@
             <w:noProof/>
             <w:webHidden/>
           </w:rPr>
-          <w:instrText xml:space="preserve"> PAGEREF _Toc240965026 \h </w:instrText>
+          <w:instrText xml:space="preserve"> PAGEREF _Toc241435530 \h </w:instrText>
         </w:r>
         <w:r>
           <w:rPr>
@@ -1908,7 +1909,7 @@
           <w:noProof/>
         </w:rPr>
       </w:pPr>
-      <w:hyperlink w:anchor="_Toc240965027" w:history="1">
+      <w:hyperlink w:anchor="_Toc241435531" w:history="1">
         <w:r>
           <w:rPr>
             <w:rStyle w:val="Hyperlink"/>
@@ -1935,7 +1936,7 @@
             <w:noProof/>
             <w:webHidden/>
           </w:rPr>
-          <w:instrText xml:space="preserve"> PAGEREF _Toc240965027 \h </w:instrText>
+          <w:instrText xml:space="preserve"> PAGEREF _Toc241435531 \h </w:instrText>
         </w:r>
         <w:r>
           <w:rPr>
@@ -1976,7 +1977,7 @@
           <w:noProof/>
         </w:rPr>
       </w:pPr>
-      <w:hyperlink w:anchor="_Toc240965028" w:history="1">
+      <w:hyperlink w:anchor="_Toc241435532" w:history="1">
         <w:r>
           <w:rPr>
             <w:rStyle w:val="Hyperlink"/>
@@ -2003,7 +2004,7 @@
             <w:noProof/>
             <w:webHidden/>
           </w:rPr>
-          <w:instrText xml:space="preserve"> PAGEREF _Toc240965028 \h </w:instrText>
+          <w:instrText xml:space="preserve"> PAGEREF _Toc241435532 \h </w:instrText>
         </w:r>
         <w:r>
           <w:rPr>
@@ -2044,7 +2045,7 @@
           <w:noProof/>
         </w:rPr>
       </w:pPr>
-      <w:hyperlink w:anchor="_Toc240965029" w:history="1">
+      <w:hyperlink w:anchor="_Toc241435533" w:history="1">
         <w:r>
           <w:rPr>
             <w:rStyle w:val="Hyperlink"/>
@@ -2071,7 +2072,7 @@
             <w:noProof/>
             <w:webHidden/>
           </w:rPr>
-          <w:instrText xml:space="preserve"> PAGEREF _Toc240965029 \h </w:instrText>
+          <w:instrText xml:space="preserve"> PAGEREF _Toc241435533 \h </w:instrText>
         </w:r>
         <w:r>
           <w:rPr>
@@ -2112,7 +2113,7 @@
           <w:noProof/>
         </w:rPr>
       </w:pPr>
-      <w:hyperlink w:anchor="_Toc240965030" w:history="1">
+      <w:hyperlink w:anchor="_Toc241435534" w:history="1">
         <w:r>
           <w:rPr>
             <w:rStyle w:val="Hyperlink"/>
@@ -2139,7 +2140,7 @@
             <w:noProof/>
             <w:webHidden/>
           </w:rPr>
-          <w:instrText xml:space="preserve"> PAGEREF _Toc240965030 \h </w:instrText>
+          <w:instrText xml:space="preserve"> PAGEREF _Toc241435534 \h </w:instrText>
         </w:r>
         <w:r>
           <w:rPr>
@@ -2180,7 +2181,7 @@
           <w:noProof/>
         </w:rPr>
       </w:pPr>
-      <w:hyperlink w:anchor="_Toc240965031" w:history="1">
+      <w:hyperlink w:anchor="_Toc241435535" w:history="1">
         <w:r>
           <w:rPr>
             <w:rStyle w:val="Hyperlink"/>
@@ -2207,7 +2208,7 @@
             <w:noProof/>
             <w:webHidden/>
           </w:rPr>
-          <w:instrText xml:space="preserve"> PAGEREF _Toc240965031 \h </w:instrText>
+          <w:instrText xml:space="preserve"> PAGEREF _Toc241435535 \h </w:instrText>
         </w:r>
         <w:r>
           <w:rPr>
@@ -2248,7 +2249,7 @@
           <w:noProof/>
         </w:rPr>
       </w:pPr>
-      <w:hyperlink w:anchor="_Toc240965032" w:history="1">
+      <w:hyperlink w:anchor="_Toc241435536" w:history="1">
         <w:r>
           <w:rPr>
             <w:rStyle w:val="Hyperlink"/>
@@ -2275,7 +2276,7 @@
             <w:noProof/>
             <w:webHidden/>
           </w:rPr>
-          <w:instrText xml:space="preserve"> PAGEREF _Toc240965032 \h </w:instrText>
+          <w:instrText xml:space="preserve"> PAGEREF _Toc241435536 \h </w:instrText>
         </w:r>
         <w:r>
           <w:rPr>
@@ -2316,7 +2317,7 @@
           <w:noProof/>
         </w:rPr>
       </w:pPr>
-      <w:hyperlink w:anchor="_Toc240965033" w:history="1">
+      <w:hyperlink w:anchor="_Toc241435537" w:history="1">
         <w:r>
           <w:rPr>
             <w:rStyle w:val="Hyperlink"/>
@@ -2343,7 +2344,7 @@
             <w:noProof/>
             <w:webHidden/>
           </w:rPr>
-          <w:instrText xml:space="preserve"> PAGEREF _Toc240965033 \h </w:instrText>
+          <w:instrText xml:space="preserve"> PAGEREF _Toc241435537 \h </w:instrText>
         </w:r>
         <w:r>
           <w:rPr>
@@ -2384,7 +2385,7 @@
           <w:noProof/>
         </w:rPr>
       </w:pPr>
-      <w:hyperlink w:anchor="_Toc240965034" w:history="1">
+      <w:hyperlink w:anchor="_Toc241435538" w:history="1">
         <w:r>
           <w:rPr>
             <w:rStyle w:val="Hyperlink"/>
@@ -2411,7 +2412,7 @@
             <w:noProof/>
             <w:webHidden/>
           </w:rPr>
-          <w:instrText xml:space="preserve"> PAGEREF _Toc240965034 \h </w:instrText>
+          <w:instrText xml:space="preserve"> PAGEREF _Toc241435538 \h </w:instrText>
         </w:r>
         <w:r>
           <w:rPr>
@@ -2452,7 +2453,7 @@
           <w:noProof/>
         </w:rPr>
       </w:pPr>
-      <w:hyperlink w:anchor="_Toc240965035" w:history="1">
+      <w:hyperlink w:anchor="_Toc241435539" w:history="1">
         <w:r>
           <w:rPr>
             <w:rStyle w:val="Hyperlink"/>
@@ -2479,7 +2480,7 @@
             <w:noProof/>
             <w:webHidden/>
           </w:rPr>
-          <w:instrText xml:space="preserve"> PAGEREF _Toc240965035 \h </w:instrText>
+          <w:instrText xml:space="preserve"> PAGEREF _Toc241435539 \h </w:instrText>
         </w:r>
         <w:r>
           <w:rPr>
@@ -2520,13 +2521,13 @@
           <w:noProof/>
         </w:rPr>
       </w:pPr>
-      <w:hyperlink w:anchor="_Toc240965036" w:history="1">
+      <w:hyperlink w:anchor="_Toc241435540" w:history="1">
         <w:r>
           <w:rPr>
             <w:rStyle w:val="Hyperlink"/>
             <w:noProof/>
           </w:rPr>
-          <w:t>End-of-event count</w:t>
+          <w:t>Notes for the inventory sheet</w:t>
         </w:r>
         <w:r>
           <w:rPr>
@@ -2547,7 +2548,75 @@
             <w:noProof/>
             <w:webHidden/>
           </w:rPr>
-          <w:instrText xml:space="preserve"> PAGEREF _Toc240965036 \h </w:instrText>
+          <w:instrText xml:space="preserve"> PAGEREF _Toc241435540 \h </w:instrText>
+        </w:r>
+        <w:r>
+          <w:rPr>
+            <w:noProof/>
+            <w:webHidden/>
+          </w:rPr>
+        </w:r>
+        <w:r>
+          <w:rPr>
+            <w:noProof/>
+            <w:webHidden/>
+          </w:rPr>
+          <w:fldChar w:fldCharType="separate"/>
+        </w:r>
+        <w:r>
+          <w:rPr>
+            <w:noProof/>
+            <w:webHidden/>
+          </w:rPr>
+          <w:t>25</w:t>
+        </w:r>
+        <w:r>
+          <w:rPr>
+            <w:noProof/>
+            <w:webHidden/>
+          </w:rPr>
+          <w:fldChar w:fldCharType="end"/>
+        </w:r>
+      </w:hyperlink>
+    </w:p>
+    <w:p>
+      <w:pPr>
+        <w:pStyle w:val="TOC2"/>
+        <w:tabs>
+          <w:tab w:val="right" w:leader="dot" w:pos="9350"/>
+        </w:tabs>
+        <w:rPr>
+          <w:noProof/>
+        </w:rPr>
+      </w:pPr>
+      <w:hyperlink w:anchor="_Toc241435541" w:history="1">
+        <w:r>
+          <w:rPr>
+            <w:rStyle w:val="Hyperlink"/>
+            <w:noProof/>
+          </w:rPr>
+          <w:t>Start and end counts</w:t>
+        </w:r>
+        <w:r>
+          <w:rPr>
+            <w:noProof/>
+            <w:webHidden/>
+          </w:rPr>
+          <w:tab/>
+        </w:r>
+        <w:r>
+          <w:rPr>
+            <w:noProof/>
+            <w:webHidden/>
+          </w:rPr>
+          <w:fldChar w:fldCharType="begin"/>
+        </w:r>
+        <w:r>
+          <w:rPr>
+            <w:noProof/>
+            <w:webHidden/>
+          </w:rPr>
+          <w:instrText xml:space="preserve"> PAGEREF _Toc241435541 \h </w:instrText>
         </w:r>
         <w:r>
           <w:rPr>
@@ -2588,7 +2657,7 @@
           <w:noProof/>
         </w:rPr>
       </w:pPr>
-      <w:hyperlink w:anchor="_Toc240965037" w:history="1">
+      <w:hyperlink w:anchor="_Toc241435542" w:history="1">
         <w:r>
           <w:rPr>
             <w:rStyle w:val="Hyperlink"/>
@@ -2615,7 +2684,7 @@
             <w:noProof/>
             <w:webHidden/>
           </w:rPr>
-          <w:instrText xml:space="preserve"> PAGEREF _Toc240965037 \h </w:instrText>
+          <w:instrText xml:space="preserve"> PAGEREF _Toc241435542 \h </w:instrText>
         </w:r>
         <w:r>
           <w:rPr>
@@ -2656,7 +2725,7 @@
           <w:noProof/>
         </w:rPr>
       </w:pPr>
-      <w:hyperlink w:anchor="_Toc240965038" w:history="1">
+      <w:hyperlink w:anchor="_Toc241435543" w:history="1">
         <w:r>
           <w:rPr>
             <w:rStyle w:val="Hyperlink"/>
@@ -2683,7 +2752,7 @@
             <w:noProof/>
             <w:webHidden/>
           </w:rPr>
-          <w:instrText xml:space="preserve"> PAGEREF _Toc240965038 \h </w:instrText>
+          <w:instrText xml:space="preserve"> PAGEREF _Toc241435543 \h </w:instrText>
         </w:r>
         <w:r>
           <w:rPr>
@@ -2724,7 +2793,7 @@
           <w:noProof/>
         </w:rPr>
       </w:pPr>
-      <w:hyperlink w:anchor="_Toc240965039" w:history="1">
+      <w:hyperlink w:anchor="_Toc241435544" w:history="1">
         <w:r>
           <w:rPr>
             <w:rStyle w:val="Hyperlink"/>
@@ -2751,7 +2820,7 @@
             <w:noProof/>
             <w:webHidden/>
           </w:rPr>
-          <w:instrText xml:space="preserve"> PAGEREF _Toc240965039 \h </w:instrText>
+          <w:instrText xml:space="preserve"> PAGEREF _Toc241435544 \h </w:instrText>
         </w:r>
         <w:r>
           <w:rPr>
@@ -2792,7 +2861,7 @@
           <w:noProof/>
         </w:rPr>
       </w:pPr>
-      <w:hyperlink w:anchor="_Toc240965040" w:history="1">
+      <w:hyperlink w:anchor="_Toc241435545" w:history="1">
         <w:r>
           <w:rPr>
             <w:rStyle w:val="Hyperlink"/>
@@ -2819,7 +2888,7 @@
             <w:noProof/>
             <w:webHidden/>
           </w:rPr>
-          <w:instrText xml:space="preserve"> PAGEREF _Toc240965040 \h </w:instrText>
+          <w:instrText xml:space="preserve"> PAGEREF _Toc241435545 \h </w:instrText>
         </w:r>
         <w:r>
           <w:rPr>
@@ -2860,7 +2929,7 @@
           <w:noProof/>
         </w:rPr>
       </w:pPr>
-      <w:hyperlink w:anchor="_Toc240965041" w:history="1">
+      <w:hyperlink w:anchor="_Toc241435546" w:history="1">
         <w:r>
           <w:rPr>
             <w:rStyle w:val="Hyperlink"/>
@@ -2887,7 +2956,7 @@
             <w:noProof/>
             <w:webHidden/>
           </w:rPr>
-          <w:instrText xml:space="preserve"> PAGEREF _Toc240965041 \h </w:instrText>
+          <w:instrText xml:space="preserve"> PAGEREF _Toc241435546 \h </w:instrText>
         </w:r>
         <w:r>
           <w:rPr>
@@ -2928,7 +2997,7 @@
           <w:noProof/>
         </w:rPr>
       </w:pPr>
-      <w:hyperlink w:anchor="_Toc240965042" w:history="1">
+      <w:hyperlink w:anchor="_Toc241435547" w:history="1">
         <w:r>
           <w:rPr>
             <w:rStyle w:val="Hyperlink"/>
@@ -2955,7 +3024,7 @@
             <w:noProof/>
             <w:webHidden/>
           </w:rPr>
-          <w:instrText xml:space="preserve"> PAGEREF _Toc240965042 \h </w:instrText>
+          <w:instrText xml:space="preserve"> PAGEREF _Toc241435547 \h </w:instrText>
         </w:r>
         <w:r>
           <w:rPr>
@@ -2996,7 +3065,7 @@
           <w:noProof/>
         </w:rPr>
       </w:pPr>
-      <w:hyperlink w:anchor="_Toc240965043" w:history="1">
+      <w:hyperlink w:anchor="_Toc241435548" w:history="1">
         <w:r>
           <w:rPr>
             <w:rStyle w:val="Hyperlink"/>
@@ -3023,7 +3092,7 @@
             <w:noProof/>
             <w:webHidden/>
           </w:rPr>
-          <w:instrText xml:space="preserve"> PAGEREF _Toc240965043 \h </w:instrText>
+          <w:instrText xml:space="preserve"> PAGEREF _Toc241435548 \h </w:instrText>
         </w:r>
         <w:r>
           <w:rPr>
@@ -3064,7 +3133,7 @@
           <w:noProof/>
         </w:rPr>
       </w:pPr>
-      <w:hyperlink w:anchor="_Toc240965044" w:history="1">
+      <w:hyperlink w:anchor="_Toc241435549" w:history="1">
         <w:r>
           <w:rPr>
             <w:rStyle w:val="Hyperlink"/>
@@ -3091,7 +3160,7 @@
             <w:noProof/>
             <w:webHidden/>
           </w:rPr>
-          <w:instrText xml:space="preserve"> PAGEREF _Toc240965044 \h </w:instrText>
+          <w:instrText xml:space="preserve"> PAGEREF _Toc241435549 \h </w:instrText>
         </w:r>
         <w:r>
           <w:rPr>
@@ -3132,7 +3201,7 @@
           <w:noProof/>
         </w:rPr>
       </w:pPr>
-      <w:hyperlink w:anchor="_Toc240965045" w:history="1">
+      <w:hyperlink w:anchor="_Toc241435550" w:history="1">
         <w:r>
           <w:rPr>
             <w:rStyle w:val="Hyperlink"/>
@@ -3159,7 +3228,7 @@
             <w:noProof/>
             <w:webHidden/>
           </w:rPr>
-          <w:instrText xml:space="preserve"> PAGEREF _Toc240965045 \h </w:instrText>
+          <w:instrText xml:space="preserve"> PAGEREF _Toc241435550 \h </w:instrText>
         </w:r>
         <w:r>
           <w:rPr>
@@ -3200,7 +3269,7 @@
           <w:noProof/>
         </w:rPr>
       </w:pPr>
-      <w:hyperlink w:anchor="_Toc240965046" w:history="1">
+      <w:hyperlink w:anchor="_Toc241435551" w:history="1">
         <w:r>
           <w:rPr>
             <w:rStyle w:val="Hyperlink"/>
@@ -3227,7 +3296,7 @@
             <w:noProof/>
             <w:webHidden/>
           </w:rPr>
-          <w:instrText xml:space="preserve"> PAGEREF _Toc240965046 \h </w:instrText>
+          <w:instrText xml:space="preserve"> PAGEREF _Toc241435551 \h </w:instrText>
         </w:r>
         <w:r>
           <w:rPr>
@@ -3268,7 +3337,7 @@
           <w:noProof/>
         </w:rPr>
       </w:pPr>
-      <w:hyperlink w:anchor="_Toc240965047" w:history="1">
+      <w:hyperlink w:anchor="_Toc241435552" w:history="1">
         <w:r>
           <w:rPr>
             <w:rStyle w:val="Hyperlink"/>
@@ -3295,7 +3364,7 @@
             <w:noProof/>
             <w:webHidden/>
           </w:rPr>
-          <w:instrText xml:space="preserve"> PAGEREF _Toc240965047 \h </w:instrText>
+          <w:instrText xml:space="preserve"> PAGEREF _Toc241435552 \h </w:instrText>
         </w:r>
         <w:r>
           <w:rPr>
@@ -3336,13 +3405,13 @@
           <w:noProof/>
         </w:rPr>
       </w:pPr>
-      <w:hyperlink w:anchor="_Toc240965048" w:history="1">
+      <w:hyperlink w:anchor="_Toc241435553" w:history="1">
         <w:r>
           <w:rPr>
             <w:rStyle w:val="Hyperlink"/>
             <w:noProof/>
           </w:rPr>
-          <w:t>End-of-event inventory</w:t>
+          <w:t>Inventory counts</w:t>
         </w:r>
         <w:r>
           <w:rPr>
@@ -3363,7 +3432,7 @@
             <w:noProof/>
             <w:webHidden/>
           </w:rPr>
-          <w:instrText xml:space="preserve"> PAGEREF _Toc240965048 \h </w:instrText>
+          <w:instrText xml:space="preserve"> PAGEREF _Toc241435553 \h </w:instrText>
         </w:r>
         <w:r>
           <w:rPr>
@@ -3404,7 +3473,7 @@
           <w:noProof/>
         </w:rPr>
       </w:pPr>
-      <w:hyperlink w:anchor="_Toc240965049" w:history="1">
+      <w:hyperlink w:anchor="_Toc241435554" w:history="1">
         <w:r>
           <w:rPr>
             <w:rStyle w:val="Hyperlink"/>
@@ -3431,7 +3500,7 @@
             <w:noProof/>
             <w:webHidden/>
           </w:rPr>
-          <w:instrText xml:space="preserve"> PAGEREF _Toc240965049 \h </w:instrText>
+          <w:instrText xml:space="preserve"> PAGEREF _Toc241435554 \h </w:instrText>
         </w:r>
         <w:r>
           <w:rPr>
@@ -3472,7 +3541,7 @@
         <w:pStyle w:val="Heading1"/>
         <w:pageBreakBefore/>
       </w:pPr>
-      <w:bookmarkStart w:id="0" w:name="_Toc240965004"/>
+      <w:bookmarkStart w:id="0" w:name="_Toc241435508"/>
       <w:r>
         <w:lastRenderedPageBreak/>
         <w:t>Welcome</w:t>
@@ -3481,22 +3550,14 @@
     </w:p>
     <w:p>
       <w:r>
-        <w:t xml:space="preserve">The CFS Sales App replaces the paper sales sheet at a mattress fundraiser. Reps build each customer's order on a tablet or phone, checkout collects payment and signatures, and the app prints a sales sheet that looks just like the paper one. The running totals for the day update on their own, so nobody </w:t>
-      </w:r>
-      <w:proofErr w:type="gramStart"/>
-      <w:r>
-        <w:t>has to</w:t>
-      </w:r>
-      <w:proofErr w:type="gramEnd"/>
-      <w:r>
-        <w:t xml:space="preserve"> add anything up by hand.</w:t>
+        <w:t>The CFS Sales App replaces the paper sales sheet at a mattress fundraiser. Reps build each customer's order on a tablet or phone, checkout collects payment and signatures, and the app prints a sales sheet that looks just like the paper one. The running totals for the day update on their own, so nobody has to add anything up by hand.</w:t>
       </w:r>
     </w:p>
     <w:p>
       <w:pPr>
         <w:pStyle w:val="Heading2"/>
       </w:pPr>
-      <w:bookmarkStart w:id="1" w:name="_Toc240965005"/>
+      <w:bookmarkStart w:id="1" w:name="_Toc241435509"/>
       <w:r>
         <w:t>How a sale moves through the app</w:t>
       </w:r>
@@ -3979,7 +4040,7 @@
       <w:pPr>
         <w:pStyle w:val="Heading2"/>
       </w:pPr>
-      <w:bookmarkStart w:id="2" w:name="_Toc240965006"/>
+      <w:bookmarkStart w:id="2" w:name="_Toc241435510"/>
       <w:r>
         <w:t>What you'll need</w:t>
       </w:r>
@@ -4088,7 +4149,7 @@
         <w:pStyle w:val="Heading1"/>
         <w:pageBreakBefore/>
       </w:pPr>
-      <w:bookmarkStart w:id="3" w:name="_Toc240965007"/>
+      <w:bookmarkStart w:id="3" w:name="_Toc241435511"/>
       <w:r>
         <w:lastRenderedPageBreak/>
         <w:t>Who can do what</w:t>
@@ -4292,13 +4353,8 @@
             <w:pPr>
               <w:spacing w:after="0"/>
             </w:pPr>
-            <w:proofErr w:type="gramStart"/>
             <w:r>
-              <w:t>Sell</w:t>
-            </w:r>
-            <w:proofErr w:type="gramEnd"/>
-            <w:r>
-              <w:t>, Orders, Dashboard</w:t>
+              <w:t>Sell, Orders, Dashboard</w:t>
             </w:r>
           </w:p>
         </w:tc>
@@ -4442,15 +4498,7 @@
               <w:spacing w:after="0"/>
             </w:pPr>
             <w:r>
-              <w:t xml:space="preserve">Crew who </w:t>
-            </w:r>
-            <w:proofErr w:type="gramStart"/>
-            <w:r>
-              <w:t>work</w:t>
-            </w:r>
-            <w:proofErr w:type="gramEnd"/>
-            <w:r>
-              <w:t xml:space="preserve"> both tables</w:t>
+              <w:t>Crew who work both tables</w:t>
             </w:r>
           </w:p>
         </w:tc>
@@ -4577,7 +4625,7 @@
         <w:pStyle w:val="Heading1"/>
         <w:pageBreakBefore/>
       </w:pPr>
-      <w:bookmarkStart w:id="4" w:name="_Toc240965008"/>
+      <w:bookmarkStart w:id="4" w:name="_Toc241435512"/>
       <w:r>
         <w:lastRenderedPageBreak/>
         <w:t>Getting started</w:t>
@@ -4588,7 +4636,7 @@
       <w:pPr>
         <w:pStyle w:val="Heading2"/>
       </w:pPr>
-      <w:bookmarkStart w:id="5" w:name="_Toc240965009"/>
+      <w:bookmarkStart w:id="5" w:name="_Toc241435513"/>
       <w:r>
         <w:t>Signing in</w:t>
       </w:r>
@@ -4605,7 +4653,7 @@
           <w:noProof/>
         </w:rPr>
         <w:drawing>
-          <wp:inline distT="0" distB="0" distL="0" distR="0" wp14:anchorId="0C146451" wp14:editId="0559268F">
+          <wp:inline distT="0" distB="0" distL="0" distR="0" wp14:anchorId="3A5AFCDD" wp14:editId="4FA388C5">
             <wp:extent cx="3291840" cy="2211705"/>
             <wp:effectExtent l="0" t="0" r="0" b="0"/>
             <wp:docPr id="1" name="Picture 1"/>
@@ -4620,7 +4668,7 @@
                     <pic:cNvPicPr/>
                   </pic:nvPicPr>
                   <pic:blipFill>
-                    <a:blip r:embed="rId8"/>
+                    <a:blip r:embed="rId9"/>
                     <a:stretch>
                       <a:fillRect/>
                     </a:stretch>
@@ -4803,6 +4851,68 @@
       <w:r>
         <w:t xml:space="preserve"> for the checkout team.</w:t>
       </w:r>
+    </w:p>
+    <w:tbl>
+      <w:tblPr>
+        <w:tblW w:w="0" w:type="auto"/>
+        <w:jc w:val="center"/>
+        <w:tblLook w:val="04A0" w:firstRow="1" w:lastRow="0" w:firstColumn="1" w:lastColumn="0" w:noHBand="0" w:noVBand="1"/>
+      </w:tblPr>
+      <w:tblGrid>
+        <w:gridCol w:w="9360"/>
+      </w:tblGrid>
+      <w:tr>
+        <w:trPr>
+          <w:jc w:val="center"/>
+        </w:trPr>
+        <w:tc>
+          <w:tcPr>
+            <w:tcW w:w="9360" w:type="dxa"/>
+            <w:tcBorders>
+              <w:top w:val="single" w:sz="4" w:space="0" w:color="E0F2FE"/>
+              <w:left w:val="single" w:sz="36" w:space="0" w:color="0284C7"/>
+              <w:bottom w:val="single" w:sz="4" w:space="0" w:color="E0F2FE"/>
+              <w:right w:val="single" w:sz="4" w:space="0" w:color="E0F2FE"/>
+            </w:tcBorders>
+            <w:shd w:val="clear" w:color="auto" w:fill="E0F2FE"/>
+            <w:tcMar>
+              <w:top w:w="120" w:type="dxa"/>
+              <w:left w:w="200" w:type="dxa"/>
+              <w:bottom w:w="120" w:type="dxa"/>
+              <w:right w:w="160" w:type="dxa"/>
+            </w:tcMar>
+          </w:tcPr>
+          <w:p>
+            <w:pPr>
+              <w:spacing w:after="0"/>
+            </w:pPr>
+            <w:r>
+              <w:rPr>
+                <w:b/>
+                <w:color w:val="0284C7"/>
+              </w:rPr>
+              <w:t xml:space="preserve">Tip:  </w:t>
+            </w:r>
+            <w:r>
+              <w:t xml:space="preserve">On a laptop you can type the PIN on the keyboard instead, and press </w:t>
+            </w:r>
+            <w:r>
+              <w:rPr>
+                <w:b/>
+              </w:rPr>
+              <w:t>Enter</w:t>
+            </w:r>
+            <w:r>
+              <w:t xml:space="preserve"> to sign in.</w:t>
+            </w:r>
+          </w:p>
+        </w:tc>
+      </w:tr>
+    </w:tbl>
+    <w:p>
+      <w:pPr>
+        <w:spacing w:after="40"/>
+      </w:pPr>
     </w:p>
     <w:tbl>
       <w:tblPr>
@@ -4861,20 +4971,15 @@
       <w:pPr>
         <w:pStyle w:val="Heading2"/>
       </w:pPr>
-      <w:bookmarkStart w:id="6" w:name="_Toc240965010"/>
+      <w:bookmarkStart w:id="6" w:name="_Toc241435514"/>
       <w:r>
         <w:t>Finding your way around</w:t>
       </w:r>
       <w:bookmarkEnd w:id="6"/>
     </w:p>
     <w:p>
-      <w:proofErr w:type="gramStart"/>
-      <w:r>
-        <w:t>The menu</w:t>
-      </w:r>
-      <w:proofErr w:type="gramEnd"/>
-      <w:r>
-        <w:t xml:space="preserve"> bar lists only the screens your role can use:</w:t>
+      <w:r>
+        <w:t>The menu bar lists only the screens your role can use:</w:t>
       </w:r>
     </w:p>
     <w:tbl>
@@ -5216,6 +5321,7 @@
               <w:rPr>
                 <w:b/>
               </w:rPr>
+              <w:lastRenderedPageBreak/>
               <w:t>Inventory</w:t>
             </w:r>
           </w:p>
@@ -5275,7 +5381,6 @@
               <w:rPr>
                 <w:b/>
               </w:rPr>
-              <w:lastRenderedPageBreak/>
               <w:t>Catalog</w:t>
             </w:r>
           </w:p>
@@ -5433,23 +5538,7 @@
     </w:p>
     <w:p>
       <w:r>
-        <w:t xml:space="preserve">On a tablet or </w:t>
-      </w:r>
-      <w:proofErr w:type="gramStart"/>
-      <w:r>
-        <w:t>computer</w:t>
-      </w:r>
-      <w:proofErr w:type="gramEnd"/>
-      <w:r>
-        <w:t xml:space="preserve"> the menu runs along the top. On a phone it moves to the bottom so it's always within thumb reach. When there are more screens than fit on the bar (as there are </w:t>
-      </w:r>
-      <w:proofErr w:type="gramStart"/>
-      <w:r>
-        <w:t>for</w:t>
-      </w:r>
-      <w:proofErr w:type="gramEnd"/>
-      <w:r>
-        <w:t xml:space="preserve"> admins), the last button is </w:t>
+        <w:t xml:space="preserve">On a tablet or computer the menu runs along the top. On a phone it moves to the bottom so it's always within thumb reach. When there are more screens than fit on the bar (as there are for admins), the last button is </w:t>
       </w:r>
       <w:r>
         <w:rPr>
@@ -5465,7 +5554,7 @@
       <w:pPr>
         <w:pStyle w:val="Heading2"/>
       </w:pPr>
-      <w:bookmarkStart w:id="7" w:name="_Toc240965011"/>
+      <w:bookmarkStart w:id="7" w:name="_Toc241435515"/>
       <w:r>
         <w:t>Light and dark mode</w:t>
       </w:r>
@@ -5480,7 +5569,7 @@
       <w:pPr>
         <w:pStyle w:val="Heading2"/>
       </w:pPr>
-      <w:bookmarkStart w:id="8" w:name="_Toc240965012"/>
+      <w:bookmarkStart w:id="8" w:name="_Toc241435516"/>
       <w:r>
         <w:t>Signing out</w:t>
       </w:r>
@@ -5505,7 +5594,7 @@
         <w:pStyle w:val="Heading1"/>
         <w:pageBreakBefore/>
       </w:pPr>
-      <w:bookmarkStart w:id="9" w:name="_Toc240965013"/>
+      <w:bookmarkStart w:id="9" w:name="_Toc241435517"/>
       <w:r>
         <w:lastRenderedPageBreak/>
         <w:t>Taking an order on the sales floor</w:t>
@@ -5523,15 +5612,7 @@
         <w:t>Sell</w:t>
       </w:r>
       <w:r>
-        <w:t xml:space="preserve"> in the menu. The fundraiser's name appears at the top of the screen, followed by a tab for each order you have </w:t>
-      </w:r>
-      <w:proofErr w:type="gramStart"/>
-      <w:r>
-        <w:t>open</w:t>
-      </w:r>
-      <w:proofErr w:type="gramEnd"/>
-      <w:r>
-        <w:t>.</w:t>
+        <w:t xml:space="preserve"> in the menu. The fundraiser's name appears at the top of the screen, followed by a tab for each order you have open.</w:t>
       </w:r>
     </w:p>
     <w:p>
@@ -5545,7 +5626,7 @@
           <w:noProof/>
         </w:rPr>
         <w:drawing>
-          <wp:inline distT="0" distB="0" distL="0" distR="0" wp14:anchorId="4828F917" wp14:editId="66E8C996">
+          <wp:inline distT="0" distB="0" distL="0" distR="0" wp14:anchorId="4FC2C947" wp14:editId="7EB08F37">
             <wp:extent cx="5760720" cy="3870484"/>
             <wp:effectExtent l="0" t="0" r="0" b="0"/>
             <wp:docPr id="2" name="Picture 2"/>
@@ -5560,7 +5641,7 @@
                     <pic:cNvPicPr/>
                   </pic:nvPicPr>
                   <pic:blipFill>
-                    <a:blip r:embed="rId9"/>
+                    <a:blip r:embed="rId10"/>
                     <a:stretch>
                       <a:fillRect/>
                     </a:stretch>
@@ -5670,7 +5751,7 @@
       <w:pPr>
         <w:pStyle w:val="Heading2"/>
       </w:pPr>
-      <w:bookmarkStart w:id="10" w:name="_Toc240965014"/>
+      <w:bookmarkStart w:id="10" w:name="_Toc241435518"/>
       <w:r>
         <w:t>Starting an order</w:t>
       </w:r>
@@ -5754,7 +5835,7 @@
       <w:pPr>
         <w:pStyle w:val="Heading2"/>
       </w:pPr>
-      <w:bookmarkStart w:id="11" w:name="_Toc240965015"/>
+      <w:bookmarkStart w:id="11" w:name="_Toc241435519"/>
       <w:r>
         <w:lastRenderedPageBreak/>
         <w:t>Adding items</w:t>
@@ -5854,15 +5935,7 @@
         <w:tab/>
       </w:r>
       <w:r>
-        <w:t xml:space="preserve">Find the product. Scroll the </w:t>
-      </w:r>
-      <w:proofErr w:type="gramStart"/>
-      <w:r>
-        <w:t>list, or</w:t>
-      </w:r>
-      <w:proofErr w:type="gramEnd"/>
-      <w:r>
-        <w:t xml:space="preserve"> type part of the model or brand name into </w:t>
+        <w:t xml:space="preserve">Find the product. Scroll the list, or type part of the model or brand name into </w:t>
       </w:r>
       <w:r>
         <w:rPr>
@@ -5911,7 +5984,7 @@
           <w:noProof/>
         </w:rPr>
         <w:drawing>
-          <wp:inline distT="0" distB="0" distL="0" distR="0" wp14:anchorId="0B8A5E5B" wp14:editId="56527AE3">
+          <wp:inline distT="0" distB="0" distL="0" distR="0" wp14:anchorId="56733CCC" wp14:editId="1DF035DA">
             <wp:extent cx="5760720" cy="3870484"/>
             <wp:effectExtent l="0" t="0" r="0" b="0"/>
             <wp:docPr id="3" name="Picture 3"/>
@@ -5923,143 +5996,6 @@
                 <pic:pic xmlns:pic="http://schemas.openxmlformats.org/drawingml/2006/picture">
                   <pic:nvPicPr>
                     <pic:cNvPr id="0" name="03_add_item.png"/>
-                    <pic:cNvPicPr/>
-                  </pic:nvPicPr>
-                  <pic:blipFill>
-                    <a:blip r:embed="rId10"/>
-                    <a:stretch>
-                      <a:fillRect/>
-                    </a:stretch>
-                  </pic:blipFill>
-                  <pic:spPr>
-                    <a:xfrm>
-                      <a:off x="0" y="0"/>
-                      <a:ext cx="5760720" cy="3870484"/>
-                    </a:xfrm>
-                    <a:prstGeom prst="rect">
-                      <a:avLst/>
-                    </a:prstGeom>
-                  </pic:spPr>
-                </pic:pic>
-              </a:graphicData>
-            </a:graphic>
-          </wp:inline>
-        </w:drawing>
-      </w:r>
-    </w:p>
-    <w:p>
-      <w:pPr>
-        <w:spacing w:after="200"/>
-        <w:jc w:val="center"/>
-      </w:pPr>
-      <w:r>
-        <w:rPr>
-          <w:i/>
-          <w:color w:val="6B7280"/>
-          <w:sz w:val="18"/>
-        </w:rPr>
-        <w:t>Choosing a product. Each tile shows the brand and starting price.</w:t>
-      </w:r>
-    </w:p>
-    <w:p>
-      <w:pPr>
-        <w:pStyle w:val="Heading3"/>
-      </w:pPr>
-      <w:r>
-        <w:t>Sorting the list</w:t>
-      </w:r>
-    </w:p>
-    <w:p>
-      <w:r>
-        <w:t xml:space="preserve">The </w:t>
-      </w:r>
-      <w:r>
-        <w:rPr>
-          <w:b/>
-        </w:rPr>
-        <w:t>Sort</w:t>
-      </w:r>
-      <w:r>
-        <w:t xml:space="preserve"> buttons change the order of the list. It starts on </w:t>
-      </w:r>
-      <w:r>
-        <w:rPr>
-          <w:b/>
-        </w:rPr>
-        <w:t>Name A-Z</w:t>
-      </w:r>
-      <w:r>
-        <w:t xml:space="preserve">. You can also sort </w:t>
-      </w:r>
-      <w:r>
-        <w:rPr>
-          <w:b/>
-        </w:rPr>
-        <w:t>Name Z-A</w:t>
-      </w:r>
-      <w:r>
-        <w:t xml:space="preserve">, </w:t>
-      </w:r>
-      <w:r>
-        <w:rPr>
-          <w:b/>
-        </w:rPr>
-        <w:t>Price low-high</w:t>
-      </w:r>
-      <w:r>
-        <w:t xml:space="preserve">, </w:t>
-      </w:r>
-      <w:r>
-        <w:rPr>
-          <w:b/>
-        </w:rPr>
-        <w:t>Price high-low</w:t>
-      </w:r>
-      <w:r>
-        <w:t xml:space="preserve"> or by </w:t>
-      </w:r>
-      <w:r>
-        <w:rPr>
-          <w:b/>
-        </w:rPr>
-        <w:t>Brand</w:t>
-      </w:r>
-      <w:r>
-        <w:t>. Products stay grouped by category. Items without a set price (marked Inquire) always sort to the end when you sort by price.</w:t>
-      </w:r>
-    </w:p>
-    <w:p>
-      <w:pPr>
-        <w:pStyle w:val="Heading3"/>
-      </w:pPr>
-      <w:r>
-        <w:lastRenderedPageBreak/>
-        <w:t>Choosing size, shipping and quantity</w:t>
-      </w:r>
-    </w:p>
-    <w:p>
-      <w:pPr>
-        <w:keepNext/>
-        <w:spacing w:after="40"/>
-        <w:jc w:val="center"/>
-      </w:pPr>
-      <w:r>
-        <w:rPr>
-          <w:noProof/>
-        </w:rPr>
-        <w:drawing>
-          <wp:inline distT="0" distB="0" distL="0" distR="0" wp14:anchorId="3541284A" wp14:editId="1FB35FD9">
-            <wp:extent cx="5760720" cy="3870484"/>
-            <wp:effectExtent l="0" t="0" r="0" b="0"/>
-            <wp:docPr id="4" name="Picture 4"/>
-            <wp:cNvGraphicFramePr>
-              <a:graphicFrameLocks xmlns:a="http://schemas.openxmlformats.org/drawingml/2006/main" noChangeAspect="1"/>
-            </wp:cNvGraphicFramePr>
-            <a:graphic xmlns:a="http://schemas.openxmlformats.org/drawingml/2006/main">
-              <a:graphicData uri="http://schemas.openxmlformats.org/drawingml/2006/picture">
-                <pic:pic xmlns:pic="http://schemas.openxmlformats.org/drawingml/2006/picture">
-                  <pic:nvPicPr>
-                    <pic:cNvPr id="0" name="04_add_item_detail.png"/>
                     <pic:cNvPicPr/>
                   </pic:nvPicPr>
                   <pic:blipFill>
@@ -6095,6 +6031,143 @@
           <w:color w:val="6B7280"/>
           <w:sz w:val="18"/>
         </w:rPr>
+        <w:t>Choosing a product. Each tile shows the brand and starting price.</w:t>
+      </w:r>
+    </w:p>
+    <w:p>
+      <w:pPr>
+        <w:pStyle w:val="Heading3"/>
+      </w:pPr>
+      <w:r>
+        <w:t>Sorting the list</w:t>
+      </w:r>
+    </w:p>
+    <w:p>
+      <w:r>
+        <w:t xml:space="preserve">The </w:t>
+      </w:r>
+      <w:r>
+        <w:rPr>
+          <w:b/>
+        </w:rPr>
+        <w:t>Sort</w:t>
+      </w:r>
+      <w:r>
+        <w:t xml:space="preserve"> buttons change the order of the list. It starts on </w:t>
+      </w:r>
+      <w:r>
+        <w:rPr>
+          <w:b/>
+        </w:rPr>
+        <w:t>Name A-Z</w:t>
+      </w:r>
+      <w:r>
+        <w:t xml:space="preserve">. You can also sort </w:t>
+      </w:r>
+      <w:r>
+        <w:rPr>
+          <w:b/>
+        </w:rPr>
+        <w:t>Name Z-A</w:t>
+      </w:r>
+      <w:r>
+        <w:t xml:space="preserve">, </w:t>
+      </w:r>
+      <w:r>
+        <w:rPr>
+          <w:b/>
+        </w:rPr>
+        <w:t>Price low-high</w:t>
+      </w:r>
+      <w:r>
+        <w:t xml:space="preserve">, </w:t>
+      </w:r>
+      <w:r>
+        <w:rPr>
+          <w:b/>
+        </w:rPr>
+        <w:t>Price high-low</w:t>
+      </w:r>
+      <w:r>
+        <w:t xml:space="preserve"> or by </w:t>
+      </w:r>
+      <w:r>
+        <w:rPr>
+          <w:b/>
+        </w:rPr>
+        <w:t>Brand</w:t>
+      </w:r>
+      <w:r>
+        <w:t>. Products stay grouped by category. Items without a set price (marked Inquire) always sort to the end when you sort by price.</w:t>
+      </w:r>
+    </w:p>
+    <w:p>
+      <w:pPr>
+        <w:pStyle w:val="Heading3"/>
+      </w:pPr>
+      <w:r>
+        <w:lastRenderedPageBreak/>
+        <w:t>Choosing size, shipping and quantity</w:t>
+      </w:r>
+    </w:p>
+    <w:p>
+      <w:pPr>
+        <w:keepNext/>
+        <w:spacing w:after="40"/>
+        <w:jc w:val="center"/>
+      </w:pPr>
+      <w:r>
+        <w:rPr>
+          <w:noProof/>
+        </w:rPr>
+        <w:drawing>
+          <wp:inline distT="0" distB="0" distL="0" distR="0" wp14:anchorId="234EBA93" wp14:editId="1E584CBB">
+            <wp:extent cx="5760720" cy="3870484"/>
+            <wp:effectExtent l="0" t="0" r="0" b="0"/>
+            <wp:docPr id="4" name="Picture 4"/>
+            <wp:cNvGraphicFramePr>
+              <a:graphicFrameLocks xmlns:a="http://schemas.openxmlformats.org/drawingml/2006/main" noChangeAspect="1"/>
+            </wp:cNvGraphicFramePr>
+            <a:graphic xmlns:a="http://schemas.openxmlformats.org/drawingml/2006/main">
+              <a:graphicData uri="http://schemas.openxmlformats.org/drawingml/2006/picture">
+                <pic:pic xmlns:pic="http://schemas.openxmlformats.org/drawingml/2006/picture">
+                  <pic:nvPicPr>
+                    <pic:cNvPr id="0" name="04_add_item_detail.png"/>
+                    <pic:cNvPicPr/>
+                  </pic:nvPicPr>
+                  <pic:blipFill>
+                    <a:blip r:embed="rId12"/>
+                    <a:stretch>
+                      <a:fillRect/>
+                    </a:stretch>
+                  </pic:blipFill>
+                  <pic:spPr>
+                    <a:xfrm>
+                      <a:off x="0" y="0"/>
+                      <a:ext cx="5760720" cy="3870484"/>
+                    </a:xfrm>
+                    <a:prstGeom prst="rect">
+                      <a:avLst/>
+                    </a:prstGeom>
+                  </pic:spPr>
+                </pic:pic>
+              </a:graphicData>
+            </a:graphic>
+          </wp:inline>
+        </w:drawing>
+      </w:r>
+    </w:p>
+    <w:p>
+      <w:pPr>
+        <w:spacing w:after="200"/>
+        <w:jc w:val="center"/>
+      </w:pPr>
+      <w:r>
+        <w:rPr>
+          <w:i/>
+          <w:color w:val="6B7280"/>
+          <w:sz w:val="18"/>
+        </w:rPr>
         <w:t>Choosing the size and configuration, shipping, quantity and discount</w:t>
       </w:r>
     </w:p>
@@ -6165,15 +6238,7 @@
         <w:t>Shipping</w:t>
       </w:r>
       <w:r>
-        <w:t xml:space="preserve">, pick how it gets to the customer: for </w:t>
-      </w:r>
-      <w:proofErr w:type="gramStart"/>
-      <w:r>
-        <w:t>example</w:t>
-      </w:r>
-      <w:proofErr w:type="gramEnd"/>
-      <w:r>
-        <w:t xml:space="preserve"> Drop Ship, Take With, White Glove or Haul Away. Only the options offered for that product appear.</w:t>
+        <w:t>, pick how it gets to the customer: for example Drop Ship, Take With, White Glove or Haul Away. Only the options offered for that product appear.</w:t>
       </w:r>
     </w:p>
     <w:p>
@@ -6269,6 +6334,41 @@
         <w:tab/>
       </w:r>
       <w:r>
+        <w:t xml:space="preserve">Add a </w:t>
+      </w:r>
+      <w:r>
+        <w:rPr>
+          <w:b/>
+        </w:rPr>
+        <w:t>Note</w:t>
+      </w:r>
+      <w:r>
+        <w:t xml:space="preserve"> if there's something to record about this item, for example "Floor model - small scuff on the corner" (optional). It prints on the sales sheet under the item.</w:t>
+      </w:r>
+    </w:p>
+    <w:p>
+      <w:pPr>
+        <w:tabs>
+          <w:tab w:val="left" w:pos="504"/>
+        </w:tabs>
+        <w:spacing w:after="80"/>
+        <w:ind w:left="504" w:hanging="432"/>
+      </w:pPr>
+      <w:r>
+        <w:rPr>
+          <w:b/>
+          <w:color w:val="0369A1"/>
+        </w:rPr>
+        <w:t>6.</w:t>
+      </w:r>
+      <w:r>
+        <w:rPr>
+          <w:b/>
+          <w:color w:val="0369A1"/>
+        </w:rPr>
+        <w:tab/>
+      </w:r>
+      <w:r>
         <w:t xml:space="preserve">Tap the green </w:t>
       </w:r>
       <w:r>
@@ -6278,15 +6378,7 @@
         <w:t>Add</w:t>
       </w:r>
       <w:r>
-        <w:t xml:space="preserve"> button. It shows the line </w:t>
-      </w:r>
-      <w:proofErr w:type="gramStart"/>
-      <w:r>
-        <w:t>total</w:t>
-      </w:r>
-      <w:proofErr w:type="gramEnd"/>
-      <w:r>
-        <w:t xml:space="preserve"> so the customer knows the price before it goes on the order.</w:t>
+        <w:t xml:space="preserve"> button. It shows the line total so the customer knows the price before it goes on the order.</w:t>
       </w:r>
     </w:p>
     <w:p>
@@ -6374,7 +6466,7 @@
         </w:rPr>
         <w:lastRenderedPageBreak/>
         <w:drawing>
-          <wp:inline distT="0" distB="0" distL="0" distR="0" wp14:anchorId="3F70CDD1" wp14:editId="6594976D">
+          <wp:inline distT="0" distB="0" distL="0" distR="0" wp14:anchorId="3C8465AB" wp14:editId="3E3D32C1">
             <wp:extent cx="5486400" cy="3686175"/>
             <wp:effectExtent l="0" t="0" r="0" b="0"/>
             <wp:docPr id="5" name="Picture 5"/>
@@ -6389,7 +6481,7 @@
                     <pic:cNvPicPr/>
                   </pic:nvPicPr>
                   <pic:blipFill>
-                    <a:blip r:embed="rId12"/>
+                    <a:blip r:embed="rId13"/>
                     <a:stretch>
                       <a:fillRect/>
                     </a:stretch>
@@ -6574,7 +6666,7 @@
       <w:pPr>
         <w:pStyle w:val="Heading2"/>
       </w:pPr>
-      <w:bookmarkStart w:id="12" w:name="_Toc240965016"/>
+      <w:bookmarkStart w:id="12" w:name="_Toc241435520"/>
       <w:r>
         <w:t>Adding shipping or a service later</w:t>
       </w:r>
@@ -6615,7 +6707,7 @@
         </w:rPr>
         <w:lastRenderedPageBreak/>
         <w:drawing>
-          <wp:inline distT="0" distB="0" distL="0" distR="0" wp14:anchorId="10821BE6" wp14:editId="6A74FE39">
+          <wp:inline distT="0" distB="0" distL="0" distR="0" wp14:anchorId="4CD0E397" wp14:editId="04B7EAA8">
             <wp:extent cx="4754880" cy="3194685"/>
             <wp:effectExtent l="0" t="0" r="0" b="0"/>
             <wp:docPr id="6" name="Picture 6"/>
@@ -6627,376 +6719,6 @@
                 <pic:pic xmlns:pic="http://schemas.openxmlformats.org/drawingml/2006/picture">
                   <pic:nvPicPr>
                     <pic:cNvPr id="0" name="06_add_service.png"/>
-                    <pic:cNvPicPr/>
-                  </pic:nvPicPr>
-                  <pic:blipFill>
-                    <a:blip r:embed="rId13"/>
-                    <a:stretch>
-                      <a:fillRect/>
-                    </a:stretch>
-                  </pic:blipFill>
-                  <pic:spPr>
-                    <a:xfrm>
-                      <a:off x="0" y="0"/>
-                      <a:ext cx="4754880" cy="3194685"/>
-                    </a:xfrm>
-                    <a:prstGeom prst="rect">
-                      <a:avLst/>
-                    </a:prstGeom>
-                  </pic:spPr>
-                </pic:pic>
-              </a:graphicData>
-            </a:graphic>
-          </wp:inline>
-        </w:drawing>
-      </w:r>
-    </w:p>
-    <w:p>
-      <w:pPr>
-        <w:spacing w:after="200"/>
-        <w:jc w:val="center"/>
-      </w:pPr>
-      <w:r>
-        <w:rPr>
-          <w:i/>
-          <w:color w:val="6B7280"/>
-          <w:sz w:val="18"/>
-        </w:rPr>
-        <w:t>Adding a service to an item already on the order</w:t>
-      </w:r>
-    </w:p>
-    <w:p>
-      <w:pPr>
-        <w:pStyle w:val="Heading2"/>
-      </w:pPr>
-      <w:bookmarkStart w:id="13" w:name="_Toc240965017"/>
-      <w:r>
-        <w:t>Changing or removing an item</w:t>
-      </w:r>
-      <w:bookmarkEnd w:id="13"/>
-    </w:p>
-    <w:p>
-      <w:pPr>
-        <w:pStyle w:val="ListBullet"/>
-        <w:spacing w:after="60"/>
-      </w:pPr>
-      <w:r>
-        <w:rPr>
-          <w:b/>
-        </w:rPr>
-        <w:t>Edit</w:t>
-      </w:r>
-      <w:r>
-        <w:t xml:space="preserve"> lets you change the description, brand, size, unit price, discount and quantity. It also lets you mark the item </w:t>
-      </w:r>
-      <w:r>
-        <w:rPr>
-          <w:b/>
-        </w:rPr>
-        <w:t>Take with</w:t>
-      </w:r>
-      <w:r>
-        <w:t xml:space="preserve"> (the customer carries it out today) or </w:t>
-      </w:r>
-      <w:r>
-        <w:rPr>
-          <w:b/>
-        </w:rPr>
-        <w:t>Taxable</w:t>
-      </w:r>
-      <w:r>
-        <w:t>. For counted items, the Take with box shows how many are in stock and can't be ticked when there aren't enough.</w:t>
-      </w:r>
-    </w:p>
-    <w:p>
-      <w:pPr>
-        <w:pStyle w:val="ListBullet"/>
-        <w:spacing w:after="60"/>
-      </w:pPr>
-      <w:r>
-        <w:rPr>
-          <w:b/>
-        </w:rPr>
-        <w:t>Remove</w:t>
-      </w:r>
-      <w:r>
-        <w:t xml:space="preserve"> takes the item off the order. The app asks you to confirm first.</w:t>
-      </w:r>
-    </w:p>
-    <w:p>
-      <w:r>
-        <w:t xml:space="preserve">Small labels on each item help you check the order </w:t>
-      </w:r>
-      <w:proofErr w:type="gramStart"/>
-      <w:r>
-        <w:t>at a glance</w:t>
-      </w:r>
-      <w:proofErr w:type="gramEnd"/>
-      <w:r>
-        <w:t xml:space="preserve">: </w:t>
-      </w:r>
-      <w:r>
-        <w:rPr>
-          <w:b/>
-        </w:rPr>
-        <w:t>Take with</w:t>
-      </w:r>
-      <w:r>
-        <w:t xml:space="preserve">, </w:t>
-      </w:r>
-      <w:proofErr w:type="gramStart"/>
-      <w:r>
-        <w:rPr>
-          <w:b/>
-        </w:rPr>
-        <w:t>Included</w:t>
-      </w:r>
-      <w:proofErr w:type="gramEnd"/>
-      <w:r>
-        <w:t xml:space="preserve"> (part of a bundle), a discount such as </w:t>
-      </w:r>
-      <w:r>
-        <w:rPr>
-          <w:b/>
-        </w:rPr>
-        <w:t>-10%</w:t>
-      </w:r>
-      <w:r>
-        <w:t xml:space="preserve">, and </w:t>
-      </w:r>
-      <w:proofErr w:type="gramStart"/>
-      <w:r>
-        <w:rPr>
-          <w:b/>
-        </w:rPr>
-        <w:t>Not</w:t>
-      </w:r>
-      <w:proofErr w:type="gramEnd"/>
-      <w:r>
-        <w:rPr>
-          <w:b/>
-        </w:rPr>
-        <w:t xml:space="preserve"> on sales sheet</w:t>
-      </w:r>
-      <w:r>
-        <w:t xml:space="preserve"> for a free service row that won't print.</w:t>
-      </w:r>
-    </w:p>
-    <w:p>
-      <w:pPr>
-        <w:pStyle w:val="Heading2"/>
-      </w:pPr>
-      <w:bookmarkStart w:id="14" w:name="_Toc240965018"/>
-      <w:r>
-        <w:t>Customer details</w:t>
-      </w:r>
-      <w:bookmarkEnd w:id="14"/>
-    </w:p>
-    <w:p>
-      <w:r>
-        <w:t xml:space="preserve">The right side of the screen (or the </w:t>
-      </w:r>
-      <w:r>
-        <w:rPr>
-          <w:b/>
-        </w:rPr>
-        <w:t>Customer</w:t>
-      </w:r>
-      <w:r>
-        <w:t xml:space="preserve"> tab on a phone) holds the same fields as the paper sales sheet:</w:t>
-      </w:r>
-    </w:p>
-    <w:p>
-      <w:pPr>
-        <w:pStyle w:val="ListBullet"/>
-        <w:spacing w:after="60"/>
-      </w:pPr>
-      <w:r>
-        <w:rPr>
-          <w:b/>
-        </w:rPr>
-        <w:t>Sale details</w:t>
-      </w:r>
-      <w:r>
-        <w:t>: Organization, Advertising source, Referral name and CFS rep name.</w:t>
-      </w:r>
-    </w:p>
-    <w:p>
-      <w:pPr>
-        <w:pStyle w:val="ListBullet"/>
-        <w:spacing w:after="60"/>
-      </w:pPr>
-      <w:r>
-        <w:rPr>
-          <w:b/>
-        </w:rPr>
-        <w:t>Customer billing name and address</w:t>
-      </w:r>
-      <w:r>
-        <w:t>: name, street address, unit, floor, suite, city, state, zip, cell, alternate phone and email.</w:t>
-      </w:r>
-    </w:p>
-    <w:p>
-      <w:pPr>
-        <w:pStyle w:val="ListBullet"/>
-        <w:spacing w:after="60"/>
-      </w:pPr>
-      <w:r>
-        <w:rPr>
-          <w:b/>
-        </w:rPr>
-        <w:t>Delivery address</w:t>
-      </w:r>
-      <w:r>
-        <w:t xml:space="preserve">: leave </w:t>
-      </w:r>
-      <w:r>
-        <w:rPr>
-          <w:b/>
-        </w:rPr>
-        <w:t>Same as billing</w:t>
-      </w:r>
-      <w:r>
-        <w:t xml:space="preserve"> </w:t>
-      </w:r>
-      <w:proofErr w:type="gramStart"/>
-      <w:r>
-        <w:t>ticked, or</w:t>
-      </w:r>
-      <w:proofErr w:type="gramEnd"/>
-      <w:r>
-        <w:t xml:space="preserve"> untick it to enter a different address.</w:t>
-      </w:r>
-    </w:p>
-    <w:p>
-      <w:pPr>
-        <w:pStyle w:val="ListBullet"/>
-        <w:spacing w:after="60"/>
-      </w:pPr>
-      <w:r>
-        <w:rPr>
-          <w:b/>
-        </w:rPr>
-        <w:t>Comments</w:t>
-      </w:r>
-      <w:r>
-        <w:t>: anything the delivery crew or checkout table should know.</w:t>
-      </w:r>
-    </w:p>
-    <w:p>
-      <w:pPr>
-        <w:pStyle w:val="Heading3"/>
-      </w:pPr>
-      <w:r>
-        <w:t>Letting the customer type it in</w:t>
-      </w:r>
-    </w:p>
-    <w:p>
-      <w:r>
-        <w:t xml:space="preserve">Customers are often quicker (and more </w:t>
-      </w:r>
-      <w:proofErr w:type="gramStart"/>
-      <w:r>
-        <w:t>accurate</w:t>
-      </w:r>
-      <w:proofErr w:type="gramEnd"/>
-      <w:r>
-        <w:t xml:space="preserve">) typing their own address. Tap </w:t>
-      </w:r>
-      <w:r>
-        <w:rPr>
-          <w:b/>
-        </w:rPr>
-        <w:t>Hand tablet to customer</w:t>
-      </w:r>
-      <w:r>
-        <w:t xml:space="preserve">. The customer sees a simple, large-print form titled </w:t>
-      </w:r>
-      <w:r>
-        <w:rPr>
-          <w:b/>
-        </w:rPr>
-        <w:t>Where should we deliver?</w:t>
-      </w:r>
-      <w:r>
-        <w:t xml:space="preserve"> with only the fields they need, including a choice of delivering </w:t>
-      </w:r>
-      <w:proofErr w:type="gramStart"/>
-      <w:r>
-        <w:rPr>
-          <w:b/>
-        </w:rPr>
-        <w:t>To</w:t>
-      </w:r>
-      <w:proofErr w:type="gramEnd"/>
-      <w:r>
-        <w:rPr>
-          <w:b/>
-        </w:rPr>
-        <w:t xml:space="preserve"> the address above</w:t>
-      </w:r>
-      <w:r>
-        <w:t xml:space="preserve"> or </w:t>
-      </w:r>
-      <w:proofErr w:type="gramStart"/>
-      <w:r>
-        <w:rPr>
-          <w:b/>
-        </w:rPr>
-        <w:t>Somewhere</w:t>
-      </w:r>
-      <w:proofErr w:type="gramEnd"/>
-      <w:r>
-        <w:rPr>
-          <w:b/>
-        </w:rPr>
-        <w:t xml:space="preserve"> else</w:t>
-      </w:r>
-      <w:r>
-        <w:t xml:space="preserve">. When they tap </w:t>
-      </w:r>
-      <w:r>
-        <w:rPr>
-          <w:b/>
-        </w:rPr>
-        <w:t>Done</w:t>
-      </w:r>
-      <w:r>
-        <w:t xml:space="preserve">, the details drop into the </w:t>
-      </w:r>
-      <w:proofErr w:type="gramStart"/>
-      <w:r>
-        <w:t>order</w:t>
-      </w:r>
-      <w:proofErr w:type="gramEnd"/>
-      <w:r>
-        <w:t xml:space="preserve"> and they hand the tablet back.</w:t>
-      </w:r>
-    </w:p>
-    <w:p>
-      <w:pPr>
-        <w:keepNext/>
-        <w:spacing w:after="40"/>
-        <w:jc w:val="center"/>
-      </w:pPr>
-      <w:r>
-        <w:rPr>
-          <w:noProof/>
-        </w:rPr>
-        <w:lastRenderedPageBreak/>
-        <w:drawing>
-          <wp:inline distT="0" distB="0" distL="0" distR="0" wp14:anchorId="2549CF56" wp14:editId="1BA3EF09">
-            <wp:extent cx="4754880" cy="3194685"/>
-            <wp:effectExtent l="0" t="0" r="0" b="0"/>
-            <wp:docPr id="7" name="Picture 7"/>
-            <wp:cNvGraphicFramePr>
-              <a:graphicFrameLocks xmlns:a="http://schemas.openxmlformats.org/drawingml/2006/main" noChangeAspect="1"/>
-            </wp:cNvGraphicFramePr>
-            <a:graphic xmlns:a="http://schemas.openxmlformats.org/drawingml/2006/main">
-              <a:graphicData uri="http://schemas.openxmlformats.org/drawingml/2006/picture">
-                <pic:pic xmlns:pic="http://schemas.openxmlformats.org/drawingml/2006/picture">
-                  <pic:nvPicPr>
-                    <pic:cNvPr id="0" name="05_customer_sheet.png"/>
                     <pic:cNvPicPr/>
                   </pic:nvPicPr>
                   <pic:blipFill>
@@ -7032,6 +6754,371 @@
           <w:color w:val="6B7280"/>
           <w:sz w:val="18"/>
         </w:rPr>
+        <w:t>Adding a service to an item already on the order</w:t>
+      </w:r>
+    </w:p>
+    <w:p>
+      <w:pPr>
+        <w:pStyle w:val="Heading2"/>
+      </w:pPr>
+      <w:bookmarkStart w:id="13" w:name="_Toc241435521"/>
+      <w:r>
+        <w:t>Changing or removing an item</w:t>
+      </w:r>
+      <w:bookmarkEnd w:id="13"/>
+    </w:p>
+    <w:p>
+      <w:pPr>
+        <w:pStyle w:val="ListBullet"/>
+        <w:spacing w:after="60"/>
+      </w:pPr>
+      <w:r>
+        <w:rPr>
+          <w:b/>
+        </w:rPr>
+        <w:t>Edit</w:t>
+      </w:r>
+      <w:r>
+        <w:t xml:space="preserve"> lets you change the description, brand, size, unit price, discount and quantity. It also lets you mark the item </w:t>
+      </w:r>
+      <w:r>
+        <w:rPr>
+          <w:b/>
+        </w:rPr>
+        <w:t>Take with</w:t>
+      </w:r>
+      <w:r>
+        <w:t xml:space="preserve"> (the customer carries it out today) or </w:t>
+      </w:r>
+      <w:r>
+        <w:rPr>
+          <w:b/>
+        </w:rPr>
+        <w:t>Taxable</w:t>
+      </w:r>
+      <w:r>
+        <w:t>. For counted items, the Take with box shows how many are in stock and can't be ticked when there aren't enough.</w:t>
+      </w:r>
+    </w:p>
+    <w:p>
+      <w:pPr>
+        <w:pStyle w:val="ListBullet"/>
+        <w:spacing w:after="60"/>
+      </w:pPr>
+      <w:r>
+        <w:rPr>
+          <w:b/>
+        </w:rPr>
+        <w:t>-</w:t>
+      </w:r>
+      <w:r>
+        <w:t xml:space="preserve"> and </w:t>
+      </w:r>
+      <w:r>
+        <w:rPr>
+          <w:b/>
+        </w:rPr>
+        <w:t>+</w:t>
+      </w:r>
+      <w:r>
+        <w:t xml:space="preserve"> next to an item change its quantity straight away, without opening Edit.</w:t>
+      </w:r>
+    </w:p>
+    <w:p>
+      <w:pPr>
+        <w:pStyle w:val="ListBullet"/>
+        <w:spacing w:after="60"/>
+      </w:pPr>
+      <w:r>
+        <w:rPr>
+          <w:b/>
+        </w:rPr>
+        <w:t>Notes</w:t>
+      </w:r>
+      <w:r>
+        <w:t xml:space="preserve">: add or change an item's note with </w:t>
+      </w:r>
+      <w:r>
+        <w:rPr>
+          <w:b/>
+        </w:rPr>
+        <w:t>Edit</w:t>
+      </w:r>
+      <w:r>
+        <w:t>. The note shows under the item on screen, and on the sales sheet it prints directly under the item, above its shipping row.</w:t>
+      </w:r>
+    </w:p>
+    <w:p>
+      <w:pPr>
+        <w:pStyle w:val="ListBullet"/>
+        <w:spacing w:after="60"/>
+      </w:pPr>
+      <w:r>
+        <w:rPr>
+          <w:b/>
+        </w:rPr>
+        <w:t>Remove</w:t>
+      </w:r>
+      <w:r>
+        <w:t xml:space="preserve"> takes the item off the order. The app asks you to confirm first.</w:t>
+      </w:r>
+    </w:p>
+    <w:p>
+      <w:r>
+        <w:t xml:space="preserve">Small labels on each item help you check the order at a glance: </w:t>
+      </w:r>
+      <w:r>
+        <w:rPr>
+          <w:b/>
+        </w:rPr>
+        <w:t>Take with</w:t>
+      </w:r>
+      <w:r>
+        <w:t xml:space="preserve">, </w:t>
+      </w:r>
+      <w:r>
+        <w:rPr>
+          <w:b/>
+        </w:rPr>
+        <w:t>Included</w:t>
+      </w:r>
+      <w:r>
+        <w:t xml:space="preserve"> (part of a bundle), a discount such as </w:t>
+      </w:r>
+      <w:r>
+        <w:rPr>
+          <w:b/>
+        </w:rPr>
+        <w:t>-10%</w:t>
+      </w:r>
+      <w:r>
+        <w:t xml:space="preserve">, and </w:t>
+      </w:r>
+      <w:r>
+        <w:rPr>
+          <w:b/>
+        </w:rPr>
+        <w:t>Not on sales sheet</w:t>
+      </w:r>
+      <w:r>
+        <w:t xml:space="preserve"> for a free service row that won't print.</w:t>
+      </w:r>
+    </w:p>
+    <w:p>
+      <w:pPr>
+        <w:pStyle w:val="Heading2"/>
+      </w:pPr>
+      <w:bookmarkStart w:id="14" w:name="_Toc241435522"/>
+      <w:r>
+        <w:t>Customer details</w:t>
+      </w:r>
+      <w:bookmarkEnd w:id="14"/>
+    </w:p>
+    <w:p>
+      <w:r>
+        <w:t xml:space="preserve">The right side of the screen (or the </w:t>
+      </w:r>
+      <w:r>
+        <w:rPr>
+          <w:b/>
+        </w:rPr>
+        <w:t>Customer</w:t>
+      </w:r>
+      <w:r>
+        <w:t xml:space="preserve"> tab on a phone) holds the same fields as the paper sales sheet:</w:t>
+      </w:r>
+    </w:p>
+    <w:p>
+      <w:pPr>
+        <w:pStyle w:val="ListBullet"/>
+        <w:spacing w:after="60"/>
+      </w:pPr>
+      <w:r>
+        <w:rPr>
+          <w:b/>
+        </w:rPr>
+        <w:t>Sale details</w:t>
+      </w:r>
+      <w:r>
+        <w:t>: Organization, Advertising source, Referral name and CFS rep name.</w:t>
+      </w:r>
+    </w:p>
+    <w:p>
+      <w:pPr>
+        <w:pStyle w:val="ListBullet"/>
+        <w:spacing w:after="60"/>
+      </w:pPr>
+      <w:r>
+        <w:rPr>
+          <w:b/>
+        </w:rPr>
+        <w:t>Customer billing name and address</w:t>
+      </w:r>
+      <w:r>
+        <w:t>: name, street address, unit, floor, suite, city, state, zip, cell, alternate phone and email.</w:t>
+      </w:r>
+    </w:p>
+    <w:p>
+      <w:pPr>
+        <w:pStyle w:val="ListBullet"/>
+        <w:spacing w:after="60"/>
+      </w:pPr>
+      <w:r>
+        <w:rPr>
+          <w:b/>
+        </w:rPr>
+        <w:t>Delivery address</w:t>
+      </w:r>
+      <w:r>
+        <w:t xml:space="preserve">: leave </w:t>
+      </w:r>
+      <w:r>
+        <w:rPr>
+          <w:b/>
+        </w:rPr>
+        <w:t>Same as billing</w:t>
+      </w:r>
+      <w:r>
+        <w:t xml:space="preserve"> ticked, or untick it to enter a different address.</w:t>
+      </w:r>
+    </w:p>
+    <w:p>
+      <w:pPr>
+        <w:pStyle w:val="ListBullet"/>
+        <w:spacing w:after="60"/>
+      </w:pPr>
+      <w:r>
+        <w:rPr>
+          <w:b/>
+        </w:rPr>
+        <w:t>Comments</w:t>
+      </w:r>
+      <w:r>
+        <w:t>: anything the delivery crew or checkout table should know.</w:t>
+      </w:r>
+    </w:p>
+    <w:p>
+      <w:r>
+        <w:t>Details tidy themselves up when you move to the next box: a phone number becomes (724) 555-0100, the state becomes capitals, and the email is lower-cased.</w:t>
+      </w:r>
+    </w:p>
+    <w:p>
+      <w:pPr>
+        <w:pStyle w:val="Heading3"/>
+      </w:pPr>
+      <w:r>
+        <w:lastRenderedPageBreak/>
+        <w:t>Letting the customer type it in</w:t>
+      </w:r>
+    </w:p>
+    <w:p>
+      <w:r>
+        <w:t xml:space="preserve">Customers are often quicker (and more accurate) typing their own address. Tap </w:t>
+      </w:r>
+      <w:r>
+        <w:rPr>
+          <w:b/>
+        </w:rPr>
+        <w:t>Hand tablet to customer</w:t>
+      </w:r>
+      <w:r>
+        <w:t xml:space="preserve">. The customer sees a simple, large-print form titled </w:t>
+      </w:r>
+      <w:r>
+        <w:rPr>
+          <w:b/>
+        </w:rPr>
+        <w:t>Where should we deliver?</w:t>
+      </w:r>
+      <w:r>
+        <w:t xml:space="preserve"> with only the fields they need, including a choice of delivering </w:t>
+      </w:r>
+      <w:r>
+        <w:rPr>
+          <w:b/>
+        </w:rPr>
+        <w:t>To the address above</w:t>
+      </w:r>
+      <w:r>
+        <w:t xml:space="preserve"> or </w:t>
+      </w:r>
+      <w:r>
+        <w:rPr>
+          <w:b/>
+        </w:rPr>
+        <w:t>Somewhere else</w:t>
+      </w:r>
+      <w:r>
+        <w:t xml:space="preserve">. When they tap </w:t>
+      </w:r>
+      <w:r>
+        <w:rPr>
+          <w:b/>
+        </w:rPr>
+        <w:t>Done</w:t>
+      </w:r>
+      <w:r>
+        <w:t>, the details drop into the order and they hand the tablet back.</w:t>
+      </w:r>
+    </w:p>
+    <w:p>
+      <w:pPr>
+        <w:keepNext/>
+        <w:spacing w:after="40"/>
+        <w:jc w:val="center"/>
+      </w:pPr>
+      <w:r>
+        <w:rPr>
+          <w:noProof/>
+        </w:rPr>
+        <w:drawing>
+          <wp:inline distT="0" distB="0" distL="0" distR="0" wp14:anchorId="1EB1D77F" wp14:editId="27A4D9E9">
+            <wp:extent cx="4754880" cy="3194685"/>
+            <wp:effectExtent l="0" t="0" r="0" b="0"/>
+            <wp:docPr id="7" name="Picture 7"/>
+            <wp:cNvGraphicFramePr>
+              <a:graphicFrameLocks xmlns:a="http://schemas.openxmlformats.org/drawingml/2006/main" noChangeAspect="1"/>
+            </wp:cNvGraphicFramePr>
+            <a:graphic xmlns:a="http://schemas.openxmlformats.org/drawingml/2006/main">
+              <a:graphicData uri="http://schemas.openxmlformats.org/drawingml/2006/picture">
+                <pic:pic xmlns:pic="http://schemas.openxmlformats.org/drawingml/2006/picture">
+                  <pic:nvPicPr>
+                    <pic:cNvPr id="0" name="05_customer_sheet.png"/>
+                    <pic:cNvPicPr/>
+                  </pic:nvPicPr>
+                  <pic:blipFill>
+                    <a:blip r:embed="rId15"/>
+                    <a:stretch>
+                      <a:fillRect/>
+                    </a:stretch>
+                  </pic:blipFill>
+                  <pic:spPr>
+                    <a:xfrm>
+                      <a:off x="0" y="0"/>
+                      <a:ext cx="4754880" cy="3194685"/>
+                    </a:xfrm>
+                    <a:prstGeom prst="rect">
+                      <a:avLst/>
+                    </a:prstGeom>
+                  </pic:spPr>
+                </pic:pic>
+              </a:graphicData>
+            </a:graphic>
+          </wp:inline>
+        </w:drawing>
+      </w:r>
+    </w:p>
+    <w:p>
+      <w:pPr>
+        <w:spacing w:after="200"/>
+        <w:jc w:val="center"/>
+      </w:pPr>
+      <w:r>
+        <w:rPr>
+          <w:i/>
+          <w:color w:val="6B7280"/>
+          <w:sz w:val="18"/>
+        </w:rPr>
         <w:t>The customer-friendly address form</w:t>
       </w:r>
     </w:p>
@@ -7039,16 +7126,11 @@
       <w:pPr>
         <w:pStyle w:val="Heading2"/>
       </w:pPr>
-      <w:bookmarkStart w:id="15" w:name="_Toc240965019"/>
-      <w:r>
-        <w:t xml:space="preserve">Sending the order to </w:t>
-      </w:r>
-      <w:proofErr w:type="gramStart"/>
-      <w:r>
-        <w:t>checkout</w:t>
+      <w:bookmarkStart w:id="15" w:name="_Toc241435523"/>
+      <w:r>
+        <w:t>Sending the order to checkout</w:t>
       </w:r>
       <w:bookmarkEnd w:id="15"/>
-      <w:proofErr w:type="gramEnd"/>
     </w:p>
     <w:p>
       <w:r>
@@ -7215,22 +7297,14 @@
         <w:t>Discard</w:t>
       </w:r>
       <w:r>
-        <w:t xml:space="preserve"> deletes an order that hasn't been sent to </w:t>
-      </w:r>
-      <w:proofErr w:type="spellStart"/>
-      <w:r>
-        <w:t>checkout</w:t>
-      </w:r>
-      <w:proofErr w:type="spellEnd"/>
-      <w:r>
-        <w:t xml:space="preserve"> yet. The app asks you to confirm, and this can't be undone.</w:t>
+        <w:t xml:space="preserve"> deletes an order that hasn't been sent to checkout yet. The app asks you to confirm, and this can't be undone.</w:t>
       </w:r>
     </w:p>
     <w:p>
       <w:pPr>
         <w:pStyle w:val="Heading2"/>
       </w:pPr>
-      <w:bookmarkStart w:id="16" w:name="_Toc240965020"/>
+      <w:bookmarkStart w:id="16" w:name="_Toc241435524"/>
       <w:r>
         <w:lastRenderedPageBreak/>
         <w:t>Using a phone</w:t>
@@ -7248,7 +7322,7 @@
           <w:noProof/>
         </w:rPr>
         <w:drawing>
-          <wp:inline distT="0" distB="0" distL="0" distR="0" wp14:anchorId="7B15E91C" wp14:editId="129CC3E5">
+          <wp:inline distT="0" distB="0" distL="0" distR="0" wp14:anchorId="7A489103" wp14:editId="4CF02A55">
             <wp:extent cx="2194560" cy="4749253"/>
             <wp:effectExtent l="0" t="0" r="0" b="0"/>
             <wp:docPr id="8" name="Picture 8"/>
@@ -7263,7 +7337,7 @@
                     <pic:cNvPicPr/>
                   </pic:nvPicPr>
                   <pic:blipFill>
-                    <a:blip r:embed="rId15"/>
+                    <a:blip r:embed="rId16"/>
                     <a:stretch>
                       <a:fillRect/>
                     </a:stretch>
@@ -7326,7 +7400,7 @@
         <w:pStyle w:val="Heading1"/>
         <w:pageBreakBefore/>
       </w:pPr>
-      <w:bookmarkStart w:id="17" w:name="_Toc240965021"/>
+      <w:bookmarkStart w:id="17" w:name="_Toc241435525"/>
       <w:r>
         <w:lastRenderedPageBreak/>
         <w:t>Checking out a customer</w:t>
@@ -7344,15 +7418,7 @@
         <w:t>Checkout</w:t>
       </w:r>
       <w:r>
-        <w:t xml:space="preserve"> </w:t>
-      </w:r>
-      <w:proofErr w:type="gramStart"/>
-      <w:r>
-        <w:t>in</w:t>
-      </w:r>
-      <w:proofErr w:type="gramEnd"/>
-      <w:r>
-        <w:t xml:space="preserve"> the menu. Orders appear in the </w:t>
+        <w:t xml:space="preserve"> in the menu. Orders appear in the </w:t>
       </w:r>
       <w:r>
         <w:rPr>
@@ -7375,7 +7441,7 @@
           <w:noProof/>
         </w:rPr>
         <w:drawing>
-          <wp:inline distT="0" distB="0" distL="0" distR="0" wp14:anchorId="2313F140" wp14:editId="4F1ADB8C">
+          <wp:inline distT="0" distB="0" distL="0" distR="0" wp14:anchorId="3494DDAA" wp14:editId="4E0893FB">
             <wp:extent cx="5760720" cy="3870484"/>
             <wp:effectExtent l="0" t="0" r="0" b="0"/>
             <wp:docPr id="9" name="Picture 9"/>
@@ -7390,7 +7456,7 @@
                     <pic:cNvPicPr/>
                   </pic:nvPicPr>
                   <pic:blipFill>
-                    <a:blip r:embed="rId16"/>
+                    <a:blip r:embed="rId17"/>
                     <a:stretch>
                       <a:fillRect/>
                     </a:stretch>
@@ -7429,7 +7495,7 @@
       <w:pPr>
         <w:pStyle w:val="Heading2"/>
       </w:pPr>
-      <w:bookmarkStart w:id="18" w:name="_Toc240965022"/>
+      <w:bookmarkStart w:id="18" w:name="_Toc241435526"/>
       <w:r>
         <w:t>1. Review the order with the customer</w:t>
       </w:r>
@@ -7457,19 +7523,11 @@
       <w:r>
         <w:t xml:space="preserve">, </w:t>
       </w:r>
-      <w:proofErr w:type="gramStart"/>
-      <w:r>
-        <w:rPr>
-          <w:b/>
-        </w:rPr>
-        <w:t>Add</w:t>
-      </w:r>
-      <w:proofErr w:type="gramEnd"/>
-      <w:r>
-        <w:rPr>
-          <w:b/>
-        </w:rPr>
-        <w:t xml:space="preserve"> service</w:t>
+      <w:r>
+        <w:rPr>
+          <w:b/>
+        </w:rPr>
+        <w:t>Add service</w:t>
       </w:r>
       <w:r>
         <w:t xml:space="preserve"> and </w:t>
@@ -7527,22 +7585,14 @@
         <w:t>Save comment</w:t>
       </w:r>
       <w:r>
-        <w:t xml:space="preserve">. Comments </w:t>
-      </w:r>
-      <w:proofErr w:type="gramStart"/>
-      <w:r>
-        <w:t>print</w:t>
-      </w:r>
-      <w:proofErr w:type="gramEnd"/>
-      <w:r>
-        <w:t xml:space="preserve"> in the Comments box on the sales sheet.</w:t>
+        <w:t>. Comments print in the Comments box on the sales sheet.</w:t>
       </w:r>
     </w:p>
     <w:p>
       <w:pPr>
         <w:pStyle w:val="Heading2"/>
       </w:pPr>
-      <w:bookmarkStart w:id="19" w:name="_Toc240965023"/>
+      <w:bookmarkStart w:id="19" w:name="_Toc241435527"/>
       <w:r>
         <w:t>2. Take payment</w:t>
       </w:r>
@@ -7644,7 +7694,6 @@
       <w:r>
         <w:t xml:space="preserve">Enter the </w:t>
       </w:r>
-      <w:proofErr w:type="gramStart"/>
       <w:r>
         <w:rPr>
           <w:b/>
@@ -7652,11 +7701,7 @@
         <w:t>Amount</w:t>
       </w:r>
       <w:r>
-        <w:t>, or</w:t>
-      </w:r>
-      <w:proofErr w:type="gramEnd"/>
-      <w:r>
-        <w:t xml:space="preserve"> tap </w:t>
+        <w:t xml:space="preserve">, or tap </w:t>
       </w:r>
       <w:r>
         <w:rPr>
@@ -7803,15 +7848,7 @@
     </w:p>
     <w:p>
       <w:r>
-        <w:t xml:space="preserve">The fee only applies to the part of the sale paid by card. For example, on a $2,000 order where the customer pays $1,000 in cash and the rest by card, the fee is charged on the $1,000 that goes on the card, not </w:t>
-      </w:r>
-      <w:proofErr w:type="gramStart"/>
-      <w:r>
-        <w:t>on the whole</w:t>
-      </w:r>
-      <w:proofErr w:type="gramEnd"/>
-      <w:r>
-        <w:t xml:space="preserve"> $2,000.</w:t>
+        <w:t>The fee only applies to the part of the sale paid by card. For example, on a $2,000 order where the customer pays $1,000 in cash and the rest by card, the fee is charged on the $1,000 that goes on the card, not on the whole $2,000.</w:t>
       </w:r>
     </w:p>
     <w:p>
@@ -7835,15 +7872,7 @@
         <w:spacing w:after="60"/>
       </w:pPr>
       <w:r>
-        <w:t xml:space="preserve">Recorded </w:t>
-      </w:r>
-      <w:proofErr w:type="gramStart"/>
-      <w:r>
-        <w:t>a payment</w:t>
-      </w:r>
-      <w:proofErr w:type="gramEnd"/>
-      <w:r>
-        <w:t xml:space="preserve"> by mistake? Tap the trash icon next to it to remove it.</w:t>
+        <w:t>Recorded a payment by mistake? Tap the trash icon next to it to remove it.</w:t>
       </w:r>
     </w:p>
     <w:p>
@@ -7877,7 +7906,7 @@
       <w:pPr>
         <w:pStyle w:val="Heading2"/>
       </w:pPr>
-      <w:bookmarkStart w:id="20" w:name="_Toc240965024"/>
+      <w:bookmarkStart w:id="20" w:name="_Toc241435528"/>
       <w:r>
         <w:t>3. Acknowledgements (initials and signature)</w:t>
       </w:r>
@@ -7978,19 +8007,11 @@
       <w:r>
         <w:t xml:space="preserve">, </w:t>
       </w:r>
-      <w:proofErr w:type="gramStart"/>
-      <w:r>
-        <w:rPr>
-          <w:b/>
-        </w:rPr>
-        <w:t>How</w:t>
-      </w:r>
-      <w:proofErr w:type="gramEnd"/>
-      <w:r>
-        <w:rPr>
-          <w:b/>
-        </w:rPr>
-        <w:t xml:space="preserve"> your bed arrives</w:t>
+      <w:r>
+        <w:rPr>
+          <w:b/>
+        </w:rPr>
+        <w:t>How your bed arrives</w:t>
       </w:r>
       <w:r>
         <w:t xml:space="preserve"> and </w:t>
@@ -8067,7 +8088,7 @@
         </w:rPr>
         <w:lastRenderedPageBreak/>
         <w:drawing>
-          <wp:inline distT="0" distB="0" distL="0" distR="0" wp14:anchorId="546565A5" wp14:editId="50F95856">
+          <wp:inline distT="0" distB="0" distL="0" distR="0" wp14:anchorId="3A21DA21" wp14:editId="3FB9E494">
             <wp:extent cx="4937760" cy="3317558"/>
             <wp:effectExtent l="0" t="0" r="0" b="0"/>
             <wp:docPr id="10" name="Picture 10"/>
@@ -8082,7 +8103,7 @@
                     <pic:cNvPicPr/>
                   </pic:nvPicPr>
                   <pic:blipFill>
-                    <a:blip r:embed="rId17"/>
+                    <a:blip r:embed="rId18"/>
                     <a:stretch>
                       <a:fillRect/>
                     </a:stretch>
@@ -8179,23 +8200,7 @@
               <w:t>Complete &amp; print</w:t>
             </w:r>
             <w:r>
-              <w:t xml:space="preserve"> stays greyed out until the customer has confirmed their details, </w:t>
-            </w:r>
-            <w:proofErr w:type="gramStart"/>
-            <w:r>
-              <w:t>initialed</w:t>
-            </w:r>
-            <w:proofErr w:type="gramEnd"/>
-            <w:r>
-              <w:t xml:space="preserve"> every point and signed. If anyone changes the customer's name, address, phone, email or delivery address afterwards, the customer </w:t>
-            </w:r>
-            <w:proofErr w:type="gramStart"/>
-            <w:r>
-              <w:t>has to</w:t>
-            </w:r>
-            <w:proofErr w:type="gramEnd"/>
-            <w:r>
-              <w:t xml:space="preserve"> confirm their details again.</w:t>
+              <w:t xml:space="preserve"> stays greyed out until the customer has confirmed their details, initialled every point and signed. If anyone changes the customer's name, address, phone, email or delivery address afterwards, the customer has to confirm their details again.</w:t>
             </w:r>
           </w:p>
         </w:tc>
@@ -8210,7 +8215,7 @@
       <w:pPr>
         <w:pStyle w:val="Heading2"/>
       </w:pPr>
-      <w:bookmarkStart w:id="21" w:name="_Toc240965025"/>
+      <w:bookmarkStart w:id="21" w:name="_Toc241435529"/>
       <w:r>
         <w:t>4. Complete and print</w:t>
       </w:r>
@@ -8227,16 +8232,16 @@
         <w:t>Complete &amp; print</w:t>
       </w:r>
       <w:r>
-        <w:t xml:space="preserve">. The order is marked complete, moves into the day's totals, and the sales sheet opens ready to print. Tap </w:t>
-      </w:r>
-      <w:r>
-        <w:rPr>
-          <w:b/>
-        </w:rPr>
-        <w:t>Print</w:t>
-      </w:r>
-      <w:r>
-        <w:t xml:space="preserve">, then </w:t>
+        <w:t xml:space="preserve">. The order is marked complete, moves into the day's totals, and the sales sheet opens with the print window already showing. Choose your printer (or </w:t>
+      </w:r>
+      <w:r>
+        <w:rPr>
+          <w:b/>
+        </w:rPr>
+        <w:t>Save as PDF</w:t>
+      </w:r>
+      <w:r>
+        <w:t xml:space="preserve">), then tap </w:t>
       </w:r>
       <w:r>
         <w:rPr>
@@ -8399,7 +8404,7 @@
       <w:pPr>
         <w:pStyle w:val="Heading2"/>
       </w:pPr>
-      <w:bookmarkStart w:id="22" w:name="_Toc240965026"/>
+      <w:bookmarkStart w:id="22" w:name="_Toc241435530"/>
       <w:r>
         <w:lastRenderedPageBreak/>
         <w:t>Other checkout actions</w:t>
@@ -8610,7 +8615,7 @@
         <w:pStyle w:val="Heading1"/>
         <w:pageBreakBefore/>
       </w:pPr>
-      <w:bookmarkStart w:id="23" w:name="_Toc240965027"/>
+      <w:bookmarkStart w:id="23" w:name="_Toc241435531"/>
       <w:r>
         <w:lastRenderedPageBreak/>
         <w:t>The sales sheet</w:t>
@@ -8633,8 +8638,8 @@
           <w:noProof/>
         </w:rPr>
         <w:drawing>
-          <wp:inline distT="0" distB="0" distL="0" distR="0" wp14:anchorId="08BEBC94" wp14:editId="18552B5F">
-            <wp:extent cx="4023360" cy="3361182"/>
+          <wp:inline distT="0" distB="0" distL="0" distR="0" wp14:anchorId="5982CB45" wp14:editId="09BCF72D">
+            <wp:extent cx="4023360" cy="3187256"/>
             <wp:effectExtent l="0" t="0" r="0" b="0"/>
             <wp:docPr id="11" name="Picture 11"/>
             <wp:cNvGraphicFramePr>
@@ -8648,7 +8653,7 @@
                     <pic:cNvPicPr/>
                   </pic:nvPicPr>
                   <pic:blipFill>
-                    <a:blip r:embed="rId18"/>
+                    <a:blip r:embed="rId19"/>
                     <a:stretch>
                       <a:fillRect/>
                     </a:stretch>
@@ -8656,7 +8661,7 @@
                   <pic:spPr>
                     <a:xfrm>
                       <a:off x="0" y="0"/>
-                      <a:ext cx="4023360" cy="3361182"/>
+                      <a:ext cx="4023360" cy="3187256"/>
                     </a:xfrm>
                     <a:prstGeom prst="rect">
                       <a:avLst/>
@@ -8698,15 +8703,7 @@
         <w:t>Print</w:t>
       </w:r>
       <w:r>
-        <w:t xml:space="preserve"> to print </w:t>
-      </w:r>
-      <w:proofErr w:type="gramStart"/>
-      <w:r>
-        <w:t>it, or</w:t>
-      </w:r>
-      <w:proofErr w:type="gramEnd"/>
-      <w:r>
-        <w:t xml:space="preserve"> choose </w:t>
+        <w:t xml:space="preserve"> to print it, or choose </w:t>
       </w:r>
       <w:r>
         <w:rPr>
@@ -8715,7 +8712,7 @@
         <w:t>Save as PDF</w:t>
       </w:r>
       <w:r>
-        <w:t xml:space="preserve"> as the printer to keep a digital copy.</w:t>
+        <w:t xml:space="preserve"> as the printer to keep a digital copy. Each sales sheet always fits on one page, even for a long order.</w:t>
       </w:r>
     </w:p>
     <w:p>
@@ -8810,7 +8807,7 @@
         <w:pStyle w:val="Heading1"/>
         <w:pageBreakBefore/>
       </w:pPr>
-      <w:bookmarkStart w:id="24" w:name="_Toc240965028"/>
+      <w:bookmarkStart w:id="24" w:name="_Toc241435532"/>
       <w:r>
         <w:lastRenderedPageBreak/>
         <w:t>Looking up orders</w:t>
@@ -8842,7 +8839,7 @@
           <w:noProof/>
         </w:rPr>
         <w:drawing>
-          <wp:inline distT="0" distB="0" distL="0" distR="0" wp14:anchorId="166D986E" wp14:editId="057D814A">
+          <wp:inline distT="0" distB="0" distL="0" distR="0" wp14:anchorId="31633C69" wp14:editId="4711516D">
             <wp:extent cx="5760720" cy="3870484"/>
             <wp:effectExtent l="0" t="0" r="0" b="0"/>
             <wp:docPr id="12" name="Picture 12"/>
@@ -8857,7 +8854,7 @@
                     <pic:cNvPicPr/>
                   </pic:nvPicPr>
                   <pic:blipFill>
-                    <a:blip r:embed="rId19"/>
+                    <a:blip r:embed="rId20"/>
                     <a:stretch>
                       <a:fillRect/>
                     </a:stretch>
@@ -8904,23 +8901,7 @@
         <w:t>Filter by status</w:t>
       </w:r>
       <w:r>
-        <w:t xml:space="preserve">: All, Completed, </w:t>
-      </w:r>
-      <w:proofErr w:type="gramStart"/>
-      <w:r>
-        <w:t>At</w:t>
-      </w:r>
-      <w:proofErr w:type="gramEnd"/>
-      <w:r>
-        <w:t xml:space="preserve"> checkout, On the floor or </w:t>
-      </w:r>
-      <w:proofErr w:type="gramStart"/>
-      <w:r>
-        <w:t>Voided</w:t>
-      </w:r>
-      <w:proofErr w:type="gramEnd"/>
-      <w:r>
-        <w:t>.</w:t>
+        <w:t>: All, Completed, At checkout, On the floor or Voided.</w:t>
       </w:r>
     </w:p>
     <w:p>
@@ -8978,7 +8959,7 @@
       <w:pPr>
         <w:pStyle w:val="Heading2"/>
       </w:pPr>
-      <w:bookmarkStart w:id="25" w:name="_Toc240965029"/>
+      <w:bookmarkStart w:id="25" w:name="_Toc241435533"/>
       <w:r>
         <w:t>Extra options for admins</w:t>
       </w:r>
@@ -9017,21 +8998,10 @@
         <w:rPr>
           <w:b/>
         </w:rPr>
-        <w:t xml:space="preserve">Print all completed </w:t>
-      </w:r>
-      <w:proofErr w:type="gramStart"/>
-      <w:r>
-        <w:rPr>
-          <w:b/>
-        </w:rPr>
-        <w:t>sheets</w:t>
-      </w:r>
-      <w:r>
-        <w:t>:</w:t>
-      </w:r>
-      <w:proofErr w:type="gramEnd"/>
-      <w:r>
-        <w:t xml:space="preserve"> opens every completed sales sheet for the event in one print job (see *Event sales sheets*).</w:t>
+        <w:t>Print all completed sheets</w:t>
+      </w:r>
+      <w:r>
+        <w:t>: opens every completed sales sheet for the event in one print job (see *Event sales sheets*).</w:t>
       </w:r>
     </w:p>
     <w:p>
@@ -9046,15 +9016,7 @@
         <w:t>Reopen</w:t>
       </w:r>
       <w:r>
-        <w:t xml:space="preserve"> a finished </w:t>
-      </w:r>
-      <w:proofErr w:type="gramStart"/>
-      <w:r>
-        <w:t>or in-</w:t>
-      </w:r>
-      <w:proofErr w:type="gramEnd"/>
-      <w:r>
-        <w:t xml:space="preserve">progress order. Choose </w:t>
+        <w:t xml:space="preserve"> a finished or in-progress order. Choose </w:t>
       </w:r>
       <w:r>
         <w:rPr>
@@ -9087,7 +9049,7 @@
         </w:rPr>
         <w:lastRenderedPageBreak/>
         <w:drawing>
-          <wp:inline distT="0" distB="0" distL="0" distR="0" wp14:anchorId="3AD5B8BE" wp14:editId="341D2817">
+          <wp:inline distT="0" distB="0" distL="0" distR="0" wp14:anchorId="7E6D8ECC" wp14:editId="4C0C1DE5">
             <wp:extent cx="4754880" cy="3194685"/>
             <wp:effectExtent l="0" t="0" r="0" b="0"/>
             <wp:docPr id="13" name="Picture 13"/>
@@ -9102,7 +9064,7 @@
                     <pic:cNvPicPr/>
                   </pic:nvPicPr>
                   <pic:blipFill>
-                    <a:blip r:embed="rId20"/>
+                    <a:blip r:embed="rId21"/>
                     <a:stretch>
                       <a:fillRect/>
                     </a:stretch>
@@ -9179,23 +9141,7 @@
               <w:t xml:space="preserve">Important:  </w:t>
             </w:r>
             <w:r>
-              <w:t xml:space="preserve">A reopened sale drops out of the event's totals and printed sheets until it is completed again. Payments already recorded stay on it. Any counted Take With items </w:t>
-            </w:r>
-            <w:proofErr w:type="gramStart"/>
-            <w:r>
-              <w:t>go</w:t>
-            </w:r>
-            <w:proofErr w:type="gramEnd"/>
-            <w:r>
-              <w:t xml:space="preserve"> back into the </w:t>
-            </w:r>
-            <w:proofErr w:type="gramStart"/>
-            <w:r>
-              <w:t>inventory, and</w:t>
-            </w:r>
-            <w:proofErr w:type="gramEnd"/>
-            <w:r>
-              <w:t xml:space="preserve"> come off again when the sale is completed.</w:t>
+              <w:t>A reopened sale drops out of the event's totals and printed sheets until it is completed again. Payments already recorded stay on it. Any counted Take With items go back into the inventory, and come off again when the sale is completed.</w:t>
             </w:r>
           </w:p>
         </w:tc>
@@ -9211,7 +9157,7 @@
         <w:pStyle w:val="Heading1"/>
         <w:pageBreakBefore/>
       </w:pPr>
-      <w:bookmarkStart w:id="26" w:name="_Toc240965030"/>
+      <w:bookmarkStart w:id="26" w:name="_Toc241435534"/>
       <w:r>
         <w:lastRenderedPageBreak/>
         <w:t>The dashboard</w:t>
@@ -9261,7 +9207,7 @@
           <w:noProof/>
         </w:rPr>
         <w:drawing>
-          <wp:inline distT="0" distB="0" distL="0" distR="0" wp14:anchorId="5D97D6BE" wp14:editId="25160F71">
+          <wp:inline distT="0" distB="0" distL="0" distR="0" wp14:anchorId="07E3C8B7" wp14:editId="4897C4E2">
             <wp:extent cx="4937760" cy="3317558"/>
             <wp:effectExtent l="0" t="0" r="0" b="0"/>
             <wp:docPr id="14" name="Picture 14"/>
@@ -9276,7 +9222,7 @@
                     <pic:cNvPicPr/>
                   </pic:nvPicPr>
                   <pic:blipFill>
-                    <a:blip r:embed="rId21"/>
+                    <a:blip r:embed="rId22"/>
                     <a:stretch>
                       <a:fillRect/>
                     </a:stretch>
@@ -9809,7 +9755,7 @@
         <w:pStyle w:val="Heading1"/>
         <w:pageBreakBefore/>
       </w:pPr>
-      <w:bookmarkStart w:id="27" w:name="_Toc240965031"/>
+      <w:bookmarkStart w:id="27" w:name="_Toc241435535"/>
       <w:r>
         <w:lastRenderedPageBreak/>
         <w:t>Keeping inventory</w:t>
@@ -9868,7 +9814,7 @@
           <w:noProof/>
         </w:rPr>
         <w:drawing>
-          <wp:inline distT="0" distB="0" distL="0" distR="0" wp14:anchorId="5A5B226A" wp14:editId="75441778">
+          <wp:inline distT="0" distB="0" distL="0" distR="0" wp14:anchorId="0168F8FB" wp14:editId="332477B9">
             <wp:extent cx="5760720" cy="3870484"/>
             <wp:effectExtent l="0" t="0" r="0" b="0"/>
             <wp:docPr id="15" name="Picture 15"/>
@@ -9883,7 +9829,7 @@
                     <pic:cNvPicPr/>
                   </pic:nvPicPr>
                   <pic:blipFill>
-                    <a:blip r:embed="rId22"/>
+                    <a:blip r:embed="rId23"/>
                     <a:stretch>
                       <a:fillRect/>
                     </a:stretch>
@@ -9922,7 +9868,7 @@
       <w:pPr>
         <w:pStyle w:val="Heading2"/>
       </w:pPr>
-      <w:bookmarkStart w:id="28" w:name="_Toc240965032"/>
+      <w:bookmarkStart w:id="28" w:name="_Toc241435536"/>
       <w:r>
         <w:t>What's on the screen</w:t>
       </w:r>
@@ -9952,15 +9898,7 @@
         <w:t>Out of stock - ship only</w:t>
       </w:r>
       <w:r>
-        <w:t xml:space="preserve"> at </w:t>
-      </w:r>
-      <w:proofErr w:type="gramStart"/>
-      <w:r>
-        <w:t>zero, and</w:t>
-      </w:r>
-      <w:proofErr w:type="gramEnd"/>
-      <w:r>
-        <w:t xml:space="preserve"> shows </w:t>
+        <w:t xml:space="preserve"> at zero, and shows </w:t>
       </w:r>
       <w:r>
         <w:rPr>
@@ -10012,7 +9950,7 @@
       <w:pPr>
         <w:pStyle w:val="Heading2"/>
       </w:pPr>
-      <w:bookmarkStart w:id="29" w:name="_Toc240965033"/>
+      <w:bookmarkStart w:id="29" w:name="_Toc241435537"/>
       <w:r>
         <w:t>Updating a count</w:t>
       </w:r>
@@ -10020,15 +9958,7 @@
     </w:p>
     <w:p>
       <w:r>
-        <w:t xml:space="preserve">There are two ways to change </w:t>
-      </w:r>
-      <w:proofErr w:type="gramStart"/>
-      <w:r>
-        <w:t>a count</w:t>
-      </w:r>
-      <w:proofErr w:type="gramEnd"/>
-      <w:r>
-        <w:t>:</w:t>
+        <w:t>There are two ways to change a count:</w:t>
       </w:r>
     </w:p>
     <w:p>
@@ -10097,7 +10027,7 @@
           <w:noProof/>
         </w:rPr>
         <w:drawing>
-          <wp:inline distT="0" distB="0" distL="0" distR="0" wp14:anchorId="50454410" wp14:editId="0C510231">
+          <wp:inline distT="0" distB="0" distL="0" distR="0" wp14:anchorId="1911B313" wp14:editId="570FAE17">
             <wp:extent cx="5120640" cy="3440430"/>
             <wp:effectExtent l="0" t="0" r="0" b="0"/>
             <wp:docPr id="16" name="Picture 16"/>
@@ -10112,7 +10042,7 @@
                     <pic:cNvPicPr/>
                   </pic:nvPicPr>
                   <pic:blipFill>
-                    <a:blip r:embed="rId23"/>
+                    <a:blip r:embed="rId24"/>
                     <a:stretch>
                       <a:fillRect/>
                     </a:stretch>
@@ -10151,7 +10081,7 @@
       <w:pPr>
         <w:pStyle w:val="Heading2"/>
       </w:pPr>
-      <w:bookmarkStart w:id="30" w:name="_Toc240965034"/>
+      <w:bookmarkStart w:id="30" w:name="_Toc241435538"/>
       <w:r>
         <w:t>What changes the count automatically</w:t>
       </w:r>
@@ -10555,21 +10485,58 @@
       <w:pPr>
         <w:pStyle w:val="Heading2"/>
       </w:pPr>
-      <w:bookmarkStart w:id="31" w:name="_Toc240965035"/>
+      <w:bookmarkStart w:id="31" w:name="_Toc241435539"/>
       <w:r>
         <w:lastRenderedPageBreak/>
-        <w:t xml:space="preserve">Seeing </w:t>
-      </w:r>
-      <w:proofErr w:type="gramStart"/>
-      <w:r>
-        <w:t>the history</w:t>
+        <w:t>Seeing the history</w:t>
       </w:r>
       <w:bookmarkEnd w:id="31"/>
-      <w:proofErr w:type="gramEnd"/>
     </w:p>
     <w:p>
       <w:r>
         <w:t>Tap the clock icon next to a size to see every change to its count: who made it, when, why (a count change, a Take With sale or a return to stock) and how many were left afterwards.</w:t>
+      </w:r>
+    </w:p>
+    <w:p>
+      <w:pPr>
+        <w:pStyle w:val="Heading2"/>
+      </w:pPr>
+      <w:bookmarkStart w:id="32" w:name="_Toc241435540"/>
+      <w:r>
+        <w:t>Notes for the inventory sheet</w:t>
+      </w:r>
+      <w:bookmarkEnd w:id="32"/>
+    </w:p>
+    <w:p>
+      <w:r>
+        <w:t xml:space="preserve">Below the count boxes is a </w:t>
+      </w:r>
+      <w:r>
+        <w:rPr>
+          <w:b/>
+        </w:rPr>
+        <w:t>Notes for the inventory sheet</w:t>
+      </w:r>
+      <w:r>
+        <w:t xml:space="preserve"> box. Use it for anything the counts don't explain on their own, such as a pillow kept as a floor sample or a damaged box sent back. Type the note and tap </w:t>
+      </w:r>
+      <w:r>
+        <w:rPr>
+          <w:b/>
+        </w:rPr>
+        <w:t>Save notes</w:t>
+      </w:r>
+      <w:r>
+        <w:t xml:space="preserve">. The notes print in the </w:t>
+      </w:r>
+      <w:r>
+        <w:rPr>
+          <w:b/>
+        </w:rPr>
+        <w:t>Notes</w:t>
+      </w:r>
+      <w:r>
+        <w:t xml:space="preserve"> box of the event's Accessory Inventory Sheet, with ruled lines left underneath for anything added by hand. Admins can also edit them on the event's Sales sheets page, just above the inventory sheet.</w:t>
       </w:r>
     </w:p>
     <w:p>
@@ -10583,7 +10550,7 @@
           <w:noProof/>
         </w:rPr>
         <w:drawing>
-          <wp:inline distT="0" distB="0" distL="0" distR="0" wp14:anchorId="1ACDC641" wp14:editId="633B64C8">
+          <wp:inline distT="0" distB="0" distL="0" distR="0" wp14:anchorId="0F9683CF" wp14:editId="1C4B5718">
             <wp:extent cx="5120640" cy="3440430"/>
             <wp:effectExtent l="0" t="0" r="0" b="0"/>
             <wp:docPr id="17" name="Picture 17"/>
@@ -10598,7 +10565,7 @@
                     <pic:cNvPicPr/>
                   </pic:nvPicPr>
                   <pic:blipFill>
-                    <a:blip r:embed="rId24"/>
+                    <a:blip r:embed="rId25"/>
                     <a:stretch>
                       <a:fillRect/>
                     </a:stretch>
@@ -10637,16 +10604,306 @@
       <w:pPr>
         <w:pStyle w:val="Heading2"/>
       </w:pPr>
-      <w:bookmarkStart w:id="32" w:name="_Toc240965036"/>
-      <w:r>
-        <w:t>End-of-event count</w:t>
-      </w:r>
-      <w:bookmarkEnd w:id="32"/>
-    </w:p>
-    <w:p>
-      <w:r>
-        <w:t>When the event is over, count what's left on the shelf and record it in one go:</w:t>
-      </w:r>
+      <w:bookmarkStart w:id="33" w:name="_Toc241435541"/>
+      <w:r>
+        <w:t>Start and end counts</w:t>
+      </w:r>
+      <w:bookmarkEnd w:id="33"/>
+    </w:p>
+    <w:p>
+      <w:r>
+        <w:t>Each event has two shelf counts, shown in two boxes at the top of the Inventory screen. Each box says whether that count has been done, when, and by whom.</w:t>
+      </w:r>
+    </w:p>
+    <w:tbl>
+      <w:tblPr>
+        <w:tblW w:w="0" w:type="auto"/>
+        <w:jc w:val="center"/>
+        <w:tblLook w:val="04A0" w:firstRow="1" w:lastRow="0" w:firstColumn="1" w:lastColumn="0" w:noHBand="0" w:noVBand="1"/>
+      </w:tblPr>
+      <w:tblGrid>
+        <w:gridCol w:w="2592"/>
+        <w:gridCol w:w="2160"/>
+        <w:gridCol w:w="4608"/>
+      </w:tblGrid>
+      <w:tr>
+        <w:trPr>
+          <w:jc w:val="center"/>
+        </w:trPr>
+        <w:tc>
+          <w:tcPr>
+            <w:tcW w:w="2592" w:type="dxa"/>
+            <w:tcBorders>
+              <w:top w:val="single" w:sz="4" w:space="0" w:color="0369A1"/>
+              <w:left w:val="single" w:sz="4" w:space="0" w:color="0369A1"/>
+              <w:bottom w:val="single" w:sz="4" w:space="0" w:color="0369A1"/>
+              <w:right w:val="single" w:sz="4" w:space="0" w:color="0369A1"/>
+            </w:tcBorders>
+            <w:shd w:val="clear" w:color="auto" w:fill="0369A1"/>
+            <w:tcMar>
+              <w:top w:w="100" w:type="dxa"/>
+              <w:left w:w="140" w:type="dxa"/>
+              <w:bottom w:w="100" w:type="dxa"/>
+              <w:right w:w="140" w:type="dxa"/>
+            </w:tcMar>
+          </w:tcPr>
+          <w:p>
+            <w:pPr>
+              <w:spacing w:after="0"/>
+            </w:pPr>
+            <w:r>
+              <w:rPr>
+                <w:b/>
+                <w:color w:val="FFFFFF"/>
+              </w:rPr>
+              <w:t>Count</w:t>
+            </w:r>
+          </w:p>
+        </w:tc>
+        <w:tc>
+          <w:tcPr>
+            <w:tcW w:w="2160" w:type="dxa"/>
+            <w:tcBorders>
+              <w:top w:val="single" w:sz="4" w:space="0" w:color="0369A1"/>
+              <w:left w:val="single" w:sz="4" w:space="0" w:color="0369A1"/>
+              <w:bottom w:val="single" w:sz="4" w:space="0" w:color="0369A1"/>
+              <w:right w:val="single" w:sz="4" w:space="0" w:color="0369A1"/>
+            </w:tcBorders>
+            <w:shd w:val="clear" w:color="auto" w:fill="0369A1"/>
+            <w:tcMar>
+              <w:top w:w="100" w:type="dxa"/>
+              <w:left w:w="140" w:type="dxa"/>
+              <w:bottom w:w="100" w:type="dxa"/>
+              <w:right w:w="140" w:type="dxa"/>
+            </w:tcMar>
+          </w:tcPr>
+          <w:p>
+            <w:pPr>
+              <w:spacing w:after="0"/>
+            </w:pPr>
+            <w:r>
+              <w:rPr>
+                <w:b/>
+                <w:color w:val="FFFFFF"/>
+              </w:rPr>
+              <w:t>When</w:t>
+            </w:r>
+          </w:p>
+        </w:tc>
+        <w:tc>
+          <w:tcPr>
+            <w:tcW w:w="4608" w:type="dxa"/>
+            <w:tcBorders>
+              <w:top w:val="single" w:sz="4" w:space="0" w:color="0369A1"/>
+              <w:left w:val="single" w:sz="4" w:space="0" w:color="0369A1"/>
+              <w:bottom w:val="single" w:sz="4" w:space="0" w:color="0369A1"/>
+              <w:right w:val="single" w:sz="4" w:space="0" w:color="0369A1"/>
+            </w:tcBorders>
+            <w:shd w:val="clear" w:color="auto" w:fill="0369A1"/>
+            <w:tcMar>
+              <w:top w:w="100" w:type="dxa"/>
+              <w:left w:w="140" w:type="dxa"/>
+              <w:bottom w:w="100" w:type="dxa"/>
+              <w:right w:w="140" w:type="dxa"/>
+            </w:tcMar>
+          </w:tcPr>
+          <w:p>
+            <w:pPr>
+              <w:spacing w:after="0"/>
+            </w:pPr>
+            <w:r>
+              <w:rPr>
+                <w:b/>
+                <w:color w:val="FFFFFF"/>
+              </w:rPr>
+              <w:t>Why</w:t>
+            </w:r>
+          </w:p>
+        </w:tc>
+      </w:tr>
+      <w:tr>
+        <w:trPr>
+          <w:jc w:val="center"/>
+        </w:trPr>
+        <w:tc>
+          <w:tcPr>
+            <w:tcW w:w="2592" w:type="dxa"/>
+            <w:tcBorders>
+              <w:top w:val="single" w:sz="4" w:space="0" w:color="D1D5DB"/>
+              <w:left w:val="single" w:sz="4" w:space="0" w:color="D1D5DB"/>
+              <w:bottom w:val="single" w:sz="4" w:space="0" w:color="D1D5DB"/>
+              <w:right w:val="single" w:sz="4" w:space="0" w:color="D1D5DB"/>
+            </w:tcBorders>
+            <w:tcMar>
+              <w:top w:w="100" w:type="dxa"/>
+              <w:left w:w="140" w:type="dxa"/>
+              <w:bottom w:w="100" w:type="dxa"/>
+              <w:right w:w="140" w:type="dxa"/>
+            </w:tcMar>
+          </w:tcPr>
+          <w:p>
+            <w:pPr>
+              <w:spacing w:after="0"/>
+            </w:pPr>
+            <w:r>
+              <w:rPr>
+                <w:b/>
+              </w:rPr>
+              <w:t>Start-of-event count</w:t>
+            </w:r>
+          </w:p>
+        </w:tc>
+        <w:tc>
+          <w:tcPr>
+            <w:tcW w:w="2160" w:type="dxa"/>
+            <w:tcBorders>
+              <w:top w:val="single" w:sz="4" w:space="0" w:color="D1D5DB"/>
+              <w:left w:val="single" w:sz="4" w:space="0" w:color="D1D5DB"/>
+              <w:bottom w:val="single" w:sz="4" w:space="0" w:color="D1D5DB"/>
+              <w:right w:val="single" w:sz="4" w:space="0" w:color="D1D5DB"/>
+            </w:tcBorders>
+            <w:tcMar>
+              <w:top w:w="100" w:type="dxa"/>
+              <w:left w:w="140" w:type="dxa"/>
+              <w:bottom w:w="100" w:type="dxa"/>
+              <w:right w:w="140" w:type="dxa"/>
+            </w:tcMar>
+          </w:tcPr>
+          <w:p>
+            <w:pPr>
+              <w:spacing w:after="0"/>
+            </w:pPr>
+            <w:r>
+              <w:t>Before the doors open</w:t>
+            </w:r>
+          </w:p>
+        </w:tc>
+        <w:tc>
+          <w:tcPr>
+            <w:tcW w:w="4608" w:type="dxa"/>
+            <w:tcBorders>
+              <w:top w:val="single" w:sz="4" w:space="0" w:color="D1D5DB"/>
+              <w:left w:val="single" w:sz="4" w:space="0" w:color="D1D5DB"/>
+              <w:bottom w:val="single" w:sz="4" w:space="0" w:color="D1D5DB"/>
+              <w:right w:val="single" w:sz="4" w:space="0" w:color="D1D5DB"/>
+            </w:tcBorders>
+            <w:tcMar>
+              <w:top w:w="100" w:type="dxa"/>
+              <w:left w:w="140" w:type="dxa"/>
+              <w:bottom w:w="100" w:type="dxa"/>
+              <w:right w:w="140" w:type="dxa"/>
+            </w:tcMar>
+          </w:tcPr>
+          <w:p>
+            <w:pPr>
+              <w:spacing w:after="0"/>
+            </w:pPr>
+            <w:r>
+              <w:t xml:space="preserve">Sets what the event starts with, including anything delivered that day. The box shows </w:t>
+            </w:r>
+            <w:r>
+              <w:rPr>
+                <w:b/>
+              </w:rPr>
+              <w:t>Not done yet</w:t>
+            </w:r>
+            <w:r>
+              <w:t xml:space="preserve"> in amber until it's done.</w:t>
+            </w:r>
+          </w:p>
+        </w:tc>
+      </w:tr>
+      <w:tr>
+        <w:trPr>
+          <w:jc w:val="center"/>
+        </w:trPr>
+        <w:tc>
+          <w:tcPr>
+            <w:tcW w:w="2592" w:type="dxa"/>
+            <w:tcBorders>
+              <w:top w:val="single" w:sz="4" w:space="0" w:color="D1D5DB"/>
+              <w:left w:val="single" w:sz="4" w:space="0" w:color="D1D5DB"/>
+              <w:bottom w:val="single" w:sz="4" w:space="0" w:color="D1D5DB"/>
+              <w:right w:val="single" w:sz="4" w:space="0" w:color="D1D5DB"/>
+            </w:tcBorders>
+            <w:shd w:val="clear" w:color="auto" w:fill="F3F4F6"/>
+            <w:tcMar>
+              <w:top w:w="100" w:type="dxa"/>
+              <w:left w:w="140" w:type="dxa"/>
+              <w:bottom w:w="100" w:type="dxa"/>
+              <w:right w:w="140" w:type="dxa"/>
+            </w:tcMar>
+          </w:tcPr>
+          <w:p>
+            <w:pPr>
+              <w:spacing w:after="0"/>
+            </w:pPr>
+            <w:r>
+              <w:rPr>
+                <w:b/>
+              </w:rPr>
+              <w:t>End-of-event count</w:t>
+            </w:r>
+          </w:p>
+        </w:tc>
+        <w:tc>
+          <w:tcPr>
+            <w:tcW w:w="2160" w:type="dxa"/>
+            <w:tcBorders>
+              <w:top w:val="single" w:sz="4" w:space="0" w:color="D1D5DB"/>
+              <w:left w:val="single" w:sz="4" w:space="0" w:color="D1D5DB"/>
+              <w:bottom w:val="single" w:sz="4" w:space="0" w:color="D1D5DB"/>
+              <w:right w:val="single" w:sz="4" w:space="0" w:color="D1D5DB"/>
+            </w:tcBorders>
+            <w:shd w:val="clear" w:color="auto" w:fill="F3F4F6"/>
+            <w:tcMar>
+              <w:top w:w="100" w:type="dxa"/>
+              <w:left w:w="140" w:type="dxa"/>
+              <w:bottom w:w="100" w:type="dxa"/>
+              <w:right w:w="140" w:type="dxa"/>
+            </w:tcMar>
+          </w:tcPr>
+          <w:p>
+            <w:pPr>
+              <w:spacing w:after="0"/>
+            </w:pPr>
+            <w:r>
+              <w:t>After the event closes</w:t>
+            </w:r>
+          </w:p>
+        </w:tc>
+        <w:tc>
+          <w:tcPr>
+            <w:tcW w:w="4608" w:type="dxa"/>
+            <w:tcBorders>
+              <w:top w:val="single" w:sz="4" w:space="0" w:color="D1D5DB"/>
+              <w:left w:val="single" w:sz="4" w:space="0" w:color="D1D5DB"/>
+              <w:bottom w:val="single" w:sz="4" w:space="0" w:color="D1D5DB"/>
+              <w:right w:val="single" w:sz="4" w:space="0" w:color="D1D5DB"/>
+            </w:tcBorders>
+            <w:shd w:val="clear" w:color="auto" w:fill="F3F4F6"/>
+            <w:tcMar>
+              <w:top w:w="100" w:type="dxa"/>
+              <w:left w:w="140" w:type="dxa"/>
+              <w:bottom w:w="100" w:type="dxa"/>
+              <w:right w:w="140" w:type="dxa"/>
+            </w:tcMar>
+          </w:tcPr>
+          <w:p>
+            <w:pPr>
+              <w:spacing w:after="0"/>
+            </w:pPr>
+            <w:r>
+              <w:t>Checks what's really left against what the app expected.</w:t>
+            </w:r>
+          </w:p>
+        </w:tc>
+      </w:tr>
+    </w:tbl>
+    <w:p>
+      <w:pPr>
+        <w:spacing w:after="40"/>
+      </w:pPr>
     </w:p>
     <w:p>
       <w:pPr>
@@ -10686,10 +10943,10 @@
         <w:rPr>
           <w:b/>
         </w:rPr>
-        <w:t>End-of-event count</w:t>
-      </w:r>
-      <w:r>
-        <w:t>.</w:t>
+        <w:t>Count now</w:t>
+      </w:r>
+      <w:r>
+        <w:t xml:space="preserve"> in the box for the count you're taking.</w:t>
       </w:r>
     </w:p>
     <w:p>
@@ -10759,25 +11016,16 @@
         <w:tab/>
       </w:r>
       <w:r>
-        <w:t xml:space="preserve">Sizes that differ from what the app expected are marked, for example </w:t>
-      </w:r>
-      <w:r>
-        <w:rPr>
-          <w:b/>
-        </w:rPr>
-        <w:t>-1</w:t>
-      </w:r>
-      <w:r>
-        <w:t xml:space="preserve"> or </w:t>
-      </w:r>
-      <w:r>
-        <w:rPr>
-          <w:b/>
-        </w:rPr>
-        <w:t>+2</w:t>
-      </w:r>
-      <w:r>
-        <w:t>. Leave a size blank if you're not counting it.</w:t>
+        <w:t xml:space="preserve">If most of the shelf agrees with the app, tap </w:t>
+      </w:r>
+      <w:r>
+        <w:rPr>
+          <w:b/>
+        </w:rPr>
+        <w:t>Fill the rest as matching</w:t>
+      </w:r>
+      <w:r>
+        <w:t xml:space="preserve"> to fill every size you haven't typed yet, then correct just the few that differ.</w:t>
       </w:r>
     </w:p>
     <w:p>
@@ -10803,6 +11051,50 @@
         <w:tab/>
       </w:r>
       <w:r>
+        <w:t xml:space="preserve">Sizes that differ from what the app expected are marked, for example </w:t>
+      </w:r>
+      <w:r>
+        <w:rPr>
+          <w:b/>
+        </w:rPr>
+        <w:t>-1</w:t>
+      </w:r>
+      <w:r>
+        <w:t xml:space="preserve"> or </w:t>
+      </w:r>
+      <w:r>
+        <w:rPr>
+          <w:b/>
+        </w:rPr>
+        <w:t>+2</w:t>
+      </w:r>
+      <w:r>
+        <w:t>. Leave a size blank if you're not counting it.</w:t>
+      </w:r>
+    </w:p>
+    <w:p>
+      <w:pPr>
+        <w:tabs>
+          <w:tab w:val="left" w:pos="504"/>
+        </w:tabs>
+        <w:spacing w:after="80"/>
+        <w:ind w:left="504" w:hanging="432"/>
+      </w:pPr>
+      <w:r>
+        <w:rPr>
+          <w:b/>
+          <w:color w:val="0369A1"/>
+        </w:rPr>
+        <w:t>5.</w:t>
+      </w:r>
+      <w:r>
+        <w:rPr>
+          <w:b/>
+          <w:color w:val="0369A1"/>
+        </w:rPr>
+        <w:tab/>
+      </w:r>
+      <w:r>
         <w:t xml:space="preserve">Add an optional </w:t>
       </w:r>
       <w:r>
@@ -10834,9 +11126,8 @@
         <w:rPr>
           <w:noProof/>
         </w:rPr>
-        <w:lastRenderedPageBreak/>
         <w:drawing>
-          <wp:inline distT="0" distB="0" distL="0" distR="0" wp14:anchorId="78963D32" wp14:editId="36B6A0A0">
+          <wp:inline distT="0" distB="0" distL="0" distR="0" wp14:anchorId="115904B8" wp14:editId="1F16C7E2">
             <wp:extent cx="5486400" cy="3686175"/>
             <wp:effectExtent l="0" t="0" r="0" b="0"/>
             <wp:docPr id="18" name="Picture 18"/>
@@ -10851,7 +11142,7 @@
                     <pic:cNvPicPr/>
                   </pic:nvPicPr>
                   <pic:blipFill>
-                    <a:blip r:embed="rId25"/>
+                    <a:blip r:embed="rId26"/>
                     <a:stretch>
                       <a:fillRect/>
                     </a:stretch>
@@ -10883,12 +11174,12 @@
           <w:color w:val="6B7280"/>
           <w:sz w:val="18"/>
         </w:rPr>
-        <w:t>The end-of-event count</w:t>
-      </w:r>
-    </w:p>
-    <w:p>
-      <w:r>
-        <w:t xml:space="preserve">Saving updates each counted size to what's on the shelf and records the count against the event. The counts then print on the event's </w:t>
+        <w:t>Taking a count</w:t>
+      </w:r>
+    </w:p>
+    <w:p>
+      <w:r>
+        <w:t xml:space="preserve">Saving updates each counted size to what's on the shelf and records the count against the event. Both counts print on the event's </w:t>
       </w:r>
       <w:r>
         <w:rPr>
@@ -10897,7 +11188,16 @@
         <w:t>Accessory Inventory Sheet</w:t>
       </w:r>
       <w:r>
-        <w:t>. If you need to correct the count, open it again. It opens with the numbers you entered, ready to change.</w:t>
+        <w:t xml:space="preserve">. To correct a count, tap </w:t>
+      </w:r>
+      <w:r>
+        <w:rPr>
+          <w:b/>
+        </w:rPr>
+        <w:t>Recount</w:t>
+      </w:r>
+      <w:r>
+        <w:t>: it opens with the numbers you entered, ready to change.</w:t>
       </w:r>
     </w:p>
     <w:tbl>
@@ -10942,7 +11242,7 @@
               <w:t xml:space="preserve">Good to know:  </w:t>
             </w:r>
             <w:r>
-              <w:t xml:space="preserve">The end-of-event count is saved against the </w:t>
+              <w:t xml:space="preserve">Counts are saved against the </w:t>
             </w:r>
             <w:r>
               <w:rPr>
@@ -10951,7 +11251,7 @@
               <w:t>active</w:t>
             </w:r>
             <w:r>
-              <w:t xml:space="preserve"> event, so do it before an administrator switches to the next event.</w:t>
+              <w:t xml:space="preserve"> event, so take the end-of-event count before an administrator switches to the next event.</w:t>
             </w:r>
           </w:p>
         </w:tc>
@@ -10967,12 +11267,12 @@
         <w:pStyle w:val="Heading1"/>
         <w:pageBreakBefore/>
       </w:pPr>
-      <w:bookmarkStart w:id="33" w:name="_Toc240965037"/>
+      <w:bookmarkStart w:id="34" w:name="_Toc241435542"/>
       <w:r>
         <w:lastRenderedPageBreak/>
         <w:t>Admin: setting up an event</w:t>
       </w:r>
-      <w:bookmarkEnd w:id="33"/>
+      <w:bookmarkEnd w:id="34"/>
     </w:p>
     <w:p>
       <w:r>
@@ -10992,11 +11292,11 @@
       <w:pPr>
         <w:pStyle w:val="Heading2"/>
       </w:pPr>
-      <w:bookmarkStart w:id="34" w:name="_Toc240965038"/>
+      <w:bookmarkStart w:id="35" w:name="_Toc241435543"/>
       <w:r>
         <w:t>Creating or editing an event</w:t>
       </w:r>
-      <w:bookmarkEnd w:id="34"/>
+      <w:bookmarkEnd w:id="35"/>
     </w:p>
     <w:p>
       <w:pPr>
@@ -11009,7 +11309,7 @@
           <w:noProof/>
         </w:rPr>
         <w:drawing>
-          <wp:inline distT="0" distB="0" distL="0" distR="0" wp14:anchorId="173CDE8A" wp14:editId="15320164">
+          <wp:inline distT="0" distB="0" distL="0" distR="0" wp14:anchorId="47FEF60E" wp14:editId="1B323F78">
             <wp:extent cx="5760720" cy="1236154"/>
             <wp:effectExtent l="0" t="0" r="0" b="0"/>
             <wp:docPr id="19" name="Picture 19"/>
@@ -11024,7 +11324,7 @@
                     <pic:cNvPicPr/>
                   </pic:nvPicPr>
                   <pic:blipFill>
-                    <a:blip r:embed="rId26"/>
+                    <a:blip r:embed="rId27"/>
                     <a:stretch>
                       <a:fillRect/>
                     </a:stretch>
@@ -11093,19 +11393,11 @@
       <w:r>
         <w:t xml:space="preserve">, then </w:t>
       </w:r>
-      <w:proofErr w:type="gramStart"/>
-      <w:r>
-        <w:rPr>
-          <w:b/>
-        </w:rPr>
-        <w:t>New</w:t>
-      </w:r>
-      <w:proofErr w:type="gramEnd"/>
-      <w:r>
-        <w:rPr>
-          <w:b/>
-        </w:rPr>
-        <w:t xml:space="preserve"> event</w:t>
+      <w:r>
+        <w:rPr>
+          <w:b/>
+        </w:rPr>
+        <w:t>New event</w:t>
       </w:r>
       <w:r>
         <w:t xml:space="preserve"> (or </w:t>
@@ -11307,7 +11599,7 @@
           <w:noProof/>
         </w:rPr>
         <w:drawing>
-          <wp:inline distT="0" distB="0" distL="0" distR="0" wp14:anchorId="3A6C2814" wp14:editId="624A5D6E">
+          <wp:inline distT="0" distB="0" distL="0" distR="0" wp14:anchorId="71B9A3E6" wp14:editId="79D1AF6E">
             <wp:extent cx="3840480" cy="2580322"/>
             <wp:effectExtent l="0" t="0" r="0" b="0"/>
             <wp:docPr id="20" name="Picture 20"/>
@@ -11322,7 +11614,7 @@
                     <pic:cNvPicPr/>
                   </pic:nvPicPr>
                   <pic:blipFill>
-                    <a:blip r:embed="rId27"/>
+                    <a:blip r:embed="rId28"/>
                     <a:stretch>
                       <a:fillRect/>
                     </a:stretch>
@@ -11419,12 +11711,12 @@
       <w:pPr>
         <w:pStyle w:val="Heading2"/>
       </w:pPr>
-      <w:bookmarkStart w:id="35" w:name="_Toc240965039"/>
+      <w:bookmarkStart w:id="36" w:name="_Toc241435544"/>
       <w:r>
         <w:lastRenderedPageBreak/>
         <w:t>Event sales sheets</w:t>
       </w:r>
-      <w:bookmarkEnd w:id="35"/>
+      <w:bookmarkEnd w:id="36"/>
     </w:p>
     <w:p>
       <w:r>
@@ -11439,19 +11731,11 @@
       <w:r>
         <w:t xml:space="preserve"> next to an event (or </w:t>
       </w:r>
-      <w:proofErr w:type="gramStart"/>
-      <w:r>
-        <w:rPr>
-          <w:b/>
-        </w:rPr>
-        <w:t>Print</w:t>
-      </w:r>
-      <w:proofErr w:type="gramEnd"/>
-      <w:r>
-        <w:rPr>
-          <w:b/>
-        </w:rPr>
-        <w:t xml:space="preserve"> all completed sheets</w:t>
+      <w:r>
+        <w:rPr>
+          <w:b/>
+        </w:rPr>
+        <w:t>Print all completed sheets</w:t>
       </w:r>
       <w:r>
         <w:t xml:space="preserve"> on the Orders screen). The first page is a </w:t>
@@ -11486,7 +11770,7 @@
           <w:noProof/>
         </w:rPr>
         <w:drawing>
-          <wp:inline distT="0" distB="0" distL="0" distR="0" wp14:anchorId="59EF40D1" wp14:editId="4A96756E">
+          <wp:inline distT="0" distB="0" distL="0" distR="0" wp14:anchorId="7C43F8FB" wp14:editId="56B3B649">
             <wp:extent cx="4389120" cy="2948940"/>
             <wp:effectExtent l="0" t="0" r="0" b="0"/>
             <wp:docPr id="21" name="Picture 21"/>
@@ -11501,7 +11785,7 @@
                     <pic:cNvPicPr/>
                   </pic:nvPicPr>
                   <pic:blipFill>
-                    <a:blip r:embed="rId28"/>
+                    <a:blip r:embed="rId29"/>
                     <a:stretch>
                       <a:fillRect/>
                     </a:stretch>
@@ -11546,7 +11830,16 @@
     </w:p>
     <w:p>
       <w:r>
-        <w:t xml:space="preserve">This page works like the paper tally sheet. Every counted item is listed by size, with how many went home as </w:t>
+        <w:t xml:space="preserve">This page works like the paper tally sheet. Every counted item is listed by size, with the </w:t>
+      </w:r>
+      <w:r>
+        <w:rPr>
+          <w:b/>
+        </w:rPr>
+        <w:t>Start</w:t>
+      </w:r>
+      <w:r>
+        <w:t xml:space="preserve"> count, how many went home as </w:t>
       </w:r>
       <w:r>
         <w:rPr>
@@ -11582,7 +11875,16 @@
         <w:t>Difference</w:t>
       </w:r>
       <w:r>
-        <w:t>. If the count hasn't been done in the app, the Counted column prints blank so the crew can fill it in by hand. There are also lines for notes, such as a pillow kept as a floor sample.</w:t>
+        <w:t xml:space="preserve">. If the count hasn't been done in the app, the Counted column prints blank so the crew can fill it in by hand. The </w:t>
+      </w:r>
+      <w:r>
+        <w:rPr>
+          <w:b/>
+        </w:rPr>
+        <w:t>Notes</w:t>
+      </w:r>
+      <w:r>
+        <w:t xml:space="preserve"> box at the bottom prints the notes saved on the Inventory screen, with lines left for more.</w:t>
       </w:r>
     </w:p>
     <w:p>
@@ -11597,7 +11899,7 @@
         </w:rPr>
         <w:lastRenderedPageBreak/>
         <w:drawing>
-          <wp:inline distT="0" distB="0" distL="0" distR="0" wp14:anchorId="0923DF32" wp14:editId="403639A9">
+          <wp:inline distT="0" distB="0" distL="0" distR="0" wp14:anchorId="4764E729" wp14:editId="0504E52B">
             <wp:extent cx="4206240" cy="5473224"/>
             <wp:effectExtent l="0" t="0" r="0" b="0"/>
             <wp:docPr id="22" name="Picture 22"/>
@@ -11612,7 +11914,7 @@
                     <pic:cNvPicPr/>
                   </pic:nvPicPr>
                   <pic:blipFill>
-                    <a:blip r:embed="rId29"/>
+                    <a:blip r:embed="rId30"/>
                     <a:stretch>
                       <a:fillRect/>
                     </a:stretch>
@@ -11659,15 +11961,7 @@
         <w:t>Print / Save PDF</w:t>
       </w:r>
       <w:r>
-        <w:t xml:space="preserve">: print </w:t>
-      </w:r>
-      <w:proofErr w:type="gramStart"/>
-      <w:r>
-        <w:t>everything, or</w:t>
-      </w:r>
-      <w:proofErr w:type="gramEnd"/>
-      <w:r>
-        <w:t xml:space="preserve"> choose Save as PDF as the printer to keep a single file.</w:t>
+        <w:t>: print everything, or choose Save as PDF as the printer to keep a single file.</w:t>
       </w:r>
     </w:p>
     <w:p>
@@ -11690,12 +11984,12 @@
         <w:pStyle w:val="Heading1"/>
         <w:pageBreakBefore/>
       </w:pPr>
-      <w:bookmarkStart w:id="36" w:name="_Toc240965040"/>
+      <w:bookmarkStart w:id="37" w:name="_Toc241435545"/>
       <w:r>
         <w:lastRenderedPageBreak/>
         <w:t>Admin: managing the catalog</w:t>
       </w:r>
-      <w:bookmarkEnd w:id="36"/>
+      <w:bookmarkEnd w:id="37"/>
     </w:p>
     <w:p>
       <w:r>
@@ -11710,14 +12004,12 @@
       <w:r>
         <w:t xml:space="preserve"> to manage everything reps can sell. Use the category tabs and </w:t>
       </w:r>
-      <w:proofErr w:type="gramStart"/>
       <w:r>
         <w:rPr>
           <w:b/>
         </w:rPr>
         <w:t>Search</w:t>
       </w:r>
-      <w:proofErr w:type="gramEnd"/>
       <w:r>
         <w:t xml:space="preserve"> to find a product.</w:t>
       </w:r>
@@ -11733,7 +12025,7 @@
           <w:noProof/>
         </w:rPr>
         <w:drawing>
-          <wp:inline distT="0" distB="0" distL="0" distR="0" wp14:anchorId="7B4EE095" wp14:editId="1C0AAC51">
+          <wp:inline distT="0" distB="0" distL="0" distR="0" wp14:anchorId="27D84ADC" wp14:editId="2FBCA227">
             <wp:extent cx="5760720" cy="3870484"/>
             <wp:effectExtent l="0" t="0" r="0" b="0"/>
             <wp:docPr id="23" name="Picture 23"/>
@@ -11748,7 +12040,7 @@
                     <pic:cNvPicPr/>
                   </pic:nvPicPr>
                   <pic:blipFill>
-                    <a:blip r:embed="rId30"/>
+                    <a:blip r:embed="rId31"/>
                     <a:stretch>
                       <a:fillRect/>
                     </a:stretch>
@@ -11787,12 +12079,12 @@
       <w:pPr>
         <w:pStyle w:val="Heading2"/>
       </w:pPr>
-      <w:bookmarkStart w:id="37" w:name="_Toc240965041"/>
+      <w:bookmarkStart w:id="38" w:name="_Toc241435546"/>
       <w:r>
         <w:lastRenderedPageBreak/>
         <w:t>Adding or editing a product</w:t>
       </w:r>
-      <w:bookmarkEnd w:id="37"/>
+      <w:bookmarkEnd w:id="38"/>
     </w:p>
     <w:p>
       <w:pPr>
@@ -11805,7 +12097,7 @@
           <w:noProof/>
         </w:rPr>
         <w:drawing>
-          <wp:inline distT="0" distB="0" distL="0" distR="0" wp14:anchorId="60816063" wp14:editId="5E5BA24F">
+          <wp:inline distT="0" distB="0" distL="0" distR="0" wp14:anchorId="72A58FE7" wp14:editId="548E73AC">
             <wp:extent cx="5486400" cy="3686175"/>
             <wp:effectExtent l="0" t="0" r="0" b="0"/>
             <wp:docPr id="24" name="Picture 24"/>
@@ -11820,7 +12112,7 @@
                     <pic:cNvPicPr/>
                   </pic:nvPicPr>
                   <pic:blipFill>
-                    <a:blip r:embed="rId31"/>
+                    <a:blip r:embed="rId32"/>
                     <a:stretch>
                       <a:fillRect/>
                     </a:stretch>
@@ -11884,21 +12176,10 @@
         <w:rPr>
           <w:b/>
         </w:rPr>
-        <w:t xml:space="preserve">New </w:t>
-      </w:r>
-      <w:proofErr w:type="gramStart"/>
-      <w:r>
-        <w:rPr>
-          <w:b/>
-        </w:rPr>
-        <w:t>product</w:t>
-      </w:r>
-      <w:r>
-        <w:t>, or</w:t>
-      </w:r>
-      <w:proofErr w:type="gramEnd"/>
-      <w:r>
-        <w:t xml:space="preserve"> </w:t>
+        <w:t>New product</w:t>
+      </w:r>
+      <w:r>
+        <w:t xml:space="preserve">, or </w:t>
       </w:r>
       <w:r>
         <w:rPr>
@@ -11944,7 +12225,6 @@
       <w:r>
         <w:t xml:space="preserve"> and </w:t>
       </w:r>
-      <w:proofErr w:type="gramStart"/>
       <w:r>
         <w:rPr>
           <w:b/>
@@ -11952,11 +12232,7 @@
         <w:t>Brand</w:t>
       </w:r>
       <w:r>
-        <w:t>, and</w:t>
-      </w:r>
-      <w:proofErr w:type="gramEnd"/>
-      <w:r>
-        <w:t xml:space="preserve"> pick a </w:t>
+        <w:t xml:space="preserve">, and pick a </w:t>
       </w:r>
       <w:r>
         <w:rPr>
@@ -12141,15 +12417,7 @@
         <w:t>Delivery options for this product</w:t>
       </w:r>
       <w:r>
-        <w:t xml:space="preserve">, tick the shipping and services this product offers. You can type a different price for this </w:t>
-      </w:r>
-      <w:proofErr w:type="gramStart"/>
-      <w:r>
-        <w:t>product, and</w:t>
-      </w:r>
-      <w:proofErr w:type="gramEnd"/>
-      <w:r>
-        <w:t xml:space="preserve"> choose which one is the </w:t>
+        <w:t xml:space="preserve">, tick the shipping and services this product offers. You can type a different price for this product, and choose which one is the </w:t>
       </w:r>
       <w:r>
         <w:rPr>
@@ -12228,15 +12496,7 @@
         <w:t>Track inventory</w:t>
       </w:r>
       <w:r>
-        <w:t xml:space="preserve"> for items the cart keeps </w:t>
-      </w:r>
-      <w:proofErr w:type="gramStart"/>
-      <w:r>
-        <w:t>on</w:t>
-      </w:r>
-      <w:proofErr w:type="gramEnd"/>
-      <w:r>
-        <w:t xml:space="preserve"> hand, such as pillows and protectors. Leave it off for anything that always ships, like mattresses. Then tap </w:t>
+        <w:t xml:space="preserve"> for items the cart keeps on hand, such as pillows and protectors. Leave it off for anything that always ships, like mattresses. Then tap </w:t>
       </w:r>
       <w:r>
         <w:rPr>
@@ -12260,7 +12520,7 @@
         </w:rPr>
         <w:lastRenderedPageBreak/>
         <w:drawing>
-          <wp:inline distT="0" distB="0" distL="0" distR="0" wp14:anchorId="7C6EA390" wp14:editId="3B85B69C">
+          <wp:inline distT="0" distB="0" distL="0" distR="0" wp14:anchorId="77F876E8" wp14:editId="11F691ED">
             <wp:extent cx="5120640" cy="2130933"/>
             <wp:effectExtent l="0" t="0" r="0" b="0"/>
             <wp:docPr id="25" name="Picture 25"/>
@@ -12275,7 +12535,7 @@
                     <pic:cNvPicPr/>
                   </pic:nvPicPr>
                   <pic:blipFill>
-                    <a:blip r:embed="rId32"/>
+                    <a:blip r:embed="rId33"/>
                     <a:stretch>
                       <a:fillRect/>
                     </a:stretch>
@@ -12438,11 +12698,11 @@
       <w:pPr>
         <w:pStyle w:val="Heading2"/>
       </w:pPr>
-      <w:bookmarkStart w:id="38" w:name="_Toc240965042"/>
+      <w:bookmarkStart w:id="39" w:name="_Toc241435547"/>
       <w:r>
         <w:t>Delivery and services</w:t>
       </w:r>
-      <w:bookmarkEnd w:id="38"/>
+      <w:bookmarkEnd w:id="39"/>
     </w:p>
     <w:p>
       <w:r>
@@ -12470,7 +12730,7 @@
         </w:rPr>
         <w:lastRenderedPageBreak/>
         <w:drawing>
-          <wp:inline distT="0" distB="0" distL="0" distR="0" wp14:anchorId="13BB5CB6" wp14:editId="15E06406">
+          <wp:inline distT="0" distB="0" distL="0" distR="0" wp14:anchorId="3B48FD73" wp14:editId="7A300223">
             <wp:extent cx="5760720" cy="3870484"/>
             <wp:effectExtent l="0" t="0" r="0" b="0"/>
             <wp:docPr id="26" name="Picture 26"/>
@@ -12485,7 +12745,7 @@
                     <pic:cNvPicPr/>
                   </pic:nvPicPr>
                   <pic:blipFill>
-                    <a:blip r:embed="rId33"/>
+                    <a:blip r:embed="rId34"/>
                     <a:stretch>
                       <a:fillRect/>
                     </a:stretch>
@@ -12766,15 +13026,7 @@
               <w:spacing w:after="0"/>
             </w:pPr>
             <w:r>
-              <w:t xml:space="preserve">Choosing this option marks the </w:t>
-            </w:r>
-            <w:proofErr w:type="gramStart"/>
-            <w:r>
-              <w:t>item as</w:t>
-            </w:r>
-            <w:proofErr w:type="gramEnd"/>
-            <w:r>
-              <w:t xml:space="preserve"> taken home today.</w:t>
+              <w:t>Choosing this option marks the item as taken home today.</w:t>
             </w:r>
           </w:p>
         </w:tc>
@@ -12908,12 +13160,12 @@
         <w:pStyle w:val="Heading1"/>
         <w:pageBreakBefore/>
       </w:pPr>
-      <w:bookmarkStart w:id="39" w:name="_Toc240965043"/>
+      <w:bookmarkStart w:id="40" w:name="_Toc241435548"/>
       <w:r>
         <w:lastRenderedPageBreak/>
         <w:t>Admin: managing the crew</w:t>
       </w:r>
-      <w:bookmarkEnd w:id="39"/>
+      <w:bookmarkEnd w:id="40"/>
     </w:p>
     <w:p>
       <w:r>
@@ -12940,7 +13192,7 @@
           <w:noProof/>
         </w:rPr>
         <w:drawing>
-          <wp:inline distT="0" distB="0" distL="0" distR="0" wp14:anchorId="5C69EC9B" wp14:editId="66A6D983">
+          <wp:inline distT="0" distB="0" distL="0" distR="0" wp14:anchorId="1ECEDEFF" wp14:editId="014D8DDE">
             <wp:extent cx="5760720" cy="1740218"/>
             <wp:effectExtent l="0" t="0" r="0" b="0"/>
             <wp:docPr id="27" name="Picture 27"/>
@@ -12955,7 +13207,7 @@
                     <pic:cNvPicPr/>
                   </pic:nvPicPr>
                   <pic:blipFill>
-                    <a:blip r:embed="rId34"/>
+                    <a:blip r:embed="rId35"/>
                     <a:stretch>
                       <a:fillRect/>
                     </a:stretch>
@@ -13024,14 +13276,12 @@
       <w:r>
         <w:t xml:space="preserve"> (or </w:t>
       </w:r>
-      <w:proofErr w:type="gramStart"/>
       <w:r>
         <w:rPr>
           <w:b/>
         </w:rPr>
         <w:t>Edit</w:t>
       </w:r>
-      <w:proofErr w:type="gramEnd"/>
       <w:r>
         <w:t xml:space="preserve"> next to a person).</w:t>
       </w:r>
@@ -13214,7 +13464,7 @@
           <w:noProof/>
         </w:rPr>
         <w:drawing>
-          <wp:inline distT="0" distB="0" distL="0" distR="0" wp14:anchorId="29F36350" wp14:editId="7935BD0A">
+          <wp:inline distT="0" distB="0" distL="0" distR="0" wp14:anchorId="17483E17" wp14:editId="4982B3ED">
             <wp:extent cx="4023360" cy="2703195"/>
             <wp:effectExtent l="0" t="0" r="0" b="0"/>
             <wp:docPr id="28" name="Picture 28"/>
@@ -13229,7 +13479,7 @@
                     <pic:cNvPicPr/>
                   </pic:nvPicPr>
                   <pic:blipFill>
-                    <a:blip r:embed="rId35"/>
+                    <a:blip r:embed="rId36"/>
                     <a:stretch>
                       <a:fillRect/>
                     </a:stretch>
@@ -13274,12 +13524,35 @@
         <w:pStyle w:val="Heading1"/>
         <w:pageBreakBefore/>
       </w:pPr>
-      <w:bookmarkStart w:id="40" w:name="_Toc240965044"/>
+      <w:bookmarkStart w:id="41" w:name="_Toc241435549"/>
       <w:r>
         <w:lastRenderedPageBreak/>
         <w:t>Tips and troubleshooting</w:t>
       </w:r>
-      <w:bookmarkEnd w:id="40"/>
+      <w:bookmarkEnd w:id="41"/>
+    </w:p>
+    <w:p>
+      <w:r>
+        <w:t xml:space="preserve">If the tablet loses touch with the server (usually the Wi-Fi dropping out), an amber strip appears under the menu: </w:t>
+      </w:r>
+      <w:r>
+        <w:rPr>
+          <w:b/>
+        </w:rPr>
+        <w:t>Can't reach the server - retrying</w:t>
+      </w:r>
+      <w:r>
+        <w:t xml:space="preserve">. Anything you change while it's showing won't save. You can still move between screens, and the strip disappears on its own, with a </w:t>
+      </w:r>
+      <w:r>
+        <w:rPr>
+          <w:b/>
+        </w:rPr>
+        <w:t>Reconnected</w:t>
+      </w:r>
+      <w:r>
+        <w:t xml:space="preserve"> message, once the server answers again.</w:t>
+      </w:r>
     </w:p>
     <w:p>
       <w:pPr>
@@ -13370,23 +13643,7 @@
     </w:p>
     <w:p>
       <w:r>
-        <w:t xml:space="preserve">That size is out of stock, or there aren't enough for the quantity you picked. Choose a shipping method </w:t>
-      </w:r>
-      <w:proofErr w:type="gramStart"/>
-      <w:r>
-        <w:t>instead, or</w:t>
-      </w:r>
-      <w:proofErr w:type="gramEnd"/>
-      <w:r>
-        <w:t xml:space="preserve"> lower the quantity. If there really are some on the shelf, </w:t>
-      </w:r>
-      <w:proofErr w:type="gramStart"/>
-      <w:r>
-        <w:t>ask</w:t>
-      </w:r>
-      <w:proofErr w:type="gramEnd"/>
-      <w:r>
-        <w:t xml:space="preserve"> checkout to update the count on the </w:t>
+        <w:t xml:space="preserve">That size is out of stock, or there aren't enough for the quantity you picked. Choose a shipping method instead, or lower the quantity. If there really are some on the shelf, ask checkout to update the count on the </w:t>
       </w:r>
       <w:r>
         <w:rPr>
@@ -13408,15 +13665,7 @@
     </w:p>
     <w:p>
       <w:r>
-        <w:t xml:space="preserve">Someone else took the last one first. Remove the </w:t>
-      </w:r>
-      <w:proofErr w:type="gramStart"/>
-      <w:r>
-        <w:t>item's</w:t>
-      </w:r>
-      <w:proofErr w:type="gramEnd"/>
-      <w:r>
-        <w:t xml:space="preserve"> Take With row, add a shipping method with </w:t>
+        <w:t xml:space="preserve">Someone else took the last one first. Remove the item's Take With row, add a shipping method with </w:t>
       </w:r>
       <w:r>
         <w:rPr>
@@ -13475,7 +13724,6 @@
       <w:r>
         <w:t xml:space="preserve">Check that you're on the right category tab or </w:t>
       </w:r>
-      <w:proofErr w:type="gramStart"/>
       <w:r>
         <w:rPr>
           <w:b/>
@@ -13483,11 +13731,7 @@
         <w:t>All</w:t>
       </w:r>
       <w:r>
-        <w:t>, and</w:t>
-      </w:r>
-      <w:proofErr w:type="gramEnd"/>
-      <w:r>
-        <w:t xml:space="preserve"> clear the search box. If it still isn't there, an admin may have hidden it. Use </w:t>
+        <w:t xml:space="preserve">, and clear the search box. If it still isn't there, an admin may have hidden it. Use </w:t>
       </w:r>
       <w:r>
         <w:rPr>
@@ -13518,15 +13762,7 @@
         <w:t>Send back</w:t>
       </w:r>
       <w:r>
-        <w:t xml:space="preserve"> to return the order to the </w:t>
-      </w:r>
-      <w:proofErr w:type="gramStart"/>
-      <w:r>
-        <w:t>sales floor, or</w:t>
-      </w:r>
-      <w:proofErr w:type="gramEnd"/>
-      <w:r>
-        <w:t xml:space="preserve"> edit the items right there at checkout.</w:t>
+        <w:t xml:space="preserve"> to return the order to the sales floor, or edit the items right there at checkout.</w:t>
       </w:r>
     </w:p>
     <w:p>
@@ -13534,6 +13770,7 @@
         <w:pStyle w:val="Heading3"/>
       </w:pPr>
       <w:r>
+        <w:lastRenderedPageBreak/>
         <w:t>A completed order has a mistake.</w:t>
       </w:r>
     </w:p>
@@ -13556,16 +13793,7 @@
         <w:pStyle w:val="Heading3"/>
       </w:pPr>
       <w:r>
-        <w:lastRenderedPageBreak/>
-        <w:t xml:space="preserve">I can't see </w:t>
-      </w:r>
-      <w:proofErr w:type="gramStart"/>
-      <w:r>
-        <w:t>a screen</w:t>
-      </w:r>
-      <w:proofErr w:type="gramEnd"/>
-      <w:r>
-        <w:t xml:space="preserve"> mentioned in this guide.</w:t>
+        <w:t>I can't see a screen mentioned in this guide.</w:t>
       </w:r>
     </w:p>
     <w:p>
@@ -13596,15 +13824,7 @@
     </w:p>
     <w:p>
       <w:r>
-        <w:t xml:space="preserve">Always check the name in the top-right corner before you </w:t>
-      </w:r>
-      <w:proofErr w:type="gramStart"/>
-      <w:r>
-        <w:t>start, and</w:t>
-      </w:r>
-      <w:proofErr w:type="gramEnd"/>
-      <w:r>
-        <w:t xml:space="preserve"> sign out when you're done.</w:t>
+        <w:t>Always check the name in the top-right corner before you start, and sign out when you're done.</w:t>
       </w:r>
     </w:p>
     <w:p>
@@ -13612,22 +13832,22 @@
         <w:pStyle w:val="Heading1"/>
         <w:pageBreakBefore/>
       </w:pPr>
-      <w:bookmarkStart w:id="41" w:name="_Toc240965045"/>
+      <w:bookmarkStart w:id="42" w:name="_Toc241435550"/>
       <w:r>
         <w:lastRenderedPageBreak/>
         <w:t>Quick reference</w:t>
       </w:r>
-      <w:bookmarkEnd w:id="41"/>
+      <w:bookmarkEnd w:id="42"/>
     </w:p>
     <w:p>
       <w:pPr>
         <w:pStyle w:val="Heading2"/>
       </w:pPr>
-      <w:bookmarkStart w:id="42" w:name="_Toc240965046"/>
+      <w:bookmarkStart w:id="43" w:name="_Toc241435551"/>
       <w:r>
         <w:t>Sales rep checklist</w:t>
       </w:r>
-      <w:bookmarkEnd w:id="42"/>
+      <w:bookmarkEnd w:id="43"/>
     </w:p>
     <w:p>
       <w:pPr>
@@ -13716,15 +13936,7 @@
         <w:tab/>
       </w:r>
       <w:r>
-        <w:t xml:space="preserve">Fill in the customer </w:t>
-      </w:r>
-      <w:proofErr w:type="gramStart"/>
-      <w:r>
-        <w:t>details, or</w:t>
-      </w:r>
-      <w:proofErr w:type="gramEnd"/>
-      <w:r>
-        <w:t xml:space="preserve"> tap </w:t>
+        <w:t xml:space="preserve">Fill in the customer details, or tap </w:t>
       </w:r>
       <w:r>
         <w:rPr>
@@ -13775,11 +13987,11 @@
       <w:pPr>
         <w:pStyle w:val="Heading2"/>
       </w:pPr>
-      <w:bookmarkStart w:id="43" w:name="_Toc240965047"/>
+      <w:bookmarkStart w:id="44" w:name="_Toc241435552"/>
       <w:r>
         <w:t>Checkout checklist</w:t>
       </w:r>
-      <w:bookmarkEnd w:id="43"/>
+      <w:bookmarkEnd w:id="44"/>
     </w:p>
     <w:p>
       <w:pPr>
@@ -13945,11 +14157,11 @@
       <w:pPr>
         <w:pStyle w:val="Heading2"/>
       </w:pPr>
-      <w:bookmarkStart w:id="44" w:name="_Toc240965048"/>
-      <w:r>
-        <w:t>End-of-event inventory</w:t>
-      </w:r>
-      <w:bookmarkEnd w:id="44"/>
+      <w:bookmarkStart w:id="45" w:name="_Toc241435553"/>
+      <w:r>
+        <w:t>Inventory counts</w:t>
+      </w:r>
+      <w:bookmarkEnd w:id="45"/>
     </w:p>
     <w:p>
       <w:pPr>
@@ -13974,7 +14186,7 @@
         <w:tab/>
       </w:r>
       <w:r>
-        <w:t xml:space="preserve">On the </w:t>
+        <w:t xml:space="preserve">Before the doors open: </w:t>
       </w:r>
       <w:r>
         <w:rPr>
@@ -13983,13 +14195,22 @@
         <w:t>Inventory</w:t>
       </w:r>
       <w:r>
-        <w:t xml:space="preserve"> screen, tap </w:t>
-      </w:r>
-      <w:r>
-        <w:rPr>
-          <w:b/>
-        </w:rPr>
-        <w:t>End-of-event count</w:t>
+        <w:t xml:space="preserve"> → </w:t>
+      </w:r>
+      <w:r>
+        <w:rPr>
+          <w:b/>
+        </w:rPr>
+        <w:t>Start-of-event count</w:t>
+      </w:r>
+      <w:r>
+        <w:t xml:space="preserve"> → </w:t>
+      </w:r>
+      <w:r>
+        <w:rPr>
+          <w:b/>
+        </w:rPr>
+        <w:t>Count now</w:t>
       </w:r>
       <w:r>
         <w:t>.</w:t>
@@ -14018,21 +14239,31 @@
         <w:tab/>
       </w:r>
       <w:r>
-        <w:t xml:space="preserve">Enter what's on the shelf for each </w:t>
-      </w:r>
-      <w:proofErr w:type="gramStart"/>
-      <w:r>
-        <w:t>size, or</w:t>
-      </w:r>
-      <w:proofErr w:type="gramEnd"/>
-      <w:r>
-        <w:t xml:space="preserve"> tap </w:t>
-      </w:r>
-      <w:r>
-        <w:rPr>
-          <w:b/>
-        </w:rPr>
-        <w:t>Matches</w:t>
+        <w:t xml:space="preserve">After the event: </w:t>
+      </w:r>
+      <w:r>
+        <w:rPr>
+          <w:b/>
+        </w:rPr>
+        <w:t>Inventory</w:t>
+      </w:r>
+      <w:r>
+        <w:t xml:space="preserve"> → </w:t>
+      </w:r>
+      <w:r>
+        <w:rPr>
+          <w:b/>
+        </w:rPr>
+        <w:t>End-of-event count</w:t>
+      </w:r>
+      <w:r>
+        <w:t xml:space="preserve"> → </w:t>
+      </w:r>
+      <w:r>
+        <w:rPr>
+          <w:b/>
+        </w:rPr>
+        <w:t>Count now</w:t>
       </w:r>
       <w:r>
         <w:t>.</w:t>
@@ -14061,7 +14292,25 @@
         <w:tab/>
       </w:r>
       <w:r>
-        <w:t xml:space="preserve">Tap </w:t>
+        <w:t xml:space="preserve">Enter what's on the shelf for each size, or tap </w:t>
+      </w:r>
+      <w:r>
+        <w:rPr>
+          <w:b/>
+        </w:rPr>
+        <w:t>Matches</w:t>
+      </w:r>
+      <w:r>
+        <w:t xml:space="preserve"> (or </w:t>
+      </w:r>
+      <w:r>
+        <w:rPr>
+          <w:b/>
+        </w:rPr>
+        <w:t>Fill the rest as matching</w:t>
+      </w:r>
+      <w:r>
+        <w:t xml:space="preserve">), then </w:t>
       </w:r>
       <w:r>
         <w:rPr>
@@ -14070,7 +14319,33 @@
         <w:t>Save count</w:t>
       </w:r>
       <w:r>
-        <w:t xml:space="preserve">. An admin can then print the event's sheets, which end with the </w:t>
+        <w:t>.</w:t>
+      </w:r>
+    </w:p>
+    <w:p>
+      <w:pPr>
+        <w:tabs>
+          <w:tab w:val="left" w:pos="504"/>
+        </w:tabs>
+        <w:spacing w:after="80"/>
+        <w:ind w:left="504" w:hanging="432"/>
+      </w:pPr>
+      <w:r>
+        <w:rPr>
+          <w:b/>
+          <w:color w:val="0369A1"/>
+        </w:rPr>
+        <w:t>4.</w:t>
+      </w:r>
+      <w:r>
+        <w:rPr>
+          <w:b/>
+          <w:color w:val="0369A1"/>
+        </w:rPr>
+        <w:tab/>
+      </w:r>
+      <w:r>
+        <w:t xml:space="preserve">An admin prints the event's sheets. The last page is the </w:t>
       </w:r>
       <w:r>
         <w:rPr>
@@ -14086,16 +14361,11 @@
       <w:pPr>
         <w:pStyle w:val="Heading2"/>
       </w:pPr>
-      <w:bookmarkStart w:id="45" w:name="_Toc240965049"/>
-      <w:r>
-        <w:t xml:space="preserve">Order status </w:t>
-      </w:r>
-      <w:proofErr w:type="gramStart"/>
-      <w:r>
-        <w:t>at a glance</w:t>
-      </w:r>
-      <w:bookmarkEnd w:id="45"/>
-      <w:proofErr w:type="gramEnd"/>
+      <w:bookmarkStart w:id="46" w:name="_Toc241435554"/>
+      <w:r>
+        <w:t>Order status at a glance</w:t>
+      </w:r>
+      <w:bookmarkEnd w:id="46"/>
     </w:p>
     <w:tbl>
       <w:tblPr>
@@ -14415,7 +14685,7 @@
       </w:pPr>
     </w:p>
     <w:sectPr>
-      <w:footerReference w:type="default" r:id="rId36"/>
+      <w:footerReference w:type="default" r:id="rId37"/>
       <w:pgSz w:w="12240" w:h="15840"/>
       <w:pgMar w:top="1296" w:right="1440" w:bottom="1296" w:left="1440" w:header="720" w:footer="720" w:gutter="0"/>
       <w:cols w:space="720"/>
@@ -14451,6 +14721,16 @@
 </file>
 
 <file path=word/footer1.xml><?xml version="1.0" encoding="utf-8"?>
+<w:ftr xmlns:wpc="http://schemas.microsoft.com/office/word/2010/wordprocessingCanvas" xmlns:cx="http://schemas.microsoft.com/office/drawing/2014/chartex" xmlns:cx1="http://schemas.microsoft.com/office/drawing/2015/9/8/chartex" xmlns:cx2="http://schemas.microsoft.com/office/drawing/2015/10/21/chartex" xmlns:cx3="http://schemas.microsoft.com/office/drawing/2016/5/9/chartex" xmlns:cx4="http://schemas.microsoft.com/office/drawing/2016/5/10/chartex" xmlns:cx5="http://schemas.microsoft.com/office/drawing/2016/5/11/chartex" xmlns:cx6="http://schemas.microsoft.com/office/drawing/2016/5/12/chartex" xmlns:cx7="http://schemas.microsoft.com/office/drawing/2016/5/13/chartex" xmlns:cx8="http://schemas.microsoft.com/office/drawing/2016/5/14/chartex" xmlns:mc="http://schemas.openxmlformats.org/markup-compatibility/2006" xmlns:aink="http://schemas.microsoft.com/office/drawing/2016/ink" xmlns:am3d="http://schemas.microsoft.com/office/drawing/2017/model3d" xmlns:o="urn:schemas-microsoft-com:office:office" xmlns:oel="http://schemas.microsoft.com/office/2019/extlst" xmlns:r="http://schemas.openxmlformats.org/officeDocument/2006/relationships" xmlns:m="http://schemas.openxmlformats.org/officeDocument/2006/math" xmlns:v="urn:schemas-microsoft-com:vml" xmlns:wp14="http://schemas.microsoft.com/office/word/2010/wordprocessingDrawing" xmlns:wp="http://schemas.openxmlformats.org/drawingml/2006/wordprocessingDrawing" xmlns:w10="urn:schemas-microsoft-com:office:word" xmlns:w="http://schemas.openxmlformats.org/wordprocessingml/2006/main" xmlns:w14="http://schemas.microsoft.com/office/word/2010/wordml" xmlns:w15="http://schemas.microsoft.com/office/word/2012/wordml" xmlns:w16cex="http://schemas.microsoft.com/office/word/2018/wordml/cex" xmlns:w16cid="http://schemas.microsoft.com/office/word/2016/wordml/cid" xmlns:w16="http://schemas.microsoft.com/office/word/2018/wordml" xmlns:w16du="http://schemas.microsoft.com/office/word/2023/wordml/word16du" xmlns:w16sdtdh="http://schemas.microsoft.com/office/word/2020/wordml/sdtdatahash" xmlns:w16sdtfl="http://schemas.microsoft.com/office/word/2024/wordml/sdtformatlock" xmlns:w16se="http://schemas.microsoft.com/office/word/2015/wordml/symex" xmlns:wpg="http://schemas.microsoft.com/office/word/2010/wordprocessingGroup" xmlns:wpi="http://schemas.microsoft.com/office/word/2010/wordprocessingInk" xmlns:wne="http://schemas.microsoft.com/office/word/2006/wordml" xmlns:wps="http://schemas.microsoft.com/office/word/2010/wordprocessingShape" mc:Ignorable="w14 w15 w16se w16cid w16 w16cex w16sdtdh w16sdtfl w16du wp14">
+  <w:p>
+    <w:pPr>
+      <w:pStyle w:val="Footer"/>
+    </w:pPr>
+  </w:p>
+</w:ftr>
+</file>
+
+<file path=word/footer2.xml><?xml version="1.0" encoding="utf-8"?>
 <w:ftr xmlns:wpc="http://schemas.microsoft.com/office/word/2010/wordprocessingCanvas" xmlns:cx="http://schemas.microsoft.com/office/drawing/2014/chartex" xmlns:cx1="http://schemas.microsoft.com/office/drawing/2015/9/8/chartex" xmlns:cx2="http://schemas.microsoft.com/office/drawing/2015/10/21/chartex" xmlns:cx3="http://schemas.microsoft.com/office/drawing/2016/5/9/chartex" xmlns:cx4="http://schemas.microsoft.com/office/drawing/2016/5/10/chartex" xmlns:cx5="http://schemas.microsoft.com/office/drawing/2016/5/11/chartex" xmlns:cx6="http://schemas.microsoft.com/office/drawing/2016/5/12/chartex" xmlns:cx7="http://schemas.microsoft.com/office/drawing/2016/5/13/chartex" xmlns:cx8="http://schemas.microsoft.com/office/drawing/2016/5/14/chartex" xmlns:mc="http://schemas.openxmlformats.org/markup-compatibility/2006" xmlns:aink="http://schemas.microsoft.com/office/drawing/2016/ink" xmlns:am3d="http://schemas.microsoft.com/office/drawing/2017/model3d" xmlns:o="urn:schemas-microsoft-com:office:office" xmlns:oel="http://schemas.microsoft.com/office/2019/extlst" xmlns:r="http://schemas.openxmlformats.org/officeDocument/2006/relationships" xmlns:m="http://schemas.openxmlformats.org/officeDocument/2006/math" xmlns:v="urn:schemas-microsoft-com:vml" xmlns:wp14="http://schemas.microsoft.com/office/word/2010/wordprocessingDrawing" xmlns:wp="http://schemas.openxmlformats.org/drawingml/2006/wordprocessingDrawing" xmlns:w10="urn:schemas-microsoft-com:office:word" xmlns:w="http://schemas.openxmlformats.org/wordprocessingml/2006/main" xmlns:w14="http://schemas.microsoft.com/office/word/2010/wordml" xmlns:w15="http://schemas.microsoft.com/office/word/2012/wordml" xmlns:w16cex="http://schemas.microsoft.com/office/word/2018/wordml/cex" xmlns:w16cid="http://schemas.microsoft.com/office/word/2016/wordml/cid" xmlns:w16="http://schemas.microsoft.com/office/word/2018/wordml" xmlns:w16du="http://schemas.microsoft.com/office/word/2023/wordml/word16du" xmlns:w16sdtdh="http://schemas.microsoft.com/office/word/2020/wordml/sdtdatahash" xmlns:w16sdtfl="http://schemas.microsoft.com/office/word/2024/wordml/sdtformatlock" xmlns:w16se="http://schemas.microsoft.com/office/word/2015/wordml/symex" xmlns:wpg="http://schemas.microsoft.com/office/word/2010/wordprocessingGroup" xmlns:wpi="http://schemas.microsoft.com/office/word/2010/wordprocessingInk" xmlns:wne="http://schemas.microsoft.com/office/word/2006/wordml" xmlns:wps="http://schemas.microsoft.com/office/word/2010/wordprocessingShape" mc:Ignorable="w14 w15 w16se w16cid w16 w16cex w16sdtdh w16sdtfl w16du wp14">
   <w:p>
     <w:pPr>
@@ -14701,31 +14981,31 @@
       </w:rPr>
     </w:lvl>
   </w:abstractNum>
-  <w:num w:numId="1" w16cid:durableId="1766148751">
+  <w:num w:numId="1" w16cid:durableId="453014385">
     <w:abstractNumId w:val="8"/>
   </w:num>
-  <w:num w:numId="2" w16cid:durableId="932788110">
+  <w:num w:numId="2" w16cid:durableId="274562189">
     <w:abstractNumId w:val="6"/>
   </w:num>
-  <w:num w:numId="3" w16cid:durableId="77404299">
+  <w:num w:numId="3" w16cid:durableId="366876344">
     <w:abstractNumId w:val="5"/>
   </w:num>
-  <w:num w:numId="4" w16cid:durableId="417142501">
+  <w:num w:numId="4" w16cid:durableId="1757703250">
     <w:abstractNumId w:val="4"/>
   </w:num>
-  <w:num w:numId="5" w16cid:durableId="1567883553">
+  <w:num w:numId="5" w16cid:durableId="2143958294">
     <w:abstractNumId w:val="7"/>
   </w:num>
-  <w:num w:numId="6" w16cid:durableId="551235798">
+  <w:num w:numId="6" w16cid:durableId="816386887">
     <w:abstractNumId w:val="3"/>
   </w:num>
-  <w:num w:numId="7" w16cid:durableId="1077089880">
+  <w:num w:numId="7" w16cid:durableId="1723746092">
     <w:abstractNumId w:val="2"/>
   </w:num>
-  <w:num w:numId="8" w16cid:durableId="179203905">
+  <w:num w:numId="8" w16cid:durableId="660278085">
     <w:abstractNumId w:val="1"/>
   </w:num>
-  <w:num w:numId="9" w16cid:durableId="1530485968">
+  <w:num w:numId="9" w16cid:durableId="592740202">
     <w:abstractNumId w:val="0"/>
   </w:num>
 </w:numbering>
@@ -26117,7 +26397,7 @@
     <w:autoRedefine/>
     <w:uiPriority w:val="39"/>
     <w:unhideWhenUsed/>
-    <w:rsid w:val="00491EBF"/>
+    <w:rsid w:val="0053493F"/>
     <w:pPr>
       <w:spacing w:after="100"/>
     </w:pPr>
@@ -26129,7 +26409,7 @@
     <w:autoRedefine/>
     <w:uiPriority w:val="39"/>
     <w:unhideWhenUsed/>
-    <w:rsid w:val="00491EBF"/>
+    <w:rsid w:val="0053493F"/>
     <w:pPr>
       <w:spacing w:after="100"/>
       <w:ind w:left="220"/>
@@ -26140,7 +26420,7 @@
     <w:basedOn w:val="DefaultParagraphFont"/>
     <w:uiPriority w:val="99"/>
     <w:unhideWhenUsed/>
-    <w:rsid w:val="00491EBF"/>
+    <w:rsid w:val="0053493F"/>
     <w:rPr>
       <w:color w:val="0000FF" w:themeColor="hyperlink"/>
       <w:u w:val="single"/>

--- a/Documents/CFS Sales App User Guide.docx
+++ b/Documents/CFS Sales App User Guide.docx
@@ -345,7 +345,7 @@
       <w:r>
         <w:fldChar w:fldCharType="separate"/>
       </w:r>
-      <w:hyperlink w:anchor="_Toc241435508" w:history="1">
+      <w:hyperlink w:anchor="_Toc241438316" w:history="1">
         <w:r>
           <w:rPr>
             <w:rStyle w:val="Hyperlink"/>
@@ -372,7 +372,7 @@
             <w:noProof/>
             <w:webHidden/>
           </w:rPr>
-          <w:instrText xml:space="preserve"> PAGEREF _Toc241435508 \h </w:instrText>
+          <w:instrText xml:space="preserve"> PAGEREF _Toc241438316 \h </w:instrText>
         </w:r>
         <w:r>
           <w:rPr>
@@ -413,7 +413,7 @@
           <w:noProof/>
         </w:rPr>
       </w:pPr>
-      <w:hyperlink w:anchor="_Toc241435509" w:history="1">
+      <w:hyperlink w:anchor="_Toc241438317" w:history="1">
         <w:r>
           <w:rPr>
             <w:rStyle w:val="Hyperlink"/>
@@ -440,7 +440,7 @@
             <w:noProof/>
             <w:webHidden/>
           </w:rPr>
-          <w:instrText xml:space="preserve"> PAGEREF _Toc241435509 \h </w:instrText>
+          <w:instrText xml:space="preserve"> PAGEREF _Toc241438317 \h </w:instrText>
         </w:r>
         <w:r>
           <w:rPr>
@@ -481,7 +481,7 @@
           <w:noProof/>
         </w:rPr>
       </w:pPr>
-      <w:hyperlink w:anchor="_Toc241435510" w:history="1">
+      <w:hyperlink w:anchor="_Toc241438318" w:history="1">
         <w:r>
           <w:rPr>
             <w:rStyle w:val="Hyperlink"/>
@@ -508,7 +508,7 @@
             <w:noProof/>
             <w:webHidden/>
           </w:rPr>
-          <w:instrText xml:space="preserve"> PAGEREF _Toc241435510 \h </w:instrText>
+          <w:instrText xml:space="preserve"> PAGEREF _Toc241438318 \h </w:instrText>
         </w:r>
         <w:r>
           <w:rPr>
@@ -549,7 +549,7 @@
           <w:noProof/>
         </w:rPr>
       </w:pPr>
-      <w:hyperlink w:anchor="_Toc241435511" w:history="1">
+      <w:hyperlink w:anchor="_Toc241438319" w:history="1">
         <w:r>
           <w:rPr>
             <w:rStyle w:val="Hyperlink"/>
@@ -576,7 +576,7 @@
             <w:noProof/>
             <w:webHidden/>
           </w:rPr>
-          <w:instrText xml:space="preserve"> PAGEREF _Toc241435511 \h </w:instrText>
+          <w:instrText xml:space="preserve"> PAGEREF _Toc241438319 \h </w:instrText>
         </w:r>
         <w:r>
           <w:rPr>
@@ -617,7 +617,7 @@
           <w:noProof/>
         </w:rPr>
       </w:pPr>
-      <w:hyperlink w:anchor="_Toc241435512" w:history="1">
+      <w:hyperlink w:anchor="_Toc241438320" w:history="1">
         <w:r>
           <w:rPr>
             <w:rStyle w:val="Hyperlink"/>
@@ -644,7 +644,7 @@
             <w:noProof/>
             <w:webHidden/>
           </w:rPr>
-          <w:instrText xml:space="preserve"> PAGEREF _Toc241435512 \h </w:instrText>
+          <w:instrText xml:space="preserve"> PAGEREF _Toc241438320 \h </w:instrText>
         </w:r>
         <w:r>
           <w:rPr>
@@ -685,7 +685,7 @@
           <w:noProof/>
         </w:rPr>
       </w:pPr>
-      <w:hyperlink w:anchor="_Toc241435513" w:history="1">
+      <w:hyperlink w:anchor="_Toc241438321" w:history="1">
         <w:r>
           <w:rPr>
             <w:rStyle w:val="Hyperlink"/>
@@ -712,7 +712,7 @@
             <w:noProof/>
             <w:webHidden/>
           </w:rPr>
-          <w:instrText xml:space="preserve"> PAGEREF _Toc241435513 \h </w:instrText>
+          <w:instrText xml:space="preserve"> PAGEREF _Toc241438321 \h </w:instrText>
         </w:r>
         <w:r>
           <w:rPr>
@@ -753,13 +753,13 @@
           <w:noProof/>
         </w:rPr>
       </w:pPr>
-      <w:hyperlink w:anchor="_Toc241435514" w:history="1">
+      <w:hyperlink w:anchor="_Toc241438322" w:history="1">
         <w:r>
           <w:rPr>
             <w:rStyle w:val="Hyperlink"/>
             <w:noProof/>
           </w:rPr>
-          <w:t>Finding your way around</w:t>
+          <w:t>Changing your PIN</w:t>
         </w:r>
         <w:r>
           <w:rPr>
@@ -780,7 +780,7 @@
             <w:noProof/>
             <w:webHidden/>
           </w:rPr>
-          <w:instrText xml:space="preserve"> PAGEREF _Toc241435514 \h </w:instrText>
+          <w:instrText xml:space="preserve"> PAGEREF _Toc241438322 \h </w:instrText>
         </w:r>
         <w:r>
           <w:rPr>
@@ -821,13 +821,13 @@
           <w:noProof/>
         </w:rPr>
       </w:pPr>
-      <w:hyperlink w:anchor="_Toc241435515" w:history="1">
+      <w:hyperlink w:anchor="_Toc241438323" w:history="1">
         <w:r>
           <w:rPr>
             <w:rStyle w:val="Hyperlink"/>
             <w:noProof/>
           </w:rPr>
-          <w:t>Light and dark mode</w:t>
+          <w:t>Finding your way around</w:t>
         </w:r>
         <w:r>
           <w:rPr>
@@ -848,7 +848,7 @@
             <w:noProof/>
             <w:webHidden/>
           </w:rPr>
-          <w:instrText xml:space="preserve"> PAGEREF _Toc241435515 \h </w:instrText>
+          <w:instrText xml:space="preserve"> PAGEREF _Toc241438323 \h </w:instrText>
         </w:r>
         <w:r>
           <w:rPr>
@@ -889,12 +889,80 @@
           <w:noProof/>
         </w:rPr>
       </w:pPr>
-      <w:hyperlink w:anchor="_Toc241435516" w:history="1">
+      <w:hyperlink w:anchor="_Toc241438324" w:history="1">
         <w:r>
           <w:rPr>
             <w:rStyle w:val="Hyperlink"/>
             <w:noProof/>
           </w:rPr>
+          <w:t>Light and dark mode</w:t>
+        </w:r>
+        <w:r>
+          <w:rPr>
+            <w:noProof/>
+            <w:webHidden/>
+          </w:rPr>
+          <w:tab/>
+        </w:r>
+        <w:r>
+          <w:rPr>
+            <w:noProof/>
+            <w:webHidden/>
+          </w:rPr>
+          <w:fldChar w:fldCharType="begin"/>
+        </w:r>
+        <w:r>
+          <w:rPr>
+            <w:noProof/>
+            <w:webHidden/>
+          </w:rPr>
+          <w:instrText xml:space="preserve"> PAGEREF _Toc241438324 \h </w:instrText>
+        </w:r>
+        <w:r>
+          <w:rPr>
+            <w:noProof/>
+            <w:webHidden/>
+          </w:rPr>
+        </w:r>
+        <w:r>
+          <w:rPr>
+            <w:noProof/>
+            <w:webHidden/>
+          </w:rPr>
+          <w:fldChar w:fldCharType="separate"/>
+        </w:r>
+        <w:r>
+          <w:rPr>
+            <w:noProof/>
+            <w:webHidden/>
+          </w:rPr>
+          <w:t>7</w:t>
+        </w:r>
+        <w:r>
+          <w:rPr>
+            <w:noProof/>
+            <w:webHidden/>
+          </w:rPr>
+          <w:fldChar w:fldCharType="end"/>
+        </w:r>
+      </w:hyperlink>
+    </w:p>
+    <w:p>
+      <w:pPr>
+        <w:pStyle w:val="TOC2"/>
+        <w:tabs>
+          <w:tab w:val="right" w:leader="dot" w:pos="9350"/>
+        </w:tabs>
+        <w:rPr>
+          <w:noProof/>
+        </w:rPr>
+      </w:pPr>
+      <w:hyperlink w:anchor="_Toc241438325" w:history="1">
+        <w:r>
+          <w:rPr>
+            <w:rStyle w:val="Hyperlink"/>
+            <w:noProof/>
+          </w:rPr>
           <w:t>Signing out</w:t>
         </w:r>
         <w:r>
@@ -916,7 +984,7 @@
             <w:noProof/>
             <w:webHidden/>
           </w:rPr>
-          <w:instrText xml:space="preserve"> PAGEREF _Toc241435516 \h </w:instrText>
+          <w:instrText xml:space="preserve"> PAGEREF _Toc241438325 \h </w:instrText>
         </w:r>
         <w:r>
           <w:rPr>
@@ -957,7 +1025,7 @@
           <w:noProof/>
         </w:rPr>
       </w:pPr>
-      <w:hyperlink w:anchor="_Toc241435517" w:history="1">
+      <w:hyperlink w:anchor="_Toc241438326" w:history="1">
         <w:r>
           <w:rPr>
             <w:rStyle w:val="Hyperlink"/>
@@ -984,7 +1052,7 @@
             <w:noProof/>
             <w:webHidden/>
           </w:rPr>
-          <w:instrText xml:space="preserve"> PAGEREF _Toc241435517 \h </w:instrText>
+          <w:instrText xml:space="preserve"> PAGEREF _Toc241438326 \h </w:instrText>
         </w:r>
         <w:r>
           <w:rPr>
@@ -1025,7 +1093,7 @@
           <w:noProof/>
         </w:rPr>
       </w:pPr>
-      <w:hyperlink w:anchor="_Toc241435518" w:history="1">
+      <w:hyperlink w:anchor="_Toc241438327" w:history="1">
         <w:r>
           <w:rPr>
             <w:rStyle w:val="Hyperlink"/>
@@ -1052,7 +1120,7 @@
             <w:noProof/>
             <w:webHidden/>
           </w:rPr>
-          <w:instrText xml:space="preserve"> PAGEREF _Toc241435518 \h </w:instrText>
+          <w:instrText xml:space="preserve"> PAGEREF _Toc241438327 \h </w:instrText>
         </w:r>
         <w:r>
           <w:rPr>
@@ -1093,7 +1161,7 @@
           <w:noProof/>
         </w:rPr>
       </w:pPr>
-      <w:hyperlink w:anchor="_Toc241435519" w:history="1">
+      <w:hyperlink w:anchor="_Toc241438328" w:history="1">
         <w:r>
           <w:rPr>
             <w:rStyle w:val="Hyperlink"/>
@@ -1120,7 +1188,7 @@
             <w:noProof/>
             <w:webHidden/>
           </w:rPr>
-          <w:instrText xml:space="preserve"> PAGEREF _Toc241435519 \h </w:instrText>
+          <w:instrText xml:space="preserve"> PAGEREF _Toc241438328 \h </w:instrText>
         </w:r>
         <w:r>
           <w:rPr>
@@ -1161,7 +1229,7 @@
           <w:noProof/>
         </w:rPr>
       </w:pPr>
-      <w:hyperlink w:anchor="_Toc241435520" w:history="1">
+      <w:hyperlink w:anchor="_Toc241438329" w:history="1">
         <w:r>
           <w:rPr>
             <w:rStyle w:val="Hyperlink"/>
@@ -1188,7 +1256,7 @@
             <w:noProof/>
             <w:webHidden/>
           </w:rPr>
-          <w:instrText xml:space="preserve"> PAGEREF _Toc241435520 \h </w:instrText>
+          <w:instrText xml:space="preserve"> PAGEREF _Toc241438329 \h </w:instrText>
         </w:r>
         <w:r>
           <w:rPr>
@@ -1229,7 +1297,7 @@
           <w:noProof/>
         </w:rPr>
       </w:pPr>
-      <w:hyperlink w:anchor="_Toc241435521" w:history="1">
+      <w:hyperlink w:anchor="_Toc241438330" w:history="1">
         <w:r>
           <w:rPr>
             <w:rStyle w:val="Hyperlink"/>
@@ -1256,7 +1324,7 @@
             <w:noProof/>
             <w:webHidden/>
           </w:rPr>
-          <w:instrText xml:space="preserve"> PAGEREF _Toc241435521 \h </w:instrText>
+          <w:instrText xml:space="preserve"> PAGEREF _Toc241438330 \h </w:instrText>
         </w:r>
         <w:r>
           <w:rPr>
@@ -1297,7 +1365,7 @@
           <w:noProof/>
         </w:rPr>
       </w:pPr>
-      <w:hyperlink w:anchor="_Toc241435522" w:history="1">
+      <w:hyperlink w:anchor="_Toc241438331" w:history="1">
         <w:r>
           <w:rPr>
             <w:rStyle w:val="Hyperlink"/>
@@ -1324,7 +1392,7 @@
             <w:noProof/>
             <w:webHidden/>
           </w:rPr>
-          <w:instrText xml:space="preserve"> PAGEREF _Toc241435522 \h </w:instrText>
+          <w:instrText xml:space="preserve"> PAGEREF _Toc241438331 \h </w:instrText>
         </w:r>
         <w:r>
           <w:rPr>
@@ -1365,7 +1433,7 @@
           <w:noProof/>
         </w:rPr>
       </w:pPr>
-      <w:hyperlink w:anchor="_Toc241435523" w:history="1">
+      <w:hyperlink w:anchor="_Toc241438332" w:history="1">
         <w:r>
           <w:rPr>
             <w:rStyle w:val="Hyperlink"/>
@@ -1392,7 +1460,7 @@
             <w:noProof/>
             <w:webHidden/>
           </w:rPr>
-          <w:instrText xml:space="preserve"> PAGEREF _Toc241435523 \h </w:instrText>
+          <w:instrText xml:space="preserve"> PAGEREF _Toc241438332 \h </w:instrText>
         </w:r>
         <w:r>
           <w:rPr>
@@ -1433,7 +1501,7 @@
           <w:noProof/>
         </w:rPr>
       </w:pPr>
-      <w:hyperlink w:anchor="_Toc241435524" w:history="1">
+      <w:hyperlink w:anchor="_Toc241438333" w:history="1">
         <w:r>
           <w:rPr>
             <w:rStyle w:val="Hyperlink"/>
@@ -1460,7 +1528,7 @@
             <w:noProof/>
             <w:webHidden/>
           </w:rPr>
-          <w:instrText xml:space="preserve"> PAGEREF _Toc241435524 \h </w:instrText>
+          <w:instrText xml:space="preserve"> PAGEREF _Toc241438333 \h </w:instrText>
         </w:r>
         <w:r>
           <w:rPr>
@@ -1501,7 +1569,7 @@
           <w:noProof/>
         </w:rPr>
       </w:pPr>
-      <w:hyperlink w:anchor="_Toc241435525" w:history="1">
+      <w:hyperlink w:anchor="_Toc241438334" w:history="1">
         <w:r>
           <w:rPr>
             <w:rStyle w:val="Hyperlink"/>
@@ -1528,7 +1596,7 @@
             <w:noProof/>
             <w:webHidden/>
           </w:rPr>
-          <w:instrText xml:space="preserve"> PAGEREF _Toc241435525 \h </w:instrText>
+          <w:instrText xml:space="preserve"> PAGEREF _Toc241438334 \h </w:instrText>
         </w:r>
         <w:r>
           <w:rPr>
@@ -1569,7 +1637,7 @@
           <w:noProof/>
         </w:rPr>
       </w:pPr>
-      <w:hyperlink w:anchor="_Toc241435526" w:history="1">
+      <w:hyperlink w:anchor="_Toc241438335" w:history="1">
         <w:r>
           <w:rPr>
             <w:rStyle w:val="Hyperlink"/>
@@ -1596,7 +1664,7 @@
             <w:noProof/>
             <w:webHidden/>
           </w:rPr>
-          <w:instrText xml:space="preserve"> PAGEREF _Toc241435526 \h </w:instrText>
+          <w:instrText xml:space="preserve"> PAGEREF _Toc241438335 \h </w:instrText>
         </w:r>
         <w:r>
           <w:rPr>
@@ -1637,7 +1705,7 @@
           <w:noProof/>
         </w:rPr>
       </w:pPr>
-      <w:hyperlink w:anchor="_Toc241435527" w:history="1">
+      <w:hyperlink w:anchor="_Toc241438336" w:history="1">
         <w:r>
           <w:rPr>
             <w:rStyle w:val="Hyperlink"/>
@@ -1664,7 +1732,7 @@
             <w:noProof/>
             <w:webHidden/>
           </w:rPr>
-          <w:instrText xml:space="preserve"> PAGEREF _Toc241435527 \h </w:instrText>
+          <w:instrText xml:space="preserve"> PAGEREF _Toc241438336 \h </w:instrText>
         </w:r>
         <w:r>
           <w:rPr>
@@ -1705,7 +1773,7 @@
           <w:noProof/>
         </w:rPr>
       </w:pPr>
-      <w:hyperlink w:anchor="_Toc241435528" w:history="1">
+      <w:hyperlink w:anchor="_Toc241438337" w:history="1">
         <w:r>
           <w:rPr>
             <w:rStyle w:val="Hyperlink"/>
@@ -1732,7 +1800,7 @@
             <w:noProof/>
             <w:webHidden/>
           </w:rPr>
-          <w:instrText xml:space="preserve"> PAGEREF _Toc241435528 \h </w:instrText>
+          <w:instrText xml:space="preserve"> PAGEREF _Toc241438337 \h </w:instrText>
         </w:r>
         <w:r>
           <w:rPr>
@@ -1773,7 +1841,7 @@
           <w:noProof/>
         </w:rPr>
       </w:pPr>
-      <w:hyperlink w:anchor="_Toc241435529" w:history="1">
+      <w:hyperlink w:anchor="_Toc241438338" w:history="1">
         <w:r>
           <w:rPr>
             <w:rStyle w:val="Hyperlink"/>
@@ -1800,7 +1868,7 @@
             <w:noProof/>
             <w:webHidden/>
           </w:rPr>
-          <w:instrText xml:space="preserve"> PAGEREF _Toc241435529 \h </w:instrText>
+          <w:instrText xml:space="preserve"> PAGEREF _Toc241438338 \h </w:instrText>
         </w:r>
         <w:r>
           <w:rPr>
@@ -1841,7 +1909,7 @@
           <w:noProof/>
         </w:rPr>
       </w:pPr>
-      <w:hyperlink w:anchor="_Toc241435530" w:history="1">
+      <w:hyperlink w:anchor="_Toc241438339" w:history="1">
         <w:r>
           <w:rPr>
             <w:rStyle w:val="Hyperlink"/>
@@ -1868,7 +1936,7 @@
             <w:noProof/>
             <w:webHidden/>
           </w:rPr>
-          <w:instrText xml:space="preserve"> PAGEREF _Toc241435530 \h </w:instrText>
+          <w:instrText xml:space="preserve"> PAGEREF _Toc241438339 \h </w:instrText>
         </w:r>
         <w:r>
           <w:rPr>
@@ -1909,7 +1977,7 @@
           <w:noProof/>
         </w:rPr>
       </w:pPr>
-      <w:hyperlink w:anchor="_Toc241435531" w:history="1">
+      <w:hyperlink w:anchor="_Toc241438340" w:history="1">
         <w:r>
           <w:rPr>
             <w:rStyle w:val="Hyperlink"/>
@@ -1936,7 +2004,7 @@
             <w:noProof/>
             <w:webHidden/>
           </w:rPr>
-          <w:instrText xml:space="preserve"> PAGEREF _Toc241435531 \h </w:instrText>
+          <w:instrText xml:space="preserve"> PAGEREF _Toc241438340 \h </w:instrText>
         </w:r>
         <w:r>
           <w:rPr>
@@ -1977,7 +2045,7 @@
           <w:noProof/>
         </w:rPr>
       </w:pPr>
-      <w:hyperlink w:anchor="_Toc241435532" w:history="1">
+      <w:hyperlink w:anchor="_Toc241438341" w:history="1">
         <w:r>
           <w:rPr>
             <w:rStyle w:val="Hyperlink"/>
@@ -2004,7 +2072,7 @@
             <w:noProof/>
             <w:webHidden/>
           </w:rPr>
-          <w:instrText xml:space="preserve"> PAGEREF _Toc241435532 \h </w:instrText>
+          <w:instrText xml:space="preserve"> PAGEREF _Toc241438341 \h </w:instrText>
         </w:r>
         <w:r>
           <w:rPr>
@@ -2045,7 +2113,7 @@
           <w:noProof/>
         </w:rPr>
       </w:pPr>
-      <w:hyperlink w:anchor="_Toc241435533" w:history="1">
+      <w:hyperlink w:anchor="_Toc241438342" w:history="1">
         <w:r>
           <w:rPr>
             <w:rStyle w:val="Hyperlink"/>
@@ -2072,7 +2140,7 @@
             <w:noProof/>
             <w:webHidden/>
           </w:rPr>
-          <w:instrText xml:space="preserve"> PAGEREF _Toc241435533 \h </w:instrText>
+          <w:instrText xml:space="preserve"> PAGEREF _Toc241438342 \h </w:instrText>
         </w:r>
         <w:r>
           <w:rPr>
@@ -2113,7 +2181,7 @@
           <w:noProof/>
         </w:rPr>
       </w:pPr>
-      <w:hyperlink w:anchor="_Toc241435534" w:history="1">
+      <w:hyperlink w:anchor="_Toc241438343" w:history="1">
         <w:r>
           <w:rPr>
             <w:rStyle w:val="Hyperlink"/>
@@ -2140,7 +2208,7 @@
             <w:noProof/>
             <w:webHidden/>
           </w:rPr>
-          <w:instrText xml:space="preserve"> PAGEREF _Toc241435534 \h </w:instrText>
+          <w:instrText xml:space="preserve"> PAGEREF _Toc241438343 \h </w:instrText>
         </w:r>
         <w:r>
           <w:rPr>
@@ -2181,7 +2249,7 @@
           <w:noProof/>
         </w:rPr>
       </w:pPr>
-      <w:hyperlink w:anchor="_Toc241435535" w:history="1">
+      <w:hyperlink w:anchor="_Toc241438344" w:history="1">
         <w:r>
           <w:rPr>
             <w:rStyle w:val="Hyperlink"/>
@@ -2208,7 +2276,7 @@
             <w:noProof/>
             <w:webHidden/>
           </w:rPr>
-          <w:instrText xml:space="preserve"> PAGEREF _Toc241435535 \h </w:instrText>
+          <w:instrText xml:space="preserve"> PAGEREF _Toc241438344 \h </w:instrText>
         </w:r>
         <w:r>
           <w:rPr>
@@ -2249,7 +2317,7 @@
           <w:noProof/>
         </w:rPr>
       </w:pPr>
-      <w:hyperlink w:anchor="_Toc241435536" w:history="1">
+      <w:hyperlink w:anchor="_Toc241438345" w:history="1">
         <w:r>
           <w:rPr>
             <w:rStyle w:val="Hyperlink"/>
@@ -2276,7 +2344,7 @@
             <w:noProof/>
             <w:webHidden/>
           </w:rPr>
-          <w:instrText xml:space="preserve"> PAGEREF _Toc241435536 \h </w:instrText>
+          <w:instrText xml:space="preserve"> PAGEREF _Toc241438345 \h </w:instrText>
         </w:r>
         <w:r>
           <w:rPr>
@@ -2317,7 +2385,7 @@
           <w:noProof/>
         </w:rPr>
       </w:pPr>
-      <w:hyperlink w:anchor="_Toc241435537" w:history="1">
+      <w:hyperlink w:anchor="_Toc241438346" w:history="1">
         <w:r>
           <w:rPr>
             <w:rStyle w:val="Hyperlink"/>
@@ -2344,7 +2412,7 @@
             <w:noProof/>
             <w:webHidden/>
           </w:rPr>
-          <w:instrText xml:space="preserve"> PAGEREF _Toc241435537 \h </w:instrText>
+          <w:instrText xml:space="preserve"> PAGEREF _Toc241438346 \h </w:instrText>
         </w:r>
         <w:r>
           <w:rPr>
@@ -2385,7 +2453,7 @@
           <w:noProof/>
         </w:rPr>
       </w:pPr>
-      <w:hyperlink w:anchor="_Toc241435538" w:history="1">
+      <w:hyperlink w:anchor="_Toc241438347" w:history="1">
         <w:r>
           <w:rPr>
             <w:rStyle w:val="Hyperlink"/>
@@ -2412,7 +2480,7 @@
             <w:noProof/>
             <w:webHidden/>
           </w:rPr>
-          <w:instrText xml:space="preserve"> PAGEREF _Toc241435538 \h </w:instrText>
+          <w:instrText xml:space="preserve"> PAGEREF _Toc241438347 \h </w:instrText>
         </w:r>
         <w:r>
           <w:rPr>
@@ -2453,7 +2521,7 @@
           <w:noProof/>
         </w:rPr>
       </w:pPr>
-      <w:hyperlink w:anchor="_Toc241435539" w:history="1">
+      <w:hyperlink w:anchor="_Toc241438348" w:history="1">
         <w:r>
           <w:rPr>
             <w:rStyle w:val="Hyperlink"/>
@@ -2480,7 +2548,7 @@
             <w:noProof/>
             <w:webHidden/>
           </w:rPr>
-          <w:instrText xml:space="preserve"> PAGEREF _Toc241435539 \h </w:instrText>
+          <w:instrText xml:space="preserve"> PAGEREF _Toc241438348 \h </w:instrText>
         </w:r>
         <w:r>
           <w:rPr>
@@ -2521,7 +2589,7 @@
           <w:noProof/>
         </w:rPr>
       </w:pPr>
-      <w:hyperlink w:anchor="_Toc241435540" w:history="1">
+      <w:hyperlink w:anchor="_Toc241438349" w:history="1">
         <w:r>
           <w:rPr>
             <w:rStyle w:val="Hyperlink"/>
@@ -2548,7 +2616,7 @@
             <w:noProof/>
             <w:webHidden/>
           </w:rPr>
-          <w:instrText xml:space="preserve"> PAGEREF _Toc241435540 \h </w:instrText>
+          <w:instrText xml:space="preserve"> PAGEREF _Toc241438349 \h </w:instrText>
         </w:r>
         <w:r>
           <w:rPr>
@@ -2589,7 +2657,7 @@
           <w:noProof/>
         </w:rPr>
       </w:pPr>
-      <w:hyperlink w:anchor="_Toc241435541" w:history="1">
+      <w:hyperlink w:anchor="_Toc241438350" w:history="1">
         <w:r>
           <w:rPr>
             <w:rStyle w:val="Hyperlink"/>
@@ -2616,7 +2684,7 @@
             <w:noProof/>
             <w:webHidden/>
           </w:rPr>
-          <w:instrText xml:space="preserve"> PAGEREF _Toc241435541 \h </w:instrText>
+          <w:instrText xml:space="preserve"> PAGEREF _Toc241438350 \h </w:instrText>
         </w:r>
         <w:r>
           <w:rPr>
@@ -2657,7 +2725,7 @@
           <w:noProof/>
         </w:rPr>
       </w:pPr>
-      <w:hyperlink w:anchor="_Toc241435542" w:history="1">
+      <w:hyperlink w:anchor="_Toc241438351" w:history="1">
         <w:r>
           <w:rPr>
             <w:rStyle w:val="Hyperlink"/>
@@ -2684,7 +2752,7 @@
             <w:noProof/>
             <w:webHidden/>
           </w:rPr>
-          <w:instrText xml:space="preserve"> PAGEREF _Toc241435542 \h </w:instrText>
+          <w:instrText xml:space="preserve"> PAGEREF _Toc241438351 \h </w:instrText>
         </w:r>
         <w:r>
           <w:rPr>
@@ -2725,7 +2793,7 @@
           <w:noProof/>
         </w:rPr>
       </w:pPr>
-      <w:hyperlink w:anchor="_Toc241435543" w:history="1">
+      <w:hyperlink w:anchor="_Toc241438352" w:history="1">
         <w:r>
           <w:rPr>
             <w:rStyle w:val="Hyperlink"/>
@@ -2752,7 +2820,7 @@
             <w:noProof/>
             <w:webHidden/>
           </w:rPr>
-          <w:instrText xml:space="preserve"> PAGEREF _Toc241435543 \h </w:instrText>
+          <w:instrText xml:space="preserve"> PAGEREF _Toc241438352 \h </w:instrText>
         </w:r>
         <w:r>
           <w:rPr>
@@ -2793,7 +2861,7 @@
           <w:noProof/>
         </w:rPr>
       </w:pPr>
-      <w:hyperlink w:anchor="_Toc241435544" w:history="1">
+      <w:hyperlink w:anchor="_Toc241438353" w:history="1">
         <w:r>
           <w:rPr>
             <w:rStyle w:val="Hyperlink"/>
@@ -2820,7 +2888,7 @@
             <w:noProof/>
             <w:webHidden/>
           </w:rPr>
-          <w:instrText xml:space="preserve"> PAGEREF _Toc241435544 \h </w:instrText>
+          <w:instrText xml:space="preserve"> PAGEREF _Toc241438353 \h </w:instrText>
         </w:r>
         <w:r>
           <w:rPr>
@@ -2861,7 +2929,7 @@
           <w:noProof/>
         </w:rPr>
       </w:pPr>
-      <w:hyperlink w:anchor="_Toc241435545" w:history="1">
+      <w:hyperlink w:anchor="_Toc241438354" w:history="1">
         <w:r>
           <w:rPr>
             <w:rStyle w:val="Hyperlink"/>
@@ -2888,7 +2956,7 @@
             <w:noProof/>
             <w:webHidden/>
           </w:rPr>
-          <w:instrText xml:space="preserve"> PAGEREF _Toc241435545 \h </w:instrText>
+          <w:instrText xml:space="preserve"> PAGEREF _Toc241438354 \h </w:instrText>
         </w:r>
         <w:r>
           <w:rPr>
@@ -2929,7 +2997,7 @@
           <w:noProof/>
         </w:rPr>
       </w:pPr>
-      <w:hyperlink w:anchor="_Toc241435546" w:history="1">
+      <w:hyperlink w:anchor="_Toc241438355" w:history="1">
         <w:r>
           <w:rPr>
             <w:rStyle w:val="Hyperlink"/>
@@ -2956,7 +3024,7 @@
             <w:noProof/>
             <w:webHidden/>
           </w:rPr>
-          <w:instrText xml:space="preserve"> PAGEREF _Toc241435546 \h </w:instrText>
+          <w:instrText xml:space="preserve"> PAGEREF _Toc241438355 \h </w:instrText>
         </w:r>
         <w:r>
           <w:rPr>
@@ -2997,7 +3065,7 @@
           <w:noProof/>
         </w:rPr>
       </w:pPr>
-      <w:hyperlink w:anchor="_Toc241435547" w:history="1">
+      <w:hyperlink w:anchor="_Toc241438356" w:history="1">
         <w:r>
           <w:rPr>
             <w:rStyle w:val="Hyperlink"/>
@@ -3024,7 +3092,7 @@
             <w:noProof/>
             <w:webHidden/>
           </w:rPr>
-          <w:instrText xml:space="preserve"> PAGEREF _Toc241435547 \h </w:instrText>
+          <w:instrText xml:space="preserve"> PAGEREF _Toc241438356 \h </w:instrText>
         </w:r>
         <w:r>
           <w:rPr>
@@ -3065,7 +3133,7 @@
           <w:noProof/>
         </w:rPr>
       </w:pPr>
-      <w:hyperlink w:anchor="_Toc241435548" w:history="1">
+      <w:hyperlink w:anchor="_Toc241438357" w:history="1">
         <w:r>
           <w:rPr>
             <w:rStyle w:val="Hyperlink"/>
@@ -3092,7 +3160,7 @@
             <w:noProof/>
             <w:webHidden/>
           </w:rPr>
-          <w:instrText xml:space="preserve"> PAGEREF _Toc241435548 \h </w:instrText>
+          <w:instrText xml:space="preserve"> PAGEREF _Toc241438357 \h </w:instrText>
         </w:r>
         <w:r>
           <w:rPr>
@@ -3133,13 +3201,13 @@
           <w:noProof/>
         </w:rPr>
       </w:pPr>
-      <w:hyperlink w:anchor="_Toc241435549" w:history="1">
+      <w:hyperlink w:anchor="_Toc241438358" w:history="1">
         <w:r>
           <w:rPr>
             <w:rStyle w:val="Hyperlink"/>
             <w:noProof/>
           </w:rPr>
-          <w:t>Tips and troubleshooting</w:t>
+          <w:t>Owner: permanent deletes</w:t>
         </w:r>
         <w:r>
           <w:rPr>
@@ -3160,7 +3228,7 @@
             <w:noProof/>
             <w:webHidden/>
           </w:rPr>
-          <w:instrText xml:space="preserve"> PAGEREF _Toc241435549 \h </w:instrText>
+          <w:instrText xml:space="preserve"> PAGEREF _Toc241438358 \h </w:instrText>
         </w:r>
         <w:r>
           <w:rPr>
@@ -3201,12 +3269,80 @@
           <w:noProof/>
         </w:rPr>
       </w:pPr>
-      <w:hyperlink w:anchor="_Toc241435550" w:history="1">
+      <w:hyperlink w:anchor="_Toc241438359" w:history="1">
         <w:r>
           <w:rPr>
             <w:rStyle w:val="Hyperlink"/>
             <w:noProof/>
           </w:rPr>
+          <w:t>Tips and troubleshooting</w:t>
+        </w:r>
+        <w:r>
+          <w:rPr>
+            <w:noProof/>
+            <w:webHidden/>
+          </w:rPr>
+          <w:tab/>
+        </w:r>
+        <w:r>
+          <w:rPr>
+            <w:noProof/>
+            <w:webHidden/>
+          </w:rPr>
+          <w:fldChar w:fldCharType="begin"/>
+        </w:r>
+        <w:r>
+          <w:rPr>
+            <w:noProof/>
+            <w:webHidden/>
+          </w:rPr>
+          <w:instrText xml:space="preserve"> PAGEREF _Toc241438359 \h </w:instrText>
+        </w:r>
+        <w:r>
+          <w:rPr>
+            <w:noProof/>
+            <w:webHidden/>
+          </w:rPr>
+        </w:r>
+        <w:r>
+          <w:rPr>
+            <w:noProof/>
+            <w:webHidden/>
+          </w:rPr>
+          <w:fldChar w:fldCharType="separate"/>
+        </w:r>
+        <w:r>
+          <w:rPr>
+            <w:noProof/>
+            <w:webHidden/>
+          </w:rPr>
+          <w:t>37</w:t>
+        </w:r>
+        <w:r>
+          <w:rPr>
+            <w:noProof/>
+            <w:webHidden/>
+          </w:rPr>
+          <w:fldChar w:fldCharType="end"/>
+        </w:r>
+      </w:hyperlink>
+    </w:p>
+    <w:p>
+      <w:pPr>
+        <w:pStyle w:val="TOC1"/>
+        <w:tabs>
+          <w:tab w:val="right" w:leader="dot" w:pos="9350"/>
+        </w:tabs>
+        <w:rPr>
+          <w:noProof/>
+        </w:rPr>
+      </w:pPr>
+      <w:hyperlink w:anchor="_Toc241438360" w:history="1">
+        <w:r>
+          <w:rPr>
+            <w:rStyle w:val="Hyperlink"/>
+            <w:noProof/>
+          </w:rPr>
           <w:t>Quick reference</w:t>
         </w:r>
         <w:r>
@@ -3228,7 +3364,7 @@
             <w:noProof/>
             <w:webHidden/>
           </w:rPr>
-          <w:instrText xml:space="preserve"> PAGEREF _Toc241435550 \h </w:instrText>
+          <w:instrText xml:space="preserve"> PAGEREF _Toc241438360 \h </w:instrText>
         </w:r>
         <w:r>
           <w:rPr>
@@ -3248,7 +3384,7 @@
             <w:noProof/>
             <w:webHidden/>
           </w:rPr>
-          <w:t>37</w:t>
+          <w:t>39</w:t>
         </w:r>
         <w:r>
           <w:rPr>
@@ -3269,7 +3405,7 @@
           <w:noProof/>
         </w:rPr>
       </w:pPr>
-      <w:hyperlink w:anchor="_Toc241435551" w:history="1">
+      <w:hyperlink w:anchor="_Toc241438361" w:history="1">
         <w:r>
           <w:rPr>
             <w:rStyle w:val="Hyperlink"/>
@@ -3296,7 +3432,7 @@
             <w:noProof/>
             <w:webHidden/>
           </w:rPr>
-          <w:instrText xml:space="preserve"> PAGEREF _Toc241435551 \h </w:instrText>
+          <w:instrText xml:space="preserve"> PAGEREF _Toc241438361 \h </w:instrText>
         </w:r>
         <w:r>
           <w:rPr>
@@ -3316,7 +3452,7 @@
             <w:noProof/>
             <w:webHidden/>
           </w:rPr>
-          <w:t>37</w:t>
+          <w:t>39</w:t>
         </w:r>
         <w:r>
           <w:rPr>
@@ -3337,7 +3473,7 @@
           <w:noProof/>
         </w:rPr>
       </w:pPr>
-      <w:hyperlink w:anchor="_Toc241435552" w:history="1">
+      <w:hyperlink w:anchor="_Toc241438362" w:history="1">
         <w:r>
           <w:rPr>
             <w:rStyle w:val="Hyperlink"/>
@@ -3364,7 +3500,7 @@
             <w:noProof/>
             <w:webHidden/>
           </w:rPr>
-          <w:instrText xml:space="preserve"> PAGEREF _Toc241435552 \h </w:instrText>
+          <w:instrText xml:space="preserve"> PAGEREF _Toc241438362 \h </w:instrText>
         </w:r>
         <w:r>
           <w:rPr>
@@ -3384,7 +3520,7 @@
             <w:noProof/>
             <w:webHidden/>
           </w:rPr>
-          <w:t>37</w:t>
+          <w:t>39</w:t>
         </w:r>
         <w:r>
           <w:rPr>
@@ -3405,7 +3541,7 @@
           <w:noProof/>
         </w:rPr>
       </w:pPr>
-      <w:hyperlink w:anchor="_Toc241435553" w:history="1">
+      <w:hyperlink w:anchor="_Toc241438363" w:history="1">
         <w:r>
           <w:rPr>
             <w:rStyle w:val="Hyperlink"/>
@@ -3432,7 +3568,7 @@
             <w:noProof/>
             <w:webHidden/>
           </w:rPr>
-          <w:instrText xml:space="preserve"> PAGEREF _Toc241435553 \h </w:instrText>
+          <w:instrText xml:space="preserve"> PAGEREF _Toc241438363 \h </w:instrText>
         </w:r>
         <w:r>
           <w:rPr>
@@ -3452,7 +3588,7 @@
             <w:noProof/>
             <w:webHidden/>
           </w:rPr>
-          <w:t>37</w:t>
+          <w:t>39</w:t>
         </w:r>
         <w:r>
           <w:rPr>
@@ -3473,7 +3609,7 @@
           <w:noProof/>
         </w:rPr>
       </w:pPr>
-      <w:hyperlink w:anchor="_Toc241435554" w:history="1">
+      <w:hyperlink w:anchor="_Toc241438364" w:history="1">
         <w:r>
           <w:rPr>
             <w:rStyle w:val="Hyperlink"/>
@@ -3500,7 +3636,7 @@
             <w:noProof/>
             <w:webHidden/>
           </w:rPr>
-          <w:instrText xml:space="preserve"> PAGEREF _Toc241435554 \h </w:instrText>
+          <w:instrText xml:space="preserve"> PAGEREF _Toc241438364 \h </w:instrText>
         </w:r>
         <w:r>
           <w:rPr>
@@ -3520,7 +3656,7 @@
             <w:noProof/>
             <w:webHidden/>
           </w:rPr>
-          <w:t>37</w:t>
+          <w:t>39</w:t>
         </w:r>
         <w:r>
           <w:rPr>
@@ -3541,7 +3677,7 @@
         <w:pStyle w:val="Heading1"/>
         <w:pageBreakBefore/>
       </w:pPr>
-      <w:bookmarkStart w:id="0" w:name="_Toc241435508"/>
+      <w:bookmarkStart w:id="0" w:name="_Toc241438316"/>
       <w:r>
         <w:lastRenderedPageBreak/>
         <w:t>Welcome</w:t>
@@ -3557,7 +3693,7 @@
       <w:pPr>
         <w:pStyle w:val="Heading2"/>
       </w:pPr>
-      <w:bookmarkStart w:id="1" w:name="_Toc241435509"/>
+      <w:bookmarkStart w:id="1" w:name="_Toc241438317"/>
       <w:r>
         <w:t>How a sale moves through the app</w:t>
       </w:r>
@@ -4040,7 +4176,7 @@
       <w:pPr>
         <w:pStyle w:val="Heading2"/>
       </w:pPr>
-      <w:bookmarkStart w:id="2" w:name="_Toc241435510"/>
+      <w:bookmarkStart w:id="2" w:name="_Toc241438318"/>
       <w:r>
         <w:t>What you'll need</w:t>
       </w:r>
@@ -4149,7 +4285,7 @@
         <w:pStyle w:val="Heading1"/>
         <w:pageBreakBefore/>
       </w:pPr>
-      <w:bookmarkStart w:id="3" w:name="_Toc241435511"/>
+      <w:bookmarkStart w:id="3" w:name="_Toc241438319"/>
       <w:r>
         <w:lastRenderedPageBreak/>
         <w:t>Who can do what</w:t>
@@ -4614,6 +4750,98 @@
           </w:p>
         </w:tc>
       </w:tr>
+      <w:tr>
+        <w:trPr>
+          <w:jc w:val="center"/>
+        </w:trPr>
+        <w:tc>
+          <w:tcPr>
+            <w:tcW w:w="2160" w:type="dxa"/>
+            <w:tcBorders>
+              <w:top w:val="single" w:sz="4" w:space="0" w:color="D1D5DB"/>
+              <w:left w:val="single" w:sz="4" w:space="0" w:color="D1D5DB"/>
+              <w:bottom w:val="single" w:sz="4" w:space="0" w:color="D1D5DB"/>
+              <w:right w:val="single" w:sz="4" w:space="0" w:color="D1D5DB"/>
+            </w:tcBorders>
+            <w:tcMar>
+              <w:top w:w="100" w:type="dxa"/>
+              <w:left w:w="140" w:type="dxa"/>
+              <w:bottom w:w="100" w:type="dxa"/>
+              <w:right w:w="140" w:type="dxa"/>
+            </w:tcMar>
+          </w:tcPr>
+          <w:p>
+            <w:pPr>
+              <w:spacing w:after="0"/>
+            </w:pPr>
+            <w:r>
+              <w:rPr>
+                <w:b/>
+              </w:rPr>
+              <w:t>Owner</w:t>
+            </w:r>
+          </w:p>
+        </w:tc>
+        <w:tc>
+          <w:tcPr>
+            <w:tcW w:w="2592" w:type="dxa"/>
+            <w:tcBorders>
+              <w:top w:val="single" w:sz="4" w:space="0" w:color="D1D5DB"/>
+              <w:left w:val="single" w:sz="4" w:space="0" w:color="D1D5DB"/>
+              <w:bottom w:val="single" w:sz="4" w:space="0" w:color="D1D5DB"/>
+              <w:right w:val="single" w:sz="4" w:space="0" w:color="D1D5DB"/>
+            </w:tcBorders>
+            <w:tcMar>
+              <w:top w:w="100" w:type="dxa"/>
+              <w:left w:w="140" w:type="dxa"/>
+              <w:bottom w:w="100" w:type="dxa"/>
+              <w:right w:w="140" w:type="dxa"/>
+            </w:tcMar>
+          </w:tcPr>
+          <w:p>
+            <w:pPr>
+              <w:spacing w:after="0"/>
+            </w:pPr>
+            <w:r>
+              <w:t>Whoever runs the business</w:t>
+            </w:r>
+          </w:p>
+        </w:tc>
+        <w:tc>
+          <w:tcPr>
+            <w:tcW w:w="4608" w:type="dxa"/>
+            <w:tcBorders>
+              <w:top w:val="single" w:sz="4" w:space="0" w:color="D1D5DB"/>
+              <w:left w:val="single" w:sz="4" w:space="0" w:color="D1D5DB"/>
+              <w:bottom w:val="single" w:sz="4" w:space="0" w:color="D1D5DB"/>
+              <w:right w:val="single" w:sz="4" w:space="0" w:color="D1D5DB"/>
+            </w:tcBorders>
+            <w:tcMar>
+              <w:top w:w="100" w:type="dxa"/>
+              <w:left w:w="140" w:type="dxa"/>
+              <w:bottom w:w="100" w:type="dxa"/>
+              <w:right w:w="140" w:type="dxa"/>
+            </w:tcMar>
+          </w:tcPr>
+          <w:p>
+            <w:pPr>
+              <w:spacing w:after="0"/>
+            </w:pPr>
+            <w:r>
+              <w:t xml:space="preserve">Everything an admin can do, plus deleting events, orders, crew accounts and catalog items </w:t>
+            </w:r>
+            <w:r>
+              <w:rPr>
+                <w:b/>
+              </w:rPr>
+              <w:t>permanently</w:t>
+            </w:r>
+            <w:r>
+              <w:t>. Only an owner can make someone else an owner.</w:t>
+            </w:r>
+          </w:p>
+        </w:tc>
+      </w:tr>
     </w:tbl>
     <w:p>
       <w:pPr>
@@ -4625,7 +4853,7 @@
         <w:pStyle w:val="Heading1"/>
         <w:pageBreakBefore/>
       </w:pPr>
-      <w:bookmarkStart w:id="4" w:name="_Toc241435512"/>
+      <w:bookmarkStart w:id="4" w:name="_Toc241438320"/>
       <w:r>
         <w:lastRenderedPageBreak/>
         <w:t>Getting started</w:t>
@@ -4636,7 +4864,7 @@
       <w:pPr>
         <w:pStyle w:val="Heading2"/>
       </w:pPr>
-      <w:bookmarkStart w:id="5" w:name="_Toc241435513"/>
+      <w:bookmarkStart w:id="5" w:name="_Toc241438321"/>
       <w:r>
         <w:t>Signing in</w:t>
       </w:r>
@@ -4653,7 +4881,7 @@
           <w:noProof/>
         </w:rPr>
         <w:drawing>
-          <wp:inline distT="0" distB="0" distL="0" distR="0" wp14:anchorId="3A5AFCDD" wp14:editId="4FA388C5">
+          <wp:inline distT="0" distB="0" distL="0" distR="0" wp14:anchorId="634CAD35" wp14:editId="0F9DAA3E">
             <wp:extent cx="3291840" cy="2211705"/>
             <wp:effectExtent l="0" t="0" r="0" b="0"/>
             <wp:docPr id="1" name="Picture 1"/>
@@ -4971,11 +5199,194 @@
       <w:pPr>
         <w:pStyle w:val="Heading2"/>
       </w:pPr>
-      <w:bookmarkStart w:id="6" w:name="_Toc241435514"/>
-      <w:r>
+      <w:bookmarkStart w:id="6" w:name="_Toc241438322"/>
+      <w:r>
+        <w:t>Changing your PIN</w:t>
+      </w:r>
+      <w:bookmarkEnd w:id="6"/>
+    </w:p>
+    <w:p>
+      <w:r>
+        <w:t>You can change your own PIN at any time, without asking an administrator:</w:t>
+      </w:r>
+    </w:p>
+    <w:p>
+      <w:pPr>
+        <w:tabs>
+          <w:tab w:val="left" w:pos="504"/>
+        </w:tabs>
+        <w:spacing w:after="80"/>
+        <w:ind w:left="504" w:hanging="432"/>
+      </w:pPr>
+      <w:r>
+        <w:rPr>
+          <w:b/>
+          <w:color w:val="0369A1"/>
+        </w:rPr>
+        <w:t>1.</w:t>
+      </w:r>
+      <w:r>
+        <w:rPr>
+          <w:b/>
+          <w:color w:val="0369A1"/>
+        </w:rPr>
+        <w:tab/>
+      </w:r>
+      <w:r>
+        <w:t xml:space="preserve">Tap your initials in the top-right corner, then tap </w:t>
+      </w:r>
+      <w:r>
+        <w:rPr>
+          <w:b/>
+        </w:rPr>
+        <w:t>Change PIN</w:t>
+      </w:r>
+      <w:r>
+        <w:t>.</w:t>
+      </w:r>
+    </w:p>
+    <w:p>
+      <w:pPr>
+        <w:tabs>
+          <w:tab w:val="left" w:pos="504"/>
+        </w:tabs>
+        <w:spacing w:after="80"/>
+        <w:ind w:left="504" w:hanging="432"/>
+      </w:pPr>
+      <w:r>
+        <w:rPr>
+          <w:b/>
+          <w:color w:val="0369A1"/>
+        </w:rPr>
+        <w:t>2.</w:t>
+      </w:r>
+      <w:r>
+        <w:rPr>
+          <w:b/>
+          <w:color w:val="0369A1"/>
+        </w:rPr>
+        <w:tab/>
+      </w:r>
+      <w:r>
+        <w:t xml:space="preserve">Enter your </w:t>
+      </w:r>
+      <w:r>
+        <w:rPr>
+          <w:b/>
+        </w:rPr>
+        <w:t>Current PIN</w:t>
+      </w:r>
+      <w:r>
+        <w:t xml:space="preserve">, then your </w:t>
+      </w:r>
+      <w:r>
+        <w:rPr>
+          <w:b/>
+        </w:rPr>
+        <w:t>New PIN</w:t>
+      </w:r>
+      <w:r>
+        <w:t xml:space="preserve"> twice. A PIN is 4 to 12 digits.</w:t>
+      </w:r>
+    </w:p>
+    <w:p>
+      <w:pPr>
+        <w:tabs>
+          <w:tab w:val="left" w:pos="504"/>
+        </w:tabs>
+        <w:spacing w:after="80"/>
+        <w:ind w:left="504" w:hanging="432"/>
+      </w:pPr>
+      <w:r>
+        <w:rPr>
+          <w:b/>
+          <w:color w:val="0369A1"/>
+        </w:rPr>
+        <w:t>3.</w:t>
+      </w:r>
+      <w:r>
+        <w:rPr>
+          <w:b/>
+          <w:color w:val="0369A1"/>
+        </w:rPr>
+        <w:tab/>
+      </w:r>
+      <w:r>
+        <w:t xml:space="preserve">Tap </w:t>
+      </w:r>
+      <w:r>
+        <w:rPr>
+          <w:b/>
+        </w:rPr>
+        <w:t>Change PIN</w:t>
+      </w:r>
+      <w:r>
+        <w:t>. Use the new one the next time you sign in.</w:t>
+      </w:r>
+    </w:p>
+    <w:tbl>
+      <w:tblPr>
+        <w:tblW w:w="0" w:type="auto"/>
+        <w:jc w:val="center"/>
+        <w:tblLook w:val="04A0" w:firstRow="1" w:lastRow="0" w:firstColumn="1" w:lastColumn="0" w:noHBand="0" w:noVBand="1"/>
+      </w:tblPr>
+      <w:tblGrid>
+        <w:gridCol w:w="9360"/>
+      </w:tblGrid>
+      <w:tr>
+        <w:trPr>
+          <w:jc w:val="center"/>
+        </w:trPr>
+        <w:tc>
+          <w:tcPr>
+            <w:tcW w:w="9360" w:type="dxa"/>
+            <w:tcBorders>
+              <w:top w:val="single" w:sz="4" w:space="0" w:color="E0F2FE"/>
+              <w:left w:val="single" w:sz="36" w:space="0" w:color="0284C7"/>
+              <w:bottom w:val="single" w:sz="4" w:space="0" w:color="E0F2FE"/>
+              <w:right w:val="single" w:sz="4" w:space="0" w:color="E0F2FE"/>
+            </w:tcBorders>
+            <w:shd w:val="clear" w:color="auto" w:fill="E0F2FE"/>
+            <w:tcMar>
+              <w:top w:w="120" w:type="dxa"/>
+              <w:left w:w="200" w:type="dxa"/>
+              <w:bottom w:w="120" w:type="dxa"/>
+              <w:right w:w="160" w:type="dxa"/>
+            </w:tcMar>
+          </w:tcPr>
+          <w:p>
+            <w:pPr>
+              <w:spacing w:after="0"/>
+            </w:pPr>
+            <w:r>
+              <w:rPr>
+                <w:b/>
+                <w:color w:val="0284C7"/>
+              </w:rPr>
+              <w:t xml:space="preserve">Tip:  </w:t>
+            </w:r>
+            <w:r>
+              <w:t>Everyone starts with a PIN set by an administrator, so it's a good idea to change yours the first time you sign in.</w:t>
+            </w:r>
+          </w:p>
+        </w:tc>
+      </w:tr>
+    </w:tbl>
+    <w:p>
+      <w:pPr>
+        <w:spacing w:after="40"/>
+      </w:pPr>
+    </w:p>
+    <w:p>
+      <w:pPr>
+        <w:pStyle w:val="Heading2"/>
+      </w:pPr>
+      <w:bookmarkStart w:id="7" w:name="_Toc241438323"/>
+      <w:r>
+        <w:lastRenderedPageBreak/>
         <w:t>Finding your way around</w:t>
       </w:r>
-      <w:bookmarkEnd w:id="6"/>
+      <w:bookmarkEnd w:id="7"/>
     </w:p>
     <w:p>
       <w:r>
@@ -5321,7 +5732,6 @@
               <w:rPr>
                 <w:b/>
               </w:rPr>
-              <w:lastRenderedPageBreak/>
               <w:t>Inventory</w:t>
             </w:r>
           </w:p>
@@ -5554,11 +5964,11 @@
       <w:pPr>
         <w:pStyle w:val="Heading2"/>
       </w:pPr>
-      <w:bookmarkStart w:id="7" w:name="_Toc241435515"/>
+      <w:bookmarkStart w:id="8" w:name="_Toc241438324"/>
       <w:r>
         <w:t>Light and dark mode</w:t>
       </w:r>
-      <w:bookmarkEnd w:id="7"/>
+      <w:bookmarkEnd w:id="8"/>
     </w:p>
     <w:p>
       <w:r>
@@ -5569,11 +5979,11 @@
       <w:pPr>
         <w:pStyle w:val="Heading2"/>
       </w:pPr>
-      <w:bookmarkStart w:id="8" w:name="_Toc241435516"/>
+      <w:bookmarkStart w:id="9" w:name="_Toc241438325"/>
       <w:r>
         <w:t>Signing out</w:t>
       </w:r>
-      <w:bookmarkEnd w:id="8"/>
+      <w:bookmarkEnd w:id="9"/>
     </w:p>
     <w:p>
       <w:r>
@@ -5594,12 +6004,12 @@
         <w:pStyle w:val="Heading1"/>
         <w:pageBreakBefore/>
       </w:pPr>
-      <w:bookmarkStart w:id="9" w:name="_Toc241435517"/>
+      <w:bookmarkStart w:id="10" w:name="_Toc241438326"/>
       <w:r>
         <w:lastRenderedPageBreak/>
         <w:t>Taking an order on the sales floor</w:t>
       </w:r>
-      <w:bookmarkEnd w:id="9"/>
+      <w:bookmarkEnd w:id="10"/>
     </w:p>
     <w:p>
       <w:r>
@@ -5626,7 +6036,7 @@
           <w:noProof/>
         </w:rPr>
         <w:drawing>
-          <wp:inline distT="0" distB="0" distL="0" distR="0" wp14:anchorId="4FC2C947" wp14:editId="7EB08F37">
+          <wp:inline distT="0" distB="0" distL="0" distR="0" wp14:anchorId="2E98B3CA" wp14:editId="333606C1">
             <wp:extent cx="5760720" cy="3870484"/>
             <wp:effectExtent l="0" t="0" r="0" b="0"/>
             <wp:docPr id="2" name="Picture 2"/>
@@ -5751,11 +6161,11 @@
       <w:pPr>
         <w:pStyle w:val="Heading2"/>
       </w:pPr>
-      <w:bookmarkStart w:id="10" w:name="_Toc241435518"/>
+      <w:bookmarkStart w:id="11" w:name="_Toc241438327"/>
       <w:r>
         <w:t>Starting an order</w:t>
       </w:r>
-      <w:bookmarkEnd w:id="10"/>
+      <w:bookmarkEnd w:id="11"/>
     </w:p>
     <w:p>
       <w:pPr>
@@ -5835,12 +6245,12 @@
       <w:pPr>
         <w:pStyle w:val="Heading2"/>
       </w:pPr>
-      <w:bookmarkStart w:id="11" w:name="_Toc241435519"/>
+      <w:bookmarkStart w:id="12" w:name="_Toc241438328"/>
       <w:r>
         <w:lastRenderedPageBreak/>
         <w:t>Adding items</w:t>
       </w:r>
-      <w:bookmarkEnd w:id="11"/>
+      <w:bookmarkEnd w:id="12"/>
     </w:p>
     <w:p>
       <w:pPr>
@@ -5984,7 +6394,7 @@
           <w:noProof/>
         </w:rPr>
         <w:drawing>
-          <wp:inline distT="0" distB="0" distL="0" distR="0" wp14:anchorId="56733CCC" wp14:editId="1DF035DA">
+          <wp:inline distT="0" distB="0" distL="0" distR="0" wp14:anchorId="3AADE0B2" wp14:editId="3B91EA8D">
             <wp:extent cx="5760720" cy="3870484"/>
             <wp:effectExtent l="0" t="0" r="0" b="0"/>
             <wp:docPr id="3" name="Picture 3"/>
@@ -6121,7 +6531,7 @@
           <w:noProof/>
         </w:rPr>
         <w:drawing>
-          <wp:inline distT="0" distB="0" distL="0" distR="0" wp14:anchorId="234EBA93" wp14:editId="1E584CBB">
+          <wp:inline distT="0" distB="0" distL="0" distR="0" wp14:anchorId="67DFED8D" wp14:editId="14A91B42">
             <wp:extent cx="5760720" cy="3870484"/>
             <wp:effectExtent l="0" t="0" r="0" b="0"/>
             <wp:docPr id="4" name="Picture 4"/>
@@ -6466,7 +6876,7 @@
         </w:rPr>
         <w:lastRenderedPageBreak/>
         <w:drawing>
-          <wp:inline distT="0" distB="0" distL="0" distR="0" wp14:anchorId="3C8465AB" wp14:editId="3E3D32C1">
+          <wp:inline distT="0" distB="0" distL="0" distR="0" wp14:anchorId="36876F12" wp14:editId="04BCD2F2">
             <wp:extent cx="5486400" cy="3686175"/>
             <wp:effectExtent l="0" t="0" r="0" b="0"/>
             <wp:docPr id="5" name="Picture 5"/>
@@ -6666,11 +7076,11 @@
       <w:pPr>
         <w:pStyle w:val="Heading2"/>
       </w:pPr>
-      <w:bookmarkStart w:id="12" w:name="_Toc241435520"/>
+      <w:bookmarkStart w:id="13" w:name="_Toc241438329"/>
       <w:r>
         <w:t>Adding shipping or a service later</w:t>
       </w:r>
-      <w:bookmarkEnd w:id="12"/>
+      <w:bookmarkEnd w:id="13"/>
     </w:p>
     <w:p>
       <w:r>
@@ -6707,7 +7117,7 @@
         </w:rPr>
         <w:lastRenderedPageBreak/>
         <w:drawing>
-          <wp:inline distT="0" distB="0" distL="0" distR="0" wp14:anchorId="4CD0E397" wp14:editId="04B7EAA8">
+          <wp:inline distT="0" distB="0" distL="0" distR="0" wp14:anchorId="5AF53360" wp14:editId="0BC0E330">
             <wp:extent cx="4754880" cy="3194685"/>
             <wp:effectExtent l="0" t="0" r="0" b="0"/>
             <wp:docPr id="6" name="Picture 6"/>
@@ -6761,11 +7171,11 @@
       <w:pPr>
         <w:pStyle w:val="Heading2"/>
       </w:pPr>
-      <w:bookmarkStart w:id="13" w:name="_Toc241435521"/>
+      <w:bookmarkStart w:id="14" w:name="_Toc241438330"/>
       <w:r>
         <w:t>Changing or removing an item</w:t>
       </w:r>
-      <w:bookmarkEnd w:id="13"/>
+      <w:bookmarkEnd w:id="14"/>
     </w:p>
     <w:p>
       <w:pPr>
@@ -6908,11 +7318,11 @@
       <w:pPr>
         <w:pStyle w:val="Heading2"/>
       </w:pPr>
-      <w:bookmarkStart w:id="14" w:name="_Toc241435522"/>
+      <w:bookmarkStart w:id="15" w:name="_Toc241438331"/>
       <w:r>
         <w:t>Customer details</w:t>
       </w:r>
-      <w:bookmarkEnd w:id="14"/>
+      <w:bookmarkEnd w:id="15"/>
     </w:p>
     <w:p>
       <w:r>
@@ -7072,7 +7482,7 @@
           <w:noProof/>
         </w:rPr>
         <w:drawing>
-          <wp:inline distT="0" distB="0" distL="0" distR="0" wp14:anchorId="1EB1D77F" wp14:editId="27A4D9E9">
+          <wp:inline distT="0" distB="0" distL="0" distR="0" wp14:anchorId="01D85ED7" wp14:editId="64BB0CA2">
             <wp:extent cx="4754880" cy="3194685"/>
             <wp:effectExtent l="0" t="0" r="0" b="0"/>
             <wp:docPr id="7" name="Picture 7"/>
@@ -7126,11 +7536,11 @@
       <w:pPr>
         <w:pStyle w:val="Heading2"/>
       </w:pPr>
-      <w:bookmarkStart w:id="15" w:name="_Toc241435523"/>
+      <w:bookmarkStart w:id="16" w:name="_Toc241438332"/>
       <w:r>
         <w:t>Sending the order to checkout</w:t>
       </w:r>
-      <w:bookmarkEnd w:id="15"/>
+      <w:bookmarkEnd w:id="16"/>
     </w:p>
     <w:p>
       <w:r>
@@ -7304,12 +7714,12 @@
       <w:pPr>
         <w:pStyle w:val="Heading2"/>
       </w:pPr>
-      <w:bookmarkStart w:id="16" w:name="_Toc241435524"/>
+      <w:bookmarkStart w:id="17" w:name="_Toc241438333"/>
       <w:r>
         <w:lastRenderedPageBreak/>
         <w:t>Using a phone</w:t>
       </w:r>
-      <w:bookmarkEnd w:id="16"/>
+      <w:bookmarkEnd w:id="17"/>
     </w:p>
     <w:p>
       <w:pPr>
@@ -7322,7 +7732,7 @@
           <w:noProof/>
         </w:rPr>
         <w:drawing>
-          <wp:inline distT="0" distB="0" distL="0" distR="0" wp14:anchorId="7A489103" wp14:editId="4CF02A55">
+          <wp:inline distT="0" distB="0" distL="0" distR="0" wp14:anchorId="76E09B56" wp14:editId="21B42615">
             <wp:extent cx="2194560" cy="4749253"/>
             <wp:effectExtent l="0" t="0" r="0" b="0"/>
             <wp:docPr id="8" name="Picture 8"/>
@@ -7400,12 +7810,12 @@
         <w:pStyle w:val="Heading1"/>
         <w:pageBreakBefore/>
       </w:pPr>
-      <w:bookmarkStart w:id="17" w:name="_Toc241435525"/>
+      <w:bookmarkStart w:id="18" w:name="_Toc241438334"/>
       <w:r>
         <w:lastRenderedPageBreak/>
         <w:t>Checking out a customer</w:t>
       </w:r>
-      <w:bookmarkEnd w:id="17"/>
+      <w:bookmarkEnd w:id="18"/>
     </w:p>
     <w:p>
       <w:r>
@@ -7441,7 +7851,7 @@
           <w:noProof/>
         </w:rPr>
         <w:drawing>
-          <wp:inline distT="0" distB="0" distL="0" distR="0" wp14:anchorId="3494DDAA" wp14:editId="4E0893FB">
+          <wp:inline distT="0" distB="0" distL="0" distR="0" wp14:anchorId="1725C694" wp14:editId="1F3FD22A">
             <wp:extent cx="5760720" cy="3870484"/>
             <wp:effectExtent l="0" t="0" r="0" b="0"/>
             <wp:docPr id="9" name="Picture 9"/>
@@ -7495,11 +7905,11 @@
       <w:pPr>
         <w:pStyle w:val="Heading2"/>
       </w:pPr>
-      <w:bookmarkStart w:id="18" w:name="_Toc241435526"/>
+      <w:bookmarkStart w:id="19" w:name="_Toc241438335"/>
       <w:r>
         <w:t>1. Review the order with the customer</w:t>
       </w:r>
-      <w:bookmarkEnd w:id="18"/>
+      <w:bookmarkEnd w:id="19"/>
     </w:p>
     <w:p>
       <w:r>
@@ -7592,11 +8002,11 @@
       <w:pPr>
         <w:pStyle w:val="Heading2"/>
       </w:pPr>
-      <w:bookmarkStart w:id="19" w:name="_Toc241435527"/>
+      <w:bookmarkStart w:id="20" w:name="_Toc241438336"/>
       <w:r>
         <w:t>2. Take payment</w:t>
       </w:r>
-      <w:bookmarkEnd w:id="19"/>
+      <w:bookmarkEnd w:id="20"/>
     </w:p>
     <w:p>
       <w:pPr>
@@ -7906,11 +8316,11 @@
       <w:pPr>
         <w:pStyle w:val="Heading2"/>
       </w:pPr>
-      <w:bookmarkStart w:id="20" w:name="_Toc241435528"/>
+      <w:bookmarkStart w:id="21" w:name="_Toc241438337"/>
       <w:r>
         <w:t>3. Acknowledgements (initials and signature)</w:t>
       </w:r>
-      <w:bookmarkEnd w:id="20"/>
+      <w:bookmarkEnd w:id="21"/>
     </w:p>
     <w:p>
       <w:r>
@@ -8088,7 +8498,7 @@
         </w:rPr>
         <w:lastRenderedPageBreak/>
         <w:drawing>
-          <wp:inline distT="0" distB="0" distL="0" distR="0" wp14:anchorId="3A21DA21" wp14:editId="3FB9E494">
+          <wp:inline distT="0" distB="0" distL="0" distR="0" wp14:anchorId="6E6E6A26" wp14:editId="1CEB2C4B">
             <wp:extent cx="4937760" cy="3317558"/>
             <wp:effectExtent l="0" t="0" r="0" b="0"/>
             <wp:docPr id="10" name="Picture 10"/>
@@ -8215,11 +8625,11 @@
       <w:pPr>
         <w:pStyle w:val="Heading2"/>
       </w:pPr>
-      <w:bookmarkStart w:id="21" w:name="_Toc241435529"/>
+      <w:bookmarkStart w:id="22" w:name="_Toc241438338"/>
       <w:r>
         <w:t>4. Complete and print</w:t>
       </w:r>
-      <w:bookmarkEnd w:id="21"/>
+      <w:bookmarkEnd w:id="22"/>
     </w:p>
     <w:p>
       <w:r>
@@ -8404,12 +8814,12 @@
       <w:pPr>
         <w:pStyle w:val="Heading2"/>
       </w:pPr>
-      <w:bookmarkStart w:id="22" w:name="_Toc241435530"/>
+      <w:bookmarkStart w:id="23" w:name="_Toc241438339"/>
       <w:r>
         <w:lastRenderedPageBreak/>
         <w:t>Other checkout actions</w:t>
       </w:r>
-      <w:bookmarkEnd w:id="22"/>
+      <w:bookmarkEnd w:id="23"/>
     </w:p>
     <w:tbl>
       <w:tblPr>
@@ -8615,12 +9025,12 @@
         <w:pStyle w:val="Heading1"/>
         <w:pageBreakBefore/>
       </w:pPr>
-      <w:bookmarkStart w:id="23" w:name="_Toc241435531"/>
+      <w:bookmarkStart w:id="24" w:name="_Toc241438340"/>
       <w:r>
         <w:lastRenderedPageBreak/>
         <w:t>The sales sheet</w:t>
       </w:r>
-      <w:bookmarkEnd w:id="23"/>
+      <w:bookmarkEnd w:id="24"/>
     </w:p>
     <w:p>
       <w:r>
@@ -8638,7 +9048,7 @@
           <w:noProof/>
         </w:rPr>
         <w:drawing>
-          <wp:inline distT="0" distB="0" distL="0" distR="0" wp14:anchorId="5982CB45" wp14:editId="09BCF72D">
+          <wp:inline distT="0" distB="0" distL="0" distR="0" wp14:anchorId="050EEFB9" wp14:editId="290F41B5">
             <wp:extent cx="4023360" cy="3187256"/>
             <wp:effectExtent l="0" t="0" r="0" b="0"/>
             <wp:docPr id="11" name="Picture 11"/>
@@ -8807,12 +9217,12 @@
         <w:pStyle w:val="Heading1"/>
         <w:pageBreakBefore/>
       </w:pPr>
-      <w:bookmarkStart w:id="24" w:name="_Toc241435532"/>
+      <w:bookmarkStart w:id="25" w:name="_Toc241438341"/>
       <w:r>
         <w:lastRenderedPageBreak/>
         <w:t>Looking up orders</w:t>
       </w:r>
-      <w:bookmarkEnd w:id="24"/>
+      <w:bookmarkEnd w:id="25"/>
     </w:p>
     <w:p>
       <w:r>
@@ -8839,7 +9249,7 @@
           <w:noProof/>
         </w:rPr>
         <w:drawing>
-          <wp:inline distT="0" distB="0" distL="0" distR="0" wp14:anchorId="31633C69" wp14:editId="4711516D">
+          <wp:inline distT="0" distB="0" distL="0" distR="0" wp14:anchorId="49588AC1" wp14:editId="64CFEB52">
             <wp:extent cx="5760720" cy="3870484"/>
             <wp:effectExtent l="0" t="0" r="0" b="0"/>
             <wp:docPr id="12" name="Picture 12"/>
@@ -8959,11 +9369,11 @@
       <w:pPr>
         <w:pStyle w:val="Heading2"/>
       </w:pPr>
-      <w:bookmarkStart w:id="25" w:name="_Toc241435533"/>
+      <w:bookmarkStart w:id="26" w:name="_Toc241438342"/>
       <w:r>
         <w:t>Extra options for admins</w:t>
       </w:r>
-      <w:bookmarkEnd w:id="25"/>
+      <w:bookmarkEnd w:id="26"/>
     </w:p>
     <w:p>
       <w:pPr>
@@ -9049,7 +9459,7 @@
         </w:rPr>
         <w:lastRenderedPageBreak/>
         <w:drawing>
-          <wp:inline distT="0" distB="0" distL="0" distR="0" wp14:anchorId="7E6D8ECC" wp14:editId="4C0C1DE5">
+          <wp:inline distT="0" distB="0" distL="0" distR="0" wp14:anchorId="1783A77F" wp14:editId="30BD6C88">
             <wp:extent cx="4754880" cy="3194685"/>
             <wp:effectExtent l="0" t="0" r="0" b="0"/>
             <wp:docPr id="13" name="Picture 13"/>
@@ -9097,6 +9507,20 @@
           <w:sz w:val="18"/>
         </w:rPr>
         <w:t>Reopening an order</w:t>
+      </w:r>
+    </w:p>
+    <w:p>
+      <w:r>
+        <w:t xml:space="preserve">An </w:t>
+      </w:r>
+      <w:r>
+        <w:rPr>
+          <w:b/>
+        </w:rPr>
+        <w:t>Owner</w:t>
+      </w:r>
+      <w:r>
+        <w:t xml:space="preserve"> also sees a trash icon on each order, which deletes it permanently. See *Owner: permanent deletes*.</w:t>
       </w:r>
     </w:p>
     <w:tbl>
@@ -9157,12 +9581,12 @@
         <w:pStyle w:val="Heading1"/>
         <w:pageBreakBefore/>
       </w:pPr>
-      <w:bookmarkStart w:id="26" w:name="_Toc241435534"/>
+      <w:bookmarkStart w:id="27" w:name="_Toc241438343"/>
       <w:r>
         <w:lastRenderedPageBreak/>
         <w:t>The dashboard</w:t>
       </w:r>
-      <w:bookmarkEnd w:id="26"/>
+      <w:bookmarkEnd w:id="27"/>
     </w:p>
     <w:p>
       <w:r>
@@ -9207,7 +9631,7 @@
           <w:noProof/>
         </w:rPr>
         <w:drawing>
-          <wp:inline distT="0" distB="0" distL="0" distR="0" wp14:anchorId="07E3C8B7" wp14:editId="4897C4E2">
+          <wp:inline distT="0" distB="0" distL="0" distR="0" wp14:anchorId="6DF97C7D" wp14:editId="1729B482">
             <wp:extent cx="4937760" cy="3317558"/>
             <wp:effectExtent l="0" t="0" r="0" b="0"/>
             <wp:docPr id="14" name="Picture 14"/>
@@ -9755,12 +10179,12 @@
         <w:pStyle w:val="Heading1"/>
         <w:pageBreakBefore/>
       </w:pPr>
-      <w:bookmarkStart w:id="27" w:name="_Toc241435535"/>
+      <w:bookmarkStart w:id="28" w:name="_Toc241438344"/>
       <w:r>
         <w:lastRenderedPageBreak/>
         <w:t>Keeping inventory</w:t>
       </w:r>
-      <w:bookmarkEnd w:id="27"/>
+      <w:bookmarkEnd w:id="28"/>
     </w:p>
     <w:p>
       <w:r>
@@ -9814,7 +10238,7 @@
           <w:noProof/>
         </w:rPr>
         <w:drawing>
-          <wp:inline distT="0" distB="0" distL="0" distR="0" wp14:anchorId="0168F8FB" wp14:editId="332477B9">
+          <wp:inline distT="0" distB="0" distL="0" distR="0" wp14:anchorId="35FEA4B0" wp14:editId="0500B607">
             <wp:extent cx="5760720" cy="3870484"/>
             <wp:effectExtent l="0" t="0" r="0" b="0"/>
             <wp:docPr id="15" name="Picture 15"/>
@@ -9868,11 +10292,11 @@
       <w:pPr>
         <w:pStyle w:val="Heading2"/>
       </w:pPr>
-      <w:bookmarkStart w:id="28" w:name="_Toc241435536"/>
+      <w:bookmarkStart w:id="29" w:name="_Toc241438345"/>
       <w:r>
         <w:t>What's on the screen</w:t>
       </w:r>
-      <w:bookmarkEnd w:id="28"/>
+      <w:bookmarkEnd w:id="29"/>
     </w:p>
     <w:p>
       <w:pPr>
@@ -9950,11 +10374,11 @@
       <w:pPr>
         <w:pStyle w:val="Heading2"/>
       </w:pPr>
-      <w:bookmarkStart w:id="29" w:name="_Toc241435537"/>
+      <w:bookmarkStart w:id="30" w:name="_Toc241438346"/>
       <w:r>
         <w:t>Updating a count</w:t>
       </w:r>
-      <w:bookmarkEnd w:id="29"/>
+      <w:bookmarkEnd w:id="30"/>
     </w:p>
     <w:p>
       <w:r>
@@ -10027,7 +10451,7 @@
           <w:noProof/>
         </w:rPr>
         <w:drawing>
-          <wp:inline distT="0" distB="0" distL="0" distR="0" wp14:anchorId="1911B313" wp14:editId="570FAE17">
+          <wp:inline distT="0" distB="0" distL="0" distR="0" wp14:anchorId="0753E5F7" wp14:editId="38A9E9C8">
             <wp:extent cx="5120640" cy="3440430"/>
             <wp:effectExtent l="0" t="0" r="0" b="0"/>
             <wp:docPr id="16" name="Picture 16"/>
@@ -10081,11 +10505,11 @@
       <w:pPr>
         <w:pStyle w:val="Heading2"/>
       </w:pPr>
-      <w:bookmarkStart w:id="30" w:name="_Toc241435538"/>
+      <w:bookmarkStart w:id="31" w:name="_Toc241438347"/>
       <w:r>
         <w:t>What changes the count automatically</w:t>
       </w:r>
-      <w:bookmarkEnd w:id="30"/>
+      <w:bookmarkEnd w:id="31"/>
     </w:p>
     <w:tbl>
       <w:tblPr>
@@ -10485,12 +10909,12 @@
       <w:pPr>
         <w:pStyle w:val="Heading2"/>
       </w:pPr>
-      <w:bookmarkStart w:id="31" w:name="_Toc241435539"/>
+      <w:bookmarkStart w:id="32" w:name="_Toc241438348"/>
       <w:r>
         <w:lastRenderedPageBreak/>
         <w:t>Seeing the history</w:t>
       </w:r>
-      <w:bookmarkEnd w:id="31"/>
+      <w:bookmarkEnd w:id="32"/>
     </w:p>
     <w:p>
       <w:r>
@@ -10501,11 +10925,11 @@
       <w:pPr>
         <w:pStyle w:val="Heading2"/>
       </w:pPr>
-      <w:bookmarkStart w:id="32" w:name="_Toc241435540"/>
+      <w:bookmarkStart w:id="33" w:name="_Toc241438349"/>
       <w:r>
         <w:t>Notes for the inventory sheet</w:t>
       </w:r>
-      <w:bookmarkEnd w:id="32"/>
+      <w:bookmarkEnd w:id="33"/>
     </w:p>
     <w:p>
       <w:r>
@@ -10550,7 +10974,7 @@
           <w:noProof/>
         </w:rPr>
         <w:drawing>
-          <wp:inline distT="0" distB="0" distL="0" distR="0" wp14:anchorId="0F9683CF" wp14:editId="1C4B5718">
+          <wp:inline distT="0" distB="0" distL="0" distR="0" wp14:anchorId="697A6835" wp14:editId="17FCAF32">
             <wp:extent cx="5120640" cy="3440430"/>
             <wp:effectExtent l="0" t="0" r="0" b="0"/>
             <wp:docPr id="17" name="Picture 17"/>
@@ -10604,11 +11028,11 @@
       <w:pPr>
         <w:pStyle w:val="Heading2"/>
       </w:pPr>
-      <w:bookmarkStart w:id="33" w:name="_Toc241435541"/>
+      <w:bookmarkStart w:id="34" w:name="_Toc241438350"/>
       <w:r>
         <w:t>Start and end counts</w:t>
       </w:r>
-      <w:bookmarkEnd w:id="33"/>
+      <w:bookmarkEnd w:id="34"/>
     </w:p>
     <w:p>
       <w:r>
@@ -11127,7 +11551,7 @@
           <w:noProof/>
         </w:rPr>
         <w:drawing>
-          <wp:inline distT="0" distB="0" distL="0" distR="0" wp14:anchorId="115904B8" wp14:editId="1F16C7E2">
+          <wp:inline distT="0" distB="0" distL="0" distR="0" wp14:anchorId="53D9C0E4" wp14:editId="63C9DFB7">
             <wp:extent cx="5486400" cy="3686175"/>
             <wp:effectExtent l="0" t="0" r="0" b="0"/>
             <wp:docPr id="18" name="Picture 18"/>
@@ -11267,12 +11691,12 @@
         <w:pStyle w:val="Heading1"/>
         <w:pageBreakBefore/>
       </w:pPr>
-      <w:bookmarkStart w:id="34" w:name="_Toc241435542"/>
+      <w:bookmarkStart w:id="35" w:name="_Toc241438351"/>
       <w:r>
         <w:lastRenderedPageBreak/>
         <w:t>Admin: setting up an event</w:t>
       </w:r>
-      <w:bookmarkEnd w:id="34"/>
+      <w:bookmarkEnd w:id="35"/>
     </w:p>
     <w:p>
       <w:r>
@@ -11292,11 +11716,11 @@
       <w:pPr>
         <w:pStyle w:val="Heading2"/>
       </w:pPr>
-      <w:bookmarkStart w:id="35" w:name="_Toc241435543"/>
+      <w:bookmarkStart w:id="36" w:name="_Toc241438352"/>
       <w:r>
         <w:t>Creating or editing an event</w:t>
       </w:r>
-      <w:bookmarkEnd w:id="35"/>
+      <w:bookmarkEnd w:id="36"/>
     </w:p>
     <w:p>
       <w:pPr>
@@ -11309,7 +11733,7 @@
           <w:noProof/>
         </w:rPr>
         <w:drawing>
-          <wp:inline distT="0" distB="0" distL="0" distR="0" wp14:anchorId="47FEF60E" wp14:editId="1B323F78">
+          <wp:inline distT="0" distB="0" distL="0" distR="0" wp14:anchorId="5298571B" wp14:editId="395288AA">
             <wp:extent cx="5760720" cy="1236154"/>
             <wp:effectExtent l="0" t="0" r="0" b="0"/>
             <wp:docPr id="19" name="Picture 19"/>
@@ -11599,7 +12023,7 @@
           <w:noProof/>
         </w:rPr>
         <w:drawing>
-          <wp:inline distT="0" distB="0" distL="0" distR="0" wp14:anchorId="71B9A3E6" wp14:editId="79D1AF6E">
+          <wp:inline distT="0" distB="0" distL="0" distR="0" wp14:anchorId="2E51C424" wp14:editId="11DE5F84">
             <wp:extent cx="3840480" cy="2580322"/>
             <wp:effectExtent l="0" t="0" r="0" b="0"/>
             <wp:docPr id="20" name="Picture 20"/>
@@ -11704,19 +12128,28 @@
     </w:p>
     <w:p>
       <w:r>
-        <w:t>An event can be deleted only if no orders have been taken for it.</w:t>
+        <w:t xml:space="preserve">An admin can delete an event only if no orders have been taken for it. An </w:t>
+      </w:r>
+      <w:r>
+        <w:rPr>
+          <w:b/>
+        </w:rPr>
+        <w:t>Owner</w:t>
+      </w:r>
+      <w:r>
+        <w:t xml:space="preserve"> can delete an event along with every order taken at it. See *Owner: permanent deletes*.</w:t>
       </w:r>
     </w:p>
     <w:p>
       <w:pPr>
         <w:pStyle w:val="Heading2"/>
       </w:pPr>
-      <w:bookmarkStart w:id="36" w:name="_Toc241435544"/>
+      <w:bookmarkStart w:id="37" w:name="_Toc241438353"/>
       <w:r>
         <w:lastRenderedPageBreak/>
         <w:t>Event sales sheets</w:t>
       </w:r>
-      <w:bookmarkEnd w:id="36"/>
+      <w:bookmarkEnd w:id="37"/>
     </w:p>
     <w:p>
       <w:r>
@@ -11770,7 +12203,7 @@
           <w:noProof/>
         </w:rPr>
         <w:drawing>
-          <wp:inline distT="0" distB="0" distL="0" distR="0" wp14:anchorId="7C43F8FB" wp14:editId="56B3B649">
+          <wp:inline distT="0" distB="0" distL="0" distR="0" wp14:anchorId="1B02F48A" wp14:editId="5B6C24B4">
             <wp:extent cx="4389120" cy="2948940"/>
             <wp:effectExtent l="0" t="0" r="0" b="0"/>
             <wp:docPr id="21" name="Picture 21"/>
@@ -11899,8 +12332,8 @@
         </w:rPr>
         <w:lastRenderedPageBreak/>
         <w:drawing>
-          <wp:inline distT="0" distB="0" distL="0" distR="0" wp14:anchorId="4764E729" wp14:editId="0504E52B">
-            <wp:extent cx="4206240" cy="5473224"/>
+          <wp:inline distT="0" distB="0" distL="0" distR="0" wp14:anchorId="5EC8EDAC" wp14:editId="5D52C8FB">
+            <wp:extent cx="4206240" cy="5717858"/>
             <wp:effectExtent l="0" t="0" r="0" b="0"/>
             <wp:docPr id="22" name="Picture 22"/>
             <wp:cNvGraphicFramePr>
@@ -11922,7 +12355,7 @@
                   <pic:spPr>
                     <a:xfrm>
                       <a:off x="0" y="0"/>
-                      <a:ext cx="4206240" cy="5473224"/>
+                      <a:ext cx="4206240" cy="5717858"/>
                     </a:xfrm>
                     <a:prstGeom prst="rect">
                       <a:avLst/>
@@ -11984,12 +12417,12 @@
         <w:pStyle w:val="Heading1"/>
         <w:pageBreakBefore/>
       </w:pPr>
-      <w:bookmarkStart w:id="37" w:name="_Toc241435545"/>
+      <w:bookmarkStart w:id="38" w:name="_Toc241438354"/>
       <w:r>
         <w:lastRenderedPageBreak/>
         <w:t>Admin: managing the catalog</w:t>
       </w:r>
-      <w:bookmarkEnd w:id="37"/>
+      <w:bookmarkEnd w:id="38"/>
     </w:p>
     <w:p>
       <w:r>
@@ -12025,7 +12458,7 @@
           <w:noProof/>
         </w:rPr>
         <w:drawing>
-          <wp:inline distT="0" distB="0" distL="0" distR="0" wp14:anchorId="27D84ADC" wp14:editId="2FBCA227">
+          <wp:inline distT="0" distB="0" distL="0" distR="0" wp14:anchorId="4BF53BCB" wp14:editId="1A03C931">
             <wp:extent cx="5760720" cy="3870484"/>
             <wp:effectExtent l="0" t="0" r="0" b="0"/>
             <wp:docPr id="23" name="Picture 23"/>
@@ -12079,12 +12512,12 @@
       <w:pPr>
         <w:pStyle w:val="Heading2"/>
       </w:pPr>
-      <w:bookmarkStart w:id="38" w:name="_Toc241435546"/>
+      <w:bookmarkStart w:id="39" w:name="_Toc241438355"/>
       <w:r>
         <w:lastRenderedPageBreak/>
         <w:t>Adding or editing a product</w:t>
       </w:r>
-      <w:bookmarkEnd w:id="38"/>
+      <w:bookmarkEnd w:id="39"/>
     </w:p>
     <w:p>
       <w:pPr>
@@ -12097,7 +12530,7 @@
           <w:noProof/>
         </w:rPr>
         <w:drawing>
-          <wp:inline distT="0" distB="0" distL="0" distR="0" wp14:anchorId="72A58FE7" wp14:editId="548E73AC">
+          <wp:inline distT="0" distB="0" distL="0" distR="0" wp14:anchorId="1E4A2C9A" wp14:editId="1E9DD495">
             <wp:extent cx="5486400" cy="3686175"/>
             <wp:effectExtent l="0" t="0" r="0" b="0"/>
             <wp:docPr id="24" name="Picture 24"/>
@@ -12520,7 +12953,7 @@
         </w:rPr>
         <w:lastRenderedPageBreak/>
         <w:drawing>
-          <wp:inline distT="0" distB="0" distL="0" distR="0" wp14:anchorId="77F876E8" wp14:editId="11F691ED">
+          <wp:inline distT="0" distB="0" distL="0" distR="0" wp14:anchorId="27F11A4B" wp14:editId="678A71A1">
             <wp:extent cx="5120640" cy="2130933"/>
             <wp:effectExtent l="0" t="0" r="0" b="0"/>
             <wp:docPr id="25" name="Picture 25"/>
@@ -12691,18 +13124,27 @@
         <w:t>archived</w:t>
       </w:r>
       <w:r>
-        <w:t xml:space="preserve"> instead: it disappears from the sales floor, but old sales sheets still show it correctly.</w:t>
+        <w:t xml:space="preserve"> instead: it disappears from the sales floor, but old sales sheets still show it correctly. For an </w:t>
+      </w:r>
+      <w:r>
+        <w:rPr>
+          <w:b/>
+        </w:rPr>
+        <w:t>Owner</w:t>
+      </w:r>
+      <w:r>
+        <w:t>, the trash icon always deletes permanently - including a sold product. Past sales sheets still print it exactly as it was sold. Delivery options work the same way.</w:t>
       </w:r>
     </w:p>
     <w:p>
       <w:pPr>
         <w:pStyle w:val="Heading2"/>
       </w:pPr>
-      <w:bookmarkStart w:id="39" w:name="_Toc241435547"/>
+      <w:bookmarkStart w:id="40" w:name="_Toc241438356"/>
       <w:r>
         <w:t>Delivery and services</w:t>
       </w:r>
-      <w:bookmarkEnd w:id="39"/>
+      <w:bookmarkEnd w:id="40"/>
     </w:p>
     <w:p>
       <w:r>
@@ -12730,7 +13172,7 @@
         </w:rPr>
         <w:lastRenderedPageBreak/>
         <w:drawing>
-          <wp:inline distT="0" distB="0" distL="0" distR="0" wp14:anchorId="3B48FD73" wp14:editId="7A300223">
+          <wp:inline distT="0" distB="0" distL="0" distR="0" wp14:anchorId="45362B25" wp14:editId="4A21F55F">
             <wp:extent cx="5760720" cy="3870484"/>
             <wp:effectExtent l="0" t="0" r="0" b="0"/>
             <wp:docPr id="26" name="Picture 26"/>
@@ -13160,12 +13602,12 @@
         <w:pStyle w:val="Heading1"/>
         <w:pageBreakBefore/>
       </w:pPr>
-      <w:bookmarkStart w:id="40" w:name="_Toc241435548"/>
+      <w:bookmarkStart w:id="41" w:name="_Toc241438357"/>
       <w:r>
         <w:lastRenderedPageBreak/>
         <w:t>Admin: managing the crew</w:t>
       </w:r>
-      <w:bookmarkEnd w:id="40"/>
+      <w:bookmarkEnd w:id="41"/>
     </w:p>
     <w:p>
       <w:r>
@@ -13192,7 +13634,7 @@
           <w:noProof/>
         </w:rPr>
         <w:drawing>
-          <wp:inline distT="0" distB="0" distL="0" distR="0" wp14:anchorId="1ECEDEFF" wp14:editId="014D8DDE">
+          <wp:inline distT="0" distB="0" distL="0" distR="0" wp14:anchorId="13CF0991" wp14:editId="08AEC12B">
             <wp:extent cx="5760720" cy="1740218"/>
             <wp:effectExtent l="0" t="0" r="0" b="0"/>
             <wp:docPr id="27" name="Picture 27"/>
@@ -13406,7 +13848,7 @@
         <w:t>Role</w:t>
       </w:r>
       <w:r>
-        <w:t>: Sales, Checkout, Sales &amp; Checkout or Admin.</w:t>
+        <w:t>: Sales, Checkout, Sales &amp; Checkout or Admin (and Owner, if you are one). Nobody can change their own role.</w:t>
       </w:r>
     </w:p>
     <w:p>
@@ -13464,7 +13906,7 @@
           <w:noProof/>
         </w:rPr>
         <w:drawing>
-          <wp:inline distT="0" distB="0" distL="0" distR="0" wp14:anchorId="17483E17" wp14:editId="4982B3ED">
+          <wp:inline distT="0" distB="0" distL="0" distR="0" wp14:anchorId="333538A8" wp14:editId="1BCB5B0D">
             <wp:extent cx="4023360" cy="2703195"/>
             <wp:effectExtent l="0" t="0" r="0" b="0"/>
             <wp:docPr id="28" name="Picture 28"/>
@@ -13516,7 +13958,12 @@
     </w:p>
     <w:p>
       <w:r>
-        <w:t>When someone leaves the team, tap the deactivate icon next to their name. They're signed out and can't sign in again, but all their past sales stay on file.</w:t>
+        <w:t>When someone leaves the team, tap the deactivate icon next to their name. They're signed out and can't sign in again, but all their past sales stay on file, still showing their name.</w:t>
+      </w:r>
+    </w:p>
+    <w:p>
+      <w:r>
+        <w:t>An administrator can see an owner's account but can't edit or deactivate it. Only another owner can.</w:t>
       </w:r>
     </w:p>
     <w:p>
@@ -13524,12 +13971,717 @@
         <w:pStyle w:val="Heading1"/>
         <w:pageBreakBefore/>
       </w:pPr>
-      <w:bookmarkStart w:id="41" w:name="_Toc241435549"/>
+      <w:bookmarkStart w:id="42" w:name="_Toc241438358"/>
+      <w:r>
+        <w:lastRenderedPageBreak/>
+        <w:t>Owner: permanent deletes</w:t>
+      </w:r>
+      <w:bookmarkEnd w:id="42"/>
+    </w:p>
+    <w:p>
+      <w:r>
+        <w:t xml:space="preserve">Everything in this section is only available to </w:t>
+      </w:r>
+      <w:r>
+        <w:rPr>
+          <w:b/>
+        </w:rPr>
+        <w:t>Owners</w:t>
+      </w:r>
+      <w:r>
+        <w:t xml:space="preserve">. Admins can archive, deactivate and void, which keeps the records on file. An owner can remove records from the database for good. There's no undo, so every permanent delete asks you to type </w:t>
+      </w:r>
+      <w:r>
+        <w:rPr>
+          <w:b/>
+        </w:rPr>
+        <w:t>DELETE</w:t>
+      </w:r>
+      <w:r>
+        <w:t xml:space="preserve"> before the button unlocks.</w:t>
+      </w:r>
+    </w:p>
+    <w:p>
+      <w:pPr>
+        <w:keepNext/>
+        <w:spacing w:after="40"/>
+        <w:jc w:val="center"/>
+      </w:pPr>
+      <w:r>
+        <w:rPr>
+          <w:noProof/>
+        </w:rPr>
+        <w:drawing>
+          <wp:inline distT="0" distB="0" distL="0" distR="0" wp14:anchorId="6370C947" wp14:editId="78E69489">
+            <wp:extent cx="4754880" cy="3312709"/>
+            <wp:effectExtent l="0" t="0" r="0" b="0"/>
+            <wp:docPr id="29" name="Picture 29"/>
+            <wp:cNvGraphicFramePr>
+              <a:graphicFrameLocks xmlns:a="http://schemas.openxmlformats.org/drawingml/2006/main" noChangeAspect="1"/>
+            </wp:cNvGraphicFramePr>
+            <a:graphic xmlns:a="http://schemas.openxmlformats.org/drawingml/2006/main">
+              <a:graphicData uri="http://schemas.openxmlformats.org/drawingml/2006/picture">
+                <pic:pic xmlns:pic="http://schemas.openxmlformats.org/drawingml/2006/picture">
+                  <pic:nvPicPr>
+                    <pic:cNvPr id="0" name="33_delete_confirm.png"/>
+                    <pic:cNvPicPr/>
+                  </pic:nvPicPr>
+                  <pic:blipFill>
+                    <a:blip r:embed="rId37"/>
+                    <a:stretch>
+                      <a:fillRect/>
+                    </a:stretch>
+                  </pic:blipFill>
+                  <pic:spPr>
+                    <a:xfrm>
+                      <a:off x="0" y="0"/>
+                      <a:ext cx="4754880" cy="3312709"/>
+                    </a:xfrm>
+                    <a:prstGeom prst="rect">
+                      <a:avLst/>
+                    </a:prstGeom>
+                  </pic:spPr>
+                </pic:pic>
+              </a:graphicData>
+            </a:graphic>
+          </wp:inline>
+        </w:drawing>
+      </w:r>
+    </w:p>
+    <w:p>
+      <w:pPr>
+        <w:spacing w:after="200"/>
+        <w:jc w:val="center"/>
+      </w:pPr>
+      <w:r>
+        <w:rPr>
+          <w:i/>
+          <w:color w:val="6B7280"/>
+          <w:sz w:val="18"/>
+        </w:rPr>
+        <w:t>A permanent delete has to be typed out</w:t>
+      </w:r>
+    </w:p>
+    <w:tbl>
+      <w:tblPr>
+        <w:tblW w:w="0" w:type="auto"/>
+        <w:jc w:val="center"/>
+        <w:tblLook w:val="04A0" w:firstRow="1" w:lastRow="0" w:firstColumn="1" w:lastColumn="0" w:noHBand="0" w:noVBand="1"/>
+      </w:tblPr>
+      <w:tblGrid>
+        <w:gridCol w:w="2016"/>
+        <w:gridCol w:w="2592"/>
+        <w:gridCol w:w="4752"/>
+      </w:tblGrid>
+      <w:tr>
+        <w:trPr>
+          <w:jc w:val="center"/>
+        </w:trPr>
+        <w:tc>
+          <w:tcPr>
+            <w:tcW w:w="2016" w:type="dxa"/>
+            <w:tcBorders>
+              <w:top w:val="single" w:sz="4" w:space="0" w:color="0369A1"/>
+              <w:left w:val="single" w:sz="4" w:space="0" w:color="0369A1"/>
+              <w:bottom w:val="single" w:sz="4" w:space="0" w:color="0369A1"/>
+              <w:right w:val="single" w:sz="4" w:space="0" w:color="0369A1"/>
+            </w:tcBorders>
+            <w:shd w:val="clear" w:color="auto" w:fill="0369A1"/>
+            <w:tcMar>
+              <w:top w:w="100" w:type="dxa"/>
+              <w:left w:w="140" w:type="dxa"/>
+              <w:bottom w:w="100" w:type="dxa"/>
+              <w:right w:w="140" w:type="dxa"/>
+            </w:tcMar>
+          </w:tcPr>
+          <w:p>
+            <w:pPr>
+              <w:spacing w:after="0"/>
+            </w:pPr>
+            <w:r>
+              <w:rPr>
+                <w:b/>
+                <w:color w:val="FFFFFF"/>
+              </w:rPr>
+              <w:t>Delete</w:t>
+            </w:r>
+          </w:p>
+        </w:tc>
+        <w:tc>
+          <w:tcPr>
+            <w:tcW w:w="2592" w:type="dxa"/>
+            <w:tcBorders>
+              <w:top w:val="single" w:sz="4" w:space="0" w:color="0369A1"/>
+              <w:left w:val="single" w:sz="4" w:space="0" w:color="0369A1"/>
+              <w:bottom w:val="single" w:sz="4" w:space="0" w:color="0369A1"/>
+              <w:right w:val="single" w:sz="4" w:space="0" w:color="0369A1"/>
+            </w:tcBorders>
+            <w:shd w:val="clear" w:color="auto" w:fill="0369A1"/>
+            <w:tcMar>
+              <w:top w:w="100" w:type="dxa"/>
+              <w:left w:w="140" w:type="dxa"/>
+              <w:bottom w:w="100" w:type="dxa"/>
+              <w:right w:w="140" w:type="dxa"/>
+            </w:tcMar>
+          </w:tcPr>
+          <w:p>
+            <w:pPr>
+              <w:spacing w:after="0"/>
+            </w:pPr>
+            <w:r>
+              <w:rPr>
+                <w:b/>
+                <w:color w:val="FFFFFF"/>
+              </w:rPr>
+              <w:t>Where</w:t>
+            </w:r>
+          </w:p>
+        </w:tc>
+        <w:tc>
+          <w:tcPr>
+            <w:tcW w:w="4752" w:type="dxa"/>
+            <w:tcBorders>
+              <w:top w:val="single" w:sz="4" w:space="0" w:color="0369A1"/>
+              <w:left w:val="single" w:sz="4" w:space="0" w:color="0369A1"/>
+              <w:bottom w:val="single" w:sz="4" w:space="0" w:color="0369A1"/>
+              <w:right w:val="single" w:sz="4" w:space="0" w:color="0369A1"/>
+            </w:tcBorders>
+            <w:shd w:val="clear" w:color="auto" w:fill="0369A1"/>
+            <w:tcMar>
+              <w:top w:w="100" w:type="dxa"/>
+              <w:left w:w="140" w:type="dxa"/>
+              <w:bottom w:w="100" w:type="dxa"/>
+              <w:right w:w="140" w:type="dxa"/>
+            </w:tcMar>
+          </w:tcPr>
+          <w:p>
+            <w:pPr>
+              <w:spacing w:after="0"/>
+            </w:pPr>
+            <w:r>
+              <w:rPr>
+                <w:b/>
+                <w:color w:val="FFFFFF"/>
+              </w:rPr>
+              <w:t>What happens</w:t>
+            </w:r>
+          </w:p>
+        </w:tc>
+      </w:tr>
+      <w:tr>
+        <w:trPr>
+          <w:jc w:val="center"/>
+        </w:trPr>
+        <w:tc>
+          <w:tcPr>
+            <w:tcW w:w="2016" w:type="dxa"/>
+            <w:tcBorders>
+              <w:top w:val="single" w:sz="4" w:space="0" w:color="D1D5DB"/>
+              <w:left w:val="single" w:sz="4" w:space="0" w:color="D1D5DB"/>
+              <w:bottom w:val="single" w:sz="4" w:space="0" w:color="D1D5DB"/>
+              <w:right w:val="single" w:sz="4" w:space="0" w:color="D1D5DB"/>
+            </w:tcBorders>
+            <w:tcMar>
+              <w:top w:w="100" w:type="dxa"/>
+              <w:left w:w="140" w:type="dxa"/>
+              <w:bottom w:w="100" w:type="dxa"/>
+              <w:right w:w="140" w:type="dxa"/>
+            </w:tcMar>
+          </w:tcPr>
+          <w:p>
+            <w:pPr>
+              <w:spacing w:after="0"/>
+            </w:pPr>
+            <w:r>
+              <w:rPr>
+                <w:b/>
+              </w:rPr>
+              <w:t>A crew account</w:t>
+            </w:r>
+          </w:p>
+        </w:tc>
+        <w:tc>
+          <w:tcPr>
+            <w:tcW w:w="2592" w:type="dxa"/>
+            <w:tcBorders>
+              <w:top w:val="single" w:sz="4" w:space="0" w:color="D1D5DB"/>
+              <w:left w:val="single" w:sz="4" w:space="0" w:color="D1D5DB"/>
+              <w:bottom w:val="single" w:sz="4" w:space="0" w:color="D1D5DB"/>
+              <w:right w:val="single" w:sz="4" w:space="0" w:color="D1D5DB"/>
+            </w:tcBorders>
+            <w:tcMar>
+              <w:top w:w="100" w:type="dxa"/>
+              <w:left w:w="140" w:type="dxa"/>
+              <w:bottom w:w="100" w:type="dxa"/>
+              <w:right w:w="140" w:type="dxa"/>
+            </w:tcMar>
+          </w:tcPr>
+          <w:p>
+            <w:pPr>
+              <w:spacing w:after="0"/>
+            </w:pPr>
+            <w:r>
+              <w:t>Crew: the red trash icon</w:t>
+            </w:r>
+          </w:p>
+        </w:tc>
+        <w:tc>
+          <w:tcPr>
+            <w:tcW w:w="4752" w:type="dxa"/>
+            <w:tcBorders>
+              <w:top w:val="single" w:sz="4" w:space="0" w:color="D1D5DB"/>
+              <w:left w:val="single" w:sz="4" w:space="0" w:color="D1D5DB"/>
+              <w:bottom w:val="single" w:sz="4" w:space="0" w:color="D1D5DB"/>
+              <w:right w:val="single" w:sz="4" w:space="0" w:color="D1D5DB"/>
+            </w:tcBorders>
+            <w:tcMar>
+              <w:top w:w="100" w:type="dxa"/>
+              <w:left w:w="140" w:type="dxa"/>
+              <w:bottom w:w="100" w:type="dxa"/>
+              <w:right w:w="140" w:type="dxa"/>
+            </w:tcMar>
+          </w:tcPr>
+          <w:p>
+            <w:pPr>
+              <w:spacing w:after="0"/>
+            </w:pPr>
+            <w:r>
+              <w:t xml:space="preserve">The account is removed. Their sales stay on file, but their name is cleared from them: the </w:t>
+            </w:r>
+            <w:r>
+              <w:rPr>
+                <w:b/>
+              </w:rPr>
+              <w:t>CFS Rep Name</w:t>
+            </w:r>
+            <w:r>
+              <w:t xml:space="preserve"> and checkout name on those sales sheets print blank, and their inventory changes no longer say who made them. To keep their name on past sales, deactivate them instead.</w:t>
+            </w:r>
+          </w:p>
+        </w:tc>
+      </w:tr>
+      <w:tr>
+        <w:trPr>
+          <w:jc w:val="center"/>
+        </w:trPr>
+        <w:tc>
+          <w:tcPr>
+            <w:tcW w:w="2016" w:type="dxa"/>
+            <w:tcBorders>
+              <w:top w:val="single" w:sz="4" w:space="0" w:color="D1D5DB"/>
+              <w:left w:val="single" w:sz="4" w:space="0" w:color="D1D5DB"/>
+              <w:bottom w:val="single" w:sz="4" w:space="0" w:color="D1D5DB"/>
+              <w:right w:val="single" w:sz="4" w:space="0" w:color="D1D5DB"/>
+            </w:tcBorders>
+            <w:shd w:val="clear" w:color="auto" w:fill="F3F4F6"/>
+            <w:tcMar>
+              <w:top w:w="100" w:type="dxa"/>
+              <w:left w:w="140" w:type="dxa"/>
+              <w:bottom w:w="100" w:type="dxa"/>
+              <w:right w:w="140" w:type="dxa"/>
+            </w:tcMar>
+          </w:tcPr>
+          <w:p>
+            <w:pPr>
+              <w:spacing w:after="0"/>
+            </w:pPr>
+            <w:r>
+              <w:rPr>
+                <w:b/>
+              </w:rPr>
+              <w:t>An order</w:t>
+            </w:r>
+          </w:p>
+        </w:tc>
+        <w:tc>
+          <w:tcPr>
+            <w:tcW w:w="2592" w:type="dxa"/>
+            <w:tcBorders>
+              <w:top w:val="single" w:sz="4" w:space="0" w:color="D1D5DB"/>
+              <w:left w:val="single" w:sz="4" w:space="0" w:color="D1D5DB"/>
+              <w:bottom w:val="single" w:sz="4" w:space="0" w:color="D1D5DB"/>
+              <w:right w:val="single" w:sz="4" w:space="0" w:color="D1D5DB"/>
+            </w:tcBorders>
+            <w:shd w:val="clear" w:color="auto" w:fill="F3F4F6"/>
+            <w:tcMar>
+              <w:top w:w="100" w:type="dxa"/>
+              <w:left w:w="140" w:type="dxa"/>
+              <w:bottom w:w="100" w:type="dxa"/>
+              <w:right w:w="140" w:type="dxa"/>
+            </w:tcMar>
+          </w:tcPr>
+          <w:p>
+            <w:pPr>
+              <w:spacing w:after="0"/>
+            </w:pPr>
+            <w:r>
+              <w:t>Orders: the red trash icon</w:t>
+            </w:r>
+          </w:p>
+        </w:tc>
+        <w:tc>
+          <w:tcPr>
+            <w:tcW w:w="4752" w:type="dxa"/>
+            <w:tcBorders>
+              <w:top w:val="single" w:sz="4" w:space="0" w:color="D1D5DB"/>
+              <w:left w:val="single" w:sz="4" w:space="0" w:color="D1D5DB"/>
+              <w:bottom w:val="single" w:sz="4" w:space="0" w:color="D1D5DB"/>
+              <w:right w:val="single" w:sz="4" w:space="0" w:color="D1D5DB"/>
+            </w:tcBorders>
+            <w:shd w:val="clear" w:color="auto" w:fill="F3F4F6"/>
+            <w:tcMar>
+              <w:top w:w="100" w:type="dxa"/>
+              <w:left w:w="140" w:type="dxa"/>
+              <w:bottom w:w="100" w:type="dxa"/>
+              <w:right w:w="140" w:type="dxa"/>
+            </w:tcMar>
+          </w:tcPr>
+          <w:p>
+            <w:pPr>
+              <w:spacing w:after="0"/>
+            </w:pPr>
+            <w:r>
+              <w:t xml:space="preserve">The order, its items and its payments are removed, and it comes off every total. Stock that went home is </w:t>
+            </w:r>
+            <w:r>
+              <w:rPr>
+                <w:b/>
+              </w:rPr>
+              <w:t>not</w:t>
+            </w:r>
+            <w:r>
+              <w:t xml:space="preserve"> put back. If it should be, reopen or void the sale first.</w:t>
+            </w:r>
+          </w:p>
+        </w:tc>
+      </w:tr>
+      <w:tr>
+        <w:trPr>
+          <w:jc w:val="center"/>
+        </w:trPr>
+        <w:tc>
+          <w:tcPr>
+            <w:tcW w:w="2016" w:type="dxa"/>
+            <w:tcBorders>
+              <w:top w:val="single" w:sz="4" w:space="0" w:color="D1D5DB"/>
+              <w:left w:val="single" w:sz="4" w:space="0" w:color="D1D5DB"/>
+              <w:bottom w:val="single" w:sz="4" w:space="0" w:color="D1D5DB"/>
+              <w:right w:val="single" w:sz="4" w:space="0" w:color="D1D5DB"/>
+            </w:tcBorders>
+            <w:tcMar>
+              <w:top w:w="100" w:type="dxa"/>
+              <w:left w:w="140" w:type="dxa"/>
+              <w:bottom w:w="100" w:type="dxa"/>
+              <w:right w:w="140" w:type="dxa"/>
+            </w:tcMar>
+          </w:tcPr>
+          <w:p>
+            <w:pPr>
+              <w:spacing w:after="0"/>
+            </w:pPr>
+            <w:r>
+              <w:rPr>
+                <w:b/>
+              </w:rPr>
+              <w:t>An event</w:t>
+            </w:r>
+          </w:p>
+        </w:tc>
+        <w:tc>
+          <w:tcPr>
+            <w:tcW w:w="2592" w:type="dxa"/>
+            <w:tcBorders>
+              <w:top w:val="single" w:sz="4" w:space="0" w:color="D1D5DB"/>
+              <w:left w:val="single" w:sz="4" w:space="0" w:color="D1D5DB"/>
+              <w:bottom w:val="single" w:sz="4" w:space="0" w:color="D1D5DB"/>
+              <w:right w:val="single" w:sz="4" w:space="0" w:color="D1D5DB"/>
+            </w:tcBorders>
+            <w:tcMar>
+              <w:top w:w="100" w:type="dxa"/>
+              <w:left w:w="140" w:type="dxa"/>
+              <w:bottom w:w="100" w:type="dxa"/>
+              <w:right w:w="140" w:type="dxa"/>
+            </w:tcMar>
+          </w:tcPr>
+          <w:p>
+            <w:pPr>
+              <w:spacing w:after="0"/>
+            </w:pPr>
+            <w:r>
+              <w:t>Events: the trash icon</w:t>
+            </w:r>
+          </w:p>
+        </w:tc>
+        <w:tc>
+          <w:tcPr>
+            <w:tcW w:w="4752" w:type="dxa"/>
+            <w:tcBorders>
+              <w:top w:val="single" w:sz="4" w:space="0" w:color="D1D5DB"/>
+              <w:left w:val="single" w:sz="4" w:space="0" w:color="D1D5DB"/>
+              <w:bottom w:val="single" w:sz="4" w:space="0" w:color="D1D5DB"/>
+              <w:right w:val="single" w:sz="4" w:space="0" w:color="D1D5DB"/>
+            </w:tcBorders>
+            <w:tcMar>
+              <w:top w:w="100" w:type="dxa"/>
+              <w:left w:w="140" w:type="dxa"/>
+              <w:bottom w:w="100" w:type="dxa"/>
+              <w:right w:w="140" w:type="dxa"/>
+            </w:tcMar>
+          </w:tcPr>
+          <w:p>
+            <w:pPr>
+              <w:spacing w:after="0"/>
+            </w:pPr>
+            <w:r>
+              <w:t>The event and every order taken at it are removed. Inventory counts are kept.</w:t>
+            </w:r>
+          </w:p>
+        </w:tc>
+      </w:tr>
+      <w:tr>
+        <w:trPr>
+          <w:jc w:val="center"/>
+        </w:trPr>
+        <w:tc>
+          <w:tcPr>
+            <w:tcW w:w="2016" w:type="dxa"/>
+            <w:tcBorders>
+              <w:top w:val="single" w:sz="4" w:space="0" w:color="D1D5DB"/>
+              <w:left w:val="single" w:sz="4" w:space="0" w:color="D1D5DB"/>
+              <w:bottom w:val="single" w:sz="4" w:space="0" w:color="D1D5DB"/>
+              <w:right w:val="single" w:sz="4" w:space="0" w:color="D1D5DB"/>
+            </w:tcBorders>
+            <w:shd w:val="clear" w:color="auto" w:fill="F3F4F6"/>
+            <w:tcMar>
+              <w:top w:w="100" w:type="dxa"/>
+              <w:left w:w="140" w:type="dxa"/>
+              <w:bottom w:w="100" w:type="dxa"/>
+              <w:right w:w="140" w:type="dxa"/>
+            </w:tcMar>
+          </w:tcPr>
+          <w:p>
+            <w:pPr>
+              <w:spacing w:after="0"/>
+            </w:pPr>
+            <w:r>
+              <w:rPr>
+                <w:b/>
+              </w:rPr>
+              <w:t>A product</w:t>
+            </w:r>
+          </w:p>
+        </w:tc>
+        <w:tc>
+          <w:tcPr>
+            <w:tcW w:w="2592" w:type="dxa"/>
+            <w:tcBorders>
+              <w:top w:val="single" w:sz="4" w:space="0" w:color="D1D5DB"/>
+              <w:left w:val="single" w:sz="4" w:space="0" w:color="D1D5DB"/>
+              <w:bottom w:val="single" w:sz="4" w:space="0" w:color="D1D5DB"/>
+              <w:right w:val="single" w:sz="4" w:space="0" w:color="D1D5DB"/>
+            </w:tcBorders>
+            <w:shd w:val="clear" w:color="auto" w:fill="F3F4F6"/>
+            <w:tcMar>
+              <w:top w:w="100" w:type="dxa"/>
+              <w:left w:w="140" w:type="dxa"/>
+              <w:bottom w:w="100" w:type="dxa"/>
+              <w:right w:w="140" w:type="dxa"/>
+            </w:tcMar>
+          </w:tcPr>
+          <w:p>
+            <w:pPr>
+              <w:spacing w:after="0"/>
+            </w:pPr>
+            <w:r>
+              <w:t>Catalog: the trash icon</w:t>
+            </w:r>
+          </w:p>
+        </w:tc>
+        <w:tc>
+          <w:tcPr>
+            <w:tcW w:w="4752" w:type="dxa"/>
+            <w:tcBorders>
+              <w:top w:val="single" w:sz="4" w:space="0" w:color="D1D5DB"/>
+              <w:left w:val="single" w:sz="4" w:space="0" w:color="D1D5DB"/>
+              <w:bottom w:val="single" w:sz="4" w:space="0" w:color="D1D5DB"/>
+              <w:right w:val="single" w:sz="4" w:space="0" w:color="D1D5DB"/>
+            </w:tcBorders>
+            <w:shd w:val="clear" w:color="auto" w:fill="F3F4F6"/>
+            <w:tcMar>
+              <w:top w:w="100" w:type="dxa"/>
+              <w:left w:w="140" w:type="dxa"/>
+              <w:bottom w:w="100" w:type="dxa"/>
+              <w:right w:w="140" w:type="dxa"/>
+            </w:tcMar>
+          </w:tcPr>
+          <w:p>
+            <w:pPr>
+              <w:spacing w:after="0"/>
+            </w:pPr>
+            <w:r>
+              <w:t xml:space="preserve">Removed from the catalog, from any bundle that </w:t>
+            </w:r>
+            <w:r>
+              <w:lastRenderedPageBreak/>
+              <w:t>included it, and from the inventory. Past sales sheets still print the item as sold.</w:t>
+            </w:r>
+          </w:p>
+        </w:tc>
+      </w:tr>
+      <w:tr>
+        <w:trPr>
+          <w:jc w:val="center"/>
+        </w:trPr>
+        <w:tc>
+          <w:tcPr>
+            <w:tcW w:w="2016" w:type="dxa"/>
+            <w:tcBorders>
+              <w:top w:val="single" w:sz="4" w:space="0" w:color="D1D5DB"/>
+              <w:left w:val="single" w:sz="4" w:space="0" w:color="D1D5DB"/>
+              <w:bottom w:val="single" w:sz="4" w:space="0" w:color="D1D5DB"/>
+              <w:right w:val="single" w:sz="4" w:space="0" w:color="D1D5DB"/>
+            </w:tcBorders>
+            <w:tcMar>
+              <w:top w:w="100" w:type="dxa"/>
+              <w:left w:w="140" w:type="dxa"/>
+              <w:bottom w:w="100" w:type="dxa"/>
+              <w:right w:w="140" w:type="dxa"/>
+            </w:tcMar>
+          </w:tcPr>
+          <w:p>
+            <w:pPr>
+              <w:spacing w:after="0"/>
+            </w:pPr>
+            <w:r>
+              <w:rPr>
+                <w:b/>
+              </w:rPr>
+              <w:lastRenderedPageBreak/>
+              <w:t>A delivery option</w:t>
+            </w:r>
+          </w:p>
+        </w:tc>
+        <w:tc>
+          <w:tcPr>
+            <w:tcW w:w="2592" w:type="dxa"/>
+            <w:tcBorders>
+              <w:top w:val="single" w:sz="4" w:space="0" w:color="D1D5DB"/>
+              <w:left w:val="single" w:sz="4" w:space="0" w:color="D1D5DB"/>
+              <w:bottom w:val="single" w:sz="4" w:space="0" w:color="D1D5DB"/>
+              <w:right w:val="single" w:sz="4" w:space="0" w:color="D1D5DB"/>
+            </w:tcBorders>
+            <w:tcMar>
+              <w:top w:w="100" w:type="dxa"/>
+              <w:left w:w="140" w:type="dxa"/>
+              <w:bottom w:w="100" w:type="dxa"/>
+              <w:right w:w="140" w:type="dxa"/>
+            </w:tcMar>
+          </w:tcPr>
+          <w:p>
+            <w:pPr>
+              <w:spacing w:after="0"/>
+            </w:pPr>
+            <w:r>
+              <w:t>Catalog, Delivery tab: the trash icon</w:t>
+            </w:r>
+          </w:p>
+        </w:tc>
+        <w:tc>
+          <w:tcPr>
+            <w:tcW w:w="4752" w:type="dxa"/>
+            <w:tcBorders>
+              <w:top w:val="single" w:sz="4" w:space="0" w:color="D1D5DB"/>
+              <w:left w:val="single" w:sz="4" w:space="0" w:color="D1D5DB"/>
+              <w:bottom w:val="single" w:sz="4" w:space="0" w:color="D1D5DB"/>
+              <w:right w:val="single" w:sz="4" w:space="0" w:color="D1D5DB"/>
+            </w:tcBorders>
+            <w:tcMar>
+              <w:top w:w="100" w:type="dxa"/>
+              <w:left w:w="140" w:type="dxa"/>
+              <w:bottom w:w="100" w:type="dxa"/>
+              <w:right w:w="140" w:type="dxa"/>
+            </w:tcMar>
+          </w:tcPr>
+          <w:p>
+            <w:pPr>
+              <w:spacing w:after="0"/>
+            </w:pPr>
+            <w:r>
+              <w:t>Removed, and products stop offering it. Past sales sheets still print the shipping row.</w:t>
+            </w:r>
+          </w:p>
+        </w:tc>
+      </w:tr>
+    </w:tbl>
+    <w:p>
+      <w:pPr>
+        <w:spacing w:after="40"/>
+      </w:pPr>
+    </w:p>
+    <w:tbl>
+      <w:tblPr>
+        <w:tblW w:w="0" w:type="auto"/>
+        <w:jc w:val="center"/>
+        <w:tblLook w:val="04A0" w:firstRow="1" w:lastRow="0" w:firstColumn="1" w:lastColumn="0" w:noHBand="0" w:noVBand="1"/>
+      </w:tblPr>
+      <w:tblGrid>
+        <w:gridCol w:w="9360"/>
+      </w:tblGrid>
+      <w:tr>
+        <w:trPr>
+          <w:jc w:val="center"/>
+        </w:trPr>
+        <w:tc>
+          <w:tcPr>
+            <w:tcW w:w="9360" w:type="dxa"/>
+            <w:tcBorders>
+              <w:top w:val="single" w:sz="4" w:space="0" w:color="FEF3C7"/>
+              <w:left w:val="single" w:sz="36" w:space="0" w:color="D97706"/>
+              <w:bottom w:val="single" w:sz="4" w:space="0" w:color="FEF3C7"/>
+              <w:right w:val="single" w:sz="4" w:space="0" w:color="FEF3C7"/>
+            </w:tcBorders>
+            <w:shd w:val="clear" w:color="auto" w:fill="FEF3C7"/>
+            <w:tcMar>
+              <w:top w:w="120" w:type="dxa"/>
+              <w:left w:w="200" w:type="dxa"/>
+              <w:bottom w:w="120" w:type="dxa"/>
+              <w:right w:w="160" w:type="dxa"/>
+            </w:tcMar>
+          </w:tcPr>
+          <w:p>
+            <w:pPr>
+              <w:spacing w:after="0"/>
+            </w:pPr>
+            <w:r>
+              <w:rPr>
+                <w:b/>
+                <w:color w:val="D97706"/>
+              </w:rPr>
+              <w:t xml:space="preserve">Important:  </w:t>
+            </w:r>
+            <w:r>
+              <w:t>You can't delete your own account or change your own role, so there is always at least one owner. If a database ever ends up with no owner, the longest-standing administrator is made the owner automatically the next time the app starts.</w:t>
+            </w:r>
+          </w:p>
+        </w:tc>
+      </w:tr>
+    </w:tbl>
+    <w:p>
+      <w:pPr>
+        <w:spacing w:after="40"/>
+      </w:pPr>
+    </w:p>
+    <w:p>
+      <w:pPr>
+        <w:pStyle w:val="Heading1"/>
+        <w:pageBreakBefore/>
+      </w:pPr>
+      <w:bookmarkStart w:id="43" w:name="_Toc241438359"/>
       <w:r>
         <w:lastRenderedPageBreak/>
         <w:t>Tips and troubleshooting</w:t>
       </w:r>
-      <w:bookmarkEnd w:id="41"/>
+      <w:bookmarkEnd w:id="43"/>
     </w:p>
     <w:p>
       <w:r>
@@ -13771,6 +14923,28 @@
       </w:pPr>
       <w:r>
         <w:lastRenderedPageBreak/>
+        <w:t>I want a different PIN.</w:t>
+      </w:r>
+    </w:p>
+    <w:p>
+      <w:r>
+        <w:t xml:space="preserve">Tap your initials in the top-right corner, then </w:t>
+      </w:r>
+      <w:r>
+        <w:rPr>
+          <w:b/>
+        </w:rPr>
+        <w:t>Change PIN</w:t>
+      </w:r>
+      <w:r>
+        <w:t>. If you've forgotten your current PIN, an administrator can set a new one on the Crew screen.</w:t>
+      </w:r>
+    </w:p>
+    <w:p>
+      <w:pPr>
+        <w:pStyle w:val="Heading3"/>
+      </w:pPr>
+      <w:r>
         <w:t>A completed order has a mistake.</w:t>
       </w:r>
     </w:p>
@@ -13832,22 +15006,22 @@
         <w:pStyle w:val="Heading1"/>
         <w:pageBreakBefore/>
       </w:pPr>
-      <w:bookmarkStart w:id="42" w:name="_Toc241435550"/>
+      <w:bookmarkStart w:id="44" w:name="_Toc241438360"/>
       <w:r>
         <w:lastRenderedPageBreak/>
         <w:t>Quick reference</w:t>
       </w:r>
-      <w:bookmarkEnd w:id="42"/>
+      <w:bookmarkEnd w:id="44"/>
     </w:p>
     <w:p>
       <w:pPr>
         <w:pStyle w:val="Heading2"/>
       </w:pPr>
-      <w:bookmarkStart w:id="43" w:name="_Toc241435551"/>
+      <w:bookmarkStart w:id="45" w:name="_Toc241438361"/>
       <w:r>
         <w:t>Sales rep checklist</w:t>
       </w:r>
-      <w:bookmarkEnd w:id="43"/>
+      <w:bookmarkEnd w:id="45"/>
     </w:p>
     <w:p>
       <w:pPr>
@@ -13987,11 +15161,11 @@
       <w:pPr>
         <w:pStyle w:val="Heading2"/>
       </w:pPr>
-      <w:bookmarkStart w:id="44" w:name="_Toc241435552"/>
+      <w:bookmarkStart w:id="46" w:name="_Toc241438362"/>
       <w:r>
         <w:t>Checkout checklist</w:t>
       </w:r>
-      <w:bookmarkEnd w:id="44"/>
+      <w:bookmarkEnd w:id="46"/>
     </w:p>
     <w:p>
       <w:pPr>
@@ -14157,11 +15331,11 @@
       <w:pPr>
         <w:pStyle w:val="Heading2"/>
       </w:pPr>
-      <w:bookmarkStart w:id="45" w:name="_Toc241435553"/>
+      <w:bookmarkStart w:id="47" w:name="_Toc241438363"/>
       <w:r>
         <w:t>Inventory counts</w:t>
       </w:r>
-      <w:bookmarkEnd w:id="45"/>
+      <w:bookmarkEnd w:id="47"/>
     </w:p>
     <w:p>
       <w:pPr>
@@ -14361,11 +15535,11 @@
       <w:pPr>
         <w:pStyle w:val="Heading2"/>
       </w:pPr>
-      <w:bookmarkStart w:id="46" w:name="_Toc241435554"/>
+      <w:bookmarkStart w:id="48" w:name="_Toc241438364"/>
       <w:r>
         <w:t>Order status at a glance</w:t>
       </w:r>
-      <w:bookmarkEnd w:id="46"/>
+      <w:bookmarkEnd w:id="48"/>
     </w:p>
     <w:tbl>
       <w:tblPr>
@@ -14685,7 +15859,7 @@
       </w:pPr>
     </w:p>
     <w:sectPr>
-      <w:footerReference w:type="default" r:id="rId37"/>
+      <w:footerReference w:type="default" r:id="rId38"/>
       <w:pgSz w:w="12240" w:h="15840"/>
       <w:pgMar w:top="1296" w:right="1440" w:bottom="1296" w:left="1440" w:header="720" w:footer="720" w:gutter="0"/>
       <w:cols w:space="720"/>
@@ -14981,31 +16155,31 @@
       </w:rPr>
     </w:lvl>
   </w:abstractNum>
-  <w:num w:numId="1" w16cid:durableId="453014385">
+  <w:num w:numId="1" w16cid:durableId="1208488079">
     <w:abstractNumId w:val="8"/>
   </w:num>
-  <w:num w:numId="2" w16cid:durableId="274562189">
+  <w:num w:numId="2" w16cid:durableId="841041823">
     <w:abstractNumId w:val="6"/>
   </w:num>
-  <w:num w:numId="3" w16cid:durableId="366876344">
+  <w:num w:numId="3" w16cid:durableId="779835076">
     <w:abstractNumId w:val="5"/>
   </w:num>
-  <w:num w:numId="4" w16cid:durableId="1757703250">
+  <w:num w:numId="4" w16cid:durableId="2099859793">
     <w:abstractNumId w:val="4"/>
   </w:num>
-  <w:num w:numId="5" w16cid:durableId="2143958294">
+  <w:num w:numId="5" w16cid:durableId="241526603">
     <w:abstractNumId w:val="7"/>
   </w:num>
-  <w:num w:numId="6" w16cid:durableId="816386887">
+  <w:num w:numId="6" w16cid:durableId="2103447124">
     <w:abstractNumId w:val="3"/>
   </w:num>
-  <w:num w:numId="7" w16cid:durableId="1723746092">
+  <w:num w:numId="7" w16cid:durableId="524753912">
     <w:abstractNumId w:val="2"/>
   </w:num>
-  <w:num w:numId="8" w16cid:durableId="660278085">
+  <w:num w:numId="8" w16cid:durableId="777413378">
     <w:abstractNumId w:val="1"/>
   </w:num>
-  <w:num w:numId="9" w16cid:durableId="592740202">
+  <w:num w:numId="9" w16cid:durableId="692539975">
     <w:abstractNumId w:val="0"/>
   </w:num>
 </w:numbering>
@@ -26397,7 +27571,7 @@
     <w:autoRedefine/>
     <w:uiPriority w:val="39"/>
     <w:unhideWhenUsed/>
-    <w:rsid w:val="0053493F"/>
+    <w:rsid w:val="00092FAE"/>
     <w:pPr>
       <w:spacing w:after="100"/>
     </w:pPr>
@@ -26409,7 +27583,7 @@
     <w:autoRedefine/>
     <w:uiPriority w:val="39"/>
     <w:unhideWhenUsed/>
-    <w:rsid w:val="0053493F"/>
+    <w:rsid w:val="00092FAE"/>
     <w:pPr>
       <w:spacing w:after="100"/>
       <w:ind w:left="220"/>
@@ -26420,7 +27594,7 @@
     <w:basedOn w:val="DefaultParagraphFont"/>
     <w:uiPriority w:val="99"/>
     <w:unhideWhenUsed/>
-    <w:rsid w:val="0053493F"/>
+    <w:rsid w:val="00092FAE"/>
     <w:rPr>
       <w:color w:val="0000FF" w:themeColor="hyperlink"/>
       <w:u w:val="single"/>

--- a/Documents/CFS Sales App User Guide.docx
+++ b/Documents/CFS Sales App User Guide.docx
@@ -345,7 +345,7 @@
       <w:r>
         <w:fldChar w:fldCharType="separate"/>
       </w:r>
-      <w:hyperlink w:anchor="_Toc241438316" w:history="1">
+      <w:hyperlink w:anchor="_Toc241439631" w:history="1">
         <w:r>
           <w:rPr>
             <w:rStyle w:val="Hyperlink"/>
@@ -372,7 +372,7 @@
             <w:noProof/>
             <w:webHidden/>
           </w:rPr>
-          <w:instrText xml:space="preserve"> PAGEREF _Toc241438316 \h </w:instrText>
+          <w:instrText xml:space="preserve"> PAGEREF _Toc241439631 \h </w:instrText>
         </w:r>
         <w:r>
           <w:rPr>
@@ -413,7 +413,7 @@
           <w:noProof/>
         </w:rPr>
       </w:pPr>
-      <w:hyperlink w:anchor="_Toc241438317" w:history="1">
+      <w:hyperlink w:anchor="_Toc241439632" w:history="1">
         <w:r>
           <w:rPr>
             <w:rStyle w:val="Hyperlink"/>
@@ -440,7 +440,7 @@
             <w:noProof/>
             <w:webHidden/>
           </w:rPr>
-          <w:instrText xml:space="preserve"> PAGEREF _Toc241438317 \h </w:instrText>
+          <w:instrText xml:space="preserve"> PAGEREF _Toc241439632 \h </w:instrText>
         </w:r>
         <w:r>
           <w:rPr>
@@ -481,7 +481,7 @@
           <w:noProof/>
         </w:rPr>
       </w:pPr>
-      <w:hyperlink w:anchor="_Toc241438318" w:history="1">
+      <w:hyperlink w:anchor="_Toc241439633" w:history="1">
         <w:r>
           <w:rPr>
             <w:rStyle w:val="Hyperlink"/>
@@ -508,7 +508,7 @@
             <w:noProof/>
             <w:webHidden/>
           </w:rPr>
-          <w:instrText xml:space="preserve"> PAGEREF _Toc241438318 \h </w:instrText>
+          <w:instrText xml:space="preserve"> PAGEREF _Toc241439633 \h </w:instrText>
         </w:r>
         <w:r>
           <w:rPr>
@@ -549,7 +549,7 @@
           <w:noProof/>
         </w:rPr>
       </w:pPr>
-      <w:hyperlink w:anchor="_Toc241438319" w:history="1">
+      <w:hyperlink w:anchor="_Toc241439634" w:history="1">
         <w:r>
           <w:rPr>
             <w:rStyle w:val="Hyperlink"/>
@@ -576,7 +576,7 @@
             <w:noProof/>
             <w:webHidden/>
           </w:rPr>
-          <w:instrText xml:space="preserve"> PAGEREF _Toc241438319 \h </w:instrText>
+          <w:instrText xml:space="preserve"> PAGEREF _Toc241439634 \h </w:instrText>
         </w:r>
         <w:r>
           <w:rPr>
@@ -617,7 +617,7 @@
           <w:noProof/>
         </w:rPr>
       </w:pPr>
-      <w:hyperlink w:anchor="_Toc241438320" w:history="1">
+      <w:hyperlink w:anchor="_Toc241439635" w:history="1">
         <w:r>
           <w:rPr>
             <w:rStyle w:val="Hyperlink"/>
@@ -644,7 +644,7 @@
             <w:noProof/>
             <w:webHidden/>
           </w:rPr>
-          <w:instrText xml:space="preserve"> PAGEREF _Toc241438320 \h </w:instrText>
+          <w:instrText xml:space="preserve"> PAGEREF _Toc241439635 \h </w:instrText>
         </w:r>
         <w:r>
           <w:rPr>
@@ -685,7 +685,7 @@
           <w:noProof/>
         </w:rPr>
       </w:pPr>
-      <w:hyperlink w:anchor="_Toc241438321" w:history="1">
+      <w:hyperlink w:anchor="_Toc241439636" w:history="1">
         <w:r>
           <w:rPr>
             <w:rStyle w:val="Hyperlink"/>
@@ -712,7 +712,7 @@
             <w:noProof/>
             <w:webHidden/>
           </w:rPr>
-          <w:instrText xml:space="preserve"> PAGEREF _Toc241438321 \h </w:instrText>
+          <w:instrText xml:space="preserve"> PAGEREF _Toc241439636 \h </w:instrText>
         </w:r>
         <w:r>
           <w:rPr>
@@ -753,7 +753,7 @@
           <w:noProof/>
         </w:rPr>
       </w:pPr>
-      <w:hyperlink w:anchor="_Toc241438322" w:history="1">
+      <w:hyperlink w:anchor="_Toc241439637" w:history="1">
         <w:r>
           <w:rPr>
             <w:rStyle w:val="Hyperlink"/>
@@ -780,7 +780,7 @@
             <w:noProof/>
             <w:webHidden/>
           </w:rPr>
-          <w:instrText xml:space="preserve"> PAGEREF _Toc241438322 \h </w:instrText>
+          <w:instrText xml:space="preserve"> PAGEREF _Toc241439637 \h </w:instrText>
         </w:r>
         <w:r>
           <w:rPr>
@@ -821,7 +821,7 @@
           <w:noProof/>
         </w:rPr>
       </w:pPr>
-      <w:hyperlink w:anchor="_Toc241438323" w:history="1">
+      <w:hyperlink w:anchor="_Toc241439638" w:history="1">
         <w:r>
           <w:rPr>
             <w:rStyle w:val="Hyperlink"/>
@@ -848,7 +848,7 @@
             <w:noProof/>
             <w:webHidden/>
           </w:rPr>
-          <w:instrText xml:space="preserve"> PAGEREF _Toc241438323 \h </w:instrText>
+          <w:instrText xml:space="preserve"> PAGEREF _Toc241439638 \h </w:instrText>
         </w:r>
         <w:r>
           <w:rPr>
@@ -889,7 +889,7 @@
           <w:noProof/>
         </w:rPr>
       </w:pPr>
-      <w:hyperlink w:anchor="_Toc241438324" w:history="1">
+      <w:hyperlink w:anchor="_Toc241439639" w:history="1">
         <w:r>
           <w:rPr>
             <w:rStyle w:val="Hyperlink"/>
@@ -916,7 +916,7 @@
             <w:noProof/>
             <w:webHidden/>
           </w:rPr>
-          <w:instrText xml:space="preserve"> PAGEREF _Toc241438324 \h </w:instrText>
+          <w:instrText xml:space="preserve"> PAGEREF _Toc241439639 \h </w:instrText>
         </w:r>
         <w:r>
           <w:rPr>
@@ -957,7 +957,7 @@
           <w:noProof/>
         </w:rPr>
       </w:pPr>
-      <w:hyperlink w:anchor="_Toc241438325" w:history="1">
+      <w:hyperlink w:anchor="_Toc241439640" w:history="1">
         <w:r>
           <w:rPr>
             <w:rStyle w:val="Hyperlink"/>
@@ -984,7 +984,7 @@
             <w:noProof/>
             <w:webHidden/>
           </w:rPr>
-          <w:instrText xml:space="preserve"> PAGEREF _Toc241438325 \h </w:instrText>
+          <w:instrText xml:space="preserve"> PAGEREF _Toc241439640 \h </w:instrText>
         </w:r>
         <w:r>
           <w:rPr>
@@ -1025,7 +1025,7 @@
           <w:noProof/>
         </w:rPr>
       </w:pPr>
-      <w:hyperlink w:anchor="_Toc241438326" w:history="1">
+      <w:hyperlink w:anchor="_Toc241439641" w:history="1">
         <w:r>
           <w:rPr>
             <w:rStyle w:val="Hyperlink"/>
@@ -1052,7 +1052,7 @@
             <w:noProof/>
             <w:webHidden/>
           </w:rPr>
-          <w:instrText xml:space="preserve"> PAGEREF _Toc241438326 \h </w:instrText>
+          <w:instrText xml:space="preserve"> PAGEREF _Toc241439641 \h </w:instrText>
         </w:r>
         <w:r>
           <w:rPr>
@@ -1093,7 +1093,7 @@
           <w:noProof/>
         </w:rPr>
       </w:pPr>
-      <w:hyperlink w:anchor="_Toc241438327" w:history="1">
+      <w:hyperlink w:anchor="_Toc241439642" w:history="1">
         <w:r>
           <w:rPr>
             <w:rStyle w:val="Hyperlink"/>
@@ -1120,7 +1120,7 @@
             <w:noProof/>
             <w:webHidden/>
           </w:rPr>
-          <w:instrText xml:space="preserve"> PAGEREF _Toc241438327 \h </w:instrText>
+          <w:instrText xml:space="preserve"> PAGEREF _Toc241439642 \h </w:instrText>
         </w:r>
         <w:r>
           <w:rPr>
@@ -1161,7 +1161,7 @@
           <w:noProof/>
         </w:rPr>
       </w:pPr>
-      <w:hyperlink w:anchor="_Toc241438328" w:history="1">
+      <w:hyperlink w:anchor="_Toc241439643" w:history="1">
         <w:r>
           <w:rPr>
             <w:rStyle w:val="Hyperlink"/>
@@ -1188,7 +1188,7 @@
             <w:noProof/>
             <w:webHidden/>
           </w:rPr>
-          <w:instrText xml:space="preserve"> PAGEREF _Toc241438328 \h </w:instrText>
+          <w:instrText xml:space="preserve"> PAGEREF _Toc241439643 \h </w:instrText>
         </w:r>
         <w:r>
           <w:rPr>
@@ -1229,7 +1229,7 @@
           <w:noProof/>
         </w:rPr>
       </w:pPr>
-      <w:hyperlink w:anchor="_Toc241438329" w:history="1">
+      <w:hyperlink w:anchor="_Toc241439644" w:history="1">
         <w:r>
           <w:rPr>
             <w:rStyle w:val="Hyperlink"/>
@@ -1256,7 +1256,7 @@
             <w:noProof/>
             <w:webHidden/>
           </w:rPr>
-          <w:instrText xml:space="preserve"> PAGEREF _Toc241438329 \h </w:instrText>
+          <w:instrText xml:space="preserve"> PAGEREF _Toc241439644 \h </w:instrText>
         </w:r>
         <w:r>
           <w:rPr>
@@ -1297,7 +1297,7 @@
           <w:noProof/>
         </w:rPr>
       </w:pPr>
-      <w:hyperlink w:anchor="_Toc241438330" w:history="1">
+      <w:hyperlink w:anchor="_Toc241439645" w:history="1">
         <w:r>
           <w:rPr>
             <w:rStyle w:val="Hyperlink"/>
@@ -1324,7 +1324,7 @@
             <w:noProof/>
             <w:webHidden/>
           </w:rPr>
-          <w:instrText xml:space="preserve"> PAGEREF _Toc241438330 \h </w:instrText>
+          <w:instrText xml:space="preserve"> PAGEREF _Toc241439645 \h </w:instrText>
         </w:r>
         <w:r>
           <w:rPr>
@@ -1365,7 +1365,7 @@
           <w:noProof/>
         </w:rPr>
       </w:pPr>
-      <w:hyperlink w:anchor="_Toc241438331" w:history="1">
+      <w:hyperlink w:anchor="_Toc241439646" w:history="1">
         <w:r>
           <w:rPr>
             <w:rStyle w:val="Hyperlink"/>
@@ -1392,7 +1392,7 @@
             <w:noProof/>
             <w:webHidden/>
           </w:rPr>
-          <w:instrText xml:space="preserve"> PAGEREF _Toc241438331 \h </w:instrText>
+          <w:instrText xml:space="preserve"> PAGEREF _Toc241439646 \h </w:instrText>
         </w:r>
         <w:r>
           <w:rPr>
@@ -1433,7 +1433,7 @@
           <w:noProof/>
         </w:rPr>
       </w:pPr>
-      <w:hyperlink w:anchor="_Toc241438332" w:history="1">
+      <w:hyperlink w:anchor="_Toc241439647" w:history="1">
         <w:r>
           <w:rPr>
             <w:rStyle w:val="Hyperlink"/>
@@ -1460,7 +1460,7 @@
             <w:noProof/>
             <w:webHidden/>
           </w:rPr>
-          <w:instrText xml:space="preserve"> PAGEREF _Toc241438332 \h </w:instrText>
+          <w:instrText xml:space="preserve"> PAGEREF _Toc241439647 \h </w:instrText>
         </w:r>
         <w:r>
           <w:rPr>
@@ -1501,7 +1501,7 @@
           <w:noProof/>
         </w:rPr>
       </w:pPr>
-      <w:hyperlink w:anchor="_Toc241438333" w:history="1">
+      <w:hyperlink w:anchor="_Toc241439648" w:history="1">
         <w:r>
           <w:rPr>
             <w:rStyle w:val="Hyperlink"/>
@@ -1528,7 +1528,7 @@
             <w:noProof/>
             <w:webHidden/>
           </w:rPr>
-          <w:instrText xml:space="preserve"> PAGEREF _Toc241438333 \h </w:instrText>
+          <w:instrText xml:space="preserve"> PAGEREF _Toc241439648 \h </w:instrText>
         </w:r>
         <w:r>
           <w:rPr>
@@ -1569,7 +1569,7 @@
           <w:noProof/>
         </w:rPr>
       </w:pPr>
-      <w:hyperlink w:anchor="_Toc241438334" w:history="1">
+      <w:hyperlink w:anchor="_Toc241439649" w:history="1">
         <w:r>
           <w:rPr>
             <w:rStyle w:val="Hyperlink"/>
@@ -1596,7 +1596,7 @@
             <w:noProof/>
             <w:webHidden/>
           </w:rPr>
-          <w:instrText xml:space="preserve"> PAGEREF _Toc241438334 \h </w:instrText>
+          <w:instrText xml:space="preserve"> PAGEREF _Toc241439649 \h </w:instrText>
         </w:r>
         <w:r>
           <w:rPr>
@@ -1637,7 +1637,7 @@
           <w:noProof/>
         </w:rPr>
       </w:pPr>
-      <w:hyperlink w:anchor="_Toc241438335" w:history="1">
+      <w:hyperlink w:anchor="_Toc241439650" w:history="1">
         <w:r>
           <w:rPr>
             <w:rStyle w:val="Hyperlink"/>
@@ -1664,7 +1664,7 @@
             <w:noProof/>
             <w:webHidden/>
           </w:rPr>
-          <w:instrText xml:space="preserve"> PAGEREF _Toc241438335 \h </w:instrText>
+          <w:instrText xml:space="preserve"> PAGEREF _Toc241439650 \h </w:instrText>
         </w:r>
         <w:r>
           <w:rPr>
@@ -1705,7 +1705,7 @@
           <w:noProof/>
         </w:rPr>
       </w:pPr>
-      <w:hyperlink w:anchor="_Toc241438336" w:history="1">
+      <w:hyperlink w:anchor="_Toc241439651" w:history="1">
         <w:r>
           <w:rPr>
             <w:rStyle w:val="Hyperlink"/>
@@ -1732,7 +1732,7 @@
             <w:noProof/>
             <w:webHidden/>
           </w:rPr>
-          <w:instrText xml:space="preserve"> PAGEREF _Toc241438336 \h </w:instrText>
+          <w:instrText xml:space="preserve"> PAGEREF _Toc241439651 \h </w:instrText>
         </w:r>
         <w:r>
           <w:rPr>
@@ -1773,7 +1773,7 @@
           <w:noProof/>
         </w:rPr>
       </w:pPr>
-      <w:hyperlink w:anchor="_Toc241438337" w:history="1">
+      <w:hyperlink w:anchor="_Toc241439652" w:history="1">
         <w:r>
           <w:rPr>
             <w:rStyle w:val="Hyperlink"/>
@@ -1800,7 +1800,7 @@
             <w:noProof/>
             <w:webHidden/>
           </w:rPr>
-          <w:instrText xml:space="preserve"> PAGEREF _Toc241438337 \h </w:instrText>
+          <w:instrText xml:space="preserve"> PAGEREF _Toc241439652 \h </w:instrText>
         </w:r>
         <w:r>
           <w:rPr>
@@ -1841,7 +1841,7 @@
           <w:noProof/>
         </w:rPr>
       </w:pPr>
-      <w:hyperlink w:anchor="_Toc241438338" w:history="1">
+      <w:hyperlink w:anchor="_Toc241439653" w:history="1">
         <w:r>
           <w:rPr>
             <w:rStyle w:val="Hyperlink"/>
@@ -1868,7 +1868,7 @@
             <w:noProof/>
             <w:webHidden/>
           </w:rPr>
-          <w:instrText xml:space="preserve"> PAGEREF _Toc241438338 \h </w:instrText>
+          <w:instrText xml:space="preserve"> PAGEREF _Toc241439653 \h </w:instrText>
         </w:r>
         <w:r>
           <w:rPr>
@@ -1909,7 +1909,7 @@
           <w:noProof/>
         </w:rPr>
       </w:pPr>
-      <w:hyperlink w:anchor="_Toc241438339" w:history="1">
+      <w:hyperlink w:anchor="_Toc241439654" w:history="1">
         <w:r>
           <w:rPr>
             <w:rStyle w:val="Hyperlink"/>
@@ -1936,7 +1936,7 @@
             <w:noProof/>
             <w:webHidden/>
           </w:rPr>
-          <w:instrText xml:space="preserve"> PAGEREF _Toc241438339 \h </w:instrText>
+          <w:instrText xml:space="preserve"> PAGEREF _Toc241439654 \h </w:instrText>
         </w:r>
         <w:r>
           <w:rPr>
@@ -1977,7 +1977,7 @@
           <w:noProof/>
         </w:rPr>
       </w:pPr>
-      <w:hyperlink w:anchor="_Toc241438340" w:history="1">
+      <w:hyperlink w:anchor="_Toc241439655" w:history="1">
         <w:r>
           <w:rPr>
             <w:rStyle w:val="Hyperlink"/>
@@ -2004,7 +2004,7 @@
             <w:noProof/>
             <w:webHidden/>
           </w:rPr>
-          <w:instrText xml:space="preserve"> PAGEREF _Toc241438340 \h </w:instrText>
+          <w:instrText xml:space="preserve"> PAGEREF _Toc241439655 \h </w:instrText>
         </w:r>
         <w:r>
           <w:rPr>
@@ -2045,7 +2045,7 @@
           <w:noProof/>
         </w:rPr>
       </w:pPr>
-      <w:hyperlink w:anchor="_Toc241438341" w:history="1">
+      <w:hyperlink w:anchor="_Toc241439656" w:history="1">
         <w:r>
           <w:rPr>
             <w:rStyle w:val="Hyperlink"/>
@@ -2072,7 +2072,7 @@
             <w:noProof/>
             <w:webHidden/>
           </w:rPr>
-          <w:instrText xml:space="preserve"> PAGEREF _Toc241438341 \h </w:instrText>
+          <w:instrText xml:space="preserve"> PAGEREF _Toc241439656 \h </w:instrText>
         </w:r>
         <w:r>
           <w:rPr>
@@ -2113,7 +2113,7 @@
           <w:noProof/>
         </w:rPr>
       </w:pPr>
-      <w:hyperlink w:anchor="_Toc241438342" w:history="1">
+      <w:hyperlink w:anchor="_Toc241439657" w:history="1">
         <w:r>
           <w:rPr>
             <w:rStyle w:val="Hyperlink"/>
@@ -2140,7 +2140,7 @@
             <w:noProof/>
             <w:webHidden/>
           </w:rPr>
-          <w:instrText xml:space="preserve"> PAGEREF _Toc241438342 \h </w:instrText>
+          <w:instrText xml:space="preserve"> PAGEREF _Toc241439657 \h </w:instrText>
         </w:r>
         <w:r>
           <w:rPr>
@@ -2181,7 +2181,7 @@
           <w:noProof/>
         </w:rPr>
       </w:pPr>
-      <w:hyperlink w:anchor="_Toc241438343" w:history="1">
+      <w:hyperlink w:anchor="_Toc241439658" w:history="1">
         <w:r>
           <w:rPr>
             <w:rStyle w:val="Hyperlink"/>
@@ -2208,7 +2208,7 @@
             <w:noProof/>
             <w:webHidden/>
           </w:rPr>
-          <w:instrText xml:space="preserve"> PAGEREF _Toc241438343 \h </w:instrText>
+          <w:instrText xml:space="preserve"> PAGEREF _Toc241439658 \h </w:instrText>
         </w:r>
         <w:r>
           <w:rPr>
@@ -2249,7 +2249,7 @@
           <w:noProof/>
         </w:rPr>
       </w:pPr>
-      <w:hyperlink w:anchor="_Toc241438344" w:history="1">
+      <w:hyperlink w:anchor="_Toc241439659" w:history="1">
         <w:r>
           <w:rPr>
             <w:rStyle w:val="Hyperlink"/>
@@ -2276,7 +2276,7 @@
             <w:noProof/>
             <w:webHidden/>
           </w:rPr>
-          <w:instrText xml:space="preserve"> PAGEREF _Toc241438344 \h </w:instrText>
+          <w:instrText xml:space="preserve"> PAGEREF _Toc241439659 \h </w:instrText>
         </w:r>
         <w:r>
           <w:rPr>
@@ -2296,7 +2296,7 @@
             <w:noProof/>
             <w:webHidden/>
           </w:rPr>
-          <w:t>23</w:t>
+          <w:t>24</w:t>
         </w:r>
         <w:r>
           <w:rPr>
@@ -2317,7 +2317,7 @@
           <w:noProof/>
         </w:rPr>
       </w:pPr>
-      <w:hyperlink w:anchor="_Toc241438345" w:history="1">
+      <w:hyperlink w:anchor="_Toc241439660" w:history="1">
         <w:r>
           <w:rPr>
             <w:rStyle w:val="Hyperlink"/>
@@ -2344,7 +2344,7 @@
             <w:noProof/>
             <w:webHidden/>
           </w:rPr>
-          <w:instrText xml:space="preserve"> PAGEREF _Toc241438345 \h </w:instrText>
+          <w:instrText xml:space="preserve"> PAGEREF _Toc241439660 \h </w:instrText>
         </w:r>
         <w:r>
           <w:rPr>
@@ -2364,7 +2364,7 @@
             <w:noProof/>
             <w:webHidden/>
           </w:rPr>
-          <w:t>23</w:t>
+          <w:t>24</w:t>
         </w:r>
         <w:r>
           <w:rPr>
@@ -2385,7 +2385,7 @@
           <w:noProof/>
         </w:rPr>
       </w:pPr>
-      <w:hyperlink w:anchor="_Toc241438346" w:history="1">
+      <w:hyperlink w:anchor="_Toc241439661" w:history="1">
         <w:r>
           <w:rPr>
             <w:rStyle w:val="Hyperlink"/>
@@ -2412,7 +2412,7 @@
             <w:noProof/>
             <w:webHidden/>
           </w:rPr>
-          <w:instrText xml:space="preserve"> PAGEREF _Toc241438346 \h </w:instrText>
+          <w:instrText xml:space="preserve"> PAGEREF _Toc241439661 \h </w:instrText>
         </w:r>
         <w:r>
           <w:rPr>
@@ -2432,7 +2432,7 @@
             <w:noProof/>
             <w:webHidden/>
           </w:rPr>
-          <w:t>23</w:t>
+          <w:t>24</w:t>
         </w:r>
         <w:r>
           <w:rPr>
@@ -2453,7 +2453,7 @@
           <w:noProof/>
         </w:rPr>
       </w:pPr>
-      <w:hyperlink w:anchor="_Toc241438347" w:history="1">
+      <w:hyperlink w:anchor="_Toc241439662" w:history="1">
         <w:r>
           <w:rPr>
             <w:rStyle w:val="Hyperlink"/>
@@ -2480,7 +2480,7 @@
             <w:noProof/>
             <w:webHidden/>
           </w:rPr>
-          <w:instrText xml:space="preserve"> PAGEREF _Toc241438347 \h </w:instrText>
+          <w:instrText xml:space="preserve"> PAGEREF _Toc241439662 \h </w:instrText>
         </w:r>
         <w:r>
           <w:rPr>
@@ -2500,7 +2500,7 @@
             <w:noProof/>
             <w:webHidden/>
           </w:rPr>
-          <w:t>24</w:t>
+          <w:t>25</w:t>
         </w:r>
         <w:r>
           <w:rPr>
@@ -2521,7 +2521,7 @@
           <w:noProof/>
         </w:rPr>
       </w:pPr>
-      <w:hyperlink w:anchor="_Toc241438348" w:history="1">
+      <w:hyperlink w:anchor="_Toc241439663" w:history="1">
         <w:r>
           <w:rPr>
             <w:rStyle w:val="Hyperlink"/>
@@ -2548,7 +2548,7 @@
             <w:noProof/>
             <w:webHidden/>
           </w:rPr>
-          <w:instrText xml:space="preserve"> PAGEREF _Toc241438348 \h </w:instrText>
+          <w:instrText xml:space="preserve"> PAGEREF _Toc241439663 \h </w:instrText>
         </w:r>
         <w:r>
           <w:rPr>
@@ -2568,7 +2568,7 @@
             <w:noProof/>
             <w:webHidden/>
           </w:rPr>
-          <w:t>25</w:t>
+          <w:t>26</w:t>
         </w:r>
         <w:r>
           <w:rPr>
@@ -2589,7 +2589,7 @@
           <w:noProof/>
         </w:rPr>
       </w:pPr>
-      <w:hyperlink w:anchor="_Toc241438349" w:history="1">
+      <w:hyperlink w:anchor="_Toc241439664" w:history="1">
         <w:r>
           <w:rPr>
             <w:rStyle w:val="Hyperlink"/>
@@ -2616,7 +2616,7 @@
             <w:noProof/>
             <w:webHidden/>
           </w:rPr>
-          <w:instrText xml:space="preserve"> PAGEREF _Toc241438349 \h </w:instrText>
+          <w:instrText xml:space="preserve"> PAGEREF _Toc241439664 \h </w:instrText>
         </w:r>
         <w:r>
           <w:rPr>
@@ -2636,7 +2636,7 @@
             <w:noProof/>
             <w:webHidden/>
           </w:rPr>
-          <w:t>25</w:t>
+          <w:t>26</w:t>
         </w:r>
         <w:r>
           <w:rPr>
@@ -2657,7 +2657,7 @@
           <w:noProof/>
         </w:rPr>
       </w:pPr>
-      <w:hyperlink w:anchor="_Toc241438350" w:history="1">
+      <w:hyperlink w:anchor="_Toc241439665" w:history="1">
         <w:r>
           <w:rPr>
             <w:rStyle w:val="Hyperlink"/>
@@ -2684,7 +2684,7 @@
             <w:noProof/>
             <w:webHidden/>
           </w:rPr>
-          <w:instrText xml:space="preserve"> PAGEREF _Toc241438350 \h </w:instrText>
+          <w:instrText xml:space="preserve"> PAGEREF _Toc241439665 \h </w:instrText>
         </w:r>
         <w:r>
           <w:rPr>
@@ -2704,7 +2704,7 @@
             <w:noProof/>
             <w:webHidden/>
           </w:rPr>
-          <w:t>25</w:t>
+          <w:t>26</w:t>
         </w:r>
         <w:r>
           <w:rPr>
@@ -2725,7 +2725,7 @@
           <w:noProof/>
         </w:rPr>
       </w:pPr>
-      <w:hyperlink w:anchor="_Toc241438351" w:history="1">
+      <w:hyperlink w:anchor="_Toc241439666" w:history="1">
         <w:r>
           <w:rPr>
             <w:rStyle w:val="Hyperlink"/>
@@ -2752,7 +2752,7 @@
             <w:noProof/>
             <w:webHidden/>
           </w:rPr>
-          <w:instrText xml:space="preserve"> PAGEREF _Toc241438351 \h </w:instrText>
+          <w:instrText xml:space="preserve"> PAGEREF _Toc241439666 \h </w:instrText>
         </w:r>
         <w:r>
           <w:rPr>
@@ -2772,7 +2772,7 @@
             <w:noProof/>
             <w:webHidden/>
           </w:rPr>
-          <w:t>27</w:t>
+          <w:t>28</w:t>
         </w:r>
         <w:r>
           <w:rPr>
@@ -2793,7 +2793,7 @@
           <w:noProof/>
         </w:rPr>
       </w:pPr>
-      <w:hyperlink w:anchor="_Toc241438352" w:history="1">
+      <w:hyperlink w:anchor="_Toc241439667" w:history="1">
         <w:r>
           <w:rPr>
             <w:rStyle w:val="Hyperlink"/>
@@ -2820,7 +2820,7 @@
             <w:noProof/>
             <w:webHidden/>
           </w:rPr>
-          <w:instrText xml:space="preserve"> PAGEREF _Toc241438352 \h </w:instrText>
+          <w:instrText xml:space="preserve"> PAGEREF _Toc241439667 \h </w:instrText>
         </w:r>
         <w:r>
           <w:rPr>
@@ -2840,7 +2840,7 @@
             <w:noProof/>
             <w:webHidden/>
           </w:rPr>
-          <w:t>27</w:t>
+          <w:t>28</w:t>
         </w:r>
         <w:r>
           <w:rPr>
@@ -2861,7 +2861,7 @@
           <w:noProof/>
         </w:rPr>
       </w:pPr>
-      <w:hyperlink w:anchor="_Toc241438353" w:history="1">
+      <w:hyperlink w:anchor="_Toc241439668" w:history="1">
         <w:r>
           <w:rPr>
             <w:rStyle w:val="Hyperlink"/>
@@ -2888,7 +2888,7 @@
             <w:noProof/>
             <w:webHidden/>
           </w:rPr>
-          <w:instrText xml:space="preserve"> PAGEREF _Toc241438353 \h </w:instrText>
+          <w:instrText xml:space="preserve"> PAGEREF _Toc241439668 \h </w:instrText>
         </w:r>
         <w:r>
           <w:rPr>
@@ -2908,7 +2908,7 @@
             <w:noProof/>
             <w:webHidden/>
           </w:rPr>
-          <w:t>28</w:t>
+          <w:t>29</w:t>
         </w:r>
         <w:r>
           <w:rPr>
@@ -2929,7 +2929,7 @@
           <w:noProof/>
         </w:rPr>
       </w:pPr>
-      <w:hyperlink w:anchor="_Toc241438354" w:history="1">
+      <w:hyperlink w:anchor="_Toc241439669" w:history="1">
         <w:r>
           <w:rPr>
             <w:rStyle w:val="Hyperlink"/>
@@ -2956,7 +2956,7 @@
             <w:noProof/>
             <w:webHidden/>
           </w:rPr>
-          <w:instrText xml:space="preserve"> PAGEREF _Toc241438354 \h </w:instrText>
+          <w:instrText xml:space="preserve"> PAGEREF _Toc241439669 \h </w:instrText>
         </w:r>
         <w:r>
           <w:rPr>
@@ -2976,7 +2976,7 @@
             <w:noProof/>
             <w:webHidden/>
           </w:rPr>
-          <w:t>30</w:t>
+          <w:t>31</w:t>
         </w:r>
         <w:r>
           <w:rPr>
@@ -2997,7 +2997,7 @@
           <w:noProof/>
         </w:rPr>
       </w:pPr>
-      <w:hyperlink w:anchor="_Toc241438355" w:history="1">
+      <w:hyperlink w:anchor="_Toc241439670" w:history="1">
         <w:r>
           <w:rPr>
             <w:rStyle w:val="Hyperlink"/>
@@ -3024,7 +3024,7 @@
             <w:noProof/>
             <w:webHidden/>
           </w:rPr>
-          <w:instrText xml:space="preserve"> PAGEREF _Toc241438355 \h </w:instrText>
+          <w:instrText xml:space="preserve"> PAGEREF _Toc241439670 \h </w:instrText>
         </w:r>
         <w:r>
           <w:rPr>
@@ -3044,7 +3044,7 @@
             <w:noProof/>
             <w:webHidden/>
           </w:rPr>
-          <w:t>31</w:t>
+          <w:t>32</w:t>
         </w:r>
         <w:r>
           <w:rPr>
@@ -3065,7 +3065,7 @@
           <w:noProof/>
         </w:rPr>
       </w:pPr>
-      <w:hyperlink w:anchor="_Toc241438356" w:history="1">
+      <w:hyperlink w:anchor="_Toc241439671" w:history="1">
         <w:r>
           <w:rPr>
             <w:rStyle w:val="Hyperlink"/>
@@ -3092,7 +3092,7 @@
             <w:noProof/>
             <w:webHidden/>
           </w:rPr>
-          <w:instrText xml:space="preserve"> PAGEREF _Toc241438356 \h </w:instrText>
+          <w:instrText xml:space="preserve"> PAGEREF _Toc241439671 \h </w:instrText>
         </w:r>
         <w:r>
           <w:rPr>
@@ -3112,7 +3112,7 @@
             <w:noProof/>
             <w:webHidden/>
           </w:rPr>
-          <w:t>32</w:t>
+          <w:t>33</w:t>
         </w:r>
         <w:r>
           <w:rPr>
@@ -3133,7 +3133,7 @@
           <w:noProof/>
         </w:rPr>
       </w:pPr>
-      <w:hyperlink w:anchor="_Toc241438357" w:history="1">
+      <w:hyperlink w:anchor="_Toc241439672" w:history="1">
         <w:r>
           <w:rPr>
             <w:rStyle w:val="Hyperlink"/>
@@ -3160,7 +3160,7 @@
             <w:noProof/>
             <w:webHidden/>
           </w:rPr>
-          <w:instrText xml:space="preserve"> PAGEREF _Toc241438357 \h </w:instrText>
+          <w:instrText xml:space="preserve"> PAGEREF _Toc241439672 \h </w:instrText>
         </w:r>
         <w:r>
           <w:rPr>
@@ -3180,7 +3180,7 @@
             <w:noProof/>
             <w:webHidden/>
           </w:rPr>
-          <w:t>34</w:t>
+          <w:t>35</w:t>
         </w:r>
         <w:r>
           <w:rPr>
@@ -3201,7 +3201,7 @@
           <w:noProof/>
         </w:rPr>
       </w:pPr>
-      <w:hyperlink w:anchor="_Toc241438358" w:history="1">
+      <w:hyperlink w:anchor="_Toc241439673" w:history="1">
         <w:r>
           <w:rPr>
             <w:rStyle w:val="Hyperlink"/>
@@ -3228,7 +3228,7 @@
             <w:noProof/>
             <w:webHidden/>
           </w:rPr>
-          <w:instrText xml:space="preserve"> PAGEREF _Toc241438358 \h </w:instrText>
+          <w:instrText xml:space="preserve"> PAGEREF _Toc241439673 \h </w:instrText>
         </w:r>
         <w:r>
           <w:rPr>
@@ -3248,7 +3248,7 @@
             <w:noProof/>
             <w:webHidden/>
           </w:rPr>
-          <w:t>35</w:t>
+          <w:t>36</w:t>
         </w:r>
         <w:r>
           <w:rPr>
@@ -3269,7 +3269,7 @@
           <w:noProof/>
         </w:rPr>
       </w:pPr>
-      <w:hyperlink w:anchor="_Toc241438359" w:history="1">
+      <w:hyperlink w:anchor="_Toc241439674" w:history="1">
         <w:r>
           <w:rPr>
             <w:rStyle w:val="Hyperlink"/>
@@ -3296,7 +3296,7 @@
             <w:noProof/>
             <w:webHidden/>
           </w:rPr>
-          <w:instrText xml:space="preserve"> PAGEREF _Toc241438359 \h </w:instrText>
+          <w:instrText xml:space="preserve"> PAGEREF _Toc241439674 \h </w:instrText>
         </w:r>
         <w:r>
           <w:rPr>
@@ -3316,7 +3316,7 @@
             <w:noProof/>
             <w:webHidden/>
           </w:rPr>
-          <w:t>37</w:t>
+          <w:t>38</w:t>
         </w:r>
         <w:r>
           <w:rPr>
@@ -3337,7 +3337,7 @@
           <w:noProof/>
         </w:rPr>
       </w:pPr>
-      <w:hyperlink w:anchor="_Toc241438360" w:history="1">
+      <w:hyperlink w:anchor="_Toc241439675" w:history="1">
         <w:r>
           <w:rPr>
             <w:rStyle w:val="Hyperlink"/>
@@ -3364,7 +3364,7 @@
             <w:noProof/>
             <w:webHidden/>
           </w:rPr>
-          <w:instrText xml:space="preserve"> PAGEREF _Toc241438360 \h </w:instrText>
+          <w:instrText xml:space="preserve"> PAGEREF _Toc241439675 \h </w:instrText>
         </w:r>
         <w:r>
           <w:rPr>
@@ -3384,7 +3384,7 @@
             <w:noProof/>
             <w:webHidden/>
           </w:rPr>
-          <w:t>39</w:t>
+          <w:t>40</w:t>
         </w:r>
         <w:r>
           <w:rPr>
@@ -3405,7 +3405,7 @@
           <w:noProof/>
         </w:rPr>
       </w:pPr>
-      <w:hyperlink w:anchor="_Toc241438361" w:history="1">
+      <w:hyperlink w:anchor="_Toc241439676" w:history="1">
         <w:r>
           <w:rPr>
             <w:rStyle w:val="Hyperlink"/>
@@ -3432,7 +3432,7 @@
             <w:noProof/>
             <w:webHidden/>
           </w:rPr>
-          <w:instrText xml:space="preserve"> PAGEREF _Toc241438361 \h </w:instrText>
+          <w:instrText xml:space="preserve"> PAGEREF _Toc241439676 \h </w:instrText>
         </w:r>
         <w:r>
           <w:rPr>
@@ -3452,7 +3452,7 @@
             <w:noProof/>
             <w:webHidden/>
           </w:rPr>
-          <w:t>39</w:t>
+          <w:t>40</w:t>
         </w:r>
         <w:r>
           <w:rPr>
@@ -3473,7 +3473,7 @@
           <w:noProof/>
         </w:rPr>
       </w:pPr>
-      <w:hyperlink w:anchor="_Toc241438362" w:history="1">
+      <w:hyperlink w:anchor="_Toc241439677" w:history="1">
         <w:r>
           <w:rPr>
             <w:rStyle w:val="Hyperlink"/>
@@ -3500,7 +3500,7 @@
             <w:noProof/>
             <w:webHidden/>
           </w:rPr>
-          <w:instrText xml:space="preserve"> PAGEREF _Toc241438362 \h </w:instrText>
+          <w:instrText xml:space="preserve"> PAGEREF _Toc241439677 \h </w:instrText>
         </w:r>
         <w:r>
           <w:rPr>
@@ -3520,7 +3520,7 @@
             <w:noProof/>
             <w:webHidden/>
           </w:rPr>
-          <w:t>39</w:t>
+          <w:t>40</w:t>
         </w:r>
         <w:r>
           <w:rPr>
@@ -3541,7 +3541,7 @@
           <w:noProof/>
         </w:rPr>
       </w:pPr>
-      <w:hyperlink w:anchor="_Toc241438363" w:history="1">
+      <w:hyperlink w:anchor="_Toc241439678" w:history="1">
         <w:r>
           <w:rPr>
             <w:rStyle w:val="Hyperlink"/>
@@ -3568,7 +3568,7 @@
             <w:noProof/>
             <w:webHidden/>
           </w:rPr>
-          <w:instrText xml:space="preserve"> PAGEREF _Toc241438363 \h </w:instrText>
+          <w:instrText xml:space="preserve"> PAGEREF _Toc241439678 \h </w:instrText>
         </w:r>
         <w:r>
           <w:rPr>
@@ -3588,7 +3588,7 @@
             <w:noProof/>
             <w:webHidden/>
           </w:rPr>
-          <w:t>39</w:t>
+          <w:t>40</w:t>
         </w:r>
         <w:r>
           <w:rPr>
@@ -3609,7 +3609,7 @@
           <w:noProof/>
         </w:rPr>
       </w:pPr>
-      <w:hyperlink w:anchor="_Toc241438364" w:history="1">
+      <w:hyperlink w:anchor="_Toc241439679" w:history="1">
         <w:r>
           <w:rPr>
             <w:rStyle w:val="Hyperlink"/>
@@ -3636,7 +3636,7 @@
             <w:noProof/>
             <w:webHidden/>
           </w:rPr>
-          <w:instrText xml:space="preserve"> PAGEREF _Toc241438364 \h </w:instrText>
+          <w:instrText xml:space="preserve"> PAGEREF _Toc241439679 \h </w:instrText>
         </w:r>
         <w:r>
           <w:rPr>
@@ -3656,7 +3656,7 @@
             <w:noProof/>
             <w:webHidden/>
           </w:rPr>
-          <w:t>39</w:t>
+          <w:t>40</w:t>
         </w:r>
         <w:r>
           <w:rPr>
@@ -3677,7 +3677,7 @@
         <w:pStyle w:val="Heading1"/>
         <w:pageBreakBefore/>
       </w:pPr>
-      <w:bookmarkStart w:id="0" w:name="_Toc241438316"/>
+      <w:bookmarkStart w:id="0" w:name="_Toc241439631"/>
       <w:r>
         <w:lastRenderedPageBreak/>
         <w:t>Welcome</w:t>
@@ -3693,7 +3693,7 @@
       <w:pPr>
         <w:pStyle w:val="Heading2"/>
       </w:pPr>
-      <w:bookmarkStart w:id="1" w:name="_Toc241438317"/>
+      <w:bookmarkStart w:id="1" w:name="_Toc241439632"/>
       <w:r>
         <w:t>How a sale moves through the app</w:t>
       </w:r>
@@ -4176,7 +4176,7 @@
       <w:pPr>
         <w:pStyle w:val="Heading2"/>
       </w:pPr>
-      <w:bookmarkStart w:id="2" w:name="_Toc241438318"/>
+      <w:bookmarkStart w:id="2" w:name="_Toc241439633"/>
       <w:r>
         <w:t>What you'll need</w:t>
       </w:r>
@@ -4285,7 +4285,7 @@
         <w:pStyle w:val="Heading1"/>
         <w:pageBreakBefore/>
       </w:pPr>
-      <w:bookmarkStart w:id="3" w:name="_Toc241438319"/>
+      <w:bookmarkStart w:id="3" w:name="_Toc241439634"/>
       <w:r>
         <w:lastRenderedPageBreak/>
         <w:t>Who can do what</w:t>
@@ -4853,7 +4853,7 @@
         <w:pStyle w:val="Heading1"/>
         <w:pageBreakBefore/>
       </w:pPr>
-      <w:bookmarkStart w:id="4" w:name="_Toc241438320"/>
+      <w:bookmarkStart w:id="4" w:name="_Toc241439635"/>
       <w:r>
         <w:lastRenderedPageBreak/>
         <w:t>Getting started</w:t>
@@ -4864,7 +4864,7 @@
       <w:pPr>
         <w:pStyle w:val="Heading2"/>
       </w:pPr>
-      <w:bookmarkStart w:id="5" w:name="_Toc241438321"/>
+      <w:bookmarkStart w:id="5" w:name="_Toc241439636"/>
       <w:r>
         <w:t>Signing in</w:t>
       </w:r>
@@ -4881,7 +4881,7 @@
           <w:noProof/>
         </w:rPr>
         <w:drawing>
-          <wp:inline distT="0" distB="0" distL="0" distR="0" wp14:anchorId="634CAD35" wp14:editId="0F9DAA3E">
+          <wp:inline distT="0" distB="0" distL="0" distR="0" wp14:anchorId="12E5996E" wp14:editId="0D3BD4D9">
             <wp:extent cx="3291840" cy="2211705"/>
             <wp:effectExtent l="0" t="0" r="0" b="0"/>
             <wp:docPr id="1" name="Picture 1"/>
@@ -5199,7 +5199,7 @@
       <w:pPr>
         <w:pStyle w:val="Heading2"/>
       </w:pPr>
-      <w:bookmarkStart w:id="6" w:name="_Toc241438322"/>
+      <w:bookmarkStart w:id="6" w:name="_Toc241439637"/>
       <w:r>
         <w:t>Changing your PIN</w:t>
       </w:r>
@@ -5381,7 +5381,7 @@
       <w:pPr>
         <w:pStyle w:val="Heading2"/>
       </w:pPr>
-      <w:bookmarkStart w:id="7" w:name="_Toc241438323"/>
+      <w:bookmarkStart w:id="7" w:name="_Toc241439638"/>
       <w:r>
         <w:lastRenderedPageBreak/>
         <w:t>Finding your way around</w:t>
@@ -5964,7 +5964,7 @@
       <w:pPr>
         <w:pStyle w:val="Heading2"/>
       </w:pPr>
-      <w:bookmarkStart w:id="8" w:name="_Toc241438324"/>
+      <w:bookmarkStart w:id="8" w:name="_Toc241439639"/>
       <w:r>
         <w:t>Light and dark mode</w:t>
       </w:r>
@@ -5979,7 +5979,7 @@
       <w:pPr>
         <w:pStyle w:val="Heading2"/>
       </w:pPr>
-      <w:bookmarkStart w:id="9" w:name="_Toc241438325"/>
+      <w:bookmarkStart w:id="9" w:name="_Toc241439640"/>
       <w:r>
         <w:t>Signing out</w:t>
       </w:r>
@@ -6004,7 +6004,7 @@
         <w:pStyle w:val="Heading1"/>
         <w:pageBreakBefore/>
       </w:pPr>
-      <w:bookmarkStart w:id="10" w:name="_Toc241438326"/>
+      <w:bookmarkStart w:id="10" w:name="_Toc241439641"/>
       <w:r>
         <w:lastRenderedPageBreak/>
         <w:t>Taking an order on the sales floor</w:t>
@@ -6036,7 +6036,7 @@
           <w:noProof/>
         </w:rPr>
         <w:drawing>
-          <wp:inline distT="0" distB="0" distL="0" distR="0" wp14:anchorId="2E98B3CA" wp14:editId="333606C1">
+          <wp:inline distT="0" distB="0" distL="0" distR="0" wp14:anchorId="4B615209" wp14:editId="6F950EDD">
             <wp:extent cx="5760720" cy="3870484"/>
             <wp:effectExtent l="0" t="0" r="0" b="0"/>
             <wp:docPr id="2" name="Picture 2"/>
@@ -6161,7 +6161,7 @@
       <w:pPr>
         <w:pStyle w:val="Heading2"/>
       </w:pPr>
-      <w:bookmarkStart w:id="11" w:name="_Toc241438327"/>
+      <w:bookmarkStart w:id="11" w:name="_Toc241439642"/>
       <w:r>
         <w:t>Starting an order</w:t>
       </w:r>
@@ -6245,7 +6245,7 @@
       <w:pPr>
         <w:pStyle w:val="Heading2"/>
       </w:pPr>
-      <w:bookmarkStart w:id="12" w:name="_Toc241438328"/>
+      <w:bookmarkStart w:id="12" w:name="_Toc241439643"/>
       <w:r>
         <w:lastRenderedPageBreak/>
         <w:t>Adding items</w:t>
@@ -6394,7 +6394,7 @@
           <w:noProof/>
         </w:rPr>
         <w:drawing>
-          <wp:inline distT="0" distB="0" distL="0" distR="0" wp14:anchorId="3AADE0B2" wp14:editId="3B91EA8D">
+          <wp:inline distT="0" distB="0" distL="0" distR="0" wp14:anchorId="44682E32" wp14:editId="6BC0FC05">
             <wp:extent cx="5760720" cy="3870484"/>
             <wp:effectExtent l="0" t="0" r="0" b="0"/>
             <wp:docPr id="3" name="Picture 3"/>
@@ -6531,7 +6531,7 @@
           <w:noProof/>
         </w:rPr>
         <w:drawing>
-          <wp:inline distT="0" distB="0" distL="0" distR="0" wp14:anchorId="67DFED8D" wp14:editId="14A91B42">
+          <wp:inline distT="0" distB="0" distL="0" distR="0" wp14:anchorId="65912D12" wp14:editId="0D7B030E">
             <wp:extent cx="5760720" cy="3870484"/>
             <wp:effectExtent l="0" t="0" r="0" b="0"/>
             <wp:docPr id="4" name="Picture 4"/>
@@ -6876,7 +6876,7 @@
         </w:rPr>
         <w:lastRenderedPageBreak/>
         <w:drawing>
-          <wp:inline distT="0" distB="0" distL="0" distR="0" wp14:anchorId="36876F12" wp14:editId="04BCD2F2">
+          <wp:inline distT="0" distB="0" distL="0" distR="0" wp14:anchorId="4330D8B2" wp14:editId="43F60FBD">
             <wp:extent cx="5486400" cy="3686175"/>
             <wp:effectExtent l="0" t="0" r="0" b="0"/>
             <wp:docPr id="5" name="Picture 5"/>
@@ -7076,7 +7076,7 @@
       <w:pPr>
         <w:pStyle w:val="Heading2"/>
       </w:pPr>
-      <w:bookmarkStart w:id="13" w:name="_Toc241438329"/>
+      <w:bookmarkStart w:id="13" w:name="_Toc241439644"/>
       <w:r>
         <w:t>Adding shipping or a service later</w:t>
       </w:r>
@@ -7117,7 +7117,7 @@
         </w:rPr>
         <w:lastRenderedPageBreak/>
         <w:drawing>
-          <wp:inline distT="0" distB="0" distL="0" distR="0" wp14:anchorId="5AF53360" wp14:editId="0BC0E330">
+          <wp:inline distT="0" distB="0" distL="0" distR="0" wp14:anchorId="51C68ECA" wp14:editId="4960C003">
             <wp:extent cx="4754880" cy="3194685"/>
             <wp:effectExtent l="0" t="0" r="0" b="0"/>
             <wp:docPr id="6" name="Picture 6"/>
@@ -7171,7 +7171,7 @@
       <w:pPr>
         <w:pStyle w:val="Heading2"/>
       </w:pPr>
-      <w:bookmarkStart w:id="14" w:name="_Toc241438330"/>
+      <w:bookmarkStart w:id="14" w:name="_Toc241439645"/>
       <w:r>
         <w:t>Changing or removing an item</w:t>
       </w:r>
@@ -7318,7 +7318,7 @@
       <w:pPr>
         <w:pStyle w:val="Heading2"/>
       </w:pPr>
-      <w:bookmarkStart w:id="15" w:name="_Toc241438331"/>
+      <w:bookmarkStart w:id="15" w:name="_Toc241439646"/>
       <w:r>
         <w:t>Customer details</w:t>
       </w:r>
@@ -7482,7 +7482,7 @@
           <w:noProof/>
         </w:rPr>
         <w:drawing>
-          <wp:inline distT="0" distB="0" distL="0" distR="0" wp14:anchorId="01D85ED7" wp14:editId="64BB0CA2">
+          <wp:inline distT="0" distB="0" distL="0" distR="0" wp14:anchorId="1FB30AC2" wp14:editId="32B07BE2">
             <wp:extent cx="4754880" cy="3194685"/>
             <wp:effectExtent l="0" t="0" r="0" b="0"/>
             <wp:docPr id="7" name="Picture 7"/>
@@ -7536,7 +7536,7 @@
       <w:pPr>
         <w:pStyle w:val="Heading2"/>
       </w:pPr>
-      <w:bookmarkStart w:id="16" w:name="_Toc241438332"/>
+      <w:bookmarkStart w:id="16" w:name="_Toc241439647"/>
       <w:r>
         <w:t>Sending the order to checkout</w:t>
       </w:r>
@@ -7714,7 +7714,7 @@
       <w:pPr>
         <w:pStyle w:val="Heading2"/>
       </w:pPr>
-      <w:bookmarkStart w:id="17" w:name="_Toc241438333"/>
+      <w:bookmarkStart w:id="17" w:name="_Toc241439648"/>
       <w:r>
         <w:lastRenderedPageBreak/>
         <w:t>Using a phone</w:t>
@@ -7732,7 +7732,7 @@
           <w:noProof/>
         </w:rPr>
         <w:drawing>
-          <wp:inline distT="0" distB="0" distL="0" distR="0" wp14:anchorId="76E09B56" wp14:editId="21B42615">
+          <wp:inline distT="0" distB="0" distL="0" distR="0" wp14:anchorId="378D6AEA" wp14:editId="474B565E">
             <wp:extent cx="2194560" cy="4749253"/>
             <wp:effectExtent l="0" t="0" r="0" b="0"/>
             <wp:docPr id="8" name="Picture 8"/>
@@ -7810,7 +7810,7 @@
         <w:pStyle w:val="Heading1"/>
         <w:pageBreakBefore/>
       </w:pPr>
-      <w:bookmarkStart w:id="18" w:name="_Toc241438334"/>
+      <w:bookmarkStart w:id="18" w:name="_Toc241439649"/>
       <w:r>
         <w:lastRenderedPageBreak/>
         <w:t>Checking out a customer</w:t>
@@ -7851,7 +7851,7 @@
           <w:noProof/>
         </w:rPr>
         <w:drawing>
-          <wp:inline distT="0" distB="0" distL="0" distR="0" wp14:anchorId="1725C694" wp14:editId="1F3FD22A">
+          <wp:inline distT="0" distB="0" distL="0" distR="0" wp14:anchorId="303D394E" wp14:editId="37CC210E">
             <wp:extent cx="5760720" cy="3870484"/>
             <wp:effectExtent l="0" t="0" r="0" b="0"/>
             <wp:docPr id="9" name="Picture 9"/>
@@ -7905,7 +7905,7 @@
       <w:pPr>
         <w:pStyle w:val="Heading2"/>
       </w:pPr>
-      <w:bookmarkStart w:id="19" w:name="_Toc241438335"/>
+      <w:bookmarkStart w:id="19" w:name="_Toc241439650"/>
       <w:r>
         <w:t>1. Review the order with the customer</w:t>
       </w:r>
@@ -8002,7 +8002,7 @@
       <w:pPr>
         <w:pStyle w:val="Heading2"/>
       </w:pPr>
-      <w:bookmarkStart w:id="20" w:name="_Toc241438336"/>
+      <w:bookmarkStart w:id="20" w:name="_Toc241439651"/>
       <w:r>
         <w:t>2. Take payment</w:t>
       </w:r>
@@ -8316,7 +8316,7 @@
       <w:pPr>
         <w:pStyle w:val="Heading2"/>
       </w:pPr>
-      <w:bookmarkStart w:id="21" w:name="_Toc241438337"/>
+      <w:bookmarkStart w:id="21" w:name="_Toc241439652"/>
       <w:r>
         <w:t>3. Acknowledgements (initials and signature)</w:t>
       </w:r>
@@ -8498,7 +8498,7 @@
         </w:rPr>
         <w:lastRenderedPageBreak/>
         <w:drawing>
-          <wp:inline distT="0" distB="0" distL="0" distR="0" wp14:anchorId="6E6E6A26" wp14:editId="1CEB2C4B">
+          <wp:inline distT="0" distB="0" distL="0" distR="0" wp14:anchorId="2D1CE703" wp14:editId="48D71829">
             <wp:extent cx="4937760" cy="3317558"/>
             <wp:effectExtent l="0" t="0" r="0" b="0"/>
             <wp:docPr id="10" name="Picture 10"/>
@@ -8625,7 +8625,7 @@
       <w:pPr>
         <w:pStyle w:val="Heading2"/>
       </w:pPr>
-      <w:bookmarkStart w:id="22" w:name="_Toc241438338"/>
+      <w:bookmarkStart w:id="22" w:name="_Toc241439653"/>
       <w:r>
         <w:t>4. Complete and print</w:t>
       </w:r>
@@ -8814,7 +8814,7 @@
       <w:pPr>
         <w:pStyle w:val="Heading2"/>
       </w:pPr>
-      <w:bookmarkStart w:id="23" w:name="_Toc241438339"/>
+      <w:bookmarkStart w:id="23" w:name="_Toc241439654"/>
       <w:r>
         <w:lastRenderedPageBreak/>
         <w:t>Other checkout actions</w:t>
@@ -9025,7 +9025,7 @@
         <w:pStyle w:val="Heading1"/>
         <w:pageBreakBefore/>
       </w:pPr>
-      <w:bookmarkStart w:id="24" w:name="_Toc241438340"/>
+      <w:bookmarkStart w:id="24" w:name="_Toc241439655"/>
       <w:r>
         <w:lastRenderedPageBreak/>
         <w:t>The sales sheet</w:t>
@@ -9048,7 +9048,7 @@
           <w:noProof/>
         </w:rPr>
         <w:drawing>
-          <wp:inline distT="0" distB="0" distL="0" distR="0" wp14:anchorId="050EEFB9" wp14:editId="290F41B5">
+          <wp:inline distT="0" distB="0" distL="0" distR="0" wp14:anchorId="7EC6ADF7" wp14:editId="270CCB1A">
             <wp:extent cx="4023360" cy="3187256"/>
             <wp:effectExtent l="0" t="0" r="0" b="0"/>
             <wp:docPr id="11" name="Picture 11"/>
@@ -9217,7 +9217,7 @@
         <w:pStyle w:val="Heading1"/>
         <w:pageBreakBefore/>
       </w:pPr>
-      <w:bookmarkStart w:id="25" w:name="_Toc241438341"/>
+      <w:bookmarkStart w:id="25" w:name="_Toc241439656"/>
       <w:r>
         <w:lastRenderedPageBreak/>
         <w:t>Looking up orders</w:t>
@@ -9249,7 +9249,7 @@
           <w:noProof/>
         </w:rPr>
         <w:drawing>
-          <wp:inline distT="0" distB="0" distL="0" distR="0" wp14:anchorId="49588AC1" wp14:editId="64CFEB52">
+          <wp:inline distT="0" distB="0" distL="0" distR="0" wp14:anchorId="30D86D5A" wp14:editId="79E7E56A">
             <wp:extent cx="5760720" cy="3870484"/>
             <wp:effectExtent l="0" t="0" r="0" b="0"/>
             <wp:docPr id="12" name="Picture 12"/>
@@ -9369,7 +9369,7 @@
       <w:pPr>
         <w:pStyle w:val="Heading2"/>
       </w:pPr>
-      <w:bookmarkStart w:id="26" w:name="_Toc241438342"/>
+      <w:bookmarkStart w:id="26" w:name="_Toc241439657"/>
       <w:r>
         <w:t>Extra options for admins</w:t>
       </w:r>
@@ -9459,7 +9459,7 @@
         </w:rPr>
         <w:lastRenderedPageBreak/>
         <w:drawing>
-          <wp:inline distT="0" distB="0" distL="0" distR="0" wp14:anchorId="1783A77F" wp14:editId="30BD6C88">
+          <wp:inline distT="0" distB="0" distL="0" distR="0" wp14:anchorId="50591DE6" wp14:editId="05DCED48">
             <wp:extent cx="4754880" cy="3194685"/>
             <wp:effectExtent l="0" t="0" r="0" b="0"/>
             <wp:docPr id="13" name="Picture 13"/>
@@ -9581,7 +9581,7 @@
         <w:pStyle w:val="Heading1"/>
         <w:pageBreakBefore/>
       </w:pPr>
-      <w:bookmarkStart w:id="27" w:name="_Toc241438343"/>
+      <w:bookmarkStart w:id="27" w:name="_Toc241439658"/>
       <w:r>
         <w:lastRenderedPageBreak/>
         <w:t>The dashboard</w:t>
@@ -9618,6 +9618,20 @@
       </w:r>
       <w:r>
         <w:t xml:space="preserve"> for the latest figures.</w:t>
+      </w:r>
+    </w:p>
+    <w:p>
+      <w:r>
+        <w:t xml:space="preserve">On both the Dashboard and the Orders screen, the event buttons run from newest on the left to oldest on the right, with the active event always first. Past events carry a small </w:t>
+      </w:r>
+      <w:r>
+        <w:rPr>
+          <w:b/>
+        </w:rPr>
+        <w:t>PAST</w:t>
+      </w:r>
+      <w:r>
+        <w:t xml:space="preserve"> tag. Events that haven't happened yet aren't listed, since they have no sales.</w:t>
       </w:r>
     </w:p>
     <w:p>
@@ -9631,7 +9645,7 @@
           <w:noProof/>
         </w:rPr>
         <w:drawing>
-          <wp:inline distT="0" distB="0" distL="0" distR="0" wp14:anchorId="6DF97C7D" wp14:editId="1729B482">
+          <wp:inline distT="0" distB="0" distL="0" distR="0" wp14:anchorId="078785C7" wp14:editId="7523D39E">
             <wp:extent cx="4937760" cy="3317558"/>
             <wp:effectExtent l="0" t="0" r="0" b="0"/>
             <wp:docPr id="14" name="Picture 14"/>
@@ -10138,6 +10152,7 @@
               <w:rPr>
                 <w:b/>
               </w:rPr>
+              <w:lastRenderedPageBreak/>
               <w:t>Best sellers</w:t>
             </w:r>
           </w:p>
@@ -10179,7 +10194,7 @@
         <w:pStyle w:val="Heading1"/>
         <w:pageBreakBefore/>
       </w:pPr>
-      <w:bookmarkStart w:id="28" w:name="_Toc241438344"/>
+      <w:bookmarkStart w:id="28" w:name="_Toc241439659"/>
       <w:r>
         <w:lastRenderedPageBreak/>
         <w:t>Keeping inventory</w:t>
@@ -10238,7 +10253,7 @@
           <w:noProof/>
         </w:rPr>
         <w:drawing>
-          <wp:inline distT="0" distB="0" distL="0" distR="0" wp14:anchorId="35FEA4B0" wp14:editId="0500B607">
+          <wp:inline distT="0" distB="0" distL="0" distR="0" wp14:anchorId="7A7A5AAB" wp14:editId="42F53F24">
             <wp:extent cx="5760720" cy="3870484"/>
             <wp:effectExtent l="0" t="0" r="0" b="0"/>
             <wp:docPr id="15" name="Picture 15"/>
@@ -10292,7 +10307,7 @@
       <w:pPr>
         <w:pStyle w:val="Heading2"/>
       </w:pPr>
-      <w:bookmarkStart w:id="29" w:name="_Toc241438345"/>
+      <w:bookmarkStart w:id="29" w:name="_Toc241439660"/>
       <w:r>
         <w:t>What's on the screen</w:t>
       </w:r>
@@ -10374,7 +10389,7 @@
       <w:pPr>
         <w:pStyle w:val="Heading2"/>
       </w:pPr>
-      <w:bookmarkStart w:id="30" w:name="_Toc241438346"/>
+      <w:bookmarkStart w:id="30" w:name="_Toc241439661"/>
       <w:r>
         <w:t>Updating a count</w:t>
       </w:r>
@@ -10451,7 +10466,7 @@
           <w:noProof/>
         </w:rPr>
         <w:drawing>
-          <wp:inline distT="0" distB="0" distL="0" distR="0" wp14:anchorId="0753E5F7" wp14:editId="38A9E9C8">
+          <wp:inline distT="0" distB="0" distL="0" distR="0" wp14:anchorId="55842D01" wp14:editId="4ABF72E7">
             <wp:extent cx="5120640" cy="3440430"/>
             <wp:effectExtent l="0" t="0" r="0" b="0"/>
             <wp:docPr id="16" name="Picture 16"/>
@@ -10505,7 +10520,7 @@
       <w:pPr>
         <w:pStyle w:val="Heading2"/>
       </w:pPr>
-      <w:bookmarkStart w:id="31" w:name="_Toc241438347"/>
+      <w:bookmarkStart w:id="31" w:name="_Toc241439662"/>
       <w:r>
         <w:t>What changes the count automatically</w:t>
       </w:r>
@@ -10909,7 +10924,7 @@
       <w:pPr>
         <w:pStyle w:val="Heading2"/>
       </w:pPr>
-      <w:bookmarkStart w:id="32" w:name="_Toc241438348"/>
+      <w:bookmarkStart w:id="32" w:name="_Toc241439663"/>
       <w:r>
         <w:lastRenderedPageBreak/>
         <w:t>Seeing the history</w:t>
@@ -10925,7 +10940,7 @@
       <w:pPr>
         <w:pStyle w:val="Heading2"/>
       </w:pPr>
-      <w:bookmarkStart w:id="33" w:name="_Toc241438349"/>
+      <w:bookmarkStart w:id="33" w:name="_Toc241439664"/>
       <w:r>
         <w:t>Notes for the inventory sheet</w:t>
       </w:r>
@@ -10974,7 +10989,7 @@
           <w:noProof/>
         </w:rPr>
         <w:drawing>
-          <wp:inline distT="0" distB="0" distL="0" distR="0" wp14:anchorId="697A6835" wp14:editId="17FCAF32">
+          <wp:inline distT="0" distB="0" distL="0" distR="0" wp14:anchorId="2DA7E535" wp14:editId="1D10DB34">
             <wp:extent cx="5120640" cy="3440430"/>
             <wp:effectExtent l="0" t="0" r="0" b="0"/>
             <wp:docPr id="17" name="Picture 17"/>
@@ -11028,7 +11043,7 @@
       <w:pPr>
         <w:pStyle w:val="Heading2"/>
       </w:pPr>
-      <w:bookmarkStart w:id="34" w:name="_Toc241438350"/>
+      <w:bookmarkStart w:id="34" w:name="_Toc241439665"/>
       <w:r>
         <w:t>Start and end counts</w:t>
       </w:r>
@@ -11551,7 +11566,7 @@
           <w:noProof/>
         </w:rPr>
         <w:drawing>
-          <wp:inline distT="0" distB="0" distL="0" distR="0" wp14:anchorId="53D9C0E4" wp14:editId="63C9DFB7">
+          <wp:inline distT="0" distB="0" distL="0" distR="0" wp14:anchorId="2AB60F2B" wp14:editId="25709DB8">
             <wp:extent cx="5486400" cy="3686175"/>
             <wp:effectExtent l="0" t="0" r="0" b="0"/>
             <wp:docPr id="18" name="Picture 18"/>
@@ -11691,7 +11706,7 @@
         <w:pStyle w:val="Heading1"/>
         <w:pageBreakBefore/>
       </w:pPr>
-      <w:bookmarkStart w:id="35" w:name="_Toc241438351"/>
+      <w:bookmarkStart w:id="35" w:name="_Toc241439666"/>
       <w:r>
         <w:lastRenderedPageBreak/>
         <w:t>Admin: setting up an event</w:t>
@@ -11716,7 +11731,7 @@
       <w:pPr>
         <w:pStyle w:val="Heading2"/>
       </w:pPr>
-      <w:bookmarkStart w:id="36" w:name="_Toc241438352"/>
+      <w:bookmarkStart w:id="36" w:name="_Toc241439667"/>
       <w:r>
         <w:t>Creating or editing an event</w:t>
       </w:r>
@@ -11733,7 +11748,7 @@
           <w:noProof/>
         </w:rPr>
         <w:drawing>
-          <wp:inline distT="0" distB="0" distL="0" distR="0" wp14:anchorId="5298571B" wp14:editId="395288AA">
+          <wp:inline distT="0" distB="0" distL="0" distR="0" wp14:anchorId="6C5F5F0D" wp14:editId="21CE734E">
             <wp:extent cx="5760720" cy="1236154"/>
             <wp:effectExtent l="0" t="0" r="0" b="0"/>
             <wp:docPr id="19" name="Picture 19"/>
@@ -11784,6 +11799,56 @@
       </w:r>
     </w:p>
     <w:p>
+      <w:r>
+        <w:t xml:space="preserve">The list is split in two. </w:t>
+      </w:r>
+      <w:r>
+        <w:rPr>
+          <w:b/>
+        </w:rPr>
+        <w:t>Current &amp; upcoming</w:t>
+      </w:r>
+      <w:r>
+        <w:t xml:space="preserve"> at the top holds the active event (always first) and any events still to come, soonest first. Below the </w:t>
+      </w:r>
+      <w:r>
+        <w:rPr>
+          <w:b/>
+        </w:rPr>
+        <w:t>Past events</w:t>
+      </w:r>
+      <w:r>
+        <w:t xml:space="preserve"> line are the events that are over, most recent first. An event counts as past once its date has gone by and it isn't the active event. Small labels mark each one </w:t>
+      </w:r>
+      <w:r>
+        <w:rPr>
+          <w:b/>
+        </w:rPr>
+        <w:t>Active</w:t>
+      </w:r>
+      <w:r>
+        <w:t xml:space="preserve">, </w:t>
+      </w:r>
+      <w:r>
+        <w:rPr>
+          <w:b/>
+        </w:rPr>
+        <w:t>Upcoming</w:t>
+      </w:r>
+      <w:r>
+        <w:t xml:space="preserve"> or </w:t>
+      </w:r>
+      <w:r>
+        <w:rPr>
+          <w:b/>
+        </w:rPr>
+        <w:t>Past</w:t>
+      </w:r>
+      <w:r>
+        <w:t>.</w:t>
+      </w:r>
+    </w:p>
+    <w:p>
       <w:pPr>
         <w:tabs>
           <w:tab w:val="left" w:pos="504"/>
@@ -12023,7 +12088,7 @@
           <w:noProof/>
         </w:rPr>
         <w:drawing>
-          <wp:inline distT="0" distB="0" distL="0" distR="0" wp14:anchorId="2E51C424" wp14:editId="11DE5F84">
+          <wp:inline distT="0" distB="0" distL="0" distR="0" wp14:anchorId="082A3B4D" wp14:editId="5731A2C8">
             <wp:extent cx="3840480" cy="2580322"/>
             <wp:effectExtent l="0" t="0" r="0" b="0"/>
             <wp:docPr id="20" name="Picture 20"/>
@@ -12144,9 +12209,8 @@
       <w:pPr>
         <w:pStyle w:val="Heading2"/>
       </w:pPr>
-      <w:bookmarkStart w:id="37" w:name="_Toc241438353"/>
-      <w:r>
-        <w:lastRenderedPageBreak/>
+      <w:bookmarkStart w:id="37" w:name="_Toc241439668"/>
+      <w:r>
         <w:t>Event sales sheets</w:t>
       </w:r>
       <w:bookmarkEnd w:id="37"/>
@@ -12203,7 +12267,7 @@
           <w:noProof/>
         </w:rPr>
         <w:drawing>
-          <wp:inline distT="0" distB="0" distL="0" distR="0" wp14:anchorId="1B02F48A" wp14:editId="5B6C24B4">
+          <wp:inline distT="0" distB="0" distL="0" distR="0" wp14:anchorId="263EBA22" wp14:editId="4F777E45">
             <wp:extent cx="4389120" cy="2948940"/>
             <wp:effectExtent l="0" t="0" r="0" b="0"/>
             <wp:docPr id="21" name="Picture 21"/>
@@ -12332,7 +12396,7 @@
         </w:rPr>
         <w:lastRenderedPageBreak/>
         <w:drawing>
-          <wp:inline distT="0" distB="0" distL="0" distR="0" wp14:anchorId="5EC8EDAC" wp14:editId="5D52C8FB">
+          <wp:inline distT="0" distB="0" distL="0" distR="0" wp14:anchorId="363407B1" wp14:editId="0517D6FD">
             <wp:extent cx="4206240" cy="5717858"/>
             <wp:effectExtent l="0" t="0" r="0" b="0"/>
             <wp:docPr id="22" name="Picture 22"/>
@@ -12417,7 +12481,7 @@
         <w:pStyle w:val="Heading1"/>
         <w:pageBreakBefore/>
       </w:pPr>
-      <w:bookmarkStart w:id="38" w:name="_Toc241438354"/>
+      <w:bookmarkStart w:id="38" w:name="_Toc241439669"/>
       <w:r>
         <w:lastRenderedPageBreak/>
         <w:t>Admin: managing the catalog</w:t>
@@ -12458,7 +12522,7 @@
           <w:noProof/>
         </w:rPr>
         <w:drawing>
-          <wp:inline distT="0" distB="0" distL="0" distR="0" wp14:anchorId="4BF53BCB" wp14:editId="1A03C931">
+          <wp:inline distT="0" distB="0" distL="0" distR="0" wp14:anchorId="7E9F5889" wp14:editId="42147B8D">
             <wp:extent cx="5760720" cy="3870484"/>
             <wp:effectExtent l="0" t="0" r="0" b="0"/>
             <wp:docPr id="23" name="Picture 23"/>
@@ -12512,7 +12576,7 @@
       <w:pPr>
         <w:pStyle w:val="Heading2"/>
       </w:pPr>
-      <w:bookmarkStart w:id="39" w:name="_Toc241438355"/>
+      <w:bookmarkStart w:id="39" w:name="_Toc241439670"/>
       <w:r>
         <w:lastRenderedPageBreak/>
         <w:t>Adding or editing a product</w:t>
@@ -12530,7 +12594,7 @@
           <w:noProof/>
         </w:rPr>
         <w:drawing>
-          <wp:inline distT="0" distB="0" distL="0" distR="0" wp14:anchorId="1E4A2C9A" wp14:editId="1E9DD495">
+          <wp:inline distT="0" distB="0" distL="0" distR="0" wp14:anchorId="26D4ACC3" wp14:editId="47F474D4">
             <wp:extent cx="5486400" cy="3686175"/>
             <wp:effectExtent l="0" t="0" r="0" b="0"/>
             <wp:docPr id="24" name="Picture 24"/>
@@ -12953,7 +13017,7 @@
         </w:rPr>
         <w:lastRenderedPageBreak/>
         <w:drawing>
-          <wp:inline distT="0" distB="0" distL="0" distR="0" wp14:anchorId="27F11A4B" wp14:editId="678A71A1">
+          <wp:inline distT="0" distB="0" distL="0" distR="0" wp14:anchorId="0832C781" wp14:editId="1F1C5537">
             <wp:extent cx="5120640" cy="2130933"/>
             <wp:effectExtent l="0" t="0" r="0" b="0"/>
             <wp:docPr id="25" name="Picture 25"/>
@@ -13140,7 +13204,7 @@
       <w:pPr>
         <w:pStyle w:val="Heading2"/>
       </w:pPr>
-      <w:bookmarkStart w:id="40" w:name="_Toc241438356"/>
+      <w:bookmarkStart w:id="40" w:name="_Toc241439671"/>
       <w:r>
         <w:t>Delivery and services</w:t>
       </w:r>
@@ -13172,7 +13236,7 @@
         </w:rPr>
         <w:lastRenderedPageBreak/>
         <w:drawing>
-          <wp:inline distT="0" distB="0" distL="0" distR="0" wp14:anchorId="45362B25" wp14:editId="4A21F55F">
+          <wp:inline distT="0" distB="0" distL="0" distR="0" wp14:anchorId="1CFDDF0C" wp14:editId="52628E73">
             <wp:extent cx="5760720" cy="3870484"/>
             <wp:effectExtent l="0" t="0" r="0" b="0"/>
             <wp:docPr id="26" name="Picture 26"/>
@@ -13602,7 +13666,7 @@
         <w:pStyle w:val="Heading1"/>
         <w:pageBreakBefore/>
       </w:pPr>
-      <w:bookmarkStart w:id="41" w:name="_Toc241438357"/>
+      <w:bookmarkStart w:id="41" w:name="_Toc241439672"/>
       <w:r>
         <w:lastRenderedPageBreak/>
         <w:t>Admin: managing the crew</w:t>
@@ -13634,7 +13698,7 @@
           <w:noProof/>
         </w:rPr>
         <w:drawing>
-          <wp:inline distT="0" distB="0" distL="0" distR="0" wp14:anchorId="13CF0991" wp14:editId="08AEC12B">
+          <wp:inline distT="0" distB="0" distL="0" distR="0" wp14:anchorId="29FFA95F" wp14:editId="501161F3">
             <wp:extent cx="5760720" cy="1740218"/>
             <wp:effectExtent l="0" t="0" r="0" b="0"/>
             <wp:docPr id="27" name="Picture 27"/>
@@ -13906,7 +13970,7 @@
           <w:noProof/>
         </w:rPr>
         <w:drawing>
-          <wp:inline distT="0" distB="0" distL="0" distR="0" wp14:anchorId="333538A8" wp14:editId="1BCB5B0D">
+          <wp:inline distT="0" distB="0" distL="0" distR="0" wp14:anchorId="45E78935" wp14:editId="5E879F9A">
             <wp:extent cx="4023360" cy="2703195"/>
             <wp:effectExtent l="0" t="0" r="0" b="0"/>
             <wp:docPr id="28" name="Picture 28"/>
@@ -13971,7 +14035,7 @@
         <w:pStyle w:val="Heading1"/>
         <w:pageBreakBefore/>
       </w:pPr>
-      <w:bookmarkStart w:id="42" w:name="_Toc241438358"/>
+      <w:bookmarkStart w:id="42" w:name="_Toc241439673"/>
       <w:r>
         <w:lastRenderedPageBreak/>
         <w:t>Owner: permanent deletes</w:t>
@@ -14012,7 +14076,7 @@
           <w:noProof/>
         </w:rPr>
         <w:drawing>
-          <wp:inline distT="0" distB="0" distL="0" distR="0" wp14:anchorId="6370C947" wp14:editId="78E69489">
+          <wp:inline distT="0" distB="0" distL="0" distR="0" wp14:anchorId="1402BFA0" wp14:editId="487E0716">
             <wp:extent cx="4754880" cy="3312709"/>
             <wp:effectExtent l="0" t="0" r="0" b="0"/>
             <wp:docPr id="29" name="Picture 29"/>
@@ -14676,7 +14740,7 @@
         <w:pStyle w:val="Heading1"/>
         <w:pageBreakBefore/>
       </w:pPr>
-      <w:bookmarkStart w:id="43" w:name="_Toc241438359"/>
+      <w:bookmarkStart w:id="43" w:name="_Toc241439674"/>
       <w:r>
         <w:lastRenderedPageBreak/>
         <w:t>Tips and troubleshooting</w:t>
@@ -15006,7 +15070,7 @@
         <w:pStyle w:val="Heading1"/>
         <w:pageBreakBefore/>
       </w:pPr>
-      <w:bookmarkStart w:id="44" w:name="_Toc241438360"/>
+      <w:bookmarkStart w:id="44" w:name="_Toc241439675"/>
       <w:r>
         <w:lastRenderedPageBreak/>
         <w:t>Quick reference</w:t>
@@ -15017,7 +15081,7 @@
       <w:pPr>
         <w:pStyle w:val="Heading2"/>
       </w:pPr>
-      <w:bookmarkStart w:id="45" w:name="_Toc241438361"/>
+      <w:bookmarkStart w:id="45" w:name="_Toc241439676"/>
       <w:r>
         <w:t>Sales rep checklist</w:t>
       </w:r>
@@ -15161,7 +15225,7 @@
       <w:pPr>
         <w:pStyle w:val="Heading2"/>
       </w:pPr>
-      <w:bookmarkStart w:id="46" w:name="_Toc241438362"/>
+      <w:bookmarkStart w:id="46" w:name="_Toc241439677"/>
       <w:r>
         <w:t>Checkout checklist</w:t>
       </w:r>
@@ -15331,7 +15395,7 @@
       <w:pPr>
         <w:pStyle w:val="Heading2"/>
       </w:pPr>
-      <w:bookmarkStart w:id="47" w:name="_Toc241438363"/>
+      <w:bookmarkStart w:id="47" w:name="_Toc241439678"/>
       <w:r>
         <w:t>Inventory counts</w:t>
       </w:r>
@@ -15535,7 +15599,7 @@
       <w:pPr>
         <w:pStyle w:val="Heading2"/>
       </w:pPr>
-      <w:bookmarkStart w:id="48" w:name="_Toc241438364"/>
+      <w:bookmarkStart w:id="48" w:name="_Toc241439679"/>
       <w:r>
         <w:t>Order status at a glance</w:t>
       </w:r>
@@ -16155,31 +16219,31 @@
       </w:rPr>
     </w:lvl>
   </w:abstractNum>
-  <w:num w:numId="1" w16cid:durableId="1208488079">
+  <w:num w:numId="1" w16cid:durableId="1912159709">
     <w:abstractNumId w:val="8"/>
   </w:num>
-  <w:num w:numId="2" w16cid:durableId="841041823">
+  <w:num w:numId="2" w16cid:durableId="2085642830">
     <w:abstractNumId w:val="6"/>
   </w:num>
-  <w:num w:numId="3" w16cid:durableId="779835076">
+  <w:num w:numId="3" w16cid:durableId="688795761">
     <w:abstractNumId w:val="5"/>
   </w:num>
-  <w:num w:numId="4" w16cid:durableId="2099859793">
+  <w:num w:numId="4" w16cid:durableId="258637035">
     <w:abstractNumId w:val="4"/>
   </w:num>
-  <w:num w:numId="5" w16cid:durableId="241526603">
+  <w:num w:numId="5" w16cid:durableId="1950039853">
     <w:abstractNumId w:val="7"/>
   </w:num>
-  <w:num w:numId="6" w16cid:durableId="2103447124">
+  <w:num w:numId="6" w16cid:durableId="315501179">
     <w:abstractNumId w:val="3"/>
   </w:num>
-  <w:num w:numId="7" w16cid:durableId="524753912">
+  <w:num w:numId="7" w16cid:durableId="37247882">
     <w:abstractNumId w:val="2"/>
   </w:num>
-  <w:num w:numId="8" w16cid:durableId="777413378">
+  <w:num w:numId="8" w16cid:durableId="791090582">
     <w:abstractNumId w:val="1"/>
   </w:num>
-  <w:num w:numId="9" w16cid:durableId="692539975">
+  <w:num w:numId="9" w16cid:durableId="517696760">
     <w:abstractNumId w:val="0"/>
   </w:num>
 </w:numbering>
@@ -27571,7 +27635,7 @@
     <w:autoRedefine/>
     <w:uiPriority w:val="39"/>
     <w:unhideWhenUsed/>
-    <w:rsid w:val="00092FAE"/>
+    <w:rsid w:val="003914C0"/>
     <w:pPr>
       <w:spacing w:after="100"/>
     </w:pPr>
@@ -27583,7 +27647,7 @@
     <w:autoRedefine/>
     <w:uiPriority w:val="39"/>
     <w:unhideWhenUsed/>
-    <w:rsid w:val="00092FAE"/>
+    <w:rsid w:val="003914C0"/>
     <w:pPr>
       <w:spacing w:after="100"/>
       <w:ind w:left="220"/>
@@ -27594,7 +27658,7 @@
     <w:basedOn w:val="DefaultParagraphFont"/>
     <w:uiPriority w:val="99"/>
     <w:unhideWhenUsed/>
-    <w:rsid w:val="00092FAE"/>
+    <w:rsid w:val="003914C0"/>
     <w:rPr>
       <w:color w:val="0000FF" w:themeColor="hyperlink"/>
       <w:u w:val="single"/>

--- a/Documents/CFS Sales App User Guide.docx
+++ b/Documents/CFS Sales App User Guide.docx
@@ -345,7 +345,7 @@
       <w:r>
         <w:fldChar w:fldCharType="separate"/>
       </w:r>
-      <w:hyperlink w:anchor="_Toc241439631" w:history="1">
+      <w:hyperlink w:anchor="_Toc241605988" w:history="1">
         <w:r>
           <w:rPr>
             <w:rStyle w:val="Hyperlink"/>
@@ -372,7 +372,7 @@
             <w:noProof/>
             <w:webHidden/>
           </w:rPr>
-          <w:instrText xml:space="preserve"> PAGEREF _Toc241439631 \h </w:instrText>
+          <w:instrText xml:space="preserve"> PAGEREF _Toc241605988 \h </w:instrText>
         </w:r>
         <w:r>
           <w:rPr>
@@ -413,7 +413,7 @@
           <w:noProof/>
         </w:rPr>
       </w:pPr>
-      <w:hyperlink w:anchor="_Toc241439632" w:history="1">
+      <w:hyperlink w:anchor="_Toc241605989" w:history="1">
         <w:r>
           <w:rPr>
             <w:rStyle w:val="Hyperlink"/>
@@ -440,7 +440,7 @@
             <w:noProof/>
             <w:webHidden/>
           </w:rPr>
-          <w:instrText xml:space="preserve"> PAGEREF _Toc241439632 \h </w:instrText>
+          <w:instrText xml:space="preserve"> PAGEREF _Toc241605989 \h </w:instrText>
         </w:r>
         <w:r>
           <w:rPr>
@@ -481,7 +481,7 @@
           <w:noProof/>
         </w:rPr>
       </w:pPr>
-      <w:hyperlink w:anchor="_Toc241439633" w:history="1">
+      <w:hyperlink w:anchor="_Toc241605990" w:history="1">
         <w:r>
           <w:rPr>
             <w:rStyle w:val="Hyperlink"/>
@@ -508,7 +508,7 @@
             <w:noProof/>
             <w:webHidden/>
           </w:rPr>
-          <w:instrText xml:space="preserve"> PAGEREF _Toc241439633 \h </w:instrText>
+          <w:instrText xml:space="preserve"> PAGEREF _Toc241605990 \h </w:instrText>
         </w:r>
         <w:r>
           <w:rPr>
@@ -549,7 +549,7 @@
           <w:noProof/>
         </w:rPr>
       </w:pPr>
-      <w:hyperlink w:anchor="_Toc241439634" w:history="1">
+      <w:hyperlink w:anchor="_Toc241605991" w:history="1">
         <w:r>
           <w:rPr>
             <w:rStyle w:val="Hyperlink"/>
@@ -576,7 +576,7 @@
             <w:noProof/>
             <w:webHidden/>
           </w:rPr>
-          <w:instrText xml:space="preserve"> PAGEREF _Toc241439634 \h </w:instrText>
+          <w:instrText xml:space="preserve"> PAGEREF _Toc241605991 \h </w:instrText>
         </w:r>
         <w:r>
           <w:rPr>
@@ -617,7 +617,7 @@
           <w:noProof/>
         </w:rPr>
       </w:pPr>
-      <w:hyperlink w:anchor="_Toc241439635" w:history="1">
+      <w:hyperlink w:anchor="_Toc241605992" w:history="1">
         <w:r>
           <w:rPr>
             <w:rStyle w:val="Hyperlink"/>
@@ -644,7 +644,7 @@
             <w:noProof/>
             <w:webHidden/>
           </w:rPr>
-          <w:instrText xml:space="preserve"> PAGEREF _Toc241439635 \h </w:instrText>
+          <w:instrText xml:space="preserve"> PAGEREF _Toc241605992 \h </w:instrText>
         </w:r>
         <w:r>
           <w:rPr>
@@ -685,7 +685,7 @@
           <w:noProof/>
         </w:rPr>
       </w:pPr>
-      <w:hyperlink w:anchor="_Toc241439636" w:history="1">
+      <w:hyperlink w:anchor="_Toc241605993" w:history="1">
         <w:r>
           <w:rPr>
             <w:rStyle w:val="Hyperlink"/>
@@ -712,7 +712,7 @@
             <w:noProof/>
             <w:webHidden/>
           </w:rPr>
-          <w:instrText xml:space="preserve"> PAGEREF _Toc241439636 \h </w:instrText>
+          <w:instrText xml:space="preserve"> PAGEREF _Toc241605993 \h </w:instrText>
         </w:r>
         <w:r>
           <w:rPr>
@@ -753,7 +753,7 @@
           <w:noProof/>
         </w:rPr>
       </w:pPr>
-      <w:hyperlink w:anchor="_Toc241439637" w:history="1">
+      <w:hyperlink w:anchor="_Toc241605994" w:history="1">
         <w:r>
           <w:rPr>
             <w:rStyle w:val="Hyperlink"/>
@@ -780,7 +780,7 @@
             <w:noProof/>
             <w:webHidden/>
           </w:rPr>
-          <w:instrText xml:space="preserve"> PAGEREF _Toc241439637 \h </w:instrText>
+          <w:instrText xml:space="preserve"> PAGEREF _Toc241605994 \h </w:instrText>
         </w:r>
         <w:r>
           <w:rPr>
@@ -821,7 +821,7 @@
           <w:noProof/>
         </w:rPr>
       </w:pPr>
-      <w:hyperlink w:anchor="_Toc241439638" w:history="1">
+      <w:hyperlink w:anchor="_Toc241605995" w:history="1">
         <w:r>
           <w:rPr>
             <w:rStyle w:val="Hyperlink"/>
@@ -848,7 +848,7 @@
             <w:noProof/>
             <w:webHidden/>
           </w:rPr>
-          <w:instrText xml:space="preserve"> PAGEREF _Toc241439638 \h </w:instrText>
+          <w:instrText xml:space="preserve"> PAGEREF _Toc241605995 \h </w:instrText>
         </w:r>
         <w:r>
           <w:rPr>
@@ -889,7 +889,7 @@
           <w:noProof/>
         </w:rPr>
       </w:pPr>
-      <w:hyperlink w:anchor="_Toc241439639" w:history="1">
+      <w:hyperlink w:anchor="_Toc241605996" w:history="1">
         <w:r>
           <w:rPr>
             <w:rStyle w:val="Hyperlink"/>
@@ -916,7 +916,7 @@
             <w:noProof/>
             <w:webHidden/>
           </w:rPr>
-          <w:instrText xml:space="preserve"> PAGEREF _Toc241439639 \h </w:instrText>
+          <w:instrText xml:space="preserve"> PAGEREF _Toc241605996 \h </w:instrText>
         </w:r>
         <w:r>
           <w:rPr>
@@ -957,7 +957,7 @@
           <w:noProof/>
         </w:rPr>
       </w:pPr>
-      <w:hyperlink w:anchor="_Toc241439640" w:history="1">
+      <w:hyperlink w:anchor="_Toc241605997" w:history="1">
         <w:r>
           <w:rPr>
             <w:rStyle w:val="Hyperlink"/>
@@ -984,7 +984,7 @@
             <w:noProof/>
             <w:webHidden/>
           </w:rPr>
-          <w:instrText xml:space="preserve"> PAGEREF _Toc241439640 \h </w:instrText>
+          <w:instrText xml:space="preserve"> PAGEREF _Toc241605997 \h </w:instrText>
         </w:r>
         <w:r>
           <w:rPr>
@@ -1025,7 +1025,7 @@
           <w:noProof/>
         </w:rPr>
       </w:pPr>
-      <w:hyperlink w:anchor="_Toc241439641" w:history="1">
+      <w:hyperlink w:anchor="_Toc241605998" w:history="1">
         <w:r>
           <w:rPr>
             <w:rStyle w:val="Hyperlink"/>
@@ -1052,7 +1052,7 @@
             <w:noProof/>
             <w:webHidden/>
           </w:rPr>
-          <w:instrText xml:space="preserve"> PAGEREF _Toc241439641 \h </w:instrText>
+          <w:instrText xml:space="preserve"> PAGEREF _Toc241605998 \h </w:instrText>
         </w:r>
         <w:r>
           <w:rPr>
@@ -1093,7 +1093,7 @@
           <w:noProof/>
         </w:rPr>
       </w:pPr>
-      <w:hyperlink w:anchor="_Toc241439642" w:history="1">
+      <w:hyperlink w:anchor="_Toc241605999" w:history="1">
         <w:r>
           <w:rPr>
             <w:rStyle w:val="Hyperlink"/>
@@ -1120,7 +1120,7 @@
             <w:noProof/>
             <w:webHidden/>
           </w:rPr>
-          <w:instrText xml:space="preserve"> PAGEREF _Toc241439642 \h </w:instrText>
+          <w:instrText xml:space="preserve"> PAGEREF _Toc241605999 \h </w:instrText>
         </w:r>
         <w:r>
           <w:rPr>
@@ -1161,7 +1161,7 @@
           <w:noProof/>
         </w:rPr>
       </w:pPr>
-      <w:hyperlink w:anchor="_Toc241439643" w:history="1">
+      <w:hyperlink w:anchor="_Toc241606000" w:history="1">
         <w:r>
           <w:rPr>
             <w:rStyle w:val="Hyperlink"/>
@@ -1188,7 +1188,7 @@
             <w:noProof/>
             <w:webHidden/>
           </w:rPr>
-          <w:instrText xml:space="preserve"> PAGEREF _Toc241439643 \h </w:instrText>
+          <w:instrText xml:space="preserve"> PAGEREF _Toc241606000 \h </w:instrText>
         </w:r>
         <w:r>
           <w:rPr>
@@ -1229,7 +1229,7 @@
           <w:noProof/>
         </w:rPr>
       </w:pPr>
-      <w:hyperlink w:anchor="_Toc241439644" w:history="1">
+      <w:hyperlink w:anchor="_Toc241606001" w:history="1">
         <w:r>
           <w:rPr>
             <w:rStyle w:val="Hyperlink"/>
@@ -1256,7 +1256,7 @@
             <w:noProof/>
             <w:webHidden/>
           </w:rPr>
-          <w:instrText xml:space="preserve"> PAGEREF _Toc241439644 \h </w:instrText>
+          <w:instrText xml:space="preserve"> PAGEREF _Toc241606001 \h </w:instrText>
         </w:r>
         <w:r>
           <w:rPr>
@@ -1297,7 +1297,7 @@
           <w:noProof/>
         </w:rPr>
       </w:pPr>
-      <w:hyperlink w:anchor="_Toc241439645" w:history="1">
+      <w:hyperlink w:anchor="_Toc241606002" w:history="1">
         <w:r>
           <w:rPr>
             <w:rStyle w:val="Hyperlink"/>
@@ -1324,7 +1324,7 @@
             <w:noProof/>
             <w:webHidden/>
           </w:rPr>
-          <w:instrText xml:space="preserve"> PAGEREF _Toc241439645 \h </w:instrText>
+          <w:instrText xml:space="preserve"> PAGEREF _Toc241606002 \h </w:instrText>
         </w:r>
         <w:r>
           <w:rPr>
@@ -1365,7 +1365,7 @@
           <w:noProof/>
         </w:rPr>
       </w:pPr>
-      <w:hyperlink w:anchor="_Toc241439646" w:history="1">
+      <w:hyperlink w:anchor="_Toc241606003" w:history="1">
         <w:r>
           <w:rPr>
             <w:rStyle w:val="Hyperlink"/>
@@ -1392,7 +1392,7 @@
             <w:noProof/>
             <w:webHidden/>
           </w:rPr>
-          <w:instrText xml:space="preserve"> PAGEREF _Toc241439646 \h </w:instrText>
+          <w:instrText xml:space="preserve"> PAGEREF _Toc241606003 \h </w:instrText>
         </w:r>
         <w:r>
           <w:rPr>
@@ -1433,7 +1433,7 @@
           <w:noProof/>
         </w:rPr>
       </w:pPr>
-      <w:hyperlink w:anchor="_Toc241439647" w:history="1">
+      <w:hyperlink w:anchor="_Toc241606004" w:history="1">
         <w:r>
           <w:rPr>
             <w:rStyle w:val="Hyperlink"/>
@@ -1460,7 +1460,7 @@
             <w:noProof/>
             <w:webHidden/>
           </w:rPr>
-          <w:instrText xml:space="preserve"> PAGEREF _Toc241439647 \h </w:instrText>
+          <w:instrText xml:space="preserve"> PAGEREF _Toc241606004 \h </w:instrText>
         </w:r>
         <w:r>
           <w:rPr>
@@ -1501,7 +1501,7 @@
           <w:noProof/>
         </w:rPr>
       </w:pPr>
-      <w:hyperlink w:anchor="_Toc241439648" w:history="1">
+      <w:hyperlink w:anchor="_Toc241606005" w:history="1">
         <w:r>
           <w:rPr>
             <w:rStyle w:val="Hyperlink"/>
@@ -1528,7 +1528,7 @@
             <w:noProof/>
             <w:webHidden/>
           </w:rPr>
-          <w:instrText xml:space="preserve"> PAGEREF _Toc241439648 \h </w:instrText>
+          <w:instrText xml:space="preserve"> PAGEREF _Toc241606005 \h </w:instrText>
         </w:r>
         <w:r>
           <w:rPr>
@@ -1569,7 +1569,7 @@
           <w:noProof/>
         </w:rPr>
       </w:pPr>
-      <w:hyperlink w:anchor="_Toc241439649" w:history="1">
+      <w:hyperlink w:anchor="_Toc241606006" w:history="1">
         <w:r>
           <w:rPr>
             <w:rStyle w:val="Hyperlink"/>
@@ -1596,7 +1596,7 @@
             <w:noProof/>
             <w:webHidden/>
           </w:rPr>
-          <w:instrText xml:space="preserve"> PAGEREF _Toc241439649 \h </w:instrText>
+          <w:instrText xml:space="preserve"> PAGEREF _Toc241606006 \h </w:instrText>
         </w:r>
         <w:r>
           <w:rPr>
@@ -1637,7 +1637,7 @@
           <w:noProof/>
         </w:rPr>
       </w:pPr>
-      <w:hyperlink w:anchor="_Toc241439650" w:history="1">
+      <w:hyperlink w:anchor="_Toc241606007" w:history="1">
         <w:r>
           <w:rPr>
             <w:rStyle w:val="Hyperlink"/>
@@ -1664,7 +1664,7 @@
             <w:noProof/>
             <w:webHidden/>
           </w:rPr>
-          <w:instrText xml:space="preserve"> PAGEREF _Toc241439650 \h </w:instrText>
+          <w:instrText xml:space="preserve"> PAGEREF _Toc241606007 \h </w:instrText>
         </w:r>
         <w:r>
           <w:rPr>
@@ -1705,7 +1705,7 @@
           <w:noProof/>
         </w:rPr>
       </w:pPr>
-      <w:hyperlink w:anchor="_Toc241439651" w:history="1">
+      <w:hyperlink w:anchor="_Toc241606008" w:history="1">
         <w:r>
           <w:rPr>
             <w:rStyle w:val="Hyperlink"/>
@@ -1732,7 +1732,7 @@
             <w:noProof/>
             <w:webHidden/>
           </w:rPr>
-          <w:instrText xml:space="preserve"> PAGEREF _Toc241439651 \h </w:instrText>
+          <w:instrText xml:space="preserve"> PAGEREF _Toc241606008 \h </w:instrText>
         </w:r>
         <w:r>
           <w:rPr>
@@ -1773,7 +1773,7 @@
           <w:noProof/>
         </w:rPr>
       </w:pPr>
-      <w:hyperlink w:anchor="_Toc241439652" w:history="1">
+      <w:hyperlink w:anchor="_Toc241606009" w:history="1">
         <w:r>
           <w:rPr>
             <w:rStyle w:val="Hyperlink"/>
@@ -1800,7 +1800,7 @@
             <w:noProof/>
             <w:webHidden/>
           </w:rPr>
-          <w:instrText xml:space="preserve"> PAGEREF _Toc241439652 \h </w:instrText>
+          <w:instrText xml:space="preserve"> PAGEREF _Toc241606009 \h </w:instrText>
         </w:r>
         <w:r>
           <w:rPr>
@@ -1841,7 +1841,7 @@
           <w:noProof/>
         </w:rPr>
       </w:pPr>
-      <w:hyperlink w:anchor="_Toc241439653" w:history="1">
+      <w:hyperlink w:anchor="_Toc241606010" w:history="1">
         <w:r>
           <w:rPr>
             <w:rStyle w:val="Hyperlink"/>
@@ -1868,7 +1868,7 @@
             <w:noProof/>
             <w:webHidden/>
           </w:rPr>
-          <w:instrText xml:space="preserve"> PAGEREF _Toc241439653 \h </w:instrText>
+          <w:instrText xml:space="preserve"> PAGEREF _Toc241606010 \h </w:instrText>
         </w:r>
         <w:r>
           <w:rPr>
@@ -1909,7 +1909,7 @@
           <w:noProof/>
         </w:rPr>
       </w:pPr>
-      <w:hyperlink w:anchor="_Toc241439654" w:history="1">
+      <w:hyperlink w:anchor="_Toc241606011" w:history="1">
         <w:r>
           <w:rPr>
             <w:rStyle w:val="Hyperlink"/>
@@ -1936,7 +1936,7 @@
             <w:noProof/>
             <w:webHidden/>
           </w:rPr>
-          <w:instrText xml:space="preserve"> PAGEREF _Toc241439654 \h </w:instrText>
+          <w:instrText xml:space="preserve"> PAGEREF _Toc241606011 \h </w:instrText>
         </w:r>
         <w:r>
           <w:rPr>
@@ -1977,7 +1977,7 @@
           <w:noProof/>
         </w:rPr>
       </w:pPr>
-      <w:hyperlink w:anchor="_Toc241439655" w:history="1">
+      <w:hyperlink w:anchor="_Toc241606012" w:history="1">
         <w:r>
           <w:rPr>
             <w:rStyle w:val="Hyperlink"/>
@@ -2004,7 +2004,7 @@
             <w:noProof/>
             <w:webHidden/>
           </w:rPr>
-          <w:instrText xml:space="preserve"> PAGEREF _Toc241439655 \h </w:instrText>
+          <w:instrText xml:space="preserve"> PAGEREF _Toc241606012 \h </w:instrText>
         </w:r>
         <w:r>
           <w:rPr>
@@ -2045,7 +2045,7 @@
           <w:noProof/>
         </w:rPr>
       </w:pPr>
-      <w:hyperlink w:anchor="_Toc241439656" w:history="1">
+      <w:hyperlink w:anchor="_Toc241606013" w:history="1">
         <w:r>
           <w:rPr>
             <w:rStyle w:val="Hyperlink"/>
@@ -2072,7 +2072,7 @@
             <w:noProof/>
             <w:webHidden/>
           </w:rPr>
-          <w:instrText xml:space="preserve"> PAGEREF _Toc241439656 \h </w:instrText>
+          <w:instrText xml:space="preserve"> PAGEREF _Toc241606013 \h </w:instrText>
         </w:r>
         <w:r>
           <w:rPr>
@@ -2113,7 +2113,7 @@
           <w:noProof/>
         </w:rPr>
       </w:pPr>
-      <w:hyperlink w:anchor="_Toc241439657" w:history="1">
+      <w:hyperlink w:anchor="_Toc241606014" w:history="1">
         <w:r>
           <w:rPr>
             <w:rStyle w:val="Hyperlink"/>
@@ -2140,7 +2140,7 @@
             <w:noProof/>
             <w:webHidden/>
           </w:rPr>
-          <w:instrText xml:space="preserve"> PAGEREF _Toc241439657 \h </w:instrText>
+          <w:instrText xml:space="preserve"> PAGEREF _Toc241606014 \h </w:instrText>
         </w:r>
         <w:r>
           <w:rPr>
@@ -2181,7 +2181,7 @@
           <w:noProof/>
         </w:rPr>
       </w:pPr>
-      <w:hyperlink w:anchor="_Toc241439658" w:history="1">
+      <w:hyperlink w:anchor="_Toc241606015" w:history="1">
         <w:r>
           <w:rPr>
             <w:rStyle w:val="Hyperlink"/>
@@ -2208,7 +2208,7 @@
             <w:noProof/>
             <w:webHidden/>
           </w:rPr>
-          <w:instrText xml:space="preserve"> PAGEREF _Toc241439658 \h </w:instrText>
+          <w:instrText xml:space="preserve"> PAGEREF _Toc241606015 \h </w:instrText>
         </w:r>
         <w:r>
           <w:rPr>
@@ -2249,7 +2249,7 @@
           <w:noProof/>
         </w:rPr>
       </w:pPr>
-      <w:hyperlink w:anchor="_Toc241439659" w:history="1">
+      <w:hyperlink w:anchor="_Toc241606016" w:history="1">
         <w:r>
           <w:rPr>
             <w:rStyle w:val="Hyperlink"/>
@@ -2276,7 +2276,7 @@
             <w:noProof/>
             <w:webHidden/>
           </w:rPr>
-          <w:instrText xml:space="preserve"> PAGEREF _Toc241439659 \h </w:instrText>
+          <w:instrText xml:space="preserve"> PAGEREF _Toc241606016 \h </w:instrText>
         </w:r>
         <w:r>
           <w:rPr>
@@ -2317,7 +2317,7 @@
           <w:noProof/>
         </w:rPr>
       </w:pPr>
-      <w:hyperlink w:anchor="_Toc241439660" w:history="1">
+      <w:hyperlink w:anchor="_Toc241606017" w:history="1">
         <w:r>
           <w:rPr>
             <w:rStyle w:val="Hyperlink"/>
@@ -2344,7 +2344,7 @@
             <w:noProof/>
             <w:webHidden/>
           </w:rPr>
-          <w:instrText xml:space="preserve"> PAGEREF _Toc241439660 \h </w:instrText>
+          <w:instrText xml:space="preserve"> PAGEREF _Toc241606017 \h </w:instrText>
         </w:r>
         <w:r>
           <w:rPr>
@@ -2385,7 +2385,7 @@
           <w:noProof/>
         </w:rPr>
       </w:pPr>
-      <w:hyperlink w:anchor="_Toc241439661" w:history="1">
+      <w:hyperlink w:anchor="_Toc241606018" w:history="1">
         <w:r>
           <w:rPr>
             <w:rStyle w:val="Hyperlink"/>
@@ -2412,7 +2412,7 @@
             <w:noProof/>
             <w:webHidden/>
           </w:rPr>
-          <w:instrText xml:space="preserve"> PAGEREF _Toc241439661 \h </w:instrText>
+          <w:instrText xml:space="preserve"> PAGEREF _Toc241606018 \h </w:instrText>
         </w:r>
         <w:r>
           <w:rPr>
@@ -2453,7 +2453,7 @@
           <w:noProof/>
         </w:rPr>
       </w:pPr>
-      <w:hyperlink w:anchor="_Toc241439662" w:history="1">
+      <w:hyperlink w:anchor="_Toc241606019" w:history="1">
         <w:r>
           <w:rPr>
             <w:rStyle w:val="Hyperlink"/>
@@ -2480,7 +2480,7 @@
             <w:noProof/>
             <w:webHidden/>
           </w:rPr>
-          <w:instrText xml:space="preserve"> PAGEREF _Toc241439662 \h </w:instrText>
+          <w:instrText xml:space="preserve"> PAGEREF _Toc241606019 \h </w:instrText>
         </w:r>
         <w:r>
           <w:rPr>
@@ -2521,7 +2521,7 @@
           <w:noProof/>
         </w:rPr>
       </w:pPr>
-      <w:hyperlink w:anchor="_Toc241439663" w:history="1">
+      <w:hyperlink w:anchor="_Toc241606020" w:history="1">
         <w:r>
           <w:rPr>
             <w:rStyle w:val="Hyperlink"/>
@@ -2548,7 +2548,7 @@
             <w:noProof/>
             <w:webHidden/>
           </w:rPr>
-          <w:instrText xml:space="preserve"> PAGEREF _Toc241439663 \h </w:instrText>
+          <w:instrText xml:space="preserve"> PAGEREF _Toc241606020 \h </w:instrText>
         </w:r>
         <w:r>
           <w:rPr>
@@ -2589,7 +2589,7 @@
           <w:noProof/>
         </w:rPr>
       </w:pPr>
-      <w:hyperlink w:anchor="_Toc241439664" w:history="1">
+      <w:hyperlink w:anchor="_Toc241606021" w:history="1">
         <w:r>
           <w:rPr>
             <w:rStyle w:val="Hyperlink"/>
@@ -2616,7 +2616,7 @@
             <w:noProof/>
             <w:webHidden/>
           </w:rPr>
-          <w:instrText xml:space="preserve"> PAGEREF _Toc241439664 \h </w:instrText>
+          <w:instrText xml:space="preserve"> PAGEREF _Toc241606021 \h </w:instrText>
         </w:r>
         <w:r>
           <w:rPr>
@@ -2657,7 +2657,7 @@
           <w:noProof/>
         </w:rPr>
       </w:pPr>
-      <w:hyperlink w:anchor="_Toc241439665" w:history="1">
+      <w:hyperlink w:anchor="_Toc241606022" w:history="1">
         <w:r>
           <w:rPr>
             <w:rStyle w:val="Hyperlink"/>
@@ -2684,7 +2684,7 @@
             <w:noProof/>
             <w:webHidden/>
           </w:rPr>
-          <w:instrText xml:space="preserve"> PAGEREF _Toc241439665 \h </w:instrText>
+          <w:instrText xml:space="preserve"> PAGEREF _Toc241606022 \h </w:instrText>
         </w:r>
         <w:r>
           <w:rPr>
@@ -2725,7 +2725,7 @@
           <w:noProof/>
         </w:rPr>
       </w:pPr>
-      <w:hyperlink w:anchor="_Toc241439666" w:history="1">
+      <w:hyperlink w:anchor="_Toc241606023" w:history="1">
         <w:r>
           <w:rPr>
             <w:rStyle w:val="Hyperlink"/>
@@ -2752,7 +2752,7 @@
             <w:noProof/>
             <w:webHidden/>
           </w:rPr>
-          <w:instrText xml:space="preserve"> PAGEREF _Toc241439666 \h </w:instrText>
+          <w:instrText xml:space="preserve"> PAGEREF _Toc241606023 \h </w:instrText>
         </w:r>
         <w:r>
           <w:rPr>
@@ -2793,7 +2793,7 @@
           <w:noProof/>
         </w:rPr>
       </w:pPr>
-      <w:hyperlink w:anchor="_Toc241439667" w:history="1">
+      <w:hyperlink w:anchor="_Toc241606024" w:history="1">
         <w:r>
           <w:rPr>
             <w:rStyle w:val="Hyperlink"/>
@@ -2820,7 +2820,7 @@
             <w:noProof/>
             <w:webHidden/>
           </w:rPr>
-          <w:instrText xml:space="preserve"> PAGEREF _Toc241439667 \h </w:instrText>
+          <w:instrText xml:space="preserve"> PAGEREF _Toc241606024 \h </w:instrText>
         </w:r>
         <w:r>
           <w:rPr>
@@ -2861,12 +2861,80 @@
           <w:noProof/>
         </w:rPr>
       </w:pPr>
-      <w:hyperlink w:anchor="_Toc241439668" w:history="1">
+      <w:hyperlink w:anchor="_Toc241606025" w:history="1">
         <w:r>
           <w:rPr>
             <w:rStyle w:val="Hyperlink"/>
             <w:noProof/>
           </w:rPr>
+          <w:t>Closing out an event</w:t>
+        </w:r>
+        <w:r>
+          <w:rPr>
+            <w:noProof/>
+            <w:webHidden/>
+          </w:rPr>
+          <w:tab/>
+        </w:r>
+        <w:r>
+          <w:rPr>
+            <w:noProof/>
+            <w:webHidden/>
+          </w:rPr>
+          <w:fldChar w:fldCharType="begin"/>
+        </w:r>
+        <w:r>
+          <w:rPr>
+            <w:noProof/>
+            <w:webHidden/>
+          </w:rPr>
+          <w:instrText xml:space="preserve"> PAGEREF _Toc241606025 \h </w:instrText>
+        </w:r>
+        <w:r>
+          <w:rPr>
+            <w:noProof/>
+            <w:webHidden/>
+          </w:rPr>
+        </w:r>
+        <w:r>
+          <w:rPr>
+            <w:noProof/>
+            <w:webHidden/>
+          </w:rPr>
+          <w:fldChar w:fldCharType="separate"/>
+        </w:r>
+        <w:r>
+          <w:rPr>
+            <w:noProof/>
+            <w:webHidden/>
+          </w:rPr>
+          <w:t>29</w:t>
+        </w:r>
+        <w:r>
+          <w:rPr>
+            <w:noProof/>
+            <w:webHidden/>
+          </w:rPr>
+          <w:fldChar w:fldCharType="end"/>
+        </w:r>
+      </w:hyperlink>
+    </w:p>
+    <w:p>
+      <w:pPr>
+        <w:pStyle w:val="TOC2"/>
+        <w:tabs>
+          <w:tab w:val="right" w:leader="dot" w:pos="9350"/>
+        </w:tabs>
+        <w:rPr>
+          <w:noProof/>
+        </w:rPr>
+      </w:pPr>
+      <w:hyperlink w:anchor="_Toc241606026" w:history="1">
+        <w:r>
+          <w:rPr>
+            <w:rStyle w:val="Hyperlink"/>
+            <w:noProof/>
+          </w:rPr>
           <w:t>Event sales sheets</w:t>
         </w:r>
         <w:r>
@@ -2888,7 +2956,7 @@
             <w:noProof/>
             <w:webHidden/>
           </w:rPr>
-          <w:instrText xml:space="preserve"> PAGEREF _Toc241439668 \h </w:instrText>
+          <w:instrText xml:space="preserve"> PAGEREF _Toc241606026 \h </w:instrText>
         </w:r>
         <w:r>
           <w:rPr>
@@ -2929,7 +2997,7 @@
           <w:noProof/>
         </w:rPr>
       </w:pPr>
-      <w:hyperlink w:anchor="_Toc241439669" w:history="1">
+      <w:hyperlink w:anchor="_Toc241606027" w:history="1">
         <w:r>
           <w:rPr>
             <w:rStyle w:val="Hyperlink"/>
@@ -2956,7 +3024,7 @@
             <w:noProof/>
             <w:webHidden/>
           </w:rPr>
-          <w:instrText xml:space="preserve"> PAGEREF _Toc241439669 \h </w:instrText>
+          <w:instrText xml:space="preserve"> PAGEREF _Toc241606027 \h </w:instrText>
         </w:r>
         <w:r>
           <w:rPr>
@@ -2997,7 +3065,7 @@
           <w:noProof/>
         </w:rPr>
       </w:pPr>
-      <w:hyperlink w:anchor="_Toc241439670" w:history="1">
+      <w:hyperlink w:anchor="_Toc241606028" w:history="1">
         <w:r>
           <w:rPr>
             <w:rStyle w:val="Hyperlink"/>
@@ -3024,7 +3092,7 @@
             <w:noProof/>
             <w:webHidden/>
           </w:rPr>
-          <w:instrText xml:space="preserve"> PAGEREF _Toc241439670 \h </w:instrText>
+          <w:instrText xml:space="preserve"> PAGEREF _Toc241606028 \h </w:instrText>
         </w:r>
         <w:r>
           <w:rPr>
@@ -3065,7 +3133,7 @@
           <w:noProof/>
         </w:rPr>
       </w:pPr>
-      <w:hyperlink w:anchor="_Toc241439671" w:history="1">
+      <w:hyperlink w:anchor="_Toc241606029" w:history="1">
         <w:r>
           <w:rPr>
             <w:rStyle w:val="Hyperlink"/>
@@ -3092,7 +3160,7 @@
             <w:noProof/>
             <w:webHidden/>
           </w:rPr>
-          <w:instrText xml:space="preserve"> PAGEREF _Toc241439671 \h </w:instrText>
+          <w:instrText xml:space="preserve"> PAGEREF _Toc241606029 \h </w:instrText>
         </w:r>
         <w:r>
           <w:rPr>
@@ -3133,7 +3201,7 @@
           <w:noProof/>
         </w:rPr>
       </w:pPr>
-      <w:hyperlink w:anchor="_Toc241439672" w:history="1">
+      <w:hyperlink w:anchor="_Toc241606030" w:history="1">
         <w:r>
           <w:rPr>
             <w:rStyle w:val="Hyperlink"/>
@@ -3160,7 +3228,7 @@
             <w:noProof/>
             <w:webHidden/>
           </w:rPr>
-          <w:instrText xml:space="preserve"> PAGEREF _Toc241439672 \h </w:instrText>
+          <w:instrText xml:space="preserve"> PAGEREF _Toc241606030 \h </w:instrText>
         </w:r>
         <w:r>
           <w:rPr>
@@ -3201,7 +3269,7 @@
           <w:noProof/>
         </w:rPr>
       </w:pPr>
-      <w:hyperlink w:anchor="_Toc241439673" w:history="1">
+      <w:hyperlink w:anchor="_Toc241606031" w:history="1">
         <w:r>
           <w:rPr>
             <w:rStyle w:val="Hyperlink"/>
@@ -3228,7 +3296,7 @@
             <w:noProof/>
             <w:webHidden/>
           </w:rPr>
-          <w:instrText xml:space="preserve"> PAGEREF _Toc241439673 \h </w:instrText>
+          <w:instrText xml:space="preserve"> PAGEREF _Toc241606031 \h </w:instrText>
         </w:r>
         <w:r>
           <w:rPr>
@@ -3269,7 +3337,7 @@
           <w:noProof/>
         </w:rPr>
       </w:pPr>
-      <w:hyperlink w:anchor="_Toc241439674" w:history="1">
+      <w:hyperlink w:anchor="_Toc241606032" w:history="1">
         <w:r>
           <w:rPr>
             <w:rStyle w:val="Hyperlink"/>
@@ -3296,7 +3364,7 @@
             <w:noProof/>
             <w:webHidden/>
           </w:rPr>
-          <w:instrText xml:space="preserve"> PAGEREF _Toc241439674 \h </w:instrText>
+          <w:instrText xml:space="preserve"> PAGEREF _Toc241606032 \h </w:instrText>
         </w:r>
         <w:r>
           <w:rPr>
@@ -3337,7 +3405,7 @@
           <w:noProof/>
         </w:rPr>
       </w:pPr>
-      <w:hyperlink w:anchor="_Toc241439675" w:history="1">
+      <w:hyperlink w:anchor="_Toc241606033" w:history="1">
         <w:r>
           <w:rPr>
             <w:rStyle w:val="Hyperlink"/>
@@ -3364,7 +3432,7 @@
             <w:noProof/>
             <w:webHidden/>
           </w:rPr>
-          <w:instrText xml:space="preserve"> PAGEREF _Toc241439675 \h </w:instrText>
+          <w:instrText xml:space="preserve"> PAGEREF _Toc241606033 \h </w:instrText>
         </w:r>
         <w:r>
           <w:rPr>
@@ -3405,7 +3473,7 @@
           <w:noProof/>
         </w:rPr>
       </w:pPr>
-      <w:hyperlink w:anchor="_Toc241439676" w:history="1">
+      <w:hyperlink w:anchor="_Toc241606034" w:history="1">
         <w:r>
           <w:rPr>
             <w:rStyle w:val="Hyperlink"/>
@@ -3432,7 +3500,7 @@
             <w:noProof/>
             <w:webHidden/>
           </w:rPr>
-          <w:instrText xml:space="preserve"> PAGEREF _Toc241439676 \h </w:instrText>
+          <w:instrText xml:space="preserve"> PAGEREF _Toc241606034 \h </w:instrText>
         </w:r>
         <w:r>
           <w:rPr>
@@ -3473,7 +3541,7 @@
           <w:noProof/>
         </w:rPr>
       </w:pPr>
-      <w:hyperlink w:anchor="_Toc241439677" w:history="1">
+      <w:hyperlink w:anchor="_Toc241606035" w:history="1">
         <w:r>
           <w:rPr>
             <w:rStyle w:val="Hyperlink"/>
@@ -3500,7 +3568,7 @@
             <w:noProof/>
             <w:webHidden/>
           </w:rPr>
-          <w:instrText xml:space="preserve"> PAGEREF _Toc241439677 \h </w:instrText>
+          <w:instrText xml:space="preserve"> PAGEREF _Toc241606035 \h </w:instrText>
         </w:r>
         <w:r>
           <w:rPr>
@@ -3541,7 +3609,7 @@
           <w:noProof/>
         </w:rPr>
       </w:pPr>
-      <w:hyperlink w:anchor="_Toc241439678" w:history="1">
+      <w:hyperlink w:anchor="_Toc241606036" w:history="1">
         <w:r>
           <w:rPr>
             <w:rStyle w:val="Hyperlink"/>
@@ -3568,7 +3636,7 @@
             <w:noProof/>
             <w:webHidden/>
           </w:rPr>
-          <w:instrText xml:space="preserve"> PAGEREF _Toc241439678 \h </w:instrText>
+          <w:instrText xml:space="preserve"> PAGEREF _Toc241606036 \h </w:instrText>
         </w:r>
         <w:r>
           <w:rPr>
@@ -3609,7 +3677,7 @@
           <w:noProof/>
         </w:rPr>
       </w:pPr>
-      <w:hyperlink w:anchor="_Toc241439679" w:history="1">
+      <w:hyperlink w:anchor="_Toc241606037" w:history="1">
         <w:r>
           <w:rPr>
             <w:rStyle w:val="Hyperlink"/>
@@ -3636,7 +3704,7 @@
             <w:noProof/>
             <w:webHidden/>
           </w:rPr>
-          <w:instrText xml:space="preserve"> PAGEREF _Toc241439679 \h </w:instrText>
+          <w:instrText xml:space="preserve"> PAGEREF _Toc241606037 \h </w:instrText>
         </w:r>
         <w:r>
           <w:rPr>
@@ -3677,7 +3745,7 @@
         <w:pStyle w:val="Heading1"/>
         <w:pageBreakBefore/>
       </w:pPr>
-      <w:bookmarkStart w:id="0" w:name="_Toc241439631"/>
+      <w:bookmarkStart w:id="0" w:name="_Toc241605988"/>
       <w:r>
         <w:lastRenderedPageBreak/>
         <w:t>Welcome</w:t>
@@ -3693,7 +3761,7 @@
       <w:pPr>
         <w:pStyle w:val="Heading2"/>
       </w:pPr>
-      <w:bookmarkStart w:id="1" w:name="_Toc241439632"/>
+      <w:bookmarkStart w:id="1" w:name="_Toc241605989"/>
       <w:r>
         <w:t>How a sale moves through the app</w:t>
       </w:r>
@@ -4176,7 +4244,7 @@
       <w:pPr>
         <w:pStyle w:val="Heading2"/>
       </w:pPr>
-      <w:bookmarkStart w:id="2" w:name="_Toc241439633"/>
+      <w:bookmarkStart w:id="2" w:name="_Toc241605990"/>
       <w:r>
         <w:t>What you'll need</w:t>
       </w:r>
@@ -4285,7 +4353,7 @@
         <w:pStyle w:val="Heading1"/>
         <w:pageBreakBefore/>
       </w:pPr>
-      <w:bookmarkStart w:id="3" w:name="_Toc241439634"/>
+      <w:bookmarkStart w:id="3" w:name="_Toc241605991"/>
       <w:r>
         <w:lastRenderedPageBreak/>
         <w:t>Who can do what</w:t>
@@ -4853,7 +4921,7 @@
         <w:pStyle w:val="Heading1"/>
         <w:pageBreakBefore/>
       </w:pPr>
-      <w:bookmarkStart w:id="4" w:name="_Toc241439635"/>
+      <w:bookmarkStart w:id="4" w:name="_Toc241605992"/>
       <w:r>
         <w:lastRenderedPageBreak/>
         <w:t>Getting started</w:t>
@@ -4864,7 +4932,7 @@
       <w:pPr>
         <w:pStyle w:val="Heading2"/>
       </w:pPr>
-      <w:bookmarkStart w:id="5" w:name="_Toc241439636"/>
+      <w:bookmarkStart w:id="5" w:name="_Toc241605993"/>
       <w:r>
         <w:t>Signing in</w:t>
       </w:r>
@@ -4881,7 +4949,7 @@
           <w:noProof/>
         </w:rPr>
         <w:drawing>
-          <wp:inline distT="0" distB="0" distL="0" distR="0" wp14:anchorId="12E5996E" wp14:editId="0D3BD4D9">
+          <wp:inline distT="0" distB="0" distL="0" distR="0" wp14:anchorId="387A39CE" wp14:editId="440875EB">
             <wp:extent cx="3291840" cy="2211705"/>
             <wp:effectExtent l="0" t="0" r="0" b="0"/>
             <wp:docPr id="1" name="Picture 1"/>
@@ -5199,7 +5267,7 @@
       <w:pPr>
         <w:pStyle w:val="Heading2"/>
       </w:pPr>
-      <w:bookmarkStart w:id="6" w:name="_Toc241439637"/>
+      <w:bookmarkStart w:id="6" w:name="_Toc241605994"/>
       <w:r>
         <w:t>Changing your PIN</w:t>
       </w:r>
@@ -5381,7 +5449,7 @@
       <w:pPr>
         <w:pStyle w:val="Heading2"/>
       </w:pPr>
-      <w:bookmarkStart w:id="7" w:name="_Toc241439638"/>
+      <w:bookmarkStart w:id="7" w:name="_Toc241605995"/>
       <w:r>
         <w:lastRenderedPageBreak/>
         <w:t>Finding your way around</w:t>
@@ -5964,7 +6032,7 @@
       <w:pPr>
         <w:pStyle w:val="Heading2"/>
       </w:pPr>
-      <w:bookmarkStart w:id="8" w:name="_Toc241439639"/>
+      <w:bookmarkStart w:id="8" w:name="_Toc241605996"/>
       <w:r>
         <w:t>Light and dark mode</w:t>
       </w:r>
@@ -5979,7 +6047,7 @@
       <w:pPr>
         <w:pStyle w:val="Heading2"/>
       </w:pPr>
-      <w:bookmarkStart w:id="9" w:name="_Toc241439640"/>
+      <w:bookmarkStart w:id="9" w:name="_Toc241605997"/>
       <w:r>
         <w:t>Signing out</w:t>
       </w:r>
@@ -6004,7 +6072,7 @@
         <w:pStyle w:val="Heading1"/>
         <w:pageBreakBefore/>
       </w:pPr>
-      <w:bookmarkStart w:id="10" w:name="_Toc241439641"/>
+      <w:bookmarkStart w:id="10" w:name="_Toc241605998"/>
       <w:r>
         <w:lastRenderedPageBreak/>
         <w:t>Taking an order on the sales floor</w:t>
@@ -6036,7 +6104,7 @@
           <w:noProof/>
         </w:rPr>
         <w:drawing>
-          <wp:inline distT="0" distB="0" distL="0" distR="0" wp14:anchorId="4B615209" wp14:editId="6F950EDD">
+          <wp:inline distT="0" distB="0" distL="0" distR="0" wp14:anchorId="13A0894C" wp14:editId="10BFE2AF">
             <wp:extent cx="5760720" cy="3870484"/>
             <wp:effectExtent l="0" t="0" r="0" b="0"/>
             <wp:docPr id="2" name="Picture 2"/>
@@ -6161,7 +6229,7 @@
       <w:pPr>
         <w:pStyle w:val="Heading2"/>
       </w:pPr>
-      <w:bookmarkStart w:id="11" w:name="_Toc241439642"/>
+      <w:bookmarkStart w:id="11" w:name="_Toc241605999"/>
       <w:r>
         <w:t>Starting an order</w:t>
       </w:r>
@@ -6245,7 +6313,7 @@
       <w:pPr>
         <w:pStyle w:val="Heading2"/>
       </w:pPr>
-      <w:bookmarkStart w:id="12" w:name="_Toc241439643"/>
+      <w:bookmarkStart w:id="12" w:name="_Toc241606000"/>
       <w:r>
         <w:lastRenderedPageBreak/>
         <w:t>Adding items</w:t>
@@ -6394,7 +6462,7 @@
           <w:noProof/>
         </w:rPr>
         <w:drawing>
-          <wp:inline distT="0" distB="0" distL="0" distR="0" wp14:anchorId="44682E32" wp14:editId="6BC0FC05">
+          <wp:inline distT="0" distB="0" distL="0" distR="0" wp14:anchorId="2C67FE49" wp14:editId="2C92FE87">
             <wp:extent cx="5760720" cy="3870484"/>
             <wp:effectExtent l="0" t="0" r="0" b="0"/>
             <wp:docPr id="3" name="Picture 3"/>
@@ -6531,7 +6599,7 @@
           <w:noProof/>
         </w:rPr>
         <w:drawing>
-          <wp:inline distT="0" distB="0" distL="0" distR="0" wp14:anchorId="65912D12" wp14:editId="0D7B030E">
+          <wp:inline distT="0" distB="0" distL="0" distR="0" wp14:anchorId="1E3B49E0" wp14:editId="638DDF21">
             <wp:extent cx="5760720" cy="3870484"/>
             <wp:effectExtent l="0" t="0" r="0" b="0"/>
             <wp:docPr id="4" name="Picture 4"/>
@@ -6876,7 +6944,7 @@
         </w:rPr>
         <w:lastRenderedPageBreak/>
         <w:drawing>
-          <wp:inline distT="0" distB="0" distL="0" distR="0" wp14:anchorId="4330D8B2" wp14:editId="43F60FBD">
+          <wp:inline distT="0" distB="0" distL="0" distR="0" wp14:anchorId="54B5DD23" wp14:editId="5FF173FC">
             <wp:extent cx="5486400" cy="3686175"/>
             <wp:effectExtent l="0" t="0" r="0" b="0"/>
             <wp:docPr id="5" name="Picture 5"/>
@@ -7076,7 +7144,7 @@
       <w:pPr>
         <w:pStyle w:val="Heading2"/>
       </w:pPr>
-      <w:bookmarkStart w:id="13" w:name="_Toc241439644"/>
+      <w:bookmarkStart w:id="13" w:name="_Toc241606001"/>
       <w:r>
         <w:t>Adding shipping or a service later</w:t>
       </w:r>
@@ -7117,7 +7185,7 @@
         </w:rPr>
         <w:lastRenderedPageBreak/>
         <w:drawing>
-          <wp:inline distT="0" distB="0" distL="0" distR="0" wp14:anchorId="51C68ECA" wp14:editId="4960C003">
+          <wp:inline distT="0" distB="0" distL="0" distR="0" wp14:anchorId="4CFB7671" wp14:editId="65FBBC78">
             <wp:extent cx="4754880" cy="3194685"/>
             <wp:effectExtent l="0" t="0" r="0" b="0"/>
             <wp:docPr id="6" name="Picture 6"/>
@@ -7171,7 +7239,7 @@
       <w:pPr>
         <w:pStyle w:val="Heading2"/>
       </w:pPr>
-      <w:bookmarkStart w:id="14" w:name="_Toc241439645"/>
+      <w:bookmarkStart w:id="14" w:name="_Toc241606002"/>
       <w:r>
         <w:t>Changing or removing an item</w:t>
       </w:r>
@@ -7318,7 +7386,7 @@
       <w:pPr>
         <w:pStyle w:val="Heading2"/>
       </w:pPr>
-      <w:bookmarkStart w:id="15" w:name="_Toc241439646"/>
+      <w:bookmarkStart w:id="15" w:name="_Toc241606003"/>
       <w:r>
         <w:t>Customer details</w:t>
       </w:r>
@@ -7482,7 +7550,7 @@
           <w:noProof/>
         </w:rPr>
         <w:drawing>
-          <wp:inline distT="0" distB="0" distL="0" distR="0" wp14:anchorId="1FB30AC2" wp14:editId="32B07BE2">
+          <wp:inline distT="0" distB="0" distL="0" distR="0" wp14:anchorId="057A2542" wp14:editId="39F40A67">
             <wp:extent cx="4754880" cy="3194685"/>
             <wp:effectExtent l="0" t="0" r="0" b="0"/>
             <wp:docPr id="7" name="Picture 7"/>
@@ -7536,7 +7604,7 @@
       <w:pPr>
         <w:pStyle w:val="Heading2"/>
       </w:pPr>
-      <w:bookmarkStart w:id="16" w:name="_Toc241439647"/>
+      <w:bookmarkStart w:id="16" w:name="_Toc241606004"/>
       <w:r>
         <w:t>Sending the order to checkout</w:t>
       </w:r>
@@ -7714,7 +7782,7 @@
       <w:pPr>
         <w:pStyle w:val="Heading2"/>
       </w:pPr>
-      <w:bookmarkStart w:id="17" w:name="_Toc241439648"/>
+      <w:bookmarkStart w:id="17" w:name="_Toc241606005"/>
       <w:r>
         <w:lastRenderedPageBreak/>
         <w:t>Using a phone</w:t>
@@ -7732,7 +7800,7 @@
           <w:noProof/>
         </w:rPr>
         <w:drawing>
-          <wp:inline distT="0" distB="0" distL="0" distR="0" wp14:anchorId="378D6AEA" wp14:editId="474B565E">
+          <wp:inline distT="0" distB="0" distL="0" distR="0" wp14:anchorId="623FD873" wp14:editId="465F951C">
             <wp:extent cx="2194560" cy="4749253"/>
             <wp:effectExtent l="0" t="0" r="0" b="0"/>
             <wp:docPr id="8" name="Picture 8"/>
@@ -7810,7 +7878,7 @@
         <w:pStyle w:val="Heading1"/>
         <w:pageBreakBefore/>
       </w:pPr>
-      <w:bookmarkStart w:id="18" w:name="_Toc241439649"/>
+      <w:bookmarkStart w:id="18" w:name="_Toc241606006"/>
       <w:r>
         <w:lastRenderedPageBreak/>
         <w:t>Checking out a customer</w:t>
@@ -7851,7 +7919,7 @@
           <w:noProof/>
         </w:rPr>
         <w:drawing>
-          <wp:inline distT="0" distB="0" distL="0" distR="0" wp14:anchorId="303D394E" wp14:editId="37CC210E">
+          <wp:inline distT="0" distB="0" distL="0" distR="0" wp14:anchorId="5BE82B23" wp14:editId="74CBC0FE">
             <wp:extent cx="5760720" cy="3870484"/>
             <wp:effectExtent l="0" t="0" r="0" b="0"/>
             <wp:docPr id="9" name="Picture 9"/>
@@ -7905,7 +7973,7 @@
       <w:pPr>
         <w:pStyle w:val="Heading2"/>
       </w:pPr>
-      <w:bookmarkStart w:id="19" w:name="_Toc241439650"/>
+      <w:bookmarkStart w:id="19" w:name="_Toc241606007"/>
       <w:r>
         <w:t>1. Review the order with the customer</w:t>
       </w:r>
@@ -8002,7 +8070,7 @@
       <w:pPr>
         <w:pStyle w:val="Heading2"/>
       </w:pPr>
-      <w:bookmarkStart w:id="20" w:name="_Toc241439651"/>
+      <w:bookmarkStart w:id="20" w:name="_Toc241606008"/>
       <w:r>
         <w:t>2. Take payment</w:t>
       </w:r>
@@ -8316,7 +8384,7 @@
       <w:pPr>
         <w:pStyle w:val="Heading2"/>
       </w:pPr>
-      <w:bookmarkStart w:id="21" w:name="_Toc241439652"/>
+      <w:bookmarkStart w:id="21" w:name="_Toc241606009"/>
       <w:r>
         <w:t>3. Acknowledgements (initials and signature)</w:t>
       </w:r>
@@ -8498,7 +8566,7 @@
         </w:rPr>
         <w:lastRenderedPageBreak/>
         <w:drawing>
-          <wp:inline distT="0" distB="0" distL="0" distR="0" wp14:anchorId="2D1CE703" wp14:editId="48D71829">
+          <wp:inline distT="0" distB="0" distL="0" distR="0" wp14:anchorId="47B7C3F6" wp14:editId="6FE59F96">
             <wp:extent cx="4937760" cy="3317558"/>
             <wp:effectExtent l="0" t="0" r="0" b="0"/>
             <wp:docPr id="10" name="Picture 10"/>
@@ -8625,7 +8693,7 @@
       <w:pPr>
         <w:pStyle w:val="Heading2"/>
       </w:pPr>
-      <w:bookmarkStart w:id="22" w:name="_Toc241439653"/>
+      <w:bookmarkStart w:id="22" w:name="_Toc241606010"/>
       <w:r>
         <w:t>4. Complete and print</w:t>
       </w:r>
@@ -8814,7 +8882,7 @@
       <w:pPr>
         <w:pStyle w:val="Heading2"/>
       </w:pPr>
-      <w:bookmarkStart w:id="23" w:name="_Toc241439654"/>
+      <w:bookmarkStart w:id="23" w:name="_Toc241606011"/>
       <w:r>
         <w:lastRenderedPageBreak/>
         <w:t>Other checkout actions</w:t>
@@ -9025,7 +9093,7 @@
         <w:pStyle w:val="Heading1"/>
         <w:pageBreakBefore/>
       </w:pPr>
-      <w:bookmarkStart w:id="24" w:name="_Toc241439655"/>
+      <w:bookmarkStart w:id="24" w:name="_Toc241606012"/>
       <w:r>
         <w:lastRenderedPageBreak/>
         <w:t>The sales sheet</w:t>
@@ -9048,7 +9116,7 @@
           <w:noProof/>
         </w:rPr>
         <w:drawing>
-          <wp:inline distT="0" distB="0" distL="0" distR="0" wp14:anchorId="7EC6ADF7" wp14:editId="270CCB1A">
+          <wp:inline distT="0" distB="0" distL="0" distR="0" wp14:anchorId="57283AEC" wp14:editId="3D694C45">
             <wp:extent cx="4023360" cy="3187256"/>
             <wp:effectExtent l="0" t="0" r="0" b="0"/>
             <wp:docPr id="11" name="Picture 11"/>
@@ -9217,7 +9285,7 @@
         <w:pStyle w:val="Heading1"/>
         <w:pageBreakBefore/>
       </w:pPr>
-      <w:bookmarkStart w:id="25" w:name="_Toc241439656"/>
+      <w:bookmarkStart w:id="25" w:name="_Toc241606013"/>
       <w:r>
         <w:lastRenderedPageBreak/>
         <w:t>Looking up orders</w:t>
@@ -9249,7 +9317,7 @@
           <w:noProof/>
         </w:rPr>
         <w:drawing>
-          <wp:inline distT="0" distB="0" distL="0" distR="0" wp14:anchorId="30D86D5A" wp14:editId="79E7E56A">
+          <wp:inline distT="0" distB="0" distL="0" distR="0" wp14:anchorId="0B9FD96C" wp14:editId="0E64BC5C">
             <wp:extent cx="5760720" cy="3870484"/>
             <wp:effectExtent l="0" t="0" r="0" b="0"/>
             <wp:docPr id="12" name="Picture 12"/>
@@ -9326,7 +9394,7 @@
         <w:t>Search</w:t>
       </w:r>
       <w:r>
-        <w:t xml:space="preserve"> by customer name, rep name or order number.</w:t>
+        <w:t xml:space="preserve"> by customer name, rep name, order number, phone number or email, then tap the magnifier or press Enter. A phone number matches however it was typed, so 5550100 finds (724) 555-0100.</w:t>
       </w:r>
     </w:p>
     <w:p>
@@ -9369,7 +9437,7 @@
       <w:pPr>
         <w:pStyle w:val="Heading2"/>
       </w:pPr>
-      <w:bookmarkStart w:id="26" w:name="_Toc241439657"/>
+      <w:bookmarkStart w:id="26" w:name="_Toc241606014"/>
       <w:r>
         <w:t>Extra options for admins</w:t>
       </w:r>
@@ -9459,7 +9527,7 @@
         </w:rPr>
         <w:lastRenderedPageBreak/>
         <w:drawing>
-          <wp:inline distT="0" distB="0" distL="0" distR="0" wp14:anchorId="50591DE6" wp14:editId="05DCED48">
+          <wp:inline distT="0" distB="0" distL="0" distR="0" wp14:anchorId="499ACAC5" wp14:editId="5261CDFE">
             <wp:extent cx="4754880" cy="3194685"/>
             <wp:effectExtent l="0" t="0" r="0" b="0"/>
             <wp:docPr id="13" name="Picture 13"/>
@@ -9581,7 +9649,7 @@
         <w:pStyle w:val="Heading1"/>
         <w:pageBreakBefore/>
       </w:pPr>
-      <w:bookmarkStart w:id="27" w:name="_Toc241439658"/>
+      <w:bookmarkStart w:id="27" w:name="_Toc241606015"/>
       <w:r>
         <w:lastRenderedPageBreak/>
         <w:t>The dashboard</w:t>
@@ -9645,8 +9713,8 @@
           <w:noProof/>
         </w:rPr>
         <w:drawing>
-          <wp:inline distT="0" distB="0" distL="0" distR="0" wp14:anchorId="078785C7" wp14:editId="7523D39E">
-            <wp:extent cx="4937760" cy="3317558"/>
+          <wp:inline distT="0" distB="0" distL="0" distR="0" wp14:anchorId="0D286EBB" wp14:editId="632CAD29">
+            <wp:extent cx="4937760" cy="4305110"/>
             <wp:effectExtent l="0" t="0" r="0" b="0"/>
             <wp:docPr id="14" name="Picture 14"/>
             <wp:cNvGraphicFramePr>
@@ -9668,7 +9736,7 @@
                   <pic:spPr>
                     <a:xfrm>
                       <a:off x="0" y="0"/>
-                      <a:ext cx="4937760" cy="3317558"/>
+                      <a:ext cx="4937760" cy="4305110"/>
                     </a:xfrm>
                     <a:prstGeom prst="rect">
                       <a:avLst/>
@@ -10034,6 +10102,7 @@
               <w:rPr>
                 <w:b/>
               </w:rPr>
+              <w:lastRenderedPageBreak/>
               <w:t>Units sold</w:t>
             </w:r>
           </w:p>
@@ -10152,7 +10221,6 @@
               <w:rPr>
                 <w:b/>
               </w:rPr>
-              <w:lastRenderedPageBreak/>
               <w:t>Best sellers</w:t>
             </w:r>
           </w:p>
@@ -10190,11 +10258,46 @@
       </w:pPr>
     </w:p>
     <w:p>
+      <w:r>
+        <w:t>Below the tiles:</w:t>
+      </w:r>
+    </w:p>
+    <w:p>
+      <w:pPr>
+        <w:pStyle w:val="ListBullet"/>
+        <w:spacing w:after="60"/>
+      </w:pPr>
+      <w:r>
+        <w:rPr>
+          <w:b/>
+        </w:rPr>
+        <w:t>Sales by hour</w:t>
+      </w:r>
+      <w:r>
+        <w:t xml:space="preserve"> shows what came in each hour, so you can see the busy stretches at a glance. Hover over or tap a bar for its exact total and number of sales. The busiest hour is named at the top. For an event that ran over several days, the bars show each day instead.</w:t>
+      </w:r>
+    </w:p>
+    <w:p>
+      <w:pPr>
+        <w:pStyle w:val="ListBullet"/>
+        <w:spacing w:after="60"/>
+      </w:pPr>
+      <w:r>
+        <w:rPr>
+          <w:b/>
+        </w:rPr>
+        <w:t>Stock to watch</w:t>
+      </w:r>
+      <w:r>
+        <w:t xml:space="preserve"> lists the counted accessories that are out of stock or down to their last couple, so the floor knows what can't go home today and checkout knows what to restock.</w:t>
+      </w:r>
+    </w:p>
+    <w:p>
       <w:pPr>
         <w:pStyle w:val="Heading1"/>
         <w:pageBreakBefore/>
       </w:pPr>
-      <w:bookmarkStart w:id="28" w:name="_Toc241439659"/>
+      <w:bookmarkStart w:id="28" w:name="_Toc241606016"/>
       <w:r>
         <w:lastRenderedPageBreak/>
         <w:t>Keeping inventory</w:t>
@@ -10253,7 +10356,7 @@
           <w:noProof/>
         </w:rPr>
         <w:drawing>
-          <wp:inline distT="0" distB="0" distL="0" distR="0" wp14:anchorId="7A7A5AAB" wp14:editId="42F53F24">
+          <wp:inline distT="0" distB="0" distL="0" distR="0" wp14:anchorId="43FBE4B2" wp14:editId="31816299">
             <wp:extent cx="5760720" cy="3870484"/>
             <wp:effectExtent l="0" t="0" r="0" b="0"/>
             <wp:docPr id="15" name="Picture 15"/>
@@ -10307,7 +10410,7 @@
       <w:pPr>
         <w:pStyle w:val="Heading2"/>
       </w:pPr>
-      <w:bookmarkStart w:id="29" w:name="_Toc241439660"/>
+      <w:bookmarkStart w:id="29" w:name="_Toc241606017"/>
       <w:r>
         <w:t>What's on the screen</w:t>
       </w:r>
@@ -10389,7 +10492,7 @@
       <w:pPr>
         <w:pStyle w:val="Heading2"/>
       </w:pPr>
-      <w:bookmarkStart w:id="30" w:name="_Toc241439661"/>
+      <w:bookmarkStart w:id="30" w:name="_Toc241606018"/>
       <w:r>
         <w:t>Updating a count</w:t>
       </w:r>
@@ -10466,7 +10569,7 @@
           <w:noProof/>
         </w:rPr>
         <w:drawing>
-          <wp:inline distT="0" distB="0" distL="0" distR="0" wp14:anchorId="55842D01" wp14:editId="4ABF72E7">
+          <wp:inline distT="0" distB="0" distL="0" distR="0" wp14:anchorId="4BB04A91" wp14:editId="4529855A">
             <wp:extent cx="5120640" cy="3440430"/>
             <wp:effectExtent l="0" t="0" r="0" b="0"/>
             <wp:docPr id="16" name="Picture 16"/>
@@ -10520,7 +10623,7 @@
       <w:pPr>
         <w:pStyle w:val="Heading2"/>
       </w:pPr>
-      <w:bookmarkStart w:id="31" w:name="_Toc241439662"/>
+      <w:bookmarkStart w:id="31" w:name="_Toc241606019"/>
       <w:r>
         <w:t>What changes the count automatically</w:t>
       </w:r>
@@ -10924,7 +11027,7 @@
       <w:pPr>
         <w:pStyle w:val="Heading2"/>
       </w:pPr>
-      <w:bookmarkStart w:id="32" w:name="_Toc241439663"/>
+      <w:bookmarkStart w:id="32" w:name="_Toc241606020"/>
       <w:r>
         <w:lastRenderedPageBreak/>
         <w:t>Seeing the history</w:t>
@@ -10940,7 +11043,7 @@
       <w:pPr>
         <w:pStyle w:val="Heading2"/>
       </w:pPr>
-      <w:bookmarkStart w:id="33" w:name="_Toc241439664"/>
+      <w:bookmarkStart w:id="33" w:name="_Toc241606021"/>
       <w:r>
         <w:t>Notes for the inventory sheet</w:t>
       </w:r>
@@ -10989,7 +11092,7 @@
           <w:noProof/>
         </w:rPr>
         <w:drawing>
-          <wp:inline distT="0" distB="0" distL="0" distR="0" wp14:anchorId="2DA7E535" wp14:editId="1D10DB34">
+          <wp:inline distT="0" distB="0" distL="0" distR="0" wp14:anchorId="64ED9E04" wp14:editId="0AD3F4DF">
             <wp:extent cx="5120640" cy="3440430"/>
             <wp:effectExtent l="0" t="0" r="0" b="0"/>
             <wp:docPr id="17" name="Picture 17"/>
@@ -11043,7 +11146,7 @@
       <w:pPr>
         <w:pStyle w:val="Heading2"/>
       </w:pPr>
-      <w:bookmarkStart w:id="34" w:name="_Toc241439665"/>
+      <w:bookmarkStart w:id="34" w:name="_Toc241606022"/>
       <w:r>
         <w:t>Start and end counts</w:t>
       </w:r>
@@ -11566,7 +11669,7 @@
           <w:noProof/>
         </w:rPr>
         <w:drawing>
-          <wp:inline distT="0" distB="0" distL="0" distR="0" wp14:anchorId="2AB60F2B" wp14:editId="25709DB8">
+          <wp:inline distT="0" distB="0" distL="0" distR="0" wp14:anchorId="0065B455" wp14:editId="58C3BF86">
             <wp:extent cx="5486400" cy="3686175"/>
             <wp:effectExtent l="0" t="0" r="0" b="0"/>
             <wp:docPr id="18" name="Picture 18"/>
@@ -11706,7 +11809,7 @@
         <w:pStyle w:val="Heading1"/>
         <w:pageBreakBefore/>
       </w:pPr>
-      <w:bookmarkStart w:id="35" w:name="_Toc241439666"/>
+      <w:bookmarkStart w:id="35" w:name="_Toc241606023"/>
       <w:r>
         <w:lastRenderedPageBreak/>
         <w:t>Admin: setting up an event</w:t>
@@ -11731,7 +11834,7 @@
       <w:pPr>
         <w:pStyle w:val="Heading2"/>
       </w:pPr>
-      <w:bookmarkStart w:id="36" w:name="_Toc241439667"/>
+      <w:bookmarkStart w:id="36" w:name="_Toc241606024"/>
       <w:r>
         <w:t>Creating or editing an event</w:t>
       </w:r>
@@ -11748,7 +11851,7 @@
           <w:noProof/>
         </w:rPr>
         <w:drawing>
-          <wp:inline distT="0" distB="0" distL="0" distR="0" wp14:anchorId="6C5F5F0D" wp14:editId="21CE734E">
+          <wp:inline distT="0" distB="0" distL="0" distR="0" wp14:anchorId="68975CAF" wp14:editId="11CB881C">
             <wp:extent cx="5760720" cy="1236154"/>
             <wp:effectExtent l="0" t="0" r="0" b="0"/>
             <wp:docPr id="19" name="Picture 19"/>
@@ -11898,7 +12001,7 @@
         <w:t>Edit</w:t>
       </w:r>
       <w:r>
-        <w:t xml:space="preserve"> on an existing one).</w:t>
+        <w:t xml:space="preserve"> on an existing one). A new event starts with the same cart, tax rate and card fee as the most recent one, and its order numbers carry on from the highest used so far.</w:t>
       </w:r>
     </w:p>
     <w:p>
@@ -12088,7 +12191,7 @@
           <w:noProof/>
         </w:rPr>
         <w:drawing>
-          <wp:inline distT="0" distB="0" distL="0" distR="0" wp14:anchorId="082A3B4D" wp14:editId="5731A2C8">
+          <wp:inline distT="0" distB="0" distL="0" distR="0" wp14:anchorId="4831482D" wp14:editId="25AAD46B">
             <wp:extent cx="3840480" cy="2580322"/>
             <wp:effectExtent l="0" t="0" r="0" b="0"/>
             <wp:docPr id="20" name="Picture 20"/>
@@ -12177,6 +12280,7 @@
                 <w:b/>
                 <w:color w:val="6B7280"/>
               </w:rPr>
+              <w:lastRenderedPageBreak/>
               <w:t xml:space="preserve">Good to know:  </w:t>
             </w:r>
             <w:r>
@@ -12209,11 +12313,178 @@
       <w:pPr>
         <w:pStyle w:val="Heading2"/>
       </w:pPr>
-      <w:bookmarkStart w:id="37" w:name="_Toc241439668"/>
+      <w:bookmarkStart w:id="37" w:name="_Toc241606025"/>
+      <w:r>
+        <w:t>Closing out an event</w:t>
+      </w:r>
+      <w:bookmarkEnd w:id="37"/>
+    </w:p>
+    <w:p>
+      <w:r>
+        <w:t xml:space="preserve">When the event is over, tap </w:t>
+      </w:r>
+      <w:r>
+        <w:rPr>
+          <w:b/>
+        </w:rPr>
+        <w:t>Close out</w:t>
+      </w:r>
+      <w:r>
+        <w:t xml:space="preserve"> on the active event. The close-out page goes through everything worth checking before the cart packs up. Each item shows </w:t>
+      </w:r>
+      <w:r>
+        <w:rPr>
+          <w:b/>
+        </w:rPr>
+        <w:t>Done</w:t>
+      </w:r>
+      <w:r>
+        <w:t xml:space="preserve">, </w:t>
+      </w:r>
+      <w:r>
+        <w:rPr>
+          <w:b/>
+        </w:rPr>
+        <w:t>To do</w:t>
+      </w:r>
+      <w:r>
+        <w:t xml:space="preserve"> or </w:t>
+      </w:r>
+      <w:r>
+        <w:rPr>
+          <w:b/>
+        </w:rPr>
+        <w:t>Check</w:t>
+      </w:r>
+      <w:r>
+        <w:t>, and you can tap an order to open it:</w:t>
+      </w:r>
+    </w:p>
+    <w:p>
+      <w:pPr>
+        <w:pStyle w:val="ListBullet"/>
+        <w:spacing w:after="60"/>
+      </w:pPr>
+      <w:r>
+        <w:rPr>
+          <w:b/>
+        </w:rPr>
+        <w:t>Nothing left on the sales floor</w:t>
+      </w:r>
+      <w:r>
+        <w:t>: orders still being written up.</w:t>
+      </w:r>
+    </w:p>
+    <w:p>
+      <w:pPr>
+        <w:pStyle w:val="ListBullet"/>
+        <w:spacing w:after="60"/>
+      </w:pPr>
+      <w:r>
+        <w:rPr>
+          <w:b/>
+        </w:rPr>
+        <w:t>Nobody waiting at checkout</w:t>
+      </w:r>
+      <w:r>
+        <w:t>: orders that were sent over but never paid.</w:t>
+      </w:r>
+    </w:p>
+    <w:p>
+      <w:pPr>
+        <w:pStyle w:val="ListBullet"/>
+        <w:spacing w:after="60"/>
+      </w:pPr>
+      <w:r>
+        <w:rPr>
+          <w:b/>
+        </w:rPr>
+        <w:t>Balances still owed</w:t>
+      </w:r>
+      <w:r>
+        <w:t>: completed sales with money still due, which is normal for layaway and financing.</w:t>
+      </w:r>
+    </w:p>
+    <w:p>
+      <w:pPr>
+        <w:pStyle w:val="ListBullet"/>
+        <w:spacing w:after="60"/>
+      </w:pPr>
+      <w:r>
+        <w:rPr>
+          <w:b/>
+        </w:rPr>
+        <w:t>Start-of-event count</w:t>
+      </w:r>
+      <w:r>
+        <w:t xml:space="preserve"> and </w:t>
+      </w:r>
+      <w:r>
+        <w:rPr>
+          <w:b/>
+        </w:rPr>
+        <w:t>End-of-event count</w:t>
+      </w:r>
+      <w:r>
+        <w:t>, with a button to take the end count.</w:t>
+      </w:r>
+    </w:p>
+    <w:p>
+      <w:pPr>
+        <w:pStyle w:val="ListBullet"/>
+        <w:spacing w:after="60"/>
+      </w:pPr>
+      <w:r>
+        <w:rPr>
+          <w:b/>
+        </w:rPr>
+        <w:t>Print the event's sheets</w:t>
+      </w:r>
+      <w:r>
+        <w:t>: the stat sheet, sales sheets and inventory sheet.</w:t>
+      </w:r>
+    </w:p>
+    <w:p>
+      <w:r>
+        <w:t xml:space="preserve">Then tap </w:t>
+      </w:r>
+      <w:r>
+        <w:rPr>
+          <w:b/>
+        </w:rPr>
+        <w:t>Close event</w:t>
+      </w:r>
+      <w:r>
+        <w:t xml:space="preserve">. It becomes inactive, so no new orders can be taken under it, but its orders, sheets and totals stay available. If anything is still marked </w:t>
+      </w:r>
+      <w:r>
+        <w:rPr>
+          <w:b/>
+        </w:rPr>
+        <w:t>To do</w:t>
+      </w:r>
+      <w:r>
+        <w:t xml:space="preserve">, the button reads </w:t>
+      </w:r>
+      <w:r>
+        <w:rPr>
+          <w:b/>
+        </w:rPr>
+        <w:t>Close anyway</w:t>
+      </w:r>
+      <w:r>
+        <w:t xml:space="preserve"> and asks you to confirm. An event can be made active again from Events if needed.</w:t>
+      </w:r>
+    </w:p>
+    <w:p>
+      <w:pPr>
+        <w:pStyle w:val="Heading2"/>
+      </w:pPr>
+      <w:bookmarkStart w:id="38" w:name="_Toc241606026"/>
       <w:r>
         <w:t>Event sales sheets</w:t>
       </w:r>
-      <w:bookmarkEnd w:id="37"/>
+      <w:bookmarkEnd w:id="38"/>
     </w:p>
     <w:p>
       <w:r>
@@ -12267,7 +12538,7 @@
           <w:noProof/>
         </w:rPr>
         <w:drawing>
-          <wp:inline distT="0" distB="0" distL="0" distR="0" wp14:anchorId="263EBA22" wp14:editId="4F777E45">
+          <wp:inline distT="0" distB="0" distL="0" distR="0" wp14:anchorId="25A3E031" wp14:editId="1ADC910B">
             <wp:extent cx="4389120" cy="2948940"/>
             <wp:effectExtent l="0" t="0" r="0" b="0"/>
             <wp:docPr id="21" name="Picture 21"/>
@@ -12322,6 +12593,7 @@
         <w:pStyle w:val="Heading3"/>
       </w:pPr>
       <w:r>
+        <w:lastRenderedPageBreak/>
         <w:t>The Accessory Inventory Sheet</w:t>
       </w:r>
     </w:p>
@@ -12394,9 +12666,8 @@
         <w:rPr>
           <w:noProof/>
         </w:rPr>
-        <w:lastRenderedPageBreak/>
         <w:drawing>
-          <wp:inline distT="0" distB="0" distL="0" distR="0" wp14:anchorId="363407B1" wp14:editId="0517D6FD">
+          <wp:inline distT="0" distB="0" distL="0" distR="0" wp14:anchorId="1AB5134A" wp14:editId="2FB1AB84">
             <wp:extent cx="4206240" cy="5717858"/>
             <wp:effectExtent l="0" t="0" r="0" b="0"/>
             <wp:docPr id="22" name="Picture 22"/>
@@ -12481,12 +12752,12 @@
         <w:pStyle w:val="Heading1"/>
         <w:pageBreakBefore/>
       </w:pPr>
-      <w:bookmarkStart w:id="38" w:name="_Toc241439669"/>
+      <w:bookmarkStart w:id="39" w:name="_Toc241606027"/>
       <w:r>
         <w:lastRenderedPageBreak/>
         <w:t>Admin: managing the catalog</w:t>
       </w:r>
-      <w:bookmarkEnd w:id="38"/>
+      <w:bookmarkEnd w:id="39"/>
     </w:p>
     <w:p>
       <w:r>
@@ -12522,7 +12793,7 @@
           <w:noProof/>
         </w:rPr>
         <w:drawing>
-          <wp:inline distT="0" distB="0" distL="0" distR="0" wp14:anchorId="7E9F5889" wp14:editId="42147B8D">
+          <wp:inline distT="0" distB="0" distL="0" distR="0" wp14:anchorId="4E0DB22E" wp14:editId="7E7976A2">
             <wp:extent cx="5760720" cy="3870484"/>
             <wp:effectExtent l="0" t="0" r="0" b="0"/>
             <wp:docPr id="23" name="Picture 23"/>
@@ -12576,12 +12847,12 @@
       <w:pPr>
         <w:pStyle w:val="Heading2"/>
       </w:pPr>
-      <w:bookmarkStart w:id="39" w:name="_Toc241439670"/>
+      <w:bookmarkStart w:id="40" w:name="_Toc241606028"/>
       <w:r>
         <w:lastRenderedPageBreak/>
         <w:t>Adding or editing a product</w:t>
       </w:r>
-      <w:bookmarkEnd w:id="39"/>
+      <w:bookmarkEnd w:id="40"/>
     </w:p>
     <w:p>
       <w:pPr>
@@ -12594,7 +12865,7 @@
           <w:noProof/>
         </w:rPr>
         <w:drawing>
-          <wp:inline distT="0" distB="0" distL="0" distR="0" wp14:anchorId="26D4ACC3" wp14:editId="47F474D4">
+          <wp:inline distT="0" distB="0" distL="0" distR="0" wp14:anchorId="14C92296" wp14:editId="0340802E">
             <wp:extent cx="5486400" cy="3686175"/>
             <wp:effectExtent l="0" t="0" r="0" b="0"/>
             <wp:docPr id="24" name="Picture 24"/>
@@ -13017,7 +13288,7 @@
         </w:rPr>
         <w:lastRenderedPageBreak/>
         <w:drawing>
-          <wp:inline distT="0" distB="0" distL="0" distR="0" wp14:anchorId="0832C781" wp14:editId="1F1C5537">
+          <wp:inline distT="0" distB="0" distL="0" distR="0" wp14:anchorId="5C821437" wp14:editId="054E61F8">
             <wp:extent cx="5120640" cy="2130933"/>
             <wp:effectExtent l="0" t="0" r="0" b="0"/>
             <wp:docPr id="25" name="Picture 25"/>
@@ -13204,11 +13475,11 @@
       <w:pPr>
         <w:pStyle w:val="Heading2"/>
       </w:pPr>
-      <w:bookmarkStart w:id="40" w:name="_Toc241439671"/>
+      <w:bookmarkStart w:id="41" w:name="_Toc241606029"/>
       <w:r>
         <w:t>Delivery and services</w:t>
       </w:r>
-      <w:bookmarkEnd w:id="40"/>
+      <w:bookmarkEnd w:id="41"/>
     </w:p>
     <w:p>
       <w:r>
@@ -13236,7 +13507,7 @@
         </w:rPr>
         <w:lastRenderedPageBreak/>
         <w:drawing>
-          <wp:inline distT="0" distB="0" distL="0" distR="0" wp14:anchorId="1CFDDF0C" wp14:editId="52628E73">
+          <wp:inline distT="0" distB="0" distL="0" distR="0" wp14:anchorId="2B11255C" wp14:editId="4BD31216">
             <wp:extent cx="5760720" cy="3870484"/>
             <wp:effectExtent l="0" t="0" r="0" b="0"/>
             <wp:docPr id="26" name="Picture 26"/>
@@ -13666,12 +13937,12 @@
         <w:pStyle w:val="Heading1"/>
         <w:pageBreakBefore/>
       </w:pPr>
-      <w:bookmarkStart w:id="41" w:name="_Toc241439672"/>
+      <w:bookmarkStart w:id="42" w:name="_Toc241606030"/>
       <w:r>
         <w:lastRenderedPageBreak/>
         <w:t>Admin: managing the crew</w:t>
       </w:r>
-      <w:bookmarkEnd w:id="41"/>
+      <w:bookmarkEnd w:id="42"/>
     </w:p>
     <w:p>
       <w:r>
@@ -13698,7 +13969,7 @@
           <w:noProof/>
         </w:rPr>
         <w:drawing>
-          <wp:inline distT="0" distB="0" distL="0" distR="0" wp14:anchorId="29FFA95F" wp14:editId="501161F3">
+          <wp:inline distT="0" distB="0" distL="0" distR="0" wp14:anchorId="7B69C3C2" wp14:editId="2387EDA7">
             <wp:extent cx="5760720" cy="1740218"/>
             <wp:effectExtent l="0" t="0" r="0" b="0"/>
             <wp:docPr id="27" name="Picture 27"/>
@@ -13970,7 +14241,7 @@
           <w:noProof/>
         </w:rPr>
         <w:drawing>
-          <wp:inline distT="0" distB="0" distL="0" distR="0" wp14:anchorId="45E78935" wp14:editId="5E879F9A">
+          <wp:inline distT="0" distB="0" distL="0" distR="0" wp14:anchorId="30B4E308" wp14:editId="267668B3">
             <wp:extent cx="4023360" cy="2703195"/>
             <wp:effectExtent l="0" t="0" r="0" b="0"/>
             <wp:docPr id="28" name="Picture 28"/>
@@ -14035,12 +14306,12 @@
         <w:pStyle w:val="Heading1"/>
         <w:pageBreakBefore/>
       </w:pPr>
-      <w:bookmarkStart w:id="42" w:name="_Toc241439673"/>
+      <w:bookmarkStart w:id="43" w:name="_Toc241606031"/>
       <w:r>
         <w:lastRenderedPageBreak/>
         <w:t>Owner: permanent deletes</w:t>
       </w:r>
-      <w:bookmarkEnd w:id="42"/>
+      <w:bookmarkEnd w:id="43"/>
     </w:p>
     <w:p>
       <w:r>
@@ -14076,7 +14347,7 @@
           <w:noProof/>
         </w:rPr>
         <w:drawing>
-          <wp:inline distT="0" distB="0" distL="0" distR="0" wp14:anchorId="1402BFA0" wp14:editId="487E0716">
+          <wp:inline distT="0" distB="0" distL="0" distR="0" wp14:anchorId="279B56BF" wp14:editId="0D5BAE50">
             <wp:extent cx="4754880" cy="3312709"/>
             <wp:effectExtent l="0" t="0" r="0" b="0"/>
             <wp:docPr id="29" name="Picture 29"/>
@@ -14740,12 +15011,12 @@
         <w:pStyle w:val="Heading1"/>
         <w:pageBreakBefore/>
       </w:pPr>
-      <w:bookmarkStart w:id="43" w:name="_Toc241439674"/>
+      <w:bookmarkStart w:id="44" w:name="_Toc241606032"/>
       <w:r>
         <w:lastRenderedPageBreak/>
         <w:t>Tips and troubleshooting</w:t>
       </w:r>
-      <w:bookmarkEnd w:id="43"/>
+      <w:bookmarkEnd w:id="44"/>
     </w:p>
     <w:p>
       <w:r>
@@ -15070,22 +15341,22 @@
         <w:pStyle w:val="Heading1"/>
         <w:pageBreakBefore/>
       </w:pPr>
-      <w:bookmarkStart w:id="44" w:name="_Toc241439675"/>
+      <w:bookmarkStart w:id="45" w:name="_Toc241606033"/>
       <w:r>
         <w:lastRenderedPageBreak/>
         <w:t>Quick reference</w:t>
       </w:r>
-      <w:bookmarkEnd w:id="44"/>
+      <w:bookmarkEnd w:id="45"/>
     </w:p>
     <w:p>
       <w:pPr>
         <w:pStyle w:val="Heading2"/>
       </w:pPr>
-      <w:bookmarkStart w:id="45" w:name="_Toc241439676"/>
+      <w:bookmarkStart w:id="46" w:name="_Toc241606034"/>
       <w:r>
         <w:t>Sales rep checklist</w:t>
       </w:r>
-      <w:bookmarkEnd w:id="45"/>
+      <w:bookmarkEnd w:id="46"/>
     </w:p>
     <w:p>
       <w:pPr>
@@ -15225,11 +15496,11 @@
       <w:pPr>
         <w:pStyle w:val="Heading2"/>
       </w:pPr>
-      <w:bookmarkStart w:id="46" w:name="_Toc241439677"/>
+      <w:bookmarkStart w:id="47" w:name="_Toc241606035"/>
       <w:r>
         <w:t>Checkout checklist</w:t>
       </w:r>
-      <w:bookmarkEnd w:id="46"/>
+      <w:bookmarkEnd w:id="47"/>
     </w:p>
     <w:p>
       <w:pPr>
@@ -15395,11 +15666,11 @@
       <w:pPr>
         <w:pStyle w:val="Heading2"/>
       </w:pPr>
-      <w:bookmarkStart w:id="47" w:name="_Toc241439678"/>
+      <w:bookmarkStart w:id="48" w:name="_Toc241606036"/>
       <w:r>
         <w:t>Inventory counts</w:t>
       </w:r>
-      <w:bookmarkEnd w:id="47"/>
+      <w:bookmarkEnd w:id="48"/>
     </w:p>
     <w:p>
       <w:pPr>
@@ -15599,11 +15870,11 @@
       <w:pPr>
         <w:pStyle w:val="Heading2"/>
       </w:pPr>
-      <w:bookmarkStart w:id="48" w:name="_Toc241439679"/>
+      <w:bookmarkStart w:id="49" w:name="_Toc241606037"/>
       <w:r>
         <w:t>Order status at a glance</w:t>
       </w:r>
-      <w:bookmarkEnd w:id="48"/>
+      <w:bookmarkEnd w:id="49"/>
     </w:p>
     <w:tbl>
       <w:tblPr>
@@ -16219,31 +16490,31 @@
       </w:rPr>
     </w:lvl>
   </w:abstractNum>
-  <w:num w:numId="1" w16cid:durableId="1912159709">
+  <w:num w:numId="1" w16cid:durableId="728192512">
     <w:abstractNumId w:val="8"/>
   </w:num>
-  <w:num w:numId="2" w16cid:durableId="2085642830">
+  <w:num w:numId="2" w16cid:durableId="987513546">
     <w:abstractNumId w:val="6"/>
   </w:num>
-  <w:num w:numId="3" w16cid:durableId="688795761">
+  <w:num w:numId="3" w16cid:durableId="2092656290">
     <w:abstractNumId w:val="5"/>
   </w:num>
-  <w:num w:numId="4" w16cid:durableId="258637035">
+  <w:num w:numId="4" w16cid:durableId="1990552308">
     <w:abstractNumId w:val="4"/>
   </w:num>
-  <w:num w:numId="5" w16cid:durableId="1950039853">
+  <w:num w:numId="5" w16cid:durableId="228687590">
     <w:abstractNumId w:val="7"/>
   </w:num>
-  <w:num w:numId="6" w16cid:durableId="315501179">
+  <w:num w:numId="6" w16cid:durableId="602953599">
     <w:abstractNumId w:val="3"/>
   </w:num>
-  <w:num w:numId="7" w16cid:durableId="37247882">
+  <w:num w:numId="7" w16cid:durableId="1762221060">
     <w:abstractNumId w:val="2"/>
   </w:num>
-  <w:num w:numId="8" w16cid:durableId="791090582">
+  <w:num w:numId="8" w16cid:durableId="1233931764">
     <w:abstractNumId w:val="1"/>
   </w:num>
-  <w:num w:numId="9" w16cid:durableId="517696760">
+  <w:num w:numId="9" w16cid:durableId="1639795447">
     <w:abstractNumId w:val="0"/>
   </w:num>
 </w:numbering>
@@ -27635,7 +27906,7 @@
     <w:autoRedefine/>
     <w:uiPriority w:val="39"/>
     <w:unhideWhenUsed/>
-    <w:rsid w:val="003914C0"/>
+    <w:rsid w:val="00467A7B"/>
     <w:pPr>
       <w:spacing w:after="100"/>
     </w:pPr>
@@ -27647,7 +27918,7 @@
     <w:autoRedefine/>
     <w:uiPriority w:val="39"/>
     <w:unhideWhenUsed/>
-    <w:rsid w:val="003914C0"/>
+    <w:rsid w:val="00467A7B"/>
     <w:pPr>
       <w:spacing w:after="100"/>
       <w:ind w:left="220"/>
@@ -27658,7 +27929,7 @@
     <w:basedOn w:val="DefaultParagraphFont"/>
     <w:uiPriority w:val="99"/>
     <w:unhideWhenUsed/>
-    <w:rsid w:val="003914C0"/>
+    <w:rsid w:val="00467A7B"/>
     <w:rPr>
       <w:color w:val="0000FF" w:themeColor="hyperlink"/>
       <w:u w:val="single"/>

--- a/Documents/CFS Sales App User Guide.docx
+++ b/Documents/CFS Sales App User Guide.docx
@@ -345,7 +345,7 @@
       <w:r>
         <w:fldChar w:fldCharType="separate"/>
       </w:r>
-      <w:hyperlink w:anchor="_Toc241605988" w:history="1">
+      <w:hyperlink w:anchor="_Toc241606847" w:history="1">
         <w:r>
           <w:rPr>
             <w:rStyle w:val="Hyperlink"/>
@@ -372,7 +372,7 @@
             <w:noProof/>
             <w:webHidden/>
           </w:rPr>
-          <w:instrText xml:space="preserve"> PAGEREF _Toc241605988 \h </w:instrText>
+          <w:instrText xml:space="preserve"> PAGEREF _Toc241606847 \h </w:instrText>
         </w:r>
         <w:r>
           <w:rPr>
@@ -413,7 +413,7 @@
           <w:noProof/>
         </w:rPr>
       </w:pPr>
-      <w:hyperlink w:anchor="_Toc241605989" w:history="1">
+      <w:hyperlink w:anchor="_Toc241606848" w:history="1">
         <w:r>
           <w:rPr>
             <w:rStyle w:val="Hyperlink"/>
@@ -440,7 +440,7 @@
             <w:noProof/>
             <w:webHidden/>
           </w:rPr>
-          <w:instrText xml:space="preserve"> PAGEREF _Toc241605989 \h </w:instrText>
+          <w:instrText xml:space="preserve"> PAGEREF _Toc241606848 \h </w:instrText>
         </w:r>
         <w:r>
           <w:rPr>
@@ -481,7 +481,7 @@
           <w:noProof/>
         </w:rPr>
       </w:pPr>
-      <w:hyperlink w:anchor="_Toc241605990" w:history="1">
+      <w:hyperlink w:anchor="_Toc241606849" w:history="1">
         <w:r>
           <w:rPr>
             <w:rStyle w:val="Hyperlink"/>
@@ -508,7 +508,7 @@
             <w:noProof/>
             <w:webHidden/>
           </w:rPr>
-          <w:instrText xml:space="preserve"> PAGEREF _Toc241605990 \h </w:instrText>
+          <w:instrText xml:space="preserve"> PAGEREF _Toc241606849 \h </w:instrText>
         </w:r>
         <w:r>
           <w:rPr>
@@ -549,7 +549,7 @@
           <w:noProof/>
         </w:rPr>
       </w:pPr>
-      <w:hyperlink w:anchor="_Toc241605991" w:history="1">
+      <w:hyperlink w:anchor="_Toc241606850" w:history="1">
         <w:r>
           <w:rPr>
             <w:rStyle w:val="Hyperlink"/>
@@ -576,7 +576,7 @@
             <w:noProof/>
             <w:webHidden/>
           </w:rPr>
-          <w:instrText xml:space="preserve"> PAGEREF _Toc241605991 \h </w:instrText>
+          <w:instrText xml:space="preserve"> PAGEREF _Toc241606850 \h </w:instrText>
         </w:r>
         <w:r>
           <w:rPr>
@@ -617,7 +617,7 @@
           <w:noProof/>
         </w:rPr>
       </w:pPr>
-      <w:hyperlink w:anchor="_Toc241605992" w:history="1">
+      <w:hyperlink w:anchor="_Toc241606851" w:history="1">
         <w:r>
           <w:rPr>
             <w:rStyle w:val="Hyperlink"/>
@@ -644,7 +644,7 @@
             <w:noProof/>
             <w:webHidden/>
           </w:rPr>
-          <w:instrText xml:space="preserve"> PAGEREF _Toc241605992 \h </w:instrText>
+          <w:instrText xml:space="preserve"> PAGEREF _Toc241606851 \h </w:instrText>
         </w:r>
         <w:r>
           <w:rPr>
@@ -685,7 +685,7 @@
           <w:noProof/>
         </w:rPr>
       </w:pPr>
-      <w:hyperlink w:anchor="_Toc241605993" w:history="1">
+      <w:hyperlink w:anchor="_Toc241606852" w:history="1">
         <w:r>
           <w:rPr>
             <w:rStyle w:val="Hyperlink"/>
@@ -712,7 +712,7 @@
             <w:noProof/>
             <w:webHidden/>
           </w:rPr>
-          <w:instrText xml:space="preserve"> PAGEREF _Toc241605993 \h </w:instrText>
+          <w:instrText xml:space="preserve"> PAGEREF _Toc241606852 \h </w:instrText>
         </w:r>
         <w:r>
           <w:rPr>
@@ -753,7 +753,7 @@
           <w:noProof/>
         </w:rPr>
       </w:pPr>
-      <w:hyperlink w:anchor="_Toc241605994" w:history="1">
+      <w:hyperlink w:anchor="_Toc241606853" w:history="1">
         <w:r>
           <w:rPr>
             <w:rStyle w:val="Hyperlink"/>
@@ -780,7 +780,7 @@
             <w:noProof/>
             <w:webHidden/>
           </w:rPr>
-          <w:instrText xml:space="preserve"> PAGEREF _Toc241605994 \h </w:instrText>
+          <w:instrText xml:space="preserve"> PAGEREF _Toc241606853 \h </w:instrText>
         </w:r>
         <w:r>
           <w:rPr>
@@ -821,7 +821,7 @@
           <w:noProof/>
         </w:rPr>
       </w:pPr>
-      <w:hyperlink w:anchor="_Toc241605995" w:history="1">
+      <w:hyperlink w:anchor="_Toc241606854" w:history="1">
         <w:r>
           <w:rPr>
             <w:rStyle w:val="Hyperlink"/>
@@ -848,7 +848,7 @@
             <w:noProof/>
             <w:webHidden/>
           </w:rPr>
-          <w:instrText xml:space="preserve"> PAGEREF _Toc241605995 \h </w:instrText>
+          <w:instrText xml:space="preserve"> PAGEREF _Toc241606854 \h </w:instrText>
         </w:r>
         <w:r>
           <w:rPr>
@@ -889,7 +889,7 @@
           <w:noProof/>
         </w:rPr>
       </w:pPr>
-      <w:hyperlink w:anchor="_Toc241605996" w:history="1">
+      <w:hyperlink w:anchor="_Toc241606855" w:history="1">
         <w:r>
           <w:rPr>
             <w:rStyle w:val="Hyperlink"/>
@@ -916,7 +916,7 @@
             <w:noProof/>
             <w:webHidden/>
           </w:rPr>
-          <w:instrText xml:space="preserve"> PAGEREF _Toc241605996 \h </w:instrText>
+          <w:instrText xml:space="preserve"> PAGEREF _Toc241606855 \h </w:instrText>
         </w:r>
         <w:r>
           <w:rPr>
@@ -957,7 +957,7 @@
           <w:noProof/>
         </w:rPr>
       </w:pPr>
-      <w:hyperlink w:anchor="_Toc241605997" w:history="1">
+      <w:hyperlink w:anchor="_Toc241606856" w:history="1">
         <w:r>
           <w:rPr>
             <w:rStyle w:val="Hyperlink"/>
@@ -984,7 +984,7 @@
             <w:noProof/>
             <w:webHidden/>
           </w:rPr>
-          <w:instrText xml:space="preserve"> PAGEREF _Toc241605997 \h </w:instrText>
+          <w:instrText xml:space="preserve"> PAGEREF _Toc241606856 \h </w:instrText>
         </w:r>
         <w:r>
           <w:rPr>
@@ -1025,7 +1025,7 @@
           <w:noProof/>
         </w:rPr>
       </w:pPr>
-      <w:hyperlink w:anchor="_Toc241605998" w:history="1">
+      <w:hyperlink w:anchor="_Toc241606857" w:history="1">
         <w:r>
           <w:rPr>
             <w:rStyle w:val="Hyperlink"/>
@@ -1052,7 +1052,7 @@
             <w:noProof/>
             <w:webHidden/>
           </w:rPr>
-          <w:instrText xml:space="preserve"> PAGEREF _Toc241605998 \h </w:instrText>
+          <w:instrText xml:space="preserve"> PAGEREF _Toc241606857 \h </w:instrText>
         </w:r>
         <w:r>
           <w:rPr>
@@ -1093,7 +1093,7 @@
           <w:noProof/>
         </w:rPr>
       </w:pPr>
-      <w:hyperlink w:anchor="_Toc241605999" w:history="1">
+      <w:hyperlink w:anchor="_Toc241606858" w:history="1">
         <w:r>
           <w:rPr>
             <w:rStyle w:val="Hyperlink"/>
@@ -1120,7 +1120,7 @@
             <w:noProof/>
             <w:webHidden/>
           </w:rPr>
-          <w:instrText xml:space="preserve"> PAGEREF _Toc241605999 \h </w:instrText>
+          <w:instrText xml:space="preserve"> PAGEREF _Toc241606858 \h </w:instrText>
         </w:r>
         <w:r>
           <w:rPr>
@@ -1161,7 +1161,7 @@
           <w:noProof/>
         </w:rPr>
       </w:pPr>
-      <w:hyperlink w:anchor="_Toc241606000" w:history="1">
+      <w:hyperlink w:anchor="_Toc241606859" w:history="1">
         <w:r>
           <w:rPr>
             <w:rStyle w:val="Hyperlink"/>
@@ -1188,7 +1188,7 @@
             <w:noProof/>
             <w:webHidden/>
           </w:rPr>
-          <w:instrText xml:space="preserve"> PAGEREF _Toc241606000 \h </w:instrText>
+          <w:instrText xml:space="preserve"> PAGEREF _Toc241606859 \h </w:instrText>
         </w:r>
         <w:r>
           <w:rPr>
@@ -1229,7 +1229,7 @@
           <w:noProof/>
         </w:rPr>
       </w:pPr>
-      <w:hyperlink w:anchor="_Toc241606001" w:history="1">
+      <w:hyperlink w:anchor="_Toc241606860" w:history="1">
         <w:r>
           <w:rPr>
             <w:rStyle w:val="Hyperlink"/>
@@ -1256,7 +1256,7 @@
             <w:noProof/>
             <w:webHidden/>
           </w:rPr>
-          <w:instrText xml:space="preserve"> PAGEREF _Toc241606001 \h </w:instrText>
+          <w:instrText xml:space="preserve"> PAGEREF _Toc241606860 \h </w:instrText>
         </w:r>
         <w:r>
           <w:rPr>
@@ -1297,7 +1297,7 @@
           <w:noProof/>
         </w:rPr>
       </w:pPr>
-      <w:hyperlink w:anchor="_Toc241606002" w:history="1">
+      <w:hyperlink w:anchor="_Toc241606861" w:history="1">
         <w:r>
           <w:rPr>
             <w:rStyle w:val="Hyperlink"/>
@@ -1324,7 +1324,7 @@
             <w:noProof/>
             <w:webHidden/>
           </w:rPr>
-          <w:instrText xml:space="preserve"> PAGEREF _Toc241606002 \h </w:instrText>
+          <w:instrText xml:space="preserve"> PAGEREF _Toc241606861 \h </w:instrText>
         </w:r>
         <w:r>
           <w:rPr>
@@ -1365,7 +1365,7 @@
           <w:noProof/>
         </w:rPr>
       </w:pPr>
-      <w:hyperlink w:anchor="_Toc241606003" w:history="1">
+      <w:hyperlink w:anchor="_Toc241606862" w:history="1">
         <w:r>
           <w:rPr>
             <w:rStyle w:val="Hyperlink"/>
@@ -1392,7 +1392,7 @@
             <w:noProof/>
             <w:webHidden/>
           </w:rPr>
-          <w:instrText xml:space="preserve"> PAGEREF _Toc241606003 \h </w:instrText>
+          <w:instrText xml:space="preserve"> PAGEREF _Toc241606862 \h </w:instrText>
         </w:r>
         <w:r>
           <w:rPr>
@@ -1433,7 +1433,7 @@
           <w:noProof/>
         </w:rPr>
       </w:pPr>
-      <w:hyperlink w:anchor="_Toc241606004" w:history="1">
+      <w:hyperlink w:anchor="_Toc241606863" w:history="1">
         <w:r>
           <w:rPr>
             <w:rStyle w:val="Hyperlink"/>
@@ -1460,7 +1460,7 @@
             <w:noProof/>
             <w:webHidden/>
           </w:rPr>
-          <w:instrText xml:space="preserve"> PAGEREF _Toc241606004 \h </w:instrText>
+          <w:instrText xml:space="preserve"> PAGEREF _Toc241606863 \h </w:instrText>
         </w:r>
         <w:r>
           <w:rPr>
@@ -1501,7 +1501,7 @@
           <w:noProof/>
         </w:rPr>
       </w:pPr>
-      <w:hyperlink w:anchor="_Toc241606005" w:history="1">
+      <w:hyperlink w:anchor="_Toc241606864" w:history="1">
         <w:r>
           <w:rPr>
             <w:rStyle w:val="Hyperlink"/>
@@ -1528,7 +1528,7 @@
             <w:noProof/>
             <w:webHidden/>
           </w:rPr>
-          <w:instrText xml:space="preserve"> PAGEREF _Toc241606005 \h </w:instrText>
+          <w:instrText xml:space="preserve"> PAGEREF _Toc241606864 \h </w:instrText>
         </w:r>
         <w:r>
           <w:rPr>
@@ -1569,7 +1569,7 @@
           <w:noProof/>
         </w:rPr>
       </w:pPr>
-      <w:hyperlink w:anchor="_Toc241606006" w:history="1">
+      <w:hyperlink w:anchor="_Toc241606865" w:history="1">
         <w:r>
           <w:rPr>
             <w:rStyle w:val="Hyperlink"/>
@@ -1596,7 +1596,7 @@
             <w:noProof/>
             <w:webHidden/>
           </w:rPr>
-          <w:instrText xml:space="preserve"> PAGEREF _Toc241606006 \h </w:instrText>
+          <w:instrText xml:space="preserve"> PAGEREF _Toc241606865 \h </w:instrText>
         </w:r>
         <w:r>
           <w:rPr>
@@ -1637,7 +1637,7 @@
           <w:noProof/>
         </w:rPr>
       </w:pPr>
-      <w:hyperlink w:anchor="_Toc241606007" w:history="1">
+      <w:hyperlink w:anchor="_Toc241606866" w:history="1">
         <w:r>
           <w:rPr>
             <w:rStyle w:val="Hyperlink"/>
@@ -1664,7 +1664,7 @@
             <w:noProof/>
             <w:webHidden/>
           </w:rPr>
-          <w:instrText xml:space="preserve"> PAGEREF _Toc241606007 \h </w:instrText>
+          <w:instrText xml:space="preserve"> PAGEREF _Toc241606866 \h </w:instrText>
         </w:r>
         <w:r>
           <w:rPr>
@@ -1705,7 +1705,7 @@
           <w:noProof/>
         </w:rPr>
       </w:pPr>
-      <w:hyperlink w:anchor="_Toc241606008" w:history="1">
+      <w:hyperlink w:anchor="_Toc241606867" w:history="1">
         <w:r>
           <w:rPr>
             <w:rStyle w:val="Hyperlink"/>
@@ -1732,7 +1732,7 @@
             <w:noProof/>
             <w:webHidden/>
           </w:rPr>
-          <w:instrText xml:space="preserve"> PAGEREF _Toc241606008 \h </w:instrText>
+          <w:instrText xml:space="preserve"> PAGEREF _Toc241606867 \h </w:instrText>
         </w:r>
         <w:r>
           <w:rPr>
@@ -1773,7 +1773,7 @@
           <w:noProof/>
         </w:rPr>
       </w:pPr>
-      <w:hyperlink w:anchor="_Toc241606009" w:history="1">
+      <w:hyperlink w:anchor="_Toc241606868" w:history="1">
         <w:r>
           <w:rPr>
             <w:rStyle w:val="Hyperlink"/>
@@ -1800,7 +1800,7 @@
             <w:noProof/>
             <w:webHidden/>
           </w:rPr>
-          <w:instrText xml:space="preserve"> PAGEREF _Toc241606009 \h </w:instrText>
+          <w:instrText xml:space="preserve"> PAGEREF _Toc241606868 \h </w:instrText>
         </w:r>
         <w:r>
           <w:rPr>
@@ -1841,7 +1841,7 @@
           <w:noProof/>
         </w:rPr>
       </w:pPr>
-      <w:hyperlink w:anchor="_Toc241606010" w:history="1">
+      <w:hyperlink w:anchor="_Toc241606869" w:history="1">
         <w:r>
           <w:rPr>
             <w:rStyle w:val="Hyperlink"/>
@@ -1868,7 +1868,7 @@
             <w:noProof/>
             <w:webHidden/>
           </w:rPr>
-          <w:instrText xml:space="preserve"> PAGEREF _Toc241606010 \h </w:instrText>
+          <w:instrText xml:space="preserve"> PAGEREF _Toc241606869 \h </w:instrText>
         </w:r>
         <w:r>
           <w:rPr>
@@ -1909,7 +1909,7 @@
           <w:noProof/>
         </w:rPr>
       </w:pPr>
-      <w:hyperlink w:anchor="_Toc241606011" w:history="1">
+      <w:hyperlink w:anchor="_Toc241606870" w:history="1">
         <w:r>
           <w:rPr>
             <w:rStyle w:val="Hyperlink"/>
@@ -1936,7 +1936,7 @@
             <w:noProof/>
             <w:webHidden/>
           </w:rPr>
-          <w:instrText xml:space="preserve"> PAGEREF _Toc241606011 \h </w:instrText>
+          <w:instrText xml:space="preserve"> PAGEREF _Toc241606870 \h </w:instrText>
         </w:r>
         <w:r>
           <w:rPr>
@@ -1977,7 +1977,7 @@
           <w:noProof/>
         </w:rPr>
       </w:pPr>
-      <w:hyperlink w:anchor="_Toc241606012" w:history="1">
+      <w:hyperlink w:anchor="_Toc241606871" w:history="1">
         <w:r>
           <w:rPr>
             <w:rStyle w:val="Hyperlink"/>
@@ -2004,7 +2004,7 @@
             <w:noProof/>
             <w:webHidden/>
           </w:rPr>
-          <w:instrText xml:space="preserve"> PAGEREF _Toc241606012 \h </w:instrText>
+          <w:instrText xml:space="preserve"> PAGEREF _Toc241606871 \h </w:instrText>
         </w:r>
         <w:r>
           <w:rPr>
@@ -2045,7 +2045,7 @@
           <w:noProof/>
         </w:rPr>
       </w:pPr>
-      <w:hyperlink w:anchor="_Toc241606013" w:history="1">
+      <w:hyperlink w:anchor="_Toc241606872" w:history="1">
         <w:r>
           <w:rPr>
             <w:rStyle w:val="Hyperlink"/>
@@ -2072,7 +2072,7 @@
             <w:noProof/>
             <w:webHidden/>
           </w:rPr>
-          <w:instrText xml:space="preserve"> PAGEREF _Toc241606013 \h </w:instrText>
+          <w:instrText xml:space="preserve"> PAGEREF _Toc241606872 \h </w:instrText>
         </w:r>
         <w:r>
           <w:rPr>
@@ -2113,7 +2113,7 @@
           <w:noProof/>
         </w:rPr>
       </w:pPr>
-      <w:hyperlink w:anchor="_Toc241606014" w:history="1">
+      <w:hyperlink w:anchor="_Toc241606873" w:history="1">
         <w:r>
           <w:rPr>
             <w:rStyle w:val="Hyperlink"/>
@@ -2140,7 +2140,7 @@
             <w:noProof/>
             <w:webHidden/>
           </w:rPr>
-          <w:instrText xml:space="preserve"> PAGEREF _Toc241606014 \h </w:instrText>
+          <w:instrText xml:space="preserve"> PAGEREF _Toc241606873 \h </w:instrText>
         </w:r>
         <w:r>
           <w:rPr>
@@ -2181,7 +2181,7 @@
           <w:noProof/>
         </w:rPr>
       </w:pPr>
-      <w:hyperlink w:anchor="_Toc241606015" w:history="1">
+      <w:hyperlink w:anchor="_Toc241606874" w:history="1">
         <w:r>
           <w:rPr>
             <w:rStyle w:val="Hyperlink"/>
@@ -2208,7 +2208,7 @@
             <w:noProof/>
             <w:webHidden/>
           </w:rPr>
-          <w:instrText xml:space="preserve"> PAGEREF _Toc241606015 \h </w:instrText>
+          <w:instrText xml:space="preserve"> PAGEREF _Toc241606874 \h </w:instrText>
         </w:r>
         <w:r>
           <w:rPr>
@@ -2249,7 +2249,7 @@
           <w:noProof/>
         </w:rPr>
       </w:pPr>
-      <w:hyperlink w:anchor="_Toc241606016" w:history="1">
+      <w:hyperlink w:anchor="_Toc241606875" w:history="1">
         <w:r>
           <w:rPr>
             <w:rStyle w:val="Hyperlink"/>
@@ -2276,7 +2276,7 @@
             <w:noProof/>
             <w:webHidden/>
           </w:rPr>
-          <w:instrText xml:space="preserve"> PAGEREF _Toc241606016 \h </w:instrText>
+          <w:instrText xml:space="preserve"> PAGEREF _Toc241606875 \h </w:instrText>
         </w:r>
         <w:r>
           <w:rPr>
@@ -2317,7 +2317,7 @@
           <w:noProof/>
         </w:rPr>
       </w:pPr>
-      <w:hyperlink w:anchor="_Toc241606017" w:history="1">
+      <w:hyperlink w:anchor="_Toc241606876" w:history="1">
         <w:r>
           <w:rPr>
             <w:rStyle w:val="Hyperlink"/>
@@ -2344,7 +2344,7 @@
             <w:noProof/>
             <w:webHidden/>
           </w:rPr>
-          <w:instrText xml:space="preserve"> PAGEREF _Toc241606017 \h </w:instrText>
+          <w:instrText xml:space="preserve"> PAGEREF _Toc241606876 \h </w:instrText>
         </w:r>
         <w:r>
           <w:rPr>
@@ -2385,7 +2385,7 @@
           <w:noProof/>
         </w:rPr>
       </w:pPr>
-      <w:hyperlink w:anchor="_Toc241606018" w:history="1">
+      <w:hyperlink w:anchor="_Toc241606877" w:history="1">
         <w:r>
           <w:rPr>
             <w:rStyle w:val="Hyperlink"/>
@@ -2412,7 +2412,7 @@
             <w:noProof/>
             <w:webHidden/>
           </w:rPr>
-          <w:instrText xml:space="preserve"> PAGEREF _Toc241606018 \h </w:instrText>
+          <w:instrText xml:space="preserve"> PAGEREF _Toc241606877 \h </w:instrText>
         </w:r>
         <w:r>
           <w:rPr>
@@ -2453,7 +2453,7 @@
           <w:noProof/>
         </w:rPr>
       </w:pPr>
-      <w:hyperlink w:anchor="_Toc241606019" w:history="1">
+      <w:hyperlink w:anchor="_Toc241606878" w:history="1">
         <w:r>
           <w:rPr>
             <w:rStyle w:val="Hyperlink"/>
@@ -2480,7 +2480,7 @@
             <w:noProof/>
             <w:webHidden/>
           </w:rPr>
-          <w:instrText xml:space="preserve"> PAGEREF _Toc241606019 \h </w:instrText>
+          <w:instrText xml:space="preserve"> PAGEREF _Toc241606878 \h </w:instrText>
         </w:r>
         <w:r>
           <w:rPr>
@@ -2521,7 +2521,7 @@
           <w:noProof/>
         </w:rPr>
       </w:pPr>
-      <w:hyperlink w:anchor="_Toc241606020" w:history="1">
+      <w:hyperlink w:anchor="_Toc241606879" w:history="1">
         <w:r>
           <w:rPr>
             <w:rStyle w:val="Hyperlink"/>
@@ -2548,7 +2548,7 @@
             <w:noProof/>
             <w:webHidden/>
           </w:rPr>
-          <w:instrText xml:space="preserve"> PAGEREF _Toc241606020 \h </w:instrText>
+          <w:instrText xml:space="preserve"> PAGEREF _Toc241606879 \h </w:instrText>
         </w:r>
         <w:r>
           <w:rPr>
@@ -2589,7 +2589,7 @@
           <w:noProof/>
         </w:rPr>
       </w:pPr>
-      <w:hyperlink w:anchor="_Toc241606021" w:history="1">
+      <w:hyperlink w:anchor="_Toc241606880" w:history="1">
         <w:r>
           <w:rPr>
             <w:rStyle w:val="Hyperlink"/>
@@ -2616,7 +2616,7 @@
             <w:noProof/>
             <w:webHidden/>
           </w:rPr>
-          <w:instrText xml:space="preserve"> PAGEREF _Toc241606021 \h </w:instrText>
+          <w:instrText xml:space="preserve"> PAGEREF _Toc241606880 \h </w:instrText>
         </w:r>
         <w:r>
           <w:rPr>
@@ -2657,7 +2657,7 @@
           <w:noProof/>
         </w:rPr>
       </w:pPr>
-      <w:hyperlink w:anchor="_Toc241606022" w:history="1">
+      <w:hyperlink w:anchor="_Toc241606881" w:history="1">
         <w:r>
           <w:rPr>
             <w:rStyle w:val="Hyperlink"/>
@@ -2684,7 +2684,7 @@
             <w:noProof/>
             <w:webHidden/>
           </w:rPr>
-          <w:instrText xml:space="preserve"> PAGEREF _Toc241606022 \h </w:instrText>
+          <w:instrText xml:space="preserve"> PAGEREF _Toc241606881 \h </w:instrText>
         </w:r>
         <w:r>
           <w:rPr>
@@ -2725,7 +2725,7 @@
           <w:noProof/>
         </w:rPr>
       </w:pPr>
-      <w:hyperlink w:anchor="_Toc241606023" w:history="1">
+      <w:hyperlink w:anchor="_Toc241606882" w:history="1">
         <w:r>
           <w:rPr>
             <w:rStyle w:val="Hyperlink"/>
@@ -2752,7 +2752,7 @@
             <w:noProof/>
             <w:webHidden/>
           </w:rPr>
-          <w:instrText xml:space="preserve"> PAGEREF _Toc241606023 \h </w:instrText>
+          <w:instrText xml:space="preserve"> PAGEREF _Toc241606882 \h </w:instrText>
         </w:r>
         <w:r>
           <w:rPr>
@@ -2793,7 +2793,7 @@
           <w:noProof/>
         </w:rPr>
       </w:pPr>
-      <w:hyperlink w:anchor="_Toc241606024" w:history="1">
+      <w:hyperlink w:anchor="_Toc241606883" w:history="1">
         <w:r>
           <w:rPr>
             <w:rStyle w:val="Hyperlink"/>
@@ -2820,7 +2820,7 @@
             <w:noProof/>
             <w:webHidden/>
           </w:rPr>
-          <w:instrText xml:space="preserve"> PAGEREF _Toc241606024 \h </w:instrText>
+          <w:instrText xml:space="preserve"> PAGEREF _Toc241606883 \h </w:instrText>
         </w:r>
         <w:r>
           <w:rPr>
@@ -2861,7 +2861,7 @@
           <w:noProof/>
         </w:rPr>
       </w:pPr>
-      <w:hyperlink w:anchor="_Toc241606025" w:history="1">
+      <w:hyperlink w:anchor="_Toc241606884" w:history="1">
         <w:r>
           <w:rPr>
             <w:rStyle w:val="Hyperlink"/>
@@ -2888,7 +2888,7 @@
             <w:noProof/>
             <w:webHidden/>
           </w:rPr>
-          <w:instrText xml:space="preserve"> PAGEREF _Toc241606025 \h </w:instrText>
+          <w:instrText xml:space="preserve"> PAGEREF _Toc241606884 \h </w:instrText>
         </w:r>
         <w:r>
           <w:rPr>
@@ -2929,7 +2929,7 @@
           <w:noProof/>
         </w:rPr>
       </w:pPr>
-      <w:hyperlink w:anchor="_Toc241606026" w:history="1">
+      <w:hyperlink w:anchor="_Toc241606885" w:history="1">
         <w:r>
           <w:rPr>
             <w:rStyle w:val="Hyperlink"/>
@@ -2956,7 +2956,7 @@
             <w:noProof/>
             <w:webHidden/>
           </w:rPr>
-          <w:instrText xml:space="preserve"> PAGEREF _Toc241606026 \h </w:instrText>
+          <w:instrText xml:space="preserve"> PAGEREF _Toc241606885 \h </w:instrText>
         </w:r>
         <w:r>
           <w:rPr>
@@ -2997,7 +2997,7 @@
           <w:noProof/>
         </w:rPr>
       </w:pPr>
-      <w:hyperlink w:anchor="_Toc241606027" w:history="1">
+      <w:hyperlink w:anchor="_Toc241606886" w:history="1">
         <w:r>
           <w:rPr>
             <w:rStyle w:val="Hyperlink"/>
@@ -3024,7 +3024,7 @@
             <w:noProof/>
             <w:webHidden/>
           </w:rPr>
-          <w:instrText xml:space="preserve"> PAGEREF _Toc241606027 \h </w:instrText>
+          <w:instrText xml:space="preserve"> PAGEREF _Toc241606886 \h </w:instrText>
         </w:r>
         <w:r>
           <w:rPr>
@@ -3065,7 +3065,7 @@
           <w:noProof/>
         </w:rPr>
       </w:pPr>
-      <w:hyperlink w:anchor="_Toc241606028" w:history="1">
+      <w:hyperlink w:anchor="_Toc241606887" w:history="1">
         <w:r>
           <w:rPr>
             <w:rStyle w:val="Hyperlink"/>
@@ -3092,7 +3092,7 @@
             <w:noProof/>
             <w:webHidden/>
           </w:rPr>
-          <w:instrText xml:space="preserve"> PAGEREF _Toc241606028 \h </w:instrText>
+          <w:instrText xml:space="preserve"> PAGEREF _Toc241606887 \h </w:instrText>
         </w:r>
         <w:r>
           <w:rPr>
@@ -3133,7 +3133,7 @@
           <w:noProof/>
         </w:rPr>
       </w:pPr>
-      <w:hyperlink w:anchor="_Toc241606029" w:history="1">
+      <w:hyperlink w:anchor="_Toc241606888" w:history="1">
         <w:r>
           <w:rPr>
             <w:rStyle w:val="Hyperlink"/>
@@ -3160,7 +3160,7 @@
             <w:noProof/>
             <w:webHidden/>
           </w:rPr>
-          <w:instrText xml:space="preserve"> PAGEREF _Toc241606029 \h </w:instrText>
+          <w:instrText xml:space="preserve"> PAGEREF _Toc241606888 \h </w:instrText>
         </w:r>
         <w:r>
           <w:rPr>
@@ -3201,7 +3201,7 @@
           <w:noProof/>
         </w:rPr>
       </w:pPr>
-      <w:hyperlink w:anchor="_Toc241606030" w:history="1">
+      <w:hyperlink w:anchor="_Toc241606889" w:history="1">
         <w:r>
           <w:rPr>
             <w:rStyle w:val="Hyperlink"/>
@@ -3228,7 +3228,7 @@
             <w:noProof/>
             <w:webHidden/>
           </w:rPr>
-          <w:instrText xml:space="preserve"> PAGEREF _Toc241606030 \h </w:instrText>
+          <w:instrText xml:space="preserve"> PAGEREF _Toc241606889 \h </w:instrText>
         </w:r>
         <w:r>
           <w:rPr>
@@ -3269,7 +3269,7 @@
           <w:noProof/>
         </w:rPr>
       </w:pPr>
-      <w:hyperlink w:anchor="_Toc241606031" w:history="1">
+      <w:hyperlink w:anchor="_Toc241606890" w:history="1">
         <w:r>
           <w:rPr>
             <w:rStyle w:val="Hyperlink"/>
@@ -3296,7 +3296,7 @@
             <w:noProof/>
             <w:webHidden/>
           </w:rPr>
-          <w:instrText xml:space="preserve"> PAGEREF _Toc241606031 \h </w:instrText>
+          <w:instrText xml:space="preserve"> PAGEREF _Toc241606890 \h </w:instrText>
         </w:r>
         <w:r>
           <w:rPr>
@@ -3337,7 +3337,7 @@
           <w:noProof/>
         </w:rPr>
       </w:pPr>
-      <w:hyperlink w:anchor="_Toc241606032" w:history="1">
+      <w:hyperlink w:anchor="_Toc241606891" w:history="1">
         <w:r>
           <w:rPr>
             <w:rStyle w:val="Hyperlink"/>
@@ -3364,7 +3364,7 @@
             <w:noProof/>
             <w:webHidden/>
           </w:rPr>
-          <w:instrText xml:space="preserve"> PAGEREF _Toc241606032 \h </w:instrText>
+          <w:instrText xml:space="preserve"> PAGEREF _Toc241606891 \h </w:instrText>
         </w:r>
         <w:r>
           <w:rPr>
@@ -3405,7 +3405,7 @@
           <w:noProof/>
         </w:rPr>
       </w:pPr>
-      <w:hyperlink w:anchor="_Toc241606033" w:history="1">
+      <w:hyperlink w:anchor="_Toc241606892" w:history="1">
         <w:r>
           <w:rPr>
             <w:rStyle w:val="Hyperlink"/>
@@ -3432,7 +3432,7 @@
             <w:noProof/>
             <w:webHidden/>
           </w:rPr>
-          <w:instrText xml:space="preserve"> PAGEREF _Toc241606033 \h </w:instrText>
+          <w:instrText xml:space="preserve"> PAGEREF _Toc241606892 \h </w:instrText>
         </w:r>
         <w:r>
           <w:rPr>
@@ -3473,7 +3473,7 @@
           <w:noProof/>
         </w:rPr>
       </w:pPr>
-      <w:hyperlink w:anchor="_Toc241606034" w:history="1">
+      <w:hyperlink w:anchor="_Toc241606893" w:history="1">
         <w:r>
           <w:rPr>
             <w:rStyle w:val="Hyperlink"/>
@@ -3500,7 +3500,7 @@
             <w:noProof/>
             <w:webHidden/>
           </w:rPr>
-          <w:instrText xml:space="preserve"> PAGEREF _Toc241606034 \h </w:instrText>
+          <w:instrText xml:space="preserve"> PAGEREF _Toc241606893 \h </w:instrText>
         </w:r>
         <w:r>
           <w:rPr>
@@ -3541,7 +3541,7 @@
           <w:noProof/>
         </w:rPr>
       </w:pPr>
-      <w:hyperlink w:anchor="_Toc241606035" w:history="1">
+      <w:hyperlink w:anchor="_Toc241606894" w:history="1">
         <w:r>
           <w:rPr>
             <w:rStyle w:val="Hyperlink"/>
@@ -3568,7 +3568,7 @@
             <w:noProof/>
             <w:webHidden/>
           </w:rPr>
-          <w:instrText xml:space="preserve"> PAGEREF _Toc241606035 \h </w:instrText>
+          <w:instrText xml:space="preserve"> PAGEREF _Toc241606894 \h </w:instrText>
         </w:r>
         <w:r>
           <w:rPr>
@@ -3609,7 +3609,7 @@
           <w:noProof/>
         </w:rPr>
       </w:pPr>
-      <w:hyperlink w:anchor="_Toc241606036" w:history="1">
+      <w:hyperlink w:anchor="_Toc241606895" w:history="1">
         <w:r>
           <w:rPr>
             <w:rStyle w:val="Hyperlink"/>
@@ -3636,7 +3636,7 @@
             <w:noProof/>
             <w:webHidden/>
           </w:rPr>
-          <w:instrText xml:space="preserve"> PAGEREF _Toc241606036 \h </w:instrText>
+          <w:instrText xml:space="preserve"> PAGEREF _Toc241606895 \h </w:instrText>
         </w:r>
         <w:r>
           <w:rPr>
@@ -3677,7 +3677,7 @@
           <w:noProof/>
         </w:rPr>
       </w:pPr>
-      <w:hyperlink w:anchor="_Toc241606037" w:history="1">
+      <w:hyperlink w:anchor="_Toc241606896" w:history="1">
         <w:r>
           <w:rPr>
             <w:rStyle w:val="Hyperlink"/>
@@ -3704,7 +3704,7 @@
             <w:noProof/>
             <w:webHidden/>
           </w:rPr>
-          <w:instrText xml:space="preserve"> PAGEREF _Toc241606037 \h </w:instrText>
+          <w:instrText xml:space="preserve"> PAGEREF _Toc241606896 \h </w:instrText>
         </w:r>
         <w:r>
           <w:rPr>
@@ -3745,7 +3745,7 @@
         <w:pStyle w:val="Heading1"/>
         <w:pageBreakBefore/>
       </w:pPr>
-      <w:bookmarkStart w:id="0" w:name="_Toc241605988"/>
+      <w:bookmarkStart w:id="0" w:name="_Toc241606847"/>
       <w:r>
         <w:lastRenderedPageBreak/>
         <w:t>Welcome</w:t>
@@ -3761,7 +3761,7 @@
       <w:pPr>
         <w:pStyle w:val="Heading2"/>
       </w:pPr>
-      <w:bookmarkStart w:id="1" w:name="_Toc241605989"/>
+      <w:bookmarkStart w:id="1" w:name="_Toc241606848"/>
       <w:r>
         <w:t>How a sale moves through the app</w:t>
       </w:r>
@@ -4244,7 +4244,7 @@
       <w:pPr>
         <w:pStyle w:val="Heading2"/>
       </w:pPr>
-      <w:bookmarkStart w:id="2" w:name="_Toc241605990"/>
+      <w:bookmarkStart w:id="2" w:name="_Toc241606849"/>
       <w:r>
         <w:t>What you'll need</w:t>
       </w:r>
@@ -4353,7 +4353,7 @@
         <w:pStyle w:val="Heading1"/>
         <w:pageBreakBefore/>
       </w:pPr>
-      <w:bookmarkStart w:id="3" w:name="_Toc241605991"/>
+      <w:bookmarkStart w:id="3" w:name="_Toc241606850"/>
       <w:r>
         <w:lastRenderedPageBreak/>
         <w:t>Who can do what</w:t>
@@ -4921,7 +4921,7 @@
         <w:pStyle w:val="Heading1"/>
         <w:pageBreakBefore/>
       </w:pPr>
-      <w:bookmarkStart w:id="4" w:name="_Toc241605992"/>
+      <w:bookmarkStart w:id="4" w:name="_Toc241606851"/>
       <w:r>
         <w:lastRenderedPageBreak/>
         <w:t>Getting started</w:t>
@@ -4932,7 +4932,7 @@
       <w:pPr>
         <w:pStyle w:val="Heading2"/>
       </w:pPr>
-      <w:bookmarkStart w:id="5" w:name="_Toc241605993"/>
+      <w:bookmarkStart w:id="5" w:name="_Toc241606852"/>
       <w:r>
         <w:t>Signing in</w:t>
       </w:r>
@@ -4949,7 +4949,7 @@
           <w:noProof/>
         </w:rPr>
         <w:drawing>
-          <wp:inline distT="0" distB="0" distL="0" distR="0" wp14:anchorId="387A39CE" wp14:editId="440875EB">
+          <wp:inline distT="0" distB="0" distL="0" distR="0" wp14:anchorId="428A0859" wp14:editId="446F15A0">
             <wp:extent cx="3291840" cy="2211705"/>
             <wp:effectExtent l="0" t="0" r="0" b="0"/>
             <wp:docPr id="1" name="Picture 1"/>
@@ -5267,7 +5267,7 @@
       <w:pPr>
         <w:pStyle w:val="Heading2"/>
       </w:pPr>
-      <w:bookmarkStart w:id="6" w:name="_Toc241605994"/>
+      <w:bookmarkStart w:id="6" w:name="_Toc241606853"/>
       <w:r>
         <w:t>Changing your PIN</w:t>
       </w:r>
@@ -5449,7 +5449,7 @@
       <w:pPr>
         <w:pStyle w:val="Heading2"/>
       </w:pPr>
-      <w:bookmarkStart w:id="7" w:name="_Toc241605995"/>
+      <w:bookmarkStart w:id="7" w:name="_Toc241606854"/>
       <w:r>
         <w:lastRenderedPageBreak/>
         <w:t>Finding your way around</w:t>
@@ -6032,7 +6032,7 @@
       <w:pPr>
         <w:pStyle w:val="Heading2"/>
       </w:pPr>
-      <w:bookmarkStart w:id="8" w:name="_Toc241605996"/>
+      <w:bookmarkStart w:id="8" w:name="_Toc241606855"/>
       <w:r>
         <w:t>Light and dark mode</w:t>
       </w:r>
@@ -6047,7 +6047,7 @@
       <w:pPr>
         <w:pStyle w:val="Heading2"/>
       </w:pPr>
-      <w:bookmarkStart w:id="9" w:name="_Toc241605997"/>
+      <w:bookmarkStart w:id="9" w:name="_Toc241606856"/>
       <w:r>
         <w:t>Signing out</w:t>
       </w:r>
@@ -6072,7 +6072,7 @@
         <w:pStyle w:val="Heading1"/>
         <w:pageBreakBefore/>
       </w:pPr>
-      <w:bookmarkStart w:id="10" w:name="_Toc241605998"/>
+      <w:bookmarkStart w:id="10" w:name="_Toc241606857"/>
       <w:r>
         <w:lastRenderedPageBreak/>
         <w:t>Taking an order on the sales floor</w:t>
@@ -6104,7 +6104,7 @@
           <w:noProof/>
         </w:rPr>
         <w:drawing>
-          <wp:inline distT="0" distB="0" distL="0" distR="0" wp14:anchorId="13A0894C" wp14:editId="10BFE2AF">
+          <wp:inline distT="0" distB="0" distL="0" distR="0" wp14:anchorId="749D660D" wp14:editId="5560F323">
             <wp:extent cx="5760720" cy="3870484"/>
             <wp:effectExtent l="0" t="0" r="0" b="0"/>
             <wp:docPr id="2" name="Picture 2"/>
@@ -6229,7 +6229,7 @@
       <w:pPr>
         <w:pStyle w:val="Heading2"/>
       </w:pPr>
-      <w:bookmarkStart w:id="11" w:name="_Toc241605999"/>
+      <w:bookmarkStart w:id="11" w:name="_Toc241606858"/>
       <w:r>
         <w:t>Starting an order</w:t>
       </w:r>
@@ -6313,7 +6313,7 @@
       <w:pPr>
         <w:pStyle w:val="Heading2"/>
       </w:pPr>
-      <w:bookmarkStart w:id="12" w:name="_Toc241606000"/>
+      <w:bookmarkStart w:id="12" w:name="_Toc241606859"/>
       <w:r>
         <w:lastRenderedPageBreak/>
         <w:t>Adding items</w:t>
@@ -6462,7 +6462,7 @@
           <w:noProof/>
         </w:rPr>
         <w:drawing>
-          <wp:inline distT="0" distB="0" distL="0" distR="0" wp14:anchorId="2C67FE49" wp14:editId="2C92FE87">
+          <wp:inline distT="0" distB="0" distL="0" distR="0" wp14:anchorId="035C6DA5" wp14:editId="0BE703F3">
             <wp:extent cx="5760720" cy="3870484"/>
             <wp:effectExtent l="0" t="0" r="0" b="0"/>
             <wp:docPr id="3" name="Picture 3"/>
@@ -6599,7 +6599,7 @@
           <w:noProof/>
         </w:rPr>
         <w:drawing>
-          <wp:inline distT="0" distB="0" distL="0" distR="0" wp14:anchorId="1E3B49E0" wp14:editId="638DDF21">
+          <wp:inline distT="0" distB="0" distL="0" distR="0" wp14:anchorId="388F2CD0" wp14:editId="67B6EF7E">
             <wp:extent cx="5760720" cy="3870484"/>
             <wp:effectExtent l="0" t="0" r="0" b="0"/>
             <wp:docPr id="4" name="Picture 4"/>
@@ -6944,7 +6944,7 @@
         </w:rPr>
         <w:lastRenderedPageBreak/>
         <w:drawing>
-          <wp:inline distT="0" distB="0" distL="0" distR="0" wp14:anchorId="54B5DD23" wp14:editId="5FF173FC">
+          <wp:inline distT="0" distB="0" distL="0" distR="0" wp14:anchorId="700E9CFF" wp14:editId="7BA9D5E0">
             <wp:extent cx="5486400" cy="3686175"/>
             <wp:effectExtent l="0" t="0" r="0" b="0"/>
             <wp:docPr id="5" name="Picture 5"/>
@@ -7144,7 +7144,7 @@
       <w:pPr>
         <w:pStyle w:val="Heading2"/>
       </w:pPr>
-      <w:bookmarkStart w:id="13" w:name="_Toc241606001"/>
+      <w:bookmarkStart w:id="13" w:name="_Toc241606860"/>
       <w:r>
         <w:t>Adding shipping or a service later</w:t>
       </w:r>
@@ -7185,7 +7185,7 @@
         </w:rPr>
         <w:lastRenderedPageBreak/>
         <w:drawing>
-          <wp:inline distT="0" distB="0" distL="0" distR="0" wp14:anchorId="4CFB7671" wp14:editId="65FBBC78">
+          <wp:inline distT="0" distB="0" distL="0" distR="0" wp14:anchorId="3D7EDA4D" wp14:editId="4689936A">
             <wp:extent cx="4754880" cy="3194685"/>
             <wp:effectExtent l="0" t="0" r="0" b="0"/>
             <wp:docPr id="6" name="Picture 6"/>
@@ -7239,7 +7239,7 @@
       <w:pPr>
         <w:pStyle w:val="Heading2"/>
       </w:pPr>
-      <w:bookmarkStart w:id="14" w:name="_Toc241606002"/>
+      <w:bookmarkStart w:id="14" w:name="_Toc241606861"/>
       <w:r>
         <w:t>Changing or removing an item</w:t>
       </w:r>
@@ -7386,7 +7386,7 @@
       <w:pPr>
         <w:pStyle w:val="Heading2"/>
       </w:pPr>
-      <w:bookmarkStart w:id="15" w:name="_Toc241606003"/>
+      <w:bookmarkStart w:id="15" w:name="_Toc241606862"/>
       <w:r>
         <w:t>Customer details</w:t>
       </w:r>
@@ -7550,7 +7550,7 @@
           <w:noProof/>
         </w:rPr>
         <w:drawing>
-          <wp:inline distT="0" distB="0" distL="0" distR="0" wp14:anchorId="057A2542" wp14:editId="39F40A67">
+          <wp:inline distT="0" distB="0" distL="0" distR="0" wp14:anchorId="26E92260" wp14:editId="58D880AF">
             <wp:extent cx="4754880" cy="3194685"/>
             <wp:effectExtent l="0" t="0" r="0" b="0"/>
             <wp:docPr id="7" name="Picture 7"/>
@@ -7604,7 +7604,7 @@
       <w:pPr>
         <w:pStyle w:val="Heading2"/>
       </w:pPr>
-      <w:bookmarkStart w:id="16" w:name="_Toc241606004"/>
+      <w:bookmarkStart w:id="16" w:name="_Toc241606863"/>
       <w:r>
         <w:t>Sending the order to checkout</w:t>
       </w:r>
@@ -7782,7 +7782,7 @@
       <w:pPr>
         <w:pStyle w:val="Heading2"/>
       </w:pPr>
-      <w:bookmarkStart w:id="17" w:name="_Toc241606005"/>
+      <w:bookmarkStart w:id="17" w:name="_Toc241606864"/>
       <w:r>
         <w:lastRenderedPageBreak/>
         <w:t>Using a phone</w:t>
@@ -7800,7 +7800,7 @@
           <w:noProof/>
         </w:rPr>
         <w:drawing>
-          <wp:inline distT="0" distB="0" distL="0" distR="0" wp14:anchorId="623FD873" wp14:editId="465F951C">
+          <wp:inline distT="0" distB="0" distL="0" distR="0" wp14:anchorId="04CDA22E" wp14:editId="5FD361B3">
             <wp:extent cx="2194560" cy="4749253"/>
             <wp:effectExtent l="0" t="0" r="0" b="0"/>
             <wp:docPr id="8" name="Picture 8"/>
@@ -7878,7 +7878,7 @@
         <w:pStyle w:val="Heading1"/>
         <w:pageBreakBefore/>
       </w:pPr>
-      <w:bookmarkStart w:id="18" w:name="_Toc241606006"/>
+      <w:bookmarkStart w:id="18" w:name="_Toc241606865"/>
       <w:r>
         <w:lastRenderedPageBreak/>
         <w:t>Checking out a customer</w:t>
@@ -7919,7 +7919,7 @@
           <w:noProof/>
         </w:rPr>
         <w:drawing>
-          <wp:inline distT="0" distB="0" distL="0" distR="0" wp14:anchorId="5BE82B23" wp14:editId="74CBC0FE">
+          <wp:inline distT="0" distB="0" distL="0" distR="0" wp14:anchorId="4B580990" wp14:editId="0B73A49E">
             <wp:extent cx="5760720" cy="3870484"/>
             <wp:effectExtent l="0" t="0" r="0" b="0"/>
             <wp:docPr id="9" name="Picture 9"/>
@@ -7973,7 +7973,7 @@
       <w:pPr>
         <w:pStyle w:val="Heading2"/>
       </w:pPr>
-      <w:bookmarkStart w:id="19" w:name="_Toc241606007"/>
+      <w:bookmarkStart w:id="19" w:name="_Toc241606866"/>
       <w:r>
         <w:t>1. Review the order with the customer</w:t>
       </w:r>
@@ -8070,7 +8070,7 @@
       <w:pPr>
         <w:pStyle w:val="Heading2"/>
       </w:pPr>
-      <w:bookmarkStart w:id="20" w:name="_Toc241606008"/>
+      <w:bookmarkStart w:id="20" w:name="_Toc241606867"/>
       <w:r>
         <w:t>2. Take payment</w:t>
       </w:r>
@@ -8384,7 +8384,7 @@
       <w:pPr>
         <w:pStyle w:val="Heading2"/>
       </w:pPr>
-      <w:bookmarkStart w:id="21" w:name="_Toc241606009"/>
+      <w:bookmarkStart w:id="21" w:name="_Toc241606868"/>
       <w:r>
         <w:t>3. Acknowledgements (initials and signature)</w:t>
       </w:r>
@@ -8566,7 +8566,7 @@
         </w:rPr>
         <w:lastRenderedPageBreak/>
         <w:drawing>
-          <wp:inline distT="0" distB="0" distL="0" distR="0" wp14:anchorId="47B7C3F6" wp14:editId="6FE59F96">
+          <wp:inline distT="0" distB="0" distL="0" distR="0" wp14:anchorId="6E7F09ED" wp14:editId="1AACC2B5">
             <wp:extent cx="4937760" cy="3317558"/>
             <wp:effectExtent l="0" t="0" r="0" b="0"/>
             <wp:docPr id="10" name="Picture 10"/>
@@ -8693,7 +8693,7 @@
       <w:pPr>
         <w:pStyle w:val="Heading2"/>
       </w:pPr>
-      <w:bookmarkStart w:id="22" w:name="_Toc241606010"/>
+      <w:bookmarkStart w:id="22" w:name="_Toc241606869"/>
       <w:r>
         <w:t>4. Complete and print</w:t>
       </w:r>
@@ -8882,7 +8882,7 @@
       <w:pPr>
         <w:pStyle w:val="Heading2"/>
       </w:pPr>
-      <w:bookmarkStart w:id="23" w:name="_Toc241606011"/>
+      <w:bookmarkStart w:id="23" w:name="_Toc241606870"/>
       <w:r>
         <w:lastRenderedPageBreak/>
         <w:t>Other checkout actions</w:t>
@@ -9093,7 +9093,7 @@
         <w:pStyle w:val="Heading1"/>
         <w:pageBreakBefore/>
       </w:pPr>
-      <w:bookmarkStart w:id="24" w:name="_Toc241606012"/>
+      <w:bookmarkStart w:id="24" w:name="_Toc241606871"/>
       <w:r>
         <w:lastRenderedPageBreak/>
         <w:t>The sales sheet</w:t>
@@ -9116,7 +9116,7 @@
           <w:noProof/>
         </w:rPr>
         <w:drawing>
-          <wp:inline distT="0" distB="0" distL="0" distR="0" wp14:anchorId="57283AEC" wp14:editId="3D694C45">
+          <wp:inline distT="0" distB="0" distL="0" distR="0" wp14:anchorId="70B66C19" wp14:editId="215DECD3">
             <wp:extent cx="4023360" cy="3187256"/>
             <wp:effectExtent l="0" t="0" r="0" b="0"/>
             <wp:docPr id="11" name="Picture 11"/>
@@ -9285,7 +9285,7 @@
         <w:pStyle w:val="Heading1"/>
         <w:pageBreakBefore/>
       </w:pPr>
-      <w:bookmarkStart w:id="25" w:name="_Toc241606013"/>
+      <w:bookmarkStart w:id="25" w:name="_Toc241606872"/>
       <w:r>
         <w:lastRenderedPageBreak/>
         <w:t>Looking up orders</w:t>
@@ -9317,7 +9317,7 @@
           <w:noProof/>
         </w:rPr>
         <w:drawing>
-          <wp:inline distT="0" distB="0" distL="0" distR="0" wp14:anchorId="0B9FD96C" wp14:editId="0E64BC5C">
+          <wp:inline distT="0" distB="0" distL="0" distR="0" wp14:anchorId="2B532A4D" wp14:editId="308AA909">
             <wp:extent cx="5760720" cy="3870484"/>
             <wp:effectExtent l="0" t="0" r="0" b="0"/>
             <wp:docPr id="12" name="Picture 12"/>
@@ -9437,7 +9437,7 @@
       <w:pPr>
         <w:pStyle w:val="Heading2"/>
       </w:pPr>
-      <w:bookmarkStart w:id="26" w:name="_Toc241606014"/>
+      <w:bookmarkStart w:id="26" w:name="_Toc241606873"/>
       <w:r>
         <w:t>Extra options for admins</w:t>
       </w:r>
@@ -9527,7 +9527,7 @@
         </w:rPr>
         <w:lastRenderedPageBreak/>
         <w:drawing>
-          <wp:inline distT="0" distB="0" distL="0" distR="0" wp14:anchorId="499ACAC5" wp14:editId="5261CDFE">
+          <wp:inline distT="0" distB="0" distL="0" distR="0" wp14:anchorId="528388AC" wp14:editId="1B1F167D">
             <wp:extent cx="4754880" cy="3194685"/>
             <wp:effectExtent l="0" t="0" r="0" b="0"/>
             <wp:docPr id="13" name="Picture 13"/>
@@ -9649,7 +9649,7 @@
         <w:pStyle w:val="Heading1"/>
         <w:pageBreakBefore/>
       </w:pPr>
-      <w:bookmarkStart w:id="27" w:name="_Toc241606015"/>
+      <w:bookmarkStart w:id="27" w:name="_Toc241606874"/>
       <w:r>
         <w:lastRenderedPageBreak/>
         <w:t>The dashboard</w:t>
@@ -9713,7 +9713,7 @@
           <w:noProof/>
         </w:rPr>
         <w:drawing>
-          <wp:inline distT="0" distB="0" distL="0" distR="0" wp14:anchorId="0D286EBB" wp14:editId="632CAD29">
+          <wp:inline distT="0" distB="0" distL="0" distR="0" wp14:anchorId="12AE7162" wp14:editId="49408A60">
             <wp:extent cx="4937760" cy="4305110"/>
             <wp:effectExtent l="0" t="0" r="0" b="0"/>
             <wp:docPr id="14" name="Picture 14"/>
@@ -10257,6 +10257,68 @@
         <w:spacing w:after="40"/>
       </w:pPr>
     </w:p>
+    <w:tbl>
+      <w:tblPr>
+        <w:tblW w:w="0" w:type="auto"/>
+        <w:jc w:val="center"/>
+        <w:tblLook w:val="04A0" w:firstRow="1" w:lastRow="0" w:firstColumn="1" w:lastColumn="0" w:noHBand="0" w:noVBand="1"/>
+      </w:tblPr>
+      <w:tblGrid>
+        <w:gridCol w:w="9360"/>
+      </w:tblGrid>
+      <w:tr>
+        <w:trPr>
+          <w:jc w:val="center"/>
+        </w:trPr>
+        <w:tc>
+          <w:tcPr>
+            <w:tcW w:w="9360" w:type="dxa"/>
+            <w:tcBorders>
+              <w:top w:val="single" w:sz="4" w:space="0" w:color="E0F2FE"/>
+              <w:left w:val="single" w:sz="36" w:space="0" w:color="0284C7"/>
+              <w:bottom w:val="single" w:sz="4" w:space="0" w:color="E0F2FE"/>
+              <w:right w:val="single" w:sz="4" w:space="0" w:color="E0F2FE"/>
+            </w:tcBorders>
+            <w:shd w:val="clear" w:color="auto" w:fill="E0F2FE"/>
+            <w:tcMar>
+              <w:top w:w="120" w:type="dxa"/>
+              <w:left w:w="200" w:type="dxa"/>
+              <w:bottom w:w="120" w:type="dxa"/>
+              <w:right w:w="160" w:type="dxa"/>
+            </w:tcMar>
+          </w:tcPr>
+          <w:p>
+            <w:pPr>
+              <w:spacing w:after="0"/>
+            </w:pPr>
+            <w:r>
+              <w:rPr>
+                <w:b/>
+                <w:color w:val="0284C7"/>
+              </w:rPr>
+              <w:t xml:space="preserve">Tip:  </w:t>
+            </w:r>
+            <w:r>
+              <w:t xml:space="preserve">The </w:t>
+            </w:r>
+            <w:r>
+              <w:rPr>
+                <w:b/>
+              </w:rPr>
+              <w:t>Net sales</w:t>
+            </w:r>
+            <w:r>
+              <w:t xml:space="preserve"> tile earns a gold star when net sales pass $30,000, and another for every $10,000 after that: two stars at $40,000, three at $50,000, and so on. Hover over the stars to see the next milestone.</w:t>
+            </w:r>
+          </w:p>
+        </w:tc>
+      </w:tr>
+    </w:tbl>
+    <w:p>
+      <w:pPr>
+        <w:spacing w:after="40"/>
+      </w:pPr>
+    </w:p>
     <w:p>
       <w:r>
         <w:t>Below the tiles:</w:t>
@@ -10297,7 +10359,7 @@
         <w:pStyle w:val="Heading1"/>
         <w:pageBreakBefore/>
       </w:pPr>
-      <w:bookmarkStart w:id="28" w:name="_Toc241606016"/>
+      <w:bookmarkStart w:id="28" w:name="_Toc241606875"/>
       <w:r>
         <w:lastRenderedPageBreak/>
         <w:t>Keeping inventory</w:t>
@@ -10356,7 +10418,7 @@
           <w:noProof/>
         </w:rPr>
         <w:drawing>
-          <wp:inline distT="0" distB="0" distL="0" distR="0" wp14:anchorId="43FBE4B2" wp14:editId="31816299">
+          <wp:inline distT="0" distB="0" distL="0" distR="0" wp14:anchorId="4C09738B" wp14:editId="21A28034">
             <wp:extent cx="5760720" cy="3870484"/>
             <wp:effectExtent l="0" t="0" r="0" b="0"/>
             <wp:docPr id="15" name="Picture 15"/>
@@ -10410,7 +10472,7 @@
       <w:pPr>
         <w:pStyle w:val="Heading2"/>
       </w:pPr>
-      <w:bookmarkStart w:id="29" w:name="_Toc241606017"/>
+      <w:bookmarkStart w:id="29" w:name="_Toc241606876"/>
       <w:r>
         <w:t>What's on the screen</w:t>
       </w:r>
@@ -10492,7 +10554,7 @@
       <w:pPr>
         <w:pStyle w:val="Heading2"/>
       </w:pPr>
-      <w:bookmarkStart w:id="30" w:name="_Toc241606018"/>
+      <w:bookmarkStart w:id="30" w:name="_Toc241606877"/>
       <w:r>
         <w:t>Updating a count</w:t>
       </w:r>
@@ -10569,7 +10631,7 @@
           <w:noProof/>
         </w:rPr>
         <w:drawing>
-          <wp:inline distT="0" distB="0" distL="0" distR="0" wp14:anchorId="4BB04A91" wp14:editId="4529855A">
+          <wp:inline distT="0" distB="0" distL="0" distR="0" wp14:anchorId="721D0329" wp14:editId="5E0F258B">
             <wp:extent cx="5120640" cy="3440430"/>
             <wp:effectExtent l="0" t="0" r="0" b="0"/>
             <wp:docPr id="16" name="Picture 16"/>
@@ -10623,7 +10685,7 @@
       <w:pPr>
         <w:pStyle w:val="Heading2"/>
       </w:pPr>
-      <w:bookmarkStart w:id="31" w:name="_Toc241606019"/>
+      <w:bookmarkStart w:id="31" w:name="_Toc241606878"/>
       <w:r>
         <w:t>What changes the count automatically</w:t>
       </w:r>
@@ -11027,7 +11089,7 @@
       <w:pPr>
         <w:pStyle w:val="Heading2"/>
       </w:pPr>
-      <w:bookmarkStart w:id="32" w:name="_Toc241606020"/>
+      <w:bookmarkStart w:id="32" w:name="_Toc241606879"/>
       <w:r>
         <w:lastRenderedPageBreak/>
         <w:t>Seeing the history</w:t>
@@ -11043,7 +11105,7 @@
       <w:pPr>
         <w:pStyle w:val="Heading2"/>
       </w:pPr>
-      <w:bookmarkStart w:id="33" w:name="_Toc241606021"/>
+      <w:bookmarkStart w:id="33" w:name="_Toc241606880"/>
       <w:r>
         <w:t>Notes for the inventory sheet</w:t>
       </w:r>
@@ -11092,7 +11154,7 @@
           <w:noProof/>
         </w:rPr>
         <w:drawing>
-          <wp:inline distT="0" distB="0" distL="0" distR="0" wp14:anchorId="64ED9E04" wp14:editId="0AD3F4DF">
+          <wp:inline distT="0" distB="0" distL="0" distR="0" wp14:anchorId="062023D6" wp14:editId="1A0B7028">
             <wp:extent cx="5120640" cy="3440430"/>
             <wp:effectExtent l="0" t="0" r="0" b="0"/>
             <wp:docPr id="17" name="Picture 17"/>
@@ -11146,7 +11208,7 @@
       <w:pPr>
         <w:pStyle w:val="Heading2"/>
       </w:pPr>
-      <w:bookmarkStart w:id="34" w:name="_Toc241606022"/>
+      <w:bookmarkStart w:id="34" w:name="_Toc241606881"/>
       <w:r>
         <w:t>Start and end counts</w:t>
       </w:r>
@@ -11669,7 +11731,7 @@
           <w:noProof/>
         </w:rPr>
         <w:drawing>
-          <wp:inline distT="0" distB="0" distL="0" distR="0" wp14:anchorId="0065B455" wp14:editId="58C3BF86">
+          <wp:inline distT="0" distB="0" distL="0" distR="0" wp14:anchorId="43DA76D6" wp14:editId="2F0DD472">
             <wp:extent cx="5486400" cy="3686175"/>
             <wp:effectExtent l="0" t="0" r="0" b="0"/>
             <wp:docPr id="18" name="Picture 18"/>
@@ -11809,7 +11871,7 @@
         <w:pStyle w:val="Heading1"/>
         <w:pageBreakBefore/>
       </w:pPr>
-      <w:bookmarkStart w:id="35" w:name="_Toc241606023"/>
+      <w:bookmarkStart w:id="35" w:name="_Toc241606882"/>
       <w:r>
         <w:lastRenderedPageBreak/>
         <w:t>Admin: setting up an event</w:t>
@@ -11834,7 +11896,7 @@
       <w:pPr>
         <w:pStyle w:val="Heading2"/>
       </w:pPr>
-      <w:bookmarkStart w:id="36" w:name="_Toc241606024"/>
+      <w:bookmarkStart w:id="36" w:name="_Toc241606883"/>
       <w:r>
         <w:t>Creating or editing an event</w:t>
       </w:r>
@@ -11851,7 +11913,7 @@
           <w:noProof/>
         </w:rPr>
         <w:drawing>
-          <wp:inline distT="0" distB="0" distL="0" distR="0" wp14:anchorId="68975CAF" wp14:editId="11CB881C">
+          <wp:inline distT="0" distB="0" distL="0" distR="0" wp14:anchorId="409BF80C" wp14:editId="3A87CE02">
             <wp:extent cx="5760720" cy="1236154"/>
             <wp:effectExtent l="0" t="0" r="0" b="0"/>
             <wp:docPr id="19" name="Picture 19"/>
@@ -12191,7 +12253,7 @@
           <w:noProof/>
         </w:rPr>
         <w:drawing>
-          <wp:inline distT="0" distB="0" distL="0" distR="0" wp14:anchorId="4831482D" wp14:editId="25AAD46B">
+          <wp:inline distT="0" distB="0" distL="0" distR="0" wp14:anchorId="06F700EA" wp14:editId="4CEAD0D9">
             <wp:extent cx="3840480" cy="2580322"/>
             <wp:effectExtent l="0" t="0" r="0" b="0"/>
             <wp:docPr id="20" name="Picture 20"/>
@@ -12313,7 +12375,7 @@
       <w:pPr>
         <w:pStyle w:val="Heading2"/>
       </w:pPr>
-      <w:bookmarkStart w:id="37" w:name="_Toc241606025"/>
+      <w:bookmarkStart w:id="37" w:name="_Toc241606884"/>
       <w:r>
         <w:t>Closing out an event</w:t>
       </w:r>
@@ -12480,7 +12542,7 @@
       <w:pPr>
         <w:pStyle w:val="Heading2"/>
       </w:pPr>
-      <w:bookmarkStart w:id="38" w:name="_Toc241606026"/>
+      <w:bookmarkStart w:id="38" w:name="_Toc241606885"/>
       <w:r>
         <w:t>Event sales sheets</w:t>
       </w:r>
@@ -12538,7 +12600,7 @@
           <w:noProof/>
         </w:rPr>
         <w:drawing>
-          <wp:inline distT="0" distB="0" distL="0" distR="0" wp14:anchorId="25A3E031" wp14:editId="1ADC910B">
+          <wp:inline distT="0" distB="0" distL="0" distR="0" wp14:anchorId="675AE561" wp14:editId="251E9E32">
             <wp:extent cx="4389120" cy="2948940"/>
             <wp:effectExtent l="0" t="0" r="0" b="0"/>
             <wp:docPr id="21" name="Picture 21"/>
@@ -12667,7 +12729,7 @@
           <w:noProof/>
         </w:rPr>
         <w:drawing>
-          <wp:inline distT="0" distB="0" distL="0" distR="0" wp14:anchorId="1AB5134A" wp14:editId="2FB1AB84">
+          <wp:inline distT="0" distB="0" distL="0" distR="0" wp14:anchorId="22A7A37B" wp14:editId="14376BD2">
             <wp:extent cx="4206240" cy="5717858"/>
             <wp:effectExtent l="0" t="0" r="0" b="0"/>
             <wp:docPr id="22" name="Picture 22"/>
@@ -12752,7 +12814,7 @@
         <w:pStyle w:val="Heading1"/>
         <w:pageBreakBefore/>
       </w:pPr>
-      <w:bookmarkStart w:id="39" w:name="_Toc241606027"/>
+      <w:bookmarkStart w:id="39" w:name="_Toc241606886"/>
       <w:r>
         <w:lastRenderedPageBreak/>
         <w:t>Admin: managing the catalog</w:t>
@@ -12793,7 +12855,7 @@
           <w:noProof/>
         </w:rPr>
         <w:drawing>
-          <wp:inline distT="0" distB="0" distL="0" distR="0" wp14:anchorId="4E0DB22E" wp14:editId="7E7976A2">
+          <wp:inline distT="0" distB="0" distL="0" distR="0" wp14:anchorId="2D300B5E" wp14:editId="2730D1D8">
             <wp:extent cx="5760720" cy="3870484"/>
             <wp:effectExtent l="0" t="0" r="0" b="0"/>
             <wp:docPr id="23" name="Picture 23"/>
@@ -12847,7 +12909,7 @@
       <w:pPr>
         <w:pStyle w:val="Heading2"/>
       </w:pPr>
-      <w:bookmarkStart w:id="40" w:name="_Toc241606028"/>
+      <w:bookmarkStart w:id="40" w:name="_Toc241606887"/>
       <w:r>
         <w:lastRenderedPageBreak/>
         <w:t>Adding or editing a product</w:t>
@@ -12865,7 +12927,7 @@
           <w:noProof/>
         </w:rPr>
         <w:drawing>
-          <wp:inline distT="0" distB="0" distL="0" distR="0" wp14:anchorId="14C92296" wp14:editId="0340802E">
+          <wp:inline distT="0" distB="0" distL="0" distR="0" wp14:anchorId="16EF03E5" wp14:editId="6A75130C">
             <wp:extent cx="5486400" cy="3686175"/>
             <wp:effectExtent l="0" t="0" r="0" b="0"/>
             <wp:docPr id="24" name="Picture 24"/>
@@ -13288,7 +13350,7 @@
         </w:rPr>
         <w:lastRenderedPageBreak/>
         <w:drawing>
-          <wp:inline distT="0" distB="0" distL="0" distR="0" wp14:anchorId="5C821437" wp14:editId="054E61F8">
+          <wp:inline distT="0" distB="0" distL="0" distR="0" wp14:anchorId="2868AFAB" wp14:editId="5327F3B5">
             <wp:extent cx="5120640" cy="2130933"/>
             <wp:effectExtent l="0" t="0" r="0" b="0"/>
             <wp:docPr id="25" name="Picture 25"/>
@@ -13475,7 +13537,7 @@
       <w:pPr>
         <w:pStyle w:val="Heading2"/>
       </w:pPr>
-      <w:bookmarkStart w:id="41" w:name="_Toc241606029"/>
+      <w:bookmarkStart w:id="41" w:name="_Toc241606888"/>
       <w:r>
         <w:t>Delivery and services</w:t>
       </w:r>
@@ -13507,7 +13569,7 @@
         </w:rPr>
         <w:lastRenderedPageBreak/>
         <w:drawing>
-          <wp:inline distT="0" distB="0" distL="0" distR="0" wp14:anchorId="2B11255C" wp14:editId="4BD31216">
+          <wp:inline distT="0" distB="0" distL="0" distR="0" wp14:anchorId="3EBD569F" wp14:editId="00B0F2DF">
             <wp:extent cx="5760720" cy="3870484"/>
             <wp:effectExtent l="0" t="0" r="0" b="0"/>
             <wp:docPr id="26" name="Picture 26"/>
@@ -13937,7 +13999,7 @@
         <w:pStyle w:val="Heading1"/>
         <w:pageBreakBefore/>
       </w:pPr>
-      <w:bookmarkStart w:id="42" w:name="_Toc241606030"/>
+      <w:bookmarkStart w:id="42" w:name="_Toc241606889"/>
       <w:r>
         <w:lastRenderedPageBreak/>
         <w:t>Admin: managing the crew</w:t>
@@ -13969,7 +14031,7 @@
           <w:noProof/>
         </w:rPr>
         <w:drawing>
-          <wp:inline distT="0" distB="0" distL="0" distR="0" wp14:anchorId="7B69C3C2" wp14:editId="2387EDA7">
+          <wp:inline distT="0" distB="0" distL="0" distR="0" wp14:anchorId="1F621813" wp14:editId="11425A30">
             <wp:extent cx="5760720" cy="1740218"/>
             <wp:effectExtent l="0" t="0" r="0" b="0"/>
             <wp:docPr id="27" name="Picture 27"/>
@@ -14241,7 +14303,7 @@
           <w:noProof/>
         </w:rPr>
         <w:drawing>
-          <wp:inline distT="0" distB="0" distL="0" distR="0" wp14:anchorId="30B4E308" wp14:editId="267668B3">
+          <wp:inline distT="0" distB="0" distL="0" distR="0" wp14:anchorId="398A94C7" wp14:editId="147A745E">
             <wp:extent cx="4023360" cy="2703195"/>
             <wp:effectExtent l="0" t="0" r="0" b="0"/>
             <wp:docPr id="28" name="Picture 28"/>
@@ -14306,7 +14368,7 @@
         <w:pStyle w:val="Heading1"/>
         <w:pageBreakBefore/>
       </w:pPr>
-      <w:bookmarkStart w:id="43" w:name="_Toc241606031"/>
+      <w:bookmarkStart w:id="43" w:name="_Toc241606890"/>
       <w:r>
         <w:lastRenderedPageBreak/>
         <w:t>Owner: permanent deletes</w:t>
@@ -14347,7 +14409,7 @@
           <w:noProof/>
         </w:rPr>
         <w:drawing>
-          <wp:inline distT="0" distB="0" distL="0" distR="0" wp14:anchorId="279B56BF" wp14:editId="0D5BAE50">
+          <wp:inline distT="0" distB="0" distL="0" distR="0" wp14:anchorId="38CF02AE" wp14:editId="78A6A074">
             <wp:extent cx="4754880" cy="3312709"/>
             <wp:effectExtent l="0" t="0" r="0" b="0"/>
             <wp:docPr id="29" name="Picture 29"/>
@@ -15011,7 +15073,7 @@
         <w:pStyle w:val="Heading1"/>
         <w:pageBreakBefore/>
       </w:pPr>
-      <w:bookmarkStart w:id="44" w:name="_Toc241606032"/>
+      <w:bookmarkStart w:id="44" w:name="_Toc241606891"/>
       <w:r>
         <w:lastRenderedPageBreak/>
         <w:t>Tips and troubleshooting</w:t>
@@ -15341,7 +15403,7 @@
         <w:pStyle w:val="Heading1"/>
         <w:pageBreakBefore/>
       </w:pPr>
-      <w:bookmarkStart w:id="45" w:name="_Toc241606033"/>
+      <w:bookmarkStart w:id="45" w:name="_Toc241606892"/>
       <w:r>
         <w:lastRenderedPageBreak/>
         <w:t>Quick reference</w:t>
@@ -15352,7 +15414,7 @@
       <w:pPr>
         <w:pStyle w:val="Heading2"/>
       </w:pPr>
-      <w:bookmarkStart w:id="46" w:name="_Toc241606034"/>
+      <w:bookmarkStart w:id="46" w:name="_Toc241606893"/>
       <w:r>
         <w:t>Sales rep checklist</w:t>
       </w:r>
@@ -15496,7 +15558,7 @@
       <w:pPr>
         <w:pStyle w:val="Heading2"/>
       </w:pPr>
-      <w:bookmarkStart w:id="47" w:name="_Toc241606035"/>
+      <w:bookmarkStart w:id="47" w:name="_Toc241606894"/>
       <w:r>
         <w:t>Checkout checklist</w:t>
       </w:r>
@@ -15666,7 +15728,7 @@
       <w:pPr>
         <w:pStyle w:val="Heading2"/>
       </w:pPr>
-      <w:bookmarkStart w:id="48" w:name="_Toc241606036"/>
+      <w:bookmarkStart w:id="48" w:name="_Toc241606895"/>
       <w:r>
         <w:t>Inventory counts</w:t>
       </w:r>
@@ -15870,7 +15932,7 @@
       <w:pPr>
         <w:pStyle w:val="Heading2"/>
       </w:pPr>
-      <w:bookmarkStart w:id="49" w:name="_Toc241606037"/>
+      <w:bookmarkStart w:id="49" w:name="_Toc241606896"/>
       <w:r>
         <w:t>Order status at a glance</w:t>
       </w:r>
@@ -16490,31 +16552,31 @@
       </w:rPr>
     </w:lvl>
   </w:abstractNum>
-  <w:num w:numId="1" w16cid:durableId="728192512">
+  <w:num w:numId="1" w16cid:durableId="503473153">
     <w:abstractNumId w:val="8"/>
   </w:num>
-  <w:num w:numId="2" w16cid:durableId="987513546">
+  <w:num w:numId="2" w16cid:durableId="830606271">
     <w:abstractNumId w:val="6"/>
   </w:num>
-  <w:num w:numId="3" w16cid:durableId="2092656290">
+  <w:num w:numId="3" w16cid:durableId="445198476">
     <w:abstractNumId w:val="5"/>
   </w:num>
-  <w:num w:numId="4" w16cid:durableId="1990552308">
+  <w:num w:numId="4" w16cid:durableId="611132746">
     <w:abstractNumId w:val="4"/>
   </w:num>
-  <w:num w:numId="5" w16cid:durableId="228687590">
+  <w:num w:numId="5" w16cid:durableId="1785809167">
     <w:abstractNumId w:val="7"/>
   </w:num>
-  <w:num w:numId="6" w16cid:durableId="602953599">
+  <w:num w:numId="6" w16cid:durableId="1005743380">
     <w:abstractNumId w:val="3"/>
   </w:num>
-  <w:num w:numId="7" w16cid:durableId="1762221060">
+  <w:num w:numId="7" w16cid:durableId="1902403149">
     <w:abstractNumId w:val="2"/>
   </w:num>
-  <w:num w:numId="8" w16cid:durableId="1233931764">
+  <w:num w:numId="8" w16cid:durableId="1719207051">
     <w:abstractNumId w:val="1"/>
   </w:num>
-  <w:num w:numId="9" w16cid:durableId="1639795447">
+  <w:num w:numId="9" w16cid:durableId="1507936180">
     <w:abstractNumId w:val="0"/>
   </w:num>
 </w:numbering>
@@ -27906,7 +27968,7 @@
     <w:autoRedefine/>
     <w:uiPriority w:val="39"/>
     <w:unhideWhenUsed/>
-    <w:rsid w:val="00467A7B"/>
+    <w:rsid w:val="00DF0BDA"/>
     <w:pPr>
       <w:spacing w:after="100"/>
     </w:pPr>
@@ -27918,7 +27980,7 @@
     <w:autoRedefine/>
     <w:uiPriority w:val="39"/>
     <w:unhideWhenUsed/>
-    <w:rsid w:val="00467A7B"/>
+    <w:rsid w:val="00DF0BDA"/>
     <w:pPr>
       <w:spacing w:after="100"/>
       <w:ind w:left="220"/>
@@ -27929,7 +27991,7 @@
     <w:basedOn w:val="DefaultParagraphFont"/>
     <w:uiPriority w:val="99"/>
     <w:unhideWhenUsed/>
-    <w:rsid w:val="00467A7B"/>
+    <w:rsid w:val="00DF0BDA"/>
     <w:rPr>
       <w:color w:val="0000FF" w:themeColor="hyperlink"/>
       <w:u w:val="single"/>

--- a/Documents/CFS Sales App User Guide.docx
+++ b/Documents/CFS Sales App User Guide.docx
@@ -345,7 +345,7 @@
       <w:r>
         <w:fldChar w:fldCharType="separate"/>
       </w:r>
-      <w:hyperlink w:anchor="_Toc241606847" w:history="1">
+      <w:hyperlink w:anchor="_Toc241697842" w:history="1">
         <w:r>
           <w:rPr>
             <w:rStyle w:val="Hyperlink"/>
@@ -372,7 +372,7 @@
             <w:noProof/>
             <w:webHidden/>
           </w:rPr>
-          <w:instrText xml:space="preserve"> PAGEREF _Toc241606847 \h </w:instrText>
+          <w:instrText xml:space="preserve"> PAGEREF _Toc241697842 \h </w:instrText>
         </w:r>
         <w:r>
           <w:rPr>
@@ -413,7 +413,7 @@
           <w:noProof/>
         </w:rPr>
       </w:pPr>
-      <w:hyperlink w:anchor="_Toc241606848" w:history="1">
+      <w:hyperlink w:anchor="_Toc241697843" w:history="1">
         <w:r>
           <w:rPr>
             <w:rStyle w:val="Hyperlink"/>
@@ -440,7 +440,7 @@
             <w:noProof/>
             <w:webHidden/>
           </w:rPr>
-          <w:instrText xml:space="preserve"> PAGEREF _Toc241606848 \h </w:instrText>
+          <w:instrText xml:space="preserve"> PAGEREF _Toc241697843 \h </w:instrText>
         </w:r>
         <w:r>
           <w:rPr>
@@ -481,7 +481,7 @@
           <w:noProof/>
         </w:rPr>
       </w:pPr>
-      <w:hyperlink w:anchor="_Toc241606849" w:history="1">
+      <w:hyperlink w:anchor="_Toc241697844" w:history="1">
         <w:r>
           <w:rPr>
             <w:rStyle w:val="Hyperlink"/>
@@ -508,7 +508,7 @@
             <w:noProof/>
             <w:webHidden/>
           </w:rPr>
-          <w:instrText xml:space="preserve"> PAGEREF _Toc241606849 \h </w:instrText>
+          <w:instrText xml:space="preserve"> PAGEREF _Toc241697844 \h </w:instrText>
         </w:r>
         <w:r>
           <w:rPr>
@@ -549,7 +549,7 @@
           <w:noProof/>
         </w:rPr>
       </w:pPr>
-      <w:hyperlink w:anchor="_Toc241606850" w:history="1">
+      <w:hyperlink w:anchor="_Toc241697845" w:history="1">
         <w:r>
           <w:rPr>
             <w:rStyle w:val="Hyperlink"/>
@@ -576,7 +576,7 @@
             <w:noProof/>
             <w:webHidden/>
           </w:rPr>
-          <w:instrText xml:space="preserve"> PAGEREF _Toc241606850 \h </w:instrText>
+          <w:instrText xml:space="preserve"> PAGEREF _Toc241697845 \h </w:instrText>
         </w:r>
         <w:r>
           <w:rPr>
@@ -617,7 +617,7 @@
           <w:noProof/>
         </w:rPr>
       </w:pPr>
-      <w:hyperlink w:anchor="_Toc241606851" w:history="1">
+      <w:hyperlink w:anchor="_Toc241697846" w:history="1">
         <w:r>
           <w:rPr>
             <w:rStyle w:val="Hyperlink"/>
@@ -644,7 +644,7 @@
             <w:noProof/>
             <w:webHidden/>
           </w:rPr>
-          <w:instrText xml:space="preserve"> PAGEREF _Toc241606851 \h </w:instrText>
+          <w:instrText xml:space="preserve"> PAGEREF _Toc241697846 \h </w:instrText>
         </w:r>
         <w:r>
           <w:rPr>
@@ -685,7 +685,7 @@
           <w:noProof/>
         </w:rPr>
       </w:pPr>
-      <w:hyperlink w:anchor="_Toc241606852" w:history="1">
+      <w:hyperlink w:anchor="_Toc241697847" w:history="1">
         <w:r>
           <w:rPr>
             <w:rStyle w:val="Hyperlink"/>
@@ -712,7 +712,7 @@
             <w:noProof/>
             <w:webHidden/>
           </w:rPr>
-          <w:instrText xml:space="preserve"> PAGEREF _Toc241606852 \h </w:instrText>
+          <w:instrText xml:space="preserve"> PAGEREF _Toc241697847 \h </w:instrText>
         </w:r>
         <w:r>
           <w:rPr>
@@ -753,7 +753,7 @@
           <w:noProof/>
         </w:rPr>
       </w:pPr>
-      <w:hyperlink w:anchor="_Toc241606853" w:history="1">
+      <w:hyperlink w:anchor="_Toc241697848" w:history="1">
         <w:r>
           <w:rPr>
             <w:rStyle w:val="Hyperlink"/>
@@ -780,7 +780,7 @@
             <w:noProof/>
             <w:webHidden/>
           </w:rPr>
-          <w:instrText xml:space="preserve"> PAGEREF _Toc241606853 \h </w:instrText>
+          <w:instrText xml:space="preserve"> PAGEREF _Toc241697848 \h </w:instrText>
         </w:r>
         <w:r>
           <w:rPr>
@@ -821,7 +821,7 @@
           <w:noProof/>
         </w:rPr>
       </w:pPr>
-      <w:hyperlink w:anchor="_Toc241606854" w:history="1">
+      <w:hyperlink w:anchor="_Toc241697849" w:history="1">
         <w:r>
           <w:rPr>
             <w:rStyle w:val="Hyperlink"/>
@@ -848,7 +848,7 @@
             <w:noProof/>
             <w:webHidden/>
           </w:rPr>
-          <w:instrText xml:space="preserve"> PAGEREF _Toc241606854 \h </w:instrText>
+          <w:instrText xml:space="preserve"> PAGEREF _Toc241697849 \h </w:instrText>
         </w:r>
         <w:r>
           <w:rPr>
@@ -889,7 +889,7 @@
           <w:noProof/>
         </w:rPr>
       </w:pPr>
-      <w:hyperlink w:anchor="_Toc241606855" w:history="1">
+      <w:hyperlink w:anchor="_Toc241697850" w:history="1">
         <w:r>
           <w:rPr>
             <w:rStyle w:val="Hyperlink"/>
@@ -916,7 +916,7 @@
             <w:noProof/>
             <w:webHidden/>
           </w:rPr>
-          <w:instrText xml:space="preserve"> PAGEREF _Toc241606855 \h </w:instrText>
+          <w:instrText xml:space="preserve"> PAGEREF _Toc241697850 \h </w:instrText>
         </w:r>
         <w:r>
           <w:rPr>
@@ -957,7 +957,7 @@
           <w:noProof/>
         </w:rPr>
       </w:pPr>
-      <w:hyperlink w:anchor="_Toc241606856" w:history="1">
+      <w:hyperlink w:anchor="_Toc241697851" w:history="1">
         <w:r>
           <w:rPr>
             <w:rStyle w:val="Hyperlink"/>
@@ -984,7 +984,7 @@
             <w:noProof/>
             <w:webHidden/>
           </w:rPr>
-          <w:instrText xml:space="preserve"> PAGEREF _Toc241606856 \h </w:instrText>
+          <w:instrText xml:space="preserve"> PAGEREF _Toc241697851 \h </w:instrText>
         </w:r>
         <w:r>
           <w:rPr>
@@ -1025,7 +1025,7 @@
           <w:noProof/>
         </w:rPr>
       </w:pPr>
-      <w:hyperlink w:anchor="_Toc241606857" w:history="1">
+      <w:hyperlink w:anchor="_Toc241697852" w:history="1">
         <w:r>
           <w:rPr>
             <w:rStyle w:val="Hyperlink"/>
@@ -1052,7 +1052,7 @@
             <w:noProof/>
             <w:webHidden/>
           </w:rPr>
-          <w:instrText xml:space="preserve"> PAGEREF _Toc241606857 \h </w:instrText>
+          <w:instrText xml:space="preserve"> PAGEREF _Toc241697852 \h </w:instrText>
         </w:r>
         <w:r>
           <w:rPr>
@@ -1093,7 +1093,7 @@
           <w:noProof/>
         </w:rPr>
       </w:pPr>
-      <w:hyperlink w:anchor="_Toc241606858" w:history="1">
+      <w:hyperlink w:anchor="_Toc241697853" w:history="1">
         <w:r>
           <w:rPr>
             <w:rStyle w:val="Hyperlink"/>
@@ -1120,7 +1120,7 @@
             <w:noProof/>
             <w:webHidden/>
           </w:rPr>
-          <w:instrText xml:space="preserve"> PAGEREF _Toc241606858 \h </w:instrText>
+          <w:instrText xml:space="preserve"> PAGEREF _Toc241697853 \h </w:instrText>
         </w:r>
         <w:r>
           <w:rPr>
@@ -1161,7 +1161,7 @@
           <w:noProof/>
         </w:rPr>
       </w:pPr>
-      <w:hyperlink w:anchor="_Toc241606859" w:history="1">
+      <w:hyperlink w:anchor="_Toc241697854" w:history="1">
         <w:r>
           <w:rPr>
             <w:rStyle w:val="Hyperlink"/>
@@ -1188,7 +1188,7 @@
             <w:noProof/>
             <w:webHidden/>
           </w:rPr>
-          <w:instrText xml:space="preserve"> PAGEREF _Toc241606859 \h </w:instrText>
+          <w:instrText xml:space="preserve"> PAGEREF _Toc241697854 \h </w:instrText>
         </w:r>
         <w:r>
           <w:rPr>
@@ -1229,7 +1229,7 @@
           <w:noProof/>
         </w:rPr>
       </w:pPr>
-      <w:hyperlink w:anchor="_Toc241606860" w:history="1">
+      <w:hyperlink w:anchor="_Toc241697855" w:history="1">
         <w:r>
           <w:rPr>
             <w:rStyle w:val="Hyperlink"/>
@@ -1256,7 +1256,7 @@
             <w:noProof/>
             <w:webHidden/>
           </w:rPr>
-          <w:instrText xml:space="preserve"> PAGEREF _Toc241606860 \h </w:instrText>
+          <w:instrText xml:space="preserve"> PAGEREF _Toc241697855 \h </w:instrText>
         </w:r>
         <w:r>
           <w:rPr>
@@ -1297,7 +1297,7 @@
           <w:noProof/>
         </w:rPr>
       </w:pPr>
-      <w:hyperlink w:anchor="_Toc241606861" w:history="1">
+      <w:hyperlink w:anchor="_Toc241697856" w:history="1">
         <w:r>
           <w:rPr>
             <w:rStyle w:val="Hyperlink"/>
@@ -1324,7 +1324,7 @@
             <w:noProof/>
             <w:webHidden/>
           </w:rPr>
-          <w:instrText xml:space="preserve"> PAGEREF _Toc241606861 \h </w:instrText>
+          <w:instrText xml:space="preserve"> PAGEREF _Toc241697856 \h </w:instrText>
         </w:r>
         <w:r>
           <w:rPr>
@@ -1365,7 +1365,7 @@
           <w:noProof/>
         </w:rPr>
       </w:pPr>
-      <w:hyperlink w:anchor="_Toc241606862" w:history="1">
+      <w:hyperlink w:anchor="_Toc241697857" w:history="1">
         <w:r>
           <w:rPr>
             <w:rStyle w:val="Hyperlink"/>
@@ -1392,7 +1392,7 @@
             <w:noProof/>
             <w:webHidden/>
           </w:rPr>
-          <w:instrText xml:space="preserve"> PAGEREF _Toc241606862 \h </w:instrText>
+          <w:instrText xml:space="preserve"> PAGEREF _Toc241697857 \h </w:instrText>
         </w:r>
         <w:r>
           <w:rPr>
@@ -1433,7 +1433,7 @@
           <w:noProof/>
         </w:rPr>
       </w:pPr>
-      <w:hyperlink w:anchor="_Toc241606863" w:history="1">
+      <w:hyperlink w:anchor="_Toc241697858" w:history="1">
         <w:r>
           <w:rPr>
             <w:rStyle w:val="Hyperlink"/>
@@ -1460,7 +1460,7 @@
             <w:noProof/>
             <w:webHidden/>
           </w:rPr>
-          <w:instrText xml:space="preserve"> PAGEREF _Toc241606863 \h </w:instrText>
+          <w:instrText xml:space="preserve"> PAGEREF _Toc241697858 \h </w:instrText>
         </w:r>
         <w:r>
           <w:rPr>
@@ -1501,7 +1501,7 @@
           <w:noProof/>
         </w:rPr>
       </w:pPr>
-      <w:hyperlink w:anchor="_Toc241606864" w:history="1">
+      <w:hyperlink w:anchor="_Toc241697859" w:history="1">
         <w:r>
           <w:rPr>
             <w:rStyle w:val="Hyperlink"/>
@@ -1528,7 +1528,7 @@
             <w:noProof/>
             <w:webHidden/>
           </w:rPr>
-          <w:instrText xml:space="preserve"> PAGEREF _Toc241606864 \h </w:instrText>
+          <w:instrText xml:space="preserve"> PAGEREF _Toc241697859 \h </w:instrText>
         </w:r>
         <w:r>
           <w:rPr>
@@ -1569,7 +1569,7 @@
           <w:noProof/>
         </w:rPr>
       </w:pPr>
-      <w:hyperlink w:anchor="_Toc241606865" w:history="1">
+      <w:hyperlink w:anchor="_Toc241697860" w:history="1">
         <w:r>
           <w:rPr>
             <w:rStyle w:val="Hyperlink"/>
@@ -1596,7 +1596,7 @@
             <w:noProof/>
             <w:webHidden/>
           </w:rPr>
-          <w:instrText xml:space="preserve"> PAGEREF _Toc241606865 \h </w:instrText>
+          <w:instrText xml:space="preserve"> PAGEREF _Toc241697860 \h </w:instrText>
         </w:r>
         <w:r>
           <w:rPr>
@@ -1637,7 +1637,7 @@
           <w:noProof/>
         </w:rPr>
       </w:pPr>
-      <w:hyperlink w:anchor="_Toc241606866" w:history="1">
+      <w:hyperlink w:anchor="_Toc241697861" w:history="1">
         <w:r>
           <w:rPr>
             <w:rStyle w:val="Hyperlink"/>
@@ -1664,7 +1664,7 @@
             <w:noProof/>
             <w:webHidden/>
           </w:rPr>
-          <w:instrText xml:space="preserve"> PAGEREF _Toc241606866 \h </w:instrText>
+          <w:instrText xml:space="preserve"> PAGEREF _Toc241697861 \h </w:instrText>
         </w:r>
         <w:r>
           <w:rPr>
@@ -1705,7 +1705,7 @@
           <w:noProof/>
         </w:rPr>
       </w:pPr>
-      <w:hyperlink w:anchor="_Toc241606867" w:history="1">
+      <w:hyperlink w:anchor="_Toc241697862" w:history="1">
         <w:r>
           <w:rPr>
             <w:rStyle w:val="Hyperlink"/>
@@ -1732,7 +1732,7 @@
             <w:noProof/>
             <w:webHidden/>
           </w:rPr>
-          <w:instrText xml:space="preserve"> PAGEREF _Toc241606867 \h </w:instrText>
+          <w:instrText xml:space="preserve"> PAGEREF _Toc241697862 \h </w:instrText>
         </w:r>
         <w:r>
           <w:rPr>
@@ -1773,7 +1773,7 @@
           <w:noProof/>
         </w:rPr>
       </w:pPr>
-      <w:hyperlink w:anchor="_Toc241606868" w:history="1">
+      <w:hyperlink w:anchor="_Toc241697863" w:history="1">
         <w:r>
           <w:rPr>
             <w:rStyle w:val="Hyperlink"/>
@@ -1800,7 +1800,7 @@
             <w:noProof/>
             <w:webHidden/>
           </w:rPr>
-          <w:instrText xml:space="preserve"> PAGEREF _Toc241606868 \h </w:instrText>
+          <w:instrText xml:space="preserve"> PAGEREF _Toc241697863 \h </w:instrText>
         </w:r>
         <w:r>
           <w:rPr>
@@ -1841,13 +1841,13 @@
           <w:noProof/>
         </w:rPr>
       </w:pPr>
-      <w:hyperlink w:anchor="_Toc241606869" w:history="1">
+      <w:hyperlink w:anchor="_Toc241697864" w:history="1">
         <w:r>
           <w:rPr>
             <w:rStyle w:val="Hyperlink"/>
             <w:noProof/>
           </w:rPr>
-          <w:t>4. Complete and print</w:t>
+          <w:t>4. Complete the sale</w:t>
         </w:r>
         <w:r>
           <w:rPr>
@@ -1868,7 +1868,7 @@
             <w:noProof/>
             <w:webHidden/>
           </w:rPr>
-          <w:instrText xml:space="preserve"> PAGEREF _Toc241606869 \h </w:instrText>
+          <w:instrText xml:space="preserve"> PAGEREF _Toc241697864 \h </w:instrText>
         </w:r>
         <w:r>
           <w:rPr>
@@ -1909,7 +1909,7 @@
           <w:noProof/>
         </w:rPr>
       </w:pPr>
-      <w:hyperlink w:anchor="_Toc241606870" w:history="1">
+      <w:hyperlink w:anchor="_Toc241697865" w:history="1">
         <w:r>
           <w:rPr>
             <w:rStyle w:val="Hyperlink"/>
@@ -1936,7 +1936,7 @@
             <w:noProof/>
             <w:webHidden/>
           </w:rPr>
-          <w:instrText xml:space="preserve"> PAGEREF _Toc241606870 \h </w:instrText>
+          <w:instrText xml:space="preserve"> PAGEREF _Toc241697865 \h </w:instrText>
         </w:r>
         <w:r>
           <w:rPr>
@@ -1977,7 +1977,7 @@
           <w:noProof/>
         </w:rPr>
       </w:pPr>
-      <w:hyperlink w:anchor="_Toc241606871" w:history="1">
+      <w:hyperlink w:anchor="_Toc241697866" w:history="1">
         <w:r>
           <w:rPr>
             <w:rStyle w:val="Hyperlink"/>
@@ -2004,7 +2004,75 @@
             <w:noProof/>
             <w:webHidden/>
           </w:rPr>
-          <w:instrText xml:space="preserve"> PAGEREF _Toc241606871 \h </w:instrText>
+          <w:instrText xml:space="preserve"> PAGEREF _Toc241697866 \h </w:instrText>
+        </w:r>
+        <w:r>
+          <w:rPr>
+            <w:noProof/>
+            <w:webHidden/>
+          </w:rPr>
+        </w:r>
+        <w:r>
+          <w:rPr>
+            <w:noProof/>
+            <w:webHidden/>
+          </w:rPr>
+          <w:fldChar w:fldCharType="separate"/>
+        </w:r>
+        <w:r>
+          <w:rPr>
+            <w:noProof/>
+            <w:webHidden/>
+          </w:rPr>
+          <w:t>19</w:t>
+        </w:r>
+        <w:r>
+          <w:rPr>
+            <w:noProof/>
+            <w:webHidden/>
+          </w:rPr>
+          <w:fldChar w:fldCharType="end"/>
+        </w:r>
+      </w:hyperlink>
+    </w:p>
+    <w:p>
+      <w:pPr>
+        <w:pStyle w:val="TOC2"/>
+        <w:tabs>
+          <w:tab w:val="right" w:leader="dot" w:pos="9350"/>
+        </w:tabs>
+        <w:rPr>
+          <w:noProof/>
+        </w:rPr>
+      </w:pPr>
+      <w:hyperlink w:anchor="_Toc241697867" w:history="1">
+        <w:r>
+          <w:rPr>
+            <w:rStyle w:val="Hyperlink"/>
+            <w:noProof/>
+          </w:rPr>
+          <w:t>Emailing a receipt</w:t>
+        </w:r>
+        <w:r>
+          <w:rPr>
+            <w:noProof/>
+            <w:webHidden/>
+          </w:rPr>
+          <w:tab/>
+        </w:r>
+        <w:r>
+          <w:rPr>
+            <w:noProof/>
+            <w:webHidden/>
+          </w:rPr>
+          <w:fldChar w:fldCharType="begin"/>
+        </w:r>
+        <w:r>
+          <w:rPr>
+            <w:noProof/>
+            <w:webHidden/>
+          </w:rPr>
+          <w:instrText xml:space="preserve"> PAGEREF _Toc241697867 \h </w:instrText>
         </w:r>
         <w:r>
           <w:rPr>
@@ -2045,7 +2113,7 @@
           <w:noProof/>
         </w:rPr>
       </w:pPr>
-      <w:hyperlink w:anchor="_Toc241606872" w:history="1">
+      <w:hyperlink w:anchor="_Toc241697868" w:history="1">
         <w:r>
           <w:rPr>
             <w:rStyle w:val="Hyperlink"/>
@@ -2072,7 +2140,7 @@
             <w:noProof/>
             <w:webHidden/>
           </w:rPr>
-          <w:instrText xml:space="preserve"> PAGEREF _Toc241606872 \h </w:instrText>
+          <w:instrText xml:space="preserve"> PAGEREF _Toc241697868 \h </w:instrText>
         </w:r>
         <w:r>
           <w:rPr>
@@ -2092,7 +2160,7 @@
             <w:noProof/>
             <w:webHidden/>
           </w:rPr>
-          <w:t>20</w:t>
+          <w:t>21</w:t>
         </w:r>
         <w:r>
           <w:rPr>
@@ -2113,7 +2181,7 @@
           <w:noProof/>
         </w:rPr>
       </w:pPr>
-      <w:hyperlink w:anchor="_Toc241606873" w:history="1">
+      <w:hyperlink w:anchor="_Toc241697869" w:history="1">
         <w:r>
           <w:rPr>
             <w:rStyle w:val="Hyperlink"/>
@@ -2140,7 +2208,7 @@
             <w:noProof/>
             <w:webHidden/>
           </w:rPr>
-          <w:instrText xml:space="preserve"> PAGEREF _Toc241606873 \h </w:instrText>
+          <w:instrText xml:space="preserve"> PAGEREF _Toc241697869 \h </w:instrText>
         </w:r>
         <w:r>
           <w:rPr>
@@ -2160,7 +2228,7 @@
             <w:noProof/>
             <w:webHidden/>
           </w:rPr>
-          <w:t>20</w:t>
+          <w:t>21</w:t>
         </w:r>
         <w:r>
           <w:rPr>
@@ -2181,7 +2249,7 @@
           <w:noProof/>
         </w:rPr>
       </w:pPr>
-      <w:hyperlink w:anchor="_Toc241606874" w:history="1">
+      <w:hyperlink w:anchor="_Toc241697870" w:history="1">
         <w:r>
           <w:rPr>
             <w:rStyle w:val="Hyperlink"/>
@@ -2208,7 +2276,7 @@
             <w:noProof/>
             <w:webHidden/>
           </w:rPr>
-          <w:instrText xml:space="preserve"> PAGEREF _Toc241606874 \h </w:instrText>
+          <w:instrText xml:space="preserve"> PAGEREF _Toc241697870 \h </w:instrText>
         </w:r>
         <w:r>
           <w:rPr>
@@ -2228,7 +2296,7 @@
             <w:noProof/>
             <w:webHidden/>
           </w:rPr>
-          <w:t>22</w:t>
+          <w:t>23</w:t>
         </w:r>
         <w:r>
           <w:rPr>
@@ -2249,7 +2317,7 @@
           <w:noProof/>
         </w:rPr>
       </w:pPr>
-      <w:hyperlink w:anchor="_Toc241606875" w:history="1">
+      <w:hyperlink w:anchor="_Toc241697871" w:history="1">
         <w:r>
           <w:rPr>
             <w:rStyle w:val="Hyperlink"/>
@@ -2276,7 +2344,7 @@
             <w:noProof/>
             <w:webHidden/>
           </w:rPr>
-          <w:instrText xml:space="preserve"> PAGEREF _Toc241606875 \h </w:instrText>
+          <w:instrText xml:space="preserve"> PAGEREF _Toc241697871 \h </w:instrText>
         </w:r>
         <w:r>
           <w:rPr>
@@ -2296,7 +2364,7 @@
             <w:noProof/>
             <w:webHidden/>
           </w:rPr>
-          <w:t>24</w:t>
+          <w:t>25</w:t>
         </w:r>
         <w:r>
           <w:rPr>
@@ -2317,7 +2385,7 @@
           <w:noProof/>
         </w:rPr>
       </w:pPr>
-      <w:hyperlink w:anchor="_Toc241606876" w:history="1">
+      <w:hyperlink w:anchor="_Toc241697872" w:history="1">
         <w:r>
           <w:rPr>
             <w:rStyle w:val="Hyperlink"/>
@@ -2344,7 +2412,7 @@
             <w:noProof/>
             <w:webHidden/>
           </w:rPr>
-          <w:instrText xml:space="preserve"> PAGEREF _Toc241606876 \h </w:instrText>
+          <w:instrText xml:space="preserve"> PAGEREF _Toc241697872 \h </w:instrText>
         </w:r>
         <w:r>
           <w:rPr>
@@ -2364,7 +2432,7 @@
             <w:noProof/>
             <w:webHidden/>
           </w:rPr>
-          <w:t>24</w:t>
+          <w:t>25</w:t>
         </w:r>
         <w:r>
           <w:rPr>
@@ -2385,7 +2453,7 @@
           <w:noProof/>
         </w:rPr>
       </w:pPr>
-      <w:hyperlink w:anchor="_Toc241606877" w:history="1">
+      <w:hyperlink w:anchor="_Toc241697873" w:history="1">
         <w:r>
           <w:rPr>
             <w:rStyle w:val="Hyperlink"/>
@@ -2412,7 +2480,7 @@
             <w:noProof/>
             <w:webHidden/>
           </w:rPr>
-          <w:instrText xml:space="preserve"> PAGEREF _Toc241606877 \h </w:instrText>
+          <w:instrText xml:space="preserve"> PAGEREF _Toc241697873 \h </w:instrText>
         </w:r>
         <w:r>
           <w:rPr>
@@ -2432,7 +2500,7 @@
             <w:noProof/>
             <w:webHidden/>
           </w:rPr>
-          <w:t>24</w:t>
+          <w:t>25</w:t>
         </w:r>
         <w:r>
           <w:rPr>
@@ -2453,7 +2521,7 @@
           <w:noProof/>
         </w:rPr>
       </w:pPr>
-      <w:hyperlink w:anchor="_Toc241606878" w:history="1">
+      <w:hyperlink w:anchor="_Toc241697874" w:history="1">
         <w:r>
           <w:rPr>
             <w:rStyle w:val="Hyperlink"/>
@@ -2480,7 +2548,7 @@
             <w:noProof/>
             <w:webHidden/>
           </w:rPr>
-          <w:instrText xml:space="preserve"> PAGEREF _Toc241606878 \h </w:instrText>
+          <w:instrText xml:space="preserve"> PAGEREF _Toc241697874 \h </w:instrText>
         </w:r>
         <w:r>
           <w:rPr>
@@ -2500,7 +2568,7 @@
             <w:noProof/>
             <w:webHidden/>
           </w:rPr>
-          <w:t>25</w:t>
+          <w:t>26</w:t>
         </w:r>
         <w:r>
           <w:rPr>
@@ -2521,7 +2589,7 @@
           <w:noProof/>
         </w:rPr>
       </w:pPr>
-      <w:hyperlink w:anchor="_Toc241606879" w:history="1">
+      <w:hyperlink w:anchor="_Toc241697875" w:history="1">
         <w:r>
           <w:rPr>
             <w:rStyle w:val="Hyperlink"/>
@@ -2548,7 +2616,7 @@
             <w:noProof/>
             <w:webHidden/>
           </w:rPr>
-          <w:instrText xml:space="preserve"> PAGEREF _Toc241606879 \h </w:instrText>
+          <w:instrText xml:space="preserve"> PAGEREF _Toc241697875 \h </w:instrText>
         </w:r>
         <w:r>
           <w:rPr>
@@ -2568,7 +2636,7 @@
             <w:noProof/>
             <w:webHidden/>
           </w:rPr>
-          <w:t>26</w:t>
+          <w:t>27</w:t>
         </w:r>
         <w:r>
           <w:rPr>
@@ -2589,7 +2657,7 @@
           <w:noProof/>
         </w:rPr>
       </w:pPr>
-      <w:hyperlink w:anchor="_Toc241606880" w:history="1">
+      <w:hyperlink w:anchor="_Toc241697876" w:history="1">
         <w:r>
           <w:rPr>
             <w:rStyle w:val="Hyperlink"/>
@@ -2616,7 +2684,7 @@
             <w:noProof/>
             <w:webHidden/>
           </w:rPr>
-          <w:instrText xml:space="preserve"> PAGEREF _Toc241606880 \h </w:instrText>
+          <w:instrText xml:space="preserve"> PAGEREF _Toc241697876 \h </w:instrText>
         </w:r>
         <w:r>
           <w:rPr>
@@ -2636,7 +2704,7 @@
             <w:noProof/>
             <w:webHidden/>
           </w:rPr>
-          <w:t>26</w:t>
+          <w:t>27</w:t>
         </w:r>
         <w:r>
           <w:rPr>
@@ -2657,7 +2725,7 @@
           <w:noProof/>
         </w:rPr>
       </w:pPr>
-      <w:hyperlink w:anchor="_Toc241606881" w:history="1">
+      <w:hyperlink w:anchor="_Toc241697877" w:history="1">
         <w:r>
           <w:rPr>
             <w:rStyle w:val="Hyperlink"/>
@@ -2684,7 +2752,7 @@
             <w:noProof/>
             <w:webHidden/>
           </w:rPr>
-          <w:instrText xml:space="preserve"> PAGEREF _Toc241606881 \h </w:instrText>
+          <w:instrText xml:space="preserve"> PAGEREF _Toc241697877 \h </w:instrText>
         </w:r>
         <w:r>
           <w:rPr>
@@ -2704,7 +2772,7 @@
             <w:noProof/>
             <w:webHidden/>
           </w:rPr>
-          <w:t>26</w:t>
+          <w:t>27</w:t>
         </w:r>
         <w:r>
           <w:rPr>
@@ -2725,7 +2793,7 @@
           <w:noProof/>
         </w:rPr>
       </w:pPr>
-      <w:hyperlink w:anchor="_Toc241606882" w:history="1">
+      <w:hyperlink w:anchor="_Toc241697878" w:history="1">
         <w:r>
           <w:rPr>
             <w:rStyle w:val="Hyperlink"/>
@@ -2752,7 +2820,7 @@
             <w:noProof/>
             <w:webHidden/>
           </w:rPr>
-          <w:instrText xml:space="preserve"> PAGEREF _Toc241606882 \h </w:instrText>
+          <w:instrText xml:space="preserve"> PAGEREF _Toc241697878 \h </w:instrText>
         </w:r>
         <w:r>
           <w:rPr>
@@ -2772,7 +2840,7 @@
             <w:noProof/>
             <w:webHidden/>
           </w:rPr>
-          <w:t>28</w:t>
+          <w:t>29</w:t>
         </w:r>
         <w:r>
           <w:rPr>
@@ -2793,7 +2861,7 @@
           <w:noProof/>
         </w:rPr>
       </w:pPr>
-      <w:hyperlink w:anchor="_Toc241606883" w:history="1">
+      <w:hyperlink w:anchor="_Toc241697879" w:history="1">
         <w:r>
           <w:rPr>
             <w:rStyle w:val="Hyperlink"/>
@@ -2820,7 +2888,7 @@
             <w:noProof/>
             <w:webHidden/>
           </w:rPr>
-          <w:instrText xml:space="preserve"> PAGEREF _Toc241606883 \h </w:instrText>
+          <w:instrText xml:space="preserve"> PAGEREF _Toc241697879 \h </w:instrText>
         </w:r>
         <w:r>
           <w:rPr>
@@ -2840,7 +2908,7 @@
             <w:noProof/>
             <w:webHidden/>
           </w:rPr>
-          <w:t>28</w:t>
+          <w:t>29</w:t>
         </w:r>
         <w:r>
           <w:rPr>
@@ -2861,7 +2929,7 @@
           <w:noProof/>
         </w:rPr>
       </w:pPr>
-      <w:hyperlink w:anchor="_Toc241606884" w:history="1">
+      <w:hyperlink w:anchor="_Toc241697880" w:history="1">
         <w:r>
           <w:rPr>
             <w:rStyle w:val="Hyperlink"/>
@@ -2888,7 +2956,7 @@
             <w:noProof/>
             <w:webHidden/>
           </w:rPr>
-          <w:instrText xml:space="preserve"> PAGEREF _Toc241606884 \h </w:instrText>
+          <w:instrText xml:space="preserve"> PAGEREF _Toc241697880 \h </w:instrText>
         </w:r>
         <w:r>
           <w:rPr>
@@ -2908,7 +2976,7 @@
             <w:noProof/>
             <w:webHidden/>
           </w:rPr>
-          <w:t>29</w:t>
+          <w:t>30</w:t>
         </w:r>
         <w:r>
           <w:rPr>
@@ -2929,7 +2997,7 @@
           <w:noProof/>
         </w:rPr>
       </w:pPr>
-      <w:hyperlink w:anchor="_Toc241606885" w:history="1">
+      <w:hyperlink w:anchor="_Toc241697881" w:history="1">
         <w:r>
           <w:rPr>
             <w:rStyle w:val="Hyperlink"/>
@@ -2956,7 +3024,7 @@
             <w:noProof/>
             <w:webHidden/>
           </w:rPr>
-          <w:instrText xml:space="preserve"> PAGEREF _Toc241606885 \h </w:instrText>
+          <w:instrText xml:space="preserve"> PAGEREF _Toc241697881 \h </w:instrText>
         </w:r>
         <w:r>
           <w:rPr>
@@ -2976,7 +3044,7 @@
             <w:noProof/>
             <w:webHidden/>
           </w:rPr>
-          <w:t>29</w:t>
+          <w:t>30</w:t>
         </w:r>
         <w:r>
           <w:rPr>
@@ -2997,7 +3065,7 @@
           <w:noProof/>
         </w:rPr>
       </w:pPr>
-      <w:hyperlink w:anchor="_Toc241606886" w:history="1">
+      <w:hyperlink w:anchor="_Toc241697882" w:history="1">
         <w:r>
           <w:rPr>
             <w:rStyle w:val="Hyperlink"/>
@@ -3024,7 +3092,7 @@
             <w:noProof/>
             <w:webHidden/>
           </w:rPr>
-          <w:instrText xml:space="preserve"> PAGEREF _Toc241606886 \h </w:instrText>
+          <w:instrText xml:space="preserve"> PAGEREF _Toc241697882 \h </w:instrText>
         </w:r>
         <w:r>
           <w:rPr>
@@ -3044,7 +3112,7 @@
             <w:noProof/>
             <w:webHidden/>
           </w:rPr>
-          <w:t>31</w:t>
+          <w:t>33</w:t>
         </w:r>
         <w:r>
           <w:rPr>
@@ -3065,7 +3133,7 @@
           <w:noProof/>
         </w:rPr>
       </w:pPr>
-      <w:hyperlink w:anchor="_Toc241606887" w:history="1">
+      <w:hyperlink w:anchor="_Toc241697883" w:history="1">
         <w:r>
           <w:rPr>
             <w:rStyle w:val="Hyperlink"/>
@@ -3092,7 +3160,7 @@
             <w:noProof/>
             <w:webHidden/>
           </w:rPr>
-          <w:instrText xml:space="preserve"> PAGEREF _Toc241606887 \h </w:instrText>
+          <w:instrText xml:space="preserve"> PAGEREF _Toc241697883 \h </w:instrText>
         </w:r>
         <w:r>
           <w:rPr>
@@ -3112,7 +3180,7 @@
             <w:noProof/>
             <w:webHidden/>
           </w:rPr>
-          <w:t>32</w:t>
+          <w:t>34</w:t>
         </w:r>
         <w:r>
           <w:rPr>
@@ -3133,7 +3201,7 @@
           <w:noProof/>
         </w:rPr>
       </w:pPr>
-      <w:hyperlink w:anchor="_Toc241606888" w:history="1">
+      <w:hyperlink w:anchor="_Toc241697884" w:history="1">
         <w:r>
           <w:rPr>
             <w:rStyle w:val="Hyperlink"/>
@@ -3160,7 +3228,7 @@
             <w:noProof/>
             <w:webHidden/>
           </w:rPr>
-          <w:instrText xml:space="preserve"> PAGEREF _Toc241606888 \h </w:instrText>
+          <w:instrText xml:space="preserve"> PAGEREF _Toc241697884 \h </w:instrText>
         </w:r>
         <w:r>
           <w:rPr>
@@ -3180,7 +3248,7 @@
             <w:noProof/>
             <w:webHidden/>
           </w:rPr>
-          <w:t>33</w:t>
+          <w:t>35</w:t>
         </w:r>
         <w:r>
           <w:rPr>
@@ -3201,7 +3269,7 @@
           <w:noProof/>
         </w:rPr>
       </w:pPr>
-      <w:hyperlink w:anchor="_Toc241606889" w:history="1">
+      <w:hyperlink w:anchor="_Toc241697885" w:history="1">
         <w:r>
           <w:rPr>
             <w:rStyle w:val="Hyperlink"/>
@@ -3228,7 +3296,7 @@
             <w:noProof/>
             <w:webHidden/>
           </w:rPr>
-          <w:instrText xml:space="preserve"> PAGEREF _Toc241606889 \h </w:instrText>
+          <w:instrText xml:space="preserve"> PAGEREF _Toc241697885 \h </w:instrText>
         </w:r>
         <w:r>
           <w:rPr>
@@ -3248,7 +3316,7 @@
             <w:noProof/>
             <w:webHidden/>
           </w:rPr>
-          <w:t>35</w:t>
+          <w:t>37</w:t>
         </w:r>
         <w:r>
           <w:rPr>
@@ -3269,7 +3337,7 @@
           <w:noProof/>
         </w:rPr>
       </w:pPr>
-      <w:hyperlink w:anchor="_Toc241606890" w:history="1">
+      <w:hyperlink w:anchor="_Toc241697886" w:history="1">
         <w:r>
           <w:rPr>
             <w:rStyle w:val="Hyperlink"/>
@@ -3296,7 +3364,7 @@
             <w:noProof/>
             <w:webHidden/>
           </w:rPr>
-          <w:instrText xml:space="preserve"> PAGEREF _Toc241606890 \h </w:instrText>
+          <w:instrText xml:space="preserve"> PAGEREF _Toc241697886 \h </w:instrText>
         </w:r>
         <w:r>
           <w:rPr>
@@ -3316,7 +3384,7 @@
             <w:noProof/>
             <w:webHidden/>
           </w:rPr>
-          <w:t>36</w:t>
+          <w:t>39</w:t>
         </w:r>
         <w:r>
           <w:rPr>
@@ -3337,7 +3405,7 @@
           <w:noProof/>
         </w:rPr>
       </w:pPr>
-      <w:hyperlink w:anchor="_Toc241606891" w:history="1">
+      <w:hyperlink w:anchor="_Toc241697887" w:history="1">
         <w:r>
           <w:rPr>
             <w:rStyle w:val="Hyperlink"/>
@@ -3364,7 +3432,7 @@
             <w:noProof/>
             <w:webHidden/>
           </w:rPr>
-          <w:instrText xml:space="preserve"> PAGEREF _Toc241606891 \h </w:instrText>
+          <w:instrText xml:space="preserve"> PAGEREF _Toc241697887 \h </w:instrText>
         </w:r>
         <w:r>
           <w:rPr>
@@ -3384,7 +3452,7 @@
             <w:noProof/>
             <w:webHidden/>
           </w:rPr>
-          <w:t>38</w:t>
+          <w:t>41</w:t>
         </w:r>
         <w:r>
           <w:rPr>
@@ -3405,7 +3473,7 @@
           <w:noProof/>
         </w:rPr>
       </w:pPr>
-      <w:hyperlink w:anchor="_Toc241606892" w:history="1">
+      <w:hyperlink w:anchor="_Toc241697888" w:history="1">
         <w:r>
           <w:rPr>
             <w:rStyle w:val="Hyperlink"/>
@@ -3432,7 +3500,7 @@
             <w:noProof/>
             <w:webHidden/>
           </w:rPr>
-          <w:instrText xml:space="preserve"> PAGEREF _Toc241606892 \h </w:instrText>
+          <w:instrText xml:space="preserve"> PAGEREF _Toc241697888 \h </w:instrText>
         </w:r>
         <w:r>
           <w:rPr>
@@ -3452,7 +3520,7 @@
             <w:noProof/>
             <w:webHidden/>
           </w:rPr>
-          <w:t>40</w:t>
+          <w:t>43</w:t>
         </w:r>
         <w:r>
           <w:rPr>
@@ -3473,7 +3541,7 @@
           <w:noProof/>
         </w:rPr>
       </w:pPr>
-      <w:hyperlink w:anchor="_Toc241606893" w:history="1">
+      <w:hyperlink w:anchor="_Toc241697889" w:history="1">
         <w:r>
           <w:rPr>
             <w:rStyle w:val="Hyperlink"/>
@@ -3500,7 +3568,7 @@
             <w:noProof/>
             <w:webHidden/>
           </w:rPr>
-          <w:instrText xml:space="preserve"> PAGEREF _Toc241606893 \h </w:instrText>
+          <w:instrText xml:space="preserve"> PAGEREF _Toc241697889 \h </w:instrText>
         </w:r>
         <w:r>
           <w:rPr>
@@ -3520,7 +3588,7 @@
             <w:noProof/>
             <w:webHidden/>
           </w:rPr>
-          <w:t>40</w:t>
+          <w:t>43</w:t>
         </w:r>
         <w:r>
           <w:rPr>
@@ -3541,7 +3609,7 @@
           <w:noProof/>
         </w:rPr>
       </w:pPr>
-      <w:hyperlink w:anchor="_Toc241606894" w:history="1">
+      <w:hyperlink w:anchor="_Toc241697890" w:history="1">
         <w:r>
           <w:rPr>
             <w:rStyle w:val="Hyperlink"/>
@@ -3568,7 +3636,7 @@
             <w:noProof/>
             <w:webHidden/>
           </w:rPr>
-          <w:instrText xml:space="preserve"> PAGEREF _Toc241606894 \h </w:instrText>
+          <w:instrText xml:space="preserve"> PAGEREF _Toc241697890 \h </w:instrText>
         </w:r>
         <w:r>
           <w:rPr>
@@ -3588,7 +3656,7 @@
             <w:noProof/>
             <w:webHidden/>
           </w:rPr>
-          <w:t>40</w:t>
+          <w:t>43</w:t>
         </w:r>
         <w:r>
           <w:rPr>
@@ -3609,7 +3677,7 @@
           <w:noProof/>
         </w:rPr>
       </w:pPr>
-      <w:hyperlink w:anchor="_Toc241606895" w:history="1">
+      <w:hyperlink w:anchor="_Toc241697891" w:history="1">
         <w:r>
           <w:rPr>
             <w:rStyle w:val="Hyperlink"/>
@@ -3636,7 +3704,7 @@
             <w:noProof/>
             <w:webHidden/>
           </w:rPr>
-          <w:instrText xml:space="preserve"> PAGEREF _Toc241606895 \h </w:instrText>
+          <w:instrText xml:space="preserve"> PAGEREF _Toc241697891 \h </w:instrText>
         </w:r>
         <w:r>
           <w:rPr>
@@ -3656,7 +3724,7 @@
             <w:noProof/>
             <w:webHidden/>
           </w:rPr>
-          <w:t>40</w:t>
+          <w:t>43</w:t>
         </w:r>
         <w:r>
           <w:rPr>
@@ -3677,7 +3745,7 @@
           <w:noProof/>
         </w:rPr>
       </w:pPr>
-      <w:hyperlink w:anchor="_Toc241606896" w:history="1">
+      <w:hyperlink w:anchor="_Toc241697892" w:history="1">
         <w:r>
           <w:rPr>
             <w:rStyle w:val="Hyperlink"/>
@@ -3704,7 +3772,7 @@
             <w:noProof/>
             <w:webHidden/>
           </w:rPr>
-          <w:instrText xml:space="preserve"> PAGEREF _Toc241606896 \h </w:instrText>
+          <w:instrText xml:space="preserve"> PAGEREF _Toc241697892 \h </w:instrText>
         </w:r>
         <w:r>
           <w:rPr>
@@ -3724,7 +3792,7 @@
             <w:noProof/>
             <w:webHidden/>
           </w:rPr>
-          <w:t>40</w:t>
+          <w:t>43</w:t>
         </w:r>
         <w:r>
           <w:rPr>
@@ -3745,7 +3813,7 @@
         <w:pStyle w:val="Heading1"/>
         <w:pageBreakBefore/>
       </w:pPr>
-      <w:bookmarkStart w:id="0" w:name="_Toc241606847"/>
+      <w:bookmarkStart w:id="0" w:name="_Toc241697842"/>
       <w:r>
         <w:lastRenderedPageBreak/>
         <w:t>Welcome</w:t>
@@ -3761,7 +3829,7 @@
       <w:pPr>
         <w:pStyle w:val="Heading2"/>
       </w:pPr>
-      <w:bookmarkStart w:id="1" w:name="_Toc241606848"/>
+      <w:bookmarkStart w:id="1" w:name="_Toc241697843"/>
       <w:r>
         <w:t>How a sale moves through the app</w:t>
       </w:r>
@@ -4057,10 +4125,10 @@
               <w:rPr>
                 <w:b/>
               </w:rPr>
-              <w:t>Complete &amp; print</w:t>
+              <w:t>Complete sale</w:t>
             </w:r>
             <w:r>
-              <w:t>.</w:t>
+              <w:t xml:space="preserve"> and prints or emails the sales sheet.</w:t>
             </w:r>
           </w:p>
         </w:tc>
@@ -4143,7 +4211,7 @@
               <w:spacing w:after="0"/>
             </w:pPr>
             <w:r>
-              <w:t>The sales sheet prints, and the sale counts toward the dashboard totals.</w:t>
+              <w:t>The sales sheet can be printed or emailed to the customer, and the sale counts toward the dashboard totals.</w:t>
             </w:r>
           </w:p>
         </w:tc>
@@ -4244,7 +4312,7 @@
       <w:pPr>
         <w:pStyle w:val="Heading2"/>
       </w:pPr>
-      <w:bookmarkStart w:id="2" w:name="_Toc241606849"/>
+      <w:bookmarkStart w:id="2" w:name="_Toc241697844"/>
       <w:r>
         <w:t>What you'll need</w:t>
       </w:r>
@@ -4353,7 +4421,7 @@
         <w:pStyle w:val="Heading1"/>
         <w:pageBreakBefore/>
       </w:pPr>
-      <w:bookmarkStart w:id="3" w:name="_Toc241606850"/>
+      <w:bookmarkStart w:id="3" w:name="_Toc241697845"/>
       <w:r>
         <w:lastRenderedPageBreak/>
         <w:t>Who can do what</w:t>
@@ -4921,7 +4989,7 @@
         <w:pStyle w:val="Heading1"/>
         <w:pageBreakBefore/>
       </w:pPr>
-      <w:bookmarkStart w:id="4" w:name="_Toc241606851"/>
+      <w:bookmarkStart w:id="4" w:name="_Toc241697846"/>
       <w:r>
         <w:lastRenderedPageBreak/>
         <w:t>Getting started</w:t>
@@ -4932,7 +5000,7 @@
       <w:pPr>
         <w:pStyle w:val="Heading2"/>
       </w:pPr>
-      <w:bookmarkStart w:id="5" w:name="_Toc241606852"/>
+      <w:bookmarkStart w:id="5" w:name="_Toc241697847"/>
       <w:r>
         <w:t>Signing in</w:t>
       </w:r>
@@ -4949,7 +5017,7 @@
           <w:noProof/>
         </w:rPr>
         <w:drawing>
-          <wp:inline distT="0" distB="0" distL="0" distR="0" wp14:anchorId="428A0859" wp14:editId="446F15A0">
+          <wp:inline distT="0" distB="0" distL="0" distR="0" wp14:anchorId="73FCEEE9" wp14:editId="49665934">
             <wp:extent cx="3291840" cy="2211705"/>
             <wp:effectExtent l="0" t="0" r="0" b="0"/>
             <wp:docPr id="1" name="Picture 1"/>
@@ -5267,7 +5335,7 @@
       <w:pPr>
         <w:pStyle w:val="Heading2"/>
       </w:pPr>
-      <w:bookmarkStart w:id="6" w:name="_Toc241606853"/>
+      <w:bookmarkStart w:id="6" w:name="_Toc241697848"/>
       <w:r>
         <w:t>Changing your PIN</w:t>
       </w:r>
@@ -5449,7 +5517,7 @@
       <w:pPr>
         <w:pStyle w:val="Heading2"/>
       </w:pPr>
-      <w:bookmarkStart w:id="7" w:name="_Toc241606854"/>
+      <w:bookmarkStart w:id="7" w:name="_Toc241697849"/>
       <w:r>
         <w:lastRenderedPageBreak/>
         <w:t>Finding your way around</w:t>
@@ -6032,7 +6100,7 @@
       <w:pPr>
         <w:pStyle w:val="Heading2"/>
       </w:pPr>
-      <w:bookmarkStart w:id="8" w:name="_Toc241606855"/>
+      <w:bookmarkStart w:id="8" w:name="_Toc241697850"/>
       <w:r>
         <w:t>Light and dark mode</w:t>
       </w:r>
@@ -6047,7 +6115,7 @@
       <w:pPr>
         <w:pStyle w:val="Heading2"/>
       </w:pPr>
-      <w:bookmarkStart w:id="9" w:name="_Toc241606856"/>
+      <w:bookmarkStart w:id="9" w:name="_Toc241697851"/>
       <w:r>
         <w:t>Signing out</w:t>
       </w:r>
@@ -6072,7 +6140,7 @@
         <w:pStyle w:val="Heading1"/>
         <w:pageBreakBefore/>
       </w:pPr>
-      <w:bookmarkStart w:id="10" w:name="_Toc241606857"/>
+      <w:bookmarkStart w:id="10" w:name="_Toc241697852"/>
       <w:r>
         <w:lastRenderedPageBreak/>
         <w:t>Taking an order on the sales floor</w:t>
@@ -6104,7 +6172,7 @@
           <w:noProof/>
         </w:rPr>
         <w:drawing>
-          <wp:inline distT="0" distB="0" distL="0" distR="0" wp14:anchorId="749D660D" wp14:editId="5560F323">
+          <wp:inline distT="0" distB="0" distL="0" distR="0" wp14:anchorId="767903C4" wp14:editId="1B927B47">
             <wp:extent cx="5760720" cy="3870484"/>
             <wp:effectExtent l="0" t="0" r="0" b="0"/>
             <wp:docPr id="2" name="Picture 2"/>
@@ -6229,7 +6297,7 @@
       <w:pPr>
         <w:pStyle w:val="Heading2"/>
       </w:pPr>
-      <w:bookmarkStart w:id="11" w:name="_Toc241606858"/>
+      <w:bookmarkStart w:id="11" w:name="_Toc241697853"/>
       <w:r>
         <w:t>Starting an order</w:t>
       </w:r>
@@ -6313,7 +6381,7 @@
       <w:pPr>
         <w:pStyle w:val="Heading2"/>
       </w:pPr>
-      <w:bookmarkStart w:id="12" w:name="_Toc241606859"/>
+      <w:bookmarkStart w:id="12" w:name="_Toc241697854"/>
       <w:r>
         <w:lastRenderedPageBreak/>
         <w:t>Adding items</w:t>
@@ -6462,7 +6530,7 @@
           <w:noProof/>
         </w:rPr>
         <w:drawing>
-          <wp:inline distT="0" distB="0" distL="0" distR="0" wp14:anchorId="035C6DA5" wp14:editId="0BE703F3">
+          <wp:inline distT="0" distB="0" distL="0" distR="0" wp14:anchorId="5D901D0C" wp14:editId="7CB72F6B">
             <wp:extent cx="5760720" cy="3870484"/>
             <wp:effectExtent l="0" t="0" r="0" b="0"/>
             <wp:docPr id="3" name="Picture 3"/>
@@ -6599,7 +6667,7 @@
           <w:noProof/>
         </w:rPr>
         <w:drawing>
-          <wp:inline distT="0" distB="0" distL="0" distR="0" wp14:anchorId="388F2CD0" wp14:editId="67B6EF7E">
+          <wp:inline distT="0" distB="0" distL="0" distR="0" wp14:anchorId="1AA328D0" wp14:editId="006180AB">
             <wp:extent cx="5760720" cy="3870484"/>
             <wp:effectExtent l="0" t="0" r="0" b="0"/>
             <wp:docPr id="4" name="Picture 4"/>
@@ -6944,7 +7012,7 @@
         </w:rPr>
         <w:lastRenderedPageBreak/>
         <w:drawing>
-          <wp:inline distT="0" distB="0" distL="0" distR="0" wp14:anchorId="700E9CFF" wp14:editId="7BA9D5E0">
+          <wp:inline distT="0" distB="0" distL="0" distR="0" wp14:anchorId="3791D013" wp14:editId="6FE84C55">
             <wp:extent cx="5486400" cy="3686175"/>
             <wp:effectExtent l="0" t="0" r="0" b="0"/>
             <wp:docPr id="5" name="Picture 5"/>
@@ -7144,7 +7212,7 @@
       <w:pPr>
         <w:pStyle w:val="Heading2"/>
       </w:pPr>
-      <w:bookmarkStart w:id="13" w:name="_Toc241606860"/>
+      <w:bookmarkStart w:id="13" w:name="_Toc241697855"/>
       <w:r>
         <w:t>Adding shipping or a service later</w:t>
       </w:r>
@@ -7185,7 +7253,7 @@
         </w:rPr>
         <w:lastRenderedPageBreak/>
         <w:drawing>
-          <wp:inline distT="0" distB="0" distL="0" distR="0" wp14:anchorId="3D7EDA4D" wp14:editId="4689936A">
+          <wp:inline distT="0" distB="0" distL="0" distR="0" wp14:anchorId="3DC54287" wp14:editId="53961360">
             <wp:extent cx="4754880" cy="3194685"/>
             <wp:effectExtent l="0" t="0" r="0" b="0"/>
             <wp:docPr id="6" name="Picture 6"/>
@@ -7239,7 +7307,7 @@
       <w:pPr>
         <w:pStyle w:val="Heading2"/>
       </w:pPr>
-      <w:bookmarkStart w:id="14" w:name="_Toc241606861"/>
+      <w:bookmarkStart w:id="14" w:name="_Toc241697856"/>
       <w:r>
         <w:t>Changing or removing an item</w:t>
       </w:r>
@@ -7386,7 +7454,7 @@
       <w:pPr>
         <w:pStyle w:val="Heading2"/>
       </w:pPr>
-      <w:bookmarkStart w:id="15" w:name="_Toc241606862"/>
+      <w:bookmarkStart w:id="15" w:name="_Toc241697857"/>
       <w:r>
         <w:t>Customer details</w:t>
       </w:r>
@@ -7550,7 +7618,7 @@
           <w:noProof/>
         </w:rPr>
         <w:drawing>
-          <wp:inline distT="0" distB="0" distL="0" distR="0" wp14:anchorId="26E92260" wp14:editId="58D880AF">
+          <wp:inline distT="0" distB="0" distL="0" distR="0" wp14:anchorId="3F723E04" wp14:editId="1CC1E7C3">
             <wp:extent cx="4754880" cy="3194685"/>
             <wp:effectExtent l="0" t="0" r="0" b="0"/>
             <wp:docPr id="7" name="Picture 7"/>
@@ -7604,7 +7672,7 @@
       <w:pPr>
         <w:pStyle w:val="Heading2"/>
       </w:pPr>
-      <w:bookmarkStart w:id="16" w:name="_Toc241606863"/>
+      <w:bookmarkStart w:id="16" w:name="_Toc241697858"/>
       <w:r>
         <w:t>Sending the order to checkout</w:t>
       </w:r>
@@ -7782,7 +7850,7 @@
       <w:pPr>
         <w:pStyle w:val="Heading2"/>
       </w:pPr>
-      <w:bookmarkStart w:id="17" w:name="_Toc241606864"/>
+      <w:bookmarkStart w:id="17" w:name="_Toc241697859"/>
       <w:r>
         <w:lastRenderedPageBreak/>
         <w:t>Using a phone</w:t>
@@ -7800,7 +7868,7 @@
           <w:noProof/>
         </w:rPr>
         <w:drawing>
-          <wp:inline distT="0" distB="0" distL="0" distR="0" wp14:anchorId="04CDA22E" wp14:editId="5FD361B3">
+          <wp:inline distT="0" distB="0" distL="0" distR="0" wp14:anchorId="55E4E22E" wp14:editId="48C5DD58">
             <wp:extent cx="2194560" cy="4749253"/>
             <wp:effectExtent l="0" t="0" r="0" b="0"/>
             <wp:docPr id="8" name="Picture 8"/>
@@ -7878,7 +7946,7 @@
         <w:pStyle w:val="Heading1"/>
         <w:pageBreakBefore/>
       </w:pPr>
-      <w:bookmarkStart w:id="18" w:name="_Toc241606865"/>
+      <w:bookmarkStart w:id="18" w:name="_Toc241697860"/>
       <w:r>
         <w:lastRenderedPageBreak/>
         <w:t>Checking out a customer</w:t>
@@ -7919,7 +7987,7 @@
           <w:noProof/>
         </w:rPr>
         <w:drawing>
-          <wp:inline distT="0" distB="0" distL="0" distR="0" wp14:anchorId="4B580990" wp14:editId="0B73A49E">
+          <wp:inline distT="0" distB="0" distL="0" distR="0" wp14:anchorId="69C9629E" wp14:editId="6DD92595">
             <wp:extent cx="5760720" cy="3870484"/>
             <wp:effectExtent l="0" t="0" r="0" b="0"/>
             <wp:docPr id="9" name="Picture 9"/>
@@ -7973,7 +8041,7 @@
       <w:pPr>
         <w:pStyle w:val="Heading2"/>
       </w:pPr>
-      <w:bookmarkStart w:id="19" w:name="_Toc241606866"/>
+      <w:bookmarkStart w:id="19" w:name="_Toc241697861"/>
       <w:r>
         <w:t>1. Review the order with the customer</w:t>
       </w:r>
@@ -8070,7 +8138,7 @@
       <w:pPr>
         <w:pStyle w:val="Heading2"/>
       </w:pPr>
-      <w:bookmarkStart w:id="20" w:name="_Toc241606867"/>
+      <w:bookmarkStart w:id="20" w:name="_Toc241697862"/>
       <w:r>
         <w:t>2. Take payment</w:t>
       </w:r>
@@ -8384,7 +8452,7 @@
       <w:pPr>
         <w:pStyle w:val="Heading2"/>
       </w:pPr>
-      <w:bookmarkStart w:id="21" w:name="_Toc241606868"/>
+      <w:bookmarkStart w:id="21" w:name="_Toc241697863"/>
       <w:r>
         <w:t>3. Acknowledgements (initials and signature)</w:t>
       </w:r>
@@ -8566,7 +8634,7 @@
         </w:rPr>
         <w:lastRenderedPageBreak/>
         <w:drawing>
-          <wp:inline distT="0" distB="0" distL="0" distR="0" wp14:anchorId="6E7F09ED" wp14:editId="1AACC2B5">
+          <wp:inline distT="0" distB="0" distL="0" distR="0" wp14:anchorId="3E83AB55" wp14:editId="5C50AC6D">
             <wp:extent cx="4937760" cy="3317558"/>
             <wp:effectExtent l="0" t="0" r="0" b="0"/>
             <wp:docPr id="10" name="Picture 10"/>
@@ -8675,7 +8743,7 @@
               <w:rPr>
                 <w:b/>
               </w:rPr>
-              <w:t>Complete &amp; print</w:t>
+              <w:t>Complete sale</w:t>
             </w:r>
             <w:r>
               <w:t xml:space="preserve"> stays greyed out until the customer has confirmed their details, initialled every point and signed. If anyone changes the customer's name, address, phone, email or delivery address afterwards, the customer has to confirm their details again.</w:t>
@@ -8693,9 +8761,9 @@
       <w:pPr>
         <w:pStyle w:val="Heading2"/>
       </w:pPr>
-      <w:bookmarkStart w:id="22" w:name="_Toc241606869"/>
-      <w:r>
-        <w:t>4. Complete and print</w:t>
+      <w:bookmarkStart w:id="22" w:name="_Toc241697864"/>
+      <w:r>
+        <w:t>4. Complete the sale</w:t>
       </w:r>
       <w:bookmarkEnd w:id="22"/>
     </w:p>
@@ -8707,10 +8775,28 @@
         <w:rPr>
           <w:b/>
         </w:rPr>
-        <w:t>Complete &amp; print</w:t>
-      </w:r>
-      <w:r>
-        <w:t xml:space="preserve">. The order is marked complete, moves into the day's totals, and the sales sheet opens with the print window already showing. Choose your printer (or </w:t>
+        <w:t>Complete sale</w:t>
+      </w:r>
+      <w:r>
+        <w:t>. The order is marked complete, moves into the day's totals, and its sales sheet opens. From there:</w:t>
+      </w:r>
+    </w:p>
+    <w:p>
+      <w:pPr>
+        <w:pStyle w:val="ListBullet"/>
+        <w:spacing w:after="60"/>
+      </w:pPr>
+      <w:r>
+        <w:t xml:space="preserve">Tap </w:t>
+      </w:r>
+      <w:r>
+        <w:rPr>
+          <w:b/>
+        </w:rPr>
+        <w:t>Print</w:t>
+      </w:r>
+      <w:r>
+        <w:t xml:space="preserve"> to print the customer's copy (or choose </w:t>
       </w:r>
       <w:r>
         <w:rPr>
@@ -8719,7 +8805,30 @@
         <w:t>Save as PDF</w:t>
       </w:r>
       <w:r>
-        <w:t xml:space="preserve">), then tap </w:t>
+        <w:t xml:space="preserve"> as the printer).</w:t>
+      </w:r>
+    </w:p>
+    <w:p>
+      <w:pPr>
+        <w:pStyle w:val="ListBullet"/>
+        <w:spacing w:after="60"/>
+      </w:pPr>
+      <w:r>
+        <w:t xml:space="preserve">Tap </w:t>
+      </w:r>
+      <w:r>
+        <w:rPr>
+          <w:b/>
+        </w:rPr>
+        <w:t>Email</w:t>
+      </w:r>
+      <w:r>
+        <w:t xml:space="preserve"> to send the customer a copy by email instead of, or as well as, a printed one (see *Emailing a receipt*).</w:t>
+      </w:r>
+    </w:p>
+    <w:p>
+      <w:r>
+        <w:t xml:space="preserve">When you're done, tap </w:t>
       </w:r>
       <w:r>
         <w:rPr>
@@ -8840,7 +8949,11 @@
               <w:t xml:space="preserve">Important:  </w:t>
             </w:r>
             <w:r>
-              <w:t xml:space="preserve">If another customer took the last one while this order was waiting, the app says the item is out of stock and won't complete the order yet. Change that item to ship instead: remove its </w:t>
+              <w:t xml:space="preserve">If another customer took the last one while this order was waiting, the app says the </w:t>
+            </w:r>
+            <w:r>
+              <w:lastRenderedPageBreak/>
+              <w:t xml:space="preserve">item is out of stock and won't complete the order yet. Change that item to ship instead: remove its </w:t>
             </w:r>
             <w:r>
               <w:rPr>
@@ -8864,7 +8977,7 @@
               <w:rPr>
                 <w:b/>
               </w:rPr>
-              <w:t>Complete &amp; print</w:t>
+              <w:t>Complete sale</w:t>
             </w:r>
             <w:r>
               <w:t xml:space="preserve"> again.</w:t>
@@ -8882,9 +8995,8 @@
       <w:pPr>
         <w:pStyle w:val="Heading2"/>
       </w:pPr>
-      <w:bookmarkStart w:id="23" w:name="_Toc241606870"/>
-      <w:r>
-        <w:lastRenderedPageBreak/>
+      <w:bookmarkStart w:id="23" w:name="_Toc241697865"/>
+      <w:r>
         <w:t>Other checkout actions</w:t>
       </w:r>
       <w:bookmarkEnd w:id="23"/>
@@ -9093,7 +9205,7 @@
         <w:pStyle w:val="Heading1"/>
         <w:pageBreakBefore/>
       </w:pPr>
-      <w:bookmarkStart w:id="24" w:name="_Toc241606871"/>
+      <w:bookmarkStart w:id="24" w:name="_Toc241697866"/>
       <w:r>
         <w:lastRenderedPageBreak/>
         <w:t>The sales sheet</w:t>
@@ -9116,7 +9228,7 @@
           <w:noProof/>
         </w:rPr>
         <w:drawing>
-          <wp:inline distT="0" distB="0" distL="0" distR="0" wp14:anchorId="70B66C19" wp14:editId="215DECD3">
+          <wp:inline distT="0" distB="0" distL="0" distR="0" wp14:anchorId="1DF3B58E" wp14:editId="2988C7E7">
             <wp:extent cx="4023360" cy="3187256"/>
             <wp:effectExtent l="0" t="0" r="0" b="0"/>
             <wp:docPr id="11" name="Picture 11"/>
@@ -9282,28 +9394,122 @@
     </w:p>
     <w:p>
       <w:pPr>
-        <w:pStyle w:val="Heading1"/>
-        <w:pageBreakBefore/>
-      </w:pPr>
-      <w:bookmarkStart w:id="25" w:name="_Toc241606872"/>
-      <w:r>
-        <w:lastRenderedPageBreak/>
-        <w:t>Looking up orders</w:t>
+        <w:pStyle w:val="Heading2"/>
+      </w:pPr>
+      <w:bookmarkStart w:id="25" w:name="_Toc241697867"/>
+      <w:r>
+        <w:t>Emailing a receipt</w:t>
       </w:r>
       <w:bookmarkEnd w:id="25"/>
     </w:p>
     <w:p>
       <w:r>
+        <w:t>A customer who would rather have their receipt by email (or wants both) can get one from any completed sales sheet.</w:t>
+      </w:r>
+    </w:p>
+    <w:p>
+      <w:pPr>
+        <w:tabs>
+          <w:tab w:val="left" w:pos="504"/>
+        </w:tabs>
+        <w:spacing w:after="80"/>
+        <w:ind w:left="504" w:hanging="432"/>
+      </w:pPr>
+      <w:r>
+        <w:rPr>
+          <w:b/>
+          <w:color w:val="0369A1"/>
+        </w:rPr>
+        <w:t>1.</w:t>
+      </w:r>
+      <w:r>
+        <w:rPr>
+          <w:b/>
+          <w:color w:val="0369A1"/>
+        </w:rPr>
+        <w:tab/>
+      </w:r>
+      <w:r>
+        <w:t xml:space="preserve">Open the sales sheet: it opens by itself when checkout completes a sale, or tap </w:t>
+      </w:r>
+      <w:r>
+        <w:rPr>
+          <w:b/>
+        </w:rPr>
+        <w:t>Sales sheet</w:t>
+      </w:r>
+      <w:r>
+        <w:t xml:space="preserve"> on the Orders screen.</w:t>
+      </w:r>
+    </w:p>
+    <w:p>
+      <w:pPr>
+        <w:tabs>
+          <w:tab w:val="left" w:pos="504"/>
+        </w:tabs>
+        <w:spacing w:after="80"/>
+        <w:ind w:left="504" w:hanging="432"/>
+      </w:pPr>
+      <w:r>
+        <w:rPr>
+          <w:b/>
+          <w:color w:val="0369A1"/>
+        </w:rPr>
+        <w:t>2.</w:t>
+      </w:r>
+      <w:r>
+        <w:rPr>
+          <w:b/>
+          <w:color w:val="0369A1"/>
+        </w:rPr>
+        <w:tab/>
+      </w:r>
+      <w:r>
         <w:t xml:space="preserve">Tap </w:t>
       </w:r>
       <w:r>
         <w:rPr>
           <w:b/>
         </w:rPr>
-        <w:t>Orders</w:t>
-      </w:r>
-      <w:r>
-        <w:t xml:space="preserve"> to see every order for the current fundraiser. Anyone can use this screen to find an order and reprint its sales sheet.</w:t>
+        <w:t>Email</w:t>
+      </w:r>
+      <w:r>
+        <w:t>. The customer's email address from the order is already filled in.</w:t>
+      </w:r>
+    </w:p>
+    <w:p>
+      <w:pPr>
+        <w:tabs>
+          <w:tab w:val="left" w:pos="504"/>
+        </w:tabs>
+        <w:spacing w:after="80"/>
+        <w:ind w:left="504" w:hanging="432"/>
+      </w:pPr>
+      <w:r>
+        <w:rPr>
+          <w:b/>
+          <w:color w:val="0369A1"/>
+        </w:rPr>
+        <w:t>3.</w:t>
+      </w:r>
+      <w:r>
+        <w:rPr>
+          <w:b/>
+          <w:color w:val="0369A1"/>
+        </w:rPr>
+        <w:tab/>
+      </w:r>
+      <w:r>
+        <w:t xml:space="preserve">Check the address with the customer, change it if needed, and tap </w:t>
+      </w:r>
+      <w:r>
+        <w:rPr>
+          <w:b/>
+        </w:rPr>
+        <w:t>Send</w:t>
+      </w:r>
+      <w:r>
+        <w:t>.</w:t>
       </w:r>
     </w:p>
     <w:p>
@@ -9316,11 +9522,166 @@
         <w:rPr>
           <w:noProof/>
         </w:rPr>
+        <w:lastRenderedPageBreak/>
         <w:drawing>
-          <wp:inline distT="0" distB="0" distL="0" distR="0" wp14:anchorId="2B532A4D" wp14:editId="308AA909">
+          <wp:inline distT="0" distB="0" distL="0" distR="0" wp14:anchorId="7F69AF0C" wp14:editId="146D602A">
+            <wp:extent cx="4572000" cy="3071812"/>
+            <wp:effectExtent l="0" t="0" r="0" b="0"/>
+            <wp:docPr id="12" name="Picture 12"/>
+            <wp:cNvGraphicFramePr>
+              <a:graphicFrameLocks xmlns:a="http://schemas.openxmlformats.org/drawingml/2006/main" noChangeAspect="1"/>
+            </wp:cNvGraphicFramePr>
+            <a:graphic xmlns:a="http://schemas.openxmlformats.org/drawingml/2006/main">
+              <a:graphicData uri="http://schemas.openxmlformats.org/drawingml/2006/picture">
+                <pic:pic xmlns:pic="http://schemas.openxmlformats.org/drawingml/2006/picture">
+                  <pic:nvPicPr>
+                    <pic:cNvPr id="0" name="34_email_receipt.png"/>
+                    <pic:cNvPicPr/>
+                  </pic:nvPicPr>
+                  <pic:blipFill>
+                    <a:blip r:embed="rId20"/>
+                    <a:stretch>
+                      <a:fillRect/>
+                    </a:stretch>
+                  </pic:blipFill>
+                  <pic:spPr>
+                    <a:xfrm>
+                      <a:off x="0" y="0"/>
+                      <a:ext cx="4572000" cy="3071812"/>
+                    </a:xfrm>
+                    <a:prstGeom prst="rect">
+                      <a:avLst/>
+                    </a:prstGeom>
+                  </pic:spPr>
+                </pic:pic>
+              </a:graphicData>
+            </a:graphic>
+          </wp:inline>
+        </w:drawing>
+      </w:r>
+    </w:p>
+    <w:p>
+      <w:pPr>
+        <w:spacing w:after="200"/>
+        <w:jc w:val="center"/>
+      </w:pPr>
+      <w:r>
+        <w:rPr>
+          <w:i/>
+          <w:color w:val="6B7280"/>
+          <w:sz w:val="18"/>
+        </w:rPr>
+        <w:t>Emailing the customer their receipt</w:t>
+      </w:r>
+    </w:p>
+    <w:p>
+      <w:r>
+        <w:t>The customer gets a neat copy of their sales sheet: the items with any notes, shipping, totals, payments, the warranty and delivery terms, and the customer service number.</w:t>
+      </w:r>
+    </w:p>
+    <w:tbl>
+      <w:tblPr>
+        <w:tblW w:w="0" w:type="auto"/>
+        <w:jc w:val="center"/>
+        <w:tblLook w:val="04A0" w:firstRow="1" w:lastRow="0" w:firstColumn="1" w:lastColumn="0" w:noHBand="0" w:noVBand="1"/>
+      </w:tblPr>
+      <w:tblGrid>
+        <w:gridCol w:w="9360"/>
+      </w:tblGrid>
+      <w:tr>
+        <w:trPr>
+          <w:jc w:val="center"/>
+        </w:trPr>
+        <w:tc>
+          <w:tcPr>
+            <w:tcW w:w="9360" w:type="dxa"/>
+            <w:tcBorders>
+              <w:top w:val="single" w:sz="4" w:space="0" w:color="F3F4F6"/>
+              <w:left w:val="single" w:sz="36" w:space="0" w:color="6B7280"/>
+              <w:bottom w:val="single" w:sz="4" w:space="0" w:color="F3F4F6"/>
+              <w:right w:val="single" w:sz="4" w:space="0" w:color="F3F4F6"/>
+            </w:tcBorders>
+            <w:shd w:val="clear" w:color="auto" w:fill="F3F4F6"/>
+            <w:tcMar>
+              <w:top w:w="120" w:type="dxa"/>
+              <w:left w:w="200" w:type="dxa"/>
+              <w:bottom w:w="120" w:type="dxa"/>
+              <w:right w:w="160" w:type="dxa"/>
+            </w:tcMar>
+          </w:tcPr>
+          <w:p>
+            <w:pPr>
+              <w:spacing w:after="0"/>
+            </w:pPr>
+            <w:r>
+              <w:rPr>
+                <w:b/>
+                <w:color w:val="6B7280"/>
+              </w:rPr>
+              <w:t xml:space="preserve">Good to know:  </w:t>
+            </w:r>
+            <w:r>
+              <w:t xml:space="preserve">The </w:t>
+            </w:r>
+            <w:r>
+              <w:rPr>
+                <w:b/>
+              </w:rPr>
+              <w:t>Email</w:t>
+            </w:r>
+            <w:r>
+              <w:t xml:space="preserve"> button only shows on completed sales. If it says email isn't set up yet, the app hasn't been connected to an email account. Print the receipt instead and let an administrator know.</w:t>
+            </w:r>
+          </w:p>
+        </w:tc>
+      </w:tr>
+    </w:tbl>
+    <w:p>
+      <w:pPr>
+        <w:spacing w:after="40"/>
+      </w:pPr>
+    </w:p>
+    <w:p>
+      <w:pPr>
+        <w:pStyle w:val="Heading1"/>
+        <w:pageBreakBefore/>
+      </w:pPr>
+      <w:bookmarkStart w:id="26" w:name="_Toc241697868"/>
+      <w:r>
+        <w:lastRenderedPageBreak/>
+        <w:t>Looking up orders</w:t>
+      </w:r>
+      <w:bookmarkEnd w:id="26"/>
+    </w:p>
+    <w:p>
+      <w:r>
+        <w:t xml:space="preserve">Tap </w:t>
+      </w:r>
+      <w:r>
+        <w:rPr>
+          <w:b/>
+        </w:rPr>
+        <w:t>Orders</w:t>
+      </w:r>
+      <w:r>
+        <w:t xml:space="preserve"> to see every order for the current fundraiser. Anyone can use this screen to find an order and reprint its sales sheet.</w:t>
+      </w:r>
+    </w:p>
+    <w:p>
+      <w:pPr>
+        <w:keepNext/>
+        <w:spacing w:after="40"/>
+        <w:jc w:val="center"/>
+      </w:pPr>
+      <w:r>
+        <w:rPr>
+          <w:noProof/>
+        </w:rPr>
+        <w:drawing>
+          <wp:inline distT="0" distB="0" distL="0" distR="0" wp14:anchorId="430EE806" wp14:editId="2DE813EF">
             <wp:extent cx="5760720" cy="3870484"/>
             <wp:effectExtent l="0" t="0" r="0" b="0"/>
-            <wp:docPr id="12" name="Picture 12"/>
+            <wp:docPr id="13" name="Picture 13"/>
             <wp:cNvGraphicFramePr>
               <a:graphicFrameLocks xmlns:a="http://schemas.openxmlformats.org/drawingml/2006/main" noChangeAspect="1"/>
             </wp:cNvGraphicFramePr>
@@ -9332,7 +9693,7 @@
                     <pic:cNvPicPr/>
                   </pic:nvPicPr>
                   <pic:blipFill>
-                    <a:blip r:embed="rId20"/>
+                    <a:blip r:embed="rId21"/>
                     <a:stretch>
                       <a:fillRect/>
                     </a:stretch>
@@ -9412,7 +9773,7 @@
         <w:t>Sales sheet</w:t>
       </w:r>
       <w:r>
-        <w:t xml:space="preserve"> on any order to view or print it.</w:t>
+        <w:t xml:space="preserve"> on any order to view, print or email it.</w:t>
       </w:r>
     </w:p>
     <w:p>
@@ -9437,11 +9798,11 @@
       <w:pPr>
         <w:pStyle w:val="Heading2"/>
       </w:pPr>
-      <w:bookmarkStart w:id="26" w:name="_Toc241606873"/>
+      <w:bookmarkStart w:id="27" w:name="_Toc241697869"/>
       <w:r>
         <w:t>Extra options for admins</w:t>
       </w:r>
-      <w:bookmarkEnd w:id="26"/>
+      <w:bookmarkEnd w:id="27"/>
     </w:p>
     <w:p>
       <w:pPr>
@@ -9527,10 +9888,10 @@
         </w:rPr>
         <w:lastRenderedPageBreak/>
         <w:drawing>
-          <wp:inline distT="0" distB="0" distL="0" distR="0" wp14:anchorId="528388AC" wp14:editId="1B1F167D">
+          <wp:inline distT="0" distB="0" distL="0" distR="0" wp14:anchorId="3B5184ED" wp14:editId="41654E6A">
             <wp:extent cx="4754880" cy="3194685"/>
             <wp:effectExtent l="0" t="0" r="0" b="0"/>
-            <wp:docPr id="13" name="Picture 13"/>
+            <wp:docPr id="14" name="Picture 14"/>
             <wp:cNvGraphicFramePr>
               <a:graphicFrameLocks xmlns:a="http://schemas.openxmlformats.org/drawingml/2006/main" noChangeAspect="1"/>
             </wp:cNvGraphicFramePr>
@@ -9542,7 +9903,7 @@
                     <pic:cNvPicPr/>
                   </pic:nvPicPr>
                   <pic:blipFill>
-                    <a:blip r:embed="rId21"/>
+                    <a:blip r:embed="rId22"/>
                     <a:stretch>
                       <a:fillRect/>
                     </a:stretch>
@@ -9649,12 +10010,12 @@
         <w:pStyle w:val="Heading1"/>
         <w:pageBreakBefore/>
       </w:pPr>
-      <w:bookmarkStart w:id="27" w:name="_Toc241606874"/>
+      <w:bookmarkStart w:id="28" w:name="_Toc241697870"/>
       <w:r>
         <w:lastRenderedPageBreak/>
         <w:t>The dashboard</w:t>
       </w:r>
-      <w:bookmarkEnd w:id="27"/>
+      <w:bookmarkEnd w:id="28"/>
     </w:p>
     <w:p>
       <w:r>
@@ -9713,10 +10074,10 @@
           <w:noProof/>
         </w:rPr>
         <w:drawing>
-          <wp:inline distT="0" distB="0" distL="0" distR="0" wp14:anchorId="12AE7162" wp14:editId="49408A60">
+          <wp:inline distT="0" distB="0" distL="0" distR="0" wp14:anchorId="667E1BF0" wp14:editId="0F02A174">
             <wp:extent cx="4937760" cy="4305110"/>
             <wp:effectExtent l="0" t="0" r="0" b="0"/>
-            <wp:docPr id="14" name="Picture 14"/>
+            <wp:docPr id="15" name="Picture 15"/>
             <wp:cNvGraphicFramePr>
               <a:graphicFrameLocks xmlns:a="http://schemas.openxmlformats.org/drawingml/2006/main" noChangeAspect="1"/>
             </wp:cNvGraphicFramePr>
@@ -9728,7 +10089,7 @@
                     <pic:cNvPicPr/>
                   </pic:nvPicPr>
                   <pic:blipFill>
-                    <a:blip r:embed="rId22"/>
+                    <a:blip r:embed="rId23"/>
                     <a:stretch>
                       <a:fillRect/>
                     </a:stretch>
@@ -10359,12 +10720,12 @@
         <w:pStyle w:val="Heading1"/>
         <w:pageBreakBefore/>
       </w:pPr>
-      <w:bookmarkStart w:id="28" w:name="_Toc241606875"/>
+      <w:bookmarkStart w:id="29" w:name="_Toc241697871"/>
       <w:r>
         <w:lastRenderedPageBreak/>
         <w:t>Keeping inventory</w:t>
       </w:r>
-      <w:bookmarkEnd w:id="28"/>
+      <w:bookmarkEnd w:id="29"/>
     </w:p>
     <w:p>
       <w:r>
@@ -10418,10 +10779,10 @@
           <w:noProof/>
         </w:rPr>
         <w:drawing>
-          <wp:inline distT="0" distB="0" distL="0" distR="0" wp14:anchorId="4C09738B" wp14:editId="21A28034">
+          <wp:inline distT="0" distB="0" distL="0" distR="0" wp14:anchorId="72F89BC1" wp14:editId="467C394B">
             <wp:extent cx="5760720" cy="3870484"/>
             <wp:effectExtent l="0" t="0" r="0" b="0"/>
-            <wp:docPr id="15" name="Picture 15"/>
+            <wp:docPr id="16" name="Picture 16"/>
             <wp:cNvGraphicFramePr>
               <a:graphicFrameLocks xmlns:a="http://schemas.openxmlformats.org/drawingml/2006/main" noChangeAspect="1"/>
             </wp:cNvGraphicFramePr>
@@ -10433,7 +10794,7 @@
                     <pic:cNvPicPr/>
                   </pic:nvPicPr>
                   <pic:blipFill>
-                    <a:blip r:embed="rId23"/>
+                    <a:blip r:embed="rId24"/>
                     <a:stretch>
                       <a:fillRect/>
                     </a:stretch>
@@ -10472,11 +10833,11 @@
       <w:pPr>
         <w:pStyle w:val="Heading2"/>
       </w:pPr>
-      <w:bookmarkStart w:id="29" w:name="_Toc241606876"/>
+      <w:bookmarkStart w:id="30" w:name="_Toc241697872"/>
       <w:r>
         <w:t>What's on the screen</w:t>
       </w:r>
-      <w:bookmarkEnd w:id="29"/>
+      <w:bookmarkEnd w:id="30"/>
     </w:p>
     <w:p>
       <w:pPr>
@@ -10554,11 +10915,11 @@
       <w:pPr>
         <w:pStyle w:val="Heading2"/>
       </w:pPr>
-      <w:bookmarkStart w:id="30" w:name="_Toc241606877"/>
+      <w:bookmarkStart w:id="31" w:name="_Toc241697873"/>
       <w:r>
         <w:t>Updating a count</w:t>
       </w:r>
-      <w:bookmarkEnd w:id="30"/>
+      <w:bookmarkEnd w:id="31"/>
     </w:p>
     <w:p>
       <w:r>
@@ -10631,10 +10992,10 @@
           <w:noProof/>
         </w:rPr>
         <w:drawing>
-          <wp:inline distT="0" distB="0" distL="0" distR="0" wp14:anchorId="721D0329" wp14:editId="5E0F258B">
+          <wp:inline distT="0" distB="0" distL="0" distR="0" wp14:anchorId="26AEC797" wp14:editId="1A2BC16D">
             <wp:extent cx="5120640" cy="3440430"/>
             <wp:effectExtent l="0" t="0" r="0" b="0"/>
-            <wp:docPr id="16" name="Picture 16"/>
+            <wp:docPr id="17" name="Picture 17"/>
             <wp:cNvGraphicFramePr>
               <a:graphicFrameLocks xmlns:a="http://schemas.openxmlformats.org/drawingml/2006/main" noChangeAspect="1"/>
             </wp:cNvGraphicFramePr>
@@ -10646,7 +11007,7 @@
                     <pic:cNvPicPr/>
                   </pic:nvPicPr>
                   <pic:blipFill>
-                    <a:blip r:embed="rId24"/>
+                    <a:blip r:embed="rId25"/>
                     <a:stretch>
                       <a:fillRect/>
                     </a:stretch>
@@ -10685,11 +11046,11 @@
       <w:pPr>
         <w:pStyle w:val="Heading2"/>
       </w:pPr>
-      <w:bookmarkStart w:id="31" w:name="_Toc241606878"/>
+      <w:bookmarkStart w:id="32" w:name="_Toc241697874"/>
       <w:r>
         <w:t>What changes the count automatically</w:t>
       </w:r>
-      <w:bookmarkEnd w:id="31"/>
+      <w:bookmarkEnd w:id="32"/>
     </w:p>
     <w:tbl>
       <w:tblPr>
@@ -11089,12 +11450,12 @@
       <w:pPr>
         <w:pStyle w:val="Heading2"/>
       </w:pPr>
-      <w:bookmarkStart w:id="32" w:name="_Toc241606879"/>
+      <w:bookmarkStart w:id="33" w:name="_Toc241697875"/>
       <w:r>
         <w:lastRenderedPageBreak/>
         <w:t>Seeing the history</w:t>
       </w:r>
-      <w:bookmarkEnd w:id="32"/>
+      <w:bookmarkEnd w:id="33"/>
     </w:p>
     <w:p>
       <w:r>
@@ -11105,11 +11466,11 @@
       <w:pPr>
         <w:pStyle w:val="Heading2"/>
       </w:pPr>
-      <w:bookmarkStart w:id="33" w:name="_Toc241606880"/>
+      <w:bookmarkStart w:id="34" w:name="_Toc241697876"/>
       <w:r>
         <w:t>Notes for the inventory sheet</w:t>
       </w:r>
-      <w:bookmarkEnd w:id="33"/>
+      <w:bookmarkEnd w:id="34"/>
     </w:p>
     <w:p>
       <w:r>
@@ -11154,10 +11515,10 @@
           <w:noProof/>
         </w:rPr>
         <w:drawing>
-          <wp:inline distT="0" distB="0" distL="0" distR="0" wp14:anchorId="062023D6" wp14:editId="1A0B7028">
+          <wp:inline distT="0" distB="0" distL="0" distR="0" wp14:anchorId="1BA836B6" wp14:editId="1F479BDE">
             <wp:extent cx="5120640" cy="3440430"/>
             <wp:effectExtent l="0" t="0" r="0" b="0"/>
-            <wp:docPr id="17" name="Picture 17"/>
+            <wp:docPr id="18" name="Picture 18"/>
             <wp:cNvGraphicFramePr>
               <a:graphicFrameLocks xmlns:a="http://schemas.openxmlformats.org/drawingml/2006/main" noChangeAspect="1"/>
             </wp:cNvGraphicFramePr>
@@ -11169,7 +11530,7 @@
                     <pic:cNvPicPr/>
                   </pic:nvPicPr>
                   <pic:blipFill>
-                    <a:blip r:embed="rId25"/>
+                    <a:blip r:embed="rId26"/>
                     <a:stretch>
                       <a:fillRect/>
                     </a:stretch>
@@ -11208,11 +11569,11 @@
       <w:pPr>
         <w:pStyle w:val="Heading2"/>
       </w:pPr>
-      <w:bookmarkStart w:id="34" w:name="_Toc241606881"/>
+      <w:bookmarkStart w:id="35" w:name="_Toc241697877"/>
       <w:r>
         <w:t>Start and end counts</w:t>
       </w:r>
-      <w:bookmarkEnd w:id="34"/>
+      <w:bookmarkEnd w:id="35"/>
     </w:p>
     <w:p>
       <w:r>
@@ -11731,10 +12092,10 @@
           <w:noProof/>
         </w:rPr>
         <w:drawing>
-          <wp:inline distT="0" distB="0" distL="0" distR="0" wp14:anchorId="43DA76D6" wp14:editId="2F0DD472">
+          <wp:inline distT="0" distB="0" distL="0" distR="0" wp14:anchorId="19334C86" wp14:editId="600B5EFC">
             <wp:extent cx="5486400" cy="3686175"/>
             <wp:effectExtent l="0" t="0" r="0" b="0"/>
-            <wp:docPr id="18" name="Picture 18"/>
+            <wp:docPr id="19" name="Picture 19"/>
             <wp:cNvGraphicFramePr>
               <a:graphicFrameLocks xmlns:a="http://schemas.openxmlformats.org/drawingml/2006/main" noChangeAspect="1"/>
             </wp:cNvGraphicFramePr>
@@ -11746,7 +12107,7 @@
                     <pic:cNvPicPr/>
                   </pic:nvPicPr>
                   <pic:blipFill>
-                    <a:blip r:embed="rId26"/>
+                    <a:blip r:embed="rId27"/>
                     <a:stretch>
                       <a:fillRect/>
                     </a:stretch>
@@ -11871,12 +12232,12 @@
         <w:pStyle w:val="Heading1"/>
         <w:pageBreakBefore/>
       </w:pPr>
-      <w:bookmarkStart w:id="35" w:name="_Toc241606882"/>
+      <w:bookmarkStart w:id="36" w:name="_Toc241697878"/>
       <w:r>
         <w:lastRenderedPageBreak/>
         <w:t>Admin: setting up an event</w:t>
       </w:r>
-      <w:bookmarkEnd w:id="35"/>
+      <w:bookmarkEnd w:id="36"/>
     </w:p>
     <w:p>
       <w:r>
@@ -11896,11 +12257,11 @@
       <w:pPr>
         <w:pStyle w:val="Heading2"/>
       </w:pPr>
-      <w:bookmarkStart w:id="36" w:name="_Toc241606883"/>
+      <w:bookmarkStart w:id="37" w:name="_Toc241697879"/>
       <w:r>
         <w:t>Creating or editing an event</w:t>
       </w:r>
-      <w:bookmarkEnd w:id="36"/>
+      <w:bookmarkEnd w:id="37"/>
     </w:p>
     <w:p>
       <w:pPr>
@@ -11913,10 +12274,10 @@
           <w:noProof/>
         </w:rPr>
         <w:drawing>
-          <wp:inline distT="0" distB="0" distL="0" distR="0" wp14:anchorId="409BF80C" wp14:editId="3A87CE02">
+          <wp:inline distT="0" distB="0" distL="0" distR="0" wp14:anchorId="2F47CD21" wp14:editId="70952DD2">
             <wp:extent cx="5760720" cy="1236154"/>
             <wp:effectExtent l="0" t="0" r="0" b="0"/>
-            <wp:docPr id="19" name="Picture 19"/>
+            <wp:docPr id="20" name="Picture 20"/>
             <wp:cNvGraphicFramePr>
               <a:graphicFrameLocks xmlns:a="http://schemas.openxmlformats.org/drawingml/2006/main" noChangeAspect="1"/>
             </wp:cNvGraphicFramePr>
@@ -11928,7 +12289,7 @@
                     <pic:cNvPicPr/>
                   </pic:nvPicPr>
                   <pic:blipFill>
-                    <a:blip r:embed="rId27"/>
+                    <a:blip r:embed="rId28"/>
                     <a:stretch>
                       <a:fillRect/>
                     </a:stretch>
@@ -12253,10 +12614,10 @@
           <w:noProof/>
         </w:rPr>
         <w:drawing>
-          <wp:inline distT="0" distB="0" distL="0" distR="0" wp14:anchorId="06F700EA" wp14:editId="4CEAD0D9">
+          <wp:inline distT="0" distB="0" distL="0" distR="0" wp14:anchorId="260BD264" wp14:editId="2E931EF8">
             <wp:extent cx="3840480" cy="2580322"/>
             <wp:effectExtent l="0" t="0" r="0" b="0"/>
-            <wp:docPr id="20" name="Picture 20"/>
+            <wp:docPr id="21" name="Picture 21"/>
             <wp:cNvGraphicFramePr>
               <a:graphicFrameLocks xmlns:a="http://schemas.openxmlformats.org/drawingml/2006/main" noChangeAspect="1"/>
             </wp:cNvGraphicFramePr>
@@ -12268,7 +12629,7 @@
                     <pic:cNvPicPr/>
                   </pic:nvPicPr>
                   <pic:blipFill>
-                    <a:blip r:embed="rId28"/>
+                    <a:blip r:embed="rId29"/>
                     <a:stretch>
                       <a:fillRect/>
                     </a:stretch>
@@ -12375,11 +12736,11 @@
       <w:pPr>
         <w:pStyle w:val="Heading2"/>
       </w:pPr>
-      <w:bookmarkStart w:id="37" w:name="_Toc241606884"/>
+      <w:bookmarkStart w:id="38" w:name="_Toc241697880"/>
       <w:r>
         <w:t>Closing out an event</w:t>
       </w:r>
-      <w:bookmarkEnd w:id="37"/>
+      <w:bookmarkEnd w:id="38"/>
     </w:p>
     <w:p>
       <w:r>
@@ -12542,11 +12903,11 @@
       <w:pPr>
         <w:pStyle w:val="Heading2"/>
       </w:pPr>
-      <w:bookmarkStart w:id="38" w:name="_Toc241606885"/>
+      <w:bookmarkStart w:id="39" w:name="_Toc241697881"/>
       <w:r>
         <w:t>Event sales sheets</w:t>
       </w:r>
-      <w:bookmarkEnd w:id="38"/>
+      <w:bookmarkEnd w:id="39"/>
     </w:p>
     <w:p>
       <w:r>
@@ -12600,10 +12961,10 @@
           <w:noProof/>
         </w:rPr>
         <w:drawing>
-          <wp:inline distT="0" distB="0" distL="0" distR="0" wp14:anchorId="675AE561" wp14:editId="251E9E32">
+          <wp:inline distT="0" distB="0" distL="0" distR="0" wp14:anchorId="5D17E55C" wp14:editId="78C6EF62">
             <wp:extent cx="4389120" cy="2948940"/>
             <wp:effectExtent l="0" t="0" r="0" b="0"/>
-            <wp:docPr id="21" name="Picture 21"/>
+            <wp:docPr id="22" name="Picture 22"/>
             <wp:cNvGraphicFramePr>
               <a:graphicFrameLocks xmlns:a="http://schemas.openxmlformats.org/drawingml/2006/main" noChangeAspect="1"/>
             </wp:cNvGraphicFramePr>
@@ -12615,7 +12976,7 @@
                     <pic:cNvPicPr/>
                   </pic:nvPicPr>
                   <pic:blipFill>
-                    <a:blip r:embed="rId29"/>
+                    <a:blip r:embed="rId30"/>
                     <a:stretch>
                       <a:fillRect/>
                     </a:stretch>
@@ -12729,10 +13090,10 @@
           <w:noProof/>
         </w:rPr>
         <w:drawing>
-          <wp:inline distT="0" distB="0" distL="0" distR="0" wp14:anchorId="22A7A37B" wp14:editId="14376BD2">
+          <wp:inline distT="0" distB="0" distL="0" distR="0" wp14:anchorId="02DA7133" wp14:editId="113568E7">
             <wp:extent cx="4206240" cy="5717858"/>
             <wp:effectExtent l="0" t="0" r="0" b="0"/>
-            <wp:docPr id="22" name="Picture 22"/>
+            <wp:docPr id="23" name="Picture 23"/>
             <wp:cNvGraphicFramePr>
               <a:graphicFrameLocks xmlns:a="http://schemas.openxmlformats.org/drawingml/2006/main" noChangeAspect="1"/>
             </wp:cNvGraphicFramePr>
@@ -12744,7 +13105,7 @@
                     <pic:cNvPicPr/>
                   </pic:nvPicPr>
                   <pic:blipFill>
-                    <a:blip r:embed="rId30"/>
+                    <a:blip r:embed="rId31"/>
                     <a:stretch>
                       <a:fillRect/>
                     </a:stretch>
@@ -12811,15 +13172,27 @@
     </w:p>
     <w:p>
       <w:pPr>
-        <w:pStyle w:val="Heading1"/>
-        <w:pageBreakBefore/>
-      </w:pPr>
-      <w:bookmarkStart w:id="39" w:name="_Toc241606886"/>
+        <w:pStyle w:val="ListBullet"/>
+        <w:spacing w:after="60"/>
+      </w:pPr>
+      <w:r>
+        <w:rPr>
+          <w:b/>
+        </w:rPr>
+        <w:t>Email report</w:t>
+      </w:r>
+      <w:r>
+        <w:t>: email the whole event report to the director, treasurer or anyone else who needs it (see below).</w:t>
+      </w:r>
+    </w:p>
+    <w:p>
+      <w:pPr>
+        <w:pStyle w:val="Heading3"/>
+      </w:pPr>
       <w:r>
         <w:lastRenderedPageBreak/>
-        <w:t>Admin: managing the catalog</w:t>
-      </w:r>
-      <w:bookmarkEnd w:id="39"/>
+        <w:t>Emailing the event report</w:t>
+      </w:r>
     </w:p>
     <w:p>
       <w:r>
@@ -12829,19 +13202,19 @@
         <w:rPr>
           <w:b/>
         </w:rPr>
-        <w:t>Catalog</w:t>
-      </w:r>
-      <w:r>
-        <w:t xml:space="preserve"> to manage everything reps can sell. Use the category tabs and </w:t>
-      </w:r>
-      <w:r>
-        <w:rPr>
-          <w:b/>
-        </w:rPr>
-        <w:t>Search</w:t>
-      </w:r>
-      <w:r>
-        <w:t xml:space="preserve"> to find a product.</w:t>
+        <w:t>Email report</w:t>
+      </w:r>
+      <w:r>
+        <w:t xml:space="preserve">, type one or more email addresses (separate them with commas), add a message if you like, and tap </w:t>
+      </w:r>
+      <w:r>
+        <w:rPr>
+          <w:b/>
+        </w:rPr>
+        <w:t>Send</w:t>
+      </w:r>
+      <w:r>
+        <w:t>.</w:t>
       </w:r>
     </w:p>
     <w:p>
@@ -12855,10 +13228,164 @@
           <w:noProof/>
         </w:rPr>
         <w:drawing>
-          <wp:inline distT="0" distB="0" distL="0" distR="0" wp14:anchorId="2D300B5E" wp14:editId="2730D1D8">
+          <wp:inline distT="0" distB="0" distL="0" distR="0" wp14:anchorId="49062250" wp14:editId="0B5F30FB">
+            <wp:extent cx="4389120" cy="2948940"/>
+            <wp:effectExtent l="0" t="0" r="0" b="0"/>
+            <wp:docPr id="24" name="Picture 24"/>
+            <wp:cNvGraphicFramePr>
+              <a:graphicFrameLocks xmlns:a="http://schemas.openxmlformats.org/drawingml/2006/main" noChangeAspect="1"/>
+            </wp:cNvGraphicFramePr>
+            <a:graphic xmlns:a="http://schemas.openxmlformats.org/drawingml/2006/main">
+              <a:graphicData uri="http://schemas.openxmlformats.org/drawingml/2006/picture">
+                <pic:pic xmlns:pic="http://schemas.openxmlformats.org/drawingml/2006/picture">
+                  <pic:nvPicPr>
+                    <pic:cNvPr id="0" name="35_email_report.png"/>
+                    <pic:cNvPicPr/>
+                  </pic:nvPicPr>
+                  <pic:blipFill>
+                    <a:blip r:embed="rId32"/>
+                    <a:stretch>
+                      <a:fillRect/>
+                    </a:stretch>
+                  </pic:blipFill>
+                  <pic:spPr>
+                    <a:xfrm>
+                      <a:off x="0" y="0"/>
+                      <a:ext cx="4389120" cy="2948940"/>
+                    </a:xfrm>
+                    <a:prstGeom prst="rect">
+                      <a:avLst/>
+                    </a:prstGeom>
+                  </pic:spPr>
+                </pic:pic>
+              </a:graphicData>
+            </a:graphic>
+          </wp:inline>
+        </w:drawing>
+      </w:r>
+    </w:p>
+    <w:p>
+      <w:pPr>
+        <w:spacing w:after="200"/>
+        <w:jc w:val="center"/>
+      </w:pPr>
+      <w:r>
+        <w:rPr>
+          <w:i/>
+          <w:color w:val="6B7280"/>
+          <w:sz w:val="18"/>
+        </w:rPr>
+        <w:t>Emailing the event report to the organization</w:t>
+      </w:r>
+    </w:p>
+    <w:p>
+      <w:r>
+        <w:t>The email shows the event's totals, what was taken by card, cash, check, financing and layaway, the units sold, every completed sale, and the accessory inventory tally. The sales and inventory are also attached as spreadsheets that open in Excel.</w:t>
+      </w:r>
+    </w:p>
+    <w:tbl>
+      <w:tblPr>
+        <w:tblW w:w="0" w:type="auto"/>
+        <w:jc w:val="center"/>
+        <w:tblLook w:val="04A0" w:firstRow="1" w:lastRow="0" w:firstColumn="1" w:lastColumn="0" w:noHBand="0" w:noVBand="1"/>
+      </w:tblPr>
+      <w:tblGrid>
+        <w:gridCol w:w="9360"/>
+      </w:tblGrid>
+      <w:tr>
+        <w:trPr>
+          <w:jc w:val="center"/>
+        </w:trPr>
+        <w:tc>
+          <w:tcPr>
+            <w:tcW w:w="9360" w:type="dxa"/>
+            <w:tcBorders>
+              <w:top w:val="single" w:sz="4" w:space="0" w:color="F3F4F6"/>
+              <w:left w:val="single" w:sz="36" w:space="0" w:color="6B7280"/>
+              <w:bottom w:val="single" w:sz="4" w:space="0" w:color="F3F4F6"/>
+              <w:right w:val="single" w:sz="4" w:space="0" w:color="F3F4F6"/>
+            </w:tcBorders>
+            <w:shd w:val="clear" w:color="auto" w:fill="F3F4F6"/>
+            <w:tcMar>
+              <w:top w:w="120" w:type="dxa"/>
+              <w:left w:w="200" w:type="dxa"/>
+              <w:bottom w:w="120" w:type="dxa"/>
+              <w:right w:w="160" w:type="dxa"/>
+            </w:tcMar>
+          </w:tcPr>
+          <w:p>
+            <w:pPr>
+              <w:spacing w:after="0"/>
+            </w:pPr>
+            <w:r>
+              <w:rPr>
+                <w:b/>
+                <w:color w:val="6B7280"/>
+              </w:rPr>
+              <w:t xml:space="preserve">Good to know:  </w:t>
+            </w:r>
+            <w:r>
+              <w:t>Only completed sales are included. If any orders are still on the sales floor or waiting at checkout, the email says how many so nobody is surprised later.</w:t>
+            </w:r>
+          </w:p>
+        </w:tc>
+      </w:tr>
+    </w:tbl>
+    <w:p>
+      <w:pPr>
+        <w:spacing w:after="40"/>
+      </w:pPr>
+    </w:p>
+    <w:p>
+      <w:pPr>
+        <w:pStyle w:val="Heading1"/>
+        <w:pageBreakBefore/>
+      </w:pPr>
+      <w:bookmarkStart w:id="40" w:name="_Toc241697882"/>
+      <w:r>
+        <w:lastRenderedPageBreak/>
+        <w:t>Admin: managing the catalog</w:t>
+      </w:r>
+      <w:bookmarkEnd w:id="40"/>
+    </w:p>
+    <w:p>
+      <w:r>
+        <w:t xml:space="preserve">Tap </w:t>
+      </w:r>
+      <w:r>
+        <w:rPr>
+          <w:b/>
+        </w:rPr>
+        <w:t>Catalog</w:t>
+      </w:r>
+      <w:r>
+        <w:t xml:space="preserve"> to manage everything reps can sell. Use the category tabs and </w:t>
+      </w:r>
+      <w:r>
+        <w:rPr>
+          <w:b/>
+        </w:rPr>
+        <w:t>Search</w:t>
+      </w:r>
+      <w:r>
+        <w:t xml:space="preserve"> to find a product.</w:t>
+      </w:r>
+    </w:p>
+    <w:p>
+      <w:pPr>
+        <w:keepNext/>
+        <w:spacing w:after="40"/>
+        <w:jc w:val="center"/>
+      </w:pPr>
+      <w:r>
+        <w:rPr>
+          <w:noProof/>
+        </w:rPr>
+        <w:drawing>
+          <wp:inline distT="0" distB="0" distL="0" distR="0" wp14:anchorId="5DE6BF75" wp14:editId="784BE722">
             <wp:extent cx="5760720" cy="3870484"/>
             <wp:effectExtent l="0" t="0" r="0" b="0"/>
-            <wp:docPr id="23" name="Picture 23"/>
+            <wp:docPr id="25" name="Picture 25"/>
             <wp:cNvGraphicFramePr>
               <a:graphicFrameLocks xmlns:a="http://schemas.openxmlformats.org/drawingml/2006/main" noChangeAspect="1"/>
             </wp:cNvGraphicFramePr>
@@ -12870,7 +13397,7 @@
                     <pic:cNvPicPr/>
                   </pic:nvPicPr>
                   <pic:blipFill>
-                    <a:blip r:embed="rId31"/>
+                    <a:blip r:embed="rId33"/>
                     <a:stretch>
                       <a:fillRect/>
                     </a:stretch>
@@ -12909,12 +13436,12 @@
       <w:pPr>
         <w:pStyle w:val="Heading2"/>
       </w:pPr>
-      <w:bookmarkStart w:id="40" w:name="_Toc241606887"/>
+      <w:bookmarkStart w:id="41" w:name="_Toc241697883"/>
       <w:r>
         <w:lastRenderedPageBreak/>
         <w:t>Adding or editing a product</w:t>
       </w:r>
-      <w:bookmarkEnd w:id="40"/>
+      <w:bookmarkEnd w:id="41"/>
     </w:p>
     <w:p>
       <w:pPr>
@@ -12927,10 +13454,10 @@
           <w:noProof/>
         </w:rPr>
         <w:drawing>
-          <wp:inline distT="0" distB="0" distL="0" distR="0" wp14:anchorId="16EF03E5" wp14:editId="6A75130C">
+          <wp:inline distT="0" distB="0" distL="0" distR="0" wp14:anchorId="12EEF851" wp14:editId="74B903BB">
             <wp:extent cx="5486400" cy="3686175"/>
             <wp:effectExtent l="0" t="0" r="0" b="0"/>
-            <wp:docPr id="24" name="Picture 24"/>
+            <wp:docPr id="26" name="Picture 26"/>
             <wp:cNvGraphicFramePr>
               <a:graphicFrameLocks xmlns:a="http://schemas.openxmlformats.org/drawingml/2006/main" noChangeAspect="1"/>
             </wp:cNvGraphicFramePr>
@@ -12942,7 +13469,7 @@
                     <pic:cNvPicPr/>
                   </pic:nvPicPr>
                   <pic:blipFill>
-                    <a:blip r:embed="rId32"/>
+                    <a:blip r:embed="rId34"/>
                     <a:stretch>
                       <a:fillRect/>
                     </a:stretch>
@@ -13350,10 +13877,10 @@
         </w:rPr>
         <w:lastRenderedPageBreak/>
         <w:drawing>
-          <wp:inline distT="0" distB="0" distL="0" distR="0" wp14:anchorId="2868AFAB" wp14:editId="5327F3B5">
+          <wp:inline distT="0" distB="0" distL="0" distR="0" wp14:anchorId="78D101A2" wp14:editId="0538A8DA">
             <wp:extent cx="5120640" cy="2130933"/>
             <wp:effectExtent l="0" t="0" r="0" b="0"/>
-            <wp:docPr id="25" name="Picture 25"/>
+            <wp:docPr id="27" name="Picture 27"/>
             <wp:cNvGraphicFramePr>
               <a:graphicFrameLocks xmlns:a="http://schemas.openxmlformats.org/drawingml/2006/main" noChangeAspect="1"/>
             </wp:cNvGraphicFramePr>
@@ -13365,7 +13892,7 @@
                     <pic:cNvPicPr/>
                   </pic:nvPicPr>
                   <pic:blipFill>
-                    <a:blip r:embed="rId33"/>
+                    <a:blip r:embed="rId35"/>
                     <a:stretch>
                       <a:fillRect/>
                     </a:stretch>
@@ -13537,11 +14064,11 @@
       <w:pPr>
         <w:pStyle w:val="Heading2"/>
       </w:pPr>
-      <w:bookmarkStart w:id="41" w:name="_Toc241606888"/>
+      <w:bookmarkStart w:id="42" w:name="_Toc241697884"/>
       <w:r>
         <w:t>Delivery and services</w:t>
       </w:r>
-      <w:bookmarkEnd w:id="41"/>
+      <w:bookmarkEnd w:id="42"/>
     </w:p>
     <w:p>
       <w:r>
@@ -13569,10 +14096,10 @@
         </w:rPr>
         <w:lastRenderedPageBreak/>
         <w:drawing>
-          <wp:inline distT="0" distB="0" distL="0" distR="0" wp14:anchorId="3EBD569F" wp14:editId="00B0F2DF">
+          <wp:inline distT="0" distB="0" distL="0" distR="0" wp14:anchorId="69B2768E" wp14:editId="7E7B0ABC">
             <wp:extent cx="5760720" cy="3870484"/>
             <wp:effectExtent l="0" t="0" r="0" b="0"/>
-            <wp:docPr id="26" name="Picture 26"/>
+            <wp:docPr id="28" name="Picture 28"/>
             <wp:cNvGraphicFramePr>
               <a:graphicFrameLocks xmlns:a="http://schemas.openxmlformats.org/drawingml/2006/main" noChangeAspect="1"/>
             </wp:cNvGraphicFramePr>
@@ -13584,7 +14111,7 @@
                     <pic:cNvPicPr/>
                   </pic:nvPicPr>
                   <pic:blipFill>
-                    <a:blip r:embed="rId34"/>
+                    <a:blip r:embed="rId36"/>
                     <a:stretch>
                       <a:fillRect/>
                     </a:stretch>
@@ -13999,12 +14526,12 @@
         <w:pStyle w:val="Heading1"/>
         <w:pageBreakBefore/>
       </w:pPr>
-      <w:bookmarkStart w:id="42" w:name="_Toc241606889"/>
+      <w:bookmarkStart w:id="43" w:name="_Toc241697885"/>
       <w:r>
         <w:lastRenderedPageBreak/>
         <w:t>Admin: managing the crew</w:t>
       </w:r>
-      <w:bookmarkEnd w:id="42"/>
+      <w:bookmarkEnd w:id="43"/>
     </w:p>
     <w:p>
       <w:r>
@@ -14031,10 +14558,10 @@
           <w:noProof/>
         </w:rPr>
         <w:drawing>
-          <wp:inline distT="0" distB="0" distL="0" distR="0" wp14:anchorId="1F621813" wp14:editId="11425A30">
+          <wp:inline distT="0" distB="0" distL="0" distR="0" wp14:anchorId="5157D6BE" wp14:editId="31D60806">
             <wp:extent cx="5760720" cy="1740218"/>
             <wp:effectExtent l="0" t="0" r="0" b="0"/>
-            <wp:docPr id="27" name="Picture 27"/>
+            <wp:docPr id="29" name="Picture 29"/>
             <wp:cNvGraphicFramePr>
               <a:graphicFrameLocks xmlns:a="http://schemas.openxmlformats.org/drawingml/2006/main" noChangeAspect="1"/>
             </wp:cNvGraphicFramePr>
@@ -14046,7 +14573,7 @@
                     <pic:cNvPicPr/>
                   </pic:nvPicPr>
                   <pic:blipFill>
-                    <a:blip r:embed="rId35"/>
+                    <a:blip r:embed="rId37"/>
                     <a:stretch>
                       <a:fillRect/>
                     </a:stretch>
@@ -14303,10 +14830,10 @@
           <w:noProof/>
         </w:rPr>
         <w:drawing>
-          <wp:inline distT="0" distB="0" distL="0" distR="0" wp14:anchorId="398A94C7" wp14:editId="147A745E">
+          <wp:inline distT="0" distB="0" distL="0" distR="0" wp14:anchorId="7AFE8F37" wp14:editId="12C9244C">
             <wp:extent cx="4023360" cy="2703195"/>
             <wp:effectExtent l="0" t="0" r="0" b="0"/>
-            <wp:docPr id="28" name="Picture 28"/>
+            <wp:docPr id="30" name="Picture 30"/>
             <wp:cNvGraphicFramePr>
               <a:graphicFrameLocks xmlns:a="http://schemas.openxmlformats.org/drawingml/2006/main" noChangeAspect="1"/>
             </wp:cNvGraphicFramePr>
@@ -14318,7 +14845,7 @@
                     <pic:cNvPicPr/>
                   </pic:nvPicPr>
                   <pic:blipFill>
-                    <a:blip r:embed="rId36"/>
+                    <a:blip r:embed="rId38"/>
                     <a:stretch>
                       <a:fillRect/>
                     </a:stretch>
@@ -14364,16 +14891,31 @@
       </w:r>
     </w:p>
     <w:p>
+      <w:r>
+        <w:lastRenderedPageBreak/>
+        <w:t xml:space="preserve">An </w:t>
+      </w:r>
+      <w:r>
+        <w:rPr>
+          <w:b/>
+        </w:rPr>
+        <w:t>Owner</w:t>
+      </w:r>
+      <w:r>
+        <w:t xml:space="preserve"> also sees when each person last signed in, under their name (for example *Last login 9/30/26, 9:56 PM (2d 4h ago)*). It's a quick way to spot accounts nobody uses any more, which are worth deactivating. Staying signed in on a tablet doesn't update it - only signing in with a PIN does. Accounts that haven't signed in since this was added show *No sign-in recorded yet*.</w:t>
+      </w:r>
+    </w:p>
+    <w:p>
       <w:pPr>
         <w:pStyle w:val="Heading1"/>
         <w:pageBreakBefore/>
       </w:pPr>
-      <w:bookmarkStart w:id="43" w:name="_Toc241606890"/>
+      <w:bookmarkStart w:id="44" w:name="_Toc241697886"/>
       <w:r>
         <w:lastRenderedPageBreak/>
         <w:t>Owner: permanent deletes</w:t>
       </w:r>
-      <w:bookmarkEnd w:id="43"/>
+      <w:bookmarkEnd w:id="44"/>
     </w:p>
     <w:p>
       <w:r>
@@ -14409,10 +14951,10 @@
           <w:noProof/>
         </w:rPr>
         <w:drawing>
-          <wp:inline distT="0" distB="0" distL="0" distR="0" wp14:anchorId="38CF02AE" wp14:editId="78A6A074">
+          <wp:inline distT="0" distB="0" distL="0" distR="0" wp14:anchorId="49824011" wp14:editId="24E09874">
             <wp:extent cx="4754880" cy="3312709"/>
             <wp:effectExtent l="0" t="0" r="0" b="0"/>
-            <wp:docPr id="29" name="Picture 29"/>
+            <wp:docPr id="31" name="Picture 31"/>
             <wp:cNvGraphicFramePr>
               <a:graphicFrameLocks xmlns:a="http://schemas.openxmlformats.org/drawingml/2006/main" noChangeAspect="1"/>
             </wp:cNvGraphicFramePr>
@@ -14424,7 +14966,7 @@
                     <pic:cNvPicPr/>
                   </pic:nvPicPr>
                   <pic:blipFill>
-                    <a:blip r:embed="rId37"/>
+                    <a:blip r:embed="rId39"/>
                     <a:stretch>
                       <a:fillRect/>
                     </a:stretch>
@@ -15073,12 +15615,12 @@
         <w:pStyle w:val="Heading1"/>
         <w:pageBreakBefore/>
       </w:pPr>
-      <w:bookmarkStart w:id="44" w:name="_Toc241606891"/>
+      <w:bookmarkStart w:id="45" w:name="_Toc241697887"/>
       <w:r>
         <w:lastRenderedPageBreak/>
         <w:t>Tips and troubleshooting</w:t>
       </w:r>
-      <w:bookmarkEnd w:id="44"/>
+      <w:bookmarkEnd w:id="45"/>
     </w:p>
     <w:p>
       <w:r>
@@ -15231,7 +15773,42 @@
         <w:pStyle w:val="Heading3"/>
       </w:pPr>
       <w:r>
-        <w:t>Complete &amp; print is greyed out.</w:t>
+        <w:t>Email says email isn't set up.</w:t>
+      </w:r>
+    </w:p>
+    <w:p>
+      <w:r>
+        <w:t>The app hasn't been connected to an email account yet. Print the receipt or report instead, and ask whoever looks after the app to add the email settings.</w:t>
+      </w:r>
+    </w:p>
+    <w:p>
+      <w:pPr>
+        <w:pStyle w:val="Heading3"/>
+      </w:pPr>
+      <w:r>
+        <w:t>The customer didn't get their receipt email.</w:t>
+      </w:r>
+    </w:p>
+    <w:p>
+      <w:r>
+        <w:t xml:space="preserve">Ask them to check their junk or spam folder. Open the sales sheet, tap </w:t>
+      </w:r>
+      <w:r>
+        <w:rPr>
+          <w:b/>
+        </w:rPr>
+        <w:t>Email</w:t>
+      </w:r>
+      <w:r>
+        <w:t>, check the address carefully and send it again.</w:t>
+      </w:r>
+    </w:p>
+    <w:p>
+      <w:pPr>
+        <w:pStyle w:val="Heading3"/>
+      </w:pPr>
+      <w:r>
+        <w:t>Complete sale is greyed out.</w:t>
       </w:r>
     </w:p>
     <w:p>
@@ -15253,6 +15830,7 @@
         <w:pStyle w:val="Heading3"/>
       </w:pPr>
       <w:r>
+        <w:lastRenderedPageBreak/>
         <w:t>The inventory count looks wrong.</w:t>
       </w:r>
     </w:p>
@@ -15319,7 +15897,6 @@
         <w:pStyle w:val="Heading3"/>
       </w:pPr>
       <w:r>
-        <w:lastRenderedPageBreak/>
         <w:t>I want a different PIN.</w:t>
       </w:r>
     </w:p>
@@ -15403,22 +15980,22 @@
         <w:pStyle w:val="Heading1"/>
         <w:pageBreakBefore/>
       </w:pPr>
-      <w:bookmarkStart w:id="45" w:name="_Toc241606892"/>
+      <w:bookmarkStart w:id="46" w:name="_Toc241697888"/>
       <w:r>
         <w:lastRenderedPageBreak/>
         <w:t>Quick reference</w:t>
       </w:r>
-      <w:bookmarkEnd w:id="45"/>
+      <w:bookmarkEnd w:id="46"/>
     </w:p>
     <w:p>
       <w:pPr>
         <w:pStyle w:val="Heading2"/>
       </w:pPr>
-      <w:bookmarkStart w:id="46" w:name="_Toc241606893"/>
+      <w:bookmarkStart w:id="47" w:name="_Toc241697889"/>
       <w:r>
         <w:t>Sales rep checklist</w:t>
       </w:r>
-      <w:bookmarkEnd w:id="46"/>
+      <w:bookmarkEnd w:id="47"/>
     </w:p>
     <w:p>
       <w:pPr>
@@ -15558,11 +16135,11 @@
       <w:pPr>
         <w:pStyle w:val="Heading2"/>
       </w:pPr>
-      <w:bookmarkStart w:id="47" w:name="_Toc241606894"/>
+      <w:bookmarkStart w:id="48" w:name="_Toc241697890"/>
       <w:r>
         <w:t>Checkout checklist</w:t>
       </w:r>
-      <w:bookmarkEnd w:id="47"/>
+      <w:bookmarkEnd w:id="48"/>
     </w:p>
     <w:p>
       <w:pPr>
@@ -15718,21 +16295,39 @@
         <w:rPr>
           <w:b/>
         </w:rPr>
-        <w:t>Complete &amp; print</w:t>
-      </w:r>
-      <w:r>
-        <w:t>, then hand over the sales sheet.</w:t>
+        <w:t>Complete sale</w:t>
+      </w:r>
+      <w:r>
+        <w:t xml:space="preserve">, then </w:t>
+      </w:r>
+      <w:r>
+        <w:rPr>
+          <w:b/>
+        </w:rPr>
+        <w:t>Print</w:t>
+      </w:r>
+      <w:r>
+        <w:t xml:space="preserve"> the sales sheet or </w:t>
+      </w:r>
+      <w:r>
+        <w:rPr>
+          <w:b/>
+        </w:rPr>
+        <w:t>Email</w:t>
+      </w:r>
+      <w:r>
+        <w:t xml:space="preserve"> it to the customer.</w:t>
       </w:r>
     </w:p>
     <w:p>
       <w:pPr>
         <w:pStyle w:val="Heading2"/>
       </w:pPr>
-      <w:bookmarkStart w:id="48" w:name="_Toc241606895"/>
+      <w:bookmarkStart w:id="49" w:name="_Toc241697891"/>
       <w:r>
         <w:t>Inventory counts</w:t>
       </w:r>
-      <w:bookmarkEnd w:id="48"/>
+      <w:bookmarkEnd w:id="49"/>
     </w:p>
     <w:p>
       <w:pPr>
@@ -15932,11 +16527,11 @@
       <w:pPr>
         <w:pStyle w:val="Heading2"/>
       </w:pPr>
-      <w:bookmarkStart w:id="49" w:name="_Toc241606896"/>
+      <w:bookmarkStart w:id="50" w:name="_Toc241697892"/>
       <w:r>
         <w:t>Order status at a glance</w:t>
       </w:r>
-      <w:bookmarkEnd w:id="49"/>
+      <w:bookmarkEnd w:id="50"/>
     </w:p>
     <w:tbl>
       <w:tblPr>
@@ -16256,7 +16851,7 @@
       </w:pPr>
     </w:p>
     <w:sectPr>
-      <w:footerReference w:type="default" r:id="rId38"/>
+      <w:footerReference w:type="default" r:id="rId40"/>
       <w:pgSz w:w="12240" w:h="15840"/>
       <w:pgMar w:top="1296" w:right="1440" w:bottom="1296" w:left="1440" w:header="720" w:footer="720" w:gutter="0"/>
       <w:cols w:space="720"/>
@@ -16552,31 +17147,31 @@
       </w:rPr>
     </w:lvl>
   </w:abstractNum>
-  <w:num w:numId="1" w16cid:durableId="503473153">
+  <w:num w:numId="1" w16cid:durableId="194082797">
     <w:abstractNumId w:val="8"/>
   </w:num>
-  <w:num w:numId="2" w16cid:durableId="830606271">
+  <w:num w:numId="2" w16cid:durableId="603153882">
     <w:abstractNumId w:val="6"/>
   </w:num>
-  <w:num w:numId="3" w16cid:durableId="445198476">
+  <w:num w:numId="3" w16cid:durableId="1973822275">
     <w:abstractNumId w:val="5"/>
   </w:num>
-  <w:num w:numId="4" w16cid:durableId="611132746">
+  <w:num w:numId="4" w16cid:durableId="997073054">
     <w:abstractNumId w:val="4"/>
   </w:num>
-  <w:num w:numId="5" w16cid:durableId="1785809167">
+  <w:num w:numId="5" w16cid:durableId="2090495871">
     <w:abstractNumId w:val="7"/>
   </w:num>
-  <w:num w:numId="6" w16cid:durableId="1005743380">
+  <w:num w:numId="6" w16cid:durableId="1627464975">
     <w:abstractNumId w:val="3"/>
   </w:num>
-  <w:num w:numId="7" w16cid:durableId="1902403149">
+  <w:num w:numId="7" w16cid:durableId="746458070">
     <w:abstractNumId w:val="2"/>
   </w:num>
-  <w:num w:numId="8" w16cid:durableId="1719207051">
+  <w:num w:numId="8" w16cid:durableId="1397439832">
     <w:abstractNumId w:val="1"/>
   </w:num>
-  <w:num w:numId="9" w16cid:durableId="1507936180">
+  <w:num w:numId="9" w16cid:durableId="1333410129">
     <w:abstractNumId w:val="0"/>
   </w:num>
 </w:numbering>
@@ -27968,7 +28563,7 @@
     <w:autoRedefine/>
     <w:uiPriority w:val="39"/>
     <w:unhideWhenUsed/>
-    <w:rsid w:val="00DF0BDA"/>
+    <w:rsid w:val="00A865E4"/>
     <w:pPr>
       <w:spacing w:after="100"/>
     </w:pPr>
@@ -27980,7 +28575,7 @@
     <w:autoRedefine/>
     <w:uiPriority w:val="39"/>
     <w:unhideWhenUsed/>
-    <w:rsid w:val="00DF0BDA"/>
+    <w:rsid w:val="00A865E4"/>
     <w:pPr>
       <w:spacing w:after="100"/>
       <w:ind w:left="220"/>
@@ -27991,7 +28586,7 @@
     <w:basedOn w:val="DefaultParagraphFont"/>
     <w:uiPriority w:val="99"/>
     <w:unhideWhenUsed/>
-    <w:rsid w:val="00DF0BDA"/>
+    <w:rsid w:val="00A865E4"/>
     <w:rPr>
       <w:color w:val="0000FF" w:themeColor="hyperlink"/>
       <w:u w:val="single"/>

--- a/Documents/CFS Sales App User Guide.docx
+++ b/Documents/CFS Sales App User Guide.docx
@@ -345,7 +345,7 @@
       <w:r>
         <w:fldChar w:fldCharType="separate"/>
       </w:r>
-      <w:hyperlink w:anchor="_Toc241697842" w:history="1">
+      <w:hyperlink w:anchor="_Toc241699080" w:history="1">
         <w:r>
           <w:rPr>
             <w:rStyle w:val="Hyperlink"/>
@@ -372,7 +372,7 @@
             <w:noProof/>
             <w:webHidden/>
           </w:rPr>
-          <w:instrText xml:space="preserve"> PAGEREF _Toc241697842 \h </w:instrText>
+          <w:instrText xml:space="preserve"> PAGEREF _Toc241699080 \h </w:instrText>
         </w:r>
         <w:r>
           <w:rPr>
@@ -413,7 +413,7 @@
           <w:noProof/>
         </w:rPr>
       </w:pPr>
-      <w:hyperlink w:anchor="_Toc241697843" w:history="1">
+      <w:hyperlink w:anchor="_Toc241699081" w:history="1">
         <w:r>
           <w:rPr>
             <w:rStyle w:val="Hyperlink"/>
@@ -440,7 +440,7 @@
             <w:noProof/>
             <w:webHidden/>
           </w:rPr>
-          <w:instrText xml:space="preserve"> PAGEREF _Toc241697843 \h </w:instrText>
+          <w:instrText xml:space="preserve"> PAGEREF _Toc241699081 \h </w:instrText>
         </w:r>
         <w:r>
           <w:rPr>
@@ -481,7 +481,7 @@
           <w:noProof/>
         </w:rPr>
       </w:pPr>
-      <w:hyperlink w:anchor="_Toc241697844" w:history="1">
+      <w:hyperlink w:anchor="_Toc241699082" w:history="1">
         <w:r>
           <w:rPr>
             <w:rStyle w:val="Hyperlink"/>
@@ -508,7 +508,7 @@
             <w:noProof/>
             <w:webHidden/>
           </w:rPr>
-          <w:instrText xml:space="preserve"> PAGEREF _Toc241697844 \h </w:instrText>
+          <w:instrText xml:space="preserve"> PAGEREF _Toc241699082 \h </w:instrText>
         </w:r>
         <w:r>
           <w:rPr>
@@ -549,7 +549,7 @@
           <w:noProof/>
         </w:rPr>
       </w:pPr>
-      <w:hyperlink w:anchor="_Toc241697845" w:history="1">
+      <w:hyperlink w:anchor="_Toc241699083" w:history="1">
         <w:r>
           <w:rPr>
             <w:rStyle w:val="Hyperlink"/>
@@ -576,7 +576,7 @@
             <w:noProof/>
             <w:webHidden/>
           </w:rPr>
-          <w:instrText xml:space="preserve"> PAGEREF _Toc241697845 \h </w:instrText>
+          <w:instrText xml:space="preserve"> PAGEREF _Toc241699083 \h </w:instrText>
         </w:r>
         <w:r>
           <w:rPr>
@@ -617,7 +617,7 @@
           <w:noProof/>
         </w:rPr>
       </w:pPr>
-      <w:hyperlink w:anchor="_Toc241697846" w:history="1">
+      <w:hyperlink w:anchor="_Toc241699084" w:history="1">
         <w:r>
           <w:rPr>
             <w:rStyle w:val="Hyperlink"/>
@@ -644,7 +644,7 @@
             <w:noProof/>
             <w:webHidden/>
           </w:rPr>
-          <w:instrText xml:space="preserve"> PAGEREF _Toc241697846 \h </w:instrText>
+          <w:instrText xml:space="preserve"> PAGEREF _Toc241699084 \h </w:instrText>
         </w:r>
         <w:r>
           <w:rPr>
@@ -685,7 +685,7 @@
           <w:noProof/>
         </w:rPr>
       </w:pPr>
-      <w:hyperlink w:anchor="_Toc241697847" w:history="1">
+      <w:hyperlink w:anchor="_Toc241699085" w:history="1">
         <w:r>
           <w:rPr>
             <w:rStyle w:val="Hyperlink"/>
@@ -712,7 +712,7 @@
             <w:noProof/>
             <w:webHidden/>
           </w:rPr>
-          <w:instrText xml:space="preserve"> PAGEREF _Toc241697847 \h </w:instrText>
+          <w:instrText xml:space="preserve"> PAGEREF _Toc241699085 \h </w:instrText>
         </w:r>
         <w:r>
           <w:rPr>
@@ -753,7 +753,7 @@
           <w:noProof/>
         </w:rPr>
       </w:pPr>
-      <w:hyperlink w:anchor="_Toc241697848" w:history="1">
+      <w:hyperlink w:anchor="_Toc241699086" w:history="1">
         <w:r>
           <w:rPr>
             <w:rStyle w:val="Hyperlink"/>
@@ -780,7 +780,7 @@
             <w:noProof/>
             <w:webHidden/>
           </w:rPr>
-          <w:instrText xml:space="preserve"> PAGEREF _Toc241697848 \h </w:instrText>
+          <w:instrText xml:space="preserve"> PAGEREF _Toc241699086 \h </w:instrText>
         </w:r>
         <w:r>
           <w:rPr>
@@ -821,7 +821,7 @@
           <w:noProof/>
         </w:rPr>
       </w:pPr>
-      <w:hyperlink w:anchor="_Toc241697849" w:history="1">
+      <w:hyperlink w:anchor="_Toc241699087" w:history="1">
         <w:r>
           <w:rPr>
             <w:rStyle w:val="Hyperlink"/>
@@ -848,7 +848,7 @@
             <w:noProof/>
             <w:webHidden/>
           </w:rPr>
-          <w:instrText xml:space="preserve"> PAGEREF _Toc241697849 \h </w:instrText>
+          <w:instrText xml:space="preserve"> PAGEREF _Toc241699087 \h </w:instrText>
         </w:r>
         <w:r>
           <w:rPr>
@@ -889,7 +889,7 @@
           <w:noProof/>
         </w:rPr>
       </w:pPr>
-      <w:hyperlink w:anchor="_Toc241697850" w:history="1">
+      <w:hyperlink w:anchor="_Toc241699088" w:history="1">
         <w:r>
           <w:rPr>
             <w:rStyle w:val="Hyperlink"/>
@@ -916,7 +916,7 @@
             <w:noProof/>
             <w:webHidden/>
           </w:rPr>
-          <w:instrText xml:space="preserve"> PAGEREF _Toc241697850 \h </w:instrText>
+          <w:instrText xml:space="preserve"> PAGEREF _Toc241699088 \h </w:instrText>
         </w:r>
         <w:r>
           <w:rPr>
@@ -957,7 +957,7 @@
           <w:noProof/>
         </w:rPr>
       </w:pPr>
-      <w:hyperlink w:anchor="_Toc241697851" w:history="1">
+      <w:hyperlink w:anchor="_Toc241699089" w:history="1">
         <w:r>
           <w:rPr>
             <w:rStyle w:val="Hyperlink"/>
@@ -984,7 +984,7 @@
             <w:noProof/>
             <w:webHidden/>
           </w:rPr>
-          <w:instrText xml:space="preserve"> PAGEREF _Toc241697851 \h </w:instrText>
+          <w:instrText xml:space="preserve"> PAGEREF _Toc241699089 \h </w:instrText>
         </w:r>
         <w:r>
           <w:rPr>
@@ -1025,7 +1025,7 @@
           <w:noProof/>
         </w:rPr>
       </w:pPr>
-      <w:hyperlink w:anchor="_Toc241697852" w:history="1">
+      <w:hyperlink w:anchor="_Toc241699090" w:history="1">
         <w:r>
           <w:rPr>
             <w:rStyle w:val="Hyperlink"/>
@@ -1052,7 +1052,7 @@
             <w:noProof/>
             <w:webHidden/>
           </w:rPr>
-          <w:instrText xml:space="preserve"> PAGEREF _Toc241697852 \h </w:instrText>
+          <w:instrText xml:space="preserve"> PAGEREF _Toc241699090 \h </w:instrText>
         </w:r>
         <w:r>
           <w:rPr>
@@ -1093,7 +1093,7 @@
           <w:noProof/>
         </w:rPr>
       </w:pPr>
-      <w:hyperlink w:anchor="_Toc241697853" w:history="1">
+      <w:hyperlink w:anchor="_Toc241699091" w:history="1">
         <w:r>
           <w:rPr>
             <w:rStyle w:val="Hyperlink"/>
@@ -1120,7 +1120,7 @@
             <w:noProof/>
             <w:webHidden/>
           </w:rPr>
-          <w:instrText xml:space="preserve"> PAGEREF _Toc241697853 \h </w:instrText>
+          <w:instrText xml:space="preserve"> PAGEREF _Toc241699091 \h </w:instrText>
         </w:r>
         <w:r>
           <w:rPr>
@@ -1161,7 +1161,7 @@
           <w:noProof/>
         </w:rPr>
       </w:pPr>
-      <w:hyperlink w:anchor="_Toc241697854" w:history="1">
+      <w:hyperlink w:anchor="_Toc241699092" w:history="1">
         <w:r>
           <w:rPr>
             <w:rStyle w:val="Hyperlink"/>
@@ -1188,7 +1188,7 @@
             <w:noProof/>
             <w:webHidden/>
           </w:rPr>
-          <w:instrText xml:space="preserve"> PAGEREF _Toc241697854 \h </w:instrText>
+          <w:instrText xml:space="preserve"> PAGEREF _Toc241699092 \h </w:instrText>
         </w:r>
         <w:r>
           <w:rPr>
@@ -1229,7 +1229,7 @@
           <w:noProof/>
         </w:rPr>
       </w:pPr>
-      <w:hyperlink w:anchor="_Toc241697855" w:history="1">
+      <w:hyperlink w:anchor="_Toc241699093" w:history="1">
         <w:r>
           <w:rPr>
             <w:rStyle w:val="Hyperlink"/>
@@ -1256,7 +1256,7 @@
             <w:noProof/>
             <w:webHidden/>
           </w:rPr>
-          <w:instrText xml:space="preserve"> PAGEREF _Toc241697855 \h </w:instrText>
+          <w:instrText xml:space="preserve"> PAGEREF _Toc241699093 \h </w:instrText>
         </w:r>
         <w:r>
           <w:rPr>
@@ -1297,7 +1297,7 @@
           <w:noProof/>
         </w:rPr>
       </w:pPr>
-      <w:hyperlink w:anchor="_Toc241697856" w:history="1">
+      <w:hyperlink w:anchor="_Toc241699094" w:history="1">
         <w:r>
           <w:rPr>
             <w:rStyle w:val="Hyperlink"/>
@@ -1324,7 +1324,7 @@
             <w:noProof/>
             <w:webHidden/>
           </w:rPr>
-          <w:instrText xml:space="preserve"> PAGEREF _Toc241697856 \h </w:instrText>
+          <w:instrText xml:space="preserve"> PAGEREF _Toc241699094 \h </w:instrText>
         </w:r>
         <w:r>
           <w:rPr>
@@ -1365,7 +1365,7 @@
           <w:noProof/>
         </w:rPr>
       </w:pPr>
-      <w:hyperlink w:anchor="_Toc241697857" w:history="1">
+      <w:hyperlink w:anchor="_Toc241699095" w:history="1">
         <w:r>
           <w:rPr>
             <w:rStyle w:val="Hyperlink"/>
@@ -1392,7 +1392,7 @@
             <w:noProof/>
             <w:webHidden/>
           </w:rPr>
-          <w:instrText xml:space="preserve"> PAGEREF _Toc241697857 \h </w:instrText>
+          <w:instrText xml:space="preserve"> PAGEREF _Toc241699095 \h </w:instrText>
         </w:r>
         <w:r>
           <w:rPr>
@@ -1433,7 +1433,7 @@
           <w:noProof/>
         </w:rPr>
       </w:pPr>
-      <w:hyperlink w:anchor="_Toc241697858" w:history="1">
+      <w:hyperlink w:anchor="_Toc241699096" w:history="1">
         <w:r>
           <w:rPr>
             <w:rStyle w:val="Hyperlink"/>
@@ -1460,7 +1460,7 @@
             <w:noProof/>
             <w:webHidden/>
           </w:rPr>
-          <w:instrText xml:space="preserve"> PAGEREF _Toc241697858 \h </w:instrText>
+          <w:instrText xml:space="preserve"> PAGEREF _Toc241699096 \h </w:instrText>
         </w:r>
         <w:r>
           <w:rPr>
@@ -1501,7 +1501,7 @@
           <w:noProof/>
         </w:rPr>
       </w:pPr>
-      <w:hyperlink w:anchor="_Toc241697859" w:history="1">
+      <w:hyperlink w:anchor="_Toc241699097" w:history="1">
         <w:r>
           <w:rPr>
             <w:rStyle w:val="Hyperlink"/>
@@ -1528,7 +1528,7 @@
             <w:noProof/>
             <w:webHidden/>
           </w:rPr>
-          <w:instrText xml:space="preserve"> PAGEREF _Toc241697859 \h </w:instrText>
+          <w:instrText xml:space="preserve"> PAGEREF _Toc241699097 \h </w:instrText>
         </w:r>
         <w:r>
           <w:rPr>
@@ -1569,7 +1569,7 @@
           <w:noProof/>
         </w:rPr>
       </w:pPr>
-      <w:hyperlink w:anchor="_Toc241697860" w:history="1">
+      <w:hyperlink w:anchor="_Toc241699098" w:history="1">
         <w:r>
           <w:rPr>
             <w:rStyle w:val="Hyperlink"/>
@@ -1596,7 +1596,7 @@
             <w:noProof/>
             <w:webHidden/>
           </w:rPr>
-          <w:instrText xml:space="preserve"> PAGEREF _Toc241697860 \h </w:instrText>
+          <w:instrText xml:space="preserve"> PAGEREF _Toc241699098 \h </w:instrText>
         </w:r>
         <w:r>
           <w:rPr>
@@ -1637,7 +1637,7 @@
           <w:noProof/>
         </w:rPr>
       </w:pPr>
-      <w:hyperlink w:anchor="_Toc241697861" w:history="1">
+      <w:hyperlink w:anchor="_Toc241699099" w:history="1">
         <w:r>
           <w:rPr>
             <w:rStyle w:val="Hyperlink"/>
@@ -1664,7 +1664,7 @@
             <w:noProof/>
             <w:webHidden/>
           </w:rPr>
-          <w:instrText xml:space="preserve"> PAGEREF _Toc241697861 \h </w:instrText>
+          <w:instrText xml:space="preserve"> PAGEREF _Toc241699099 \h </w:instrText>
         </w:r>
         <w:r>
           <w:rPr>
@@ -1705,7 +1705,7 @@
           <w:noProof/>
         </w:rPr>
       </w:pPr>
-      <w:hyperlink w:anchor="_Toc241697862" w:history="1">
+      <w:hyperlink w:anchor="_Toc241699100" w:history="1">
         <w:r>
           <w:rPr>
             <w:rStyle w:val="Hyperlink"/>
@@ -1732,7 +1732,7 @@
             <w:noProof/>
             <w:webHidden/>
           </w:rPr>
-          <w:instrText xml:space="preserve"> PAGEREF _Toc241697862 \h </w:instrText>
+          <w:instrText xml:space="preserve"> PAGEREF _Toc241699100 \h </w:instrText>
         </w:r>
         <w:r>
           <w:rPr>
@@ -1773,7 +1773,7 @@
           <w:noProof/>
         </w:rPr>
       </w:pPr>
-      <w:hyperlink w:anchor="_Toc241697863" w:history="1">
+      <w:hyperlink w:anchor="_Toc241699101" w:history="1">
         <w:r>
           <w:rPr>
             <w:rStyle w:val="Hyperlink"/>
@@ -1800,7 +1800,7 @@
             <w:noProof/>
             <w:webHidden/>
           </w:rPr>
-          <w:instrText xml:space="preserve"> PAGEREF _Toc241697863 \h </w:instrText>
+          <w:instrText xml:space="preserve"> PAGEREF _Toc241699101 \h </w:instrText>
         </w:r>
         <w:r>
           <w:rPr>
@@ -1841,7 +1841,7 @@
           <w:noProof/>
         </w:rPr>
       </w:pPr>
-      <w:hyperlink w:anchor="_Toc241697864" w:history="1">
+      <w:hyperlink w:anchor="_Toc241699102" w:history="1">
         <w:r>
           <w:rPr>
             <w:rStyle w:val="Hyperlink"/>
@@ -1868,7 +1868,7 @@
             <w:noProof/>
             <w:webHidden/>
           </w:rPr>
-          <w:instrText xml:space="preserve"> PAGEREF _Toc241697864 \h </w:instrText>
+          <w:instrText xml:space="preserve"> PAGEREF _Toc241699102 \h </w:instrText>
         </w:r>
         <w:r>
           <w:rPr>
@@ -1909,7 +1909,7 @@
           <w:noProof/>
         </w:rPr>
       </w:pPr>
-      <w:hyperlink w:anchor="_Toc241697865" w:history="1">
+      <w:hyperlink w:anchor="_Toc241699103" w:history="1">
         <w:r>
           <w:rPr>
             <w:rStyle w:val="Hyperlink"/>
@@ -1936,7 +1936,7 @@
             <w:noProof/>
             <w:webHidden/>
           </w:rPr>
-          <w:instrText xml:space="preserve"> PAGEREF _Toc241697865 \h </w:instrText>
+          <w:instrText xml:space="preserve"> PAGEREF _Toc241699103 \h </w:instrText>
         </w:r>
         <w:r>
           <w:rPr>
@@ -1977,7 +1977,7 @@
           <w:noProof/>
         </w:rPr>
       </w:pPr>
-      <w:hyperlink w:anchor="_Toc241697866" w:history="1">
+      <w:hyperlink w:anchor="_Toc241699104" w:history="1">
         <w:r>
           <w:rPr>
             <w:rStyle w:val="Hyperlink"/>
@@ -2004,7 +2004,7 @@
             <w:noProof/>
             <w:webHidden/>
           </w:rPr>
-          <w:instrText xml:space="preserve"> PAGEREF _Toc241697866 \h </w:instrText>
+          <w:instrText xml:space="preserve"> PAGEREF _Toc241699104 \h </w:instrText>
         </w:r>
         <w:r>
           <w:rPr>
@@ -2045,7 +2045,7 @@
           <w:noProof/>
         </w:rPr>
       </w:pPr>
-      <w:hyperlink w:anchor="_Toc241697867" w:history="1">
+      <w:hyperlink w:anchor="_Toc241699105" w:history="1">
         <w:r>
           <w:rPr>
             <w:rStyle w:val="Hyperlink"/>
@@ -2072,7 +2072,7 @@
             <w:noProof/>
             <w:webHidden/>
           </w:rPr>
-          <w:instrText xml:space="preserve"> PAGEREF _Toc241697867 \h </w:instrText>
+          <w:instrText xml:space="preserve"> PAGEREF _Toc241699105 \h </w:instrText>
         </w:r>
         <w:r>
           <w:rPr>
@@ -2113,7 +2113,7 @@
           <w:noProof/>
         </w:rPr>
       </w:pPr>
-      <w:hyperlink w:anchor="_Toc241697868" w:history="1">
+      <w:hyperlink w:anchor="_Toc241699106" w:history="1">
         <w:r>
           <w:rPr>
             <w:rStyle w:val="Hyperlink"/>
@@ -2140,7 +2140,7 @@
             <w:noProof/>
             <w:webHidden/>
           </w:rPr>
-          <w:instrText xml:space="preserve"> PAGEREF _Toc241697868 \h </w:instrText>
+          <w:instrText xml:space="preserve"> PAGEREF _Toc241699106 \h </w:instrText>
         </w:r>
         <w:r>
           <w:rPr>
@@ -2181,7 +2181,7 @@
           <w:noProof/>
         </w:rPr>
       </w:pPr>
-      <w:hyperlink w:anchor="_Toc241697869" w:history="1">
+      <w:hyperlink w:anchor="_Toc241699107" w:history="1">
         <w:r>
           <w:rPr>
             <w:rStyle w:val="Hyperlink"/>
@@ -2208,7 +2208,7 @@
             <w:noProof/>
             <w:webHidden/>
           </w:rPr>
-          <w:instrText xml:space="preserve"> PAGEREF _Toc241697869 \h </w:instrText>
+          <w:instrText xml:space="preserve"> PAGEREF _Toc241699107 \h </w:instrText>
         </w:r>
         <w:r>
           <w:rPr>
@@ -2249,7 +2249,7 @@
           <w:noProof/>
         </w:rPr>
       </w:pPr>
-      <w:hyperlink w:anchor="_Toc241697870" w:history="1">
+      <w:hyperlink w:anchor="_Toc241699108" w:history="1">
         <w:r>
           <w:rPr>
             <w:rStyle w:val="Hyperlink"/>
@@ -2276,7 +2276,7 @@
             <w:noProof/>
             <w:webHidden/>
           </w:rPr>
-          <w:instrText xml:space="preserve"> PAGEREF _Toc241697870 \h </w:instrText>
+          <w:instrText xml:space="preserve"> PAGEREF _Toc241699108 \h </w:instrText>
         </w:r>
         <w:r>
           <w:rPr>
@@ -2317,7 +2317,7 @@
           <w:noProof/>
         </w:rPr>
       </w:pPr>
-      <w:hyperlink w:anchor="_Toc241697871" w:history="1">
+      <w:hyperlink w:anchor="_Toc241699109" w:history="1">
         <w:r>
           <w:rPr>
             <w:rStyle w:val="Hyperlink"/>
@@ -2344,7 +2344,7 @@
             <w:noProof/>
             <w:webHidden/>
           </w:rPr>
-          <w:instrText xml:space="preserve"> PAGEREF _Toc241697871 \h </w:instrText>
+          <w:instrText xml:space="preserve"> PAGEREF _Toc241699109 \h </w:instrText>
         </w:r>
         <w:r>
           <w:rPr>
@@ -2385,7 +2385,7 @@
           <w:noProof/>
         </w:rPr>
       </w:pPr>
-      <w:hyperlink w:anchor="_Toc241697872" w:history="1">
+      <w:hyperlink w:anchor="_Toc241699110" w:history="1">
         <w:r>
           <w:rPr>
             <w:rStyle w:val="Hyperlink"/>
@@ -2412,7 +2412,7 @@
             <w:noProof/>
             <w:webHidden/>
           </w:rPr>
-          <w:instrText xml:space="preserve"> PAGEREF _Toc241697872 \h </w:instrText>
+          <w:instrText xml:space="preserve"> PAGEREF _Toc241699110 \h </w:instrText>
         </w:r>
         <w:r>
           <w:rPr>
@@ -2453,7 +2453,7 @@
           <w:noProof/>
         </w:rPr>
       </w:pPr>
-      <w:hyperlink w:anchor="_Toc241697873" w:history="1">
+      <w:hyperlink w:anchor="_Toc241699111" w:history="1">
         <w:r>
           <w:rPr>
             <w:rStyle w:val="Hyperlink"/>
@@ -2480,7 +2480,7 @@
             <w:noProof/>
             <w:webHidden/>
           </w:rPr>
-          <w:instrText xml:space="preserve"> PAGEREF _Toc241697873 \h </w:instrText>
+          <w:instrText xml:space="preserve"> PAGEREF _Toc241699111 \h </w:instrText>
         </w:r>
         <w:r>
           <w:rPr>
@@ -2521,7 +2521,7 @@
           <w:noProof/>
         </w:rPr>
       </w:pPr>
-      <w:hyperlink w:anchor="_Toc241697874" w:history="1">
+      <w:hyperlink w:anchor="_Toc241699112" w:history="1">
         <w:r>
           <w:rPr>
             <w:rStyle w:val="Hyperlink"/>
@@ -2548,7 +2548,7 @@
             <w:noProof/>
             <w:webHidden/>
           </w:rPr>
-          <w:instrText xml:space="preserve"> PAGEREF _Toc241697874 \h </w:instrText>
+          <w:instrText xml:space="preserve"> PAGEREF _Toc241699112 \h </w:instrText>
         </w:r>
         <w:r>
           <w:rPr>
@@ -2589,7 +2589,7 @@
           <w:noProof/>
         </w:rPr>
       </w:pPr>
-      <w:hyperlink w:anchor="_Toc241697875" w:history="1">
+      <w:hyperlink w:anchor="_Toc241699113" w:history="1">
         <w:r>
           <w:rPr>
             <w:rStyle w:val="Hyperlink"/>
@@ -2616,7 +2616,7 @@
             <w:noProof/>
             <w:webHidden/>
           </w:rPr>
-          <w:instrText xml:space="preserve"> PAGEREF _Toc241697875 \h </w:instrText>
+          <w:instrText xml:space="preserve"> PAGEREF _Toc241699113 \h </w:instrText>
         </w:r>
         <w:r>
           <w:rPr>
@@ -2657,7 +2657,7 @@
           <w:noProof/>
         </w:rPr>
       </w:pPr>
-      <w:hyperlink w:anchor="_Toc241697876" w:history="1">
+      <w:hyperlink w:anchor="_Toc241699114" w:history="1">
         <w:r>
           <w:rPr>
             <w:rStyle w:val="Hyperlink"/>
@@ -2684,7 +2684,7 @@
             <w:noProof/>
             <w:webHidden/>
           </w:rPr>
-          <w:instrText xml:space="preserve"> PAGEREF _Toc241697876 \h </w:instrText>
+          <w:instrText xml:space="preserve"> PAGEREF _Toc241699114 \h </w:instrText>
         </w:r>
         <w:r>
           <w:rPr>
@@ -2725,7 +2725,7 @@
           <w:noProof/>
         </w:rPr>
       </w:pPr>
-      <w:hyperlink w:anchor="_Toc241697877" w:history="1">
+      <w:hyperlink w:anchor="_Toc241699115" w:history="1">
         <w:r>
           <w:rPr>
             <w:rStyle w:val="Hyperlink"/>
@@ -2752,7 +2752,7 @@
             <w:noProof/>
             <w:webHidden/>
           </w:rPr>
-          <w:instrText xml:space="preserve"> PAGEREF _Toc241697877 \h </w:instrText>
+          <w:instrText xml:space="preserve"> PAGEREF _Toc241699115 \h </w:instrText>
         </w:r>
         <w:r>
           <w:rPr>
@@ -2793,7 +2793,7 @@
           <w:noProof/>
         </w:rPr>
       </w:pPr>
-      <w:hyperlink w:anchor="_Toc241697878" w:history="1">
+      <w:hyperlink w:anchor="_Toc241699116" w:history="1">
         <w:r>
           <w:rPr>
             <w:rStyle w:val="Hyperlink"/>
@@ -2820,7 +2820,7 @@
             <w:noProof/>
             <w:webHidden/>
           </w:rPr>
-          <w:instrText xml:space="preserve"> PAGEREF _Toc241697878 \h </w:instrText>
+          <w:instrText xml:space="preserve"> PAGEREF _Toc241699116 \h </w:instrText>
         </w:r>
         <w:r>
           <w:rPr>
@@ -2861,7 +2861,7 @@
           <w:noProof/>
         </w:rPr>
       </w:pPr>
-      <w:hyperlink w:anchor="_Toc241697879" w:history="1">
+      <w:hyperlink w:anchor="_Toc241699117" w:history="1">
         <w:r>
           <w:rPr>
             <w:rStyle w:val="Hyperlink"/>
@@ -2888,7 +2888,7 @@
             <w:noProof/>
             <w:webHidden/>
           </w:rPr>
-          <w:instrText xml:space="preserve"> PAGEREF _Toc241697879 \h </w:instrText>
+          <w:instrText xml:space="preserve"> PAGEREF _Toc241699117 \h </w:instrText>
         </w:r>
         <w:r>
           <w:rPr>
@@ -2929,7 +2929,7 @@
           <w:noProof/>
         </w:rPr>
       </w:pPr>
-      <w:hyperlink w:anchor="_Toc241697880" w:history="1">
+      <w:hyperlink w:anchor="_Toc241699118" w:history="1">
         <w:r>
           <w:rPr>
             <w:rStyle w:val="Hyperlink"/>
@@ -2956,7 +2956,7 @@
             <w:noProof/>
             <w:webHidden/>
           </w:rPr>
-          <w:instrText xml:space="preserve"> PAGEREF _Toc241697880 \h </w:instrText>
+          <w:instrText xml:space="preserve"> PAGEREF _Toc241699118 \h </w:instrText>
         </w:r>
         <w:r>
           <w:rPr>
@@ -2997,7 +2997,7 @@
           <w:noProof/>
         </w:rPr>
       </w:pPr>
-      <w:hyperlink w:anchor="_Toc241697881" w:history="1">
+      <w:hyperlink w:anchor="_Toc241699119" w:history="1">
         <w:r>
           <w:rPr>
             <w:rStyle w:val="Hyperlink"/>
@@ -3024,7 +3024,7 @@
             <w:noProof/>
             <w:webHidden/>
           </w:rPr>
-          <w:instrText xml:space="preserve"> PAGEREF _Toc241697881 \h </w:instrText>
+          <w:instrText xml:space="preserve"> PAGEREF _Toc241699119 \h </w:instrText>
         </w:r>
         <w:r>
           <w:rPr>
@@ -3065,7 +3065,7 @@
           <w:noProof/>
         </w:rPr>
       </w:pPr>
-      <w:hyperlink w:anchor="_Toc241697882" w:history="1">
+      <w:hyperlink w:anchor="_Toc241699120" w:history="1">
         <w:r>
           <w:rPr>
             <w:rStyle w:val="Hyperlink"/>
@@ -3092,7 +3092,7 @@
             <w:noProof/>
             <w:webHidden/>
           </w:rPr>
-          <w:instrText xml:space="preserve"> PAGEREF _Toc241697882 \h </w:instrText>
+          <w:instrText xml:space="preserve"> PAGEREF _Toc241699120 \h </w:instrText>
         </w:r>
         <w:r>
           <w:rPr>
@@ -3133,7 +3133,7 @@
           <w:noProof/>
         </w:rPr>
       </w:pPr>
-      <w:hyperlink w:anchor="_Toc241697883" w:history="1">
+      <w:hyperlink w:anchor="_Toc241699121" w:history="1">
         <w:r>
           <w:rPr>
             <w:rStyle w:val="Hyperlink"/>
@@ -3160,7 +3160,7 @@
             <w:noProof/>
             <w:webHidden/>
           </w:rPr>
-          <w:instrText xml:space="preserve"> PAGEREF _Toc241697883 \h </w:instrText>
+          <w:instrText xml:space="preserve"> PAGEREF _Toc241699121 \h </w:instrText>
         </w:r>
         <w:r>
           <w:rPr>
@@ -3201,7 +3201,7 @@
           <w:noProof/>
         </w:rPr>
       </w:pPr>
-      <w:hyperlink w:anchor="_Toc241697884" w:history="1">
+      <w:hyperlink w:anchor="_Toc241699122" w:history="1">
         <w:r>
           <w:rPr>
             <w:rStyle w:val="Hyperlink"/>
@@ -3228,7 +3228,7 @@
             <w:noProof/>
             <w:webHidden/>
           </w:rPr>
-          <w:instrText xml:space="preserve"> PAGEREF _Toc241697884 \h </w:instrText>
+          <w:instrText xml:space="preserve"> PAGEREF _Toc241699122 \h </w:instrText>
         </w:r>
         <w:r>
           <w:rPr>
@@ -3269,7 +3269,7 @@
           <w:noProof/>
         </w:rPr>
       </w:pPr>
-      <w:hyperlink w:anchor="_Toc241697885" w:history="1">
+      <w:hyperlink w:anchor="_Toc241699123" w:history="1">
         <w:r>
           <w:rPr>
             <w:rStyle w:val="Hyperlink"/>
@@ -3296,7 +3296,7 @@
             <w:noProof/>
             <w:webHidden/>
           </w:rPr>
-          <w:instrText xml:space="preserve"> PAGEREF _Toc241697885 \h </w:instrText>
+          <w:instrText xml:space="preserve"> PAGEREF _Toc241699123 \h </w:instrText>
         </w:r>
         <w:r>
           <w:rPr>
@@ -3337,7 +3337,7 @@
           <w:noProof/>
         </w:rPr>
       </w:pPr>
-      <w:hyperlink w:anchor="_Toc241697886" w:history="1">
+      <w:hyperlink w:anchor="_Toc241699124" w:history="1">
         <w:r>
           <w:rPr>
             <w:rStyle w:val="Hyperlink"/>
@@ -3364,7 +3364,7 @@
             <w:noProof/>
             <w:webHidden/>
           </w:rPr>
-          <w:instrText xml:space="preserve"> PAGEREF _Toc241697886 \h </w:instrText>
+          <w:instrText xml:space="preserve"> PAGEREF _Toc241699124 \h </w:instrText>
         </w:r>
         <w:r>
           <w:rPr>
@@ -3405,7 +3405,7 @@
           <w:noProof/>
         </w:rPr>
       </w:pPr>
-      <w:hyperlink w:anchor="_Toc241697887" w:history="1">
+      <w:hyperlink w:anchor="_Toc241699125" w:history="1">
         <w:r>
           <w:rPr>
             <w:rStyle w:val="Hyperlink"/>
@@ -3432,7 +3432,7 @@
             <w:noProof/>
             <w:webHidden/>
           </w:rPr>
-          <w:instrText xml:space="preserve"> PAGEREF _Toc241697887 \h </w:instrText>
+          <w:instrText xml:space="preserve"> PAGEREF _Toc241699125 \h </w:instrText>
         </w:r>
         <w:r>
           <w:rPr>
@@ -3473,7 +3473,7 @@
           <w:noProof/>
         </w:rPr>
       </w:pPr>
-      <w:hyperlink w:anchor="_Toc241697888" w:history="1">
+      <w:hyperlink w:anchor="_Toc241699126" w:history="1">
         <w:r>
           <w:rPr>
             <w:rStyle w:val="Hyperlink"/>
@@ -3500,7 +3500,7 @@
             <w:noProof/>
             <w:webHidden/>
           </w:rPr>
-          <w:instrText xml:space="preserve"> PAGEREF _Toc241697888 \h </w:instrText>
+          <w:instrText xml:space="preserve"> PAGEREF _Toc241699126 \h </w:instrText>
         </w:r>
         <w:r>
           <w:rPr>
@@ -3541,7 +3541,7 @@
           <w:noProof/>
         </w:rPr>
       </w:pPr>
-      <w:hyperlink w:anchor="_Toc241697889" w:history="1">
+      <w:hyperlink w:anchor="_Toc241699127" w:history="1">
         <w:r>
           <w:rPr>
             <w:rStyle w:val="Hyperlink"/>
@@ -3568,7 +3568,7 @@
             <w:noProof/>
             <w:webHidden/>
           </w:rPr>
-          <w:instrText xml:space="preserve"> PAGEREF _Toc241697889 \h </w:instrText>
+          <w:instrText xml:space="preserve"> PAGEREF _Toc241699127 \h </w:instrText>
         </w:r>
         <w:r>
           <w:rPr>
@@ -3609,7 +3609,7 @@
           <w:noProof/>
         </w:rPr>
       </w:pPr>
-      <w:hyperlink w:anchor="_Toc241697890" w:history="1">
+      <w:hyperlink w:anchor="_Toc241699128" w:history="1">
         <w:r>
           <w:rPr>
             <w:rStyle w:val="Hyperlink"/>
@@ -3636,7 +3636,7 @@
             <w:noProof/>
             <w:webHidden/>
           </w:rPr>
-          <w:instrText xml:space="preserve"> PAGEREF _Toc241697890 \h </w:instrText>
+          <w:instrText xml:space="preserve"> PAGEREF _Toc241699128 \h </w:instrText>
         </w:r>
         <w:r>
           <w:rPr>
@@ -3677,7 +3677,7 @@
           <w:noProof/>
         </w:rPr>
       </w:pPr>
-      <w:hyperlink w:anchor="_Toc241697891" w:history="1">
+      <w:hyperlink w:anchor="_Toc241699129" w:history="1">
         <w:r>
           <w:rPr>
             <w:rStyle w:val="Hyperlink"/>
@@ -3704,7 +3704,7 @@
             <w:noProof/>
             <w:webHidden/>
           </w:rPr>
-          <w:instrText xml:space="preserve"> PAGEREF _Toc241697891 \h </w:instrText>
+          <w:instrText xml:space="preserve"> PAGEREF _Toc241699129 \h </w:instrText>
         </w:r>
         <w:r>
           <w:rPr>
@@ -3745,7 +3745,7 @@
           <w:noProof/>
         </w:rPr>
       </w:pPr>
-      <w:hyperlink w:anchor="_Toc241697892" w:history="1">
+      <w:hyperlink w:anchor="_Toc241699130" w:history="1">
         <w:r>
           <w:rPr>
             <w:rStyle w:val="Hyperlink"/>
@@ -3772,7 +3772,7 @@
             <w:noProof/>
             <w:webHidden/>
           </w:rPr>
-          <w:instrText xml:space="preserve"> PAGEREF _Toc241697892 \h </w:instrText>
+          <w:instrText xml:space="preserve"> PAGEREF _Toc241699130 \h </w:instrText>
         </w:r>
         <w:r>
           <w:rPr>
@@ -3813,7 +3813,7 @@
         <w:pStyle w:val="Heading1"/>
         <w:pageBreakBefore/>
       </w:pPr>
-      <w:bookmarkStart w:id="0" w:name="_Toc241697842"/>
+      <w:bookmarkStart w:id="0" w:name="_Toc241699080"/>
       <w:r>
         <w:lastRenderedPageBreak/>
         <w:t>Welcome</w:t>
@@ -3829,7 +3829,7 @@
       <w:pPr>
         <w:pStyle w:val="Heading2"/>
       </w:pPr>
-      <w:bookmarkStart w:id="1" w:name="_Toc241697843"/>
+      <w:bookmarkStart w:id="1" w:name="_Toc241699081"/>
       <w:r>
         <w:t>How a sale moves through the app</w:t>
       </w:r>
@@ -4312,7 +4312,7 @@
       <w:pPr>
         <w:pStyle w:val="Heading2"/>
       </w:pPr>
-      <w:bookmarkStart w:id="2" w:name="_Toc241697844"/>
+      <w:bookmarkStart w:id="2" w:name="_Toc241699082"/>
       <w:r>
         <w:t>What you'll need</w:t>
       </w:r>
@@ -4421,7 +4421,7 @@
         <w:pStyle w:val="Heading1"/>
         <w:pageBreakBefore/>
       </w:pPr>
-      <w:bookmarkStart w:id="3" w:name="_Toc241697845"/>
+      <w:bookmarkStart w:id="3" w:name="_Toc241699083"/>
       <w:r>
         <w:lastRenderedPageBreak/>
         <w:t>Who can do what</w:t>
@@ -4989,7 +4989,7 @@
         <w:pStyle w:val="Heading1"/>
         <w:pageBreakBefore/>
       </w:pPr>
-      <w:bookmarkStart w:id="4" w:name="_Toc241697846"/>
+      <w:bookmarkStart w:id="4" w:name="_Toc241699084"/>
       <w:r>
         <w:lastRenderedPageBreak/>
         <w:t>Getting started</w:t>
@@ -5000,7 +5000,7 @@
       <w:pPr>
         <w:pStyle w:val="Heading2"/>
       </w:pPr>
-      <w:bookmarkStart w:id="5" w:name="_Toc241697847"/>
+      <w:bookmarkStart w:id="5" w:name="_Toc241699085"/>
       <w:r>
         <w:t>Signing in</w:t>
       </w:r>
@@ -5017,7 +5017,7 @@
           <w:noProof/>
         </w:rPr>
         <w:drawing>
-          <wp:inline distT="0" distB="0" distL="0" distR="0" wp14:anchorId="73FCEEE9" wp14:editId="49665934">
+          <wp:inline distT="0" distB="0" distL="0" distR="0" wp14:anchorId="43FB9261" wp14:editId="252B5B19">
             <wp:extent cx="3291840" cy="2211705"/>
             <wp:effectExtent l="0" t="0" r="0" b="0"/>
             <wp:docPr id="1" name="Picture 1"/>
@@ -5335,7 +5335,7 @@
       <w:pPr>
         <w:pStyle w:val="Heading2"/>
       </w:pPr>
-      <w:bookmarkStart w:id="6" w:name="_Toc241697848"/>
+      <w:bookmarkStart w:id="6" w:name="_Toc241699086"/>
       <w:r>
         <w:t>Changing your PIN</w:t>
       </w:r>
@@ -5517,7 +5517,7 @@
       <w:pPr>
         <w:pStyle w:val="Heading2"/>
       </w:pPr>
-      <w:bookmarkStart w:id="7" w:name="_Toc241697849"/>
+      <w:bookmarkStart w:id="7" w:name="_Toc241699087"/>
       <w:r>
         <w:lastRenderedPageBreak/>
         <w:t>Finding your way around</w:t>
@@ -6100,7 +6100,7 @@
       <w:pPr>
         <w:pStyle w:val="Heading2"/>
       </w:pPr>
-      <w:bookmarkStart w:id="8" w:name="_Toc241697850"/>
+      <w:bookmarkStart w:id="8" w:name="_Toc241699088"/>
       <w:r>
         <w:t>Light and dark mode</w:t>
       </w:r>
@@ -6115,7 +6115,7 @@
       <w:pPr>
         <w:pStyle w:val="Heading2"/>
       </w:pPr>
-      <w:bookmarkStart w:id="9" w:name="_Toc241697851"/>
+      <w:bookmarkStart w:id="9" w:name="_Toc241699089"/>
       <w:r>
         <w:t>Signing out</w:t>
       </w:r>
@@ -6140,7 +6140,7 @@
         <w:pStyle w:val="Heading1"/>
         <w:pageBreakBefore/>
       </w:pPr>
-      <w:bookmarkStart w:id="10" w:name="_Toc241697852"/>
+      <w:bookmarkStart w:id="10" w:name="_Toc241699090"/>
       <w:r>
         <w:lastRenderedPageBreak/>
         <w:t>Taking an order on the sales floor</w:t>
@@ -6172,7 +6172,7 @@
           <w:noProof/>
         </w:rPr>
         <w:drawing>
-          <wp:inline distT="0" distB="0" distL="0" distR="0" wp14:anchorId="767903C4" wp14:editId="1B927B47">
+          <wp:inline distT="0" distB="0" distL="0" distR="0" wp14:anchorId="0B5288FB" wp14:editId="785DAFD1">
             <wp:extent cx="5760720" cy="3870484"/>
             <wp:effectExtent l="0" t="0" r="0" b="0"/>
             <wp:docPr id="2" name="Picture 2"/>
@@ -6297,7 +6297,7 @@
       <w:pPr>
         <w:pStyle w:val="Heading2"/>
       </w:pPr>
-      <w:bookmarkStart w:id="11" w:name="_Toc241697853"/>
+      <w:bookmarkStart w:id="11" w:name="_Toc241699091"/>
       <w:r>
         <w:t>Starting an order</w:t>
       </w:r>
@@ -6381,7 +6381,7 @@
       <w:pPr>
         <w:pStyle w:val="Heading2"/>
       </w:pPr>
-      <w:bookmarkStart w:id="12" w:name="_Toc241697854"/>
+      <w:bookmarkStart w:id="12" w:name="_Toc241699092"/>
       <w:r>
         <w:lastRenderedPageBreak/>
         <w:t>Adding items</w:t>
@@ -6530,7 +6530,7 @@
           <w:noProof/>
         </w:rPr>
         <w:drawing>
-          <wp:inline distT="0" distB="0" distL="0" distR="0" wp14:anchorId="5D901D0C" wp14:editId="7CB72F6B">
+          <wp:inline distT="0" distB="0" distL="0" distR="0" wp14:anchorId="3D2ECC54" wp14:editId="47617F78">
             <wp:extent cx="5760720" cy="3870484"/>
             <wp:effectExtent l="0" t="0" r="0" b="0"/>
             <wp:docPr id="3" name="Picture 3"/>
@@ -6667,7 +6667,7 @@
           <w:noProof/>
         </w:rPr>
         <w:drawing>
-          <wp:inline distT="0" distB="0" distL="0" distR="0" wp14:anchorId="1AA328D0" wp14:editId="006180AB">
+          <wp:inline distT="0" distB="0" distL="0" distR="0" wp14:anchorId="0263E6FB" wp14:editId="4DA0CA21">
             <wp:extent cx="5760720" cy="3870484"/>
             <wp:effectExtent l="0" t="0" r="0" b="0"/>
             <wp:docPr id="4" name="Picture 4"/>
@@ -7012,7 +7012,7 @@
         </w:rPr>
         <w:lastRenderedPageBreak/>
         <w:drawing>
-          <wp:inline distT="0" distB="0" distL="0" distR="0" wp14:anchorId="3791D013" wp14:editId="6FE84C55">
+          <wp:inline distT="0" distB="0" distL="0" distR="0" wp14:anchorId="2C772E81" wp14:editId="733FE586">
             <wp:extent cx="5486400" cy="3686175"/>
             <wp:effectExtent l="0" t="0" r="0" b="0"/>
             <wp:docPr id="5" name="Picture 5"/>
@@ -7212,7 +7212,7 @@
       <w:pPr>
         <w:pStyle w:val="Heading2"/>
       </w:pPr>
-      <w:bookmarkStart w:id="13" w:name="_Toc241697855"/>
+      <w:bookmarkStart w:id="13" w:name="_Toc241699093"/>
       <w:r>
         <w:t>Adding shipping or a service later</w:t>
       </w:r>
@@ -7253,7 +7253,7 @@
         </w:rPr>
         <w:lastRenderedPageBreak/>
         <w:drawing>
-          <wp:inline distT="0" distB="0" distL="0" distR="0" wp14:anchorId="3DC54287" wp14:editId="53961360">
+          <wp:inline distT="0" distB="0" distL="0" distR="0" wp14:anchorId="75553DA3" wp14:editId="622A8F13">
             <wp:extent cx="4754880" cy="3194685"/>
             <wp:effectExtent l="0" t="0" r="0" b="0"/>
             <wp:docPr id="6" name="Picture 6"/>
@@ -7307,7 +7307,7 @@
       <w:pPr>
         <w:pStyle w:val="Heading2"/>
       </w:pPr>
-      <w:bookmarkStart w:id="14" w:name="_Toc241697856"/>
+      <w:bookmarkStart w:id="14" w:name="_Toc241699094"/>
       <w:r>
         <w:t>Changing or removing an item</w:t>
       </w:r>
@@ -7454,7 +7454,7 @@
       <w:pPr>
         <w:pStyle w:val="Heading2"/>
       </w:pPr>
-      <w:bookmarkStart w:id="15" w:name="_Toc241697857"/>
+      <w:bookmarkStart w:id="15" w:name="_Toc241699095"/>
       <w:r>
         <w:t>Customer details</w:t>
       </w:r>
@@ -7618,7 +7618,7 @@
           <w:noProof/>
         </w:rPr>
         <w:drawing>
-          <wp:inline distT="0" distB="0" distL="0" distR="0" wp14:anchorId="3F723E04" wp14:editId="1CC1E7C3">
+          <wp:inline distT="0" distB="0" distL="0" distR="0" wp14:anchorId="15BFA54B" wp14:editId="7434FC78">
             <wp:extent cx="4754880" cy="3194685"/>
             <wp:effectExtent l="0" t="0" r="0" b="0"/>
             <wp:docPr id="7" name="Picture 7"/>
@@ -7672,7 +7672,7 @@
       <w:pPr>
         <w:pStyle w:val="Heading2"/>
       </w:pPr>
-      <w:bookmarkStart w:id="16" w:name="_Toc241697858"/>
+      <w:bookmarkStart w:id="16" w:name="_Toc241699096"/>
       <w:r>
         <w:t>Sending the order to checkout</w:t>
       </w:r>
@@ -7850,7 +7850,7 @@
       <w:pPr>
         <w:pStyle w:val="Heading2"/>
       </w:pPr>
-      <w:bookmarkStart w:id="17" w:name="_Toc241697859"/>
+      <w:bookmarkStart w:id="17" w:name="_Toc241699097"/>
       <w:r>
         <w:lastRenderedPageBreak/>
         <w:t>Using a phone</w:t>
@@ -7868,7 +7868,7 @@
           <w:noProof/>
         </w:rPr>
         <w:drawing>
-          <wp:inline distT="0" distB="0" distL="0" distR="0" wp14:anchorId="55E4E22E" wp14:editId="48C5DD58">
+          <wp:inline distT="0" distB="0" distL="0" distR="0" wp14:anchorId="2FC679B6" wp14:editId="6C38072B">
             <wp:extent cx="2194560" cy="4749253"/>
             <wp:effectExtent l="0" t="0" r="0" b="0"/>
             <wp:docPr id="8" name="Picture 8"/>
@@ -7946,7 +7946,7 @@
         <w:pStyle w:val="Heading1"/>
         <w:pageBreakBefore/>
       </w:pPr>
-      <w:bookmarkStart w:id="18" w:name="_Toc241697860"/>
+      <w:bookmarkStart w:id="18" w:name="_Toc241699098"/>
       <w:r>
         <w:lastRenderedPageBreak/>
         <w:t>Checking out a customer</w:t>
@@ -7987,7 +7987,7 @@
           <w:noProof/>
         </w:rPr>
         <w:drawing>
-          <wp:inline distT="0" distB="0" distL="0" distR="0" wp14:anchorId="69C9629E" wp14:editId="6DD92595">
+          <wp:inline distT="0" distB="0" distL="0" distR="0" wp14:anchorId="3C77E479" wp14:editId="5E84C681">
             <wp:extent cx="5760720" cy="3870484"/>
             <wp:effectExtent l="0" t="0" r="0" b="0"/>
             <wp:docPr id="9" name="Picture 9"/>
@@ -8041,7 +8041,7 @@
       <w:pPr>
         <w:pStyle w:val="Heading2"/>
       </w:pPr>
-      <w:bookmarkStart w:id="19" w:name="_Toc241697861"/>
+      <w:bookmarkStart w:id="19" w:name="_Toc241699099"/>
       <w:r>
         <w:t>1. Review the order with the customer</w:t>
       </w:r>
@@ -8138,7 +8138,7 @@
       <w:pPr>
         <w:pStyle w:val="Heading2"/>
       </w:pPr>
-      <w:bookmarkStart w:id="20" w:name="_Toc241697862"/>
+      <w:bookmarkStart w:id="20" w:name="_Toc241699100"/>
       <w:r>
         <w:t>2. Take payment</w:t>
       </w:r>
@@ -8452,7 +8452,7 @@
       <w:pPr>
         <w:pStyle w:val="Heading2"/>
       </w:pPr>
-      <w:bookmarkStart w:id="21" w:name="_Toc241697863"/>
+      <w:bookmarkStart w:id="21" w:name="_Toc241699101"/>
       <w:r>
         <w:t>3. Acknowledgements (initials and signature)</w:t>
       </w:r>
@@ -8634,7 +8634,7 @@
         </w:rPr>
         <w:lastRenderedPageBreak/>
         <w:drawing>
-          <wp:inline distT="0" distB="0" distL="0" distR="0" wp14:anchorId="3E83AB55" wp14:editId="5C50AC6D">
+          <wp:inline distT="0" distB="0" distL="0" distR="0" wp14:anchorId="26C026D2" wp14:editId="349E059B">
             <wp:extent cx="4937760" cy="3317558"/>
             <wp:effectExtent l="0" t="0" r="0" b="0"/>
             <wp:docPr id="10" name="Picture 10"/>
@@ -8761,7 +8761,7 @@
       <w:pPr>
         <w:pStyle w:val="Heading2"/>
       </w:pPr>
-      <w:bookmarkStart w:id="22" w:name="_Toc241697864"/>
+      <w:bookmarkStart w:id="22" w:name="_Toc241699102"/>
       <w:r>
         <w:t>4. Complete the sale</w:t>
       </w:r>
@@ -8995,7 +8995,7 @@
       <w:pPr>
         <w:pStyle w:val="Heading2"/>
       </w:pPr>
-      <w:bookmarkStart w:id="23" w:name="_Toc241697865"/>
+      <w:bookmarkStart w:id="23" w:name="_Toc241699103"/>
       <w:r>
         <w:t>Other checkout actions</w:t>
       </w:r>
@@ -9205,7 +9205,7 @@
         <w:pStyle w:val="Heading1"/>
         <w:pageBreakBefore/>
       </w:pPr>
-      <w:bookmarkStart w:id="24" w:name="_Toc241697866"/>
+      <w:bookmarkStart w:id="24" w:name="_Toc241699104"/>
       <w:r>
         <w:lastRenderedPageBreak/>
         <w:t>The sales sheet</w:t>
@@ -9228,7 +9228,7 @@
           <w:noProof/>
         </w:rPr>
         <w:drawing>
-          <wp:inline distT="0" distB="0" distL="0" distR="0" wp14:anchorId="1DF3B58E" wp14:editId="2988C7E7">
+          <wp:inline distT="0" distB="0" distL="0" distR="0" wp14:anchorId="2D49D171" wp14:editId="03F4B67E">
             <wp:extent cx="4023360" cy="3187256"/>
             <wp:effectExtent l="0" t="0" r="0" b="0"/>
             <wp:docPr id="11" name="Picture 11"/>
@@ -9396,7 +9396,7 @@
       <w:pPr>
         <w:pStyle w:val="Heading2"/>
       </w:pPr>
-      <w:bookmarkStart w:id="25" w:name="_Toc241697867"/>
+      <w:bookmarkStart w:id="25" w:name="_Toc241699105"/>
       <w:r>
         <w:t>Emailing a receipt</w:t>
       </w:r>
@@ -9524,7 +9524,7 @@
         </w:rPr>
         <w:lastRenderedPageBreak/>
         <w:drawing>
-          <wp:inline distT="0" distB="0" distL="0" distR="0" wp14:anchorId="7F69AF0C" wp14:editId="146D602A">
+          <wp:inline distT="0" distB="0" distL="0" distR="0" wp14:anchorId="5E09BC77" wp14:editId="36900004">
             <wp:extent cx="4572000" cy="3071812"/>
             <wp:effectExtent l="0" t="0" r="0" b="0"/>
             <wp:docPr id="12" name="Picture 12"/>
@@ -9576,7 +9576,12 @@
     </w:p>
     <w:p>
       <w:r>
-        <w:t>The customer gets a neat copy of their sales sheet: the items with any notes, shipping, totals, payments, the warranty and delivery terms, and the customer service number.</w:t>
+        <w:t>The app turns the sales sheet into a PDF, exactly as it would print, and emails it to the customer with a friendly note. The note thanks them for supporting the organization, explains what happens next (what went home today, what's being shipped and where, how a boxed mattress expands, and keeping a protector on for the warranty), mentions any balance still owed, and gives the customer service number.</w:t>
+      </w:r>
+    </w:p>
+    <w:p>
+      <w:r>
+        <w:t>Making the PDF takes a few seconds. Keep the screen open until the app says the email was sent.</w:t>
       </w:r>
     </w:p>
     <w:tbl>
@@ -9646,7 +9651,7 @@
         <w:pStyle w:val="Heading1"/>
         <w:pageBreakBefore/>
       </w:pPr>
-      <w:bookmarkStart w:id="26" w:name="_Toc241697868"/>
+      <w:bookmarkStart w:id="26" w:name="_Toc241699106"/>
       <w:r>
         <w:lastRenderedPageBreak/>
         <w:t>Looking up orders</w:t>
@@ -9678,7 +9683,7 @@
           <w:noProof/>
         </w:rPr>
         <w:drawing>
-          <wp:inline distT="0" distB="0" distL="0" distR="0" wp14:anchorId="430EE806" wp14:editId="2DE813EF">
+          <wp:inline distT="0" distB="0" distL="0" distR="0" wp14:anchorId="4D5D6AAD" wp14:editId="13D244CB">
             <wp:extent cx="5760720" cy="3870484"/>
             <wp:effectExtent l="0" t="0" r="0" b="0"/>
             <wp:docPr id="13" name="Picture 13"/>
@@ -9798,7 +9803,7 @@
       <w:pPr>
         <w:pStyle w:val="Heading2"/>
       </w:pPr>
-      <w:bookmarkStart w:id="27" w:name="_Toc241697869"/>
+      <w:bookmarkStart w:id="27" w:name="_Toc241699107"/>
       <w:r>
         <w:t>Extra options for admins</w:t>
       </w:r>
@@ -9888,7 +9893,7 @@
         </w:rPr>
         <w:lastRenderedPageBreak/>
         <w:drawing>
-          <wp:inline distT="0" distB="0" distL="0" distR="0" wp14:anchorId="3B5184ED" wp14:editId="41654E6A">
+          <wp:inline distT="0" distB="0" distL="0" distR="0" wp14:anchorId="04A5E057" wp14:editId="6A9C0CBF">
             <wp:extent cx="4754880" cy="3194685"/>
             <wp:effectExtent l="0" t="0" r="0" b="0"/>
             <wp:docPr id="14" name="Picture 14"/>
@@ -10010,7 +10015,7 @@
         <w:pStyle w:val="Heading1"/>
         <w:pageBreakBefore/>
       </w:pPr>
-      <w:bookmarkStart w:id="28" w:name="_Toc241697870"/>
+      <w:bookmarkStart w:id="28" w:name="_Toc241699108"/>
       <w:r>
         <w:lastRenderedPageBreak/>
         <w:t>The dashboard</w:t>
@@ -10074,7 +10079,7 @@
           <w:noProof/>
         </w:rPr>
         <w:drawing>
-          <wp:inline distT="0" distB="0" distL="0" distR="0" wp14:anchorId="667E1BF0" wp14:editId="0F02A174">
+          <wp:inline distT="0" distB="0" distL="0" distR="0" wp14:anchorId="7FA1DC7D" wp14:editId="7F94B732">
             <wp:extent cx="4937760" cy="4305110"/>
             <wp:effectExtent l="0" t="0" r="0" b="0"/>
             <wp:docPr id="15" name="Picture 15"/>
@@ -10720,7 +10725,7 @@
         <w:pStyle w:val="Heading1"/>
         <w:pageBreakBefore/>
       </w:pPr>
-      <w:bookmarkStart w:id="29" w:name="_Toc241697871"/>
+      <w:bookmarkStart w:id="29" w:name="_Toc241699109"/>
       <w:r>
         <w:lastRenderedPageBreak/>
         <w:t>Keeping inventory</w:t>
@@ -10779,7 +10784,7 @@
           <w:noProof/>
         </w:rPr>
         <w:drawing>
-          <wp:inline distT="0" distB="0" distL="0" distR="0" wp14:anchorId="72F89BC1" wp14:editId="467C394B">
+          <wp:inline distT="0" distB="0" distL="0" distR="0" wp14:anchorId="0744E8E3" wp14:editId="79A6F958">
             <wp:extent cx="5760720" cy="3870484"/>
             <wp:effectExtent l="0" t="0" r="0" b="0"/>
             <wp:docPr id="16" name="Picture 16"/>
@@ -10833,7 +10838,7 @@
       <w:pPr>
         <w:pStyle w:val="Heading2"/>
       </w:pPr>
-      <w:bookmarkStart w:id="30" w:name="_Toc241697872"/>
+      <w:bookmarkStart w:id="30" w:name="_Toc241699110"/>
       <w:r>
         <w:t>What's on the screen</w:t>
       </w:r>
@@ -10915,7 +10920,7 @@
       <w:pPr>
         <w:pStyle w:val="Heading2"/>
       </w:pPr>
-      <w:bookmarkStart w:id="31" w:name="_Toc241697873"/>
+      <w:bookmarkStart w:id="31" w:name="_Toc241699111"/>
       <w:r>
         <w:t>Updating a count</w:t>
       </w:r>
@@ -10992,7 +10997,7 @@
           <w:noProof/>
         </w:rPr>
         <w:drawing>
-          <wp:inline distT="0" distB="0" distL="0" distR="0" wp14:anchorId="26AEC797" wp14:editId="1A2BC16D">
+          <wp:inline distT="0" distB="0" distL="0" distR="0" wp14:anchorId="15B89D9B" wp14:editId="668307DE">
             <wp:extent cx="5120640" cy="3440430"/>
             <wp:effectExtent l="0" t="0" r="0" b="0"/>
             <wp:docPr id="17" name="Picture 17"/>
@@ -11046,7 +11051,7 @@
       <w:pPr>
         <w:pStyle w:val="Heading2"/>
       </w:pPr>
-      <w:bookmarkStart w:id="32" w:name="_Toc241697874"/>
+      <w:bookmarkStart w:id="32" w:name="_Toc241699112"/>
       <w:r>
         <w:t>What changes the count automatically</w:t>
       </w:r>
@@ -11450,7 +11455,7 @@
       <w:pPr>
         <w:pStyle w:val="Heading2"/>
       </w:pPr>
-      <w:bookmarkStart w:id="33" w:name="_Toc241697875"/>
+      <w:bookmarkStart w:id="33" w:name="_Toc241699113"/>
       <w:r>
         <w:lastRenderedPageBreak/>
         <w:t>Seeing the history</w:t>
@@ -11466,7 +11471,7 @@
       <w:pPr>
         <w:pStyle w:val="Heading2"/>
       </w:pPr>
-      <w:bookmarkStart w:id="34" w:name="_Toc241697876"/>
+      <w:bookmarkStart w:id="34" w:name="_Toc241699114"/>
       <w:r>
         <w:t>Notes for the inventory sheet</w:t>
       </w:r>
@@ -11515,7 +11520,7 @@
           <w:noProof/>
         </w:rPr>
         <w:drawing>
-          <wp:inline distT="0" distB="0" distL="0" distR="0" wp14:anchorId="1BA836B6" wp14:editId="1F479BDE">
+          <wp:inline distT="0" distB="0" distL="0" distR="0" wp14:anchorId="4BD1B134" wp14:editId="468804C3">
             <wp:extent cx="5120640" cy="3440430"/>
             <wp:effectExtent l="0" t="0" r="0" b="0"/>
             <wp:docPr id="18" name="Picture 18"/>
@@ -11569,7 +11574,7 @@
       <w:pPr>
         <w:pStyle w:val="Heading2"/>
       </w:pPr>
-      <w:bookmarkStart w:id="35" w:name="_Toc241697877"/>
+      <w:bookmarkStart w:id="35" w:name="_Toc241699115"/>
       <w:r>
         <w:t>Start and end counts</w:t>
       </w:r>
@@ -12092,7 +12097,7 @@
           <w:noProof/>
         </w:rPr>
         <w:drawing>
-          <wp:inline distT="0" distB="0" distL="0" distR="0" wp14:anchorId="19334C86" wp14:editId="600B5EFC">
+          <wp:inline distT="0" distB="0" distL="0" distR="0" wp14:anchorId="6B2B83C1" wp14:editId="7F6A77EC">
             <wp:extent cx="5486400" cy="3686175"/>
             <wp:effectExtent l="0" t="0" r="0" b="0"/>
             <wp:docPr id="19" name="Picture 19"/>
@@ -12232,7 +12237,7 @@
         <w:pStyle w:val="Heading1"/>
         <w:pageBreakBefore/>
       </w:pPr>
-      <w:bookmarkStart w:id="36" w:name="_Toc241697878"/>
+      <w:bookmarkStart w:id="36" w:name="_Toc241699116"/>
       <w:r>
         <w:lastRenderedPageBreak/>
         <w:t>Admin: setting up an event</w:t>
@@ -12257,7 +12262,7 @@
       <w:pPr>
         <w:pStyle w:val="Heading2"/>
       </w:pPr>
-      <w:bookmarkStart w:id="37" w:name="_Toc241697879"/>
+      <w:bookmarkStart w:id="37" w:name="_Toc241699117"/>
       <w:r>
         <w:t>Creating or editing an event</w:t>
       </w:r>
@@ -12274,7 +12279,7 @@
           <w:noProof/>
         </w:rPr>
         <w:drawing>
-          <wp:inline distT="0" distB="0" distL="0" distR="0" wp14:anchorId="2F47CD21" wp14:editId="70952DD2">
+          <wp:inline distT="0" distB="0" distL="0" distR="0" wp14:anchorId="32879FD5" wp14:editId="180B750A">
             <wp:extent cx="5760720" cy="1236154"/>
             <wp:effectExtent l="0" t="0" r="0" b="0"/>
             <wp:docPr id="20" name="Picture 20"/>
@@ -12614,7 +12619,7 @@
           <w:noProof/>
         </w:rPr>
         <w:drawing>
-          <wp:inline distT="0" distB="0" distL="0" distR="0" wp14:anchorId="260BD264" wp14:editId="2E931EF8">
+          <wp:inline distT="0" distB="0" distL="0" distR="0" wp14:anchorId="0A95BF20" wp14:editId="2DD1F4D6">
             <wp:extent cx="3840480" cy="2580322"/>
             <wp:effectExtent l="0" t="0" r="0" b="0"/>
             <wp:docPr id="21" name="Picture 21"/>
@@ -12736,7 +12741,7 @@
       <w:pPr>
         <w:pStyle w:val="Heading2"/>
       </w:pPr>
-      <w:bookmarkStart w:id="38" w:name="_Toc241697880"/>
+      <w:bookmarkStart w:id="38" w:name="_Toc241699118"/>
       <w:r>
         <w:t>Closing out an event</w:t>
       </w:r>
@@ -12903,7 +12908,7 @@
       <w:pPr>
         <w:pStyle w:val="Heading2"/>
       </w:pPr>
-      <w:bookmarkStart w:id="39" w:name="_Toc241697881"/>
+      <w:bookmarkStart w:id="39" w:name="_Toc241699119"/>
       <w:r>
         <w:t>Event sales sheets</w:t>
       </w:r>
@@ -12961,7 +12966,7 @@
           <w:noProof/>
         </w:rPr>
         <w:drawing>
-          <wp:inline distT="0" distB="0" distL="0" distR="0" wp14:anchorId="5D17E55C" wp14:editId="78C6EF62">
+          <wp:inline distT="0" distB="0" distL="0" distR="0" wp14:anchorId="6AAA70C9" wp14:editId="27B5ADF5">
             <wp:extent cx="4389120" cy="2948940"/>
             <wp:effectExtent l="0" t="0" r="0" b="0"/>
             <wp:docPr id="22" name="Picture 22"/>
@@ -13090,7 +13095,7 @@
           <w:noProof/>
         </w:rPr>
         <w:drawing>
-          <wp:inline distT="0" distB="0" distL="0" distR="0" wp14:anchorId="02DA7133" wp14:editId="113568E7">
+          <wp:inline distT="0" distB="0" distL="0" distR="0" wp14:anchorId="7FDF48CC" wp14:editId="33F8AE2D">
             <wp:extent cx="4206240" cy="5717858"/>
             <wp:effectExtent l="0" t="0" r="0" b="0"/>
             <wp:docPr id="23" name="Picture 23"/>
@@ -13182,7 +13187,7 @@
         <w:t>Email report</w:t>
       </w:r>
       <w:r>
-        <w:t>: email the whole event report to the director, treasurer or anyone else who needs it (see below).</w:t>
+        <w:t>: email all of these sheets as one PDF to the director, treasurer or anyone else who needs them (see below).</w:t>
       </w:r>
     </w:p>
     <w:p>
@@ -13228,7 +13233,7 @@
           <w:noProof/>
         </w:rPr>
         <w:drawing>
-          <wp:inline distT="0" distB="0" distL="0" distR="0" wp14:anchorId="49062250" wp14:editId="0B5F30FB">
+          <wp:inline distT="0" distB="0" distL="0" distR="0" wp14:anchorId="663EB5C2" wp14:editId="0ECFC346">
             <wp:extent cx="4389120" cy="2948940"/>
             <wp:effectExtent l="0" t="0" r="0" b="0"/>
             <wp:docPr id="24" name="Picture 24"/>
@@ -13280,7 +13285,7 @@
     </w:p>
     <w:p>
       <w:r>
-        <w:t>The email shows the event's totals, what was taken by card, cash, check, financing and layaway, the units sold, every completed sale, and the accessory inventory tally. The sales and inventory are also attached as spreadsheets that open in Excel.</w:t>
+        <w:t>The app puts the same sheets you see on this screen into a single PDF - the stat sheet, every completed sales sheet and the Accessory Inventory Sheet, one per page - and attaches it to the email along with your message.</w:t>
       </w:r>
     </w:p>
     <w:tbl>
@@ -13325,7 +13330,7 @@
               <w:t xml:space="preserve">Good to know:  </w:t>
             </w:r>
             <w:r>
-              <w:t>Only completed sales are included. If any orders are still on the sales floor or waiting at checkout, the email says how many so nobody is surprised later.</w:t>
+              <w:t>Making the PDF takes a moment for a big event; the app shows which page it's on. Keep the screen open until it says the email was sent. Only completed sales are included, so finish or void any open orders first (see *Closing out an event*).</w:t>
             </w:r>
           </w:p>
         </w:tc>
@@ -13341,7 +13346,7 @@
         <w:pStyle w:val="Heading1"/>
         <w:pageBreakBefore/>
       </w:pPr>
-      <w:bookmarkStart w:id="40" w:name="_Toc241697882"/>
+      <w:bookmarkStart w:id="40" w:name="_Toc241699120"/>
       <w:r>
         <w:lastRenderedPageBreak/>
         <w:t>Admin: managing the catalog</w:t>
@@ -13382,7 +13387,7 @@
           <w:noProof/>
         </w:rPr>
         <w:drawing>
-          <wp:inline distT="0" distB="0" distL="0" distR="0" wp14:anchorId="5DE6BF75" wp14:editId="784BE722">
+          <wp:inline distT="0" distB="0" distL="0" distR="0" wp14:anchorId="53830834" wp14:editId="64DEA06F">
             <wp:extent cx="5760720" cy="3870484"/>
             <wp:effectExtent l="0" t="0" r="0" b="0"/>
             <wp:docPr id="25" name="Picture 25"/>
@@ -13436,7 +13441,7 @@
       <w:pPr>
         <w:pStyle w:val="Heading2"/>
       </w:pPr>
-      <w:bookmarkStart w:id="41" w:name="_Toc241697883"/>
+      <w:bookmarkStart w:id="41" w:name="_Toc241699121"/>
       <w:r>
         <w:lastRenderedPageBreak/>
         <w:t>Adding or editing a product</w:t>
@@ -13454,7 +13459,7 @@
           <w:noProof/>
         </w:rPr>
         <w:drawing>
-          <wp:inline distT="0" distB="0" distL="0" distR="0" wp14:anchorId="12EEF851" wp14:editId="74B903BB">
+          <wp:inline distT="0" distB="0" distL="0" distR="0" wp14:anchorId="4BBDB198" wp14:editId="4752E3F1">
             <wp:extent cx="5486400" cy="3686175"/>
             <wp:effectExtent l="0" t="0" r="0" b="0"/>
             <wp:docPr id="26" name="Picture 26"/>
@@ -13877,7 +13882,7 @@
         </w:rPr>
         <w:lastRenderedPageBreak/>
         <w:drawing>
-          <wp:inline distT="0" distB="0" distL="0" distR="0" wp14:anchorId="78D101A2" wp14:editId="0538A8DA">
+          <wp:inline distT="0" distB="0" distL="0" distR="0" wp14:anchorId="51FF7894" wp14:editId="50C1B269">
             <wp:extent cx="5120640" cy="2130933"/>
             <wp:effectExtent l="0" t="0" r="0" b="0"/>
             <wp:docPr id="27" name="Picture 27"/>
@@ -14064,7 +14069,7 @@
       <w:pPr>
         <w:pStyle w:val="Heading2"/>
       </w:pPr>
-      <w:bookmarkStart w:id="42" w:name="_Toc241697884"/>
+      <w:bookmarkStart w:id="42" w:name="_Toc241699122"/>
       <w:r>
         <w:t>Delivery and services</w:t>
       </w:r>
@@ -14096,7 +14101,7 @@
         </w:rPr>
         <w:lastRenderedPageBreak/>
         <w:drawing>
-          <wp:inline distT="0" distB="0" distL="0" distR="0" wp14:anchorId="69B2768E" wp14:editId="7E7B0ABC">
+          <wp:inline distT="0" distB="0" distL="0" distR="0" wp14:anchorId="31E64E85" wp14:editId="6B5F1F21">
             <wp:extent cx="5760720" cy="3870484"/>
             <wp:effectExtent l="0" t="0" r="0" b="0"/>
             <wp:docPr id="28" name="Picture 28"/>
@@ -14526,7 +14531,7 @@
         <w:pStyle w:val="Heading1"/>
         <w:pageBreakBefore/>
       </w:pPr>
-      <w:bookmarkStart w:id="43" w:name="_Toc241697885"/>
+      <w:bookmarkStart w:id="43" w:name="_Toc241699123"/>
       <w:r>
         <w:lastRenderedPageBreak/>
         <w:t>Admin: managing the crew</w:t>
@@ -14558,7 +14563,7 @@
           <w:noProof/>
         </w:rPr>
         <w:drawing>
-          <wp:inline distT="0" distB="0" distL="0" distR="0" wp14:anchorId="5157D6BE" wp14:editId="31D60806">
+          <wp:inline distT="0" distB="0" distL="0" distR="0" wp14:anchorId="3B3A1486" wp14:editId="3E3222EF">
             <wp:extent cx="5760720" cy="1740218"/>
             <wp:effectExtent l="0" t="0" r="0" b="0"/>
             <wp:docPr id="29" name="Picture 29"/>
@@ -14830,7 +14835,7 @@
           <w:noProof/>
         </w:rPr>
         <w:drawing>
-          <wp:inline distT="0" distB="0" distL="0" distR="0" wp14:anchorId="7AFE8F37" wp14:editId="12C9244C">
+          <wp:inline distT="0" distB="0" distL="0" distR="0" wp14:anchorId="247304E4" wp14:editId="6B8F5F0A">
             <wp:extent cx="4023360" cy="2703195"/>
             <wp:effectExtent l="0" t="0" r="0" b="0"/>
             <wp:docPr id="30" name="Picture 30"/>
@@ -14910,7 +14915,7 @@
         <w:pStyle w:val="Heading1"/>
         <w:pageBreakBefore/>
       </w:pPr>
-      <w:bookmarkStart w:id="44" w:name="_Toc241697886"/>
+      <w:bookmarkStart w:id="44" w:name="_Toc241699124"/>
       <w:r>
         <w:lastRenderedPageBreak/>
         <w:t>Owner: permanent deletes</w:t>
@@ -14951,7 +14956,7 @@
           <w:noProof/>
         </w:rPr>
         <w:drawing>
-          <wp:inline distT="0" distB="0" distL="0" distR="0" wp14:anchorId="49824011" wp14:editId="24E09874">
+          <wp:inline distT="0" distB="0" distL="0" distR="0" wp14:anchorId="763DF605" wp14:editId="42141387">
             <wp:extent cx="4754880" cy="3312709"/>
             <wp:effectExtent l="0" t="0" r="0" b="0"/>
             <wp:docPr id="31" name="Picture 31"/>
@@ -15615,7 +15620,7 @@
         <w:pStyle w:val="Heading1"/>
         <w:pageBreakBefore/>
       </w:pPr>
-      <w:bookmarkStart w:id="45" w:name="_Toc241697887"/>
+      <w:bookmarkStart w:id="45" w:name="_Toc241699125"/>
       <w:r>
         <w:lastRenderedPageBreak/>
         <w:t>Tips and troubleshooting</w:t>
@@ -15980,7 +15985,7 @@
         <w:pStyle w:val="Heading1"/>
         <w:pageBreakBefore/>
       </w:pPr>
-      <w:bookmarkStart w:id="46" w:name="_Toc241697888"/>
+      <w:bookmarkStart w:id="46" w:name="_Toc241699126"/>
       <w:r>
         <w:lastRenderedPageBreak/>
         <w:t>Quick reference</w:t>
@@ -15991,7 +15996,7 @@
       <w:pPr>
         <w:pStyle w:val="Heading2"/>
       </w:pPr>
-      <w:bookmarkStart w:id="47" w:name="_Toc241697889"/>
+      <w:bookmarkStart w:id="47" w:name="_Toc241699127"/>
       <w:r>
         <w:t>Sales rep checklist</w:t>
       </w:r>
@@ -16135,7 +16140,7 @@
       <w:pPr>
         <w:pStyle w:val="Heading2"/>
       </w:pPr>
-      <w:bookmarkStart w:id="48" w:name="_Toc241697890"/>
+      <w:bookmarkStart w:id="48" w:name="_Toc241699128"/>
       <w:r>
         <w:t>Checkout checklist</w:t>
       </w:r>
@@ -16323,7 +16328,7 @@
       <w:pPr>
         <w:pStyle w:val="Heading2"/>
       </w:pPr>
-      <w:bookmarkStart w:id="49" w:name="_Toc241697891"/>
+      <w:bookmarkStart w:id="49" w:name="_Toc241699129"/>
       <w:r>
         <w:t>Inventory counts</w:t>
       </w:r>
@@ -16527,7 +16532,7 @@
       <w:pPr>
         <w:pStyle w:val="Heading2"/>
       </w:pPr>
-      <w:bookmarkStart w:id="50" w:name="_Toc241697892"/>
+      <w:bookmarkStart w:id="50" w:name="_Toc241699130"/>
       <w:r>
         <w:t>Order status at a glance</w:t>
       </w:r>
@@ -17147,31 +17152,31 @@
       </w:rPr>
     </w:lvl>
   </w:abstractNum>
-  <w:num w:numId="1" w16cid:durableId="194082797">
+  <w:num w:numId="1" w16cid:durableId="1142772082">
     <w:abstractNumId w:val="8"/>
   </w:num>
-  <w:num w:numId="2" w16cid:durableId="603153882">
+  <w:num w:numId="2" w16cid:durableId="1137335535">
     <w:abstractNumId w:val="6"/>
   </w:num>
-  <w:num w:numId="3" w16cid:durableId="1973822275">
+  <w:num w:numId="3" w16cid:durableId="784733113">
     <w:abstractNumId w:val="5"/>
   </w:num>
-  <w:num w:numId="4" w16cid:durableId="997073054">
+  <w:num w:numId="4" w16cid:durableId="1909610008">
     <w:abstractNumId w:val="4"/>
   </w:num>
-  <w:num w:numId="5" w16cid:durableId="2090495871">
+  <w:num w:numId="5" w16cid:durableId="894514313">
     <w:abstractNumId w:val="7"/>
   </w:num>
-  <w:num w:numId="6" w16cid:durableId="1627464975">
+  <w:num w:numId="6" w16cid:durableId="661664348">
     <w:abstractNumId w:val="3"/>
   </w:num>
-  <w:num w:numId="7" w16cid:durableId="746458070">
+  <w:num w:numId="7" w16cid:durableId="878709966">
     <w:abstractNumId w:val="2"/>
   </w:num>
-  <w:num w:numId="8" w16cid:durableId="1397439832">
+  <w:num w:numId="8" w16cid:durableId="1918510911">
     <w:abstractNumId w:val="1"/>
   </w:num>
-  <w:num w:numId="9" w16cid:durableId="1333410129">
+  <w:num w:numId="9" w16cid:durableId="501161021">
     <w:abstractNumId w:val="0"/>
   </w:num>
 </w:numbering>
@@ -28563,7 +28568,7 @@
     <w:autoRedefine/>
     <w:uiPriority w:val="39"/>
     <w:unhideWhenUsed/>
-    <w:rsid w:val="00A865E4"/>
+    <w:rsid w:val="0027593C"/>
     <w:pPr>
       <w:spacing w:after="100"/>
     </w:pPr>
@@ -28575,7 +28580,7 @@
     <w:autoRedefine/>
     <w:uiPriority w:val="39"/>
     <w:unhideWhenUsed/>
-    <w:rsid w:val="00A865E4"/>
+    <w:rsid w:val="0027593C"/>
     <w:pPr>
       <w:spacing w:after="100"/>
       <w:ind w:left="220"/>
@@ -28586,7 +28591,7 @@
     <w:basedOn w:val="DefaultParagraphFont"/>
     <w:uiPriority w:val="99"/>
     <w:unhideWhenUsed/>
-    <w:rsid w:val="00A865E4"/>
+    <w:rsid w:val="0027593C"/>
     <w:rPr>
       <w:color w:val="0000FF" w:themeColor="hyperlink"/>
       <w:u w:val="single"/>

--- a/Documents/CFS Sales App User Guide.docx
+++ b/Documents/CFS Sales App User Guide.docx
@@ -345,7 +345,7 @@
       <w:r>
         <w:fldChar w:fldCharType="separate"/>
       </w:r>
-      <w:hyperlink w:anchor="_Toc241699080" w:history="1">
+      <w:hyperlink w:anchor="_Toc241701835" w:history="1">
         <w:r>
           <w:rPr>
             <w:rStyle w:val="Hyperlink"/>
@@ -372,7 +372,7 @@
             <w:noProof/>
             <w:webHidden/>
           </w:rPr>
-          <w:instrText xml:space="preserve"> PAGEREF _Toc241699080 \h </w:instrText>
+          <w:instrText xml:space="preserve"> PAGEREF _Toc241701835 \h </w:instrText>
         </w:r>
         <w:r>
           <w:rPr>
@@ -413,7 +413,7 @@
           <w:noProof/>
         </w:rPr>
       </w:pPr>
-      <w:hyperlink w:anchor="_Toc241699081" w:history="1">
+      <w:hyperlink w:anchor="_Toc241701836" w:history="1">
         <w:r>
           <w:rPr>
             <w:rStyle w:val="Hyperlink"/>
@@ -440,7 +440,7 @@
             <w:noProof/>
             <w:webHidden/>
           </w:rPr>
-          <w:instrText xml:space="preserve"> PAGEREF _Toc241699081 \h </w:instrText>
+          <w:instrText xml:space="preserve"> PAGEREF _Toc241701836 \h </w:instrText>
         </w:r>
         <w:r>
           <w:rPr>
@@ -481,7 +481,7 @@
           <w:noProof/>
         </w:rPr>
       </w:pPr>
-      <w:hyperlink w:anchor="_Toc241699082" w:history="1">
+      <w:hyperlink w:anchor="_Toc241701837" w:history="1">
         <w:r>
           <w:rPr>
             <w:rStyle w:val="Hyperlink"/>
@@ -508,7 +508,7 @@
             <w:noProof/>
             <w:webHidden/>
           </w:rPr>
-          <w:instrText xml:space="preserve"> PAGEREF _Toc241699082 \h </w:instrText>
+          <w:instrText xml:space="preserve"> PAGEREF _Toc241701837 \h </w:instrText>
         </w:r>
         <w:r>
           <w:rPr>
@@ -549,7 +549,7 @@
           <w:noProof/>
         </w:rPr>
       </w:pPr>
-      <w:hyperlink w:anchor="_Toc241699083" w:history="1">
+      <w:hyperlink w:anchor="_Toc241701838" w:history="1">
         <w:r>
           <w:rPr>
             <w:rStyle w:val="Hyperlink"/>
@@ -576,7 +576,7 @@
             <w:noProof/>
             <w:webHidden/>
           </w:rPr>
-          <w:instrText xml:space="preserve"> PAGEREF _Toc241699083 \h </w:instrText>
+          <w:instrText xml:space="preserve"> PAGEREF _Toc241701838 \h </w:instrText>
         </w:r>
         <w:r>
           <w:rPr>
@@ -617,7 +617,7 @@
           <w:noProof/>
         </w:rPr>
       </w:pPr>
-      <w:hyperlink w:anchor="_Toc241699084" w:history="1">
+      <w:hyperlink w:anchor="_Toc241701839" w:history="1">
         <w:r>
           <w:rPr>
             <w:rStyle w:val="Hyperlink"/>
@@ -644,7 +644,7 @@
             <w:noProof/>
             <w:webHidden/>
           </w:rPr>
-          <w:instrText xml:space="preserve"> PAGEREF _Toc241699084 \h </w:instrText>
+          <w:instrText xml:space="preserve"> PAGEREF _Toc241701839 \h </w:instrText>
         </w:r>
         <w:r>
           <w:rPr>
@@ -685,7 +685,7 @@
           <w:noProof/>
         </w:rPr>
       </w:pPr>
-      <w:hyperlink w:anchor="_Toc241699085" w:history="1">
+      <w:hyperlink w:anchor="_Toc241701840" w:history="1">
         <w:r>
           <w:rPr>
             <w:rStyle w:val="Hyperlink"/>
@@ -712,7 +712,7 @@
             <w:noProof/>
             <w:webHidden/>
           </w:rPr>
-          <w:instrText xml:space="preserve"> PAGEREF _Toc241699085 \h </w:instrText>
+          <w:instrText xml:space="preserve"> PAGEREF _Toc241701840 \h </w:instrText>
         </w:r>
         <w:r>
           <w:rPr>
@@ -753,7 +753,7 @@
           <w:noProof/>
         </w:rPr>
       </w:pPr>
-      <w:hyperlink w:anchor="_Toc241699086" w:history="1">
+      <w:hyperlink w:anchor="_Toc241701841" w:history="1">
         <w:r>
           <w:rPr>
             <w:rStyle w:val="Hyperlink"/>
@@ -780,7 +780,7 @@
             <w:noProof/>
             <w:webHidden/>
           </w:rPr>
-          <w:instrText xml:space="preserve"> PAGEREF _Toc241699086 \h </w:instrText>
+          <w:instrText xml:space="preserve"> PAGEREF _Toc241701841 \h </w:instrText>
         </w:r>
         <w:r>
           <w:rPr>
@@ -821,7 +821,7 @@
           <w:noProof/>
         </w:rPr>
       </w:pPr>
-      <w:hyperlink w:anchor="_Toc241699087" w:history="1">
+      <w:hyperlink w:anchor="_Toc241701842" w:history="1">
         <w:r>
           <w:rPr>
             <w:rStyle w:val="Hyperlink"/>
@@ -848,7 +848,7 @@
             <w:noProof/>
             <w:webHidden/>
           </w:rPr>
-          <w:instrText xml:space="preserve"> PAGEREF _Toc241699087 \h </w:instrText>
+          <w:instrText xml:space="preserve"> PAGEREF _Toc241701842 \h </w:instrText>
         </w:r>
         <w:r>
           <w:rPr>
@@ -889,7 +889,7 @@
           <w:noProof/>
         </w:rPr>
       </w:pPr>
-      <w:hyperlink w:anchor="_Toc241699088" w:history="1">
+      <w:hyperlink w:anchor="_Toc241701843" w:history="1">
         <w:r>
           <w:rPr>
             <w:rStyle w:val="Hyperlink"/>
@@ -916,7 +916,7 @@
             <w:noProof/>
             <w:webHidden/>
           </w:rPr>
-          <w:instrText xml:space="preserve"> PAGEREF _Toc241699088 \h </w:instrText>
+          <w:instrText xml:space="preserve"> PAGEREF _Toc241701843 \h </w:instrText>
         </w:r>
         <w:r>
           <w:rPr>
@@ -957,7 +957,7 @@
           <w:noProof/>
         </w:rPr>
       </w:pPr>
-      <w:hyperlink w:anchor="_Toc241699089" w:history="1">
+      <w:hyperlink w:anchor="_Toc241701844" w:history="1">
         <w:r>
           <w:rPr>
             <w:rStyle w:val="Hyperlink"/>
@@ -984,7 +984,7 @@
             <w:noProof/>
             <w:webHidden/>
           </w:rPr>
-          <w:instrText xml:space="preserve"> PAGEREF _Toc241699089 \h </w:instrText>
+          <w:instrText xml:space="preserve"> PAGEREF _Toc241701844 \h </w:instrText>
         </w:r>
         <w:r>
           <w:rPr>
@@ -1025,7 +1025,7 @@
           <w:noProof/>
         </w:rPr>
       </w:pPr>
-      <w:hyperlink w:anchor="_Toc241699090" w:history="1">
+      <w:hyperlink w:anchor="_Toc241701845" w:history="1">
         <w:r>
           <w:rPr>
             <w:rStyle w:val="Hyperlink"/>
@@ -1052,7 +1052,7 @@
             <w:noProof/>
             <w:webHidden/>
           </w:rPr>
-          <w:instrText xml:space="preserve"> PAGEREF _Toc241699090 \h </w:instrText>
+          <w:instrText xml:space="preserve"> PAGEREF _Toc241701845 \h </w:instrText>
         </w:r>
         <w:r>
           <w:rPr>
@@ -1093,7 +1093,7 @@
           <w:noProof/>
         </w:rPr>
       </w:pPr>
-      <w:hyperlink w:anchor="_Toc241699091" w:history="1">
+      <w:hyperlink w:anchor="_Toc241701846" w:history="1">
         <w:r>
           <w:rPr>
             <w:rStyle w:val="Hyperlink"/>
@@ -1120,7 +1120,7 @@
             <w:noProof/>
             <w:webHidden/>
           </w:rPr>
-          <w:instrText xml:space="preserve"> PAGEREF _Toc241699091 \h </w:instrText>
+          <w:instrText xml:space="preserve"> PAGEREF _Toc241701846 \h </w:instrText>
         </w:r>
         <w:r>
           <w:rPr>
@@ -1161,7 +1161,7 @@
           <w:noProof/>
         </w:rPr>
       </w:pPr>
-      <w:hyperlink w:anchor="_Toc241699092" w:history="1">
+      <w:hyperlink w:anchor="_Toc241701847" w:history="1">
         <w:r>
           <w:rPr>
             <w:rStyle w:val="Hyperlink"/>
@@ -1188,7 +1188,7 @@
             <w:noProof/>
             <w:webHidden/>
           </w:rPr>
-          <w:instrText xml:space="preserve"> PAGEREF _Toc241699092 \h </w:instrText>
+          <w:instrText xml:space="preserve"> PAGEREF _Toc241701847 \h </w:instrText>
         </w:r>
         <w:r>
           <w:rPr>
@@ -1229,7 +1229,7 @@
           <w:noProof/>
         </w:rPr>
       </w:pPr>
-      <w:hyperlink w:anchor="_Toc241699093" w:history="1">
+      <w:hyperlink w:anchor="_Toc241701848" w:history="1">
         <w:r>
           <w:rPr>
             <w:rStyle w:val="Hyperlink"/>
@@ -1256,7 +1256,7 @@
             <w:noProof/>
             <w:webHidden/>
           </w:rPr>
-          <w:instrText xml:space="preserve"> PAGEREF _Toc241699093 \h </w:instrText>
+          <w:instrText xml:space="preserve"> PAGEREF _Toc241701848 \h </w:instrText>
         </w:r>
         <w:r>
           <w:rPr>
@@ -1297,7 +1297,7 @@
           <w:noProof/>
         </w:rPr>
       </w:pPr>
-      <w:hyperlink w:anchor="_Toc241699094" w:history="1">
+      <w:hyperlink w:anchor="_Toc241701849" w:history="1">
         <w:r>
           <w:rPr>
             <w:rStyle w:val="Hyperlink"/>
@@ -1324,7 +1324,7 @@
             <w:noProof/>
             <w:webHidden/>
           </w:rPr>
-          <w:instrText xml:space="preserve"> PAGEREF _Toc241699094 \h </w:instrText>
+          <w:instrText xml:space="preserve"> PAGEREF _Toc241701849 \h </w:instrText>
         </w:r>
         <w:r>
           <w:rPr>
@@ -1365,7 +1365,7 @@
           <w:noProof/>
         </w:rPr>
       </w:pPr>
-      <w:hyperlink w:anchor="_Toc241699095" w:history="1">
+      <w:hyperlink w:anchor="_Toc241701850" w:history="1">
         <w:r>
           <w:rPr>
             <w:rStyle w:val="Hyperlink"/>
@@ -1392,7 +1392,7 @@
             <w:noProof/>
             <w:webHidden/>
           </w:rPr>
-          <w:instrText xml:space="preserve"> PAGEREF _Toc241699095 \h </w:instrText>
+          <w:instrText xml:space="preserve"> PAGEREF _Toc241701850 \h </w:instrText>
         </w:r>
         <w:r>
           <w:rPr>
@@ -1433,7 +1433,7 @@
           <w:noProof/>
         </w:rPr>
       </w:pPr>
-      <w:hyperlink w:anchor="_Toc241699096" w:history="1">
+      <w:hyperlink w:anchor="_Toc241701851" w:history="1">
         <w:r>
           <w:rPr>
             <w:rStyle w:val="Hyperlink"/>
@@ -1460,7 +1460,7 @@
             <w:noProof/>
             <w:webHidden/>
           </w:rPr>
-          <w:instrText xml:space="preserve"> PAGEREF _Toc241699096 \h </w:instrText>
+          <w:instrText xml:space="preserve"> PAGEREF _Toc241701851 \h </w:instrText>
         </w:r>
         <w:r>
           <w:rPr>
@@ -1501,7 +1501,7 @@
           <w:noProof/>
         </w:rPr>
       </w:pPr>
-      <w:hyperlink w:anchor="_Toc241699097" w:history="1">
+      <w:hyperlink w:anchor="_Toc241701852" w:history="1">
         <w:r>
           <w:rPr>
             <w:rStyle w:val="Hyperlink"/>
@@ -1528,7 +1528,7 @@
             <w:noProof/>
             <w:webHidden/>
           </w:rPr>
-          <w:instrText xml:space="preserve"> PAGEREF _Toc241699097 \h </w:instrText>
+          <w:instrText xml:space="preserve"> PAGEREF _Toc241701852 \h </w:instrText>
         </w:r>
         <w:r>
           <w:rPr>
@@ -1569,7 +1569,7 @@
           <w:noProof/>
         </w:rPr>
       </w:pPr>
-      <w:hyperlink w:anchor="_Toc241699098" w:history="1">
+      <w:hyperlink w:anchor="_Toc241701853" w:history="1">
         <w:r>
           <w:rPr>
             <w:rStyle w:val="Hyperlink"/>
@@ -1596,7 +1596,7 @@
             <w:noProof/>
             <w:webHidden/>
           </w:rPr>
-          <w:instrText xml:space="preserve"> PAGEREF _Toc241699098 \h </w:instrText>
+          <w:instrText xml:space="preserve"> PAGEREF _Toc241701853 \h </w:instrText>
         </w:r>
         <w:r>
           <w:rPr>
@@ -1637,7 +1637,7 @@
           <w:noProof/>
         </w:rPr>
       </w:pPr>
-      <w:hyperlink w:anchor="_Toc241699099" w:history="1">
+      <w:hyperlink w:anchor="_Toc241701854" w:history="1">
         <w:r>
           <w:rPr>
             <w:rStyle w:val="Hyperlink"/>
@@ -1664,7 +1664,7 @@
             <w:noProof/>
             <w:webHidden/>
           </w:rPr>
-          <w:instrText xml:space="preserve"> PAGEREF _Toc241699099 \h </w:instrText>
+          <w:instrText xml:space="preserve"> PAGEREF _Toc241701854 \h </w:instrText>
         </w:r>
         <w:r>
           <w:rPr>
@@ -1705,7 +1705,7 @@
           <w:noProof/>
         </w:rPr>
       </w:pPr>
-      <w:hyperlink w:anchor="_Toc241699100" w:history="1">
+      <w:hyperlink w:anchor="_Toc241701855" w:history="1">
         <w:r>
           <w:rPr>
             <w:rStyle w:val="Hyperlink"/>
@@ -1732,7 +1732,7 @@
             <w:noProof/>
             <w:webHidden/>
           </w:rPr>
-          <w:instrText xml:space="preserve"> PAGEREF _Toc241699100 \h </w:instrText>
+          <w:instrText xml:space="preserve"> PAGEREF _Toc241701855 \h </w:instrText>
         </w:r>
         <w:r>
           <w:rPr>
@@ -1773,7 +1773,7 @@
           <w:noProof/>
         </w:rPr>
       </w:pPr>
-      <w:hyperlink w:anchor="_Toc241699101" w:history="1">
+      <w:hyperlink w:anchor="_Toc241701856" w:history="1">
         <w:r>
           <w:rPr>
             <w:rStyle w:val="Hyperlink"/>
@@ -1800,7 +1800,7 @@
             <w:noProof/>
             <w:webHidden/>
           </w:rPr>
-          <w:instrText xml:space="preserve"> PAGEREF _Toc241699101 \h </w:instrText>
+          <w:instrText xml:space="preserve"> PAGEREF _Toc241701856 \h </w:instrText>
         </w:r>
         <w:r>
           <w:rPr>
@@ -1841,7 +1841,7 @@
           <w:noProof/>
         </w:rPr>
       </w:pPr>
-      <w:hyperlink w:anchor="_Toc241699102" w:history="1">
+      <w:hyperlink w:anchor="_Toc241701857" w:history="1">
         <w:r>
           <w:rPr>
             <w:rStyle w:val="Hyperlink"/>
@@ -1868,7 +1868,7 @@
             <w:noProof/>
             <w:webHidden/>
           </w:rPr>
-          <w:instrText xml:space="preserve"> PAGEREF _Toc241699102 \h </w:instrText>
+          <w:instrText xml:space="preserve"> PAGEREF _Toc241701857 \h </w:instrText>
         </w:r>
         <w:r>
           <w:rPr>
@@ -1909,7 +1909,7 @@
           <w:noProof/>
         </w:rPr>
       </w:pPr>
-      <w:hyperlink w:anchor="_Toc241699103" w:history="1">
+      <w:hyperlink w:anchor="_Toc241701858" w:history="1">
         <w:r>
           <w:rPr>
             <w:rStyle w:val="Hyperlink"/>
@@ -1936,7 +1936,7 @@
             <w:noProof/>
             <w:webHidden/>
           </w:rPr>
-          <w:instrText xml:space="preserve"> PAGEREF _Toc241699103 \h </w:instrText>
+          <w:instrText xml:space="preserve"> PAGEREF _Toc241701858 \h </w:instrText>
         </w:r>
         <w:r>
           <w:rPr>
@@ -1977,7 +1977,7 @@
           <w:noProof/>
         </w:rPr>
       </w:pPr>
-      <w:hyperlink w:anchor="_Toc241699104" w:history="1">
+      <w:hyperlink w:anchor="_Toc241701859" w:history="1">
         <w:r>
           <w:rPr>
             <w:rStyle w:val="Hyperlink"/>
@@ -2004,7 +2004,7 @@
             <w:noProof/>
             <w:webHidden/>
           </w:rPr>
-          <w:instrText xml:space="preserve"> PAGEREF _Toc241699104 \h </w:instrText>
+          <w:instrText xml:space="preserve"> PAGEREF _Toc241701859 \h </w:instrText>
         </w:r>
         <w:r>
           <w:rPr>
@@ -2045,7 +2045,7 @@
           <w:noProof/>
         </w:rPr>
       </w:pPr>
-      <w:hyperlink w:anchor="_Toc241699105" w:history="1">
+      <w:hyperlink w:anchor="_Toc241701860" w:history="1">
         <w:r>
           <w:rPr>
             <w:rStyle w:val="Hyperlink"/>
@@ -2072,7 +2072,7 @@
             <w:noProof/>
             <w:webHidden/>
           </w:rPr>
-          <w:instrText xml:space="preserve"> PAGEREF _Toc241699105 \h </w:instrText>
+          <w:instrText xml:space="preserve"> PAGEREF _Toc241701860 \h </w:instrText>
         </w:r>
         <w:r>
           <w:rPr>
@@ -2113,7 +2113,7 @@
           <w:noProof/>
         </w:rPr>
       </w:pPr>
-      <w:hyperlink w:anchor="_Toc241699106" w:history="1">
+      <w:hyperlink w:anchor="_Toc241701861" w:history="1">
         <w:r>
           <w:rPr>
             <w:rStyle w:val="Hyperlink"/>
@@ -2140,7 +2140,7 @@
             <w:noProof/>
             <w:webHidden/>
           </w:rPr>
-          <w:instrText xml:space="preserve"> PAGEREF _Toc241699106 \h </w:instrText>
+          <w:instrText xml:space="preserve"> PAGEREF _Toc241701861 \h </w:instrText>
         </w:r>
         <w:r>
           <w:rPr>
@@ -2181,7 +2181,7 @@
           <w:noProof/>
         </w:rPr>
       </w:pPr>
-      <w:hyperlink w:anchor="_Toc241699107" w:history="1">
+      <w:hyperlink w:anchor="_Toc241701862" w:history="1">
         <w:r>
           <w:rPr>
             <w:rStyle w:val="Hyperlink"/>
@@ -2208,7 +2208,7 @@
             <w:noProof/>
             <w:webHidden/>
           </w:rPr>
-          <w:instrText xml:space="preserve"> PAGEREF _Toc241699107 \h </w:instrText>
+          <w:instrText xml:space="preserve"> PAGEREF _Toc241701862 \h </w:instrText>
         </w:r>
         <w:r>
           <w:rPr>
@@ -2249,7 +2249,7 @@
           <w:noProof/>
         </w:rPr>
       </w:pPr>
-      <w:hyperlink w:anchor="_Toc241699108" w:history="1">
+      <w:hyperlink w:anchor="_Toc241701863" w:history="1">
         <w:r>
           <w:rPr>
             <w:rStyle w:val="Hyperlink"/>
@@ -2276,7 +2276,7 @@
             <w:noProof/>
             <w:webHidden/>
           </w:rPr>
-          <w:instrText xml:space="preserve"> PAGEREF _Toc241699108 \h </w:instrText>
+          <w:instrText xml:space="preserve"> PAGEREF _Toc241701863 \h </w:instrText>
         </w:r>
         <w:r>
           <w:rPr>
@@ -2317,7 +2317,7 @@
           <w:noProof/>
         </w:rPr>
       </w:pPr>
-      <w:hyperlink w:anchor="_Toc241699109" w:history="1">
+      <w:hyperlink w:anchor="_Toc241701864" w:history="1">
         <w:r>
           <w:rPr>
             <w:rStyle w:val="Hyperlink"/>
@@ -2344,7 +2344,7 @@
             <w:noProof/>
             <w:webHidden/>
           </w:rPr>
-          <w:instrText xml:space="preserve"> PAGEREF _Toc241699109 \h </w:instrText>
+          <w:instrText xml:space="preserve"> PAGEREF _Toc241701864 \h </w:instrText>
         </w:r>
         <w:r>
           <w:rPr>
@@ -2385,7 +2385,7 @@
           <w:noProof/>
         </w:rPr>
       </w:pPr>
-      <w:hyperlink w:anchor="_Toc241699110" w:history="1">
+      <w:hyperlink w:anchor="_Toc241701865" w:history="1">
         <w:r>
           <w:rPr>
             <w:rStyle w:val="Hyperlink"/>
@@ -2412,7 +2412,7 @@
             <w:noProof/>
             <w:webHidden/>
           </w:rPr>
-          <w:instrText xml:space="preserve"> PAGEREF _Toc241699110 \h </w:instrText>
+          <w:instrText xml:space="preserve"> PAGEREF _Toc241701865 \h </w:instrText>
         </w:r>
         <w:r>
           <w:rPr>
@@ -2453,7 +2453,7 @@
           <w:noProof/>
         </w:rPr>
       </w:pPr>
-      <w:hyperlink w:anchor="_Toc241699111" w:history="1">
+      <w:hyperlink w:anchor="_Toc241701866" w:history="1">
         <w:r>
           <w:rPr>
             <w:rStyle w:val="Hyperlink"/>
@@ -2480,7 +2480,7 @@
             <w:noProof/>
             <w:webHidden/>
           </w:rPr>
-          <w:instrText xml:space="preserve"> PAGEREF _Toc241699111 \h </w:instrText>
+          <w:instrText xml:space="preserve"> PAGEREF _Toc241701866 \h </w:instrText>
         </w:r>
         <w:r>
           <w:rPr>
@@ -2521,7 +2521,7 @@
           <w:noProof/>
         </w:rPr>
       </w:pPr>
-      <w:hyperlink w:anchor="_Toc241699112" w:history="1">
+      <w:hyperlink w:anchor="_Toc241701867" w:history="1">
         <w:r>
           <w:rPr>
             <w:rStyle w:val="Hyperlink"/>
@@ -2548,7 +2548,7 @@
             <w:noProof/>
             <w:webHidden/>
           </w:rPr>
-          <w:instrText xml:space="preserve"> PAGEREF _Toc241699112 \h </w:instrText>
+          <w:instrText xml:space="preserve"> PAGEREF _Toc241701867 \h </w:instrText>
         </w:r>
         <w:r>
           <w:rPr>
@@ -2589,7 +2589,7 @@
           <w:noProof/>
         </w:rPr>
       </w:pPr>
-      <w:hyperlink w:anchor="_Toc241699113" w:history="1">
+      <w:hyperlink w:anchor="_Toc241701868" w:history="1">
         <w:r>
           <w:rPr>
             <w:rStyle w:val="Hyperlink"/>
@@ -2616,7 +2616,7 @@
             <w:noProof/>
             <w:webHidden/>
           </w:rPr>
-          <w:instrText xml:space="preserve"> PAGEREF _Toc241699113 \h </w:instrText>
+          <w:instrText xml:space="preserve"> PAGEREF _Toc241701868 \h </w:instrText>
         </w:r>
         <w:r>
           <w:rPr>
@@ -2657,7 +2657,7 @@
           <w:noProof/>
         </w:rPr>
       </w:pPr>
-      <w:hyperlink w:anchor="_Toc241699114" w:history="1">
+      <w:hyperlink w:anchor="_Toc241701869" w:history="1">
         <w:r>
           <w:rPr>
             <w:rStyle w:val="Hyperlink"/>
@@ -2684,7 +2684,7 @@
             <w:noProof/>
             <w:webHidden/>
           </w:rPr>
-          <w:instrText xml:space="preserve"> PAGEREF _Toc241699114 \h </w:instrText>
+          <w:instrText xml:space="preserve"> PAGEREF _Toc241701869 \h </w:instrText>
         </w:r>
         <w:r>
           <w:rPr>
@@ -2725,7 +2725,7 @@
           <w:noProof/>
         </w:rPr>
       </w:pPr>
-      <w:hyperlink w:anchor="_Toc241699115" w:history="1">
+      <w:hyperlink w:anchor="_Toc241701870" w:history="1">
         <w:r>
           <w:rPr>
             <w:rStyle w:val="Hyperlink"/>
@@ -2752,7 +2752,7 @@
             <w:noProof/>
             <w:webHidden/>
           </w:rPr>
-          <w:instrText xml:space="preserve"> PAGEREF _Toc241699115 \h </w:instrText>
+          <w:instrText xml:space="preserve"> PAGEREF _Toc241701870 \h </w:instrText>
         </w:r>
         <w:r>
           <w:rPr>
@@ -2793,7 +2793,7 @@
           <w:noProof/>
         </w:rPr>
       </w:pPr>
-      <w:hyperlink w:anchor="_Toc241699116" w:history="1">
+      <w:hyperlink w:anchor="_Toc241701871" w:history="1">
         <w:r>
           <w:rPr>
             <w:rStyle w:val="Hyperlink"/>
@@ -2820,7 +2820,7 @@
             <w:noProof/>
             <w:webHidden/>
           </w:rPr>
-          <w:instrText xml:space="preserve"> PAGEREF _Toc241699116 \h </w:instrText>
+          <w:instrText xml:space="preserve"> PAGEREF _Toc241701871 \h </w:instrText>
         </w:r>
         <w:r>
           <w:rPr>
@@ -2861,7 +2861,7 @@
           <w:noProof/>
         </w:rPr>
       </w:pPr>
-      <w:hyperlink w:anchor="_Toc241699117" w:history="1">
+      <w:hyperlink w:anchor="_Toc241701872" w:history="1">
         <w:r>
           <w:rPr>
             <w:rStyle w:val="Hyperlink"/>
@@ -2888,7 +2888,7 @@
             <w:noProof/>
             <w:webHidden/>
           </w:rPr>
-          <w:instrText xml:space="preserve"> PAGEREF _Toc241699117 \h </w:instrText>
+          <w:instrText xml:space="preserve"> PAGEREF _Toc241701872 \h </w:instrText>
         </w:r>
         <w:r>
           <w:rPr>
@@ -2929,7 +2929,7 @@
           <w:noProof/>
         </w:rPr>
       </w:pPr>
-      <w:hyperlink w:anchor="_Toc241699118" w:history="1">
+      <w:hyperlink w:anchor="_Toc241701873" w:history="1">
         <w:r>
           <w:rPr>
             <w:rStyle w:val="Hyperlink"/>
@@ -2956,7 +2956,7 @@
             <w:noProof/>
             <w:webHidden/>
           </w:rPr>
-          <w:instrText xml:space="preserve"> PAGEREF _Toc241699118 \h </w:instrText>
+          <w:instrText xml:space="preserve"> PAGEREF _Toc241701873 \h </w:instrText>
         </w:r>
         <w:r>
           <w:rPr>
@@ -2997,7 +2997,7 @@
           <w:noProof/>
         </w:rPr>
       </w:pPr>
-      <w:hyperlink w:anchor="_Toc241699119" w:history="1">
+      <w:hyperlink w:anchor="_Toc241701874" w:history="1">
         <w:r>
           <w:rPr>
             <w:rStyle w:val="Hyperlink"/>
@@ -3024,7 +3024,7 @@
             <w:noProof/>
             <w:webHidden/>
           </w:rPr>
-          <w:instrText xml:space="preserve"> PAGEREF _Toc241699119 \h </w:instrText>
+          <w:instrText xml:space="preserve"> PAGEREF _Toc241701874 \h </w:instrText>
         </w:r>
         <w:r>
           <w:rPr>
@@ -3065,7 +3065,7 @@
           <w:noProof/>
         </w:rPr>
       </w:pPr>
-      <w:hyperlink w:anchor="_Toc241699120" w:history="1">
+      <w:hyperlink w:anchor="_Toc241701875" w:history="1">
         <w:r>
           <w:rPr>
             <w:rStyle w:val="Hyperlink"/>
@@ -3092,7 +3092,7 @@
             <w:noProof/>
             <w:webHidden/>
           </w:rPr>
-          <w:instrText xml:space="preserve"> PAGEREF _Toc241699120 \h </w:instrText>
+          <w:instrText xml:space="preserve"> PAGEREF _Toc241701875 \h </w:instrText>
         </w:r>
         <w:r>
           <w:rPr>
@@ -3133,7 +3133,7 @@
           <w:noProof/>
         </w:rPr>
       </w:pPr>
-      <w:hyperlink w:anchor="_Toc241699121" w:history="1">
+      <w:hyperlink w:anchor="_Toc241701876" w:history="1">
         <w:r>
           <w:rPr>
             <w:rStyle w:val="Hyperlink"/>
@@ -3160,7 +3160,7 @@
             <w:noProof/>
             <w:webHidden/>
           </w:rPr>
-          <w:instrText xml:space="preserve"> PAGEREF _Toc241699121 \h </w:instrText>
+          <w:instrText xml:space="preserve"> PAGEREF _Toc241701876 \h </w:instrText>
         </w:r>
         <w:r>
           <w:rPr>
@@ -3201,7 +3201,7 @@
           <w:noProof/>
         </w:rPr>
       </w:pPr>
-      <w:hyperlink w:anchor="_Toc241699122" w:history="1">
+      <w:hyperlink w:anchor="_Toc241701877" w:history="1">
         <w:r>
           <w:rPr>
             <w:rStyle w:val="Hyperlink"/>
@@ -3228,7 +3228,7 @@
             <w:noProof/>
             <w:webHidden/>
           </w:rPr>
-          <w:instrText xml:space="preserve"> PAGEREF _Toc241699122 \h </w:instrText>
+          <w:instrText xml:space="preserve"> PAGEREF _Toc241701877 \h </w:instrText>
         </w:r>
         <w:r>
           <w:rPr>
@@ -3269,7 +3269,7 @@
           <w:noProof/>
         </w:rPr>
       </w:pPr>
-      <w:hyperlink w:anchor="_Toc241699123" w:history="1">
+      <w:hyperlink w:anchor="_Toc241701878" w:history="1">
         <w:r>
           <w:rPr>
             <w:rStyle w:val="Hyperlink"/>
@@ -3296,7 +3296,7 @@
             <w:noProof/>
             <w:webHidden/>
           </w:rPr>
-          <w:instrText xml:space="preserve"> PAGEREF _Toc241699123 \h </w:instrText>
+          <w:instrText xml:space="preserve"> PAGEREF _Toc241701878 \h </w:instrText>
         </w:r>
         <w:r>
           <w:rPr>
@@ -3337,13 +3337,13 @@
           <w:noProof/>
         </w:rPr>
       </w:pPr>
-      <w:hyperlink w:anchor="_Toc241699124" w:history="1">
+      <w:hyperlink w:anchor="_Toc241701879" w:history="1">
         <w:r>
           <w:rPr>
             <w:rStyle w:val="Hyperlink"/>
             <w:noProof/>
           </w:rPr>
-          <w:t>Owner: permanent deletes</w:t>
+          <w:t>Admin: the receipt email</w:t>
         </w:r>
         <w:r>
           <w:rPr>
@@ -3364,7 +3364,7 @@
             <w:noProof/>
             <w:webHidden/>
           </w:rPr>
-          <w:instrText xml:space="preserve"> PAGEREF _Toc241699124 \h </w:instrText>
+          <w:instrText xml:space="preserve"> PAGEREF _Toc241701879 \h </w:instrText>
         </w:r>
         <w:r>
           <w:rPr>
@@ -3405,13 +3405,13 @@
           <w:noProof/>
         </w:rPr>
       </w:pPr>
-      <w:hyperlink w:anchor="_Toc241699125" w:history="1">
+      <w:hyperlink w:anchor="_Toc241701880" w:history="1">
         <w:r>
           <w:rPr>
             <w:rStyle w:val="Hyperlink"/>
             <w:noProof/>
           </w:rPr>
-          <w:t>Tips and troubleshooting</w:t>
+          <w:t>Owner: permanent deletes</w:t>
         </w:r>
         <w:r>
           <w:rPr>
@@ -3432,7 +3432,7 @@
             <w:noProof/>
             <w:webHidden/>
           </w:rPr>
-          <w:instrText xml:space="preserve"> PAGEREF _Toc241699125 \h </w:instrText>
+          <w:instrText xml:space="preserve"> PAGEREF _Toc241701880 \h </w:instrText>
         </w:r>
         <w:r>
           <w:rPr>
@@ -3473,12 +3473,80 @@
           <w:noProof/>
         </w:rPr>
       </w:pPr>
-      <w:hyperlink w:anchor="_Toc241699126" w:history="1">
+      <w:hyperlink w:anchor="_Toc241701881" w:history="1">
         <w:r>
           <w:rPr>
             <w:rStyle w:val="Hyperlink"/>
             <w:noProof/>
           </w:rPr>
+          <w:t>Tips and troubleshooting</w:t>
+        </w:r>
+        <w:r>
+          <w:rPr>
+            <w:noProof/>
+            <w:webHidden/>
+          </w:rPr>
+          <w:tab/>
+        </w:r>
+        <w:r>
+          <w:rPr>
+            <w:noProof/>
+            <w:webHidden/>
+          </w:rPr>
+          <w:fldChar w:fldCharType="begin"/>
+        </w:r>
+        <w:r>
+          <w:rPr>
+            <w:noProof/>
+            <w:webHidden/>
+          </w:rPr>
+          <w:instrText xml:space="preserve"> PAGEREF _Toc241701881 \h </w:instrText>
+        </w:r>
+        <w:r>
+          <w:rPr>
+            <w:noProof/>
+            <w:webHidden/>
+          </w:rPr>
+        </w:r>
+        <w:r>
+          <w:rPr>
+            <w:noProof/>
+            <w:webHidden/>
+          </w:rPr>
+          <w:fldChar w:fldCharType="separate"/>
+        </w:r>
+        <w:r>
+          <w:rPr>
+            <w:noProof/>
+            <w:webHidden/>
+          </w:rPr>
+          <w:t>43</w:t>
+        </w:r>
+        <w:r>
+          <w:rPr>
+            <w:noProof/>
+            <w:webHidden/>
+          </w:rPr>
+          <w:fldChar w:fldCharType="end"/>
+        </w:r>
+      </w:hyperlink>
+    </w:p>
+    <w:p>
+      <w:pPr>
+        <w:pStyle w:val="TOC1"/>
+        <w:tabs>
+          <w:tab w:val="right" w:leader="dot" w:pos="9350"/>
+        </w:tabs>
+        <w:rPr>
+          <w:noProof/>
+        </w:rPr>
+      </w:pPr>
+      <w:hyperlink w:anchor="_Toc241701882" w:history="1">
+        <w:r>
+          <w:rPr>
+            <w:rStyle w:val="Hyperlink"/>
+            <w:noProof/>
+          </w:rPr>
           <w:t>Quick reference</w:t>
         </w:r>
         <w:r>
@@ -3500,7 +3568,7 @@
             <w:noProof/>
             <w:webHidden/>
           </w:rPr>
-          <w:instrText xml:space="preserve"> PAGEREF _Toc241699126 \h </w:instrText>
+          <w:instrText xml:space="preserve"> PAGEREF _Toc241701882 \h </w:instrText>
         </w:r>
         <w:r>
           <w:rPr>
@@ -3520,7 +3588,7 @@
             <w:noProof/>
             <w:webHidden/>
           </w:rPr>
-          <w:t>43</w:t>
+          <w:t>45</w:t>
         </w:r>
         <w:r>
           <w:rPr>
@@ -3541,7 +3609,7 @@
           <w:noProof/>
         </w:rPr>
       </w:pPr>
-      <w:hyperlink w:anchor="_Toc241699127" w:history="1">
+      <w:hyperlink w:anchor="_Toc241701883" w:history="1">
         <w:r>
           <w:rPr>
             <w:rStyle w:val="Hyperlink"/>
@@ -3568,7 +3636,7 @@
             <w:noProof/>
             <w:webHidden/>
           </w:rPr>
-          <w:instrText xml:space="preserve"> PAGEREF _Toc241699127 \h </w:instrText>
+          <w:instrText xml:space="preserve"> PAGEREF _Toc241701883 \h </w:instrText>
         </w:r>
         <w:r>
           <w:rPr>
@@ -3588,7 +3656,7 @@
             <w:noProof/>
             <w:webHidden/>
           </w:rPr>
-          <w:t>43</w:t>
+          <w:t>45</w:t>
         </w:r>
         <w:r>
           <w:rPr>
@@ -3609,7 +3677,7 @@
           <w:noProof/>
         </w:rPr>
       </w:pPr>
-      <w:hyperlink w:anchor="_Toc241699128" w:history="1">
+      <w:hyperlink w:anchor="_Toc241701884" w:history="1">
         <w:r>
           <w:rPr>
             <w:rStyle w:val="Hyperlink"/>
@@ -3636,7 +3704,7 @@
             <w:noProof/>
             <w:webHidden/>
           </w:rPr>
-          <w:instrText xml:space="preserve"> PAGEREF _Toc241699128 \h </w:instrText>
+          <w:instrText xml:space="preserve"> PAGEREF _Toc241701884 \h </w:instrText>
         </w:r>
         <w:r>
           <w:rPr>
@@ -3656,7 +3724,7 @@
             <w:noProof/>
             <w:webHidden/>
           </w:rPr>
-          <w:t>43</w:t>
+          <w:t>45</w:t>
         </w:r>
         <w:r>
           <w:rPr>
@@ -3677,7 +3745,7 @@
           <w:noProof/>
         </w:rPr>
       </w:pPr>
-      <w:hyperlink w:anchor="_Toc241699129" w:history="1">
+      <w:hyperlink w:anchor="_Toc241701885" w:history="1">
         <w:r>
           <w:rPr>
             <w:rStyle w:val="Hyperlink"/>
@@ -3704,7 +3772,7 @@
             <w:noProof/>
             <w:webHidden/>
           </w:rPr>
-          <w:instrText xml:space="preserve"> PAGEREF _Toc241699129 \h </w:instrText>
+          <w:instrText xml:space="preserve"> PAGEREF _Toc241701885 \h </w:instrText>
         </w:r>
         <w:r>
           <w:rPr>
@@ -3724,7 +3792,7 @@
             <w:noProof/>
             <w:webHidden/>
           </w:rPr>
-          <w:t>43</w:t>
+          <w:t>45</w:t>
         </w:r>
         <w:r>
           <w:rPr>
@@ -3745,7 +3813,7 @@
           <w:noProof/>
         </w:rPr>
       </w:pPr>
-      <w:hyperlink w:anchor="_Toc241699130" w:history="1">
+      <w:hyperlink w:anchor="_Toc241701886" w:history="1">
         <w:r>
           <w:rPr>
             <w:rStyle w:val="Hyperlink"/>
@@ -3772,7 +3840,7 @@
             <w:noProof/>
             <w:webHidden/>
           </w:rPr>
-          <w:instrText xml:space="preserve"> PAGEREF _Toc241699130 \h </w:instrText>
+          <w:instrText xml:space="preserve"> PAGEREF _Toc241701886 \h </w:instrText>
         </w:r>
         <w:r>
           <w:rPr>
@@ -3792,7 +3860,7 @@
             <w:noProof/>
             <w:webHidden/>
           </w:rPr>
-          <w:t>43</w:t>
+          <w:t>45</w:t>
         </w:r>
         <w:r>
           <w:rPr>
@@ -3813,7 +3881,7 @@
         <w:pStyle w:val="Heading1"/>
         <w:pageBreakBefore/>
       </w:pPr>
-      <w:bookmarkStart w:id="0" w:name="_Toc241699080"/>
+      <w:bookmarkStart w:id="0" w:name="_Toc241701835"/>
       <w:r>
         <w:lastRenderedPageBreak/>
         <w:t>Welcome</w:t>
@@ -3829,7 +3897,7 @@
       <w:pPr>
         <w:pStyle w:val="Heading2"/>
       </w:pPr>
-      <w:bookmarkStart w:id="1" w:name="_Toc241699081"/>
+      <w:bookmarkStart w:id="1" w:name="_Toc241701836"/>
       <w:r>
         <w:t>How a sale moves through the app</w:t>
       </w:r>
@@ -4312,7 +4380,7 @@
       <w:pPr>
         <w:pStyle w:val="Heading2"/>
       </w:pPr>
-      <w:bookmarkStart w:id="2" w:name="_Toc241699082"/>
+      <w:bookmarkStart w:id="2" w:name="_Toc241701837"/>
       <w:r>
         <w:t>What you'll need</w:t>
       </w:r>
@@ -4421,7 +4489,7 @@
         <w:pStyle w:val="Heading1"/>
         <w:pageBreakBefore/>
       </w:pPr>
-      <w:bookmarkStart w:id="3" w:name="_Toc241699083"/>
+      <w:bookmarkStart w:id="3" w:name="_Toc241701838"/>
       <w:r>
         <w:lastRenderedPageBreak/>
         <w:t>Who can do what</w:t>
@@ -4989,7 +5057,7 @@
         <w:pStyle w:val="Heading1"/>
         <w:pageBreakBefore/>
       </w:pPr>
-      <w:bookmarkStart w:id="4" w:name="_Toc241699084"/>
+      <w:bookmarkStart w:id="4" w:name="_Toc241701839"/>
       <w:r>
         <w:lastRenderedPageBreak/>
         <w:t>Getting started</w:t>
@@ -5000,7 +5068,7 @@
       <w:pPr>
         <w:pStyle w:val="Heading2"/>
       </w:pPr>
-      <w:bookmarkStart w:id="5" w:name="_Toc241699085"/>
+      <w:bookmarkStart w:id="5" w:name="_Toc241701840"/>
       <w:r>
         <w:t>Signing in</w:t>
       </w:r>
@@ -5017,7 +5085,7 @@
           <w:noProof/>
         </w:rPr>
         <w:drawing>
-          <wp:inline distT="0" distB="0" distL="0" distR="0" wp14:anchorId="43FB9261" wp14:editId="252B5B19">
+          <wp:inline distT="0" distB="0" distL="0" distR="0" wp14:anchorId="4CBB1767" wp14:editId="407D9A38">
             <wp:extent cx="3291840" cy="2211705"/>
             <wp:effectExtent l="0" t="0" r="0" b="0"/>
             <wp:docPr id="1" name="Picture 1"/>
@@ -5335,7 +5403,7 @@
       <w:pPr>
         <w:pStyle w:val="Heading2"/>
       </w:pPr>
-      <w:bookmarkStart w:id="6" w:name="_Toc241699086"/>
+      <w:bookmarkStart w:id="6" w:name="_Toc241701841"/>
       <w:r>
         <w:t>Changing your PIN</w:t>
       </w:r>
@@ -5517,7 +5585,7 @@
       <w:pPr>
         <w:pStyle w:val="Heading2"/>
       </w:pPr>
-      <w:bookmarkStart w:id="7" w:name="_Toc241699087"/>
+      <w:bookmarkStart w:id="7" w:name="_Toc241701842"/>
       <w:r>
         <w:lastRenderedPageBreak/>
         <w:t>Finding your way around</w:t>
@@ -6100,7 +6168,7 @@
       <w:pPr>
         <w:pStyle w:val="Heading2"/>
       </w:pPr>
-      <w:bookmarkStart w:id="8" w:name="_Toc241699088"/>
+      <w:bookmarkStart w:id="8" w:name="_Toc241701843"/>
       <w:r>
         <w:t>Light and dark mode</w:t>
       </w:r>
@@ -6115,7 +6183,7 @@
       <w:pPr>
         <w:pStyle w:val="Heading2"/>
       </w:pPr>
-      <w:bookmarkStart w:id="9" w:name="_Toc241699089"/>
+      <w:bookmarkStart w:id="9" w:name="_Toc241701844"/>
       <w:r>
         <w:t>Signing out</w:t>
       </w:r>
@@ -6140,7 +6208,7 @@
         <w:pStyle w:val="Heading1"/>
         <w:pageBreakBefore/>
       </w:pPr>
-      <w:bookmarkStart w:id="10" w:name="_Toc241699090"/>
+      <w:bookmarkStart w:id="10" w:name="_Toc241701845"/>
       <w:r>
         <w:lastRenderedPageBreak/>
         <w:t>Taking an order on the sales floor</w:t>
@@ -6172,7 +6240,7 @@
           <w:noProof/>
         </w:rPr>
         <w:drawing>
-          <wp:inline distT="0" distB="0" distL="0" distR="0" wp14:anchorId="0B5288FB" wp14:editId="785DAFD1">
+          <wp:inline distT="0" distB="0" distL="0" distR="0" wp14:anchorId="2D921AFB" wp14:editId="5921D158">
             <wp:extent cx="5760720" cy="3870484"/>
             <wp:effectExtent l="0" t="0" r="0" b="0"/>
             <wp:docPr id="2" name="Picture 2"/>
@@ -6297,7 +6365,7 @@
       <w:pPr>
         <w:pStyle w:val="Heading2"/>
       </w:pPr>
-      <w:bookmarkStart w:id="11" w:name="_Toc241699091"/>
+      <w:bookmarkStart w:id="11" w:name="_Toc241701846"/>
       <w:r>
         <w:t>Starting an order</w:t>
       </w:r>
@@ -6381,7 +6449,7 @@
       <w:pPr>
         <w:pStyle w:val="Heading2"/>
       </w:pPr>
-      <w:bookmarkStart w:id="12" w:name="_Toc241699092"/>
+      <w:bookmarkStart w:id="12" w:name="_Toc241701847"/>
       <w:r>
         <w:lastRenderedPageBreak/>
         <w:t>Adding items</w:t>
@@ -6530,7 +6598,7 @@
           <w:noProof/>
         </w:rPr>
         <w:drawing>
-          <wp:inline distT="0" distB="0" distL="0" distR="0" wp14:anchorId="3D2ECC54" wp14:editId="47617F78">
+          <wp:inline distT="0" distB="0" distL="0" distR="0" wp14:anchorId="016905B9" wp14:editId="350D3B23">
             <wp:extent cx="5760720" cy="3870484"/>
             <wp:effectExtent l="0" t="0" r="0" b="0"/>
             <wp:docPr id="3" name="Picture 3"/>
@@ -6667,7 +6735,7 @@
           <w:noProof/>
         </w:rPr>
         <w:drawing>
-          <wp:inline distT="0" distB="0" distL="0" distR="0" wp14:anchorId="0263E6FB" wp14:editId="4DA0CA21">
+          <wp:inline distT="0" distB="0" distL="0" distR="0" wp14:anchorId="57A278A5" wp14:editId="0EFB2980">
             <wp:extent cx="5760720" cy="3870484"/>
             <wp:effectExtent l="0" t="0" r="0" b="0"/>
             <wp:docPr id="4" name="Picture 4"/>
@@ -7012,7 +7080,7 @@
         </w:rPr>
         <w:lastRenderedPageBreak/>
         <w:drawing>
-          <wp:inline distT="0" distB="0" distL="0" distR="0" wp14:anchorId="2C772E81" wp14:editId="733FE586">
+          <wp:inline distT="0" distB="0" distL="0" distR="0" wp14:anchorId="5473BD4F" wp14:editId="7732672C">
             <wp:extent cx="5486400" cy="3686175"/>
             <wp:effectExtent l="0" t="0" r="0" b="0"/>
             <wp:docPr id="5" name="Picture 5"/>
@@ -7212,7 +7280,7 @@
       <w:pPr>
         <w:pStyle w:val="Heading2"/>
       </w:pPr>
-      <w:bookmarkStart w:id="13" w:name="_Toc241699093"/>
+      <w:bookmarkStart w:id="13" w:name="_Toc241701848"/>
       <w:r>
         <w:t>Adding shipping or a service later</w:t>
       </w:r>
@@ -7253,7 +7321,7 @@
         </w:rPr>
         <w:lastRenderedPageBreak/>
         <w:drawing>
-          <wp:inline distT="0" distB="0" distL="0" distR="0" wp14:anchorId="75553DA3" wp14:editId="622A8F13">
+          <wp:inline distT="0" distB="0" distL="0" distR="0" wp14:anchorId="63ACFD44" wp14:editId="7E7D0453">
             <wp:extent cx="4754880" cy="3194685"/>
             <wp:effectExtent l="0" t="0" r="0" b="0"/>
             <wp:docPr id="6" name="Picture 6"/>
@@ -7307,7 +7375,7 @@
       <w:pPr>
         <w:pStyle w:val="Heading2"/>
       </w:pPr>
-      <w:bookmarkStart w:id="14" w:name="_Toc241699094"/>
+      <w:bookmarkStart w:id="14" w:name="_Toc241701849"/>
       <w:r>
         <w:t>Changing or removing an item</w:t>
       </w:r>
@@ -7454,7 +7522,7 @@
       <w:pPr>
         <w:pStyle w:val="Heading2"/>
       </w:pPr>
-      <w:bookmarkStart w:id="15" w:name="_Toc241699095"/>
+      <w:bookmarkStart w:id="15" w:name="_Toc241701850"/>
       <w:r>
         <w:t>Customer details</w:t>
       </w:r>
@@ -7618,7 +7686,7 @@
           <w:noProof/>
         </w:rPr>
         <w:drawing>
-          <wp:inline distT="0" distB="0" distL="0" distR="0" wp14:anchorId="15BFA54B" wp14:editId="7434FC78">
+          <wp:inline distT="0" distB="0" distL="0" distR="0" wp14:anchorId="1D1BD034" wp14:editId="4F0F0BAB">
             <wp:extent cx="4754880" cy="3194685"/>
             <wp:effectExtent l="0" t="0" r="0" b="0"/>
             <wp:docPr id="7" name="Picture 7"/>
@@ -7672,7 +7740,7 @@
       <w:pPr>
         <w:pStyle w:val="Heading2"/>
       </w:pPr>
-      <w:bookmarkStart w:id="16" w:name="_Toc241699096"/>
+      <w:bookmarkStart w:id="16" w:name="_Toc241701851"/>
       <w:r>
         <w:t>Sending the order to checkout</w:t>
       </w:r>
@@ -7850,7 +7918,7 @@
       <w:pPr>
         <w:pStyle w:val="Heading2"/>
       </w:pPr>
-      <w:bookmarkStart w:id="17" w:name="_Toc241699097"/>
+      <w:bookmarkStart w:id="17" w:name="_Toc241701852"/>
       <w:r>
         <w:lastRenderedPageBreak/>
         <w:t>Using a phone</w:t>
@@ -7868,7 +7936,7 @@
           <w:noProof/>
         </w:rPr>
         <w:drawing>
-          <wp:inline distT="0" distB="0" distL="0" distR="0" wp14:anchorId="2FC679B6" wp14:editId="6C38072B">
+          <wp:inline distT="0" distB="0" distL="0" distR="0" wp14:anchorId="0F3F827B" wp14:editId="127D569E">
             <wp:extent cx="2194560" cy="4749253"/>
             <wp:effectExtent l="0" t="0" r="0" b="0"/>
             <wp:docPr id="8" name="Picture 8"/>
@@ -7946,7 +8014,7 @@
         <w:pStyle w:val="Heading1"/>
         <w:pageBreakBefore/>
       </w:pPr>
-      <w:bookmarkStart w:id="18" w:name="_Toc241699098"/>
+      <w:bookmarkStart w:id="18" w:name="_Toc241701853"/>
       <w:r>
         <w:lastRenderedPageBreak/>
         <w:t>Checking out a customer</w:t>
@@ -7987,7 +8055,7 @@
           <w:noProof/>
         </w:rPr>
         <w:drawing>
-          <wp:inline distT="0" distB="0" distL="0" distR="0" wp14:anchorId="3C77E479" wp14:editId="5E84C681">
+          <wp:inline distT="0" distB="0" distL="0" distR="0" wp14:anchorId="6D70AC22" wp14:editId="16889229">
             <wp:extent cx="5760720" cy="3870484"/>
             <wp:effectExtent l="0" t="0" r="0" b="0"/>
             <wp:docPr id="9" name="Picture 9"/>
@@ -8041,7 +8109,7 @@
       <w:pPr>
         <w:pStyle w:val="Heading2"/>
       </w:pPr>
-      <w:bookmarkStart w:id="19" w:name="_Toc241699099"/>
+      <w:bookmarkStart w:id="19" w:name="_Toc241701854"/>
       <w:r>
         <w:t>1. Review the order with the customer</w:t>
       </w:r>
@@ -8138,7 +8206,7 @@
       <w:pPr>
         <w:pStyle w:val="Heading2"/>
       </w:pPr>
-      <w:bookmarkStart w:id="20" w:name="_Toc241699100"/>
+      <w:bookmarkStart w:id="20" w:name="_Toc241701855"/>
       <w:r>
         <w:t>2. Take payment</w:t>
       </w:r>
@@ -8452,7 +8520,7 @@
       <w:pPr>
         <w:pStyle w:val="Heading2"/>
       </w:pPr>
-      <w:bookmarkStart w:id="21" w:name="_Toc241699101"/>
+      <w:bookmarkStart w:id="21" w:name="_Toc241701856"/>
       <w:r>
         <w:t>3. Acknowledgements (initials and signature)</w:t>
       </w:r>
@@ -8634,7 +8702,7 @@
         </w:rPr>
         <w:lastRenderedPageBreak/>
         <w:drawing>
-          <wp:inline distT="0" distB="0" distL="0" distR="0" wp14:anchorId="26C026D2" wp14:editId="349E059B">
+          <wp:inline distT="0" distB="0" distL="0" distR="0" wp14:anchorId="105BE179" wp14:editId="2FE5A9BD">
             <wp:extent cx="4937760" cy="3317558"/>
             <wp:effectExtent l="0" t="0" r="0" b="0"/>
             <wp:docPr id="10" name="Picture 10"/>
@@ -8761,7 +8829,7 @@
       <w:pPr>
         <w:pStyle w:val="Heading2"/>
       </w:pPr>
-      <w:bookmarkStart w:id="22" w:name="_Toc241699102"/>
+      <w:bookmarkStart w:id="22" w:name="_Toc241701857"/>
       <w:r>
         <w:t>4. Complete the sale</w:t>
       </w:r>
@@ -8995,7 +9063,7 @@
       <w:pPr>
         <w:pStyle w:val="Heading2"/>
       </w:pPr>
-      <w:bookmarkStart w:id="23" w:name="_Toc241699103"/>
+      <w:bookmarkStart w:id="23" w:name="_Toc241701858"/>
       <w:r>
         <w:t>Other checkout actions</w:t>
       </w:r>
@@ -9205,7 +9273,7 @@
         <w:pStyle w:val="Heading1"/>
         <w:pageBreakBefore/>
       </w:pPr>
-      <w:bookmarkStart w:id="24" w:name="_Toc241699104"/>
+      <w:bookmarkStart w:id="24" w:name="_Toc241701859"/>
       <w:r>
         <w:lastRenderedPageBreak/>
         <w:t>The sales sheet</w:t>
@@ -9228,7 +9296,7 @@
           <w:noProof/>
         </w:rPr>
         <w:drawing>
-          <wp:inline distT="0" distB="0" distL="0" distR="0" wp14:anchorId="2D49D171" wp14:editId="03F4B67E">
+          <wp:inline distT="0" distB="0" distL="0" distR="0" wp14:anchorId="18AD75C7" wp14:editId="518C1D06">
             <wp:extent cx="4023360" cy="3187256"/>
             <wp:effectExtent l="0" t="0" r="0" b="0"/>
             <wp:docPr id="11" name="Picture 11"/>
@@ -9396,7 +9464,7 @@
       <w:pPr>
         <w:pStyle w:val="Heading2"/>
       </w:pPr>
-      <w:bookmarkStart w:id="25" w:name="_Toc241699105"/>
+      <w:bookmarkStart w:id="25" w:name="_Toc241701860"/>
       <w:r>
         <w:t>Emailing a receipt</w:t>
       </w:r>
@@ -9524,7 +9592,7 @@
         </w:rPr>
         <w:lastRenderedPageBreak/>
         <w:drawing>
-          <wp:inline distT="0" distB="0" distL="0" distR="0" wp14:anchorId="5E09BC77" wp14:editId="36900004">
+          <wp:inline distT="0" distB="0" distL="0" distR="0" wp14:anchorId="07423ED5" wp14:editId="13712814">
             <wp:extent cx="4572000" cy="3071812"/>
             <wp:effectExtent l="0" t="0" r="0" b="0"/>
             <wp:docPr id="12" name="Picture 12"/>
@@ -9576,7 +9644,7 @@
     </w:p>
     <w:p>
       <w:r>
-        <w:t>The app turns the sales sheet into a PDF, exactly as it would print, and emails it to the customer with a friendly note. The note thanks them for supporting the organization, explains what happens next (what went home today, what's being shipped and where, how a boxed mattress expands, and keeping a protector on for the warranty), mentions any balance still owed, and gives the customer service number.</w:t>
+        <w:t>The app turns the sales sheet into a PDF, exactly as it would print, and emails it to the customer with a friendly note. The note thanks them for supporting the organization, explains what happens next (what went home today, what's being shipped and where, how a boxed mattress expands, and keeping a protector on for the warranty), mentions any balance still owed, and gives the customer service number. An administrator can change that wording - see *Admin: the receipt email*.</w:t>
       </w:r>
     </w:p>
     <w:p>
@@ -9651,7 +9719,7 @@
         <w:pStyle w:val="Heading1"/>
         <w:pageBreakBefore/>
       </w:pPr>
-      <w:bookmarkStart w:id="26" w:name="_Toc241699106"/>
+      <w:bookmarkStart w:id="26" w:name="_Toc241701861"/>
       <w:r>
         <w:lastRenderedPageBreak/>
         <w:t>Looking up orders</w:t>
@@ -9683,7 +9751,7 @@
           <w:noProof/>
         </w:rPr>
         <w:drawing>
-          <wp:inline distT="0" distB="0" distL="0" distR="0" wp14:anchorId="4D5D6AAD" wp14:editId="13D244CB">
+          <wp:inline distT="0" distB="0" distL="0" distR="0" wp14:anchorId="771B51AB" wp14:editId="6E18F51E">
             <wp:extent cx="5760720" cy="3870484"/>
             <wp:effectExtent l="0" t="0" r="0" b="0"/>
             <wp:docPr id="13" name="Picture 13"/>
@@ -9803,7 +9871,7 @@
       <w:pPr>
         <w:pStyle w:val="Heading2"/>
       </w:pPr>
-      <w:bookmarkStart w:id="27" w:name="_Toc241699107"/>
+      <w:bookmarkStart w:id="27" w:name="_Toc241701862"/>
       <w:r>
         <w:t>Extra options for admins</w:t>
       </w:r>
@@ -9893,7 +9961,7 @@
         </w:rPr>
         <w:lastRenderedPageBreak/>
         <w:drawing>
-          <wp:inline distT="0" distB="0" distL="0" distR="0" wp14:anchorId="04A5E057" wp14:editId="6A9C0CBF">
+          <wp:inline distT="0" distB="0" distL="0" distR="0" wp14:anchorId="4E808499" wp14:editId="336BAF6F">
             <wp:extent cx="4754880" cy="3194685"/>
             <wp:effectExtent l="0" t="0" r="0" b="0"/>
             <wp:docPr id="14" name="Picture 14"/>
@@ -10015,7 +10083,7 @@
         <w:pStyle w:val="Heading1"/>
         <w:pageBreakBefore/>
       </w:pPr>
-      <w:bookmarkStart w:id="28" w:name="_Toc241699108"/>
+      <w:bookmarkStart w:id="28" w:name="_Toc241701863"/>
       <w:r>
         <w:lastRenderedPageBreak/>
         <w:t>The dashboard</w:t>
@@ -10079,7 +10147,7 @@
           <w:noProof/>
         </w:rPr>
         <w:drawing>
-          <wp:inline distT="0" distB="0" distL="0" distR="0" wp14:anchorId="7FA1DC7D" wp14:editId="7F94B732">
+          <wp:inline distT="0" distB="0" distL="0" distR="0" wp14:anchorId="45360499" wp14:editId="445B422A">
             <wp:extent cx="4937760" cy="4305110"/>
             <wp:effectExtent l="0" t="0" r="0" b="0"/>
             <wp:docPr id="15" name="Picture 15"/>
@@ -10725,7 +10793,7 @@
         <w:pStyle w:val="Heading1"/>
         <w:pageBreakBefore/>
       </w:pPr>
-      <w:bookmarkStart w:id="29" w:name="_Toc241699109"/>
+      <w:bookmarkStart w:id="29" w:name="_Toc241701864"/>
       <w:r>
         <w:lastRenderedPageBreak/>
         <w:t>Keeping inventory</w:t>
@@ -10784,7 +10852,7 @@
           <w:noProof/>
         </w:rPr>
         <w:drawing>
-          <wp:inline distT="0" distB="0" distL="0" distR="0" wp14:anchorId="0744E8E3" wp14:editId="79A6F958">
+          <wp:inline distT="0" distB="0" distL="0" distR="0" wp14:anchorId="7C062443" wp14:editId="12AA2AD5">
             <wp:extent cx="5760720" cy="3870484"/>
             <wp:effectExtent l="0" t="0" r="0" b="0"/>
             <wp:docPr id="16" name="Picture 16"/>
@@ -10838,7 +10906,7 @@
       <w:pPr>
         <w:pStyle w:val="Heading2"/>
       </w:pPr>
-      <w:bookmarkStart w:id="30" w:name="_Toc241699110"/>
+      <w:bookmarkStart w:id="30" w:name="_Toc241701865"/>
       <w:r>
         <w:t>What's on the screen</w:t>
       </w:r>
@@ -10920,7 +10988,7 @@
       <w:pPr>
         <w:pStyle w:val="Heading2"/>
       </w:pPr>
-      <w:bookmarkStart w:id="31" w:name="_Toc241699111"/>
+      <w:bookmarkStart w:id="31" w:name="_Toc241701866"/>
       <w:r>
         <w:t>Updating a count</w:t>
       </w:r>
@@ -10997,7 +11065,7 @@
           <w:noProof/>
         </w:rPr>
         <w:drawing>
-          <wp:inline distT="0" distB="0" distL="0" distR="0" wp14:anchorId="15B89D9B" wp14:editId="668307DE">
+          <wp:inline distT="0" distB="0" distL="0" distR="0" wp14:anchorId="2539F709" wp14:editId="3BC6DCF3">
             <wp:extent cx="5120640" cy="3440430"/>
             <wp:effectExtent l="0" t="0" r="0" b="0"/>
             <wp:docPr id="17" name="Picture 17"/>
@@ -11051,7 +11119,7 @@
       <w:pPr>
         <w:pStyle w:val="Heading2"/>
       </w:pPr>
-      <w:bookmarkStart w:id="32" w:name="_Toc241699112"/>
+      <w:bookmarkStart w:id="32" w:name="_Toc241701867"/>
       <w:r>
         <w:t>What changes the count automatically</w:t>
       </w:r>
@@ -11455,7 +11523,7 @@
       <w:pPr>
         <w:pStyle w:val="Heading2"/>
       </w:pPr>
-      <w:bookmarkStart w:id="33" w:name="_Toc241699113"/>
+      <w:bookmarkStart w:id="33" w:name="_Toc241701868"/>
       <w:r>
         <w:lastRenderedPageBreak/>
         <w:t>Seeing the history</w:t>
@@ -11471,7 +11539,7 @@
       <w:pPr>
         <w:pStyle w:val="Heading2"/>
       </w:pPr>
-      <w:bookmarkStart w:id="34" w:name="_Toc241699114"/>
+      <w:bookmarkStart w:id="34" w:name="_Toc241701869"/>
       <w:r>
         <w:t>Notes for the inventory sheet</w:t>
       </w:r>
@@ -11520,7 +11588,7 @@
           <w:noProof/>
         </w:rPr>
         <w:drawing>
-          <wp:inline distT="0" distB="0" distL="0" distR="0" wp14:anchorId="4BD1B134" wp14:editId="468804C3">
+          <wp:inline distT="0" distB="0" distL="0" distR="0" wp14:anchorId="57173775" wp14:editId="30B773E6">
             <wp:extent cx="5120640" cy="3440430"/>
             <wp:effectExtent l="0" t="0" r="0" b="0"/>
             <wp:docPr id="18" name="Picture 18"/>
@@ -11574,7 +11642,7 @@
       <w:pPr>
         <w:pStyle w:val="Heading2"/>
       </w:pPr>
-      <w:bookmarkStart w:id="35" w:name="_Toc241699115"/>
+      <w:bookmarkStart w:id="35" w:name="_Toc241701870"/>
       <w:r>
         <w:t>Start and end counts</w:t>
       </w:r>
@@ -12097,7 +12165,7 @@
           <w:noProof/>
         </w:rPr>
         <w:drawing>
-          <wp:inline distT="0" distB="0" distL="0" distR="0" wp14:anchorId="6B2B83C1" wp14:editId="7F6A77EC">
+          <wp:inline distT="0" distB="0" distL="0" distR="0" wp14:anchorId="08E603B8" wp14:editId="7B29500E">
             <wp:extent cx="5486400" cy="3686175"/>
             <wp:effectExtent l="0" t="0" r="0" b="0"/>
             <wp:docPr id="19" name="Picture 19"/>
@@ -12237,7 +12305,7 @@
         <w:pStyle w:val="Heading1"/>
         <w:pageBreakBefore/>
       </w:pPr>
-      <w:bookmarkStart w:id="36" w:name="_Toc241699116"/>
+      <w:bookmarkStart w:id="36" w:name="_Toc241701871"/>
       <w:r>
         <w:lastRenderedPageBreak/>
         <w:t>Admin: setting up an event</w:t>
@@ -12262,7 +12330,7 @@
       <w:pPr>
         <w:pStyle w:val="Heading2"/>
       </w:pPr>
-      <w:bookmarkStart w:id="37" w:name="_Toc241699117"/>
+      <w:bookmarkStart w:id="37" w:name="_Toc241701872"/>
       <w:r>
         <w:t>Creating or editing an event</w:t>
       </w:r>
@@ -12279,7 +12347,7 @@
           <w:noProof/>
         </w:rPr>
         <w:drawing>
-          <wp:inline distT="0" distB="0" distL="0" distR="0" wp14:anchorId="32879FD5" wp14:editId="180B750A">
+          <wp:inline distT="0" distB="0" distL="0" distR="0" wp14:anchorId="7AF11B59" wp14:editId="0EB325B0">
             <wp:extent cx="5760720" cy="1236154"/>
             <wp:effectExtent l="0" t="0" r="0" b="0"/>
             <wp:docPr id="20" name="Picture 20"/>
@@ -12619,7 +12687,7 @@
           <w:noProof/>
         </w:rPr>
         <w:drawing>
-          <wp:inline distT="0" distB="0" distL="0" distR="0" wp14:anchorId="0A95BF20" wp14:editId="2DD1F4D6">
+          <wp:inline distT="0" distB="0" distL="0" distR="0" wp14:anchorId="09B98A43" wp14:editId="2DF9DE18">
             <wp:extent cx="3840480" cy="2580322"/>
             <wp:effectExtent l="0" t="0" r="0" b="0"/>
             <wp:docPr id="21" name="Picture 21"/>
@@ -12741,7 +12809,7 @@
       <w:pPr>
         <w:pStyle w:val="Heading2"/>
       </w:pPr>
-      <w:bookmarkStart w:id="38" w:name="_Toc241699118"/>
+      <w:bookmarkStart w:id="38" w:name="_Toc241701873"/>
       <w:r>
         <w:t>Closing out an event</w:t>
       </w:r>
@@ -12908,7 +12976,7 @@
       <w:pPr>
         <w:pStyle w:val="Heading2"/>
       </w:pPr>
-      <w:bookmarkStart w:id="39" w:name="_Toc241699119"/>
+      <w:bookmarkStart w:id="39" w:name="_Toc241701874"/>
       <w:r>
         <w:t>Event sales sheets</w:t>
       </w:r>
@@ -12966,7 +13034,7 @@
           <w:noProof/>
         </w:rPr>
         <w:drawing>
-          <wp:inline distT="0" distB="0" distL="0" distR="0" wp14:anchorId="6AAA70C9" wp14:editId="27B5ADF5">
+          <wp:inline distT="0" distB="0" distL="0" distR="0" wp14:anchorId="65CA0992" wp14:editId="12DE117D">
             <wp:extent cx="4389120" cy="2948940"/>
             <wp:effectExtent l="0" t="0" r="0" b="0"/>
             <wp:docPr id="22" name="Picture 22"/>
@@ -13095,7 +13163,7 @@
           <w:noProof/>
         </w:rPr>
         <w:drawing>
-          <wp:inline distT="0" distB="0" distL="0" distR="0" wp14:anchorId="7FDF48CC" wp14:editId="33F8AE2D">
+          <wp:inline distT="0" distB="0" distL="0" distR="0" wp14:anchorId="6C51AE04" wp14:editId="148DC5D8">
             <wp:extent cx="4206240" cy="5717858"/>
             <wp:effectExtent l="0" t="0" r="0" b="0"/>
             <wp:docPr id="23" name="Picture 23"/>
@@ -13233,7 +13301,7 @@
           <w:noProof/>
         </w:rPr>
         <w:drawing>
-          <wp:inline distT="0" distB="0" distL="0" distR="0" wp14:anchorId="663EB5C2" wp14:editId="0ECFC346">
+          <wp:inline distT="0" distB="0" distL="0" distR="0" wp14:anchorId="1DEBA2A6" wp14:editId="73CB701A">
             <wp:extent cx="4389120" cy="2948940"/>
             <wp:effectExtent l="0" t="0" r="0" b="0"/>
             <wp:docPr id="24" name="Picture 24"/>
@@ -13346,7 +13414,7 @@
         <w:pStyle w:val="Heading1"/>
         <w:pageBreakBefore/>
       </w:pPr>
-      <w:bookmarkStart w:id="40" w:name="_Toc241699120"/>
+      <w:bookmarkStart w:id="40" w:name="_Toc241701875"/>
       <w:r>
         <w:lastRenderedPageBreak/>
         <w:t>Admin: managing the catalog</w:t>
@@ -13387,7 +13455,7 @@
           <w:noProof/>
         </w:rPr>
         <w:drawing>
-          <wp:inline distT="0" distB="0" distL="0" distR="0" wp14:anchorId="53830834" wp14:editId="64DEA06F">
+          <wp:inline distT="0" distB="0" distL="0" distR="0" wp14:anchorId="5E987F51" wp14:editId="1B593998">
             <wp:extent cx="5760720" cy="3870484"/>
             <wp:effectExtent l="0" t="0" r="0" b="0"/>
             <wp:docPr id="25" name="Picture 25"/>
@@ -13441,7 +13509,7 @@
       <w:pPr>
         <w:pStyle w:val="Heading2"/>
       </w:pPr>
-      <w:bookmarkStart w:id="41" w:name="_Toc241699121"/>
+      <w:bookmarkStart w:id="41" w:name="_Toc241701876"/>
       <w:r>
         <w:lastRenderedPageBreak/>
         <w:t>Adding or editing a product</w:t>
@@ -13459,7 +13527,7 @@
           <w:noProof/>
         </w:rPr>
         <w:drawing>
-          <wp:inline distT="0" distB="0" distL="0" distR="0" wp14:anchorId="4BBDB198" wp14:editId="4752E3F1">
+          <wp:inline distT="0" distB="0" distL="0" distR="0" wp14:anchorId="490336AA" wp14:editId="1B54E550">
             <wp:extent cx="5486400" cy="3686175"/>
             <wp:effectExtent l="0" t="0" r="0" b="0"/>
             <wp:docPr id="26" name="Picture 26"/>
@@ -13882,7 +13950,7 @@
         </w:rPr>
         <w:lastRenderedPageBreak/>
         <w:drawing>
-          <wp:inline distT="0" distB="0" distL="0" distR="0" wp14:anchorId="51FF7894" wp14:editId="50C1B269">
+          <wp:inline distT="0" distB="0" distL="0" distR="0" wp14:anchorId="22EDE177" wp14:editId="1AEF5CF0">
             <wp:extent cx="5120640" cy="2130933"/>
             <wp:effectExtent l="0" t="0" r="0" b="0"/>
             <wp:docPr id="27" name="Picture 27"/>
@@ -14069,7 +14137,7 @@
       <w:pPr>
         <w:pStyle w:val="Heading2"/>
       </w:pPr>
-      <w:bookmarkStart w:id="42" w:name="_Toc241699122"/>
+      <w:bookmarkStart w:id="42" w:name="_Toc241701877"/>
       <w:r>
         <w:t>Delivery and services</w:t>
       </w:r>
@@ -14101,7 +14169,7 @@
         </w:rPr>
         <w:lastRenderedPageBreak/>
         <w:drawing>
-          <wp:inline distT="0" distB="0" distL="0" distR="0" wp14:anchorId="31E64E85" wp14:editId="6B5F1F21">
+          <wp:inline distT="0" distB="0" distL="0" distR="0" wp14:anchorId="6BCD1A55" wp14:editId="36782318">
             <wp:extent cx="5760720" cy="3870484"/>
             <wp:effectExtent l="0" t="0" r="0" b="0"/>
             <wp:docPr id="28" name="Picture 28"/>
@@ -14531,7 +14599,7 @@
         <w:pStyle w:val="Heading1"/>
         <w:pageBreakBefore/>
       </w:pPr>
-      <w:bookmarkStart w:id="43" w:name="_Toc241699123"/>
+      <w:bookmarkStart w:id="43" w:name="_Toc241701878"/>
       <w:r>
         <w:lastRenderedPageBreak/>
         <w:t>Admin: managing the crew</w:t>
@@ -14563,7 +14631,7 @@
           <w:noProof/>
         </w:rPr>
         <w:drawing>
-          <wp:inline distT="0" distB="0" distL="0" distR="0" wp14:anchorId="3B3A1486" wp14:editId="3E3222EF">
+          <wp:inline distT="0" distB="0" distL="0" distR="0" wp14:anchorId="39E71F12" wp14:editId="729FB6B9">
             <wp:extent cx="5760720" cy="1740218"/>
             <wp:effectExtent l="0" t="0" r="0" b="0"/>
             <wp:docPr id="29" name="Picture 29"/>
@@ -14835,7 +14903,7 @@
           <w:noProof/>
         </w:rPr>
         <w:drawing>
-          <wp:inline distT="0" distB="0" distL="0" distR="0" wp14:anchorId="247304E4" wp14:editId="6B8F5F0A">
+          <wp:inline distT="0" distB="0" distL="0" distR="0" wp14:anchorId="7431D875" wp14:editId="3749E715">
             <wp:extent cx="4023360" cy="2703195"/>
             <wp:effectExtent l="0" t="0" r="0" b="0"/>
             <wp:docPr id="30" name="Picture 30"/>
@@ -14915,34 +14983,43 @@
         <w:pStyle w:val="Heading1"/>
         <w:pageBreakBefore/>
       </w:pPr>
-      <w:bookmarkStart w:id="44" w:name="_Toc241699124"/>
+      <w:bookmarkStart w:id="44" w:name="_Toc241701879"/>
       <w:r>
         <w:lastRenderedPageBreak/>
-        <w:t>Owner: permanent deletes</w:t>
+        <w:t>Admin: the receipt email</w:t>
       </w:r>
       <w:bookmarkEnd w:id="44"/>
     </w:p>
     <w:p>
       <w:r>
-        <w:t xml:space="preserve">Everything in this section is only available to </w:t>
-      </w:r>
-      <w:r>
-        <w:rPr>
-          <w:b/>
-        </w:rPr>
-        <w:t>Owners</w:t>
-      </w:r>
-      <w:r>
-        <w:t xml:space="preserve">. Admins can archive, deactivate and void, which keeps the records on file. An owner can remove records from the database for good. There's no undo, so every permanent delete asks you to type </w:t>
-      </w:r>
-      <w:r>
-        <w:rPr>
-          <w:b/>
-        </w:rPr>
-        <w:t>DELETE</w:t>
-      </w:r>
-      <w:r>
-        <w:t xml:space="preserve"> before the button unlocks.</w:t>
+        <w:t xml:space="preserve">Tap </w:t>
+      </w:r>
+      <w:r>
+        <w:rPr>
+          <w:b/>
+        </w:rPr>
+        <w:t>Settings</w:t>
+      </w:r>
+      <w:r>
+        <w:t xml:space="preserve"> to change the note customers get with an emailed receipt. The receipt itself is always attached as a PDF; this is the message around it. On a smaller screen, </w:t>
+      </w:r>
+      <w:r>
+        <w:rPr>
+          <w:b/>
+        </w:rPr>
+        <w:t>Settings</w:t>
+      </w:r>
+      <w:r>
+        <w:t xml:space="preserve"> is under </w:t>
+      </w:r>
+      <w:r>
+        <w:rPr>
+          <w:b/>
+        </w:rPr>
+        <w:t>More</w:t>
+      </w:r>
+      <w:r>
+        <w:t>.</w:t>
       </w:r>
     </w:p>
     <w:p>
@@ -14956,10 +15033,982 @@
           <w:noProof/>
         </w:rPr>
         <w:drawing>
-          <wp:inline distT="0" distB="0" distL="0" distR="0" wp14:anchorId="763DF605" wp14:editId="42141387">
+          <wp:inline distT="0" distB="0" distL="0" distR="0" wp14:anchorId="2932DDBB" wp14:editId="1F712541">
+            <wp:extent cx="5760720" cy="4320540"/>
+            <wp:effectExtent l="0" t="0" r="0" b="0"/>
+            <wp:docPr id="31" name="Picture 31"/>
+            <wp:cNvGraphicFramePr>
+              <a:graphicFrameLocks xmlns:a="http://schemas.openxmlformats.org/drawingml/2006/main" noChangeAspect="1"/>
+            </wp:cNvGraphicFramePr>
+            <a:graphic xmlns:a="http://schemas.openxmlformats.org/drawingml/2006/main">
+              <a:graphicData uri="http://schemas.openxmlformats.org/drawingml/2006/picture">
+                <pic:pic xmlns:pic="http://schemas.openxmlformats.org/drawingml/2006/picture">
+                  <pic:nvPicPr>
+                    <pic:cNvPr id="0" name="36_settings.png"/>
+                    <pic:cNvPicPr/>
+                  </pic:nvPicPr>
+                  <pic:blipFill>
+                    <a:blip r:embed="rId39"/>
+                    <a:stretch>
+                      <a:fillRect/>
+                    </a:stretch>
+                  </pic:blipFill>
+                  <pic:spPr>
+                    <a:xfrm>
+                      <a:off x="0" y="0"/>
+                      <a:ext cx="5760720" cy="4320540"/>
+                    </a:xfrm>
+                    <a:prstGeom prst="rect">
+                      <a:avLst/>
+                    </a:prstGeom>
+                  </pic:spPr>
+                </pic:pic>
+              </a:graphicData>
+            </a:graphic>
+          </wp:inline>
+        </w:drawing>
+      </w:r>
+    </w:p>
+    <w:p>
+      <w:pPr>
+        <w:spacing w:after="200"/>
+        <w:jc w:val="center"/>
+      </w:pPr>
+      <w:r>
+        <w:rPr>
+          <w:i/>
+          <w:color w:val="6B7280"/>
+          <w:sz w:val="18"/>
+        </w:rPr>
+        <w:t>Editing the receipt email, with a live preview on the right</w:t>
+      </w:r>
+    </w:p>
+    <w:p>
+      <w:pPr>
+        <w:tabs>
+          <w:tab w:val="left" w:pos="504"/>
+        </w:tabs>
+        <w:spacing w:after="80"/>
+        <w:ind w:left="504" w:hanging="432"/>
+      </w:pPr>
+      <w:r>
+        <w:rPr>
+          <w:b/>
+          <w:color w:val="0369A1"/>
+        </w:rPr>
+        <w:t>1.</w:t>
+      </w:r>
+      <w:r>
+        <w:rPr>
+          <w:b/>
+          <w:color w:val="0369A1"/>
+        </w:rPr>
+        <w:tab/>
+      </w:r>
+      <w:r>
+        <w:t xml:space="preserve">Change the wording in the </w:t>
+      </w:r>
+      <w:r>
+        <w:rPr>
+          <w:b/>
+        </w:rPr>
+        <w:t>Message</w:t>
+      </w:r>
+      <w:r>
+        <w:t xml:space="preserve"> box. The preview on the right shows how it reads for a sample order as you type.</w:t>
+      </w:r>
+    </w:p>
+    <w:p>
+      <w:pPr>
+        <w:tabs>
+          <w:tab w:val="left" w:pos="504"/>
+        </w:tabs>
+        <w:spacing w:after="80"/>
+        <w:ind w:left="504" w:hanging="432"/>
+      </w:pPr>
+      <w:r>
+        <w:rPr>
+          <w:b/>
+          <w:color w:val="0369A1"/>
+        </w:rPr>
+        <w:t>2.</w:t>
+      </w:r>
+      <w:r>
+        <w:rPr>
+          <w:b/>
+          <w:color w:val="0369A1"/>
+        </w:rPr>
+        <w:tab/>
+      </w:r>
+      <w:r>
+        <w:t>Leave a blank line between paragraphs. Start lines with a dash and a space ("- ") to make a bulleted list.</w:t>
+      </w:r>
+    </w:p>
+    <w:p>
+      <w:pPr>
+        <w:tabs>
+          <w:tab w:val="left" w:pos="504"/>
+        </w:tabs>
+        <w:spacing w:after="80"/>
+        <w:ind w:left="504" w:hanging="432"/>
+      </w:pPr>
+      <w:r>
+        <w:rPr>
+          <w:b/>
+          <w:color w:val="0369A1"/>
+        </w:rPr>
+        <w:t>3.</w:t>
+      </w:r>
+      <w:r>
+        <w:rPr>
+          <w:b/>
+          <w:color w:val="0369A1"/>
+        </w:rPr>
+        <w:tab/>
+      </w:r>
+      <w:r>
+        <w:t xml:space="preserve">To add the customer's name, the order number and so on, tap a </w:t>
+      </w:r>
+      <w:r>
+        <w:rPr>
+          <w:b/>
+        </w:rPr>
+        <w:t>placeholder</w:t>
+      </w:r>
+      <w:r>
+        <w:t xml:space="preserve"> under the box. It goes in where the cursor is, and each customer's email fills in their own details.</w:t>
+      </w:r>
+    </w:p>
+    <w:p>
+      <w:pPr>
+        <w:tabs>
+          <w:tab w:val="left" w:pos="504"/>
+        </w:tabs>
+        <w:spacing w:after="80"/>
+        <w:ind w:left="504" w:hanging="432"/>
+      </w:pPr>
+      <w:r>
+        <w:rPr>
+          <w:b/>
+          <w:color w:val="0369A1"/>
+        </w:rPr>
+        <w:t>4.</w:t>
+      </w:r>
+      <w:r>
+        <w:rPr>
+          <w:b/>
+          <w:color w:val="0369A1"/>
+        </w:rPr>
+        <w:tab/>
+      </w:r>
+      <w:r>
+        <w:t xml:space="preserve">Tap </w:t>
+      </w:r>
+      <w:r>
+        <w:rPr>
+          <w:b/>
+        </w:rPr>
+        <w:t>Save</w:t>
+      </w:r>
+      <w:r>
+        <w:t>. Every receipt emailed from then on uses the new wording.</w:t>
+      </w:r>
+    </w:p>
+    <w:tbl>
+      <w:tblPr>
+        <w:tblW w:w="0" w:type="auto"/>
+        <w:jc w:val="center"/>
+        <w:tblLook w:val="04A0" w:firstRow="1" w:lastRow="0" w:firstColumn="1" w:lastColumn="0" w:noHBand="0" w:noVBand="1"/>
+      </w:tblPr>
+      <w:tblGrid>
+        <w:gridCol w:w="2880"/>
+        <w:gridCol w:w="6480"/>
+      </w:tblGrid>
+      <w:tr>
+        <w:trPr>
+          <w:jc w:val="center"/>
+        </w:trPr>
+        <w:tc>
+          <w:tcPr>
+            <w:tcW w:w="2880" w:type="dxa"/>
+            <w:tcBorders>
+              <w:top w:val="single" w:sz="4" w:space="0" w:color="0369A1"/>
+              <w:left w:val="single" w:sz="4" w:space="0" w:color="0369A1"/>
+              <w:bottom w:val="single" w:sz="4" w:space="0" w:color="0369A1"/>
+              <w:right w:val="single" w:sz="4" w:space="0" w:color="0369A1"/>
+            </w:tcBorders>
+            <w:shd w:val="clear" w:color="auto" w:fill="0369A1"/>
+            <w:tcMar>
+              <w:top w:w="100" w:type="dxa"/>
+              <w:left w:w="140" w:type="dxa"/>
+              <w:bottom w:w="100" w:type="dxa"/>
+              <w:right w:w="140" w:type="dxa"/>
+            </w:tcMar>
+          </w:tcPr>
+          <w:p>
+            <w:pPr>
+              <w:spacing w:after="0"/>
+            </w:pPr>
+            <w:r>
+              <w:rPr>
+                <w:b/>
+                <w:color w:val="FFFFFF"/>
+              </w:rPr>
+              <w:t>Placeholder</w:t>
+            </w:r>
+          </w:p>
+        </w:tc>
+        <w:tc>
+          <w:tcPr>
+            <w:tcW w:w="6480" w:type="dxa"/>
+            <w:tcBorders>
+              <w:top w:val="single" w:sz="4" w:space="0" w:color="0369A1"/>
+              <w:left w:val="single" w:sz="4" w:space="0" w:color="0369A1"/>
+              <w:bottom w:val="single" w:sz="4" w:space="0" w:color="0369A1"/>
+              <w:right w:val="single" w:sz="4" w:space="0" w:color="0369A1"/>
+            </w:tcBorders>
+            <w:shd w:val="clear" w:color="auto" w:fill="0369A1"/>
+            <w:tcMar>
+              <w:top w:w="100" w:type="dxa"/>
+              <w:left w:w="140" w:type="dxa"/>
+              <w:bottom w:w="100" w:type="dxa"/>
+              <w:right w:w="140" w:type="dxa"/>
+            </w:tcMar>
+          </w:tcPr>
+          <w:p>
+            <w:pPr>
+              <w:spacing w:after="0"/>
+            </w:pPr>
+            <w:r>
+              <w:rPr>
+                <w:b/>
+                <w:color w:val="FFFFFF"/>
+              </w:rPr>
+              <w:t>Becomes</w:t>
+            </w:r>
+          </w:p>
+        </w:tc>
+      </w:tr>
+      <w:tr>
+        <w:trPr>
+          <w:jc w:val="center"/>
+        </w:trPr>
+        <w:tc>
+          <w:tcPr>
+            <w:tcW w:w="2880" w:type="dxa"/>
+            <w:tcBorders>
+              <w:top w:val="single" w:sz="4" w:space="0" w:color="D1D5DB"/>
+              <w:left w:val="single" w:sz="4" w:space="0" w:color="D1D5DB"/>
+              <w:bottom w:val="single" w:sz="4" w:space="0" w:color="D1D5DB"/>
+              <w:right w:val="single" w:sz="4" w:space="0" w:color="D1D5DB"/>
+            </w:tcBorders>
+            <w:tcMar>
+              <w:top w:w="100" w:type="dxa"/>
+              <w:left w:w="140" w:type="dxa"/>
+              <w:bottom w:w="100" w:type="dxa"/>
+              <w:right w:w="140" w:type="dxa"/>
+            </w:tcMar>
+          </w:tcPr>
+          <w:p>
+            <w:pPr>
+              <w:spacing w:after="0"/>
+            </w:pPr>
+            <w:r>
+              <w:rPr>
+                <w:b/>
+              </w:rPr>
+              <w:t>{FirstName}</w:t>
+            </w:r>
+          </w:p>
+        </w:tc>
+        <w:tc>
+          <w:tcPr>
+            <w:tcW w:w="6480" w:type="dxa"/>
+            <w:tcBorders>
+              <w:top w:val="single" w:sz="4" w:space="0" w:color="D1D5DB"/>
+              <w:left w:val="single" w:sz="4" w:space="0" w:color="D1D5DB"/>
+              <w:bottom w:val="single" w:sz="4" w:space="0" w:color="D1D5DB"/>
+              <w:right w:val="single" w:sz="4" w:space="0" w:color="D1D5DB"/>
+            </w:tcBorders>
+            <w:tcMar>
+              <w:top w:w="100" w:type="dxa"/>
+              <w:left w:w="140" w:type="dxa"/>
+              <w:bottom w:w="100" w:type="dxa"/>
+              <w:right w:w="140" w:type="dxa"/>
+            </w:tcMar>
+          </w:tcPr>
+          <w:p>
+            <w:pPr>
+              <w:spacing w:after="0"/>
+            </w:pPr>
+            <w:r>
+              <w:t>The customer's first name (or "there", so "Hi {FirstName}," still reads well without a name)</w:t>
+            </w:r>
+          </w:p>
+        </w:tc>
+      </w:tr>
+      <w:tr>
+        <w:trPr>
+          <w:jc w:val="center"/>
+        </w:trPr>
+        <w:tc>
+          <w:tcPr>
+            <w:tcW w:w="2880" w:type="dxa"/>
+            <w:tcBorders>
+              <w:top w:val="single" w:sz="4" w:space="0" w:color="D1D5DB"/>
+              <w:left w:val="single" w:sz="4" w:space="0" w:color="D1D5DB"/>
+              <w:bottom w:val="single" w:sz="4" w:space="0" w:color="D1D5DB"/>
+              <w:right w:val="single" w:sz="4" w:space="0" w:color="D1D5DB"/>
+            </w:tcBorders>
+            <w:shd w:val="clear" w:color="auto" w:fill="F3F4F6"/>
+            <w:tcMar>
+              <w:top w:w="100" w:type="dxa"/>
+              <w:left w:w="140" w:type="dxa"/>
+              <w:bottom w:w="100" w:type="dxa"/>
+              <w:right w:w="140" w:type="dxa"/>
+            </w:tcMar>
+          </w:tcPr>
+          <w:p>
+            <w:pPr>
+              <w:spacing w:after="0"/>
+            </w:pPr>
+            <w:r>
+              <w:rPr>
+                <w:b/>
+              </w:rPr>
+              <w:lastRenderedPageBreak/>
+              <w:t>{CustomerName}</w:t>
+            </w:r>
+          </w:p>
+        </w:tc>
+        <w:tc>
+          <w:tcPr>
+            <w:tcW w:w="6480" w:type="dxa"/>
+            <w:tcBorders>
+              <w:top w:val="single" w:sz="4" w:space="0" w:color="D1D5DB"/>
+              <w:left w:val="single" w:sz="4" w:space="0" w:color="D1D5DB"/>
+              <w:bottom w:val="single" w:sz="4" w:space="0" w:color="D1D5DB"/>
+              <w:right w:val="single" w:sz="4" w:space="0" w:color="D1D5DB"/>
+            </w:tcBorders>
+            <w:shd w:val="clear" w:color="auto" w:fill="F3F4F6"/>
+            <w:tcMar>
+              <w:top w:w="100" w:type="dxa"/>
+              <w:left w:w="140" w:type="dxa"/>
+              <w:bottom w:w="100" w:type="dxa"/>
+              <w:right w:w="140" w:type="dxa"/>
+            </w:tcMar>
+          </w:tcPr>
+          <w:p>
+            <w:pPr>
+              <w:spacing w:after="0"/>
+            </w:pPr>
+            <w:r>
+              <w:t>The customer's full name</w:t>
+            </w:r>
+          </w:p>
+        </w:tc>
+      </w:tr>
+      <w:tr>
+        <w:trPr>
+          <w:jc w:val="center"/>
+        </w:trPr>
+        <w:tc>
+          <w:tcPr>
+            <w:tcW w:w="2880" w:type="dxa"/>
+            <w:tcBorders>
+              <w:top w:val="single" w:sz="4" w:space="0" w:color="D1D5DB"/>
+              <w:left w:val="single" w:sz="4" w:space="0" w:color="D1D5DB"/>
+              <w:bottom w:val="single" w:sz="4" w:space="0" w:color="D1D5DB"/>
+              <w:right w:val="single" w:sz="4" w:space="0" w:color="D1D5DB"/>
+            </w:tcBorders>
+            <w:tcMar>
+              <w:top w:w="100" w:type="dxa"/>
+              <w:left w:w="140" w:type="dxa"/>
+              <w:bottom w:w="100" w:type="dxa"/>
+              <w:right w:w="140" w:type="dxa"/>
+            </w:tcMar>
+          </w:tcPr>
+          <w:p>
+            <w:pPr>
+              <w:spacing w:after="0"/>
+            </w:pPr>
+            <w:r>
+              <w:rPr>
+                <w:b/>
+              </w:rPr>
+              <w:t>{Organization}</w:t>
+            </w:r>
+          </w:p>
+        </w:tc>
+        <w:tc>
+          <w:tcPr>
+            <w:tcW w:w="6480" w:type="dxa"/>
+            <w:tcBorders>
+              <w:top w:val="single" w:sz="4" w:space="0" w:color="D1D5DB"/>
+              <w:left w:val="single" w:sz="4" w:space="0" w:color="D1D5DB"/>
+              <w:bottom w:val="single" w:sz="4" w:space="0" w:color="D1D5DB"/>
+              <w:right w:val="single" w:sz="4" w:space="0" w:color="D1D5DB"/>
+            </w:tcBorders>
+            <w:tcMar>
+              <w:top w:w="100" w:type="dxa"/>
+              <w:left w:w="140" w:type="dxa"/>
+              <w:bottom w:w="100" w:type="dxa"/>
+              <w:right w:w="140" w:type="dxa"/>
+            </w:tcMar>
+          </w:tcPr>
+          <w:p>
+            <w:pPr>
+              <w:spacing w:after="0"/>
+            </w:pPr>
+            <w:r>
+              <w:t>The organization the fundraiser is for</w:t>
+            </w:r>
+          </w:p>
+        </w:tc>
+      </w:tr>
+      <w:tr>
+        <w:trPr>
+          <w:jc w:val="center"/>
+        </w:trPr>
+        <w:tc>
+          <w:tcPr>
+            <w:tcW w:w="2880" w:type="dxa"/>
+            <w:tcBorders>
+              <w:top w:val="single" w:sz="4" w:space="0" w:color="D1D5DB"/>
+              <w:left w:val="single" w:sz="4" w:space="0" w:color="D1D5DB"/>
+              <w:bottom w:val="single" w:sz="4" w:space="0" w:color="D1D5DB"/>
+              <w:right w:val="single" w:sz="4" w:space="0" w:color="D1D5DB"/>
+            </w:tcBorders>
+            <w:shd w:val="clear" w:color="auto" w:fill="F3F4F6"/>
+            <w:tcMar>
+              <w:top w:w="100" w:type="dxa"/>
+              <w:left w:w="140" w:type="dxa"/>
+              <w:bottom w:w="100" w:type="dxa"/>
+              <w:right w:w="140" w:type="dxa"/>
+            </w:tcMar>
+          </w:tcPr>
+          <w:p>
+            <w:pPr>
+              <w:spacing w:after="0"/>
+            </w:pPr>
+            <w:r>
+              <w:rPr>
+                <w:b/>
+              </w:rPr>
+              <w:t>{OrderNumber}</w:t>
+            </w:r>
+          </w:p>
+        </w:tc>
+        <w:tc>
+          <w:tcPr>
+            <w:tcW w:w="6480" w:type="dxa"/>
+            <w:tcBorders>
+              <w:top w:val="single" w:sz="4" w:space="0" w:color="D1D5DB"/>
+              <w:left w:val="single" w:sz="4" w:space="0" w:color="D1D5DB"/>
+              <w:bottom w:val="single" w:sz="4" w:space="0" w:color="D1D5DB"/>
+              <w:right w:val="single" w:sz="4" w:space="0" w:color="D1D5DB"/>
+            </w:tcBorders>
+            <w:shd w:val="clear" w:color="auto" w:fill="F3F4F6"/>
+            <w:tcMar>
+              <w:top w:w="100" w:type="dxa"/>
+              <w:left w:w="140" w:type="dxa"/>
+              <w:bottom w:w="100" w:type="dxa"/>
+              <w:right w:w="140" w:type="dxa"/>
+            </w:tcMar>
+          </w:tcPr>
+          <w:p>
+            <w:pPr>
+              <w:spacing w:after="0"/>
+            </w:pPr>
+            <w:r>
+              <w:t>The order number</w:t>
+            </w:r>
+          </w:p>
+        </w:tc>
+      </w:tr>
+      <w:tr>
+        <w:trPr>
+          <w:jc w:val="center"/>
+        </w:trPr>
+        <w:tc>
+          <w:tcPr>
+            <w:tcW w:w="2880" w:type="dxa"/>
+            <w:tcBorders>
+              <w:top w:val="single" w:sz="4" w:space="0" w:color="D1D5DB"/>
+              <w:left w:val="single" w:sz="4" w:space="0" w:color="D1D5DB"/>
+              <w:bottom w:val="single" w:sz="4" w:space="0" w:color="D1D5DB"/>
+              <w:right w:val="single" w:sz="4" w:space="0" w:color="D1D5DB"/>
+            </w:tcBorders>
+            <w:tcMar>
+              <w:top w:w="100" w:type="dxa"/>
+              <w:left w:w="140" w:type="dxa"/>
+              <w:bottom w:w="100" w:type="dxa"/>
+              <w:right w:w="140" w:type="dxa"/>
+            </w:tcMar>
+          </w:tcPr>
+          <w:p>
+            <w:pPr>
+              <w:spacing w:after="0"/>
+            </w:pPr>
+            <w:r>
+              <w:rPr>
+                <w:b/>
+              </w:rPr>
+              <w:t>{SaleDate}</w:t>
+            </w:r>
+          </w:p>
+        </w:tc>
+        <w:tc>
+          <w:tcPr>
+            <w:tcW w:w="6480" w:type="dxa"/>
+            <w:tcBorders>
+              <w:top w:val="single" w:sz="4" w:space="0" w:color="D1D5DB"/>
+              <w:left w:val="single" w:sz="4" w:space="0" w:color="D1D5DB"/>
+              <w:bottom w:val="single" w:sz="4" w:space="0" w:color="D1D5DB"/>
+              <w:right w:val="single" w:sz="4" w:space="0" w:color="D1D5DB"/>
+            </w:tcBorders>
+            <w:tcMar>
+              <w:top w:w="100" w:type="dxa"/>
+              <w:left w:w="140" w:type="dxa"/>
+              <w:bottom w:w="100" w:type="dxa"/>
+              <w:right w:w="140" w:type="dxa"/>
+            </w:tcMar>
+          </w:tcPr>
+          <w:p>
+            <w:pPr>
+              <w:spacing w:after="0"/>
+            </w:pPr>
+            <w:r>
+              <w:t>The date of the sale</w:t>
+            </w:r>
+          </w:p>
+        </w:tc>
+      </w:tr>
+      <w:tr>
+        <w:trPr>
+          <w:jc w:val="center"/>
+        </w:trPr>
+        <w:tc>
+          <w:tcPr>
+            <w:tcW w:w="2880" w:type="dxa"/>
+            <w:tcBorders>
+              <w:top w:val="single" w:sz="4" w:space="0" w:color="D1D5DB"/>
+              <w:left w:val="single" w:sz="4" w:space="0" w:color="D1D5DB"/>
+              <w:bottom w:val="single" w:sz="4" w:space="0" w:color="D1D5DB"/>
+              <w:right w:val="single" w:sz="4" w:space="0" w:color="D1D5DB"/>
+            </w:tcBorders>
+            <w:shd w:val="clear" w:color="auto" w:fill="F3F4F6"/>
+            <w:tcMar>
+              <w:top w:w="100" w:type="dxa"/>
+              <w:left w:w="140" w:type="dxa"/>
+              <w:bottom w:w="100" w:type="dxa"/>
+              <w:right w:w="140" w:type="dxa"/>
+            </w:tcMar>
+          </w:tcPr>
+          <w:p>
+            <w:pPr>
+              <w:spacing w:after="0"/>
+            </w:pPr>
+            <w:r>
+              <w:rPr>
+                <w:b/>
+              </w:rPr>
+              <w:t>{Total}</w:t>
+            </w:r>
+          </w:p>
+        </w:tc>
+        <w:tc>
+          <w:tcPr>
+            <w:tcW w:w="6480" w:type="dxa"/>
+            <w:tcBorders>
+              <w:top w:val="single" w:sz="4" w:space="0" w:color="D1D5DB"/>
+              <w:left w:val="single" w:sz="4" w:space="0" w:color="D1D5DB"/>
+              <w:bottom w:val="single" w:sz="4" w:space="0" w:color="D1D5DB"/>
+              <w:right w:val="single" w:sz="4" w:space="0" w:color="D1D5DB"/>
+            </w:tcBorders>
+            <w:shd w:val="clear" w:color="auto" w:fill="F3F4F6"/>
+            <w:tcMar>
+              <w:top w:w="100" w:type="dxa"/>
+              <w:left w:w="140" w:type="dxa"/>
+              <w:bottom w:w="100" w:type="dxa"/>
+              <w:right w:w="140" w:type="dxa"/>
+            </w:tcMar>
+          </w:tcPr>
+          <w:p>
+            <w:pPr>
+              <w:spacing w:after="0"/>
+            </w:pPr>
+            <w:r>
+              <w:t>The order total</w:t>
+            </w:r>
+          </w:p>
+        </w:tc>
+      </w:tr>
+      <w:tr>
+        <w:trPr>
+          <w:jc w:val="center"/>
+        </w:trPr>
+        <w:tc>
+          <w:tcPr>
+            <w:tcW w:w="2880" w:type="dxa"/>
+            <w:tcBorders>
+              <w:top w:val="single" w:sz="4" w:space="0" w:color="D1D5DB"/>
+              <w:left w:val="single" w:sz="4" w:space="0" w:color="D1D5DB"/>
+              <w:bottom w:val="single" w:sz="4" w:space="0" w:color="D1D5DB"/>
+              <w:right w:val="single" w:sz="4" w:space="0" w:color="D1D5DB"/>
+            </w:tcBorders>
+            <w:tcMar>
+              <w:top w:w="100" w:type="dxa"/>
+              <w:left w:w="140" w:type="dxa"/>
+              <w:bottom w:w="100" w:type="dxa"/>
+              <w:right w:w="140" w:type="dxa"/>
+            </w:tcMar>
+          </w:tcPr>
+          <w:p>
+            <w:pPr>
+              <w:spacing w:after="0"/>
+            </w:pPr>
+            <w:r>
+              <w:rPr>
+                <w:b/>
+              </w:rPr>
+              <w:t>{BalanceDue}</w:t>
+            </w:r>
+          </w:p>
+        </w:tc>
+        <w:tc>
+          <w:tcPr>
+            <w:tcW w:w="6480" w:type="dxa"/>
+            <w:tcBorders>
+              <w:top w:val="single" w:sz="4" w:space="0" w:color="D1D5DB"/>
+              <w:left w:val="single" w:sz="4" w:space="0" w:color="D1D5DB"/>
+              <w:bottom w:val="single" w:sz="4" w:space="0" w:color="D1D5DB"/>
+              <w:right w:val="single" w:sz="4" w:space="0" w:color="D1D5DB"/>
+            </w:tcBorders>
+            <w:tcMar>
+              <w:top w:w="100" w:type="dxa"/>
+              <w:left w:w="140" w:type="dxa"/>
+              <w:bottom w:w="100" w:type="dxa"/>
+              <w:right w:w="140" w:type="dxa"/>
+            </w:tcMar>
+          </w:tcPr>
+          <w:p>
+            <w:pPr>
+              <w:spacing w:after="0"/>
+            </w:pPr>
+            <w:r>
+              <w:t>What is still owed</w:t>
+            </w:r>
+          </w:p>
+        </w:tc>
+      </w:tr>
+      <w:tr>
+        <w:trPr>
+          <w:jc w:val="center"/>
+        </w:trPr>
+        <w:tc>
+          <w:tcPr>
+            <w:tcW w:w="2880" w:type="dxa"/>
+            <w:tcBorders>
+              <w:top w:val="single" w:sz="4" w:space="0" w:color="D1D5DB"/>
+              <w:left w:val="single" w:sz="4" w:space="0" w:color="D1D5DB"/>
+              <w:bottom w:val="single" w:sz="4" w:space="0" w:color="D1D5DB"/>
+              <w:right w:val="single" w:sz="4" w:space="0" w:color="D1D5DB"/>
+            </w:tcBorders>
+            <w:shd w:val="clear" w:color="auto" w:fill="F3F4F6"/>
+            <w:tcMar>
+              <w:top w:w="100" w:type="dxa"/>
+              <w:left w:w="140" w:type="dxa"/>
+              <w:bottom w:w="100" w:type="dxa"/>
+              <w:right w:w="140" w:type="dxa"/>
+            </w:tcMar>
+          </w:tcPr>
+          <w:p>
+            <w:pPr>
+              <w:spacing w:after="0"/>
+            </w:pPr>
+            <w:r>
+              <w:rPr>
+                <w:b/>
+              </w:rPr>
+              <w:t>{SalesRep}</w:t>
+            </w:r>
+          </w:p>
+        </w:tc>
+        <w:tc>
+          <w:tcPr>
+            <w:tcW w:w="6480" w:type="dxa"/>
+            <w:tcBorders>
+              <w:top w:val="single" w:sz="4" w:space="0" w:color="D1D5DB"/>
+              <w:left w:val="single" w:sz="4" w:space="0" w:color="D1D5DB"/>
+              <w:bottom w:val="single" w:sz="4" w:space="0" w:color="D1D5DB"/>
+              <w:right w:val="single" w:sz="4" w:space="0" w:color="D1D5DB"/>
+            </w:tcBorders>
+            <w:shd w:val="clear" w:color="auto" w:fill="F3F4F6"/>
+            <w:tcMar>
+              <w:top w:w="100" w:type="dxa"/>
+              <w:left w:w="140" w:type="dxa"/>
+              <w:bottom w:w="100" w:type="dxa"/>
+              <w:right w:w="140" w:type="dxa"/>
+            </w:tcMar>
+          </w:tcPr>
+          <w:p>
+            <w:pPr>
+              <w:spacing w:after="0"/>
+            </w:pPr>
+            <w:r>
+              <w:t>The sales rep's name</w:t>
+            </w:r>
+          </w:p>
+        </w:tc>
+      </w:tr>
+      <w:tr>
+        <w:trPr>
+          <w:jc w:val="center"/>
+        </w:trPr>
+        <w:tc>
+          <w:tcPr>
+            <w:tcW w:w="2880" w:type="dxa"/>
+            <w:tcBorders>
+              <w:top w:val="single" w:sz="4" w:space="0" w:color="D1D5DB"/>
+              <w:left w:val="single" w:sz="4" w:space="0" w:color="D1D5DB"/>
+              <w:bottom w:val="single" w:sz="4" w:space="0" w:color="D1D5DB"/>
+              <w:right w:val="single" w:sz="4" w:space="0" w:color="D1D5DB"/>
+            </w:tcBorders>
+            <w:tcMar>
+              <w:top w:w="100" w:type="dxa"/>
+              <w:left w:w="140" w:type="dxa"/>
+              <w:bottom w:w="100" w:type="dxa"/>
+              <w:right w:w="140" w:type="dxa"/>
+            </w:tcMar>
+          </w:tcPr>
+          <w:p>
+            <w:pPr>
+              <w:spacing w:after="0"/>
+            </w:pPr>
+            <w:r>
+              <w:rPr>
+                <w:b/>
+              </w:rPr>
+              <w:t>{CustomerServicePhone}</w:t>
+            </w:r>
+          </w:p>
+        </w:tc>
+        <w:tc>
+          <w:tcPr>
+            <w:tcW w:w="6480" w:type="dxa"/>
+            <w:tcBorders>
+              <w:top w:val="single" w:sz="4" w:space="0" w:color="D1D5DB"/>
+              <w:left w:val="single" w:sz="4" w:space="0" w:color="D1D5DB"/>
+              <w:bottom w:val="single" w:sz="4" w:space="0" w:color="D1D5DB"/>
+              <w:right w:val="single" w:sz="4" w:space="0" w:color="D1D5DB"/>
+            </w:tcBorders>
+            <w:tcMar>
+              <w:top w:w="100" w:type="dxa"/>
+              <w:left w:w="140" w:type="dxa"/>
+              <w:bottom w:w="100" w:type="dxa"/>
+              <w:right w:w="140" w:type="dxa"/>
+            </w:tcMar>
+          </w:tcPr>
+          <w:p>
+            <w:pPr>
+              <w:spacing w:after="0"/>
+            </w:pPr>
+            <w:r>
+              <w:t>The customer service number</w:t>
+            </w:r>
+          </w:p>
+        </w:tc>
+      </w:tr>
+      <w:tr>
+        <w:trPr>
+          <w:jc w:val="center"/>
+        </w:trPr>
+        <w:tc>
+          <w:tcPr>
+            <w:tcW w:w="2880" w:type="dxa"/>
+            <w:tcBorders>
+              <w:top w:val="single" w:sz="4" w:space="0" w:color="D1D5DB"/>
+              <w:left w:val="single" w:sz="4" w:space="0" w:color="D1D5DB"/>
+              <w:bottom w:val="single" w:sz="4" w:space="0" w:color="D1D5DB"/>
+              <w:right w:val="single" w:sz="4" w:space="0" w:color="D1D5DB"/>
+            </w:tcBorders>
+            <w:shd w:val="clear" w:color="auto" w:fill="F3F4F6"/>
+            <w:tcMar>
+              <w:top w:w="100" w:type="dxa"/>
+              <w:left w:w="140" w:type="dxa"/>
+              <w:bottom w:w="100" w:type="dxa"/>
+              <w:right w:w="140" w:type="dxa"/>
+            </w:tcMar>
+          </w:tcPr>
+          <w:p>
+            <w:pPr>
+              <w:spacing w:after="0"/>
+            </w:pPr>
+            <w:r>
+              <w:rPr>
+                <w:b/>
+              </w:rPr>
+              <w:t>{WhatHappensNext}</w:t>
+            </w:r>
+          </w:p>
+        </w:tc>
+        <w:tc>
+          <w:tcPr>
+            <w:tcW w:w="6480" w:type="dxa"/>
+            <w:tcBorders>
+              <w:top w:val="single" w:sz="4" w:space="0" w:color="D1D5DB"/>
+              <w:left w:val="single" w:sz="4" w:space="0" w:color="D1D5DB"/>
+              <w:bottom w:val="single" w:sz="4" w:space="0" w:color="D1D5DB"/>
+              <w:right w:val="single" w:sz="4" w:space="0" w:color="D1D5DB"/>
+            </w:tcBorders>
+            <w:shd w:val="clear" w:color="auto" w:fill="F3F4F6"/>
+            <w:tcMar>
+              <w:top w:w="100" w:type="dxa"/>
+              <w:left w:w="140" w:type="dxa"/>
+              <w:bottom w:w="100" w:type="dxa"/>
+              <w:right w:w="140" w:type="dxa"/>
+            </w:tcMar>
+          </w:tcPr>
+          <w:p>
+            <w:pPr>
+              <w:spacing w:after="0"/>
+            </w:pPr>
+            <w:r>
+              <w:t>A "What happens next" list written for that order: what went home today, what's being shipped and where, the boxed mattress, keeping a protector on, and any balance owed. Put it on a line of its own; it disappears when none of it applies.</w:t>
+            </w:r>
+          </w:p>
+        </w:tc>
+      </w:tr>
+    </w:tbl>
+    <w:p>
+      <w:pPr>
+        <w:spacing w:after="40"/>
+      </w:pPr>
+    </w:p>
+    <w:tbl>
+      <w:tblPr>
+        <w:tblW w:w="0" w:type="auto"/>
+        <w:jc w:val="center"/>
+        <w:tblLook w:val="04A0" w:firstRow="1" w:lastRow="0" w:firstColumn="1" w:lastColumn="0" w:noHBand="0" w:noVBand="1"/>
+      </w:tblPr>
+      <w:tblGrid>
+        <w:gridCol w:w="9360"/>
+      </w:tblGrid>
+      <w:tr>
+        <w:trPr>
+          <w:jc w:val="center"/>
+        </w:trPr>
+        <w:tc>
+          <w:tcPr>
+            <w:tcW w:w="9360" w:type="dxa"/>
+            <w:tcBorders>
+              <w:top w:val="single" w:sz="4" w:space="0" w:color="E0F2FE"/>
+              <w:left w:val="single" w:sz="36" w:space="0" w:color="0284C7"/>
+              <w:bottom w:val="single" w:sz="4" w:space="0" w:color="E0F2FE"/>
+              <w:right w:val="single" w:sz="4" w:space="0" w:color="E0F2FE"/>
+            </w:tcBorders>
+            <w:shd w:val="clear" w:color="auto" w:fill="E0F2FE"/>
+            <w:tcMar>
+              <w:top w:w="120" w:type="dxa"/>
+              <w:left w:w="200" w:type="dxa"/>
+              <w:bottom w:w="120" w:type="dxa"/>
+              <w:right w:w="160" w:type="dxa"/>
+            </w:tcMar>
+          </w:tcPr>
+          <w:p>
+            <w:pPr>
+              <w:spacing w:after="0"/>
+            </w:pPr>
+            <w:r>
+              <w:rPr>
+                <w:b/>
+                <w:color w:val="0284C7"/>
+              </w:rPr>
+              <w:t xml:space="preserve">Tip:  </w:t>
+            </w:r>
+            <w:r>
+              <w:t>If a placeholder is misspelt, the screen points it out in orange and it would be sent exactly as typed. Check it against the list.</w:t>
+            </w:r>
+          </w:p>
+        </w:tc>
+      </w:tr>
+    </w:tbl>
+    <w:p>
+      <w:pPr>
+        <w:spacing w:after="40"/>
+      </w:pPr>
+    </w:p>
+    <w:p>
+      <w:r>
+        <w:rPr>
+          <w:b/>
+        </w:rPr>
+        <w:t>Discard changes</w:t>
+      </w:r>
+      <w:r>
+        <w:t xml:space="preserve"> puts back the saved wording. </w:t>
+      </w:r>
+      <w:r>
+        <w:rPr>
+          <w:b/>
+        </w:rPr>
+        <w:t>Reset to default</w:t>
+      </w:r>
+      <w:r>
+        <w:t xml:space="preserve"> goes back to the app's own wording, after asking you to confirm.</w:t>
+      </w:r>
+    </w:p>
+    <w:p>
+      <w:pPr>
+        <w:pStyle w:val="Heading1"/>
+        <w:pageBreakBefore/>
+      </w:pPr>
+      <w:bookmarkStart w:id="45" w:name="_Toc241701880"/>
+      <w:r>
+        <w:lastRenderedPageBreak/>
+        <w:t>Owner: permanent deletes</w:t>
+      </w:r>
+      <w:bookmarkEnd w:id="45"/>
+    </w:p>
+    <w:p>
+      <w:r>
+        <w:t xml:space="preserve">Everything in this section is only available to </w:t>
+      </w:r>
+      <w:r>
+        <w:rPr>
+          <w:b/>
+        </w:rPr>
+        <w:t>Owners</w:t>
+      </w:r>
+      <w:r>
+        <w:t xml:space="preserve">. Admins can archive, deactivate and void, which keeps the records on file. An owner can remove records from the database for good. There's no undo, so every permanent delete asks you to type </w:t>
+      </w:r>
+      <w:r>
+        <w:rPr>
+          <w:b/>
+        </w:rPr>
+        <w:t>DELETE</w:t>
+      </w:r>
+      <w:r>
+        <w:t xml:space="preserve"> before the button unlocks.</w:t>
+      </w:r>
+    </w:p>
+    <w:p>
+      <w:pPr>
+        <w:keepNext/>
+        <w:spacing w:after="40"/>
+        <w:jc w:val="center"/>
+      </w:pPr>
+      <w:r>
+        <w:rPr>
+          <w:noProof/>
+        </w:rPr>
+        <w:drawing>
+          <wp:inline distT="0" distB="0" distL="0" distR="0" wp14:anchorId="52AEEBAE" wp14:editId="1B944D7A">
             <wp:extent cx="4754880" cy="3312709"/>
             <wp:effectExtent l="0" t="0" r="0" b="0"/>
-            <wp:docPr id="31" name="Picture 31"/>
+            <wp:docPr id="32" name="Picture 32"/>
             <wp:cNvGraphicFramePr>
               <a:graphicFrameLocks xmlns:a="http://schemas.openxmlformats.org/drawingml/2006/main" noChangeAspect="1"/>
             </wp:cNvGraphicFramePr>
@@ -14971,7 +16020,7 @@
                     <pic:cNvPicPr/>
                   </pic:nvPicPr>
                   <pic:blipFill>
-                    <a:blip r:embed="rId39"/>
+                    <a:blip r:embed="rId40"/>
                     <a:stretch>
                       <a:fillRect/>
                     </a:stretch>
@@ -15620,12 +16669,12 @@
         <w:pStyle w:val="Heading1"/>
         <w:pageBreakBefore/>
       </w:pPr>
-      <w:bookmarkStart w:id="45" w:name="_Toc241699125"/>
+      <w:bookmarkStart w:id="46" w:name="_Toc241701881"/>
       <w:r>
         <w:lastRenderedPageBreak/>
         <w:t>Tips and troubleshooting</w:t>
       </w:r>
-      <w:bookmarkEnd w:id="45"/>
+      <w:bookmarkEnd w:id="46"/>
     </w:p>
     <w:p>
       <w:r>
@@ -15784,6 +16833,28 @@
     <w:p>
       <w:r>
         <w:t>The app hasn't been connected to an email account yet. Print the receipt or report instead, and ask whoever looks after the app to add the email settings.</w:t>
+      </w:r>
+    </w:p>
+    <w:p>
+      <w:pPr>
+        <w:pStyle w:val="Heading3"/>
+      </w:pPr>
+      <w:r>
+        <w:t>I want to change what the receipt email says.</w:t>
+      </w:r>
+    </w:p>
+    <w:p>
+      <w:r>
+        <w:t xml:space="preserve">An administrator can change it under </w:t>
+      </w:r>
+      <w:r>
+        <w:rPr>
+          <w:b/>
+        </w:rPr>
+        <w:t>Settings</w:t>
+      </w:r>
+      <w:r>
+        <w:t xml:space="preserve"> (see *Admin: the receipt email*).</w:t>
       </w:r>
     </w:p>
     <w:p>
@@ -15985,22 +17056,22 @@
         <w:pStyle w:val="Heading1"/>
         <w:pageBreakBefore/>
       </w:pPr>
-      <w:bookmarkStart w:id="46" w:name="_Toc241699126"/>
+      <w:bookmarkStart w:id="47" w:name="_Toc241701882"/>
       <w:r>
         <w:lastRenderedPageBreak/>
         <w:t>Quick reference</w:t>
       </w:r>
-      <w:bookmarkEnd w:id="46"/>
+      <w:bookmarkEnd w:id="47"/>
     </w:p>
     <w:p>
       <w:pPr>
         <w:pStyle w:val="Heading2"/>
       </w:pPr>
-      <w:bookmarkStart w:id="47" w:name="_Toc241699127"/>
+      <w:bookmarkStart w:id="48" w:name="_Toc241701883"/>
       <w:r>
         <w:t>Sales rep checklist</w:t>
       </w:r>
-      <w:bookmarkEnd w:id="47"/>
+      <w:bookmarkEnd w:id="48"/>
     </w:p>
     <w:p>
       <w:pPr>
@@ -16140,11 +17211,11 @@
       <w:pPr>
         <w:pStyle w:val="Heading2"/>
       </w:pPr>
-      <w:bookmarkStart w:id="48" w:name="_Toc241699128"/>
+      <w:bookmarkStart w:id="49" w:name="_Toc241701884"/>
       <w:r>
         <w:t>Checkout checklist</w:t>
       </w:r>
-      <w:bookmarkEnd w:id="48"/>
+      <w:bookmarkEnd w:id="49"/>
     </w:p>
     <w:p>
       <w:pPr>
@@ -16328,11 +17399,11 @@
       <w:pPr>
         <w:pStyle w:val="Heading2"/>
       </w:pPr>
-      <w:bookmarkStart w:id="49" w:name="_Toc241699129"/>
+      <w:bookmarkStart w:id="50" w:name="_Toc241701885"/>
       <w:r>
         <w:t>Inventory counts</w:t>
       </w:r>
-      <w:bookmarkEnd w:id="49"/>
+      <w:bookmarkEnd w:id="50"/>
     </w:p>
     <w:p>
       <w:pPr>
@@ -16532,11 +17603,11 @@
       <w:pPr>
         <w:pStyle w:val="Heading2"/>
       </w:pPr>
-      <w:bookmarkStart w:id="50" w:name="_Toc241699130"/>
+      <w:bookmarkStart w:id="51" w:name="_Toc241701886"/>
       <w:r>
         <w:t>Order status at a glance</w:t>
       </w:r>
-      <w:bookmarkEnd w:id="50"/>
+      <w:bookmarkEnd w:id="51"/>
     </w:p>
     <w:tbl>
       <w:tblPr>
@@ -16856,7 +17927,7 @@
       </w:pPr>
     </w:p>
     <w:sectPr>
-      <w:footerReference w:type="default" r:id="rId40"/>
+      <w:footerReference w:type="default" r:id="rId41"/>
       <w:pgSz w:w="12240" w:h="15840"/>
       <w:pgMar w:top="1296" w:right="1440" w:bottom="1296" w:left="1440" w:header="720" w:footer="720" w:gutter="0"/>
       <w:cols w:space="720"/>
@@ -17152,31 +18223,31 @@
       </w:rPr>
     </w:lvl>
   </w:abstractNum>
-  <w:num w:numId="1" w16cid:durableId="1142772082">
+  <w:num w:numId="1" w16cid:durableId="1150487065">
     <w:abstractNumId w:val="8"/>
   </w:num>
-  <w:num w:numId="2" w16cid:durableId="1137335535">
+  <w:num w:numId="2" w16cid:durableId="588542905">
     <w:abstractNumId w:val="6"/>
   </w:num>
-  <w:num w:numId="3" w16cid:durableId="784733113">
+  <w:num w:numId="3" w16cid:durableId="700328444">
     <w:abstractNumId w:val="5"/>
   </w:num>
-  <w:num w:numId="4" w16cid:durableId="1909610008">
+  <w:num w:numId="4" w16cid:durableId="2113209966">
     <w:abstractNumId w:val="4"/>
   </w:num>
-  <w:num w:numId="5" w16cid:durableId="894514313">
+  <w:num w:numId="5" w16cid:durableId="643043379">
     <w:abstractNumId w:val="7"/>
   </w:num>
-  <w:num w:numId="6" w16cid:durableId="661664348">
+  <w:num w:numId="6" w16cid:durableId="1216939749">
     <w:abstractNumId w:val="3"/>
   </w:num>
-  <w:num w:numId="7" w16cid:durableId="878709966">
+  <w:num w:numId="7" w16cid:durableId="328219140">
     <w:abstractNumId w:val="2"/>
   </w:num>
-  <w:num w:numId="8" w16cid:durableId="1918510911">
+  <w:num w:numId="8" w16cid:durableId="1465930970">
     <w:abstractNumId w:val="1"/>
   </w:num>
-  <w:num w:numId="9" w16cid:durableId="501161021">
+  <w:num w:numId="9" w16cid:durableId="1031691146">
     <w:abstractNumId w:val="0"/>
   </w:num>
 </w:numbering>
@@ -28568,7 +29639,7 @@
     <w:autoRedefine/>
     <w:uiPriority w:val="39"/>
     <w:unhideWhenUsed/>
-    <w:rsid w:val="0027593C"/>
+    <w:rsid w:val="001A1662"/>
     <w:pPr>
       <w:spacing w:after="100"/>
     </w:pPr>
@@ -28580,7 +29651,7 @@
     <w:autoRedefine/>
     <w:uiPriority w:val="39"/>
     <w:unhideWhenUsed/>
-    <w:rsid w:val="0027593C"/>
+    <w:rsid w:val="001A1662"/>
     <w:pPr>
       <w:spacing w:after="100"/>
       <w:ind w:left="220"/>
@@ -28591,7 +29662,7 @@
     <w:basedOn w:val="DefaultParagraphFont"/>
     <w:uiPriority w:val="99"/>
     <w:unhideWhenUsed/>
-    <w:rsid w:val="0027593C"/>
+    <w:rsid w:val="001A1662"/>
     <w:rPr>
       <w:color w:val="0000FF" w:themeColor="hyperlink"/>
       <w:u w:val="single"/>

--- a/Documents/CFS Sales App User Guide.docx
+++ b/Documents/CFS Sales App User Guide.docx
@@ -345,7 +345,7 @@
       <w:r>
         <w:fldChar w:fldCharType="separate"/>
       </w:r>
-      <w:hyperlink w:anchor="_Toc241701835" w:history="1">
+      <w:hyperlink w:anchor="_Toc241702844" w:history="1">
         <w:r>
           <w:rPr>
             <w:rStyle w:val="Hyperlink"/>
@@ -372,7 +372,7 @@
             <w:noProof/>
             <w:webHidden/>
           </w:rPr>
-          <w:instrText xml:space="preserve"> PAGEREF _Toc241701835 \h </w:instrText>
+          <w:instrText xml:space="preserve"> PAGEREF _Toc241702844 \h </w:instrText>
         </w:r>
         <w:r>
           <w:rPr>
@@ -413,7 +413,7 @@
           <w:noProof/>
         </w:rPr>
       </w:pPr>
-      <w:hyperlink w:anchor="_Toc241701836" w:history="1">
+      <w:hyperlink w:anchor="_Toc241702845" w:history="1">
         <w:r>
           <w:rPr>
             <w:rStyle w:val="Hyperlink"/>
@@ -440,7 +440,7 @@
             <w:noProof/>
             <w:webHidden/>
           </w:rPr>
-          <w:instrText xml:space="preserve"> PAGEREF _Toc241701836 \h </w:instrText>
+          <w:instrText xml:space="preserve"> PAGEREF _Toc241702845 \h </w:instrText>
         </w:r>
         <w:r>
           <w:rPr>
@@ -481,7 +481,7 @@
           <w:noProof/>
         </w:rPr>
       </w:pPr>
-      <w:hyperlink w:anchor="_Toc241701837" w:history="1">
+      <w:hyperlink w:anchor="_Toc241702846" w:history="1">
         <w:r>
           <w:rPr>
             <w:rStyle w:val="Hyperlink"/>
@@ -508,7 +508,7 @@
             <w:noProof/>
             <w:webHidden/>
           </w:rPr>
-          <w:instrText xml:space="preserve"> PAGEREF _Toc241701837 \h </w:instrText>
+          <w:instrText xml:space="preserve"> PAGEREF _Toc241702846 \h </w:instrText>
         </w:r>
         <w:r>
           <w:rPr>
@@ -549,7 +549,7 @@
           <w:noProof/>
         </w:rPr>
       </w:pPr>
-      <w:hyperlink w:anchor="_Toc241701838" w:history="1">
+      <w:hyperlink w:anchor="_Toc241702847" w:history="1">
         <w:r>
           <w:rPr>
             <w:rStyle w:val="Hyperlink"/>
@@ -576,7 +576,7 @@
             <w:noProof/>
             <w:webHidden/>
           </w:rPr>
-          <w:instrText xml:space="preserve"> PAGEREF _Toc241701838 \h </w:instrText>
+          <w:instrText xml:space="preserve"> PAGEREF _Toc241702847 \h </w:instrText>
         </w:r>
         <w:r>
           <w:rPr>
@@ -617,7 +617,7 @@
           <w:noProof/>
         </w:rPr>
       </w:pPr>
-      <w:hyperlink w:anchor="_Toc241701839" w:history="1">
+      <w:hyperlink w:anchor="_Toc241702848" w:history="1">
         <w:r>
           <w:rPr>
             <w:rStyle w:val="Hyperlink"/>
@@ -644,7 +644,7 @@
             <w:noProof/>
             <w:webHidden/>
           </w:rPr>
-          <w:instrText xml:space="preserve"> PAGEREF _Toc241701839 \h </w:instrText>
+          <w:instrText xml:space="preserve"> PAGEREF _Toc241702848 \h </w:instrText>
         </w:r>
         <w:r>
           <w:rPr>
@@ -685,7 +685,7 @@
           <w:noProof/>
         </w:rPr>
       </w:pPr>
-      <w:hyperlink w:anchor="_Toc241701840" w:history="1">
+      <w:hyperlink w:anchor="_Toc241702849" w:history="1">
         <w:r>
           <w:rPr>
             <w:rStyle w:val="Hyperlink"/>
@@ -712,7 +712,7 @@
             <w:noProof/>
             <w:webHidden/>
           </w:rPr>
-          <w:instrText xml:space="preserve"> PAGEREF _Toc241701840 \h </w:instrText>
+          <w:instrText xml:space="preserve"> PAGEREF _Toc241702849 \h </w:instrText>
         </w:r>
         <w:r>
           <w:rPr>
@@ -753,7 +753,7 @@
           <w:noProof/>
         </w:rPr>
       </w:pPr>
-      <w:hyperlink w:anchor="_Toc241701841" w:history="1">
+      <w:hyperlink w:anchor="_Toc241702850" w:history="1">
         <w:r>
           <w:rPr>
             <w:rStyle w:val="Hyperlink"/>
@@ -780,7 +780,7 @@
             <w:noProof/>
             <w:webHidden/>
           </w:rPr>
-          <w:instrText xml:space="preserve"> PAGEREF _Toc241701841 \h </w:instrText>
+          <w:instrText xml:space="preserve"> PAGEREF _Toc241702850 \h </w:instrText>
         </w:r>
         <w:r>
           <w:rPr>
@@ -821,7 +821,7 @@
           <w:noProof/>
         </w:rPr>
       </w:pPr>
-      <w:hyperlink w:anchor="_Toc241701842" w:history="1">
+      <w:hyperlink w:anchor="_Toc241702851" w:history="1">
         <w:r>
           <w:rPr>
             <w:rStyle w:val="Hyperlink"/>
@@ -848,7 +848,7 @@
             <w:noProof/>
             <w:webHidden/>
           </w:rPr>
-          <w:instrText xml:space="preserve"> PAGEREF _Toc241701842 \h </w:instrText>
+          <w:instrText xml:space="preserve"> PAGEREF _Toc241702851 \h </w:instrText>
         </w:r>
         <w:r>
           <w:rPr>
@@ -889,7 +889,7 @@
           <w:noProof/>
         </w:rPr>
       </w:pPr>
-      <w:hyperlink w:anchor="_Toc241701843" w:history="1">
+      <w:hyperlink w:anchor="_Toc241702852" w:history="1">
         <w:r>
           <w:rPr>
             <w:rStyle w:val="Hyperlink"/>
@@ -916,7 +916,7 @@
             <w:noProof/>
             <w:webHidden/>
           </w:rPr>
-          <w:instrText xml:space="preserve"> PAGEREF _Toc241701843 \h </w:instrText>
+          <w:instrText xml:space="preserve"> PAGEREF _Toc241702852 \h </w:instrText>
         </w:r>
         <w:r>
           <w:rPr>
@@ -957,7 +957,7 @@
           <w:noProof/>
         </w:rPr>
       </w:pPr>
-      <w:hyperlink w:anchor="_Toc241701844" w:history="1">
+      <w:hyperlink w:anchor="_Toc241702853" w:history="1">
         <w:r>
           <w:rPr>
             <w:rStyle w:val="Hyperlink"/>
@@ -984,7 +984,7 @@
             <w:noProof/>
             <w:webHidden/>
           </w:rPr>
-          <w:instrText xml:space="preserve"> PAGEREF _Toc241701844 \h </w:instrText>
+          <w:instrText xml:space="preserve"> PAGEREF _Toc241702853 \h </w:instrText>
         </w:r>
         <w:r>
           <w:rPr>
@@ -1025,7 +1025,7 @@
           <w:noProof/>
         </w:rPr>
       </w:pPr>
-      <w:hyperlink w:anchor="_Toc241701845" w:history="1">
+      <w:hyperlink w:anchor="_Toc241702854" w:history="1">
         <w:r>
           <w:rPr>
             <w:rStyle w:val="Hyperlink"/>
@@ -1052,7 +1052,7 @@
             <w:noProof/>
             <w:webHidden/>
           </w:rPr>
-          <w:instrText xml:space="preserve"> PAGEREF _Toc241701845 \h </w:instrText>
+          <w:instrText xml:space="preserve"> PAGEREF _Toc241702854 \h </w:instrText>
         </w:r>
         <w:r>
           <w:rPr>
@@ -1093,7 +1093,7 @@
           <w:noProof/>
         </w:rPr>
       </w:pPr>
-      <w:hyperlink w:anchor="_Toc241701846" w:history="1">
+      <w:hyperlink w:anchor="_Toc241702855" w:history="1">
         <w:r>
           <w:rPr>
             <w:rStyle w:val="Hyperlink"/>
@@ -1120,7 +1120,7 @@
             <w:noProof/>
             <w:webHidden/>
           </w:rPr>
-          <w:instrText xml:space="preserve"> PAGEREF _Toc241701846 \h </w:instrText>
+          <w:instrText xml:space="preserve"> PAGEREF _Toc241702855 \h </w:instrText>
         </w:r>
         <w:r>
           <w:rPr>
@@ -1161,7 +1161,7 @@
           <w:noProof/>
         </w:rPr>
       </w:pPr>
-      <w:hyperlink w:anchor="_Toc241701847" w:history="1">
+      <w:hyperlink w:anchor="_Toc241702856" w:history="1">
         <w:r>
           <w:rPr>
             <w:rStyle w:val="Hyperlink"/>
@@ -1188,7 +1188,7 @@
             <w:noProof/>
             <w:webHidden/>
           </w:rPr>
-          <w:instrText xml:space="preserve"> PAGEREF _Toc241701847 \h </w:instrText>
+          <w:instrText xml:space="preserve"> PAGEREF _Toc241702856 \h </w:instrText>
         </w:r>
         <w:r>
           <w:rPr>
@@ -1229,7 +1229,7 @@
           <w:noProof/>
         </w:rPr>
       </w:pPr>
-      <w:hyperlink w:anchor="_Toc241701848" w:history="1">
+      <w:hyperlink w:anchor="_Toc241702857" w:history="1">
         <w:r>
           <w:rPr>
             <w:rStyle w:val="Hyperlink"/>
@@ -1256,7 +1256,7 @@
             <w:noProof/>
             <w:webHidden/>
           </w:rPr>
-          <w:instrText xml:space="preserve"> PAGEREF _Toc241701848 \h </w:instrText>
+          <w:instrText xml:space="preserve"> PAGEREF _Toc241702857 \h </w:instrText>
         </w:r>
         <w:r>
           <w:rPr>
@@ -1297,7 +1297,7 @@
           <w:noProof/>
         </w:rPr>
       </w:pPr>
-      <w:hyperlink w:anchor="_Toc241701849" w:history="1">
+      <w:hyperlink w:anchor="_Toc241702858" w:history="1">
         <w:r>
           <w:rPr>
             <w:rStyle w:val="Hyperlink"/>
@@ -1324,7 +1324,7 @@
             <w:noProof/>
             <w:webHidden/>
           </w:rPr>
-          <w:instrText xml:space="preserve"> PAGEREF _Toc241701849 \h </w:instrText>
+          <w:instrText xml:space="preserve"> PAGEREF _Toc241702858 \h </w:instrText>
         </w:r>
         <w:r>
           <w:rPr>
@@ -1365,7 +1365,7 @@
           <w:noProof/>
         </w:rPr>
       </w:pPr>
-      <w:hyperlink w:anchor="_Toc241701850" w:history="1">
+      <w:hyperlink w:anchor="_Toc241702859" w:history="1">
         <w:r>
           <w:rPr>
             <w:rStyle w:val="Hyperlink"/>
@@ -1392,7 +1392,7 @@
             <w:noProof/>
             <w:webHidden/>
           </w:rPr>
-          <w:instrText xml:space="preserve"> PAGEREF _Toc241701850 \h </w:instrText>
+          <w:instrText xml:space="preserve"> PAGEREF _Toc241702859 \h </w:instrText>
         </w:r>
         <w:r>
           <w:rPr>
@@ -1433,7 +1433,7 @@
           <w:noProof/>
         </w:rPr>
       </w:pPr>
-      <w:hyperlink w:anchor="_Toc241701851" w:history="1">
+      <w:hyperlink w:anchor="_Toc241702860" w:history="1">
         <w:r>
           <w:rPr>
             <w:rStyle w:val="Hyperlink"/>
@@ -1460,7 +1460,7 @@
             <w:noProof/>
             <w:webHidden/>
           </w:rPr>
-          <w:instrText xml:space="preserve"> PAGEREF _Toc241701851 \h </w:instrText>
+          <w:instrText xml:space="preserve"> PAGEREF _Toc241702860 \h </w:instrText>
         </w:r>
         <w:r>
           <w:rPr>
@@ -1501,7 +1501,7 @@
           <w:noProof/>
         </w:rPr>
       </w:pPr>
-      <w:hyperlink w:anchor="_Toc241701852" w:history="1">
+      <w:hyperlink w:anchor="_Toc241702861" w:history="1">
         <w:r>
           <w:rPr>
             <w:rStyle w:val="Hyperlink"/>
@@ -1528,7 +1528,7 @@
             <w:noProof/>
             <w:webHidden/>
           </w:rPr>
-          <w:instrText xml:space="preserve"> PAGEREF _Toc241701852 \h </w:instrText>
+          <w:instrText xml:space="preserve"> PAGEREF _Toc241702861 \h </w:instrText>
         </w:r>
         <w:r>
           <w:rPr>
@@ -1569,7 +1569,7 @@
           <w:noProof/>
         </w:rPr>
       </w:pPr>
-      <w:hyperlink w:anchor="_Toc241701853" w:history="1">
+      <w:hyperlink w:anchor="_Toc241702862" w:history="1">
         <w:r>
           <w:rPr>
             <w:rStyle w:val="Hyperlink"/>
@@ -1596,7 +1596,7 @@
             <w:noProof/>
             <w:webHidden/>
           </w:rPr>
-          <w:instrText xml:space="preserve"> PAGEREF _Toc241701853 \h </w:instrText>
+          <w:instrText xml:space="preserve"> PAGEREF _Toc241702862 \h </w:instrText>
         </w:r>
         <w:r>
           <w:rPr>
@@ -1637,7 +1637,7 @@
           <w:noProof/>
         </w:rPr>
       </w:pPr>
-      <w:hyperlink w:anchor="_Toc241701854" w:history="1">
+      <w:hyperlink w:anchor="_Toc241702863" w:history="1">
         <w:r>
           <w:rPr>
             <w:rStyle w:val="Hyperlink"/>
@@ -1664,7 +1664,7 @@
             <w:noProof/>
             <w:webHidden/>
           </w:rPr>
-          <w:instrText xml:space="preserve"> PAGEREF _Toc241701854 \h </w:instrText>
+          <w:instrText xml:space="preserve"> PAGEREF _Toc241702863 \h </w:instrText>
         </w:r>
         <w:r>
           <w:rPr>
@@ -1705,7 +1705,7 @@
           <w:noProof/>
         </w:rPr>
       </w:pPr>
-      <w:hyperlink w:anchor="_Toc241701855" w:history="1">
+      <w:hyperlink w:anchor="_Toc241702864" w:history="1">
         <w:r>
           <w:rPr>
             <w:rStyle w:val="Hyperlink"/>
@@ -1732,7 +1732,7 @@
             <w:noProof/>
             <w:webHidden/>
           </w:rPr>
-          <w:instrText xml:space="preserve"> PAGEREF _Toc241701855 \h </w:instrText>
+          <w:instrText xml:space="preserve"> PAGEREF _Toc241702864 \h </w:instrText>
         </w:r>
         <w:r>
           <w:rPr>
@@ -1773,7 +1773,7 @@
           <w:noProof/>
         </w:rPr>
       </w:pPr>
-      <w:hyperlink w:anchor="_Toc241701856" w:history="1">
+      <w:hyperlink w:anchor="_Toc241702865" w:history="1">
         <w:r>
           <w:rPr>
             <w:rStyle w:val="Hyperlink"/>
@@ -1800,7 +1800,7 @@
             <w:noProof/>
             <w:webHidden/>
           </w:rPr>
-          <w:instrText xml:space="preserve"> PAGEREF _Toc241701856 \h </w:instrText>
+          <w:instrText xml:space="preserve"> PAGEREF _Toc241702865 \h </w:instrText>
         </w:r>
         <w:r>
           <w:rPr>
@@ -1841,7 +1841,7 @@
           <w:noProof/>
         </w:rPr>
       </w:pPr>
-      <w:hyperlink w:anchor="_Toc241701857" w:history="1">
+      <w:hyperlink w:anchor="_Toc241702866" w:history="1">
         <w:r>
           <w:rPr>
             <w:rStyle w:val="Hyperlink"/>
@@ -1868,7 +1868,7 @@
             <w:noProof/>
             <w:webHidden/>
           </w:rPr>
-          <w:instrText xml:space="preserve"> PAGEREF _Toc241701857 \h </w:instrText>
+          <w:instrText xml:space="preserve"> PAGEREF _Toc241702866 \h </w:instrText>
         </w:r>
         <w:r>
           <w:rPr>
@@ -1909,7 +1909,7 @@
           <w:noProof/>
         </w:rPr>
       </w:pPr>
-      <w:hyperlink w:anchor="_Toc241701858" w:history="1">
+      <w:hyperlink w:anchor="_Toc241702867" w:history="1">
         <w:r>
           <w:rPr>
             <w:rStyle w:val="Hyperlink"/>
@@ -1936,7 +1936,7 @@
             <w:noProof/>
             <w:webHidden/>
           </w:rPr>
-          <w:instrText xml:space="preserve"> PAGEREF _Toc241701858 \h </w:instrText>
+          <w:instrText xml:space="preserve"> PAGEREF _Toc241702867 \h </w:instrText>
         </w:r>
         <w:r>
           <w:rPr>
@@ -1977,7 +1977,7 @@
           <w:noProof/>
         </w:rPr>
       </w:pPr>
-      <w:hyperlink w:anchor="_Toc241701859" w:history="1">
+      <w:hyperlink w:anchor="_Toc241702868" w:history="1">
         <w:r>
           <w:rPr>
             <w:rStyle w:val="Hyperlink"/>
@@ -2004,7 +2004,7 @@
             <w:noProof/>
             <w:webHidden/>
           </w:rPr>
-          <w:instrText xml:space="preserve"> PAGEREF _Toc241701859 \h </w:instrText>
+          <w:instrText xml:space="preserve"> PAGEREF _Toc241702868 \h </w:instrText>
         </w:r>
         <w:r>
           <w:rPr>
@@ -2045,7 +2045,7 @@
           <w:noProof/>
         </w:rPr>
       </w:pPr>
-      <w:hyperlink w:anchor="_Toc241701860" w:history="1">
+      <w:hyperlink w:anchor="_Toc241702869" w:history="1">
         <w:r>
           <w:rPr>
             <w:rStyle w:val="Hyperlink"/>
@@ -2072,7 +2072,7 @@
             <w:noProof/>
             <w:webHidden/>
           </w:rPr>
-          <w:instrText xml:space="preserve"> PAGEREF _Toc241701860 \h </w:instrText>
+          <w:instrText xml:space="preserve"> PAGEREF _Toc241702869 \h </w:instrText>
         </w:r>
         <w:r>
           <w:rPr>
@@ -2113,7 +2113,7 @@
           <w:noProof/>
         </w:rPr>
       </w:pPr>
-      <w:hyperlink w:anchor="_Toc241701861" w:history="1">
+      <w:hyperlink w:anchor="_Toc241702870" w:history="1">
         <w:r>
           <w:rPr>
             <w:rStyle w:val="Hyperlink"/>
@@ -2140,7 +2140,7 @@
             <w:noProof/>
             <w:webHidden/>
           </w:rPr>
-          <w:instrText xml:space="preserve"> PAGEREF _Toc241701861 \h </w:instrText>
+          <w:instrText xml:space="preserve"> PAGEREF _Toc241702870 \h </w:instrText>
         </w:r>
         <w:r>
           <w:rPr>
@@ -2181,7 +2181,7 @@
           <w:noProof/>
         </w:rPr>
       </w:pPr>
-      <w:hyperlink w:anchor="_Toc241701862" w:history="1">
+      <w:hyperlink w:anchor="_Toc241702871" w:history="1">
         <w:r>
           <w:rPr>
             <w:rStyle w:val="Hyperlink"/>
@@ -2208,7 +2208,7 @@
             <w:noProof/>
             <w:webHidden/>
           </w:rPr>
-          <w:instrText xml:space="preserve"> PAGEREF _Toc241701862 \h </w:instrText>
+          <w:instrText xml:space="preserve"> PAGEREF _Toc241702871 \h </w:instrText>
         </w:r>
         <w:r>
           <w:rPr>
@@ -2249,7 +2249,7 @@
           <w:noProof/>
         </w:rPr>
       </w:pPr>
-      <w:hyperlink w:anchor="_Toc241701863" w:history="1">
+      <w:hyperlink w:anchor="_Toc241702872" w:history="1">
         <w:r>
           <w:rPr>
             <w:rStyle w:val="Hyperlink"/>
@@ -2276,7 +2276,7 @@
             <w:noProof/>
             <w:webHidden/>
           </w:rPr>
-          <w:instrText xml:space="preserve"> PAGEREF _Toc241701863 \h </w:instrText>
+          <w:instrText xml:space="preserve"> PAGEREF _Toc241702872 \h </w:instrText>
         </w:r>
         <w:r>
           <w:rPr>
@@ -2317,7 +2317,7 @@
           <w:noProof/>
         </w:rPr>
       </w:pPr>
-      <w:hyperlink w:anchor="_Toc241701864" w:history="1">
+      <w:hyperlink w:anchor="_Toc241702873" w:history="1">
         <w:r>
           <w:rPr>
             <w:rStyle w:val="Hyperlink"/>
@@ -2344,7 +2344,7 @@
             <w:noProof/>
             <w:webHidden/>
           </w:rPr>
-          <w:instrText xml:space="preserve"> PAGEREF _Toc241701864 \h </w:instrText>
+          <w:instrText xml:space="preserve"> PAGEREF _Toc241702873 \h </w:instrText>
         </w:r>
         <w:r>
           <w:rPr>
@@ -2385,7 +2385,7 @@
           <w:noProof/>
         </w:rPr>
       </w:pPr>
-      <w:hyperlink w:anchor="_Toc241701865" w:history="1">
+      <w:hyperlink w:anchor="_Toc241702874" w:history="1">
         <w:r>
           <w:rPr>
             <w:rStyle w:val="Hyperlink"/>
@@ -2412,7 +2412,7 @@
             <w:noProof/>
             <w:webHidden/>
           </w:rPr>
-          <w:instrText xml:space="preserve"> PAGEREF _Toc241701865 \h </w:instrText>
+          <w:instrText xml:space="preserve"> PAGEREF _Toc241702874 \h </w:instrText>
         </w:r>
         <w:r>
           <w:rPr>
@@ -2453,7 +2453,7 @@
           <w:noProof/>
         </w:rPr>
       </w:pPr>
-      <w:hyperlink w:anchor="_Toc241701866" w:history="1">
+      <w:hyperlink w:anchor="_Toc241702875" w:history="1">
         <w:r>
           <w:rPr>
             <w:rStyle w:val="Hyperlink"/>
@@ -2480,7 +2480,7 @@
             <w:noProof/>
             <w:webHidden/>
           </w:rPr>
-          <w:instrText xml:space="preserve"> PAGEREF _Toc241701866 \h </w:instrText>
+          <w:instrText xml:space="preserve"> PAGEREF _Toc241702875 \h </w:instrText>
         </w:r>
         <w:r>
           <w:rPr>
@@ -2521,7 +2521,7 @@
           <w:noProof/>
         </w:rPr>
       </w:pPr>
-      <w:hyperlink w:anchor="_Toc241701867" w:history="1">
+      <w:hyperlink w:anchor="_Toc241702876" w:history="1">
         <w:r>
           <w:rPr>
             <w:rStyle w:val="Hyperlink"/>
@@ -2548,7 +2548,7 @@
             <w:noProof/>
             <w:webHidden/>
           </w:rPr>
-          <w:instrText xml:space="preserve"> PAGEREF _Toc241701867 \h </w:instrText>
+          <w:instrText xml:space="preserve"> PAGEREF _Toc241702876 \h </w:instrText>
         </w:r>
         <w:r>
           <w:rPr>
@@ -2589,7 +2589,7 @@
           <w:noProof/>
         </w:rPr>
       </w:pPr>
-      <w:hyperlink w:anchor="_Toc241701868" w:history="1">
+      <w:hyperlink w:anchor="_Toc241702877" w:history="1">
         <w:r>
           <w:rPr>
             <w:rStyle w:val="Hyperlink"/>
@@ -2616,7 +2616,7 @@
             <w:noProof/>
             <w:webHidden/>
           </w:rPr>
-          <w:instrText xml:space="preserve"> PAGEREF _Toc241701868 \h </w:instrText>
+          <w:instrText xml:space="preserve"> PAGEREF _Toc241702877 \h </w:instrText>
         </w:r>
         <w:r>
           <w:rPr>
@@ -2657,7 +2657,7 @@
           <w:noProof/>
         </w:rPr>
       </w:pPr>
-      <w:hyperlink w:anchor="_Toc241701869" w:history="1">
+      <w:hyperlink w:anchor="_Toc241702878" w:history="1">
         <w:r>
           <w:rPr>
             <w:rStyle w:val="Hyperlink"/>
@@ -2684,7 +2684,7 @@
             <w:noProof/>
             <w:webHidden/>
           </w:rPr>
-          <w:instrText xml:space="preserve"> PAGEREF _Toc241701869 \h </w:instrText>
+          <w:instrText xml:space="preserve"> PAGEREF _Toc241702878 \h </w:instrText>
         </w:r>
         <w:r>
           <w:rPr>
@@ -2725,7 +2725,7 @@
           <w:noProof/>
         </w:rPr>
       </w:pPr>
-      <w:hyperlink w:anchor="_Toc241701870" w:history="1">
+      <w:hyperlink w:anchor="_Toc241702879" w:history="1">
         <w:r>
           <w:rPr>
             <w:rStyle w:val="Hyperlink"/>
@@ -2752,7 +2752,7 @@
             <w:noProof/>
             <w:webHidden/>
           </w:rPr>
-          <w:instrText xml:space="preserve"> PAGEREF _Toc241701870 \h </w:instrText>
+          <w:instrText xml:space="preserve"> PAGEREF _Toc241702879 \h </w:instrText>
         </w:r>
         <w:r>
           <w:rPr>
@@ -2793,7 +2793,7 @@
           <w:noProof/>
         </w:rPr>
       </w:pPr>
-      <w:hyperlink w:anchor="_Toc241701871" w:history="1">
+      <w:hyperlink w:anchor="_Toc241702880" w:history="1">
         <w:r>
           <w:rPr>
             <w:rStyle w:val="Hyperlink"/>
@@ -2820,7 +2820,7 @@
             <w:noProof/>
             <w:webHidden/>
           </w:rPr>
-          <w:instrText xml:space="preserve"> PAGEREF _Toc241701871 \h </w:instrText>
+          <w:instrText xml:space="preserve"> PAGEREF _Toc241702880 \h </w:instrText>
         </w:r>
         <w:r>
           <w:rPr>
@@ -2861,7 +2861,7 @@
           <w:noProof/>
         </w:rPr>
       </w:pPr>
-      <w:hyperlink w:anchor="_Toc241701872" w:history="1">
+      <w:hyperlink w:anchor="_Toc241702881" w:history="1">
         <w:r>
           <w:rPr>
             <w:rStyle w:val="Hyperlink"/>
@@ -2888,7 +2888,7 @@
             <w:noProof/>
             <w:webHidden/>
           </w:rPr>
-          <w:instrText xml:space="preserve"> PAGEREF _Toc241701872 \h </w:instrText>
+          <w:instrText xml:space="preserve"> PAGEREF _Toc241702881 \h </w:instrText>
         </w:r>
         <w:r>
           <w:rPr>
@@ -2929,7 +2929,7 @@
           <w:noProof/>
         </w:rPr>
       </w:pPr>
-      <w:hyperlink w:anchor="_Toc241701873" w:history="1">
+      <w:hyperlink w:anchor="_Toc241702882" w:history="1">
         <w:r>
           <w:rPr>
             <w:rStyle w:val="Hyperlink"/>
@@ -2956,7 +2956,7 @@
             <w:noProof/>
             <w:webHidden/>
           </w:rPr>
-          <w:instrText xml:space="preserve"> PAGEREF _Toc241701873 \h </w:instrText>
+          <w:instrText xml:space="preserve"> PAGEREF _Toc241702882 \h </w:instrText>
         </w:r>
         <w:r>
           <w:rPr>
@@ -2997,7 +2997,7 @@
           <w:noProof/>
         </w:rPr>
       </w:pPr>
-      <w:hyperlink w:anchor="_Toc241701874" w:history="1">
+      <w:hyperlink w:anchor="_Toc241702883" w:history="1">
         <w:r>
           <w:rPr>
             <w:rStyle w:val="Hyperlink"/>
@@ -3024,7 +3024,7 @@
             <w:noProof/>
             <w:webHidden/>
           </w:rPr>
-          <w:instrText xml:space="preserve"> PAGEREF _Toc241701874 \h </w:instrText>
+          <w:instrText xml:space="preserve"> PAGEREF _Toc241702883 \h </w:instrText>
         </w:r>
         <w:r>
           <w:rPr>
@@ -3065,7 +3065,7 @@
           <w:noProof/>
         </w:rPr>
       </w:pPr>
-      <w:hyperlink w:anchor="_Toc241701875" w:history="1">
+      <w:hyperlink w:anchor="_Toc241702884" w:history="1">
         <w:r>
           <w:rPr>
             <w:rStyle w:val="Hyperlink"/>
@@ -3092,7 +3092,7 @@
             <w:noProof/>
             <w:webHidden/>
           </w:rPr>
-          <w:instrText xml:space="preserve"> PAGEREF _Toc241701875 \h </w:instrText>
+          <w:instrText xml:space="preserve"> PAGEREF _Toc241702884 \h </w:instrText>
         </w:r>
         <w:r>
           <w:rPr>
@@ -3133,7 +3133,7 @@
           <w:noProof/>
         </w:rPr>
       </w:pPr>
-      <w:hyperlink w:anchor="_Toc241701876" w:history="1">
+      <w:hyperlink w:anchor="_Toc241702885" w:history="1">
         <w:r>
           <w:rPr>
             <w:rStyle w:val="Hyperlink"/>
@@ -3160,7 +3160,7 @@
             <w:noProof/>
             <w:webHidden/>
           </w:rPr>
-          <w:instrText xml:space="preserve"> PAGEREF _Toc241701876 \h </w:instrText>
+          <w:instrText xml:space="preserve"> PAGEREF _Toc241702885 \h </w:instrText>
         </w:r>
         <w:r>
           <w:rPr>
@@ -3201,7 +3201,7 @@
           <w:noProof/>
         </w:rPr>
       </w:pPr>
-      <w:hyperlink w:anchor="_Toc241701877" w:history="1">
+      <w:hyperlink w:anchor="_Toc241702886" w:history="1">
         <w:r>
           <w:rPr>
             <w:rStyle w:val="Hyperlink"/>
@@ -3228,7 +3228,7 @@
             <w:noProof/>
             <w:webHidden/>
           </w:rPr>
-          <w:instrText xml:space="preserve"> PAGEREF _Toc241701877 \h </w:instrText>
+          <w:instrText xml:space="preserve"> PAGEREF _Toc241702886 \h </w:instrText>
         </w:r>
         <w:r>
           <w:rPr>
@@ -3269,7 +3269,7 @@
           <w:noProof/>
         </w:rPr>
       </w:pPr>
-      <w:hyperlink w:anchor="_Toc241701878" w:history="1">
+      <w:hyperlink w:anchor="_Toc241702887" w:history="1">
         <w:r>
           <w:rPr>
             <w:rStyle w:val="Hyperlink"/>
@@ -3296,7 +3296,7 @@
             <w:noProof/>
             <w:webHidden/>
           </w:rPr>
-          <w:instrText xml:space="preserve"> PAGEREF _Toc241701878 \h </w:instrText>
+          <w:instrText xml:space="preserve"> PAGEREF _Toc241702887 \h </w:instrText>
         </w:r>
         <w:r>
           <w:rPr>
@@ -3337,13 +3337,13 @@
           <w:noProof/>
         </w:rPr>
       </w:pPr>
-      <w:hyperlink w:anchor="_Toc241701879" w:history="1">
+      <w:hyperlink w:anchor="_Toc241702888" w:history="1">
         <w:r>
           <w:rPr>
             <w:rStyle w:val="Hyperlink"/>
             <w:noProof/>
           </w:rPr>
-          <w:t>Admin: the receipt email</w:t>
+          <w:t>Admin: settings</w:t>
         </w:r>
         <w:r>
           <w:rPr>
@@ -3364,7 +3364,7 @@
             <w:noProof/>
             <w:webHidden/>
           </w:rPr>
-          <w:instrText xml:space="preserve"> PAGEREF _Toc241701879 \h </w:instrText>
+          <w:instrText xml:space="preserve"> PAGEREF _Toc241702888 \h </w:instrText>
         </w:r>
         <w:r>
           <w:rPr>
@@ -3385,6 +3385,210 @@
             <w:webHidden/>
           </w:rPr>
           <w:t>39</w:t>
+        </w:r>
+        <w:r>
+          <w:rPr>
+            <w:noProof/>
+            <w:webHidden/>
+          </w:rPr>
+          <w:fldChar w:fldCharType="end"/>
+        </w:r>
+      </w:hyperlink>
+    </w:p>
+    <w:p>
+      <w:pPr>
+        <w:pStyle w:val="TOC2"/>
+        <w:tabs>
+          <w:tab w:val="right" w:leader="dot" w:pos="9350"/>
+        </w:tabs>
+        <w:rPr>
+          <w:noProof/>
+        </w:rPr>
+      </w:pPr>
+      <w:hyperlink w:anchor="_Toc241702889" w:history="1">
+        <w:r>
+          <w:rPr>
+            <w:rStyle w:val="Hyperlink"/>
+            <w:noProof/>
+          </w:rPr>
+          <w:t>Business details</w:t>
+        </w:r>
+        <w:r>
+          <w:rPr>
+            <w:noProof/>
+            <w:webHidden/>
+          </w:rPr>
+          <w:tab/>
+        </w:r>
+        <w:r>
+          <w:rPr>
+            <w:noProof/>
+            <w:webHidden/>
+          </w:rPr>
+          <w:fldChar w:fldCharType="begin"/>
+        </w:r>
+        <w:r>
+          <w:rPr>
+            <w:noProof/>
+            <w:webHidden/>
+          </w:rPr>
+          <w:instrText xml:space="preserve"> PAGEREF _Toc241702889 \h </w:instrText>
+        </w:r>
+        <w:r>
+          <w:rPr>
+            <w:noProof/>
+            <w:webHidden/>
+          </w:rPr>
+        </w:r>
+        <w:r>
+          <w:rPr>
+            <w:noProof/>
+            <w:webHidden/>
+          </w:rPr>
+          <w:fldChar w:fldCharType="separate"/>
+        </w:r>
+        <w:r>
+          <w:rPr>
+            <w:noProof/>
+            <w:webHidden/>
+          </w:rPr>
+          <w:t>39</w:t>
+        </w:r>
+        <w:r>
+          <w:rPr>
+            <w:noProof/>
+            <w:webHidden/>
+          </w:rPr>
+          <w:fldChar w:fldCharType="end"/>
+        </w:r>
+      </w:hyperlink>
+    </w:p>
+    <w:p>
+      <w:pPr>
+        <w:pStyle w:val="TOC2"/>
+        <w:tabs>
+          <w:tab w:val="right" w:leader="dot" w:pos="9350"/>
+        </w:tabs>
+        <w:rPr>
+          <w:noProof/>
+        </w:rPr>
+      </w:pPr>
+      <w:hyperlink w:anchor="_Toc241702890" w:history="1">
+        <w:r>
+          <w:rPr>
+            <w:rStyle w:val="Hyperlink"/>
+            <w:noProof/>
+          </w:rPr>
+          <w:t>Receipt email</w:t>
+        </w:r>
+        <w:r>
+          <w:rPr>
+            <w:noProof/>
+            <w:webHidden/>
+          </w:rPr>
+          <w:tab/>
+        </w:r>
+        <w:r>
+          <w:rPr>
+            <w:noProof/>
+            <w:webHidden/>
+          </w:rPr>
+          <w:fldChar w:fldCharType="begin"/>
+        </w:r>
+        <w:r>
+          <w:rPr>
+            <w:noProof/>
+            <w:webHidden/>
+          </w:rPr>
+          <w:instrText xml:space="preserve"> PAGEREF _Toc241702890 \h </w:instrText>
+        </w:r>
+        <w:r>
+          <w:rPr>
+            <w:noProof/>
+            <w:webHidden/>
+          </w:rPr>
+        </w:r>
+        <w:r>
+          <w:rPr>
+            <w:noProof/>
+            <w:webHidden/>
+          </w:rPr>
+          <w:fldChar w:fldCharType="separate"/>
+        </w:r>
+        <w:r>
+          <w:rPr>
+            <w:noProof/>
+            <w:webHidden/>
+          </w:rPr>
+          <w:t>39</w:t>
+        </w:r>
+        <w:r>
+          <w:rPr>
+            <w:noProof/>
+            <w:webHidden/>
+          </w:rPr>
+          <w:fldChar w:fldCharType="end"/>
+        </w:r>
+      </w:hyperlink>
+    </w:p>
+    <w:p>
+      <w:pPr>
+        <w:pStyle w:val="TOC2"/>
+        <w:tabs>
+          <w:tab w:val="right" w:leader="dot" w:pos="9350"/>
+        </w:tabs>
+        <w:rPr>
+          <w:noProof/>
+        </w:rPr>
+      </w:pPr>
+      <w:hyperlink w:anchor="_Toc241702891" w:history="1">
+        <w:r>
+          <w:rPr>
+            <w:rStyle w:val="Hyperlink"/>
+            <w:noProof/>
+          </w:rPr>
+          <w:t>Dashboard</w:t>
+        </w:r>
+        <w:r>
+          <w:rPr>
+            <w:noProof/>
+            <w:webHidden/>
+          </w:rPr>
+          <w:tab/>
+        </w:r>
+        <w:r>
+          <w:rPr>
+            <w:noProof/>
+            <w:webHidden/>
+          </w:rPr>
+          <w:fldChar w:fldCharType="begin"/>
+        </w:r>
+        <w:r>
+          <w:rPr>
+            <w:noProof/>
+            <w:webHidden/>
+          </w:rPr>
+          <w:instrText xml:space="preserve"> PAGEREF _Toc241702891 \h </w:instrText>
+        </w:r>
+        <w:r>
+          <w:rPr>
+            <w:noProof/>
+            <w:webHidden/>
+          </w:rPr>
+        </w:r>
+        <w:r>
+          <w:rPr>
+            <w:noProof/>
+            <w:webHidden/>
+          </w:rPr>
+          <w:fldChar w:fldCharType="separate"/>
+        </w:r>
+        <w:r>
+          <w:rPr>
+            <w:noProof/>
+            <w:webHidden/>
+          </w:rPr>
+          <w:t>41</w:t>
         </w:r>
         <w:r>
           <w:rPr>
@@ -3405,7 +3609,7 @@
           <w:noProof/>
         </w:rPr>
       </w:pPr>
-      <w:hyperlink w:anchor="_Toc241701880" w:history="1">
+      <w:hyperlink w:anchor="_Toc241702892" w:history="1">
         <w:r>
           <w:rPr>
             <w:rStyle w:val="Hyperlink"/>
@@ -3432,7 +3636,7 @@
             <w:noProof/>
             <w:webHidden/>
           </w:rPr>
-          <w:instrText xml:space="preserve"> PAGEREF _Toc241701880 \h </w:instrText>
+          <w:instrText xml:space="preserve"> PAGEREF _Toc241702892 \h </w:instrText>
         </w:r>
         <w:r>
           <w:rPr>
@@ -3452,7 +3656,7 @@
             <w:noProof/>
             <w:webHidden/>
           </w:rPr>
-          <w:t>41</w:t>
+          <w:t>43</w:t>
         </w:r>
         <w:r>
           <w:rPr>
@@ -3473,7 +3677,7 @@
           <w:noProof/>
         </w:rPr>
       </w:pPr>
-      <w:hyperlink w:anchor="_Toc241701881" w:history="1">
+      <w:hyperlink w:anchor="_Toc241702893" w:history="1">
         <w:r>
           <w:rPr>
             <w:rStyle w:val="Hyperlink"/>
@@ -3500,7 +3704,7 @@
             <w:noProof/>
             <w:webHidden/>
           </w:rPr>
-          <w:instrText xml:space="preserve"> PAGEREF _Toc241701881 \h </w:instrText>
+          <w:instrText xml:space="preserve"> PAGEREF _Toc241702893 \h </w:instrText>
         </w:r>
         <w:r>
           <w:rPr>
@@ -3520,7 +3724,7 @@
             <w:noProof/>
             <w:webHidden/>
           </w:rPr>
-          <w:t>43</w:t>
+          <w:t>45</w:t>
         </w:r>
         <w:r>
           <w:rPr>
@@ -3541,7 +3745,7 @@
           <w:noProof/>
         </w:rPr>
       </w:pPr>
-      <w:hyperlink w:anchor="_Toc241701882" w:history="1">
+      <w:hyperlink w:anchor="_Toc241702894" w:history="1">
         <w:r>
           <w:rPr>
             <w:rStyle w:val="Hyperlink"/>
@@ -3568,7 +3772,7 @@
             <w:noProof/>
             <w:webHidden/>
           </w:rPr>
-          <w:instrText xml:space="preserve"> PAGEREF _Toc241701882 \h </w:instrText>
+          <w:instrText xml:space="preserve"> PAGEREF _Toc241702894 \h </w:instrText>
         </w:r>
         <w:r>
           <w:rPr>
@@ -3588,7 +3792,7 @@
             <w:noProof/>
             <w:webHidden/>
           </w:rPr>
-          <w:t>45</w:t>
+          <w:t>47</w:t>
         </w:r>
         <w:r>
           <w:rPr>
@@ -3609,7 +3813,7 @@
           <w:noProof/>
         </w:rPr>
       </w:pPr>
-      <w:hyperlink w:anchor="_Toc241701883" w:history="1">
+      <w:hyperlink w:anchor="_Toc241702895" w:history="1">
         <w:r>
           <w:rPr>
             <w:rStyle w:val="Hyperlink"/>
@@ -3636,7 +3840,7 @@
             <w:noProof/>
             <w:webHidden/>
           </w:rPr>
-          <w:instrText xml:space="preserve"> PAGEREF _Toc241701883 \h </w:instrText>
+          <w:instrText xml:space="preserve"> PAGEREF _Toc241702895 \h </w:instrText>
         </w:r>
         <w:r>
           <w:rPr>
@@ -3656,7 +3860,7 @@
             <w:noProof/>
             <w:webHidden/>
           </w:rPr>
-          <w:t>45</w:t>
+          <w:t>47</w:t>
         </w:r>
         <w:r>
           <w:rPr>
@@ -3677,7 +3881,7 @@
           <w:noProof/>
         </w:rPr>
       </w:pPr>
-      <w:hyperlink w:anchor="_Toc241701884" w:history="1">
+      <w:hyperlink w:anchor="_Toc241702896" w:history="1">
         <w:r>
           <w:rPr>
             <w:rStyle w:val="Hyperlink"/>
@@ -3704,7 +3908,7 @@
             <w:noProof/>
             <w:webHidden/>
           </w:rPr>
-          <w:instrText xml:space="preserve"> PAGEREF _Toc241701884 \h </w:instrText>
+          <w:instrText xml:space="preserve"> PAGEREF _Toc241702896 \h </w:instrText>
         </w:r>
         <w:r>
           <w:rPr>
@@ -3724,7 +3928,7 @@
             <w:noProof/>
             <w:webHidden/>
           </w:rPr>
-          <w:t>45</w:t>
+          <w:t>47</w:t>
         </w:r>
         <w:r>
           <w:rPr>
@@ -3745,7 +3949,7 @@
           <w:noProof/>
         </w:rPr>
       </w:pPr>
-      <w:hyperlink w:anchor="_Toc241701885" w:history="1">
+      <w:hyperlink w:anchor="_Toc241702897" w:history="1">
         <w:r>
           <w:rPr>
             <w:rStyle w:val="Hyperlink"/>
@@ -3772,7 +3976,7 @@
             <w:noProof/>
             <w:webHidden/>
           </w:rPr>
-          <w:instrText xml:space="preserve"> PAGEREF _Toc241701885 \h </w:instrText>
+          <w:instrText xml:space="preserve"> PAGEREF _Toc241702897 \h </w:instrText>
         </w:r>
         <w:r>
           <w:rPr>
@@ -3792,7 +3996,7 @@
             <w:noProof/>
             <w:webHidden/>
           </w:rPr>
-          <w:t>45</w:t>
+          <w:t>47</w:t>
         </w:r>
         <w:r>
           <w:rPr>
@@ -3813,7 +4017,7 @@
           <w:noProof/>
         </w:rPr>
       </w:pPr>
-      <w:hyperlink w:anchor="_Toc241701886" w:history="1">
+      <w:hyperlink w:anchor="_Toc241702898" w:history="1">
         <w:r>
           <w:rPr>
             <w:rStyle w:val="Hyperlink"/>
@@ -3840,7 +4044,7 @@
             <w:noProof/>
             <w:webHidden/>
           </w:rPr>
-          <w:instrText xml:space="preserve"> PAGEREF _Toc241701886 \h </w:instrText>
+          <w:instrText xml:space="preserve"> PAGEREF _Toc241702898 \h </w:instrText>
         </w:r>
         <w:r>
           <w:rPr>
@@ -3860,7 +4064,7 @@
             <w:noProof/>
             <w:webHidden/>
           </w:rPr>
-          <w:t>45</w:t>
+          <w:t>47</w:t>
         </w:r>
         <w:r>
           <w:rPr>
@@ -3881,7 +4085,7 @@
         <w:pStyle w:val="Heading1"/>
         <w:pageBreakBefore/>
       </w:pPr>
-      <w:bookmarkStart w:id="0" w:name="_Toc241701835"/>
+      <w:bookmarkStart w:id="0" w:name="_Toc241702844"/>
       <w:r>
         <w:lastRenderedPageBreak/>
         <w:t>Welcome</w:t>
@@ -3897,7 +4101,7 @@
       <w:pPr>
         <w:pStyle w:val="Heading2"/>
       </w:pPr>
-      <w:bookmarkStart w:id="1" w:name="_Toc241701836"/>
+      <w:bookmarkStart w:id="1" w:name="_Toc241702845"/>
       <w:r>
         <w:t>How a sale moves through the app</w:t>
       </w:r>
@@ -4380,7 +4584,7 @@
       <w:pPr>
         <w:pStyle w:val="Heading2"/>
       </w:pPr>
-      <w:bookmarkStart w:id="2" w:name="_Toc241701837"/>
+      <w:bookmarkStart w:id="2" w:name="_Toc241702846"/>
       <w:r>
         <w:t>What you'll need</w:t>
       </w:r>
@@ -4489,7 +4693,7 @@
         <w:pStyle w:val="Heading1"/>
         <w:pageBreakBefore/>
       </w:pPr>
-      <w:bookmarkStart w:id="3" w:name="_Toc241701838"/>
+      <w:bookmarkStart w:id="3" w:name="_Toc241702847"/>
       <w:r>
         <w:lastRenderedPageBreak/>
         <w:t>Who can do what</w:t>
@@ -5057,7 +5261,7 @@
         <w:pStyle w:val="Heading1"/>
         <w:pageBreakBefore/>
       </w:pPr>
-      <w:bookmarkStart w:id="4" w:name="_Toc241701839"/>
+      <w:bookmarkStart w:id="4" w:name="_Toc241702848"/>
       <w:r>
         <w:lastRenderedPageBreak/>
         <w:t>Getting started</w:t>
@@ -5068,7 +5272,7 @@
       <w:pPr>
         <w:pStyle w:val="Heading2"/>
       </w:pPr>
-      <w:bookmarkStart w:id="5" w:name="_Toc241701840"/>
+      <w:bookmarkStart w:id="5" w:name="_Toc241702849"/>
       <w:r>
         <w:t>Signing in</w:t>
       </w:r>
@@ -5085,7 +5289,7 @@
           <w:noProof/>
         </w:rPr>
         <w:drawing>
-          <wp:inline distT="0" distB="0" distL="0" distR="0" wp14:anchorId="4CBB1767" wp14:editId="407D9A38">
+          <wp:inline distT="0" distB="0" distL="0" distR="0" wp14:anchorId="0EF0EC76" wp14:editId="4BAC3379">
             <wp:extent cx="3291840" cy="2211705"/>
             <wp:effectExtent l="0" t="0" r="0" b="0"/>
             <wp:docPr id="1" name="Picture 1"/>
@@ -5403,7 +5607,7 @@
       <w:pPr>
         <w:pStyle w:val="Heading2"/>
       </w:pPr>
-      <w:bookmarkStart w:id="6" w:name="_Toc241701841"/>
+      <w:bookmarkStart w:id="6" w:name="_Toc241702850"/>
       <w:r>
         <w:t>Changing your PIN</w:t>
       </w:r>
@@ -5585,7 +5789,7 @@
       <w:pPr>
         <w:pStyle w:val="Heading2"/>
       </w:pPr>
-      <w:bookmarkStart w:id="7" w:name="_Toc241701842"/>
+      <w:bookmarkStart w:id="7" w:name="_Toc241702851"/>
       <w:r>
         <w:lastRenderedPageBreak/>
         <w:t>Finding your way around</w:t>
@@ -6168,7 +6372,7 @@
       <w:pPr>
         <w:pStyle w:val="Heading2"/>
       </w:pPr>
-      <w:bookmarkStart w:id="8" w:name="_Toc241701843"/>
+      <w:bookmarkStart w:id="8" w:name="_Toc241702852"/>
       <w:r>
         <w:t>Light and dark mode</w:t>
       </w:r>
@@ -6183,7 +6387,7 @@
       <w:pPr>
         <w:pStyle w:val="Heading2"/>
       </w:pPr>
-      <w:bookmarkStart w:id="9" w:name="_Toc241701844"/>
+      <w:bookmarkStart w:id="9" w:name="_Toc241702853"/>
       <w:r>
         <w:t>Signing out</w:t>
       </w:r>
@@ -6208,7 +6412,7 @@
         <w:pStyle w:val="Heading1"/>
         <w:pageBreakBefore/>
       </w:pPr>
-      <w:bookmarkStart w:id="10" w:name="_Toc241701845"/>
+      <w:bookmarkStart w:id="10" w:name="_Toc241702854"/>
       <w:r>
         <w:lastRenderedPageBreak/>
         <w:t>Taking an order on the sales floor</w:t>
@@ -6240,7 +6444,7 @@
           <w:noProof/>
         </w:rPr>
         <w:drawing>
-          <wp:inline distT="0" distB="0" distL="0" distR="0" wp14:anchorId="2D921AFB" wp14:editId="5921D158">
+          <wp:inline distT="0" distB="0" distL="0" distR="0" wp14:anchorId="283F832C" wp14:editId="2797FD23">
             <wp:extent cx="5760720" cy="3870484"/>
             <wp:effectExtent l="0" t="0" r="0" b="0"/>
             <wp:docPr id="2" name="Picture 2"/>
@@ -6365,7 +6569,7 @@
       <w:pPr>
         <w:pStyle w:val="Heading2"/>
       </w:pPr>
-      <w:bookmarkStart w:id="11" w:name="_Toc241701846"/>
+      <w:bookmarkStart w:id="11" w:name="_Toc241702855"/>
       <w:r>
         <w:t>Starting an order</w:t>
       </w:r>
@@ -6449,7 +6653,7 @@
       <w:pPr>
         <w:pStyle w:val="Heading2"/>
       </w:pPr>
-      <w:bookmarkStart w:id="12" w:name="_Toc241701847"/>
+      <w:bookmarkStart w:id="12" w:name="_Toc241702856"/>
       <w:r>
         <w:lastRenderedPageBreak/>
         <w:t>Adding items</w:t>
@@ -6598,7 +6802,7 @@
           <w:noProof/>
         </w:rPr>
         <w:drawing>
-          <wp:inline distT="0" distB="0" distL="0" distR="0" wp14:anchorId="016905B9" wp14:editId="350D3B23">
+          <wp:inline distT="0" distB="0" distL="0" distR="0" wp14:anchorId="0CD6EC81" wp14:editId="2C3BBA9A">
             <wp:extent cx="5760720" cy="3870484"/>
             <wp:effectExtent l="0" t="0" r="0" b="0"/>
             <wp:docPr id="3" name="Picture 3"/>
@@ -6735,7 +6939,7 @@
           <w:noProof/>
         </w:rPr>
         <w:drawing>
-          <wp:inline distT="0" distB="0" distL="0" distR="0" wp14:anchorId="57A278A5" wp14:editId="0EFB2980">
+          <wp:inline distT="0" distB="0" distL="0" distR="0" wp14:anchorId="0A726018" wp14:editId="60DD2A65">
             <wp:extent cx="5760720" cy="3870484"/>
             <wp:effectExtent l="0" t="0" r="0" b="0"/>
             <wp:docPr id="4" name="Picture 4"/>
@@ -7080,7 +7284,7 @@
         </w:rPr>
         <w:lastRenderedPageBreak/>
         <w:drawing>
-          <wp:inline distT="0" distB="0" distL="0" distR="0" wp14:anchorId="5473BD4F" wp14:editId="7732672C">
+          <wp:inline distT="0" distB="0" distL="0" distR="0" wp14:anchorId="1FB04EF1" wp14:editId="49D13CC1">
             <wp:extent cx="5486400" cy="3686175"/>
             <wp:effectExtent l="0" t="0" r="0" b="0"/>
             <wp:docPr id="5" name="Picture 5"/>
@@ -7280,7 +7484,7 @@
       <w:pPr>
         <w:pStyle w:val="Heading2"/>
       </w:pPr>
-      <w:bookmarkStart w:id="13" w:name="_Toc241701848"/>
+      <w:bookmarkStart w:id="13" w:name="_Toc241702857"/>
       <w:r>
         <w:t>Adding shipping or a service later</w:t>
       </w:r>
@@ -7321,7 +7525,7 @@
         </w:rPr>
         <w:lastRenderedPageBreak/>
         <w:drawing>
-          <wp:inline distT="0" distB="0" distL="0" distR="0" wp14:anchorId="63ACFD44" wp14:editId="7E7D0453">
+          <wp:inline distT="0" distB="0" distL="0" distR="0" wp14:anchorId="7B14A3B5" wp14:editId="61D950A9">
             <wp:extent cx="4754880" cy="3194685"/>
             <wp:effectExtent l="0" t="0" r="0" b="0"/>
             <wp:docPr id="6" name="Picture 6"/>
@@ -7375,7 +7579,7 @@
       <w:pPr>
         <w:pStyle w:val="Heading2"/>
       </w:pPr>
-      <w:bookmarkStart w:id="14" w:name="_Toc241701849"/>
+      <w:bookmarkStart w:id="14" w:name="_Toc241702858"/>
       <w:r>
         <w:t>Changing or removing an item</w:t>
       </w:r>
@@ -7522,7 +7726,7 @@
       <w:pPr>
         <w:pStyle w:val="Heading2"/>
       </w:pPr>
-      <w:bookmarkStart w:id="15" w:name="_Toc241701850"/>
+      <w:bookmarkStart w:id="15" w:name="_Toc241702859"/>
       <w:r>
         <w:t>Customer details</w:t>
       </w:r>
@@ -7686,7 +7890,7 @@
           <w:noProof/>
         </w:rPr>
         <w:drawing>
-          <wp:inline distT="0" distB="0" distL="0" distR="0" wp14:anchorId="1D1BD034" wp14:editId="4F0F0BAB">
+          <wp:inline distT="0" distB="0" distL="0" distR="0" wp14:anchorId="68F8519D" wp14:editId="195FD54B">
             <wp:extent cx="4754880" cy="3194685"/>
             <wp:effectExtent l="0" t="0" r="0" b="0"/>
             <wp:docPr id="7" name="Picture 7"/>
@@ -7740,7 +7944,7 @@
       <w:pPr>
         <w:pStyle w:val="Heading2"/>
       </w:pPr>
-      <w:bookmarkStart w:id="16" w:name="_Toc241701851"/>
+      <w:bookmarkStart w:id="16" w:name="_Toc241702860"/>
       <w:r>
         <w:t>Sending the order to checkout</w:t>
       </w:r>
@@ -7918,7 +8122,7 @@
       <w:pPr>
         <w:pStyle w:val="Heading2"/>
       </w:pPr>
-      <w:bookmarkStart w:id="17" w:name="_Toc241701852"/>
+      <w:bookmarkStart w:id="17" w:name="_Toc241702861"/>
       <w:r>
         <w:lastRenderedPageBreak/>
         <w:t>Using a phone</w:t>
@@ -7936,7 +8140,7 @@
           <w:noProof/>
         </w:rPr>
         <w:drawing>
-          <wp:inline distT="0" distB="0" distL="0" distR="0" wp14:anchorId="0F3F827B" wp14:editId="127D569E">
+          <wp:inline distT="0" distB="0" distL="0" distR="0" wp14:anchorId="0C866F3F" wp14:editId="1C6684ED">
             <wp:extent cx="2194560" cy="4749253"/>
             <wp:effectExtent l="0" t="0" r="0" b="0"/>
             <wp:docPr id="8" name="Picture 8"/>
@@ -8014,7 +8218,7 @@
         <w:pStyle w:val="Heading1"/>
         <w:pageBreakBefore/>
       </w:pPr>
-      <w:bookmarkStart w:id="18" w:name="_Toc241701853"/>
+      <w:bookmarkStart w:id="18" w:name="_Toc241702862"/>
       <w:r>
         <w:lastRenderedPageBreak/>
         <w:t>Checking out a customer</w:t>
@@ -8055,7 +8259,7 @@
           <w:noProof/>
         </w:rPr>
         <w:drawing>
-          <wp:inline distT="0" distB="0" distL="0" distR="0" wp14:anchorId="6D70AC22" wp14:editId="16889229">
+          <wp:inline distT="0" distB="0" distL="0" distR="0" wp14:anchorId="2406450D" wp14:editId="1F93CC1B">
             <wp:extent cx="5760720" cy="3870484"/>
             <wp:effectExtent l="0" t="0" r="0" b="0"/>
             <wp:docPr id="9" name="Picture 9"/>
@@ -8109,7 +8313,7 @@
       <w:pPr>
         <w:pStyle w:val="Heading2"/>
       </w:pPr>
-      <w:bookmarkStart w:id="19" w:name="_Toc241701854"/>
+      <w:bookmarkStart w:id="19" w:name="_Toc241702863"/>
       <w:r>
         <w:t>1. Review the order with the customer</w:t>
       </w:r>
@@ -8206,7 +8410,7 @@
       <w:pPr>
         <w:pStyle w:val="Heading2"/>
       </w:pPr>
-      <w:bookmarkStart w:id="20" w:name="_Toc241701855"/>
+      <w:bookmarkStart w:id="20" w:name="_Toc241702864"/>
       <w:r>
         <w:t>2. Take payment</w:t>
       </w:r>
@@ -8520,7 +8724,7 @@
       <w:pPr>
         <w:pStyle w:val="Heading2"/>
       </w:pPr>
-      <w:bookmarkStart w:id="21" w:name="_Toc241701856"/>
+      <w:bookmarkStart w:id="21" w:name="_Toc241702865"/>
       <w:r>
         <w:t>3. Acknowledgements (initials and signature)</w:t>
       </w:r>
@@ -8702,7 +8906,7 @@
         </w:rPr>
         <w:lastRenderedPageBreak/>
         <w:drawing>
-          <wp:inline distT="0" distB="0" distL="0" distR="0" wp14:anchorId="105BE179" wp14:editId="2FE5A9BD">
+          <wp:inline distT="0" distB="0" distL="0" distR="0" wp14:anchorId="0409ED1F" wp14:editId="0BDA726A">
             <wp:extent cx="4937760" cy="3317558"/>
             <wp:effectExtent l="0" t="0" r="0" b="0"/>
             <wp:docPr id="10" name="Picture 10"/>
@@ -8829,7 +9033,7 @@
       <w:pPr>
         <w:pStyle w:val="Heading2"/>
       </w:pPr>
-      <w:bookmarkStart w:id="22" w:name="_Toc241701857"/>
+      <w:bookmarkStart w:id="22" w:name="_Toc241702866"/>
       <w:r>
         <w:t>4. Complete the sale</w:t>
       </w:r>
@@ -9063,7 +9267,7 @@
       <w:pPr>
         <w:pStyle w:val="Heading2"/>
       </w:pPr>
-      <w:bookmarkStart w:id="23" w:name="_Toc241701858"/>
+      <w:bookmarkStart w:id="23" w:name="_Toc241702867"/>
       <w:r>
         <w:t>Other checkout actions</w:t>
       </w:r>
@@ -9273,7 +9477,7 @@
         <w:pStyle w:val="Heading1"/>
         <w:pageBreakBefore/>
       </w:pPr>
-      <w:bookmarkStart w:id="24" w:name="_Toc241701859"/>
+      <w:bookmarkStart w:id="24" w:name="_Toc241702868"/>
       <w:r>
         <w:lastRenderedPageBreak/>
         <w:t>The sales sheet</w:t>
@@ -9296,7 +9500,7 @@
           <w:noProof/>
         </w:rPr>
         <w:drawing>
-          <wp:inline distT="0" distB="0" distL="0" distR="0" wp14:anchorId="18AD75C7" wp14:editId="518C1D06">
+          <wp:inline distT="0" distB="0" distL="0" distR="0" wp14:anchorId="5664102B" wp14:editId="57CD1C48">
             <wp:extent cx="4023360" cy="3187256"/>
             <wp:effectExtent l="0" t="0" r="0" b="0"/>
             <wp:docPr id="11" name="Picture 11"/>
@@ -9464,7 +9668,7 @@
       <w:pPr>
         <w:pStyle w:val="Heading2"/>
       </w:pPr>
-      <w:bookmarkStart w:id="25" w:name="_Toc241701860"/>
+      <w:bookmarkStart w:id="25" w:name="_Toc241702869"/>
       <w:r>
         <w:t>Emailing a receipt</w:t>
       </w:r>
@@ -9592,7 +9796,7 @@
         </w:rPr>
         <w:lastRenderedPageBreak/>
         <w:drawing>
-          <wp:inline distT="0" distB="0" distL="0" distR="0" wp14:anchorId="07423ED5" wp14:editId="13712814">
+          <wp:inline distT="0" distB="0" distL="0" distR="0" wp14:anchorId="72C2EE1D" wp14:editId="3B35C752">
             <wp:extent cx="4572000" cy="3071812"/>
             <wp:effectExtent l="0" t="0" r="0" b="0"/>
             <wp:docPr id="12" name="Picture 12"/>
@@ -9644,7 +9848,7 @@
     </w:p>
     <w:p>
       <w:r>
-        <w:t>The app turns the sales sheet into a PDF, exactly as it would print, and emails it to the customer with a friendly note. The note thanks them for supporting the organization, explains what happens next (what went home today, what's being shipped and where, how a boxed mattress expands, and keeping a protector on for the warranty), mentions any balance still owed, and gives the customer service number. An administrator can change that wording - see *Admin: the receipt email*.</w:t>
+        <w:t>The app turns the sales sheet into a PDF, exactly as it would print, and emails it to the customer with a friendly note. The note thanks them for supporting the organization, explains what happens next (what went home today, what's being shipped and where, how a boxed mattress expands, and keeping a protector on for the warranty), mentions any balance still owed, and gives the customer service number. An administrator can change that wording - see *Admin: settings*.</w:t>
       </w:r>
     </w:p>
     <w:p>
@@ -9719,7 +9923,7 @@
         <w:pStyle w:val="Heading1"/>
         <w:pageBreakBefore/>
       </w:pPr>
-      <w:bookmarkStart w:id="26" w:name="_Toc241701861"/>
+      <w:bookmarkStart w:id="26" w:name="_Toc241702870"/>
       <w:r>
         <w:lastRenderedPageBreak/>
         <w:t>Looking up orders</w:t>
@@ -9751,7 +9955,7 @@
           <w:noProof/>
         </w:rPr>
         <w:drawing>
-          <wp:inline distT="0" distB="0" distL="0" distR="0" wp14:anchorId="771B51AB" wp14:editId="6E18F51E">
+          <wp:inline distT="0" distB="0" distL="0" distR="0" wp14:anchorId="192C6723" wp14:editId="577D7517">
             <wp:extent cx="5760720" cy="3870484"/>
             <wp:effectExtent l="0" t="0" r="0" b="0"/>
             <wp:docPr id="13" name="Picture 13"/>
@@ -9871,7 +10075,7 @@
       <w:pPr>
         <w:pStyle w:val="Heading2"/>
       </w:pPr>
-      <w:bookmarkStart w:id="27" w:name="_Toc241701862"/>
+      <w:bookmarkStart w:id="27" w:name="_Toc241702871"/>
       <w:r>
         <w:t>Extra options for admins</w:t>
       </w:r>
@@ -9961,7 +10165,7 @@
         </w:rPr>
         <w:lastRenderedPageBreak/>
         <w:drawing>
-          <wp:inline distT="0" distB="0" distL="0" distR="0" wp14:anchorId="4E808499" wp14:editId="336BAF6F">
+          <wp:inline distT="0" distB="0" distL="0" distR="0" wp14:anchorId="0301E939" wp14:editId="7B5CD877">
             <wp:extent cx="4754880" cy="3194685"/>
             <wp:effectExtent l="0" t="0" r="0" b="0"/>
             <wp:docPr id="14" name="Picture 14"/>
@@ -10083,7 +10287,7 @@
         <w:pStyle w:val="Heading1"/>
         <w:pageBreakBefore/>
       </w:pPr>
-      <w:bookmarkStart w:id="28" w:name="_Toc241701863"/>
+      <w:bookmarkStart w:id="28" w:name="_Toc241702872"/>
       <w:r>
         <w:lastRenderedPageBreak/>
         <w:t>The dashboard</w:t>
@@ -10147,7 +10351,7 @@
           <w:noProof/>
         </w:rPr>
         <w:drawing>
-          <wp:inline distT="0" distB="0" distL="0" distR="0" wp14:anchorId="45360499" wp14:editId="445B422A">
+          <wp:inline distT="0" distB="0" distL="0" distR="0" wp14:anchorId="33E9463E" wp14:editId="1738906B">
             <wp:extent cx="4937760" cy="4305110"/>
             <wp:effectExtent l="0" t="0" r="0" b="0"/>
             <wp:docPr id="15" name="Picture 15"/>
@@ -10742,7 +10946,16 @@
               <w:t>Net sales</w:t>
             </w:r>
             <w:r>
-              <w:t xml:space="preserve"> tile earns a gold star when net sales pass $30,000, and another for every $10,000 after that: two stars at $40,000, three at $50,000, and so on. Hover over the stars to see the next milestone.</w:t>
+              <w:t xml:space="preserve"> tile earns a gold star when net sales pass $30,000, and another for every $10,000 after that: two stars at $40,000, three at $50,000, and so on. Hover over the stars to see the next milestone. An administrator can change both amounts under </w:t>
+            </w:r>
+            <w:r>
+              <w:rPr>
+                <w:b/>
+              </w:rPr>
+              <w:t>Settings</w:t>
+            </w:r>
+            <w:r>
+              <w:t>.</w:t>
             </w:r>
           </w:p>
         </w:tc>
@@ -10793,7 +11006,7 @@
         <w:pStyle w:val="Heading1"/>
         <w:pageBreakBefore/>
       </w:pPr>
-      <w:bookmarkStart w:id="29" w:name="_Toc241701864"/>
+      <w:bookmarkStart w:id="29" w:name="_Toc241702873"/>
       <w:r>
         <w:lastRenderedPageBreak/>
         <w:t>Keeping inventory</w:t>
@@ -10852,7 +11065,7 @@
           <w:noProof/>
         </w:rPr>
         <w:drawing>
-          <wp:inline distT="0" distB="0" distL="0" distR="0" wp14:anchorId="7C062443" wp14:editId="12AA2AD5">
+          <wp:inline distT="0" distB="0" distL="0" distR="0" wp14:anchorId="70090ED1" wp14:editId="268A5FBD">
             <wp:extent cx="5760720" cy="3870484"/>
             <wp:effectExtent l="0" t="0" r="0" b="0"/>
             <wp:docPr id="16" name="Picture 16"/>
@@ -10906,7 +11119,7 @@
       <w:pPr>
         <w:pStyle w:val="Heading2"/>
       </w:pPr>
-      <w:bookmarkStart w:id="30" w:name="_Toc241701865"/>
+      <w:bookmarkStart w:id="30" w:name="_Toc241702874"/>
       <w:r>
         <w:t>What's on the screen</w:t>
       </w:r>
@@ -10945,7 +11158,16 @@
         <w:t>Running low</w:t>
       </w:r>
       <w:r>
-        <w:t xml:space="preserve"> at 2 or fewer.</w:t>
+        <w:t xml:space="preserve"> at 2 or fewer (an administrator can change that level under </w:t>
+      </w:r>
+      <w:r>
+        <w:rPr>
+          <w:b/>
+        </w:rPr>
+        <w:t>Settings</w:t>
+      </w:r>
+      <w:r>
+        <w:t>).</w:t>
       </w:r>
     </w:p>
     <w:p>
@@ -10988,7 +11210,7 @@
       <w:pPr>
         <w:pStyle w:val="Heading2"/>
       </w:pPr>
-      <w:bookmarkStart w:id="31" w:name="_Toc241701866"/>
+      <w:bookmarkStart w:id="31" w:name="_Toc241702875"/>
       <w:r>
         <w:t>Updating a count</w:t>
       </w:r>
@@ -11065,7 +11287,7 @@
           <w:noProof/>
         </w:rPr>
         <w:drawing>
-          <wp:inline distT="0" distB="0" distL="0" distR="0" wp14:anchorId="2539F709" wp14:editId="3BC6DCF3">
+          <wp:inline distT="0" distB="0" distL="0" distR="0" wp14:anchorId="25879A39" wp14:editId="5E3437E6">
             <wp:extent cx="5120640" cy="3440430"/>
             <wp:effectExtent l="0" t="0" r="0" b="0"/>
             <wp:docPr id="17" name="Picture 17"/>
@@ -11119,7 +11341,7 @@
       <w:pPr>
         <w:pStyle w:val="Heading2"/>
       </w:pPr>
-      <w:bookmarkStart w:id="32" w:name="_Toc241701867"/>
+      <w:bookmarkStart w:id="32" w:name="_Toc241702876"/>
       <w:r>
         <w:t>What changes the count automatically</w:t>
       </w:r>
@@ -11523,7 +11745,7 @@
       <w:pPr>
         <w:pStyle w:val="Heading2"/>
       </w:pPr>
-      <w:bookmarkStart w:id="33" w:name="_Toc241701868"/>
+      <w:bookmarkStart w:id="33" w:name="_Toc241702877"/>
       <w:r>
         <w:lastRenderedPageBreak/>
         <w:t>Seeing the history</w:t>
@@ -11539,7 +11761,7 @@
       <w:pPr>
         <w:pStyle w:val="Heading2"/>
       </w:pPr>
-      <w:bookmarkStart w:id="34" w:name="_Toc241701869"/>
+      <w:bookmarkStart w:id="34" w:name="_Toc241702878"/>
       <w:r>
         <w:t>Notes for the inventory sheet</w:t>
       </w:r>
@@ -11588,7 +11810,7 @@
           <w:noProof/>
         </w:rPr>
         <w:drawing>
-          <wp:inline distT="0" distB="0" distL="0" distR="0" wp14:anchorId="57173775" wp14:editId="30B773E6">
+          <wp:inline distT="0" distB="0" distL="0" distR="0" wp14:anchorId="14515F6E" wp14:editId="10C6AF85">
             <wp:extent cx="5120640" cy="3440430"/>
             <wp:effectExtent l="0" t="0" r="0" b="0"/>
             <wp:docPr id="18" name="Picture 18"/>
@@ -11642,7 +11864,7 @@
       <w:pPr>
         <w:pStyle w:val="Heading2"/>
       </w:pPr>
-      <w:bookmarkStart w:id="35" w:name="_Toc241701870"/>
+      <w:bookmarkStart w:id="35" w:name="_Toc241702879"/>
       <w:r>
         <w:t>Start and end counts</w:t>
       </w:r>
@@ -12165,7 +12387,7 @@
           <w:noProof/>
         </w:rPr>
         <w:drawing>
-          <wp:inline distT="0" distB="0" distL="0" distR="0" wp14:anchorId="08E603B8" wp14:editId="7B29500E">
+          <wp:inline distT="0" distB="0" distL="0" distR="0" wp14:anchorId="31482967" wp14:editId="38693514">
             <wp:extent cx="5486400" cy="3686175"/>
             <wp:effectExtent l="0" t="0" r="0" b="0"/>
             <wp:docPr id="19" name="Picture 19"/>
@@ -12305,7 +12527,7 @@
         <w:pStyle w:val="Heading1"/>
         <w:pageBreakBefore/>
       </w:pPr>
-      <w:bookmarkStart w:id="36" w:name="_Toc241701871"/>
+      <w:bookmarkStart w:id="36" w:name="_Toc241702880"/>
       <w:r>
         <w:lastRenderedPageBreak/>
         <w:t>Admin: setting up an event</w:t>
@@ -12330,7 +12552,7 @@
       <w:pPr>
         <w:pStyle w:val="Heading2"/>
       </w:pPr>
-      <w:bookmarkStart w:id="37" w:name="_Toc241701872"/>
+      <w:bookmarkStart w:id="37" w:name="_Toc241702881"/>
       <w:r>
         <w:t>Creating or editing an event</w:t>
       </w:r>
@@ -12347,7 +12569,7 @@
           <w:noProof/>
         </w:rPr>
         <w:drawing>
-          <wp:inline distT="0" distB="0" distL="0" distR="0" wp14:anchorId="7AF11B59" wp14:editId="0EB325B0">
+          <wp:inline distT="0" distB="0" distL="0" distR="0" wp14:anchorId="3725FFE1" wp14:editId="47D63CBF">
             <wp:extent cx="5760720" cy="1236154"/>
             <wp:effectExtent l="0" t="0" r="0" b="0"/>
             <wp:docPr id="20" name="Picture 20"/>
@@ -12687,7 +12909,7 @@
           <w:noProof/>
         </w:rPr>
         <w:drawing>
-          <wp:inline distT="0" distB="0" distL="0" distR="0" wp14:anchorId="09B98A43" wp14:editId="2DF9DE18">
+          <wp:inline distT="0" distB="0" distL="0" distR="0" wp14:anchorId="00E53558" wp14:editId="743C2F28">
             <wp:extent cx="3840480" cy="2580322"/>
             <wp:effectExtent l="0" t="0" r="0" b="0"/>
             <wp:docPr id="21" name="Picture 21"/>
@@ -12809,7 +13031,7 @@
       <w:pPr>
         <w:pStyle w:val="Heading2"/>
       </w:pPr>
-      <w:bookmarkStart w:id="38" w:name="_Toc241701873"/>
+      <w:bookmarkStart w:id="38" w:name="_Toc241702882"/>
       <w:r>
         <w:t>Closing out an event</w:t>
       </w:r>
@@ -12976,7 +13198,7 @@
       <w:pPr>
         <w:pStyle w:val="Heading2"/>
       </w:pPr>
-      <w:bookmarkStart w:id="39" w:name="_Toc241701874"/>
+      <w:bookmarkStart w:id="39" w:name="_Toc241702883"/>
       <w:r>
         <w:t>Event sales sheets</w:t>
       </w:r>
@@ -13034,7 +13256,7 @@
           <w:noProof/>
         </w:rPr>
         <w:drawing>
-          <wp:inline distT="0" distB="0" distL="0" distR="0" wp14:anchorId="65CA0992" wp14:editId="12DE117D">
+          <wp:inline distT="0" distB="0" distL="0" distR="0" wp14:anchorId="43EA0898" wp14:editId="0458865D">
             <wp:extent cx="4389120" cy="2948940"/>
             <wp:effectExtent l="0" t="0" r="0" b="0"/>
             <wp:docPr id="22" name="Picture 22"/>
@@ -13163,7 +13385,7 @@
           <w:noProof/>
         </w:rPr>
         <w:drawing>
-          <wp:inline distT="0" distB="0" distL="0" distR="0" wp14:anchorId="6C51AE04" wp14:editId="148DC5D8">
+          <wp:inline distT="0" distB="0" distL="0" distR="0" wp14:anchorId="53275AC7" wp14:editId="27D25897">
             <wp:extent cx="4206240" cy="5717858"/>
             <wp:effectExtent l="0" t="0" r="0" b="0"/>
             <wp:docPr id="23" name="Picture 23"/>
@@ -13301,7 +13523,7 @@
           <w:noProof/>
         </w:rPr>
         <w:drawing>
-          <wp:inline distT="0" distB="0" distL="0" distR="0" wp14:anchorId="1DEBA2A6" wp14:editId="73CB701A">
+          <wp:inline distT="0" distB="0" distL="0" distR="0" wp14:anchorId="4B9D5998" wp14:editId="6E82F3A8">
             <wp:extent cx="4389120" cy="2948940"/>
             <wp:effectExtent l="0" t="0" r="0" b="0"/>
             <wp:docPr id="24" name="Picture 24"/>
@@ -13414,7 +13636,7 @@
         <w:pStyle w:val="Heading1"/>
         <w:pageBreakBefore/>
       </w:pPr>
-      <w:bookmarkStart w:id="40" w:name="_Toc241701875"/>
+      <w:bookmarkStart w:id="40" w:name="_Toc241702884"/>
       <w:r>
         <w:lastRenderedPageBreak/>
         <w:t>Admin: managing the catalog</w:t>
@@ -13455,7 +13677,7 @@
           <w:noProof/>
         </w:rPr>
         <w:drawing>
-          <wp:inline distT="0" distB="0" distL="0" distR="0" wp14:anchorId="5E987F51" wp14:editId="1B593998">
+          <wp:inline distT="0" distB="0" distL="0" distR="0" wp14:anchorId="30CA7343" wp14:editId="61B4954C">
             <wp:extent cx="5760720" cy="3870484"/>
             <wp:effectExtent l="0" t="0" r="0" b="0"/>
             <wp:docPr id="25" name="Picture 25"/>
@@ -13509,7 +13731,7 @@
       <w:pPr>
         <w:pStyle w:val="Heading2"/>
       </w:pPr>
-      <w:bookmarkStart w:id="41" w:name="_Toc241701876"/>
+      <w:bookmarkStart w:id="41" w:name="_Toc241702885"/>
       <w:r>
         <w:lastRenderedPageBreak/>
         <w:t>Adding or editing a product</w:t>
@@ -13527,7 +13749,7 @@
           <w:noProof/>
         </w:rPr>
         <w:drawing>
-          <wp:inline distT="0" distB="0" distL="0" distR="0" wp14:anchorId="490336AA" wp14:editId="1B54E550">
+          <wp:inline distT="0" distB="0" distL="0" distR="0" wp14:anchorId="67D07B25" wp14:editId="441121EB">
             <wp:extent cx="5486400" cy="3686175"/>
             <wp:effectExtent l="0" t="0" r="0" b="0"/>
             <wp:docPr id="26" name="Picture 26"/>
@@ -13950,7 +14172,7 @@
         </w:rPr>
         <w:lastRenderedPageBreak/>
         <w:drawing>
-          <wp:inline distT="0" distB="0" distL="0" distR="0" wp14:anchorId="22EDE177" wp14:editId="1AEF5CF0">
+          <wp:inline distT="0" distB="0" distL="0" distR="0" wp14:anchorId="604F084A" wp14:editId="52FDE981">
             <wp:extent cx="5120640" cy="2130933"/>
             <wp:effectExtent l="0" t="0" r="0" b="0"/>
             <wp:docPr id="27" name="Picture 27"/>
@@ -14137,7 +14359,7 @@
       <w:pPr>
         <w:pStyle w:val="Heading2"/>
       </w:pPr>
-      <w:bookmarkStart w:id="42" w:name="_Toc241701877"/>
+      <w:bookmarkStart w:id="42" w:name="_Toc241702886"/>
       <w:r>
         <w:t>Delivery and services</w:t>
       </w:r>
@@ -14169,7 +14391,7 @@
         </w:rPr>
         <w:lastRenderedPageBreak/>
         <w:drawing>
-          <wp:inline distT="0" distB="0" distL="0" distR="0" wp14:anchorId="6BCD1A55" wp14:editId="36782318">
+          <wp:inline distT="0" distB="0" distL="0" distR="0" wp14:anchorId="71F3E5E8" wp14:editId="34C7F2A3">
             <wp:extent cx="5760720" cy="3870484"/>
             <wp:effectExtent l="0" t="0" r="0" b="0"/>
             <wp:docPr id="28" name="Picture 28"/>
@@ -14599,7 +14821,7 @@
         <w:pStyle w:val="Heading1"/>
         <w:pageBreakBefore/>
       </w:pPr>
-      <w:bookmarkStart w:id="43" w:name="_Toc241701878"/>
+      <w:bookmarkStart w:id="43" w:name="_Toc241702887"/>
       <w:r>
         <w:lastRenderedPageBreak/>
         <w:t>Admin: managing the crew</w:t>
@@ -14631,7 +14853,7 @@
           <w:noProof/>
         </w:rPr>
         <w:drawing>
-          <wp:inline distT="0" distB="0" distL="0" distR="0" wp14:anchorId="39E71F12" wp14:editId="729FB6B9">
+          <wp:inline distT="0" distB="0" distL="0" distR="0" wp14:anchorId="75B42CB4" wp14:editId="1C23FF43">
             <wp:extent cx="5760720" cy="1740218"/>
             <wp:effectExtent l="0" t="0" r="0" b="0"/>
             <wp:docPr id="29" name="Picture 29"/>
@@ -14903,7 +15125,7 @@
           <w:noProof/>
         </w:rPr>
         <w:drawing>
-          <wp:inline distT="0" distB="0" distL="0" distR="0" wp14:anchorId="7431D875" wp14:editId="3749E715">
+          <wp:inline distT="0" distB="0" distL="0" distR="0" wp14:anchorId="2C046936" wp14:editId="4044F51D">
             <wp:extent cx="4023360" cy="2703195"/>
             <wp:effectExtent l="0" t="0" r="0" b="0"/>
             <wp:docPr id="30" name="Picture 30"/>
@@ -14983,10 +15205,10 @@
         <w:pStyle w:val="Heading1"/>
         <w:pageBreakBefore/>
       </w:pPr>
-      <w:bookmarkStart w:id="44" w:name="_Toc241701879"/>
+      <w:bookmarkStart w:id="44" w:name="_Toc241702888"/>
       <w:r>
         <w:lastRenderedPageBreak/>
-        <w:t>Admin: the receipt email</w:t>
+        <w:t>Admin: settings</w:t>
       </w:r>
       <w:bookmarkEnd w:id="44"/>
     </w:p>
@@ -15001,7 +15223,7 @@
         <w:t>Settings</w:t>
       </w:r>
       <w:r>
-        <w:t xml:space="preserve"> to change the note customers get with an emailed receipt. The receipt itself is always attached as a PDF; this is the message around it. On a smaller screen, </w:t>
+        <w:t xml:space="preserve"> for the things that apply to everyone using the app. On a smaller screen, </w:t>
       </w:r>
       <w:r>
         <w:rPr>
@@ -15019,8 +15241,45 @@
         <w:t>More</w:t>
       </w:r>
       <w:r>
-        <w:t>.</w:t>
-      </w:r>
+        <w:t xml:space="preserve">. The page has three sections, and each one has its own </w:t>
+      </w:r>
+      <w:r>
+        <w:rPr>
+          <w:b/>
+        </w:rPr>
+        <w:t>Save</w:t>
+      </w:r>
+      <w:r>
+        <w:t xml:space="preserve"> button, so changing one never saves half-finished changes in another. </w:t>
+      </w:r>
+      <w:r>
+        <w:rPr>
+          <w:b/>
+        </w:rPr>
+        <w:t>Discard changes</w:t>
+      </w:r>
+      <w:r>
+        <w:t xml:space="preserve"> puts back what was saved, and </w:t>
+      </w:r>
+      <w:r>
+        <w:rPr>
+          <w:b/>
+        </w:rPr>
+        <w:t>Reset to default</w:t>
+      </w:r>
+      <w:r>
+        <w:t xml:space="preserve"> goes back to the app's own values after asking you to confirm.</w:t>
+      </w:r>
+    </w:p>
+    <w:p>
+      <w:pPr>
+        <w:pStyle w:val="Heading2"/>
+      </w:pPr>
+      <w:bookmarkStart w:id="45" w:name="_Toc241702889"/>
+      <w:r>
+        <w:t>Business details</w:t>
+      </w:r>
+      <w:bookmarkEnd w:id="45"/>
     </w:p>
     <w:p>
       <w:pPr>
@@ -15033,8 +15292,8 @@
           <w:noProof/>
         </w:rPr>
         <w:drawing>
-          <wp:inline distT="0" distB="0" distL="0" distR="0" wp14:anchorId="2932DDBB" wp14:editId="1F712541">
-            <wp:extent cx="5760720" cy="4320540"/>
+          <wp:inline distT="0" distB="0" distL="0" distR="0" wp14:anchorId="307C31BA" wp14:editId="278C7E65">
+            <wp:extent cx="5760720" cy="1429893"/>
             <wp:effectExtent l="0" t="0" r="0" b="0"/>
             <wp:docPr id="31" name="Picture 31"/>
             <wp:cNvGraphicFramePr>
@@ -15044,7 +15303,7 @@
               <a:graphicData uri="http://schemas.openxmlformats.org/drawingml/2006/picture">
                 <pic:pic xmlns:pic="http://schemas.openxmlformats.org/drawingml/2006/picture">
                   <pic:nvPicPr>
-                    <pic:cNvPr id="0" name="36_settings.png"/>
+                    <pic:cNvPr id="0" name="36_settings_business.png"/>
                     <pic:cNvPicPr/>
                   </pic:nvPicPr>
                   <pic:blipFill>
@@ -15056,7 +15315,7 @@
                   <pic:spPr>
                     <a:xfrm>
                       <a:off x="0" y="0"/>
-                      <a:ext cx="5760720" cy="4320540"/>
+                      <a:ext cx="5760720" cy="1429893"/>
                     </a:xfrm>
                     <a:prstGeom prst="rect">
                       <a:avLst/>
@@ -15080,138 +15339,7 @@
           <w:color w:val="6B7280"/>
           <w:sz w:val="18"/>
         </w:rPr>
-        <w:t>Editing the receipt email, with a live preview on the right</w:t>
-      </w:r>
-    </w:p>
-    <w:p>
-      <w:pPr>
-        <w:tabs>
-          <w:tab w:val="left" w:pos="504"/>
-        </w:tabs>
-        <w:spacing w:after="80"/>
-        <w:ind w:left="504" w:hanging="432"/>
-      </w:pPr>
-      <w:r>
-        <w:rPr>
-          <w:b/>
-          <w:color w:val="0369A1"/>
-        </w:rPr>
-        <w:t>1.</w:t>
-      </w:r>
-      <w:r>
-        <w:rPr>
-          <w:b/>
-          <w:color w:val="0369A1"/>
-        </w:rPr>
-        <w:tab/>
-      </w:r>
-      <w:r>
-        <w:t xml:space="preserve">Change the wording in the </w:t>
-      </w:r>
-      <w:r>
-        <w:rPr>
-          <w:b/>
-        </w:rPr>
-        <w:t>Message</w:t>
-      </w:r>
-      <w:r>
-        <w:t xml:space="preserve"> box. The preview on the right shows how it reads for a sample order as you type.</w:t>
-      </w:r>
-    </w:p>
-    <w:p>
-      <w:pPr>
-        <w:tabs>
-          <w:tab w:val="left" w:pos="504"/>
-        </w:tabs>
-        <w:spacing w:after="80"/>
-        <w:ind w:left="504" w:hanging="432"/>
-      </w:pPr>
-      <w:r>
-        <w:rPr>
-          <w:b/>
-          <w:color w:val="0369A1"/>
-        </w:rPr>
-        <w:t>2.</w:t>
-      </w:r>
-      <w:r>
-        <w:rPr>
-          <w:b/>
-          <w:color w:val="0369A1"/>
-        </w:rPr>
-        <w:tab/>
-      </w:r>
-      <w:r>
-        <w:t>Leave a blank line between paragraphs. Start lines with a dash and a space ("- ") to make a bulleted list.</w:t>
-      </w:r>
-    </w:p>
-    <w:p>
-      <w:pPr>
-        <w:tabs>
-          <w:tab w:val="left" w:pos="504"/>
-        </w:tabs>
-        <w:spacing w:after="80"/>
-        <w:ind w:left="504" w:hanging="432"/>
-      </w:pPr>
-      <w:r>
-        <w:rPr>
-          <w:b/>
-          <w:color w:val="0369A1"/>
-        </w:rPr>
-        <w:t>3.</w:t>
-      </w:r>
-      <w:r>
-        <w:rPr>
-          <w:b/>
-          <w:color w:val="0369A1"/>
-        </w:rPr>
-        <w:tab/>
-      </w:r>
-      <w:r>
-        <w:t xml:space="preserve">To add the customer's name, the order number and so on, tap a </w:t>
-      </w:r>
-      <w:r>
-        <w:rPr>
-          <w:b/>
-        </w:rPr>
-        <w:t>placeholder</w:t>
-      </w:r>
-      <w:r>
-        <w:t xml:space="preserve"> under the box. It goes in where the cursor is, and each customer's email fills in their own details.</w:t>
-      </w:r>
-    </w:p>
-    <w:p>
-      <w:pPr>
-        <w:tabs>
-          <w:tab w:val="left" w:pos="504"/>
-        </w:tabs>
-        <w:spacing w:after="80"/>
-        <w:ind w:left="504" w:hanging="432"/>
-      </w:pPr>
-      <w:r>
-        <w:rPr>
-          <w:b/>
-          <w:color w:val="0369A1"/>
-        </w:rPr>
-        <w:t>4.</w:t>
-      </w:r>
-      <w:r>
-        <w:rPr>
-          <w:b/>
-          <w:color w:val="0369A1"/>
-        </w:rPr>
-        <w:tab/>
-      </w:r>
-      <w:r>
-        <w:t xml:space="preserve">Tap </w:t>
-      </w:r>
-      <w:r>
-        <w:rPr>
-          <w:b/>
-        </w:rPr>
-        <w:t>Save</w:t>
-      </w:r>
-      <w:r>
-        <w:t>. Every receipt emailed from then on uses the new wording.</w:t>
+        <w:t>The names and number printed on sheets and emails</w:t>
       </w:r>
     </w:p>
     <w:tbl>
@@ -15254,13 +15382,540 @@
                 <w:b/>
                 <w:color w:val="FFFFFF"/>
               </w:rPr>
+              <w:t>Setting</w:t>
+            </w:r>
+          </w:p>
+        </w:tc>
+        <w:tc>
+          <w:tcPr>
+            <w:tcW w:w="6480" w:type="dxa"/>
+            <w:tcBorders>
+              <w:top w:val="single" w:sz="4" w:space="0" w:color="0369A1"/>
+              <w:left w:val="single" w:sz="4" w:space="0" w:color="0369A1"/>
+              <w:bottom w:val="single" w:sz="4" w:space="0" w:color="0369A1"/>
+              <w:right w:val="single" w:sz="4" w:space="0" w:color="0369A1"/>
+            </w:tcBorders>
+            <w:shd w:val="clear" w:color="auto" w:fill="0369A1"/>
+            <w:tcMar>
+              <w:top w:w="100" w:type="dxa"/>
+              <w:left w:w="140" w:type="dxa"/>
+              <w:bottom w:w="100" w:type="dxa"/>
+              <w:right w:w="140" w:type="dxa"/>
+            </w:tcMar>
+          </w:tcPr>
+          <w:p>
+            <w:pPr>
+              <w:spacing w:after="0"/>
+            </w:pPr>
+            <w:r>
+              <w:rPr>
+                <w:b/>
+                <w:color w:val="FFFFFF"/>
+              </w:rPr>
+              <w:t>Where it shows</w:t>
+            </w:r>
+          </w:p>
+        </w:tc>
+      </w:tr>
+      <w:tr>
+        <w:trPr>
+          <w:jc w:val="center"/>
+        </w:trPr>
+        <w:tc>
+          <w:tcPr>
+            <w:tcW w:w="2880" w:type="dxa"/>
+            <w:tcBorders>
+              <w:top w:val="single" w:sz="4" w:space="0" w:color="D1D5DB"/>
+              <w:left w:val="single" w:sz="4" w:space="0" w:color="D1D5DB"/>
+              <w:bottom w:val="single" w:sz="4" w:space="0" w:color="D1D5DB"/>
+              <w:right w:val="single" w:sz="4" w:space="0" w:color="D1D5DB"/>
+            </w:tcBorders>
+            <w:tcMar>
+              <w:top w:w="100" w:type="dxa"/>
+              <w:left w:w="140" w:type="dxa"/>
+              <w:bottom w:w="100" w:type="dxa"/>
+              <w:right w:w="140" w:type="dxa"/>
+            </w:tcMar>
+          </w:tcPr>
+          <w:p>
+            <w:pPr>
+              <w:spacing w:after="0"/>
+            </w:pPr>
+            <w:r>
+              <w:rPr>
+                <w:b/>
+              </w:rPr>
+              <w:t>Company name</w:t>
+            </w:r>
+          </w:p>
+        </w:tc>
+        <w:tc>
+          <w:tcPr>
+            <w:tcW w:w="6480" w:type="dxa"/>
+            <w:tcBorders>
+              <w:top w:val="single" w:sz="4" w:space="0" w:color="D1D5DB"/>
+              <w:left w:val="single" w:sz="4" w:space="0" w:color="D1D5DB"/>
+              <w:bottom w:val="single" w:sz="4" w:space="0" w:color="D1D5DB"/>
+              <w:right w:val="single" w:sz="4" w:space="0" w:color="D1D5DB"/>
+            </w:tcBorders>
+            <w:tcMar>
+              <w:top w:w="100" w:type="dxa"/>
+              <w:left w:w="140" w:type="dxa"/>
+              <w:bottom w:w="100" w:type="dxa"/>
+              <w:right w:w="140" w:type="dxa"/>
+            </w:tcMar>
+          </w:tcPr>
+          <w:p>
+            <w:pPr>
+              <w:spacing w:after="0"/>
+            </w:pPr>
+            <w:r>
+              <w:t>Across the top of every sales sheet (printed, saved as PDF or emailed), and at the end of the receipt email.</w:t>
+            </w:r>
+          </w:p>
+        </w:tc>
+      </w:tr>
+      <w:tr>
+        <w:trPr>
+          <w:jc w:val="center"/>
+        </w:trPr>
+        <w:tc>
+          <w:tcPr>
+            <w:tcW w:w="2880" w:type="dxa"/>
+            <w:tcBorders>
+              <w:top w:val="single" w:sz="4" w:space="0" w:color="D1D5DB"/>
+              <w:left w:val="single" w:sz="4" w:space="0" w:color="D1D5DB"/>
+              <w:bottom w:val="single" w:sz="4" w:space="0" w:color="D1D5DB"/>
+              <w:right w:val="single" w:sz="4" w:space="0" w:color="D1D5DB"/>
+            </w:tcBorders>
+            <w:shd w:val="clear" w:color="auto" w:fill="F3F4F6"/>
+            <w:tcMar>
+              <w:top w:w="100" w:type="dxa"/>
+              <w:left w:w="140" w:type="dxa"/>
+              <w:bottom w:w="100" w:type="dxa"/>
+              <w:right w:w="140" w:type="dxa"/>
+            </w:tcMar>
+          </w:tcPr>
+          <w:p>
+            <w:pPr>
+              <w:spacing w:after="0"/>
+            </w:pPr>
+            <w:r>
+              <w:rPr>
+                <w:b/>
+              </w:rPr>
+              <w:t>Customer service phone</w:t>
+            </w:r>
+          </w:p>
+        </w:tc>
+        <w:tc>
+          <w:tcPr>
+            <w:tcW w:w="6480" w:type="dxa"/>
+            <w:tcBorders>
+              <w:top w:val="single" w:sz="4" w:space="0" w:color="D1D5DB"/>
+              <w:left w:val="single" w:sz="4" w:space="0" w:color="D1D5DB"/>
+              <w:bottom w:val="single" w:sz="4" w:space="0" w:color="D1D5DB"/>
+              <w:right w:val="single" w:sz="4" w:space="0" w:color="D1D5DB"/>
+            </w:tcBorders>
+            <w:shd w:val="clear" w:color="auto" w:fill="F3F4F6"/>
+            <w:tcMar>
+              <w:top w:w="100" w:type="dxa"/>
+              <w:left w:w="140" w:type="dxa"/>
+              <w:bottom w:w="100" w:type="dxa"/>
+              <w:right w:w="140" w:type="dxa"/>
+            </w:tcMar>
+          </w:tcPr>
+          <w:p>
+            <w:pPr>
+              <w:spacing w:after="0"/>
+            </w:pPr>
+            <w:r>
+              <w:t>Under the company name on every sales sheet, and in the receipt email.</w:t>
+            </w:r>
+          </w:p>
+        </w:tc>
+      </w:tr>
+      <w:tr>
+        <w:trPr>
+          <w:jc w:val="center"/>
+        </w:trPr>
+        <w:tc>
+          <w:tcPr>
+            <w:tcW w:w="2880" w:type="dxa"/>
+            <w:tcBorders>
+              <w:top w:val="single" w:sz="4" w:space="0" w:color="D1D5DB"/>
+              <w:left w:val="single" w:sz="4" w:space="0" w:color="D1D5DB"/>
+              <w:bottom w:val="single" w:sz="4" w:space="0" w:color="D1D5DB"/>
+              <w:right w:val="single" w:sz="4" w:space="0" w:color="D1D5DB"/>
+            </w:tcBorders>
+            <w:tcMar>
+              <w:top w:w="100" w:type="dxa"/>
+              <w:left w:w="140" w:type="dxa"/>
+              <w:bottom w:w="100" w:type="dxa"/>
+              <w:right w:w="140" w:type="dxa"/>
+            </w:tcMar>
+          </w:tcPr>
+          <w:p>
+            <w:pPr>
+              <w:spacing w:after="0"/>
+            </w:pPr>
+            <w:r>
+              <w:rPr>
+                <w:b/>
+              </w:rPr>
+              <w:t>App name</w:t>
+            </w:r>
+          </w:p>
+        </w:tc>
+        <w:tc>
+          <w:tcPr>
+            <w:tcW w:w="6480" w:type="dxa"/>
+            <w:tcBorders>
+              <w:top w:val="single" w:sz="4" w:space="0" w:color="D1D5DB"/>
+              <w:left w:val="single" w:sz="4" w:space="0" w:color="D1D5DB"/>
+              <w:bottom w:val="single" w:sz="4" w:space="0" w:color="D1D5DB"/>
+              <w:right w:val="single" w:sz="4" w:space="0" w:color="D1D5DB"/>
+            </w:tcBorders>
+            <w:tcMar>
+              <w:top w:w="100" w:type="dxa"/>
+              <w:left w:w="140" w:type="dxa"/>
+              <w:bottom w:w="100" w:type="dxa"/>
+              <w:right w:w="140" w:type="dxa"/>
+            </w:tcMar>
+          </w:tcPr>
+          <w:p>
+            <w:pPr>
+              <w:spacing w:after="0"/>
+            </w:pPr>
+            <w:r>
+              <w:t>In the menu bar, on the sign-in screen, in the browser tab, and as the name emails come from.</w:t>
+            </w:r>
+          </w:p>
+        </w:tc>
+      </w:tr>
+    </w:tbl>
+    <w:p>
+      <w:pPr>
+        <w:spacing w:after="40"/>
+      </w:pPr>
+    </w:p>
+    <w:tbl>
+      <w:tblPr>
+        <w:tblW w:w="0" w:type="auto"/>
+        <w:jc w:val="center"/>
+        <w:tblLook w:val="04A0" w:firstRow="1" w:lastRow="0" w:firstColumn="1" w:lastColumn="0" w:noHBand="0" w:noVBand="1"/>
+      </w:tblPr>
+      <w:tblGrid>
+        <w:gridCol w:w="9360"/>
+      </w:tblGrid>
+      <w:tr>
+        <w:trPr>
+          <w:jc w:val="center"/>
+        </w:trPr>
+        <w:tc>
+          <w:tcPr>
+            <w:tcW w:w="9360" w:type="dxa"/>
+            <w:tcBorders>
+              <w:top w:val="single" w:sz="4" w:space="0" w:color="F3F4F6"/>
+              <w:left w:val="single" w:sz="36" w:space="0" w:color="6B7280"/>
+              <w:bottom w:val="single" w:sz="4" w:space="0" w:color="F3F4F6"/>
+              <w:right w:val="single" w:sz="4" w:space="0" w:color="F3F4F6"/>
+            </w:tcBorders>
+            <w:shd w:val="clear" w:color="auto" w:fill="F3F4F6"/>
+            <w:tcMar>
+              <w:top w:w="120" w:type="dxa"/>
+              <w:left w:w="200" w:type="dxa"/>
+              <w:bottom w:w="120" w:type="dxa"/>
+              <w:right w:w="160" w:type="dxa"/>
+            </w:tcMar>
+          </w:tcPr>
+          <w:p>
+            <w:pPr>
+              <w:spacing w:after="0"/>
+            </w:pPr>
+            <w:r>
+              <w:rPr>
+                <w:b/>
+                <w:color w:val="6B7280"/>
+              </w:rPr>
+              <w:t xml:space="preserve">Good to know:  </w:t>
+            </w:r>
+            <w:r>
+              <w:t>Changes show straight away for you, and for everyone else the next time their screen loads. Sales sheets already printed or emailed keep the details they had.</w:t>
+            </w:r>
+          </w:p>
+        </w:tc>
+      </w:tr>
+    </w:tbl>
+    <w:p>
+      <w:pPr>
+        <w:spacing w:after="40"/>
+      </w:pPr>
+    </w:p>
+    <w:p>
+      <w:pPr>
+        <w:pStyle w:val="Heading2"/>
+      </w:pPr>
+      <w:bookmarkStart w:id="46" w:name="_Toc241702890"/>
+      <w:r>
+        <w:t>Receipt email</w:t>
+      </w:r>
+      <w:bookmarkEnd w:id="46"/>
+    </w:p>
+    <w:p>
+      <w:r>
+        <w:t>This is the note customers get with an emailed receipt. The receipt itself is always attached as a PDF; this is the message around it.</w:t>
+      </w:r>
+    </w:p>
+    <w:p>
+      <w:pPr>
+        <w:keepNext/>
+        <w:spacing w:after="40"/>
+        <w:jc w:val="center"/>
+      </w:pPr>
+      <w:r>
+        <w:rPr>
+          <w:noProof/>
+        </w:rPr>
+        <w:lastRenderedPageBreak/>
+        <w:drawing>
+          <wp:inline distT="0" distB="0" distL="0" distR="0" wp14:anchorId="53D9A9A7" wp14:editId="604E5803">
+            <wp:extent cx="5760720" cy="4450842"/>
+            <wp:effectExtent l="0" t="0" r="0" b="0"/>
+            <wp:docPr id="32" name="Picture 32"/>
+            <wp:cNvGraphicFramePr>
+              <a:graphicFrameLocks xmlns:a="http://schemas.openxmlformats.org/drawingml/2006/main" noChangeAspect="1"/>
+            </wp:cNvGraphicFramePr>
+            <a:graphic xmlns:a="http://schemas.openxmlformats.org/drawingml/2006/main">
+              <a:graphicData uri="http://schemas.openxmlformats.org/drawingml/2006/picture">
+                <pic:pic xmlns:pic="http://schemas.openxmlformats.org/drawingml/2006/picture">
+                  <pic:nvPicPr>
+                    <pic:cNvPr id="0" name="36_settings.png"/>
+                    <pic:cNvPicPr/>
+                  </pic:nvPicPr>
+                  <pic:blipFill>
+                    <a:blip r:embed="rId40"/>
+                    <a:stretch>
+                      <a:fillRect/>
+                    </a:stretch>
+                  </pic:blipFill>
+                  <pic:spPr>
+                    <a:xfrm>
+                      <a:off x="0" y="0"/>
+                      <a:ext cx="5760720" cy="4450842"/>
+                    </a:xfrm>
+                    <a:prstGeom prst="rect">
+                      <a:avLst/>
+                    </a:prstGeom>
+                  </pic:spPr>
+                </pic:pic>
+              </a:graphicData>
+            </a:graphic>
+          </wp:inline>
+        </w:drawing>
+      </w:r>
+    </w:p>
+    <w:p>
+      <w:pPr>
+        <w:spacing w:after="200"/>
+        <w:jc w:val="center"/>
+      </w:pPr>
+      <w:r>
+        <w:rPr>
+          <w:i/>
+          <w:color w:val="6B7280"/>
+          <w:sz w:val="18"/>
+        </w:rPr>
+        <w:t>Editing the receipt email, with a live preview on the right</w:t>
+      </w:r>
+    </w:p>
+    <w:p>
+      <w:pPr>
+        <w:tabs>
+          <w:tab w:val="left" w:pos="504"/>
+        </w:tabs>
+        <w:spacing w:after="80"/>
+        <w:ind w:left="504" w:hanging="432"/>
+      </w:pPr>
+      <w:r>
+        <w:rPr>
+          <w:b/>
+          <w:color w:val="0369A1"/>
+        </w:rPr>
+        <w:t>1.</w:t>
+      </w:r>
+      <w:r>
+        <w:rPr>
+          <w:b/>
+          <w:color w:val="0369A1"/>
+        </w:rPr>
+        <w:tab/>
+      </w:r>
+      <w:r>
+        <w:t xml:space="preserve">Change the </w:t>
+      </w:r>
+      <w:r>
+        <w:rPr>
+          <w:b/>
+        </w:rPr>
+        <w:t>Subject</w:t>
+      </w:r>
+      <w:r>
+        <w:t xml:space="preserve"> or the </w:t>
+      </w:r>
+      <w:r>
+        <w:rPr>
+          <w:b/>
+        </w:rPr>
+        <w:t>Message</w:t>
+      </w:r>
+      <w:r>
+        <w:t>. The preview on the right shows how the email reads for a sample order as you type.</w:t>
+      </w:r>
+    </w:p>
+    <w:p>
+      <w:pPr>
+        <w:tabs>
+          <w:tab w:val="left" w:pos="504"/>
+        </w:tabs>
+        <w:spacing w:after="80"/>
+        <w:ind w:left="504" w:hanging="432"/>
+      </w:pPr>
+      <w:r>
+        <w:rPr>
+          <w:b/>
+          <w:color w:val="0369A1"/>
+        </w:rPr>
+        <w:t>2.</w:t>
+      </w:r>
+      <w:r>
+        <w:rPr>
+          <w:b/>
+          <w:color w:val="0369A1"/>
+        </w:rPr>
+        <w:tab/>
+      </w:r>
+      <w:r>
+        <w:t>In the message, leave a blank line between paragraphs. Start lines with a dash and a space ("- ") to make a bulleted list.</w:t>
+      </w:r>
+    </w:p>
+    <w:p>
+      <w:pPr>
+        <w:tabs>
+          <w:tab w:val="left" w:pos="504"/>
+        </w:tabs>
+        <w:spacing w:after="80"/>
+        <w:ind w:left="504" w:hanging="432"/>
+      </w:pPr>
+      <w:r>
+        <w:rPr>
+          <w:b/>
+          <w:color w:val="0369A1"/>
+        </w:rPr>
+        <w:t>3.</w:t>
+      </w:r>
+      <w:r>
+        <w:rPr>
+          <w:b/>
+          <w:color w:val="0369A1"/>
+        </w:rPr>
+        <w:tab/>
+      </w:r>
+      <w:r>
+        <w:t xml:space="preserve">To add the customer's name, the order number and so on, tap a </w:t>
+      </w:r>
+      <w:r>
+        <w:rPr>
+          <w:b/>
+        </w:rPr>
+        <w:t>placeholder</w:t>
+      </w:r>
+      <w:r>
+        <w:t xml:space="preserve"> under the message. It goes in where the cursor was - in the subject or the message, whichever you were typing in - and each customer's email fills in their own details.</w:t>
+      </w:r>
+    </w:p>
+    <w:p>
+      <w:pPr>
+        <w:tabs>
+          <w:tab w:val="left" w:pos="504"/>
+        </w:tabs>
+        <w:spacing w:after="80"/>
+        <w:ind w:left="504" w:hanging="432"/>
+      </w:pPr>
+      <w:r>
+        <w:rPr>
+          <w:b/>
+          <w:color w:val="0369A1"/>
+        </w:rPr>
+        <w:t>4.</w:t>
+      </w:r>
+      <w:r>
+        <w:rPr>
+          <w:b/>
+          <w:color w:val="0369A1"/>
+        </w:rPr>
+        <w:tab/>
+      </w:r>
+      <w:r>
+        <w:t xml:space="preserve">Tap </w:t>
+      </w:r>
+      <w:r>
+        <w:rPr>
+          <w:b/>
+        </w:rPr>
+        <w:t>Save</w:t>
+      </w:r>
+      <w:r>
+        <w:t>. Every receipt emailed from then on uses the new wording.</w:t>
+      </w:r>
+    </w:p>
+    <w:tbl>
+      <w:tblPr>
+        <w:tblW w:w="0" w:type="auto"/>
+        <w:jc w:val="center"/>
+        <w:tblLook w:val="04A0" w:firstRow="1" w:lastRow="0" w:firstColumn="1" w:lastColumn="0" w:noHBand="0" w:noVBand="1"/>
+      </w:tblPr>
+      <w:tblGrid>
+        <w:gridCol w:w="3168"/>
+        <w:gridCol w:w="6192"/>
+      </w:tblGrid>
+      <w:tr>
+        <w:trPr>
+          <w:jc w:val="center"/>
+        </w:trPr>
+        <w:tc>
+          <w:tcPr>
+            <w:tcW w:w="3168" w:type="dxa"/>
+            <w:tcBorders>
+              <w:top w:val="single" w:sz="4" w:space="0" w:color="0369A1"/>
+              <w:left w:val="single" w:sz="4" w:space="0" w:color="0369A1"/>
+              <w:bottom w:val="single" w:sz="4" w:space="0" w:color="0369A1"/>
+              <w:right w:val="single" w:sz="4" w:space="0" w:color="0369A1"/>
+            </w:tcBorders>
+            <w:shd w:val="clear" w:color="auto" w:fill="0369A1"/>
+            <w:tcMar>
+              <w:top w:w="100" w:type="dxa"/>
+              <w:left w:w="140" w:type="dxa"/>
+              <w:bottom w:w="100" w:type="dxa"/>
+              <w:right w:w="140" w:type="dxa"/>
+            </w:tcMar>
+          </w:tcPr>
+          <w:p>
+            <w:pPr>
+              <w:spacing w:after="0"/>
+            </w:pPr>
+            <w:r>
+              <w:rPr>
+                <w:b/>
+                <w:color w:val="FFFFFF"/>
+              </w:rPr>
               <w:t>Placeholder</w:t>
             </w:r>
           </w:p>
         </w:tc>
         <w:tc>
           <w:tcPr>
-            <w:tcW w:w="6480" w:type="dxa"/>
+            <w:tcW w:w="6192" w:type="dxa"/>
             <w:tcBorders>
               <w:top w:val="single" w:sz="4" w:space="0" w:color="0369A1"/>
               <w:left w:val="single" w:sz="4" w:space="0" w:color="0369A1"/>
@@ -15295,7 +15950,7 @@
         </w:trPr>
         <w:tc>
           <w:tcPr>
-            <w:tcW w:w="2880" w:type="dxa"/>
+            <w:tcW w:w="3168" w:type="dxa"/>
             <w:tcBorders>
               <w:top w:val="single" w:sz="4" w:space="0" w:color="D1D5DB"/>
               <w:left w:val="single" w:sz="4" w:space="0" w:color="D1D5DB"/>
@@ -15323,7 +15978,7 @@
         </w:tc>
         <w:tc>
           <w:tcPr>
-            <w:tcW w:w="6480" w:type="dxa"/>
+            <w:tcW w:w="6192" w:type="dxa"/>
             <w:tcBorders>
               <w:top w:val="single" w:sz="4" w:space="0" w:color="D1D5DB"/>
               <w:left w:val="single" w:sz="4" w:space="0" w:color="D1D5DB"/>
@@ -15353,7 +16008,7 @@
         </w:trPr>
         <w:tc>
           <w:tcPr>
-            <w:tcW w:w="2880" w:type="dxa"/>
+            <w:tcW w:w="3168" w:type="dxa"/>
             <w:tcBorders>
               <w:top w:val="single" w:sz="4" w:space="0" w:color="D1D5DB"/>
               <w:left w:val="single" w:sz="4" w:space="0" w:color="D1D5DB"/>
@@ -15376,14 +16031,13 @@
               <w:rPr>
                 <w:b/>
               </w:rPr>
-              <w:lastRenderedPageBreak/>
               <w:t>{CustomerName}</w:t>
             </w:r>
           </w:p>
         </w:tc>
         <w:tc>
           <w:tcPr>
-            <w:tcW w:w="6480" w:type="dxa"/>
+            <w:tcW w:w="6192" w:type="dxa"/>
             <w:tcBorders>
               <w:top w:val="single" w:sz="4" w:space="0" w:color="D1D5DB"/>
               <w:left w:val="single" w:sz="4" w:space="0" w:color="D1D5DB"/>
@@ -15414,7 +16068,7 @@
         </w:trPr>
         <w:tc>
           <w:tcPr>
-            <w:tcW w:w="2880" w:type="dxa"/>
+            <w:tcW w:w="3168" w:type="dxa"/>
             <w:tcBorders>
               <w:top w:val="single" w:sz="4" w:space="0" w:color="D1D5DB"/>
               <w:left w:val="single" w:sz="4" w:space="0" w:color="D1D5DB"/>
@@ -15442,7 +16096,7 @@
         </w:tc>
         <w:tc>
           <w:tcPr>
-            <w:tcW w:w="6480" w:type="dxa"/>
+            <w:tcW w:w="6192" w:type="dxa"/>
             <w:tcBorders>
               <w:top w:val="single" w:sz="4" w:space="0" w:color="D1D5DB"/>
               <w:left w:val="single" w:sz="4" w:space="0" w:color="D1D5DB"/>
@@ -15472,7 +16126,7 @@
         </w:trPr>
         <w:tc>
           <w:tcPr>
-            <w:tcW w:w="2880" w:type="dxa"/>
+            <w:tcW w:w="3168" w:type="dxa"/>
             <w:tcBorders>
               <w:top w:val="single" w:sz="4" w:space="0" w:color="D1D5DB"/>
               <w:left w:val="single" w:sz="4" w:space="0" w:color="D1D5DB"/>
@@ -15501,7 +16155,7 @@
         </w:tc>
         <w:tc>
           <w:tcPr>
-            <w:tcW w:w="6480" w:type="dxa"/>
+            <w:tcW w:w="6192" w:type="dxa"/>
             <w:tcBorders>
               <w:top w:val="single" w:sz="4" w:space="0" w:color="D1D5DB"/>
               <w:left w:val="single" w:sz="4" w:space="0" w:color="D1D5DB"/>
@@ -15532,7 +16186,7 @@
         </w:trPr>
         <w:tc>
           <w:tcPr>
-            <w:tcW w:w="2880" w:type="dxa"/>
+            <w:tcW w:w="3168" w:type="dxa"/>
             <w:tcBorders>
               <w:top w:val="single" w:sz="4" w:space="0" w:color="D1D5DB"/>
               <w:left w:val="single" w:sz="4" w:space="0" w:color="D1D5DB"/>
@@ -15554,13 +16208,14 @@
               <w:rPr>
                 <w:b/>
               </w:rPr>
+              <w:lastRenderedPageBreak/>
               <w:t>{SaleDate}</w:t>
             </w:r>
           </w:p>
         </w:tc>
         <w:tc>
           <w:tcPr>
-            <w:tcW w:w="6480" w:type="dxa"/>
+            <w:tcW w:w="6192" w:type="dxa"/>
             <w:tcBorders>
               <w:top w:val="single" w:sz="4" w:space="0" w:color="D1D5DB"/>
               <w:left w:val="single" w:sz="4" w:space="0" w:color="D1D5DB"/>
@@ -15590,7 +16245,7 @@
         </w:trPr>
         <w:tc>
           <w:tcPr>
-            <w:tcW w:w="2880" w:type="dxa"/>
+            <w:tcW w:w="3168" w:type="dxa"/>
             <w:tcBorders>
               <w:top w:val="single" w:sz="4" w:space="0" w:color="D1D5DB"/>
               <w:left w:val="single" w:sz="4" w:space="0" w:color="D1D5DB"/>
@@ -15619,7 +16274,7 @@
         </w:tc>
         <w:tc>
           <w:tcPr>
-            <w:tcW w:w="6480" w:type="dxa"/>
+            <w:tcW w:w="6192" w:type="dxa"/>
             <w:tcBorders>
               <w:top w:val="single" w:sz="4" w:space="0" w:color="D1D5DB"/>
               <w:left w:val="single" w:sz="4" w:space="0" w:color="D1D5DB"/>
@@ -15650,7 +16305,7 @@
         </w:trPr>
         <w:tc>
           <w:tcPr>
-            <w:tcW w:w="2880" w:type="dxa"/>
+            <w:tcW w:w="3168" w:type="dxa"/>
             <w:tcBorders>
               <w:top w:val="single" w:sz="4" w:space="0" w:color="D1D5DB"/>
               <w:left w:val="single" w:sz="4" w:space="0" w:color="D1D5DB"/>
@@ -15678,7 +16333,7 @@
         </w:tc>
         <w:tc>
           <w:tcPr>
-            <w:tcW w:w="6480" w:type="dxa"/>
+            <w:tcW w:w="6192" w:type="dxa"/>
             <w:tcBorders>
               <w:top w:val="single" w:sz="4" w:space="0" w:color="D1D5DB"/>
               <w:left w:val="single" w:sz="4" w:space="0" w:color="D1D5DB"/>
@@ -15708,7 +16363,7 @@
         </w:trPr>
         <w:tc>
           <w:tcPr>
-            <w:tcW w:w="2880" w:type="dxa"/>
+            <w:tcW w:w="3168" w:type="dxa"/>
             <w:tcBorders>
               <w:top w:val="single" w:sz="4" w:space="0" w:color="D1D5DB"/>
               <w:left w:val="single" w:sz="4" w:space="0" w:color="D1D5DB"/>
@@ -15737,7 +16392,7 @@
         </w:tc>
         <w:tc>
           <w:tcPr>
-            <w:tcW w:w="6480" w:type="dxa"/>
+            <w:tcW w:w="6192" w:type="dxa"/>
             <w:tcBorders>
               <w:top w:val="single" w:sz="4" w:space="0" w:color="D1D5DB"/>
               <w:left w:val="single" w:sz="4" w:space="0" w:color="D1D5DB"/>
@@ -15768,7 +16423,7 @@
         </w:trPr>
         <w:tc>
           <w:tcPr>
-            <w:tcW w:w="2880" w:type="dxa"/>
+            <w:tcW w:w="3168" w:type="dxa"/>
             <w:tcBorders>
               <w:top w:val="single" w:sz="4" w:space="0" w:color="D1D5DB"/>
               <w:left w:val="single" w:sz="4" w:space="0" w:color="D1D5DB"/>
@@ -15796,7 +16451,7 @@
         </w:tc>
         <w:tc>
           <w:tcPr>
-            <w:tcW w:w="6480" w:type="dxa"/>
+            <w:tcW w:w="6192" w:type="dxa"/>
             <w:tcBorders>
               <w:top w:val="single" w:sz="4" w:space="0" w:color="D1D5DB"/>
               <w:left w:val="single" w:sz="4" w:space="0" w:color="D1D5DB"/>
@@ -15815,7 +16470,7 @@
               <w:spacing w:after="0"/>
             </w:pPr>
             <w:r>
-              <w:t>The customer service number</w:t>
+              <w:t>The customer service number from Business details</w:t>
             </w:r>
           </w:p>
         </w:tc>
@@ -15826,7 +16481,7 @@
         </w:trPr>
         <w:tc>
           <w:tcPr>
-            <w:tcW w:w="2880" w:type="dxa"/>
+            <w:tcW w:w="3168" w:type="dxa"/>
             <w:tcBorders>
               <w:top w:val="single" w:sz="4" w:space="0" w:color="D1D5DB"/>
               <w:left w:val="single" w:sz="4" w:space="0" w:color="D1D5DB"/>
@@ -15849,13 +16504,13 @@
               <w:rPr>
                 <w:b/>
               </w:rPr>
-              <w:t>{WhatHappensNext}</w:t>
+              <w:t>{CompanyName}</w:t>
             </w:r>
           </w:p>
         </w:tc>
         <w:tc>
           <w:tcPr>
-            <w:tcW w:w="6480" w:type="dxa"/>
+            <w:tcW w:w="6192" w:type="dxa"/>
             <w:tcBorders>
               <w:top w:val="single" w:sz="4" w:space="0" w:color="D1D5DB"/>
               <w:left w:val="single" w:sz="4" w:space="0" w:color="D1D5DB"/>
@@ -15863,6 +16518,64 @@
               <w:right w:val="single" w:sz="4" w:space="0" w:color="D1D5DB"/>
             </w:tcBorders>
             <w:shd w:val="clear" w:color="auto" w:fill="F3F4F6"/>
+            <w:tcMar>
+              <w:top w:w="100" w:type="dxa"/>
+              <w:left w:w="140" w:type="dxa"/>
+              <w:bottom w:w="100" w:type="dxa"/>
+              <w:right w:w="140" w:type="dxa"/>
+            </w:tcMar>
+          </w:tcPr>
+          <w:p>
+            <w:pPr>
+              <w:spacing w:after="0"/>
+            </w:pPr>
+            <w:r>
+              <w:t>The company name from Business details</w:t>
+            </w:r>
+          </w:p>
+        </w:tc>
+      </w:tr>
+      <w:tr>
+        <w:trPr>
+          <w:jc w:val="center"/>
+        </w:trPr>
+        <w:tc>
+          <w:tcPr>
+            <w:tcW w:w="3168" w:type="dxa"/>
+            <w:tcBorders>
+              <w:top w:val="single" w:sz="4" w:space="0" w:color="D1D5DB"/>
+              <w:left w:val="single" w:sz="4" w:space="0" w:color="D1D5DB"/>
+              <w:bottom w:val="single" w:sz="4" w:space="0" w:color="D1D5DB"/>
+              <w:right w:val="single" w:sz="4" w:space="0" w:color="D1D5DB"/>
+            </w:tcBorders>
+            <w:tcMar>
+              <w:top w:w="100" w:type="dxa"/>
+              <w:left w:w="140" w:type="dxa"/>
+              <w:bottom w:w="100" w:type="dxa"/>
+              <w:right w:w="140" w:type="dxa"/>
+            </w:tcMar>
+          </w:tcPr>
+          <w:p>
+            <w:pPr>
+              <w:spacing w:after="0"/>
+            </w:pPr>
+            <w:r>
+              <w:rPr>
+                <w:b/>
+              </w:rPr>
+              <w:t>{WhatHappensNext}</w:t>
+            </w:r>
+          </w:p>
+        </w:tc>
+        <w:tc>
+          <w:tcPr>
+            <w:tcW w:w="6192" w:type="dxa"/>
+            <w:tcBorders>
+              <w:top w:val="single" w:sz="4" w:space="0" w:color="D1D5DB"/>
+              <w:left w:val="single" w:sz="4" w:space="0" w:color="D1D5DB"/>
+              <w:bottom w:val="single" w:sz="4" w:space="0" w:color="D1D5DB"/>
+              <w:right w:val="single" w:sz="4" w:space="0" w:color="D1D5DB"/>
+            </w:tcBorders>
             <w:tcMar>
               <w:top w:w="100" w:type="dxa"/>
               <w:left w:w="140" w:type="dxa"/>
@@ -15940,59 +16653,14 @@
       </w:pPr>
     </w:p>
     <w:p>
-      <w:r>
-        <w:rPr>
-          <w:b/>
-        </w:rPr>
-        <w:t>Discard changes</w:t>
-      </w:r>
-      <w:r>
-        <w:t xml:space="preserve"> puts back the saved wording. </w:t>
-      </w:r>
-      <w:r>
-        <w:rPr>
-          <w:b/>
-        </w:rPr>
-        <w:t>Reset to default</w:t>
-      </w:r>
-      <w:r>
-        <w:t xml:space="preserve"> goes back to the app's own wording, after asking you to confirm.</w:t>
-      </w:r>
-    </w:p>
-    <w:p>
-      <w:pPr>
-        <w:pStyle w:val="Heading1"/>
-        <w:pageBreakBefore/>
-      </w:pPr>
-      <w:bookmarkStart w:id="45" w:name="_Toc241701880"/>
-      <w:r>
-        <w:lastRenderedPageBreak/>
-        <w:t>Owner: permanent deletes</w:t>
-      </w:r>
-      <w:bookmarkEnd w:id="45"/>
-    </w:p>
-    <w:p>
-      <w:r>
-        <w:t xml:space="preserve">Everything in this section is only available to </w:t>
-      </w:r>
-      <w:r>
-        <w:rPr>
-          <w:b/>
-        </w:rPr>
-        <w:t>Owners</w:t>
-      </w:r>
-      <w:r>
-        <w:t xml:space="preserve">. Admins can archive, deactivate and void, which keeps the records on file. An owner can remove records from the database for good. There's no undo, so every permanent delete asks you to type </w:t>
-      </w:r>
-      <w:r>
-        <w:rPr>
-          <w:b/>
-        </w:rPr>
-        <w:t>DELETE</w:t>
-      </w:r>
-      <w:r>
-        <w:t xml:space="preserve"> before the button unlocks.</w:t>
-      </w:r>
+      <w:pPr>
+        <w:pStyle w:val="Heading2"/>
+      </w:pPr>
+      <w:bookmarkStart w:id="47" w:name="_Toc241702891"/>
+      <w:r>
+        <w:t>Dashboard</w:t>
+      </w:r>
+      <w:bookmarkEnd w:id="47"/>
     </w:p>
     <w:p>
       <w:pPr>
@@ -16005,10 +16673,381 @@
           <w:noProof/>
         </w:rPr>
         <w:drawing>
-          <wp:inline distT="0" distB="0" distL="0" distR="0" wp14:anchorId="52AEEBAE" wp14:editId="1B944D7A">
+          <wp:inline distT="0" distB="0" distL="0" distR="0" wp14:anchorId="38935DF5" wp14:editId="088844F1">
+            <wp:extent cx="5760720" cy="1591056"/>
+            <wp:effectExtent l="0" t="0" r="0" b="0"/>
+            <wp:docPr id="33" name="Picture 33"/>
+            <wp:cNvGraphicFramePr>
+              <a:graphicFrameLocks xmlns:a="http://schemas.openxmlformats.org/drawingml/2006/main" noChangeAspect="1"/>
+            </wp:cNvGraphicFramePr>
+            <a:graphic xmlns:a="http://schemas.openxmlformats.org/drawingml/2006/main">
+              <a:graphicData uri="http://schemas.openxmlformats.org/drawingml/2006/picture">
+                <pic:pic xmlns:pic="http://schemas.openxmlformats.org/drawingml/2006/picture">
+                  <pic:nvPicPr>
+                    <pic:cNvPr id="0" name="37_settings_dashboard.png"/>
+                    <pic:cNvPicPr/>
+                  </pic:nvPicPr>
+                  <pic:blipFill>
+                    <a:blip r:embed="rId41"/>
+                    <a:stretch>
+                      <a:fillRect/>
+                    </a:stretch>
+                  </pic:blipFill>
+                  <pic:spPr>
+                    <a:xfrm>
+                      <a:off x="0" y="0"/>
+                      <a:ext cx="5760720" cy="1591056"/>
+                    </a:xfrm>
+                    <a:prstGeom prst="rect">
+                      <a:avLst/>
+                    </a:prstGeom>
+                  </pic:spPr>
+                </pic:pic>
+              </a:graphicData>
+            </a:graphic>
+          </wp:inline>
+        </w:drawing>
+      </w:r>
+    </w:p>
+    <w:p>
+      <w:pPr>
+        <w:spacing w:after="200"/>
+        <w:jc w:val="center"/>
+      </w:pPr>
+      <w:r>
+        <w:rPr>
+          <w:i/>
+          <w:color w:val="6B7280"/>
+          <w:sz w:val="18"/>
+        </w:rPr>
+        <w:t>When stars are earned, and when stock is running low</w:t>
+      </w:r>
+    </w:p>
+    <w:tbl>
+      <w:tblPr>
+        <w:tblW w:w="0" w:type="auto"/>
+        <w:jc w:val="center"/>
+        <w:tblLook w:val="04A0" w:firstRow="1" w:lastRow="0" w:firstColumn="1" w:lastColumn="0" w:noHBand="0" w:noVBand="1"/>
+      </w:tblPr>
+      <w:tblGrid>
+        <w:gridCol w:w="2880"/>
+        <w:gridCol w:w="6480"/>
+      </w:tblGrid>
+      <w:tr>
+        <w:trPr>
+          <w:jc w:val="center"/>
+        </w:trPr>
+        <w:tc>
+          <w:tcPr>
+            <w:tcW w:w="2880" w:type="dxa"/>
+            <w:tcBorders>
+              <w:top w:val="single" w:sz="4" w:space="0" w:color="0369A1"/>
+              <w:left w:val="single" w:sz="4" w:space="0" w:color="0369A1"/>
+              <w:bottom w:val="single" w:sz="4" w:space="0" w:color="0369A1"/>
+              <w:right w:val="single" w:sz="4" w:space="0" w:color="0369A1"/>
+            </w:tcBorders>
+            <w:shd w:val="clear" w:color="auto" w:fill="0369A1"/>
+            <w:tcMar>
+              <w:top w:w="100" w:type="dxa"/>
+              <w:left w:w="140" w:type="dxa"/>
+              <w:bottom w:w="100" w:type="dxa"/>
+              <w:right w:w="140" w:type="dxa"/>
+            </w:tcMar>
+          </w:tcPr>
+          <w:p>
+            <w:pPr>
+              <w:spacing w:after="0"/>
+            </w:pPr>
+            <w:r>
+              <w:rPr>
+                <w:b/>
+                <w:color w:val="FFFFFF"/>
+              </w:rPr>
+              <w:t>Setting</w:t>
+            </w:r>
+          </w:p>
+        </w:tc>
+        <w:tc>
+          <w:tcPr>
+            <w:tcW w:w="6480" w:type="dxa"/>
+            <w:tcBorders>
+              <w:top w:val="single" w:sz="4" w:space="0" w:color="0369A1"/>
+              <w:left w:val="single" w:sz="4" w:space="0" w:color="0369A1"/>
+              <w:bottom w:val="single" w:sz="4" w:space="0" w:color="0369A1"/>
+              <w:right w:val="single" w:sz="4" w:space="0" w:color="0369A1"/>
+            </w:tcBorders>
+            <w:shd w:val="clear" w:color="auto" w:fill="0369A1"/>
+            <w:tcMar>
+              <w:top w:w="100" w:type="dxa"/>
+              <w:left w:w="140" w:type="dxa"/>
+              <w:bottom w:w="100" w:type="dxa"/>
+              <w:right w:w="140" w:type="dxa"/>
+            </w:tcMar>
+          </w:tcPr>
+          <w:p>
+            <w:pPr>
+              <w:spacing w:after="0"/>
+            </w:pPr>
+            <w:r>
+              <w:rPr>
+                <w:b/>
+                <w:color w:val="FFFFFF"/>
+              </w:rPr>
+              <w:t>What it does</w:t>
+            </w:r>
+          </w:p>
+        </w:tc>
+      </w:tr>
+      <w:tr>
+        <w:trPr>
+          <w:jc w:val="center"/>
+        </w:trPr>
+        <w:tc>
+          <w:tcPr>
+            <w:tcW w:w="2880" w:type="dxa"/>
+            <w:tcBorders>
+              <w:top w:val="single" w:sz="4" w:space="0" w:color="D1D5DB"/>
+              <w:left w:val="single" w:sz="4" w:space="0" w:color="D1D5DB"/>
+              <w:bottom w:val="single" w:sz="4" w:space="0" w:color="D1D5DB"/>
+              <w:right w:val="single" w:sz="4" w:space="0" w:color="D1D5DB"/>
+            </w:tcBorders>
+            <w:tcMar>
+              <w:top w:w="100" w:type="dxa"/>
+              <w:left w:w="140" w:type="dxa"/>
+              <w:bottom w:w="100" w:type="dxa"/>
+              <w:right w:w="140" w:type="dxa"/>
+            </w:tcMar>
+          </w:tcPr>
+          <w:p>
+            <w:pPr>
+              <w:spacing w:after="0"/>
+            </w:pPr>
+            <w:r>
+              <w:rPr>
+                <w:b/>
+              </w:rPr>
+              <w:t>First star at</w:t>
+            </w:r>
+          </w:p>
+        </w:tc>
+        <w:tc>
+          <w:tcPr>
+            <w:tcW w:w="6480" w:type="dxa"/>
+            <w:tcBorders>
+              <w:top w:val="single" w:sz="4" w:space="0" w:color="D1D5DB"/>
+              <w:left w:val="single" w:sz="4" w:space="0" w:color="D1D5DB"/>
+              <w:bottom w:val="single" w:sz="4" w:space="0" w:color="D1D5DB"/>
+              <w:right w:val="single" w:sz="4" w:space="0" w:color="D1D5DB"/>
+            </w:tcBorders>
+            <w:tcMar>
+              <w:top w:w="100" w:type="dxa"/>
+              <w:left w:w="140" w:type="dxa"/>
+              <w:bottom w:w="100" w:type="dxa"/>
+              <w:right w:w="140" w:type="dxa"/>
+            </w:tcMar>
+          </w:tcPr>
+          <w:p>
+            <w:pPr>
+              <w:spacing w:after="0"/>
+            </w:pPr>
+            <w:r>
+              <w:t>The net sales that earn the first gold star on the dashboard's Net sales tile (normally $30,000).</w:t>
+            </w:r>
+          </w:p>
+        </w:tc>
+      </w:tr>
+      <w:tr>
+        <w:trPr>
+          <w:jc w:val="center"/>
+        </w:trPr>
+        <w:tc>
+          <w:tcPr>
+            <w:tcW w:w="2880" w:type="dxa"/>
+            <w:tcBorders>
+              <w:top w:val="single" w:sz="4" w:space="0" w:color="D1D5DB"/>
+              <w:left w:val="single" w:sz="4" w:space="0" w:color="D1D5DB"/>
+              <w:bottom w:val="single" w:sz="4" w:space="0" w:color="D1D5DB"/>
+              <w:right w:val="single" w:sz="4" w:space="0" w:color="D1D5DB"/>
+            </w:tcBorders>
+            <w:shd w:val="clear" w:color="auto" w:fill="F3F4F6"/>
+            <w:tcMar>
+              <w:top w:w="100" w:type="dxa"/>
+              <w:left w:w="140" w:type="dxa"/>
+              <w:bottom w:w="100" w:type="dxa"/>
+              <w:right w:w="140" w:type="dxa"/>
+            </w:tcMar>
+          </w:tcPr>
+          <w:p>
+            <w:pPr>
+              <w:spacing w:after="0"/>
+            </w:pPr>
+            <w:r>
+              <w:rPr>
+                <w:b/>
+              </w:rPr>
+              <w:t>Then a star every</w:t>
+            </w:r>
+          </w:p>
+        </w:tc>
+        <w:tc>
+          <w:tcPr>
+            <w:tcW w:w="6480" w:type="dxa"/>
+            <w:tcBorders>
+              <w:top w:val="single" w:sz="4" w:space="0" w:color="D1D5DB"/>
+              <w:left w:val="single" w:sz="4" w:space="0" w:color="D1D5DB"/>
+              <w:bottom w:val="single" w:sz="4" w:space="0" w:color="D1D5DB"/>
+              <w:right w:val="single" w:sz="4" w:space="0" w:color="D1D5DB"/>
+            </w:tcBorders>
+            <w:shd w:val="clear" w:color="auto" w:fill="F3F4F6"/>
+            <w:tcMar>
+              <w:top w:w="100" w:type="dxa"/>
+              <w:left w:w="140" w:type="dxa"/>
+              <w:bottom w:w="100" w:type="dxa"/>
+              <w:right w:w="140" w:type="dxa"/>
+            </w:tcMar>
+          </w:tcPr>
+          <w:p>
+            <w:pPr>
+              <w:spacing w:after="0"/>
+            </w:pPr>
+            <w:r>
+              <w:t>The net sales between each star after that (normally $10,000). The line under the boxes works an example out for you.</w:t>
+            </w:r>
+          </w:p>
+        </w:tc>
+      </w:tr>
+      <w:tr>
+        <w:trPr>
+          <w:jc w:val="center"/>
+        </w:trPr>
+        <w:tc>
+          <w:tcPr>
+            <w:tcW w:w="2880" w:type="dxa"/>
+            <w:tcBorders>
+              <w:top w:val="single" w:sz="4" w:space="0" w:color="D1D5DB"/>
+              <w:left w:val="single" w:sz="4" w:space="0" w:color="D1D5DB"/>
+              <w:bottom w:val="single" w:sz="4" w:space="0" w:color="D1D5DB"/>
+              <w:right w:val="single" w:sz="4" w:space="0" w:color="D1D5DB"/>
+            </w:tcBorders>
+            <w:tcMar>
+              <w:top w:w="100" w:type="dxa"/>
+              <w:left w:w="140" w:type="dxa"/>
+              <w:bottom w:w="100" w:type="dxa"/>
+              <w:right w:w="140" w:type="dxa"/>
+            </w:tcMar>
+          </w:tcPr>
+          <w:p>
+            <w:pPr>
+              <w:spacing w:after="0"/>
+            </w:pPr>
+            <w:r>
+              <w:rPr>
+                <w:b/>
+              </w:rPr>
+              <w:t>Running low at</w:t>
+            </w:r>
+          </w:p>
+        </w:tc>
+        <w:tc>
+          <w:tcPr>
+            <w:tcW w:w="6480" w:type="dxa"/>
+            <w:tcBorders>
+              <w:top w:val="single" w:sz="4" w:space="0" w:color="D1D5DB"/>
+              <w:left w:val="single" w:sz="4" w:space="0" w:color="D1D5DB"/>
+              <w:bottom w:val="single" w:sz="4" w:space="0" w:color="D1D5DB"/>
+              <w:right w:val="single" w:sz="4" w:space="0" w:color="D1D5DB"/>
+            </w:tcBorders>
+            <w:tcMar>
+              <w:top w:w="100" w:type="dxa"/>
+              <w:left w:w="140" w:type="dxa"/>
+              <w:bottom w:w="100" w:type="dxa"/>
+              <w:right w:w="140" w:type="dxa"/>
+            </w:tcMar>
+          </w:tcPr>
+          <w:p>
+            <w:pPr>
+              <w:spacing w:after="0"/>
+            </w:pPr>
+            <w:r>
+              <w:t xml:space="preserve">A counted item with this many or fewer left shows </w:t>
+            </w:r>
+            <w:r>
+              <w:rPr>
+                <w:b/>
+              </w:rPr>
+              <w:t>Running low</w:t>
+            </w:r>
+            <w:r>
+              <w:t xml:space="preserve"> on the Inventory screen and in </w:t>
+            </w:r>
+            <w:r>
+              <w:rPr>
+                <w:b/>
+              </w:rPr>
+              <w:t>Stock to watch</w:t>
+            </w:r>
+            <w:r>
+              <w:t xml:space="preserve"> on the dashboard (normally 2).</w:t>
+            </w:r>
+          </w:p>
+        </w:tc>
+      </w:tr>
+    </w:tbl>
+    <w:p>
+      <w:pPr>
+        <w:spacing w:after="40"/>
+      </w:pPr>
+    </w:p>
+    <w:p>
+      <w:pPr>
+        <w:pStyle w:val="Heading1"/>
+        <w:pageBreakBefore/>
+      </w:pPr>
+      <w:bookmarkStart w:id="48" w:name="_Toc241702892"/>
+      <w:r>
+        <w:lastRenderedPageBreak/>
+        <w:t>Owner: permanent deletes</w:t>
+      </w:r>
+      <w:bookmarkEnd w:id="48"/>
+    </w:p>
+    <w:p>
+      <w:r>
+        <w:t xml:space="preserve">Everything in this section is only available to </w:t>
+      </w:r>
+      <w:r>
+        <w:rPr>
+          <w:b/>
+        </w:rPr>
+        <w:t>Owners</w:t>
+      </w:r>
+      <w:r>
+        <w:t xml:space="preserve">. Admins can archive, deactivate and void, which keeps the records on file. An owner can remove records from the database for good. There's no undo, so every permanent delete asks you to type </w:t>
+      </w:r>
+      <w:r>
+        <w:rPr>
+          <w:b/>
+        </w:rPr>
+        <w:t>DELETE</w:t>
+      </w:r>
+      <w:r>
+        <w:t xml:space="preserve"> before the button unlocks.</w:t>
+      </w:r>
+    </w:p>
+    <w:p>
+      <w:pPr>
+        <w:keepNext/>
+        <w:spacing w:after="40"/>
+        <w:jc w:val="center"/>
+      </w:pPr>
+      <w:r>
+        <w:rPr>
+          <w:noProof/>
+        </w:rPr>
+        <w:drawing>
+          <wp:inline distT="0" distB="0" distL="0" distR="0" wp14:anchorId="6EC98938" wp14:editId="44A227F9">
             <wp:extent cx="4754880" cy="3312709"/>
             <wp:effectExtent l="0" t="0" r="0" b="0"/>
-            <wp:docPr id="32" name="Picture 32"/>
+            <wp:docPr id="34" name="Picture 34"/>
             <wp:cNvGraphicFramePr>
               <a:graphicFrameLocks xmlns:a="http://schemas.openxmlformats.org/drawingml/2006/main" noChangeAspect="1"/>
             </wp:cNvGraphicFramePr>
@@ -16020,7 +17059,7 @@
                     <pic:cNvPicPr/>
                   </pic:nvPicPr>
                   <pic:blipFill>
-                    <a:blip r:embed="rId40"/>
+                    <a:blip r:embed="rId42"/>
                     <a:stretch>
                       <a:fillRect/>
                     </a:stretch>
@@ -16669,12 +17708,12 @@
         <w:pStyle w:val="Heading1"/>
         <w:pageBreakBefore/>
       </w:pPr>
-      <w:bookmarkStart w:id="46" w:name="_Toc241701881"/>
+      <w:bookmarkStart w:id="49" w:name="_Toc241702893"/>
       <w:r>
         <w:lastRenderedPageBreak/>
         <w:t>Tips and troubleshooting</w:t>
       </w:r>
-      <w:bookmarkEnd w:id="46"/>
+      <w:bookmarkEnd w:id="49"/>
     </w:p>
     <w:p>
       <w:r>
@@ -16854,7 +17893,7 @@
         <w:t>Settings</w:t>
       </w:r>
       <w:r>
-        <w:t xml:space="preserve"> (see *Admin: the receipt email*).</w:t>
+        <w:t xml:space="preserve"> (see *Admin: settings*).</w:t>
       </w:r>
     </w:p>
     <w:p>
@@ -17056,22 +18095,22 @@
         <w:pStyle w:val="Heading1"/>
         <w:pageBreakBefore/>
       </w:pPr>
-      <w:bookmarkStart w:id="47" w:name="_Toc241701882"/>
+      <w:bookmarkStart w:id="50" w:name="_Toc241702894"/>
       <w:r>
         <w:lastRenderedPageBreak/>
         <w:t>Quick reference</w:t>
       </w:r>
-      <w:bookmarkEnd w:id="47"/>
+      <w:bookmarkEnd w:id="50"/>
     </w:p>
     <w:p>
       <w:pPr>
         <w:pStyle w:val="Heading2"/>
       </w:pPr>
-      <w:bookmarkStart w:id="48" w:name="_Toc241701883"/>
+      <w:bookmarkStart w:id="51" w:name="_Toc241702895"/>
       <w:r>
         <w:t>Sales rep checklist</w:t>
       </w:r>
-      <w:bookmarkEnd w:id="48"/>
+      <w:bookmarkEnd w:id="51"/>
     </w:p>
     <w:p>
       <w:pPr>
@@ -17211,11 +18250,11 @@
       <w:pPr>
         <w:pStyle w:val="Heading2"/>
       </w:pPr>
-      <w:bookmarkStart w:id="49" w:name="_Toc241701884"/>
+      <w:bookmarkStart w:id="52" w:name="_Toc241702896"/>
       <w:r>
         <w:t>Checkout checklist</w:t>
       </w:r>
-      <w:bookmarkEnd w:id="49"/>
+      <w:bookmarkEnd w:id="52"/>
     </w:p>
     <w:p>
       <w:pPr>
@@ -17399,11 +18438,11 @@
       <w:pPr>
         <w:pStyle w:val="Heading2"/>
       </w:pPr>
-      <w:bookmarkStart w:id="50" w:name="_Toc241701885"/>
+      <w:bookmarkStart w:id="53" w:name="_Toc241702897"/>
       <w:r>
         <w:t>Inventory counts</w:t>
       </w:r>
-      <w:bookmarkEnd w:id="50"/>
+      <w:bookmarkEnd w:id="53"/>
     </w:p>
     <w:p>
       <w:pPr>
@@ -17603,11 +18642,11 @@
       <w:pPr>
         <w:pStyle w:val="Heading2"/>
       </w:pPr>
-      <w:bookmarkStart w:id="51" w:name="_Toc241701886"/>
+      <w:bookmarkStart w:id="54" w:name="_Toc241702898"/>
       <w:r>
         <w:t>Order status at a glance</w:t>
       </w:r>
-      <w:bookmarkEnd w:id="51"/>
+      <w:bookmarkEnd w:id="54"/>
     </w:p>
     <w:tbl>
       <w:tblPr>
@@ -17927,7 +18966,7 @@
       </w:pPr>
     </w:p>
     <w:sectPr>
-      <w:footerReference w:type="default" r:id="rId41"/>
+      <w:footerReference w:type="default" r:id="rId43"/>
       <w:pgSz w:w="12240" w:h="15840"/>
       <w:pgMar w:top="1296" w:right="1440" w:bottom="1296" w:left="1440" w:header="720" w:footer="720" w:gutter="0"/>
       <w:cols w:space="720"/>
@@ -18223,31 +19262,31 @@
       </w:rPr>
     </w:lvl>
   </w:abstractNum>
-  <w:num w:numId="1" w16cid:durableId="1150487065">
+  <w:num w:numId="1" w16cid:durableId="784811448">
     <w:abstractNumId w:val="8"/>
   </w:num>
-  <w:num w:numId="2" w16cid:durableId="588542905">
+  <w:num w:numId="2" w16cid:durableId="2050640610">
     <w:abstractNumId w:val="6"/>
   </w:num>
-  <w:num w:numId="3" w16cid:durableId="700328444">
+  <w:num w:numId="3" w16cid:durableId="805246330">
     <w:abstractNumId w:val="5"/>
   </w:num>
-  <w:num w:numId="4" w16cid:durableId="2113209966">
+  <w:num w:numId="4" w16cid:durableId="283969708">
     <w:abstractNumId w:val="4"/>
   </w:num>
-  <w:num w:numId="5" w16cid:durableId="643043379">
+  <w:num w:numId="5" w16cid:durableId="1882937727">
     <w:abstractNumId w:val="7"/>
   </w:num>
-  <w:num w:numId="6" w16cid:durableId="1216939749">
+  <w:num w:numId="6" w16cid:durableId="1451437246">
     <w:abstractNumId w:val="3"/>
   </w:num>
-  <w:num w:numId="7" w16cid:durableId="328219140">
+  <w:num w:numId="7" w16cid:durableId="1059745156">
     <w:abstractNumId w:val="2"/>
   </w:num>
-  <w:num w:numId="8" w16cid:durableId="1465930970">
+  <w:num w:numId="8" w16cid:durableId="122501223">
     <w:abstractNumId w:val="1"/>
   </w:num>
-  <w:num w:numId="9" w16cid:durableId="1031691146">
+  <w:num w:numId="9" w16cid:durableId="22562689">
     <w:abstractNumId w:val="0"/>
   </w:num>
 </w:numbering>
@@ -29639,7 +30678,7 @@
     <w:autoRedefine/>
     <w:uiPriority w:val="39"/>
     <w:unhideWhenUsed/>
-    <w:rsid w:val="001A1662"/>
+    <w:rsid w:val="00B66F04"/>
     <w:pPr>
       <w:spacing w:after="100"/>
     </w:pPr>
@@ -29651,7 +30690,7 @@
     <w:autoRedefine/>
     <w:uiPriority w:val="39"/>
     <w:unhideWhenUsed/>
-    <w:rsid w:val="001A1662"/>
+    <w:rsid w:val="00B66F04"/>
     <w:pPr>
       <w:spacing w:after="100"/>
       <w:ind w:left="220"/>
@@ -29662,7 +30701,7 @@
     <w:basedOn w:val="DefaultParagraphFont"/>
     <w:uiPriority w:val="99"/>
     <w:unhideWhenUsed/>
-    <w:rsid w:val="001A1662"/>
+    <w:rsid w:val="00B66F04"/>
     <w:rPr>
       <w:color w:val="0000FF" w:themeColor="hyperlink"/>
       <w:u w:val="single"/>

--- a/Documents/CFS Sales App User Guide.docx
+++ b/Documents/CFS Sales App User Guide.docx
@@ -345,7 +345,7 @@
       <w:r>
         <w:fldChar w:fldCharType="separate"/>
       </w:r>
-      <w:hyperlink w:anchor="_Toc241702844" w:history="1">
+      <w:hyperlink w:anchor="_Toc241784866" w:history="1">
         <w:r>
           <w:rPr>
             <w:rStyle w:val="Hyperlink"/>
@@ -372,7 +372,7 @@
             <w:noProof/>
             <w:webHidden/>
           </w:rPr>
-          <w:instrText xml:space="preserve"> PAGEREF _Toc241702844 \h </w:instrText>
+          <w:instrText xml:space="preserve"> PAGEREF _Toc241784866 \h </w:instrText>
         </w:r>
         <w:r>
           <w:rPr>
@@ -413,7 +413,7 @@
           <w:noProof/>
         </w:rPr>
       </w:pPr>
-      <w:hyperlink w:anchor="_Toc241702845" w:history="1">
+      <w:hyperlink w:anchor="_Toc241784867" w:history="1">
         <w:r>
           <w:rPr>
             <w:rStyle w:val="Hyperlink"/>
@@ -440,7 +440,7 @@
             <w:noProof/>
             <w:webHidden/>
           </w:rPr>
-          <w:instrText xml:space="preserve"> PAGEREF _Toc241702845 \h </w:instrText>
+          <w:instrText xml:space="preserve"> PAGEREF _Toc241784867 \h </w:instrText>
         </w:r>
         <w:r>
           <w:rPr>
@@ -481,7 +481,7 @@
           <w:noProof/>
         </w:rPr>
       </w:pPr>
-      <w:hyperlink w:anchor="_Toc241702846" w:history="1">
+      <w:hyperlink w:anchor="_Toc241784868" w:history="1">
         <w:r>
           <w:rPr>
             <w:rStyle w:val="Hyperlink"/>
@@ -508,7 +508,7 @@
             <w:noProof/>
             <w:webHidden/>
           </w:rPr>
-          <w:instrText xml:space="preserve"> PAGEREF _Toc241702846 \h </w:instrText>
+          <w:instrText xml:space="preserve"> PAGEREF _Toc241784868 \h </w:instrText>
         </w:r>
         <w:r>
           <w:rPr>
@@ -549,7 +549,7 @@
           <w:noProof/>
         </w:rPr>
       </w:pPr>
-      <w:hyperlink w:anchor="_Toc241702847" w:history="1">
+      <w:hyperlink w:anchor="_Toc241784869" w:history="1">
         <w:r>
           <w:rPr>
             <w:rStyle w:val="Hyperlink"/>
@@ -576,7 +576,7 @@
             <w:noProof/>
             <w:webHidden/>
           </w:rPr>
-          <w:instrText xml:space="preserve"> PAGEREF _Toc241702847 \h </w:instrText>
+          <w:instrText xml:space="preserve"> PAGEREF _Toc241784869 \h </w:instrText>
         </w:r>
         <w:r>
           <w:rPr>
@@ -617,7 +617,7 @@
           <w:noProof/>
         </w:rPr>
       </w:pPr>
-      <w:hyperlink w:anchor="_Toc241702848" w:history="1">
+      <w:hyperlink w:anchor="_Toc241784870" w:history="1">
         <w:r>
           <w:rPr>
             <w:rStyle w:val="Hyperlink"/>
@@ -644,7 +644,7 @@
             <w:noProof/>
             <w:webHidden/>
           </w:rPr>
-          <w:instrText xml:space="preserve"> PAGEREF _Toc241702848 \h </w:instrText>
+          <w:instrText xml:space="preserve"> PAGEREF _Toc241784870 \h </w:instrText>
         </w:r>
         <w:r>
           <w:rPr>
@@ -685,7 +685,7 @@
           <w:noProof/>
         </w:rPr>
       </w:pPr>
-      <w:hyperlink w:anchor="_Toc241702849" w:history="1">
+      <w:hyperlink w:anchor="_Toc241784871" w:history="1">
         <w:r>
           <w:rPr>
             <w:rStyle w:val="Hyperlink"/>
@@ -712,7 +712,7 @@
             <w:noProof/>
             <w:webHidden/>
           </w:rPr>
-          <w:instrText xml:space="preserve"> PAGEREF _Toc241702849 \h </w:instrText>
+          <w:instrText xml:space="preserve"> PAGEREF _Toc241784871 \h </w:instrText>
         </w:r>
         <w:r>
           <w:rPr>
@@ -753,7 +753,7 @@
           <w:noProof/>
         </w:rPr>
       </w:pPr>
-      <w:hyperlink w:anchor="_Toc241702850" w:history="1">
+      <w:hyperlink w:anchor="_Toc241784872" w:history="1">
         <w:r>
           <w:rPr>
             <w:rStyle w:val="Hyperlink"/>
@@ -780,7 +780,7 @@
             <w:noProof/>
             <w:webHidden/>
           </w:rPr>
-          <w:instrText xml:space="preserve"> PAGEREF _Toc241702850 \h </w:instrText>
+          <w:instrText xml:space="preserve"> PAGEREF _Toc241784872 \h </w:instrText>
         </w:r>
         <w:r>
           <w:rPr>
@@ -821,7 +821,7 @@
           <w:noProof/>
         </w:rPr>
       </w:pPr>
-      <w:hyperlink w:anchor="_Toc241702851" w:history="1">
+      <w:hyperlink w:anchor="_Toc241784873" w:history="1">
         <w:r>
           <w:rPr>
             <w:rStyle w:val="Hyperlink"/>
@@ -848,7 +848,7 @@
             <w:noProof/>
             <w:webHidden/>
           </w:rPr>
-          <w:instrText xml:space="preserve"> PAGEREF _Toc241702851 \h </w:instrText>
+          <w:instrText xml:space="preserve"> PAGEREF _Toc241784873 \h </w:instrText>
         </w:r>
         <w:r>
           <w:rPr>
@@ -889,7 +889,7 @@
           <w:noProof/>
         </w:rPr>
       </w:pPr>
-      <w:hyperlink w:anchor="_Toc241702852" w:history="1">
+      <w:hyperlink w:anchor="_Toc241784874" w:history="1">
         <w:r>
           <w:rPr>
             <w:rStyle w:val="Hyperlink"/>
@@ -916,7 +916,7 @@
             <w:noProof/>
             <w:webHidden/>
           </w:rPr>
-          <w:instrText xml:space="preserve"> PAGEREF _Toc241702852 \h </w:instrText>
+          <w:instrText xml:space="preserve"> PAGEREF _Toc241784874 \h </w:instrText>
         </w:r>
         <w:r>
           <w:rPr>
@@ -957,7 +957,7 @@
           <w:noProof/>
         </w:rPr>
       </w:pPr>
-      <w:hyperlink w:anchor="_Toc241702853" w:history="1">
+      <w:hyperlink w:anchor="_Toc241784875" w:history="1">
         <w:r>
           <w:rPr>
             <w:rStyle w:val="Hyperlink"/>
@@ -984,7 +984,7 @@
             <w:noProof/>
             <w:webHidden/>
           </w:rPr>
-          <w:instrText xml:space="preserve"> PAGEREF _Toc241702853 \h </w:instrText>
+          <w:instrText xml:space="preserve"> PAGEREF _Toc241784875 \h </w:instrText>
         </w:r>
         <w:r>
           <w:rPr>
@@ -1025,7 +1025,7 @@
           <w:noProof/>
         </w:rPr>
       </w:pPr>
-      <w:hyperlink w:anchor="_Toc241702854" w:history="1">
+      <w:hyperlink w:anchor="_Toc241784876" w:history="1">
         <w:r>
           <w:rPr>
             <w:rStyle w:val="Hyperlink"/>
@@ -1052,7 +1052,7 @@
             <w:noProof/>
             <w:webHidden/>
           </w:rPr>
-          <w:instrText xml:space="preserve"> PAGEREF _Toc241702854 \h </w:instrText>
+          <w:instrText xml:space="preserve"> PAGEREF _Toc241784876 \h </w:instrText>
         </w:r>
         <w:r>
           <w:rPr>
@@ -1093,7 +1093,7 @@
           <w:noProof/>
         </w:rPr>
       </w:pPr>
-      <w:hyperlink w:anchor="_Toc241702855" w:history="1">
+      <w:hyperlink w:anchor="_Toc241784877" w:history="1">
         <w:r>
           <w:rPr>
             <w:rStyle w:val="Hyperlink"/>
@@ -1120,7 +1120,7 @@
             <w:noProof/>
             <w:webHidden/>
           </w:rPr>
-          <w:instrText xml:space="preserve"> PAGEREF _Toc241702855 \h </w:instrText>
+          <w:instrText xml:space="preserve"> PAGEREF _Toc241784877 \h </w:instrText>
         </w:r>
         <w:r>
           <w:rPr>
@@ -1161,7 +1161,7 @@
           <w:noProof/>
         </w:rPr>
       </w:pPr>
-      <w:hyperlink w:anchor="_Toc241702856" w:history="1">
+      <w:hyperlink w:anchor="_Toc241784878" w:history="1">
         <w:r>
           <w:rPr>
             <w:rStyle w:val="Hyperlink"/>
@@ -1188,7 +1188,7 @@
             <w:noProof/>
             <w:webHidden/>
           </w:rPr>
-          <w:instrText xml:space="preserve"> PAGEREF _Toc241702856 \h </w:instrText>
+          <w:instrText xml:space="preserve"> PAGEREF _Toc241784878 \h </w:instrText>
         </w:r>
         <w:r>
           <w:rPr>
@@ -1229,7 +1229,7 @@
           <w:noProof/>
         </w:rPr>
       </w:pPr>
-      <w:hyperlink w:anchor="_Toc241702857" w:history="1">
+      <w:hyperlink w:anchor="_Toc241784879" w:history="1">
         <w:r>
           <w:rPr>
             <w:rStyle w:val="Hyperlink"/>
@@ -1256,7 +1256,7 @@
             <w:noProof/>
             <w:webHidden/>
           </w:rPr>
-          <w:instrText xml:space="preserve"> PAGEREF _Toc241702857 \h </w:instrText>
+          <w:instrText xml:space="preserve"> PAGEREF _Toc241784879 \h </w:instrText>
         </w:r>
         <w:r>
           <w:rPr>
@@ -1297,7 +1297,7 @@
           <w:noProof/>
         </w:rPr>
       </w:pPr>
-      <w:hyperlink w:anchor="_Toc241702858" w:history="1">
+      <w:hyperlink w:anchor="_Toc241784880" w:history="1">
         <w:r>
           <w:rPr>
             <w:rStyle w:val="Hyperlink"/>
@@ -1324,7 +1324,7 @@
             <w:noProof/>
             <w:webHidden/>
           </w:rPr>
-          <w:instrText xml:space="preserve"> PAGEREF _Toc241702858 \h </w:instrText>
+          <w:instrText xml:space="preserve"> PAGEREF _Toc241784880 \h </w:instrText>
         </w:r>
         <w:r>
           <w:rPr>
@@ -1365,7 +1365,7 @@
           <w:noProof/>
         </w:rPr>
       </w:pPr>
-      <w:hyperlink w:anchor="_Toc241702859" w:history="1">
+      <w:hyperlink w:anchor="_Toc241784881" w:history="1">
         <w:r>
           <w:rPr>
             <w:rStyle w:val="Hyperlink"/>
@@ -1392,7 +1392,7 @@
             <w:noProof/>
             <w:webHidden/>
           </w:rPr>
-          <w:instrText xml:space="preserve"> PAGEREF _Toc241702859 \h </w:instrText>
+          <w:instrText xml:space="preserve"> PAGEREF _Toc241784881 \h </w:instrText>
         </w:r>
         <w:r>
           <w:rPr>
@@ -1433,7 +1433,7 @@
           <w:noProof/>
         </w:rPr>
       </w:pPr>
-      <w:hyperlink w:anchor="_Toc241702860" w:history="1">
+      <w:hyperlink w:anchor="_Toc241784882" w:history="1">
         <w:r>
           <w:rPr>
             <w:rStyle w:val="Hyperlink"/>
@@ -1460,7 +1460,7 @@
             <w:noProof/>
             <w:webHidden/>
           </w:rPr>
-          <w:instrText xml:space="preserve"> PAGEREF _Toc241702860 \h </w:instrText>
+          <w:instrText xml:space="preserve"> PAGEREF _Toc241784882 \h </w:instrText>
         </w:r>
         <w:r>
           <w:rPr>
@@ -1501,7 +1501,7 @@
           <w:noProof/>
         </w:rPr>
       </w:pPr>
-      <w:hyperlink w:anchor="_Toc241702861" w:history="1">
+      <w:hyperlink w:anchor="_Toc241784883" w:history="1">
         <w:r>
           <w:rPr>
             <w:rStyle w:val="Hyperlink"/>
@@ -1528,7 +1528,7 @@
             <w:noProof/>
             <w:webHidden/>
           </w:rPr>
-          <w:instrText xml:space="preserve"> PAGEREF _Toc241702861 \h </w:instrText>
+          <w:instrText xml:space="preserve"> PAGEREF _Toc241784883 \h </w:instrText>
         </w:r>
         <w:r>
           <w:rPr>
@@ -1569,7 +1569,7 @@
           <w:noProof/>
         </w:rPr>
       </w:pPr>
-      <w:hyperlink w:anchor="_Toc241702862" w:history="1">
+      <w:hyperlink w:anchor="_Toc241784884" w:history="1">
         <w:r>
           <w:rPr>
             <w:rStyle w:val="Hyperlink"/>
@@ -1596,7 +1596,7 @@
             <w:noProof/>
             <w:webHidden/>
           </w:rPr>
-          <w:instrText xml:space="preserve"> PAGEREF _Toc241702862 \h </w:instrText>
+          <w:instrText xml:space="preserve"> PAGEREF _Toc241784884 \h </w:instrText>
         </w:r>
         <w:r>
           <w:rPr>
@@ -1637,7 +1637,7 @@
           <w:noProof/>
         </w:rPr>
       </w:pPr>
-      <w:hyperlink w:anchor="_Toc241702863" w:history="1">
+      <w:hyperlink w:anchor="_Toc241784885" w:history="1">
         <w:r>
           <w:rPr>
             <w:rStyle w:val="Hyperlink"/>
@@ -1664,7 +1664,7 @@
             <w:noProof/>
             <w:webHidden/>
           </w:rPr>
-          <w:instrText xml:space="preserve"> PAGEREF _Toc241702863 \h </w:instrText>
+          <w:instrText xml:space="preserve"> PAGEREF _Toc241784885 \h </w:instrText>
         </w:r>
         <w:r>
           <w:rPr>
@@ -1705,7 +1705,7 @@
           <w:noProof/>
         </w:rPr>
       </w:pPr>
-      <w:hyperlink w:anchor="_Toc241702864" w:history="1">
+      <w:hyperlink w:anchor="_Toc241784886" w:history="1">
         <w:r>
           <w:rPr>
             <w:rStyle w:val="Hyperlink"/>
@@ -1732,7 +1732,7 @@
             <w:noProof/>
             <w:webHidden/>
           </w:rPr>
-          <w:instrText xml:space="preserve"> PAGEREF _Toc241702864 \h </w:instrText>
+          <w:instrText xml:space="preserve"> PAGEREF _Toc241784886 \h </w:instrText>
         </w:r>
         <w:r>
           <w:rPr>
@@ -1773,7 +1773,7 @@
           <w:noProof/>
         </w:rPr>
       </w:pPr>
-      <w:hyperlink w:anchor="_Toc241702865" w:history="1">
+      <w:hyperlink w:anchor="_Toc241784887" w:history="1">
         <w:r>
           <w:rPr>
             <w:rStyle w:val="Hyperlink"/>
@@ -1800,7 +1800,7 @@
             <w:noProof/>
             <w:webHidden/>
           </w:rPr>
-          <w:instrText xml:space="preserve"> PAGEREF _Toc241702865 \h </w:instrText>
+          <w:instrText xml:space="preserve"> PAGEREF _Toc241784887 \h </w:instrText>
         </w:r>
         <w:r>
           <w:rPr>
@@ -1841,7 +1841,7 @@
           <w:noProof/>
         </w:rPr>
       </w:pPr>
-      <w:hyperlink w:anchor="_Toc241702866" w:history="1">
+      <w:hyperlink w:anchor="_Toc241784888" w:history="1">
         <w:r>
           <w:rPr>
             <w:rStyle w:val="Hyperlink"/>
@@ -1868,7 +1868,7 @@
             <w:noProof/>
             <w:webHidden/>
           </w:rPr>
-          <w:instrText xml:space="preserve"> PAGEREF _Toc241702866 \h </w:instrText>
+          <w:instrText xml:space="preserve"> PAGEREF _Toc241784888 \h </w:instrText>
         </w:r>
         <w:r>
           <w:rPr>
@@ -1909,7 +1909,7 @@
           <w:noProof/>
         </w:rPr>
       </w:pPr>
-      <w:hyperlink w:anchor="_Toc241702867" w:history="1">
+      <w:hyperlink w:anchor="_Toc241784889" w:history="1">
         <w:r>
           <w:rPr>
             <w:rStyle w:val="Hyperlink"/>
@@ -1936,7 +1936,7 @@
             <w:noProof/>
             <w:webHidden/>
           </w:rPr>
-          <w:instrText xml:space="preserve"> PAGEREF _Toc241702867 \h </w:instrText>
+          <w:instrText xml:space="preserve"> PAGEREF _Toc241784889 \h </w:instrText>
         </w:r>
         <w:r>
           <w:rPr>
@@ -1977,7 +1977,7 @@
           <w:noProof/>
         </w:rPr>
       </w:pPr>
-      <w:hyperlink w:anchor="_Toc241702868" w:history="1">
+      <w:hyperlink w:anchor="_Toc241784890" w:history="1">
         <w:r>
           <w:rPr>
             <w:rStyle w:val="Hyperlink"/>
@@ -2004,7 +2004,7 @@
             <w:noProof/>
             <w:webHidden/>
           </w:rPr>
-          <w:instrText xml:space="preserve"> PAGEREF _Toc241702868 \h </w:instrText>
+          <w:instrText xml:space="preserve"> PAGEREF _Toc241784890 \h </w:instrText>
         </w:r>
         <w:r>
           <w:rPr>
@@ -2045,7 +2045,7 @@
           <w:noProof/>
         </w:rPr>
       </w:pPr>
-      <w:hyperlink w:anchor="_Toc241702869" w:history="1">
+      <w:hyperlink w:anchor="_Toc241784891" w:history="1">
         <w:r>
           <w:rPr>
             <w:rStyle w:val="Hyperlink"/>
@@ -2072,7 +2072,7 @@
             <w:noProof/>
             <w:webHidden/>
           </w:rPr>
-          <w:instrText xml:space="preserve"> PAGEREF _Toc241702869 \h </w:instrText>
+          <w:instrText xml:space="preserve"> PAGEREF _Toc241784891 \h </w:instrText>
         </w:r>
         <w:r>
           <w:rPr>
@@ -2113,7 +2113,7 @@
           <w:noProof/>
         </w:rPr>
       </w:pPr>
-      <w:hyperlink w:anchor="_Toc241702870" w:history="1">
+      <w:hyperlink w:anchor="_Toc241784892" w:history="1">
         <w:r>
           <w:rPr>
             <w:rStyle w:val="Hyperlink"/>
@@ -2140,7 +2140,7 @@
             <w:noProof/>
             <w:webHidden/>
           </w:rPr>
-          <w:instrText xml:space="preserve"> PAGEREF _Toc241702870 \h </w:instrText>
+          <w:instrText xml:space="preserve"> PAGEREF _Toc241784892 \h </w:instrText>
         </w:r>
         <w:r>
           <w:rPr>
@@ -2181,7 +2181,7 @@
           <w:noProof/>
         </w:rPr>
       </w:pPr>
-      <w:hyperlink w:anchor="_Toc241702871" w:history="1">
+      <w:hyperlink w:anchor="_Toc241784893" w:history="1">
         <w:r>
           <w:rPr>
             <w:rStyle w:val="Hyperlink"/>
@@ -2208,7 +2208,7 @@
             <w:noProof/>
             <w:webHidden/>
           </w:rPr>
-          <w:instrText xml:space="preserve"> PAGEREF _Toc241702871 \h </w:instrText>
+          <w:instrText xml:space="preserve"> PAGEREF _Toc241784893 \h </w:instrText>
         </w:r>
         <w:r>
           <w:rPr>
@@ -2249,7 +2249,7 @@
           <w:noProof/>
         </w:rPr>
       </w:pPr>
-      <w:hyperlink w:anchor="_Toc241702872" w:history="1">
+      <w:hyperlink w:anchor="_Toc241784894" w:history="1">
         <w:r>
           <w:rPr>
             <w:rStyle w:val="Hyperlink"/>
@@ -2276,7 +2276,7 @@
             <w:noProof/>
             <w:webHidden/>
           </w:rPr>
-          <w:instrText xml:space="preserve"> PAGEREF _Toc241702872 \h </w:instrText>
+          <w:instrText xml:space="preserve"> PAGEREF _Toc241784894 \h </w:instrText>
         </w:r>
         <w:r>
           <w:rPr>
@@ -2317,7 +2317,7 @@
           <w:noProof/>
         </w:rPr>
       </w:pPr>
-      <w:hyperlink w:anchor="_Toc241702873" w:history="1">
+      <w:hyperlink w:anchor="_Toc241784895" w:history="1">
         <w:r>
           <w:rPr>
             <w:rStyle w:val="Hyperlink"/>
@@ -2344,7 +2344,7 @@
             <w:noProof/>
             <w:webHidden/>
           </w:rPr>
-          <w:instrText xml:space="preserve"> PAGEREF _Toc241702873 \h </w:instrText>
+          <w:instrText xml:space="preserve"> PAGEREF _Toc241784895 \h </w:instrText>
         </w:r>
         <w:r>
           <w:rPr>
@@ -2385,7 +2385,7 @@
           <w:noProof/>
         </w:rPr>
       </w:pPr>
-      <w:hyperlink w:anchor="_Toc241702874" w:history="1">
+      <w:hyperlink w:anchor="_Toc241784896" w:history="1">
         <w:r>
           <w:rPr>
             <w:rStyle w:val="Hyperlink"/>
@@ -2412,7 +2412,7 @@
             <w:noProof/>
             <w:webHidden/>
           </w:rPr>
-          <w:instrText xml:space="preserve"> PAGEREF _Toc241702874 \h </w:instrText>
+          <w:instrText xml:space="preserve"> PAGEREF _Toc241784896 \h </w:instrText>
         </w:r>
         <w:r>
           <w:rPr>
@@ -2453,7 +2453,7 @@
           <w:noProof/>
         </w:rPr>
       </w:pPr>
-      <w:hyperlink w:anchor="_Toc241702875" w:history="1">
+      <w:hyperlink w:anchor="_Toc241784897" w:history="1">
         <w:r>
           <w:rPr>
             <w:rStyle w:val="Hyperlink"/>
@@ -2480,7 +2480,7 @@
             <w:noProof/>
             <w:webHidden/>
           </w:rPr>
-          <w:instrText xml:space="preserve"> PAGEREF _Toc241702875 \h </w:instrText>
+          <w:instrText xml:space="preserve"> PAGEREF _Toc241784897 \h </w:instrText>
         </w:r>
         <w:r>
           <w:rPr>
@@ -2521,7 +2521,7 @@
           <w:noProof/>
         </w:rPr>
       </w:pPr>
-      <w:hyperlink w:anchor="_Toc241702876" w:history="1">
+      <w:hyperlink w:anchor="_Toc241784898" w:history="1">
         <w:r>
           <w:rPr>
             <w:rStyle w:val="Hyperlink"/>
@@ -2548,7 +2548,7 @@
             <w:noProof/>
             <w:webHidden/>
           </w:rPr>
-          <w:instrText xml:space="preserve"> PAGEREF _Toc241702876 \h </w:instrText>
+          <w:instrText xml:space="preserve"> PAGEREF _Toc241784898 \h </w:instrText>
         </w:r>
         <w:r>
           <w:rPr>
@@ -2589,7 +2589,7 @@
           <w:noProof/>
         </w:rPr>
       </w:pPr>
-      <w:hyperlink w:anchor="_Toc241702877" w:history="1">
+      <w:hyperlink w:anchor="_Toc241784899" w:history="1">
         <w:r>
           <w:rPr>
             <w:rStyle w:val="Hyperlink"/>
@@ -2616,7 +2616,7 @@
             <w:noProof/>
             <w:webHidden/>
           </w:rPr>
-          <w:instrText xml:space="preserve"> PAGEREF _Toc241702877 \h </w:instrText>
+          <w:instrText xml:space="preserve"> PAGEREF _Toc241784899 \h </w:instrText>
         </w:r>
         <w:r>
           <w:rPr>
@@ -2657,7 +2657,7 @@
           <w:noProof/>
         </w:rPr>
       </w:pPr>
-      <w:hyperlink w:anchor="_Toc241702878" w:history="1">
+      <w:hyperlink w:anchor="_Toc241784900" w:history="1">
         <w:r>
           <w:rPr>
             <w:rStyle w:val="Hyperlink"/>
@@ -2684,7 +2684,7 @@
             <w:noProof/>
             <w:webHidden/>
           </w:rPr>
-          <w:instrText xml:space="preserve"> PAGEREF _Toc241702878 \h </w:instrText>
+          <w:instrText xml:space="preserve"> PAGEREF _Toc241784900 \h </w:instrText>
         </w:r>
         <w:r>
           <w:rPr>
@@ -2725,7 +2725,7 @@
           <w:noProof/>
         </w:rPr>
       </w:pPr>
-      <w:hyperlink w:anchor="_Toc241702879" w:history="1">
+      <w:hyperlink w:anchor="_Toc241784901" w:history="1">
         <w:r>
           <w:rPr>
             <w:rStyle w:val="Hyperlink"/>
@@ -2752,7 +2752,7 @@
             <w:noProof/>
             <w:webHidden/>
           </w:rPr>
-          <w:instrText xml:space="preserve"> PAGEREF _Toc241702879 \h </w:instrText>
+          <w:instrText xml:space="preserve"> PAGEREF _Toc241784901 \h </w:instrText>
         </w:r>
         <w:r>
           <w:rPr>
@@ -2793,7 +2793,7 @@
           <w:noProof/>
         </w:rPr>
       </w:pPr>
-      <w:hyperlink w:anchor="_Toc241702880" w:history="1">
+      <w:hyperlink w:anchor="_Toc241784902" w:history="1">
         <w:r>
           <w:rPr>
             <w:rStyle w:val="Hyperlink"/>
@@ -2820,7 +2820,7 @@
             <w:noProof/>
             <w:webHidden/>
           </w:rPr>
-          <w:instrText xml:space="preserve"> PAGEREF _Toc241702880 \h </w:instrText>
+          <w:instrText xml:space="preserve"> PAGEREF _Toc241784902 \h </w:instrText>
         </w:r>
         <w:r>
           <w:rPr>
@@ -2861,7 +2861,7 @@
           <w:noProof/>
         </w:rPr>
       </w:pPr>
-      <w:hyperlink w:anchor="_Toc241702881" w:history="1">
+      <w:hyperlink w:anchor="_Toc241784903" w:history="1">
         <w:r>
           <w:rPr>
             <w:rStyle w:val="Hyperlink"/>
@@ -2888,7 +2888,7 @@
             <w:noProof/>
             <w:webHidden/>
           </w:rPr>
-          <w:instrText xml:space="preserve"> PAGEREF _Toc241702881 \h </w:instrText>
+          <w:instrText xml:space="preserve"> PAGEREF _Toc241784903 \h </w:instrText>
         </w:r>
         <w:r>
           <w:rPr>
@@ -2929,7 +2929,7 @@
           <w:noProof/>
         </w:rPr>
       </w:pPr>
-      <w:hyperlink w:anchor="_Toc241702882" w:history="1">
+      <w:hyperlink w:anchor="_Toc241784904" w:history="1">
         <w:r>
           <w:rPr>
             <w:rStyle w:val="Hyperlink"/>
@@ -2956,7 +2956,7 @@
             <w:noProof/>
             <w:webHidden/>
           </w:rPr>
-          <w:instrText xml:space="preserve"> PAGEREF _Toc241702882 \h </w:instrText>
+          <w:instrText xml:space="preserve"> PAGEREF _Toc241784904 \h </w:instrText>
         </w:r>
         <w:r>
           <w:rPr>
@@ -2997,7 +2997,7 @@
           <w:noProof/>
         </w:rPr>
       </w:pPr>
-      <w:hyperlink w:anchor="_Toc241702883" w:history="1">
+      <w:hyperlink w:anchor="_Toc241784905" w:history="1">
         <w:r>
           <w:rPr>
             <w:rStyle w:val="Hyperlink"/>
@@ -3024,7 +3024,7 @@
             <w:noProof/>
             <w:webHidden/>
           </w:rPr>
-          <w:instrText xml:space="preserve"> PAGEREF _Toc241702883 \h </w:instrText>
+          <w:instrText xml:space="preserve"> PAGEREF _Toc241784905 \h </w:instrText>
         </w:r>
         <w:r>
           <w:rPr>
@@ -3065,7 +3065,7 @@
           <w:noProof/>
         </w:rPr>
       </w:pPr>
-      <w:hyperlink w:anchor="_Toc241702884" w:history="1">
+      <w:hyperlink w:anchor="_Toc241784906" w:history="1">
         <w:r>
           <w:rPr>
             <w:rStyle w:val="Hyperlink"/>
@@ -3092,7 +3092,7 @@
             <w:noProof/>
             <w:webHidden/>
           </w:rPr>
-          <w:instrText xml:space="preserve"> PAGEREF _Toc241702884 \h </w:instrText>
+          <w:instrText xml:space="preserve"> PAGEREF _Toc241784906 \h </w:instrText>
         </w:r>
         <w:r>
           <w:rPr>
@@ -3133,7 +3133,7 @@
           <w:noProof/>
         </w:rPr>
       </w:pPr>
-      <w:hyperlink w:anchor="_Toc241702885" w:history="1">
+      <w:hyperlink w:anchor="_Toc241784907" w:history="1">
         <w:r>
           <w:rPr>
             <w:rStyle w:val="Hyperlink"/>
@@ -3160,7 +3160,7 @@
             <w:noProof/>
             <w:webHidden/>
           </w:rPr>
-          <w:instrText xml:space="preserve"> PAGEREF _Toc241702885 \h </w:instrText>
+          <w:instrText xml:space="preserve"> PAGEREF _Toc241784907 \h </w:instrText>
         </w:r>
         <w:r>
           <w:rPr>
@@ -3201,7 +3201,7 @@
           <w:noProof/>
         </w:rPr>
       </w:pPr>
-      <w:hyperlink w:anchor="_Toc241702886" w:history="1">
+      <w:hyperlink w:anchor="_Toc241784908" w:history="1">
         <w:r>
           <w:rPr>
             <w:rStyle w:val="Hyperlink"/>
@@ -3228,7 +3228,7 @@
             <w:noProof/>
             <w:webHidden/>
           </w:rPr>
-          <w:instrText xml:space="preserve"> PAGEREF _Toc241702886 \h </w:instrText>
+          <w:instrText xml:space="preserve"> PAGEREF _Toc241784908 \h </w:instrText>
         </w:r>
         <w:r>
           <w:rPr>
@@ -3269,7 +3269,7 @@
           <w:noProof/>
         </w:rPr>
       </w:pPr>
-      <w:hyperlink w:anchor="_Toc241702887" w:history="1">
+      <w:hyperlink w:anchor="_Toc241784909" w:history="1">
         <w:r>
           <w:rPr>
             <w:rStyle w:val="Hyperlink"/>
@@ -3296,7 +3296,7 @@
             <w:noProof/>
             <w:webHidden/>
           </w:rPr>
-          <w:instrText xml:space="preserve"> PAGEREF _Toc241702887 \h </w:instrText>
+          <w:instrText xml:space="preserve"> PAGEREF _Toc241784909 \h </w:instrText>
         </w:r>
         <w:r>
           <w:rPr>
@@ -3337,7 +3337,7 @@
           <w:noProof/>
         </w:rPr>
       </w:pPr>
-      <w:hyperlink w:anchor="_Toc241702888" w:history="1">
+      <w:hyperlink w:anchor="_Toc241784910" w:history="1">
         <w:r>
           <w:rPr>
             <w:rStyle w:val="Hyperlink"/>
@@ -3364,7 +3364,7 @@
             <w:noProof/>
             <w:webHidden/>
           </w:rPr>
-          <w:instrText xml:space="preserve"> PAGEREF _Toc241702888 \h </w:instrText>
+          <w:instrText xml:space="preserve"> PAGEREF _Toc241784910 \h </w:instrText>
         </w:r>
         <w:r>
           <w:rPr>
@@ -3405,7 +3405,7 @@
           <w:noProof/>
         </w:rPr>
       </w:pPr>
-      <w:hyperlink w:anchor="_Toc241702889" w:history="1">
+      <w:hyperlink w:anchor="_Toc241784911" w:history="1">
         <w:r>
           <w:rPr>
             <w:rStyle w:val="Hyperlink"/>
@@ -3432,7 +3432,7 @@
             <w:noProof/>
             <w:webHidden/>
           </w:rPr>
-          <w:instrText xml:space="preserve"> PAGEREF _Toc241702889 \h </w:instrText>
+          <w:instrText xml:space="preserve"> PAGEREF _Toc241784911 \h </w:instrText>
         </w:r>
         <w:r>
           <w:rPr>
@@ -3473,13 +3473,13 @@
           <w:noProof/>
         </w:rPr>
       </w:pPr>
-      <w:hyperlink w:anchor="_Toc241702890" w:history="1">
+      <w:hyperlink w:anchor="_Toc241784912" w:history="1">
         <w:r>
           <w:rPr>
             <w:rStyle w:val="Hyperlink"/>
             <w:noProof/>
           </w:rPr>
-          <w:t>Receipt email</w:t>
+          <w:t>Sales sheet terms</w:t>
         </w:r>
         <w:r>
           <w:rPr>
@@ -3500,7 +3500,7 @@
             <w:noProof/>
             <w:webHidden/>
           </w:rPr>
-          <w:instrText xml:space="preserve"> PAGEREF _Toc241702890 \h </w:instrText>
+          <w:instrText xml:space="preserve"> PAGEREF _Toc241784912 \h </w:instrText>
         </w:r>
         <w:r>
           <w:rPr>
@@ -3541,12 +3541,148 @@
           <w:noProof/>
         </w:rPr>
       </w:pPr>
-      <w:hyperlink w:anchor="_Toc241702891" w:history="1">
+      <w:hyperlink w:anchor="_Toc241784913" w:history="1">
         <w:r>
           <w:rPr>
             <w:rStyle w:val="Hyperlink"/>
             <w:noProof/>
           </w:rPr>
+          <w:t>Receipt email</w:t>
+        </w:r>
+        <w:r>
+          <w:rPr>
+            <w:noProof/>
+            <w:webHidden/>
+          </w:rPr>
+          <w:tab/>
+        </w:r>
+        <w:r>
+          <w:rPr>
+            <w:noProof/>
+            <w:webHidden/>
+          </w:rPr>
+          <w:fldChar w:fldCharType="begin"/>
+        </w:r>
+        <w:r>
+          <w:rPr>
+            <w:noProof/>
+            <w:webHidden/>
+          </w:rPr>
+          <w:instrText xml:space="preserve"> PAGEREF _Toc241784913 \h </w:instrText>
+        </w:r>
+        <w:r>
+          <w:rPr>
+            <w:noProof/>
+            <w:webHidden/>
+          </w:rPr>
+        </w:r>
+        <w:r>
+          <w:rPr>
+            <w:noProof/>
+            <w:webHidden/>
+          </w:rPr>
+          <w:fldChar w:fldCharType="separate"/>
+        </w:r>
+        <w:r>
+          <w:rPr>
+            <w:noProof/>
+            <w:webHidden/>
+          </w:rPr>
+          <w:t>41</w:t>
+        </w:r>
+        <w:r>
+          <w:rPr>
+            <w:noProof/>
+            <w:webHidden/>
+          </w:rPr>
+          <w:fldChar w:fldCharType="end"/>
+        </w:r>
+      </w:hyperlink>
+    </w:p>
+    <w:p>
+      <w:pPr>
+        <w:pStyle w:val="TOC2"/>
+        <w:tabs>
+          <w:tab w:val="right" w:leader="dot" w:pos="9350"/>
+        </w:tabs>
+        <w:rPr>
+          <w:noProof/>
+        </w:rPr>
+      </w:pPr>
+      <w:hyperlink w:anchor="_Toc241784914" w:history="1">
+        <w:r>
+          <w:rPr>
+            <w:rStyle w:val="Hyperlink"/>
+            <w:noProof/>
+          </w:rPr>
+          <w:t>New events</w:t>
+        </w:r>
+        <w:r>
+          <w:rPr>
+            <w:noProof/>
+            <w:webHidden/>
+          </w:rPr>
+          <w:tab/>
+        </w:r>
+        <w:r>
+          <w:rPr>
+            <w:noProof/>
+            <w:webHidden/>
+          </w:rPr>
+          <w:fldChar w:fldCharType="begin"/>
+        </w:r>
+        <w:r>
+          <w:rPr>
+            <w:noProof/>
+            <w:webHidden/>
+          </w:rPr>
+          <w:instrText xml:space="preserve"> PAGEREF _Toc241784914 \h </w:instrText>
+        </w:r>
+        <w:r>
+          <w:rPr>
+            <w:noProof/>
+            <w:webHidden/>
+          </w:rPr>
+        </w:r>
+        <w:r>
+          <w:rPr>
+            <w:noProof/>
+            <w:webHidden/>
+          </w:rPr>
+          <w:fldChar w:fldCharType="separate"/>
+        </w:r>
+        <w:r>
+          <w:rPr>
+            <w:noProof/>
+            <w:webHidden/>
+          </w:rPr>
+          <w:t>42</w:t>
+        </w:r>
+        <w:r>
+          <w:rPr>
+            <w:noProof/>
+            <w:webHidden/>
+          </w:rPr>
+          <w:fldChar w:fldCharType="end"/>
+        </w:r>
+      </w:hyperlink>
+    </w:p>
+    <w:p>
+      <w:pPr>
+        <w:pStyle w:val="TOC2"/>
+        <w:tabs>
+          <w:tab w:val="right" w:leader="dot" w:pos="9350"/>
+        </w:tabs>
+        <w:rPr>
+          <w:noProof/>
+        </w:rPr>
+      </w:pPr>
+      <w:hyperlink w:anchor="_Toc241784915" w:history="1">
+        <w:r>
+          <w:rPr>
+            <w:rStyle w:val="Hyperlink"/>
+            <w:noProof/>
+          </w:rPr>
           <w:t>Dashboard</w:t>
         </w:r>
         <w:r>
@@ -3568,7 +3704,7 @@
             <w:noProof/>
             <w:webHidden/>
           </w:rPr>
-          <w:instrText xml:space="preserve"> PAGEREF _Toc241702891 \h </w:instrText>
+          <w:instrText xml:space="preserve"> PAGEREF _Toc241784915 \h </w:instrText>
         </w:r>
         <w:r>
           <w:rPr>
@@ -3588,7 +3724,7 @@
             <w:noProof/>
             <w:webHidden/>
           </w:rPr>
-          <w:t>41</w:t>
+          <w:t>43</w:t>
         </w:r>
         <w:r>
           <w:rPr>
@@ -3609,7 +3745,7 @@
           <w:noProof/>
         </w:rPr>
       </w:pPr>
-      <w:hyperlink w:anchor="_Toc241702892" w:history="1">
+      <w:hyperlink w:anchor="_Toc241784916" w:history="1">
         <w:r>
           <w:rPr>
             <w:rStyle w:val="Hyperlink"/>
@@ -3636,7 +3772,7 @@
             <w:noProof/>
             <w:webHidden/>
           </w:rPr>
-          <w:instrText xml:space="preserve"> PAGEREF _Toc241702892 \h </w:instrText>
+          <w:instrText xml:space="preserve"> PAGEREF _Toc241784916 \h </w:instrText>
         </w:r>
         <w:r>
           <w:rPr>
@@ -3656,7 +3792,7 @@
             <w:noProof/>
             <w:webHidden/>
           </w:rPr>
-          <w:t>43</w:t>
+          <w:t>44</w:t>
         </w:r>
         <w:r>
           <w:rPr>
@@ -3677,7 +3813,7 @@
           <w:noProof/>
         </w:rPr>
       </w:pPr>
-      <w:hyperlink w:anchor="_Toc241702893" w:history="1">
+      <w:hyperlink w:anchor="_Toc241784917" w:history="1">
         <w:r>
           <w:rPr>
             <w:rStyle w:val="Hyperlink"/>
@@ -3704,7 +3840,7 @@
             <w:noProof/>
             <w:webHidden/>
           </w:rPr>
-          <w:instrText xml:space="preserve"> PAGEREF _Toc241702893 \h </w:instrText>
+          <w:instrText xml:space="preserve"> PAGEREF _Toc241784917 \h </w:instrText>
         </w:r>
         <w:r>
           <w:rPr>
@@ -3724,7 +3860,7 @@
             <w:noProof/>
             <w:webHidden/>
           </w:rPr>
-          <w:t>45</w:t>
+          <w:t>46</w:t>
         </w:r>
         <w:r>
           <w:rPr>
@@ -3745,7 +3881,7 @@
           <w:noProof/>
         </w:rPr>
       </w:pPr>
-      <w:hyperlink w:anchor="_Toc241702894" w:history="1">
+      <w:hyperlink w:anchor="_Toc241784918" w:history="1">
         <w:r>
           <w:rPr>
             <w:rStyle w:val="Hyperlink"/>
@@ -3772,7 +3908,7 @@
             <w:noProof/>
             <w:webHidden/>
           </w:rPr>
-          <w:instrText xml:space="preserve"> PAGEREF _Toc241702894 \h </w:instrText>
+          <w:instrText xml:space="preserve"> PAGEREF _Toc241784918 \h </w:instrText>
         </w:r>
         <w:r>
           <w:rPr>
@@ -3792,7 +3928,7 @@
             <w:noProof/>
             <w:webHidden/>
           </w:rPr>
-          <w:t>47</w:t>
+          <w:t>48</w:t>
         </w:r>
         <w:r>
           <w:rPr>
@@ -3813,7 +3949,7 @@
           <w:noProof/>
         </w:rPr>
       </w:pPr>
-      <w:hyperlink w:anchor="_Toc241702895" w:history="1">
+      <w:hyperlink w:anchor="_Toc241784919" w:history="1">
         <w:r>
           <w:rPr>
             <w:rStyle w:val="Hyperlink"/>
@@ -3840,7 +3976,7 @@
             <w:noProof/>
             <w:webHidden/>
           </w:rPr>
-          <w:instrText xml:space="preserve"> PAGEREF _Toc241702895 \h </w:instrText>
+          <w:instrText xml:space="preserve"> PAGEREF _Toc241784919 \h </w:instrText>
         </w:r>
         <w:r>
           <w:rPr>
@@ -3860,7 +3996,7 @@
             <w:noProof/>
             <w:webHidden/>
           </w:rPr>
-          <w:t>47</w:t>
+          <w:t>48</w:t>
         </w:r>
         <w:r>
           <w:rPr>
@@ -3881,7 +4017,7 @@
           <w:noProof/>
         </w:rPr>
       </w:pPr>
-      <w:hyperlink w:anchor="_Toc241702896" w:history="1">
+      <w:hyperlink w:anchor="_Toc241784920" w:history="1">
         <w:r>
           <w:rPr>
             <w:rStyle w:val="Hyperlink"/>
@@ -3908,7 +4044,7 @@
             <w:noProof/>
             <w:webHidden/>
           </w:rPr>
-          <w:instrText xml:space="preserve"> PAGEREF _Toc241702896 \h </w:instrText>
+          <w:instrText xml:space="preserve"> PAGEREF _Toc241784920 \h </w:instrText>
         </w:r>
         <w:r>
           <w:rPr>
@@ -3928,7 +4064,7 @@
             <w:noProof/>
             <w:webHidden/>
           </w:rPr>
-          <w:t>47</w:t>
+          <w:t>48</w:t>
         </w:r>
         <w:r>
           <w:rPr>
@@ -3949,7 +4085,7 @@
           <w:noProof/>
         </w:rPr>
       </w:pPr>
-      <w:hyperlink w:anchor="_Toc241702897" w:history="1">
+      <w:hyperlink w:anchor="_Toc241784921" w:history="1">
         <w:r>
           <w:rPr>
             <w:rStyle w:val="Hyperlink"/>
@@ -3976,7 +4112,7 @@
             <w:noProof/>
             <w:webHidden/>
           </w:rPr>
-          <w:instrText xml:space="preserve"> PAGEREF _Toc241702897 \h </w:instrText>
+          <w:instrText xml:space="preserve"> PAGEREF _Toc241784921 \h </w:instrText>
         </w:r>
         <w:r>
           <w:rPr>
@@ -3996,7 +4132,7 @@
             <w:noProof/>
             <w:webHidden/>
           </w:rPr>
-          <w:t>47</w:t>
+          <w:t>48</w:t>
         </w:r>
         <w:r>
           <w:rPr>
@@ -4017,7 +4153,7 @@
           <w:noProof/>
         </w:rPr>
       </w:pPr>
-      <w:hyperlink w:anchor="_Toc241702898" w:history="1">
+      <w:hyperlink w:anchor="_Toc241784922" w:history="1">
         <w:r>
           <w:rPr>
             <w:rStyle w:val="Hyperlink"/>
@@ -4044,7 +4180,7 @@
             <w:noProof/>
             <w:webHidden/>
           </w:rPr>
-          <w:instrText xml:space="preserve"> PAGEREF _Toc241702898 \h </w:instrText>
+          <w:instrText xml:space="preserve"> PAGEREF _Toc241784922 \h </w:instrText>
         </w:r>
         <w:r>
           <w:rPr>
@@ -4064,7 +4200,7 @@
             <w:noProof/>
             <w:webHidden/>
           </w:rPr>
-          <w:t>47</w:t>
+          <w:t>48</w:t>
         </w:r>
         <w:r>
           <w:rPr>
@@ -4085,7 +4221,7 @@
         <w:pStyle w:val="Heading1"/>
         <w:pageBreakBefore/>
       </w:pPr>
-      <w:bookmarkStart w:id="0" w:name="_Toc241702844"/>
+      <w:bookmarkStart w:id="0" w:name="_Toc241784866"/>
       <w:r>
         <w:lastRenderedPageBreak/>
         <w:t>Welcome</w:t>
@@ -4101,7 +4237,7 @@
       <w:pPr>
         <w:pStyle w:val="Heading2"/>
       </w:pPr>
-      <w:bookmarkStart w:id="1" w:name="_Toc241702845"/>
+      <w:bookmarkStart w:id="1" w:name="_Toc241784867"/>
       <w:r>
         <w:t>How a sale moves through the app</w:t>
       </w:r>
@@ -4584,7 +4720,7 @@
       <w:pPr>
         <w:pStyle w:val="Heading2"/>
       </w:pPr>
-      <w:bookmarkStart w:id="2" w:name="_Toc241702846"/>
+      <w:bookmarkStart w:id="2" w:name="_Toc241784868"/>
       <w:r>
         <w:t>What you'll need</w:t>
       </w:r>
@@ -4693,7 +4829,7 @@
         <w:pStyle w:val="Heading1"/>
         <w:pageBreakBefore/>
       </w:pPr>
-      <w:bookmarkStart w:id="3" w:name="_Toc241702847"/>
+      <w:bookmarkStart w:id="3" w:name="_Toc241784869"/>
       <w:r>
         <w:lastRenderedPageBreak/>
         <w:t>Who can do what</w:t>
@@ -5261,7 +5397,7 @@
         <w:pStyle w:val="Heading1"/>
         <w:pageBreakBefore/>
       </w:pPr>
-      <w:bookmarkStart w:id="4" w:name="_Toc241702848"/>
+      <w:bookmarkStart w:id="4" w:name="_Toc241784870"/>
       <w:r>
         <w:lastRenderedPageBreak/>
         <w:t>Getting started</w:t>
@@ -5272,7 +5408,7 @@
       <w:pPr>
         <w:pStyle w:val="Heading2"/>
       </w:pPr>
-      <w:bookmarkStart w:id="5" w:name="_Toc241702849"/>
+      <w:bookmarkStart w:id="5" w:name="_Toc241784871"/>
       <w:r>
         <w:t>Signing in</w:t>
       </w:r>
@@ -5289,7 +5425,7 @@
           <w:noProof/>
         </w:rPr>
         <w:drawing>
-          <wp:inline distT="0" distB="0" distL="0" distR="0" wp14:anchorId="0EF0EC76" wp14:editId="4BAC3379">
+          <wp:inline distT="0" distB="0" distL="0" distR="0" wp14:anchorId="5DB2FBF9" wp14:editId="367963A3">
             <wp:extent cx="3291840" cy="2211705"/>
             <wp:effectExtent l="0" t="0" r="0" b="0"/>
             <wp:docPr id="1" name="Picture 1"/>
@@ -5607,7 +5743,7 @@
       <w:pPr>
         <w:pStyle w:val="Heading2"/>
       </w:pPr>
-      <w:bookmarkStart w:id="6" w:name="_Toc241702850"/>
+      <w:bookmarkStart w:id="6" w:name="_Toc241784872"/>
       <w:r>
         <w:t>Changing your PIN</w:t>
       </w:r>
@@ -5789,7 +5925,7 @@
       <w:pPr>
         <w:pStyle w:val="Heading2"/>
       </w:pPr>
-      <w:bookmarkStart w:id="7" w:name="_Toc241702851"/>
+      <w:bookmarkStart w:id="7" w:name="_Toc241784873"/>
       <w:r>
         <w:lastRenderedPageBreak/>
         <w:t>Finding your way around</w:t>
@@ -6372,7 +6508,7 @@
       <w:pPr>
         <w:pStyle w:val="Heading2"/>
       </w:pPr>
-      <w:bookmarkStart w:id="8" w:name="_Toc241702852"/>
+      <w:bookmarkStart w:id="8" w:name="_Toc241784874"/>
       <w:r>
         <w:t>Light and dark mode</w:t>
       </w:r>
@@ -6387,7 +6523,7 @@
       <w:pPr>
         <w:pStyle w:val="Heading2"/>
       </w:pPr>
-      <w:bookmarkStart w:id="9" w:name="_Toc241702853"/>
+      <w:bookmarkStart w:id="9" w:name="_Toc241784875"/>
       <w:r>
         <w:t>Signing out</w:t>
       </w:r>
@@ -6412,7 +6548,7 @@
         <w:pStyle w:val="Heading1"/>
         <w:pageBreakBefore/>
       </w:pPr>
-      <w:bookmarkStart w:id="10" w:name="_Toc241702854"/>
+      <w:bookmarkStart w:id="10" w:name="_Toc241784876"/>
       <w:r>
         <w:lastRenderedPageBreak/>
         <w:t>Taking an order on the sales floor</w:t>
@@ -6444,7 +6580,7 @@
           <w:noProof/>
         </w:rPr>
         <w:drawing>
-          <wp:inline distT="0" distB="0" distL="0" distR="0" wp14:anchorId="283F832C" wp14:editId="2797FD23">
+          <wp:inline distT="0" distB="0" distL="0" distR="0" wp14:anchorId="69F0386F" wp14:editId="3FB1DA75">
             <wp:extent cx="5760720" cy="3870484"/>
             <wp:effectExtent l="0" t="0" r="0" b="0"/>
             <wp:docPr id="2" name="Picture 2"/>
@@ -6569,7 +6705,7 @@
       <w:pPr>
         <w:pStyle w:val="Heading2"/>
       </w:pPr>
-      <w:bookmarkStart w:id="11" w:name="_Toc241702855"/>
+      <w:bookmarkStart w:id="11" w:name="_Toc241784877"/>
       <w:r>
         <w:t>Starting an order</w:t>
       </w:r>
@@ -6653,7 +6789,7 @@
       <w:pPr>
         <w:pStyle w:val="Heading2"/>
       </w:pPr>
-      <w:bookmarkStart w:id="12" w:name="_Toc241702856"/>
+      <w:bookmarkStart w:id="12" w:name="_Toc241784878"/>
       <w:r>
         <w:lastRenderedPageBreak/>
         <w:t>Adding items</w:t>
@@ -6802,7 +6938,7 @@
           <w:noProof/>
         </w:rPr>
         <w:drawing>
-          <wp:inline distT="0" distB="0" distL="0" distR="0" wp14:anchorId="0CD6EC81" wp14:editId="2C3BBA9A">
+          <wp:inline distT="0" distB="0" distL="0" distR="0" wp14:anchorId="25169611" wp14:editId="6E87E2AA">
             <wp:extent cx="5760720" cy="3870484"/>
             <wp:effectExtent l="0" t="0" r="0" b="0"/>
             <wp:docPr id="3" name="Picture 3"/>
@@ -6939,7 +7075,7 @@
           <w:noProof/>
         </w:rPr>
         <w:drawing>
-          <wp:inline distT="0" distB="0" distL="0" distR="0" wp14:anchorId="0A726018" wp14:editId="60DD2A65">
+          <wp:inline distT="0" distB="0" distL="0" distR="0" wp14:anchorId="6E0F8173" wp14:editId="63E615FB">
             <wp:extent cx="5760720" cy="3870484"/>
             <wp:effectExtent l="0" t="0" r="0" b="0"/>
             <wp:docPr id="4" name="Picture 4"/>
@@ -7284,7 +7420,7 @@
         </w:rPr>
         <w:lastRenderedPageBreak/>
         <w:drawing>
-          <wp:inline distT="0" distB="0" distL="0" distR="0" wp14:anchorId="1FB04EF1" wp14:editId="49D13CC1">
+          <wp:inline distT="0" distB="0" distL="0" distR="0" wp14:anchorId="0CE62C1B" wp14:editId="7536CD30">
             <wp:extent cx="5486400" cy="3686175"/>
             <wp:effectExtent l="0" t="0" r="0" b="0"/>
             <wp:docPr id="5" name="Picture 5"/>
@@ -7484,7 +7620,7 @@
       <w:pPr>
         <w:pStyle w:val="Heading2"/>
       </w:pPr>
-      <w:bookmarkStart w:id="13" w:name="_Toc241702857"/>
+      <w:bookmarkStart w:id="13" w:name="_Toc241784879"/>
       <w:r>
         <w:t>Adding shipping or a service later</w:t>
       </w:r>
@@ -7525,7 +7661,7 @@
         </w:rPr>
         <w:lastRenderedPageBreak/>
         <w:drawing>
-          <wp:inline distT="0" distB="0" distL="0" distR="0" wp14:anchorId="7B14A3B5" wp14:editId="61D950A9">
+          <wp:inline distT="0" distB="0" distL="0" distR="0" wp14:anchorId="526AB248" wp14:editId="62465A22">
             <wp:extent cx="4754880" cy="3194685"/>
             <wp:effectExtent l="0" t="0" r="0" b="0"/>
             <wp:docPr id="6" name="Picture 6"/>
@@ -7579,7 +7715,7 @@
       <w:pPr>
         <w:pStyle w:val="Heading2"/>
       </w:pPr>
-      <w:bookmarkStart w:id="14" w:name="_Toc241702858"/>
+      <w:bookmarkStart w:id="14" w:name="_Toc241784880"/>
       <w:r>
         <w:t>Changing or removing an item</w:t>
       </w:r>
@@ -7726,7 +7862,7 @@
       <w:pPr>
         <w:pStyle w:val="Heading2"/>
       </w:pPr>
-      <w:bookmarkStart w:id="15" w:name="_Toc241702859"/>
+      <w:bookmarkStart w:id="15" w:name="_Toc241784881"/>
       <w:r>
         <w:t>Customer details</w:t>
       </w:r>
@@ -7890,7 +8026,7 @@
           <w:noProof/>
         </w:rPr>
         <w:drawing>
-          <wp:inline distT="0" distB="0" distL="0" distR="0" wp14:anchorId="68F8519D" wp14:editId="195FD54B">
+          <wp:inline distT="0" distB="0" distL="0" distR="0" wp14:anchorId="3FFCAC5C" wp14:editId="5B6D0F60">
             <wp:extent cx="4754880" cy="3194685"/>
             <wp:effectExtent l="0" t="0" r="0" b="0"/>
             <wp:docPr id="7" name="Picture 7"/>
@@ -7944,7 +8080,7 @@
       <w:pPr>
         <w:pStyle w:val="Heading2"/>
       </w:pPr>
-      <w:bookmarkStart w:id="16" w:name="_Toc241702860"/>
+      <w:bookmarkStart w:id="16" w:name="_Toc241784882"/>
       <w:r>
         <w:t>Sending the order to checkout</w:t>
       </w:r>
@@ -8122,7 +8258,7 @@
       <w:pPr>
         <w:pStyle w:val="Heading2"/>
       </w:pPr>
-      <w:bookmarkStart w:id="17" w:name="_Toc241702861"/>
+      <w:bookmarkStart w:id="17" w:name="_Toc241784883"/>
       <w:r>
         <w:lastRenderedPageBreak/>
         <w:t>Using a phone</w:t>
@@ -8140,7 +8276,7 @@
           <w:noProof/>
         </w:rPr>
         <w:drawing>
-          <wp:inline distT="0" distB="0" distL="0" distR="0" wp14:anchorId="0C866F3F" wp14:editId="1C6684ED">
+          <wp:inline distT="0" distB="0" distL="0" distR="0" wp14:anchorId="01F3BA6F" wp14:editId="7E43DEA8">
             <wp:extent cx="2194560" cy="4749253"/>
             <wp:effectExtent l="0" t="0" r="0" b="0"/>
             <wp:docPr id="8" name="Picture 8"/>
@@ -8218,7 +8354,7 @@
         <w:pStyle w:val="Heading1"/>
         <w:pageBreakBefore/>
       </w:pPr>
-      <w:bookmarkStart w:id="18" w:name="_Toc241702862"/>
+      <w:bookmarkStart w:id="18" w:name="_Toc241784884"/>
       <w:r>
         <w:lastRenderedPageBreak/>
         <w:t>Checking out a customer</w:t>
@@ -8259,7 +8395,7 @@
           <w:noProof/>
         </w:rPr>
         <w:drawing>
-          <wp:inline distT="0" distB="0" distL="0" distR="0" wp14:anchorId="2406450D" wp14:editId="1F93CC1B">
+          <wp:inline distT="0" distB="0" distL="0" distR="0" wp14:anchorId="0CC1C4EE" wp14:editId="00AC8641">
             <wp:extent cx="5760720" cy="3870484"/>
             <wp:effectExtent l="0" t="0" r="0" b="0"/>
             <wp:docPr id="9" name="Picture 9"/>
@@ -8313,7 +8449,7 @@
       <w:pPr>
         <w:pStyle w:val="Heading2"/>
       </w:pPr>
-      <w:bookmarkStart w:id="19" w:name="_Toc241702863"/>
+      <w:bookmarkStart w:id="19" w:name="_Toc241784885"/>
       <w:r>
         <w:t>1. Review the order with the customer</w:t>
       </w:r>
@@ -8410,7 +8546,7 @@
       <w:pPr>
         <w:pStyle w:val="Heading2"/>
       </w:pPr>
-      <w:bookmarkStart w:id="20" w:name="_Toc241702864"/>
+      <w:bookmarkStart w:id="20" w:name="_Toc241784886"/>
       <w:r>
         <w:t>2. Take payment</w:t>
       </w:r>
@@ -8724,7 +8860,7 @@
       <w:pPr>
         <w:pStyle w:val="Heading2"/>
       </w:pPr>
-      <w:bookmarkStart w:id="21" w:name="_Toc241702865"/>
+      <w:bookmarkStart w:id="21" w:name="_Toc241784887"/>
       <w:r>
         <w:t>3. Acknowledgements (initials and signature)</w:t>
       </w:r>
@@ -8850,7 +8986,7 @@
         <w:t>I understand</w:t>
       </w:r>
       <w:r>
-        <w:t>.</w:t>
+        <w:t>. They read exactly the same paragraphs that print on the sales sheet beside their initials.</w:t>
       </w:r>
     </w:p>
     <w:p>
@@ -8906,7 +9042,7 @@
         </w:rPr>
         <w:lastRenderedPageBreak/>
         <w:drawing>
-          <wp:inline distT="0" distB="0" distL="0" distR="0" wp14:anchorId="0409ED1F" wp14:editId="0BDA726A">
+          <wp:inline distT="0" distB="0" distL="0" distR="0" wp14:anchorId="75A70A08" wp14:editId="2438CB5F">
             <wp:extent cx="4937760" cy="3317558"/>
             <wp:effectExtent l="0" t="0" r="0" b="0"/>
             <wp:docPr id="10" name="Picture 10"/>
@@ -8969,6 +9105,68 @@
       <w:r>
         <w:t>.</w:t>
       </w:r>
+    </w:p>
+    <w:tbl>
+      <w:tblPr>
+        <w:tblW w:w="0" w:type="auto"/>
+        <w:jc w:val="center"/>
+        <w:tblLook w:val="04A0" w:firstRow="1" w:lastRow="0" w:firstColumn="1" w:lastColumn="0" w:noHBand="0" w:noVBand="1"/>
+      </w:tblPr>
+      <w:tblGrid>
+        <w:gridCol w:w="9360"/>
+      </w:tblGrid>
+      <w:tr>
+        <w:trPr>
+          <w:jc w:val="center"/>
+        </w:trPr>
+        <w:tc>
+          <w:tcPr>
+            <w:tcW w:w="9360" w:type="dxa"/>
+            <w:tcBorders>
+              <w:top w:val="single" w:sz="4" w:space="0" w:color="F3F4F6"/>
+              <w:left w:val="single" w:sz="36" w:space="0" w:color="6B7280"/>
+              <w:bottom w:val="single" w:sz="4" w:space="0" w:color="F3F4F6"/>
+              <w:right w:val="single" w:sz="4" w:space="0" w:color="F3F4F6"/>
+            </w:tcBorders>
+            <w:shd w:val="clear" w:color="auto" w:fill="F3F4F6"/>
+            <w:tcMar>
+              <w:top w:w="120" w:type="dxa"/>
+              <w:left w:w="200" w:type="dxa"/>
+              <w:bottom w:w="120" w:type="dxa"/>
+              <w:right w:w="160" w:type="dxa"/>
+            </w:tcMar>
+          </w:tcPr>
+          <w:p>
+            <w:pPr>
+              <w:spacing w:after="0"/>
+            </w:pPr>
+            <w:r>
+              <w:rPr>
+                <w:b/>
+                <w:color w:val="6B7280"/>
+              </w:rPr>
+              <w:t xml:space="preserve">Good to know:  </w:t>
+            </w:r>
+            <w:r>
+              <w:t xml:space="preserve">An administrator can change the wording of these statements under </w:t>
+            </w:r>
+            <w:r>
+              <w:rPr>
+                <w:b/>
+              </w:rPr>
+              <w:t>Settings</w:t>
+            </w:r>
+            <w:r>
+              <w:t xml:space="preserve"> (see *Admin: settings*). A completed sale keeps the wording the customer initialled, so a reprinted sheet always shows what they agreed to.</w:t>
+            </w:r>
+          </w:p>
+        </w:tc>
+      </w:tr>
+    </w:tbl>
+    <w:p>
+      <w:pPr>
+        <w:spacing w:after="40"/>
+      </w:pPr>
     </w:p>
     <w:tbl>
       <w:tblPr>
@@ -9033,7 +9231,7 @@
       <w:pPr>
         <w:pStyle w:val="Heading2"/>
       </w:pPr>
-      <w:bookmarkStart w:id="22" w:name="_Toc241702866"/>
+      <w:bookmarkStart w:id="22" w:name="_Toc241784888"/>
       <w:r>
         <w:t>4. Complete the sale</w:t>
       </w:r>
@@ -9167,6 +9365,7 @@
     </w:p>
     <w:p>
       <w:r>
+        <w:lastRenderedPageBreak/>
         <w:t xml:space="preserve">Completing an order also takes any counted </w:t>
       </w:r>
       <w:r>
@@ -9221,11 +9420,7 @@
               <w:t xml:space="preserve">Important:  </w:t>
             </w:r>
             <w:r>
-              <w:t xml:space="preserve">If another customer took the last one while this order was waiting, the app says the </w:t>
-            </w:r>
-            <w:r>
-              <w:lastRenderedPageBreak/>
-              <w:t xml:space="preserve">item is out of stock and won't complete the order yet. Change that item to ship instead: remove its </w:t>
+              <w:t xml:space="preserve">If another customer took the last one while this order was waiting, the app says the item is out of stock and won't complete the order yet. Change that item to ship instead: remove its </w:t>
             </w:r>
             <w:r>
               <w:rPr>
@@ -9267,7 +9462,7 @@
       <w:pPr>
         <w:pStyle w:val="Heading2"/>
       </w:pPr>
-      <w:bookmarkStart w:id="23" w:name="_Toc241702867"/>
+      <w:bookmarkStart w:id="23" w:name="_Toc241784889"/>
       <w:r>
         <w:t>Other checkout actions</w:t>
       </w:r>
@@ -9477,7 +9672,7 @@
         <w:pStyle w:val="Heading1"/>
         <w:pageBreakBefore/>
       </w:pPr>
-      <w:bookmarkStart w:id="24" w:name="_Toc241702868"/>
+      <w:bookmarkStart w:id="24" w:name="_Toc241784890"/>
       <w:r>
         <w:lastRenderedPageBreak/>
         <w:t>The sales sheet</w:t>
@@ -9500,7 +9695,7 @@
           <w:noProof/>
         </w:rPr>
         <w:drawing>
-          <wp:inline distT="0" distB="0" distL="0" distR="0" wp14:anchorId="5664102B" wp14:editId="57CD1C48">
+          <wp:inline distT="0" distB="0" distL="0" distR="0" wp14:anchorId="31DEC145" wp14:editId="49A95207">
             <wp:extent cx="4023360" cy="3187256"/>
             <wp:effectExtent l="0" t="0" r="0" b="0"/>
             <wp:docPr id="11" name="Picture 11"/>
@@ -9668,7 +9863,7 @@
       <w:pPr>
         <w:pStyle w:val="Heading2"/>
       </w:pPr>
-      <w:bookmarkStart w:id="25" w:name="_Toc241702869"/>
+      <w:bookmarkStart w:id="25" w:name="_Toc241784891"/>
       <w:r>
         <w:t>Emailing a receipt</w:t>
       </w:r>
@@ -9796,7 +9991,7 @@
         </w:rPr>
         <w:lastRenderedPageBreak/>
         <w:drawing>
-          <wp:inline distT="0" distB="0" distL="0" distR="0" wp14:anchorId="72C2EE1D" wp14:editId="3B35C752">
+          <wp:inline distT="0" distB="0" distL="0" distR="0" wp14:anchorId="7FBCA7D6" wp14:editId="037FC005">
             <wp:extent cx="4572000" cy="3071812"/>
             <wp:effectExtent l="0" t="0" r="0" b="0"/>
             <wp:docPr id="12" name="Picture 12"/>
@@ -9923,7 +10118,7 @@
         <w:pStyle w:val="Heading1"/>
         <w:pageBreakBefore/>
       </w:pPr>
-      <w:bookmarkStart w:id="26" w:name="_Toc241702870"/>
+      <w:bookmarkStart w:id="26" w:name="_Toc241784892"/>
       <w:r>
         <w:lastRenderedPageBreak/>
         <w:t>Looking up orders</w:t>
@@ -9955,7 +10150,7 @@
           <w:noProof/>
         </w:rPr>
         <w:drawing>
-          <wp:inline distT="0" distB="0" distL="0" distR="0" wp14:anchorId="192C6723" wp14:editId="577D7517">
+          <wp:inline distT="0" distB="0" distL="0" distR="0" wp14:anchorId="56F63C48" wp14:editId="3F738666">
             <wp:extent cx="5760720" cy="3870484"/>
             <wp:effectExtent l="0" t="0" r="0" b="0"/>
             <wp:docPr id="13" name="Picture 13"/>
@@ -10075,7 +10270,7 @@
       <w:pPr>
         <w:pStyle w:val="Heading2"/>
       </w:pPr>
-      <w:bookmarkStart w:id="27" w:name="_Toc241702871"/>
+      <w:bookmarkStart w:id="27" w:name="_Toc241784893"/>
       <w:r>
         <w:t>Extra options for admins</w:t>
       </w:r>
@@ -10165,7 +10360,7 @@
         </w:rPr>
         <w:lastRenderedPageBreak/>
         <w:drawing>
-          <wp:inline distT="0" distB="0" distL="0" distR="0" wp14:anchorId="0301E939" wp14:editId="7B5CD877">
+          <wp:inline distT="0" distB="0" distL="0" distR="0" wp14:anchorId="4DF7D4A4" wp14:editId="37A56C66">
             <wp:extent cx="4754880" cy="3194685"/>
             <wp:effectExtent l="0" t="0" r="0" b="0"/>
             <wp:docPr id="14" name="Picture 14"/>
@@ -10287,7 +10482,7 @@
         <w:pStyle w:val="Heading1"/>
         <w:pageBreakBefore/>
       </w:pPr>
-      <w:bookmarkStart w:id="28" w:name="_Toc241702872"/>
+      <w:bookmarkStart w:id="28" w:name="_Toc241784894"/>
       <w:r>
         <w:lastRenderedPageBreak/>
         <w:t>The dashboard</w:t>
@@ -10351,7 +10546,7 @@
           <w:noProof/>
         </w:rPr>
         <w:drawing>
-          <wp:inline distT="0" distB="0" distL="0" distR="0" wp14:anchorId="33E9463E" wp14:editId="1738906B">
+          <wp:inline distT="0" distB="0" distL="0" distR="0" wp14:anchorId="603C5035" wp14:editId="04DDE237">
             <wp:extent cx="4937760" cy="4305110"/>
             <wp:effectExtent l="0" t="0" r="0" b="0"/>
             <wp:docPr id="15" name="Picture 15"/>
@@ -11006,7 +11201,7 @@
         <w:pStyle w:val="Heading1"/>
         <w:pageBreakBefore/>
       </w:pPr>
-      <w:bookmarkStart w:id="29" w:name="_Toc241702873"/>
+      <w:bookmarkStart w:id="29" w:name="_Toc241784895"/>
       <w:r>
         <w:lastRenderedPageBreak/>
         <w:t>Keeping inventory</w:t>
@@ -11065,7 +11260,7 @@
           <w:noProof/>
         </w:rPr>
         <w:drawing>
-          <wp:inline distT="0" distB="0" distL="0" distR="0" wp14:anchorId="70090ED1" wp14:editId="268A5FBD">
+          <wp:inline distT="0" distB="0" distL="0" distR="0" wp14:anchorId="4F3C0D1B" wp14:editId="4DCF9654">
             <wp:extent cx="5760720" cy="3870484"/>
             <wp:effectExtent l="0" t="0" r="0" b="0"/>
             <wp:docPr id="16" name="Picture 16"/>
@@ -11119,7 +11314,7 @@
       <w:pPr>
         <w:pStyle w:val="Heading2"/>
       </w:pPr>
-      <w:bookmarkStart w:id="30" w:name="_Toc241702874"/>
+      <w:bookmarkStart w:id="30" w:name="_Toc241784896"/>
       <w:r>
         <w:t>What's on the screen</w:t>
       </w:r>
@@ -11210,7 +11405,7 @@
       <w:pPr>
         <w:pStyle w:val="Heading2"/>
       </w:pPr>
-      <w:bookmarkStart w:id="31" w:name="_Toc241702875"/>
+      <w:bookmarkStart w:id="31" w:name="_Toc241784897"/>
       <w:r>
         <w:t>Updating a count</w:t>
       </w:r>
@@ -11287,7 +11482,7 @@
           <w:noProof/>
         </w:rPr>
         <w:drawing>
-          <wp:inline distT="0" distB="0" distL="0" distR="0" wp14:anchorId="25879A39" wp14:editId="5E3437E6">
+          <wp:inline distT="0" distB="0" distL="0" distR="0" wp14:anchorId="2FC70655" wp14:editId="014AC15A">
             <wp:extent cx="5120640" cy="3440430"/>
             <wp:effectExtent l="0" t="0" r="0" b="0"/>
             <wp:docPr id="17" name="Picture 17"/>
@@ -11341,7 +11536,7 @@
       <w:pPr>
         <w:pStyle w:val="Heading2"/>
       </w:pPr>
-      <w:bookmarkStart w:id="32" w:name="_Toc241702876"/>
+      <w:bookmarkStart w:id="32" w:name="_Toc241784898"/>
       <w:r>
         <w:t>What changes the count automatically</w:t>
       </w:r>
@@ -11745,7 +11940,7 @@
       <w:pPr>
         <w:pStyle w:val="Heading2"/>
       </w:pPr>
-      <w:bookmarkStart w:id="33" w:name="_Toc241702877"/>
+      <w:bookmarkStart w:id="33" w:name="_Toc241784899"/>
       <w:r>
         <w:lastRenderedPageBreak/>
         <w:t>Seeing the history</w:t>
@@ -11761,7 +11956,7 @@
       <w:pPr>
         <w:pStyle w:val="Heading2"/>
       </w:pPr>
-      <w:bookmarkStart w:id="34" w:name="_Toc241702878"/>
+      <w:bookmarkStart w:id="34" w:name="_Toc241784900"/>
       <w:r>
         <w:t>Notes for the inventory sheet</w:t>
       </w:r>
@@ -11810,7 +12005,7 @@
           <w:noProof/>
         </w:rPr>
         <w:drawing>
-          <wp:inline distT="0" distB="0" distL="0" distR="0" wp14:anchorId="14515F6E" wp14:editId="10C6AF85">
+          <wp:inline distT="0" distB="0" distL="0" distR="0" wp14:anchorId="2BE83E56" wp14:editId="07AC3C45">
             <wp:extent cx="5120640" cy="3440430"/>
             <wp:effectExtent l="0" t="0" r="0" b="0"/>
             <wp:docPr id="18" name="Picture 18"/>
@@ -11864,7 +12059,7 @@
       <w:pPr>
         <w:pStyle w:val="Heading2"/>
       </w:pPr>
-      <w:bookmarkStart w:id="35" w:name="_Toc241702879"/>
+      <w:bookmarkStart w:id="35" w:name="_Toc241784901"/>
       <w:r>
         <w:t>Start and end counts</w:t>
       </w:r>
@@ -12387,7 +12582,7 @@
           <w:noProof/>
         </w:rPr>
         <w:drawing>
-          <wp:inline distT="0" distB="0" distL="0" distR="0" wp14:anchorId="31482967" wp14:editId="38693514">
+          <wp:inline distT="0" distB="0" distL="0" distR="0" wp14:anchorId="7590C591" wp14:editId="4DF85176">
             <wp:extent cx="5486400" cy="3686175"/>
             <wp:effectExtent l="0" t="0" r="0" b="0"/>
             <wp:docPr id="19" name="Picture 19"/>
@@ -12527,7 +12722,7 @@
         <w:pStyle w:val="Heading1"/>
         <w:pageBreakBefore/>
       </w:pPr>
-      <w:bookmarkStart w:id="36" w:name="_Toc241702880"/>
+      <w:bookmarkStart w:id="36" w:name="_Toc241784902"/>
       <w:r>
         <w:lastRenderedPageBreak/>
         <w:t>Admin: setting up an event</w:t>
@@ -12552,7 +12747,7 @@
       <w:pPr>
         <w:pStyle w:val="Heading2"/>
       </w:pPr>
-      <w:bookmarkStart w:id="37" w:name="_Toc241702881"/>
+      <w:bookmarkStart w:id="37" w:name="_Toc241784903"/>
       <w:r>
         <w:t>Creating or editing an event</w:t>
       </w:r>
@@ -12569,8 +12764,8 @@
           <w:noProof/>
         </w:rPr>
         <w:drawing>
-          <wp:inline distT="0" distB="0" distL="0" distR="0" wp14:anchorId="3725FFE1" wp14:editId="47D63CBF">
-            <wp:extent cx="5760720" cy="1236154"/>
+          <wp:inline distT="0" distB="0" distL="0" distR="0" wp14:anchorId="4A59EED0" wp14:editId="772B7E52">
+            <wp:extent cx="5760720" cy="1134142"/>
             <wp:effectExtent l="0" t="0" r="0" b="0"/>
             <wp:docPr id="20" name="Picture 20"/>
             <wp:cNvGraphicFramePr>
@@ -12592,7 +12787,7 @@
                   <pic:spPr>
                     <a:xfrm>
                       <a:off x="0" y="0"/>
-                      <a:ext cx="5760720" cy="1236154"/>
+                      <a:ext cx="5760720" cy="1134142"/>
                     </a:xfrm>
                     <a:prstGeom prst="rect">
                       <a:avLst/>
@@ -12719,7 +12914,16 @@
         <w:t>Edit</w:t>
       </w:r>
       <w:r>
-        <w:t xml:space="preserve"> on an existing one). A new event starts with the same cart, tax rate and card fee as the most recent one, and its order numbers carry on from the highest used so far.</w:t>
+        <w:t xml:space="preserve"> on an existing one). A new event starts with the most recent event's cart, the tax rate and card fee set under </w:t>
+      </w:r>
+      <w:r>
+        <w:rPr>
+          <w:b/>
+        </w:rPr>
+        <w:t>Settings</w:t>
+      </w:r>
+      <w:r>
+        <w:t xml:space="preserve"> (7% and 2% unless an administrator changes them), and order numbers carrying on from the highest used so far.</w:t>
       </w:r>
     </w:p>
     <w:p>
@@ -12909,7 +13113,7 @@
           <w:noProof/>
         </w:rPr>
         <w:drawing>
-          <wp:inline distT="0" distB="0" distL="0" distR="0" wp14:anchorId="00E53558" wp14:editId="743C2F28">
+          <wp:inline distT="0" distB="0" distL="0" distR="0" wp14:anchorId="5A9A0B0B" wp14:editId="62A69D8E">
             <wp:extent cx="3840480" cy="2580322"/>
             <wp:effectExtent l="0" t="0" r="0" b="0"/>
             <wp:docPr id="21" name="Picture 21"/>
@@ -13031,7 +13235,7 @@
       <w:pPr>
         <w:pStyle w:val="Heading2"/>
       </w:pPr>
-      <w:bookmarkStart w:id="38" w:name="_Toc241702882"/>
+      <w:bookmarkStart w:id="38" w:name="_Toc241784904"/>
       <w:r>
         <w:t>Closing out an event</w:t>
       </w:r>
@@ -13198,7 +13402,7 @@
       <w:pPr>
         <w:pStyle w:val="Heading2"/>
       </w:pPr>
-      <w:bookmarkStart w:id="39" w:name="_Toc241702883"/>
+      <w:bookmarkStart w:id="39" w:name="_Toc241784905"/>
       <w:r>
         <w:t>Event sales sheets</w:t>
       </w:r>
@@ -13256,7 +13460,7 @@
           <w:noProof/>
         </w:rPr>
         <w:drawing>
-          <wp:inline distT="0" distB="0" distL="0" distR="0" wp14:anchorId="43EA0898" wp14:editId="0458865D">
+          <wp:inline distT="0" distB="0" distL="0" distR="0" wp14:anchorId="2CF73464" wp14:editId="22A1B812">
             <wp:extent cx="4389120" cy="2948940"/>
             <wp:effectExtent l="0" t="0" r="0" b="0"/>
             <wp:docPr id="22" name="Picture 22"/>
@@ -13385,7 +13589,7 @@
           <w:noProof/>
         </w:rPr>
         <w:drawing>
-          <wp:inline distT="0" distB="0" distL="0" distR="0" wp14:anchorId="53275AC7" wp14:editId="27D25897">
+          <wp:inline distT="0" distB="0" distL="0" distR="0" wp14:anchorId="311F58EA" wp14:editId="1AA2E2B3">
             <wp:extent cx="4206240" cy="5717858"/>
             <wp:effectExtent l="0" t="0" r="0" b="0"/>
             <wp:docPr id="23" name="Picture 23"/>
@@ -13523,7 +13727,7 @@
           <w:noProof/>
         </w:rPr>
         <w:drawing>
-          <wp:inline distT="0" distB="0" distL="0" distR="0" wp14:anchorId="4B9D5998" wp14:editId="6E82F3A8">
+          <wp:inline distT="0" distB="0" distL="0" distR="0" wp14:anchorId="75DFB0C2" wp14:editId="218D0A79">
             <wp:extent cx="4389120" cy="2948940"/>
             <wp:effectExtent l="0" t="0" r="0" b="0"/>
             <wp:docPr id="24" name="Picture 24"/>
@@ -13636,7 +13840,7 @@
         <w:pStyle w:val="Heading1"/>
         <w:pageBreakBefore/>
       </w:pPr>
-      <w:bookmarkStart w:id="40" w:name="_Toc241702884"/>
+      <w:bookmarkStart w:id="40" w:name="_Toc241784906"/>
       <w:r>
         <w:lastRenderedPageBreak/>
         <w:t>Admin: managing the catalog</w:t>
@@ -13677,7 +13881,7 @@
           <w:noProof/>
         </w:rPr>
         <w:drawing>
-          <wp:inline distT="0" distB="0" distL="0" distR="0" wp14:anchorId="30CA7343" wp14:editId="61B4954C">
+          <wp:inline distT="0" distB="0" distL="0" distR="0" wp14:anchorId="3AD79182" wp14:editId="7AF601FD">
             <wp:extent cx="5760720" cy="3870484"/>
             <wp:effectExtent l="0" t="0" r="0" b="0"/>
             <wp:docPr id="25" name="Picture 25"/>
@@ -13731,7 +13935,7 @@
       <w:pPr>
         <w:pStyle w:val="Heading2"/>
       </w:pPr>
-      <w:bookmarkStart w:id="41" w:name="_Toc241702885"/>
+      <w:bookmarkStart w:id="41" w:name="_Toc241784907"/>
       <w:r>
         <w:lastRenderedPageBreak/>
         <w:t>Adding or editing a product</w:t>
@@ -13749,7 +13953,7 @@
           <w:noProof/>
         </w:rPr>
         <w:drawing>
-          <wp:inline distT="0" distB="0" distL="0" distR="0" wp14:anchorId="67D07B25" wp14:editId="441121EB">
+          <wp:inline distT="0" distB="0" distL="0" distR="0" wp14:anchorId="4AB737FA" wp14:editId="71EB4F67">
             <wp:extent cx="5486400" cy="3686175"/>
             <wp:effectExtent l="0" t="0" r="0" b="0"/>
             <wp:docPr id="26" name="Picture 26"/>
@@ -14172,7 +14376,7 @@
         </w:rPr>
         <w:lastRenderedPageBreak/>
         <w:drawing>
-          <wp:inline distT="0" distB="0" distL="0" distR="0" wp14:anchorId="604F084A" wp14:editId="52FDE981">
+          <wp:inline distT="0" distB="0" distL="0" distR="0" wp14:anchorId="6B521D99" wp14:editId="48466819">
             <wp:extent cx="5120640" cy="2130933"/>
             <wp:effectExtent l="0" t="0" r="0" b="0"/>
             <wp:docPr id="27" name="Picture 27"/>
@@ -14359,7 +14563,7 @@
       <w:pPr>
         <w:pStyle w:val="Heading2"/>
       </w:pPr>
-      <w:bookmarkStart w:id="42" w:name="_Toc241702886"/>
+      <w:bookmarkStart w:id="42" w:name="_Toc241784908"/>
       <w:r>
         <w:t>Delivery and services</w:t>
       </w:r>
@@ -14391,7 +14595,7 @@
         </w:rPr>
         <w:lastRenderedPageBreak/>
         <w:drawing>
-          <wp:inline distT="0" distB="0" distL="0" distR="0" wp14:anchorId="71F3E5E8" wp14:editId="34C7F2A3">
+          <wp:inline distT="0" distB="0" distL="0" distR="0" wp14:anchorId="5014681D" wp14:editId="39EB02FE">
             <wp:extent cx="5760720" cy="3870484"/>
             <wp:effectExtent l="0" t="0" r="0" b="0"/>
             <wp:docPr id="28" name="Picture 28"/>
@@ -14821,7 +15025,7 @@
         <w:pStyle w:val="Heading1"/>
         <w:pageBreakBefore/>
       </w:pPr>
-      <w:bookmarkStart w:id="43" w:name="_Toc241702887"/>
+      <w:bookmarkStart w:id="43" w:name="_Toc241784909"/>
       <w:r>
         <w:lastRenderedPageBreak/>
         <w:t>Admin: managing the crew</w:t>
@@ -14853,8 +15057,8 @@
           <w:noProof/>
         </w:rPr>
         <w:drawing>
-          <wp:inline distT="0" distB="0" distL="0" distR="0" wp14:anchorId="75B42CB4" wp14:editId="1C23FF43">
-            <wp:extent cx="5760720" cy="1740218"/>
+          <wp:inline distT="0" distB="0" distL="0" distR="0" wp14:anchorId="07DE97AE" wp14:editId="016D93AE">
+            <wp:extent cx="5760720" cy="1935242"/>
             <wp:effectExtent l="0" t="0" r="0" b="0"/>
             <wp:docPr id="29" name="Picture 29"/>
             <wp:cNvGraphicFramePr>
@@ -14876,7 +15080,7 @@
                   <pic:spPr>
                     <a:xfrm>
                       <a:off x="0" y="0"/>
-                      <a:ext cx="5760720" cy="1740218"/>
+                      <a:ext cx="5760720" cy="1935242"/>
                     </a:xfrm>
                     <a:prstGeom prst="rect">
                       <a:avLst/>
@@ -15125,7 +15329,7 @@
           <w:noProof/>
         </w:rPr>
         <w:drawing>
-          <wp:inline distT="0" distB="0" distL="0" distR="0" wp14:anchorId="2C046936" wp14:editId="4044F51D">
+          <wp:inline distT="0" distB="0" distL="0" distR="0" wp14:anchorId="63C726CB" wp14:editId="6A281682">
             <wp:extent cx="4023360" cy="2703195"/>
             <wp:effectExtent l="0" t="0" r="0" b="0"/>
             <wp:docPr id="30" name="Picture 30"/>
@@ -15205,7 +15409,7 @@
         <w:pStyle w:val="Heading1"/>
         <w:pageBreakBefore/>
       </w:pPr>
-      <w:bookmarkStart w:id="44" w:name="_Toc241702888"/>
+      <w:bookmarkStart w:id="44" w:name="_Toc241784910"/>
       <w:r>
         <w:lastRenderedPageBreak/>
         <w:t>Admin: settings</w:t>
@@ -15241,7 +15445,7 @@
         <w:t>More</w:t>
       </w:r>
       <w:r>
-        <w:t xml:space="preserve">. The page has three sections, and each one has its own </w:t>
+        <w:t xml:space="preserve">. The page has five sections, and each one has its own </w:t>
       </w:r>
       <w:r>
         <w:rPr>
@@ -15275,7 +15479,7 @@
       <w:pPr>
         <w:pStyle w:val="Heading2"/>
       </w:pPr>
-      <w:bookmarkStart w:id="45" w:name="_Toc241702889"/>
+      <w:bookmarkStart w:id="45" w:name="_Toc241784911"/>
       <w:r>
         <w:t>Business details</w:t>
       </w:r>
@@ -15292,7 +15496,7 @@
           <w:noProof/>
         </w:rPr>
         <w:drawing>
-          <wp:inline distT="0" distB="0" distL="0" distR="0" wp14:anchorId="307C31BA" wp14:editId="278C7E65">
+          <wp:inline distT="0" distB="0" distL="0" distR="0" wp14:anchorId="1EF45996" wp14:editId="1F1D9999">
             <wp:extent cx="5760720" cy="1429893"/>
             <wp:effectExtent l="0" t="0" r="0" b="0"/>
             <wp:docPr id="31" name="Picture 31"/>
@@ -15656,15 +15860,15 @@
       <w:pPr>
         <w:pStyle w:val="Heading2"/>
       </w:pPr>
-      <w:bookmarkStart w:id="46" w:name="_Toc241702890"/>
-      <w:r>
-        <w:t>Receipt email</w:t>
+      <w:bookmarkStart w:id="46" w:name="_Toc241784912"/>
+      <w:r>
+        <w:t>Sales sheet terms</w:t>
       </w:r>
       <w:bookmarkEnd w:id="46"/>
     </w:p>
     <w:p>
       <w:r>
-        <w:t>This is the note customers get with an emailed receipt. The receipt itself is always attached as a PDF; this is the message around it.</w:t>
+        <w:t>These are the four statements a customer initials: that their details are correct, the warranty and mattress protector terms, how the order is delivered, and that all sales are final. Each paragraph prints on the sales sheet beside its INITIAL line, and the customer reads the very same words on their initialling screen.</w:t>
       </w:r>
     </w:p>
     <w:p>
@@ -15679,8 +15883,8 @@
         </w:rPr>
         <w:lastRenderedPageBreak/>
         <w:drawing>
-          <wp:inline distT="0" distB="0" distL="0" distR="0" wp14:anchorId="53D9A9A7" wp14:editId="604E5803">
-            <wp:extent cx="5760720" cy="4450842"/>
+          <wp:inline distT="0" distB="0" distL="0" distR="0" wp14:anchorId="4D9A4EB5" wp14:editId="33CA6493">
+            <wp:extent cx="5760720" cy="4937760"/>
             <wp:effectExtent l="0" t="0" r="0" b="0"/>
             <wp:docPr id="32" name="Picture 32"/>
             <wp:cNvGraphicFramePr>
@@ -15690,7 +15894,7 @@
               <a:graphicData uri="http://schemas.openxmlformats.org/drawingml/2006/picture">
                 <pic:pic xmlns:pic="http://schemas.openxmlformats.org/drawingml/2006/picture">
                   <pic:nvPicPr>
-                    <pic:cNvPr id="0" name="36_settings.png"/>
+                    <pic:cNvPr id="0" name="38_settings_terms.png"/>
                     <pic:cNvPicPr/>
                   </pic:nvPicPr>
                   <pic:blipFill>
@@ -15702,7 +15906,7 @@
                   <pic:spPr>
                     <a:xfrm>
                       <a:off x="0" y="0"/>
-                      <a:ext cx="5760720" cy="4450842"/>
+                      <a:ext cx="5760720" cy="4937760"/>
                     </a:xfrm>
                     <a:prstGeom prst="rect">
                       <a:avLst/>
@@ -15726,147 +15930,7 @@
           <w:color w:val="6B7280"/>
           <w:sz w:val="18"/>
         </w:rPr>
-        <w:t>Editing the receipt email, with a live preview on the right</w:t>
-      </w:r>
-    </w:p>
-    <w:p>
-      <w:pPr>
-        <w:tabs>
-          <w:tab w:val="left" w:pos="504"/>
-        </w:tabs>
-        <w:spacing w:after="80"/>
-        <w:ind w:left="504" w:hanging="432"/>
-      </w:pPr>
-      <w:r>
-        <w:rPr>
-          <w:b/>
-          <w:color w:val="0369A1"/>
-        </w:rPr>
-        <w:t>1.</w:t>
-      </w:r>
-      <w:r>
-        <w:rPr>
-          <w:b/>
-          <w:color w:val="0369A1"/>
-        </w:rPr>
-        <w:tab/>
-      </w:r>
-      <w:r>
-        <w:t xml:space="preserve">Change the </w:t>
-      </w:r>
-      <w:r>
-        <w:rPr>
-          <w:b/>
-        </w:rPr>
-        <w:t>Subject</w:t>
-      </w:r>
-      <w:r>
-        <w:t xml:space="preserve"> or the </w:t>
-      </w:r>
-      <w:r>
-        <w:rPr>
-          <w:b/>
-        </w:rPr>
-        <w:t>Message</w:t>
-      </w:r>
-      <w:r>
-        <w:t>. The preview on the right shows how the email reads for a sample order as you type.</w:t>
-      </w:r>
-    </w:p>
-    <w:p>
-      <w:pPr>
-        <w:tabs>
-          <w:tab w:val="left" w:pos="504"/>
-        </w:tabs>
-        <w:spacing w:after="80"/>
-        <w:ind w:left="504" w:hanging="432"/>
-      </w:pPr>
-      <w:r>
-        <w:rPr>
-          <w:b/>
-          <w:color w:val="0369A1"/>
-        </w:rPr>
-        <w:t>2.</w:t>
-      </w:r>
-      <w:r>
-        <w:rPr>
-          <w:b/>
-          <w:color w:val="0369A1"/>
-        </w:rPr>
-        <w:tab/>
-      </w:r>
-      <w:r>
-        <w:t>In the message, leave a blank line between paragraphs. Start lines with a dash and a space ("- ") to make a bulleted list.</w:t>
-      </w:r>
-    </w:p>
-    <w:p>
-      <w:pPr>
-        <w:tabs>
-          <w:tab w:val="left" w:pos="504"/>
-        </w:tabs>
-        <w:spacing w:after="80"/>
-        <w:ind w:left="504" w:hanging="432"/>
-      </w:pPr>
-      <w:r>
-        <w:rPr>
-          <w:b/>
-          <w:color w:val="0369A1"/>
-        </w:rPr>
-        <w:t>3.</w:t>
-      </w:r>
-      <w:r>
-        <w:rPr>
-          <w:b/>
-          <w:color w:val="0369A1"/>
-        </w:rPr>
-        <w:tab/>
-      </w:r>
-      <w:r>
-        <w:t xml:space="preserve">To add the customer's name, the order number and so on, tap a </w:t>
-      </w:r>
-      <w:r>
-        <w:rPr>
-          <w:b/>
-        </w:rPr>
-        <w:t>placeholder</w:t>
-      </w:r>
-      <w:r>
-        <w:t xml:space="preserve"> under the message. It goes in where the cursor was - in the subject or the message, whichever you were typing in - and each customer's email fills in their own details.</w:t>
-      </w:r>
-    </w:p>
-    <w:p>
-      <w:pPr>
-        <w:tabs>
-          <w:tab w:val="left" w:pos="504"/>
-        </w:tabs>
-        <w:spacing w:after="80"/>
-        <w:ind w:left="504" w:hanging="432"/>
-      </w:pPr>
-      <w:r>
-        <w:rPr>
-          <w:b/>
-          <w:color w:val="0369A1"/>
-        </w:rPr>
-        <w:t>4.</w:t>
-      </w:r>
-      <w:r>
-        <w:rPr>
-          <w:b/>
-          <w:color w:val="0369A1"/>
-        </w:rPr>
-        <w:tab/>
-      </w:r>
-      <w:r>
-        <w:t xml:space="preserve">Tap </w:t>
-      </w:r>
-      <w:r>
-        <w:rPr>
-          <w:b/>
-        </w:rPr>
-        <w:t>Save</w:t>
-      </w:r>
-      <w:r>
-        <w:t>. Every receipt emailed from then on uses the new wording.</w:t>
+        <w:t>The first two statements, each with how it prints on the sales sheet</w:t>
       </w:r>
     </w:p>
     <w:tbl>
@@ -15909,6 +15973,542 @@
                 <w:b/>
                 <w:color w:val="FFFFFF"/>
               </w:rPr>
+              <w:t>Field</w:t>
+            </w:r>
+          </w:p>
+        </w:tc>
+        <w:tc>
+          <w:tcPr>
+            <w:tcW w:w="6192" w:type="dxa"/>
+            <w:tcBorders>
+              <w:top w:val="single" w:sz="4" w:space="0" w:color="0369A1"/>
+              <w:left w:val="single" w:sz="4" w:space="0" w:color="0369A1"/>
+              <w:bottom w:val="single" w:sz="4" w:space="0" w:color="0369A1"/>
+              <w:right w:val="single" w:sz="4" w:space="0" w:color="0369A1"/>
+            </w:tcBorders>
+            <w:shd w:val="clear" w:color="auto" w:fill="0369A1"/>
+            <w:tcMar>
+              <w:top w:w="100" w:type="dxa"/>
+              <w:left w:w="140" w:type="dxa"/>
+              <w:bottom w:w="100" w:type="dxa"/>
+              <w:right w:w="140" w:type="dxa"/>
+            </w:tcMar>
+          </w:tcPr>
+          <w:p>
+            <w:pPr>
+              <w:spacing w:after="0"/>
+            </w:pPr>
+            <w:r>
+              <w:rPr>
+                <w:b/>
+                <w:color w:val="FFFFFF"/>
+              </w:rPr>
+              <w:t>What it is</w:t>
+            </w:r>
+          </w:p>
+        </w:tc>
+      </w:tr>
+      <w:tr>
+        <w:trPr>
+          <w:jc w:val="center"/>
+        </w:trPr>
+        <w:tc>
+          <w:tcPr>
+            <w:tcW w:w="3168" w:type="dxa"/>
+            <w:tcBorders>
+              <w:top w:val="single" w:sz="4" w:space="0" w:color="D1D5DB"/>
+              <w:left w:val="single" w:sz="4" w:space="0" w:color="D1D5DB"/>
+              <w:bottom w:val="single" w:sz="4" w:space="0" w:color="D1D5DB"/>
+              <w:right w:val="single" w:sz="4" w:space="0" w:color="D1D5DB"/>
+            </w:tcBorders>
+            <w:tcMar>
+              <w:top w:w="100" w:type="dxa"/>
+              <w:left w:w="140" w:type="dxa"/>
+              <w:bottom w:w="100" w:type="dxa"/>
+              <w:right w:w="140" w:type="dxa"/>
+            </w:tcMar>
+          </w:tcPr>
+          <w:p>
+            <w:pPr>
+              <w:spacing w:after="0"/>
+            </w:pPr>
+            <w:r>
+              <w:rPr>
+                <w:b/>
+              </w:rPr>
+              <w:t>Title on the customer's screen</w:t>
+            </w:r>
+          </w:p>
+        </w:tc>
+        <w:tc>
+          <w:tcPr>
+            <w:tcW w:w="6192" w:type="dxa"/>
+            <w:tcBorders>
+              <w:top w:val="single" w:sz="4" w:space="0" w:color="D1D5DB"/>
+              <w:left w:val="single" w:sz="4" w:space="0" w:color="D1D5DB"/>
+              <w:bottom w:val="single" w:sz="4" w:space="0" w:color="D1D5DB"/>
+              <w:right w:val="single" w:sz="4" w:space="0" w:color="D1D5DB"/>
+            </w:tcBorders>
+            <w:tcMar>
+              <w:top w:w="100" w:type="dxa"/>
+              <w:left w:w="140" w:type="dxa"/>
+              <w:bottom w:w="100" w:type="dxa"/>
+              <w:right w:w="140" w:type="dxa"/>
+            </w:tcMar>
+          </w:tcPr>
+          <w:p>
+            <w:pPr>
+              <w:spacing w:after="0"/>
+            </w:pPr>
+            <w:r>
+              <w:t>The heading the customer sees, such as "How your bed arrives".</w:t>
+            </w:r>
+          </w:p>
+        </w:tc>
+      </w:tr>
+      <w:tr>
+        <w:trPr>
+          <w:jc w:val="center"/>
+        </w:trPr>
+        <w:tc>
+          <w:tcPr>
+            <w:tcW w:w="3168" w:type="dxa"/>
+            <w:tcBorders>
+              <w:top w:val="single" w:sz="4" w:space="0" w:color="D1D5DB"/>
+              <w:left w:val="single" w:sz="4" w:space="0" w:color="D1D5DB"/>
+              <w:bottom w:val="single" w:sz="4" w:space="0" w:color="D1D5DB"/>
+              <w:right w:val="single" w:sz="4" w:space="0" w:color="D1D5DB"/>
+            </w:tcBorders>
+            <w:shd w:val="clear" w:color="auto" w:fill="F3F4F6"/>
+            <w:tcMar>
+              <w:top w:w="100" w:type="dxa"/>
+              <w:left w:w="140" w:type="dxa"/>
+              <w:bottom w:w="100" w:type="dxa"/>
+              <w:right w:w="140" w:type="dxa"/>
+            </w:tcMar>
+          </w:tcPr>
+          <w:p>
+            <w:pPr>
+              <w:spacing w:after="0"/>
+            </w:pPr>
+            <w:r>
+              <w:rPr>
+                <w:b/>
+              </w:rPr>
+              <w:t>Heading on the sales sheet</w:t>
+            </w:r>
+          </w:p>
+        </w:tc>
+        <w:tc>
+          <w:tcPr>
+            <w:tcW w:w="6192" w:type="dxa"/>
+            <w:tcBorders>
+              <w:top w:val="single" w:sz="4" w:space="0" w:color="D1D5DB"/>
+              <w:left w:val="single" w:sz="4" w:space="0" w:color="D1D5DB"/>
+              <w:bottom w:val="single" w:sz="4" w:space="0" w:color="D1D5DB"/>
+              <w:right w:val="single" w:sz="4" w:space="0" w:color="D1D5DB"/>
+            </w:tcBorders>
+            <w:shd w:val="clear" w:color="auto" w:fill="F3F4F6"/>
+            <w:tcMar>
+              <w:top w:w="100" w:type="dxa"/>
+              <w:left w:w="140" w:type="dxa"/>
+              <w:bottom w:w="100" w:type="dxa"/>
+              <w:right w:w="140" w:type="dxa"/>
+            </w:tcMar>
+          </w:tcPr>
+          <w:p>
+            <w:pPr>
+              <w:spacing w:after="0"/>
+            </w:pPr>
+            <w:r>
+              <w:t>Printed bold and underlined before the paragraph, such as "Drop Ship Delivery:". Leave it blank for none.</w:t>
+            </w:r>
+          </w:p>
+        </w:tc>
+      </w:tr>
+      <w:tr>
+        <w:trPr>
+          <w:jc w:val="center"/>
+        </w:trPr>
+        <w:tc>
+          <w:tcPr>
+            <w:tcW w:w="3168" w:type="dxa"/>
+            <w:tcBorders>
+              <w:top w:val="single" w:sz="4" w:space="0" w:color="D1D5DB"/>
+              <w:left w:val="single" w:sz="4" w:space="0" w:color="D1D5DB"/>
+              <w:bottom w:val="single" w:sz="4" w:space="0" w:color="D1D5DB"/>
+              <w:right w:val="single" w:sz="4" w:space="0" w:color="D1D5DB"/>
+            </w:tcBorders>
+            <w:tcMar>
+              <w:top w:w="100" w:type="dxa"/>
+              <w:left w:w="140" w:type="dxa"/>
+              <w:bottom w:w="100" w:type="dxa"/>
+              <w:right w:w="140" w:type="dxa"/>
+            </w:tcMar>
+          </w:tcPr>
+          <w:p>
+            <w:pPr>
+              <w:spacing w:after="0"/>
+            </w:pPr>
+            <w:r>
+              <w:rPr>
+                <w:b/>
+              </w:rPr>
+              <w:t>Paragraph</w:t>
+            </w:r>
+          </w:p>
+        </w:tc>
+        <w:tc>
+          <w:tcPr>
+            <w:tcW w:w="6192" w:type="dxa"/>
+            <w:tcBorders>
+              <w:top w:val="single" w:sz="4" w:space="0" w:color="D1D5DB"/>
+              <w:left w:val="single" w:sz="4" w:space="0" w:color="D1D5DB"/>
+              <w:bottom w:val="single" w:sz="4" w:space="0" w:color="D1D5DB"/>
+              <w:right w:val="single" w:sz="4" w:space="0" w:color="D1D5DB"/>
+            </w:tcBorders>
+            <w:tcMar>
+              <w:top w:w="100" w:type="dxa"/>
+              <w:left w:w="140" w:type="dxa"/>
+              <w:bottom w:w="100" w:type="dxa"/>
+              <w:right w:w="140" w:type="dxa"/>
+            </w:tcMar>
+          </w:tcPr>
+          <w:p>
+            <w:pPr>
+              <w:spacing w:after="0"/>
+            </w:pPr>
+            <w:r>
+              <w:t>The wording itself, the same in both places. To make words bold, type two stars (*) just before and just after them; to underline, use two underscores (_) instead. The tip at the top of the section shows exactly how.</w:t>
+            </w:r>
+          </w:p>
+        </w:tc>
+      </w:tr>
+    </w:tbl>
+    <w:p>
+      <w:pPr>
+        <w:spacing w:after="40"/>
+      </w:pPr>
+    </w:p>
+    <w:p>
+      <w:r>
+        <w:t>The preview under each paragraph shows exactly how it will print. Longer wording than the paper form's makes the sheet print a little smaller, so it always fits on one page.</w:t>
+      </w:r>
+    </w:p>
+    <w:tbl>
+      <w:tblPr>
+        <w:tblW w:w="0" w:type="auto"/>
+        <w:jc w:val="center"/>
+        <w:tblLook w:val="04A0" w:firstRow="1" w:lastRow="0" w:firstColumn="1" w:lastColumn="0" w:noHBand="0" w:noVBand="1"/>
+      </w:tblPr>
+      <w:tblGrid>
+        <w:gridCol w:w="9360"/>
+      </w:tblGrid>
+      <w:tr>
+        <w:trPr>
+          <w:jc w:val="center"/>
+        </w:trPr>
+        <w:tc>
+          <w:tcPr>
+            <w:tcW w:w="9360" w:type="dxa"/>
+            <w:tcBorders>
+              <w:top w:val="single" w:sz="4" w:space="0" w:color="FEF3C7"/>
+              <w:left w:val="single" w:sz="36" w:space="0" w:color="D97706"/>
+              <w:bottom w:val="single" w:sz="4" w:space="0" w:color="FEF3C7"/>
+              <w:right w:val="single" w:sz="4" w:space="0" w:color="FEF3C7"/>
+            </w:tcBorders>
+            <w:shd w:val="clear" w:color="auto" w:fill="FEF3C7"/>
+            <w:tcMar>
+              <w:top w:w="120" w:type="dxa"/>
+              <w:left w:w="200" w:type="dxa"/>
+              <w:bottom w:w="120" w:type="dxa"/>
+              <w:right w:w="160" w:type="dxa"/>
+            </w:tcMar>
+          </w:tcPr>
+          <w:p>
+            <w:pPr>
+              <w:spacing w:after="0"/>
+            </w:pPr>
+            <w:r>
+              <w:rPr>
+                <w:b/>
+                <w:color w:val="D97706"/>
+              </w:rPr>
+              <w:t xml:space="preserve">Important:  </w:t>
+            </w:r>
+            <w:r>
+              <w:t xml:space="preserve">Changing the wording never changes a sale that's already completed. Each completed </w:t>
+            </w:r>
+            <w:r>
+              <w:lastRenderedPageBreak/>
+              <w:t>sale keeps the wording the customer initialled, so its sheet always reprints exactly as it was signed. Reopening a sale lets it pick up the current wording when it's completed again.</w:t>
+            </w:r>
+          </w:p>
+        </w:tc>
+      </w:tr>
+    </w:tbl>
+    <w:p>
+      <w:pPr>
+        <w:spacing w:after="40"/>
+      </w:pPr>
+    </w:p>
+    <w:p>
+      <w:pPr>
+        <w:pStyle w:val="Heading2"/>
+      </w:pPr>
+      <w:bookmarkStart w:id="47" w:name="_Toc241784913"/>
+      <w:r>
+        <w:t>Receipt email</w:t>
+      </w:r>
+      <w:bookmarkEnd w:id="47"/>
+    </w:p>
+    <w:p>
+      <w:r>
+        <w:t>This is the note customers get with an emailed receipt. The receipt itself is always attached as a PDF; this is the message around it.</w:t>
+      </w:r>
+    </w:p>
+    <w:p>
+      <w:pPr>
+        <w:keepNext/>
+        <w:spacing w:after="40"/>
+        <w:jc w:val="center"/>
+      </w:pPr>
+      <w:r>
+        <w:rPr>
+          <w:noProof/>
+        </w:rPr>
+        <w:drawing>
+          <wp:inline distT="0" distB="0" distL="0" distR="0" wp14:anchorId="768127AD" wp14:editId="53DC149A">
+            <wp:extent cx="5760720" cy="4454271"/>
+            <wp:effectExtent l="0" t="0" r="0" b="0"/>
+            <wp:docPr id="33" name="Picture 33"/>
+            <wp:cNvGraphicFramePr>
+              <a:graphicFrameLocks xmlns:a="http://schemas.openxmlformats.org/drawingml/2006/main" noChangeAspect="1"/>
+            </wp:cNvGraphicFramePr>
+            <a:graphic xmlns:a="http://schemas.openxmlformats.org/drawingml/2006/main">
+              <a:graphicData uri="http://schemas.openxmlformats.org/drawingml/2006/picture">
+                <pic:pic xmlns:pic="http://schemas.openxmlformats.org/drawingml/2006/picture">
+                  <pic:nvPicPr>
+                    <pic:cNvPr id="0" name="36_settings.png"/>
+                    <pic:cNvPicPr/>
+                  </pic:nvPicPr>
+                  <pic:blipFill>
+                    <a:blip r:embed="rId41"/>
+                    <a:stretch>
+                      <a:fillRect/>
+                    </a:stretch>
+                  </pic:blipFill>
+                  <pic:spPr>
+                    <a:xfrm>
+                      <a:off x="0" y="0"/>
+                      <a:ext cx="5760720" cy="4454271"/>
+                    </a:xfrm>
+                    <a:prstGeom prst="rect">
+                      <a:avLst/>
+                    </a:prstGeom>
+                  </pic:spPr>
+                </pic:pic>
+              </a:graphicData>
+            </a:graphic>
+          </wp:inline>
+        </w:drawing>
+      </w:r>
+    </w:p>
+    <w:p>
+      <w:pPr>
+        <w:spacing w:after="200"/>
+        <w:jc w:val="center"/>
+      </w:pPr>
+      <w:r>
+        <w:rPr>
+          <w:i/>
+          <w:color w:val="6B7280"/>
+          <w:sz w:val="18"/>
+        </w:rPr>
+        <w:t>Editing the receipt email, with a live preview on the right</w:t>
+      </w:r>
+    </w:p>
+    <w:p>
+      <w:pPr>
+        <w:tabs>
+          <w:tab w:val="left" w:pos="504"/>
+        </w:tabs>
+        <w:spacing w:after="80"/>
+        <w:ind w:left="504" w:hanging="432"/>
+      </w:pPr>
+      <w:r>
+        <w:rPr>
+          <w:b/>
+          <w:color w:val="0369A1"/>
+        </w:rPr>
+        <w:t>1.</w:t>
+      </w:r>
+      <w:r>
+        <w:rPr>
+          <w:b/>
+          <w:color w:val="0369A1"/>
+        </w:rPr>
+        <w:tab/>
+      </w:r>
+      <w:r>
+        <w:t xml:space="preserve">Change the </w:t>
+      </w:r>
+      <w:r>
+        <w:rPr>
+          <w:b/>
+        </w:rPr>
+        <w:t>Subject</w:t>
+      </w:r>
+      <w:r>
+        <w:t xml:space="preserve"> or the </w:t>
+      </w:r>
+      <w:r>
+        <w:rPr>
+          <w:b/>
+        </w:rPr>
+        <w:t>Message</w:t>
+      </w:r>
+      <w:r>
+        <w:t>. The preview on the right shows how the email reads for a sample order as you type.</w:t>
+      </w:r>
+    </w:p>
+    <w:p>
+      <w:pPr>
+        <w:tabs>
+          <w:tab w:val="left" w:pos="504"/>
+        </w:tabs>
+        <w:spacing w:after="80"/>
+        <w:ind w:left="504" w:hanging="432"/>
+      </w:pPr>
+      <w:r>
+        <w:rPr>
+          <w:b/>
+          <w:color w:val="0369A1"/>
+        </w:rPr>
+        <w:t>2.</w:t>
+      </w:r>
+      <w:r>
+        <w:rPr>
+          <w:b/>
+          <w:color w:val="0369A1"/>
+        </w:rPr>
+        <w:tab/>
+      </w:r>
+      <w:r>
+        <w:t>In the message, leave a blank line between paragraphs. Start lines with a dash and a space ("- ") to make a bulleted list.</w:t>
+      </w:r>
+    </w:p>
+    <w:p>
+      <w:pPr>
+        <w:tabs>
+          <w:tab w:val="left" w:pos="504"/>
+        </w:tabs>
+        <w:spacing w:after="80"/>
+        <w:ind w:left="504" w:hanging="432"/>
+      </w:pPr>
+      <w:r>
+        <w:rPr>
+          <w:b/>
+          <w:color w:val="0369A1"/>
+        </w:rPr>
+        <w:t>3.</w:t>
+      </w:r>
+      <w:r>
+        <w:rPr>
+          <w:b/>
+          <w:color w:val="0369A1"/>
+        </w:rPr>
+        <w:tab/>
+      </w:r>
+      <w:r>
+        <w:t xml:space="preserve">To add the customer's name, the order number and so on, tap a </w:t>
+      </w:r>
+      <w:r>
+        <w:rPr>
+          <w:b/>
+        </w:rPr>
+        <w:t>placeholder</w:t>
+      </w:r>
+      <w:r>
+        <w:t xml:space="preserve"> under the message. It goes in where the cursor was - in the subject or the message, whichever you were typing in - and each customer's email fills in their own details.</w:t>
+      </w:r>
+    </w:p>
+    <w:p>
+      <w:pPr>
+        <w:tabs>
+          <w:tab w:val="left" w:pos="504"/>
+        </w:tabs>
+        <w:spacing w:after="80"/>
+        <w:ind w:left="504" w:hanging="432"/>
+      </w:pPr>
+      <w:r>
+        <w:rPr>
+          <w:b/>
+          <w:color w:val="0369A1"/>
+        </w:rPr>
+        <w:t>4.</w:t>
+      </w:r>
+      <w:r>
+        <w:rPr>
+          <w:b/>
+          <w:color w:val="0369A1"/>
+        </w:rPr>
+        <w:tab/>
+      </w:r>
+      <w:r>
+        <w:t xml:space="preserve">Tap </w:t>
+      </w:r>
+      <w:r>
+        <w:rPr>
+          <w:b/>
+        </w:rPr>
+        <w:t>Save</w:t>
+      </w:r>
+      <w:r>
+        <w:t>. Every receipt emailed from then on uses the new wording.</w:t>
+      </w:r>
+    </w:p>
+    <w:tbl>
+      <w:tblPr>
+        <w:tblW w:w="0" w:type="auto"/>
+        <w:jc w:val="center"/>
+        <w:tblLook w:val="04A0" w:firstRow="1" w:lastRow="0" w:firstColumn="1" w:lastColumn="0" w:noHBand="0" w:noVBand="1"/>
+      </w:tblPr>
+      <w:tblGrid>
+        <w:gridCol w:w="3168"/>
+        <w:gridCol w:w="6192"/>
+      </w:tblGrid>
+      <w:tr>
+        <w:trPr>
+          <w:jc w:val="center"/>
+        </w:trPr>
+        <w:tc>
+          <w:tcPr>
+            <w:tcW w:w="3168" w:type="dxa"/>
+            <w:tcBorders>
+              <w:top w:val="single" w:sz="4" w:space="0" w:color="0369A1"/>
+              <w:left w:val="single" w:sz="4" w:space="0" w:color="0369A1"/>
+              <w:bottom w:val="single" w:sz="4" w:space="0" w:color="0369A1"/>
+              <w:right w:val="single" w:sz="4" w:space="0" w:color="0369A1"/>
+            </w:tcBorders>
+            <w:shd w:val="clear" w:color="auto" w:fill="0369A1"/>
+            <w:tcMar>
+              <w:top w:w="100" w:type="dxa"/>
+              <w:left w:w="140" w:type="dxa"/>
+              <w:bottom w:w="100" w:type="dxa"/>
+              <w:right w:w="140" w:type="dxa"/>
+            </w:tcMar>
+          </w:tcPr>
+          <w:p>
+            <w:pPr>
+              <w:spacing w:after="0"/>
+            </w:pPr>
+            <w:r>
+              <w:rPr>
+                <w:b/>
+                <w:color w:val="FFFFFF"/>
+              </w:rPr>
+              <w:lastRenderedPageBreak/>
               <w:t>Placeholder</w:t>
             </w:r>
           </w:p>
@@ -16208,7 +16808,6 @@
               <w:rPr>
                 <w:b/>
               </w:rPr>
-              <w:lastRenderedPageBreak/>
               <w:t>{SaleDate}</w:t>
             </w:r>
           </w:p>
@@ -16656,11 +17255,11 @@
       <w:pPr>
         <w:pStyle w:val="Heading2"/>
       </w:pPr>
-      <w:bookmarkStart w:id="47" w:name="_Toc241702891"/>
-      <w:r>
-        <w:t>Dashboard</w:t>
-      </w:r>
-      <w:bookmarkEnd w:id="47"/>
+      <w:bookmarkStart w:id="48" w:name="_Toc241784914"/>
+      <w:r>
+        <w:t>New events</w:t>
+      </w:r>
+      <w:bookmarkEnd w:id="48"/>
     </w:p>
     <w:p>
       <w:pPr>
@@ -16673,10 +17272,105 @@
           <w:noProof/>
         </w:rPr>
         <w:drawing>
-          <wp:inline distT="0" distB="0" distL="0" distR="0" wp14:anchorId="38935DF5" wp14:editId="088844F1">
-            <wp:extent cx="5760720" cy="1591056"/>
+          <wp:inline distT="0" distB="0" distL="0" distR="0" wp14:anchorId="3D0F426B" wp14:editId="0D73E0FC">
+            <wp:extent cx="5760720" cy="1512189"/>
             <wp:effectExtent l="0" t="0" r="0" b="0"/>
-            <wp:docPr id="33" name="Picture 33"/>
+            <wp:docPr id="34" name="Picture 34"/>
+            <wp:cNvGraphicFramePr>
+              <a:graphicFrameLocks xmlns:a="http://schemas.openxmlformats.org/drawingml/2006/main" noChangeAspect="1"/>
+            </wp:cNvGraphicFramePr>
+            <a:graphic xmlns:a="http://schemas.openxmlformats.org/drawingml/2006/main">
+              <a:graphicData uri="http://schemas.openxmlformats.org/drawingml/2006/picture">
+                <pic:pic xmlns:pic="http://schemas.openxmlformats.org/drawingml/2006/picture">
+                  <pic:nvPicPr>
+                    <pic:cNvPr id="0" name="39_settings_events.png"/>
+                    <pic:cNvPicPr/>
+                  </pic:nvPicPr>
+                  <pic:blipFill>
+                    <a:blip r:embed="rId42"/>
+                    <a:stretch>
+                      <a:fillRect/>
+                    </a:stretch>
+                  </pic:blipFill>
+                  <pic:spPr>
+                    <a:xfrm>
+                      <a:off x="0" y="0"/>
+                      <a:ext cx="5760720" cy="1512189"/>
+                    </a:xfrm>
+                    <a:prstGeom prst="rect">
+                      <a:avLst/>
+                    </a:prstGeom>
+                  </pic:spPr>
+                </pic:pic>
+              </a:graphicData>
+            </a:graphic>
+          </wp:inline>
+        </w:drawing>
+      </w:r>
+    </w:p>
+    <w:p>
+      <w:pPr>
+        <w:spacing w:after="200"/>
+        <w:jc w:val="center"/>
+      </w:pPr>
+      <w:r>
+        <w:rPr>
+          <w:i/>
+          <w:color w:val="6B7280"/>
+          <w:sz w:val="18"/>
+        </w:rPr>
+        <w:t>The rates a new event starts with</w:t>
+      </w:r>
+    </w:p>
+    <w:p>
+      <w:r>
+        <w:lastRenderedPageBreak/>
+        <w:t xml:space="preserve">Set the </w:t>
+      </w:r>
+      <w:r>
+        <w:rPr>
+          <w:b/>
+        </w:rPr>
+        <w:t>Sales tax</w:t>
+      </w:r>
+      <w:r>
+        <w:t xml:space="preserve"> and </w:t>
+      </w:r>
+      <w:r>
+        <w:rPr>
+          <w:b/>
+        </w:rPr>
+        <w:t>Card processing fee</w:t>
+      </w:r>
+      <w:r>
+        <w:t xml:space="preserve"> a new event starts with - 7% and 2% unless you change them. They save typing the rates in every time; each event's own rates can still be changed on the Events screen, and events already set up keep theirs.</w:t>
+      </w:r>
+    </w:p>
+    <w:p>
+      <w:pPr>
+        <w:pStyle w:val="Heading2"/>
+      </w:pPr>
+      <w:bookmarkStart w:id="49" w:name="_Toc241784915"/>
+      <w:r>
+        <w:t>Dashboard</w:t>
+      </w:r>
+      <w:bookmarkEnd w:id="49"/>
+    </w:p>
+    <w:p>
+      <w:pPr>
+        <w:keepNext/>
+        <w:spacing w:after="40"/>
+        <w:jc w:val="center"/>
+      </w:pPr>
+      <w:r>
+        <w:rPr>
+          <w:noProof/>
+        </w:rPr>
+        <w:drawing>
+          <wp:inline distT="0" distB="0" distL="0" distR="0" wp14:anchorId="318ADC6B" wp14:editId="3736C98A">
+            <wp:extent cx="5760720" cy="1594485"/>
+            <wp:effectExtent l="0" t="0" r="0" b="0"/>
+            <wp:docPr id="35" name="Picture 35"/>
             <wp:cNvGraphicFramePr>
               <a:graphicFrameLocks xmlns:a="http://schemas.openxmlformats.org/drawingml/2006/main" noChangeAspect="1"/>
             </wp:cNvGraphicFramePr>
@@ -16688,7 +17382,7 @@
                     <pic:cNvPicPr/>
                   </pic:nvPicPr>
                   <pic:blipFill>
-                    <a:blip r:embed="rId41"/>
+                    <a:blip r:embed="rId43"/>
                     <a:stretch>
                       <a:fillRect/>
                     </a:stretch>
@@ -16696,7 +17390,7 @@
                   <pic:spPr>
                     <a:xfrm>
                       <a:off x="0" y="0"/>
-                      <a:ext cx="5760720" cy="1591056"/>
+                      <a:ext cx="5760720" cy="1594485"/>
                     </a:xfrm>
                     <a:prstGeom prst="rect">
                       <a:avLst/>
@@ -17003,12 +17697,12 @@
         <w:pStyle w:val="Heading1"/>
         <w:pageBreakBefore/>
       </w:pPr>
-      <w:bookmarkStart w:id="48" w:name="_Toc241702892"/>
+      <w:bookmarkStart w:id="50" w:name="_Toc241784916"/>
       <w:r>
         <w:lastRenderedPageBreak/>
         <w:t>Owner: permanent deletes</w:t>
       </w:r>
-      <w:bookmarkEnd w:id="48"/>
+      <w:bookmarkEnd w:id="50"/>
     </w:p>
     <w:p>
       <w:r>
@@ -17044,10 +17738,10 @@
           <w:noProof/>
         </w:rPr>
         <w:drawing>
-          <wp:inline distT="0" distB="0" distL="0" distR="0" wp14:anchorId="6EC98938" wp14:editId="44A227F9">
+          <wp:inline distT="0" distB="0" distL="0" distR="0" wp14:anchorId="4BDE96B6" wp14:editId="3548AD51">
             <wp:extent cx="4754880" cy="3312709"/>
             <wp:effectExtent l="0" t="0" r="0" b="0"/>
-            <wp:docPr id="34" name="Picture 34"/>
+            <wp:docPr id="36" name="Picture 36"/>
             <wp:cNvGraphicFramePr>
               <a:graphicFrameLocks xmlns:a="http://schemas.openxmlformats.org/drawingml/2006/main" noChangeAspect="1"/>
             </wp:cNvGraphicFramePr>
@@ -17059,7 +17753,7 @@
                     <pic:cNvPicPr/>
                   </pic:nvPicPr>
                   <pic:blipFill>
-                    <a:blip r:embed="rId42"/>
+                    <a:blip r:embed="rId44"/>
                     <a:stretch>
                       <a:fillRect/>
                     </a:stretch>
@@ -17708,12 +18402,12 @@
         <w:pStyle w:val="Heading1"/>
         <w:pageBreakBefore/>
       </w:pPr>
-      <w:bookmarkStart w:id="49" w:name="_Toc241702893"/>
+      <w:bookmarkStart w:id="51" w:name="_Toc241784917"/>
       <w:r>
         <w:lastRenderedPageBreak/>
         <w:t>Tips and troubleshooting</w:t>
       </w:r>
-      <w:bookmarkEnd w:id="49"/>
+      <w:bookmarkEnd w:id="51"/>
     </w:p>
     <w:p>
       <w:r>
@@ -18095,22 +18789,22 @@
         <w:pStyle w:val="Heading1"/>
         <w:pageBreakBefore/>
       </w:pPr>
-      <w:bookmarkStart w:id="50" w:name="_Toc241702894"/>
+      <w:bookmarkStart w:id="52" w:name="_Toc241784918"/>
       <w:r>
         <w:lastRenderedPageBreak/>
         <w:t>Quick reference</w:t>
       </w:r>
-      <w:bookmarkEnd w:id="50"/>
+      <w:bookmarkEnd w:id="52"/>
     </w:p>
     <w:p>
       <w:pPr>
         <w:pStyle w:val="Heading2"/>
       </w:pPr>
-      <w:bookmarkStart w:id="51" w:name="_Toc241702895"/>
+      <w:bookmarkStart w:id="53" w:name="_Toc241784919"/>
       <w:r>
         <w:t>Sales rep checklist</w:t>
       </w:r>
-      <w:bookmarkEnd w:id="51"/>
+      <w:bookmarkEnd w:id="53"/>
     </w:p>
     <w:p>
       <w:pPr>
@@ -18250,11 +18944,11 @@
       <w:pPr>
         <w:pStyle w:val="Heading2"/>
       </w:pPr>
-      <w:bookmarkStart w:id="52" w:name="_Toc241702896"/>
+      <w:bookmarkStart w:id="54" w:name="_Toc241784920"/>
       <w:r>
         <w:t>Checkout checklist</w:t>
       </w:r>
-      <w:bookmarkEnd w:id="52"/>
+      <w:bookmarkEnd w:id="54"/>
     </w:p>
     <w:p>
       <w:pPr>
@@ -18438,11 +19132,11 @@
       <w:pPr>
         <w:pStyle w:val="Heading2"/>
       </w:pPr>
-      <w:bookmarkStart w:id="53" w:name="_Toc241702897"/>
+      <w:bookmarkStart w:id="55" w:name="_Toc241784921"/>
       <w:r>
         <w:t>Inventory counts</w:t>
       </w:r>
-      <w:bookmarkEnd w:id="53"/>
+      <w:bookmarkEnd w:id="55"/>
     </w:p>
     <w:p>
       <w:pPr>
@@ -18642,11 +19336,11 @@
       <w:pPr>
         <w:pStyle w:val="Heading2"/>
       </w:pPr>
-      <w:bookmarkStart w:id="54" w:name="_Toc241702898"/>
+      <w:bookmarkStart w:id="56" w:name="_Toc241784922"/>
       <w:r>
         <w:t>Order status at a glance</w:t>
       </w:r>
-      <w:bookmarkEnd w:id="54"/>
+      <w:bookmarkEnd w:id="56"/>
     </w:p>
     <w:tbl>
       <w:tblPr>
@@ -18966,7 +19660,7 @@
       </w:pPr>
     </w:p>
     <w:sectPr>
-      <w:footerReference w:type="default" r:id="rId43"/>
+      <w:footerReference w:type="default" r:id="rId45"/>
       <w:pgSz w:w="12240" w:h="15840"/>
       <w:pgMar w:top="1296" w:right="1440" w:bottom="1296" w:left="1440" w:header="720" w:footer="720" w:gutter="0"/>
       <w:cols w:space="720"/>
@@ -19262,31 +19956,31 @@
       </w:rPr>
     </w:lvl>
   </w:abstractNum>
-  <w:num w:numId="1" w16cid:durableId="784811448">
+  <w:num w:numId="1" w16cid:durableId="1666006693">
     <w:abstractNumId w:val="8"/>
   </w:num>
-  <w:num w:numId="2" w16cid:durableId="2050640610">
+  <w:num w:numId="2" w16cid:durableId="1228145663">
     <w:abstractNumId w:val="6"/>
   </w:num>
-  <w:num w:numId="3" w16cid:durableId="805246330">
+  <w:num w:numId="3" w16cid:durableId="134957342">
     <w:abstractNumId w:val="5"/>
   </w:num>
-  <w:num w:numId="4" w16cid:durableId="283969708">
+  <w:num w:numId="4" w16cid:durableId="852260381">
     <w:abstractNumId w:val="4"/>
   </w:num>
-  <w:num w:numId="5" w16cid:durableId="1882937727">
+  <w:num w:numId="5" w16cid:durableId="1179346413">
     <w:abstractNumId w:val="7"/>
   </w:num>
-  <w:num w:numId="6" w16cid:durableId="1451437246">
+  <w:num w:numId="6" w16cid:durableId="356809605">
     <w:abstractNumId w:val="3"/>
   </w:num>
-  <w:num w:numId="7" w16cid:durableId="1059745156">
+  <w:num w:numId="7" w16cid:durableId="1271670159">
     <w:abstractNumId w:val="2"/>
   </w:num>
-  <w:num w:numId="8" w16cid:durableId="122501223">
+  <w:num w:numId="8" w16cid:durableId="1369451013">
     <w:abstractNumId w:val="1"/>
   </w:num>
-  <w:num w:numId="9" w16cid:durableId="22562689">
+  <w:num w:numId="9" w16cid:durableId="1864662054">
     <w:abstractNumId w:val="0"/>
   </w:num>
 </w:numbering>
@@ -30678,7 +31372,7 @@
     <w:autoRedefine/>
     <w:uiPriority w:val="39"/>
     <w:unhideWhenUsed/>
-    <w:rsid w:val="00B66F04"/>
+    <w:rsid w:val="00143C49"/>
     <w:pPr>
       <w:spacing w:after="100"/>
     </w:pPr>
@@ -30690,7 +31384,7 @@
     <w:autoRedefine/>
     <w:uiPriority w:val="39"/>
     <w:unhideWhenUsed/>
-    <w:rsid w:val="00B66F04"/>
+    <w:rsid w:val="00143C49"/>
     <w:pPr>
       <w:spacing w:after="100"/>
       <w:ind w:left="220"/>
@@ -30701,7 +31395,7 @@
     <w:basedOn w:val="DefaultParagraphFont"/>
     <w:uiPriority w:val="99"/>
     <w:unhideWhenUsed/>
-    <w:rsid w:val="00B66F04"/>
+    <w:rsid w:val="00143C49"/>
     <w:rPr>
       <w:color w:val="0000FF" w:themeColor="hyperlink"/>
       <w:u w:val="single"/>

--- a/Documents/CFS Sales App User Guide.docx
+++ b/Documents/CFS Sales App User Guide.docx
@@ -345,7 +345,7 @@
       <w:r>
         <w:fldChar w:fldCharType="separate"/>
       </w:r>
-      <w:hyperlink w:anchor="_Toc241784866" w:history="1">
+      <w:hyperlink w:anchor="_Toc241785344" w:history="1">
         <w:r>
           <w:rPr>
             <w:rStyle w:val="Hyperlink"/>
@@ -372,7 +372,7 @@
             <w:noProof/>
             <w:webHidden/>
           </w:rPr>
-          <w:instrText xml:space="preserve"> PAGEREF _Toc241784866 \h </w:instrText>
+          <w:instrText xml:space="preserve"> PAGEREF _Toc241785344 \h </w:instrText>
         </w:r>
         <w:r>
           <w:rPr>
@@ -413,7 +413,7 @@
           <w:noProof/>
         </w:rPr>
       </w:pPr>
-      <w:hyperlink w:anchor="_Toc241784867" w:history="1">
+      <w:hyperlink w:anchor="_Toc241785345" w:history="1">
         <w:r>
           <w:rPr>
             <w:rStyle w:val="Hyperlink"/>
@@ -440,7 +440,7 @@
             <w:noProof/>
             <w:webHidden/>
           </w:rPr>
-          <w:instrText xml:space="preserve"> PAGEREF _Toc241784867 \h </w:instrText>
+          <w:instrText xml:space="preserve"> PAGEREF _Toc241785345 \h </w:instrText>
         </w:r>
         <w:r>
           <w:rPr>
@@ -481,7 +481,7 @@
           <w:noProof/>
         </w:rPr>
       </w:pPr>
-      <w:hyperlink w:anchor="_Toc241784868" w:history="1">
+      <w:hyperlink w:anchor="_Toc241785346" w:history="1">
         <w:r>
           <w:rPr>
             <w:rStyle w:val="Hyperlink"/>
@@ -508,7 +508,7 @@
             <w:noProof/>
             <w:webHidden/>
           </w:rPr>
-          <w:instrText xml:space="preserve"> PAGEREF _Toc241784868 \h </w:instrText>
+          <w:instrText xml:space="preserve"> PAGEREF _Toc241785346 \h </w:instrText>
         </w:r>
         <w:r>
           <w:rPr>
@@ -549,7 +549,7 @@
           <w:noProof/>
         </w:rPr>
       </w:pPr>
-      <w:hyperlink w:anchor="_Toc241784869" w:history="1">
+      <w:hyperlink w:anchor="_Toc241785347" w:history="1">
         <w:r>
           <w:rPr>
             <w:rStyle w:val="Hyperlink"/>
@@ -576,7 +576,7 @@
             <w:noProof/>
             <w:webHidden/>
           </w:rPr>
-          <w:instrText xml:space="preserve"> PAGEREF _Toc241784869 \h </w:instrText>
+          <w:instrText xml:space="preserve"> PAGEREF _Toc241785347 \h </w:instrText>
         </w:r>
         <w:r>
           <w:rPr>
@@ -617,7 +617,7 @@
           <w:noProof/>
         </w:rPr>
       </w:pPr>
-      <w:hyperlink w:anchor="_Toc241784870" w:history="1">
+      <w:hyperlink w:anchor="_Toc241785348" w:history="1">
         <w:r>
           <w:rPr>
             <w:rStyle w:val="Hyperlink"/>
@@ -644,7 +644,7 @@
             <w:noProof/>
             <w:webHidden/>
           </w:rPr>
-          <w:instrText xml:space="preserve"> PAGEREF _Toc241784870 \h </w:instrText>
+          <w:instrText xml:space="preserve"> PAGEREF _Toc241785348 \h </w:instrText>
         </w:r>
         <w:r>
           <w:rPr>
@@ -685,7 +685,7 @@
           <w:noProof/>
         </w:rPr>
       </w:pPr>
-      <w:hyperlink w:anchor="_Toc241784871" w:history="1">
+      <w:hyperlink w:anchor="_Toc241785349" w:history="1">
         <w:r>
           <w:rPr>
             <w:rStyle w:val="Hyperlink"/>
@@ -712,7 +712,7 @@
             <w:noProof/>
             <w:webHidden/>
           </w:rPr>
-          <w:instrText xml:space="preserve"> PAGEREF _Toc241784871 \h </w:instrText>
+          <w:instrText xml:space="preserve"> PAGEREF _Toc241785349 \h </w:instrText>
         </w:r>
         <w:r>
           <w:rPr>
@@ -753,7 +753,7 @@
           <w:noProof/>
         </w:rPr>
       </w:pPr>
-      <w:hyperlink w:anchor="_Toc241784872" w:history="1">
+      <w:hyperlink w:anchor="_Toc241785350" w:history="1">
         <w:r>
           <w:rPr>
             <w:rStyle w:val="Hyperlink"/>
@@ -780,7 +780,7 @@
             <w:noProof/>
             <w:webHidden/>
           </w:rPr>
-          <w:instrText xml:space="preserve"> PAGEREF _Toc241784872 \h </w:instrText>
+          <w:instrText xml:space="preserve"> PAGEREF _Toc241785350 \h </w:instrText>
         </w:r>
         <w:r>
           <w:rPr>
@@ -821,7 +821,7 @@
           <w:noProof/>
         </w:rPr>
       </w:pPr>
-      <w:hyperlink w:anchor="_Toc241784873" w:history="1">
+      <w:hyperlink w:anchor="_Toc241785351" w:history="1">
         <w:r>
           <w:rPr>
             <w:rStyle w:val="Hyperlink"/>
@@ -848,7 +848,7 @@
             <w:noProof/>
             <w:webHidden/>
           </w:rPr>
-          <w:instrText xml:space="preserve"> PAGEREF _Toc241784873 \h </w:instrText>
+          <w:instrText xml:space="preserve"> PAGEREF _Toc241785351 \h </w:instrText>
         </w:r>
         <w:r>
           <w:rPr>
@@ -889,7 +889,7 @@
           <w:noProof/>
         </w:rPr>
       </w:pPr>
-      <w:hyperlink w:anchor="_Toc241784874" w:history="1">
+      <w:hyperlink w:anchor="_Toc241785352" w:history="1">
         <w:r>
           <w:rPr>
             <w:rStyle w:val="Hyperlink"/>
@@ -916,7 +916,7 @@
             <w:noProof/>
             <w:webHidden/>
           </w:rPr>
-          <w:instrText xml:space="preserve"> PAGEREF _Toc241784874 \h </w:instrText>
+          <w:instrText xml:space="preserve"> PAGEREF _Toc241785352 \h </w:instrText>
         </w:r>
         <w:r>
           <w:rPr>
@@ -957,7 +957,7 @@
           <w:noProof/>
         </w:rPr>
       </w:pPr>
-      <w:hyperlink w:anchor="_Toc241784875" w:history="1">
+      <w:hyperlink w:anchor="_Toc241785353" w:history="1">
         <w:r>
           <w:rPr>
             <w:rStyle w:val="Hyperlink"/>
@@ -984,7 +984,7 @@
             <w:noProof/>
             <w:webHidden/>
           </w:rPr>
-          <w:instrText xml:space="preserve"> PAGEREF _Toc241784875 \h </w:instrText>
+          <w:instrText xml:space="preserve"> PAGEREF _Toc241785353 \h </w:instrText>
         </w:r>
         <w:r>
           <w:rPr>
@@ -1025,7 +1025,7 @@
           <w:noProof/>
         </w:rPr>
       </w:pPr>
-      <w:hyperlink w:anchor="_Toc241784876" w:history="1">
+      <w:hyperlink w:anchor="_Toc241785354" w:history="1">
         <w:r>
           <w:rPr>
             <w:rStyle w:val="Hyperlink"/>
@@ -1052,7 +1052,7 @@
             <w:noProof/>
             <w:webHidden/>
           </w:rPr>
-          <w:instrText xml:space="preserve"> PAGEREF _Toc241784876 \h </w:instrText>
+          <w:instrText xml:space="preserve"> PAGEREF _Toc241785354 \h </w:instrText>
         </w:r>
         <w:r>
           <w:rPr>
@@ -1093,7 +1093,7 @@
           <w:noProof/>
         </w:rPr>
       </w:pPr>
-      <w:hyperlink w:anchor="_Toc241784877" w:history="1">
+      <w:hyperlink w:anchor="_Toc241785355" w:history="1">
         <w:r>
           <w:rPr>
             <w:rStyle w:val="Hyperlink"/>
@@ -1120,7 +1120,7 @@
             <w:noProof/>
             <w:webHidden/>
           </w:rPr>
-          <w:instrText xml:space="preserve"> PAGEREF _Toc241784877 \h </w:instrText>
+          <w:instrText xml:space="preserve"> PAGEREF _Toc241785355 \h </w:instrText>
         </w:r>
         <w:r>
           <w:rPr>
@@ -1161,7 +1161,7 @@
           <w:noProof/>
         </w:rPr>
       </w:pPr>
-      <w:hyperlink w:anchor="_Toc241784878" w:history="1">
+      <w:hyperlink w:anchor="_Toc241785356" w:history="1">
         <w:r>
           <w:rPr>
             <w:rStyle w:val="Hyperlink"/>
@@ -1188,7 +1188,7 @@
             <w:noProof/>
             <w:webHidden/>
           </w:rPr>
-          <w:instrText xml:space="preserve"> PAGEREF _Toc241784878 \h </w:instrText>
+          <w:instrText xml:space="preserve"> PAGEREF _Toc241785356 \h </w:instrText>
         </w:r>
         <w:r>
           <w:rPr>
@@ -1229,7 +1229,7 @@
           <w:noProof/>
         </w:rPr>
       </w:pPr>
-      <w:hyperlink w:anchor="_Toc241784879" w:history="1">
+      <w:hyperlink w:anchor="_Toc241785357" w:history="1">
         <w:r>
           <w:rPr>
             <w:rStyle w:val="Hyperlink"/>
@@ -1256,7 +1256,7 @@
             <w:noProof/>
             <w:webHidden/>
           </w:rPr>
-          <w:instrText xml:space="preserve"> PAGEREF _Toc241784879 \h </w:instrText>
+          <w:instrText xml:space="preserve"> PAGEREF _Toc241785357 \h </w:instrText>
         </w:r>
         <w:r>
           <w:rPr>
@@ -1297,7 +1297,7 @@
           <w:noProof/>
         </w:rPr>
       </w:pPr>
-      <w:hyperlink w:anchor="_Toc241784880" w:history="1">
+      <w:hyperlink w:anchor="_Toc241785358" w:history="1">
         <w:r>
           <w:rPr>
             <w:rStyle w:val="Hyperlink"/>
@@ -1324,7 +1324,7 @@
             <w:noProof/>
             <w:webHidden/>
           </w:rPr>
-          <w:instrText xml:space="preserve"> PAGEREF _Toc241784880 \h </w:instrText>
+          <w:instrText xml:space="preserve"> PAGEREF _Toc241785358 \h </w:instrText>
         </w:r>
         <w:r>
           <w:rPr>
@@ -1365,7 +1365,7 @@
           <w:noProof/>
         </w:rPr>
       </w:pPr>
-      <w:hyperlink w:anchor="_Toc241784881" w:history="1">
+      <w:hyperlink w:anchor="_Toc241785359" w:history="1">
         <w:r>
           <w:rPr>
             <w:rStyle w:val="Hyperlink"/>
@@ -1392,7 +1392,7 @@
             <w:noProof/>
             <w:webHidden/>
           </w:rPr>
-          <w:instrText xml:space="preserve"> PAGEREF _Toc241784881 \h </w:instrText>
+          <w:instrText xml:space="preserve"> PAGEREF _Toc241785359 \h </w:instrText>
         </w:r>
         <w:r>
           <w:rPr>
@@ -1433,7 +1433,7 @@
           <w:noProof/>
         </w:rPr>
       </w:pPr>
-      <w:hyperlink w:anchor="_Toc241784882" w:history="1">
+      <w:hyperlink w:anchor="_Toc241785360" w:history="1">
         <w:r>
           <w:rPr>
             <w:rStyle w:val="Hyperlink"/>
@@ -1460,7 +1460,7 @@
             <w:noProof/>
             <w:webHidden/>
           </w:rPr>
-          <w:instrText xml:space="preserve"> PAGEREF _Toc241784882 \h </w:instrText>
+          <w:instrText xml:space="preserve"> PAGEREF _Toc241785360 \h </w:instrText>
         </w:r>
         <w:r>
           <w:rPr>
@@ -1501,7 +1501,7 @@
           <w:noProof/>
         </w:rPr>
       </w:pPr>
-      <w:hyperlink w:anchor="_Toc241784883" w:history="1">
+      <w:hyperlink w:anchor="_Toc241785361" w:history="1">
         <w:r>
           <w:rPr>
             <w:rStyle w:val="Hyperlink"/>
@@ -1528,7 +1528,7 @@
             <w:noProof/>
             <w:webHidden/>
           </w:rPr>
-          <w:instrText xml:space="preserve"> PAGEREF _Toc241784883 \h </w:instrText>
+          <w:instrText xml:space="preserve"> PAGEREF _Toc241785361 \h </w:instrText>
         </w:r>
         <w:r>
           <w:rPr>
@@ -1569,7 +1569,7 @@
           <w:noProof/>
         </w:rPr>
       </w:pPr>
-      <w:hyperlink w:anchor="_Toc241784884" w:history="1">
+      <w:hyperlink w:anchor="_Toc241785362" w:history="1">
         <w:r>
           <w:rPr>
             <w:rStyle w:val="Hyperlink"/>
@@ -1596,7 +1596,7 @@
             <w:noProof/>
             <w:webHidden/>
           </w:rPr>
-          <w:instrText xml:space="preserve"> PAGEREF _Toc241784884 \h </w:instrText>
+          <w:instrText xml:space="preserve"> PAGEREF _Toc241785362 \h </w:instrText>
         </w:r>
         <w:r>
           <w:rPr>
@@ -1637,7 +1637,7 @@
           <w:noProof/>
         </w:rPr>
       </w:pPr>
-      <w:hyperlink w:anchor="_Toc241784885" w:history="1">
+      <w:hyperlink w:anchor="_Toc241785363" w:history="1">
         <w:r>
           <w:rPr>
             <w:rStyle w:val="Hyperlink"/>
@@ -1664,7 +1664,7 @@
             <w:noProof/>
             <w:webHidden/>
           </w:rPr>
-          <w:instrText xml:space="preserve"> PAGEREF _Toc241784885 \h </w:instrText>
+          <w:instrText xml:space="preserve"> PAGEREF _Toc241785363 \h </w:instrText>
         </w:r>
         <w:r>
           <w:rPr>
@@ -1705,7 +1705,7 @@
           <w:noProof/>
         </w:rPr>
       </w:pPr>
-      <w:hyperlink w:anchor="_Toc241784886" w:history="1">
+      <w:hyperlink w:anchor="_Toc241785364" w:history="1">
         <w:r>
           <w:rPr>
             <w:rStyle w:val="Hyperlink"/>
@@ -1732,7 +1732,7 @@
             <w:noProof/>
             <w:webHidden/>
           </w:rPr>
-          <w:instrText xml:space="preserve"> PAGEREF _Toc241784886 \h </w:instrText>
+          <w:instrText xml:space="preserve"> PAGEREF _Toc241785364 \h </w:instrText>
         </w:r>
         <w:r>
           <w:rPr>
@@ -1773,7 +1773,7 @@
           <w:noProof/>
         </w:rPr>
       </w:pPr>
-      <w:hyperlink w:anchor="_Toc241784887" w:history="1">
+      <w:hyperlink w:anchor="_Toc241785365" w:history="1">
         <w:r>
           <w:rPr>
             <w:rStyle w:val="Hyperlink"/>
@@ -1800,7 +1800,7 @@
             <w:noProof/>
             <w:webHidden/>
           </w:rPr>
-          <w:instrText xml:space="preserve"> PAGEREF _Toc241784887 \h </w:instrText>
+          <w:instrText xml:space="preserve"> PAGEREF _Toc241785365 \h </w:instrText>
         </w:r>
         <w:r>
           <w:rPr>
@@ -1841,7 +1841,7 @@
           <w:noProof/>
         </w:rPr>
       </w:pPr>
-      <w:hyperlink w:anchor="_Toc241784888" w:history="1">
+      <w:hyperlink w:anchor="_Toc241785366" w:history="1">
         <w:r>
           <w:rPr>
             <w:rStyle w:val="Hyperlink"/>
@@ -1868,7 +1868,7 @@
             <w:noProof/>
             <w:webHidden/>
           </w:rPr>
-          <w:instrText xml:space="preserve"> PAGEREF _Toc241784888 \h </w:instrText>
+          <w:instrText xml:space="preserve"> PAGEREF _Toc241785366 \h </w:instrText>
         </w:r>
         <w:r>
           <w:rPr>
@@ -1909,7 +1909,7 @@
           <w:noProof/>
         </w:rPr>
       </w:pPr>
-      <w:hyperlink w:anchor="_Toc241784889" w:history="1">
+      <w:hyperlink w:anchor="_Toc241785367" w:history="1">
         <w:r>
           <w:rPr>
             <w:rStyle w:val="Hyperlink"/>
@@ -1936,7 +1936,7 @@
             <w:noProof/>
             <w:webHidden/>
           </w:rPr>
-          <w:instrText xml:space="preserve"> PAGEREF _Toc241784889 \h </w:instrText>
+          <w:instrText xml:space="preserve"> PAGEREF _Toc241785367 \h </w:instrText>
         </w:r>
         <w:r>
           <w:rPr>
@@ -1977,7 +1977,7 @@
           <w:noProof/>
         </w:rPr>
       </w:pPr>
-      <w:hyperlink w:anchor="_Toc241784890" w:history="1">
+      <w:hyperlink w:anchor="_Toc241785368" w:history="1">
         <w:r>
           <w:rPr>
             <w:rStyle w:val="Hyperlink"/>
@@ -2004,7 +2004,7 @@
             <w:noProof/>
             <w:webHidden/>
           </w:rPr>
-          <w:instrText xml:space="preserve"> PAGEREF _Toc241784890 \h </w:instrText>
+          <w:instrText xml:space="preserve"> PAGEREF _Toc241785368 \h </w:instrText>
         </w:r>
         <w:r>
           <w:rPr>
@@ -2045,7 +2045,7 @@
           <w:noProof/>
         </w:rPr>
       </w:pPr>
-      <w:hyperlink w:anchor="_Toc241784891" w:history="1">
+      <w:hyperlink w:anchor="_Toc241785369" w:history="1">
         <w:r>
           <w:rPr>
             <w:rStyle w:val="Hyperlink"/>
@@ -2072,7 +2072,7 @@
             <w:noProof/>
             <w:webHidden/>
           </w:rPr>
-          <w:instrText xml:space="preserve"> PAGEREF _Toc241784891 \h </w:instrText>
+          <w:instrText xml:space="preserve"> PAGEREF _Toc241785369 \h </w:instrText>
         </w:r>
         <w:r>
           <w:rPr>
@@ -2113,7 +2113,7 @@
           <w:noProof/>
         </w:rPr>
       </w:pPr>
-      <w:hyperlink w:anchor="_Toc241784892" w:history="1">
+      <w:hyperlink w:anchor="_Toc241785370" w:history="1">
         <w:r>
           <w:rPr>
             <w:rStyle w:val="Hyperlink"/>
@@ -2140,7 +2140,7 @@
             <w:noProof/>
             <w:webHidden/>
           </w:rPr>
-          <w:instrText xml:space="preserve"> PAGEREF _Toc241784892 \h </w:instrText>
+          <w:instrText xml:space="preserve"> PAGEREF _Toc241785370 \h </w:instrText>
         </w:r>
         <w:r>
           <w:rPr>
@@ -2160,7 +2160,7 @@
             <w:noProof/>
             <w:webHidden/>
           </w:rPr>
-          <w:t>21</w:t>
+          <w:t>22</w:t>
         </w:r>
         <w:r>
           <w:rPr>
@@ -2181,7 +2181,7 @@
           <w:noProof/>
         </w:rPr>
       </w:pPr>
-      <w:hyperlink w:anchor="_Toc241784893" w:history="1">
+      <w:hyperlink w:anchor="_Toc241785371" w:history="1">
         <w:r>
           <w:rPr>
             <w:rStyle w:val="Hyperlink"/>
@@ -2208,7 +2208,7 @@
             <w:noProof/>
             <w:webHidden/>
           </w:rPr>
-          <w:instrText xml:space="preserve"> PAGEREF _Toc241784893 \h </w:instrText>
+          <w:instrText xml:space="preserve"> PAGEREF _Toc241785371 \h </w:instrText>
         </w:r>
         <w:r>
           <w:rPr>
@@ -2228,7 +2228,7 @@
             <w:noProof/>
             <w:webHidden/>
           </w:rPr>
-          <w:t>21</w:t>
+          <w:t>22</w:t>
         </w:r>
         <w:r>
           <w:rPr>
@@ -2249,7 +2249,7 @@
           <w:noProof/>
         </w:rPr>
       </w:pPr>
-      <w:hyperlink w:anchor="_Toc241784894" w:history="1">
+      <w:hyperlink w:anchor="_Toc241785372" w:history="1">
         <w:r>
           <w:rPr>
             <w:rStyle w:val="Hyperlink"/>
@@ -2276,7 +2276,7 @@
             <w:noProof/>
             <w:webHidden/>
           </w:rPr>
-          <w:instrText xml:space="preserve"> PAGEREF _Toc241784894 \h </w:instrText>
+          <w:instrText xml:space="preserve"> PAGEREF _Toc241785372 \h </w:instrText>
         </w:r>
         <w:r>
           <w:rPr>
@@ -2296,7 +2296,7 @@
             <w:noProof/>
             <w:webHidden/>
           </w:rPr>
-          <w:t>23</w:t>
+          <w:t>24</w:t>
         </w:r>
         <w:r>
           <w:rPr>
@@ -2317,7 +2317,7 @@
           <w:noProof/>
         </w:rPr>
       </w:pPr>
-      <w:hyperlink w:anchor="_Toc241784895" w:history="1">
+      <w:hyperlink w:anchor="_Toc241785373" w:history="1">
         <w:r>
           <w:rPr>
             <w:rStyle w:val="Hyperlink"/>
@@ -2344,7 +2344,7 @@
             <w:noProof/>
             <w:webHidden/>
           </w:rPr>
-          <w:instrText xml:space="preserve"> PAGEREF _Toc241784895 \h </w:instrText>
+          <w:instrText xml:space="preserve"> PAGEREF _Toc241785373 \h </w:instrText>
         </w:r>
         <w:r>
           <w:rPr>
@@ -2364,7 +2364,7 @@
             <w:noProof/>
             <w:webHidden/>
           </w:rPr>
-          <w:t>25</w:t>
+          <w:t>26</w:t>
         </w:r>
         <w:r>
           <w:rPr>
@@ -2385,7 +2385,7 @@
           <w:noProof/>
         </w:rPr>
       </w:pPr>
-      <w:hyperlink w:anchor="_Toc241784896" w:history="1">
+      <w:hyperlink w:anchor="_Toc241785374" w:history="1">
         <w:r>
           <w:rPr>
             <w:rStyle w:val="Hyperlink"/>
@@ -2412,7 +2412,7 @@
             <w:noProof/>
             <w:webHidden/>
           </w:rPr>
-          <w:instrText xml:space="preserve"> PAGEREF _Toc241784896 \h </w:instrText>
+          <w:instrText xml:space="preserve"> PAGEREF _Toc241785374 \h </w:instrText>
         </w:r>
         <w:r>
           <w:rPr>
@@ -2432,7 +2432,7 @@
             <w:noProof/>
             <w:webHidden/>
           </w:rPr>
-          <w:t>25</w:t>
+          <w:t>26</w:t>
         </w:r>
         <w:r>
           <w:rPr>
@@ -2453,7 +2453,7 @@
           <w:noProof/>
         </w:rPr>
       </w:pPr>
-      <w:hyperlink w:anchor="_Toc241784897" w:history="1">
+      <w:hyperlink w:anchor="_Toc241785375" w:history="1">
         <w:r>
           <w:rPr>
             <w:rStyle w:val="Hyperlink"/>
@@ -2480,7 +2480,7 @@
             <w:noProof/>
             <w:webHidden/>
           </w:rPr>
-          <w:instrText xml:space="preserve"> PAGEREF _Toc241784897 \h </w:instrText>
+          <w:instrText xml:space="preserve"> PAGEREF _Toc241785375 \h </w:instrText>
         </w:r>
         <w:r>
           <w:rPr>
@@ -2500,7 +2500,7 @@
             <w:noProof/>
             <w:webHidden/>
           </w:rPr>
-          <w:t>25</w:t>
+          <w:t>26</w:t>
         </w:r>
         <w:r>
           <w:rPr>
@@ -2521,7 +2521,7 @@
           <w:noProof/>
         </w:rPr>
       </w:pPr>
-      <w:hyperlink w:anchor="_Toc241784898" w:history="1">
+      <w:hyperlink w:anchor="_Toc241785376" w:history="1">
         <w:r>
           <w:rPr>
             <w:rStyle w:val="Hyperlink"/>
@@ -2548,7 +2548,7 @@
             <w:noProof/>
             <w:webHidden/>
           </w:rPr>
-          <w:instrText xml:space="preserve"> PAGEREF _Toc241784898 \h </w:instrText>
+          <w:instrText xml:space="preserve"> PAGEREF _Toc241785376 \h </w:instrText>
         </w:r>
         <w:r>
           <w:rPr>
@@ -2568,7 +2568,7 @@
             <w:noProof/>
             <w:webHidden/>
           </w:rPr>
-          <w:t>26</w:t>
+          <w:t>27</w:t>
         </w:r>
         <w:r>
           <w:rPr>
@@ -2589,7 +2589,7 @@
           <w:noProof/>
         </w:rPr>
       </w:pPr>
-      <w:hyperlink w:anchor="_Toc241784899" w:history="1">
+      <w:hyperlink w:anchor="_Toc241785377" w:history="1">
         <w:r>
           <w:rPr>
             <w:rStyle w:val="Hyperlink"/>
@@ -2616,7 +2616,7 @@
             <w:noProof/>
             <w:webHidden/>
           </w:rPr>
-          <w:instrText xml:space="preserve"> PAGEREF _Toc241784899 \h </w:instrText>
+          <w:instrText xml:space="preserve"> PAGEREF _Toc241785377 \h </w:instrText>
         </w:r>
         <w:r>
           <w:rPr>
@@ -2636,7 +2636,7 @@
             <w:noProof/>
             <w:webHidden/>
           </w:rPr>
-          <w:t>27</w:t>
+          <w:t>28</w:t>
         </w:r>
         <w:r>
           <w:rPr>
@@ -2657,7 +2657,7 @@
           <w:noProof/>
         </w:rPr>
       </w:pPr>
-      <w:hyperlink w:anchor="_Toc241784900" w:history="1">
+      <w:hyperlink w:anchor="_Toc241785378" w:history="1">
         <w:r>
           <w:rPr>
             <w:rStyle w:val="Hyperlink"/>
@@ -2684,7 +2684,7 @@
             <w:noProof/>
             <w:webHidden/>
           </w:rPr>
-          <w:instrText xml:space="preserve"> PAGEREF _Toc241784900 \h </w:instrText>
+          <w:instrText xml:space="preserve"> PAGEREF _Toc241785378 \h </w:instrText>
         </w:r>
         <w:r>
           <w:rPr>
@@ -2704,7 +2704,7 @@
             <w:noProof/>
             <w:webHidden/>
           </w:rPr>
-          <w:t>27</w:t>
+          <w:t>28</w:t>
         </w:r>
         <w:r>
           <w:rPr>
@@ -2725,7 +2725,7 @@
           <w:noProof/>
         </w:rPr>
       </w:pPr>
-      <w:hyperlink w:anchor="_Toc241784901" w:history="1">
+      <w:hyperlink w:anchor="_Toc241785379" w:history="1">
         <w:r>
           <w:rPr>
             <w:rStyle w:val="Hyperlink"/>
@@ -2752,7 +2752,7 @@
             <w:noProof/>
             <w:webHidden/>
           </w:rPr>
-          <w:instrText xml:space="preserve"> PAGEREF _Toc241784901 \h </w:instrText>
+          <w:instrText xml:space="preserve"> PAGEREF _Toc241785379 \h </w:instrText>
         </w:r>
         <w:r>
           <w:rPr>
@@ -2772,7 +2772,7 @@
             <w:noProof/>
             <w:webHidden/>
           </w:rPr>
-          <w:t>27</w:t>
+          <w:t>28</w:t>
         </w:r>
         <w:r>
           <w:rPr>
@@ -2793,7 +2793,7 @@
           <w:noProof/>
         </w:rPr>
       </w:pPr>
-      <w:hyperlink w:anchor="_Toc241784902" w:history="1">
+      <w:hyperlink w:anchor="_Toc241785380" w:history="1">
         <w:r>
           <w:rPr>
             <w:rStyle w:val="Hyperlink"/>
@@ -2820,7 +2820,7 @@
             <w:noProof/>
             <w:webHidden/>
           </w:rPr>
-          <w:instrText xml:space="preserve"> PAGEREF _Toc241784902 \h </w:instrText>
+          <w:instrText xml:space="preserve"> PAGEREF _Toc241785380 \h </w:instrText>
         </w:r>
         <w:r>
           <w:rPr>
@@ -2840,7 +2840,7 @@
             <w:noProof/>
             <w:webHidden/>
           </w:rPr>
-          <w:t>29</w:t>
+          <w:t>30</w:t>
         </w:r>
         <w:r>
           <w:rPr>
@@ -2861,7 +2861,7 @@
           <w:noProof/>
         </w:rPr>
       </w:pPr>
-      <w:hyperlink w:anchor="_Toc241784903" w:history="1">
+      <w:hyperlink w:anchor="_Toc241785381" w:history="1">
         <w:r>
           <w:rPr>
             <w:rStyle w:val="Hyperlink"/>
@@ -2888,7 +2888,7 @@
             <w:noProof/>
             <w:webHidden/>
           </w:rPr>
-          <w:instrText xml:space="preserve"> PAGEREF _Toc241784903 \h </w:instrText>
+          <w:instrText xml:space="preserve"> PAGEREF _Toc241785381 \h </w:instrText>
         </w:r>
         <w:r>
           <w:rPr>
@@ -2908,7 +2908,7 @@
             <w:noProof/>
             <w:webHidden/>
           </w:rPr>
-          <w:t>29</w:t>
+          <w:t>30</w:t>
         </w:r>
         <w:r>
           <w:rPr>
@@ -2929,7 +2929,7 @@
           <w:noProof/>
         </w:rPr>
       </w:pPr>
-      <w:hyperlink w:anchor="_Toc241784904" w:history="1">
+      <w:hyperlink w:anchor="_Toc241785382" w:history="1">
         <w:r>
           <w:rPr>
             <w:rStyle w:val="Hyperlink"/>
@@ -2956,7 +2956,7 @@
             <w:noProof/>
             <w:webHidden/>
           </w:rPr>
-          <w:instrText xml:space="preserve"> PAGEREF _Toc241784904 \h </w:instrText>
+          <w:instrText xml:space="preserve"> PAGEREF _Toc241785382 \h </w:instrText>
         </w:r>
         <w:r>
           <w:rPr>
@@ -2976,7 +2976,7 @@
             <w:noProof/>
             <w:webHidden/>
           </w:rPr>
-          <w:t>30</w:t>
+          <w:t>31</w:t>
         </w:r>
         <w:r>
           <w:rPr>
@@ -2997,7 +2997,7 @@
           <w:noProof/>
         </w:rPr>
       </w:pPr>
-      <w:hyperlink w:anchor="_Toc241784905" w:history="1">
+      <w:hyperlink w:anchor="_Toc241785383" w:history="1">
         <w:r>
           <w:rPr>
             <w:rStyle w:val="Hyperlink"/>
@@ -3024,7 +3024,7 @@
             <w:noProof/>
             <w:webHidden/>
           </w:rPr>
-          <w:instrText xml:space="preserve"> PAGEREF _Toc241784905 \h </w:instrText>
+          <w:instrText xml:space="preserve"> PAGEREF _Toc241785383 \h </w:instrText>
         </w:r>
         <w:r>
           <w:rPr>
@@ -3044,7 +3044,7 @@
             <w:noProof/>
             <w:webHidden/>
           </w:rPr>
-          <w:t>30</w:t>
+          <w:t>31</w:t>
         </w:r>
         <w:r>
           <w:rPr>
@@ -3065,7 +3065,7 @@
           <w:noProof/>
         </w:rPr>
       </w:pPr>
-      <w:hyperlink w:anchor="_Toc241784906" w:history="1">
+      <w:hyperlink w:anchor="_Toc241785384" w:history="1">
         <w:r>
           <w:rPr>
             <w:rStyle w:val="Hyperlink"/>
@@ -3092,7 +3092,7 @@
             <w:noProof/>
             <w:webHidden/>
           </w:rPr>
-          <w:instrText xml:space="preserve"> PAGEREF _Toc241784906 \h </w:instrText>
+          <w:instrText xml:space="preserve"> PAGEREF _Toc241785384 \h </w:instrText>
         </w:r>
         <w:r>
           <w:rPr>
@@ -3112,7 +3112,7 @@
             <w:noProof/>
             <w:webHidden/>
           </w:rPr>
-          <w:t>33</w:t>
+          <w:t>34</w:t>
         </w:r>
         <w:r>
           <w:rPr>
@@ -3133,7 +3133,7 @@
           <w:noProof/>
         </w:rPr>
       </w:pPr>
-      <w:hyperlink w:anchor="_Toc241784907" w:history="1">
+      <w:hyperlink w:anchor="_Toc241785385" w:history="1">
         <w:r>
           <w:rPr>
             <w:rStyle w:val="Hyperlink"/>
@@ -3160,7 +3160,7 @@
             <w:noProof/>
             <w:webHidden/>
           </w:rPr>
-          <w:instrText xml:space="preserve"> PAGEREF _Toc241784907 \h </w:instrText>
+          <w:instrText xml:space="preserve"> PAGEREF _Toc241785385 \h </w:instrText>
         </w:r>
         <w:r>
           <w:rPr>
@@ -3180,7 +3180,7 @@
             <w:noProof/>
             <w:webHidden/>
           </w:rPr>
-          <w:t>34</w:t>
+          <w:t>35</w:t>
         </w:r>
         <w:r>
           <w:rPr>
@@ -3201,7 +3201,7 @@
           <w:noProof/>
         </w:rPr>
       </w:pPr>
-      <w:hyperlink w:anchor="_Toc241784908" w:history="1">
+      <w:hyperlink w:anchor="_Toc241785386" w:history="1">
         <w:r>
           <w:rPr>
             <w:rStyle w:val="Hyperlink"/>
@@ -3228,7 +3228,7 @@
             <w:noProof/>
             <w:webHidden/>
           </w:rPr>
-          <w:instrText xml:space="preserve"> PAGEREF _Toc241784908 \h </w:instrText>
+          <w:instrText xml:space="preserve"> PAGEREF _Toc241785386 \h </w:instrText>
         </w:r>
         <w:r>
           <w:rPr>
@@ -3248,7 +3248,7 @@
             <w:noProof/>
             <w:webHidden/>
           </w:rPr>
-          <w:t>35</w:t>
+          <w:t>36</w:t>
         </w:r>
         <w:r>
           <w:rPr>
@@ -3269,7 +3269,7 @@
           <w:noProof/>
         </w:rPr>
       </w:pPr>
-      <w:hyperlink w:anchor="_Toc241784909" w:history="1">
+      <w:hyperlink w:anchor="_Toc241785387" w:history="1">
         <w:r>
           <w:rPr>
             <w:rStyle w:val="Hyperlink"/>
@@ -3296,7 +3296,7 @@
             <w:noProof/>
             <w:webHidden/>
           </w:rPr>
-          <w:instrText xml:space="preserve"> PAGEREF _Toc241784909 \h </w:instrText>
+          <w:instrText xml:space="preserve"> PAGEREF _Toc241785387 \h </w:instrText>
         </w:r>
         <w:r>
           <w:rPr>
@@ -3316,7 +3316,7 @@
             <w:noProof/>
             <w:webHidden/>
           </w:rPr>
-          <w:t>37</w:t>
+          <w:t>38</w:t>
         </w:r>
         <w:r>
           <w:rPr>
@@ -3337,7 +3337,7 @@
           <w:noProof/>
         </w:rPr>
       </w:pPr>
-      <w:hyperlink w:anchor="_Toc241784910" w:history="1">
+      <w:hyperlink w:anchor="_Toc241785388" w:history="1">
         <w:r>
           <w:rPr>
             <w:rStyle w:val="Hyperlink"/>
@@ -3364,7 +3364,7 @@
             <w:noProof/>
             <w:webHidden/>
           </w:rPr>
-          <w:instrText xml:space="preserve"> PAGEREF _Toc241784910 \h </w:instrText>
+          <w:instrText xml:space="preserve"> PAGEREF _Toc241785388 \h </w:instrText>
         </w:r>
         <w:r>
           <w:rPr>
@@ -3384,7 +3384,7 @@
             <w:noProof/>
             <w:webHidden/>
           </w:rPr>
-          <w:t>39</w:t>
+          <w:t>40</w:t>
         </w:r>
         <w:r>
           <w:rPr>
@@ -3405,7 +3405,7 @@
           <w:noProof/>
         </w:rPr>
       </w:pPr>
-      <w:hyperlink w:anchor="_Toc241784911" w:history="1">
+      <w:hyperlink w:anchor="_Toc241785389" w:history="1">
         <w:r>
           <w:rPr>
             <w:rStyle w:val="Hyperlink"/>
@@ -3432,7 +3432,7 @@
             <w:noProof/>
             <w:webHidden/>
           </w:rPr>
-          <w:instrText xml:space="preserve"> PAGEREF _Toc241784911 \h </w:instrText>
+          <w:instrText xml:space="preserve"> PAGEREF _Toc241785389 \h </w:instrText>
         </w:r>
         <w:r>
           <w:rPr>
@@ -3452,7 +3452,7 @@
             <w:noProof/>
             <w:webHidden/>
           </w:rPr>
-          <w:t>39</w:t>
+          <w:t>40</w:t>
         </w:r>
         <w:r>
           <w:rPr>
@@ -3473,7 +3473,7 @@
           <w:noProof/>
         </w:rPr>
       </w:pPr>
-      <w:hyperlink w:anchor="_Toc241784912" w:history="1">
+      <w:hyperlink w:anchor="_Toc241785390" w:history="1">
         <w:r>
           <w:rPr>
             <w:rStyle w:val="Hyperlink"/>
@@ -3500,7 +3500,7 @@
             <w:noProof/>
             <w:webHidden/>
           </w:rPr>
-          <w:instrText xml:space="preserve"> PAGEREF _Toc241784912 \h </w:instrText>
+          <w:instrText xml:space="preserve"> PAGEREF _Toc241785390 \h </w:instrText>
         </w:r>
         <w:r>
           <w:rPr>
@@ -3520,7 +3520,7 @@
             <w:noProof/>
             <w:webHidden/>
           </w:rPr>
-          <w:t>39</w:t>
+          <w:t>40</w:t>
         </w:r>
         <w:r>
           <w:rPr>
@@ -3541,7 +3541,7 @@
           <w:noProof/>
         </w:rPr>
       </w:pPr>
-      <w:hyperlink w:anchor="_Toc241784913" w:history="1">
+      <w:hyperlink w:anchor="_Toc241785391" w:history="1">
         <w:r>
           <w:rPr>
             <w:rStyle w:val="Hyperlink"/>
@@ -3568,7 +3568,7 @@
             <w:noProof/>
             <w:webHidden/>
           </w:rPr>
-          <w:instrText xml:space="preserve"> PAGEREF _Toc241784913 \h </w:instrText>
+          <w:instrText xml:space="preserve"> PAGEREF _Toc241785391 \h </w:instrText>
         </w:r>
         <w:r>
           <w:rPr>
@@ -3588,7 +3588,7 @@
             <w:noProof/>
             <w:webHidden/>
           </w:rPr>
-          <w:t>41</w:t>
+          <w:t>42</w:t>
         </w:r>
         <w:r>
           <w:rPr>
@@ -3609,7 +3609,7 @@
           <w:noProof/>
         </w:rPr>
       </w:pPr>
-      <w:hyperlink w:anchor="_Toc241784914" w:history="1">
+      <w:hyperlink w:anchor="_Toc241785392" w:history="1">
         <w:r>
           <w:rPr>
             <w:rStyle w:val="Hyperlink"/>
@@ -3636,7 +3636,7 @@
             <w:noProof/>
             <w:webHidden/>
           </w:rPr>
-          <w:instrText xml:space="preserve"> PAGEREF _Toc241784914 \h </w:instrText>
+          <w:instrText xml:space="preserve"> PAGEREF _Toc241785392 \h </w:instrText>
         </w:r>
         <w:r>
           <w:rPr>
@@ -3656,7 +3656,7 @@
             <w:noProof/>
             <w:webHidden/>
           </w:rPr>
-          <w:t>42</w:t>
+          <w:t>43</w:t>
         </w:r>
         <w:r>
           <w:rPr>
@@ -3677,7 +3677,7 @@
           <w:noProof/>
         </w:rPr>
       </w:pPr>
-      <w:hyperlink w:anchor="_Toc241784915" w:history="1">
+      <w:hyperlink w:anchor="_Toc241785393" w:history="1">
         <w:r>
           <w:rPr>
             <w:rStyle w:val="Hyperlink"/>
@@ -3704,7 +3704,7 @@
             <w:noProof/>
             <w:webHidden/>
           </w:rPr>
-          <w:instrText xml:space="preserve"> PAGEREF _Toc241784915 \h </w:instrText>
+          <w:instrText xml:space="preserve"> PAGEREF _Toc241785393 \h </w:instrText>
         </w:r>
         <w:r>
           <w:rPr>
@@ -3724,7 +3724,7 @@
             <w:noProof/>
             <w:webHidden/>
           </w:rPr>
-          <w:t>43</w:t>
+          <w:t>44</w:t>
         </w:r>
         <w:r>
           <w:rPr>
@@ -3745,7 +3745,7 @@
           <w:noProof/>
         </w:rPr>
       </w:pPr>
-      <w:hyperlink w:anchor="_Toc241784916" w:history="1">
+      <w:hyperlink w:anchor="_Toc241785394" w:history="1">
         <w:r>
           <w:rPr>
             <w:rStyle w:val="Hyperlink"/>
@@ -3772,7 +3772,7 @@
             <w:noProof/>
             <w:webHidden/>
           </w:rPr>
-          <w:instrText xml:space="preserve"> PAGEREF _Toc241784916 \h </w:instrText>
+          <w:instrText xml:space="preserve"> PAGEREF _Toc241785394 \h </w:instrText>
         </w:r>
         <w:r>
           <w:rPr>
@@ -3792,7 +3792,7 @@
             <w:noProof/>
             <w:webHidden/>
           </w:rPr>
-          <w:t>44</w:t>
+          <w:t>45</w:t>
         </w:r>
         <w:r>
           <w:rPr>
@@ -3813,7 +3813,7 @@
           <w:noProof/>
         </w:rPr>
       </w:pPr>
-      <w:hyperlink w:anchor="_Toc241784917" w:history="1">
+      <w:hyperlink w:anchor="_Toc241785395" w:history="1">
         <w:r>
           <w:rPr>
             <w:rStyle w:val="Hyperlink"/>
@@ -3840,7 +3840,7 @@
             <w:noProof/>
             <w:webHidden/>
           </w:rPr>
-          <w:instrText xml:space="preserve"> PAGEREF _Toc241784917 \h </w:instrText>
+          <w:instrText xml:space="preserve"> PAGEREF _Toc241785395 \h </w:instrText>
         </w:r>
         <w:r>
           <w:rPr>
@@ -3860,7 +3860,7 @@
             <w:noProof/>
             <w:webHidden/>
           </w:rPr>
-          <w:t>46</w:t>
+          <w:t>47</w:t>
         </w:r>
         <w:r>
           <w:rPr>
@@ -3881,7 +3881,7 @@
           <w:noProof/>
         </w:rPr>
       </w:pPr>
-      <w:hyperlink w:anchor="_Toc241784918" w:history="1">
+      <w:hyperlink w:anchor="_Toc241785396" w:history="1">
         <w:r>
           <w:rPr>
             <w:rStyle w:val="Hyperlink"/>
@@ -3908,7 +3908,7 @@
             <w:noProof/>
             <w:webHidden/>
           </w:rPr>
-          <w:instrText xml:space="preserve"> PAGEREF _Toc241784918 \h </w:instrText>
+          <w:instrText xml:space="preserve"> PAGEREF _Toc241785396 \h </w:instrText>
         </w:r>
         <w:r>
           <w:rPr>
@@ -3928,7 +3928,7 @@
             <w:noProof/>
             <w:webHidden/>
           </w:rPr>
-          <w:t>48</w:t>
+          <w:t>49</w:t>
         </w:r>
         <w:r>
           <w:rPr>
@@ -3949,7 +3949,7 @@
           <w:noProof/>
         </w:rPr>
       </w:pPr>
-      <w:hyperlink w:anchor="_Toc241784919" w:history="1">
+      <w:hyperlink w:anchor="_Toc241785397" w:history="1">
         <w:r>
           <w:rPr>
             <w:rStyle w:val="Hyperlink"/>
@@ -3976,7 +3976,7 @@
             <w:noProof/>
             <w:webHidden/>
           </w:rPr>
-          <w:instrText xml:space="preserve"> PAGEREF _Toc241784919 \h </w:instrText>
+          <w:instrText xml:space="preserve"> PAGEREF _Toc241785397 \h </w:instrText>
         </w:r>
         <w:r>
           <w:rPr>
@@ -3996,7 +3996,7 @@
             <w:noProof/>
             <w:webHidden/>
           </w:rPr>
-          <w:t>48</w:t>
+          <w:t>49</w:t>
         </w:r>
         <w:r>
           <w:rPr>
@@ -4017,7 +4017,7 @@
           <w:noProof/>
         </w:rPr>
       </w:pPr>
-      <w:hyperlink w:anchor="_Toc241784920" w:history="1">
+      <w:hyperlink w:anchor="_Toc241785398" w:history="1">
         <w:r>
           <w:rPr>
             <w:rStyle w:val="Hyperlink"/>
@@ -4044,7 +4044,7 @@
             <w:noProof/>
             <w:webHidden/>
           </w:rPr>
-          <w:instrText xml:space="preserve"> PAGEREF _Toc241784920 \h </w:instrText>
+          <w:instrText xml:space="preserve"> PAGEREF _Toc241785398 \h </w:instrText>
         </w:r>
         <w:r>
           <w:rPr>
@@ -4064,7 +4064,7 @@
             <w:noProof/>
             <w:webHidden/>
           </w:rPr>
-          <w:t>48</w:t>
+          <w:t>49</w:t>
         </w:r>
         <w:r>
           <w:rPr>
@@ -4085,7 +4085,7 @@
           <w:noProof/>
         </w:rPr>
       </w:pPr>
-      <w:hyperlink w:anchor="_Toc241784921" w:history="1">
+      <w:hyperlink w:anchor="_Toc241785399" w:history="1">
         <w:r>
           <w:rPr>
             <w:rStyle w:val="Hyperlink"/>
@@ -4112,7 +4112,7 @@
             <w:noProof/>
             <w:webHidden/>
           </w:rPr>
-          <w:instrText xml:space="preserve"> PAGEREF _Toc241784921 \h </w:instrText>
+          <w:instrText xml:space="preserve"> PAGEREF _Toc241785399 \h </w:instrText>
         </w:r>
         <w:r>
           <w:rPr>
@@ -4132,7 +4132,7 @@
             <w:noProof/>
             <w:webHidden/>
           </w:rPr>
-          <w:t>48</w:t>
+          <w:t>49</w:t>
         </w:r>
         <w:r>
           <w:rPr>
@@ -4153,7 +4153,7 @@
           <w:noProof/>
         </w:rPr>
       </w:pPr>
-      <w:hyperlink w:anchor="_Toc241784922" w:history="1">
+      <w:hyperlink w:anchor="_Toc241785400" w:history="1">
         <w:r>
           <w:rPr>
             <w:rStyle w:val="Hyperlink"/>
@@ -4180,7 +4180,7 @@
             <w:noProof/>
             <w:webHidden/>
           </w:rPr>
-          <w:instrText xml:space="preserve"> PAGEREF _Toc241784922 \h </w:instrText>
+          <w:instrText xml:space="preserve"> PAGEREF _Toc241785400 \h </w:instrText>
         </w:r>
         <w:r>
           <w:rPr>
@@ -4200,7 +4200,7 @@
             <w:noProof/>
             <w:webHidden/>
           </w:rPr>
-          <w:t>48</w:t>
+          <w:t>49</w:t>
         </w:r>
         <w:r>
           <w:rPr>
@@ -4221,7 +4221,7 @@
         <w:pStyle w:val="Heading1"/>
         <w:pageBreakBefore/>
       </w:pPr>
-      <w:bookmarkStart w:id="0" w:name="_Toc241784866"/>
+      <w:bookmarkStart w:id="0" w:name="_Toc241785344"/>
       <w:r>
         <w:lastRenderedPageBreak/>
         <w:t>Welcome</w:t>
@@ -4237,7 +4237,7 @@
       <w:pPr>
         <w:pStyle w:val="Heading2"/>
       </w:pPr>
-      <w:bookmarkStart w:id="1" w:name="_Toc241784867"/>
+      <w:bookmarkStart w:id="1" w:name="_Toc241785345"/>
       <w:r>
         <w:t>How a sale moves through the app</w:t>
       </w:r>
@@ -4720,7 +4720,7 @@
       <w:pPr>
         <w:pStyle w:val="Heading2"/>
       </w:pPr>
-      <w:bookmarkStart w:id="2" w:name="_Toc241784868"/>
+      <w:bookmarkStart w:id="2" w:name="_Toc241785346"/>
       <w:r>
         <w:t>What you'll need</w:t>
       </w:r>
@@ -4829,7 +4829,7 @@
         <w:pStyle w:val="Heading1"/>
         <w:pageBreakBefore/>
       </w:pPr>
-      <w:bookmarkStart w:id="3" w:name="_Toc241784869"/>
+      <w:bookmarkStart w:id="3" w:name="_Toc241785347"/>
       <w:r>
         <w:lastRenderedPageBreak/>
         <w:t>Who can do what</w:t>
@@ -5397,7 +5397,7 @@
         <w:pStyle w:val="Heading1"/>
         <w:pageBreakBefore/>
       </w:pPr>
-      <w:bookmarkStart w:id="4" w:name="_Toc241784870"/>
+      <w:bookmarkStart w:id="4" w:name="_Toc241785348"/>
       <w:r>
         <w:lastRenderedPageBreak/>
         <w:t>Getting started</w:t>
@@ -5408,7 +5408,7 @@
       <w:pPr>
         <w:pStyle w:val="Heading2"/>
       </w:pPr>
-      <w:bookmarkStart w:id="5" w:name="_Toc241784871"/>
+      <w:bookmarkStart w:id="5" w:name="_Toc241785349"/>
       <w:r>
         <w:t>Signing in</w:t>
       </w:r>
@@ -5425,7 +5425,7 @@
           <w:noProof/>
         </w:rPr>
         <w:drawing>
-          <wp:inline distT="0" distB="0" distL="0" distR="0" wp14:anchorId="5DB2FBF9" wp14:editId="367963A3">
+          <wp:inline distT="0" distB="0" distL="0" distR="0" wp14:anchorId="05A5E981" wp14:editId="48FBBE46">
             <wp:extent cx="3291840" cy="2211705"/>
             <wp:effectExtent l="0" t="0" r="0" b="0"/>
             <wp:docPr id="1" name="Picture 1"/>
@@ -5743,7 +5743,7 @@
       <w:pPr>
         <w:pStyle w:val="Heading2"/>
       </w:pPr>
-      <w:bookmarkStart w:id="6" w:name="_Toc241784872"/>
+      <w:bookmarkStart w:id="6" w:name="_Toc241785350"/>
       <w:r>
         <w:t>Changing your PIN</w:t>
       </w:r>
@@ -5925,7 +5925,7 @@
       <w:pPr>
         <w:pStyle w:val="Heading2"/>
       </w:pPr>
-      <w:bookmarkStart w:id="7" w:name="_Toc241784873"/>
+      <w:bookmarkStart w:id="7" w:name="_Toc241785351"/>
       <w:r>
         <w:lastRenderedPageBreak/>
         <w:t>Finding your way around</w:t>
@@ -6508,7 +6508,7 @@
       <w:pPr>
         <w:pStyle w:val="Heading2"/>
       </w:pPr>
-      <w:bookmarkStart w:id="8" w:name="_Toc241784874"/>
+      <w:bookmarkStart w:id="8" w:name="_Toc241785352"/>
       <w:r>
         <w:t>Light and dark mode</w:t>
       </w:r>
@@ -6523,7 +6523,7 @@
       <w:pPr>
         <w:pStyle w:val="Heading2"/>
       </w:pPr>
-      <w:bookmarkStart w:id="9" w:name="_Toc241784875"/>
+      <w:bookmarkStart w:id="9" w:name="_Toc241785353"/>
       <w:r>
         <w:t>Signing out</w:t>
       </w:r>
@@ -6548,7 +6548,7 @@
         <w:pStyle w:val="Heading1"/>
         <w:pageBreakBefore/>
       </w:pPr>
-      <w:bookmarkStart w:id="10" w:name="_Toc241784876"/>
+      <w:bookmarkStart w:id="10" w:name="_Toc241785354"/>
       <w:r>
         <w:lastRenderedPageBreak/>
         <w:t>Taking an order on the sales floor</w:t>
@@ -6580,7 +6580,7 @@
           <w:noProof/>
         </w:rPr>
         <w:drawing>
-          <wp:inline distT="0" distB="0" distL="0" distR="0" wp14:anchorId="69F0386F" wp14:editId="3FB1DA75">
+          <wp:inline distT="0" distB="0" distL="0" distR="0" wp14:anchorId="7CBF570C" wp14:editId="537B5C79">
             <wp:extent cx="5760720" cy="3870484"/>
             <wp:effectExtent l="0" t="0" r="0" b="0"/>
             <wp:docPr id="2" name="Picture 2"/>
@@ -6705,7 +6705,7 @@
       <w:pPr>
         <w:pStyle w:val="Heading2"/>
       </w:pPr>
-      <w:bookmarkStart w:id="11" w:name="_Toc241784877"/>
+      <w:bookmarkStart w:id="11" w:name="_Toc241785355"/>
       <w:r>
         <w:t>Starting an order</w:t>
       </w:r>
@@ -6789,7 +6789,7 @@
       <w:pPr>
         <w:pStyle w:val="Heading2"/>
       </w:pPr>
-      <w:bookmarkStart w:id="12" w:name="_Toc241784878"/>
+      <w:bookmarkStart w:id="12" w:name="_Toc241785356"/>
       <w:r>
         <w:lastRenderedPageBreak/>
         <w:t>Adding items</w:t>
@@ -6938,7 +6938,7 @@
           <w:noProof/>
         </w:rPr>
         <w:drawing>
-          <wp:inline distT="0" distB="0" distL="0" distR="0" wp14:anchorId="25169611" wp14:editId="6E87E2AA">
+          <wp:inline distT="0" distB="0" distL="0" distR="0" wp14:anchorId="3E976433" wp14:editId="50EBD4FD">
             <wp:extent cx="5760720" cy="3870484"/>
             <wp:effectExtent l="0" t="0" r="0" b="0"/>
             <wp:docPr id="3" name="Picture 3"/>
@@ -7075,7 +7075,7 @@
           <w:noProof/>
         </w:rPr>
         <w:drawing>
-          <wp:inline distT="0" distB="0" distL="0" distR="0" wp14:anchorId="6E0F8173" wp14:editId="63E615FB">
+          <wp:inline distT="0" distB="0" distL="0" distR="0" wp14:anchorId="0256CD4C" wp14:editId="570E98DA">
             <wp:extent cx="5760720" cy="3870484"/>
             <wp:effectExtent l="0" t="0" r="0" b="0"/>
             <wp:docPr id="4" name="Picture 4"/>
@@ -7420,7 +7420,7 @@
         </w:rPr>
         <w:lastRenderedPageBreak/>
         <w:drawing>
-          <wp:inline distT="0" distB="0" distL="0" distR="0" wp14:anchorId="0CE62C1B" wp14:editId="7536CD30">
+          <wp:inline distT="0" distB="0" distL="0" distR="0" wp14:anchorId="660ABE89" wp14:editId="453C685C">
             <wp:extent cx="5486400" cy="3686175"/>
             <wp:effectExtent l="0" t="0" r="0" b="0"/>
             <wp:docPr id="5" name="Picture 5"/>
@@ -7620,7 +7620,7 @@
       <w:pPr>
         <w:pStyle w:val="Heading2"/>
       </w:pPr>
-      <w:bookmarkStart w:id="13" w:name="_Toc241784879"/>
+      <w:bookmarkStart w:id="13" w:name="_Toc241785357"/>
       <w:r>
         <w:t>Adding shipping or a service later</w:t>
       </w:r>
@@ -7661,7 +7661,7 @@
         </w:rPr>
         <w:lastRenderedPageBreak/>
         <w:drawing>
-          <wp:inline distT="0" distB="0" distL="0" distR="0" wp14:anchorId="526AB248" wp14:editId="62465A22">
+          <wp:inline distT="0" distB="0" distL="0" distR="0" wp14:anchorId="397C5C0D" wp14:editId="72E43543">
             <wp:extent cx="4754880" cy="3194685"/>
             <wp:effectExtent l="0" t="0" r="0" b="0"/>
             <wp:docPr id="6" name="Picture 6"/>
@@ -7715,7 +7715,7 @@
       <w:pPr>
         <w:pStyle w:val="Heading2"/>
       </w:pPr>
-      <w:bookmarkStart w:id="14" w:name="_Toc241784880"/>
+      <w:bookmarkStart w:id="14" w:name="_Toc241785358"/>
       <w:r>
         <w:t>Changing or removing an item</w:t>
       </w:r>
@@ -7862,7 +7862,7 @@
       <w:pPr>
         <w:pStyle w:val="Heading2"/>
       </w:pPr>
-      <w:bookmarkStart w:id="15" w:name="_Toc241784881"/>
+      <w:bookmarkStart w:id="15" w:name="_Toc241785359"/>
       <w:r>
         <w:t>Customer details</w:t>
       </w:r>
@@ -8026,7 +8026,7 @@
           <w:noProof/>
         </w:rPr>
         <w:drawing>
-          <wp:inline distT="0" distB="0" distL="0" distR="0" wp14:anchorId="3FFCAC5C" wp14:editId="5B6D0F60">
+          <wp:inline distT="0" distB="0" distL="0" distR="0" wp14:anchorId="37DC43AD" wp14:editId="181D12E6">
             <wp:extent cx="4754880" cy="3194685"/>
             <wp:effectExtent l="0" t="0" r="0" b="0"/>
             <wp:docPr id="7" name="Picture 7"/>
@@ -8080,7 +8080,7 @@
       <w:pPr>
         <w:pStyle w:val="Heading2"/>
       </w:pPr>
-      <w:bookmarkStart w:id="16" w:name="_Toc241784882"/>
+      <w:bookmarkStart w:id="16" w:name="_Toc241785360"/>
       <w:r>
         <w:t>Sending the order to checkout</w:t>
       </w:r>
@@ -8258,7 +8258,7 @@
       <w:pPr>
         <w:pStyle w:val="Heading2"/>
       </w:pPr>
-      <w:bookmarkStart w:id="17" w:name="_Toc241784883"/>
+      <w:bookmarkStart w:id="17" w:name="_Toc241785361"/>
       <w:r>
         <w:lastRenderedPageBreak/>
         <w:t>Using a phone</w:t>
@@ -8276,7 +8276,7 @@
           <w:noProof/>
         </w:rPr>
         <w:drawing>
-          <wp:inline distT="0" distB="0" distL="0" distR="0" wp14:anchorId="01F3BA6F" wp14:editId="7E43DEA8">
+          <wp:inline distT="0" distB="0" distL="0" distR="0" wp14:anchorId="2E6ACD3C" wp14:editId="52503BCE">
             <wp:extent cx="2194560" cy="4749253"/>
             <wp:effectExtent l="0" t="0" r="0" b="0"/>
             <wp:docPr id="8" name="Picture 8"/>
@@ -8354,7 +8354,7 @@
         <w:pStyle w:val="Heading1"/>
         <w:pageBreakBefore/>
       </w:pPr>
-      <w:bookmarkStart w:id="18" w:name="_Toc241784884"/>
+      <w:bookmarkStart w:id="18" w:name="_Toc241785362"/>
       <w:r>
         <w:lastRenderedPageBreak/>
         <w:t>Checking out a customer</w:t>
@@ -8395,7 +8395,7 @@
           <w:noProof/>
         </w:rPr>
         <w:drawing>
-          <wp:inline distT="0" distB="0" distL="0" distR="0" wp14:anchorId="0CC1C4EE" wp14:editId="00AC8641">
+          <wp:inline distT="0" distB="0" distL="0" distR="0" wp14:anchorId="6B1332D6" wp14:editId="5A923640">
             <wp:extent cx="5760720" cy="3870484"/>
             <wp:effectExtent l="0" t="0" r="0" b="0"/>
             <wp:docPr id="9" name="Picture 9"/>
@@ -8449,7 +8449,7 @@
       <w:pPr>
         <w:pStyle w:val="Heading2"/>
       </w:pPr>
-      <w:bookmarkStart w:id="19" w:name="_Toc241784885"/>
+      <w:bookmarkStart w:id="19" w:name="_Toc241785363"/>
       <w:r>
         <w:t>1. Review the order with the customer</w:t>
       </w:r>
@@ -8546,7 +8546,7 @@
       <w:pPr>
         <w:pStyle w:val="Heading2"/>
       </w:pPr>
-      <w:bookmarkStart w:id="20" w:name="_Toc241784886"/>
+      <w:bookmarkStart w:id="20" w:name="_Toc241785364"/>
       <w:r>
         <w:t>2. Take payment</w:t>
       </w:r>
@@ -8860,7 +8860,7 @@
       <w:pPr>
         <w:pStyle w:val="Heading2"/>
       </w:pPr>
-      <w:bookmarkStart w:id="21" w:name="_Toc241784887"/>
+      <w:bookmarkStart w:id="21" w:name="_Toc241785365"/>
       <w:r>
         <w:t>3. Acknowledgements (initials and signature)</w:t>
       </w:r>
@@ -9042,7 +9042,7 @@
         </w:rPr>
         <w:lastRenderedPageBreak/>
         <w:drawing>
-          <wp:inline distT="0" distB="0" distL="0" distR="0" wp14:anchorId="75A70A08" wp14:editId="2438CB5F">
+          <wp:inline distT="0" distB="0" distL="0" distR="0" wp14:anchorId="36380E7E" wp14:editId="1F90B810">
             <wp:extent cx="4937760" cy="3317558"/>
             <wp:effectExtent l="0" t="0" r="0" b="0"/>
             <wp:docPr id="10" name="Picture 10"/>
@@ -9231,7 +9231,7 @@
       <w:pPr>
         <w:pStyle w:val="Heading2"/>
       </w:pPr>
-      <w:bookmarkStart w:id="22" w:name="_Toc241784888"/>
+      <w:bookmarkStart w:id="22" w:name="_Toc241785366"/>
       <w:r>
         <w:t>4. Complete the sale</w:t>
       </w:r>
@@ -9462,7 +9462,7 @@
       <w:pPr>
         <w:pStyle w:val="Heading2"/>
       </w:pPr>
-      <w:bookmarkStart w:id="23" w:name="_Toc241784889"/>
+      <w:bookmarkStart w:id="23" w:name="_Toc241785367"/>
       <w:r>
         <w:t>Other checkout actions</w:t>
       </w:r>
@@ -9672,7 +9672,7 @@
         <w:pStyle w:val="Heading1"/>
         <w:pageBreakBefore/>
       </w:pPr>
-      <w:bookmarkStart w:id="24" w:name="_Toc241784890"/>
+      <w:bookmarkStart w:id="24" w:name="_Toc241785368"/>
       <w:r>
         <w:lastRenderedPageBreak/>
         <w:t>The sales sheet</w:t>
@@ -9695,7 +9695,7 @@
           <w:noProof/>
         </w:rPr>
         <w:drawing>
-          <wp:inline distT="0" distB="0" distL="0" distR="0" wp14:anchorId="31DEC145" wp14:editId="49A95207">
+          <wp:inline distT="0" distB="0" distL="0" distR="0" wp14:anchorId="0DF211CF" wp14:editId="1AA1FD6E">
             <wp:extent cx="4023360" cy="3187256"/>
             <wp:effectExtent l="0" t="0" r="0" b="0"/>
             <wp:docPr id="11" name="Picture 11"/>
@@ -9863,7 +9863,7 @@
       <w:pPr>
         <w:pStyle w:val="Heading2"/>
       </w:pPr>
-      <w:bookmarkStart w:id="25" w:name="_Toc241784891"/>
+      <w:bookmarkStart w:id="25" w:name="_Toc241785369"/>
       <w:r>
         <w:t>Emailing a receipt</w:t>
       </w:r>
@@ -9991,7 +9991,7 @@
         </w:rPr>
         <w:lastRenderedPageBreak/>
         <w:drawing>
-          <wp:inline distT="0" distB="0" distL="0" distR="0" wp14:anchorId="7FBCA7D6" wp14:editId="037FC005">
+          <wp:inline distT="0" distB="0" distL="0" distR="0" wp14:anchorId="53842686" wp14:editId="0FC6BA0D">
             <wp:extent cx="4572000" cy="3071812"/>
             <wp:effectExtent l="0" t="0" r="0" b="0"/>
             <wp:docPr id="12" name="Picture 12"/>
@@ -10043,7 +10043,340 @@
     </w:p>
     <w:p>
       <w:r>
-        <w:t>The app turns the sales sheet into a PDF, exactly as it would print, and emails it to the customer with a friendly note. The note thanks them for supporting the organization, explains what happens next (what went home today, what's being shipped and where, how a boxed mattress expands, and keeping a protector on for the warranty), mentions any balance still owed, and gives the customer service number. An administrator can change that wording - see *Admin: settings*.</w:t>
+        <w:t>The app turns the sales sheet into a PDF, exactly as it would print, and emails it to the customer with a friendly note. The note thanks them for supporting the organization, explains what happens next, mentions any balance still owed, and gives the customer service number. An administrator can change that wording - see *Admin: settings*.</w:t>
+      </w:r>
+    </w:p>
+    <w:p>
+      <w:r>
+        <w:t>What happens next depends on how each item is leaving:</w:t>
+      </w:r>
+    </w:p>
+    <w:tbl>
+      <w:tblPr>
+        <w:tblW w:w="0" w:type="auto"/>
+        <w:jc w:val="center"/>
+        <w:tblLook w:val="04A0" w:firstRow="1" w:lastRow="0" w:firstColumn="1" w:lastColumn="0" w:noHBand="0" w:noVBand="1"/>
+      </w:tblPr>
+      <w:tblGrid>
+        <w:gridCol w:w="3168"/>
+        <w:gridCol w:w="6192"/>
+      </w:tblGrid>
+      <w:tr>
+        <w:trPr>
+          <w:jc w:val="center"/>
+        </w:trPr>
+        <w:tc>
+          <w:tcPr>
+            <w:tcW w:w="3168" w:type="dxa"/>
+            <w:tcBorders>
+              <w:top w:val="single" w:sz="4" w:space="0" w:color="0369A1"/>
+              <w:left w:val="single" w:sz="4" w:space="0" w:color="0369A1"/>
+              <w:bottom w:val="single" w:sz="4" w:space="0" w:color="0369A1"/>
+              <w:right w:val="single" w:sz="4" w:space="0" w:color="0369A1"/>
+            </w:tcBorders>
+            <w:shd w:val="clear" w:color="auto" w:fill="0369A1"/>
+            <w:tcMar>
+              <w:top w:w="100" w:type="dxa"/>
+              <w:left w:w="140" w:type="dxa"/>
+              <w:bottom w:w="100" w:type="dxa"/>
+              <w:right w:w="140" w:type="dxa"/>
+            </w:tcMar>
+          </w:tcPr>
+          <w:p>
+            <w:pPr>
+              <w:spacing w:after="0"/>
+            </w:pPr>
+            <w:r>
+              <w:rPr>
+                <w:b/>
+                <w:color w:val="FFFFFF"/>
+              </w:rPr>
+              <w:t>How it's leaving</w:t>
+            </w:r>
+          </w:p>
+        </w:tc>
+        <w:tc>
+          <w:tcPr>
+            <w:tcW w:w="6192" w:type="dxa"/>
+            <w:tcBorders>
+              <w:top w:val="single" w:sz="4" w:space="0" w:color="0369A1"/>
+              <w:left w:val="single" w:sz="4" w:space="0" w:color="0369A1"/>
+              <w:bottom w:val="single" w:sz="4" w:space="0" w:color="0369A1"/>
+              <w:right w:val="single" w:sz="4" w:space="0" w:color="0369A1"/>
+            </w:tcBorders>
+            <w:shd w:val="clear" w:color="auto" w:fill="0369A1"/>
+            <w:tcMar>
+              <w:top w:w="100" w:type="dxa"/>
+              <w:left w:w="140" w:type="dxa"/>
+              <w:bottom w:w="100" w:type="dxa"/>
+              <w:right w:w="140" w:type="dxa"/>
+            </w:tcMar>
+          </w:tcPr>
+          <w:p>
+            <w:pPr>
+              <w:spacing w:after="0"/>
+            </w:pPr>
+            <w:r>
+              <w:rPr>
+                <w:b/>
+                <w:color w:val="FFFFFF"/>
+              </w:rPr>
+              <w:t>What the email tells the customer</w:t>
+            </w:r>
+          </w:p>
+        </w:tc>
+      </w:tr>
+      <w:tr>
+        <w:trPr>
+          <w:jc w:val="center"/>
+        </w:trPr>
+        <w:tc>
+          <w:tcPr>
+            <w:tcW w:w="3168" w:type="dxa"/>
+            <w:tcBorders>
+              <w:top w:val="single" w:sz="4" w:space="0" w:color="D1D5DB"/>
+              <w:left w:val="single" w:sz="4" w:space="0" w:color="D1D5DB"/>
+              <w:bottom w:val="single" w:sz="4" w:space="0" w:color="D1D5DB"/>
+              <w:right w:val="single" w:sz="4" w:space="0" w:color="D1D5DB"/>
+            </w:tcBorders>
+            <w:tcMar>
+              <w:top w:w="100" w:type="dxa"/>
+              <w:left w:w="140" w:type="dxa"/>
+              <w:bottom w:w="100" w:type="dxa"/>
+              <w:right w:w="140" w:type="dxa"/>
+            </w:tcMar>
+          </w:tcPr>
+          <w:p>
+            <w:pPr>
+              <w:spacing w:after="0"/>
+            </w:pPr>
+            <w:r>
+              <w:rPr>
+                <w:b/>
+              </w:rPr>
+              <w:t>Take With</w:t>
+            </w:r>
+          </w:p>
+        </w:tc>
+        <w:tc>
+          <w:tcPr>
+            <w:tcW w:w="6192" w:type="dxa"/>
+            <w:tcBorders>
+              <w:top w:val="single" w:sz="4" w:space="0" w:color="D1D5DB"/>
+              <w:left w:val="single" w:sz="4" w:space="0" w:color="D1D5DB"/>
+              <w:bottom w:val="single" w:sz="4" w:space="0" w:color="D1D5DB"/>
+              <w:right w:val="single" w:sz="4" w:space="0" w:color="D1D5DB"/>
+            </w:tcBorders>
+            <w:tcMar>
+              <w:top w:w="100" w:type="dxa"/>
+              <w:left w:w="140" w:type="dxa"/>
+              <w:bottom w:w="100" w:type="dxa"/>
+              <w:right w:w="140" w:type="dxa"/>
+            </w:tcMar>
+          </w:tcPr>
+          <w:p>
+            <w:pPr>
+              <w:spacing w:after="0"/>
+            </w:pPr>
+            <w:r>
+              <w:t>It went home with them today.</w:t>
+            </w:r>
+          </w:p>
+        </w:tc>
+      </w:tr>
+      <w:tr>
+        <w:trPr>
+          <w:jc w:val="center"/>
+        </w:trPr>
+        <w:tc>
+          <w:tcPr>
+            <w:tcW w:w="3168" w:type="dxa"/>
+            <w:tcBorders>
+              <w:top w:val="single" w:sz="4" w:space="0" w:color="D1D5DB"/>
+              <w:left w:val="single" w:sz="4" w:space="0" w:color="D1D5DB"/>
+              <w:bottom w:val="single" w:sz="4" w:space="0" w:color="D1D5DB"/>
+              <w:right w:val="single" w:sz="4" w:space="0" w:color="D1D5DB"/>
+            </w:tcBorders>
+            <w:shd w:val="clear" w:color="auto" w:fill="F3F4F6"/>
+            <w:tcMar>
+              <w:top w:w="100" w:type="dxa"/>
+              <w:left w:w="140" w:type="dxa"/>
+              <w:bottom w:w="100" w:type="dxa"/>
+              <w:right w:w="140" w:type="dxa"/>
+            </w:tcMar>
+          </w:tcPr>
+          <w:p>
+            <w:pPr>
+              <w:spacing w:after="0"/>
+            </w:pPr>
+            <w:r>
+              <w:rPr>
+                <w:b/>
+              </w:rPr>
+              <w:t>Drop Ship</w:t>
+            </w:r>
+            <w:r>
+              <w:t xml:space="preserve"> (or no service chosen)</w:t>
+            </w:r>
+          </w:p>
+        </w:tc>
+        <w:tc>
+          <w:tcPr>
+            <w:tcW w:w="6192" w:type="dxa"/>
+            <w:tcBorders>
+              <w:top w:val="single" w:sz="4" w:space="0" w:color="D1D5DB"/>
+              <w:left w:val="single" w:sz="4" w:space="0" w:color="D1D5DB"/>
+              <w:bottom w:val="single" w:sz="4" w:space="0" w:color="D1D5DB"/>
+              <w:right w:val="single" w:sz="4" w:space="0" w:color="D1D5DB"/>
+            </w:tcBorders>
+            <w:shd w:val="clear" w:color="auto" w:fill="F3F4F6"/>
+            <w:tcMar>
+              <w:top w:w="100" w:type="dxa"/>
+              <w:left w:w="140" w:type="dxa"/>
+              <w:bottom w:w="100" w:type="dxa"/>
+              <w:right w:w="140" w:type="dxa"/>
+            </w:tcMar>
+          </w:tcPr>
+          <w:p>
+            <w:pPr>
+              <w:spacing w:after="0"/>
+            </w:pPr>
+            <w:r>
+              <w:t>It's shipped straight to their door, and they'll get an email with tracking information once it ships. There's no confirmation call. A drop-shipped mattress also gets a note that it arrives compressed and boxed and takes 24-48 hours to expand.</w:t>
+            </w:r>
+          </w:p>
+        </w:tc>
+      </w:tr>
+      <w:tr>
+        <w:trPr>
+          <w:jc w:val="center"/>
+        </w:trPr>
+        <w:tc>
+          <w:tcPr>
+            <w:tcW w:w="3168" w:type="dxa"/>
+            <w:tcBorders>
+              <w:top w:val="single" w:sz="4" w:space="0" w:color="D1D5DB"/>
+              <w:left w:val="single" w:sz="4" w:space="0" w:color="D1D5DB"/>
+              <w:bottom w:val="single" w:sz="4" w:space="0" w:color="D1D5DB"/>
+              <w:right w:val="single" w:sz="4" w:space="0" w:color="D1D5DB"/>
+            </w:tcBorders>
+            <w:tcMar>
+              <w:top w:w="100" w:type="dxa"/>
+              <w:left w:w="140" w:type="dxa"/>
+              <w:bottom w:w="100" w:type="dxa"/>
+              <w:right w:w="140" w:type="dxa"/>
+            </w:tcMar>
+          </w:tcPr>
+          <w:p>
+            <w:pPr>
+              <w:spacing w:after="0"/>
+            </w:pPr>
+            <w:r>
+              <w:rPr>
+                <w:b/>
+              </w:rPr>
+              <w:t>White Glove</w:t>
+            </w:r>
+          </w:p>
+        </w:tc>
+        <w:tc>
+          <w:tcPr>
+            <w:tcW w:w="6192" w:type="dxa"/>
+            <w:tcBorders>
+              <w:top w:val="single" w:sz="4" w:space="0" w:color="D1D5DB"/>
+              <w:left w:val="single" w:sz="4" w:space="0" w:color="D1D5DB"/>
+              <w:bottom w:val="single" w:sz="4" w:space="0" w:color="D1D5DB"/>
+              <w:right w:val="single" w:sz="4" w:space="0" w:color="D1D5DB"/>
+            </w:tcBorders>
+            <w:tcMar>
+              <w:top w:w="100" w:type="dxa"/>
+              <w:left w:w="140" w:type="dxa"/>
+              <w:bottom w:w="100" w:type="dxa"/>
+              <w:right w:w="140" w:type="dxa"/>
+            </w:tcMar>
+          </w:tcPr>
+          <w:p>
+            <w:pPr>
+              <w:spacing w:after="0"/>
+            </w:pPr>
+            <w:r>
+              <w:t>We'll contact them to schedule delivery once it arrives at our Cleveland location, typically about 3-4 weeks after the event. There's no confirmation call right after the event.</w:t>
+            </w:r>
+          </w:p>
+        </w:tc>
+      </w:tr>
+      <w:tr>
+        <w:trPr>
+          <w:jc w:val="center"/>
+        </w:trPr>
+        <w:tc>
+          <w:tcPr>
+            <w:tcW w:w="3168" w:type="dxa"/>
+            <w:tcBorders>
+              <w:top w:val="single" w:sz="4" w:space="0" w:color="D1D5DB"/>
+              <w:left w:val="single" w:sz="4" w:space="0" w:color="D1D5DB"/>
+              <w:bottom w:val="single" w:sz="4" w:space="0" w:color="D1D5DB"/>
+              <w:right w:val="single" w:sz="4" w:space="0" w:color="D1D5DB"/>
+            </w:tcBorders>
+            <w:shd w:val="clear" w:color="auto" w:fill="F3F4F6"/>
+            <w:tcMar>
+              <w:top w:w="100" w:type="dxa"/>
+              <w:left w:w="140" w:type="dxa"/>
+              <w:bottom w:w="100" w:type="dxa"/>
+              <w:right w:w="140" w:type="dxa"/>
+            </w:tcMar>
+          </w:tcPr>
+          <w:p>
+            <w:pPr>
+              <w:spacing w:after="0"/>
+            </w:pPr>
+            <w:r>
+              <w:rPr>
+                <w:b/>
+              </w:rPr>
+              <w:t>Anything else</w:t>
+            </w:r>
+            <w:r>
+              <w:t xml:space="preserve"> (such as Local Delivery)</w:t>
+            </w:r>
+          </w:p>
+        </w:tc>
+        <w:tc>
+          <w:tcPr>
+            <w:tcW w:w="6192" w:type="dxa"/>
+            <w:tcBorders>
+              <w:top w:val="single" w:sz="4" w:space="0" w:color="D1D5DB"/>
+              <w:left w:val="single" w:sz="4" w:space="0" w:color="D1D5DB"/>
+              <w:bottom w:val="single" w:sz="4" w:space="0" w:color="D1D5DB"/>
+              <w:right w:val="single" w:sz="4" w:space="0" w:color="D1D5DB"/>
+            </w:tcBorders>
+            <w:shd w:val="clear" w:color="auto" w:fill="F3F4F6"/>
+            <w:tcMar>
+              <w:top w:w="100" w:type="dxa"/>
+              <w:left w:w="140" w:type="dxa"/>
+              <w:bottom w:w="100" w:type="dxa"/>
+              <w:right w:w="140" w:type="dxa"/>
+            </w:tcMar>
+          </w:tcPr>
+          <w:p>
+            <w:pPr>
+              <w:spacing w:after="0"/>
+            </w:pPr>
+            <w:r>
+              <w:t>We'll be in touch about it.</w:t>
+            </w:r>
+          </w:p>
+        </w:tc>
+      </w:tr>
+    </w:tbl>
+    <w:p>
+      <w:pPr>
+        <w:spacing w:after="40"/>
+      </w:pPr>
+    </w:p>
+    <w:p>
+      <w:r>
+        <w:t>When an order mixes these - say a white glove mattress and drop-shipped sheets - each part gets its own line. Anyone buying a mattress is also reminded to keep a protector on for the warranty.</w:t>
       </w:r>
     </w:p>
     <w:p>
@@ -10090,6 +10423,7 @@
                 <w:b/>
                 <w:color w:val="6B7280"/>
               </w:rPr>
+              <w:lastRenderedPageBreak/>
               <w:t xml:space="preserve">Good to know:  </w:t>
             </w:r>
             <w:r>
@@ -10118,7 +10452,7 @@
         <w:pStyle w:val="Heading1"/>
         <w:pageBreakBefore/>
       </w:pPr>
-      <w:bookmarkStart w:id="26" w:name="_Toc241784892"/>
+      <w:bookmarkStart w:id="26" w:name="_Toc241785370"/>
       <w:r>
         <w:lastRenderedPageBreak/>
         <w:t>Looking up orders</w:t>
@@ -10150,7 +10484,7 @@
           <w:noProof/>
         </w:rPr>
         <w:drawing>
-          <wp:inline distT="0" distB="0" distL="0" distR="0" wp14:anchorId="56F63C48" wp14:editId="3F738666">
+          <wp:inline distT="0" distB="0" distL="0" distR="0" wp14:anchorId="55DC3041" wp14:editId="7B341BE8">
             <wp:extent cx="5760720" cy="3870484"/>
             <wp:effectExtent l="0" t="0" r="0" b="0"/>
             <wp:docPr id="13" name="Picture 13"/>
@@ -10270,7 +10604,7 @@
       <w:pPr>
         <w:pStyle w:val="Heading2"/>
       </w:pPr>
-      <w:bookmarkStart w:id="27" w:name="_Toc241784893"/>
+      <w:bookmarkStart w:id="27" w:name="_Toc241785371"/>
       <w:r>
         <w:t>Extra options for admins</w:t>
       </w:r>
@@ -10360,7 +10694,7 @@
         </w:rPr>
         <w:lastRenderedPageBreak/>
         <w:drawing>
-          <wp:inline distT="0" distB="0" distL="0" distR="0" wp14:anchorId="4DF7D4A4" wp14:editId="37A56C66">
+          <wp:inline distT="0" distB="0" distL="0" distR="0" wp14:anchorId="191F7B82" wp14:editId="67D1F72D">
             <wp:extent cx="4754880" cy="3194685"/>
             <wp:effectExtent l="0" t="0" r="0" b="0"/>
             <wp:docPr id="14" name="Picture 14"/>
@@ -10482,7 +10816,7 @@
         <w:pStyle w:val="Heading1"/>
         <w:pageBreakBefore/>
       </w:pPr>
-      <w:bookmarkStart w:id="28" w:name="_Toc241784894"/>
+      <w:bookmarkStart w:id="28" w:name="_Toc241785372"/>
       <w:r>
         <w:lastRenderedPageBreak/>
         <w:t>The dashboard</w:t>
@@ -10546,7 +10880,7 @@
           <w:noProof/>
         </w:rPr>
         <w:drawing>
-          <wp:inline distT="0" distB="0" distL="0" distR="0" wp14:anchorId="603C5035" wp14:editId="04DDE237">
+          <wp:inline distT="0" distB="0" distL="0" distR="0" wp14:anchorId="7D046817" wp14:editId="2D1A2607">
             <wp:extent cx="4937760" cy="4305110"/>
             <wp:effectExtent l="0" t="0" r="0" b="0"/>
             <wp:docPr id="15" name="Picture 15"/>
@@ -11201,7 +11535,7 @@
         <w:pStyle w:val="Heading1"/>
         <w:pageBreakBefore/>
       </w:pPr>
-      <w:bookmarkStart w:id="29" w:name="_Toc241784895"/>
+      <w:bookmarkStart w:id="29" w:name="_Toc241785373"/>
       <w:r>
         <w:lastRenderedPageBreak/>
         <w:t>Keeping inventory</w:t>
@@ -11260,7 +11594,7 @@
           <w:noProof/>
         </w:rPr>
         <w:drawing>
-          <wp:inline distT="0" distB="0" distL="0" distR="0" wp14:anchorId="4F3C0D1B" wp14:editId="4DCF9654">
+          <wp:inline distT="0" distB="0" distL="0" distR="0" wp14:anchorId="5F31B521" wp14:editId="10FEA3FC">
             <wp:extent cx="5760720" cy="3870484"/>
             <wp:effectExtent l="0" t="0" r="0" b="0"/>
             <wp:docPr id="16" name="Picture 16"/>
@@ -11314,7 +11648,7 @@
       <w:pPr>
         <w:pStyle w:val="Heading2"/>
       </w:pPr>
-      <w:bookmarkStart w:id="30" w:name="_Toc241784896"/>
+      <w:bookmarkStart w:id="30" w:name="_Toc241785374"/>
       <w:r>
         <w:t>What's on the screen</w:t>
       </w:r>
@@ -11405,7 +11739,7 @@
       <w:pPr>
         <w:pStyle w:val="Heading2"/>
       </w:pPr>
-      <w:bookmarkStart w:id="31" w:name="_Toc241784897"/>
+      <w:bookmarkStart w:id="31" w:name="_Toc241785375"/>
       <w:r>
         <w:t>Updating a count</w:t>
       </w:r>
@@ -11482,7 +11816,7 @@
           <w:noProof/>
         </w:rPr>
         <w:drawing>
-          <wp:inline distT="0" distB="0" distL="0" distR="0" wp14:anchorId="2FC70655" wp14:editId="014AC15A">
+          <wp:inline distT="0" distB="0" distL="0" distR="0" wp14:anchorId="13E5AABB" wp14:editId="6CD3738A">
             <wp:extent cx="5120640" cy="3440430"/>
             <wp:effectExtent l="0" t="0" r="0" b="0"/>
             <wp:docPr id="17" name="Picture 17"/>
@@ -11536,7 +11870,7 @@
       <w:pPr>
         <w:pStyle w:val="Heading2"/>
       </w:pPr>
-      <w:bookmarkStart w:id="32" w:name="_Toc241784898"/>
+      <w:bookmarkStart w:id="32" w:name="_Toc241785376"/>
       <w:r>
         <w:t>What changes the count automatically</w:t>
       </w:r>
@@ -11940,7 +12274,7 @@
       <w:pPr>
         <w:pStyle w:val="Heading2"/>
       </w:pPr>
-      <w:bookmarkStart w:id="33" w:name="_Toc241784899"/>
+      <w:bookmarkStart w:id="33" w:name="_Toc241785377"/>
       <w:r>
         <w:lastRenderedPageBreak/>
         <w:t>Seeing the history</w:t>
@@ -11956,7 +12290,7 @@
       <w:pPr>
         <w:pStyle w:val="Heading2"/>
       </w:pPr>
-      <w:bookmarkStart w:id="34" w:name="_Toc241784900"/>
+      <w:bookmarkStart w:id="34" w:name="_Toc241785378"/>
       <w:r>
         <w:t>Notes for the inventory sheet</w:t>
       </w:r>
@@ -12005,7 +12339,7 @@
           <w:noProof/>
         </w:rPr>
         <w:drawing>
-          <wp:inline distT="0" distB="0" distL="0" distR="0" wp14:anchorId="2BE83E56" wp14:editId="07AC3C45">
+          <wp:inline distT="0" distB="0" distL="0" distR="0" wp14:anchorId="07046A66" wp14:editId="4F7288DF">
             <wp:extent cx="5120640" cy="3440430"/>
             <wp:effectExtent l="0" t="0" r="0" b="0"/>
             <wp:docPr id="18" name="Picture 18"/>
@@ -12059,7 +12393,7 @@
       <w:pPr>
         <w:pStyle w:val="Heading2"/>
       </w:pPr>
-      <w:bookmarkStart w:id="35" w:name="_Toc241784901"/>
+      <w:bookmarkStart w:id="35" w:name="_Toc241785379"/>
       <w:r>
         <w:t>Start and end counts</w:t>
       </w:r>
@@ -12582,7 +12916,7 @@
           <w:noProof/>
         </w:rPr>
         <w:drawing>
-          <wp:inline distT="0" distB="0" distL="0" distR="0" wp14:anchorId="7590C591" wp14:editId="4DF85176">
+          <wp:inline distT="0" distB="0" distL="0" distR="0" wp14:anchorId="77F9A73A" wp14:editId="3F916291">
             <wp:extent cx="5486400" cy="3686175"/>
             <wp:effectExtent l="0" t="0" r="0" b="0"/>
             <wp:docPr id="19" name="Picture 19"/>
@@ -12722,7 +13056,7 @@
         <w:pStyle w:val="Heading1"/>
         <w:pageBreakBefore/>
       </w:pPr>
-      <w:bookmarkStart w:id="36" w:name="_Toc241784902"/>
+      <w:bookmarkStart w:id="36" w:name="_Toc241785380"/>
       <w:r>
         <w:lastRenderedPageBreak/>
         <w:t>Admin: setting up an event</w:t>
@@ -12747,7 +13081,7 @@
       <w:pPr>
         <w:pStyle w:val="Heading2"/>
       </w:pPr>
-      <w:bookmarkStart w:id="37" w:name="_Toc241784903"/>
+      <w:bookmarkStart w:id="37" w:name="_Toc241785381"/>
       <w:r>
         <w:t>Creating or editing an event</w:t>
       </w:r>
@@ -12764,7 +13098,7 @@
           <w:noProof/>
         </w:rPr>
         <w:drawing>
-          <wp:inline distT="0" distB="0" distL="0" distR="0" wp14:anchorId="4A59EED0" wp14:editId="772B7E52">
+          <wp:inline distT="0" distB="0" distL="0" distR="0" wp14:anchorId="477F3050" wp14:editId="756D4C85">
             <wp:extent cx="5760720" cy="1134142"/>
             <wp:effectExtent l="0" t="0" r="0" b="0"/>
             <wp:docPr id="20" name="Picture 20"/>
@@ -13113,7 +13447,7 @@
           <w:noProof/>
         </w:rPr>
         <w:drawing>
-          <wp:inline distT="0" distB="0" distL="0" distR="0" wp14:anchorId="5A9A0B0B" wp14:editId="62A69D8E">
+          <wp:inline distT="0" distB="0" distL="0" distR="0" wp14:anchorId="7D1D73E3" wp14:editId="6DF3C91E">
             <wp:extent cx="3840480" cy="2580322"/>
             <wp:effectExtent l="0" t="0" r="0" b="0"/>
             <wp:docPr id="21" name="Picture 21"/>
@@ -13235,7 +13569,7 @@
       <w:pPr>
         <w:pStyle w:val="Heading2"/>
       </w:pPr>
-      <w:bookmarkStart w:id="38" w:name="_Toc241784904"/>
+      <w:bookmarkStart w:id="38" w:name="_Toc241785382"/>
       <w:r>
         <w:t>Closing out an event</w:t>
       </w:r>
@@ -13402,7 +13736,7 @@
       <w:pPr>
         <w:pStyle w:val="Heading2"/>
       </w:pPr>
-      <w:bookmarkStart w:id="39" w:name="_Toc241784905"/>
+      <w:bookmarkStart w:id="39" w:name="_Toc241785383"/>
       <w:r>
         <w:t>Event sales sheets</w:t>
       </w:r>
@@ -13460,7 +13794,7 @@
           <w:noProof/>
         </w:rPr>
         <w:drawing>
-          <wp:inline distT="0" distB="0" distL="0" distR="0" wp14:anchorId="2CF73464" wp14:editId="22A1B812">
+          <wp:inline distT="0" distB="0" distL="0" distR="0" wp14:anchorId="3C777544" wp14:editId="4DDA84CC">
             <wp:extent cx="4389120" cy="2948940"/>
             <wp:effectExtent l="0" t="0" r="0" b="0"/>
             <wp:docPr id="22" name="Picture 22"/>
@@ -13589,7 +13923,7 @@
           <w:noProof/>
         </w:rPr>
         <w:drawing>
-          <wp:inline distT="0" distB="0" distL="0" distR="0" wp14:anchorId="311F58EA" wp14:editId="1AA2E2B3">
+          <wp:inline distT="0" distB="0" distL="0" distR="0" wp14:anchorId="532570CE" wp14:editId="5E6581D9">
             <wp:extent cx="4206240" cy="5717858"/>
             <wp:effectExtent l="0" t="0" r="0" b="0"/>
             <wp:docPr id="23" name="Picture 23"/>
@@ -13727,7 +14061,7 @@
           <w:noProof/>
         </w:rPr>
         <w:drawing>
-          <wp:inline distT="0" distB="0" distL="0" distR="0" wp14:anchorId="75DFB0C2" wp14:editId="218D0A79">
+          <wp:inline distT="0" distB="0" distL="0" distR="0" wp14:anchorId="77335B10" wp14:editId="083970F9">
             <wp:extent cx="4389120" cy="2948940"/>
             <wp:effectExtent l="0" t="0" r="0" b="0"/>
             <wp:docPr id="24" name="Picture 24"/>
@@ -13840,7 +14174,7 @@
         <w:pStyle w:val="Heading1"/>
         <w:pageBreakBefore/>
       </w:pPr>
-      <w:bookmarkStart w:id="40" w:name="_Toc241784906"/>
+      <w:bookmarkStart w:id="40" w:name="_Toc241785384"/>
       <w:r>
         <w:lastRenderedPageBreak/>
         <w:t>Admin: managing the catalog</w:t>
@@ -13881,7 +14215,7 @@
           <w:noProof/>
         </w:rPr>
         <w:drawing>
-          <wp:inline distT="0" distB="0" distL="0" distR="0" wp14:anchorId="3AD79182" wp14:editId="7AF601FD">
+          <wp:inline distT="0" distB="0" distL="0" distR="0" wp14:anchorId="1EAFB330" wp14:editId="5579EACA">
             <wp:extent cx="5760720" cy="3870484"/>
             <wp:effectExtent l="0" t="0" r="0" b="0"/>
             <wp:docPr id="25" name="Picture 25"/>
@@ -13935,7 +14269,7 @@
       <w:pPr>
         <w:pStyle w:val="Heading2"/>
       </w:pPr>
-      <w:bookmarkStart w:id="41" w:name="_Toc241784907"/>
+      <w:bookmarkStart w:id="41" w:name="_Toc241785385"/>
       <w:r>
         <w:lastRenderedPageBreak/>
         <w:t>Adding or editing a product</w:t>
@@ -13953,7 +14287,7 @@
           <w:noProof/>
         </w:rPr>
         <w:drawing>
-          <wp:inline distT="0" distB="0" distL="0" distR="0" wp14:anchorId="4AB737FA" wp14:editId="71EB4F67">
+          <wp:inline distT="0" distB="0" distL="0" distR="0" wp14:anchorId="4131239F" wp14:editId="1530553E">
             <wp:extent cx="5486400" cy="3686175"/>
             <wp:effectExtent l="0" t="0" r="0" b="0"/>
             <wp:docPr id="26" name="Picture 26"/>
@@ -14376,7 +14710,7 @@
         </w:rPr>
         <w:lastRenderedPageBreak/>
         <w:drawing>
-          <wp:inline distT="0" distB="0" distL="0" distR="0" wp14:anchorId="6B521D99" wp14:editId="48466819">
+          <wp:inline distT="0" distB="0" distL="0" distR="0" wp14:anchorId="7A42F420" wp14:editId="759C7033">
             <wp:extent cx="5120640" cy="2130933"/>
             <wp:effectExtent l="0" t="0" r="0" b="0"/>
             <wp:docPr id="27" name="Picture 27"/>
@@ -14563,7 +14897,7 @@
       <w:pPr>
         <w:pStyle w:val="Heading2"/>
       </w:pPr>
-      <w:bookmarkStart w:id="42" w:name="_Toc241784908"/>
+      <w:bookmarkStart w:id="42" w:name="_Toc241785386"/>
       <w:r>
         <w:t>Delivery and services</w:t>
       </w:r>
@@ -14595,7 +14929,7 @@
         </w:rPr>
         <w:lastRenderedPageBreak/>
         <w:drawing>
-          <wp:inline distT="0" distB="0" distL="0" distR="0" wp14:anchorId="5014681D" wp14:editId="39EB02FE">
+          <wp:inline distT="0" distB="0" distL="0" distR="0" wp14:anchorId="0D89490B" wp14:editId="66C3EFDA">
             <wp:extent cx="5760720" cy="3870484"/>
             <wp:effectExtent l="0" t="0" r="0" b="0"/>
             <wp:docPr id="28" name="Picture 28"/>
@@ -15025,7 +15359,7 @@
         <w:pStyle w:val="Heading1"/>
         <w:pageBreakBefore/>
       </w:pPr>
-      <w:bookmarkStart w:id="43" w:name="_Toc241784909"/>
+      <w:bookmarkStart w:id="43" w:name="_Toc241785387"/>
       <w:r>
         <w:lastRenderedPageBreak/>
         <w:t>Admin: managing the crew</w:t>
@@ -15057,7 +15391,7 @@
           <w:noProof/>
         </w:rPr>
         <w:drawing>
-          <wp:inline distT="0" distB="0" distL="0" distR="0" wp14:anchorId="07DE97AE" wp14:editId="016D93AE">
+          <wp:inline distT="0" distB="0" distL="0" distR="0" wp14:anchorId="05D57BA1" wp14:editId="69F48582">
             <wp:extent cx="5760720" cy="1935242"/>
             <wp:effectExtent l="0" t="0" r="0" b="0"/>
             <wp:docPr id="29" name="Picture 29"/>
@@ -15329,7 +15663,7 @@
           <w:noProof/>
         </w:rPr>
         <w:drawing>
-          <wp:inline distT="0" distB="0" distL="0" distR="0" wp14:anchorId="63C726CB" wp14:editId="6A281682">
+          <wp:inline distT="0" distB="0" distL="0" distR="0" wp14:anchorId="64B2CB01" wp14:editId="3A22CC17">
             <wp:extent cx="4023360" cy="2703195"/>
             <wp:effectExtent l="0" t="0" r="0" b="0"/>
             <wp:docPr id="30" name="Picture 30"/>
@@ -15409,7 +15743,7 @@
         <w:pStyle w:val="Heading1"/>
         <w:pageBreakBefore/>
       </w:pPr>
-      <w:bookmarkStart w:id="44" w:name="_Toc241784910"/>
+      <w:bookmarkStart w:id="44" w:name="_Toc241785388"/>
       <w:r>
         <w:lastRenderedPageBreak/>
         <w:t>Admin: settings</w:t>
@@ -15479,7 +15813,7 @@
       <w:pPr>
         <w:pStyle w:val="Heading2"/>
       </w:pPr>
-      <w:bookmarkStart w:id="45" w:name="_Toc241784911"/>
+      <w:bookmarkStart w:id="45" w:name="_Toc241785389"/>
       <w:r>
         <w:t>Business details</w:t>
       </w:r>
@@ -15496,7 +15830,7 @@
           <w:noProof/>
         </w:rPr>
         <w:drawing>
-          <wp:inline distT="0" distB="0" distL="0" distR="0" wp14:anchorId="1EF45996" wp14:editId="1F1D9999">
+          <wp:inline distT="0" distB="0" distL="0" distR="0" wp14:anchorId="63FC6951" wp14:editId="656135E5">
             <wp:extent cx="5760720" cy="1429893"/>
             <wp:effectExtent l="0" t="0" r="0" b="0"/>
             <wp:docPr id="31" name="Picture 31"/>
@@ -15860,7 +16194,7 @@
       <w:pPr>
         <w:pStyle w:val="Heading2"/>
       </w:pPr>
-      <w:bookmarkStart w:id="46" w:name="_Toc241784912"/>
+      <w:bookmarkStart w:id="46" w:name="_Toc241785390"/>
       <w:r>
         <w:t>Sales sheet terms</w:t>
       </w:r>
@@ -15883,7 +16217,7 @@
         </w:rPr>
         <w:lastRenderedPageBreak/>
         <w:drawing>
-          <wp:inline distT="0" distB="0" distL="0" distR="0" wp14:anchorId="4D9A4EB5" wp14:editId="33CA6493">
+          <wp:inline distT="0" distB="0" distL="0" distR="0" wp14:anchorId="5D5D7A7D" wp14:editId="6631079E">
             <wp:extent cx="5760720" cy="4937760"/>
             <wp:effectExtent l="0" t="0" r="0" b="0"/>
             <wp:docPr id="32" name="Picture 32"/>
@@ -16256,7 +16590,7 @@
       <w:pPr>
         <w:pStyle w:val="Heading2"/>
       </w:pPr>
-      <w:bookmarkStart w:id="47" w:name="_Toc241784913"/>
+      <w:bookmarkStart w:id="47" w:name="_Toc241785391"/>
       <w:r>
         <w:t>Receipt email</w:t>
       </w:r>
@@ -16278,7 +16612,7 @@
           <w:noProof/>
         </w:rPr>
         <w:drawing>
-          <wp:inline distT="0" distB="0" distL="0" distR="0" wp14:anchorId="768127AD" wp14:editId="53DC149A">
+          <wp:inline distT="0" distB="0" distL="0" distR="0" wp14:anchorId="01FE1C0F" wp14:editId="0C870EE5">
             <wp:extent cx="5760720" cy="4454271"/>
             <wp:effectExtent l="0" t="0" r="0" b="0"/>
             <wp:docPr id="33" name="Picture 33"/>
@@ -17187,7 +17521,7 @@
               <w:spacing w:after="0"/>
             </w:pPr>
             <w:r>
-              <w:t>A "What happens next" list written for that order: what went home today, what's being shipped and where, the boxed mattress, keeping a protector on, and any balance owed. Put it on a line of its own; it disappears when none of it applies.</w:t>
+              <w:t>A "What happens next" list written for that order: what went home today, drop-ship items (with the tracking email), white glove items (scheduled once they reach Cleveland), the boxed mattress, keeping a protector on, and any balance owed - see *Emailing a receipt*. Put it on a line of its own; it disappears when none of it applies.</w:t>
             </w:r>
           </w:p>
         </w:tc>
@@ -17255,7 +17589,7 @@
       <w:pPr>
         <w:pStyle w:val="Heading2"/>
       </w:pPr>
-      <w:bookmarkStart w:id="48" w:name="_Toc241784914"/>
+      <w:bookmarkStart w:id="48" w:name="_Toc241785392"/>
       <w:r>
         <w:t>New events</w:t>
       </w:r>
@@ -17272,7 +17606,7 @@
           <w:noProof/>
         </w:rPr>
         <w:drawing>
-          <wp:inline distT="0" distB="0" distL="0" distR="0" wp14:anchorId="3D0F426B" wp14:editId="0D73E0FC">
+          <wp:inline distT="0" distB="0" distL="0" distR="0" wp14:anchorId="34531773" wp14:editId="72B76058">
             <wp:extent cx="5760720" cy="1512189"/>
             <wp:effectExtent l="0" t="0" r="0" b="0"/>
             <wp:docPr id="34" name="Picture 34"/>
@@ -17350,7 +17684,7 @@
       <w:pPr>
         <w:pStyle w:val="Heading2"/>
       </w:pPr>
-      <w:bookmarkStart w:id="49" w:name="_Toc241784915"/>
+      <w:bookmarkStart w:id="49" w:name="_Toc241785393"/>
       <w:r>
         <w:t>Dashboard</w:t>
       </w:r>
@@ -17367,7 +17701,7 @@
           <w:noProof/>
         </w:rPr>
         <w:drawing>
-          <wp:inline distT="0" distB="0" distL="0" distR="0" wp14:anchorId="318ADC6B" wp14:editId="3736C98A">
+          <wp:inline distT="0" distB="0" distL="0" distR="0" wp14:anchorId="7FF80F28" wp14:editId="6A6A6B70">
             <wp:extent cx="5760720" cy="1594485"/>
             <wp:effectExtent l="0" t="0" r="0" b="0"/>
             <wp:docPr id="35" name="Picture 35"/>
@@ -17697,7 +18031,7 @@
         <w:pStyle w:val="Heading1"/>
         <w:pageBreakBefore/>
       </w:pPr>
-      <w:bookmarkStart w:id="50" w:name="_Toc241784916"/>
+      <w:bookmarkStart w:id="50" w:name="_Toc241785394"/>
       <w:r>
         <w:lastRenderedPageBreak/>
         <w:t>Owner: permanent deletes</w:t>
@@ -17738,7 +18072,7 @@
           <w:noProof/>
         </w:rPr>
         <w:drawing>
-          <wp:inline distT="0" distB="0" distL="0" distR="0" wp14:anchorId="4BDE96B6" wp14:editId="3548AD51">
+          <wp:inline distT="0" distB="0" distL="0" distR="0" wp14:anchorId="0FA895E9" wp14:editId="518BC68A">
             <wp:extent cx="4754880" cy="3312709"/>
             <wp:effectExtent l="0" t="0" r="0" b="0"/>
             <wp:docPr id="36" name="Picture 36"/>
@@ -18402,7 +18736,7 @@
         <w:pStyle w:val="Heading1"/>
         <w:pageBreakBefore/>
       </w:pPr>
-      <w:bookmarkStart w:id="51" w:name="_Toc241784917"/>
+      <w:bookmarkStart w:id="51" w:name="_Toc241785395"/>
       <w:r>
         <w:lastRenderedPageBreak/>
         <w:t>Tips and troubleshooting</w:t>
@@ -18789,7 +19123,7 @@
         <w:pStyle w:val="Heading1"/>
         <w:pageBreakBefore/>
       </w:pPr>
-      <w:bookmarkStart w:id="52" w:name="_Toc241784918"/>
+      <w:bookmarkStart w:id="52" w:name="_Toc241785396"/>
       <w:r>
         <w:lastRenderedPageBreak/>
         <w:t>Quick reference</w:t>
@@ -18800,7 +19134,7 @@
       <w:pPr>
         <w:pStyle w:val="Heading2"/>
       </w:pPr>
-      <w:bookmarkStart w:id="53" w:name="_Toc241784919"/>
+      <w:bookmarkStart w:id="53" w:name="_Toc241785397"/>
       <w:r>
         <w:t>Sales rep checklist</w:t>
       </w:r>
@@ -18944,7 +19278,7 @@
       <w:pPr>
         <w:pStyle w:val="Heading2"/>
       </w:pPr>
-      <w:bookmarkStart w:id="54" w:name="_Toc241784920"/>
+      <w:bookmarkStart w:id="54" w:name="_Toc241785398"/>
       <w:r>
         <w:t>Checkout checklist</w:t>
       </w:r>
@@ -19132,7 +19466,7 @@
       <w:pPr>
         <w:pStyle w:val="Heading2"/>
       </w:pPr>
-      <w:bookmarkStart w:id="55" w:name="_Toc241784921"/>
+      <w:bookmarkStart w:id="55" w:name="_Toc241785399"/>
       <w:r>
         <w:t>Inventory counts</w:t>
       </w:r>
@@ -19336,7 +19670,7 @@
       <w:pPr>
         <w:pStyle w:val="Heading2"/>
       </w:pPr>
-      <w:bookmarkStart w:id="56" w:name="_Toc241784922"/>
+      <w:bookmarkStart w:id="56" w:name="_Toc241785400"/>
       <w:r>
         <w:t>Order status at a glance</w:t>
       </w:r>
@@ -19956,31 +20290,31 @@
       </w:rPr>
     </w:lvl>
   </w:abstractNum>
-  <w:num w:numId="1" w16cid:durableId="1666006693">
+  <w:num w:numId="1" w16cid:durableId="23528546">
     <w:abstractNumId w:val="8"/>
   </w:num>
-  <w:num w:numId="2" w16cid:durableId="1228145663">
+  <w:num w:numId="2" w16cid:durableId="718892888">
     <w:abstractNumId w:val="6"/>
   </w:num>
-  <w:num w:numId="3" w16cid:durableId="134957342">
+  <w:num w:numId="3" w16cid:durableId="322779423">
     <w:abstractNumId w:val="5"/>
   </w:num>
-  <w:num w:numId="4" w16cid:durableId="852260381">
+  <w:num w:numId="4" w16cid:durableId="162401927">
     <w:abstractNumId w:val="4"/>
   </w:num>
-  <w:num w:numId="5" w16cid:durableId="1179346413">
+  <w:num w:numId="5" w16cid:durableId="180248234">
     <w:abstractNumId w:val="7"/>
   </w:num>
-  <w:num w:numId="6" w16cid:durableId="356809605">
+  <w:num w:numId="6" w16cid:durableId="1450465973">
     <w:abstractNumId w:val="3"/>
   </w:num>
-  <w:num w:numId="7" w16cid:durableId="1271670159">
+  <w:num w:numId="7" w16cid:durableId="1186408699">
     <w:abstractNumId w:val="2"/>
   </w:num>
-  <w:num w:numId="8" w16cid:durableId="1369451013">
+  <w:num w:numId="8" w16cid:durableId="1316571860">
     <w:abstractNumId w:val="1"/>
   </w:num>
-  <w:num w:numId="9" w16cid:durableId="1864662054">
+  <w:num w:numId="9" w16cid:durableId="2146700023">
     <w:abstractNumId w:val="0"/>
   </w:num>
 </w:numbering>
@@ -31372,7 +31706,7 @@
     <w:autoRedefine/>
     <w:uiPriority w:val="39"/>
     <w:unhideWhenUsed/>
-    <w:rsid w:val="00143C49"/>
+    <w:rsid w:val="00815895"/>
     <w:pPr>
       <w:spacing w:after="100"/>
     </w:pPr>
@@ -31384,7 +31718,7 @@
     <w:autoRedefine/>
     <w:uiPriority w:val="39"/>
     <w:unhideWhenUsed/>
-    <w:rsid w:val="00143C49"/>
+    <w:rsid w:val="00815895"/>
     <w:pPr>
       <w:spacing w:after="100"/>
       <w:ind w:left="220"/>
@@ -31395,7 +31729,7 @@
     <w:basedOn w:val="DefaultParagraphFont"/>
     <w:uiPriority w:val="99"/>
     <w:unhideWhenUsed/>
-    <w:rsid w:val="00143C49"/>
+    <w:rsid w:val="00815895"/>
     <w:rPr>
       <w:color w:val="0000FF" w:themeColor="hyperlink"/>
       <w:u w:val="single"/>

--- a/Documents/CFS Sales App User Guide.docx
+++ b/Documents/CFS Sales App User Guide.docx
@@ -345,7 +345,7 @@
       <w:r>
         <w:fldChar w:fldCharType="separate"/>
       </w:r>
-      <w:hyperlink w:anchor="_Toc241785344" w:history="1">
+      <w:hyperlink w:anchor="_Toc242011239" w:history="1">
         <w:r>
           <w:rPr>
             <w:rStyle w:val="Hyperlink"/>
@@ -372,7 +372,7 @@
             <w:noProof/>
             <w:webHidden/>
           </w:rPr>
-          <w:instrText xml:space="preserve"> PAGEREF _Toc241785344 \h </w:instrText>
+          <w:instrText xml:space="preserve"> PAGEREF _Toc242011239 \h </w:instrText>
         </w:r>
         <w:r>
           <w:rPr>
@@ -413,7 +413,7 @@
           <w:noProof/>
         </w:rPr>
       </w:pPr>
-      <w:hyperlink w:anchor="_Toc241785345" w:history="1">
+      <w:hyperlink w:anchor="_Toc242011240" w:history="1">
         <w:r>
           <w:rPr>
             <w:rStyle w:val="Hyperlink"/>
@@ -440,7 +440,7 @@
             <w:noProof/>
             <w:webHidden/>
           </w:rPr>
-          <w:instrText xml:space="preserve"> PAGEREF _Toc241785345 \h </w:instrText>
+          <w:instrText xml:space="preserve"> PAGEREF _Toc242011240 \h </w:instrText>
         </w:r>
         <w:r>
           <w:rPr>
@@ -481,7 +481,7 @@
           <w:noProof/>
         </w:rPr>
       </w:pPr>
-      <w:hyperlink w:anchor="_Toc241785346" w:history="1">
+      <w:hyperlink w:anchor="_Toc242011241" w:history="1">
         <w:r>
           <w:rPr>
             <w:rStyle w:val="Hyperlink"/>
@@ -508,7 +508,7 @@
             <w:noProof/>
             <w:webHidden/>
           </w:rPr>
-          <w:instrText xml:space="preserve"> PAGEREF _Toc241785346 \h </w:instrText>
+          <w:instrText xml:space="preserve"> PAGEREF _Toc242011241 \h </w:instrText>
         </w:r>
         <w:r>
           <w:rPr>
@@ -549,7 +549,7 @@
           <w:noProof/>
         </w:rPr>
       </w:pPr>
-      <w:hyperlink w:anchor="_Toc241785347" w:history="1">
+      <w:hyperlink w:anchor="_Toc242011242" w:history="1">
         <w:r>
           <w:rPr>
             <w:rStyle w:val="Hyperlink"/>
@@ -576,7 +576,7 @@
             <w:noProof/>
             <w:webHidden/>
           </w:rPr>
-          <w:instrText xml:space="preserve"> PAGEREF _Toc241785347 \h </w:instrText>
+          <w:instrText xml:space="preserve"> PAGEREF _Toc242011242 \h </w:instrText>
         </w:r>
         <w:r>
           <w:rPr>
@@ -617,7 +617,7 @@
           <w:noProof/>
         </w:rPr>
       </w:pPr>
-      <w:hyperlink w:anchor="_Toc241785348" w:history="1">
+      <w:hyperlink w:anchor="_Toc242011243" w:history="1">
         <w:r>
           <w:rPr>
             <w:rStyle w:val="Hyperlink"/>
@@ -644,7 +644,7 @@
             <w:noProof/>
             <w:webHidden/>
           </w:rPr>
-          <w:instrText xml:space="preserve"> PAGEREF _Toc241785348 \h </w:instrText>
+          <w:instrText xml:space="preserve"> PAGEREF _Toc242011243 \h </w:instrText>
         </w:r>
         <w:r>
           <w:rPr>
@@ -685,7 +685,7 @@
           <w:noProof/>
         </w:rPr>
       </w:pPr>
-      <w:hyperlink w:anchor="_Toc241785349" w:history="1">
+      <w:hyperlink w:anchor="_Toc242011244" w:history="1">
         <w:r>
           <w:rPr>
             <w:rStyle w:val="Hyperlink"/>
@@ -712,7 +712,7 @@
             <w:noProof/>
             <w:webHidden/>
           </w:rPr>
-          <w:instrText xml:space="preserve"> PAGEREF _Toc241785349 \h </w:instrText>
+          <w:instrText xml:space="preserve"> PAGEREF _Toc242011244 \h </w:instrText>
         </w:r>
         <w:r>
           <w:rPr>
@@ -753,7 +753,7 @@
           <w:noProof/>
         </w:rPr>
       </w:pPr>
-      <w:hyperlink w:anchor="_Toc241785350" w:history="1">
+      <w:hyperlink w:anchor="_Toc242011245" w:history="1">
         <w:r>
           <w:rPr>
             <w:rStyle w:val="Hyperlink"/>
@@ -780,7 +780,7 @@
             <w:noProof/>
             <w:webHidden/>
           </w:rPr>
-          <w:instrText xml:space="preserve"> PAGEREF _Toc241785350 \h </w:instrText>
+          <w:instrText xml:space="preserve"> PAGEREF _Toc242011245 \h </w:instrText>
         </w:r>
         <w:r>
           <w:rPr>
@@ -821,7 +821,7 @@
           <w:noProof/>
         </w:rPr>
       </w:pPr>
-      <w:hyperlink w:anchor="_Toc241785351" w:history="1">
+      <w:hyperlink w:anchor="_Toc242011246" w:history="1">
         <w:r>
           <w:rPr>
             <w:rStyle w:val="Hyperlink"/>
@@ -848,7 +848,7 @@
             <w:noProof/>
             <w:webHidden/>
           </w:rPr>
-          <w:instrText xml:space="preserve"> PAGEREF _Toc241785351 \h </w:instrText>
+          <w:instrText xml:space="preserve"> PAGEREF _Toc242011246 \h </w:instrText>
         </w:r>
         <w:r>
           <w:rPr>
@@ -889,7 +889,7 @@
           <w:noProof/>
         </w:rPr>
       </w:pPr>
-      <w:hyperlink w:anchor="_Toc241785352" w:history="1">
+      <w:hyperlink w:anchor="_Toc242011247" w:history="1">
         <w:r>
           <w:rPr>
             <w:rStyle w:val="Hyperlink"/>
@@ -916,7 +916,7 @@
             <w:noProof/>
             <w:webHidden/>
           </w:rPr>
-          <w:instrText xml:space="preserve"> PAGEREF _Toc241785352 \h </w:instrText>
+          <w:instrText xml:space="preserve"> PAGEREF _Toc242011247 \h </w:instrText>
         </w:r>
         <w:r>
           <w:rPr>
@@ -957,7 +957,7 @@
           <w:noProof/>
         </w:rPr>
       </w:pPr>
-      <w:hyperlink w:anchor="_Toc241785353" w:history="1">
+      <w:hyperlink w:anchor="_Toc242011248" w:history="1">
         <w:r>
           <w:rPr>
             <w:rStyle w:val="Hyperlink"/>
@@ -984,7 +984,7 @@
             <w:noProof/>
             <w:webHidden/>
           </w:rPr>
-          <w:instrText xml:space="preserve"> PAGEREF _Toc241785353 \h </w:instrText>
+          <w:instrText xml:space="preserve"> PAGEREF _Toc242011248 \h </w:instrText>
         </w:r>
         <w:r>
           <w:rPr>
@@ -1025,7 +1025,7 @@
           <w:noProof/>
         </w:rPr>
       </w:pPr>
-      <w:hyperlink w:anchor="_Toc241785354" w:history="1">
+      <w:hyperlink w:anchor="_Toc242011249" w:history="1">
         <w:r>
           <w:rPr>
             <w:rStyle w:val="Hyperlink"/>
@@ -1052,7 +1052,7 @@
             <w:noProof/>
             <w:webHidden/>
           </w:rPr>
-          <w:instrText xml:space="preserve"> PAGEREF _Toc241785354 \h </w:instrText>
+          <w:instrText xml:space="preserve"> PAGEREF _Toc242011249 \h </w:instrText>
         </w:r>
         <w:r>
           <w:rPr>
@@ -1093,7 +1093,7 @@
           <w:noProof/>
         </w:rPr>
       </w:pPr>
-      <w:hyperlink w:anchor="_Toc241785355" w:history="1">
+      <w:hyperlink w:anchor="_Toc242011250" w:history="1">
         <w:r>
           <w:rPr>
             <w:rStyle w:val="Hyperlink"/>
@@ -1120,7 +1120,7 @@
             <w:noProof/>
             <w:webHidden/>
           </w:rPr>
-          <w:instrText xml:space="preserve"> PAGEREF _Toc241785355 \h </w:instrText>
+          <w:instrText xml:space="preserve"> PAGEREF _Toc242011250 \h </w:instrText>
         </w:r>
         <w:r>
           <w:rPr>
@@ -1161,7 +1161,7 @@
           <w:noProof/>
         </w:rPr>
       </w:pPr>
-      <w:hyperlink w:anchor="_Toc241785356" w:history="1">
+      <w:hyperlink w:anchor="_Toc242011251" w:history="1">
         <w:r>
           <w:rPr>
             <w:rStyle w:val="Hyperlink"/>
@@ -1188,7 +1188,7 @@
             <w:noProof/>
             <w:webHidden/>
           </w:rPr>
-          <w:instrText xml:space="preserve"> PAGEREF _Toc241785356 \h </w:instrText>
+          <w:instrText xml:space="preserve"> PAGEREF _Toc242011251 \h </w:instrText>
         </w:r>
         <w:r>
           <w:rPr>
@@ -1229,7 +1229,7 @@
           <w:noProof/>
         </w:rPr>
       </w:pPr>
-      <w:hyperlink w:anchor="_Toc241785357" w:history="1">
+      <w:hyperlink w:anchor="_Toc242011252" w:history="1">
         <w:r>
           <w:rPr>
             <w:rStyle w:val="Hyperlink"/>
@@ -1256,7 +1256,7 @@
             <w:noProof/>
             <w:webHidden/>
           </w:rPr>
-          <w:instrText xml:space="preserve"> PAGEREF _Toc241785357 \h </w:instrText>
+          <w:instrText xml:space="preserve"> PAGEREF _Toc242011252 \h </w:instrText>
         </w:r>
         <w:r>
           <w:rPr>
@@ -1276,7 +1276,7 @@
             <w:noProof/>
             <w:webHidden/>
           </w:rPr>
-          <w:t>11</w:t>
+          <w:t>12</w:t>
         </w:r>
         <w:r>
           <w:rPr>
@@ -1297,7 +1297,7 @@
           <w:noProof/>
         </w:rPr>
       </w:pPr>
-      <w:hyperlink w:anchor="_Toc241785358" w:history="1">
+      <w:hyperlink w:anchor="_Toc242011253" w:history="1">
         <w:r>
           <w:rPr>
             <w:rStyle w:val="Hyperlink"/>
@@ -1324,7 +1324,7 @@
             <w:noProof/>
             <w:webHidden/>
           </w:rPr>
-          <w:instrText xml:space="preserve"> PAGEREF _Toc241785358 \h </w:instrText>
+          <w:instrText xml:space="preserve"> PAGEREF _Toc242011253 \h </w:instrText>
         </w:r>
         <w:r>
           <w:rPr>
@@ -1344,7 +1344,7 @@
             <w:noProof/>
             <w:webHidden/>
           </w:rPr>
-          <w:t>12</w:t>
+          <w:t>13</w:t>
         </w:r>
         <w:r>
           <w:rPr>
@@ -1365,7 +1365,7 @@
           <w:noProof/>
         </w:rPr>
       </w:pPr>
-      <w:hyperlink w:anchor="_Toc241785359" w:history="1">
+      <w:hyperlink w:anchor="_Toc242011254" w:history="1">
         <w:r>
           <w:rPr>
             <w:rStyle w:val="Hyperlink"/>
@@ -1392,7 +1392,7 @@
             <w:noProof/>
             <w:webHidden/>
           </w:rPr>
-          <w:instrText xml:space="preserve"> PAGEREF _Toc241785359 \h </w:instrText>
+          <w:instrText xml:space="preserve"> PAGEREF _Toc242011254 \h </w:instrText>
         </w:r>
         <w:r>
           <w:rPr>
@@ -1412,7 +1412,7 @@
             <w:noProof/>
             <w:webHidden/>
           </w:rPr>
-          <w:t>12</w:t>
+          <w:t>13</w:t>
         </w:r>
         <w:r>
           <w:rPr>
@@ -1433,7 +1433,7 @@
           <w:noProof/>
         </w:rPr>
       </w:pPr>
-      <w:hyperlink w:anchor="_Toc241785360" w:history="1">
+      <w:hyperlink w:anchor="_Toc242011255" w:history="1">
         <w:r>
           <w:rPr>
             <w:rStyle w:val="Hyperlink"/>
@@ -1460,7 +1460,7 @@
             <w:noProof/>
             <w:webHidden/>
           </w:rPr>
-          <w:instrText xml:space="preserve"> PAGEREF _Toc241785360 \h </w:instrText>
+          <w:instrText xml:space="preserve"> PAGEREF _Toc242011255 \h </w:instrText>
         </w:r>
         <w:r>
           <w:rPr>
@@ -1480,7 +1480,7 @@
             <w:noProof/>
             <w:webHidden/>
           </w:rPr>
-          <w:t>13</w:t>
+          <w:t>14</w:t>
         </w:r>
         <w:r>
           <w:rPr>
@@ -1501,7 +1501,7 @@
           <w:noProof/>
         </w:rPr>
       </w:pPr>
-      <w:hyperlink w:anchor="_Toc241785361" w:history="1">
+      <w:hyperlink w:anchor="_Toc242011256" w:history="1">
         <w:r>
           <w:rPr>
             <w:rStyle w:val="Hyperlink"/>
@@ -1528,7 +1528,7 @@
             <w:noProof/>
             <w:webHidden/>
           </w:rPr>
-          <w:instrText xml:space="preserve"> PAGEREF _Toc241785361 \h </w:instrText>
+          <w:instrText xml:space="preserve"> PAGEREF _Toc242011256 \h </w:instrText>
         </w:r>
         <w:r>
           <w:rPr>
@@ -1548,7 +1548,7 @@
             <w:noProof/>
             <w:webHidden/>
           </w:rPr>
-          <w:t>14</w:t>
+          <w:t>15</w:t>
         </w:r>
         <w:r>
           <w:rPr>
@@ -1569,7 +1569,7 @@
           <w:noProof/>
         </w:rPr>
       </w:pPr>
-      <w:hyperlink w:anchor="_Toc241785362" w:history="1">
+      <w:hyperlink w:anchor="_Toc242011257" w:history="1">
         <w:r>
           <w:rPr>
             <w:rStyle w:val="Hyperlink"/>
@@ -1596,7 +1596,7 @@
             <w:noProof/>
             <w:webHidden/>
           </w:rPr>
-          <w:instrText xml:space="preserve"> PAGEREF _Toc241785362 \h </w:instrText>
+          <w:instrText xml:space="preserve"> PAGEREF _Toc242011257 \h </w:instrText>
         </w:r>
         <w:r>
           <w:rPr>
@@ -1616,7 +1616,7 @@
             <w:noProof/>
             <w:webHidden/>
           </w:rPr>
-          <w:t>15</w:t>
+          <w:t>16</w:t>
         </w:r>
         <w:r>
           <w:rPr>
@@ -1637,7 +1637,7 @@
           <w:noProof/>
         </w:rPr>
       </w:pPr>
-      <w:hyperlink w:anchor="_Toc241785363" w:history="1">
+      <w:hyperlink w:anchor="_Toc242011258" w:history="1">
         <w:r>
           <w:rPr>
             <w:rStyle w:val="Hyperlink"/>
@@ -1664,7 +1664,7 @@
             <w:noProof/>
             <w:webHidden/>
           </w:rPr>
-          <w:instrText xml:space="preserve"> PAGEREF _Toc241785363 \h </w:instrText>
+          <w:instrText xml:space="preserve"> PAGEREF _Toc242011258 \h </w:instrText>
         </w:r>
         <w:r>
           <w:rPr>
@@ -1684,7 +1684,7 @@
             <w:noProof/>
             <w:webHidden/>
           </w:rPr>
-          <w:t>15</w:t>
+          <w:t>16</w:t>
         </w:r>
         <w:r>
           <w:rPr>
@@ -1705,7 +1705,7 @@
           <w:noProof/>
         </w:rPr>
       </w:pPr>
-      <w:hyperlink w:anchor="_Toc241785364" w:history="1">
+      <w:hyperlink w:anchor="_Toc242011259" w:history="1">
         <w:r>
           <w:rPr>
             <w:rStyle w:val="Hyperlink"/>
@@ -1732,7 +1732,7 @@
             <w:noProof/>
             <w:webHidden/>
           </w:rPr>
-          <w:instrText xml:space="preserve"> PAGEREF _Toc241785364 \h </w:instrText>
+          <w:instrText xml:space="preserve"> PAGEREF _Toc242011259 \h </w:instrText>
         </w:r>
         <w:r>
           <w:rPr>
@@ -1752,7 +1752,7 @@
             <w:noProof/>
             <w:webHidden/>
           </w:rPr>
-          <w:t>15</w:t>
+          <w:t>16</w:t>
         </w:r>
         <w:r>
           <w:rPr>
@@ -1773,7 +1773,7 @@
           <w:noProof/>
         </w:rPr>
       </w:pPr>
-      <w:hyperlink w:anchor="_Toc241785365" w:history="1">
+      <w:hyperlink w:anchor="_Toc242011260" w:history="1">
         <w:r>
           <w:rPr>
             <w:rStyle w:val="Hyperlink"/>
@@ -1800,7 +1800,7 @@
             <w:noProof/>
             <w:webHidden/>
           </w:rPr>
-          <w:instrText xml:space="preserve"> PAGEREF _Toc241785365 \h </w:instrText>
+          <w:instrText xml:space="preserve"> PAGEREF _Toc242011260 \h </w:instrText>
         </w:r>
         <w:r>
           <w:rPr>
@@ -1820,7 +1820,7 @@
             <w:noProof/>
             <w:webHidden/>
           </w:rPr>
-          <w:t>16</w:t>
+          <w:t>17</w:t>
         </w:r>
         <w:r>
           <w:rPr>
@@ -1841,7 +1841,7 @@
           <w:noProof/>
         </w:rPr>
       </w:pPr>
-      <w:hyperlink w:anchor="_Toc241785366" w:history="1">
+      <w:hyperlink w:anchor="_Toc242011261" w:history="1">
         <w:r>
           <w:rPr>
             <w:rStyle w:val="Hyperlink"/>
@@ -1868,7 +1868,7 @@
             <w:noProof/>
             <w:webHidden/>
           </w:rPr>
-          <w:instrText xml:space="preserve"> PAGEREF _Toc241785366 \h </w:instrText>
+          <w:instrText xml:space="preserve"> PAGEREF _Toc242011261 \h </w:instrText>
         </w:r>
         <w:r>
           <w:rPr>
@@ -1888,7 +1888,7 @@
             <w:noProof/>
             <w:webHidden/>
           </w:rPr>
-          <w:t>17</w:t>
+          <w:t>18</w:t>
         </w:r>
         <w:r>
           <w:rPr>
@@ -1909,7 +1909,7 @@
           <w:noProof/>
         </w:rPr>
       </w:pPr>
-      <w:hyperlink w:anchor="_Toc241785367" w:history="1">
+      <w:hyperlink w:anchor="_Toc242011262" w:history="1">
         <w:r>
           <w:rPr>
             <w:rStyle w:val="Hyperlink"/>
@@ -1936,7 +1936,7 @@
             <w:noProof/>
             <w:webHidden/>
           </w:rPr>
-          <w:instrText xml:space="preserve"> PAGEREF _Toc241785367 \h </w:instrText>
+          <w:instrText xml:space="preserve"> PAGEREF _Toc242011262 \h </w:instrText>
         </w:r>
         <w:r>
           <w:rPr>
@@ -1956,7 +1956,7 @@
             <w:noProof/>
             <w:webHidden/>
           </w:rPr>
-          <w:t>18</w:t>
+          <w:t>19</w:t>
         </w:r>
         <w:r>
           <w:rPr>
@@ -1977,7 +1977,7 @@
           <w:noProof/>
         </w:rPr>
       </w:pPr>
-      <w:hyperlink w:anchor="_Toc241785368" w:history="1">
+      <w:hyperlink w:anchor="_Toc242011263" w:history="1">
         <w:r>
           <w:rPr>
             <w:rStyle w:val="Hyperlink"/>
@@ -2004,7 +2004,7 @@
             <w:noProof/>
             <w:webHidden/>
           </w:rPr>
-          <w:instrText xml:space="preserve"> PAGEREF _Toc241785368 \h </w:instrText>
+          <w:instrText xml:space="preserve"> PAGEREF _Toc242011263 \h </w:instrText>
         </w:r>
         <w:r>
           <w:rPr>
@@ -2024,7 +2024,7 @@
             <w:noProof/>
             <w:webHidden/>
           </w:rPr>
-          <w:t>19</w:t>
+          <w:t>20</w:t>
         </w:r>
         <w:r>
           <w:rPr>
@@ -2045,7 +2045,7 @@
           <w:noProof/>
         </w:rPr>
       </w:pPr>
-      <w:hyperlink w:anchor="_Toc241785369" w:history="1">
+      <w:hyperlink w:anchor="_Toc242011264" w:history="1">
         <w:r>
           <w:rPr>
             <w:rStyle w:val="Hyperlink"/>
@@ -2072,7 +2072,7 @@
             <w:noProof/>
             <w:webHidden/>
           </w:rPr>
-          <w:instrText xml:space="preserve"> PAGEREF _Toc241785369 \h </w:instrText>
+          <w:instrText xml:space="preserve"> PAGEREF _Toc242011264 \h </w:instrText>
         </w:r>
         <w:r>
           <w:rPr>
@@ -2092,7 +2092,7 @@
             <w:noProof/>
             <w:webHidden/>
           </w:rPr>
-          <w:t>19</w:t>
+          <w:t>20</w:t>
         </w:r>
         <w:r>
           <w:rPr>
@@ -2113,7 +2113,7 @@
           <w:noProof/>
         </w:rPr>
       </w:pPr>
-      <w:hyperlink w:anchor="_Toc241785370" w:history="1">
+      <w:hyperlink w:anchor="_Toc242011265" w:history="1">
         <w:r>
           <w:rPr>
             <w:rStyle w:val="Hyperlink"/>
@@ -2140,7 +2140,7 @@
             <w:noProof/>
             <w:webHidden/>
           </w:rPr>
-          <w:instrText xml:space="preserve"> PAGEREF _Toc241785370 \h </w:instrText>
+          <w:instrText xml:space="preserve"> PAGEREF _Toc242011265 \h </w:instrText>
         </w:r>
         <w:r>
           <w:rPr>
@@ -2160,7 +2160,7 @@
             <w:noProof/>
             <w:webHidden/>
           </w:rPr>
-          <w:t>22</w:t>
+          <w:t>23</w:t>
         </w:r>
         <w:r>
           <w:rPr>
@@ -2181,7 +2181,7 @@
           <w:noProof/>
         </w:rPr>
       </w:pPr>
-      <w:hyperlink w:anchor="_Toc241785371" w:history="1">
+      <w:hyperlink w:anchor="_Toc242011266" w:history="1">
         <w:r>
           <w:rPr>
             <w:rStyle w:val="Hyperlink"/>
@@ -2208,7 +2208,7 @@
             <w:noProof/>
             <w:webHidden/>
           </w:rPr>
-          <w:instrText xml:space="preserve"> PAGEREF _Toc241785371 \h </w:instrText>
+          <w:instrText xml:space="preserve"> PAGEREF _Toc242011266 \h </w:instrText>
         </w:r>
         <w:r>
           <w:rPr>
@@ -2228,7 +2228,7 @@
             <w:noProof/>
             <w:webHidden/>
           </w:rPr>
-          <w:t>22</w:t>
+          <w:t>23</w:t>
         </w:r>
         <w:r>
           <w:rPr>
@@ -2249,7 +2249,7 @@
           <w:noProof/>
         </w:rPr>
       </w:pPr>
-      <w:hyperlink w:anchor="_Toc241785372" w:history="1">
+      <w:hyperlink w:anchor="_Toc242011267" w:history="1">
         <w:r>
           <w:rPr>
             <w:rStyle w:val="Hyperlink"/>
@@ -2276,7 +2276,7 @@
             <w:noProof/>
             <w:webHidden/>
           </w:rPr>
-          <w:instrText xml:space="preserve"> PAGEREF _Toc241785372 \h </w:instrText>
+          <w:instrText xml:space="preserve"> PAGEREF _Toc242011267 \h </w:instrText>
         </w:r>
         <w:r>
           <w:rPr>
@@ -2296,7 +2296,7 @@
             <w:noProof/>
             <w:webHidden/>
           </w:rPr>
-          <w:t>24</w:t>
+          <w:t>25</w:t>
         </w:r>
         <w:r>
           <w:rPr>
@@ -2317,7 +2317,7 @@
           <w:noProof/>
         </w:rPr>
       </w:pPr>
-      <w:hyperlink w:anchor="_Toc241785373" w:history="1">
+      <w:hyperlink w:anchor="_Toc242011268" w:history="1">
         <w:r>
           <w:rPr>
             <w:rStyle w:val="Hyperlink"/>
@@ -2344,7 +2344,7 @@
             <w:noProof/>
             <w:webHidden/>
           </w:rPr>
-          <w:instrText xml:space="preserve"> PAGEREF _Toc241785373 \h </w:instrText>
+          <w:instrText xml:space="preserve"> PAGEREF _Toc242011268 \h </w:instrText>
         </w:r>
         <w:r>
           <w:rPr>
@@ -2364,7 +2364,7 @@
             <w:noProof/>
             <w:webHidden/>
           </w:rPr>
-          <w:t>26</w:t>
+          <w:t>27</w:t>
         </w:r>
         <w:r>
           <w:rPr>
@@ -2385,7 +2385,7 @@
           <w:noProof/>
         </w:rPr>
       </w:pPr>
-      <w:hyperlink w:anchor="_Toc241785374" w:history="1">
+      <w:hyperlink w:anchor="_Toc242011269" w:history="1">
         <w:r>
           <w:rPr>
             <w:rStyle w:val="Hyperlink"/>
@@ -2412,7 +2412,7 @@
             <w:noProof/>
             <w:webHidden/>
           </w:rPr>
-          <w:instrText xml:space="preserve"> PAGEREF _Toc241785374 \h </w:instrText>
+          <w:instrText xml:space="preserve"> PAGEREF _Toc242011269 \h </w:instrText>
         </w:r>
         <w:r>
           <w:rPr>
@@ -2432,7 +2432,7 @@
             <w:noProof/>
             <w:webHidden/>
           </w:rPr>
-          <w:t>26</w:t>
+          <w:t>27</w:t>
         </w:r>
         <w:r>
           <w:rPr>
@@ -2453,7 +2453,7 @@
           <w:noProof/>
         </w:rPr>
       </w:pPr>
-      <w:hyperlink w:anchor="_Toc241785375" w:history="1">
+      <w:hyperlink w:anchor="_Toc242011270" w:history="1">
         <w:r>
           <w:rPr>
             <w:rStyle w:val="Hyperlink"/>
@@ -2480,7 +2480,7 @@
             <w:noProof/>
             <w:webHidden/>
           </w:rPr>
-          <w:instrText xml:space="preserve"> PAGEREF _Toc241785375 \h </w:instrText>
+          <w:instrText xml:space="preserve"> PAGEREF _Toc242011270 \h </w:instrText>
         </w:r>
         <w:r>
           <w:rPr>
@@ -2500,7 +2500,7 @@
             <w:noProof/>
             <w:webHidden/>
           </w:rPr>
-          <w:t>26</w:t>
+          <w:t>28</w:t>
         </w:r>
         <w:r>
           <w:rPr>
@@ -2521,7 +2521,7 @@
           <w:noProof/>
         </w:rPr>
       </w:pPr>
-      <w:hyperlink w:anchor="_Toc241785376" w:history="1">
+      <w:hyperlink w:anchor="_Toc242011271" w:history="1">
         <w:r>
           <w:rPr>
             <w:rStyle w:val="Hyperlink"/>
@@ -2548,7 +2548,7 @@
             <w:noProof/>
             <w:webHidden/>
           </w:rPr>
-          <w:instrText xml:space="preserve"> PAGEREF _Toc241785376 \h </w:instrText>
+          <w:instrText xml:space="preserve"> PAGEREF _Toc242011271 \h </w:instrText>
         </w:r>
         <w:r>
           <w:rPr>
@@ -2568,7 +2568,7 @@
             <w:noProof/>
             <w:webHidden/>
           </w:rPr>
-          <w:t>27</w:t>
+          <w:t>29</w:t>
         </w:r>
         <w:r>
           <w:rPr>
@@ -2589,7 +2589,7 @@
           <w:noProof/>
         </w:rPr>
       </w:pPr>
-      <w:hyperlink w:anchor="_Toc241785377" w:history="1">
+      <w:hyperlink w:anchor="_Toc242011272" w:history="1">
         <w:r>
           <w:rPr>
             <w:rStyle w:val="Hyperlink"/>
@@ -2616,7 +2616,7 @@
             <w:noProof/>
             <w:webHidden/>
           </w:rPr>
-          <w:instrText xml:space="preserve"> PAGEREF _Toc241785377 \h </w:instrText>
+          <w:instrText xml:space="preserve"> PAGEREF _Toc242011272 \h </w:instrText>
         </w:r>
         <w:r>
           <w:rPr>
@@ -2636,7 +2636,7 @@
             <w:noProof/>
             <w:webHidden/>
           </w:rPr>
-          <w:t>28</w:t>
+          <w:t>29</w:t>
         </w:r>
         <w:r>
           <w:rPr>
@@ -2657,7 +2657,7 @@
           <w:noProof/>
         </w:rPr>
       </w:pPr>
-      <w:hyperlink w:anchor="_Toc241785378" w:history="1">
+      <w:hyperlink w:anchor="_Toc242011273" w:history="1">
         <w:r>
           <w:rPr>
             <w:rStyle w:val="Hyperlink"/>
@@ -2684,7 +2684,7 @@
             <w:noProof/>
             <w:webHidden/>
           </w:rPr>
-          <w:instrText xml:space="preserve"> PAGEREF _Toc241785378 \h </w:instrText>
+          <w:instrText xml:space="preserve"> PAGEREF _Toc242011273 \h </w:instrText>
         </w:r>
         <w:r>
           <w:rPr>
@@ -2704,7 +2704,7 @@
             <w:noProof/>
             <w:webHidden/>
           </w:rPr>
-          <w:t>28</w:t>
+          <w:t>30</w:t>
         </w:r>
         <w:r>
           <w:rPr>
@@ -2725,7 +2725,7 @@
           <w:noProof/>
         </w:rPr>
       </w:pPr>
-      <w:hyperlink w:anchor="_Toc241785379" w:history="1">
+      <w:hyperlink w:anchor="_Toc242011274" w:history="1">
         <w:r>
           <w:rPr>
             <w:rStyle w:val="Hyperlink"/>
@@ -2752,7 +2752,7 @@
             <w:noProof/>
             <w:webHidden/>
           </w:rPr>
-          <w:instrText xml:space="preserve"> PAGEREF _Toc241785379 \h </w:instrText>
+          <w:instrText xml:space="preserve"> PAGEREF _Toc242011274 \h </w:instrText>
         </w:r>
         <w:r>
           <w:rPr>
@@ -2772,7 +2772,7 @@
             <w:noProof/>
             <w:webHidden/>
           </w:rPr>
-          <w:t>28</w:t>
+          <w:t>30</w:t>
         </w:r>
         <w:r>
           <w:rPr>
@@ -2793,7 +2793,7 @@
           <w:noProof/>
         </w:rPr>
       </w:pPr>
-      <w:hyperlink w:anchor="_Toc241785380" w:history="1">
+      <w:hyperlink w:anchor="_Toc242011275" w:history="1">
         <w:r>
           <w:rPr>
             <w:rStyle w:val="Hyperlink"/>
@@ -2820,7 +2820,7 @@
             <w:noProof/>
             <w:webHidden/>
           </w:rPr>
-          <w:instrText xml:space="preserve"> PAGEREF _Toc241785380 \h </w:instrText>
+          <w:instrText xml:space="preserve"> PAGEREF _Toc242011275 \h </w:instrText>
         </w:r>
         <w:r>
           <w:rPr>
@@ -2840,7 +2840,7 @@
             <w:noProof/>
             <w:webHidden/>
           </w:rPr>
-          <w:t>30</w:t>
+          <w:t>32</w:t>
         </w:r>
         <w:r>
           <w:rPr>
@@ -2861,7 +2861,7 @@
           <w:noProof/>
         </w:rPr>
       </w:pPr>
-      <w:hyperlink w:anchor="_Toc241785381" w:history="1">
+      <w:hyperlink w:anchor="_Toc242011276" w:history="1">
         <w:r>
           <w:rPr>
             <w:rStyle w:val="Hyperlink"/>
@@ -2888,7 +2888,7 @@
             <w:noProof/>
             <w:webHidden/>
           </w:rPr>
-          <w:instrText xml:space="preserve"> PAGEREF _Toc241785381 \h </w:instrText>
+          <w:instrText xml:space="preserve"> PAGEREF _Toc242011276 \h </w:instrText>
         </w:r>
         <w:r>
           <w:rPr>
@@ -2908,7 +2908,7 @@
             <w:noProof/>
             <w:webHidden/>
           </w:rPr>
-          <w:t>30</w:t>
+          <w:t>32</w:t>
         </w:r>
         <w:r>
           <w:rPr>
@@ -2929,7 +2929,7 @@
           <w:noProof/>
         </w:rPr>
       </w:pPr>
-      <w:hyperlink w:anchor="_Toc241785382" w:history="1">
+      <w:hyperlink w:anchor="_Toc242011277" w:history="1">
         <w:r>
           <w:rPr>
             <w:rStyle w:val="Hyperlink"/>
@@ -2956,7 +2956,7 @@
             <w:noProof/>
             <w:webHidden/>
           </w:rPr>
-          <w:instrText xml:space="preserve"> PAGEREF _Toc241785382 \h </w:instrText>
+          <w:instrText xml:space="preserve"> PAGEREF _Toc242011277 \h </w:instrText>
         </w:r>
         <w:r>
           <w:rPr>
@@ -2976,7 +2976,7 @@
             <w:noProof/>
             <w:webHidden/>
           </w:rPr>
-          <w:t>31</w:t>
+          <w:t>33</w:t>
         </w:r>
         <w:r>
           <w:rPr>
@@ -2997,7 +2997,7 @@
           <w:noProof/>
         </w:rPr>
       </w:pPr>
-      <w:hyperlink w:anchor="_Toc241785383" w:history="1">
+      <w:hyperlink w:anchor="_Toc242011278" w:history="1">
         <w:r>
           <w:rPr>
             <w:rStyle w:val="Hyperlink"/>
@@ -3024,7 +3024,7 @@
             <w:noProof/>
             <w:webHidden/>
           </w:rPr>
-          <w:instrText xml:space="preserve"> PAGEREF _Toc241785383 \h </w:instrText>
+          <w:instrText xml:space="preserve"> PAGEREF _Toc242011278 \h </w:instrText>
         </w:r>
         <w:r>
           <w:rPr>
@@ -3044,7 +3044,7 @@
             <w:noProof/>
             <w:webHidden/>
           </w:rPr>
-          <w:t>31</w:t>
+          <w:t>33</w:t>
         </w:r>
         <w:r>
           <w:rPr>
@@ -3065,7 +3065,7 @@
           <w:noProof/>
         </w:rPr>
       </w:pPr>
-      <w:hyperlink w:anchor="_Toc241785384" w:history="1">
+      <w:hyperlink w:anchor="_Toc242011279" w:history="1">
         <w:r>
           <w:rPr>
             <w:rStyle w:val="Hyperlink"/>
@@ -3092,7 +3092,7 @@
             <w:noProof/>
             <w:webHidden/>
           </w:rPr>
-          <w:instrText xml:space="preserve"> PAGEREF _Toc241785384 \h </w:instrText>
+          <w:instrText xml:space="preserve"> PAGEREF _Toc242011279 \h </w:instrText>
         </w:r>
         <w:r>
           <w:rPr>
@@ -3112,7 +3112,7 @@
             <w:noProof/>
             <w:webHidden/>
           </w:rPr>
-          <w:t>34</w:t>
+          <w:t>36</w:t>
         </w:r>
         <w:r>
           <w:rPr>
@@ -3133,7 +3133,7 @@
           <w:noProof/>
         </w:rPr>
       </w:pPr>
-      <w:hyperlink w:anchor="_Toc241785385" w:history="1">
+      <w:hyperlink w:anchor="_Toc242011280" w:history="1">
         <w:r>
           <w:rPr>
             <w:rStyle w:val="Hyperlink"/>
@@ -3160,7 +3160,7 @@
             <w:noProof/>
             <w:webHidden/>
           </w:rPr>
-          <w:instrText xml:space="preserve"> PAGEREF _Toc241785385 \h </w:instrText>
+          <w:instrText xml:space="preserve"> PAGEREF _Toc242011280 \h </w:instrText>
         </w:r>
         <w:r>
           <w:rPr>
@@ -3180,7 +3180,7 @@
             <w:noProof/>
             <w:webHidden/>
           </w:rPr>
-          <w:t>35</w:t>
+          <w:t>37</w:t>
         </w:r>
         <w:r>
           <w:rPr>
@@ -3201,7 +3201,7 @@
           <w:noProof/>
         </w:rPr>
       </w:pPr>
-      <w:hyperlink w:anchor="_Toc241785386" w:history="1">
+      <w:hyperlink w:anchor="_Toc242011281" w:history="1">
         <w:r>
           <w:rPr>
             <w:rStyle w:val="Hyperlink"/>
@@ -3228,7 +3228,7 @@
             <w:noProof/>
             <w:webHidden/>
           </w:rPr>
-          <w:instrText xml:space="preserve"> PAGEREF _Toc241785386 \h </w:instrText>
+          <w:instrText xml:space="preserve"> PAGEREF _Toc242011281 \h </w:instrText>
         </w:r>
         <w:r>
           <w:rPr>
@@ -3248,7 +3248,7 @@
             <w:noProof/>
             <w:webHidden/>
           </w:rPr>
-          <w:t>36</w:t>
+          <w:t>40</w:t>
         </w:r>
         <w:r>
           <w:rPr>
@@ -3269,7 +3269,7 @@
           <w:noProof/>
         </w:rPr>
       </w:pPr>
-      <w:hyperlink w:anchor="_Toc241785387" w:history="1">
+      <w:hyperlink w:anchor="_Toc242011282" w:history="1">
         <w:r>
           <w:rPr>
             <w:rStyle w:val="Hyperlink"/>
@@ -3296,7 +3296,7 @@
             <w:noProof/>
             <w:webHidden/>
           </w:rPr>
-          <w:instrText xml:space="preserve"> PAGEREF _Toc241785387 \h </w:instrText>
+          <w:instrText xml:space="preserve"> PAGEREF _Toc242011282 \h </w:instrText>
         </w:r>
         <w:r>
           <w:rPr>
@@ -3316,7 +3316,7 @@
             <w:noProof/>
             <w:webHidden/>
           </w:rPr>
-          <w:t>38</w:t>
+          <w:t>42</w:t>
         </w:r>
         <w:r>
           <w:rPr>
@@ -3337,7 +3337,7 @@
           <w:noProof/>
         </w:rPr>
       </w:pPr>
-      <w:hyperlink w:anchor="_Toc241785388" w:history="1">
+      <w:hyperlink w:anchor="_Toc242011283" w:history="1">
         <w:r>
           <w:rPr>
             <w:rStyle w:val="Hyperlink"/>
@@ -3364,7 +3364,7 @@
             <w:noProof/>
             <w:webHidden/>
           </w:rPr>
-          <w:instrText xml:space="preserve"> PAGEREF _Toc241785388 \h </w:instrText>
+          <w:instrText xml:space="preserve"> PAGEREF _Toc242011283 \h </w:instrText>
         </w:r>
         <w:r>
           <w:rPr>
@@ -3384,7 +3384,7 @@
             <w:noProof/>
             <w:webHidden/>
           </w:rPr>
-          <w:t>40</w:t>
+          <w:t>44</w:t>
         </w:r>
         <w:r>
           <w:rPr>
@@ -3405,7 +3405,7 @@
           <w:noProof/>
         </w:rPr>
       </w:pPr>
-      <w:hyperlink w:anchor="_Toc241785389" w:history="1">
+      <w:hyperlink w:anchor="_Toc242011284" w:history="1">
         <w:r>
           <w:rPr>
             <w:rStyle w:val="Hyperlink"/>
@@ -3432,7 +3432,7 @@
             <w:noProof/>
             <w:webHidden/>
           </w:rPr>
-          <w:instrText xml:space="preserve"> PAGEREF _Toc241785389 \h </w:instrText>
+          <w:instrText xml:space="preserve"> PAGEREF _Toc242011284 \h </w:instrText>
         </w:r>
         <w:r>
           <w:rPr>
@@ -3452,7 +3452,7 @@
             <w:noProof/>
             <w:webHidden/>
           </w:rPr>
-          <w:t>40</w:t>
+          <w:t>44</w:t>
         </w:r>
         <w:r>
           <w:rPr>
@@ -3473,7 +3473,7 @@
           <w:noProof/>
         </w:rPr>
       </w:pPr>
-      <w:hyperlink w:anchor="_Toc241785390" w:history="1">
+      <w:hyperlink w:anchor="_Toc242011285" w:history="1">
         <w:r>
           <w:rPr>
             <w:rStyle w:val="Hyperlink"/>
@@ -3500,7 +3500,7 @@
             <w:noProof/>
             <w:webHidden/>
           </w:rPr>
-          <w:instrText xml:space="preserve"> PAGEREF _Toc241785390 \h </w:instrText>
+          <w:instrText xml:space="preserve"> PAGEREF _Toc242011285 \h </w:instrText>
         </w:r>
         <w:r>
           <w:rPr>
@@ -3520,7 +3520,7 @@
             <w:noProof/>
             <w:webHidden/>
           </w:rPr>
-          <w:t>40</w:t>
+          <w:t>44</w:t>
         </w:r>
         <w:r>
           <w:rPr>
@@ -3541,7 +3541,7 @@
           <w:noProof/>
         </w:rPr>
       </w:pPr>
-      <w:hyperlink w:anchor="_Toc241785391" w:history="1">
+      <w:hyperlink w:anchor="_Toc242011286" w:history="1">
         <w:r>
           <w:rPr>
             <w:rStyle w:val="Hyperlink"/>
@@ -3568,7 +3568,7 @@
             <w:noProof/>
             <w:webHidden/>
           </w:rPr>
-          <w:instrText xml:space="preserve"> PAGEREF _Toc241785391 \h </w:instrText>
+          <w:instrText xml:space="preserve"> PAGEREF _Toc242011286 \h </w:instrText>
         </w:r>
         <w:r>
           <w:rPr>
@@ -3588,7 +3588,7 @@
             <w:noProof/>
             <w:webHidden/>
           </w:rPr>
-          <w:t>42</w:t>
+          <w:t>46</w:t>
         </w:r>
         <w:r>
           <w:rPr>
@@ -3609,7 +3609,7 @@
           <w:noProof/>
         </w:rPr>
       </w:pPr>
-      <w:hyperlink w:anchor="_Toc241785392" w:history="1">
+      <w:hyperlink w:anchor="_Toc242011287" w:history="1">
         <w:r>
           <w:rPr>
             <w:rStyle w:val="Hyperlink"/>
@@ -3636,7 +3636,7 @@
             <w:noProof/>
             <w:webHidden/>
           </w:rPr>
-          <w:instrText xml:space="preserve"> PAGEREF _Toc241785392 \h </w:instrText>
+          <w:instrText xml:space="preserve"> PAGEREF _Toc242011287 \h </w:instrText>
         </w:r>
         <w:r>
           <w:rPr>
@@ -3656,7 +3656,7 @@
             <w:noProof/>
             <w:webHidden/>
           </w:rPr>
-          <w:t>43</w:t>
+          <w:t>47</w:t>
         </w:r>
         <w:r>
           <w:rPr>
@@ -3677,7 +3677,7 @@
           <w:noProof/>
         </w:rPr>
       </w:pPr>
-      <w:hyperlink w:anchor="_Toc241785393" w:history="1">
+      <w:hyperlink w:anchor="_Toc242011288" w:history="1">
         <w:r>
           <w:rPr>
             <w:rStyle w:val="Hyperlink"/>
@@ -3704,7 +3704,7 @@
             <w:noProof/>
             <w:webHidden/>
           </w:rPr>
-          <w:instrText xml:space="preserve"> PAGEREF _Toc241785393 \h </w:instrText>
+          <w:instrText xml:space="preserve"> PAGEREF _Toc242011288 \h </w:instrText>
         </w:r>
         <w:r>
           <w:rPr>
@@ -3724,7 +3724,7 @@
             <w:noProof/>
             <w:webHidden/>
           </w:rPr>
-          <w:t>44</w:t>
+          <w:t>48</w:t>
         </w:r>
         <w:r>
           <w:rPr>
@@ -3745,7 +3745,7 @@
           <w:noProof/>
         </w:rPr>
       </w:pPr>
-      <w:hyperlink w:anchor="_Toc241785394" w:history="1">
+      <w:hyperlink w:anchor="_Toc242011289" w:history="1">
         <w:r>
           <w:rPr>
             <w:rStyle w:val="Hyperlink"/>
@@ -3772,7 +3772,7 @@
             <w:noProof/>
             <w:webHidden/>
           </w:rPr>
-          <w:instrText xml:space="preserve"> PAGEREF _Toc241785394 \h </w:instrText>
+          <w:instrText xml:space="preserve"> PAGEREF _Toc242011289 \h </w:instrText>
         </w:r>
         <w:r>
           <w:rPr>
@@ -3792,7 +3792,7 @@
             <w:noProof/>
             <w:webHidden/>
           </w:rPr>
-          <w:t>45</w:t>
+          <w:t>49</w:t>
         </w:r>
         <w:r>
           <w:rPr>
@@ -3813,7 +3813,7 @@
           <w:noProof/>
         </w:rPr>
       </w:pPr>
-      <w:hyperlink w:anchor="_Toc241785395" w:history="1">
+      <w:hyperlink w:anchor="_Toc242011290" w:history="1">
         <w:r>
           <w:rPr>
             <w:rStyle w:val="Hyperlink"/>
@@ -3840,7 +3840,7 @@
             <w:noProof/>
             <w:webHidden/>
           </w:rPr>
-          <w:instrText xml:space="preserve"> PAGEREF _Toc241785395 \h </w:instrText>
+          <w:instrText xml:space="preserve"> PAGEREF _Toc242011290 \h </w:instrText>
         </w:r>
         <w:r>
           <w:rPr>
@@ -3860,7 +3860,7 @@
             <w:noProof/>
             <w:webHidden/>
           </w:rPr>
-          <w:t>47</w:t>
+          <w:t>51</w:t>
         </w:r>
         <w:r>
           <w:rPr>
@@ -3881,7 +3881,7 @@
           <w:noProof/>
         </w:rPr>
       </w:pPr>
-      <w:hyperlink w:anchor="_Toc241785396" w:history="1">
+      <w:hyperlink w:anchor="_Toc242011291" w:history="1">
         <w:r>
           <w:rPr>
             <w:rStyle w:val="Hyperlink"/>
@@ -3908,7 +3908,7 @@
             <w:noProof/>
             <w:webHidden/>
           </w:rPr>
-          <w:instrText xml:space="preserve"> PAGEREF _Toc241785396 \h </w:instrText>
+          <w:instrText xml:space="preserve"> PAGEREF _Toc242011291 \h </w:instrText>
         </w:r>
         <w:r>
           <w:rPr>
@@ -3928,7 +3928,7 @@
             <w:noProof/>
             <w:webHidden/>
           </w:rPr>
-          <w:t>49</w:t>
+          <w:t>53</w:t>
         </w:r>
         <w:r>
           <w:rPr>
@@ -3949,7 +3949,7 @@
           <w:noProof/>
         </w:rPr>
       </w:pPr>
-      <w:hyperlink w:anchor="_Toc241785397" w:history="1">
+      <w:hyperlink w:anchor="_Toc242011292" w:history="1">
         <w:r>
           <w:rPr>
             <w:rStyle w:val="Hyperlink"/>
@@ -3976,7 +3976,7 @@
             <w:noProof/>
             <w:webHidden/>
           </w:rPr>
-          <w:instrText xml:space="preserve"> PAGEREF _Toc241785397 \h </w:instrText>
+          <w:instrText xml:space="preserve"> PAGEREF _Toc242011292 \h </w:instrText>
         </w:r>
         <w:r>
           <w:rPr>
@@ -3996,7 +3996,7 @@
             <w:noProof/>
             <w:webHidden/>
           </w:rPr>
-          <w:t>49</w:t>
+          <w:t>53</w:t>
         </w:r>
         <w:r>
           <w:rPr>
@@ -4017,7 +4017,7 @@
           <w:noProof/>
         </w:rPr>
       </w:pPr>
-      <w:hyperlink w:anchor="_Toc241785398" w:history="1">
+      <w:hyperlink w:anchor="_Toc242011293" w:history="1">
         <w:r>
           <w:rPr>
             <w:rStyle w:val="Hyperlink"/>
@@ -4044,7 +4044,7 @@
             <w:noProof/>
             <w:webHidden/>
           </w:rPr>
-          <w:instrText xml:space="preserve"> PAGEREF _Toc241785398 \h </w:instrText>
+          <w:instrText xml:space="preserve"> PAGEREF _Toc242011293 \h </w:instrText>
         </w:r>
         <w:r>
           <w:rPr>
@@ -4064,7 +4064,7 @@
             <w:noProof/>
             <w:webHidden/>
           </w:rPr>
-          <w:t>49</w:t>
+          <w:t>53</w:t>
         </w:r>
         <w:r>
           <w:rPr>
@@ -4085,7 +4085,7 @@
           <w:noProof/>
         </w:rPr>
       </w:pPr>
-      <w:hyperlink w:anchor="_Toc241785399" w:history="1">
+      <w:hyperlink w:anchor="_Toc242011294" w:history="1">
         <w:r>
           <w:rPr>
             <w:rStyle w:val="Hyperlink"/>
@@ -4112,7 +4112,7 @@
             <w:noProof/>
             <w:webHidden/>
           </w:rPr>
-          <w:instrText xml:space="preserve"> PAGEREF _Toc241785399 \h </w:instrText>
+          <w:instrText xml:space="preserve"> PAGEREF _Toc242011294 \h </w:instrText>
         </w:r>
         <w:r>
           <w:rPr>
@@ -4132,7 +4132,7 @@
             <w:noProof/>
             <w:webHidden/>
           </w:rPr>
-          <w:t>49</w:t>
+          <w:t>53</w:t>
         </w:r>
         <w:r>
           <w:rPr>
@@ -4153,7 +4153,7 @@
           <w:noProof/>
         </w:rPr>
       </w:pPr>
-      <w:hyperlink w:anchor="_Toc241785400" w:history="1">
+      <w:hyperlink w:anchor="_Toc242011295" w:history="1">
         <w:r>
           <w:rPr>
             <w:rStyle w:val="Hyperlink"/>
@@ -4180,7 +4180,7 @@
             <w:noProof/>
             <w:webHidden/>
           </w:rPr>
-          <w:instrText xml:space="preserve"> PAGEREF _Toc241785400 \h </w:instrText>
+          <w:instrText xml:space="preserve"> PAGEREF _Toc242011295 \h </w:instrText>
         </w:r>
         <w:r>
           <w:rPr>
@@ -4200,7 +4200,7 @@
             <w:noProof/>
             <w:webHidden/>
           </w:rPr>
-          <w:t>49</w:t>
+          <w:t>53</w:t>
         </w:r>
         <w:r>
           <w:rPr>
@@ -4221,7 +4221,7 @@
         <w:pStyle w:val="Heading1"/>
         <w:pageBreakBefore/>
       </w:pPr>
-      <w:bookmarkStart w:id="0" w:name="_Toc241785344"/>
+      <w:bookmarkStart w:id="0" w:name="_Toc242011239"/>
       <w:r>
         <w:lastRenderedPageBreak/>
         <w:t>Welcome</w:t>
@@ -4237,7 +4237,7 @@
       <w:pPr>
         <w:pStyle w:val="Heading2"/>
       </w:pPr>
-      <w:bookmarkStart w:id="1" w:name="_Toc241785345"/>
+      <w:bookmarkStart w:id="1" w:name="_Toc242011240"/>
       <w:r>
         <w:t>How a sale moves through the app</w:t>
       </w:r>
@@ -4720,7 +4720,7 @@
       <w:pPr>
         <w:pStyle w:val="Heading2"/>
       </w:pPr>
-      <w:bookmarkStart w:id="2" w:name="_Toc241785346"/>
+      <w:bookmarkStart w:id="2" w:name="_Toc242011241"/>
       <w:r>
         <w:t>What you'll need</w:t>
       </w:r>
@@ -4829,7 +4829,7 @@
         <w:pStyle w:val="Heading1"/>
         <w:pageBreakBefore/>
       </w:pPr>
-      <w:bookmarkStart w:id="3" w:name="_Toc241785347"/>
+      <w:bookmarkStart w:id="3" w:name="_Toc242011242"/>
       <w:r>
         <w:lastRenderedPageBreak/>
         <w:t>Who can do what</w:t>
@@ -5397,7 +5397,7 @@
         <w:pStyle w:val="Heading1"/>
         <w:pageBreakBefore/>
       </w:pPr>
-      <w:bookmarkStart w:id="4" w:name="_Toc241785348"/>
+      <w:bookmarkStart w:id="4" w:name="_Toc242011243"/>
       <w:r>
         <w:lastRenderedPageBreak/>
         <w:t>Getting started</w:t>
@@ -5408,7 +5408,7 @@
       <w:pPr>
         <w:pStyle w:val="Heading2"/>
       </w:pPr>
-      <w:bookmarkStart w:id="5" w:name="_Toc241785349"/>
+      <w:bookmarkStart w:id="5" w:name="_Toc242011244"/>
       <w:r>
         <w:t>Signing in</w:t>
       </w:r>
@@ -5425,7 +5425,7 @@
           <w:noProof/>
         </w:rPr>
         <w:drawing>
-          <wp:inline distT="0" distB="0" distL="0" distR="0" wp14:anchorId="05A5E981" wp14:editId="48FBBE46">
+          <wp:inline distT="0" distB="0" distL="0" distR="0" wp14:anchorId="261346DA" wp14:editId="4C91D955">
             <wp:extent cx="3291840" cy="2211705"/>
             <wp:effectExtent l="0" t="0" r="0" b="0"/>
             <wp:docPr id="1" name="Picture 1"/>
@@ -5743,7 +5743,7 @@
       <w:pPr>
         <w:pStyle w:val="Heading2"/>
       </w:pPr>
-      <w:bookmarkStart w:id="6" w:name="_Toc241785350"/>
+      <w:bookmarkStart w:id="6" w:name="_Toc242011245"/>
       <w:r>
         <w:t>Changing your PIN</w:t>
       </w:r>
@@ -5925,7 +5925,7 @@
       <w:pPr>
         <w:pStyle w:val="Heading2"/>
       </w:pPr>
-      <w:bookmarkStart w:id="7" w:name="_Toc241785351"/>
+      <w:bookmarkStart w:id="7" w:name="_Toc242011246"/>
       <w:r>
         <w:lastRenderedPageBreak/>
         <w:t>Finding your way around</w:t>
@@ -6508,7 +6508,7 @@
       <w:pPr>
         <w:pStyle w:val="Heading2"/>
       </w:pPr>
-      <w:bookmarkStart w:id="8" w:name="_Toc241785352"/>
+      <w:bookmarkStart w:id="8" w:name="_Toc242011247"/>
       <w:r>
         <w:t>Light and dark mode</w:t>
       </w:r>
@@ -6523,7 +6523,7 @@
       <w:pPr>
         <w:pStyle w:val="Heading2"/>
       </w:pPr>
-      <w:bookmarkStart w:id="9" w:name="_Toc241785353"/>
+      <w:bookmarkStart w:id="9" w:name="_Toc242011248"/>
       <w:r>
         <w:t>Signing out</w:t>
       </w:r>
@@ -6548,7 +6548,7 @@
         <w:pStyle w:val="Heading1"/>
         <w:pageBreakBefore/>
       </w:pPr>
-      <w:bookmarkStart w:id="10" w:name="_Toc241785354"/>
+      <w:bookmarkStart w:id="10" w:name="_Toc242011249"/>
       <w:r>
         <w:lastRenderedPageBreak/>
         <w:t>Taking an order on the sales floor</w:t>
@@ -6580,7 +6580,7 @@
           <w:noProof/>
         </w:rPr>
         <w:drawing>
-          <wp:inline distT="0" distB="0" distL="0" distR="0" wp14:anchorId="7CBF570C" wp14:editId="537B5C79">
+          <wp:inline distT="0" distB="0" distL="0" distR="0" wp14:anchorId="124B7E4E" wp14:editId="75392371">
             <wp:extent cx="5760720" cy="3870484"/>
             <wp:effectExtent l="0" t="0" r="0" b="0"/>
             <wp:docPr id="2" name="Picture 2"/>
@@ -6705,7 +6705,7 @@
       <w:pPr>
         <w:pStyle w:val="Heading2"/>
       </w:pPr>
-      <w:bookmarkStart w:id="11" w:name="_Toc241785355"/>
+      <w:bookmarkStart w:id="11" w:name="_Toc242011250"/>
       <w:r>
         <w:t>Starting an order</w:t>
       </w:r>
@@ -6789,7 +6789,7 @@
       <w:pPr>
         <w:pStyle w:val="Heading2"/>
       </w:pPr>
-      <w:bookmarkStart w:id="12" w:name="_Toc241785356"/>
+      <w:bookmarkStart w:id="12" w:name="_Toc242011251"/>
       <w:r>
         <w:lastRenderedPageBreak/>
         <w:t>Adding items</w:t>
@@ -6938,7 +6938,7 @@
           <w:noProof/>
         </w:rPr>
         <w:drawing>
-          <wp:inline distT="0" distB="0" distL="0" distR="0" wp14:anchorId="3E976433" wp14:editId="50EBD4FD">
+          <wp:inline distT="0" distB="0" distL="0" distR="0" wp14:anchorId="2C118D3B" wp14:editId="3863C88E">
             <wp:extent cx="5760720" cy="3870484"/>
             <wp:effectExtent l="0" t="0" r="0" b="0"/>
             <wp:docPr id="3" name="Picture 3"/>
@@ -7075,7 +7075,7 @@
           <w:noProof/>
         </w:rPr>
         <w:drawing>
-          <wp:inline distT="0" distB="0" distL="0" distR="0" wp14:anchorId="0256CD4C" wp14:editId="570E98DA">
+          <wp:inline distT="0" distB="0" distL="0" distR="0" wp14:anchorId="6711CB4C" wp14:editId="30B1090A">
             <wp:extent cx="5760720" cy="3870484"/>
             <wp:effectExtent l="0" t="0" r="0" b="0"/>
             <wp:docPr id="4" name="Picture 4"/>
@@ -7157,7 +7157,7 @@
         <w:t>Size &amp; configuration</w:t>
       </w:r>
       <w:r>
-        <w:t xml:space="preserve"> the customer wants, for example Queen - Mattress Only. The price is shown on each option.</w:t>
+        <w:t xml:space="preserve"> the customer wants, for example Queen - Mattress Only. The price is shown on each option. A size on sale shows the old price crossed out and the sale price next to it.</w:t>
       </w:r>
     </w:p>
     <w:p>
@@ -7183,16 +7183,43 @@
         <w:tab/>
       </w:r>
       <w:r>
-        <w:t xml:space="preserve">Under </w:t>
-      </w:r>
-      <w:r>
-        <w:rPr>
-          <w:b/>
-        </w:rPr>
-        <w:t>Shipping</w:t>
-      </w:r>
-      <w:r>
-        <w:t>, pick how it gets to the customer: for example Drop Ship, Take With, White Glove or Haul Away. Only the options offered for that product appear.</w:t>
+        <w:t xml:space="preserve">If the product has </w:t>
+      </w:r>
+      <w:r>
+        <w:rPr>
+          <w:b/>
+        </w:rPr>
+        <w:t>selections</w:t>
+      </w:r>
+      <w:r>
+        <w:t xml:space="preserve">, such as a sheet set's </w:t>
+      </w:r>
+      <w:r>
+        <w:rPr>
+          <w:b/>
+        </w:rPr>
+        <w:t>Color</w:t>
+      </w:r>
+      <w:r>
+        <w:t xml:space="preserve">, tap a choice for each. A choice that costs more shows how much, for example </w:t>
+      </w:r>
+      <w:r>
+        <w:rPr>
+          <w:b/>
+        </w:rPr>
+        <w:t>Sage +$10.00</w:t>
+      </w:r>
+      <w:r>
+        <w:t xml:space="preserve">. Selections marked </w:t>
+      </w:r>
+      <w:r>
+        <w:rPr>
+          <w:b/>
+        </w:rPr>
+        <w:t>(optional)</w:t>
+      </w:r>
+      <w:r>
+        <w:t xml:space="preserve"> can be left blank.</w:t>
       </w:r>
     </w:p>
     <w:p>
@@ -7218,16 +7245,16 @@
         <w:tab/>
       </w:r>
       <w:r>
-        <w:t xml:space="preserve">Set the </w:t>
-      </w:r>
-      <w:r>
-        <w:rPr>
-          <w:b/>
-        </w:rPr>
-        <w:t>Quantity</w:t>
-      </w:r>
-      <w:r>
-        <w:t xml:space="preserve"> with the + and - buttons.</w:t>
+        <w:t xml:space="preserve">Under </w:t>
+      </w:r>
+      <w:r>
+        <w:rPr>
+          <w:b/>
+        </w:rPr>
+        <w:t>Shipping</w:t>
+      </w:r>
+      <w:r>
+        <w:t>, pick how it gets to the customer: for example Drop Ship, Take With, White Glove or Haul Away. Only the options offered for that product appear.</w:t>
       </w:r>
     </w:p>
     <w:p>
@@ -7253,16 +7280,16 @@
         <w:tab/>
       </w:r>
       <w:r>
-        <w:t xml:space="preserve">Enter a </w:t>
-      </w:r>
-      <w:r>
-        <w:rPr>
-          <w:b/>
-        </w:rPr>
-        <w:t>Discount %</w:t>
-      </w:r>
-      <w:r>
-        <w:t xml:space="preserve"> if one applies (optional).</w:t>
+        <w:t xml:space="preserve">Set the </w:t>
+      </w:r>
+      <w:r>
+        <w:rPr>
+          <w:b/>
+        </w:rPr>
+        <w:t>Quantity</w:t>
+      </w:r>
+      <w:r>
+        <w:t xml:space="preserve"> with the + and - buttons.</w:t>
       </w:r>
     </w:p>
     <w:p>
@@ -7288,16 +7315,34 @@
         <w:tab/>
       </w:r>
       <w:r>
-        <w:t xml:space="preserve">Add a </w:t>
-      </w:r>
-      <w:r>
-        <w:rPr>
-          <w:b/>
-        </w:rPr>
-        <w:t>Note</w:t>
-      </w:r>
-      <w:r>
-        <w:t xml:space="preserve"> if there's something to record about this item, for example "Floor model - small scuff on the corner" (optional). It prints on the sales sheet under the item.</w:t>
+        <w:t xml:space="preserve">If you're giving an </w:t>
+      </w:r>
+      <w:r>
+        <w:rPr>
+          <w:b/>
+        </w:rPr>
+        <w:t>Extra discount</w:t>
+      </w:r>
+      <w:r>
+        <w:t xml:space="preserve">, tap </w:t>
+      </w:r>
+      <w:r>
+        <w:rPr>
+          <w:b/>
+        </w:rPr>
+        <w:t>%</w:t>
+      </w:r>
+      <w:r>
+        <w:t xml:space="preserve"> for a percent off or </w:t>
+      </w:r>
+      <w:r>
+        <w:rPr>
+          <w:b/>
+        </w:rPr>
+        <w:t>$</w:t>
+      </w:r>
+      <w:r>
+        <w:t xml:space="preserve"> for a dollar amount off each item, then type the amount (optional).</w:t>
       </w:r>
     </w:p>
     <w:p>
@@ -7323,6 +7368,41 @@
         <w:tab/>
       </w:r>
       <w:r>
+        <w:t xml:space="preserve">Add a </w:t>
+      </w:r>
+      <w:r>
+        <w:rPr>
+          <w:b/>
+        </w:rPr>
+        <w:t>Note</w:t>
+      </w:r>
+      <w:r>
+        <w:t xml:space="preserve"> if there's something to record about this item, for example "Floor model - small scuff on the corner" (optional). It prints on the sales sheet under the item.</w:t>
+      </w:r>
+    </w:p>
+    <w:p>
+      <w:pPr>
+        <w:tabs>
+          <w:tab w:val="left" w:pos="504"/>
+        </w:tabs>
+        <w:spacing w:after="80"/>
+        <w:ind w:left="504" w:hanging="432"/>
+      </w:pPr>
+      <w:r>
+        <w:rPr>
+          <w:b/>
+          <w:color w:val="0369A1"/>
+        </w:rPr>
+        <w:t>7.</w:t>
+      </w:r>
+      <w:r>
+        <w:rPr>
+          <w:b/>
+          <w:color w:val="0369A1"/>
+        </w:rPr>
+        <w:tab/>
+      </w:r>
+      <w:r>
         <w:t xml:space="preserve">Tap the green </w:t>
       </w:r>
       <w:r>
@@ -7340,72 +7420,45 @@
         <w:pStyle w:val="Heading3"/>
       </w:pPr>
       <w:r>
-        <w:t>Items we have on hand</w:t>
-      </w:r>
-    </w:p>
-    <w:p>
-      <w:r>
-        <w:t xml:space="preserve">Some accessories, such as pillows and mattress protectors, are kept at the cart so customers can take them home today. For these items the list shows how many are </w:t>
-      </w:r>
-      <w:r>
-        <w:rPr>
-          <w:b/>
-        </w:rPr>
-        <w:t>in stock</w:t>
-      </w:r>
-      <w:r>
-        <w:t>, and each size shows its own count.</w:t>
-      </w:r>
-    </w:p>
-    <w:p>
-      <w:pPr>
-        <w:pStyle w:val="ListBullet"/>
-        <w:spacing w:after="60"/>
-      </w:pPr>
-      <w:r>
-        <w:rPr>
-          <w:b/>
-        </w:rPr>
-        <w:t>Take With</w:t>
-      </w:r>
-      <w:r>
-        <w:t xml:space="preserve"> is only available while the size is in stock. If the cart doesn't have enough, the Take With button is greyed out and shows </w:t>
-      </w:r>
-      <w:r>
-        <w:rPr>
-          <w:b/>
-        </w:rPr>
-        <w:t>Out of stock</w:t>
-      </w:r>
-      <w:r>
-        <w:t xml:space="preserve"> or </w:t>
-      </w:r>
-      <w:r>
-        <w:rPr>
-          <w:b/>
-        </w:rPr>
-        <w:t>Only 2 in stock</w:t>
-      </w:r>
-      <w:r>
-        <w:t>.</w:t>
-      </w:r>
-    </w:p>
-    <w:p>
-      <w:pPr>
-        <w:pStyle w:val="ListBullet"/>
-        <w:spacing w:after="60"/>
-      </w:pPr>
-      <w:r>
-        <w:t>An out-of-stock size can still be sold. Just choose a shipping method such as Drop Ship.</w:t>
-      </w:r>
-    </w:p>
-    <w:p>
-      <w:pPr>
-        <w:pStyle w:val="ListBullet"/>
-        <w:spacing w:after="60"/>
-      </w:pPr>
-      <w:r>
-        <w:t>Items that aren't counted, like mattresses, never show a stock number and are never blocked.</w:t>
+        <w:t>Sales and discounts</w:t>
+      </w:r>
+    </w:p>
+    <w:p>
+      <w:r>
+        <w:t xml:space="preserve">When an admin puts a product on sale, it shows a red </w:t>
+      </w:r>
+      <w:r>
+        <w:rPr>
+          <w:b/>
+        </w:rPr>
+        <w:t>Sale</w:t>
+      </w:r>
+      <w:r>
+        <w:t xml:space="preserve"> badge in the list, and each size shows its sale price. You don't need to do anything - the sale comes off when you add the item.</w:t>
+      </w:r>
+    </w:p>
+    <w:p>
+      <w:r>
+        <w:lastRenderedPageBreak/>
+        <w:t xml:space="preserve">An extra discount from you comes off </w:t>
+      </w:r>
+      <w:r>
+        <w:rPr>
+          <w:b/>
+        </w:rPr>
+        <w:t>after</w:t>
+      </w:r>
+      <w:r>
+        <w:t xml:space="preserve"> the sale. The grey box above the buttons shows the working, for example: $129.00 each - sale 20% off = $103.20 - $5 off = $98.20. A dollar discount is taken off </w:t>
+      </w:r>
+      <w:r>
+        <w:rPr>
+          <w:b/>
+        </w:rPr>
+        <w:t>each</w:t>
+      </w:r>
+      <w:r>
+        <w:t xml:space="preserve"> item, so $5 off on two sheet sets takes $10 off in all. Nothing ever goes below $0.</w:t>
       </w:r>
     </w:p>
     <w:p>
@@ -7418,12 +7471,226 @@
         <w:rPr>
           <w:noProof/>
         </w:rPr>
+        <w:drawing>
+          <wp:inline distT="0" distB="0" distL="0" distR="0" wp14:anchorId="12B483BA" wp14:editId="322E27CD">
+            <wp:extent cx="5760720" cy="4545568"/>
+            <wp:effectExtent l="0" t="0" r="0" b="0"/>
+            <wp:docPr id="5" name="Picture 5"/>
+            <wp:cNvGraphicFramePr>
+              <a:graphicFrameLocks xmlns:a="http://schemas.openxmlformats.org/drawingml/2006/main" noChangeAspect="1"/>
+            </wp:cNvGraphicFramePr>
+            <a:graphic xmlns:a="http://schemas.openxmlformats.org/drawingml/2006/main">
+              <a:graphicData uri="http://schemas.openxmlformats.org/drawingml/2006/picture">
+                <pic:pic xmlns:pic="http://schemas.openxmlformats.org/drawingml/2006/picture">
+                  <pic:nvPicPr>
+                    <pic:cNvPr id="0" name="42_add_item_selection.png"/>
+                    <pic:cNvPicPr/>
+                  </pic:nvPicPr>
+                  <pic:blipFill>
+                    <a:blip r:embed="rId13"/>
+                    <a:stretch>
+                      <a:fillRect/>
+                    </a:stretch>
+                  </pic:blipFill>
+                  <pic:spPr>
+                    <a:xfrm>
+                      <a:off x="0" y="0"/>
+                      <a:ext cx="5760720" cy="4545568"/>
+                    </a:xfrm>
+                    <a:prstGeom prst="rect">
+                      <a:avLst/>
+                    </a:prstGeom>
+                  </pic:spPr>
+                </pic:pic>
+              </a:graphicData>
+            </a:graphic>
+          </wp:inline>
+        </w:drawing>
+      </w:r>
+    </w:p>
+    <w:p>
+      <w:pPr>
+        <w:spacing w:after="200"/>
+        <w:jc w:val="center"/>
+      </w:pPr>
+      <w:r>
+        <w:rPr>
+          <w:i/>
+          <w:color w:val="6B7280"/>
+          <w:sz w:val="18"/>
+        </w:rPr>
+        <w:t>A sheet set on sale for 20% off, with Gray picked as the color and an extra $5 off</w:t>
+      </w:r>
+    </w:p>
+    <w:tbl>
+      <w:tblPr>
+        <w:tblW w:w="0" w:type="auto"/>
+        <w:jc w:val="center"/>
+        <w:tblLook w:val="04A0" w:firstRow="1" w:lastRow="0" w:firstColumn="1" w:lastColumn="0" w:noHBand="0" w:noVBand="1"/>
+      </w:tblPr>
+      <w:tblGrid>
+        <w:gridCol w:w="9360"/>
+      </w:tblGrid>
+      <w:tr>
+        <w:trPr>
+          <w:jc w:val="center"/>
+        </w:trPr>
+        <w:tc>
+          <w:tcPr>
+            <w:tcW w:w="9360" w:type="dxa"/>
+            <w:tcBorders>
+              <w:top w:val="single" w:sz="4" w:space="0" w:color="F3F4F6"/>
+              <w:left w:val="single" w:sz="36" w:space="0" w:color="6B7280"/>
+              <w:bottom w:val="single" w:sz="4" w:space="0" w:color="F3F4F6"/>
+              <w:right w:val="single" w:sz="4" w:space="0" w:color="F3F4F6"/>
+            </w:tcBorders>
+            <w:shd w:val="clear" w:color="auto" w:fill="F3F4F6"/>
+            <w:tcMar>
+              <w:top w:w="120" w:type="dxa"/>
+              <w:left w:w="200" w:type="dxa"/>
+              <w:bottom w:w="120" w:type="dxa"/>
+              <w:right w:w="160" w:type="dxa"/>
+            </w:tcMar>
+          </w:tcPr>
+          <w:p>
+            <w:pPr>
+              <w:spacing w:after="0"/>
+            </w:pPr>
+            <w:r>
+              <w:rPr>
+                <w:b/>
+                <w:color w:val="6B7280"/>
+              </w:rPr>
+              <w:t xml:space="preserve">Good to know:  </w:t>
+            </w:r>
+            <w:r>
+              <w:t>An item keeps the price it was added at. If a sale starts or ends while an order is open, items already on the order don't change. Remove and re-add an item to pick up the new price.</w:t>
+            </w:r>
+          </w:p>
+        </w:tc>
+      </w:tr>
+    </w:tbl>
+    <w:p>
+      <w:pPr>
+        <w:spacing w:after="40"/>
+      </w:pPr>
+    </w:p>
+    <w:p>
+      <w:pPr>
+        <w:pStyle w:val="Heading3"/>
+      </w:pPr>
+      <w:r>
+        <w:t>Items we have on hand</w:t>
+      </w:r>
+    </w:p>
+    <w:p>
+      <w:r>
+        <w:t xml:space="preserve">Some accessories, such as pillows and mattress protectors, are kept at the cart so customers can take them home today. For these items the list shows how many are </w:t>
+      </w:r>
+      <w:r>
+        <w:rPr>
+          <w:b/>
+        </w:rPr>
+        <w:t>in stock</w:t>
+      </w:r>
+      <w:r>
+        <w:t>, and each size shows its own count.</w:t>
+      </w:r>
+    </w:p>
+    <w:p>
+      <w:pPr>
+        <w:pStyle w:val="ListBullet"/>
+        <w:spacing w:after="60"/>
+      </w:pPr>
+      <w:r>
+        <w:rPr>
+          <w:b/>
+        </w:rPr>
+        <w:t>Take With</w:t>
+      </w:r>
+      <w:r>
+        <w:t xml:space="preserve"> is only available while the size is in stock. If the cart doesn't have enough, the Take With button is greyed out and shows </w:t>
+      </w:r>
+      <w:r>
+        <w:rPr>
+          <w:b/>
+        </w:rPr>
+        <w:t>Out of stock</w:t>
+      </w:r>
+      <w:r>
+        <w:t xml:space="preserve"> or </w:t>
+      </w:r>
+      <w:r>
+        <w:rPr>
+          <w:b/>
+        </w:rPr>
+        <w:t>Only 2 in stock</w:t>
+      </w:r>
+      <w:r>
+        <w:t>.</w:t>
+      </w:r>
+    </w:p>
+    <w:p>
+      <w:pPr>
+        <w:pStyle w:val="ListBullet"/>
+        <w:spacing w:after="60"/>
+      </w:pPr>
+      <w:r>
+        <w:t>An out-of-stock size can still be sold. Just choose a shipping method such as Drop Ship.</w:t>
+      </w:r>
+    </w:p>
+    <w:p>
+      <w:pPr>
+        <w:pStyle w:val="ListBullet"/>
+        <w:spacing w:after="60"/>
+      </w:pPr>
+      <w:r>
+        <w:t>Items that aren't counted, like mattresses, never show a stock number and are never blocked.</w:t>
+      </w:r>
+    </w:p>
+    <w:p>
+      <w:pPr>
+        <w:pStyle w:val="ListBullet"/>
+        <w:spacing w:after="60"/>
+      </w:pPr>
+      <w:r>
         <w:lastRenderedPageBreak/>
+        <w:t xml:space="preserve">Some items are counted by color (or another selection) as well as size. Then each choice shows its own count, for example </w:t>
+      </w:r>
+      <w:r>
+        <w:rPr>
+          <w:b/>
+        </w:rPr>
+        <w:t>Gray - 6 in stock</w:t>
+      </w:r>
+      <w:r>
+        <w:t xml:space="preserve"> and </w:t>
+      </w:r>
+      <w:r>
+        <w:rPr>
+          <w:b/>
+        </w:rPr>
+        <w:t>Navy - Out of stock</w:t>
+      </w:r>
+      <w:r>
+        <w:t>, and Take With follows the choice you picked.</w:t>
+      </w:r>
+    </w:p>
+    <w:p>
+      <w:pPr>
+        <w:keepNext/>
+        <w:spacing w:after="40"/>
+        <w:jc w:val="center"/>
+      </w:pPr>
+      <w:r>
+        <w:rPr>
+          <w:noProof/>
+        </w:rPr>
         <w:drawing>
-          <wp:inline distT="0" distB="0" distL="0" distR="0" wp14:anchorId="660ABE89" wp14:editId="453C685C">
+          <wp:inline distT="0" distB="0" distL="0" distR="0" wp14:anchorId="2FB9A3EA" wp14:editId="7FD20392">
             <wp:extent cx="5486400" cy="3686175"/>
             <wp:effectExtent l="0" t="0" r="0" b="0"/>
-            <wp:docPr id="5" name="Picture 5"/>
+            <wp:docPr id="6" name="Picture 6"/>
             <wp:cNvGraphicFramePr>
               <a:graphicFrameLocks xmlns:a="http://schemas.openxmlformats.org/drawingml/2006/main" noChangeAspect="1"/>
             </wp:cNvGraphicFramePr>
@@ -7435,7 +7702,7 @@
                     <pic:cNvPicPr/>
                   </pic:nvPicPr>
                   <pic:blipFill>
-                    <a:blip r:embed="rId13"/>
+                    <a:blip r:embed="rId14"/>
                     <a:stretch>
                       <a:fillRect/>
                     </a:stretch>
@@ -7617,10 +7884,24 @@
       </w:r>
     </w:p>
     <w:p>
+      <w:r>
+        <w:t xml:space="preserve">If an included item has its own selections, such as a color, they're shown in a purple </w:t>
+      </w:r>
+      <w:r>
+        <w:rPr>
+          <w:b/>
+        </w:rPr>
+        <w:t>Included</w:t>
+      </w:r>
+      <w:r>
+        <w:t xml:space="preserve"> box so you can pick them when you add the bundle.</w:t>
+      </w:r>
+    </w:p>
+    <w:p>
       <w:pPr>
         <w:pStyle w:val="Heading2"/>
       </w:pPr>
-      <w:bookmarkStart w:id="13" w:name="_Toc241785357"/>
+      <w:bookmarkStart w:id="13" w:name="_Toc242011252"/>
       <w:r>
         <w:t>Adding shipping or a service later</w:t>
       </w:r>
@@ -7661,372 +7942,7 @@
         </w:rPr>
         <w:lastRenderedPageBreak/>
         <w:drawing>
-          <wp:inline distT="0" distB="0" distL="0" distR="0" wp14:anchorId="397C5C0D" wp14:editId="72E43543">
-            <wp:extent cx="4754880" cy="3194685"/>
-            <wp:effectExtent l="0" t="0" r="0" b="0"/>
-            <wp:docPr id="6" name="Picture 6"/>
-            <wp:cNvGraphicFramePr>
-              <a:graphicFrameLocks xmlns:a="http://schemas.openxmlformats.org/drawingml/2006/main" noChangeAspect="1"/>
-            </wp:cNvGraphicFramePr>
-            <a:graphic xmlns:a="http://schemas.openxmlformats.org/drawingml/2006/main">
-              <a:graphicData uri="http://schemas.openxmlformats.org/drawingml/2006/picture">
-                <pic:pic xmlns:pic="http://schemas.openxmlformats.org/drawingml/2006/picture">
-                  <pic:nvPicPr>
-                    <pic:cNvPr id="0" name="06_add_service.png"/>
-                    <pic:cNvPicPr/>
-                  </pic:nvPicPr>
-                  <pic:blipFill>
-                    <a:blip r:embed="rId14"/>
-                    <a:stretch>
-                      <a:fillRect/>
-                    </a:stretch>
-                  </pic:blipFill>
-                  <pic:spPr>
-                    <a:xfrm>
-                      <a:off x="0" y="0"/>
-                      <a:ext cx="4754880" cy="3194685"/>
-                    </a:xfrm>
-                    <a:prstGeom prst="rect">
-                      <a:avLst/>
-                    </a:prstGeom>
-                  </pic:spPr>
-                </pic:pic>
-              </a:graphicData>
-            </a:graphic>
-          </wp:inline>
-        </w:drawing>
-      </w:r>
-    </w:p>
-    <w:p>
-      <w:pPr>
-        <w:spacing w:after="200"/>
-        <w:jc w:val="center"/>
-      </w:pPr>
-      <w:r>
-        <w:rPr>
-          <w:i/>
-          <w:color w:val="6B7280"/>
-          <w:sz w:val="18"/>
-        </w:rPr>
-        <w:t>Adding a service to an item already on the order</w:t>
-      </w:r>
-    </w:p>
-    <w:p>
-      <w:pPr>
-        <w:pStyle w:val="Heading2"/>
-      </w:pPr>
-      <w:bookmarkStart w:id="14" w:name="_Toc241785358"/>
-      <w:r>
-        <w:t>Changing or removing an item</w:t>
-      </w:r>
-      <w:bookmarkEnd w:id="14"/>
-    </w:p>
-    <w:p>
-      <w:pPr>
-        <w:pStyle w:val="ListBullet"/>
-        <w:spacing w:after="60"/>
-      </w:pPr>
-      <w:r>
-        <w:rPr>
-          <w:b/>
-        </w:rPr>
-        <w:t>Edit</w:t>
-      </w:r>
-      <w:r>
-        <w:t xml:space="preserve"> lets you change the description, brand, size, unit price, discount and quantity. It also lets you mark the item </w:t>
-      </w:r>
-      <w:r>
-        <w:rPr>
-          <w:b/>
-        </w:rPr>
-        <w:t>Take with</w:t>
-      </w:r>
-      <w:r>
-        <w:t xml:space="preserve"> (the customer carries it out today) or </w:t>
-      </w:r>
-      <w:r>
-        <w:rPr>
-          <w:b/>
-        </w:rPr>
-        <w:t>Taxable</w:t>
-      </w:r>
-      <w:r>
-        <w:t>. For counted items, the Take with box shows how many are in stock and can't be ticked when there aren't enough.</w:t>
-      </w:r>
-    </w:p>
-    <w:p>
-      <w:pPr>
-        <w:pStyle w:val="ListBullet"/>
-        <w:spacing w:after="60"/>
-      </w:pPr>
-      <w:r>
-        <w:rPr>
-          <w:b/>
-        </w:rPr>
-        <w:t>-</w:t>
-      </w:r>
-      <w:r>
-        <w:t xml:space="preserve"> and </w:t>
-      </w:r>
-      <w:r>
-        <w:rPr>
-          <w:b/>
-        </w:rPr>
-        <w:t>+</w:t>
-      </w:r>
-      <w:r>
-        <w:t xml:space="preserve"> next to an item change its quantity straight away, without opening Edit.</w:t>
-      </w:r>
-    </w:p>
-    <w:p>
-      <w:pPr>
-        <w:pStyle w:val="ListBullet"/>
-        <w:spacing w:after="60"/>
-      </w:pPr>
-      <w:r>
-        <w:rPr>
-          <w:b/>
-        </w:rPr>
-        <w:t>Notes</w:t>
-      </w:r>
-      <w:r>
-        <w:t xml:space="preserve">: add or change an item's note with </w:t>
-      </w:r>
-      <w:r>
-        <w:rPr>
-          <w:b/>
-        </w:rPr>
-        <w:t>Edit</w:t>
-      </w:r>
-      <w:r>
-        <w:t>. The note shows under the item on screen, and on the sales sheet it prints directly under the item, above its shipping row.</w:t>
-      </w:r>
-    </w:p>
-    <w:p>
-      <w:pPr>
-        <w:pStyle w:val="ListBullet"/>
-        <w:spacing w:after="60"/>
-      </w:pPr>
-      <w:r>
-        <w:rPr>
-          <w:b/>
-        </w:rPr>
-        <w:t>Remove</w:t>
-      </w:r>
-      <w:r>
-        <w:t xml:space="preserve"> takes the item off the order. The app asks you to confirm first.</w:t>
-      </w:r>
-    </w:p>
-    <w:p>
-      <w:r>
-        <w:t xml:space="preserve">Small labels on each item help you check the order at a glance: </w:t>
-      </w:r>
-      <w:r>
-        <w:rPr>
-          <w:b/>
-        </w:rPr>
-        <w:t>Take with</w:t>
-      </w:r>
-      <w:r>
-        <w:t xml:space="preserve">, </w:t>
-      </w:r>
-      <w:r>
-        <w:rPr>
-          <w:b/>
-        </w:rPr>
-        <w:t>Included</w:t>
-      </w:r>
-      <w:r>
-        <w:t xml:space="preserve"> (part of a bundle), a discount such as </w:t>
-      </w:r>
-      <w:r>
-        <w:rPr>
-          <w:b/>
-        </w:rPr>
-        <w:t>-10%</w:t>
-      </w:r>
-      <w:r>
-        <w:t xml:space="preserve">, and </w:t>
-      </w:r>
-      <w:r>
-        <w:rPr>
-          <w:b/>
-        </w:rPr>
-        <w:t>Not on sales sheet</w:t>
-      </w:r>
-      <w:r>
-        <w:t xml:space="preserve"> for a free service row that won't print.</w:t>
-      </w:r>
-    </w:p>
-    <w:p>
-      <w:pPr>
-        <w:pStyle w:val="Heading2"/>
-      </w:pPr>
-      <w:bookmarkStart w:id="15" w:name="_Toc241785359"/>
-      <w:r>
-        <w:t>Customer details</w:t>
-      </w:r>
-      <w:bookmarkEnd w:id="15"/>
-    </w:p>
-    <w:p>
-      <w:r>
-        <w:t xml:space="preserve">The right side of the screen (or the </w:t>
-      </w:r>
-      <w:r>
-        <w:rPr>
-          <w:b/>
-        </w:rPr>
-        <w:t>Customer</w:t>
-      </w:r>
-      <w:r>
-        <w:t xml:space="preserve"> tab on a phone) holds the same fields as the paper sales sheet:</w:t>
-      </w:r>
-    </w:p>
-    <w:p>
-      <w:pPr>
-        <w:pStyle w:val="ListBullet"/>
-        <w:spacing w:after="60"/>
-      </w:pPr>
-      <w:r>
-        <w:rPr>
-          <w:b/>
-        </w:rPr>
-        <w:t>Sale details</w:t>
-      </w:r>
-      <w:r>
-        <w:t>: Organization, Advertising source, Referral name and CFS rep name.</w:t>
-      </w:r>
-    </w:p>
-    <w:p>
-      <w:pPr>
-        <w:pStyle w:val="ListBullet"/>
-        <w:spacing w:after="60"/>
-      </w:pPr>
-      <w:r>
-        <w:rPr>
-          <w:b/>
-        </w:rPr>
-        <w:t>Customer billing name and address</w:t>
-      </w:r>
-      <w:r>
-        <w:t>: name, street address, unit, floor, suite, city, state, zip, cell, alternate phone and email.</w:t>
-      </w:r>
-    </w:p>
-    <w:p>
-      <w:pPr>
-        <w:pStyle w:val="ListBullet"/>
-        <w:spacing w:after="60"/>
-      </w:pPr>
-      <w:r>
-        <w:rPr>
-          <w:b/>
-        </w:rPr>
-        <w:t>Delivery address</w:t>
-      </w:r>
-      <w:r>
-        <w:t xml:space="preserve">: leave </w:t>
-      </w:r>
-      <w:r>
-        <w:rPr>
-          <w:b/>
-        </w:rPr>
-        <w:t>Same as billing</w:t>
-      </w:r>
-      <w:r>
-        <w:t xml:space="preserve"> ticked, or untick it to enter a different address.</w:t>
-      </w:r>
-    </w:p>
-    <w:p>
-      <w:pPr>
-        <w:pStyle w:val="ListBullet"/>
-        <w:spacing w:after="60"/>
-      </w:pPr>
-      <w:r>
-        <w:rPr>
-          <w:b/>
-        </w:rPr>
-        <w:t>Comments</w:t>
-      </w:r>
-      <w:r>
-        <w:t>: anything the delivery crew or checkout table should know.</w:t>
-      </w:r>
-    </w:p>
-    <w:p>
-      <w:r>
-        <w:t>Details tidy themselves up when you move to the next box: a phone number becomes (724) 555-0100, the state becomes capitals, and the email is lower-cased.</w:t>
-      </w:r>
-    </w:p>
-    <w:p>
-      <w:pPr>
-        <w:pStyle w:val="Heading3"/>
-      </w:pPr>
-      <w:r>
-        <w:lastRenderedPageBreak/>
-        <w:t>Letting the customer type it in</w:t>
-      </w:r>
-    </w:p>
-    <w:p>
-      <w:r>
-        <w:t xml:space="preserve">Customers are often quicker (and more accurate) typing their own address. Tap </w:t>
-      </w:r>
-      <w:r>
-        <w:rPr>
-          <w:b/>
-        </w:rPr>
-        <w:t>Hand tablet to customer</w:t>
-      </w:r>
-      <w:r>
-        <w:t xml:space="preserve">. The customer sees a simple, large-print form titled </w:t>
-      </w:r>
-      <w:r>
-        <w:rPr>
-          <w:b/>
-        </w:rPr>
-        <w:t>Where should we deliver?</w:t>
-      </w:r>
-      <w:r>
-        <w:t xml:space="preserve"> with only the fields they need, including a choice of delivering </w:t>
-      </w:r>
-      <w:r>
-        <w:rPr>
-          <w:b/>
-        </w:rPr>
-        <w:t>To the address above</w:t>
-      </w:r>
-      <w:r>
-        <w:t xml:space="preserve"> or </w:t>
-      </w:r>
-      <w:r>
-        <w:rPr>
-          <w:b/>
-        </w:rPr>
-        <w:t>Somewhere else</w:t>
-      </w:r>
-      <w:r>
-        <w:t xml:space="preserve">. When they tap </w:t>
-      </w:r>
-      <w:r>
-        <w:rPr>
-          <w:b/>
-        </w:rPr>
-        <w:t>Done</w:t>
-      </w:r>
-      <w:r>
-        <w:t>, the details drop into the order and they hand the tablet back.</w:t>
-      </w:r>
-    </w:p>
-    <w:p>
-      <w:pPr>
-        <w:keepNext/>
-        <w:spacing w:after="40"/>
-        <w:jc w:val="center"/>
-      </w:pPr>
-      <w:r>
-        <w:rPr>
-          <w:noProof/>
-        </w:rPr>
-        <w:drawing>
-          <wp:inline distT="0" distB="0" distL="0" distR="0" wp14:anchorId="37DC43AD" wp14:editId="181D12E6">
+          <wp:inline distT="0" distB="0" distL="0" distR="0" wp14:anchorId="36E007C1" wp14:editId="4B963993">
             <wp:extent cx="4754880" cy="3194685"/>
             <wp:effectExtent l="0" t="0" r="0" b="0"/>
             <wp:docPr id="7" name="Picture 7"/>
@@ -8037,7 +7953,7 @@
               <a:graphicData uri="http://schemas.openxmlformats.org/drawingml/2006/picture">
                 <pic:pic xmlns:pic="http://schemas.openxmlformats.org/drawingml/2006/picture">
                   <pic:nvPicPr>
-                    <pic:cNvPr id="0" name="05_customer_sheet.png"/>
+                    <pic:cNvPr id="0" name="06_add_service.png"/>
                     <pic:cNvPicPr/>
                   </pic:nvPicPr>
                   <pic:blipFill>
@@ -8073,6 +7989,398 @@
           <w:color w:val="6B7280"/>
           <w:sz w:val="18"/>
         </w:rPr>
+        <w:t>Adding a service to an item already on the order</w:t>
+      </w:r>
+    </w:p>
+    <w:p>
+      <w:pPr>
+        <w:pStyle w:val="Heading2"/>
+      </w:pPr>
+      <w:bookmarkStart w:id="14" w:name="_Toc242011253"/>
+      <w:r>
+        <w:t>Changing or removing an item</w:t>
+      </w:r>
+      <w:bookmarkEnd w:id="14"/>
+    </w:p>
+    <w:p>
+      <w:pPr>
+        <w:pStyle w:val="ListBullet"/>
+        <w:spacing w:after="60"/>
+      </w:pPr>
+      <w:r>
+        <w:rPr>
+          <w:b/>
+        </w:rPr>
+        <w:t>Edit</w:t>
+      </w:r>
+      <w:r>
+        <w:t xml:space="preserve"> lets you change the description, brand, size, unit price, discount (a percent or a dollar amount off each) and quantity. It also lets you mark the item </w:t>
+      </w:r>
+      <w:r>
+        <w:rPr>
+          <w:b/>
+        </w:rPr>
+        <w:t>Take with</w:t>
+      </w:r>
+      <w:r>
+        <w:t xml:space="preserve"> (the customer carries it out today) or </w:t>
+      </w:r>
+      <w:r>
+        <w:rPr>
+          <w:b/>
+        </w:rPr>
+        <w:t>Taxable</w:t>
+      </w:r>
+      <w:r>
+        <w:t>. For counted items, the Take with box shows how many are in stock and can't be ticked when there aren't enough.</w:t>
+      </w:r>
+    </w:p>
+    <w:p>
+      <w:pPr>
+        <w:pStyle w:val="ListBullet"/>
+        <w:spacing w:after="60"/>
+      </w:pPr>
+      <w:r>
+        <w:rPr>
+          <w:b/>
+        </w:rPr>
+        <w:t>-</w:t>
+      </w:r>
+      <w:r>
+        <w:t xml:space="preserve"> and </w:t>
+      </w:r>
+      <w:r>
+        <w:rPr>
+          <w:b/>
+        </w:rPr>
+        <w:t>+</w:t>
+      </w:r>
+      <w:r>
+        <w:t xml:space="preserve"> next to an item change its quantity straight away, without opening Edit.</w:t>
+      </w:r>
+    </w:p>
+    <w:p>
+      <w:pPr>
+        <w:pStyle w:val="ListBullet"/>
+        <w:spacing w:after="60"/>
+      </w:pPr>
+      <w:r>
+        <w:rPr>
+          <w:b/>
+        </w:rPr>
+        <w:t>Notes</w:t>
+      </w:r>
+      <w:r>
+        <w:t xml:space="preserve">: add or change an item's note with </w:t>
+      </w:r>
+      <w:r>
+        <w:rPr>
+          <w:b/>
+        </w:rPr>
+        <w:t>Edit</w:t>
+      </w:r>
+      <w:r>
+        <w:t>. The note shows under the item on screen, and on the sales sheet it prints directly under the item, above its shipping row.</w:t>
+      </w:r>
+    </w:p>
+    <w:p>
+      <w:pPr>
+        <w:pStyle w:val="ListBullet"/>
+        <w:spacing w:after="60"/>
+      </w:pPr>
+      <w:r>
+        <w:rPr>
+          <w:b/>
+        </w:rPr>
+        <w:t>Remove</w:t>
+      </w:r>
+      <w:r>
+        <w:t xml:space="preserve"> takes the item off the order. The app asks you to confirm first.</w:t>
+      </w:r>
+    </w:p>
+    <w:p>
+      <w:r>
+        <w:t xml:space="preserve">Small labels on each item help you check the order at a glance: </w:t>
+      </w:r>
+      <w:r>
+        <w:rPr>
+          <w:b/>
+        </w:rPr>
+        <w:t>Take with</w:t>
+      </w:r>
+      <w:r>
+        <w:t xml:space="preserve">, </w:t>
+      </w:r>
+      <w:r>
+        <w:rPr>
+          <w:b/>
+        </w:rPr>
+        <w:t>Included</w:t>
+      </w:r>
+      <w:r>
+        <w:t xml:space="preserve"> (part of a bundle), a sale such as </w:t>
+      </w:r>
+      <w:r>
+        <w:rPr>
+          <w:b/>
+        </w:rPr>
+        <w:t>Sale -20%</w:t>
+      </w:r>
+      <w:r>
+        <w:t xml:space="preserve">, your extra discount such as </w:t>
+      </w:r>
+      <w:r>
+        <w:rPr>
+          <w:b/>
+        </w:rPr>
+        <w:t>-10%</w:t>
+      </w:r>
+      <w:r>
+        <w:t xml:space="preserve"> or </w:t>
+      </w:r>
+      <w:r>
+        <w:rPr>
+          <w:b/>
+        </w:rPr>
+        <w:t>-$5 ea</w:t>
+      </w:r>
+      <w:r>
+        <w:t xml:space="preserve">, and </w:t>
+      </w:r>
+      <w:r>
+        <w:rPr>
+          <w:b/>
+        </w:rPr>
+        <w:t>Not on sales sheet</w:t>
+      </w:r>
+      <w:r>
+        <w:t xml:space="preserve"> for a free service row that won't print. Any selections show after the name, for example </w:t>
+      </w:r>
+      <w:r>
+        <w:rPr>
+          <w:b/>
+        </w:rPr>
+        <w:t>Color: Gray</w:t>
+      </w:r>
+      <w:r>
+        <w:t>, and print the same way on the sales sheet.</w:t>
+      </w:r>
+    </w:p>
+    <w:p>
+      <w:pPr>
+        <w:pStyle w:val="Heading2"/>
+      </w:pPr>
+      <w:bookmarkStart w:id="15" w:name="_Toc242011254"/>
+      <w:r>
+        <w:t>Customer details</w:t>
+      </w:r>
+      <w:bookmarkEnd w:id="15"/>
+    </w:p>
+    <w:p>
+      <w:r>
+        <w:t xml:space="preserve">The right side of the screen (or the </w:t>
+      </w:r>
+      <w:r>
+        <w:rPr>
+          <w:b/>
+        </w:rPr>
+        <w:t>Customer</w:t>
+      </w:r>
+      <w:r>
+        <w:t xml:space="preserve"> tab on a phone) holds the same fields as the paper sales sheet:</w:t>
+      </w:r>
+    </w:p>
+    <w:p>
+      <w:pPr>
+        <w:pStyle w:val="ListBullet"/>
+        <w:spacing w:after="60"/>
+      </w:pPr>
+      <w:r>
+        <w:rPr>
+          <w:b/>
+        </w:rPr>
+        <w:t>Sale details</w:t>
+      </w:r>
+      <w:r>
+        <w:t>: Organization, Advertising source, Referral name and CFS rep name.</w:t>
+      </w:r>
+    </w:p>
+    <w:p>
+      <w:pPr>
+        <w:pStyle w:val="ListBullet"/>
+        <w:spacing w:after="60"/>
+      </w:pPr>
+      <w:r>
+        <w:rPr>
+          <w:b/>
+        </w:rPr>
+        <w:t>Customer billing name and address</w:t>
+      </w:r>
+      <w:r>
+        <w:t>: name, street address, unit, floor, suite, city, state, zip, cell, alternate phone and email.</w:t>
+      </w:r>
+    </w:p>
+    <w:p>
+      <w:pPr>
+        <w:pStyle w:val="ListBullet"/>
+        <w:spacing w:after="60"/>
+      </w:pPr>
+      <w:r>
+        <w:rPr>
+          <w:b/>
+        </w:rPr>
+        <w:t>Delivery address</w:t>
+      </w:r>
+      <w:r>
+        <w:t xml:space="preserve">: leave </w:t>
+      </w:r>
+      <w:r>
+        <w:rPr>
+          <w:b/>
+        </w:rPr>
+        <w:t>Same as billing</w:t>
+      </w:r>
+      <w:r>
+        <w:t xml:space="preserve"> ticked, or untick it to enter a different address.</w:t>
+      </w:r>
+    </w:p>
+    <w:p>
+      <w:pPr>
+        <w:pStyle w:val="ListBullet"/>
+        <w:spacing w:after="60"/>
+      </w:pPr>
+      <w:r>
+        <w:rPr>
+          <w:b/>
+        </w:rPr>
+        <w:t>Comments</w:t>
+      </w:r>
+      <w:r>
+        <w:t>: anything the delivery crew or checkout table should know.</w:t>
+      </w:r>
+    </w:p>
+    <w:p>
+      <w:r>
+        <w:lastRenderedPageBreak/>
+        <w:t>Details tidy themselves up when you move to the next box: a phone number becomes (724) 555-0100, the state becomes capitals, and the email is lower-cased.</w:t>
+      </w:r>
+    </w:p>
+    <w:p>
+      <w:pPr>
+        <w:pStyle w:val="Heading3"/>
+      </w:pPr>
+      <w:r>
+        <w:t>Letting the customer type it in</w:t>
+      </w:r>
+    </w:p>
+    <w:p>
+      <w:r>
+        <w:t xml:space="preserve">Customers are often quicker (and more accurate) typing their own address. Tap </w:t>
+      </w:r>
+      <w:r>
+        <w:rPr>
+          <w:b/>
+        </w:rPr>
+        <w:t>Hand tablet to customer</w:t>
+      </w:r>
+      <w:r>
+        <w:t xml:space="preserve">. The customer sees a simple, large-print form titled </w:t>
+      </w:r>
+      <w:r>
+        <w:rPr>
+          <w:b/>
+        </w:rPr>
+        <w:t>Where should we deliver?</w:t>
+      </w:r>
+      <w:r>
+        <w:t xml:space="preserve"> with only the fields they need, including a choice of delivering </w:t>
+      </w:r>
+      <w:r>
+        <w:rPr>
+          <w:b/>
+        </w:rPr>
+        <w:t>To the address above</w:t>
+      </w:r>
+      <w:r>
+        <w:t xml:space="preserve"> or </w:t>
+      </w:r>
+      <w:r>
+        <w:rPr>
+          <w:b/>
+        </w:rPr>
+        <w:t>Somewhere else</w:t>
+      </w:r>
+      <w:r>
+        <w:t xml:space="preserve">. When they tap </w:t>
+      </w:r>
+      <w:r>
+        <w:rPr>
+          <w:b/>
+        </w:rPr>
+        <w:t>Done</w:t>
+      </w:r>
+      <w:r>
+        <w:t>, the details drop into the order and they hand the tablet back.</w:t>
+      </w:r>
+    </w:p>
+    <w:p>
+      <w:pPr>
+        <w:keepNext/>
+        <w:spacing w:after="40"/>
+        <w:jc w:val="center"/>
+      </w:pPr>
+      <w:r>
+        <w:rPr>
+          <w:noProof/>
+        </w:rPr>
+        <w:drawing>
+          <wp:inline distT="0" distB="0" distL="0" distR="0" wp14:anchorId="5D2B9AA9" wp14:editId="6CD93290">
+            <wp:extent cx="4754880" cy="3194685"/>
+            <wp:effectExtent l="0" t="0" r="0" b="0"/>
+            <wp:docPr id="8" name="Picture 8"/>
+            <wp:cNvGraphicFramePr>
+              <a:graphicFrameLocks xmlns:a="http://schemas.openxmlformats.org/drawingml/2006/main" noChangeAspect="1"/>
+            </wp:cNvGraphicFramePr>
+            <a:graphic xmlns:a="http://schemas.openxmlformats.org/drawingml/2006/main">
+              <a:graphicData uri="http://schemas.openxmlformats.org/drawingml/2006/picture">
+                <pic:pic xmlns:pic="http://schemas.openxmlformats.org/drawingml/2006/picture">
+                  <pic:nvPicPr>
+                    <pic:cNvPr id="0" name="05_customer_sheet.png"/>
+                    <pic:cNvPicPr/>
+                  </pic:nvPicPr>
+                  <pic:blipFill>
+                    <a:blip r:embed="rId16"/>
+                    <a:stretch>
+                      <a:fillRect/>
+                    </a:stretch>
+                  </pic:blipFill>
+                  <pic:spPr>
+                    <a:xfrm>
+                      <a:off x="0" y="0"/>
+                      <a:ext cx="4754880" cy="3194685"/>
+                    </a:xfrm>
+                    <a:prstGeom prst="rect">
+                      <a:avLst/>
+                    </a:prstGeom>
+                  </pic:spPr>
+                </pic:pic>
+              </a:graphicData>
+            </a:graphic>
+          </wp:inline>
+        </w:drawing>
+      </w:r>
+    </w:p>
+    <w:p>
+      <w:pPr>
+        <w:spacing w:after="200"/>
+        <w:jc w:val="center"/>
+      </w:pPr>
+      <w:r>
+        <w:rPr>
+          <w:i/>
+          <w:color w:val="6B7280"/>
+          <w:sz w:val="18"/>
+        </w:rPr>
         <w:t>The customer-friendly address form</w:t>
       </w:r>
     </w:p>
@@ -8080,7 +8388,7 @@
       <w:pPr>
         <w:pStyle w:val="Heading2"/>
       </w:pPr>
-      <w:bookmarkStart w:id="16" w:name="_Toc241785360"/>
+      <w:bookmarkStart w:id="16" w:name="_Toc242011255"/>
       <w:r>
         <w:t>Sending the order to checkout</w:t>
       </w:r>
@@ -8258,7 +8566,7 @@
       <w:pPr>
         <w:pStyle w:val="Heading2"/>
       </w:pPr>
-      <w:bookmarkStart w:id="17" w:name="_Toc241785361"/>
+      <w:bookmarkStart w:id="17" w:name="_Toc242011256"/>
       <w:r>
         <w:lastRenderedPageBreak/>
         <w:t>Using a phone</w:t>
@@ -8276,10 +8584,10 @@
           <w:noProof/>
         </w:rPr>
         <w:drawing>
-          <wp:inline distT="0" distB="0" distL="0" distR="0" wp14:anchorId="2E6ACD3C" wp14:editId="52503BCE">
+          <wp:inline distT="0" distB="0" distL="0" distR="0" wp14:anchorId="6375B11A" wp14:editId="351816C6">
             <wp:extent cx="2194560" cy="4749253"/>
             <wp:effectExtent l="0" t="0" r="0" b="0"/>
-            <wp:docPr id="8" name="Picture 8"/>
+            <wp:docPr id="9" name="Picture 9"/>
             <wp:cNvGraphicFramePr>
               <a:graphicFrameLocks xmlns:a="http://schemas.openxmlformats.org/drawingml/2006/main" noChangeAspect="1"/>
             </wp:cNvGraphicFramePr>
@@ -8291,7 +8599,7 @@
                     <pic:cNvPicPr/>
                   </pic:nvPicPr>
                   <pic:blipFill>
-                    <a:blip r:embed="rId16"/>
+                    <a:blip r:embed="rId17"/>
                     <a:stretch>
                       <a:fillRect/>
                     </a:stretch>
@@ -8354,7 +8662,7 @@
         <w:pStyle w:val="Heading1"/>
         <w:pageBreakBefore/>
       </w:pPr>
-      <w:bookmarkStart w:id="18" w:name="_Toc241785362"/>
+      <w:bookmarkStart w:id="18" w:name="_Toc242011257"/>
       <w:r>
         <w:lastRenderedPageBreak/>
         <w:t>Checking out a customer</w:t>
@@ -8395,10 +8703,10 @@
           <w:noProof/>
         </w:rPr>
         <w:drawing>
-          <wp:inline distT="0" distB="0" distL="0" distR="0" wp14:anchorId="6B1332D6" wp14:editId="5A923640">
+          <wp:inline distT="0" distB="0" distL="0" distR="0" wp14:anchorId="782E8C15" wp14:editId="2CC0FFE2">
             <wp:extent cx="5760720" cy="3870484"/>
             <wp:effectExtent l="0" t="0" r="0" b="0"/>
-            <wp:docPr id="9" name="Picture 9"/>
+            <wp:docPr id="10" name="Picture 10"/>
             <wp:cNvGraphicFramePr>
               <a:graphicFrameLocks xmlns:a="http://schemas.openxmlformats.org/drawingml/2006/main" noChangeAspect="1"/>
             </wp:cNvGraphicFramePr>
@@ -8410,7 +8718,7 @@
                     <pic:cNvPicPr/>
                   </pic:nvPicPr>
                   <pic:blipFill>
-                    <a:blip r:embed="rId17"/>
+                    <a:blip r:embed="rId18"/>
                     <a:stretch>
                       <a:fillRect/>
                     </a:stretch>
@@ -8449,7 +8757,7 @@
       <w:pPr>
         <w:pStyle w:val="Heading2"/>
       </w:pPr>
-      <w:bookmarkStart w:id="19" w:name="_Toc241785363"/>
+      <w:bookmarkStart w:id="19" w:name="_Toc242011258"/>
       <w:r>
         <w:t>1. Review the order with the customer</w:t>
       </w:r>
@@ -8546,7 +8854,7 @@
       <w:pPr>
         <w:pStyle w:val="Heading2"/>
       </w:pPr>
-      <w:bookmarkStart w:id="20" w:name="_Toc241785364"/>
+      <w:bookmarkStart w:id="20" w:name="_Toc242011259"/>
       <w:r>
         <w:t>2. Take payment</w:t>
       </w:r>
@@ -8860,7 +9168,7 @@
       <w:pPr>
         <w:pStyle w:val="Heading2"/>
       </w:pPr>
-      <w:bookmarkStart w:id="21" w:name="_Toc241785365"/>
+      <w:bookmarkStart w:id="21" w:name="_Toc242011260"/>
       <w:r>
         <w:t>3. Acknowledgements (initials and signature)</w:t>
       </w:r>
@@ -9042,10 +9350,10 @@
         </w:rPr>
         <w:lastRenderedPageBreak/>
         <w:drawing>
-          <wp:inline distT="0" distB="0" distL="0" distR="0" wp14:anchorId="36380E7E" wp14:editId="1F90B810">
+          <wp:inline distT="0" distB="0" distL="0" distR="0" wp14:anchorId="03255D7E" wp14:editId="4B805CD3">
             <wp:extent cx="4937760" cy="3317558"/>
             <wp:effectExtent l="0" t="0" r="0" b="0"/>
-            <wp:docPr id="10" name="Picture 10"/>
+            <wp:docPr id="11" name="Picture 11"/>
             <wp:cNvGraphicFramePr>
               <a:graphicFrameLocks xmlns:a="http://schemas.openxmlformats.org/drawingml/2006/main" noChangeAspect="1"/>
             </wp:cNvGraphicFramePr>
@@ -9057,7 +9365,7 @@
                     <pic:cNvPicPr/>
                   </pic:nvPicPr>
                   <pic:blipFill>
-                    <a:blip r:embed="rId18"/>
+                    <a:blip r:embed="rId19"/>
                     <a:stretch>
                       <a:fillRect/>
                     </a:stretch>
@@ -9231,7 +9539,7 @@
       <w:pPr>
         <w:pStyle w:val="Heading2"/>
       </w:pPr>
-      <w:bookmarkStart w:id="22" w:name="_Toc241785366"/>
+      <w:bookmarkStart w:id="22" w:name="_Toc242011261"/>
       <w:r>
         <w:t>4. Complete the sale</w:t>
       </w:r>
@@ -9462,7 +9770,7 @@
       <w:pPr>
         <w:pStyle w:val="Heading2"/>
       </w:pPr>
-      <w:bookmarkStart w:id="23" w:name="_Toc241785367"/>
+      <w:bookmarkStart w:id="23" w:name="_Toc242011262"/>
       <w:r>
         <w:t>Other checkout actions</w:t>
       </w:r>
@@ -9672,7 +9980,7 @@
         <w:pStyle w:val="Heading1"/>
         <w:pageBreakBefore/>
       </w:pPr>
-      <w:bookmarkStart w:id="24" w:name="_Toc241785368"/>
+      <w:bookmarkStart w:id="24" w:name="_Toc242011263"/>
       <w:r>
         <w:lastRenderedPageBreak/>
         <w:t>The sales sheet</w:t>
@@ -9695,10 +10003,10 @@
           <w:noProof/>
         </w:rPr>
         <w:drawing>
-          <wp:inline distT="0" distB="0" distL="0" distR="0" wp14:anchorId="0DF211CF" wp14:editId="1AA1FD6E">
+          <wp:inline distT="0" distB="0" distL="0" distR="0" wp14:anchorId="1675F162" wp14:editId="45BA0834">
             <wp:extent cx="4023360" cy="3187256"/>
             <wp:effectExtent l="0" t="0" r="0" b="0"/>
-            <wp:docPr id="11" name="Picture 11"/>
+            <wp:docPr id="12" name="Picture 12"/>
             <wp:cNvGraphicFramePr>
               <a:graphicFrameLocks xmlns:a="http://schemas.openxmlformats.org/drawingml/2006/main" noChangeAspect="1"/>
             </wp:cNvGraphicFramePr>
@@ -9710,7 +10018,7 @@
                     <pic:cNvPicPr/>
                   </pic:nvPicPr>
                   <pic:blipFill>
-                    <a:blip r:embed="rId19"/>
+                    <a:blip r:embed="rId20"/>
                     <a:stretch>
                       <a:fillRect/>
                     </a:stretch>
@@ -9863,7 +10171,7 @@
       <w:pPr>
         <w:pStyle w:val="Heading2"/>
       </w:pPr>
-      <w:bookmarkStart w:id="25" w:name="_Toc241785369"/>
+      <w:bookmarkStart w:id="25" w:name="_Toc242011264"/>
       <w:r>
         <w:t>Emailing a receipt</w:t>
       </w:r>
@@ -9991,10 +10299,10 @@
         </w:rPr>
         <w:lastRenderedPageBreak/>
         <w:drawing>
-          <wp:inline distT="0" distB="0" distL="0" distR="0" wp14:anchorId="53842686" wp14:editId="0FC6BA0D">
+          <wp:inline distT="0" distB="0" distL="0" distR="0" wp14:anchorId="0CD9974C" wp14:editId="128E0160">
             <wp:extent cx="4572000" cy="3071812"/>
             <wp:effectExtent l="0" t="0" r="0" b="0"/>
-            <wp:docPr id="12" name="Picture 12"/>
+            <wp:docPr id="13" name="Picture 13"/>
             <wp:cNvGraphicFramePr>
               <a:graphicFrameLocks xmlns:a="http://schemas.openxmlformats.org/drawingml/2006/main" noChangeAspect="1"/>
             </wp:cNvGraphicFramePr>
@@ -10006,7 +10314,7 @@
                     <pic:cNvPicPr/>
                   </pic:nvPicPr>
                   <pic:blipFill>
-                    <a:blip r:embed="rId20"/>
+                    <a:blip r:embed="rId21"/>
                     <a:stretch>
                       <a:fillRect/>
                     </a:stretch>
@@ -10452,7 +10760,7 @@
         <w:pStyle w:val="Heading1"/>
         <w:pageBreakBefore/>
       </w:pPr>
-      <w:bookmarkStart w:id="26" w:name="_Toc241785370"/>
+      <w:bookmarkStart w:id="26" w:name="_Toc242011265"/>
       <w:r>
         <w:lastRenderedPageBreak/>
         <w:t>Looking up orders</w:t>
@@ -10484,10 +10792,10 @@
           <w:noProof/>
         </w:rPr>
         <w:drawing>
-          <wp:inline distT="0" distB="0" distL="0" distR="0" wp14:anchorId="55DC3041" wp14:editId="7B341BE8">
+          <wp:inline distT="0" distB="0" distL="0" distR="0" wp14:anchorId="6CD76D47" wp14:editId="1F883FD8">
             <wp:extent cx="5760720" cy="3870484"/>
             <wp:effectExtent l="0" t="0" r="0" b="0"/>
-            <wp:docPr id="13" name="Picture 13"/>
+            <wp:docPr id="14" name="Picture 14"/>
             <wp:cNvGraphicFramePr>
               <a:graphicFrameLocks xmlns:a="http://schemas.openxmlformats.org/drawingml/2006/main" noChangeAspect="1"/>
             </wp:cNvGraphicFramePr>
@@ -10499,7 +10807,7 @@
                     <pic:cNvPicPr/>
                   </pic:nvPicPr>
                   <pic:blipFill>
-                    <a:blip r:embed="rId21"/>
+                    <a:blip r:embed="rId22"/>
                     <a:stretch>
                       <a:fillRect/>
                     </a:stretch>
@@ -10604,7 +10912,7 @@
       <w:pPr>
         <w:pStyle w:val="Heading2"/>
       </w:pPr>
-      <w:bookmarkStart w:id="27" w:name="_Toc241785371"/>
+      <w:bookmarkStart w:id="27" w:name="_Toc242011266"/>
       <w:r>
         <w:t>Extra options for admins</w:t>
       </w:r>
@@ -10694,10 +11002,10 @@
         </w:rPr>
         <w:lastRenderedPageBreak/>
         <w:drawing>
-          <wp:inline distT="0" distB="0" distL="0" distR="0" wp14:anchorId="191F7B82" wp14:editId="67D1F72D">
+          <wp:inline distT="0" distB="0" distL="0" distR="0" wp14:anchorId="49060F78" wp14:editId="088C4BCF">
             <wp:extent cx="4754880" cy="3194685"/>
             <wp:effectExtent l="0" t="0" r="0" b="0"/>
-            <wp:docPr id="14" name="Picture 14"/>
+            <wp:docPr id="15" name="Picture 15"/>
             <wp:cNvGraphicFramePr>
               <a:graphicFrameLocks xmlns:a="http://schemas.openxmlformats.org/drawingml/2006/main" noChangeAspect="1"/>
             </wp:cNvGraphicFramePr>
@@ -10709,7 +11017,7 @@
                     <pic:cNvPicPr/>
                   </pic:nvPicPr>
                   <pic:blipFill>
-                    <a:blip r:embed="rId22"/>
+                    <a:blip r:embed="rId23"/>
                     <a:stretch>
                       <a:fillRect/>
                     </a:stretch>
@@ -10816,7 +11124,7 @@
         <w:pStyle w:val="Heading1"/>
         <w:pageBreakBefore/>
       </w:pPr>
-      <w:bookmarkStart w:id="28" w:name="_Toc241785372"/>
+      <w:bookmarkStart w:id="28" w:name="_Toc242011267"/>
       <w:r>
         <w:lastRenderedPageBreak/>
         <w:t>The dashboard</w:t>
@@ -10880,10 +11188,10 @@
           <w:noProof/>
         </w:rPr>
         <w:drawing>
-          <wp:inline distT="0" distB="0" distL="0" distR="0" wp14:anchorId="7D046817" wp14:editId="2D1A2607">
+          <wp:inline distT="0" distB="0" distL="0" distR="0" wp14:anchorId="0944F62E" wp14:editId="35A4FC1B">
             <wp:extent cx="4937760" cy="4305110"/>
             <wp:effectExtent l="0" t="0" r="0" b="0"/>
-            <wp:docPr id="15" name="Picture 15"/>
+            <wp:docPr id="16" name="Picture 16"/>
             <wp:cNvGraphicFramePr>
               <a:graphicFrameLocks xmlns:a="http://schemas.openxmlformats.org/drawingml/2006/main" noChangeAspect="1"/>
             </wp:cNvGraphicFramePr>
@@ -10895,7 +11203,7 @@
                     <pic:cNvPicPr/>
                   </pic:nvPicPr>
                   <pic:blipFill>
-                    <a:blip r:embed="rId23"/>
+                    <a:blip r:embed="rId24"/>
                     <a:stretch>
                       <a:fillRect/>
                     </a:stretch>
@@ -11535,7 +11843,7 @@
         <w:pStyle w:val="Heading1"/>
         <w:pageBreakBefore/>
       </w:pPr>
-      <w:bookmarkStart w:id="29" w:name="_Toc241785373"/>
+      <w:bookmarkStart w:id="29" w:name="_Toc242011268"/>
       <w:r>
         <w:lastRenderedPageBreak/>
         <w:t>Keeping inventory</w:t>
@@ -11594,10 +11902,10 @@
           <w:noProof/>
         </w:rPr>
         <w:drawing>
-          <wp:inline distT="0" distB="0" distL="0" distR="0" wp14:anchorId="5F31B521" wp14:editId="10FEA3FC">
+          <wp:inline distT="0" distB="0" distL="0" distR="0" wp14:anchorId="156876E5" wp14:editId="63A5F5EC">
             <wp:extent cx="5760720" cy="3870484"/>
             <wp:effectExtent l="0" t="0" r="0" b="0"/>
-            <wp:docPr id="16" name="Picture 16"/>
+            <wp:docPr id="17" name="Picture 17"/>
             <wp:cNvGraphicFramePr>
               <a:graphicFrameLocks xmlns:a="http://schemas.openxmlformats.org/drawingml/2006/main" noChangeAspect="1"/>
             </wp:cNvGraphicFramePr>
@@ -11609,7 +11917,7 @@
                     <pic:cNvPicPr/>
                   </pic:nvPicPr>
                   <pic:blipFill>
-                    <a:blip r:embed="rId24"/>
+                    <a:blip r:embed="rId25"/>
                     <a:stretch>
                       <a:fillRect/>
                     </a:stretch>
@@ -11648,7 +11956,7 @@
       <w:pPr>
         <w:pStyle w:val="Heading2"/>
       </w:pPr>
-      <w:bookmarkStart w:id="30" w:name="_Toc241785374"/>
+      <w:bookmarkStart w:id="30" w:name="_Toc242011269"/>
       <w:r>
         <w:t>What's on the screen</w:t>
       </w:r>
@@ -11660,7 +11968,16 @@
         <w:spacing w:after="60"/>
       </w:pPr>
       <w:r>
-        <w:t>Each counted product is listed under its category, with one row per size.</w:t>
+        <w:t xml:space="preserve">Each counted product is listed under its category, with one row per size. A product counted by color has a row for each size and color, such as </w:t>
+      </w:r>
+      <w:r>
+        <w:rPr>
+          <w:b/>
+        </w:rPr>
+        <w:t>Queen - Gray</w:t>
+      </w:r>
+      <w:r>
+        <w:t>.</w:t>
       </w:r>
     </w:p>
     <w:p>
@@ -11733,76 +12050,6 @@
       </w:r>
       <w:r>
         <w:t xml:space="preserve"> to pick up changes made on another tablet.</w:t>
-      </w:r>
-    </w:p>
-    <w:p>
-      <w:pPr>
-        <w:pStyle w:val="Heading2"/>
-      </w:pPr>
-      <w:bookmarkStart w:id="31" w:name="_Toc241785375"/>
-      <w:r>
-        <w:t>Updating a count</w:t>
-      </w:r>
-      <w:bookmarkEnd w:id="31"/>
-    </w:p>
-    <w:p>
-      <w:r>
-        <w:t>There are two ways to change a count:</w:t>
-      </w:r>
-    </w:p>
-    <w:p>
-      <w:pPr>
-        <w:pStyle w:val="ListBullet"/>
-        <w:spacing w:after="60"/>
-      </w:pPr>
-      <w:r>
-        <w:t xml:space="preserve">Tap </w:t>
-      </w:r>
-      <w:r>
-        <w:rPr>
-          <w:b/>
-        </w:rPr>
-        <w:t>+</w:t>
-      </w:r>
-      <w:r>
-        <w:t xml:space="preserve"> or </w:t>
-      </w:r>
-      <w:r>
-        <w:rPr>
-          <w:b/>
-        </w:rPr>
-        <w:t>-</w:t>
-      </w:r>
-      <w:r>
-        <w:t xml:space="preserve"> to add or remove one. This is handy when a single pillow turns up or is set aside as a floor sample.</w:t>
-      </w:r>
-    </w:p>
-    <w:p>
-      <w:pPr>
-        <w:pStyle w:val="ListBullet"/>
-        <w:spacing w:after="60"/>
-      </w:pPr>
-      <w:r>
-        <w:lastRenderedPageBreak/>
-        <w:t xml:space="preserve">Tap the number itself to type in a new count. Use this when a delivery arrives or at the end-of-event tally. You can add a short </w:t>
-      </w:r>
-      <w:r>
-        <w:rPr>
-          <w:b/>
-        </w:rPr>
-        <w:t>Note</w:t>
-      </w:r>
-      <w:r>
-        <w:t xml:space="preserve">, such as "Delivery received", then tap </w:t>
-      </w:r>
-      <w:r>
-        <w:rPr>
-          <w:b/>
-        </w:rPr>
-        <w:t>Save count</w:t>
-      </w:r>
-      <w:r>
-        <w:t>.</w:t>
       </w:r>
     </w:p>
     <w:p>
@@ -11815,11 +12062,214 @@
         <w:rPr>
           <w:noProof/>
         </w:rPr>
+        <w:lastRenderedPageBreak/>
         <w:drawing>
-          <wp:inline distT="0" distB="0" distL="0" distR="0" wp14:anchorId="13E5AABB" wp14:editId="6CD3738A">
+          <wp:inline distT="0" distB="0" distL="0" distR="0" wp14:anchorId="70D84A8E" wp14:editId="34B11209">
+            <wp:extent cx="5120640" cy="2295459"/>
+            <wp:effectExtent l="0" t="0" r="0" b="0"/>
+            <wp:docPr id="18" name="Picture 18"/>
+            <wp:cNvGraphicFramePr>
+              <a:graphicFrameLocks xmlns:a="http://schemas.openxmlformats.org/drawingml/2006/main" noChangeAspect="1"/>
+            </wp:cNvGraphicFramePr>
+            <a:graphic xmlns:a="http://schemas.openxmlformats.org/drawingml/2006/main">
+              <a:graphicData uri="http://schemas.openxmlformats.org/drawingml/2006/picture">
+                <pic:pic xmlns:pic="http://schemas.openxmlformats.org/drawingml/2006/picture">
+                  <pic:nvPicPr>
+                    <pic:cNvPr id="0" name="43_inventory_colors.png"/>
+                    <pic:cNvPicPr/>
+                  </pic:nvPicPr>
+                  <pic:blipFill>
+                    <a:blip r:embed="rId26"/>
+                    <a:stretch>
+                      <a:fillRect/>
+                    </a:stretch>
+                  </pic:blipFill>
+                  <pic:spPr>
+                    <a:xfrm>
+                      <a:off x="0" y="0"/>
+                      <a:ext cx="5120640" cy="2295459"/>
+                    </a:xfrm>
+                    <a:prstGeom prst="rect">
+                      <a:avLst/>
+                    </a:prstGeom>
+                  </pic:spPr>
+                </pic:pic>
+              </a:graphicData>
+            </a:graphic>
+          </wp:inline>
+        </w:drawing>
+      </w:r>
+    </w:p>
+    <w:p>
+      <w:pPr>
+        <w:spacing w:after="200"/>
+        <w:jc w:val="center"/>
+      </w:pPr>
+      <w:r>
+        <w:rPr>
+          <w:i/>
+          <w:color w:val="6B7280"/>
+          <w:sz w:val="18"/>
+        </w:rPr>
+        <w:t>A sheet set counted by size and color</w:t>
+      </w:r>
+    </w:p>
+    <w:tbl>
+      <w:tblPr>
+        <w:tblW w:w="0" w:type="auto"/>
+        <w:jc w:val="center"/>
+        <w:tblLook w:val="04A0" w:firstRow="1" w:lastRow="0" w:firstColumn="1" w:lastColumn="0" w:noHBand="0" w:noVBand="1"/>
+      </w:tblPr>
+      <w:tblGrid>
+        <w:gridCol w:w="9360"/>
+      </w:tblGrid>
+      <w:tr>
+        <w:trPr>
+          <w:jc w:val="center"/>
+        </w:trPr>
+        <w:tc>
+          <w:tcPr>
+            <w:tcW w:w="9360" w:type="dxa"/>
+            <w:tcBorders>
+              <w:top w:val="single" w:sz="4" w:space="0" w:color="F3F4F6"/>
+              <w:left w:val="single" w:sz="36" w:space="0" w:color="6B7280"/>
+              <w:bottom w:val="single" w:sz="4" w:space="0" w:color="F3F4F6"/>
+              <w:right w:val="single" w:sz="4" w:space="0" w:color="F3F4F6"/>
+            </w:tcBorders>
+            <w:shd w:val="clear" w:color="auto" w:fill="F3F4F6"/>
+            <w:tcMar>
+              <w:top w:w="120" w:type="dxa"/>
+              <w:left w:w="200" w:type="dxa"/>
+              <w:bottom w:w="120" w:type="dxa"/>
+              <w:right w:w="160" w:type="dxa"/>
+            </w:tcMar>
+          </w:tcPr>
+          <w:p>
+            <w:pPr>
+              <w:spacing w:after="0"/>
+            </w:pPr>
+            <w:r>
+              <w:rPr>
+                <w:b/>
+                <w:color w:val="6B7280"/>
+              </w:rPr>
+              <w:t xml:space="preserve">Good to know:  </w:t>
+            </w:r>
+            <w:r>
+              <w:t xml:space="preserve">If an admin stops offering a color that still has stock, its row stays, marked </w:t>
+            </w:r>
+            <w:r>
+              <w:rPr>
+                <w:b/>
+              </w:rPr>
+              <w:t>(no longer offered)</w:t>
+            </w:r>
+            <w:r>
+              <w:t xml:space="preserve">, until the count is set to 0. A row marked </w:t>
+            </w:r>
+            <w:r>
+              <w:rPr>
+                <w:b/>
+              </w:rPr>
+              <w:t>Not split by choice</w:t>
+            </w:r>
+            <w:r>
+              <w:t xml:space="preserve"> holds stock counted before the product was counted by color - move it into the right colors, then set it to 0.</w:t>
+            </w:r>
+          </w:p>
+        </w:tc>
+      </w:tr>
+    </w:tbl>
+    <w:p>
+      <w:pPr>
+        <w:spacing w:after="40"/>
+      </w:pPr>
+    </w:p>
+    <w:p>
+      <w:pPr>
+        <w:pStyle w:val="Heading2"/>
+      </w:pPr>
+      <w:bookmarkStart w:id="31" w:name="_Toc242011270"/>
+      <w:r>
+        <w:t>Updating a count</w:t>
+      </w:r>
+      <w:bookmarkEnd w:id="31"/>
+    </w:p>
+    <w:p>
+      <w:r>
+        <w:t>There are two ways to change a count:</w:t>
+      </w:r>
+    </w:p>
+    <w:p>
+      <w:pPr>
+        <w:pStyle w:val="ListBullet"/>
+        <w:spacing w:after="60"/>
+      </w:pPr>
+      <w:r>
+        <w:t xml:space="preserve">Tap </w:t>
+      </w:r>
+      <w:r>
+        <w:rPr>
+          <w:b/>
+        </w:rPr>
+        <w:t>+</w:t>
+      </w:r>
+      <w:r>
+        <w:t xml:space="preserve"> or </w:t>
+      </w:r>
+      <w:r>
+        <w:rPr>
+          <w:b/>
+        </w:rPr>
+        <w:t>-</w:t>
+      </w:r>
+      <w:r>
+        <w:t xml:space="preserve"> to add or remove one. This is handy when a single pillow turns up or is set aside as a floor sample.</w:t>
+      </w:r>
+    </w:p>
+    <w:p>
+      <w:pPr>
+        <w:pStyle w:val="ListBullet"/>
+        <w:spacing w:after="60"/>
+      </w:pPr>
+      <w:r>
+        <w:t xml:space="preserve">Tap the number itself to type in a new count. Use this when a delivery arrives or at the end-of-event tally. You can add a short </w:t>
+      </w:r>
+      <w:r>
+        <w:rPr>
+          <w:b/>
+        </w:rPr>
+        <w:t>Note</w:t>
+      </w:r>
+      <w:r>
+        <w:t xml:space="preserve">, such as "Delivery received", then tap </w:t>
+      </w:r>
+      <w:r>
+        <w:rPr>
+          <w:b/>
+        </w:rPr>
+        <w:t>Save count</w:t>
+      </w:r>
+      <w:r>
+        <w:t>.</w:t>
+      </w:r>
+    </w:p>
+    <w:p>
+      <w:pPr>
+        <w:keepNext/>
+        <w:spacing w:after="40"/>
+        <w:jc w:val="center"/>
+      </w:pPr>
+      <w:r>
+        <w:rPr>
+          <w:noProof/>
+        </w:rPr>
+        <w:lastRenderedPageBreak/>
+        <w:drawing>
+          <wp:inline distT="0" distB="0" distL="0" distR="0" wp14:anchorId="080DC534" wp14:editId="13531EE1">
             <wp:extent cx="5120640" cy="3440430"/>
             <wp:effectExtent l="0" t="0" r="0" b="0"/>
-            <wp:docPr id="17" name="Picture 17"/>
+            <wp:docPr id="19" name="Picture 19"/>
             <wp:cNvGraphicFramePr>
               <a:graphicFrameLocks xmlns:a="http://schemas.openxmlformats.org/drawingml/2006/main" noChangeAspect="1"/>
             </wp:cNvGraphicFramePr>
@@ -11831,7 +12281,7 @@
                     <pic:cNvPicPr/>
                   </pic:nvPicPr>
                   <pic:blipFill>
-                    <a:blip r:embed="rId25"/>
+                    <a:blip r:embed="rId27"/>
                     <a:stretch>
                       <a:fillRect/>
                     </a:stretch>
@@ -11870,7 +12320,7 @@
       <w:pPr>
         <w:pStyle w:val="Heading2"/>
       </w:pPr>
-      <w:bookmarkStart w:id="32" w:name="_Toc241785376"/>
+      <w:bookmarkStart w:id="32" w:name="_Toc242011271"/>
       <w:r>
         <w:t>What changes the count automatically</w:t>
       </w:r>
@@ -12274,24 +12724,24 @@
       <w:pPr>
         <w:pStyle w:val="Heading2"/>
       </w:pPr>
-      <w:bookmarkStart w:id="33" w:name="_Toc241785377"/>
+      <w:bookmarkStart w:id="33" w:name="_Toc242011272"/>
+      <w:r>
+        <w:t>Seeing the history</w:t>
+      </w:r>
+      <w:bookmarkEnd w:id="33"/>
+    </w:p>
+    <w:p>
+      <w:r>
+        <w:t>Tap the clock icon next to a size to see every change to its count: who made it, when, why (a count change, a Take With sale or a return to stock) and how many were left afterwards.</w:t>
+      </w:r>
+    </w:p>
+    <w:p>
+      <w:pPr>
+        <w:pStyle w:val="Heading2"/>
+      </w:pPr>
+      <w:bookmarkStart w:id="34" w:name="_Toc242011273"/>
       <w:r>
         <w:lastRenderedPageBreak/>
-        <w:t>Seeing the history</w:t>
-      </w:r>
-      <w:bookmarkEnd w:id="33"/>
-    </w:p>
-    <w:p>
-      <w:r>
-        <w:t>Tap the clock icon next to a size to see every change to its count: who made it, when, why (a count change, a Take With sale or a return to stock) and how many were left afterwards.</w:t>
-      </w:r>
-    </w:p>
-    <w:p>
-      <w:pPr>
-        <w:pStyle w:val="Heading2"/>
-      </w:pPr>
-      <w:bookmarkStart w:id="34" w:name="_Toc241785378"/>
-      <w:r>
         <w:t>Notes for the inventory sheet</w:t>
       </w:r>
       <w:bookmarkEnd w:id="34"/>
@@ -12339,10 +12789,10 @@
           <w:noProof/>
         </w:rPr>
         <w:drawing>
-          <wp:inline distT="0" distB="0" distL="0" distR="0" wp14:anchorId="07046A66" wp14:editId="4F7288DF">
+          <wp:inline distT="0" distB="0" distL="0" distR="0" wp14:anchorId="76D4600C" wp14:editId="4C75A30C">
             <wp:extent cx="5120640" cy="3440430"/>
             <wp:effectExtent l="0" t="0" r="0" b="0"/>
-            <wp:docPr id="18" name="Picture 18"/>
+            <wp:docPr id="20" name="Picture 20"/>
             <wp:cNvGraphicFramePr>
               <a:graphicFrameLocks xmlns:a="http://schemas.openxmlformats.org/drawingml/2006/main" noChangeAspect="1"/>
             </wp:cNvGraphicFramePr>
@@ -12354,7 +12804,7 @@
                     <pic:cNvPicPr/>
                   </pic:nvPicPr>
                   <pic:blipFill>
-                    <a:blip r:embed="rId26"/>
+                    <a:blip r:embed="rId28"/>
                     <a:stretch>
                       <a:fillRect/>
                     </a:stretch>
@@ -12393,7 +12843,7 @@
       <w:pPr>
         <w:pStyle w:val="Heading2"/>
       </w:pPr>
-      <w:bookmarkStart w:id="35" w:name="_Toc241785379"/>
+      <w:bookmarkStart w:id="35" w:name="_Toc242011274"/>
       <w:r>
         <w:t>Start and end counts</w:t>
       </w:r>
@@ -12795,6 +13245,7 @@
           <w:b/>
           <w:color w:val="0369A1"/>
         </w:rPr>
+        <w:lastRenderedPageBreak/>
         <w:t>3.</w:t>
       </w:r>
       <w:r>
@@ -12916,10 +13367,10 @@
           <w:noProof/>
         </w:rPr>
         <w:drawing>
-          <wp:inline distT="0" distB="0" distL="0" distR="0" wp14:anchorId="77F9A73A" wp14:editId="3F916291">
+          <wp:inline distT="0" distB="0" distL="0" distR="0" wp14:anchorId="57FCD268" wp14:editId="1920D1D3">
             <wp:extent cx="5486400" cy="3686175"/>
             <wp:effectExtent l="0" t="0" r="0" b="0"/>
-            <wp:docPr id="19" name="Picture 19"/>
+            <wp:docPr id="21" name="Picture 21"/>
             <wp:cNvGraphicFramePr>
               <a:graphicFrameLocks xmlns:a="http://schemas.openxmlformats.org/drawingml/2006/main" noChangeAspect="1"/>
             </wp:cNvGraphicFramePr>
@@ -12931,7 +13382,7 @@
                     <pic:cNvPicPr/>
                   </pic:nvPicPr>
                   <pic:blipFill>
-                    <a:blip r:embed="rId27"/>
+                    <a:blip r:embed="rId29"/>
                     <a:stretch>
                       <a:fillRect/>
                     </a:stretch>
@@ -13056,7 +13507,7 @@
         <w:pStyle w:val="Heading1"/>
         <w:pageBreakBefore/>
       </w:pPr>
-      <w:bookmarkStart w:id="36" w:name="_Toc241785380"/>
+      <w:bookmarkStart w:id="36" w:name="_Toc242011275"/>
       <w:r>
         <w:lastRenderedPageBreak/>
         <w:t>Admin: setting up an event</w:t>
@@ -13081,7 +13532,7 @@
       <w:pPr>
         <w:pStyle w:val="Heading2"/>
       </w:pPr>
-      <w:bookmarkStart w:id="37" w:name="_Toc241785381"/>
+      <w:bookmarkStart w:id="37" w:name="_Toc242011276"/>
       <w:r>
         <w:t>Creating or editing an event</w:t>
       </w:r>
@@ -13098,10 +13549,10 @@
           <w:noProof/>
         </w:rPr>
         <w:drawing>
-          <wp:inline distT="0" distB="0" distL="0" distR="0" wp14:anchorId="477F3050" wp14:editId="756D4C85">
+          <wp:inline distT="0" distB="0" distL="0" distR="0" wp14:anchorId="1B1E50AA" wp14:editId="75094865">
             <wp:extent cx="5760720" cy="1134142"/>
             <wp:effectExtent l="0" t="0" r="0" b="0"/>
-            <wp:docPr id="20" name="Picture 20"/>
+            <wp:docPr id="22" name="Picture 22"/>
             <wp:cNvGraphicFramePr>
               <a:graphicFrameLocks xmlns:a="http://schemas.openxmlformats.org/drawingml/2006/main" noChangeAspect="1"/>
             </wp:cNvGraphicFramePr>
@@ -13113,7 +13564,7 @@
                     <pic:cNvPicPr/>
                   </pic:nvPicPr>
                   <pic:blipFill>
-                    <a:blip r:embed="rId28"/>
+                    <a:blip r:embed="rId30"/>
                     <a:stretch>
                       <a:fillRect/>
                     </a:stretch>
@@ -13447,10 +13898,10 @@
           <w:noProof/>
         </w:rPr>
         <w:drawing>
-          <wp:inline distT="0" distB="0" distL="0" distR="0" wp14:anchorId="7D1D73E3" wp14:editId="6DF3C91E">
+          <wp:inline distT="0" distB="0" distL="0" distR="0" wp14:anchorId="002B4534" wp14:editId="170A8EC5">
             <wp:extent cx="3840480" cy="2580322"/>
             <wp:effectExtent l="0" t="0" r="0" b="0"/>
-            <wp:docPr id="21" name="Picture 21"/>
+            <wp:docPr id="23" name="Picture 23"/>
             <wp:cNvGraphicFramePr>
               <a:graphicFrameLocks xmlns:a="http://schemas.openxmlformats.org/drawingml/2006/main" noChangeAspect="1"/>
             </wp:cNvGraphicFramePr>
@@ -13462,7 +13913,7 @@
                     <pic:cNvPicPr/>
                   </pic:nvPicPr>
                   <pic:blipFill>
-                    <a:blip r:embed="rId29"/>
+                    <a:blip r:embed="rId31"/>
                     <a:stretch>
                       <a:fillRect/>
                     </a:stretch>
@@ -13569,7 +14020,7 @@
       <w:pPr>
         <w:pStyle w:val="Heading2"/>
       </w:pPr>
-      <w:bookmarkStart w:id="38" w:name="_Toc241785382"/>
+      <w:bookmarkStart w:id="38" w:name="_Toc242011277"/>
       <w:r>
         <w:t>Closing out an event</w:t>
       </w:r>
@@ -13736,7 +14187,7 @@
       <w:pPr>
         <w:pStyle w:val="Heading2"/>
       </w:pPr>
-      <w:bookmarkStart w:id="39" w:name="_Toc241785383"/>
+      <w:bookmarkStart w:id="39" w:name="_Toc242011278"/>
       <w:r>
         <w:t>Event sales sheets</w:t>
       </w:r>
@@ -13794,10 +14245,10 @@
           <w:noProof/>
         </w:rPr>
         <w:drawing>
-          <wp:inline distT="0" distB="0" distL="0" distR="0" wp14:anchorId="3C777544" wp14:editId="4DDA84CC">
+          <wp:inline distT="0" distB="0" distL="0" distR="0" wp14:anchorId="0B13DBDC" wp14:editId="13E642EC">
             <wp:extent cx="4389120" cy="2948940"/>
             <wp:effectExtent l="0" t="0" r="0" b="0"/>
-            <wp:docPr id="22" name="Picture 22"/>
+            <wp:docPr id="24" name="Picture 24"/>
             <wp:cNvGraphicFramePr>
               <a:graphicFrameLocks xmlns:a="http://schemas.openxmlformats.org/drawingml/2006/main" noChangeAspect="1"/>
             </wp:cNvGraphicFramePr>
@@ -13809,7 +14260,7 @@
                     <pic:cNvPicPr/>
                   </pic:nvPicPr>
                   <pic:blipFill>
-                    <a:blip r:embed="rId30"/>
+                    <a:blip r:embed="rId32"/>
                     <a:stretch>
                       <a:fillRect/>
                     </a:stretch>
@@ -13923,10 +14374,10 @@
           <w:noProof/>
         </w:rPr>
         <w:drawing>
-          <wp:inline distT="0" distB="0" distL="0" distR="0" wp14:anchorId="532570CE" wp14:editId="5E6581D9">
+          <wp:inline distT="0" distB="0" distL="0" distR="0" wp14:anchorId="03A22605" wp14:editId="7E994205">
             <wp:extent cx="4206240" cy="5717858"/>
             <wp:effectExtent l="0" t="0" r="0" b="0"/>
-            <wp:docPr id="23" name="Picture 23"/>
+            <wp:docPr id="25" name="Picture 25"/>
             <wp:cNvGraphicFramePr>
               <a:graphicFrameLocks xmlns:a="http://schemas.openxmlformats.org/drawingml/2006/main" noChangeAspect="1"/>
             </wp:cNvGraphicFramePr>
@@ -13938,7 +14389,7 @@
                     <pic:cNvPicPr/>
                   </pic:nvPicPr>
                   <pic:blipFill>
-                    <a:blip r:embed="rId31"/>
+                    <a:blip r:embed="rId33"/>
                     <a:stretch>
                       <a:fillRect/>
                     </a:stretch>
@@ -14061,10 +14512,10 @@
           <w:noProof/>
         </w:rPr>
         <w:drawing>
-          <wp:inline distT="0" distB="0" distL="0" distR="0" wp14:anchorId="77335B10" wp14:editId="083970F9">
+          <wp:inline distT="0" distB="0" distL="0" distR="0" wp14:anchorId="5886B2A8" wp14:editId="4280B837">
             <wp:extent cx="4389120" cy="2948940"/>
             <wp:effectExtent l="0" t="0" r="0" b="0"/>
-            <wp:docPr id="24" name="Picture 24"/>
+            <wp:docPr id="26" name="Picture 26"/>
             <wp:cNvGraphicFramePr>
               <a:graphicFrameLocks xmlns:a="http://schemas.openxmlformats.org/drawingml/2006/main" noChangeAspect="1"/>
             </wp:cNvGraphicFramePr>
@@ -14076,7 +14527,7 @@
                     <pic:cNvPicPr/>
                   </pic:nvPicPr>
                   <pic:blipFill>
-                    <a:blip r:embed="rId32"/>
+                    <a:blip r:embed="rId34"/>
                     <a:stretch>
                       <a:fillRect/>
                     </a:stretch>
@@ -14174,7 +14625,7 @@
         <w:pStyle w:val="Heading1"/>
         <w:pageBreakBefore/>
       </w:pPr>
-      <w:bookmarkStart w:id="40" w:name="_Toc241785384"/>
+      <w:bookmarkStart w:id="40" w:name="_Toc242011279"/>
       <w:r>
         <w:lastRenderedPageBreak/>
         <w:t>Admin: managing the catalog</w:t>
@@ -14215,10 +14666,10 @@
           <w:noProof/>
         </w:rPr>
         <w:drawing>
-          <wp:inline distT="0" distB="0" distL="0" distR="0" wp14:anchorId="1EAFB330" wp14:editId="5579EACA">
+          <wp:inline distT="0" distB="0" distL="0" distR="0" wp14:anchorId="5F27E002" wp14:editId="17C99840">
             <wp:extent cx="5760720" cy="3870484"/>
             <wp:effectExtent l="0" t="0" r="0" b="0"/>
-            <wp:docPr id="25" name="Picture 25"/>
+            <wp:docPr id="27" name="Picture 27"/>
             <wp:cNvGraphicFramePr>
               <a:graphicFrameLocks xmlns:a="http://schemas.openxmlformats.org/drawingml/2006/main" noChangeAspect="1"/>
             </wp:cNvGraphicFramePr>
@@ -14230,7 +14681,7 @@
                     <pic:cNvPicPr/>
                   </pic:nvPicPr>
                   <pic:blipFill>
-                    <a:blip r:embed="rId33"/>
+                    <a:blip r:embed="rId35"/>
                     <a:stretch>
                       <a:fillRect/>
                     </a:stretch>
@@ -14269,7 +14720,7 @@
       <w:pPr>
         <w:pStyle w:val="Heading2"/>
       </w:pPr>
-      <w:bookmarkStart w:id="41" w:name="_Toc241785385"/>
+      <w:bookmarkStart w:id="41" w:name="_Toc242011280"/>
       <w:r>
         <w:lastRenderedPageBreak/>
         <w:t>Adding or editing a product</w:t>
@@ -14287,10 +14738,10 @@
           <w:noProof/>
         </w:rPr>
         <w:drawing>
-          <wp:inline distT="0" distB="0" distL="0" distR="0" wp14:anchorId="4131239F" wp14:editId="1530553E">
+          <wp:inline distT="0" distB="0" distL="0" distR="0" wp14:anchorId="2BE29BD4" wp14:editId="2F80DFEB">
             <wp:extent cx="5486400" cy="3686175"/>
             <wp:effectExtent l="0" t="0" r="0" b="0"/>
-            <wp:docPr id="26" name="Picture 26"/>
+            <wp:docPr id="28" name="Picture 28"/>
             <wp:cNvGraphicFramePr>
               <a:graphicFrameLocks xmlns:a="http://schemas.openxmlformats.org/drawingml/2006/main" noChangeAspect="1"/>
             </wp:cNvGraphicFramePr>
@@ -14302,7 +14753,7 @@
                     <pic:cNvPicPr/>
                   </pic:nvPicPr>
                   <pic:blipFill>
-                    <a:blip r:embed="rId34"/>
+                    <a:blip r:embed="rId36"/>
                     <a:stretch>
                       <a:fillRect/>
                     </a:stretch>
@@ -14598,25 +15049,25 @@
         <w:tab/>
       </w:r>
       <w:r>
-        <w:t xml:space="preserve">Under </w:t>
-      </w:r>
-      <w:r>
-        <w:rPr>
-          <w:b/>
-        </w:rPr>
-        <w:t>Delivery options for this product</w:t>
-      </w:r>
-      <w:r>
-        <w:t xml:space="preserve">, tick the shipping and services this product offers. You can type a different price for this product, and choose which one is the </w:t>
-      </w:r>
-      <w:r>
-        <w:rPr>
-          <w:b/>
-        </w:rPr>
-        <w:t>Default</w:t>
-      </w:r>
-      <w:r>
-        <w:t>.</w:t>
+        <w:t xml:space="preserve">Optionally set a </w:t>
+      </w:r>
+      <w:r>
+        <w:rPr>
+          <w:b/>
+        </w:rPr>
+        <w:t>Sale on every size</w:t>
+      </w:r>
+      <w:r>
+        <w:t xml:space="preserve">, or a sale for one size, and add </w:t>
+      </w:r>
+      <w:r>
+        <w:rPr>
+          <w:b/>
+        </w:rPr>
+        <w:t>Selections</w:t>
+      </w:r>
+      <w:r>
+        <w:t xml:space="preserve"> such as Color (see below).</w:t>
       </w:r>
     </w:p>
     <w:p>
@@ -14642,16 +15093,25 @@
         <w:tab/>
       </w:r>
       <w:r>
-        <w:t xml:space="preserve">Keep </w:t>
-      </w:r>
-      <w:r>
-        <w:rPr>
-          <w:b/>
-        </w:rPr>
-        <w:t>Offered on the floor</w:t>
-      </w:r>
-      <w:r>
-        <w:t xml:space="preserve"> ticked so reps can see the product.</w:t>
+        <w:t xml:space="preserve">Under </w:t>
+      </w:r>
+      <w:r>
+        <w:rPr>
+          <w:b/>
+        </w:rPr>
+        <w:t>Delivery options for this product</w:t>
+      </w:r>
+      <w:r>
+        <w:t xml:space="preserve">, tick the shipping and services this product offers. You can type a different price for this product, and choose which one is the </w:t>
+      </w:r>
+      <w:r>
+        <w:rPr>
+          <w:b/>
+        </w:rPr>
+        <w:t>Default</w:t>
+      </w:r>
+      <w:r>
+        <w:t>.</w:t>
       </w:r>
     </w:p>
     <w:p>
@@ -14677,6 +15137,41 @@
         <w:tab/>
       </w:r>
       <w:r>
+        <w:t xml:space="preserve">Keep </w:t>
+      </w:r>
+      <w:r>
+        <w:rPr>
+          <w:b/>
+        </w:rPr>
+        <w:t>Offered on the floor</w:t>
+      </w:r>
+      <w:r>
+        <w:t xml:space="preserve"> ticked so reps can see the product.</w:t>
+      </w:r>
+    </w:p>
+    <w:p>
+      <w:pPr>
+        <w:tabs>
+          <w:tab w:val="left" w:pos="504"/>
+        </w:tabs>
+        <w:spacing w:after="80"/>
+        <w:ind w:left="504" w:hanging="432"/>
+      </w:pPr>
+      <w:r>
+        <w:rPr>
+          <w:b/>
+          <w:color w:val="0369A1"/>
+        </w:rPr>
+        <w:t>9.</w:t>
+      </w:r>
+      <w:r>
+        <w:rPr>
+          <w:b/>
+          <w:color w:val="0369A1"/>
+        </w:rPr>
+        <w:tab/>
+      </w:r>
+      <w:r>
         <w:t xml:space="preserve">Tick </w:t>
       </w:r>
       <w:r>
@@ -14710,10 +15205,10 @@
         </w:rPr>
         <w:lastRenderedPageBreak/>
         <w:drawing>
-          <wp:inline distT="0" distB="0" distL="0" distR="0" wp14:anchorId="7A42F420" wp14:editId="759C7033">
+          <wp:inline distT="0" distB="0" distL="0" distR="0" wp14:anchorId="7E1B1448" wp14:editId="6FE60D28">
             <wp:extent cx="5120640" cy="2130933"/>
             <wp:effectExtent l="0" t="0" r="0" b="0"/>
-            <wp:docPr id="27" name="Picture 27"/>
+            <wp:docPr id="29" name="Picture 29"/>
             <wp:cNvGraphicFramePr>
               <a:graphicFrameLocks xmlns:a="http://schemas.openxmlformats.org/drawingml/2006/main" noChangeAspect="1"/>
             </wp:cNvGraphicFramePr>
@@ -14725,7 +15220,7 @@
                     <pic:cNvPicPr/>
                   </pic:nvPicPr>
                   <pic:blipFill>
-                    <a:blip r:embed="rId35"/>
+                    <a:blip r:embed="rId37"/>
                     <a:stretch>
                       <a:fillRect/>
                     </a:stretch>
@@ -14827,94 +15322,57 @@
         <w:pStyle w:val="Heading3"/>
       </w:pPr>
       <w:r>
-        <w:t>Building a bundle</w:t>
-      </w:r>
-    </w:p>
-    <w:p>
-      <w:r>
-        <w:t xml:space="preserve">To include other items with a size (for example an adjustable base with a mattress set), tap </w:t>
-      </w:r>
-      <w:r>
-        <w:rPr>
-          <w:b/>
-        </w:rPr>
-        <w:t>Include item</w:t>
-      </w:r>
-      <w:r>
-        <w:t xml:space="preserve"> on that size row. Pick the product, its size and the </w:t>
-      </w:r>
-      <w:r>
-        <w:rPr>
-          <w:b/>
-        </w:rPr>
-        <w:t>Quantity per bundle</w:t>
-      </w:r>
-      <w:r>
-        <w:t xml:space="preserve">. Tick </w:t>
-      </w:r>
-      <w:r>
-        <w:rPr>
-          <w:b/>
-        </w:rPr>
-        <w:t>Also include it on every other size</w:t>
-      </w:r>
-      <w:r>
-        <w:t xml:space="preserve"> to add it to all sizes at once. Included items appear as separate, no-charge lines on the order.</w:t>
-      </w:r>
-    </w:p>
-    <w:p>
-      <w:pPr>
-        <w:pStyle w:val="Heading3"/>
-      </w:pPr>
-      <w:r>
-        <w:t>Removing a product</w:t>
-      </w:r>
-    </w:p>
-    <w:p>
-      <w:r>
-        <w:t xml:space="preserve">Tap the trash icon. If the product has never been sold, it's deleted. If it has been sold, it's </w:t>
-      </w:r>
-      <w:r>
-        <w:rPr>
-          <w:b/>
-        </w:rPr>
-        <w:t>archived</w:t>
-      </w:r>
-      <w:r>
-        <w:t xml:space="preserve"> instead: it disappears from the sales floor, but old sales sheets still show it correctly. For an </w:t>
-      </w:r>
-      <w:r>
-        <w:rPr>
-          <w:b/>
-        </w:rPr>
-        <w:t>Owner</w:t>
-      </w:r>
-      <w:r>
-        <w:t>, the trash icon always deletes permanently - including a sold product. Past sales sheets still print it exactly as it was sold. Delivery options work the same way.</w:t>
-      </w:r>
-    </w:p>
-    <w:p>
-      <w:pPr>
-        <w:pStyle w:val="Heading2"/>
-      </w:pPr>
-      <w:bookmarkStart w:id="42" w:name="_Toc241785386"/>
-      <w:r>
-        <w:t>Delivery and services</w:t>
-      </w:r>
-      <w:bookmarkEnd w:id="42"/>
-    </w:p>
-    <w:p>
-      <w:r>
-        <w:t xml:space="preserve">Tap the </w:t>
-      </w:r>
-      <w:r>
-        <w:rPr>
-          <w:b/>
-        </w:rPr>
-        <w:t>Delivery</w:t>
-      </w:r>
-      <w:r>
-        <w:t xml:space="preserve"> tab in the Catalog to manage shipping methods and in-home services such as Drop Ship, Take With, White Glove, Haul Away and Local Delivery.</w:t>
+        <w:t>Putting a product on sale</w:t>
+      </w:r>
+    </w:p>
+    <w:p>
+      <w:r>
+        <w:t xml:space="preserve">Under </w:t>
+      </w:r>
+      <w:r>
+        <w:rPr>
+          <w:b/>
+        </w:rPr>
+        <w:t>Sale on every size</w:t>
+      </w:r>
+      <w:r>
+        <w:t xml:space="preserve">, pick </w:t>
+      </w:r>
+      <w:r>
+        <w:rPr>
+          <w:b/>
+        </w:rPr>
+        <w:t>% off</w:t>
+      </w:r>
+      <w:r>
+        <w:t xml:space="preserve"> and type a percent (for example 20), or </w:t>
+      </w:r>
+      <w:r>
+        <w:rPr>
+          <w:b/>
+        </w:rPr>
+        <w:t>$ off</w:t>
+      </w:r>
+      <w:r>
+        <w:t xml:space="preserve"> and type a dollar amount taken off each item (for example 300). Then tap </w:t>
+      </w:r>
+      <w:r>
+        <w:rPr>
+          <w:b/>
+        </w:rPr>
+        <w:t>Save</w:t>
+      </w:r>
+      <w:r>
+        <w:t xml:space="preserve">. Every size comes down straight away, and the product gets a </w:t>
+      </w:r>
+      <w:r>
+        <w:rPr>
+          <w:b/>
+        </w:rPr>
+        <w:t>Sale</w:t>
+      </w:r>
+      <w:r>
+        <w:t xml:space="preserve"> badge on the floor.</w:t>
       </w:r>
     </w:p>
     <w:p>
@@ -14927,12 +15385,501 @@
         <w:rPr>
           <w:noProof/>
         </w:rPr>
+        <w:drawing>
+          <wp:inline distT="0" distB="0" distL="0" distR="0" wp14:anchorId="6793B33C" wp14:editId="285000CE">
+            <wp:extent cx="5486400" cy="3686175"/>
+            <wp:effectExtent l="0" t="0" r="0" b="0"/>
+            <wp:docPr id="30" name="Picture 30"/>
+            <wp:cNvGraphicFramePr>
+              <a:graphicFrameLocks xmlns:a="http://schemas.openxmlformats.org/drawingml/2006/main" noChangeAspect="1"/>
+            </wp:cNvGraphicFramePr>
+            <a:graphic xmlns:a="http://schemas.openxmlformats.org/drawingml/2006/main">
+              <a:graphicData uri="http://schemas.openxmlformats.org/drawingml/2006/picture">
+                <pic:pic xmlns:pic="http://schemas.openxmlformats.org/drawingml/2006/picture">
+                  <pic:nvPicPr>
+                    <pic:cNvPr id="0" name="40_catalog_sale.png"/>
+                    <pic:cNvPicPr/>
+                  </pic:nvPicPr>
+                  <pic:blipFill>
+                    <a:blip r:embed="rId38"/>
+                    <a:stretch>
+                      <a:fillRect/>
+                    </a:stretch>
+                  </pic:blipFill>
+                  <pic:spPr>
+                    <a:xfrm>
+                      <a:off x="0" y="0"/>
+                      <a:ext cx="5486400" cy="3686175"/>
+                    </a:xfrm>
+                    <a:prstGeom prst="rect">
+                      <a:avLst/>
+                    </a:prstGeom>
+                  </pic:spPr>
+                </pic:pic>
+              </a:graphicData>
+            </a:graphic>
+          </wp:inline>
+        </w:drawing>
+      </w:r>
+    </w:p>
+    <w:p>
+      <w:pPr>
+        <w:spacing w:after="200"/>
+        <w:jc w:val="center"/>
+      </w:pPr>
+      <w:r>
+        <w:rPr>
+          <w:i/>
+          <w:color w:val="6B7280"/>
+          <w:sz w:val="18"/>
+        </w:rPr>
+        <w:t>20% off every size of a sheet set</w:t>
+      </w:r>
+    </w:p>
+    <w:p>
+      <w:r>
         <w:lastRenderedPageBreak/>
+        <w:t xml:space="preserve">Each size also has </w:t>
+      </w:r>
+      <w:r>
+        <w:rPr>
+          <w:b/>
+        </w:rPr>
+        <w:t>Sale for this size</w:t>
+      </w:r>
+      <w:r>
+        <w:t>:</w:t>
+      </w:r>
+    </w:p>
+    <w:p>
+      <w:pPr>
+        <w:pStyle w:val="ListBullet"/>
+        <w:spacing w:after="60"/>
+      </w:pPr>
+      <w:r>
+        <w:rPr>
+          <w:b/>
+        </w:rPr>
+        <w:t>Same as item</w:t>
+      </w:r>
+      <w:r>
+        <w:t xml:space="preserve"> (the normal setting) follows the sale on every size.</w:t>
+      </w:r>
+    </w:p>
+    <w:p>
+      <w:pPr>
+        <w:pStyle w:val="ListBullet"/>
+        <w:spacing w:after="60"/>
+      </w:pPr>
+      <w:r>
+        <w:rPr>
+          <w:b/>
+        </w:rPr>
+        <w:t>No sale</w:t>
+      </w:r>
+      <w:r>
+        <w:t xml:space="preserve"> leaves that size at full price, even while the rest are on sale.</w:t>
+      </w:r>
+    </w:p>
+    <w:p>
+      <w:pPr>
+        <w:pStyle w:val="ListBullet"/>
+        <w:spacing w:after="60"/>
+      </w:pPr>
+      <w:r>
+        <w:rPr>
+          <w:b/>
+        </w:rPr>
+        <w:t>% off</w:t>
+      </w:r>
+      <w:r>
+        <w:t xml:space="preserve"> or </w:t>
+      </w:r>
+      <w:r>
+        <w:rPr>
+          <w:b/>
+        </w:rPr>
+        <w:t>$ off</w:t>
+      </w:r>
+      <w:r>
+        <w:t xml:space="preserve"> gives that size its own sale, which wins over the sale on every size. For example, 20% off every size but $30 off the King.</w:t>
+      </w:r>
+    </w:p>
+    <w:p>
+      <w:r>
+        <w:t xml:space="preserve">A sale stays on until you turn it off: set it back to </w:t>
+      </w:r>
+      <w:r>
+        <w:rPr>
+          <w:b/>
+        </w:rPr>
+        <w:t>No sale</w:t>
+      </w:r>
+      <w:r>
+        <w:t xml:space="preserve"> and tap </w:t>
+      </w:r>
+      <w:r>
+        <w:rPr>
+          <w:b/>
+        </w:rPr>
+        <w:t>Save</w:t>
+      </w:r>
+      <w:r>
+        <w:t>. Items already on orders keep the price they were added at. A sale only applies to sizes with a price - for an Inquire size, the rep types in the agreed price.</w:t>
+      </w:r>
+    </w:p>
+    <w:p>
+      <w:pPr>
+        <w:pStyle w:val="Heading3"/>
+      </w:pPr>
+      <w:r>
+        <w:t>Selections (color and more)</w:t>
+      </w:r>
+    </w:p>
+    <w:p>
+      <w:r>
+        <w:t xml:space="preserve">Selections are anything the rep picks besides the size: a sheet set's </w:t>
+      </w:r>
+      <w:r>
+        <w:rPr>
+          <w:b/>
+        </w:rPr>
+        <w:t>Color</w:t>
+      </w:r>
+      <w:r>
+        <w:t xml:space="preserve">, a pillow's </w:t>
+      </w:r>
+      <w:r>
+        <w:rPr>
+          <w:b/>
+        </w:rPr>
+        <w:t>Firmness</w:t>
+      </w:r>
+      <w:r>
+        <w:t xml:space="preserve">, or anything else. A product can have several. Under </w:t>
+      </w:r>
+      <w:r>
+        <w:rPr>
+          <w:b/>
+        </w:rPr>
+        <w:t>Selections</w:t>
+      </w:r>
+      <w:r>
+        <w:t xml:space="preserve">, tap </w:t>
+      </w:r>
+      <w:r>
+        <w:rPr>
+          <w:b/>
+        </w:rPr>
+        <w:t>Add selection</w:t>
+      </w:r>
+      <w:r>
+        <w:t>, give it a name, then add its choices.</w:t>
+      </w:r>
+    </w:p>
+    <w:p>
+      <w:pPr>
+        <w:keepNext/>
+        <w:spacing w:after="40"/>
+        <w:jc w:val="center"/>
+      </w:pPr>
+      <w:r>
+        <w:rPr>
+          <w:noProof/>
+        </w:rPr>
         <w:drawing>
-          <wp:inline distT="0" distB="0" distL="0" distR="0" wp14:anchorId="0D89490B" wp14:editId="66C3EFDA">
+          <wp:inline distT="0" distB="0" distL="0" distR="0" wp14:anchorId="203BA9EB" wp14:editId="2BF25000">
+            <wp:extent cx="5486400" cy="3686175"/>
+            <wp:effectExtent l="0" t="0" r="0" b="0"/>
+            <wp:docPr id="31" name="Picture 31"/>
+            <wp:cNvGraphicFramePr>
+              <a:graphicFrameLocks xmlns:a="http://schemas.openxmlformats.org/drawingml/2006/main" noChangeAspect="1"/>
+            </wp:cNvGraphicFramePr>
+            <a:graphic xmlns:a="http://schemas.openxmlformats.org/drawingml/2006/main">
+              <a:graphicData uri="http://schemas.openxmlformats.org/drawingml/2006/picture">
+                <pic:pic xmlns:pic="http://schemas.openxmlformats.org/drawingml/2006/picture">
+                  <pic:nvPicPr>
+                    <pic:cNvPr id="0" name="41_catalog_selections.png"/>
+                    <pic:cNvPicPr/>
+                  </pic:nvPicPr>
+                  <pic:blipFill>
+                    <a:blip r:embed="rId39"/>
+                    <a:stretch>
+                      <a:fillRect/>
+                    </a:stretch>
+                  </pic:blipFill>
+                  <pic:spPr>
+                    <a:xfrm>
+                      <a:off x="0" y="0"/>
+                      <a:ext cx="5486400" cy="3686175"/>
+                    </a:xfrm>
+                    <a:prstGeom prst="rect">
+                      <a:avLst/>
+                    </a:prstGeom>
+                  </pic:spPr>
+                </pic:pic>
+              </a:graphicData>
+            </a:graphic>
+          </wp:inline>
+        </w:drawing>
+      </w:r>
+    </w:p>
+    <w:p>
+      <w:pPr>
+        <w:spacing w:after="200"/>
+        <w:jc w:val="center"/>
+      </w:pPr>
+      <w:r>
+        <w:rPr>
+          <w:i/>
+          <w:color w:val="6B7280"/>
+          <w:sz w:val="18"/>
+        </w:rPr>
+        <w:t>A Color selection on a sheet set, counted by color, with Sage costing $10 more</w:t>
+      </w:r>
+    </w:p>
+    <w:p>
+      <w:pPr>
+        <w:pStyle w:val="ListBullet"/>
+        <w:spacing w:after="60"/>
+      </w:pPr>
+      <w:r>
+        <w:t xml:space="preserve">Type a </w:t>
+      </w:r>
+      <w:r>
+        <w:rPr>
+          <w:b/>
+        </w:rPr>
+        <w:t>price change</w:t>
+      </w:r>
+      <w:r>
+        <w:t xml:space="preserve"> next to a choice if it costs more (10) or less (-10). Leave it blank for no change.</w:t>
+      </w:r>
+    </w:p>
+    <w:p>
+      <w:pPr>
+        <w:pStyle w:val="ListBullet"/>
+        <w:spacing w:after="60"/>
+      </w:pPr>
+      <w:r>
+        <w:rPr>
+          <w:b/>
+        </w:rPr>
+        <w:t>Must be picked</w:t>
+      </w:r>
+      <w:r>
+        <w:t xml:space="preserve"> means the rep can't add the item without choosing. Untick it for an optional choice.</w:t>
+      </w:r>
+    </w:p>
+    <w:p>
+      <w:pPr>
+        <w:pStyle w:val="ListBullet"/>
+        <w:spacing w:after="60"/>
+      </w:pPr>
+      <w:r>
+        <w:rPr>
+          <w:b/>
+        </w:rPr>
+        <w:t>Count stock for each choice</w:t>
+      </w:r>
+      <w:r>
+        <w:t xml:space="preserve"> appears when </w:t>
+      </w:r>
+      <w:r>
+        <w:rPr>
+          <w:b/>
+        </w:rPr>
+        <w:t>Track inventory</w:t>
+      </w:r>
+      <w:r>
+        <w:t xml:space="preserve"> is on. Tick it to keep a separate count for every size and choice - Queen Gray, Queen White and so on - on the Inventory screen. A counted selection must always be picked.</w:t>
+      </w:r>
+    </w:p>
+    <w:p>
+      <w:pPr>
+        <w:pStyle w:val="ListBullet"/>
+        <w:spacing w:after="60"/>
+      </w:pPr>
+      <w:r>
+        <w:t>Use the arrows to change the order the selections appear in, and the x to remove a choice.</w:t>
+      </w:r>
+    </w:p>
+    <w:tbl>
+      <w:tblPr>
+        <w:tblW w:w="0" w:type="auto"/>
+        <w:jc w:val="center"/>
+        <w:tblLook w:val="04A0" w:firstRow="1" w:lastRow="0" w:firstColumn="1" w:lastColumn="0" w:noHBand="0" w:noVBand="1"/>
+      </w:tblPr>
+      <w:tblGrid>
+        <w:gridCol w:w="9360"/>
+      </w:tblGrid>
+      <w:tr>
+        <w:trPr>
+          <w:jc w:val="center"/>
+        </w:trPr>
+        <w:tc>
+          <w:tcPr>
+            <w:tcW w:w="9360" w:type="dxa"/>
+            <w:tcBorders>
+              <w:top w:val="single" w:sz="4" w:space="0" w:color="FEF3C7"/>
+              <w:left w:val="single" w:sz="36" w:space="0" w:color="D97706"/>
+              <w:bottom w:val="single" w:sz="4" w:space="0" w:color="FEF3C7"/>
+              <w:right w:val="single" w:sz="4" w:space="0" w:color="FEF3C7"/>
+            </w:tcBorders>
+            <w:shd w:val="clear" w:color="auto" w:fill="FEF3C7"/>
+            <w:tcMar>
+              <w:top w:w="120" w:type="dxa"/>
+              <w:left w:w="200" w:type="dxa"/>
+              <w:bottom w:w="120" w:type="dxa"/>
+              <w:right w:w="160" w:type="dxa"/>
+            </w:tcMar>
+          </w:tcPr>
+          <w:p>
+            <w:pPr>
+              <w:spacing w:after="0"/>
+            </w:pPr>
+            <w:r>
+              <w:rPr>
+                <w:b/>
+                <w:color w:val="D97706"/>
+              </w:rPr>
+              <w:t xml:space="preserve">Important:  </w:t>
+            </w:r>
+            <w:r>
+              <w:t xml:space="preserve">Turning off </w:t>
+            </w:r>
+            <w:r>
+              <w:rPr>
+                <w:b/>
+              </w:rPr>
+              <w:t>Count stock for each choice</w:t>
+            </w:r>
+            <w:r>
+              <w:t xml:space="preserve">, or removing that selection, clears the counts </w:t>
+            </w:r>
+            <w:r>
+              <w:lastRenderedPageBreak/>
+              <w:t>kept for each choice. Removing a choice keeps old sales sheets correct - it just stops being offered.</w:t>
+            </w:r>
+          </w:p>
+        </w:tc>
+      </w:tr>
+    </w:tbl>
+    <w:p>
+      <w:pPr>
+        <w:spacing w:after="40"/>
+      </w:pPr>
+    </w:p>
+    <w:p>
+      <w:pPr>
+        <w:pStyle w:val="Heading3"/>
+      </w:pPr>
+      <w:r>
+        <w:t>Building a bundle</w:t>
+      </w:r>
+    </w:p>
+    <w:p>
+      <w:r>
+        <w:t xml:space="preserve">To include other items with a size (for example an adjustable base with a mattress set), tap </w:t>
+      </w:r>
+      <w:r>
+        <w:rPr>
+          <w:b/>
+        </w:rPr>
+        <w:t>Include item</w:t>
+      </w:r>
+      <w:r>
+        <w:t xml:space="preserve"> on that size row. Pick the product, its size and the </w:t>
+      </w:r>
+      <w:r>
+        <w:rPr>
+          <w:b/>
+        </w:rPr>
+        <w:t>Quantity per bundle</w:t>
+      </w:r>
+      <w:r>
+        <w:t xml:space="preserve">. Tick </w:t>
+      </w:r>
+      <w:r>
+        <w:rPr>
+          <w:b/>
+        </w:rPr>
+        <w:t>Also include it on every other size</w:t>
+      </w:r>
+      <w:r>
+        <w:t xml:space="preserve"> to add it to all sizes at once. Included items appear as separate, no-charge lines on the order.</w:t>
+      </w:r>
+    </w:p>
+    <w:p>
+      <w:pPr>
+        <w:pStyle w:val="Heading3"/>
+      </w:pPr>
+      <w:r>
+        <w:t>Removing a product</w:t>
+      </w:r>
+    </w:p>
+    <w:p>
+      <w:r>
+        <w:t xml:space="preserve">Tap the trash icon. If the product has never been sold, it's deleted. If it has been sold, it's </w:t>
+      </w:r>
+      <w:r>
+        <w:rPr>
+          <w:b/>
+        </w:rPr>
+        <w:t>archived</w:t>
+      </w:r>
+      <w:r>
+        <w:t xml:space="preserve"> instead: it disappears from the sales floor, but old sales sheets still show it correctly. For an </w:t>
+      </w:r>
+      <w:r>
+        <w:rPr>
+          <w:b/>
+        </w:rPr>
+        <w:t>Owner</w:t>
+      </w:r>
+      <w:r>
+        <w:t>, the trash icon always deletes permanently - including a sold product. Past sales sheets still print it exactly as it was sold. Delivery options work the same way.</w:t>
+      </w:r>
+    </w:p>
+    <w:p>
+      <w:pPr>
+        <w:pStyle w:val="Heading2"/>
+      </w:pPr>
+      <w:bookmarkStart w:id="42" w:name="_Toc242011281"/>
+      <w:r>
+        <w:t>Delivery and services</w:t>
+      </w:r>
+      <w:bookmarkEnd w:id="42"/>
+    </w:p>
+    <w:p>
+      <w:r>
+        <w:t xml:space="preserve">Tap the </w:t>
+      </w:r>
+      <w:r>
+        <w:rPr>
+          <w:b/>
+        </w:rPr>
+        <w:t>Delivery</w:t>
+      </w:r>
+      <w:r>
+        <w:t xml:space="preserve"> tab in the Catalog to manage shipping methods and in-home services such as Drop Ship, Take With, White Glove, Haul Away and Local Delivery.</w:t>
+      </w:r>
+    </w:p>
+    <w:p>
+      <w:pPr>
+        <w:keepNext/>
+        <w:spacing w:after="40"/>
+        <w:jc w:val="center"/>
+      </w:pPr>
+      <w:r>
+        <w:rPr>
+          <w:noProof/>
+        </w:rPr>
+        <w:drawing>
+          <wp:inline distT="0" distB="0" distL="0" distR="0" wp14:anchorId="09F3C940" wp14:editId="687C4708">
             <wp:extent cx="5760720" cy="3870484"/>
             <wp:effectExtent l="0" t="0" r="0" b="0"/>
-            <wp:docPr id="28" name="Picture 28"/>
+            <wp:docPr id="32" name="Picture 32"/>
             <wp:cNvGraphicFramePr>
               <a:graphicFrameLocks xmlns:a="http://schemas.openxmlformats.org/drawingml/2006/main" noChangeAspect="1"/>
             </wp:cNvGraphicFramePr>
@@ -14944,7 +15891,7 @@
                     <pic:cNvPicPr/>
                   </pic:nvPicPr>
                   <pic:blipFill>
-                    <a:blip r:embed="rId36"/>
+                    <a:blip r:embed="rId40"/>
                     <a:stretch>
                       <a:fillRect/>
                     </a:stretch>
@@ -15141,6 +16088,7 @@
               <w:rPr>
                 <w:b/>
               </w:rPr>
+              <w:lastRenderedPageBreak/>
               <w:t>Taxable</w:t>
             </w:r>
           </w:p>
@@ -15359,7 +16307,7 @@
         <w:pStyle w:val="Heading1"/>
         <w:pageBreakBefore/>
       </w:pPr>
-      <w:bookmarkStart w:id="43" w:name="_Toc241785387"/>
+      <w:bookmarkStart w:id="43" w:name="_Toc242011282"/>
       <w:r>
         <w:lastRenderedPageBreak/>
         <w:t>Admin: managing the crew</w:t>
@@ -15391,10 +16339,10 @@
           <w:noProof/>
         </w:rPr>
         <w:drawing>
-          <wp:inline distT="0" distB="0" distL="0" distR="0" wp14:anchorId="05D57BA1" wp14:editId="69F48582">
+          <wp:inline distT="0" distB="0" distL="0" distR="0" wp14:anchorId="02BDF33F" wp14:editId="4C297C98">
             <wp:extent cx="5760720" cy="1935242"/>
             <wp:effectExtent l="0" t="0" r="0" b="0"/>
-            <wp:docPr id="29" name="Picture 29"/>
+            <wp:docPr id="33" name="Picture 33"/>
             <wp:cNvGraphicFramePr>
               <a:graphicFrameLocks xmlns:a="http://schemas.openxmlformats.org/drawingml/2006/main" noChangeAspect="1"/>
             </wp:cNvGraphicFramePr>
@@ -15406,7 +16354,7 @@
                     <pic:cNvPicPr/>
                   </pic:nvPicPr>
                   <pic:blipFill>
-                    <a:blip r:embed="rId37"/>
+                    <a:blip r:embed="rId41"/>
                     <a:stretch>
                       <a:fillRect/>
                     </a:stretch>
@@ -15663,10 +16611,10 @@
           <w:noProof/>
         </w:rPr>
         <w:drawing>
-          <wp:inline distT="0" distB="0" distL="0" distR="0" wp14:anchorId="64B2CB01" wp14:editId="3A22CC17">
+          <wp:inline distT="0" distB="0" distL="0" distR="0" wp14:anchorId="6E9DC2B6" wp14:editId="3543BBC0">
             <wp:extent cx="4023360" cy="2703195"/>
             <wp:effectExtent l="0" t="0" r="0" b="0"/>
-            <wp:docPr id="30" name="Picture 30"/>
+            <wp:docPr id="34" name="Picture 34"/>
             <wp:cNvGraphicFramePr>
               <a:graphicFrameLocks xmlns:a="http://schemas.openxmlformats.org/drawingml/2006/main" noChangeAspect="1"/>
             </wp:cNvGraphicFramePr>
@@ -15678,7 +16626,7 @@
                     <pic:cNvPicPr/>
                   </pic:nvPicPr>
                   <pic:blipFill>
-                    <a:blip r:embed="rId38"/>
+                    <a:blip r:embed="rId42"/>
                     <a:stretch>
                       <a:fillRect/>
                     </a:stretch>
@@ -15743,7 +16691,7 @@
         <w:pStyle w:val="Heading1"/>
         <w:pageBreakBefore/>
       </w:pPr>
-      <w:bookmarkStart w:id="44" w:name="_Toc241785388"/>
+      <w:bookmarkStart w:id="44" w:name="_Toc242011283"/>
       <w:r>
         <w:lastRenderedPageBreak/>
         <w:t>Admin: settings</w:t>
@@ -15813,7 +16761,7 @@
       <w:pPr>
         <w:pStyle w:val="Heading2"/>
       </w:pPr>
-      <w:bookmarkStart w:id="45" w:name="_Toc241785389"/>
+      <w:bookmarkStart w:id="45" w:name="_Toc242011284"/>
       <w:r>
         <w:t>Business details</w:t>
       </w:r>
@@ -15830,10 +16778,10 @@
           <w:noProof/>
         </w:rPr>
         <w:drawing>
-          <wp:inline distT="0" distB="0" distL="0" distR="0" wp14:anchorId="63FC6951" wp14:editId="656135E5">
+          <wp:inline distT="0" distB="0" distL="0" distR="0" wp14:anchorId="02868381" wp14:editId="7D6F9BAA">
             <wp:extent cx="5760720" cy="1429893"/>
             <wp:effectExtent l="0" t="0" r="0" b="0"/>
-            <wp:docPr id="31" name="Picture 31"/>
+            <wp:docPr id="35" name="Picture 35"/>
             <wp:cNvGraphicFramePr>
               <a:graphicFrameLocks xmlns:a="http://schemas.openxmlformats.org/drawingml/2006/main" noChangeAspect="1"/>
             </wp:cNvGraphicFramePr>
@@ -15845,7 +16793,7 @@
                     <pic:cNvPicPr/>
                   </pic:nvPicPr>
                   <pic:blipFill>
-                    <a:blip r:embed="rId39"/>
+                    <a:blip r:embed="rId43"/>
                     <a:stretch>
                       <a:fillRect/>
                     </a:stretch>
@@ -16194,7 +17142,7 @@
       <w:pPr>
         <w:pStyle w:val="Heading2"/>
       </w:pPr>
-      <w:bookmarkStart w:id="46" w:name="_Toc241785390"/>
+      <w:bookmarkStart w:id="46" w:name="_Toc242011285"/>
       <w:r>
         <w:t>Sales sheet terms</w:t>
       </w:r>
@@ -16217,10 +17165,10 @@
         </w:rPr>
         <w:lastRenderedPageBreak/>
         <w:drawing>
-          <wp:inline distT="0" distB="0" distL="0" distR="0" wp14:anchorId="5D5D7A7D" wp14:editId="6631079E">
+          <wp:inline distT="0" distB="0" distL="0" distR="0" wp14:anchorId="3DB3C49E" wp14:editId="348AB58B">
             <wp:extent cx="5760720" cy="4937760"/>
             <wp:effectExtent l="0" t="0" r="0" b="0"/>
-            <wp:docPr id="32" name="Picture 32"/>
+            <wp:docPr id="36" name="Picture 36"/>
             <wp:cNvGraphicFramePr>
               <a:graphicFrameLocks xmlns:a="http://schemas.openxmlformats.org/drawingml/2006/main" noChangeAspect="1"/>
             </wp:cNvGraphicFramePr>
@@ -16232,7 +17180,7 @@
                     <pic:cNvPicPr/>
                   </pic:nvPicPr>
                   <pic:blipFill>
-                    <a:blip r:embed="rId40"/>
+                    <a:blip r:embed="rId44"/>
                     <a:stretch>
                       <a:fillRect/>
                     </a:stretch>
@@ -16590,7 +17538,7 @@
       <w:pPr>
         <w:pStyle w:val="Heading2"/>
       </w:pPr>
-      <w:bookmarkStart w:id="47" w:name="_Toc241785391"/>
+      <w:bookmarkStart w:id="47" w:name="_Toc242011286"/>
       <w:r>
         <w:t>Receipt email</w:t>
       </w:r>
@@ -16612,10 +17560,10 @@
           <w:noProof/>
         </w:rPr>
         <w:drawing>
-          <wp:inline distT="0" distB="0" distL="0" distR="0" wp14:anchorId="01FE1C0F" wp14:editId="0C870EE5">
+          <wp:inline distT="0" distB="0" distL="0" distR="0" wp14:anchorId="48636EA9" wp14:editId="29992914">
             <wp:extent cx="5760720" cy="4454271"/>
             <wp:effectExtent l="0" t="0" r="0" b="0"/>
-            <wp:docPr id="33" name="Picture 33"/>
+            <wp:docPr id="37" name="Picture 37"/>
             <wp:cNvGraphicFramePr>
               <a:graphicFrameLocks xmlns:a="http://schemas.openxmlformats.org/drawingml/2006/main" noChangeAspect="1"/>
             </wp:cNvGraphicFramePr>
@@ -16627,7 +17575,7 @@
                     <pic:cNvPicPr/>
                   </pic:nvPicPr>
                   <pic:blipFill>
-                    <a:blip r:embed="rId41"/>
+                    <a:blip r:embed="rId45"/>
                     <a:stretch>
                       <a:fillRect/>
                     </a:stretch>
@@ -17589,7 +18537,7 @@
       <w:pPr>
         <w:pStyle w:val="Heading2"/>
       </w:pPr>
-      <w:bookmarkStart w:id="48" w:name="_Toc241785392"/>
+      <w:bookmarkStart w:id="48" w:name="_Toc242011287"/>
       <w:r>
         <w:t>New events</w:t>
       </w:r>
@@ -17606,10 +18554,10 @@
           <w:noProof/>
         </w:rPr>
         <w:drawing>
-          <wp:inline distT="0" distB="0" distL="0" distR="0" wp14:anchorId="34531773" wp14:editId="72B76058">
+          <wp:inline distT="0" distB="0" distL="0" distR="0" wp14:anchorId="73C9BC61" wp14:editId="1D4CC675">
             <wp:extent cx="5760720" cy="1512189"/>
             <wp:effectExtent l="0" t="0" r="0" b="0"/>
-            <wp:docPr id="34" name="Picture 34"/>
+            <wp:docPr id="38" name="Picture 38"/>
             <wp:cNvGraphicFramePr>
               <a:graphicFrameLocks xmlns:a="http://schemas.openxmlformats.org/drawingml/2006/main" noChangeAspect="1"/>
             </wp:cNvGraphicFramePr>
@@ -17621,7 +18569,7 @@
                     <pic:cNvPicPr/>
                   </pic:nvPicPr>
                   <pic:blipFill>
-                    <a:blip r:embed="rId42"/>
+                    <a:blip r:embed="rId46"/>
                     <a:stretch>
                       <a:fillRect/>
                     </a:stretch>
@@ -17684,7 +18632,7 @@
       <w:pPr>
         <w:pStyle w:val="Heading2"/>
       </w:pPr>
-      <w:bookmarkStart w:id="49" w:name="_Toc241785393"/>
+      <w:bookmarkStart w:id="49" w:name="_Toc242011288"/>
       <w:r>
         <w:t>Dashboard</w:t>
       </w:r>
@@ -17701,10 +18649,10 @@
           <w:noProof/>
         </w:rPr>
         <w:drawing>
-          <wp:inline distT="0" distB="0" distL="0" distR="0" wp14:anchorId="7FF80F28" wp14:editId="6A6A6B70">
+          <wp:inline distT="0" distB="0" distL="0" distR="0" wp14:anchorId="25663BAA" wp14:editId="5E0BB555">
             <wp:extent cx="5760720" cy="1594485"/>
             <wp:effectExtent l="0" t="0" r="0" b="0"/>
-            <wp:docPr id="35" name="Picture 35"/>
+            <wp:docPr id="39" name="Picture 39"/>
             <wp:cNvGraphicFramePr>
               <a:graphicFrameLocks xmlns:a="http://schemas.openxmlformats.org/drawingml/2006/main" noChangeAspect="1"/>
             </wp:cNvGraphicFramePr>
@@ -17716,7 +18664,7 @@
                     <pic:cNvPicPr/>
                   </pic:nvPicPr>
                   <pic:blipFill>
-                    <a:blip r:embed="rId43"/>
+                    <a:blip r:embed="rId47"/>
                     <a:stretch>
                       <a:fillRect/>
                     </a:stretch>
@@ -18031,7 +18979,7 @@
         <w:pStyle w:val="Heading1"/>
         <w:pageBreakBefore/>
       </w:pPr>
-      <w:bookmarkStart w:id="50" w:name="_Toc241785394"/>
+      <w:bookmarkStart w:id="50" w:name="_Toc242011289"/>
       <w:r>
         <w:lastRenderedPageBreak/>
         <w:t>Owner: permanent deletes</w:t>
@@ -18072,10 +19020,10 @@
           <w:noProof/>
         </w:rPr>
         <w:drawing>
-          <wp:inline distT="0" distB="0" distL="0" distR="0" wp14:anchorId="0FA895E9" wp14:editId="518BC68A">
+          <wp:inline distT="0" distB="0" distL="0" distR="0" wp14:anchorId="02387026" wp14:editId="4A33155B">
             <wp:extent cx="4754880" cy="3312709"/>
             <wp:effectExtent l="0" t="0" r="0" b="0"/>
-            <wp:docPr id="36" name="Picture 36"/>
+            <wp:docPr id="40" name="Picture 40"/>
             <wp:cNvGraphicFramePr>
               <a:graphicFrameLocks xmlns:a="http://schemas.openxmlformats.org/drawingml/2006/main" noChangeAspect="1"/>
             </wp:cNvGraphicFramePr>
@@ -18087,7 +19035,7 @@
                     <pic:cNvPicPr/>
                   </pic:nvPicPr>
                   <pic:blipFill>
-                    <a:blip r:embed="rId44"/>
+                    <a:blip r:embed="rId48"/>
                     <a:stretch>
                       <a:fillRect/>
                     </a:stretch>
@@ -18736,7 +19684,7 @@
         <w:pStyle w:val="Heading1"/>
         <w:pageBreakBefore/>
       </w:pPr>
-      <w:bookmarkStart w:id="51" w:name="_Toc241785395"/>
+      <w:bookmarkStart w:id="51" w:name="_Toc242011290"/>
       <w:r>
         <w:lastRenderedPageBreak/>
         <w:t>Tips and troubleshooting</w:t>
@@ -18850,6 +19798,32 @@
         <w:pStyle w:val="Heading3"/>
       </w:pPr>
       <w:r>
+        <w:t>The app says "Pick a color first."</w:t>
+      </w:r>
+    </w:p>
+    <w:p>
+      <w:r>
+        <w:t>That product needs a choice made before it can be added. Tap one of the choices under that heading.</w:t>
+      </w:r>
+    </w:p>
+    <w:p>
+      <w:pPr>
+        <w:pStyle w:val="Heading3"/>
+      </w:pPr>
+      <w:r>
+        <w:t>A sale price didn't change on an order.</w:t>
+      </w:r>
+    </w:p>
+    <w:p>
+      <w:r>
+        <w:t>Items keep the price they were added at. Remove the item and add it again to pick up the new sale.</w:t>
+      </w:r>
+    </w:p>
+    <w:p>
+      <w:pPr>
+        <w:pStyle w:val="Heading3"/>
+      </w:pPr>
+      <w:r>
         <w:t>The Take With button is greyed out.</w:t>
       </w:r>
     </w:p>
@@ -18929,6 +19903,7 @@
         <w:pStyle w:val="Heading3"/>
       </w:pPr>
       <w:r>
+        <w:lastRenderedPageBreak/>
         <w:t>The customer didn't get their receipt email.</w:t>
       </w:r>
     </w:p>
@@ -18973,7 +19948,6 @@
         <w:pStyle w:val="Heading3"/>
       </w:pPr>
       <w:r>
-        <w:lastRenderedPageBreak/>
         <w:t>The inventory count looks wrong.</w:t>
       </w:r>
     </w:p>
@@ -19123,7 +20097,7 @@
         <w:pStyle w:val="Heading1"/>
         <w:pageBreakBefore/>
       </w:pPr>
-      <w:bookmarkStart w:id="52" w:name="_Toc241785396"/>
+      <w:bookmarkStart w:id="52" w:name="_Toc242011291"/>
       <w:r>
         <w:lastRenderedPageBreak/>
         <w:t>Quick reference</w:t>
@@ -19134,7 +20108,7 @@
       <w:pPr>
         <w:pStyle w:val="Heading2"/>
       </w:pPr>
-      <w:bookmarkStart w:id="53" w:name="_Toc241785397"/>
+      <w:bookmarkStart w:id="53" w:name="_Toc242011292"/>
       <w:r>
         <w:t>Sales rep checklist</w:t>
       </w:r>
@@ -19278,7 +20252,7 @@
       <w:pPr>
         <w:pStyle w:val="Heading2"/>
       </w:pPr>
-      <w:bookmarkStart w:id="54" w:name="_Toc241785398"/>
+      <w:bookmarkStart w:id="54" w:name="_Toc242011293"/>
       <w:r>
         <w:t>Checkout checklist</w:t>
       </w:r>
@@ -19466,7 +20440,7 @@
       <w:pPr>
         <w:pStyle w:val="Heading2"/>
       </w:pPr>
-      <w:bookmarkStart w:id="55" w:name="_Toc241785399"/>
+      <w:bookmarkStart w:id="55" w:name="_Toc242011294"/>
       <w:r>
         <w:t>Inventory counts</w:t>
       </w:r>
@@ -19670,7 +20644,7 @@
       <w:pPr>
         <w:pStyle w:val="Heading2"/>
       </w:pPr>
-      <w:bookmarkStart w:id="56" w:name="_Toc241785400"/>
+      <w:bookmarkStart w:id="56" w:name="_Toc242011295"/>
       <w:r>
         <w:t>Order status at a glance</w:t>
       </w:r>
@@ -19994,7 +20968,7 @@
       </w:pPr>
     </w:p>
     <w:sectPr>
-      <w:footerReference w:type="default" r:id="rId45"/>
+      <w:footerReference w:type="default" r:id="rId49"/>
       <w:pgSz w:w="12240" w:h="15840"/>
       <w:pgMar w:top="1296" w:right="1440" w:bottom="1296" w:left="1440" w:header="720" w:footer="720" w:gutter="0"/>
       <w:cols w:space="720"/>
@@ -20290,31 +21264,31 @@
       </w:rPr>
     </w:lvl>
   </w:abstractNum>
-  <w:num w:numId="1" w16cid:durableId="23528546">
+  <w:num w:numId="1" w16cid:durableId="159195658">
     <w:abstractNumId w:val="8"/>
   </w:num>
-  <w:num w:numId="2" w16cid:durableId="718892888">
+  <w:num w:numId="2" w16cid:durableId="251353431">
     <w:abstractNumId w:val="6"/>
   </w:num>
-  <w:num w:numId="3" w16cid:durableId="322779423">
+  <w:num w:numId="3" w16cid:durableId="1567229824">
     <w:abstractNumId w:val="5"/>
   </w:num>
-  <w:num w:numId="4" w16cid:durableId="162401927">
+  <w:num w:numId="4" w16cid:durableId="1335887360">
     <w:abstractNumId w:val="4"/>
   </w:num>
-  <w:num w:numId="5" w16cid:durableId="180248234">
+  <w:num w:numId="5" w16cid:durableId="976371370">
     <w:abstractNumId w:val="7"/>
   </w:num>
-  <w:num w:numId="6" w16cid:durableId="1450465973">
+  <w:num w:numId="6" w16cid:durableId="1864435299">
     <w:abstractNumId w:val="3"/>
   </w:num>
-  <w:num w:numId="7" w16cid:durableId="1186408699">
+  <w:num w:numId="7" w16cid:durableId="231626068">
     <w:abstractNumId w:val="2"/>
   </w:num>
-  <w:num w:numId="8" w16cid:durableId="1316571860">
+  <w:num w:numId="8" w16cid:durableId="1786191671">
     <w:abstractNumId w:val="1"/>
   </w:num>
-  <w:num w:numId="9" w16cid:durableId="2146700023">
+  <w:num w:numId="9" w16cid:durableId="541212968">
     <w:abstractNumId w:val="0"/>
   </w:num>
 </w:numbering>
@@ -31706,7 +32680,7 @@
     <w:autoRedefine/>
     <w:uiPriority w:val="39"/>
     <w:unhideWhenUsed/>
-    <w:rsid w:val="00815895"/>
+    <w:rsid w:val="00241AE8"/>
     <w:pPr>
       <w:spacing w:after="100"/>
     </w:pPr>
@@ -31718,7 +32692,7 @@
     <w:autoRedefine/>
     <w:uiPriority w:val="39"/>
     <w:unhideWhenUsed/>
-    <w:rsid w:val="00815895"/>
+    <w:rsid w:val="00241AE8"/>
     <w:pPr>
       <w:spacing w:after="100"/>
       <w:ind w:left="220"/>
@@ -31729,7 +32703,7 @@
     <w:basedOn w:val="DefaultParagraphFont"/>
     <w:uiPriority w:val="99"/>
     <w:unhideWhenUsed/>
-    <w:rsid w:val="00815895"/>
+    <w:rsid w:val="00241AE8"/>
     <w:rPr>
       <w:color w:val="0000FF" w:themeColor="hyperlink"/>
       <w:u w:val="single"/>

--- a/Documents/CFS Sales App User Guide.docx
+++ b/Documents/CFS Sales App User Guide.docx
@@ -345,7 +345,7 @@
       <w:r>
         <w:fldChar w:fldCharType="separate"/>
       </w:r>
-      <w:hyperlink w:anchor="_Toc242011239" w:history="1">
+      <w:hyperlink w:anchor="_Toc242013109" w:history="1">
         <w:r>
           <w:rPr>
             <w:rStyle w:val="Hyperlink"/>
@@ -372,7 +372,7 @@
             <w:noProof/>
             <w:webHidden/>
           </w:rPr>
-          <w:instrText xml:space="preserve"> PAGEREF _Toc242011239 \h </w:instrText>
+          <w:instrText xml:space="preserve"> PAGEREF _Toc242013109 \h </w:instrText>
         </w:r>
         <w:r>
           <w:rPr>
@@ -413,7 +413,7 @@
           <w:noProof/>
         </w:rPr>
       </w:pPr>
-      <w:hyperlink w:anchor="_Toc242011240" w:history="1">
+      <w:hyperlink w:anchor="_Toc242013110" w:history="1">
         <w:r>
           <w:rPr>
             <w:rStyle w:val="Hyperlink"/>
@@ -440,7 +440,7 @@
             <w:noProof/>
             <w:webHidden/>
           </w:rPr>
-          <w:instrText xml:space="preserve"> PAGEREF _Toc242011240 \h </w:instrText>
+          <w:instrText xml:space="preserve"> PAGEREF _Toc242013110 \h </w:instrText>
         </w:r>
         <w:r>
           <w:rPr>
@@ -481,7 +481,7 @@
           <w:noProof/>
         </w:rPr>
       </w:pPr>
-      <w:hyperlink w:anchor="_Toc242011241" w:history="1">
+      <w:hyperlink w:anchor="_Toc242013111" w:history="1">
         <w:r>
           <w:rPr>
             <w:rStyle w:val="Hyperlink"/>
@@ -508,7 +508,7 @@
             <w:noProof/>
             <w:webHidden/>
           </w:rPr>
-          <w:instrText xml:space="preserve"> PAGEREF _Toc242011241 \h </w:instrText>
+          <w:instrText xml:space="preserve"> PAGEREF _Toc242013111 \h </w:instrText>
         </w:r>
         <w:r>
           <w:rPr>
@@ -549,7 +549,7 @@
           <w:noProof/>
         </w:rPr>
       </w:pPr>
-      <w:hyperlink w:anchor="_Toc242011242" w:history="1">
+      <w:hyperlink w:anchor="_Toc242013112" w:history="1">
         <w:r>
           <w:rPr>
             <w:rStyle w:val="Hyperlink"/>
@@ -576,7 +576,7 @@
             <w:noProof/>
             <w:webHidden/>
           </w:rPr>
-          <w:instrText xml:space="preserve"> PAGEREF _Toc242011242 \h </w:instrText>
+          <w:instrText xml:space="preserve"> PAGEREF _Toc242013112 \h </w:instrText>
         </w:r>
         <w:r>
           <w:rPr>
@@ -617,7 +617,7 @@
           <w:noProof/>
         </w:rPr>
       </w:pPr>
-      <w:hyperlink w:anchor="_Toc242011243" w:history="1">
+      <w:hyperlink w:anchor="_Toc242013113" w:history="1">
         <w:r>
           <w:rPr>
             <w:rStyle w:val="Hyperlink"/>
@@ -644,7 +644,7 @@
             <w:noProof/>
             <w:webHidden/>
           </w:rPr>
-          <w:instrText xml:space="preserve"> PAGEREF _Toc242011243 \h </w:instrText>
+          <w:instrText xml:space="preserve"> PAGEREF _Toc242013113 \h </w:instrText>
         </w:r>
         <w:r>
           <w:rPr>
@@ -685,7 +685,7 @@
           <w:noProof/>
         </w:rPr>
       </w:pPr>
-      <w:hyperlink w:anchor="_Toc242011244" w:history="1">
+      <w:hyperlink w:anchor="_Toc242013114" w:history="1">
         <w:r>
           <w:rPr>
             <w:rStyle w:val="Hyperlink"/>
@@ -712,7 +712,7 @@
             <w:noProof/>
             <w:webHidden/>
           </w:rPr>
-          <w:instrText xml:space="preserve"> PAGEREF _Toc242011244 \h </w:instrText>
+          <w:instrText xml:space="preserve"> PAGEREF _Toc242013114 \h </w:instrText>
         </w:r>
         <w:r>
           <w:rPr>
@@ -753,7 +753,7 @@
           <w:noProof/>
         </w:rPr>
       </w:pPr>
-      <w:hyperlink w:anchor="_Toc242011245" w:history="1">
+      <w:hyperlink w:anchor="_Toc242013115" w:history="1">
         <w:r>
           <w:rPr>
             <w:rStyle w:val="Hyperlink"/>
@@ -780,7 +780,7 @@
             <w:noProof/>
             <w:webHidden/>
           </w:rPr>
-          <w:instrText xml:space="preserve"> PAGEREF _Toc242011245 \h </w:instrText>
+          <w:instrText xml:space="preserve"> PAGEREF _Toc242013115 \h </w:instrText>
         </w:r>
         <w:r>
           <w:rPr>
@@ -821,7 +821,7 @@
           <w:noProof/>
         </w:rPr>
       </w:pPr>
-      <w:hyperlink w:anchor="_Toc242011246" w:history="1">
+      <w:hyperlink w:anchor="_Toc242013116" w:history="1">
         <w:r>
           <w:rPr>
             <w:rStyle w:val="Hyperlink"/>
@@ -848,7 +848,7 @@
             <w:noProof/>
             <w:webHidden/>
           </w:rPr>
-          <w:instrText xml:space="preserve"> PAGEREF _Toc242011246 \h </w:instrText>
+          <w:instrText xml:space="preserve"> PAGEREF _Toc242013116 \h </w:instrText>
         </w:r>
         <w:r>
           <w:rPr>
@@ -889,7 +889,7 @@
           <w:noProof/>
         </w:rPr>
       </w:pPr>
-      <w:hyperlink w:anchor="_Toc242011247" w:history="1">
+      <w:hyperlink w:anchor="_Toc242013117" w:history="1">
         <w:r>
           <w:rPr>
             <w:rStyle w:val="Hyperlink"/>
@@ -916,7 +916,7 @@
             <w:noProof/>
             <w:webHidden/>
           </w:rPr>
-          <w:instrText xml:space="preserve"> PAGEREF _Toc242011247 \h </w:instrText>
+          <w:instrText xml:space="preserve"> PAGEREF _Toc242013117 \h </w:instrText>
         </w:r>
         <w:r>
           <w:rPr>
@@ -957,7 +957,7 @@
           <w:noProof/>
         </w:rPr>
       </w:pPr>
-      <w:hyperlink w:anchor="_Toc242011248" w:history="1">
+      <w:hyperlink w:anchor="_Toc242013118" w:history="1">
         <w:r>
           <w:rPr>
             <w:rStyle w:val="Hyperlink"/>
@@ -984,7 +984,7 @@
             <w:noProof/>
             <w:webHidden/>
           </w:rPr>
-          <w:instrText xml:space="preserve"> PAGEREF _Toc242011248 \h </w:instrText>
+          <w:instrText xml:space="preserve"> PAGEREF _Toc242013118 \h </w:instrText>
         </w:r>
         <w:r>
           <w:rPr>
@@ -1025,7 +1025,7 @@
           <w:noProof/>
         </w:rPr>
       </w:pPr>
-      <w:hyperlink w:anchor="_Toc242011249" w:history="1">
+      <w:hyperlink w:anchor="_Toc242013119" w:history="1">
         <w:r>
           <w:rPr>
             <w:rStyle w:val="Hyperlink"/>
@@ -1052,7 +1052,7 @@
             <w:noProof/>
             <w:webHidden/>
           </w:rPr>
-          <w:instrText xml:space="preserve"> PAGEREF _Toc242011249 \h </w:instrText>
+          <w:instrText xml:space="preserve"> PAGEREF _Toc242013119 \h </w:instrText>
         </w:r>
         <w:r>
           <w:rPr>
@@ -1093,7 +1093,7 @@
           <w:noProof/>
         </w:rPr>
       </w:pPr>
-      <w:hyperlink w:anchor="_Toc242011250" w:history="1">
+      <w:hyperlink w:anchor="_Toc242013120" w:history="1">
         <w:r>
           <w:rPr>
             <w:rStyle w:val="Hyperlink"/>
@@ -1120,7 +1120,7 @@
             <w:noProof/>
             <w:webHidden/>
           </w:rPr>
-          <w:instrText xml:space="preserve"> PAGEREF _Toc242011250 \h </w:instrText>
+          <w:instrText xml:space="preserve"> PAGEREF _Toc242013120 \h </w:instrText>
         </w:r>
         <w:r>
           <w:rPr>
@@ -1161,7 +1161,7 @@
           <w:noProof/>
         </w:rPr>
       </w:pPr>
-      <w:hyperlink w:anchor="_Toc242011251" w:history="1">
+      <w:hyperlink w:anchor="_Toc242013121" w:history="1">
         <w:r>
           <w:rPr>
             <w:rStyle w:val="Hyperlink"/>
@@ -1188,7 +1188,7 @@
             <w:noProof/>
             <w:webHidden/>
           </w:rPr>
-          <w:instrText xml:space="preserve"> PAGEREF _Toc242011251 \h </w:instrText>
+          <w:instrText xml:space="preserve"> PAGEREF _Toc242013121 \h </w:instrText>
         </w:r>
         <w:r>
           <w:rPr>
@@ -1229,7 +1229,7 @@
           <w:noProof/>
         </w:rPr>
       </w:pPr>
-      <w:hyperlink w:anchor="_Toc242011252" w:history="1">
+      <w:hyperlink w:anchor="_Toc242013122" w:history="1">
         <w:r>
           <w:rPr>
             <w:rStyle w:val="Hyperlink"/>
@@ -1256,7 +1256,7 @@
             <w:noProof/>
             <w:webHidden/>
           </w:rPr>
-          <w:instrText xml:space="preserve"> PAGEREF _Toc242011252 \h </w:instrText>
+          <w:instrText xml:space="preserve"> PAGEREF _Toc242013122 \h </w:instrText>
         </w:r>
         <w:r>
           <w:rPr>
@@ -1297,7 +1297,7 @@
           <w:noProof/>
         </w:rPr>
       </w:pPr>
-      <w:hyperlink w:anchor="_Toc242011253" w:history="1">
+      <w:hyperlink w:anchor="_Toc242013123" w:history="1">
         <w:r>
           <w:rPr>
             <w:rStyle w:val="Hyperlink"/>
@@ -1324,7 +1324,7 @@
             <w:noProof/>
             <w:webHidden/>
           </w:rPr>
-          <w:instrText xml:space="preserve"> PAGEREF _Toc242011253 \h </w:instrText>
+          <w:instrText xml:space="preserve"> PAGEREF _Toc242013123 \h </w:instrText>
         </w:r>
         <w:r>
           <w:rPr>
@@ -1365,7 +1365,7 @@
           <w:noProof/>
         </w:rPr>
       </w:pPr>
-      <w:hyperlink w:anchor="_Toc242011254" w:history="1">
+      <w:hyperlink w:anchor="_Toc242013124" w:history="1">
         <w:r>
           <w:rPr>
             <w:rStyle w:val="Hyperlink"/>
@@ -1392,7 +1392,7 @@
             <w:noProof/>
             <w:webHidden/>
           </w:rPr>
-          <w:instrText xml:space="preserve"> PAGEREF _Toc242011254 \h </w:instrText>
+          <w:instrText xml:space="preserve"> PAGEREF _Toc242013124 \h </w:instrText>
         </w:r>
         <w:r>
           <w:rPr>
@@ -1433,7 +1433,7 @@
           <w:noProof/>
         </w:rPr>
       </w:pPr>
-      <w:hyperlink w:anchor="_Toc242011255" w:history="1">
+      <w:hyperlink w:anchor="_Toc242013125" w:history="1">
         <w:r>
           <w:rPr>
             <w:rStyle w:val="Hyperlink"/>
@@ -1460,7 +1460,7 @@
             <w:noProof/>
             <w:webHidden/>
           </w:rPr>
-          <w:instrText xml:space="preserve"> PAGEREF _Toc242011255 \h </w:instrText>
+          <w:instrText xml:space="preserve"> PAGEREF _Toc242013125 \h </w:instrText>
         </w:r>
         <w:r>
           <w:rPr>
@@ -1501,7 +1501,7 @@
           <w:noProof/>
         </w:rPr>
       </w:pPr>
-      <w:hyperlink w:anchor="_Toc242011256" w:history="1">
+      <w:hyperlink w:anchor="_Toc242013126" w:history="1">
         <w:r>
           <w:rPr>
             <w:rStyle w:val="Hyperlink"/>
@@ -1528,7 +1528,7 @@
             <w:noProof/>
             <w:webHidden/>
           </w:rPr>
-          <w:instrText xml:space="preserve"> PAGEREF _Toc242011256 \h </w:instrText>
+          <w:instrText xml:space="preserve"> PAGEREF _Toc242013126 \h </w:instrText>
         </w:r>
         <w:r>
           <w:rPr>
@@ -1569,7 +1569,7 @@
           <w:noProof/>
         </w:rPr>
       </w:pPr>
-      <w:hyperlink w:anchor="_Toc242011257" w:history="1">
+      <w:hyperlink w:anchor="_Toc242013127" w:history="1">
         <w:r>
           <w:rPr>
             <w:rStyle w:val="Hyperlink"/>
@@ -1596,7 +1596,7 @@
             <w:noProof/>
             <w:webHidden/>
           </w:rPr>
-          <w:instrText xml:space="preserve"> PAGEREF _Toc242011257 \h </w:instrText>
+          <w:instrText xml:space="preserve"> PAGEREF _Toc242013127 \h </w:instrText>
         </w:r>
         <w:r>
           <w:rPr>
@@ -1637,7 +1637,7 @@
           <w:noProof/>
         </w:rPr>
       </w:pPr>
-      <w:hyperlink w:anchor="_Toc242011258" w:history="1">
+      <w:hyperlink w:anchor="_Toc242013128" w:history="1">
         <w:r>
           <w:rPr>
             <w:rStyle w:val="Hyperlink"/>
@@ -1664,7 +1664,7 @@
             <w:noProof/>
             <w:webHidden/>
           </w:rPr>
-          <w:instrText xml:space="preserve"> PAGEREF _Toc242011258 \h </w:instrText>
+          <w:instrText xml:space="preserve"> PAGEREF _Toc242013128 \h </w:instrText>
         </w:r>
         <w:r>
           <w:rPr>
@@ -1705,7 +1705,7 @@
           <w:noProof/>
         </w:rPr>
       </w:pPr>
-      <w:hyperlink w:anchor="_Toc242011259" w:history="1">
+      <w:hyperlink w:anchor="_Toc242013129" w:history="1">
         <w:r>
           <w:rPr>
             <w:rStyle w:val="Hyperlink"/>
@@ -1732,7 +1732,7 @@
             <w:noProof/>
             <w:webHidden/>
           </w:rPr>
-          <w:instrText xml:space="preserve"> PAGEREF _Toc242011259 \h </w:instrText>
+          <w:instrText xml:space="preserve"> PAGEREF _Toc242013129 \h </w:instrText>
         </w:r>
         <w:r>
           <w:rPr>
@@ -1773,7 +1773,7 @@
           <w:noProof/>
         </w:rPr>
       </w:pPr>
-      <w:hyperlink w:anchor="_Toc242011260" w:history="1">
+      <w:hyperlink w:anchor="_Toc242013130" w:history="1">
         <w:r>
           <w:rPr>
             <w:rStyle w:val="Hyperlink"/>
@@ -1800,7 +1800,7 @@
             <w:noProof/>
             <w:webHidden/>
           </w:rPr>
-          <w:instrText xml:space="preserve"> PAGEREF _Toc242011260 \h </w:instrText>
+          <w:instrText xml:space="preserve"> PAGEREF _Toc242013130 \h </w:instrText>
         </w:r>
         <w:r>
           <w:rPr>
@@ -1841,7 +1841,7 @@
           <w:noProof/>
         </w:rPr>
       </w:pPr>
-      <w:hyperlink w:anchor="_Toc242011261" w:history="1">
+      <w:hyperlink w:anchor="_Toc242013131" w:history="1">
         <w:r>
           <w:rPr>
             <w:rStyle w:val="Hyperlink"/>
@@ -1868,7 +1868,7 @@
             <w:noProof/>
             <w:webHidden/>
           </w:rPr>
-          <w:instrText xml:space="preserve"> PAGEREF _Toc242011261 \h </w:instrText>
+          <w:instrText xml:space="preserve"> PAGEREF _Toc242013131 \h </w:instrText>
         </w:r>
         <w:r>
           <w:rPr>
@@ -1909,7 +1909,7 @@
           <w:noProof/>
         </w:rPr>
       </w:pPr>
-      <w:hyperlink w:anchor="_Toc242011262" w:history="1">
+      <w:hyperlink w:anchor="_Toc242013132" w:history="1">
         <w:r>
           <w:rPr>
             <w:rStyle w:val="Hyperlink"/>
@@ -1936,7 +1936,7 @@
             <w:noProof/>
             <w:webHidden/>
           </w:rPr>
-          <w:instrText xml:space="preserve"> PAGEREF _Toc242011262 \h </w:instrText>
+          <w:instrText xml:space="preserve"> PAGEREF _Toc242013132 \h </w:instrText>
         </w:r>
         <w:r>
           <w:rPr>
@@ -1977,7 +1977,7 @@
           <w:noProof/>
         </w:rPr>
       </w:pPr>
-      <w:hyperlink w:anchor="_Toc242011263" w:history="1">
+      <w:hyperlink w:anchor="_Toc242013133" w:history="1">
         <w:r>
           <w:rPr>
             <w:rStyle w:val="Hyperlink"/>
@@ -2004,7 +2004,7 @@
             <w:noProof/>
             <w:webHidden/>
           </w:rPr>
-          <w:instrText xml:space="preserve"> PAGEREF _Toc242011263 \h </w:instrText>
+          <w:instrText xml:space="preserve"> PAGEREF _Toc242013133 \h </w:instrText>
         </w:r>
         <w:r>
           <w:rPr>
@@ -2045,7 +2045,7 @@
           <w:noProof/>
         </w:rPr>
       </w:pPr>
-      <w:hyperlink w:anchor="_Toc242011264" w:history="1">
+      <w:hyperlink w:anchor="_Toc242013134" w:history="1">
         <w:r>
           <w:rPr>
             <w:rStyle w:val="Hyperlink"/>
@@ -2072,7 +2072,7 @@
             <w:noProof/>
             <w:webHidden/>
           </w:rPr>
-          <w:instrText xml:space="preserve"> PAGEREF _Toc242011264 \h </w:instrText>
+          <w:instrText xml:space="preserve"> PAGEREF _Toc242013134 \h </w:instrText>
         </w:r>
         <w:r>
           <w:rPr>
@@ -2113,7 +2113,7 @@
           <w:noProof/>
         </w:rPr>
       </w:pPr>
-      <w:hyperlink w:anchor="_Toc242011265" w:history="1">
+      <w:hyperlink w:anchor="_Toc242013135" w:history="1">
         <w:r>
           <w:rPr>
             <w:rStyle w:val="Hyperlink"/>
@@ -2140,7 +2140,7 @@
             <w:noProof/>
             <w:webHidden/>
           </w:rPr>
-          <w:instrText xml:space="preserve"> PAGEREF _Toc242011265 \h </w:instrText>
+          <w:instrText xml:space="preserve"> PAGEREF _Toc242013135 \h </w:instrText>
         </w:r>
         <w:r>
           <w:rPr>
@@ -2181,7 +2181,7 @@
           <w:noProof/>
         </w:rPr>
       </w:pPr>
-      <w:hyperlink w:anchor="_Toc242011266" w:history="1">
+      <w:hyperlink w:anchor="_Toc242013136" w:history="1">
         <w:r>
           <w:rPr>
             <w:rStyle w:val="Hyperlink"/>
@@ -2208,7 +2208,7 @@
             <w:noProof/>
             <w:webHidden/>
           </w:rPr>
-          <w:instrText xml:space="preserve"> PAGEREF _Toc242011266 \h </w:instrText>
+          <w:instrText xml:space="preserve"> PAGEREF _Toc242013136 \h </w:instrText>
         </w:r>
         <w:r>
           <w:rPr>
@@ -2249,7 +2249,7 @@
           <w:noProof/>
         </w:rPr>
       </w:pPr>
-      <w:hyperlink w:anchor="_Toc242011267" w:history="1">
+      <w:hyperlink w:anchor="_Toc242013137" w:history="1">
         <w:r>
           <w:rPr>
             <w:rStyle w:val="Hyperlink"/>
@@ -2276,7 +2276,7 @@
             <w:noProof/>
             <w:webHidden/>
           </w:rPr>
-          <w:instrText xml:space="preserve"> PAGEREF _Toc242011267 \h </w:instrText>
+          <w:instrText xml:space="preserve"> PAGEREF _Toc242013137 \h </w:instrText>
         </w:r>
         <w:r>
           <w:rPr>
@@ -2317,7 +2317,7 @@
           <w:noProof/>
         </w:rPr>
       </w:pPr>
-      <w:hyperlink w:anchor="_Toc242011268" w:history="1">
+      <w:hyperlink w:anchor="_Toc242013138" w:history="1">
         <w:r>
           <w:rPr>
             <w:rStyle w:val="Hyperlink"/>
@@ -2344,7 +2344,7 @@
             <w:noProof/>
             <w:webHidden/>
           </w:rPr>
-          <w:instrText xml:space="preserve"> PAGEREF _Toc242011268 \h </w:instrText>
+          <w:instrText xml:space="preserve"> PAGEREF _Toc242013138 \h </w:instrText>
         </w:r>
         <w:r>
           <w:rPr>
@@ -2385,7 +2385,7 @@
           <w:noProof/>
         </w:rPr>
       </w:pPr>
-      <w:hyperlink w:anchor="_Toc242011269" w:history="1">
+      <w:hyperlink w:anchor="_Toc242013139" w:history="1">
         <w:r>
           <w:rPr>
             <w:rStyle w:val="Hyperlink"/>
@@ -2412,7 +2412,7 @@
             <w:noProof/>
             <w:webHidden/>
           </w:rPr>
-          <w:instrText xml:space="preserve"> PAGEREF _Toc242011269 \h </w:instrText>
+          <w:instrText xml:space="preserve"> PAGEREF _Toc242013139 \h </w:instrText>
         </w:r>
         <w:r>
           <w:rPr>
@@ -2453,7 +2453,7 @@
           <w:noProof/>
         </w:rPr>
       </w:pPr>
-      <w:hyperlink w:anchor="_Toc242011270" w:history="1">
+      <w:hyperlink w:anchor="_Toc242013140" w:history="1">
         <w:r>
           <w:rPr>
             <w:rStyle w:val="Hyperlink"/>
@@ -2480,7 +2480,7 @@
             <w:noProof/>
             <w:webHidden/>
           </w:rPr>
-          <w:instrText xml:space="preserve"> PAGEREF _Toc242011270 \h </w:instrText>
+          <w:instrText xml:space="preserve"> PAGEREF _Toc242013140 \h </w:instrText>
         </w:r>
         <w:r>
           <w:rPr>
@@ -2521,7 +2521,7 @@
           <w:noProof/>
         </w:rPr>
       </w:pPr>
-      <w:hyperlink w:anchor="_Toc242011271" w:history="1">
+      <w:hyperlink w:anchor="_Toc242013141" w:history="1">
         <w:r>
           <w:rPr>
             <w:rStyle w:val="Hyperlink"/>
@@ -2548,7 +2548,7 @@
             <w:noProof/>
             <w:webHidden/>
           </w:rPr>
-          <w:instrText xml:space="preserve"> PAGEREF _Toc242011271 \h </w:instrText>
+          <w:instrText xml:space="preserve"> PAGEREF _Toc242013141 \h </w:instrText>
         </w:r>
         <w:r>
           <w:rPr>
@@ -2589,7 +2589,7 @@
           <w:noProof/>
         </w:rPr>
       </w:pPr>
-      <w:hyperlink w:anchor="_Toc242011272" w:history="1">
+      <w:hyperlink w:anchor="_Toc242013142" w:history="1">
         <w:r>
           <w:rPr>
             <w:rStyle w:val="Hyperlink"/>
@@ -2616,7 +2616,7 @@
             <w:noProof/>
             <w:webHidden/>
           </w:rPr>
-          <w:instrText xml:space="preserve"> PAGEREF _Toc242011272 \h </w:instrText>
+          <w:instrText xml:space="preserve"> PAGEREF _Toc242013142 \h </w:instrText>
         </w:r>
         <w:r>
           <w:rPr>
@@ -2657,7 +2657,7 @@
           <w:noProof/>
         </w:rPr>
       </w:pPr>
-      <w:hyperlink w:anchor="_Toc242011273" w:history="1">
+      <w:hyperlink w:anchor="_Toc242013143" w:history="1">
         <w:r>
           <w:rPr>
             <w:rStyle w:val="Hyperlink"/>
@@ -2684,7 +2684,7 @@
             <w:noProof/>
             <w:webHidden/>
           </w:rPr>
-          <w:instrText xml:space="preserve"> PAGEREF _Toc242011273 \h </w:instrText>
+          <w:instrText xml:space="preserve"> PAGEREF _Toc242013143 \h </w:instrText>
         </w:r>
         <w:r>
           <w:rPr>
@@ -2725,7 +2725,7 @@
           <w:noProof/>
         </w:rPr>
       </w:pPr>
-      <w:hyperlink w:anchor="_Toc242011274" w:history="1">
+      <w:hyperlink w:anchor="_Toc242013144" w:history="1">
         <w:r>
           <w:rPr>
             <w:rStyle w:val="Hyperlink"/>
@@ -2752,7 +2752,7 @@
             <w:noProof/>
             <w:webHidden/>
           </w:rPr>
-          <w:instrText xml:space="preserve"> PAGEREF _Toc242011274 \h </w:instrText>
+          <w:instrText xml:space="preserve"> PAGEREF _Toc242013144 \h </w:instrText>
         </w:r>
         <w:r>
           <w:rPr>
@@ -2793,7 +2793,7 @@
           <w:noProof/>
         </w:rPr>
       </w:pPr>
-      <w:hyperlink w:anchor="_Toc242011275" w:history="1">
+      <w:hyperlink w:anchor="_Toc242013145" w:history="1">
         <w:r>
           <w:rPr>
             <w:rStyle w:val="Hyperlink"/>
@@ -2820,7 +2820,7 @@
             <w:noProof/>
             <w:webHidden/>
           </w:rPr>
-          <w:instrText xml:space="preserve"> PAGEREF _Toc242011275 \h </w:instrText>
+          <w:instrText xml:space="preserve"> PAGEREF _Toc242013145 \h </w:instrText>
         </w:r>
         <w:r>
           <w:rPr>
@@ -2861,7 +2861,7 @@
           <w:noProof/>
         </w:rPr>
       </w:pPr>
-      <w:hyperlink w:anchor="_Toc242011276" w:history="1">
+      <w:hyperlink w:anchor="_Toc242013146" w:history="1">
         <w:r>
           <w:rPr>
             <w:rStyle w:val="Hyperlink"/>
@@ -2888,7 +2888,7 @@
             <w:noProof/>
             <w:webHidden/>
           </w:rPr>
-          <w:instrText xml:space="preserve"> PAGEREF _Toc242011276 \h </w:instrText>
+          <w:instrText xml:space="preserve"> PAGEREF _Toc242013146 \h </w:instrText>
         </w:r>
         <w:r>
           <w:rPr>
@@ -2929,7 +2929,7 @@
           <w:noProof/>
         </w:rPr>
       </w:pPr>
-      <w:hyperlink w:anchor="_Toc242011277" w:history="1">
+      <w:hyperlink w:anchor="_Toc242013147" w:history="1">
         <w:r>
           <w:rPr>
             <w:rStyle w:val="Hyperlink"/>
@@ -2956,7 +2956,7 @@
             <w:noProof/>
             <w:webHidden/>
           </w:rPr>
-          <w:instrText xml:space="preserve"> PAGEREF _Toc242011277 \h </w:instrText>
+          <w:instrText xml:space="preserve"> PAGEREF _Toc242013147 \h </w:instrText>
         </w:r>
         <w:r>
           <w:rPr>
@@ -2997,7 +2997,7 @@
           <w:noProof/>
         </w:rPr>
       </w:pPr>
-      <w:hyperlink w:anchor="_Toc242011278" w:history="1">
+      <w:hyperlink w:anchor="_Toc242013148" w:history="1">
         <w:r>
           <w:rPr>
             <w:rStyle w:val="Hyperlink"/>
@@ -3024,7 +3024,7 @@
             <w:noProof/>
             <w:webHidden/>
           </w:rPr>
-          <w:instrText xml:space="preserve"> PAGEREF _Toc242011278 \h </w:instrText>
+          <w:instrText xml:space="preserve"> PAGEREF _Toc242013148 \h </w:instrText>
         </w:r>
         <w:r>
           <w:rPr>
@@ -3065,7 +3065,7 @@
           <w:noProof/>
         </w:rPr>
       </w:pPr>
-      <w:hyperlink w:anchor="_Toc242011279" w:history="1">
+      <w:hyperlink w:anchor="_Toc242013149" w:history="1">
         <w:r>
           <w:rPr>
             <w:rStyle w:val="Hyperlink"/>
@@ -3092,7 +3092,7 @@
             <w:noProof/>
             <w:webHidden/>
           </w:rPr>
-          <w:instrText xml:space="preserve"> PAGEREF _Toc242011279 \h </w:instrText>
+          <w:instrText xml:space="preserve"> PAGEREF _Toc242013149 \h </w:instrText>
         </w:r>
         <w:r>
           <w:rPr>
@@ -3133,7 +3133,7 @@
           <w:noProof/>
         </w:rPr>
       </w:pPr>
-      <w:hyperlink w:anchor="_Toc242011280" w:history="1">
+      <w:hyperlink w:anchor="_Toc242013150" w:history="1">
         <w:r>
           <w:rPr>
             <w:rStyle w:val="Hyperlink"/>
@@ -3160,7 +3160,7 @@
             <w:noProof/>
             <w:webHidden/>
           </w:rPr>
-          <w:instrText xml:space="preserve"> PAGEREF _Toc242011280 \h </w:instrText>
+          <w:instrText xml:space="preserve"> PAGEREF _Toc242013150 \h </w:instrText>
         </w:r>
         <w:r>
           <w:rPr>
@@ -3201,7 +3201,7 @@
           <w:noProof/>
         </w:rPr>
       </w:pPr>
-      <w:hyperlink w:anchor="_Toc242011281" w:history="1">
+      <w:hyperlink w:anchor="_Toc242013151" w:history="1">
         <w:r>
           <w:rPr>
             <w:rStyle w:val="Hyperlink"/>
@@ -3228,7 +3228,7 @@
             <w:noProof/>
             <w:webHidden/>
           </w:rPr>
-          <w:instrText xml:space="preserve"> PAGEREF _Toc242011281 \h </w:instrText>
+          <w:instrText xml:space="preserve"> PAGEREF _Toc242013151 \h </w:instrText>
         </w:r>
         <w:r>
           <w:rPr>
@@ -3269,7 +3269,7 @@
           <w:noProof/>
         </w:rPr>
       </w:pPr>
-      <w:hyperlink w:anchor="_Toc242011282" w:history="1">
+      <w:hyperlink w:anchor="_Toc242013152" w:history="1">
         <w:r>
           <w:rPr>
             <w:rStyle w:val="Hyperlink"/>
@@ -3296,7 +3296,7 @@
             <w:noProof/>
             <w:webHidden/>
           </w:rPr>
-          <w:instrText xml:space="preserve"> PAGEREF _Toc242011282 \h </w:instrText>
+          <w:instrText xml:space="preserve"> PAGEREF _Toc242013152 \h </w:instrText>
         </w:r>
         <w:r>
           <w:rPr>
@@ -3337,7 +3337,7 @@
           <w:noProof/>
         </w:rPr>
       </w:pPr>
-      <w:hyperlink w:anchor="_Toc242011283" w:history="1">
+      <w:hyperlink w:anchor="_Toc242013153" w:history="1">
         <w:r>
           <w:rPr>
             <w:rStyle w:val="Hyperlink"/>
@@ -3364,7 +3364,7 @@
             <w:noProof/>
             <w:webHidden/>
           </w:rPr>
-          <w:instrText xml:space="preserve"> PAGEREF _Toc242011283 \h </w:instrText>
+          <w:instrText xml:space="preserve"> PAGEREF _Toc242013153 \h </w:instrText>
         </w:r>
         <w:r>
           <w:rPr>
@@ -3405,7 +3405,7 @@
           <w:noProof/>
         </w:rPr>
       </w:pPr>
-      <w:hyperlink w:anchor="_Toc242011284" w:history="1">
+      <w:hyperlink w:anchor="_Toc242013154" w:history="1">
         <w:r>
           <w:rPr>
             <w:rStyle w:val="Hyperlink"/>
@@ -3432,7 +3432,7 @@
             <w:noProof/>
             <w:webHidden/>
           </w:rPr>
-          <w:instrText xml:space="preserve"> PAGEREF _Toc242011284 \h </w:instrText>
+          <w:instrText xml:space="preserve"> PAGEREF _Toc242013154 \h </w:instrText>
         </w:r>
         <w:r>
           <w:rPr>
@@ -3473,7 +3473,7 @@
           <w:noProof/>
         </w:rPr>
       </w:pPr>
-      <w:hyperlink w:anchor="_Toc242011285" w:history="1">
+      <w:hyperlink w:anchor="_Toc242013155" w:history="1">
         <w:r>
           <w:rPr>
             <w:rStyle w:val="Hyperlink"/>
@@ -3500,7 +3500,7 @@
             <w:noProof/>
             <w:webHidden/>
           </w:rPr>
-          <w:instrText xml:space="preserve"> PAGEREF _Toc242011285 \h </w:instrText>
+          <w:instrText xml:space="preserve"> PAGEREF _Toc242013155 \h </w:instrText>
         </w:r>
         <w:r>
           <w:rPr>
@@ -3541,7 +3541,7 @@
           <w:noProof/>
         </w:rPr>
       </w:pPr>
-      <w:hyperlink w:anchor="_Toc242011286" w:history="1">
+      <w:hyperlink w:anchor="_Toc242013156" w:history="1">
         <w:r>
           <w:rPr>
             <w:rStyle w:val="Hyperlink"/>
@@ -3568,7 +3568,7 @@
             <w:noProof/>
             <w:webHidden/>
           </w:rPr>
-          <w:instrText xml:space="preserve"> PAGEREF _Toc242011286 \h </w:instrText>
+          <w:instrText xml:space="preserve"> PAGEREF _Toc242013156 \h </w:instrText>
         </w:r>
         <w:r>
           <w:rPr>
@@ -3609,7 +3609,7 @@
           <w:noProof/>
         </w:rPr>
       </w:pPr>
-      <w:hyperlink w:anchor="_Toc242011287" w:history="1">
+      <w:hyperlink w:anchor="_Toc242013157" w:history="1">
         <w:r>
           <w:rPr>
             <w:rStyle w:val="Hyperlink"/>
@@ -3636,7 +3636,7 @@
             <w:noProof/>
             <w:webHidden/>
           </w:rPr>
-          <w:instrText xml:space="preserve"> PAGEREF _Toc242011287 \h </w:instrText>
+          <w:instrText xml:space="preserve"> PAGEREF _Toc242013157 \h </w:instrText>
         </w:r>
         <w:r>
           <w:rPr>
@@ -3677,7 +3677,7 @@
           <w:noProof/>
         </w:rPr>
       </w:pPr>
-      <w:hyperlink w:anchor="_Toc242011288" w:history="1">
+      <w:hyperlink w:anchor="_Toc242013158" w:history="1">
         <w:r>
           <w:rPr>
             <w:rStyle w:val="Hyperlink"/>
@@ -3704,7 +3704,7 @@
             <w:noProof/>
             <w:webHidden/>
           </w:rPr>
-          <w:instrText xml:space="preserve"> PAGEREF _Toc242011288 \h </w:instrText>
+          <w:instrText xml:space="preserve"> PAGEREF _Toc242013158 \h </w:instrText>
         </w:r>
         <w:r>
           <w:rPr>
@@ -3745,7 +3745,7 @@
           <w:noProof/>
         </w:rPr>
       </w:pPr>
-      <w:hyperlink w:anchor="_Toc242011289" w:history="1">
+      <w:hyperlink w:anchor="_Toc242013159" w:history="1">
         <w:r>
           <w:rPr>
             <w:rStyle w:val="Hyperlink"/>
@@ -3772,7 +3772,7 @@
             <w:noProof/>
             <w:webHidden/>
           </w:rPr>
-          <w:instrText xml:space="preserve"> PAGEREF _Toc242011289 \h </w:instrText>
+          <w:instrText xml:space="preserve"> PAGEREF _Toc242013159 \h </w:instrText>
         </w:r>
         <w:r>
           <w:rPr>
@@ -3813,13 +3813,13 @@
           <w:noProof/>
         </w:rPr>
       </w:pPr>
-      <w:hyperlink w:anchor="_Toc242011290" w:history="1">
+      <w:hyperlink w:anchor="_Toc242013160" w:history="1">
         <w:r>
           <w:rPr>
             <w:rStyle w:val="Hyperlink"/>
             <w:noProof/>
           </w:rPr>
-          <w:t>Tips and troubleshooting</w:t>
+          <w:t>Owner: backing up and restoring the catalog</w:t>
         </w:r>
         <w:r>
           <w:rPr>
@@ -3840,7 +3840,143 @@
             <w:noProof/>
             <w:webHidden/>
           </w:rPr>
-          <w:instrText xml:space="preserve"> PAGEREF _Toc242011290 \h </w:instrText>
+          <w:instrText xml:space="preserve"> PAGEREF _Toc242013160 \h </w:instrText>
+        </w:r>
+        <w:r>
+          <w:rPr>
+            <w:noProof/>
+            <w:webHidden/>
+          </w:rPr>
+        </w:r>
+        <w:r>
+          <w:rPr>
+            <w:noProof/>
+            <w:webHidden/>
+          </w:rPr>
+          <w:fldChar w:fldCharType="separate"/>
+        </w:r>
+        <w:r>
+          <w:rPr>
+            <w:noProof/>
+            <w:webHidden/>
+          </w:rPr>
+          <w:t>51</w:t>
+        </w:r>
+        <w:r>
+          <w:rPr>
+            <w:noProof/>
+            <w:webHidden/>
+          </w:rPr>
+          <w:fldChar w:fldCharType="end"/>
+        </w:r>
+      </w:hyperlink>
+    </w:p>
+    <w:p>
+      <w:pPr>
+        <w:pStyle w:val="TOC2"/>
+        <w:tabs>
+          <w:tab w:val="right" w:leader="dot" w:pos="9350"/>
+        </w:tabs>
+        <w:rPr>
+          <w:noProof/>
+        </w:rPr>
+      </w:pPr>
+      <w:hyperlink w:anchor="_Toc242013161" w:history="1">
+        <w:r>
+          <w:rPr>
+            <w:rStyle w:val="Hyperlink"/>
+            <w:noProof/>
+          </w:rPr>
+          <w:t>Export catalog</w:t>
+        </w:r>
+        <w:r>
+          <w:rPr>
+            <w:noProof/>
+            <w:webHidden/>
+          </w:rPr>
+          <w:tab/>
+        </w:r>
+        <w:r>
+          <w:rPr>
+            <w:noProof/>
+            <w:webHidden/>
+          </w:rPr>
+          <w:fldChar w:fldCharType="begin"/>
+        </w:r>
+        <w:r>
+          <w:rPr>
+            <w:noProof/>
+            <w:webHidden/>
+          </w:rPr>
+          <w:instrText xml:space="preserve"> PAGEREF _Toc242013161 \h </w:instrText>
+        </w:r>
+        <w:r>
+          <w:rPr>
+            <w:noProof/>
+            <w:webHidden/>
+          </w:rPr>
+        </w:r>
+        <w:r>
+          <w:rPr>
+            <w:noProof/>
+            <w:webHidden/>
+          </w:rPr>
+          <w:fldChar w:fldCharType="separate"/>
+        </w:r>
+        <w:r>
+          <w:rPr>
+            <w:noProof/>
+            <w:webHidden/>
+          </w:rPr>
+          <w:t>51</w:t>
+        </w:r>
+        <w:r>
+          <w:rPr>
+            <w:noProof/>
+            <w:webHidden/>
+          </w:rPr>
+          <w:fldChar w:fldCharType="end"/>
+        </w:r>
+      </w:hyperlink>
+    </w:p>
+    <w:p>
+      <w:pPr>
+        <w:pStyle w:val="TOC2"/>
+        <w:tabs>
+          <w:tab w:val="right" w:leader="dot" w:pos="9350"/>
+        </w:tabs>
+        <w:rPr>
+          <w:noProof/>
+        </w:rPr>
+      </w:pPr>
+      <w:hyperlink w:anchor="_Toc242013162" w:history="1">
+        <w:r>
+          <w:rPr>
+            <w:rStyle w:val="Hyperlink"/>
+            <w:noProof/>
+          </w:rPr>
+          <w:t>Restore catalog</w:t>
+        </w:r>
+        <w:r>
+          <w:rPr>
+            <w:noProof/>
+            <w:webHidden/>
+          </w:rPr>
+          <w:tab/>
+        </w:r>
+        <w:r>
+          <w:rPr>
+            <w:noProof/>
+            <w:webHidden/>
+          </w:rPr>
+          <w:fldChar w:fldCharType="begin"/>
+        </w:r>
+        <w:r>
+          <w:rPr>
+            <w:noProof/>
+            <w:webHidden/>
+          </w:rPr>
+          <w:instrText xml:space="preserve"> PAGEREF _Toc242013162 \h </w:instrText>
         </w:r>
         <w:r>
           <w:rPr>
@@ -3881,12 +4017,80 @@
           <w:noProof/>
         </w:rPr>
       </w:pPr>
-      <w:hyperlink w:anchor="_Toc242011291" w:history="1">
+      <w:hyperlink w:anchor="_Toc242013163" w:history="1">
         <w:r>
           <w:rPr>
             <w:rStyle w:val="Hyperlink"/>
             <w:noProof/>
           </w:rPr>
+          <w:t>Tips and troubleshooting</w:t>
+        </w:r>
+        <w:r>
+          <w:rPr>
+            <w:noProof/>
+            <w:webHidden/>
+          </w:rPr>
+          <w:tab/>
+        </w:r>
+        <w:r>
+          <w:rPr>
+            <w:noProof/>
+            <w:webHidden/>
+          </w:rPr>
+          <w:fldChar w:fldCharType="begin"/>
+        </w:r>
+        <w:r>
+          <w:rPr>
+            <w:noProof/>
+            <w:webHidden/>
+          </w:rPr>
+          <w:instrText xml:space="preserve"> PAGEREF _Toc242013163 \h </w:instrText>
+        </w:r>
+        <w:r>
+          <w:rPr>
+            <w:noProof/>
+            <w:webHidden/>
+          </w:rPr>
+        </w:r>
+        <w:r>
+          <w:rPr>
+            <w:noProof/>
+            <w:webHidden/>
+          </w:rPr>
+          <w:fldChar w:fldCharType="separate"/>
+        </w:r>
+        <w:r>
+          <w:rPr>
+            <w:noProof/>
+            <w:webHidden/>
+          </w:rPr>
+          <w:t>54</w:t>
+        </w:r>
+        <w:r>
+          <w:rPr>
+            <w:noProof/>
+            <w:webHidden/>
+          </w:rPr>
+          <w:fldChar w:fldCharType="end"/>
+        </w:r>
+      </w:hyperlink>
+    </w:p>
+    <w:p>
+      <w:pPr>
+        <w:pStyle w:val="TOC1"/>
+        <w:tabs>
+          <w:tab w:val="right" w:leader="dot" w:pos="9350"/>
+        </w:tabs>
+        <w:rPr>
+          <w:noProof/>
+        </w:rPr>
+      </w:pPr>
+      <w:hyperlink w:anchor="_Toc242013164" w:history="1">
+        <w:r>
+          <w:rPr>
+            <w:rStyle w:val="Hyperlink"/>
+            <w:noProof/>
+          </w:rPr>
           <w:t>Quick reference</w:t>
         </w:r>
         <w:r>
@@ -3908,7 +4112,7 @@
             <w:noProof/>
             <w:webHidden/>
           </w:rPr>
-          <w:instrText xml:space="preserve"> PAGEREF _Toc242011291 \h </w:instrText>
+          <w:instrText xml:space="preserve"> PAGEREF _Toc242013164 \h </w:instrText>
         </w:r>
         <w:r>
           <w:rPr>
@@ -3928,7 +4132,7 @@
             <w:noProof/>
             <w:webHidden/>
           </w:rPr>
-          <w:t>53</w:t>
+          <w:t>56</w:t>
         </w:r>
         <w:r>
           <w:rPr>
@@ -3949,7 +4153,7 @@
           <w:noProof/>
         </w:rPr>
       </w:pPr>
-      <w:hyperlink w:anchor="_Toc242011292" w:history="1">
+      <w:hyperlink w:anchor="_Toc242013165" w:history="1">
         <w:r>
           <w:rPr>
             <w:rStyle w:val="Hyperlink"/>
@@ -3976,7 +4180,7 @@
             <w:noProof/>
             <w:webHidden/>
           </w:rPr>
-          <w:instrText xml:space="preserve"> PAGEREF _Toc242011292 \h </w:instrText>
+          <w:instrText xml:space="preserve"> PAGEREF _Toc242013165 \h </w:instrText>
         </w:r>
         <w:r>
           <w:rPr>
@@ -3996,7 +4200,7 @@
             <w:noProof/>
             <w:webHidden/>
           </w:rPr>
-          <w:t>53</w:t>
+          <w:t>56</w:t>
         </w:r>
         <w:r>
           <w:rPr>
@@ -4017,7 +4221,7 @@
           <w:noProof/>
         </w:rPr>
       </w:pPr>
-      <w:hyperlink w:anchor="_Toc242011293" w:history="1">
+      <w:hyperlink w:anchor="_Toc242013166" w:history="1">
         <w:r>
           <w:rPr>
             <w:rStyle w:val="Hyperlink"/>
@@ -4044,7 +4248,7 @@
             <w:noProof/>
             <w:webHidden/>
           </w:rPr>
-          <w:instrText xml:space="preserve"> PAGEREF _Toc242011293 \h </w:instrText>
+          <w:instrText xml:space="preserve"> PAGEREF _Toc242013166 \h </w:instrText>
         </w:r>
         <w:r>
           <w:rPr>
@@ -4064,7 +4268,7 @@
             <w:noProof/>
             <w:webHidden/>
           </w:rPr>
-          <w:t>53</w:t>
+          <w:t>56</w:t>
         </w:r>
         <w:r>
           <w:rPr>
@@ -4085,7 +4289,7 @@
           <w:noProof/>
         </w:rPr>
       </w:pPr>
-      <w:hyperlink w:anchor="_Toc242011294" w:history="1">
+      <w:hyperlink w:anchor="_Toc242013167" w:history="1">
         <w:r>
           <w:rPr>
             <w:rStyle w:val="Hyperlink"/>
@@ -4112,7 +4316,7 @@
             <w:noProof/>
             <w:webHidden/>
           </w:rPr>
-          <w:instrText xml:space="preserve"> PAGEREF _Toc242011294 \h </w:instrText>
+          <w:instrText xml:space="preserve"> PAGEREF _Toc242013167 \h </w:instrText>
         </w:r>
         <w:r>
           <w:rPr>
@@ -4132,7 +4336,7 @@
             <w:noProof/>
             <w:webHidden/>
           </w:rPr>
-          <w:t>53</w:t>
+          <w:t>56</w:t>
         </w:r>
         <w:r>
           <w:rPr>
@@ -4153,7 +4357,7 @@
           <w:noProof/>
         </w:rPr>
       </w:pPr>
-      <w:hyperlink w:anchor="_Toc242011295" w:history="1">
+      <w:hyperlink w:anchor="_Toc242013168" w:history="1">
         <w:r>
           <w:rPr>
             <w:rStyle w:val="Hyperlink"/>
@@ -4180,7 +4384,7 @@
             <w:noProof/>
             <w:webHidden/>
           </w:rPr>
-          <w:instrText xml:space="preserve"> PAGEREF _Toc242011295 \h </w:instrText>
+          <w:instrText xml:space="preserve"> PAGEREF _Toc242013168 \h </w:instrText>
         </w:r>
         <w:r>
           <w:rPr>
@@ -4200,7 +4404,7 @@
             <w:noProof/>
             <w:webHidden/>
           </w:rPr>
-          <w:t>53</w:t>
+          <w:t>56</w:t>
         </w:r>
         <w:r>
           <w:rPr>
@@ -4221,7 +4425,7 @@
         <w:pStyle w:val="Heading1"/>
         <w:pageBreakBefore/>
       </w:pPr>
-      <w:bookmarkStart w:id="0" w:name="_Toc242011239"/>
+      <w:bookmarkStart w:id="0" w:name="_Toc242013109"/>
       <w:r>
         <w:lastRenderedPageBreak/>
         <w:t>Welcome</w:t>
@@ -4237,7 +4441,7 @@
       <w:pPr>
         <w:pStyle w:val="Heading2"/>
       </w:pPr>
-      <w:bookmarkStart w:id="1" w:name="_Toc242011240"/>
+      <w:bookmarkStart w:id="1" w:name="_Toc242013110"/>
       <w:r>
         <w:t>How a sale moves through the app</w:t>
       </w:r>
@@ -4720,7 +4924,7 @@
       <w:pPr>
         <w:pStyle w:val="Heading2"/>
       </w:pPr>
-      <w:bookmarkStart w:id="2" w:name="_Toc242011241"/>
+      <w:bookmarkStart w:id="2" w:name="_Toc242013111"/>
       <w:r>
         <w:t>What you'll need</w:t>
       </w:r>
@@ -4829,7 +5033,7 @@
         <w:pStyle w:val="Heading1"/>
         <w:pageBreakBefore/>
       </w:pPr>
-      <w:bookmarkStart w:id="3" w:name="_Toc242011242"/>
+      <w:bookmarkStart w:id="3" w:name="_Toc242013112"/>
       <w:r>
         <w:lastRenderedPageBreak/>
         <w:t>Who can do what</w:t>
@@ -5381,7 +5585,7 @@
               <w:t>permanently</w:t>
             </w:r>
             <w:r>
-              <w:t>. Only an owner can make someone else an owner.</w:t>
+              <w:t>, and exporting and restoring the whole catalog. Only an owner can make someone else an owner.</w:t>
             </w:r>
           </w:p>
         </w:tc>
@@ -5397,7 +5601,7 @@
         <w:pStyle w:val="Heading1"/>
         <w:pageBreakBefore/>
       </w:pPr>
-      <w:bookmarkStart w:id="4" w:name="_Toc242011243"/>
+      <w:bookmarkStart w:id="4" w:name="_Toc242013113"/>
       <w:r>
         <w:lastRenderedPageBreak/>
         <w:t>Getting started</w:t>
@@ -5408,7 +5612,7 @@
       <w:pPr>
         <w:pStyle w:val="Heading2"/>
       </w:pPr>
-      <w:bookmarkStart w:id="5" w:name="_Toc242011244"/>
+      <w:bookmarkStart w:id="5" w:name="_Toc242013114"/>
       <w:r>
         <w:t>Signing in</w:t>
       </w:r>
@@ -5425,7 +5629,7 @@
           <w:noProof/>
         </w:rPr>
         <w:drawing>
-          <wp:inline distT="0" distB="0" distL="0" distR="0" wp14:anchorId="261346DA" wp14:editId="4C91D955">
+          <wp:inline distT="0" distB="0" distL="0" distR="0" wp14:anchorId="25D9C2C4" wp14:editId="2E11991E">
             <wp:extent cx="3291840" cy="2211705"/>
             <wp:effectExtent l="0" t="0" r="0" b="0"/>
             <wp:docPr id="1" name="Picture 1"/>
@@ -5743,7 +5947,7 @@
       <w:pPr>
         <w:pStyle w:val="Heading2"/>
       </w:pPr>
-      <w:bookmarkStart w:id="6" w:name="_Toc242011245"/>
+      <w:bookmarkStart w:id="6" w:name="_Toc242013115"/>
       <w:r>
         <w:t>Changing your PIN</w:t>
       </w:r>
@@ -5925,7 +6129,7 @@
       <w:pPr>
         <w:pStyle w:val="Heading2"/>
       </w:pPr>
-      <w:bookmarkStart w:id="7" w:name="_Toc242011246"/>
+      <w:bookmarkStart w:id="7" w:name="_Toc242013116"/>
       <w:r>
         <w:lastRenderedPageBreak/>
         <w:t>Finding your way around</w:t>
@@ -6508,7 +6712,7 @@
       <w:pPr>
         <w:pStyle w:val="Heading2"/>
       </w:pPr>
-      <w:bookmarkStart w:id="8" w:name="_Toc242011247"/>
+      <w:bookmarkStart w:id="8" w:name="_Toc242013117"/>
       <w:r>
         <w:t>Light and dark mode</w:t>
       </w:r>
@@ -6523,7 +6727,7 @@
       <w:pPr>
         <w:pStyle w:val="Heading2"/>
       </w:pPr>
-      <w:bookmarkStart w:id="9" w:name="_Toc242011248"/>
+      <w:bookmarkStart w:id="9" w:name="_Toc242013118"/>
       <w:r>
         <w:t>Signing out</w:t>
       </w:r>
@@ -6548,7 +6752,7 @@
         <w:pStyle w:val="Heading1"/>
         <w:pageBreakBefore/>
       </w:pPr>
-      <w:bookmarkStart w:id="10" w:name="_Toc242011249"/>
+      <w:bookmarkStart w:id="10" w:name="_Toc242013119"/>
       <w:r>
         <w:lastRenderedPageBreak/>
         <w:t>Taking an order on the sales floor</w:t>
@@ -6580,7 +6784,7 @@
           <w:noProof/>
         </w:rPr>
         <w:drawing>
-          <wp:inline distT="0" distB="0" distL="0" distR="0" wp14:anchorId="124B7E4E" wp14:editId="75392371">
+          <wp:inline distT="0" distB="0" distL="0" distR="0" wp14:anchorId="742BEB69" wp14:editId="53F32157">
             <wp:extent cx="5760720" cy="3870484"/>
             <wp:effectExtent l="0" t="0" r="0" b="0"/>
             <wp:docPr id="2" name="Picture 2"/>
@@ -6705,7 +6909,7 @@
       <w:pPr>
         <w:pStyle w:val="Heading2"/>
       </w:pPr>
-      <w:bookmarkStart w:id="11" w:name="_Toc242011250"/>
+      <w:bookmarkStart w:id="11" w:name="_Toc242013120"/>
       <w:r>
         <w:t>Starting an order</w:t>
       </w:r>
@@ -6789,7 +6993,7 @@
       <w:pPr>
         <w:pStyle w:val="Heading2"/>
       </w:pPr>
-      <w:bookmarkStart w:id="12" w:name="_Toc242011251"/>
+      <w:bookmarkStart w:id="12" w:name="_Toc242013121"/>
       <w:r>
         <w:lastRenderedPageBreak/>
         <w:t>Adding items</w:t>
@@ -6938,7 +7142,7 @@
           <w:noProof/>
         </w:rPr>
         <w:drawing>
-          <wp:inline distT="0" distB="0" distL="0" distR="0" wp14:anchorId="2C118D3B" wp14:editId="3863C88E">
+          <wp:inline distT="0" distB="0" distL="0" distR="0" wp14:anchorId="3152ECBC" wp14:editId="5550B1E0">
             <wp:extent cx="5760720" cy="3870484"/>
             <wp:effectExtent l="0" t="0" r="0" b="0"/>
             <wp:docPr id="3" name="Picture 3"/>
@@ -7075,7 +7279,7 @@
           <w:noProof/>
         </w:rPr>
         <w:drawing>
-          <wp:inline distT="0" distB="0" distL="0" distR="0" wp14:anchorId="6711CB4C" wp14:editId="30B1090A">
+          <wp:inline distT="0" distB="0" distL="0" distR="0" wp14:anchorId="13C4C674" wp14:editId="7EFE0F14">
             <wp:extent cx="5760720" cy="3870484"/>
             <wp:effectExtent l="0" t="0" r="0" b="0"/>
             <wp:docPr id="4" name="Picture 4"/>
@@ -7472,7 +7676,7 @@
           <w:noProof/>
         </w:rPr>
         <w:drawing>
-          <wp:inline distT="0" distB="0" distL="0" distR="0" wp14:anchorId="12B483BA" wp14:editId="322E27CD">
+          <wp:inline distT="0" distB="0" distL="0" distR="0" wp14:anchorId="73956248" wp14:editId="44E85346">
             <wp:extent cx="5760720" cy="4545568"/>
             <wp:effectExtent l="0" t="0" r="0" b="0"/>
             <wp:docPr id="5" name="Picture 5"/>
@@ -7687,7 +7891,7 @@
           <w:noProof/>
         </w:rPr>
         <w:drawing>
-          <wp:inline distT="0" distB="0" distL="0" distR="0" wp14:anchorId="2FB9A3EA" wp14:editId="7FD20392">
+          <wp:inline distT="0" distB="0" distL="0" distR="0" wp14:anchorId="1FCF8CA8" wp14:editId="7853D5E8">
             <wp:extent cx="5486400" cy="3686175"/>
             <wp:effectExtent l="0" t="0" r="0" b="0"/>
             <wp:docPr id="6" name="Picture 6"/>
@@ -7901,7 +8105,7 @@
       <w:pPr>
         <w:pStyle w:val="Heading2"/>
       </w:pPr>
-      <w:bookmarkStart w:id="13" w:name="_Toc242011252"/>
+      <w:bookmarkStart w:id="13" w:name="_Toc242013122"/>
       <w:r>
         <w:t>Adding shipping or a service later</w:t>
       </w:r>
@@ -7942,7 +8146,7 @@
         </w:rPr>
         <w:lastRenderedPageBreak/>
         <w:drawing>
-          <wp:inline distT="0" distB="0" distL="0" distR="0" wp14:anchorId="36E007C1" wp14:editId="4B963993">
+          <wp:inline distT="0" distB="0" distL="0" distR="0" wp14:anchorId="43420D0F" wp14:editId="57FBC1F4">
             <wp:extent cx="4754880" cy="3194685"/>
             <wp:effectExtent l="0" t="0" r="0" b="0"/>
             <wp:docPr id="7" name="Picture 7"/>
@@ -7996,7 +8200,7 @@
       <w:pPr>
         <w:pStyle w:val="Heading2"/>
       </w:pPr>
-      <w:bookmarkStart w:id="14" w:name="_Toc242011253"/>
+      <w:bookmarkStart w:id="14" w:name="_Toc242013123"/>
       <w:r>
         <w:t>Changing or removing an item</w:t>
       </w:r>
@@ -8170,7 +8374,7 @@
       <w:pPr>
         <w:pStyle w:val="Heading2"/>
       </w:pPr>
-      <w:bookmarkStart w:id="15" w:name="_Toc242011254"/>
+      <w:bookmarkStart w:id="15" w:name="_Toc242013124"/>
       <w:r>
         <w:t>Customer details</w:t>
       </w:r>
@@ -8334,7 +8538,7 @@
           <w:noProof/>
         </w:rPr>
         <w:drawing>
-          <wp:inline distT="0" distB="0" distL="0" distR="0" wp14:anchorId="5D2B9AA9" wp14:editId="6CD93290">
+          <wp:inline distT="0" distB="0" distL="0" distR="0" wp14:anchorId="704C8EBF" wp14:editId="440D1ED0">
             <wp:extent cx="4754880" cy="3194685"/>
             <wp:effectExtent l="0" t="0" r="0" b="0"/>
             <wp:docPr id="8" name="Picture 8"/>
@@ -8388,7 +8592,7 @@
       <w:pPr>
         <w:pStyle w:val="Heading2"/>
       </w:pPr>
-      <w:bookmarkStart w:id="16" w:name="_Toc242011255"/>
+      <w:bookmarkStart w:id="16" w:name="_Toc242013125"/>
       <w:r>
         <w:t>Sending the order to checkout</w:t>
       </w:r>
@@ -8566,7 +8770,7 @@
       <w:pPr>
         <w:pStyle w:val="Heading2"/>
       </w:pPr>
-      <w:bookmarkStart w:id="17" w:name="_Toc242011256"/>
+      <w:bookmarkStart w:id="17" w:name="_Toc242013126"/>
       <w:r>
         <w:lastRenderedPageBreak/>
         <w:t>Using a phone</w:t>
@@ -8584,7 +8788,7 @@
           <w:noProof/>
         </w:rPr>
         <w:drawing>
-          <wp:inline distT="0" distB="0" distL="0" distR="0" wp14:anchorId="6375B11A" wp14:editId="351816C6">
+          <wp:inline distT="0" distB="0" distL="0" distR="0" wp14:anchorId="4663DAEB" wp14:editId="7FD23C8A">
             <wp:extent cx="2194560" cy="4749253"/>
             <wp:effectExtent l="0" t="0" r="0" b="0"/>
             <wp:docPr id="9" name="Picture 9"/>
@@ -8662,7 +8866,7 @@
         <w:pStyle w:val="Heading1"/>
         <w:pageBreakBefore/>
       </w:pPr>
-      <w:bookmarkStart w:id="18" w:name="_Toc242011257"/>
+      <w:bookmarkStart w:id="18" w:name="_Toc242013127"/>
       <w:r>
         <w:lastRenderedPageBreak/>
         <w:t>Checking out a customer</w:t>
@@ -8703,7 +8907,7 @@
           <w:noProof/>
         </w:rPr>
         <w:drawing>
-          <wp:inline distT="0" distB="0" distL="0" distR="0" wp14:anchorId="782E8C15" wp14:editId="2CC0FFE2">
+          <wp:inline distT="0" distB="0" distL="0" distR="0" wp14:anchorId="3F696BCD" wp14:editId="4A596014">
             <wp:extent cx="5760720" cy="3870484"/>
             <wp:effectExtent l="0" t="0" r="0" b="0"/>
             <wp:docPr id="10" name="Picture 10"/>
@@ -8757,7 +8961,7 @@
       <w:pPr>
         <w:pStyle w:val="Heading2"/>
       </w:pPr>
-      <w:bookmarkStart w:id="19" w:name="_Toc242011258"/>
+      <w:bookmarkStart w:id="19" w:name="_Toc242013128"/>
       <w:r>
         <w:t>1. Review the order with the customer</w:t>
       </w:r>
@@ -8854,7 +9058,7 @@
       <w:pPr>
         <w:pStyle w:val="Heading2"/>
       </w:pPr>
-      <w:bookmarkStart w:id="20" w:name="_Toc242011259"/>
+      <w:bookmarkStart w:id="20" w:name="_Toc242013129"/>
       <w:r>
         <w:t>2. Take payment</w:t>
       </w:r>
@@ -9168,7 +9372,7 @@
       <w:pPr>
         <w:pStyle w:val="Heading2"/>
       </w:pPr>
-      <w:bookmarkStart w:id="21" w:name="_Toc242011260"/>
+      <w:bookmarkStart w:id="21" w:name="_Toc242013130"/>
       <w:r>
         <w:t>3. Acknowledgements (initials and signature)</w:t>
       </w:r>
@@ -9350,7 +9554,7 @@
         </w:rPr>
         <w:lastRenderedPageBreak/>
         <w:drawing>
-          <wp:inline distT="0" distB="0" distL="0" distR="0" wp14:anchorId="03255D7E" wp14:editId="4B805CD3">
+          <wp:inline distT="0" distB="0" distL="0" distR="0" wp14:anchorId="61C7B97A" wp14:editId="462371D5">
             <wp:extent cx="4937760" cy="3317558"/>
             <wp:effectExtent l="0" t="0" r="0" b="0"/>
             <wp:docPr id="11" name="Picture 11"/>
@@ -9539,7 +9743,7 @@
       <w:pPr>
         <w:pStyle w:val="Heading2"/>
       </w:pPr>
-      <w:bookmarkStart w:id="22" w:name="_Toc242011261"/>
+      <w:bookmarkStart w:id="22" w:name="_Toc242013131"/>
       <w:r>
         <w:t>4. Complete the sale</w:t>
       </w:r>
@@ -9770,7 +9974,7 @@
       <w:pPr>
         <w:pStyle w:val="Heading2"/>
       </w:pPr>
-      <w:bookmarkStart w:id="23" w:name="_Toc242011262"/>
+      <w:bookmarkStart w:id="23" w:name="_Toc242013132"/>
       <w:r>
         <w:t>Other checkout actions</w:t>
       </w:r>
@@ -9980,7 +10184,7 @@
         <w:pStyle w:val="Heading1"/>
         <w:pageBreakBefore/>
       </w:pPr>
-      <w:bookmarkStart w:id="24" w:name="_Toc242011263"/>
+      <w:bookmarkStart w:id="24" w:name="_Toc242013133"/>
       <w:r>
         <w:lastRenderedPageBreak/>
         <w:t>The sales sheet</w:t>
@@ -10003,7 +10207,7 @@
           <w:noProof/>
         </w:rPr>
         <w:drawing>
-          <wp:inline distT="0" distB="0" distL="0" distR="0" wp14:anchorId="1675F162" wp14:editId="45BA0834">
+          <wp:inline distT="0" distB="0" distL="0" distR="0" wp14:anchorId="58D2E386" wp14:editId="2D6F8225">
             <wp:extent cx="4023360" cy="3187256"/>
             <wp:effectExtent l="0" t="0" r="0" b="0"/>
             <wp:docPr id="12" name="Picture 12"/>
@@ -10171,7 +10375,7 @@
       <w:pPr>
         <w:pStyle w:val="Heading2"/>
       </w:pPr>
-      <w:bookmarkStart w:id="25" w:name="_Toc242011264"/>
+      <w:bookmarkStart w:id="25" w:name="_Toc242013134"/>
       <w:r>
         <w:t>Emailing a receipt</w:t>
       </w:r>
@@ -10299,7 +10503,7 @@
         </w:rPr>
         <w:lastRenderedPageBreak/>
         <w:drawing>
-          <wp:inline distT="0" distB="0" distL="0" distR="0" wp14:anchorId="0CD9974C" wp14:editId="128E0160">
+          <wp:inline distT="0" distB="0" distL="0" distR="0" wp14:anchorId="29E07F96" wp14:editId="248B7589">
             <wp:extent cx="4572000" cy="3071812"/>
             <wp:effectExtent l="0" t="0" r="0" b="0"/>
             <wp:docPr id="13" name="Picture 13"/>
@@ -10760,7 +10964,7 @@
         <w:pStyle w:val="Heading1"/>
         <w:pageBreakBefore/>
       </w:pPr>
-      <w:bookmarkStart w:id="26" w:name="_Toc242011265"/>
+      <w:bookmarkStart w:id="26" w:name="_Toc242013135"/>
       <w:r>
         <w:lastRenderedPageBreak/>
         <w:t>Looking up orders</w:t>
@@ -10792,7 +10996,7 @@
           <w:noProof/>
         </w:rPr>
         <w:drawing>
-          <wp:inline distT="0" distB="0" distL="0" distR="0" wp14:anchorId="6CD76D47" wp14:editId="1F883FD8">
+          <wp:inline distT="0" distB="0" distL="0" distR="0" wp14:anchorId="1528CCA8" wp14:editId="5940123C">
             <wp:extent cx="5760720" cy="3870484"/>
             <wp:effectExtent l="0" t="0" r="0" b="0"/>
             <wp:docPr id="14" name="Picture 14"/>
@@ -10912,7 +11116,7 @@
       <w:pPr>
         <w:pStyle w:val="Heading2"/>
       </w:pPr>
-      <w:bookmarkStart w:id="27" w:name="_Toc242011266"/>
+      <w:bookmarkStart w:id="27" w:name="_Toc242013136"/>
       <w:r>
         <w:t>Extra options for admins</w:t>
       </w:r>
@@ -11002,7 +11206,7 @@
         </w:rPr>
         <w:lastRenderedPageBreak/>
         <w:drawing>
-          <wp:inline distT="0" distB="0" distL="0" distR="0" wp14:anchorId="49060F78" wp14:editId="088C4BCF">
+          <wp:inline distT="0" distB="0" distL="0" distR="0" wp14:anchorId="0A087366" wp14:editId="013FBD3E">
             <wp:extent cx="4754880" cy="3194685"/>
             <wp:effectExtent l="0" t="0" r="0" b="0"/>
             <wp:docPr id="15" name="Picture 15"/>
@@ -11124,7 +11328,7 @@
         <w:pStyle w:val="Heading1"/>
         <w:pageBreakBefore/>
       </w:pPr>
-      <w:bookmarkStart w:id="28" w:name="_Toc242011267"/>
+      <w:bookmarkStart w:id="28" w:name="_Toc242013137"/>
       <w:r>
         <w:lastRenderedPageBreak/>
         <w:t>The dashboard</w:t>
@@ -11188,7 +11392,7 @@
           <w:noProof/>
         </w:rPr>
         <w:drawing>
-          <wp:inline distT="0" distB="0" distL="0" distR="0" wp14:anchorId="0944F62E" wp14:editId="35A4FC1B">
+          <wp:inline distT="0" distB="0" distL="0" distR="0" wp14:anchorId="054B94F2" wp14:editId="3F9DBBD7">
             <wp:extent cx="4937760" cy="4305110"/>
             <wp:effectExtent l="0" t="0" r="0" b="0"/>
             <wp:docPr id="16" name="Picture 16"/>
@@ -11843,7 +12047,7 @@
         <w:pStyle w:val="Heading1"/>
         <w:pageBreakBefore/>
       </w:pPr>
-      <w:bookmarkStart w:id="29" w:name="_Toc242011268"/>
+      <w:bookmarkStart w:id="29" w:name="_Toc242013138"/>
       <w:r>
         <w:lastRenderedPageBreak/>
         <w:t>Keeping inventory</w:t>
@@ -11902,7 +12106,7 @@
           <w:noProof/>
         </w:rPr>
         <w:drawing>
-          <wp:inline distT="0" distB="0" distL="0" distR="0" wp14:anchorId="156876E5" wp14:editId="63A5F5EC">
+          <wp:inline distT="0" distB="0" distL="0" distR="0" wp14:anchorId="213C07B9" wp14:editId="17010BEB">
             <wp:extent cx="5760720" cy="3870484"/>
             <wp:effectExtent l="0" t="0" r="0" b="0"/>
             <wp:docPr id="17" name="Picture 17"/>
@@ -11956,7 +12160,7 @@
       <w:pPr>
         <w:pStyle w:val="Heading2"/>
       </w:pPr>
-      <w:bookmarkStart w:id="30" w:name="_Toc242011269"/>
+      <w:bookmarkStart w:id="30" w:name="_Toc242013139"/>
       <w:r>
         <w:t>What's on the screen</w:t>
       </w:r>
@@ -12064,7 +12268,7 @@
         </w:rPr>
         <w:lastRenderedPageBreak/>
         <w:drawing>
-          <wp:inline distT="0" distB="0" distL="0" distR="0" wp14:anchorId="70D84A8E" wp14:editId="34B11209">
+          <wp:inline distT="0" distB="0" distL="0" distR="0" wp14:anchorId="1E32E355" wp14:editId="2147E6C2">
             <wp:extent cx="5120640" cy="2295459"/>
             <wp:effectExtent l="0" t="0" r="0" b="0"/>
             <wp:docPr id="18" name="Picture 18"/>
@@ -12189,7 +12393,7 @@
       <w:pPr>
         <w:pStyle w:val="Heading2"/>
       </w:pPr>
-      <w:bookmarkStart w:id="31" w:name="_Toc242011270"/>
+      <w:bookmarkStart w:id="31" w:name="_Toc242013140"/>
       <w:r>
         <w:t>Updating a count</w:t>
       </w:r>
@@ -12266,7 +12470,7 @@
         </w:rPr>
         <w:lastRenderedPageBreak/>
         <w:drawing>
-          <wp:inline distT="0" distB="0" distL="0" distR="0" wp14:anchorId="080DC534" wp14:editId="13531EE1">
+          <wp:inline distT="0" distB="0" distL="0" distR="0" wp14:anchorId="5E6C60C3" wp14:editId="7EC91332">
             <wp:extent cx="5120640" cy="3440430"/>
             <wp:effectExtent l="0" t="0" r="0" b="0"/>
             <wp:docPr id="19" name="Picture 19"/>
@@ -12320,7 +12524,7 @@
       <w:pPr>
         <w:pStyle w:val="Heading2"/>
       </w:pPr>
-      <w:bookmarkStart w:id="32" w:name="_Toc242011271"/>
+      <w:bookmarkStart w:id="32" w:name="_Toc242013141"/>
       <w:r>
         <w:t>What changes the count automatically</w:t>
       </w:r>
@@ -12724,7 +12928,7 @@
       <w:pPr>
         <w:pStyle w:val="Heading2"/>
       </w:pPr>
-      <w:bookmarkStart w:id="33" w:name="_Toc242011272"/>
+      <w:bookmarkStart w:id="33" w:name="_Toc242013142"/>
       <w:r>
         <w:t>Seeing the history</w:t>
       </w:r>
@@ -12739,7 +12943,7 @@
       <w:pPr>
         <w:pStyle w:val="Heading2"/>
       </w:pPr>
-      <w:bookmarkStart w:id="34" w:name="_Toc242011273"/>
+      <w:bookmarkStart w:id="34" w:name="_Toc242013143"/>
       <w:r>
         <w:lastRenderedPageBreak/>
         <w:t>Notes for the inventory sheet</w:t>
@@ -12789,7 +12993,7 @@
           <w:noProof/>
         </w:rPr>
         <w:drawing>
-          <wp:inline distT="0" distB="0" distL="0" distR="0" wp14:anchorId="76D4600C" wp14:editId="4C75A30C">
+          <wp:inline distT="0" distB="0" distL="0" distR="0" wp14:anchorId="02F256C2" wp14:editId="25F7120A">
             <wp:extent cx="5120640" cy="3440430"/>
             <wp:effectExtent l="0" t="0" r="0" b="0"/>
             <wp:docPr id="20" name="Picture 20"/>
@@ -12843,7 +13047,7 @@
       <w:pPr>
         <w:pStyle w:val="Heading2"/>
       </w:pPr>
-      <w:bookmarkStart w:id="35" w:name="_Toc242011274"/>
+      <w:bookmarkStart w:id="35" w:name="_Toc242013144"/>
       <w:r>
         <w:t>Start and end counts</w:t>
       </w:r>
@@ -13367,7 +13571,7 @@
           <w:noProof/>
         </w:rPr>
         <w:drawing>
-          <wp:inline distT="0" distB="0" distL="0" distR="0" wp14:anchorId="57FCD268" wp14:editId="1920D1D3">
+          <wp:inline distT="0" distB="0" distL="0" distR="0" wp14:anchorId="127BE101" wp14:editId="3573A5E7">
             <wp:extent cx="5486400" cy="3686175"/>
             <wp:effectExtent l="0" t="0" r="0" b="0"/>
             <wp:docPr id="21" name="Picture 21"/>
@@ -13507,7 +13711,7 @@
         <w:pStyle w:val="Heading1"/>
         <w:pageBreakBefore/>
       </w:pPr>
-      <w:bookmarkStart w:id="36" w:name="_Toc242011275"/>
+      <w:bookmarkStart w:id="36" w:name="_Toc242013145"/>
       <w:r>
         <w:lastRenderedPageBreak/>
         <w:t>Admin: setting up an event</w:t>
@@ -13532,7 +13736,7 @@
       <w:pPr>
         <w:pStyle w:val="Heading2"/>
       </w:pPr>
-      <w:bookmarkStart w:id="37" w:name="_Toc242011276"/>
+      <w:bookmarkStart w:id="37" w:name="_Toc242013146"/>
       <w:r>
         <w:t>Creating or editing an event</w:t>
       </w:r>
@@ -13549,7 +13753,7 @@
           <w:noProof/>
         </w:rPr>
         <w:drawing>
-          <wp:inline distT="0" distB="0" distL="0" distR="0" wp14:anchorId="1B1E50AA" wp14:editId="75094865">
+          <wp:inline distT="0" distB="0" distL="0" distR="0" wp14:anchorId="30B04DC9" wp14:editId="76A4DAB4">
             <wp:extent cx="5760720" cy="1134142"/>
             <wp:effectExtent l="0" t="0" r="0" b="0"/>
             <wp:docPr id="22" name="Picture 22"/>
@@ -13898,7 +14102,7 @@
           <w:noProof/>
         </w:rPr>
         <w:drawing>
-          <wp:inline distT="0" distB="0" distL="0" distR="0" wp14:anchorId="002B4534" wp14:editId="170A8EC5">
+          <wp:inline distT="0" distB="0" distL="0" distR="0" wp14:anchorId="2D671E8F" wp14:editId="680C0E77">
             <wp:extent cx="3840480" cy="2580322"/>
             <wp:effectExtent l="0" t="0" r="0" b="0"/>
             <wp:docPr id="23" name="Picture 23"/>
@@ -14020,7 +14224,7 @@
       <w:pPr>
         <w:pStyle w:val="Heading2"/>
       </w:pPr>
-      <w:bookmarkStart w:id="38" w:name="_Toc242011277"/>
+      <w:bookmarkStart w:id="38" w:name="_Toc242013147"/>
       <w:r>
         <w:t>Closing out an event</w:t>
       </w:r>
@@ -14187,7 +14391,7 @@
       <w:pPr>
         <w:pStyle w:val="Heading2"/>
       </w:pPr>
-      <w:bookmarkStart w:id="39" w:name="_Toc242011278"/>
+      <w:bookmarkStart w:id="39" w:name="_Toc242013148"/>
       <w:r>
         <w:t>Event sales sheets</w:t>
       </w:r>
@@ -14245,7 +14449,7 @@
           <w:noProof/>
         </w:rPr>
         <w:drawing>
-          <wp:inline distT="0" distB="0" distL="0" distR="0" wp14:anchorId="0B13DBDC" wp14:editId="13E642EC">
+          <wp:inline distT="0" distB="0" distL="0" distR="0" wp14:anchorId="3193E61D" wp14:editId="11EFBC2E">
             <wp:extent cx="4389120" cy="2948940"/>
             <wp:effectExtent l="0" t="0" r="0" b="0"/>
             <wp:docPr id="24" name="Picture 24"/>
@@ -14374,7 +14578,7 @@
           <w:noProof/>
         </w:rPr>
         <w:drawing>
-          <wp:inline distT="0" distB="0" distL="0" distR="0" wp14:anchorId="03A22605" wp14:editId="7E994205">
+          <wp:inline distT="0" distB="0" distL="0" distR="0" wp14:anchorId="3512FBCA" wp14:editId="34524E5F">
             <wp:extent cx="4206240" cy="5717858"/>
             <wp:effectExtent l="0" t="0" r="0" b="0"/>
             <wp:docPr id="25" name="Picture 25"/>
@@ -14512,7 +14716,7 @@
           <w:noProof/>
         </w:rPr>
         <w:drawing>
-          <wp:inline distT="0" distB="0" distL="0" distR="0" wp14:anchorId="5886B2A8" wp14:editId="4280B837">
+          <wp:inline distT="0" distB="0" distL="0" distR="0" wp14:anchorId="5495721F" wp14:editId="0447E06A">
             <wp:extent cx="4389120" cy="2948940"/>
             <wp:effectExtent l="0" t="0" r="0" b="0"/>
             <wp:docPr id="26" name="Picture 26"/>
@@ -14625,7 +14829,7 @@
         <w:pStyle w:val="Heading1"/>
         <w:pageBreakBefore/>
       </w:pPr>
-      <w:bookmarkStart w:id="40" w:name="_Toc242011279"/>
+      <w:bookmarkStart w:id="40" w:name="_Toc242013149"/>
       <w:r>
         <w:lastRenderedPageBreak/>
         <w:t>Admin: managing the catalog</w:t>
@@ -14666,7 +14870,7 @@
           <w:noProof/>
         </w:rPr>
         <w:drawing>
-          <wp:inline distT="0" distB="0" distL="0" distR="0" wp14:anchorId="5F27E002" wp14:editId="17C99840">
+          <wp:inline distT="0" distB="0" distL="0" distR="0" wp14:anchorId="5478EB1E" wp14:editId="3DE0C8F9">
             <wp:extent cx="5760720" cy="3870484"/>
             <wp:effectExtent l="0" t="0" r="0" b="0"/>
             <wp:docPr id="27" name="Picture 27"/>
@@ -14720,7 +14924,7 @@
       <w:pPr>
         <w:pStyle w:val="Heading2"/>
       </w:pPr>
-      <w:bookmarkStart w:id="41" w:name="_Toc242011280"/>
+      <w:bookmarkStart w:id="41" w:name="_Toc242013150"/>
       <w:r>
         <w:lastRenderedPageBreak/>
         <w:t>Adding or editing a product</w:t>
@@ -14738,7 +14942,7 @@
           <w:noProof/>
         </w:rPr>
         <w:drawing>
-          <wp:inline distT="0" distB="0" distL="0" distR="0" wp14:anchorId="2BE29BD4" wp14:editId="2F80DFEB">
+          <wp:inline distT="0" distB="0" distL="0" distR="0" wp14:anchorId="738AC196" wp14:editId="2D317C1F">
             <wp:extent cx="5486400" cy="3686175"/>
             <wp:effectExtent l="0" t="0" r="0" b="0"/>
             <wp:docPr id="28" name="Picture 28"/>
@@ -15205,7 +15409,7 @@
         </w:rPr>
         <w:lastRenderedPageBreak/>
         <w:drawing>
-          <wp:inline distT="0" distB="0" distL="0" distR="0" wp14:anchorId="7E1B1448" wp14:editId="6FE60D28">
+          <wp:inline distT="0" distB="0" distL="0" distR="0" wp14:anchorId="5E738900" wp14:editId="115BB9BE">
             <wp:extent cx="5120640" cy="2130933"/>
             <wp:effectExtent l="0" t="0" r="0" b="0"/>
             <wp:docPr id="29" name="Picture 29"/>
@@ -15386,7 +15590,7 @@
           <w:noProof/>
         </w:rPr>
         <w:drawing>
-          <wp:inline distT="0" distB="0" distL="0" distR="0" wp14:anchorId="6793B33C" wp14:editId="285000CE">
+          <wp:inline distT="0" distB="0" distL="0" distR="0" wp14:anchorId="06F1615A" wp14:editId="75307D6D">
             <wp:extent cx="5486400" cy="3686175"/>
             <wp:effectExtent l="0" t="0" r="0" b="0"/>
             <wp:docPr id="30" name="Picture 30"/>
@@ -15588,7 +15792,7 @@
           <w:noProof/>
         </w:rPr>
         <w:drawing>
-          <wp:inline distT="0" distB="0" distL="0" distR="0" wp14:anchorId="203BA9EB" wp14:editId="2BF25000">
+          <wp:inline distT="0" distB="0" distL="0" distR="0" wp14:anchorId="6048C697" wp14:editId="62F782C5">
             <wp:extent cx="5486400" cy="3686175"/>
             <wp:effectExtent l="0" t="0" r="0" b="0"/>
             <wp:docPr id="31" name="Picture 31"/>
@@ -15845,7 +16049,7 @@
       <w:pPr>
         <w:pStyle w:val="Heading2"/>
       </w:pPr>
-      <w:bookmarkStart w:id="42" w:name="_Toc242011281"/>
+      <w:bookmarkStart w:id="42" w:name="_Toc242013151"/>
       <w:r>
         <w:t>Delivery and services</w:t>
       </w:r>
@@ -15876,7 +16080,7 @@
           <w:noProof/>
         </w:rPr>
         <w:drawing>
-          <wp:inline distT="0" distB="0" distL="0" distR="0" wp14:anchorId="09F3C940" wp14:editId="687C4708">
+          <wp:inline distT="0" distB="0" distL="0" distR="0" wp14:anchorId="4C609954" wp14:editId="30E71C95">
             <wp:extent cx="5760720" cy="3870484"/>
             <wp:effectExtent l="0" t="0" r="0" b="0"/>
             <wp:docPr id="32" name="Picture 32"/>
@@ -16307,7 +16511,7 @@
         <w:pStyle w:val="Heading1"/>
         <w:pageBreakBefore/>
       </w:pPr>
-      <w:bookmarkStart w:id="43" w:name="_Toc242011282"/>
+      <w:bookmarkStart w:id="43" w:name="_Toc242013152"/>
       <w:r>
         <w:lastRenderedPageBreak/>
         <w:t>Admin: managing the crew</w:t>
@@ -16339,7 +16543,7 @@
           <w:noProof/>
         </w:rPr>
         <w:drawing>
-          <wp:inline distT="0" distB="0" distL="0" distR="0" wp14:anchorId="02BDF33F" wp14:editId="4C297C98">
+          <wp:inline distT="0" distB="0" distL="0" distR="0" wp14:anchorId="2D405DA4" wp14:editId="19552A6E">
             <wp:extent cx="5760720" cy="1935242"/>
             <wp:effectExtent l="0" t="0" r="0" b="0"/>
             <wp:docPr id="33" name="Picture 33"/>
@@ -16611,7 +16815,7 @@
           <w:noProof/>
         </w:rPr>
         <w:drawing>
-          <wp:inline distT="0" distB="0" distL="0" distR="0" wp14:anchorId="6E9DC2B6" wp14:editId="3543BBC0">
+          <wp:inline distT="0" distB="0" distL="0" distR="0" wp14:anchorId="73498D3B" wp14:editId="67BC1761">
             <wp:extent cx="4023360" cy="2703195"/>
             <wp:effectExtent l="0" t="0" r="0" b="0"/>
             <wp:docPr id="34" name="Picture 34"/>
@@ -16691,7 +16895,7 @@
         <w:pStyle w:val="Heading1"/>
         <w:pageBreakBefore/>
       </w:pPr>
-      <w:bookmarkStart w:id="44" w:name="_Toc242011283"/>
+      <w:bookmarkStart w:id="44" w:name="_Toc242013153"/>
       <w:r>
         <w:lastRenderedPageBreak/>
         <w:t>Admin: settings</w:t>
@@ -16761,7 +16965,7 @@
       <w:pPr>
         <w:pStyle w:val="Heading2"/>
       </w:pPr>
-      <w:bookmarkStart w:id="45" w:name="_Toc242011284"/>
+      <w:bookmarkStart w:id="45" w:name="_Toc242013154"/>
       <w:r>
         <w:t>Business details</w:t>
       </w:r>
@@ -16778,7 +16982,7 @@
           <w:noProof/>
         </w:rPr>
         <w:drawing>
-          <wp:inline distT="0" distB="0" distL="0" distR="0" wp14:anchorId="02868381" wp14:editId="7D6F9BAA">
+          <wp:inline distT="0" distB="0" distL="0" distR="0" wp14:anchorId="35D9C353" wp14:editId="7E270DE2">
             <wp:extent cx="5760720" cy="1429893"/>
             <wp:effectExtent l="0" t="0" r="0" b="0"/>
             <wp:docPr id="35" name="Picture 35"/>
@@ -17142,7 +17346,7 @@
       <w:pPr>
         <w:pStyle w:val="Heading2"/>
       </w:pPr>
-      <w:bookmarkStart w:id="46" w:name="_Toc242011285"/>
+      <w:bookmarkStart w:id="46" w:name="_Toc242013155"/>
       <w:r>
         <w:t>Sales sheet terms</w:t>
       </w:r>
@@ -17165,7 +17369,7 @@
         </w:rPr>
         <w:lastRenderedPageBreak/>
         <w:drawing>
-          <wp:inline distT="0" distB="0" distL="0" distR="0" wp14:anchorId="3DB3C49E" wp14:editId="348AB58B">
+          <wp:inline distT="0" distB="0" distL="0" distR="0" wp14:anchorId="3B4C82ED" wp14:editId="01478043">
             <wp:extent cx="5760720" cy="4937760"/>
             <wp:effectExtent l="0" t="0" r="0" b="0"/>
             <wp:docPr id="36" name="Picture 36"/>
@@ -17538,7 +17742,7 @@
       <w:pPr>
         <w:pStyle w:val="Heading2"/>
       </w:pPr>
-      <w:bookmarkStart w:id="47" w:name="_Toc242011286"/>
+      <w:bookmarkStart w:id="47" w:name="_Toc242013156"/>
       <w:r>
         <w:t>Receipt email</w:t>
       </w:r>
@@ -17560,7 +17764,7 @@
           <w:noProof/>
         </w:rPr>
         <w:drawing>
-          <wp:inline distT="0" distB="0" distL="0" distR="0" wp14:anchorId="48636EA9" wp14:editId="29992914">
+          <wp:inline distT="0" distB="0" distL="0" distR="0" wp14:anchorId="2F104CBA" wp14:editId="1F5C52DE">
             <wp:extent cx="5760720" cy="4454271"/>
             <wp:effectExtent l="0" t="0" r="0" b="0"/>
             <wp:docPr id="37" name="Picture 37"/>
@@ -18537,7 +18741,7 @@
       <w:pPr>
         <w:pStyle w:val="Heading2"/>
       </w:pPr>
-      <w:bookmarkStart w:id="48" w:name="_Toc242011287"/>
+      <w:bookmarkStart w:id="48" w:name="_Toc242013157"/>
       <w:r>
         <w:t>New events</w:t>
       </w:r>
@@ -18554,7 +18758,7 @@
           <w:noProof/>
         </w:rPr>
         <w:drawing>
-          <wp:inline distT="0" distB="0" distL="0" distR="0" wp14:anchorId="73C9BC61" wp14:editId="1D4CC675">
+          <wp:inline distT="0" distB="0" distL="0" distR="0" wp14:anchorId="33E3BEB7" wp14:editId="43184D2E">
             <wp:extent cx="5760720" cy="1512189"/>
             <wp:effectExtent l="0" t="0" r="0" b="0"/>
             <wp:docPr id="38" name="Picture 38"/>
@@ -18632,7 +18836,7 @@
       <w:pPr>
         <w:pStyle w:val="Heading2"/>
       </w:pPr>
-      <w:bookmarkStart w:id="49" w:name="_Toc242011288"/>
+      <w:bookmarkStart w:id="49" w:name="_Toc242013158"/>
       <w:r>
         <w:t>Dashboard</w:t>
       </w:r>
@@ -18649,7 +18853,7 @@
           <w:noProof/>
         </w:rPr>
         <w:drawing>
-          <wp:inline distT="0" distB="0" distL="0" distR="0" wp14:anchorId="25663BAA" wp14:editId="5E0BB555">
+          <wp:inline distT="0" distB="0" distL="0" distR="0" wp14:anchorId="1655C5FA" wp14:editId="7398C4F5">
             <wp:extent cx="5760720" cy="1594485"/>
             <wp:effectExtent l="0" t="0" r="0" b="0"/>
             <wp:docPr id="39" name="Picture 39"/>
@@ -18979,7 +19183,7 @@
         <w:pStyle w:val="Heading1"/>
         <w:pageBreakBefore/>
       </w:pPr>
-      <w:bookmarkStart w:id="50" w:name="_Toc242011289"/>
+      <w:bookmarkStart w:id="50" w:name="_Toc242013159"/>
       <w:r>
         <w:lastRenderedPageBreak/>
         <w:t>Owner: permanent deletes</w:t>
@@ -19020,7 +19224,7 @@
           <w:noProof/>
         </w:rPr>
         <w:drawing>
-          <wp:inline distT="0" distB="0" distL="0" distR="0" wp14:anchorId="02387026" wp14:editId="4A33155B">
+          <wp:inline distT="0" distB="0" distL="0" distR="0" wp14:anchorId="46C8F399" wp14:editId="26361385">
             <wp:extent cx="4754880" cy="3312709"/>
             <wp:effectExtent l="0" t="0" r="0" b="0"/>
             <wp:docPr id="40" name="Picture 40"/>
@@ -19684,433 +19888,94 @@
         <w:pStyle w:val="Heading1"/>
         <w:pageBreakBefore/>
       </w:pPr>
-      <w:bookmarkStart w:id="51" w:name="_Toc242011290"/>
+      <w:bookmarkStart w:id="51" w:name="_Toc242013160"/>
       <w:r>
         <w:lastRenderedPageBreak/>
-        <w:t>Tips and troubleshooting</w:t>
+        <w:t>Owner: backing up and restoring the catalog</w:t>
       </w:r>
       <w:bookmarkEnd w:id="51"/>
     </w:p>
     <w:p>
       <w:r>
-        <w:t xml:space="preserve">If the tablet loses touch with the server (usually the Wi-Fi dropping out), an amber strip appears under the menu: </w:t>
-      </w:r>
-      <w:r>
-        <w:rPr>
-          <w:b/>
-        </w:rPr>
-        <w:t>Can't reach the server - retrying</w:t>
-      </w:r>
-      <w:r>
-        <w:t xml:space="preserve">. Anything you change while it's showing won't save. You can still move between screens, and the strip disappears on its own, with a </w:t>
-      </w:r>
-      <w:r>
-        <w:rPr>
-          <w:b/>
-        </w:rPr>
-        <w:t>Reconnected</w:t>
-      </w:r>
-      <w:r>
-        <w:t xml:space="preserve"> message, once the server answers again.</w:t>
-      </w:r>
-    </w:p>
-    <w:p>
-      <w:pPr>
-        <w:pStyle w:val="Heading3"/>
-      </w:pPr>
-      <w:r>
-        <w:t>I can't start a new order.</w:t>
-      </w:r>
-    </w:p>
-    <w:p>
-      <w:r>
-        <w:t xml:space="preserve">No event is active. An administrator needs to open </w:t>
-      </w:r>
-      <w:r>
-        <w:rPr>
-          <w:b/>
-        </w:rPr>
-        <w:t>Events</w:t>
-      </w:r>
-      <w:r>
-        <w:t xml:space="preserve">, edit the fundraiser and tick </w:t>
-      </w:r>
-      <w:r>
-        <w:rPr>
-          <w:b/>
-        </w:rPr>
-        <w:t>Active event</w:t>
-      </w:r>
-      <w:r>
-        <w:t>.</w:t>
-      </w:r>
-    </w:p>
-    <w:p>
-      <w:pPr>
-        <w:pStyle w:val="Heading3"/>
-      </w:pPr>
-      <w:r>
-        <w:t>The Complete button is greyed out.</w:t>
-      </w:r>
-    </w:p>
-    <w:p>
-      <w:r>
-        <w:t>The order needs at least one item and the customer's name.</w:t>
-      </w:r>
-    </w:p>
-    <w:p>
-      <w:pPr>
-        <w:pStyle w:val="Heading3"/>
-      </w:pPr>
-      <w:r>
-        <w:t>The card fee showed up on the total.</w:t>
-      </w:r>
-    </w:p>
-    <w:p>
-      <w:r>
-        <w:t xml:space="preserve">That's expected when </w:t>
-      </w:r>
-      <w:r>
-        <w:rPr>
-          <w:b/>
-        </w:rPr>
-        <w:t>Credit/Debit Card</w:t>
-      </w:r>
-      <w:r>
-        <w:t xml:space="preserve"> is selected. Switch to Cash or Check and it comes off.</w:t>
-      </w:r>
-    </w:p>
-    <w:p>
-      <w:pPr>
-        <w:pStyle w:val="Heading3"/>
-      </w:pPr>
-      <w:r>
-        <w:t>A product shows "Inquire" instead of a price.</w:t>
-      </w:r>
-    </w:p>
-    <w:p>
-      <w:r>
-        <w:t>Type in the agreed price in the Price box that appears when you pick that size.</w:t>
-      </w:r>
-    </w:p>
-    <w:p>
-      <w:pPr>
-        <w:pStyle w:val="Heading3"/>
-      </w:pPr>
-      <w:r>
-        <w:t>The app says "Pick a color first."</w:t>
-      </w:r>
-    </w:p>
-    <w:p>
-      <w:r>
-        <w:t>That product needs a choice made before it can be added. Tap one of the choices under that heading.</w:t>
-      </w:r>
-    </w:p>
-    <w:p>
-      <w:pPr>
-        <w:pStyle w:val="Heading3"/>
-      </w:pPr>
-      <w:r>
-        <w:t>A sale price didn't change on an order.</w:t>
-      </w:r>
-    </w:p>
-    <w:p>
-      <w:r>
-        <w:t>Items keep the price they were added at. Remove the item and add it again to pick up the new sale.</w:t>
-      </w:r>
-    </w:p>
-    <w:p>
-      <w:pPr>
-        <w:pStyle w:val="Heading3"/>
-      </w:pPr>
-      <w:r>
-        <w:t>The Take With button is greyed out.</w:t>
-      </w:r>
-    </w:p>
-    <w:p>
-      <w:r>
-        <w:t xml:space="preserve">That size is out of stock, or there aren't enough for the quantity you picked. Choose a shipping method instead, or lower the quantity. If there really are some on the shelf, ask checkout to update the count on the </w:t>
-      </w:r>
-      <w:r>
-        <w:rPr>
-          <w:b/>
-        </w:rPr>
-        <w:t>Inventory</w:t>
-      </w:r>
-      <w:r>
-        <w:t xml:space="preserve"> screen.</w:t>
-      </w:r>
-    </w:p>
-    <w:p>
-      <w:pPr>
-        <w:pStyle w:val="Heading3"/>
-      </w:pPr>
-      <w:r>
-        <w:t>Checkout says an item is out of stock and won't complete the order.</w:t>
-      </w:r>
-    </w:p>
-    <w:p>
-      <w:r>
-        <w:t xml:space="preserve">Someone else took the last one first. Remove the item's Take With row, add a shipping method with </w:t>
-      </w:r>
-      <w:r>
-        <w:rPr>
-          <w:b/>
-        </w:rPr>
-        <w:t>Add service</w:t>
-      </w:r>
-      <w:r>
-        <w:t>, and complete the order again.</w:t>
-      </w:r>
-    </w:p>
-    <w:p>
-      <w:pPr>
-        <w:pStyle w:val="Heading3"/>
-      </w:pPr>
-      <w:r>
-        <w:t>Email says email isn't set up.</w:t>
-      </w:r>
-    </w:p>
-    <w:p>
-      <w:r>
-        <w:t>The app hasn't been connected to an email account yet. Print the receipt or report instead, and ask whoever looks after the app to add the email settings.</w:t>
-      </w:r>
-    </w:p>
-    <w:p>
-      <w:pPr>
-        <w:pStyle w:val="Heading3"/>
-      </w:pPr>
-      <w:r>
-        <w:t>I want to change what the receipt email says.</w:t>
-      </w:r>
-    </w:p>
-    <w:p>
-      <w:r>
-        <w:t xml:space="preserve">An administrator can change it under </w:t>
-      </w:r>
-      <w:r>
-        <w:rPr>
-          <w:b/>
-        </w:rPr>
-        <w:t>Settings</w:t>
-      </w:r>
-      <w:r>
-        <w:t xml:space="preserve"> (see *Admin: settings*).</w:t>
-      </w:r>
-    </w:p>
-    <w:p>
-      <w:pPr>
-        <w:pStyle w:val="Heading3"/>
-      </w:pPr>
-      <w:r>
-        <w:lastRenderedPageBreak/>
-        <w:t>The customer didn't get their receipt email.</w:t>
-      </w:r>
-    </w:p>
-    <w:p>
-      <w:r>
-        <w:t xml:space="preserve">Ask them to check their junk or spam folder. Open the sales sheet, tap </w:t>
-      </w:r>
-      <w:r>
-        <w:rPr>
-          <w:b/>
-        </w:rPr>
-        <w:t>Email</w:t>
-      </w:r>
-      <w:r>
-        <w:t>, check the address carefully and send it again.</w:t>
-      </w:r>
-    </w:p>
-    <w:p>
-      <w:pPr>
-        <w:pStyle w:val="Heading3"/>
-      </w:pPr>
-      <w:r>
-        <w:t>Complete sale is greyed out.</w:t>
-      </w:r>
-    </w:p>
-    <w:p>
-      <w:r>
-        <w:t xml:space="preserve">The customer still needs to confirm their details, initial each point and sign. Tap </w:t>
-      </w:r>
-      <w:r>
-        <w:rPr>
-          <w:b/>
-        </w:rPr>
-        <w:t>Hand to customer</w:t>
-      </w:r>
-      <w:r>
-        <w:t xml:space="preserve"> in Acknowledgements. If their details were changed after they confirmed them, they need to confirm them again.</w:t>
-      </w:r>
-    </w:p>
-    <w:p>
-      <w:pPr>
-        <w:pStyle w:val="Heading3"/>
-      </w:pPr>
-      <w:r>
-        <w:t>The inventory count looks wrong.</w:t>
-      </w:r>
-    </w:p>
-    <w:p>
-      <w:r>
-        <w:t>Tap the clock icon to see its history, then tap the number and enter the real count. Add a note so everyone knows why it changed.</w:t>
-      </w:r>
-    </w:p>
-    <w:p>
-      <w:pPr>
-        <w:pStyle w:val="Heading3"/>
-      </w:pPr>
-      <w:r>
-        <w:t>I can't find a product.</w:t>
-      </w:r>
-    </w:p>
-    <w:p>
-      <w:r>
-        <w:t xml:space="preserve">Check that you're on the right category tab or </w:t>
-      </w:r>
-      <w:r>
-        <w:rPr>
-          <w:b/>
-        </w:rPr>
-        <w:t>All</w:t>
-      </w:r>
-      <w:r>
-        <w:t xml:space="preserve">, and clear the search box. If it still isn't there, an admin may have hidden it. Use </w:t>
-      </w:r>
-      <w:r>
-        <w:rPr>
-          <w:b/>
-        </w:rPr>
-        <w:t>Something not in the catalog</w:t>
-      </w:r>
-      <w:r>
-        <w:t xml:space="preserve"> in the meantime.</w:t>
-      </w:r>
-    </w:p>
-    <w:p>
-      <w:pPr>
-        <w:pStyle w:val="Heading3"/>
-      </w:pPr>
-      <w:r>
-        <w:t>The customer changed their mind at checkout.</w:t>
-      </w:r>
-    </w:p>
-    <w:p>
-      <w:r>
-        <w:t xml:space="preserve">Use </w:t>
-      </w:r>
-      <w:r>
-        <w:rPr>
-          <w:b/>
-        </w:rPr>
-        <w:t>Send back</w:t>
-      </w:r>
-      <w:r>
-        <w:t xml:space="preserve"> to return the order to the sales floor, or edit the items right there at checkout.</w:t>
-      </w:r>
-    </w:p>
-    <w:p>
-      <w:pPr>
-        <w:pStyle w:val="Heading3"/>
-      </w:pPr>
-      <w:r>
-        <w:t>I want a different PIN.</w:t>
-      </w:r>
-    </w:p>
-    <w:p>
-      <w:r>
-        <w:t xml:space="preserve">Tap your initials in the top-right corner, then </w:t>
-      </w:r>
-      <w:r>
-        <w:rPr>
-          <w:b/>
-        </w:rPr>
-        <w:t>Change PIN</w:t>
-      </w:r>
-      <w:r>
-        <w:t>. If you've forgotten your current PIN, an administrator can set a new one on the Crew screen.</w:t>
-      </w:r>
-    </w:p>
-    <w:p>
-      <w:pPr>
-        <w:pStyle w:val="Heading3"/>
-      </w:pPr>
-      <w:r>
-        <w:t>A completed order has a mistake.</w:t>
-      </w:r>
-    </w:p>
-    <w:p>
-      <w:r>
-        <w:t xml:space="preserve">Ask an admin to </w:t>
-      </w:r>
-      <w:r>
-        <w:rPr>
-          <w:b/>
-        </w:rPr>
-        <w:t>Reopen</w:t>
-      </w:r>
-      <w:r>
-        <w:t xml:space="preserve"> it from the Orders screen.</w:t>
-      </w:r>
-    </w:p>
-    <w:p>
-      <w:pPr>
-        <w:pStyle w:val="Heading3"/>
-      </w:pPr>
-      <w:r>
-        <w:t>I can't see a screen mentioned in this guide.</w:t>
-      </w:r>
-    </w:p>
-    <w:p>
-      <w:r>
-        <w:t>Your role doesn't include it. Ask an administrator if you need access.</w:t>
-      </w:r>
-    </w:p>
-    <w:p>
-      <w:pPr>
-        <w:pStyle w:val="Heading3"/>
-      </w:pPr>
-      <w:r>
-        <w:t>A new order isn't showing at checkout.</w:t>
-      </w:r>
-    </w:p>
-    <w:p>
-      <w:r>
-        <w:t>Tap the order list or refresh the page. Orders normally appear straight away.</w:t>
-      </w:r>
-    </w:p>
-    <w:p>
-      <w:pPr>
-        <w:pStyle w:val="Heading3"/>
-      </w:pPr>
-      <w:r>
-        <w:t>I'm on a shared tablet.</w:t>
-      </w:r>
-    </w:p>
-    <w:p>
-      <w:r>
-        <w:t>Always check the name in the top-right corner before you start, and sign out when you're done.</w:t>
-      </w:r>
-    </w:p>
-    <w:p>
-      <w:pPr>
-        <w:pStyle w:val="Heading1"/>
-        <w:pageBreakBefore/>
-      </w:pPr>
-      <w:bookmarkStart w:id="52" w:name="_Toc242011291"/>
-      <w:r>
-        <w:lastRenderedPageBreak/>
-        <w:t>Quick reference</w:t>
+        <w:t xml:space="preserve">An </w:t>
+      </w:r>
+      <w:r>
+        <w:rPr>
+          <w:b/>
+        </w:rPr>
+        <w:t>Owner</w:t>
+      </w:r>
+      <w:r>
+        <w:t xml:space="preserve"> can save the whole catalog to a file and load it back later - as a backup before big changes, or to copy a catalog from one installation to another. Both buttons are at the top of the </w:t>
+      </w:r>
+      <w:r>
+        <w:rPr>
+          <w:b/>
+        </w:rPr>
+        <w:t>Catalog</w:t>
+      </w:r>
+      <w:r>
+        <w:t xml:space="preserve"> screen and only appear for owners.</w:t>
+      </w:r>
+    </w:p>
+    <w:p>
+      <w:pPr>
+        <w:pStyle w:val="Heading2"/>
+      </w:pPr>
+      <w:bookmarkStart w:id="52" w:name="_Toc242013161"/>
+      <w:r>
+        <w:t>Export catalog</w:t>
       </w:r>
       <w:bookmarkEnd w:id="52"/>
     </w:p>
     <w:p>
+      <w:r>
+        <w:t xml:space="preserve">Tap </w:t>
+      </w:r>
+      <w:r>
+        <w:rPr>
+          <w:b/>
+        </w:rPr>
+        <w:t>Export catalog</w:t>
+      </w:r>
+      <w:r>
+        <w:t xml:space="preserve">. Your device saves a file named like </w:t>
+      </w:r>
+      <w:r>
+        <w:rPr>
+          <w:b/>
+        </w:rPr>
+        <w:t>catalog-2026-10-04.json</w:t>
+      </w:r>
+      <w:r>
+        <w:t xml:space="preserve">. It holds every product - archived ones too - with its sizes, prices, sales, selections and their choices, what each size includes as a bundle, which delivery options it offers, and whether it tracks inventory. It also holds the </w:t>
+      </w:r>
+      <w:r>
+        <w:rPr>
+          <w:b/>
+        </w:rPr>
+        <w:t>Delivery</w:t>
+      </w:r>
+      <w:r>
+        <w:t xml:space="preserve"> list. Stock counts, orders and settings are </w:t>
+      </w:r>
+      <w:r>
+        <w:rPr>
+          <w:b/>
+        </w:rPr>
+        <w:t>not</w:t>
+      </w:r>
+      <w:r>
+        <w:t xml:space="preserve"> in the file.</w:t>
+      </w:r>
+    </w:p>
+    <w:p>
       <w:pPr>
         <w:pStyle w:val="Heading2"/>
       </w:pPr>
-      <w:bookmarkStart w:id="53" w:name="_Toc242011292"/>
-      <w:r>
-        <w:t>Sales rep checklist</w:t>
+      <w:bookmarkStart w:id="53" w:name="_Toc242013162"/>
+      <w:r>
+        <w:t>Restore catalog</w:t>
       </w:r>
       <w:bookmarkEnd w:id="53"/>
     </w:p>
@@ -20137,13 +20002,16 @@
         <w:tab/>
       </w:r>
       <w:r>
-        <w:rPr>
-          <w:b/>
-        </w:rPr>
-        <w:t>New</w:t>
-      </w:r>
-      <w:r>
-        <w:t>: start the order.</w:t>
+        <w:t xml:space="preserve">Tap </w:t>
+      </w:r>
+      <w:r>
+        <w:rPr>
+          <w:b/>
+        </w:rPr>
+        <w:t>Restore catalog</w:t>
+      </w:r>
+      <w:r>
+        <w:t xml:space="preserve"> and choose the file. The app shows how many products and delivery options it holds and when it was exported.</w:t>
       </w:r>
     </w:p>
     <w:p>
@@ -20169,13 +20037,7 @@
         <w:tab/>
       </w:r>
       <w:r>
-        <w:rPr>
-          <w:b/>
-        </w:rPr>
-        <w:t>Add item</w:t>
-      </w:r>
-      <w:r>
-        <w:t>: pick the product, size, shipping and quantity.</w:t>
+        <w:t>Pick how to restore it (see below).</w:t>
       </w:r>
     </w:p>
     <w:p>
@@ -20201,17 +20063,956 @@
         <w:tab/>
       </w:r>
       <w:r>
-        <w:t xml:space="preserve">Fill in the customer details, or tap </w:t>
-      </w:r>
-      <w:r>
-        <w:rPr>
-          <w:b/>
-        </w:rPr>
-        <w:t>Hand tablet to customer</w:t>
+        <w:t xml:space="preserve">Tap </w:t>
+      </w:r>
+      <w:r>
+        <w:rPr>
+          <w:b/>
+        </w:rPr>
+        <w:t>Restore</w:t>
+      </w:r>
+      <w:r>
+        <w:t>. When it's done, a summary shows what was added and updated, and anything that couldn't be brought in.</w:t>
+      </w:r>
+    </w:p>
+    <w:p>
+      <w:pPr>
+        <w:keepNext/>
+        <w:spacing w:after="40"/>
+        <w:jc w:val="center"/>
+      </w:pPr>
+      <w:r>
+        <w:rPr>
+          <w:noProof/>
+        </w:rPr>
+        <w:lastRenderedPageBreak/>
+        <w:drawing>
+          <wp:inline distT="0" distB="0" distL="0" distR="0" wp14:anchorId="03978E1E" wp14:editId="6833BC3C">
+            <wp:extent cx="4206240" cy="5882164"/>
+            <wp:effectExtent l="0" t="0" r="0" b="0"/>
+            <wp:docPr id="41" name="Picture 41"/>
+            <wp:cNvGraphicFramePr>
+              <a:graphicFrameLocks xmlns:a="http://schemas.openxmlformats.org/drawingml/2006/main" noChangeAspect="1"/>
+            </wp:cNvGraphicFramePr>
+            <a:graphic xmlns:a="http://schemas.openxmlformats.org/drawingml/2006/main">
+              <a:graphicData uri="http://schemas.openxmlformats.org/drawingml/2006/picture">
+                <pic:pic xmlns:pic="http://schemas.openxmlformats.org/drawingml/2006/picture">
+                  <pic:nvPicPr>
+                    <pic:cNvPr id="0" name="44_catalog_restore.png"/>
+                    <pic:cNvPicPr/>
+                  </pic:nvPicPr>
+                  <pic:blipFill>
+                    <a:blip r:embed="rId49"/>
+                    <a:stretch>
+                      <a:fillRect/>
+                    </a:stretch>
+                  </pic:blipFill>
+                  <pic:spPr>
+                    <a:xfrm>
+                      <a:off x="0" y="0"/>
+                      <a:ext cx="4206240" cy="5882164"/>
+                    </a:xfrm>
+                    <a:prstGeom prst="rect">
+                      <a:avLst/>
+                    </a:prstGeom>
+                  </pic:spPr>
+                </pic:pic>
+              </a:graphicData>
+            </a:graphic>
+          </wp:inline>
+        </w:drawing>
+      </w:r>
+    </w:p>
+    <w:p>
+      <w:pPr>
+        <w:spacing w:after="200"/>
+        <w:jc w:val="center"/>
+      </w:pPr>
+      <w:r>
+        <w:rPr>
+          <w:i/>
+          <w:color w:val="6B7280"/>
+          <w:sz w:val="18"/>
+        </w:rPr>
+        <w:t>Restoring a catalog file, with Clear the catalog and replace it picked</w:t>
+      </w:r>
+    </w:p>
+    <w:tbl>
+      <w:tblPr>
+        <w:tblW w:w="0" w:type="auto"/>
+        <w:jc w:val="center"/>
+        <w:tblLook w:val="04A0" w:firstRow="1" w:lastRow="0" w:firstColumn="1" w:lastColumn="0" w:noHBand="0" w:noVBand="1"/>
+      </w:tblPr>
+      <w:tblGrid>
+        <w:gridCol w:w="3168"/>
+        <w:gridCol w:w="6192"/>
+      </w:tblGrid>
+      <w:tr>
+        <w:trPr>
+          <w:jc w:val="center"/>
+        </w:trPr>
+        <w:tc>
+          <w:tcPr>
+            <w:tcW w:w="3168" w:type="dxa"/>
+            <w:tcBorders>
+              <w:top w:val="single" w:sz="4" w:space="0" w:color="0369A1"/>
+              <w:left w:val="single" w:sz="4" w:space="0" w:color="0369A1"/>
+              <w:bottom w:val="single" w:sz="4" w:space="0" w:color="0369A1"/>
+              <w:right w:val="single" w:sz="4" w:space="0" w:color="0369A1"/>
+            </w:tcBorders>
+            <w:shd w:val="clear" w:color="auto" w:fill="0369A1"/>
+            <w:tcMar>
+              <w:top w:w="100" w:type="dxa"/>
+              <w:left w:w="140" w:type="dxa"/>
+              <w:bottom w:w="100" w:type="dxa"/>
+              <w:right w:w="140" w:type="dxa"/>
+            </w:tcMar>
+          </w:tcPr>
+          <w:p>
+            <w:pPr>
+              <w:spacing w:after="0"/>
+            </w:pPr>
+            <w:r>
+              <w:rPr>
+                <w:b/>
+                <w:color w:val="FFFFFF"/>
+              </w:rPr>
+              <w:t>Choice</w:t>
+            </w:r>
+          </w:p>
+        </w:tc>
+        <w:tc>
+          <w:tcPr>
+            <w:tcW w:w="6192" w:type="dxa"/>
+            <w:tcBorders>
+              <w:top w:val="single" w:sz="4" w:space="0" w:color="0369A1"/>
+              <w:left w:val="single" w:sz="4" w:space="0" w:color="0369A1"/>
+              <w:bottom w:val="single" w:sz="4" w:space="0" w:color="0369A1"/>
+              <w:right w:val="single" w:sz="4" w:space="0" w:color="0369A1"/>
+            </w:tcBorders>
+            <w:shd w:val="clear" w:color="auto" w:fill="0369A1"/>
+            <w:tcMar>
+              <w:top w:w="100" w:type="dxa"/>
+              <w:left w:w="140" w:type="dxa"/>
+              <w:bottom w:w="100" w:type="dxa"/>
+              <w:right w:w="140" w:type="dxa"/>
+            </w:tcMar>
+          </w:tcPr>
+          <w:p>
+            <w:pPr>
+              <w:spacing w:after="0"/>
+            </w:pPr>
+            <w:r>
+              <w:rPr>
+                <w:b/>
+                <w:color w:val="FFFFFF"/>
+              </w:rPr>
+              <w:t>What happens</w:t>
+            </w:r>
+          </w:p>
+        </w:tc>
+      </w:tr>
+      <w:tr>
+        <w:trPr>
+          <w:jc w:val="center"/>
+        </w:trPr>
+        <w:tc>
+          <w:tcPr>
+            <w:tcW w:w="3168" w:type="dxa"/>
+            <w:tcBorders>
+              <w:top w:val="single" w:sz="4" w:space="0" w:color="D1D5DB"/>
+              <w:left w:val="single" w:sz="4" w:space="0" w:color="D1D5DB"/>
+              <w:bottom w:val="single" w:sz="4" w:space="0" w:color="D1D5DB"/>
+              <w:right w:val="single" w:sz="4" w:space="0" w:color="D1D5DB"/>
+            </w:tcBorders>
+            <w:tcMar>
+              <w:top w:w="100" w:type="dxa"/>
+              <w:left w:w="140" w:type="dxa"/>
+              <w:bottom w:w="100" w:type="dxa"/>
+              <w:right w:w="140" w:type="dxa"/>
+            </w:tcMar>
+          </w:tcPr>
+          <w:p>
+            <w:pPr>
+              <w:spacing w:after="0"/>
+            </w:pPr>
+            <w:r>
+              <w:rPr>
+                <w:b/>
+              </w:rPr>
+              <w:t>Update the catalog from this file</w:t>
+            </w:r>
+          </w:p>
+        </w:tc>
+        <w:tc>
+          <w:tcPr>
+            <w:tcW w:w="6192" w:type="dxa"/>
+            <w:tcBorders>
+              <w:top w:val="single" w:sz="4" w:space="0" w:color="D1D5DB"/>
+              <w:left w:val="single" w:sz="4" w:space="0" w:color="D1D5DB"/>
+              <w:bottom w:val="single" w:sz="4" w:space="0" w:color="D1D5DB"/>
+              <w:right w:val="single" w:sz="4" w:space="0" w:color="D1D5DB"/>
+            </w:tcBorders>
+            <w:tcMar>
+              <w:top w:w="100" w:type="dxa"/>
+              <w:left w:w="140" w:type="dxa"/>
+              <w:bottom w:w="100" w:type="dxa"/>
+              <w:right w:w="140" w:type="dxa"/>
+            </w:tcMar>
+          </w:tcPr>
+          <w:p>
+            <w:pPr>
+              <w:spacing w:after="0"/>
+            </w:pPr>
+            <w:r>
+              <w:t>A product in the file that's already in the catalog - same brand and name - is changed to match the file: sizes, prices, sales, selections, bundles and delivery. Anything new is added. Products and delivery options that aren't in the file are left alone. Stock counts, including counts for each color, are kept.</w:t>
+            </w:r>
+          </w:p>
+        </w:tc>
+      </w:tr>
+      <w:tr>
+        <w:trPr>
+          <w:jc w:val="center"/>
+        </w:trPr>
+        <w:tc>
+          <w:tcPr>
+            <w:tcW w:w="3168" w:type="dxa"/>
+            <w:tcBorders>
+              <w:top w:val="single" w:sz="4" w:space="0" w:color="D1D5DB"/>
+              <w:left w:val="single" w:sz="4" w:space="0" w:color="D1D5DB"/>
+              <w:bottom w:val="single" w:sz="4" w:space="0" w:color="D1D5DB"/>
+              <w:right w:val="single" w:sz="4" w:space="0" w:color="D1D5DB"/>
+            </w:tcBorders>
+            <w:shd w:val="clear" w:color="auto" w:fill="F3F4F6"/>
+            <w:tcMar>
+              <w:top w:w="100" w:type="dxa"/>
+              <w:left w:w="140" w:type="dxa"/>
+              <w:bottom w:w="100" w:type="dxa"/>
+              <w:right w:w="140" w:type="dxa"/>
+            </w:tcMar>
+          </w:tcPr>
+          <w:p>
+            <w:pPr>
+              <w:spacing w:after="0"/>
+            </w:pPr>
+            <w:r>
+              <w:rPr>
+                <w:b/>
+              </w:rPr>
+              <w:t>Clear the catalog and replace it</w:t>
+            </w:r>
+          </w:p>
+        </w:tc>
+        <w:tc>
+          <w:tcPr>
+            <w:tcW w:w="6192" w:type="dxa"/>
+            <w:tcBorders>
+              <w:top w:val="single" w:sz="4" w:space="0" w:color="D1D5DB"/>
+              <w:left w:val="single" w:sz="4" w:space="0" w:color="D1D5DB"/>
+              <w:bottom w:val="single" w:sz="4" w:space="0" w:color="D1D5DB"/>
+              <w:right w:val="single" w:sz="4" w:space="0" w:color="D1D5DB"/>
+            </w:tcBorders>
+            <w:shd w:val="clear" w:color="auto" w:fill="F3F4F6"/>
+            <w:tcMar>
+              <w:top w:w="100" w:type="dxa"/>
+              <w:left w:w="140" w:type="dxa"/>
+              <w:bottom w:w="100" w:type="dxa"/>
+              <w:right w:w="140" w:type="dxa"/>
+            </w:tcMar>
+          </w:tcPr>
+          <w:p>
+            <w:pPr>
+              <w:spacing w:after="0"/>
+            </w:pPr>
+            <w:r>
+              <w:t xml:space="preserve">Every product and delivery option is </w:t>
+            </w:r>
+            <w:r>
+              <w:rPr>
+                <w:b/>
+              </w:rPr>
+              <w:t>deleted for good</w:t>
+            </w:r>
+            <w:r>
+              <w:t xml:space="preserve"> - including ones that have been sold - along with their stock counts and inventory history. Then the catalog is rebuilt from the file. Past </w:t>
+            </w:r>
+            <w:r>
+              <w:lastRenderedPageBreak/>
+              <w:t xml:space="preserve">sales sheets still print exactly as they were sold. You have to type </w:t>
+            </w:r>
+            <w:r>
+              <w:rPr>
+                <w:b/>
+              </w:rPr>
+              <w:t>REPLACE</w:t>
+            </w:r>
+            <w:r>
+              <w:t xml:space="preserve"> before the button unlocks.</w:t>
+            </w:r>
+          </w:p>
+        </w:tc>
+      </w:tr>
+    </w:tbl>
+    <w:p>
+      <w:pPr>
+        <w:spacing w:after="40"/>
+      </w:pPr>
+    </w:p>
+    <w:p>
+      <w:pPr>
+        <w:keepNext/>
+        <w:spacing w:after="40"/>
+        <w:jc w:val="center"/>
+      </w:pPr>
+      <w:r>
+        <w:rPr>
+          <w:noProof/>
+        </w:rPr>
+        <w:drawing>
+          <wp:inline distT="0" distB="0" distL="0" distR="0" wp14:anchorId="23C93180" wp14:editId="787CBDF5">
+            <wp:extent cx="4206240" cy="1993582"/>
+            <wp:effectExtent l="0" t="0" r="0" b="0"/>
+            <wp:docPr id="42" name="Picture 42"/>
+            <wp:cNvGraphicFramePr>
+              <a:graphicFrameLocks xmlns:a="http://schemas.openxmlformats.org/drawingml/2006/main" noChangeAspect="1"/>
+            </wp:cNvGraphicFramePr>
+            <a:graphic xmlns:a="http://schemas.openxmlformats.org/drawingml/2006/main">
+              <a:graphicData uri="http://schemas.openxmlformats.org/drawingml/2006/picture">
+                <pic:pic xmlns:pic="http://schemas.openxmlformats.org/drawingml/2006/picture">
+                  <pic:nvPicPr>
+                    <pic:cNvPr id="0" name="45_catalog_restored.png"/>
+                    <pic:cNvPicPr/>
+                  </pic:nvPicPr>
+                  <pic:blipFill>
+                    <a:blip r:embed="rId50"/>
+                    <a:stretch>
+                      <a:fillRect/>
+                    </a:stretch>
+                  </pic:blipFill>
+                  <pic:spPr>
+                    <a:xfrm>
+                      <a:off x="0" y="0"/>
+                      <a:ext cx="4206240" cy="1993582"/>
+                    </a:xfrm>
+                    <a:prstGeom prst="rect">
+                      <a:avLst/>
+                    </a:prstGeom>
+                  </pic:spPr>
+                </pic:pic>
+              </a:graphicData>
+            </a:graphic>
+          </wp:inline>
+        </w:drawing>
+      </w:r>
+    </w:p>
+    <w:p>
+      <w:pPr>
+        <w:spacing w:after="200"/>
+        <w:jc w:val="center"/>
+      </w:pPr>
+      <w:r>
+        <w:rPr>
+          <w:i/>
+          <w:color w:val="6B7280"/>
+          <w:sz w:val="18"/>
+        </w:rPr>
+        <w:t>The summary after a restore</w:t>
+      </w:r>
+    </w:p>
+    <w:tbl>
+      <w:tblPr>
+        <w:tblW w:w="0" w:type="auto"/>
+        <w:jc w:val="center"/>
+        <w:tblLook w:val="04A0" w:firstRow="1" w:lastRow="0" w:firstColumn="1" w:lastColumn="0" w:noHBand="0" w:noVBand="1"/>
+      </w:tblPr>
+      <w:tblGrid>
+        <w:gridCol w:w="9360"/>
+      </w:tblGrid>
+      <w:tr>
+        <w:trPr>
+          <w:jc w:val="center"/>
+        </w:trPr>
+        <w:tc>
+          <w:tcPr>
+            <w:tcW w:w="9360" w:type="dxa"/>
+            <w:tcBorders>
+              <w:top w:val="single" w:sz="4" w:space="0" w:color="FEF3C7"/>
+              <w:left w:val="single" w:sz="36" w:space="0" w:color="D97706"/>
+              <w:bottom w:val="single" w:sz="4" w:space="0" w:color="FEF3C7"/>
+              <w:right w:val="single" w:sz="4" w:space="0" w:color="FEF3C7"/>
+            </w:tcBorders>
+            <w:shd w:val="clear" w:color="auto" w:fill="FEF3C7"/>
+            <w:tcMar>
+              <w:top w:w="120" w:type="dxa"/>
+              <w:left w:w="200" w:type="dxa"/>
+              <w:bottom w:w="120" w:type="dxa"/>
+              <w:right w:w="160" w:type="dxa"/>
+            </w:tcMar>
+          </w:tcPr>
+          <w:p>
+            <w:pPr>
+              <w:spacing w:after="0"/>
+            </w:pPr>
+            <w:r>
+              <w:rPr>
+                <w:b/>
+                <w:color w:val="D97706"/>
+              </w:rPr>
+              <w:t xml:space="preserve">Important:  </w:t>
+            </w:r>
+            <w:r>
+              <w:t>A restore either goes in completely or not at all. If the file has a problem - it isn't a catalog file, or a price or sale doesn't make sense - nothing is changed and the app says what's wrong.</w:t>
+            </w:r>
+          </w:p>
+        </w:tc>
+      </w:tr>
+    </w:tbl>
+    <w:p>
+      <w:pPr>
+        <w:spacing w:after="40"/>
+      </w:pPr>
+    </w:p>
+    <w:tbl>
+      <w:tblPr>
+        <w:tblW w:w="0" w:type="auto"/>
+        <w:jc w:val="center"/>
+        <w:tblLook w:val="04A0" w:firstRow="1" w:lastRow="0" w:firstColumn="1" w:lastColumn="0" w:noHBand="0" w:noVBand="1"/>
+      </w:tblPr>
+      <w:tblGrid>
+        <w:gridCol w:w="9360"/>
+      </w:tblGrid>
+      <w:tr>
+        <w:trPr>
+          <w:jc w:val="center"/>
+        </w:trPr>
+        <w:tc>
+          <w:tcPr>
+            <w:tcW w:w="9360" w:type="dxa"/>
+            <w:tcBorders>
+              <w:top w:val="single" w:sz="4" w:space="0" w:color="E0F2FE"/>
+              <w:left w:val="single" w:sz="36" w:space="0" w:color="0284C7"/>
+              <w:bottom w:val="single" w:sz="4" w:space="0" w:color="E0F2FE"/>
+              <w:right w:val="single" w:sz="4" w:space="0" w:color="E0F2FE"/>
+            </w:tcBorders>
+            <w:shd w:val="clear" w:color="auto" w:fill="E0F2FE"/>
+            <w:tcMar>
+              <w:top w:w="120" w:type="dxa"/>
+              <w:left w:w="200" w:type="dxa"/>
+              <w:bottom w:w="120" w:type="dxa"/>
+              <w:right w:w="160" w:type="dxa"/>
+            </w:tcMar>
+          </w:tcPr>
+          <w:p>
+            <w:pPr>
+              <w:spacing w:after="0"/>
+            </w:pPr>
+            <w:r>
+              <w:rPr>
+                <w:b/>
+                <w:color w:val="0284C7"/>
+              </w:rPr>
+              <w:t xml:space="preserve">Tip:  </w:t>
+            </w:r>
+            <w:r>
+              <w:t xml:space="preserve">Export the catalog before you restore over it. If the result isn't what you wanted, restore that file with </w:t>
+            </w:r>
+            <w:r>
+              <w:rPr>
+                <w:b/>
+              </w:rPr>
+              <w:t>Clear the catalog and replace it</w:t>
+            </w:r>
+            <w:r>
+              <w:t xml:space="preserve"> to put everything back as it was (stock counts aside).</w:t>
+            </w:r>
+          </w:p>
+        </w:tc>
+      </w:tr>
+    </w:tbl>
+    <w:p>
+      <w:pPr>
+        <w:spacing w:after="40"/>
+      </w:pPr>
+    </w:p>
+    <w:p>
+      <w:r>
+        <w:t>Things the summary may list as not brought in:</w:t>
+      </w:r>
+    </w:p>
+    <w:p>
+      <w:pPr>
+        <w:pStyle w:val="ListBullet"/>
+        <w:spacing w:after="60"/>
+      </w:pPr>
+      <w:r>
+        <w:t>A product offering a delivery option that isn't in the Delivery list - that option is left off the product.</w:t>
+      </w:r>
+    </w:p>
+    <w:p>
+      <w:pPr>
+        <w:pStyle w:val="ListBullet"/>
+        <w:spacing w:after="60"/>
+      </w:pPr>
+      <w:r>
+        <w:t>A bundle including an item that isn't in the catalog, or that is a bundle itself - that item is left out of the bundle.</w:t>
+      </w:r>
+    </w:p>
+    <w:p>
+      <w:pPr>
+        <w:pStyle w:val="Heading1"/>
+        <w:pageBreakBefore/>
+      </w:pPr>
+      <w:bookmarkStart w:id="54" w:name="_Toc242013163"/>
+      <w:r>
+        <w:lastRenderedPageBreak/>
+        <w:t>Tips and troubleshooting</w:t>
+      </w:r>
+      <w:bookmarkEnd w:id="54"/>
+    </w:p>
+    <w:p>
+      <w:r>
+        <w:t xml:space="preserve">If the tablet loses touch with the server (usually the Wi-Fi dropping out), an amber strip appears under the menu: </w:t>
+      </w:r>
+      <w:r>
+        <w:rPr>
+          <w:b/>
+        </w:rPr>
+        <w:t>Can't reach the server - retrying</w:t>
+      </w:r>
+      <w:r>
+        <w:t xml:space="preserve">. Anything you change while it's showing won't save. You can still move between screens, and the strip disappears on its own, with a </w:t>
+      </w:r>
+      <w:r>
+        <w:rPr>
+          <w:b/>
+        </w:rPr>
+        <w:t>Reconnected</w:t>
+      </w:r>
+      <w:r>
+        <w:t xml:space="preserve"> message, once the server answers again.</w:t>
+      </w:r>
+    </w:p>
+    <w:p>
+      <w:pPr>
+        <w:pStyle w:val="Heading3"/>
+      </w:pPr>
+      <w:r>
+        <w:t>I can't start a new order.</w:t>
+      </w:r>
+    </w:p>
+    <w:p>
+      <w:r>
+        <w:t xml:space="preserve">No event is active. An administrator needs to open </w:t>
+      </w:r>
+      <w:r>
+        <w:rPr>
+          <w:b/>
+        </w:rPr>
+        <w:t>Events</w:t>
+      </w:r>
+      <w:r>
+        <w:t xml:space="preserve">, edit the fundraiser and tick </w:t>
+      </w:r>
+      <w:r>
+        <w:rPr>
+          <w:b/>
+        </w:rPr>
+        <w:t>Active event</w:t>
       </w:r>
       <w:r>
         <w:t>.</w:t>
       </w:r>
+    </w:p>
+    <w:p>
+      <w:pPr>
+        <w:pStyle w:val="Heading3"/>
+      </w:pPr>
+      <w:r>
+        <w:t>The Complete button is greyed out.</w:t>
+      </w:r>
+    </w:p>
+    <w:p>
+      <w:r>
+        <w:t>The order needs at least one item and the customer's name.</w:t>
+      </w:r>
+    </w:p>
+    <w:p>
+      <w:pPr>
+        <w:pStyle w:val="Heading3"/>
+      </w:pPr>
+      <w:r>
+        <w:t>The card fee showed up on the total.</w:t>
+      </w:r>
+    </w:p>
+    <w:p>
+      <w:r>
+        <w:t xml:space="preserve">That's expected when </w:t>
+      </w:r>
+      <w:r>
+        <w:rPr>
+          <w:b/>
+        </w:rPr>
+        <w:t>Credit/Debit Card</w:t>
+      </w:r>
+      <w:r>
+        <w:t xml:space="preserve"> is selected. Switch to Cash or Check and it comes off.</w:t>
+      </w:r>
+    </w:p>
+    <w:p>
+      <w:pPr>
+        <w:pStyle w:val="Heading3"/>
+      </w:pPr>
+      <w:r>
+        <w:t>A product shows "Inquire" instead of a price.</w:t>
+      </w:r>
+    </w:p>
+    <w:p>
+      <w:r>
+        <w:t>Type in the agreed price in the Price box that appears when you pick that size.</w:t>
+      </w:r>
+    </w:p>
+    <w:p>
+      <w:pPr>
+        <w:pStyle w:val="Heading3"/>
+      </w:pPr>
+      <w:r>
+        <w:t>The app says "Pick a color first."</w:t>
+      </w:r>
+    </w:p>
+    <w:p>
+      <w:r>
+        <w:t>That product needs a choice made before it can be added. Tap one of the choices under that heading.</w:t>
+      </w:r>
+    </w:p>
+    <w:p>
+      <w:pPr>
+        <w:pStyle w:val="Heading3"/>
+      </w:pPr>
+      <w:r>
+        <w:t>A sale price didn't change on an order.</w:t>
+      </w:r>
+    </w:p>
+    <w:p>
+      <w:r>
+        <w:t>Items keep the price they were added at. Remove the item and add it again to pick up the new sale.</w:t>
+      </w:r>
+    </w:p>
+    <w:p>
+      <w:pPr>
+        <w:pStyle w:val="Heading3"/>
+      </w:pPr>
+      <w:r>
+        <w:t>The Take With button is greyed out.</w:t>
+      </w:r>
+    </w:p>
+    <w:p>
+      <w:r>
+        <w:t xml:space="preserve">That size is out of stock, or there aren't enough for the quantity you picked. Choose a shipping method instead, or lower the quantity. If there really are some on the shelf, ask checkout to update the count on the </w:t>
+      </w:r>
+      <w:r>
+        <w:rPr>
+          <w:b/>
+        </w:rPr>
+        <w:t>Inventory</w:t>
+      </w:r>
+      <w:r>
+        <w:t xml:space="preserve"> screen.</w:t>
+      </w:r>
+    </w:p>
+    <w:p>
+      <w:pPr>
+        <w:pStyle w:val="Heading3"/>
+      </w:pPr>
+      <w:r>
+        <w:t>Checkout says an item is out of stock and won't complete the order.</w:t>
+      </w:r>
+    </w:p>
+    <w:p>
+      <w:r>
+        <w:t xml:space="preserve">Someone else took the last one first. Remove the item's Take With row, add a shipping method with </w:t>
+      </w:r>
+      <w:r>
+        <w:rPr>
+          <w:b/>
+        </w:rPr>
+        <w:t>Add service</w:t>
+      </w:r>
+      <w:r>
+        <w:t>, and complete the order again.</w:t>
+      </w:r>
+    </w:p>
+    <w:p>
+      <w:pPr>
+        <w:pStyle w:val="Heading3"/>
+      </w:pPr>
+      <w:r>
+        <w:t>Email says email isn't set up.</w:t>
+      </w:r>
+    </w:p>
+    <w:p>
+      <w:r>
+        <w:t>The app hasn't been connected to an email account yet. Print the receipt or report instead, and ask whoever looks after the app to add the email settings.</w:t>
+      </w:r>
+    </w:p>
+    <w:p>
+      <w:pPr>
+        <w:pStyle w:val="Heading3"/>
+      </w:pPr>
+      <w:r>
+        <w:t>I want to change what the receipt email says.</w:t>
+      </w:r>
+    </w:p>
+    <w:p>
+      <w:r>
+        <w:t xml:space="preserve">An administrator can change it under </w:t>
+      </w:r>
+      <w:r>
+        <w:rPr>
+          <w:b/>
+        </w:rPr>
+        <w:t>Settings</w:t>
+      </w:r>
+      <w:r>
+        <w:t xml:space="preserve"> (see *Admin: settings*).</w:t>
+      </w:r>
+    </w:p>
+    <w:p>
+      <w:pPr>
+        <w:pStyle w:val="Heading3"/>
+      </w:pPr>
+      <w:r>
+        <w:t>The customer didn't get their receipt email.</w:t>
+      </w:r>
+    </w:p>
+    <w:p>
+      <w:r>
+        <w:t xml:space="preserve">Ask them to check their junk or spam folder. Open the sales sheet, tap </w:t>
+      </w:r>
+      <w:r>
+        <w:rPr>
+          <w:b/>
+        </w:rPr>
+        <w:t>Email</w:t>
+      </w:r>
+      <w:r>
+        <w:t>, check the address carefully and send it again.</w:t>
+      </w:r>
+    </w:p>
+    <w:p>
+      <w:pPr>
+        <w:pStyle w:val="Heading3"/>
+      </w:pPr>
+      <w:r>
+        <w:lastRenderedPageBreak/>
+        <w:t>Complete sale is greyed out.</w:t>
+      </w:r>
+    </w:p>
+    <w:p>
+      <w:r>
+        <w:t xml:space="preserve">The customer still needs to confirm their details, initial each point and sign. Tap </w:t>
+      </w:r>
+      <w:r>
+        <w:rPr>
+          <w:b/>
+        </w:rPr>
+        <w:t>Hand to customer</w:t>
+      </w:r>
+      <w:r>
+        <w:t xml:space="preserve"> in Acknowledgements. If their details were changed after they confirmed them, they need to confirm them again.</w:t>
+      </w:r>
+    </w:p>
+    <w:p>
+      <w:pPr>
+        <w:pStyle w:val="Heading3"/>
+      </w:pPr>
+      <w:r>
+        <w:t>The inventory count looks wrong.</w:t>
+      </w:r>
+    </w:p>
+    <w:p>
+      <w:r>
+        <w:t>Tap the clock icon to see its history, then tap the number and enter the real count. Add a note so everyone knows why it changed.</w:t>
+      </w:r>
+    </w:p>
+    <w:p>
+      <w:pPr>
+        <w:pStyle w:val="Heading3"/>
+      </w:pPr>
+      <w:r>
+        <w:t>I can't find a product.</w:t>
+      </w:r>
+    </w:p>
+    <w:p>
+      <w:r>
+        <w:t xml:space="preserve">Check that you're on the right category tab or </w:t>
+      </w:r>
+      <w:r>
+        <w:rPr>
+          <w:b/>
+        </w:rPr>
+        <w:t>All</w:t>
+      </w:r>
+      <w:r>
+        <w:t xml:space="preserve">, and clear the search box. If it still isn't there, an admin may have hidden it. Use </w:t>
+      </w:r>
+      <w:r>
+        <w:rPr>
+          <w:b/>
+        </w:rPr>
+        <w:t>Something not in the catalog</w:t>
+      </w:r>
+      <w:r>
+        <w:t xml:space="preserve"> in the meantime.</w:t>
+      </w:r>
+    </w:p>
+    <w:p>
+      <w:pPr>
+        <w:pStyle w:val="Heading3"/>
+      </w:pPr>
+      <w:r>
+        <w:t>The customer changed their mind at checkout.</w:t>
+      </w:r>
+    </w:p>
+    <w:p>
+      <w:r>
+        <w:t xml:space="preserve">Use </w:t>
+      </w:r>
+      <w:r>
+        <w:rPr>
+          <w:b/>
+        </w:rPr>
+        <w:t>Send back</w:t>
+      </w:r>
+      <w:r>
+        <w:t xml:space="preserve"> to return the order to the sales floor, or edit the items right there at checkout.</w:t>
+      </w:r>
+    </w:p>
+    <w:p>
+      <w:pPr>
+        <w:pStyle w:val="Heading3"/>
+      </w:pPr>
+      <w:r>
+        <w:t>I want a different PIN.</w:t>
+      </w:r>
+    </w:p>
+    <w:p>
+      <w:r>
+        <w:t xml:space="preserve">Tap your initials in the top-right corner, then </w:t>
+      </w:r>
+      <w:r>
+        <w:rPr>
+          <w:b/>
+        </w:rPr>
+        <w:t>Change PIN</w:t>
+      </w:r>
+      <w:r>
+        <w:t>. If you've forgotten your current PIN, an administrator can set a new one on the Crew screen.</w:t>
+      </w:r>
+    </w:p>
+    <w:p>
+      <w:pPr>
+        <w:pStyle w:val="Heading3"/>
+      </w:pPr>
+      <w:r>
+        <w:t>A completed order has a mistake.</w:t>
+      </w:r>
+    </w:p>
+    <w:p>
+      <w:r>
+        <w:t xml:space="preserve">Ask an admin to </w:t>
+      </w:r>
+      <w:r>
+        <w:rPr>
+          <w:b/>
+        </w:rPr>
+        <w:t>Reopen</w:t>
+      </w:r>
+      <w:r>
+        <w:t xml:space="preserve"> it from the Orders screen.</w:t>
+      </w:r>
+    </w:p>
+    <w:p>
+      <w:pPr>
+        <w:pStyle w:val="Heading3"/>
+      </w:pPr>
+      <w:r>
+        <w:t>I can't see a screen mentioned in this guide.</w:t>
+      </w:r>
+    </w:p>
+    <w:p>
+      <w:r>
+        <w:t>Your role doesn't include it. Ask an administrator if you need access.</w:t>
+      </w:r>
+    </w:p>
+    <w:p>
+      <w:pPr>
+        <w:pStyle w:val="Heading3"/>
+      </w:pPr>
+      <w:r>
+        <w:t>A new order isn't showing at checkout.</w:t>
+      </w:r>
+    </w:p>
+    <w:p>
+      <w:r>
+        <w:t>Tap the order list or refresh the page. Orders normally appear straight away.</w:t>
+      </w:r>
+    </w:p>
+    <w:p>
+      <w:pPr>
+        <w:pStyle w:val="Heading3"/>
+      </w:pPr>
+      <w:r>
+        <w:t>Export catalog or Restore catalog isn't on my Catalog screen.</w:t>
+      </w:r>
+    </w:p>
+    <w:p>
+      <w:r>
+        <w:t xml:space="preserve">Only an </w:t>
+      </w:r>
+      <w:r>
+        <w:rPr>
+          <w:b/>
+        </w:rPr>
+        <w:t>Owner</w:t>
+      </w:r>
+      <w:r>
+        <w:t xml:space="preserve"> can export or restore the catalog.</w:t>
+      </w:r>
+    </w:p>
+    <w:p>
+      <w:pPr>
+        <w:pStyle w:val="Heading3"/>
+      </w:pPr>
+      <w:r>
+        <w:t>I'm on a shared tablet.</w:t>
+      </w:r>
+    </w:p>
+    <w:p>
+      <w:r>
+        <w:t>Always check the name in the top-right corner before you start, and sign out when you're done.</w:t>
+      </w:r>
+    </w:p>
+    <w:p>
+      <w:pPr>
+        <w:pStyle w:val="Heading1"/>
+        <w:pageBreakBefore/>
+      </w:pPr>
+      <w:bookmarkStart w:id="55" w:name="_Toc242013164"/>
+      <w:r>
+        <w:lastRenderedPageBreak/>
+        <w:t>Quick reference</w:t>
+      </w:r>
+      <w:bookmarkEnd w:id="55"/>
+    </w:p>
+    <w:p>
+      <w:pPr>
+        <w:pStyle w:val="Heading2"/>
+      </w:pPr>
+      <w:bookmarkStart w:id="56" w:name="_Toc242013165"/>
+      <w:r>
+        <w:t>Sales rep checklist</w:t>
+      </w:r>
+      <w:bookmarkEnd w:id="56"/>
     </w:p>
     <w:p>
       <w:pPr>
@@ -20226,7 +21027,7 @@
           <w:b/>
           <w:color w:val="0369A1"/>
         </w:rPr>
-        <w:t>4.</w:t>
+        <w:t>1.</w:t>
       </w:r>
       <w:r>
         <w:rPr>
@@ -20236,27 +21037,14 @@
         <w:tab/>
       </w:r>
       <w:r>
-        <w:t xml:space="preserve">Tap </w:t>
-      </w:r>
-      <w:r>
-        <w:rPr>
-          <w:b/>
-        </w:rPr>
-        <w:t>Complete</w:t>
-      </w:r>
-      <w:r>
-        <w:t xml:space="preserve"> and send the customer to checkout.</w:t>
-      </w:r>
-    </w:p>
-    <w:p>
-      <w:pPr>
-        <w:pStyle w:val="Heading2"/>
-      </w:pPr>
-      <w:bookmarkStart w:id="54" w:name="_Toc242011293"/>
-      <w:r>
-        <w:t>Checkout checklist</w:t>
-      </w:r>
-      <w:bookmarkEnd w:id="54"/>
+        <w:rPr>
+          <w:b/>
+        </w:rPr>
+        <w:t>New</w:t>
+      </w:r>
+      <w:r>
+        <w:t>: start the order.</w:t>
+      </w:r>
     </w:p>
     <w:p>
       <w:pPr>
@@ -20271,7 +21059,7 @@
           <w:b/>
           <w:color w:val="0369A1"/>
         </w:rPr>
-        <w:t>1.</w:t>
+        <w:t>2.</w:t>
       </w:r>
       <w:r>
         <w:rPr>
@@ -20281,16 +21069,13 @@
         <w:tab/>
       </w:r>
       <w:r>
-        <w:t xml:space="preserve">Tap the customer's order in </w:t>
-      </w:r>
-      <w:r>
-        <w:rPr>
-          <w:b/>
-        </w:rPr>
-        <w:t>Waiting to pay</w:t>
-      </w:r>
-      <w:r>
-        <w:t>.</w:t>
+        <w:rPr>
+          <w:b/>
+        </w:rPr>
+        <w:t>Add item</w:t>
+      </w:r>
+      <w:r>
+        <w:t>: pick the product, size, shipping and quantity.</w:t>
       </w:r>
     </w:p>
     <w:p>
@@ -20306,7 +21091,7 @@
           <w:b/>
           <w:color w:val="0369A1"/>
         </w:rPr>
-        <w:t>2.</w:t>
+        <w:t>3.</w:t>
       </w:r>
       <w:r>
         <w:rPr>
@@ -20316,7 +21101,16 @@
         <w:tab/>
       </w:r>
       <w:r>
-        <w:t>Review the items and details with the customer.</w:t>
+        <w:t xml:space="preserve">Fill in the customer details, or tap </w:t>
+      </w:r>
+      <w:r>
+        <w:rPr>
+          <w:b/>
+        </w:rPr>
+        <w:t>Hand tablet to customer</w:t>
+      </w:r>
+      <w:r>
+        <w:t>.</w:t>
       </w:r>
     </w:p>
     <w:p>
@@ -20332,7 +21126,7 @@
           <w:b/>
           <w:color w:val="0369A1"/>
         </w:rPr>
-        <w:t>3.</w:t>
+        <w:t>4.</w:t>
       </w:r>
       <w:r>
         <w:rPr>
@@ -20342,17 +21136,27 @@
         <w:tab/>
       </w:r>
       <w:r>
-        <w:t xml:space="preserve">Pick the payment method, then </w:t>
-      </w:r>
-      <w:r>
-        <w:rPr>
-          <w:b/>
-        </w:rPr>
-        <w:t>Record payment</w:t>
-      </w:r>
-      <w:r>
-        <w:t>.</w:t>
-      </w:r>
+        <w:t xml:space="preserve">Tap </w:t>
+      </w:r>
+      <w:r>
+        <w:rPr>
+          <w:b/>
+        </w:rPr>
+        <w:t>Complete</w:t>
+      </w:r>
+      <w:r>
+        <w:t xml:space="preserve"> and send the customer to checkout.</w:t>
+      </w:r>
+    </w:p>
+    <w:p>
+      <w:pPr>
+        <w:pStyle w:val="Heading2"/>
+      </w:pPr>
+      <w:bookmarkStart w:id="57" w:name="_Toc242013166"/>
+      <w:r>
+        <w:t>Checkout checklist</w:t>
+      </w:r>
+      <w:bookmarkEnd w:id="57"/>
     </w:p>
     <w:p>
       <w:pPr>
@@ -20367,7 +21171,7 @@
           <w:b/>
           <w:color w:val="0369A1"/>
         </w:rPr>
-        <w:t>4.</w:t>
+        <w:t>1.</w:t>
       </w:r>
       <w:r>
         <w:rPr>
@@ -20377,13 +21181,16 @@
         <w:tab/>
       </w:r>
       <w:r>
-        <w:rPr>
-          <w:b/>
-        </w:rPr>
-        <w:t>Hand to customer</w:t>
-      </w:r>
-      <w:r>
-        <w:t xml:space="preserve"> to confirm details, initial and sign.</w:t>
+        <w:t xml:space="preserve">Tap the customer's order in </w:t>
+      </w:r>
+      <w:r>
+        <w:rPr>
+          <w:b/>
+        </w:rPr>
+        <w:t>Waiting to pay</w:t>
+      </w:r>
+      <w:r>
+        <w:t>.</w:t>
       </w:r>
     </w:p>
     <w:p>
@@ -20399,7 +21206,7 @@
           <w:b/>
           <w:color w:val="0369A1"/>
         </w:rPr>
-        <w:t>5.</w:t>
+        <w:t>2.</w:t>
       </w:r>
       <w:r>
         <w:rPr>
@@ -20409,42 +21216,8 @@
         <w:tab/>
       </w:r>
       <w:r>
-        <w:rPr>
-          <w:b/>
-        </w:rPr>
-        <w:t>Complete sale</w:t>
-      </w:r>
-      <w:r>
-        <w:t xml:space="preserve">, then </w:t>
-      </w:r>
-      <w:r>
-        <w:rPr>
-          <w:b/>
-        </w:rPr>
-        <w:t>Print</w:t>
-      </w:r>
-      <w:r>
-        <w:t xml:space="preserve"> the sales sheet or </w:t>
-      </w:r>
-      <w:r>
-        <w:rPr>
-          <w:b/>
-        </w:rPr>
-        <w:t>Email</w:t>
-      </w:r>
-      <w:r>
-        <w:t xml:space="preserve"> it to the customer.</w:t>
-      </w:r>
-    </w:p>
-    <w:p>
-      <w:pPr>
-        <w:pStyle w:val="Heading2"/>
-      </w:pPr>
-      <w:bookmarkStart w:id="55" w:name="_Toc242011294"/>
-      <w:r>
-        <w:t>Inventory counts</w:t>
-      </w:r>
-      <w:bookmarkEnd w:id="55"/>
+        <w:t>Review the items and details with the customer.</w:t>
+      </w:r>
     </w:p>
     <w:p>
       <w:pPr>
@@ -20459,7 +21232,7 @@
           <w:b/>
           <w:color w:val="0369A1"/>
         </w:rPr>
-        <w:t>1.</w:t>
+        <w:t>3.</w:t>
       </w:r>
       <w:r>
         <w:rPr>
@@ -20469,31 +21242,13 @@
         <w:tab/>
       </w:r>
       <w:r>
-        <w:t xml:space="preserve">Before the doors open: </w:t>
-      </w:r>
-      <w:r>
-        <w:rPr>
-          <w:b/>
-        </w:rPr>
-        <w:t>Inventory</w:t>
-      </w:r>
-      <w:r>
-        <w:t xml:space="preserve"> → </w:t>
-      </w:r>
-      <w:r>
-        <w:rPr>
-          <w:b/>
-        </w:rPr>
-        <w:t>Start-of-event count</w:t>
-      </w:r>
-      <w:r>
-        <w:t xml:space="preserve"> → </w:t>
-      </w:r>
-      <w:r>
-        <w:rPr>
-          <w:b/>
-        </w:rPr>
-        <w:t>Count now</w:t>
+        <w:t xml:space="preserve">Pick the payment method, then </w:t>
+      </w:r>
+      <w:r>
+        <w:rPr>
+          <w:b/>
+        </w:rPr>
+        <w:t>Record payment</w:t>
       </w:r>
       <w:r>
         <w:t>.</w:t>
@@ -20512,7 +21267,7 @@
           <w:b/>
           <w:color w:val="0369A1"/>
         </w:rPr>
-        <w:t>2.</w:t>
+        <w:t>4.</w:t>
       </w:r>
       <w:r>
         <w:rPr>
@@ -20522,34 +21277,13 @@
         <w:tab/>
       </w:r>
       <w:r>
-        <w:t xml:space="preserve">After the event: </w:t>
-      </w:r>
-      <w:r>
-        <w:rPr>
-          <w:b/>
-        </w:rPr>
-        <w:t>Inventory</w:t>
-      </w:r>
-      <w:r>
-        <w:t xml:space="preserve"> → </w:t>
-      </w:r>
-      <w:r>
-        <w:rPr>
-          <w:b/>
-        </w:rPr>
-        <w:t>End-of-event count</w:t>
-      </w:r>
-      <w:r>
-        <w:t xml:space="preserve"> → </w:t>
-      </w:r>
-      <w:r>
-        <w:rPr>
-          <w:b/>
-        </w:rPr>
-        <w:t>Count now</w:t>
-      </w:r>
-      <w:r>
-        <w:t>.</w:t>
+        <w:rPr>
+          <w:b/>
+        </w:rPr>
+        <w:t>Hand to customer</w:t>
+      </w:r>
+      <w:r>
+        <w:t xml:space="preserve"> to confirm details, initial and sign.</w:t>
       </w:r>
     </w:p>
     <w:p>
@@ -20565,7 +21299,7 @@
           <w:b/>
           <w:color w:val="0369A1"/>
         </w:rPr>
-        <w:t>3.</w:t>
+        <w:t>5.</w:t>
       </w:r>
       <w:r>
         <w:rPr>
@@ -20575,35 +21309,42 @@
         <w:tab/>
       </w:r>
       <w:r>
-        <w:t xml:space="preserve">Enter what's on the shelf for each size, or tap </w:t>
-      </w:r>
-      <w:r>
-        <w:rPr>
-          <w:b/>
-        </w:rPr>
-        <w:t>Matches</w:t>
-      </w:r>
-      <w:r>
-        <w:t xml:space="preserve"> (or </w:t>
-      </w:r>
-      <w:r>
-        <w:rPr>
-          <w:b/>
-        </w:rPr>
-        <w:t>Fill the rest as matching</w:t>
-      </w:r>
-      <w:r>
-        <w:t xml:space="preserve">), then </w:t>
-      </w:r>
-      <w:r>
-        <w:rPr>
-          <w:b/>
-        </w:rPr>
-        <w:t>Save count</w:t>
-      </w:r>
-      <w:r>
-        <w:t>.</w:t>
-      </w:r>
+        <w:rPr>
+          <w:b/>
+        </w:rPr>
+        <w:t>Complete sale</w:t>
+      </w:r>
+      <w:r>
+        <w:t xml:space="preserve">, then </w:t>
+      </w:r>
+      <w:r>
+        <w:rPr>
+          <w:b/>
+        </w:rPr>
+        <w:t>Print</w:t>
+      </w:r>
+      <w:r>
+        <w:t xml:space="preserve"> the sales sheet or </w:t>
+      </w:r>
+      <w:r>
+        <w:rPr>
+          <w:b/>
+        </w:rPr>
+        <w:t>Email</w:t>
+      </w:r>
+      <w:r>
+        <w:t xml:space="preserve"> it to the customer.</w:t>
+      </w:r>
+    </w:p>
+    <w:p>
+      <w:pPr>
+        <w:pStyle w:val="Heading2"/>
+      </w:pPr>
+      <w:bookmarkStart w:id="58" w:name="_Toc242013167"/>
+      <w:r>
+        <w:t>Inventory counts</w:t>
+      </w:r>
+      <w:bookmarkEnd w:id="58"/>
     </w:p>
     <w:p>
       <w:pPr>
@@ -20618,6 +21359,165 @@
           <w:b/>
           <w:color w:val="0369A1"/>
         </w:rPr>
+        <w:t>1.</w:t>
+      </w:r>
+      <w:r>
+        <w:rPr>
+          <w:b/>
+          <w:color w:val="0369A1"/>
+        </w:rPr>
+        <w:tab/>
+      </w:r>
+      <w:r>
+        <w:t xml:space="preserve">Before the doors open: </w:t>
+      </w:r>
+      <w:r>
+        <w:rPr>
+          <w:b/>
+        </w:rPr>
+        <w:t>Inventory</w:t>
+      </w:r>
+      <w:r>
+        <w:t xml:space="preserve"> → </w:t>
+      </w:r>
+      <w:r>
+        <w:rPr>
+          <w:b/>
+        </w:rPr>
+        <w:t>Start-of-event count</w:t>
+      </w:r>
+      <w:r>
+        <w:t xml:space="preserve"> → </w:t>
+      </w:r>
+      <w:r>
+        <w:rPr>
+          <w:b/>
+        </w:rPr>
+        <w:t>Count now</w:t>
+      </w:r>
+      <w:r>
+        <w:t>.</w:t>
+      </w:r>
+    </w:p>
+    <w:p>
+      <w:pPr>
+        <w:tabs>
+          <w:tab w:val="left" w:pos="504"/>
+        </w:tabs>
+        <w:spacing w:after="80"/>
+        <w:ind w:left="504" w:hanging="432"/>
+      </w:pPr>
+      <w:r>
+        <w:rPr>
+          <w:b/>
+          <w:color w:val="0369A1"/>
+        </w:rPr>
+        <w:t>2.</w:t>
+      </w:r>
+      <w:r>
+        <w:rPr>
+          <w:b/>
+          <w:color w:val="0369A1"/>
+        </w:rPr>
+        <w:tab/>
+      </w:r>
+      <w:r>
+        <w:t xml:space="preserve">After the event: </w:t>
+      </w:r>
+      <w:r>
+        <w:rPr>
+          <w:b/>
+        </w:rPr>
+        <w:t>Inventory</w:t>
+      </w:r>
+      <w:r>
+        <w:t xml:space="preserve"> → </w:t>
+      </w:r>
+      <w:r>
+        <w:rPr>
+          <w:b/>
+        </w:rPr>
+        <w:t>End-of-event count</w:t>
+      </w:r>
+      <w:r>
+        <w:t xml:space="preserve"> → </w:t>
+      </w:r>
+      <w:r>
+        <w:rPr>
+          <w:b/>
+        </w:rPr>
+        <w:t>Count now</w:t>
+      </w:r>
+      <w:r>
+        <w:t>.</w:t>
+      </w:r>
+    </w:p>
+    <w:p>
+      <w:pPr>
+        <w:tabs>
+          <w:tab w:val="left" w:pos="504"/>
+        </w:tabs>
+        <w:spacing w:after="80"/>
+        <w:ind w:left="504" w:hanging="432"/>
+      </w:pPr>
+      <w:r>
+        <w:rPr>
+          <w:b/>
+          <w:color w:val="0369A1"/>
+        </w:rPr>
+        <w:t>3.</w:t>
+      </w:r>
+      <w:r>
+        <w:rPr>
+          <w:b/>
+          <w:color w:val="0369A1"/>
+        </w:rPr>
+        <w:tab/>
+      </w:r>
+      <w:r>
+        <w:t xml:space="preserve">Enter what's on the shelf for each size, or tap </w:t>
+      </w:r>
+      <w:r>
+        <w:rPr>
+          <w:b/>
+        </w:rPr>
+        <w:t>Matches</w:t>
+      </w:r>
+      <w:r>
+        <w:t xml:space="preserve"> (or </w:t>
+      </w:r>
+      <w:r>
+        <w:rPr>
+          <w:b/>
+        </w:rPr>
+        <w:t>Fill the rest as matching</w:t>
+      </w:r>
+      <w:r>
+        <w:t xml:space="preserve">), then </w:t>
+      </w:r>
+      <w:r>
+        <w:rPr>
+          <w:b/>
+        </w:rPr>
+        <w:t>Save count</w:t>
+      </w:r>
+      <w:r>
+        <w:t>.</w:t>
+      </w:r>
+    </w:p>
+    <w:p>
+      <w:pPr>
+        <w:tabs>
+          <w:tab w:val="left" w:pos="504"/>
+        </w:tabs>
+        <w:spacing w:after="80"/>
+        <w:ind w:left="504" w:hanging="432"/>
+      </w:pPr>
+      <w:r>
+        <w:rPr>
+          <w:b/>
+          <w:color w:val="0369A1"/>
+        </w:rPr>
         <w:t>4.</w:t>
       </w:r>
       <w:r>
@@ -20644,11 +21544,11 @@
       <w:pPr>
         <w:pStyle w:val="Heading2"/>
       </w:pPr>
-      <w:bookmarkStart w:id="56" w:name="_Toc242011295"/>
+      <w:bookmarkStart w:id="59" w:name="_Toc242013168"/>
       <w:r>
         <w:t>Order status at a glance</w:t>
       </w:r>
-      <w:bookmarkEnd w:id="56"/>
+      <w:bookmarkEnd w:id="59"/>
     </w:p>
     <w:tbl>
       <w:tblPr>
@@ -20968,7 +21868,7 @@
       </w:pPr>
     </w:p>
     <w:sectPr>
-      <w:footerReference w:type="default" r:id="rId49"/>
+      <w:footerReference w:type="default" r:id="rId51"/>
       <w:pgSz w:w="12240" w:h="15840"/>
       <w:pgMar w:top="1296" w:right="1440" w:bottom="1296" w:left="1440" w:header="720" w:footer="720" w:gutter="0"/>
       <w:cols w:space="720"/>
@@ -21264,31 +22164,31 @@
       </w:rPr>
     </w:lvl>
   </w:abstractNum>
-  <w:num w:numId="1" w16cid:durableId="159195658">
+  <w:num w:numId="1" w16cid:durableId="1473449284">
     <w:abstractNumId w:val="8"/>
   </w:num>
-  <w:num w:numId="2" w16cid:durableId="251353431">
+  <w:num w:numId="2" w16cid:durableId="152067001">
     <w:abstractNumId w:val="6"/>
   </w:num>
-  <w:num w:numId="3" w16cid:durableId="1567229824">
+  <w:num w:numId="3" w16cid:durableId="1385981142">
     <w:abstractNumId w:val="5"/>
   </w:num>
-  <w:num w:numId="4" w16cid:durableId="1335887360">
+  <w:num w:numId="4" w16cid:durableId="1463764056">
     <w:abstractNumId w:val="4"/>
   </w:num>
-  <w:num w:numId="5" w16cid:durableId="976371370">
+  <w:num w:numId="5" w16cid:durableId="14772041">
     <w:abstractNumId w:val="7"/>
   </w:num>
-  <w:num w:numId="6" w16cid:durableId="1864435299">
+  <w:num w:numId="6" w16cid:durableId="363559026">
     <w:abstractNumId w:val="3"/>
   </w:num>
-  <w:num w:numId="7" w16cid:durableId="231626068">
+  <w:num w:numId="7" w16cid:durableId="585845614">
     <w:abstractNumId w:val="2"/>
   </w:num>
-  <w:num w:numId="8" w16cid:durableId="1786191671">
+  <w:num w:numId="8" w16cid:durableId="1926185301">
     <w:abstractNumId w:val="1"/>
   </w:num>
-  <w:num w:numId="9" w16cid:durableId="541212968">
+  <w:num w:numId="9" w16cid:durableId="418408840">
     <w:abstractNumId w:val="0"/>
   </w:num>
 </w:numbering>
@@ -32680,7 +33580,7 @@
     <w:autoRedefine/>
     <w:uiPriority w:val="39"/>
     <w:unhideWhenUsed/>
-    <w:rsid w:val="00241AE8"/>
+    <w:rsid w:val="00F15F69"/>
     <w:pPr>
       <w:spacing w:after="100"/>
     </w:pPr>
@@ -32692,7 +33592,7 @@
     <w:autoRedefine/>
     <w:uiPriority w:val="39"/>
     <w:unhideWhenUsed/>
-    <w:rsid w:val="00241AE8"/>
+    <w:rsid w:val="00F15F69"/>
     <w:pPr>
       <w:spacing w:after="100"/>
       <w:ind w:left="220"/>
@@ -32703,7 +33603,7 @@
     <w:basedOn w:val="DefaultParagraphFont"/>
     <w:uiPriority w:val="99"/>
     <w:unhideWhenUsed/>
-    <w:rsid w:val="00241AE8"/>
+    <w:rsid w:val="00F15F69"/>
     <w:rPr>
       <w:color w:val="0000FF" w:themeColor="hyperlink"/>
       <w:u w:val="single"/>

--- a/Documents/CFS Sales App User Guide.docx
+++ b/Documents/CFS Sales App User Guide.docx
@@ -345,7 +345,7 @@
       <w:r>
         <w:fldChar w:fldCharType="separate"/>
       </w:r>
-      <w:hyperlink w:anchor="_Toc242013109" w:history="1">
+      <w:hyperlink w:anchor="_Toc242102868" w:history="1">
         <w:r>
           <w:rPr>
             <w:rStyle w:val="Hyperlink"/>
@@ -372,7 +372,7 @@
             <w:noProof/>
             <w:webHidden/>
           </w:rPr>
-          <w:instrText xml:space="preserve"> PAGEREF _Toc242013109 \h </w:instrText>
+          <w:instrText xml:space="preserve"> PAGEREF _Toc242102868 \h </w:instrText>
         </w:r>
         <w:r>
           <w:rPr>
@@ -413,7 +413,7 @@
           <w:noProof/>
         </w:rPr>
       </w:pPr>
-      <w:hyperlink w:anchor="_Toc242013110" w:history="1">
+      <w:hyperlink w:anchor="_Toc242102869" w:history="1">
         <w:r>
           <w:rPr>
             <w:rStyle w:val="Hyperlink"/>
@@ -440,7 +440,7 @@
             <w:noProof/>
             <w:webHidden/>
           </w:rPr>
-          <w:instrText xml:space="preserve"> PAGEREF _Toc242013110 \h </w:instrText>
+          <w:instrText xml:space="preserve"> PAGEREF _Toc242102869 \h </w:instrText>
         </w:r>
         <w:r>
           <w:rPr>
@@ -481,7 +481,7 @@
           <w:noProof/>
         </w:rPr>
       </w:pPr>
-      <w:hyperlink w:anchor="_Toc242013111" w:history="1">
+      <w:hyperlink w:anchor="_Toc242102870" w:history="1">
         <w:r>
           <w:rPr>
             <w:rStyle w:val="Hyperlink"/>
@@ -508,7 +508,7 @@
             <w:noProof/>
             <w:webHidden/>
           </w:rPr>
-          <w:instrText xml:space="preserve"> PAGEREF _Toc242013111 \h </w:instrText>
+          <w:instrText xml:space="preserve"> PAGEREF _Toc242102870 \h </w:instrText>
         </w:r>
         <w:r>
           <w:rPr>
@@ -549,7 +549,7 @@
           <w:noProof/>
         </w:rPr>
       </w:pPr>
-      <w:hyperlink w:anchor="_Toc242013112" w:history="1">
+      <w:hyperlink w:anchor="_Toc242102871" w:history="1">
         <w:r>
           <w:rPr>
             <w:rStyle w:val="Hyperlink"/>
@@ -576,7 +576,7 @@
             <w:noProof/>
             <w:webHidden/>
           </w:rPr>
-          <w:instrText xml:space="preserve"> PAGEREF _Toc242013112 \h </w:instrText>
+          <w:instrText xml:space="preserve"> PAGEREF _Toc242102871 \h </w:instrText>
         </w:r>
         <w:r>
           <w:rPr>
@@ -617,7 +617,7 @@
           <w:noProof/>
         </w:rPr>
       </w:pPr>
-      <w:hyperlink w:anchor="_Toc242013113" w:history="1">
+      <w:hyperlink w:anchor="_Toc242102872" w:history="1">
         <w:r>
           <w:rPr>
             <w:rStyle w:val="Hyperlink"/>
@@ -644,7 +644,7 @@
             <w:noProof/>
             <w:webHidden/>
           </w:rPr>
-          <w:instrText xml:space="preserve"> PAGEREF _Toc242013113 \h </w:instrText>
+          <w:instrText xml:space="preserve"> PAGEREF _Toc242102872 \h </w:instrText>
         </w:r>
         <w:r>
           <w:rPr>
@@ -685,7 +685,7 @@
           <w:noProof/>
         </w:rPr>
       </w:pPr>
-      <w:hyperlink w:anchor="_Toc242013114" w:history="1">
+      <w:hyperlink w:anchor="_Toc242102873" w:history="1">
         <w:r>
           <w:rPr>
             <w:rStyle w:val="Hyperlink"/>
@@ -712,7 +712,7 @@
             <w:noProof/>
             <w:webHidden/>
           </w:rPr>
-          <w:instrText xml:space="preserve"> PAGEREF _Toc242013114 \h </w:instrText>
+          <w:instrText xml:space="preserve"> PAGEREF _Toc242102873 \h </w:instrText>
         </w:r>
         <w:r>
           <w:rPr>
@@ -753,7 +753,7 @@
           <w:noProof/>
         </w:rPr>
       </w:pPr>
-      <w:hyperlink w:anchor="_Toc242013115" w:history="1">
+      <w:hyperlink w:anchor="_Toc242102874" w:history="1">
         <w:r>
           <w:rPr>
             <w:rStyle w:val="Hyperlink"/>
@@ -780,7 +780,7 @@
             <w:noProof/>
             <w:webHidden/>
           </w:rPr>
-          <w:instrText xml:space="preserve"> PAGEREF _Toc242013115 \h </w:instrText>
+          <w:instrText xml:space="preserve"> PAGEREF _Toc242102874 \h </w:instrText>
         </w:r>
         <w:r>
           <w:rPr>
@@ -821,7 +821,7 @@
           <w:noProof/>
         </w:rPr>
       </w:pPr>
-      <w:hyperlink w:anchor="_Toc242013116" w:history="1">
+      <w:hyperlink w:anchor="_Toc242102875" w:history="1">
         <w:r>
           <w:rPr>
             <w:rStyle w:val="Hyperlink"/>
@@ -848,7 +848,7 @@
             <w:noProof/>
             <w:webHidden/>
           </w:rPr>
-          <w:instrText xml:space="preserve"> PAGEREF _Toc242013116 \h </w:instrText>
+          <w:instrText xml:space="preserve"> PAGEREF _Toc242102875 \h </w:instrText>
         </w:r>
         <w:r>
           <w:rPr>
@@ -889,7 +889,7 @@
           <w:noProof/>
         </w:rPr>
       </w:pPr>
-      <w:hyperlink w:anchor="_Toc242013117" w:history="1">
+      <w:hyperlink w:anchor="_Toc242102876" w:history="1">
         <w:r>
           <w:rPr>
             <w:rStyle w:val="Hyperlink"/>
@@ -916,7 +916,7 @@
             <w:noProof/>
             <w:webHidden/>
           </w:rPr>
-          <w:instrText xml:space="preserve"> PAGEREF _Toc242013117 \h </w:instrText>
+          <w:instrText xml:space="preserve"> PAGEREF _Toc242102876 \h </w:instrText>
         </w:r>
         <w:r>
           <w:rPr>
@@ -957,7 +957,7 @@
           <w:noProof/>
         </w:rPr>
       </w:pPr>
-      <w:hyperlink w:anchor="_Toc242013118" w:history="1">
+      <w:hyperlink w:anchor="_Toc242102877" w:history="1">
         <w:r>
           <w:rPr>
             <w:rStyle w:val="Hyperlink"/>
@@ -984,7 +984,7 @@
             <w:noProof/>
             <w:webHidden/>
           </w:rPr>
-          <w:instrText xml:space="preserve"> PAGEREF _Toc242013118 \h </w:instrText>
+          <w:instrText xml:space="preserve"> PAGEREF _Toc242102877 \h </w:instrText>
         </w:r>
         <w:r>
           <w:rPr>
@@ -1025,7 +1025,7 @@
           <w:noProof/>
         </w:rPr>
       </w:pPr>
-      <w:hyperlink w:anchor="_Toc242013119" w:history="1">
+      <w:hyperlink w:anchor="_Toc242102878" w:history="1">
         <w:r>
           <w:rPr>
             <w:rStyle w:val="Hyperlink"/>
@@ -1052,7 +1052,7 @@
             <w:noProof/>
             <w:webHidden/>
           </w:rPr>
-          <w:instrText xml:space="preserve"> PAGEREF _Toc242013119 \h </w:instrText>
+          <w:instrText xml:space="preserve"> PAGEREF _Toc242102878 \h </w:instrText>
         </w:r>
         <w:r>
           <w:rPr>
@@ -1093,7 +1093,7 @@
           <w:noProof/>
         </w:rPr>
       </w:pPr>
-      <w:hyperlink w:anchor="_Toc242013120" w:history="1">
+      <w:hyperlink w:anchor="_Toc242102879" w:history="1">
         <w:r>
           <w:rPr>
             <w:rStyle w:val="Hyperlink"/>
@@ -1120,7 +1120,7 @@
             <w:noProof/>
             <w:webHidden/>
           </w:rPr>
-          <w:instrText xml:space="preserve"> PAGEREF _Toc242013120 \h </w:instrText>
+          <w:instrText xml:space="preserve"> PAGEREF _Toc242102879 \h </w:instrText>
         </w:r>
         <w:r>
           <w:rPr>
@@ -1161,7 +1161,7 @@
           <w:noProof/>
         </w:rPr>
       </w:pPr>
-      <w:hyperlink w:anchor="_Toc242013121" w:history="1">
+      <w:hyperlink w:anchor="_Toc242102880" w:history="1">
         <w:r>
           <w:rPr>
             <w:rStyle w:val="Hyperlink"/>
@@ -1188,7 +1188,7 @@
             <w:noProof/>
             <w:webHidden/>
           </w:rPr>
-          <w:instrText xml:space="preserve"> PAGEREF _Toc242013121 \h </w:instrText>
+          <w:instrText xml:space="preserve"> PAGEREF _Toc242102880 \h </w:instrText>
         </w:r>
         <w:r>
           <w:rPr>
@@ -1229,7 +1229,7 @@
           <w:noProof/>
         </w:rPr>
       </w:pPr>
-      <w:hyperlink w:anchor="_Toc242013122" w:history="1">
+      <w:hyperlink w:anchor="_Toc242102881" w:history="1">
         <w:r>
           <w:rPr>
             <w:rStyle w:val="Hyperlink"/>
@@ -1256,7 +1256,7 @@
             <w:noProof/>
             <w:webHidden/>
           </w:rPr>
-          <w:instrText xml:space="preserve"> PAGEREF _Toc242013122 \h </w:instrText>
+          <w:instrText xml:space="preserve"> PAGEREF _Toc242102881 \h </w:instrText>
         </w:r>
         <w:r>
           <w:rPr>
@@ -1297,7 +1297,7 @@
           <w:noProof/>
         </w:rPr>
       </w:pPr>
-      <w:hyperlink w:anchor="_Toc242013123" w:history="1">
+      <w:hyperlink w:anchor="_Toc242102882" w:history="1">
         <w:r>
           <w:rPr>
             <w:rStyle w:val="Hyperlink"/>
@@ -1324,7 +1324,7 @@
             <w:noProof/>
             <w:webHidden/>
           </w:rPr>
-          <w:instrText xml:space="preserve"> PAGEREF _Toc242013123 \h </w:instrText>
+          <w:instrText xml:space="preserve"> PAGEREF _Toc242102882 \h </w:instrText>
         </w:r>
         <w:r>
           <w:rPr>
@@ -1365,7 +1365,7 @@
           <w:noProof/>
         </w:rPr>
       </w:pPr>
-      <w:hyperlink w:anchor="_Toc242013124" w:history="1">
+      <w:hyperlink w:anchor="_Toc242102883" w:history="1">
         <w:r>
           <w:rPr>
             <w:rStyle w:val="Hyperlink"/>
@@ -1392,7 +1392,7 @@
             <w:noProof/>
             <w:webHidden/>
           </w:rPr>
-          <w:instrText xml:space="preserve"> PAGEREF _Toc242013124 \h </w:instrText>
+          <w:instrText xml:space="preserve"> PAGEREF _Toc242102883 \h </w:instrText>
         </w:r>
         <w:r>
           <w:rPr>
@@ -1433,7 +1433,7 @@
           <w:noProof/>
         </w:rPr>
       </w:pPr>
-      <w:hyperlink w:anchor="_Toc242013125" w:history="1">
+      <w:hyperlink w:anchor="_Toc242102884" w:history="1">
         <w:r>
           <w:rPr>
             <w:rStyle w:val="Hyperlink"/>
@@ -1460,7 +1460,7 @@
             <w:noProof/>
             <w:webHidden/>
           </w:rPr>
-          <w:instrText xml:space="preserve"> PAGEREF _Toc242013125 \h </w:instrText>
+          <w:instrText xml:space="preserve"> PAGEREF _Toc242102884 \h </w:instrText>
         </w:r>
         <w:r>
           <w:rPr>
@@ -1501,7 +1501,7 @@
           <w:noProof/>
         </w:rPr>
       </w:pPr>
-      <w:hyperlink w:anchor="_Toc242013126" w:history="1">
+      <w:hyperlink w:anchor="_Toc242102885" w:history="1">
         <w:r>
           <w:rPr>
             <w:rStyle w:val="Hyperlink"/>
@@ -1528,7 +1528,7 @@
             <w:noProof/>
             <w:webHidden/>
           </w:rPr>
-          <w:instrText xml:space="preserve"> PAGEREF _Toc242013126 \h </w:instrText>
+          <w:instrText xml:space="preserve"> PAGEREF _Toc242102885 \h </w:instrText>
         </w:r>
         <w:r>
           <w:rPr>
@@ -1569,7 +1569,7 @@
           <w:noProof/>
         </w:rPr>
       </w:pPr>
-      <w:hyperlink w:anchor="_Toc242013127" w:history="1">
+      <w:hyperlink w:anchor="_Toc242102886" w:history="1">
         <w:r>
           <w:rPr>
             <w:rStyle w:val="Hyperlink"/>
@@ -1596,7 +1596,7 @@
             <w:noProof/>
             <w:webHidden/>
           </w:rPr>
-          <w:instrText xml:space="preserve"> PAGEREF _Toc242013127 \h </w:instrText>
+          <w:instrText xml:space="preserve"> PAGEREF _Toc242102886 \h </w:instrText>
         </w:r>
         <w:r>
           <w:rPr>
@@ -1637,7 +1637,7 @@
           <w:noProof/>
         </w:rPr>
       </w:pPr>
-      <w:hyperlink w:anchor="_Toc242013128" w:history="1">
+      <w:hyperlink w:anchor="_Toc242102887" w:history="1">
         <w:r>
           <w:rPr>
             <w:rStyle w:val="Hyperlink"/>
@@ -1664,7 +1664,7 @@
             <w:noProof/>
             <w:webHidden/>
           </w:rPr>
-          <w:instrText xml:space="preserve"> PAGEREF _Toc242013128 \h </w:instrText>
+          <w:instrText xml:space="preserve"> PAGEREF _Toc242102887 \h </w:instrText>
         </w:r>
         <w:r>
           <w:rPr>
@@ -1705,7 +1705,7 @@
           <w:noProof/>
         </w:rPr>
       </w:pPr>
-      <w:hyperlink w:anchor="_Toc242013129" w:history="1">
+      <w:hyperlink w:anchor="_Toc242102888" w:history="1">
         <w:r>
           <w:rPr>
             <w:rStyle w:val="Hyperlink"/>
@@ -1732,7 +1732,7 @@
             <w:noProof/>
             <w:webHidden/>
           </w:rPr>
-          <w:instrText xml:space="preserve"> PAGEREF _Toc242013129 \h </w:instrText>
+          <w:instrText xml:space="preserve"> PAGEREF _Toc242102888 \h </w:instrText>
         </w:r>
         <w:r>
           <w:rPr>
@@ -1773,7 +1773,7 @@
           <w:noProof/>
         </w:rPr>
       </w:pPr>
-      <w:hyperlink w:anchor="_Toc242013130" w:history="1">
+      <w:hyperlink w:anchor="_Toc242102889" w:history="1">
         <w:r>
           <w:rPr>
             <w:rStyle w:val="Hyperlink"/>
@@ -1800,7 +1800,7 @@
             <w:noProof/>
             <w:webHidden/>
           </w:rPr>
-          <w:instrText xml:space="preserve"> PAGEREF _Toc242013130 \h </w:instrText>
+          <w:instrText xml:space="preserve"> PAGEREF _Toc242102889 \h </w:instrText>
         </w:r>
         <w:r>
           <w:rPr>
@@ -1841,7 +1841,7 @@
           <w:noProof/>
         </w:rPr>
       </w:pPr>
-      <w:hyperlink w:anchor="_Toc242013131" w:history="1">
+      <w:hyperlink w:anchor="_Toc242102890" w:history="1">
         <w:r>
           <w:rPr>
             <w:rStyle w:val="Hyperlink"/>
@@ -1868,7 +1868,7 @@
             <w:noProof/>
             <w:webHidden/>
           </w:rPr>
-          <w:instrText xml:space="preserve"> PAGEREF _Toc242013131 \h </w:instrText>
+          <w:instrText xml:space="preserve"> PAGEREF _Toc242102890 \h </w:instrText>
         </w:r>
         <w:r>
           <w:rPr>
@@ -1909,7 +1909,7 @@
           <w:noProof/>
         </w:rPr>
       </w:pPr>
-      <w:hyperlink w:anchor="_Toc242013132" w:history="1">
+      <w:hyperlink w:anchor="_Toc242102891" w:history="1">
         <w:r>
           <w:rPr>
             <w:rStyle w:val="Hyperlink"/>
@@ -1936,7 +1936,7 @@
             <w:noProof/>
             <w:webHidden/>
           </w:rPr>
-          <w:instrText xml:space="preserve"> PAGEREF _Toc242013132 \h </w:instrText>
+          <w:instrText xml:space="preserve"> PAGEREF _Toc242102891 \h </w:instrText>
         </w:r>
         <w:r>
           <w:rPr>
@@ -1977,7 +1977,7 @@
           <w:noProof/>
         </w:rPr>
       </w:pPr>
-      <w:hyperlink w:anchor="_Toc242013133" w:history="1">
+      <w:hyperlink w:anchor="_Toc242102892" w:history="1">
         <w:r>
           <w:rPr>
             <w:rStyle w:val="Hyperlink"/>
@@ -2004,7 +2004,7 @@
             <w:noProof/>
             <w:webHidden/>
           </w:rPr>
-          <w:instrText xml:space="preserve"> PAGEREF _Toc242013133 \h </w:instrText>
+          <w:instrText xml:space="preserve"> PAGEREF _Toc242102892 \h </w:instrText>
         </w:r>
         <w:r>
           <w:rPr>
@@ -2045,7 +2045,7 @@
           <w:noProof/>
         </w:rPr>
       </w:pPr>
-      <w:hyperlink w:anchor="_Toc242013134" w:history="1">
+      <w:hyperlink w:anchor="_Toc242102893" w:history="1">
         <w:r>
           <w:rPr>
             <w:rStyle w:val="Hyperlink"/>
@@ -2072,7 +2072,7 @@
             <w:noProof/>
             <w:webHidden/>
           </w:rPr>
-          <w:instrText xml:space="preserve"> PAGEREF _Toc242013134 \h </w:instrText>
+          <w:instrText xml:space="preserve"> PAGEREF _Toc242102893 \h </w:instrText>
         </w:r>
         <w:r>
           <w:rPr>
@@ -2092,7 +2092,7 @@
             <w:noProof/>
             <w:webHidden/>
           </w:rPr>
-          <w:t>20</w:t>
+          <w:t>21</w:t>
         </w:r>
         <w:r>
           <w:rPr>
@@ -2113,7 +2113,7 @@
           <w:noProof/>
         </w:rPr>
       </w:pPr>
-      <w:hyperlink w:anchor="_Toc242013135" w:history="1">
+      <w:hyperlink w:anchor="_Toc242102894" w:history="1">
         <w:r>
           <w:rPr>
             <w:rStyle w:val="Hyperlink"/>
@@ -2140,7 +2140,7 @@
             <w:noProof/>
             <w:webHidden/>
           </w:rPr>
-          <w:instrText xml:space="preserve"> PAGEREF _Toc242013135 \h </w:instrText>
+          <w:instrText xml:space="preserve"> PAGEREF _Toc242102894 \h </w:instrText>
         </w:r>
         <w:r>
           <w:rPr>
@@ -2181,7 +2181,7 @@
           <w:noProof/>
         </w:rPr>
       </w:pPr>
-      <w:hyperlink w:anchor="_Toc242013136" w:history="1">
+      <w:hyperlink w:anchor="_Toc242102895" w:history="1">
         <w:r>
           <w:rPr>
             <w:rStyle w:val="Hyperlink"/>
@@ -2208,7 +2208,7 @@
             <w:noProof/>
             <w:webHidden/>
           </w:rPr>
-          <w:instrText xml:space="preserve"> PAGEREF _Toc242013136 \h </w:instrText>
+          <w:instrText xml:space="preserve"> PAGEREF _Toc242102895 \h </w:instrText>
         </w:r>
         <w:r>
           <w:rPr>
@@ -2249,7 +2249,7 @@
           <w:noProof/>
         </w:rPr>
       </w:pPr>
-      <w:hyperlink w:anchor="_Toc242013137" w:history="1">
+      <w:hyperlink w:anchor="_Toc242102896" w:history="1">
         <w:r>
           <w:rPr>
             <w:rStyle w:val="Hyperlink"/>
@@ -2276,7 +2276,7 @@
             <w:noProof/>
             <w:webHidden/>
           </w:rPr>
-          <w:instrText xml:space="preserve"> PAGEREF _Toc242013137 \h </w:instrText>
+          <w:instrText xml:space="preserve"> PAGEREF _Toc242102896 \h </w:instrText>
         </w:r>
         <w:r>
           <w:rPr>
@@ -2317,7 +2317,7 @@
           <w:noProof/>
         </w:rPr>
       </w:pPr>
-      <w:hyperlink w:anchor="_Toc242013138" w:history="1">
+      <w:hyperlink w:anchor="_Toc242102897" w:history="1">
         <w:r>
           <w:rPr>
             <w:rStyle w:val="Hyperlink"/>
@@ -2344,7 +2344,7 @@
             <w:noProof/>
             <w:webHidden/>
           </w:rPr>
-          <w:instrText xml:space="preserve"> PAGEREF _Toc242013138 \h </w:instrText>
+          <w:instrText xml:space="preserve"> PAGEREF _Toc242102897 \h </w:instrText>
         </w:r>
         <w:r>
           <w:rPr>
@@ -2385,7 +2385,7 @@
           <w:noProof/>
         </w:rPr>
       </w:pPr>
-      <w:hyperlink w:anchor="_Toc242013139" w:history="1">
+      <w:hyperlink w:anchor="_Toc242102898" w:history="1">
         <w:r>
           <w:rPr>
             <w:rStyle w:val="Hyperlink"/>
@@ -2412,7 +2412,7 @@
             <w:noProof/>
             <w:webHidden/>
           </w:rPr>
-          <w:instrText xml:space="preserve"> PAGEREF _Toc242013139 \h </w:instrText>
+          <w:instrText xml:space="preserve"> PAGEREF _Toc242102898 \h </w:instrText>
         </w:r>
         <w:r>
           <w:rPr>
@@ -2453,7 +2453,7 @@
           <w:noProof/>
         </w:rPr>
       </w:pPr>
-      <w:hyperlink w:anchor="_Toc242013140" w:history="1">
+      <w:hyperlink w:anchor="_Toc242102899" w:history="1">
         <w:r>
           <w:rPr>
             <w:rStyle w:val="Hyperlink"/>
@@ -2480,7 +2480,7 @@
             <w:noProof/>
             <w:webHidden/>
           </w:rPr>
-          <w:instrText xml:space="preserve"> PAGEREF _Toc242013140 \h </w:instrText>
+          <w:instrText xml:space="preserve"> PAGEREF _Toc242102899 \h </w:instrText>
         </w:r>
         <w:r>
           <w:rPr>
@@ -2521,7 +2521,7 @@
           <w:noProof/>
         </w:rPr>
       </w:pPr>
-      <w:hyperlink w:anchor="_Toc242013141" w:history="1">
+      <w:hyperlink w:anchor="_Toc242102900" w:history="1">
         <w:r>
           <w:rPr>
             <w:rStyle w:val="Hyperlink"/>
@@ -2548,7 +2548,7 @@
             <w:noProof/>
             <w:webHidden/>
           </w:rPr>
-          <w:instrText xml:space="preserve"> PAGEREF _Toc242013141 \h </w:instrText>
+          <w:instrText xml:space="preserve"> PAGEREF _Toc242102900 \h </w:instrText>
         </w:r>
         <w:r>
           <w:rPr>
@@ -2589,7 +2589,7 @@
           <w:noProof/>
         </w:rPr>
       </w:pPr>
-      <w:hyperlink w:anchor="_Toc242013142" w:history="1">
+      <w:hyperlink w:anchor="_Toc242102901" w:history="1">
         <w:r>
           <w:rPr>
             <w:rStyle w:val="Hyperlink"/>
@@ -2616,7 +2616,7 @@
             <w:noProof/>
             <w:webHidden/>
           </w:rPr>
-          <w:instrText xml:space="preserve"> PAGEREF _Toc242013142 \h </w:instrText>
+          <w:instrText xml:space="preserve"> PAGEREF _Toc242102901 \h </w:instrText>
         </w:r>
         <w:r>
           <w:rPr>
@@ -2657,7 +2657,7 @@
           <w:noProof/>
         </w:rPr>
       </w:pPr>
-      <w:hyperlink w:anchor="_Toc242013143" w:history="1">
+      <w:hyperlink w:anchor="_Toc242102902" w:history="1">
         <w:r>
           <w:rPr>
             <w:rStyle w:val="Hyperlink"/>
@@ -2684,7 +2684,7 @@
             <w:noProof/>
             <w:webHidden/>
           </w:rPr>
-          <w:instrText xml:space="preserve"> PAGEREF _Toc242013143 \h </w:instrText>
+          <w:instrText xml:space="preserve"> PAGEREF _Toc242102902 \h </w:instrText>
         </w:r>
         <w:r>
           <w:rPr>
@@ -2725,7 +2725,7 @@
           <w:noProof/>
         </w:rPr>
       </w:pPr>
-      <w:hyperlink w:anchor="_Toc242013144" w:history="1">
+      <w:hyperlink w:anchor="_Toc242102903" w:history="1">
         <w:r>
           <w:rPr>
             <w:rStyle w:val="Hyperlink"/>
@@ -2752,7 +2752,7 @@
             <w:noProof/>
             <w:webHidden/>
           </w:rPr>
-          <w:instrText xml:space="preserve"> PAGEREF _Toc242013144 \h </w:instrText>
+          <w:instrText xml:space="preserve"> PAGEREF _Toc242102903 \h </w:instrText>
         </w:r>
         <w:r>
           <w:rPr>
@@ -2793,7 +2793,7 @@
           <w:noProof/>
         </w:rPr>
       </w:pPr>
-      <w:hyperlink w:anchor="_Toc242013145" w:history="1">
+      <w:hyperlink w:anchor="_Toc242102904" w:history="1">
         <w:r>
           <w:rPr>
             <w:rStyle w:val="Hyperlink"/>
@@ -2820,7 +2820,7 @@
             <w:noProof/>
             <w:webHidden/>
           </w:rPr>
-          <w:instrText xml:space="preserve"> PAGEREF _Toc242013145 \h </w:instrText>
+          <w:instrText xml:space="preserve"> PAGEREF _Toc242102904 \h </w:instrText>
         </w:r>
         <w:r>
           <w:rPr>
@@ -2861,7 +2861,7 @@
           <w:noProof/>
         </w:rPr>
       </w:pPr>
-      <w:hyperlink w:anchor="_Toc242013146" w:history="1">
+      <w:hyperlink w:anchor="_Toc242102905" w:history="1">
         <w:r>
           <w:rPr>
             <w:rStyle w:val="Hyperlink"/>
@@ -2888,7 +2888,7 @@
             <w:noProof/>
             <w:webHidden/>
           </w:rPr>
-          <w:instrText xml:space="preserve"> PAGEREF _Toc242013146 \h </w:instrText>
+          <w:instrText xml:space="preserve"> PAGEREF _Toc242102905 \h </w:instrText>
         </w:r>
         <w:r>
           <w:rPr>
@@ -2929,7 +2929,7 @@
           <w:noProof/>
         </w:rPr>
       </w:pPr>
-      <w:hyperlink w:anchor="_Toc242013147" w:history="1">
+      <w:hyperlink w:anchor="_Toc242102906" w:history="1">
         <w:r>
           <w:rPr>
             <w:rStyle w:val="Hyperlink"/>
@@ -2956,7 +2956,7 @@
             <w:noProof/>
             <w:webHidden/>
           </w:rPr>
-          <w:instrText xml:space="preserve"> PAGEREF _Toc242013147 \h </w:instrText>
+          <w:instrText xml:space="preserve"> PAGEREF _Toc242102906 \h </w:instrText>
         </w:r>
         <w:r>
           <w:rPr>
@@ -2997,7 +2997,7 @@
           <w:noProof/>
         </w:rPr>
       </w:pPr>
-      <w:hyperlink w:anchor="_Toc242013148" w:history="1">
+      <w:hyperlink w:anchor="_Toc242102907" w:history="1">
         <w:r>
           <w:rPr>
             <w:rStyle w:val="Hyperlink"/>
@@ -3024,7 +3024,7 @@
             <w:noProof/>
             <w:webHidden/>
           </w:rPr>
-          <w:instrText xml:space="preserve"> PAGEREF _Toc242013148 \h </w:instrText>
+          <w:instrText xml:space="preserve"> PAGEREF _Toc242102907 \h </w:instrText>
         </w:r>
         <w:r>
           <w:rPr>
@@ -3065,7 +3065,7 @@
           <w:noProof/>
         </w:rPr>
       </w:pPr>
-      <w:hyperlink w:anchor="_Toc242013149" w:history="1">
+      <w:hyperlink w:anchor="_Toc242102908" w:history="1">
         <w:r>
           <w:rPr>
             <w:rStyle w:val="Hyperlink"/>
@@ -3092,7 +3092,7 @@
             <w:noProof/>
             <w:webHidden/>
           </w:rPr>
-          <w:instrText xml:space="preserve"> PAGEREF _Toc242013149 \h </w:instrText>
+          <w:instrText xml:space="preserve"> PAGEREF _Toc242102908 \h </w:instrText>
         </w:r>
         <w:r>
           <w:rPr>
@@ -3133,7 +3133,7 @@
           <w:noProof/>
         </w:rPr>
       </w:pPr>
-      <w:hyperlink w:anchor="_Toc242013150" w:history="1">
+      <w:hyperlink w:anchor="_Toc242102909" w:history="1">
         <w:r>
           <w:rPr>
             <w:rStyle w:val="Hyperlink"/>
@@ -3160,7 +3160,7 @@
             <w:noProof/>
             <w:webHidden/>
           </w:rPr>
-          <w:instrText xml:space="preserve"> PAGEREF _Toc242013150 \h </w:instrText>
+          <w:instrText xml:space="preserve"> PAGEREF _Toc242102909 \h </w:instrText>
         </w:r>
         <w:r>
           <w:rPr>
@@ -3201,7 +3201,7 @@
           <w:noProof/>
         </w:rPr>
       </w:pPr>
-      <w:hyperlink w:anchor="_Toc242013151" w:history="1">
+      <w:hyperlink w:anchor="_Toc242102910" w:history="1">
         <w:r>
           <w:rPr>
             <w:rStyle w:val="Hyperlink"/>
@@ -3228,7 +3228,7 @@
             <w:noProof/>
             <w:webHidden/>
           </w:rPr>
-          <w:instrText xml:space="preserve"> PAGEREF _Toc242013151 \h </w:instrText>
+          <w:instrText xml:space="preserve"> PAGEREF _Toc242102910 \h </w:instrText>
         </w:r>
         <w:r>
           <w:rPr>
@@ -3269,7 +3269,7 @@
           <w:noProof/>
         </w:rPr>
       </w:pPr>
-      <w:hyperlink w:anchor="_Toc242013152" w:history="1">
+      <w:hyperlink w:anchor="_Toc242102911" w:history="1">
         <w:r>
           <w:rPr>
             <w:rStyle w:val="Hyperlink"/>
@@ -3296,7 +3296,7 @@
             <w:noProof/>
             <w:webHidden/>
           </w:rPr>
-          <w:instrText xml:space="preserve"> PAGEREF _Toc242013152 \h </w:instrText>
+          <w:instrText xml:space="preserve"> PAGEREF _Toc242102911 \h </w:instrText>
         </w:r>
         <w:r>
           <w:rPr>
@@ -3337,7 +3337,7 @@
           <w:noProof/>
         </w:rPr>
       </w:pPr>
-      <w:hyperlink w:anchor="_Toc242013153" w:history="1">
+      <w:hyperlink w:anchor="_Toc242102912" w:history="1">
         <w:r>
           <w:rPr>
             <w:rStyle w:val="Hyperlink"/>
@@ -3364,7 +3364,7 @@
             <w:noProof/>
             <w:webHidden/>
           </w:rPr>
-          <w:instrText xml:space="preserve"> PAGEREF _Toc242013153 \h </w:instrText>
+          <w:instrText xml:space="preserve"> PAGEREF _Toc242102912 \h </w:instrText>
         </w:r>
         <w:r>
           <w:rPr>
@@ -3405,7 +3405,7 @@
           <w:noProof/>
         </w:rPr>
       </w:pPr>
-      <w:hyperlink w:anchor="_Toc242013154" w:history="1">
+      <w:hyperlink w:anchor="_Toc242102913" w:history="1">
         <w:r>
           <w:rPr>
             <w:rStyle w:val="Hyperlink"/>
@@ -3432,7 +3432,7 @@
             <w:noProof/>
             <w:webHidden/>
           </w:rPr>
-          <w:instrText xml:space="preserve"> PAGEREF _Toc242013154 \h </w:instrText>
+          <w:instrText xml:space="preserve"> PAGEREF _Toc242102913 \h </w:instrText>
         </w:r>
         <w:r>
           <w:rPr>
@@ -3473,7 +3473,7 @@
           <w:noProof/>
         </w:rPr>
       </w:pPr>
-      <w:hyperlink w:anchor="_Toc242013155" w:history="1">
+      <w:hyperlink w:anchor="_Toc242102914" w:history="1">
         <w:r>
           <w:rPr>
             <w:rStyle w:val="Hyperlink"/>
@@ -3500,7 +3500,7 @@
             <w:noProof/>
             <w:webHidden/>
           </w:rPr>
-          <w:instrText xml:space="preserve"> PAGEREF _Toc242013155 \h </w:instrText>
+          <w:instrText xml:space="preserve"> PAGEREF _Toc242102914 \h </w:instrText>
         </w:r>
         <w:r>
           <w:rPr>
@@ -3541,7 +3541,7 @@
           <w:noProof/>
         </w:rPr>
       </w:pPr>
-      <w:hyperlink w:anchor="_Toc242013156" w:history="1">
+      <w:hyperlink w:anchor="_Toc242102915" w:history="1">
         <w:r>
           <w:rPr>
             <w:rStyle w:val="Hyperlink"/>
@@ -3568,7 +3568,7 @@
             <w:noProof/>
             <w:webHidden/>
           </w:rPr>
-          <w:instrText xml:space="preserve"> PAGEREF _Toc242013156 \h </w:instrText>
+          <w:instrText xml:space="preserve"> PAGEREF _Toc242102915 \h </w:instrText>
         </w:r>
         <w:r>
           <w:rPr>
@@ -3609,7 +3609,7 @@
           <w:noProof/>
         </w:rPr>
       </w:pPr>
-      <w:hyperlink w:anchor="_Toc242013157" w:history="1">
+      <w:hyperlink w:anchor="_Toc242102916" w:history="1">
         <w:r>
           <w:rPr>
             <w:rStyle w:val="Hyperlink"/>
@@ -3636,7 +3636,7 @@
             <w:noProof/>
             <w:webHidden/>
           </w:rPr>
-          <w:instrText xml:space="preserve"> PAGEREF _Toc242013157 \h </w:instrText>
+          <w:instrText xml:space="preserve"> PAGEREF _Toc242102916 \h </w:instrText>
         </w:r>
         <w:r>
           <w:rPr>
@@ -3677,7 +3677,7 @@
           <w:noProof/>
         </w:rPr>
       </w:pPr>
-      <w:hyperlink w:anchor="_Toc242013158" w:history="1">
+      <w:hyperlink w:anchor="_Toc242102917" w:history="1">
         <w:r>
           <w:rPr>
             <w:rStyle w:val="Hyperlink"/>
@@ -3704,7 +3704,7 @@
             <w:noProof/>
             <w:webHidden/>
           </w:rPr>
-          <w:instrText xml:space="preserve"> PAGEREF _Toc242013158 \h </w:instrText>
+          <w:instrText xml:space="preserve"> PAGEREF _Toc242102917 \h </w:instrText>
         </w:r>
         <w:r>
           <w:rPr>
@@ -3745,7 +3745,7 @@
           <w:noProof/>
         </w:rPr>
       </w:pPr>
-      <w:hyperlink w:anchor="_Toc242013159" w:history="1">
+      <w:hyperlink w:anchor="_Toc242102918" w:history="1">
         <w:r>
           <w:rPr>
             <w:rStyle w:val="Hyperlink"/>
@@ -3772,7 +3772,7 @@
             <w:noProof/>
             <w:webHidden/>
           </w:rPr>
-          <w:instrText xml:space="preserve"> PAGEREF _Toc242013159 \h </w:instrText>
+          <w:instrText xml:space="preserve"> PAGEREF _Toc242102918 \h </w:instrText>
         </w:r>
         <w:r>
           <w:rPr>
@@ -3813,7 +3813,7 @@
           <w:noProof/>
         </w:rPr>
       </w:pPr>
-      <w:hyperlink w:anchor="_Toc242013160" w:history="1">
+      <w:hyperlink w:anchor="_Toc242102919" w:history="1">
         <w:r>
           <w:rPr>
             <w:rStyle w:val="Hyperlink"/>
@@ -3840,7 +3840,7 @@
             <w:noProof/>
             <w:webHidden/>
           </w:rPr>
-          <w:instrText xml:space="preserve"> PAGEREF _Toc242013160 \h </w:instrText>
+          <w:instrText xml:space="preserve"> PAGEREF _Toc242102919 \h </w:instrText>
         </w:r>
         <w:r>
           <w:rPr>
@@ -3881,7 +3881,7 @@
           <w:noProof/>
         </w:rPr>
       </w:pPr>
-      <w:hyperlink w:anchor="_Toc242013161" w:history="1">
+      <w:hyperlink w:anchor="_Toc242102920" w:history="1">
         <w:r>
           <w:rPr>
             <w:rStyle w:val="Hyperlink"/>
@@ -3908,7 +3908,7 @@
             <w:noProof/>
             <w:webHidden/>
           </w:rPr>
-          <w:instrText xml:space="preserve"> PAGEREF _Toc242013161 \h </w:instrText>
+          <w:instrText xml:space="preserve"> PAGEREF _Toc242102920 \h </w:instrText>
         </w:r>
         <w:r>
           <w:rPr>
@@ -3949,7 +3949,7 @@
           <w:noProof/>
         </w:rPr>
       </w:pPr>
-      <w:hyperlink w:anchor="_Toc242013162" w:history="1">
+      <w:hyperlink w:anchor="_Toc242102921" w:history="1">
         <w:r>
           <w:rPr>
             <w:rStyle w:val="Hyperlink"/>
@@ -3976,7 +3976,7 @@
             <w:noProof/>
             <w:webHidden/>
           </w:rPr>
-          <w:instrText xml:space="preserve"> PAGEREF _Toc242013162 \h </w:instrText>
+          <w:instrText xml:space="preserve"> PAGEREF _Toc242102921 \h </w:instrText>
         </w:r>
         <w:r>
           <w:rPr>
@@ -4017,7 +4017,7 @@
           <w:noProof/>
         </w:rPr>
       </w:pPr>
-      <w:hyperlink w:anchor="_Toc242013163" w:history="1">
+      <w:hyperlink w:anchor="_Toc242102922" w:history="1">
         <w:r>
           <w:rPr>
             <w:rStyle w:val="Hyperlink"/>
@@ -4044,7 +4044,7 @@
             <w:noProof/>
             <w:webHidden/>
           </w:rPr>
-          <w:instrText xml:space="preserve"> PAGEREF _Toc242013163 \h </w:instrText>
+          <w:instrText xml:space="preserve"> PAGEREF _Toc242102922 \h </w:instrText>
         </w:r>
         <w:r>
           <w:rPr>
@@ -4085,7 +4085,7 @@
           <w:noProof/>
         </w:rPr>
       </w:pPr>
-      <w:hyperlink w:anchor="_Toc242013164" w:history="1">
+      <w:hyperlink w:anchor="_Toc242102923" w:history="1">
         <w:r>
           <w:rPr>
             <w:rStyle w:val="Hyperlink"/>
@@ -4112,7 +4112,7 @@
             <w:noProof/>
             <w:webHidden/>
           </w:rPr>
-          <w:instrText xml:space="preserve"> PAGEREF _Toc242013164 \h </w:instrText>
+          <w:instrText xml:space="preserve"> PAGEREF _Toc242102923 \h </w:instrText>
         </w:r>
         <w:r>
           <w:rPr>
@@ -4153,7 +4153,7 @@
           <w:noProof/>
         </w:rPr>
       </w:pPr>
-      <w:hyperlink w:anchor="_Toc242013165" w:history="1">
+      <w:hyperlink w:anchor="_Toc242102924" w:history="1">
         <w:r>
           <w:rPr>
             <w:rStyle w:val="Hyperlink"/>
@@ -4180,7 +4180,7 @@
             <w:noProof/>
             <w:webHidden/>
           </w:rPr>
-          <w:instrText xml:space="preserve"> PAGEREF _Toc242013165 \h </w:instrText>
+          <w:instrText xml:space="preserve"> PAGEREF _Toc242102924 \h </w:instrText>
         </w:r>
         <w:r>
           <w:rPr>
@@ -4221,7 +4221,7 @@
           <w:noProof/>
         </w:rPr>
       </w:pPr>
-      <w:hyperlink w:anchor="_Toc242013166" w:history="1">
+      <w:hyperlink w:anchor="_Toc242102925" w:history="1">
         <w:r>
           <w:rPr>
             <w:rStyle w:val="Hyperlink"/>
@@ -4248,7 +4248,7 @@
             <w:noProof/>
             <w:webHidden/>
           </w:rPr>
-          <w:instrText xml:space="preserve"> PAGEREF _Toc242013166 \h </w:instrText>
+          <w:instrText xml:space="preserve"> PAGEREF _Toc242102925 \h </w:instrText>
         </w:r>
         <w:r>
           <w:rPr>
@@ -4289,7 +4289,7 @@
           <w:noProof/>
         </w:rPr>
       </w:pPr>
-      <w:hyperlink w:anchor="_Toc242013167" w:history="1">
+      <w:hyperlink w:anchor="_Toc242102926" w:history="1">
         <w:r>
           <w:rPr>
             <w:rStyle w:val="Hyperlink"/>
@@ -4316,7 +4316,7 @@
             <w:noProof/>
             <w:webHidden/>
           </w:rPr>
-          <w:instrText xml:space="preserve"> PAGEREF _Toc242013167 \h </w:instrText>
+          <w:instrText xml:space="preserve"> PAGEREF _Toc242102926 \h </w:instrText>
         </w:r>
         <w:r>
           <w:rPr>
@@ -4357,7 +4357,7 @@
           <w:noProof/>
         </w:rPr>
       </w:pPr>
-      <w:hyperlink w:anchor="_Toc242013168" w:history="1">
+      <w:hyperlink w:anchor="_Toc242102927" w:history="1">
         <w:r>
           <w:rPr>
             <w:rStyle w:val="Hyperlink"/>
@@ -4384,7 +4384,7 @@
             <w:noProof/>
             <w:webHidden/>
           </w:rPr>
-          <w:instrText xml:space="preserve"> PAGEREF _Toc242013168 \h </w:instrText>
+          <w:instrText xml:space="preserve"> PAGEREF _Toc242102927 \h </w:instrText>
         </w:r>
         <w:r>
           <w:rPr>
@@ -4425,7 +4425,7 @@
         <w:pStyle w:val="Heading1"/>
         <w:pageBreakBefore/>
       </w:pPr>
-      <w:bookmarkStart w:id="0" w:name="_Toc242013109"/>
+      <w:bookmarkStart w:id="0" w:name="_Toc242102868"/>
       <w:r>
         <w:lastRenderedPageBreak/>
         <w:t>Welcome</w:t>
@@ -4441,7 +4441,7 @@
       <w:pPr>
         <w:pStyle w:val="Heading2"/>
       </w:pPr>
-      <w:bookmarkStart w:id="1" w:name="_Toc242013110"/>
+      <w:bookmarkStart w:id="1" w:name="_Toc242102869"/>
       <w:r>
         <w:t>How a sale moves through the app</w:t>
       </w:r>
@@ -4924,7 +4924,7 @@
       <w:pPr>
         <w:pStyle w:val="Heading2"/>
       </w:pPr>
-      <w:bookmarkStart w:id="2" w:name="_Toc242013111"/>
+      <w:bookmarkStart w:id="2" w:name="_Toc242102870"/>
       <w:r>
         <w:t>What you'll need</w:t>
       </w:r>
@@ -5033,7 +5033,7 @@
         <w:pStyle w:val="Heading1"/>
         <w:pageBreakBefore/>
       </w:pPr>
-      <w:bookmarkStart w:id="3" w:name="_Toc242013112"/>
+      <w:bookmarkStart w:id="3" w:name="_Toc242102871"/>
       <w:r>
         <w:lastRenderedPageBreak/>
         <w:t>Who can do what</w:t>
@@ -5601,7 +5601,7 @@
         <w:pStyle w:val="Heading1"/>
         <w:pageBreakBefore/>
       </w:pPr>
-      <w:bookmarkStart w:id="4" w:name="_Toc242013113"/>
+      <w:bookmarkStart w:id="4" w:name="_Toc242102872"/>
       <w:r>
         <w:lastRenderedPageBreak/>
         <w:t>Getting started</w:t>
@@ -5612,7 +5612,7 @@
       <w:pPr>
         <w:pStyle w:val="Heading2"/>
       </w:pPr>
-      <w:bookmarkStart w:id="5" w:name="_Toc242013114"/>
+      <w:bookmarkStart w:id="5" w:name="_Toc242102873"/>
       <w:r>
         <w:t>Signing in</w:t>
       </w:r>
@@ -5629,7 +5629,7 @@
           <w:noProof/>
         </w:rPr>
         <w:drawing>
-          <wp:inline distT="0" distB="0" distL="0" distR="0" wp14:anchorId="25D9C2C4" wp14:editId="2E11991E">
+          <wp:inline distT="0" distB="0" distL="0" distR="0" wp14:anchorId="3EE3B301" wp14:editId="40571630">
             <wp:extent cx="3291840" cy="2211705"/>
             <wp:effectExtent l="0" t="0" r="0" b="0"/>
             <wp:docPr id="1" name="Picture 1"/>
@@ -5947,7 +5947,7 @@
       <w:pPr>
         <w:pStyle w:val="Heading2"/>
       </w:pPr>
-      <w:bookmarkStart w:id="6" w:name="_Toc242013115"/>
+      <w:bookmarkStart w:id="6" w:name="_Toc242102874"/>
       <w:r>
         <w:t>Changing your PIN</w:t>
       </w:r>
@@ -6129,7 +6129,7 @@
       <w:pPr>
         <w:pStyle w:val="Heading2"/>
       </w:pPr>
-      <w:bookmarkStart w:id="7" w:name="_Toc242013116"/>
+      <w:bookmarkStart w:id="7" w:name="_Toc242102875"/>
       <w:r>
         <w:lastRenderedPageBreak/>
         <w:t>Finding your way around</w:t>
@@ -6712,7 +6712,7 @@
       <w:pPr>
         <w:pStyle w:val="Heading2"/>
       </w:pPr>
-      <w:bookmarkStart w:id="8" w:name="_Toc242013117"/>
+      <w:bookmarkStart w:id="8" w:name="_Toc242102876"/>
       <w:r>
         <w:t>Light and dark mode</w:t>
       </w:r>
@@ -6727,7 +6727,7 @@
       <w:pPr>
         <w:pStyle w:val="Heading2"/>
       </w:pPr>
-      <w:bookmarkStart w:id="9" w:name="_Toc242013118"/>
+      <w:bookmarkStart w:id="9" w:name="_Toc242102877"/>
       <w:r>
         <w:t>Signing out</w:t>
       </w:r>
@@ -6752,7 +6752,7 @@
         <w:pStyle w:val="Heading1"/>
         <w:pageBreakBefore/>
       </w:pPr>
-      <w:bookmarkStart w:id="10" w:name="_Toc242013119"/>
+      <w:bookmarkStart w:id="10" w:name="_Toc242102878"/>
       <w:r>
         <w:lastRenderedPageBreak/>
         <w:t>Taking an order on the sales floor</w:t>
@@ -6784,7 +6784,7 @@
           <w:noProof/>
         </w:rPr>
         <w:drawing>
-          <wp:inline distT="0" distB="0" distL="0" distR="0" wp14:anchorId="742BEB69" wp14:editId="53F32157">
+          <wp:inline distT="0" distB="0" distL="0" distR="0" wp14:anchorId="67FB0DB2" wp14:editId="254952D6">
             <wp:extent cx="5760720" cy="3870484"/>
             <wp:effectExtent l="0" t="0" r="0" b="0"/>
             <wp:docPr id="2" name="Picture 2"/>
@@ -6909,7 +6909,7 @@
       <w:pPr>
         <w:pStyle w:val="Heading2"/>
       </w:pPr>
-      <w:bookmarkStart w:id="11" w:name="_Toc242013120"/>
+      <w:bookmarkStart w:id="11" w:name="_Toc242102879"/>
       <w:r>
         <w:t>Starting an order</w:t>
       </w:r>
@@ -6993,7 +6993,7 @@
       <w:pPr>
         <w:pStyle w:val="Heading2"/>
       </w:pPr>
-      <w:bookmarkStart w:id="12" w:name="_Toc242013121"/>
+      <w:bookmarkStart w:id="12" w:name="_Toc242102880"/>
       <w:r>
         <w:lastRenderedPageBreak/>
         <w:t>Adding items</w:t>
@@ -7142,7 +7142,7 @@
           <w:noProof/>
         </w:rPr>
         <w:drawing>
-          <wp:inline distT="0" distB="0" distL="0" distR="0" wp14:anchorId="3152ECBC" wp14:editId="5550B1E0">
+          <wp:inline distT="0" distB="0" distL="0" distR="0" wp14:anchorId="08FBA82C" wp14:editId="396F5DF3">
             <wp:extent cx="5760720" cy="3870484"/>
             <wp:effectExtent l="0" t="0" r="0" b="0"/>
             <wp:docPr id="3" name="Picture 3"/>
@@ -7279,7 +7279,7 @@
           <w:noProof/>
         </w:rPr>
         <w:drawing>
-          <wp:inline distT="0" distB="0" distL="0" distR="0" wp14:anchorId="13C4C674" wp14:editId="7EFE0F14">
+          <wp:inline distT="0" distB="0" distL="0" distR="0" wp14:anchorId="00741570" wp14:editId="00671B38">
             <wp:extent cx="5760720" cy="3870484"/>
             <wp:effectExtent l="0" t="0" r="0" b="0"/>
             <wp:docPr id="4" name="Picture 4"/>
@@ -7676,7 +7676,7 @@
           <w:noProof/>
         </w:rPr>
         <w:drawing>
-          <wp:inline distT="0" distB="0" distL="0" distR="0" wp14:anchorId="73956248" wp14:editId="44E85346">
+          <wp:inline distT="0" distB="0" distL="0" distR="0" wp14:anchorId="0E8BE94C" wp14:editId="2881BF32">
             <wp:extent cx="5760720" cy="4545568"/>
             <wp:effectExtent l="0" t="0" r="0" b="0"/>
             <wp:docPr id="5" name="Picture 5"/>
@@ -7891,7 +7891,7 @@
           <w:noProof/>
         </w:rPr>
         <w:drawing>
-          <wp:inline distT="0" distB="0" distL="0" distR="0" wp14:anchorId="1FCF8CA8" wp14:editId="7853D5E8">
+          <wp:inline distT="0" distB="0" distL="0" distR="0" wp14:anchorId="1490A02F" wp14:editId="0B5DD556">
             <wp:extent cx="5486400" cy="3686175"/>
             <wp:effectExtent l="0" t="0" r="0" b="0"/>
             <wp:docPr id="6" name="Picture 6"/>
@@ -8105,7 +8105,7 @@
       <w:pPr>
         <w:pStyle w:val="Heading2"/>
       </w:pPr>
-      <w:bookmarkStart w:id="13" w:name="_Toc242013122"/>
+      <w:bookmarkStart w:id="13" w:name="_Toc242102881"/>
       <w:r>
         <w:t>Adding shipping or a service later</w:t>
       </w:r>
@@ -8146,7 +8146,7 @@
         </w:rPr>
         <w:lastRenderedPageBreak/>
         <w:drawing>
-          <wp:inline distT="0" distB="0" distL="0" distR="0" wp14:anchorId="43420D0F" wp14:editId="57FBC1F4">
+          <wp:inline distT="0" distB="0" distL="0" distR="0" wp14:anchorId="29CE08CE" wp14:editId="60348207">
             <wp:extent cx="4754880" cy="3194685"/>
             <wp:effectExtent l="0" t="0" r="0" b="0"/>
             <wp:docPr id="7" name="Picture 7"/>
@@ -8200,7 +8200,7 @@
       <w:pPr>
         <w:pStyle w:val="Heading2"/>
       </w:pPr>
-      <w:bookmarkStart w:id="14" w:name="_Toc242013123"/>
+      <w:bookmarkStart w:id="14" w:name="_Toc242102882"/>
       <w:r>
         <w:t>Changing or removing an item</w:t>
       </w:r>
@@ -8374,7 +8374,7 @@
       <w:pPr>
         <w:pStyle w:val="Heading2"/>
       </w:pPr>
-      <w:bookmarkStart w:id="15" w:name="_Toc242013124"/>
+      <w:bookmarkStart w:id="15" w:name="_Toc242102883"/>
       <w:r>
         <w:t>Customer details</w:t>
       </w:r>
@@ -8538,7 +8538,7 @@
           <w:noProof/>
         </w:rPr>
         <w:drawing>
-          <wp:inline distT="0" distB="0" distL="0" distR="0" wp14:anchorId="704C8EBF" wp14:editId="440D1ED0">
+          <wp:inline distT="0" distB="0" distL="0" distR="0" wp14:anchorId="596D336A" wp14:editId="4D5A406D">
             <wp:extent cx="4754880" cy="3194685"/>
             <wp:effectExtent l="0" t="0" r="0" b="0"/>
             <wp:docPr id="8" name="Picture 8"/>
@@ -8592,7 +8592,7 @@
       <w:pPr>
         <w:pStyle w:val="Heading2"/>
       </w:pPr>
-      <w:bookmarkStart w:id="16" w:name="_Toc242013125"/>
+      <w:bookmarkStart w:id="16" w:name="_Toc242102884"/>
       <w:r>
         <w:t>Sending the order to checkout</w:t>
       </w:r>
@@ -8770,7 +8770,7 @@
       <w:pPr>
         <w:pStyle w:val="Heading2"/>
       </w:pPr>
-      <w:bookmarkStart w:id="17" w:name="_Toc242013126"/>
+      <w:bookmarkStart w:id="17" w:name="_Toc242102885"/>
       <w:r>
         <w:lastRenderedPageBreak/>
         <w:t>Using a phone</w:t>
@@ -8788,7 +8788,7 @@
           <w:noProof/>
         </w:rPr>
         <w:drawing>
-          <wp:inline distT="0" distB="0" distL="0" distR="0" wp14:anchorId="4663DAEB" wp14:editId="7FD23C8A">
+          <wp:inline distT="0" distB="0" distL="0" distR="0" wp14:anchorId="1A66640D" wp14:editId="65190104">
             <wp:extent cx="2194560" cy="4749253"/>
             <wp:effectExtent l="0" t="0" r="0" b="0"/>
             <wp:docPr id="9" name="Picture 9"/>
@@ -8866,7 +8866,7 @@
         <w:pStyle w:val="Heading1"/>
         <w:pageBreakBefore/>
       </w:pPr>
-      <w:bookmarkStart w:id="18" w:name="_Toc242013127"/>
+      <w:bookmarkStart w:id="18" w:name="_Toc242102886"/>
       <w:r>
         <w:lastRenderedPageBreak/>
         <w:t>Checking out a customer</w:t>
@@ -8907,7 +8907,7 @@
           <w:noProof/>
         </w:rPr>
         <w:drawing>
-          <wp:inline distT="0" distB="0" distL="0" distR="0" wp14:anchorId="3F696BCD" wp14:editId="4A596014">
+          <wp:inline distT="0" distB="0" distL="0" distR="0" wp14:anchorId="0B48DC6F" wp14:editId="053D49F9">
             <wp:extent cx="5760720" cy="3870484"/>
             <wp:effectExtent l="0" t="0" r="0" b="0"/>
             <wp:docPr id="10" name="Picture 10"/>
@@ -8961,7 +8961,7 @@
       <w:pPr>
         <w:pStyle w:val="Heading2"/>
       </w:pPr>
-      <w:bookmarkStart w:id="19" w:name="_Toc242013128"/>
+      <w:bookmarkStart w:id="19" w:name="_Toc242102887"/>
       <w:r>
         <w:t>1. Review the order with the customer</w:t>
       </w:r>
@@ -9058,7 +9058,7 @@
       <w:pPr>
         <w:pStyle w:val="Heading2"/>
       </w:pPr>
-      <w:bookmarkStart w:id="20" w:name="_Toc242013129"/>
+      <w:bookmarkStart w:id="20" w:name="_Toc242102888"/>
       <w:r>
         <w:t>2. Take payment</w:t>
       </w:r>
@@ -9372,7 +9372,7 @@
       <w:pPr>
         <w:pStyle w:val="Heading2"/>
       </w:pPr>
-      <w:bookmarkStart w:id="21" w:name="_Toc242013130"/>
+      <w:bookmarkStart w:id="21" w:name="_Toc242102889"/>
       <w:r>
         <w:t>3. Acknowledgements (initials and signature)</w:t>
       </w:r>
@@ -9554,7 +9554,7 @@
         </w:rPr>
         <w:lastRenderedPageBreak/>
         <w:drawing>
-          <wp:inline distT="0" distB="0" distL="0" distR="0" wp14:anchorId="61C7B97A" wp14:editId="462371D5">
+          <wp:inline distT="0" distB="0" distL="0" distR="0" wp14:anchorId="1B4B790D" wp14:editId="396FA5EA">
             <wp:extent cx="4937760" cy="3317558"/>
             <wp:effectExtent l="0" t="0" r="0" b="0"/>
             <wp:docPr id="11" name="Picture 11"/>
@@ -9743,7 +9743,7 @@
       <w:pPr>
         <w:pStyle w:val="Heading2"/>
       </w:pPr>
-      <w:bookmarkStart w:id="22" w:name="_Toc242013131"/>
+      <w:bookmarkStart w:id="22" w:name="_Toc242102890"/>
       <w:r>
         <w:t>4. Complete the sale</w:t>
       </w:r>
@@ -9778,16 +9778,7 @@
         <w:t>Print</w:t>
       </w:r>
       <w:r>
-        <w:t xml:space="preserve"> to print the customer's copy (or choose </w:t>
-      </w:r>
-      <w:r>
-        <w:rPr>
-          <w:b/>
-        </w:rPr>
-        <w:t>Save as PDF</w:t>
-      </w:r>
-      <w:r>
-        <w:t xml:space="preserve"> as the printer).</w:t>
+        <w:t xml:space="preserve"> to print the customer's copy (see *The sales sheet* for how printing works on a tablet).</w:t>
       </w:r>
     </w:p>
     <w:p>
@@ -9974,7 +9965,7 @@
       <w:pPr>
         <w:pStyle w:val="Heading2"/>
       </w:pPr>
-      <w:bookmarkStart w:id="23" w:name="_Toc242013132"/>
+      <w:bookmarkStart w:id="23" w:name="_Toc242102891"/>
       <w:r>
         <w:t>Other checkout actions</w:t>
       </w:r>
@@ -10184,7 +10175,7 @@
         <w:pStyle w:val="Heading1"/>
         <w:pageBreakBefore/>
       </w:pPr>
-      <w:bookmarkStart w:id="24" w:name="_Toc242013133"/>
+      <w:bookmarkStart w:id="24" w:name="_Toc242102892"/>
       <w:r>
         <w:lastRenderedPageBreak/>
         <w:t>The sales sheet</w:t>
@@ -10207,7 +10198,7 @@
           <w:noProof/>
         </w:rPr>
         <w:drawing>
-          <wp:inline distT="0" distB="0" distL="0" distR="0" wp14:anchorId="58D2E386" wp14:editId="2D6F8225">
+          <wp:inline distT="0" distB="0" distL="0" distR="0" wp14:anchorId="0B3CD2B6" wp14:editId="376C3548">
             <wp:extent cx="4023360" cy="3187256"/>
             <wp:effectExtent l="0" t="0" r="0" b="0"/>
             <wp:docPr id="12" name="Picture 12"/>
@@ -10272,16 +10263,7 @@
         <w:t>Print</w:t>
       </w:r>
       <w:r>
-        <w:t xml:space="preserve"> to print it, or choose </w:t>
-      </w:r>
-      <w:r>
-        <w:rPr>
-          <w:b/>
-        </w:rPr>
-        <w:t>Save as PDF</w:t>
-      </w:r>
-      <w:r>
-        <w:t xml:space="preserve"> as the printer to keep a digital copy. Each sales sheet always fits on one page, even for a long order.</w:t>
+        <w:t>. The app first turns the sheet into a PDF - the same one it emails - so the paper looks the same whichever device prints it. Each sales sheet always fits on one page, even for a long order.</w:t>
       </w:r>
     </w:p>
     <w:p>
@@ -10373,194 +10355,10 @@
     </w:p>
     <w:p>
       <w:pPr>
-        <w:pStyle w:val="Heading2"/>
-      </w:pPr>
-      <w:bookmarkStart w:id="25" w:name="_Toc242013134"/>
-      <w:r>
-        <w:t>Emailing a receipt</w:t>
-      </w:r>
-      <w:bookmarkEnd w:id="25"/>
-    </w:p>
-    <w:p>
-      <w:r>
-        <w:t>A customer who would rather have their receipt by email (or wants both) can get one from any completed sales sheet.</w:t>
-      </w:r>
-    </w:p>
-    <w:p>
-      <w:pPr>
-        <w:tabs>
-          <w:tab w:val="left" w:pos="504"/>
-        </w:tabs>
-        <w:spacing w:after="80"/>
-        <w:ind w:left="504" w:hanging="432"/>
-      </w:pPr>
-      <w:r>
-        <w:rPr>
-          <w:b/>
-          <w:color w:val="0369A1"/>
-        </w:rPr>
-        <w:t>1.</w:t>
-      </w:r>
-      <w:r>
-        <w:rPr>
-          <w:b/>
-          <w:color w:val="0369A1"/>
-        </w:rPr>
-        <w:tab/>
-      </w:r>
-      <w:r>
-        <w:t xml:space="preserve">Open the sales sheet: it opens by itself when checkout completes a sale, or tap </w:t>
-      </w:r>
-      <w:r>
-        <w:rPr>
-          <w:b/>
-        </w:rPr>
-        <w:t>Sales sheet</w:t>
-      </w:r>
-      <w:r>
-        <w:t xml:space="preserve"> on the Orders screen.</w:t>
-      </w:r>
-    </w:p>
-    <w:p>
-      <w:pPr>
-        <w:tabs>
-          <w:tab w:val="left" w:pos="504"/>
-        </w:tabs>
-        <w:spacing w:after="80"/>
-        <w:ind w:left="504" w:hanging="432"/>
-      </w:pPr>
-      <w:r>
-        <w:rPr>
-          <w:b/>
-          <w:color w:val="0369A1"/>
-        </w:rPr>
-        <w:t>2.</w:t>
-      </w:r>
-      <w:r>
-        <w:rPr>
-          <w:b/>
-          <w:color w:val="0369A1"/>
-        </w:rPr>
-        <w:tab/>
-      </w:r>
-      <w:r>
-        <w:t xml:space="preserve">Tap </w:t>
-      </w:r>
-      <w:r>
-        <w:rPr>
-          <w:b/>
-        </w:rPr>
-        <w:t>Email</w:t>
-      </w:r>
-      <w:r>
-        <w:t>. The customer's email address from the order is already filled in.</w:t>
-      </w:r>
-    </w:p>
-    <w:p>
-      <w:pPr>
-        <w:tabs>
-          <w:tab w:val="left" w:pos="504"/>
-        </w:tabs>
-        <w:spacing w:after="80"/>
-        <w:ind w:left="504" w:hanging="432"/>
-      </w:pPr>
-      <w:r>
-        <w:rPr>
-          <w:b/>
-          <w:color w:val="0369A1"/>
-        </w:rPr>
-        <w:t>3.</w:t>
-      </w:r>
-      <w:r>
-        <w:rPr>
-          <w:b/>
-          <w:color w:val="0369A1"/>
-        </w:rPr>
-        <w:tab/>
-      </w:r>
-      <w:r>
-        <w:t xml:space="preserve">Check the address with the customer, change it if needed, and tap </w:t>
-      </w:r>
-      <w:r>
-        <w:rPr>
-          <w:b/>
-        </w:rPr>
-        <w:t>Send</w:t>
-      </w:r>
-      <w:r>
-        <w:t>.</w:t>
-      </w:r>
-    </w:p>
-    <w:p>
-      <w:pPr>
-        <w:keepNext/>
-        <w:spacing w:after="40"/>
-        <w:jc w:val="center"/>
-      </w:pPr>
-      <w:r>
-        <w:rPr>
-          <w:noProof/>
-        </w:rPr>
-        <w:lastRenderedPageBreak/>
-        <w:drawing>
-          <wp:inline distT="0" distB="0" distL="0" distR="0" wp14:anchorId="29E07F96" wp14:editId="248B7589">
-            <wp:extent cx="4572000" cy="3071812"/>
-            <wp:effectExtent l="0" t="0" r="0" b="0"/>
-            <wp:docPr id="13" name="Picture 13"/>
-            <wp:cNvGraphicFramePr>
-              <a:graphicFrameLocks xmlns:a="http://schemas.openxmlformats.org/drawingml/2006/main" noChangeAspect="1"/>
-            </wp:cNvGraphicFramePr>
-            <a:graphic xmlns:a="http://schemas.openxmlformats.org/drawingml/2006/main">
-              <a:graphicData uri="http://schemas.openxmlformats.org/drawingml/2006/picture">
-                <pic:pic xmlns:pic="http://schemas.openxmlformats.org/drawingml/2006/picture">
-                  <pic:nvPicPr>
-                    <pic:cNvPr id="0" name="34_email_receipt.png"/>
-                    <pic:cNvPicPr/>
-                  </pic:nvPicPr>
-                  <pic:blipFill>
-                    <a:blip r:embed="rId21"/>
-                    <a:stretch>
-                      <a:fillRect/>
-                    </a:stretch>
-                  </pic:blipFill>
-                  <pic:spPr>
-                    <a:xfrm>
-                      <a:off x="0" y="0"/>
-                      <a:ext cx="4572000" cy="3071812"/>
-                    </a:xfrm>
-                    <a:prstGeom prst="rect">
-                      <a:avLst/>
-                    </a:prstGeom>
-                  </pic:spPr>
-                </pic:pic>
-              </a:graphicData>
-            </a:graphic>
-          </wp:inline>
-        </w:drawing>
-      </w:r>
-    </w:p>
-    <w:p>
-      <w:pPr>
-        <w:spacing w:after="200"/>
-        <w:jc w:val="center"/>
-      </w:pPr>
-      <w:r>
-        <w:rPr>
-          <w:i/>
-          <w:color w:val="6B7280"/>
-          <w:sz w:val="18"/>
-        </w:rPr>
-        <w:t>Emailing the customer their receipt</w:t>
-      </w:r>
-    </w:p>
-    <w:p>
-      <w:r>
-        <w:t>The app turns the sales sheet into a PDF, exactly as it would print, and emails it to the customer with a friendly note. The note thanks them for supporting the organization, explains what happens next, mentions any balance still owed, and gives the customer service number. An administrator can change that wording - see *Admin: settings*.</w:t>
-      </w:r>
-    </w:p>
-    <w:p>
-      <w:r>
-        <w:t>What happens next depends on how each item is leaving:</w:t>
+        <w:pStyle w:val="Heading3"/>
+      </w:pPr>
+      <w:r>
+        <w:t>Printing from a computer or a tablet</w:t>
       </w:r>
     </w:p>
     <w:tbl>
@@ -10603,7 +10401,7 @@
                 <w:b/>
                 <w:color w:val="FFFFFF"/>
               </w:rPr>
-              <w:t>How it's leaving</w:t>
+              <w:t>On</w:t>
             </w:r>
           </w:p>
         </w:tc>
@@ -10633,7 +10431,7 @@
                 <w:b/>
                 <w:color w:val="FFFFFF"/>
               </w:rPr>
-              <w:t>What the email tells the customer</w:t>
+              <w:t>What Print does</w:t>
             </w:r>
           </w:p>
         </w:tc>
@@ -10666,7 +10464,10 @@
               <w:rPr>
                 <w:b/>
               </w:rPr>
-              <w:t>Take With</w:t>
+              <w:t>A computer</w:t>
+            </w:r>
+            <w:r>
+              <w:t xml:space="preserve"> (Chrome, Edge or Firefox)</w:t>
             </w:r>
           </w:p>
         </w:tc>
@@ -10691,7 +10492,16 @@
               <w:spacing w:after="0"/>
             </w:pPr>
             <w:r>
-              <w:t>It went home with them today.</w:t>
+              <w:t xml:space="preserve">The print window opens with the PDF. Pick the printer and print - or choose </w:t>
+            </w:r>
+            <w:r>
+              <w:rPr>
+                <w:b/>
+              </w:rPr>
+              <w:t>Save as PDF</w:t>
+            </w:r>
+            <w:r>
+              <w:t xml:space="preserve"> as the printer to keep a digital copy.</w:t>
             </w:r>
           </w:p>
         </w:tc>
@@ -10725,6 +10535,466 @@
               <w:rPr>
                 <w:b/>
               </w:rPr>
+              <w:t>An iPad, iPhone or Android tablet</w:t>
+            </w:r>
+            <w:r>
+              <w:t xml:space="preserve"> (and Safari on a Mac)</w:t>
+            </w:r>
+          </w:p>
+        </w:tc>
+        <w:tc>
+          <w:tcPr>
+            <w:tcW w:w="6192" w:type="dxa"/>
+            <w:tcBorders>
+              <w:top w:val="single" w:sz="4" w:space="0" w:color="D1D5DB"/>
+              <w:left w:val="single" w:sz="4" w:space="0" w:color="D1D5DB"/>
+              <w:bottom w:val="single" w:sz="4" w:space="0" w:color="D1D5DB"/>
+              <w:right w:val="single" w:sz="4" w:space="0" w:color="D1D5DB"/>
+            </w:tcBorders>
+            <w:shd w:val="clear" w:color="auto" w:fill="F3F4F6"/>
+            <w:tcMar>
+              <w:top w:w="100" w:type="dxa"/>
+              <w:left w:w="140" w:type="dxa"/>
+              <w:bottom w:w="100" w:type="dxa"/>
+              <w:right w:w="140" w:type="dxa"/>
+            </w:tcMar>
+          </w:tcPr>
+          <w:p>
+            <w:pPr>
+              <w:spacing w:after="0"/>
+            </w:pPr>
+            <w:r>
+              <w:t xml:space="preserve">The PDF opens in a new tab. Tap the share button there and choose </w:t>
+            </w:r>
+            <w:r>
+              <w:rPr>
+                <w:b/>
+              </w:rPr>
+              <w:t>Print</w:t>
+            </w:r>
+            <w:r>
+              <w:t xml:space="preserve"> (or save it to Files). Close the tab to come back to </w:t>
+            </w:r>
+            <w:r>
+              <w:lastRenderedPageBreak/>
+              <w:t>the app.</w:t>
+            </w:r>
+          </w:p>
+        </w:tc>
+      </w:tr>
+    </w:tbl>
+    <w:p>
+      <w:pPr>
+        <w:spacing w:after="40"/>
+      </w:pPr>
+    </w:p>
+    <w:tbl>
+      <w:tblPr>
+        <w:tblW w:w="0" w:type="auto"/>
+        <w:jc w:val="center"/>
+        <w:tblLook w:val="04A0" w:firstRow="1" w:lastRow="0" w:firstColumn="1" w:lastColumn="0" w:noHBand="0" w:noVBand="1"/>
+      </w:tblPr>
+      <w:tblGrid>
+        <w:gridCol w:w="9360"/>
+      </w:tblGrid>
+      <w:tr>
+        <w:trPr>
+          <w:jc w:val="center"/>
+        </w:trPr>
+        <w:tc>
+          <w:tcPr>
+            <w:tcW w:w="9360" w:type="dxa"/>
+            <w:tcBorders>
+              <w:top w:val="single" w:sz="4" w:space="0" w:color="E0F2FE"/>
+              <w:left w:val="single" w:sz="36" w:space="0" w:color="0284C7"/>
+              <w:bottom w:val="single" w:sz="4" w:space="0" w:color="E0F2FE"/>
+              <w:right w:val="single" w:sz="4" w:space="0" w:color="E0F2FE"/>
+            </w:tcBorders>
+            <w:shd w:val="clear" w:color="auto" w:fill="E0F2FE"/>
+            <w:tcMar>
+              <w:top w:w="120" w:type="dxa"/>
+              <w:left w:w="200" w:type="dxa"/>
+              <w:bottom w:w="120" w:type="dxa"/>
+              <w:right w:w="160" w:type="dxa"/>
+            </w:tcMar>
+          </w:tcPr>
+          <w:p>
+            <w:pPr>
+              <w:spacing w:after="0"/>
+            </w:pPr>
+            <w:r>
+              <w:rPr>
+                <w:b/>
+                <w:color w:val="0284C7"/>
+              </w:rPr>
+              <w:t xml:space="preserve">Tip:  </w:t>
+            </w:r>
+            <w:r>
+              <w:t>If the new tab doesn't open on a tablet, the browser has blocked pop-ups for the app. The PDF is saved to the device instead - open it from Downloads or Files to print.</w:t>
+            </w:r>
+          </w:p>
+        </w:tc>
+      </w:tr>
+    </w:tbl>
+    <w:p>
+      <w:pPr>
+        <w:spacing w:after="40"/>
+      </w:pPr>
+    </w:p>
+    <w:p>
+      <w:pPr>
+        <w:pStyle w:val="Heading2"/>
+      </w:pPr>
+      <w:bookmarkStart w:id="25" w:name="_Toc242102893"/>
+      <w:r>
+        <w:t>Emailing a receipt</w:t>
+      </w:r>
+      <w:bookmarkEnd w:id="25"/>
+    </w:p>
+    <w:p>
+      <w:r>
+        <w:t>A customer who would rather have their receipt by email (or wants both) can get one from any completed sales sheet.</w:t>
+      </w:r>
+    </w:p>
+    <w:p>
+      <w:pPr>
+        <w:tabs>
+          <w:tab w:val="left" w:pos="504"/>
+        </w:tabs>
+        <w:spacing w:after="80"/>
+        <w:ind w:left="504" w:hanging="432"/>
+      </w:pPr>
+      <w:r>
+        <w:rPr>
+          <w:b/>
+          <w:color w:val="0369A1"/>
+        </w:rPr>
+        <w:t>1.</w:t>
+      </w:r>
+      <w:r>
+        <w:rPr>
+          <w:b/>
+          <w:color w:val="0369A1"/>
+        </w:rPr>
+        <w:tab/>
+      </w:r>
+      <w:r>
+        <w:t xml:space="preserve">Open the sales sheet: it opens by itself when checkout completes a sale, or tap </w:t>
+      </w:r>
+      <w:r>
+        <w:rPr>
+          <w:b/>
+        </w:rPr>
+        <w:t>Sales sheet</w:t>
+      </w:r>
+      <w:r>
+        <w:t xml:space="preserve"> on the Orders screen.</w:t>
+      </w:r>
+    </w:p>
+    <w:p>
+      <w:pPr>
+        <w:tabs>
+          <w:tab w:val="left" w:pos="504"/>
+        </w:tabs>
+        <w:spacing w:after="80"/>
+        <w:ind w:left="504" w:hanging="432"/>
+      </w:pPr>
+      <w:r>
+        <w:rPr>
+          <w:b/>
+          <w:color w:val="0369A1"/>
+        </w:rPr>
+        <w:t>2.</w:t>
+      </w:r>
+      <w:r>
+        <w:rPr>
+          <w:b/>
+          <w:color w:val="0369A1"/>
+        </w:rPr>
+        <w:tab/>
+      </w:r>
+      <w:r>
+        <w:t xml:space="preserve">Tap </w:t>
+      </w:r>
+      <w:r>
+        <w:rPr>
+          <w:b/>
+        </w:rPr>
+        <w:t>Email</w:t>
+      </w:r>
+      <w:r>
+        <w:t>. The customer's email address from the order is already filled in.</w:t>
+      </w:r>
+    </w:p>
+    <w:p>
+      <w:pPr>
+        <w:tabs>
+          <w:tab w:val="left" w:pos="504"/>
+        </w:tabs>
+        <w:spacing w:after="80"/>
+        <w:ind w:left="504" w:hanging="432"/>
+      </w:pPr>
+      <w:r>
+        <w:rPr>
+          <w:b/>
+          <w:color w:val="0369A1"/>
+        </w:rPr>
+        <w:t>3.</w:t>
+      </w:r>
+      <w:r>
+        <w:rPr>
+          <w:b/>
+          <w:color w:val="0369A1"/>
+        </w:rPr>
+        <w:tab/>
+      </w:r>
+      <w:r>
+        <w:t xml:space="preserve">Check the address with the customer, change it if needed, and tap </w:t>
+      </w:r>
+      <w:r>
+        <w:rPr>
+          <w:b/>
+        </w:rPr>
+        <w:t>Send</w:t>
+      </w:r>
+      <w:r>
+        <w:t>.</w:t>
+      </w:r>
+    </w:p>
+    <w:p>
+      <w:pPr>
+        <w:keepNext/>
+        <w:spacing w:after="40"/>
+        <w:jc w:val="center"/>
+      </w:pPr>
+      <w:r>
+        <w:rPr>
+          <w:noProof/>
+        </w:rPr>
+        <w:drawing>
+          <wp:inline distT="0" distB="0" distL="0" distR="0" wp14:anchorId="4D44E897" wp14:editId="679BD619">
+            <wp:extent cx="4572000" cy="3071812"/>
+            <wp:effectExtent l="0" t="0" r="0" b="0"/>
+            <wp:docPr id="13" name="Picture 13"/>
+            <wp:cNvGraphicFramePr>
+              <a:graphicFrameLocks xmlns:a="http://schemas.openxmlformats.org/drawingml/2006/main" noChangeAspect="1"/>
+            </wp:cNvGraphicFramePr>
+            <a:graphic xmlns:a="http://schemas.openxmlformats.org/drawingml/2006/main">
+              <a:graphicData uri="http://schemas.openxmlformats.org/drawingml/2006/picture">
+                <pic:pic xmlns:pic="http://schemas.openxmlformats.org/drawingml/2006/picture">
+                  <pic:nvPicPr>
+                    <pic:cNvPr id="0" name="34_email_receipt.png"/>
+                    <pic:cNvPicPr/>
+                  </pic:nvPicPr>
+                  <pic:blipFill>
+                    <a:blip r:embed="rId21"/>
+                    <a:stretch>
+                      <a:fillRect/>
+                    </a:stretch>
+                  </pic:blipFill>
+                  <pic:spPr>
+                    <a:xfrm>
+                      <a:off x="0" y="0"/>
+                      <a:ext cx="4572000" cy="3071812"/>
+                    </a:xfrm>
+                    <a:prstGeom prst="rect">
+                      <a:avLst/>
+                    </a:prstGeom>
+                  </pic:spPr>
+                </pic:pic>
+              </a:graphicData>
+            </a:graphic>
+          </wp:inline>
+        </w:drawing>
+      </w:r>
+    </w:p>
+    <w:p>
+      <w:pPr>
+        <w:spacing w:after="200"/>
+        <w:jc w:val="center"/>
+      </w:pPr>
+      <w:r>
+        <w:rPr>
+          <w:i/>
+          <w:color w:val="6B7280"/>
+          <w:sz w:val="18"/>
+        </w:rPr>
+        <w:t>Emailing the customer their receipt</w:t>
+      </w:r>
+    </w:p>
+    <w:p>
+      <w:r>
+        <w:t>The app turns the sales sheet into a PDF, exactly as it would print, and emails it to the customer with a friendly note. The note thanks them for supporting the organization, explains what happens next, mentions any balance still owed, and gives the customer service number. An administrator can change that wording - see *Admin: settings*.</w:t>
+      </w:r>
+    </w:p>
+    <w:p>
+      <w:r>
+        <w:t>What happens next depends on how each item is leaving:</w:t>
+      </w:r>
+    </w:p>
+    <w:tbl>
+      <w:tblPr>
+        <w:tblW w:w="0" w:type="auto"/>
+        <w:jc w:val="center"/>
+        <w:tblLook w:val="04A0" w:firstRow="1" w:lastRow="0" w:firstColumn="1" w:lastColumn="0" w:noHBand="0" w:noVBand="1"/>
+      </w:tblPr>
+      <w:tblGrid>
+        <w:gridCol w:w="3168"/>
+        <w:gridCol w:w="6192"/>
+      </w:tblGrid>
+      <w:tr>
+        <w:trPr>
+          <w:jc w:val="center"/>
+        </w:trPr>
+        <w:tc>
+          <w:tcPr>
+            <w:tcW w:w="3168" w:type="dxa"/>
+            <w:tcBorders>
+              <w:top w:val="single" w:sz="4" w:space="0" w:color="0369A1"/>
+              <w:left w:val="single" w:sz="4" w:space="0" w:color="0369A1"/>
+              <w:bottom w:val="single" w:sz="4" w:space="0" w:color="0369A1"/>
+              <w:right w:val="single" w:sz="4" w:space="0" w:color="0369A1"/>
+            </w:tcBorders>
+            <w:shd w:val="clear" w:color="auto" w:fill="0369A1"/>
+            <w:tcMar>
+              <w:top w:w="100" w:type="dxa"/>
+              <w:left w:w="140" w:type="dxa"/>
+              <w:bottom w:w="100" w:type="dxa"/>
+              <w:right w:w="140" w:type="dxa"/>
+            </w:tcMar>
+          </w:tcPr>
+          <w:p>
+            <w:pPr>
+              <w:spacing w:after="0"/>
+            </w:pPr>
+            <w:r>
+              <w:rPr>
+                <w:b/>
+                <w:color w:val="FFFFFF"/>
+              </w:rPr>
+              <w:t>How it's leaving</w:t>
+            </w:r>
+          </w:p>
+        </w:tc>
+        <w:tc>
+          <w:tcPr>
+            <w:tcW w:w="6192" w:type="dxa"/>
+            <w:tcBorders>
+              <w:top w:val="single" w:sz="4" w:space="0" w:color="0369A1"/>
+              <w:left w:val="single" w:sz="4" w:space="0" w:color="0369A1"/>
+              <w:bottom w:val="single" w:sz="4" w:space="0" w:color="0369A1"/>
+              <w:right w:val="single" w:sz="4" w:space="0" w:color="0369A1"/>
+            </w:tcBorders>
+            <w:shd w:val="clear" w:color="auto" w:fill="0369A1"/>
+            <w:tcMar>
+              <w:top w:w="100" w:type="dxa"/>
+              <w:left w:w="140" w:type="dxa"/>
+              <w:bottom w:w="100" w:type="dxa"/>
+              <w:right w:w="140" w:type="dxa"/>
+            </w:tcMar>
+          </w:tcPr>
+          <w:p>
+            <w:pPr>
+              <w:spacing w:after="0"/>
+            </w:pPr>
+            <w:r>
+              <w:rPr>
+                <w:b/>
+                <w:color w:val="FFFFFF"/>
+              </w:rPr>
+              <w:t>What the email tells the customer</w:t>
+            </w:r>
+          </w:p>
+        </w:tc>
+      </w:tr>
+      <w:tr>
+        <w:trPr>
+          <w:jc w:val="center"/>
+        </w:trPr>
+        <w:tc>
+          <w:tcPr>
+            <w:tcW w:w="3168" w:type="dxa"/>
+            <w:tcBorders>
+              <w:top w:val="single" w:sz="4" w:space="0" w:color="D1D5DB"/>
+              <w:left w:val="single" w:sz="4" w:space="0" w:color="D1D5DB"/>
+              <w:bottom w:val="single" w:sz="4" w:space="0" w:color="D1D5DB"/>
+              <w:right w:val="single" w:sz="4" w:space="0" w:color="D1D5DB"/>
+            </w:tcBorders>
+            <w:tcMar>
+              <w:top w:w="100" w:type="dxa"/>
+              <w:left w:w="140" w:type="dxa"/>
+              <w:bottom w:w="100" w:type="dxa"/>
+              <w:right w:w="140" w:type="dxa"/>
+            </w:tcMar>
+          </w:tcPr>
+          <w:p>
+            <w:pPr>
+              <w:spacing w:after="0"/>
+            </w:pPr>
+            <w:r>
+              <w:rPr>
+                <w:b/>
+              </w:rPr>
+              <w:t>Take With</w:t>
+            </w:r>
+          </w:p>
+        </w:tc>
+        <w:tc>
+          <w:tcPr>
+            <w:tcW w:w="6192" w:type="dxa"/>
+            <w:tcBorders>
+              <w:top w:val="single" w:sz="4" w:space="0" w:color="D1D5DB"/>
+              <w:left w:val="single" w:sz="4" w:space="0" w:color="D1D5DB"/>
+              <w:bottom w:val="single" w:sz="4" w:space="0" w:color="D1D5DB"/>
+              <w:right w:val="single" w:sz="4" w:space="0" w:color="D1D5DB"/>
+            </w:tcBorders>
+            <w:tcMar>
+              <w:top w:w="100" w:type="dxa"/>
+              <w:left w:w="140" w:type="dxa"/>
+              <w:bottom w:w="100" w:type="dxa"/>
+              <w:right w:w="140" w:type="dxa"/>
+            </w:tcMar>
+          </w:tcPr>
+          <w:p>
+            <w:pPr>
+              <w:spacing w:after="0"/>
+            </w:pPr>
+            <w:r>
+              <w:t>It went home with them today.</w:t>
+            </w:r>
+          </w:p>
+        </w:tc>
+      </w:tr>
+      <w:tr>
+        <w:trPr>
+          <w:jc w:val="center"/>
+        </w:trPr>
+        <w:tc>
+          <w:tcPr>
+            <w:tcW w:w="3168" w:type="dxa"/>
+            <w:tcBorders>
+              <w:top w:val="single" w:sz="4" w:space="0" w:color="D1D5DB"/>
+              <w:left w:val="single" w:sz="4" w:space="0" w:color="D1D5DB"/>
+              <w:bottom w:val="single" w:sz="4" w:space="0" w:color="D1D5DB"/>
+              <w:right w:val="single" w:sz="4" w:space="0" w:color="D1D5DB"/>
+            </w:tcBorders>
+            <w:shd w:val="clear" w:color="auto" w:fill="F3F4F6"/>
+            <w:tcMar>
+              <w:top w:w="100" w:type="dxa"/>
+              <w:left w:w="140" w:type="dxa"/>
+              <w:bottom w:w="100" w:type="dxa"/>
+              <w:right w:w="140" w:type="dxa"/>
+            </w:tcMar>
+          </w:tcPr>
+          <w:p>
+            <w:pPr>
+              <w:spacing w:after="0"/>
+            </w:pPr>
+            <w:r>
+              <w:rPr>
+                <w:b/>
+              </w:rPr>
+              <w:lastRenderedPageBreak/>
               <w:t>Drop Ship</w:t>
             </w:r>
             <w:r>
@@ -10935,7 +11205,6 @@
                 <w:b/>
                 <w:color w:val="6B7280"/>
               </w:rPr>
-              <w:lastRenderedPageBreak/>
               <w:t xml:space="preserve">Good to know:  </w:t>
             </w:r>
             <w:r>
@@ -10964,7 +11233,7 @@
         <w:pStyle w:val="Heading1"/>
         <w:pageBreakBefore/>
       </w:pPr>
-      <w:bookmarkStart w:id="26" w:name="_Toc242013135"/>
+      <w:bookmarkStart w:id="26" w:name="_Toc242102894"/>
       <w:r>
         <w:lastRenderedPageBreak/>
         <w:t>Looking up orders</w:t>
@@ -10996,7 +11265,7 @@
           <w:noProof/>
         </w:rPr>
         <w:drawing>
-          <wp:inline distT="0" distB="0" distL="0" distR="0" wp14:anchorId="1528CCA8" wp14:editId="5940123C">
+          <wp:inline distT="0" distB="0" distL="0" distR="0" wp14:anchorId="607176D7" wp14:editId="7BE8F64F">
             <wp:extent cx="5760720" cy="3870484"/>
             <wp:effectExtent l="0" t="0" r="0" b="0"/>
             <wp:docPr id="14" name="Picture 14"/>
@@ -11116,7 +11385,7 @@
       <w:pPr>
         <w:pStyle w:val="Heading2"/>
       </w:pPr>
-      <w:bookmarkStart w:id="27" w:name="_Toc242013136"/>
+      <w:bookmarkStart w:id="27" w:name="_Toc242102895"/>
       <w:r>
         <w:t>Extra options for admins</w:t>
       </w:r>
@@ -11206,7 +11475,7 @@
         </w:rPr>
         <w:lastRenderedPageBreak/>
         <w:drawing>
-          <wp:inline distT="0" distB="0" distL="0" distR="0" wp14:anchorId="0A087366" wp14:editId="013FBD3E">
+          <wp:inline distT="0" distB="0" distL="0" distR="0" wp14:anchorId="333E3D98" wp14:editId="75CDC4A9">
             <wp:extent cx="4754880" cy="3194685"/>
             <wp:effectExtent l="0" t="0" r="0" b="0"/>
             <wp:docPr id="15" name="Picture 15"/>
@@ -11328,7 +11597,7 @@
         <w:pStyle w:val="Heading1"/>
         <w:pageBreakBefore/>
       </w:pPr>
-      <w:bookmarkStart w:id="28" w:name="_Toc242013137"/>
+      <w:bookmarkStart w:id="28" w:name="_Toc242102896"/>
       <w:r>
         <w:lastRenderedPageBreak/>
         <w:t>The dashboard</w:t>
@@ -11392,7 +11661,7 @@
           <w:noProof/>
         </w:rPr>
         <w:drawing>
-          <wp:inline distT="0" distB="0" distL="0" distR="0" wp14:anchorId="054B94F2" wp14:editId="3F9DBBD7">
+          <wp:inline distT="0" distB="0" distL="0" distR="0" wp14:anchorId="71FE7C6E" wp14:editId="4AF87DAC">
             <wp:extent cx="4937760" cy="4305110"/>
             <wp:effectExtent l="0" t="0" r="0" b="0"/>
             <wp:docPr id="16" name="Picture 16"/>
@@ -12047,7 +12316,7 @@
         <w:pStyle w:val="Heading1"/>
         <w:pageBreakBefore/>
       </w:pPr>
-      <w:bookmarkStart w:id="29" w:name="_Toc242013138"/>
+      <w:bookmarkStart w:id="29" w:name="_Toc242102897"/>
       <w:r>
         <w:lastRenderedPageBreak/>
         <w:t>Keeping inventory</w:t>
@@ -12106,7 +12375,7 @@
           <w:noProof/>
         </w:rPr>
         <w:drawing>
-          <wp:inline distT="0" distB="0" distL="0" distR="0" wp14:anchorId="213C07B9" wp14:editId="17010BEB">
+          <wp:inline distT="0" distB="0" distL="0" distR="0" wp14:anchorId="39FA171C" wp14:editId="4A556F07">
             <wp:extent cx="5760720" cy="3870484"/>
             <wp:effectExtent l="0" t="0" r="0" b="0"/>
             <wp:docPr id="17" name="Picture 17"/>
@@ -12160,7 +12429,7 @@
       <w:pPr>
         <w:pStyle w:val="Heading2"/>
       </w:pPr>
-      <w:bookmarkStart w:id="30" w:name="_Toc242013139"/>
+      <w:bookmarkStart w:id="30" w:name="_Toc242102898"/>
       <w:r>
         <w:t>What's on the screen</w:t>
       </w:r>
@@ -12268,7 +12537,7 @@
         </w:rPr>
         <w:lastRenderedPageBreak/>
         <w:drawing>
-          <wp:inline distT="0" distB="0" distL="0" distR="0" wp14:anchorId="1E32E355" wp14:editId="2147E6C2">
+          <wp:inline distT="0" distB="0" distL="0" distR="0" wp14:anchorId="4A9141EC" wp14:editId="419AE788">
             <wp:extent cx="5120640" cy="2295459"/>
             <wp:effectExtent l="0" t="0" r="0" b="0"/>
             <wp:docPr id="18" name="Picture 18"/>
@@ -12393,7 +12662,7 @@
       <w:pPr>
         <w:pStyle w:val="Heading2"/>
       </w:pPr>
-      <w:bookmarkStart w:id="31" w:name="_Toc242013140"/>
+      <w:bookmarkStart w:id="31" w:name="_Toc242102899"/>
       <w:r>
         <w:t>Updating a count</w:t>
       </w:r>
@@ -12470,7 +12739,7 @@
         </w:rPr>
         <w:lastRenderedPageBreak/>
         <w:drawing>
-          <wp:inline distT="0" distB="0" distL="0" distR="0" wp14:anchorId="5E6C60C3" wp14:editId="7EC91332">
+          <wp:inline distT="0" distB="0" distL="0" distR="0" wp14:anchorId="6EB11C5A" wp14:editId="1B99A1A2">
             <wp:extent cx="5120640" cy="3440430"/>
             <wp:effectExtent l="0" t="0" r="0" b="0"/>
             <wp:docPr id="19" name="Picture 19"/>
@@ -12524,7 +12793,7 @@
       <w:pPr>
         <w:pStyle w:val="Heading2"/>
       </w:pPr>
-      <w:bookmarkStart w:id="32" w:name="_Toc242013141"/>
+      <w:bookmarkStart w:id="32" w:name="_Toc242102900"/>
       <w:r>
         <w:t>What changes the count automatically</w:t>
       </w:r>
@@ -12928,7 +13197,7 @@
       <w:pPr>
         <w:pStyle w:val="Heading2"/>
       </w:pPr>
-      <w:bookmarkStart w:id="33" w:name="_Toc242013142"/>
+      <w:bookmarkStart w:id="33" w:name="_Toc242102901"/>
       <w:r>
         <w:t>Seeing the history</w:t>
       </w:r>
@@ -12943,7 +13212,7 @@
       <w:pPr>
         <w:pStyle w:val="Heading2"/>
       </w:pPr>
-      <w:bookmarkStart w:id="34" w:name="_Toc242013143"/>
+      <w:bookmarkStart w:id="34" w:name="_Toc242102902"/>
       <w:r>
         <w:lastRenderedPageBreak/>
         <w:t>Notes for the inventory sheet</w:t>
@@ -12993,7 +13262,7 @@
           <w:noProof/>
         </w:rPr>
         <w:drawing>
-          <wp:inline distT="0" distB="0" distL="0" distR="0" wp14:anchorId="02F256C2" wp14:editId="25F7120A">
+          <wp:inline distT="0" distB="0" distL="0" distR="0" wp14:anchorId="6FDA7DEB" wp14:editId="2C1D97CF">
             <wp:extent cx="5120640" cy="3440430"/>
             <wp:effectExtent l="0" t="0" r="0" b="0"/>
             <wp:docPr id="20" name="Picture 20"/>
@@ -13047,7 +13316,7 @@
       <w:pPr>
         <w:pStyle w:val="Heading2"/>
       </w:pPr>
-      <w:bookmarkStart w:id="35" w:name="_Toc242013144"/>
+      <w:bookmarkStart w:id="35" w:name="_Toc242102903"/>
       <w:r>
         <w:t>Start and end counts</w:t>
       </w:r>
@@ -13571,7 +13840,7 @@
           <w:noProof/>
         </w:rPr>
         <w:drawing>
-          <wp:inline distT="0" distB="0" distL="0" distR="0" wp14:anchorId="127BE101" wp14:editId="3573A5E7">
+          <wp:inline distT="0" distB="0" distL="0" distR="0" wp14:anchorId="0655A85C" wp14:editId="1F2881D4">
             <wp:extent cx="5486400" cy="3686175"/>
             <wp:effectExtent l="0" t="0" r="0" b="0"/>
             <wp:docPr id="21" name="Picture 21"/>
@@ -13711,7 +13980,7 @@
         <w:pStyle w:val="Heading1"/>
         <w:pageBreakBefore/>
       </w:pPr>
-      <w:bookmarkStart w:id="36" w:name="_Toc242013145"/>
+      <w:bookmarkStart w:id="36" w:name="_Toc242102904"/>
       <w:r>
         <w:lastRenderedPageBreak/>
         <w:t>Admin: setting up an event</w:t>
@@ -13736,7 +14005,7 @@
       <w:pPr>
         <w:pStyle w:val="Heading2"/>
       </w:pPr>
-      <w:bookmarkStart w:id="37" w:name="_Toc242013146"/>
+      <w:bookmarkStart w:id="37" w:name="_Toc242102905"/>
       <w:r>
         <w:t>Creating or editing an event</w:t>
       </w:r>
@@ -13753,7 +14022,7 @@
           <w:noProof/>
         </w:rPr>
         <w:drawing>
-          <wp:inline distT="0" distB="0" distL="0" distR="0" wp14:anchorId="30B04DC9" wp14:editId="76A4DAB4">
+          <wp:inline distT="0" distB="0" distL="0" distR="0" wp14:anchorId="70096287" wp14:editId="3315BDF2">
             <wp:extent cx="5760720" cy="1134142"/>
             <wp:effectExtent l="0" t="0" r="0" b="0"/>
             <wp:docPr id="22" name="Picture 22"/>
@@ -14102,7 +14371,7 @@
           <w:noProof/>
         </w:rPr>
         <w:drawing>
-          <wp:inline distT="0" distB="0" distL="0" distR="0" wp14:anchorId="2D671E8F" wp14:editId="680C0E77">
+          <wp:inline distT="0" distB="0" distL="0" distR="0" wp14:anchorId="6424ABC7" wp14:editId="6DDEDA57">
             <wp:extent cx="3840480" cy="2580322"/>
             <wp:effectExtent l="0" t="0" r="0" b="0"/>
             <wp:docPr id="23" name="Picture 23"/>
@@ -14224,7 +14493,7 @@
       <w:pPr>
         <w:pStyle w:val="Heading2"/>
       </w:pPr>
-      <w:bookmarkStart w:id="38" w:name="_Toc242013147"/>
+      <w:bookmarkStart w:id="38" w:name="_Toc242102906"/>
       <w:r>
         <w:t>Closing out an event</w:t>
       </w:r>
@@ -14391,7 +14660,7 @@
       <w:pPr>
         <w:pStyle w:val="Heading2"/>
       </w:pPr>
-      <w:bookmarkStart w:id="39" w:name="_Toc242013148"/>
+      <w:bookmarkStart w:id="39" w:name="_Toc242102907"/>
       <w:r>
         <w:t>Event sales sheets</w:t>
       </w:r>
@@ -14449,7 +14718,7 @@
           <w:noProof/>
         </w:rPr>
         <w:drawing>
-          <wp:inline distT="0" distB="0" distL="0" distR="0" wp14:anchorId="3193E61D" wp14:editId="11EFBC2E">
+          <wp:inline distT="0" distB="0" distL="0" distR="0" wp14:anchorId="196B2EC6" wp14:editId="3FEE1C73">
             <wp:extent cx="4389120" cy="2948940"/>
             <wp:effectExtent l="0" t="0" r="0" b="0"/>
             <wp:docPr id="24" name="Picture 24"/>
@@ -14578,7 +14847,7 @@
           <w:noProof/>
         </w:rPr>
         <w:drawing>
-          <wp:inline distT="0" distB="0" distL="0" distR="0" wp14:anchorId="3512FBCA" wp14:editId="34524E5F">
+          <wp:inline distT="0" distB="0" distL="0" distR="0" wp14:anchorId="2CC63C4C" wp14:editId="4C040541">
             <wp:extent cx="4206240" cy="5717858"/>
             <wp:effectExtent l="0" t="0" r="0" b="0"/>
             <wp:docPr id="25" name="Picture 25"/>
@@ -14640,7 +14909,7 @@
         <w:t>Print / Save PDF</w:t>
       </w:r>
       <w:r>
-        <w:t>: print everything, or choose Save as PDF as the printer to keep a single file.</w:t>
+        <w:t>: the app builds one PDF of every sheet - the button counts the pages as it goes - then prints it the same way as a single sales sheet. On a computer, choose Save as PDF as the printer to keep a single file; on a tablet the PDF opens in a new tab.</w:t>
       </w:r>
     </w:p>
     <w:p>
@@ -14667,6 +14936,7 @@
         <w:rPr>
           <w:b/>
         </w:rPr>
+        <w:lastRenderedPageBreak/>
         <w:t>Email report</w:t>
       </w:r>
       <w:r>
@@ -14678,7 +14948,6 @@
         <w:pStyle w:val="Heading3"/>
       </w:pPr>
       <w:r>
-        <w:lastRenderedPageBreak/>
         <w:t>Emailing the event report</w:t>
       </w:r>
     </w:p>
@@ -14716,7 +14985,7 @@
           <w:noProof/>
         </w:rPr>
         <w:drawing>
-          <wp:inline distT="0" distB="0" distL="0" distR="0" wp14:anchorId="5495721F" wp14:editId="0447E06A">
+          <wp:inline distT="0" distB="0" distL="0" distR="0" wp14:anchorId="514A59B1" wp14:editId="2C5FB54B">
             <wp:extent cx="4389120" cy="2948940"/>
             <wp:effectExtent l="0" t="0" r="0" b="0"/>
             <wp:docPr id="26" name="Picture 26"/>
@@ -14829,7 +15098,7 @@
         <w:pStyle w:val="Heading1"/>
         <w:pageBreakBefore/>
       </w:pPr>
-      <w:bookmarkStart w:id="40" w:name="_Toc242013149"/>
+      <w:bookmarkStart w:id="40" w:name="_Toc242102908"/>
       <w:r>
         <w:lastRenderedPageBreak/>
         <w:t>Admin: managing the catalog</w:t>
@@ -14856,7 +15125,70 @@
         <w:t>Search</w:t>
       </w:r>
       <w:r>
-        <w:t xml:space="preserve"> to find a product.</w:t>
+        <w:t xml:space="preserve"> to find a product. The </w:t>
+      </w:r>
+      <w:r>
+        <w:rPr>
+          <w:b/>
+        </w:rPr>
+        <w:t>Sort</w:t>
+      </w:r>
+      <w:r>
+        <w:t xml:space="preserve"> buttons work just like the ones in </w:t>
+      </w:r>
+      <w:r>
+        <w:rPr>
+          <w:b/>
+        </w:rPr>
+        <w:t>Add item</w:t>
+      </w:r>
+      <w:r>
+        <w:t xml:space="preserve">: </w:t>
+      </w:r>
+      <w:r>
+        <w:rPr>
+          <w:b/>
+        </w:rPr>
+        <w:t>Name A-Z</w:t>
+      </w:r>
+      <w:r>
+        <w:t xml:space="preserve"> (the default), </w:t>
+      </w:r>
+      <w:r>
+        <w:rPr>
+          <w:b/>
+        </w:rPr>
+        <w:t>Name Z-A</w:t>
+      </w:r>
+      <w:r>
+        <w:t xml:space="preserve">, </w:t>
+      </w:r>
+      <w:r>
+        <w:rPr>
+          <w:b/>
+        </w:rPr>
+        <w:t>Price low-high</w:t>
+      </w:r>
+      <w:r>
+        <w:t xml:space="preserve">, </w:t>
+      </w:r>
+      <w:r>
+        <w:rPr>
+          <w:b/>
+        </w:rPr>
+        <w:t>Price high-low</w:t>
+      </w:r>
+      <w:r>
+        <w:t xml:space="preserve"> or </w:t>
+      </w:r>
+      <w:r>
+        <w:rPr>
+          <w:b/>
+        </w:rPr>
+        <w:t>Brand</w:t>
+      </w:r>
+      <w:r>
+        <w:t>. Products stay grouped by category, and items with no set price go to the end when you sort by price.</w:t>
       </w:r>
     </w:p>
     <w:p>
@@ -14870,8 +15202,8 @@
           <w:noProof/>
         </w:rPr>
         <w:drawing>
-          <wp:inline distT="0" distB="0" distL="0" distR="0" wp14:anchorId="5478EB1E" wp14:editId="3DE0C8F9">
-            <wp:extent cx="5760720" cy="3870484"/>
+          <wp:inline distT="0" distB="0" distL="0" distR="0" wp14:anchorId="6EBAB77D" wp14:editId="0C1E2DED">
+            <wp:extent cx="5760720" cy="4050506"/>
             <wp:effectExtent l="0" t="0" r="0" b="0"/>
             <wp:docPr id="27" name="Picture 27"/>
             <wp:cNvGraphicFramePr>
@@ -14893,7 +15225,7 @@
                   <pic:spPr>
                     <a:xfrm>
                       <a:off x="0" y="0"/>
-                      <a:ext cx="5760720" cy="3870484"/>
+                      <a:ext cx="5760720" cy="4050506"/>
                     </a:xfrm>
                     <a:prstGeom prst="rect">
                       <a:avLst/>
@@ -14917,14 +15249,14 @@
           <w:color w:val="6B7280"/>
           <w:sz w:val="18"/>
         </w:rPr>
-        <w:t>The catalog</w:t>
+        <w:t>The catalog, sorted by Price high-low</w:t>
       </w:r>
     </w:p>
     <w:p>
       <w:pPr>
         <w:pStyle w:val="Heading2"/>
       </w:pPr>
-      <w:bookmarkStart w:id="41" w:name="_Toc242013150"/>
+      <w:bookmarkStart w:id="41" w:name="_Toc242102909"/>
       <w:r>
         <w:lastRenderedPageBreak/>
         <w:t>Adding or editing a product</w:t>
@@ -14942,7 +15274,7 @@
           <w:noProof/>
         </w:rPr>
         <w:drawing>
-          <wp:inline distT="0" distB="0" distL="0" distR="0" wp14:anchorId="738AC196" wp14:editId="2D317C1F">
+          <wp:inline distT="0" distB="0" distL="0" distR="0" wp14:anchorId="7CD485C8" wp14:editId="001D3BB4">
             <wp:extent cx="5486400" cy="3686175"/>
             <wp:effectExtent l="0" t="0" r="0" b="0"/>
             <wp:docPr id="28" name="Picture 28"/>
@@ -15409,7 +15741,7 @@
         </w:rPr>
         <w:lastRenderedPageBreak/>
         <w:drawing>
-          <wp:inline distT="0" distB="0" distL="0" distR="0" wp14:anchorId="5E738900" wp14:editId="115BB9BE">
+          <wp:inline distT="0" distB="0" distL="0" distR="0" wp14:anchorId="7C88072F" wp14:editId="09888905">
             <wp:extent cx="5120640" cy="2130933"/>
             <wp:effectExtent l="0" t="0" r="0" b="0"/>
             <wp:docPr id="29" name="Picture 29"/>
@@ -15590,7 +15922,7 @@
           <w:noProof/>
         </w:rPr>
         <w:drawing>
-          <wp:inline distT="0" distB="0" distL="0" distR="0" wp14:anchorId="06F1615A" wp14:editId="75307D6D">
+          <wp:inline distT="0" distB="0" distL="0" distR="0" wp14:anchorId="55FD38BE" wp14:editId="6E76A624">
             <wp:extent cx="5486400" cy="3686175"/>
             <wp:effectExtent l="0" t="0" r="0" b="0"/>
             <wp:docPr id="30" name="Picture 30"/>
@@ -15792,7 +16124,7 @@
           <w:noProof/>
         </w:rPr>
         <w:drawing>
-          <wp:inline distT="0" distB="0" distL="0" distR="0" wp14:anchorId="6048C697" wp14:editId="62F782C5">
+          <wp:inline distT="0" distB="0" distL="0" distR="0" wp14:anchorId="58D09A1A" wp14:editId="55B4CE5B">
             <wp:extent cx="5486400" cy="3686175"/>
             <wp:effectExtent l="0" t="0" r="0" b="0"/>
             <wp:docPr id="31" name="Picture 31"/>
@@ -16049,7 +16381,7 @@
       <w:pPr>
         <w:pStyle w:val="Heading2"/>
       </w:pPr>
-      <w:bookmarkStart w:id="42" w:name="_Toc242013151"/>
+      <w:bookmarkStart w:id="42" w:name="_Toc242102910"/>
       <w:r>
         <w:t>Delivery and services</w:t>
       </w:r>
@@ -16080,7 +16412,7 @@
           <w:noProof/>
         </w:rPr>
         <w:drawing>
-          <wp:inline distT="0" distB="0" distL="0" distR="0" wp14:anchorId="4C609954" wp14:editId="30E71C95">
+          <wp:inline distT="0" distB="0" distL="0" distR="0" wp14:anchorId="145D5D04" wp14:editId="5CC621C4">
             <wp:extent cx="5760720" cy="3870484"/>
             <wp:effectExtent l="0" t="0" r="0" b="0"/>
             <wp:docPr id="32" name="Picture 32"/>
@@ -16511,7 +16843,7 @@
         <w:pStyle w:val="Heading1"/>
         <w:pageBreakBefore/>
       </w:pPr>
-      <w:bookmarkStart w:id="43" w:name="_Toc242013152"/>
+      <w:bookmarkStart w:id="43" w:name="_Toc242102911"/>
       <w:r>
         <w:lastRenderedPageBreak/>
         <w:t>Admin: managing the crew</w:t>
@@ -16543,7 +16875,7 @@
           <w:noProof/>
         </w:rPr>
         <w:drawing>
-          <wp:inline distT="0" distB="0" distL="0" distR="0" wp14:anchorId="2D405DA4" wp14:editId="19552A6E">
+          <wp:inline distT="0" distB="0" distL="0" distR="0" wp14:anchorId="380A48B3" wp14:editId="7D93D576">
             <wp:extent cx="5760720" cy="1935242"/>
             <wp:effectExtent l="0" t="0" r="0" b="0"/>
             <wp:docPr id="33" name="Picture 33"/>
@@ -16815,7 +17147,7 @@
           <w:noProof/>
         </w:rPr>
         <w:drawing>
-          <wp:inline distT="0" distB="0" distL="0" distR="0" wp14:anchorId="73498D3B" wp14:editId="67BC1761">
+          <wp:inline distT="0" distB="0" distL="0" distR="0" wp14:anchorId="2B71194A" wp14:editId="2CE3E475">
             <wp:extent cx="4023360" cy="2703195"/>
             <wp:effectExtent l="0" t="0" r="0" b="0"/>
             <wp:docPr id="34" name="Picture 34"/>
@@ -16895,7 +17227,7 @@
         <w:pStyle w:val="Heading1"/>
         <w:pageBreakBefore/>
       </w:pPr>
-      <w:bookmarkStart w:id="44" w:name="_Toc242013153"/>
+      <w:bookmarkStart w:id="44" w:name="_Toc242102912"/>
       <w:r>
         <w:lastRenderedPageBreak/>
         <w:t>Admin: settings</w:t>
@@ -16965,7 +17297,7 @@
       <w:pPr>
         <w:pStyle w:val="Heading2"/>
       </w:pPr>
-      <w:bookmarkStart w:id="45" w:name="_Toc242013154"/>
+      <w:bookmarkStart w:id="45" w:name="_Toc242102913"/>
       <w:r>
         <w:t>Business details</w:t>
       </w:r>
@@ -16982,7 +17314,7 @@
           <w:noProof/>
         </w:rPr>
         <w:drawing>
-          <wp:inline distT="0" distB="0" distL="0" distR="0" wp14:anchorId="35D9C353" wp14:editId="7E270DE2">
+          <wp:inline distT="0" distB="0" distL="0" distR="0" wp14:anchorId="3DC0154D" wp14:editId="0CFDF8AD">
             <wp:extent cx="5760720" cy="1429893"/>
             <wp:effectExtent l="0" t="0" r="0" b="0"/>
             <wp:docPr id="35" name="Picture 35"/>
@@ -17346,7 +17678,7 @@
       <w:pPr>
         <w:pStyle w:val="Heading2"/>
       </w:pPr>
-      <w:bookmarkStart w:id="46" w:name="_Toc242013155"/>
+      <w:bookmarkStart w:id="46" w:name="_Toc242102914"/>
       <w:r>
         <w:t>Sales sheet terms</w:t>
       </w:r>
@@ -17369,7 +17701,7 @@
         </w:rPr>
         <w:lastRenderedPageBreak/>
         <w:drawing>
-          <wp:inline distT="0" distB="0" distL="0" distR="0" wp14:anchorId="3B4C82ED" wp14:editId="01478043">
+          <wp:inline distT="0" distB="0" distL="0" distR="0" wp14:anchorId="0639C630" wp14:editId="7174E1E5">
             <wp:extent cx="5760720" cy="4937760"/>
             <wp:effectExtent l="0" t="0" r="0" b="0"/>
             <wp:docPr id="36" name="Picture 36"/>
@@ -17742,7 +18074,7 @@
       <w:pPr>
         <w:pStyle w:val="Heading2"/>
       </w:pPr>
-      <w:bookmarkStart w:id="47" w:name="_Toc242013156"/>
+      <w:bookmarkStart w:id="47" w:name="_Toc242102915"/>
       <w:r>
         <w:t>Receipt email</w:t>
       </w:r>
@@ -17764,7 +18096,7 @@
           <w:noProof/>
         </w:rPr>
         <w:drawing>
-          <wp:inline distT="0" distB="0" distL="0" distR="0" wp14:anchorId="2F104CBA" wp14:editId="1F5C52DE">
+          <wp:inline distT="0" distB="0" distL="0" distR="0" wp14:anchorId="2C0B12D1" wp14:editId="3FDDA2E2">
             <wp:extent cx="5760720" cy="4454271"/>
             <wp:effectExtent l="0" t="0" r="0" b="0"/>
             <wp:docPr id="37" name="Picture 37"/>
@@ -18741,7 +19073,7 @@
       <w:pPr>
         <w:pStyle w:val="Heading2"/>
       </w:pPr>
-      <w:bookmarkStart w:id="48" w:name="_Toc242013157"/>
+      <w:bookmarkStart w:id="48" w:name="_Toc242102916"/>
       <w:r>
         <w:t>New events</w:t>
       </w:r>
@@ -18758,7 +19090,7 @@
           <w:noProof/>
         </w:rPr>
         <w:drawing>
-          <wp:inline distT="0" distB="0" distL="0" distR="0" wp14:anchorId="33E3BEB7" wp14:editId="43184D2E">
+          <wp:inline distT="0" distB="0" distL="0" distR="0" wp14:anchorId="34BE9277" wp14:editId="0E05BB52">
             <wp:extent cx="5760720" cy="1512189"/>
             <wp:effectExtent l="0" t="0" r="0" b="0"/>
             <wp:docPr id="38" name="Picture 38"/>
@@ -18836,7 +19168,7 @@
       <w:pPr>
         <w:pStyle w:val="Heading2"/>
       </w:pPr>
-      <w:bookmarkStart w:id="49" w:name="_Toc242013158"/>
+      <w:bookmarkStart w:id="49" w:name="_Toc242102917"/>
       <w:r>
         <w:t>Dashboard</w:t>
       </w:r>
@@ -18853,7 +19185,7 @@
           <w:noProof/>
         </w:rPr>
         <w:drawing>
-          <wp:inline distT="0" distB="0" distL="0" distR="0" wp14:anchorId="1655C5FA" wp14:editId="7398C4F5">
+          <wp:inline distT="0" distB="0" distL="0" distR="0" wp14:anchorId="0CEFF556" wp14:editId="6CA38EB9">
             <wp:extent cx="5760720" cy="1594485"/>
             <wp:effectExtent l="0" t="0" r="0" b="0"/>
             <wp:docPr id="39" name="Picture 39"/>
@@ -19183,7 +19515,7 @@
         <w:pStyle w:val="Heading1"/>
         <w:pageBreakBefore/>
       </w:pPr>
-      <w:bookmarkStart w:id="50" w:name="_Toc242013159"/>
+      <w:bookmarkStart w:id="50" w:name="_Toc242102918"/>
       <w:r>
         <w:lastRenderedPageBreak/>
         <w:t>Owner: permanent deletes</w:t>
@@ -19224,7 +19556,7 @@
           <w:noProof/>
         </w:rPr>
         <w:drawing>
-          <wp:inline distT="0" distB="0" distL="0" distR="0" wp14:anchorId="46C8F399" wp14:editId="26361385">
+          <wp:inline distT="0" distB="0" distL="0" distR="0" wp14:anchorId="59A74F09" wp14:editId="028FE19E">
             <wp:extent cx="4754880" cy="3312709"/>
             <wp:effectExtent l="0" t="0" r="0" b="0"/>
             <wp:docPr id="40" name="Picture 40"/>
@@ -19888,7 +20220,7 @@
         <w:pStyle w:val="Heading1"/>
         <w:pageBreakBefore/>
       </w:pPr>
-      <w:bookmarkStart w:id="51" w:name="_Toc242013160"/>
+      <w:bookmarkStart w:id="51" w:name="_Toc242102919"/>
       <w:r>
         <w:lastRenderedPageBreak/>
         <w:t>Owner: backing up and restoring the catalog</w:t>
@@ -19922,7 +20254,7 @@
       <w:pPr>
         <w:pStyle w:val="Heading2"/>
       </w:pPr>
-      <w:bookmarkStart w:id="52" w:name="_Toc242013161"/>
+      <w:bookmarkStart w:id="52" w:name="_Toc242102920"/>
       <w:r>
         <w:t>Export catalog</w:t>
       </w:r>
@@ -19973,7 +20305,7 @@
       <w:pPr>
         <w:pStyle w:val="Heading2"/>
       </w:pPr>
-      <w:bookmarkStart w:id="53" w:name="_Toc242013162"/>
+      <w:bookmarkStart w:id="53" w:name="_Toc242102921"/>
       <w:r>
         <w:t>Restore catalog</w:t>
       </w:r>
@@ -20087,7 +20419,7 @@
         </w:rPr>
         <w:lastRenderedPageBreak/>
         <w:drawing>
-          <wp:inline distT="0" distB="0" distL="0" distR="0" wp14:anchorId="03978E1E" wp14:editId="6833BC3C">
+          <wp:inline distT="0" distB="0" distL="0" distR="0" wp14:anchorId="64CF199A" wp14:editId="7816136B">
             <wp:extent cx="4206240" cy="5882164"/>
             <wp:effectExtent l="0" t="0" r="0" b="0"/>
             <wp:docPr id="41" name="Picture 41"/>
@@ -20369,7 +20701,7 @@
           <w:noProof/>
         </w:rPr>
         <w:drawing>
-          <wp:inline distT="0" distB="0" distL="0" distR="0" wp14:anchorId="23C93180" wp14:editId="787CBDF5">
+          <wp:inline distT="0" distB="0" distL="0" distR="0" wp14:anchorId="01F3E4FD" wp14:editId="04A46DCB">
             <wp:extent cx="4206240" cy="1993582"/>
             <wp:effectExtent l="0" t="0" r="0" b="0"/>
             <wp:docPr id="42" name="Picture 42"/>
@@ -20562,7 +20894,7 @@
         <w:pStyle w:val="Heading1"/>
         <w:pageBreakBefore/>
       </w:pPr>
-      <w:bookmarkStart w:id="54" w:name="_Toc242013163"/>
+      <w:bookmarkStart w:id="54" w:name="_Toc242102922"/>
       <w:r>
         <w:lastRenderedPageBreak/>
         <w:t>Tips and troubleshooting</w:t>
@@ -20997,7 +21329,7 @@
         <w:pStyle w:val="Heading1"/>
         <w:pageBreakBefore/>
       </w:pPr>
-      <w:bookmarkStart w:id="55" w:name="_Toc242013164"/>
+      <w:bookmarkStart w:id="55" w:name="_Toc242102923"/>
       <w:r>
         <w:lastRenderedPageBreak/>
         <w:t>Quick reference</w:t>
@@ -21008,7 +21340,7 @@
       <w:pPr>
         <w:pStyle w:val="Heading2"/>
       </w:pPr>
-      <w:bookmarkStart w:id="56" w:name="_Toc242013165"/>
+      <w:bookmarkStart w:id="56" w:name="_Toc242102924"/>
       <w:r>
         <w:t>Sales rep checklist</w:t>
       </w:r>
@@ -21152,7 +21484,7 @@
       <w:pPr>
         <w:pStyle w:val="Heading2"/>
       </w:pPr>
-      <w:bookmarkStart w:id="57" w:name="_Toc242013166"/>
+      <w:bookmarkStart w:id="57" w:name="_Toc242102925"/>
       <w:r>
         <w:t>Checkout checklist</w:t>
       </w:r>
@@ -21340,7 +21672,7 @@
       <w:pPr>
         <w:pStyle w:val="Heading2"/>
       </w:pPr>
-      <w:bookmarkStart w:id="58" w:name="_Toc242013167"/>
+      <w:bookmarkStart w:id="58" w:name="_Toc242102926"/>
       <w:r>
         <w:t>Inventory counts</w:t>
       </w:r>
@@ -21544,7 +21876,7 @@
       <w:pPr>
         <w:pStyle w:val="Heading2"/>
       </w:pPr>
-      <w:bookmarkStart w:id="59" w:name="_Toc242013168"/>
+      <w:bookmarkStart w:id="59" w:name="_Toc242102927"/>
       <w:r>
         <w:t>Order status at a glance</w:t>
       </w:r>
@@ -22164,31 +22496,31 @@
       </w:rPr>
     </w:lvl>
   </w:abstractNum>
-  <w:num w:numId="1" w16cid:durableId="1473449284">
+  <w:num w:numId="1" w16cid:durableId="1242524297">
     <w:abstractNumId w:val="8"/>
   </w:num>
-  <w:num w:numId="2" w16cid:durableId="152067001">
+  <w:num w:numId="2" w16cid:durableId="1507474166">
     <w:abstractNumId w:val="6"/>
   </w:num>
-  <w:num w:numId="3" w16cid:durableId="1385981142">
+  <w:num w:numId="3" w16cid:durableId="1093429214">
     <w:abstractNumId w:val="5"/>
   </w:num>
-  <w:num w:numId="4" w16cid:durableId="1463764056">
+  <w:num w:numId="4" w16cid:durableId="404960151">
     <w:abstractNumId w:val="4"/>
   </w:num>
-  <w:num w:numId="5" w16cid:durableId="14772041">
+  <w:num w:numId="5" w16cid:durableId="426850991">
     <w:abstractNumId w:val="7"/>
   </w:num>
-  <w:num w:numId="6" w16cid:durableId="363559026">
+  <w:num w:numId="6" w16cid:durableId="1597981859">
     <w:abstractNumId w:val="3"/>
   </w:num>
-  <w:num w:numId="7" w16cid:durableId="585845614">
+  <w:num w:numId="7" w16cid:durableId="1325279473">
     <w:abstractNumId w:val="2"/>
   </w:num>
-  <w:num w:numId="8" w16cid:durableId="1926185301">
+  <w:num w:numId="8" w16cid:durableId="2115587314">
     <w:abstractNumId w:val="1"/>
   </w:num>
-  <w:num w:numId="9" w16cid:durableId="418408840">
+  <w:num w:numId="9" w16cid:durableId="1113941122">
     <w:abstractNumId w:val="0"/>
   </w:num>
 </w:numbering>
@@ -33580,7 +33912,7 @@
     <w:autoRedefine/>
     <w:uiPriority w:val="39"/>
     <w:unhideWhenUsed/>
-    <w:rsid w:val="00F15F69"/>
+    <w:rsid w:val="004C25C9"/>
     <w:pPr>
       <w:spacing w:after="100"/>
     </w:pPr>
@@ -33592,7 +33924,7 @@
     <w:autoRedefine/>
     <w:uiPriority w:val="39"/>
     <w:unhideWhenUsed/>
-    <w:rsid w:val="00F15F69"/>
+    <w:rsid w:val="004C25C9"/>
     <w:pPr>
       <w:spacing w:after="100"/>
       <w:ind w:left="220"/>
@@ -33603,7 +33935,7 @@
     <w:basedOn w:val="DefaultParagraphFont"/>
     <w:uiPriority w:val="99"/>
     <w:unhideWhenUsed/>
-    <w:rsid w:val="00F15F69"/>
+    <w:rsid w:val="004C25C9"/>
     <w:rPr>
       <w:color w:val="0000FF" w:themeColor="hyperlink"/>
       <w:u w:val="single"/>

--- a/Documents/CFS Sales App User Guide.docx
+++ b/Documents/CFS Sales App User Guide.docx
@@ -345,7 +345,7 @@
       <w:r>
         <w:fldChar w:fldCharType="separate"/>
       </w:r>
-      <w:hyperlink w:anchor="_Toc242102868" w:history="1">
+      <w:hyperlink w:anchor="_Toc242187218" w:history="1">
         <w:r>
           <w:rPr>
             <w:rStyle w:val="Hyperlink"/>
@@ -372,7 +372,7 @@
             <w:noProof/>
             <w:webHidden/>
           </w:rPr>
-          <w:instrText xml:space="preserve"> PAGEREF _Toc242102868 \h </w:instrText>
+          <w:instrText xml:space="preserve"> PAGEREF _Toc242187218 \h </w:instrText>
         </w:r>
         <w:r>
           <w:rPr>
@@ -413,7 +413,7 @@
           <w:noProof/>
         </w:rPr>
       </w:pPr>
-      <w:hyperlink w:anchor="_Toc242102869" w:history="1">
+      <w:hyperlink w:anchor="_Toc242187219" w:history="1">
         <w:r>
           <w:rPr>
             <w:rStyle w:val="Hyperlink"/>
@@ -440,7 +440,7 @@
             <w:noProof/>
             <w:webHidden/>
           </w:rPr>
-          <w:instrText xml:space="preserve"> PAGEREF _Toc242102869 \h </w:instrText>
+          <w:instrText xml:space="preserve"> PAGEREF _Toc242187219 \h </w:instrText>
         </w:r>
         <w:r>
           <w:rPr>
@@ -481,7 +481,7 @@
           <w:noProof/>
         </w:rPr>
       </w:pPr>
-      <w:hyperlink w:anchor="_Toc242102870" w:history="1">
+      <w:hyperlink w:anchor="_Toc242187220" w:history="1">
         <w:r>
           <w:rPr>
             <w:rStyle w:val="Hyperlink"/>
@@ -508,7 +508,7 @@
             <w:noProof/>
             <w:webHidden/>
           </w:rPr>
-          <w:instrText xml:space="preserve"> PAGEREF _Toc242102870 \h </w:instrText>
+          <w:instrText xml:space="preserve"> PAGEREF _Toc242187220 \h </w:instrText>
         </w:r>
         <w:r>
           <w:rPr>
@@ -549,7 +549,7 @@
           <w:noProof/>
         </w:rPr>
       </w:pPr>
-      <w:hyperlink w:anchor="_Toc242102871" w:history="1">
+      <w:hyperlink w:anchor="_Toc242187221" w:history="1">
         <w:r>
           <w:rPr>
             <w:rStyle w:val="Hyperlink"/>
@@ -576,7 +576,7 @@
             <w:noProof/>
             <w:webHidden/>
           </w:rPr>
-          <w:instrText xml:space="preserve"> PAGEREF _Toc242102871 \h </w:instrText>
+          <w:instrText xml:space="preserve"> PAGEREF _Toc242187221 \h </w:instrText>
         </w:r>
         <w:r>
           <w:rPr>
@@ -617,7 +617,7 @@
           <w:noProof/>
         </w:rPr>
       </w:pPr>
-      <w:hyperlink w:anchor="_Toc242102872" w:history="1">
+      <w:hyperlink w:anchor="_Toc242187222" w:history="1">
         <w:r>
           <w:rPr>
             <w:rStyle w:val="Hyperlink"/>
@@ -644,7 +644,7 @@
             <w:noProof/>
             <w:webHidden/>
           </w:rPr>
-          <w:instrText xml:space="preserve"> PAGEREF _Toc242102872 \h </w:instrText>
+          <w:instrText xml:space="preserve"> PAGEREF _Toc242187222 \h </w:instrText>
         </w:r>
         <w:r>
           <w:rPr>
@@ -685,7 +685,7 @@
           <w:noProof/>
         </w:rPr>
       </w:pPr>
-      <w:hyperlink w:anchor="_Toc242102873" w:history="1">
+      <w:hyperlink w:anchor="_Toc242187223" w:history="1">
         <w:r>
           <w:rPr>
             <w:rStyle w:val="Hyperlink"/>
@@ -712,7 +712,7 @@
             <w:noProof/>
             <w:webHidden/>
           </w:rPr>
-          <w:instrText xml:space="preserve"> PAGEREF _Toc242102873 \h </w:instrText>
+          <w:instrText xml:space="preserve"> PAGEREF _Toc242187223 \h </w:instrText>
         </w:r>
         <w:r>
           <w:rPr>
@@ -753,7 +753,7 @@
           <w:noProof/>
         </w:rPr>
       </w:pPr>
-      <w:hyperlink w:anchor="_Toc242102874" w:history="1">
+      <w:hyperlink w:anchor="_Toc242187224" w:history="1">
         <w:r>
           <w:rPr>
             <w:rStyle w:val="Hyperlink"/>
@@ -780,7 +780,7 @@
             <w:noProof/>
             <w:webHidden/>
           </w:rPr>
-          <w:instrText xml:space="preserve"> PAGEREF _Toc242102874 \h </w:instrText>
+          <w:instrText xml:space="preserve"> PAGEREF _Toc242187224 \h </w:instrText>
         </w:r>
         <w:r>
           <w:rPr>
@@ -821,7 +821,7 @@
           <w:noProof/>
         </w:rPr>
       </w:pPr>
-      <w:hyperlink w:anchor="_Toc242102875" w:history="1">
+      <w:hyperlink w:anchor="_Toc242187225" w:history="1">
         <w:r>
           <w:rPr>
             <w:rStyle w:val="Hyperlink"/>
@@ -848,7 +848,7 @@
             <w:noProof/>
             <w:webHidden/>
           </w:rPr>
-          <w:instrText xml:space="preserve"> PAGEREF _Toc242102875 \h </w:instrText>
+          <w:instrText xml:space="preserve"> PAGEREF _Toc242187225 \h </w:instrText>
         </w:r>
         <w:r>
           <w:rPr>
@@ -889,13 +889,13 @@
           <w:noProof/>
         </w:rPr>
       </w:pPr>
-      <w:hyperlink w:anchor="_Toc242102876" w:history="1">
+      <w:hyperlink w:anchor="_Toc242187226" w:history="1">
         <w:r>
           <w:rPr>
             <w:rStyle w:val="Hyperlink"/>
             <w:noProof/>
           </w:rPr>
-          <w:t>Light and dark mode</w:t>
+          <w:t>Mattress size guide</w:t>
         </w:r>
         <w:r>
           <w:rPr>
@@ -916,7 +916,7 @@
             <w:noProof/>
             <w:webHidden/>
           </w:rPr>
-          <w:instrText xml:space="preserve"> PAGEREF _Toc242102876 \h </w:instrText>
+          <w:instrText xml:space="preserve"> PAGEREF _Toc242187226 \h </w:instrText>
         </w:r>
         <w:r>
           <w:rPr>
@@ -957,12 +957,80 @@
           <w:noProof/>
         </w:rPr>
       </w:pPr>
-      <w:hyperlink w:anchor="_Toc242102877" w:history="1">
+      <w:hyperlink w:anchor="_Toc242187227" w:history="1">
         <w:r>
           <w:rPr>
             <w:rStyle w:val="Hyperlink"/>
             <w:noProof/>
           </w:rPr>
+          <w:t>Light and dark mode</w:t>
+        </w:r>
+        <w:r>
+          <w:rPr>
+            <w:noProof/>
+            <w:webHidden/>
+          </w:rPr>
+          <w:tab/>
+        </w:r>
+        <w:r>
+          <w:rPr>
+            <w:noProof/>
+            <w:webHidden/>
+          </w:rPr>
+          <w:fldChar w:fldCharType="begin"/>
+        </w:r>
+        <w:r>
+          <w:rPr>
+            <w:noProof/>
+            <w:webHidden/>
+          </w:rPr>
+          <w:instrText xml:space="preserve"> PAGEREF _Toc242187227 \h </w:instrText>
+        </w:r>
+        <w:r>
+          <w:rPr>
+            <w:noProof/>
+            <w:webHidden/>
+          </w:rPr>
+        </w:r>
+        <w:r>
+          <w:rPr>
+            <w:noProof/>
+            <w:webHidden/>
+          </w:rPr>
+          <w:fldChar w:fldCharType="separate"/>
+        </w:r>
+        <w:r>
+          <w:rPr>
+            <w:noProof/>
+            <w:webHidden/>
+          </w:rPr>
+          <w:t>8</w:t>
+        </w:r>
+        <w:r>
+          <w:rPr>
+            <w:noProof/>
+            <w:webHidden/>
+          </w:rPr>
+          <w:fldChar w:fldCharType="end"/>
+        </w:r>
+      </w:hyperlink>
+    </w:p>
+    <w:p>
+      <w:pPr>
+        <w:pStyle w:val="TOC2"/>
+        <w:tabs>
+          <w:tab w:val="right" w:leader="dot" w:pos="9350"/>
+        </w:tabs>
+        <w:rPr>
+          <w:noProof/>
+        </w:rPr>
+      </w:pPr>
+      <w:hyperlink w:anchor="_Toc242187228" w:history="1">
+        <w:r>
+          <w:rPr>
+            <w:rStyle w:val="Hyperlink"/>
+            <w:noProof/>
+          </w:rPr>
           <w:t>Signing out</w:t>
         </w:r>
         <w:r>
@@ -984,7 +1052,7 @@
             <w:noProof/>
             <w:webHidden/>
           </w:rPr>
-          <w:instrText xml:space="preserve"> PAGEREF _Toc242102877 \h </w:instrText>
+          <w:instrText xml:space="preserve"> PAGEREF _Toc242187228 \h </w:instrText>
         </w:r>
         <w:r>
           <w:rPr>
@@ -1004,7 +1072,7 @@
             <w:noProof/>
             <w:webHidden/>
           </w:rPr>
-          <w:t>7</w:t>
+          <w:t>8</w:t>
         </w:r>
         <w:r>
           <w:rPr>
@@ -1025,7 +1093,7 @@
           <w:noProof/>
         </w:rPr>
       </w:pPr>
-      <w:hyperlink w:anchor="_Toc242102878" w:history="1">
+      <w:hyperlink w:anchor="_Toc242187229" w:history="1">
         <w:r>
           <w:rPr>
             <w:rStyle w:val="Hyperlink"/>
@@ -1052,7 +1120,7 @@
             <w:noProof/>
             <w:webHidden/>
           </w:rPr>
-          <w:instrText xml:space="preserve"> PAGEREF _Toc242102878 \h </w:instrText>
+          <w:instrText xml:space="preserve"> PAGEREF _Toc242187229 \h </w:instrText>
         </w:r>
         <w:r>
           <w:rPr>
@@ -1072,7 +1140,7 @@
             <w:noProof/>
             <w:webHidden/>
           </w:rPr>
-          <w:t>8</w:t>
+          <w:t>9</w:t>
         </w:r>
         <w:r>
           <w:rPr>
@@ -1093,7 +1161,7 @@
           <w:noProof/>
         </w:rPr>
       </w:pPr>
-      <w:hyperlink w:anchor="_Toc242102879" w:history="1">
+      <w:hyperlink w:anchor="_Toc242187230" w:history="1">
         <w:r>
           <w:rPr>
             <w:rStyle w:val="Hyperlink"/>
@@ -1120,7 +1188,7 @@
             <w:noProof/>
             <w:webHidden/>
           </w:rPr>
-          <w:instrText xml:space="preserve"> PAGEREF _Toc242102879 \h </w:instrText>
+          <w:instrText xml:space="preserve"> PAGEREF _Toc242187230 \h </w:instrText>
         </w:r>
         <w:r>
           <w:rPr>
@@ -1140,7 +1208,7 @@
             <w:noProof/>
             <w:webHidden/>
           </w:rPr>
-          <w:t>8</w:t>
+          <w:t>9</w:t>
         </w:r>
         <w:r>
           <w:rPr>
@@ -1161,7 +1229,7 @@
           <w:noProof/>
         </w:rPr>
       </w:pPr>
-      <w:hyperlink w:anchor="_Toc242102880" w:history="1">
+      <w:hyperlink w:anchor="_Toc242187231" w:history="1">
         <w:r>
           <w:rPr>
             <w:rStyle w:val="Hyperlink"/>
@@ -1188,7 +1256,7 @@
             <w:noProof/>
             <w:webHidden/>
           </w:rPr>
-          <w:instrText xml:space="preserve"> PAGEREF _Toc242102880 \h </w:instrText>
+          <w:instrText xml:space="preserve"> PAGEREF _Toc242187231 \h </w:instrText>
         </w:r>
         <w:r>
           <w:rPr>
@@ -1208,7 +1276,7 @@
             <w:noProof/>
             <w:webHidden/>
           </w:rPr>
-          <w:t>9</w:t>
+          <w:t>10</w:t>
         </w:r>
         <w:r>
           <w:rPr>
@@ -1229,7 +1297,7 @@
           <w:noProof/>
         </w:rPr>
       </w:pPr>
-      <w:hyperlink w:anchor="_Toc242102881" w:history="1">
+      <w:hyperlink w:anchor="_Toc242187232" w:history="1">
         <w:r>
           <w:rPr>
             <w:rStyle w:val="Hyperlink"/>
@@ -1256,7 +1324,7 @@
             <w:noProof/>
             <w:webHidden/>
           </w:rPr>
-          <w:instrText xml:space="preserve"> PAGEREF _Toc242102881 \h </w:instrText>
+          <w:instrText xml:space="preserve"> PAGEREF _Toc242187232 \h </w:instrText>
         </w:r>
         <w:r>
           <w:rPr>
@@ -1276,7 +1344,7 @@
             <w:noProof/>
             <w:webHidden/>
           </w:rPr>
-          <w:t>12</w:t>
+          <w:t>13</w:t>
         </w:r>
         <w:r>
           <w:rPr>
@@ -1297,7 +1365,7 @@
           <w:noProof/>
         </w:rPr>
       </w:pPr>
-      <w:hyperlink w:anchor="_Toc242102882" w:history="1">
+      <w:hyperlink w:anchor="_Toc242187233" w:history="1">
         <w:r>
           <w:rPr>
             <w:rStyle w:val="Hyperlink"/>
@@ -1324,7 +1392,7 @@
             <w:noProof/>
             <w:webHidden/>
           </w:rPr>
-          <w:instrText xml:space="preserve"> PAGEREF _Toc242102882 \h </w:instrText>
+          <w:instrText xml:space="preserve"> PAGEREF _Toc242187233 \h </w:instrText>
         </w:r>
         <w:r>
           <w:rPr>
@@ -1344,7 +1412,7 @@
             <w:noProof/>
             <w:webHidden/>
           </w:rPr>
-          <w:t>13</w:t>
+          <w:t>14</w:t>
         </w:r>
         <w:r>
           <w:rPr>
@@ -1365,7 +1433,7 @@
           <w:noProof/>
         </w:rPr>
       </w:pPr>
-      <w:hyperlink w:anchor="_Toc242102883" w:history="1">
+      <w:hyperlink w:anchor="_Toc242187234" w:history="1">
         <w:r>
           <w:rPr>
             <w:rStyle w:val="Hyperlink"/>
@@ -1392,7 +1460,7 @@
             <w:noProof/>
             <w:webHidden/>
           </w:rPr>
-          <w:instrText xml:space="preserve"> PAGEREF _Toc242102883 \h </w:instrText>
+          <w:instrText xml:space="preserve"> PAGEREF _Toc242187234 \h </w:instrText>
         </w:r>
         <w:r>
           <w:rPr>
@@ -1412,7 +1480,7 @@
             <w:noProof/>
             <w:webHidden/>
           </w:rPr>
-          <w:t>13</w:t>
+          <w:t>14</w:t>
         </w:r>
         <w:r>
           <w:rPr>
@@ -1433,7 +1501,7 @@
           <w:noProof/>
         </w:rPr>
       </w:pPr>
-      <w:hyperlink w:anchor="_Toc242102884" w:history="1">
+      <w:hyperlink w:anchor="_Toc242187235" w:history="1">
         <w:r>
           <w:rPr>
             <w:rStyle w:val="Hyperlink"/>
@@ -1460,7 +1528,7 @@
             <w:noProof/>
             <w:webHidden/>
           </w:rPr>
-          <w:instrText xml:space="preserve"> PAGEREF _Toc242102884 \h </w:instrText>
+          <w:instrText xml:space="preserve"> PAGEREF _Toc242187235 \h </w:instrText>
         </w:r>
         <w:r>
           <w:rPr>
@@ -1480,7 +1548,7 @@
             <w:noProof/>
             <w:webHidden/>
           </w:rPr>
-          <w:t>14</w:t>
+          <w:t>15</w:t>
         </w:r>
         <w:r>
           <w:rPr>
@@ -1501,7 +1569,7 @@
           <w:noProof/>
         </w:rPr>
       </w:pPr>
-      <w:hyperlink w:anchor="_Toc242102885" w:history="1">
+      <w:hyperlink w:anchor="_Toc242187236" w:history="1">
         <w:r>
           <w:rPr>
             <w:rStyle w:val="Hyperlink"/>
@@ -1528,7 +1596,7 @@
             <w:noProof/>
             <w:webHidden/>
           </w:rPr>
-          <w:instrText xml:space="preserve"> PAGEREF _Toc242102885 \h </w:instrText>
+          <w:instrText xml:space="preserve"> PAGEREF _Toc242187236 \h </w:instrText>
         </w:r>
         <w:r>
           <w:rPr>
@@ -1548,7 +1616,7 @@
             <w:noProof/>
             <w:webHidden/>
           </w:rPr>
-          <w:t>15</w:t>
+          <w:t>16</w:t>
         </w:r>
         <w:r>
           <w:rPr>
@@ -1569,7 +1637,7 @@
           <w:noProof/>
         </w:rPr>
       </w:pPr>
-      <w:hyperlink w:anchor="_Toc242102886" w:history="1">
+      <w:hyperlink w:anchor="_Toc242187237" w:history="1">
         <w:r>
           <w:rPr>
             <w:rStyle w:val="Hyperlink"/>
@@ -1596,7 +1664,7 @@
             <w:noProof/>
             <w:webHidden/>
           </w:rPr>
-          <w:instrText xml:space="preserve"> PAGEREF _Toc242102886 \h </w:instrText>
+          <w:instrText xml:space="preserve"> PAGEREF _Toc242187237 \h </w:instrText>
         </w:r>
         <w:r>
           <w:rPr>
@@ -1616,7 +1684,7 @@
             <w:noProof/>
             <w:webHidden/>
           </w:rPr>
-          <w:t>16</w:t>
+          <w:t>17</w:t>
         </w:r>
         <w:r>
           <w:rPr>
@@ -1637,7 +1705,7 @@
           <w:noProof/>
         </w:rPr>
       </w:pPr>
-      <w:hyperlink w:anchor="_Toc242102887" w:history="1">
+      <w:hyperlink w:anchor="_Toc242187238" w:history="1">
         <w:r>
           <w:rPr>
             <w:rStyle w:val="Hyperlink"/>
@@ -1664,7 +1732,7 @@
             <w:noProof/>
             <w:webHidden/>
           </w:rPr>
-          <w:instrText xml:space="preserve"> PAGEREF _Toc242102887 \h </w:instrText>
+          <w:instrText xml:space="preserve"> PAGEREF _Toc242187238 \h </w:instrText>
         </w:r>
         <w:r>
           <w:rPr>
@@ -1684,7 +1752,7 @@
             <w:noProof/>
             <w:webHidden/>
           </w:rPr>
-          <w:t>16</w:t>
+          <w:t>17</w:t>
         </w:r>
         <w:r>
           <w:rPr>
@@ -1705,7 +1773,7 @@
           <w:noProof/>
         </w:rPr>
       </w:pPr>
-      <w:hyperlink w:anchor="_Toc242102888" w:history="1">
+      <w:hyperlink w:anchor="_Toc242187239" w:history="1">
         <w:r>
           <w:rPr>
             <w:rStyle w:val="Hyperlink"/>
@@ -1732,7 +1800,7 @@
             <w:noProof/>
             <w:webHidden/>
           </w:rPr>
-          <w:instrText xml:space="preserve"> PAGEREF _Toc242102888 \h </w:instrText>
+          <w:instrText xml:space="preserve"> PAGEREF _Toc242187239 \h </w:instrText>
         </w:r>
         <w:r>
           <w:rPr>
@@ -1752,7 +1820,7 @@
             <w:noProof/>
             <w:webHidden/>
           </w:rPr>
-          <w:t>16</w:t>
+          <w:t>17</w:t>
         </w:r>
         <w:r>
           <w:rPr>
@@ -1773,7 +1841,7 @@
           <w:noProof/>
         </w:rPr>
       </w:pPr>
-      <w:hyperlink w:anchor="_Toc242102889" w:history="1">
+      <w:hyperlink w:anchor="_Toc242187240" w:history="1">
         <w:r>
           <w:rPr>
             <w:rStyle w:val="Hyperlink"/>
@@ -1800,7 +1868,7 @@
             <w:noProof/>
             <w:webHidden/>
           </w:rPr>
-          <w:instrText xml:space="preserve"> PAGEREF _Toc242102889 \h </w:instrText>
+          <w:instrText xml:space="preserve"> PAGEREF _Toc242187240 \h </w:instrText>
         </w:r>
         <w:r>
           <w:rPr>
@@ -1820,7 +1888,7 @@
             <w:noProof/>
             <w:webHidden/>
           </w:rPr>
-          <w:t>17</w:t>
+          <w:t>18</w:t>
         </w:r>
         <w:r>
           <w:rPr>
@@ -1841,7 +1909,7 @@
           <w:noProof/>
         </w:rPr>
       </w:pPr>
-      <w:hyperlink w:anchor="_Toc242102890" w:history="1">
+      <w:hyperlink w:anchor="_Toc242187241" w:history="1">
         <w:r>
           <w:rPr>
             <w:rStyle w:val="Hyperlink"/>
@@ -1868,7 +1936,7 @@
             <w:noProof/>
             <w:webHidden/>
           </w:rPr>
-          <w:instrText xml:space="preserve"> PAGEREF _Toc242102890 \h </w:instrText>
+          <w:instrText xml:space="preserve"> PAGEREF _Toc242187241 \h </w:instrText>
         </w:r>
         <w:r>
           <w:rPr>
@@ -1888,7 +1956,7 @@
             <w:noProof/>
             <w:webHidden/>
           </w:rPr>
-          <w:t>18</w:t>
+          <w:t>19</w:t>
         </w:r>
         <w:r>
           <w:rPr>
@@ -1909,7 +1977,7 @@
           <w:noProof/>
         </w:rPr>
       </w:pPr>
-      <w:hyperlink w:anchor="_Toc242102891" w:history="1">
+      <w:hyperlink w:anchor="_Toc242187242" w:history="1">
         <w:r>
           <w:rPr>
             <w:rStyle w:val="Hyperlink"/>
@@ -1936,7 +2004,7 @@
             <w:noProof/>
             <w:webHidden/>
           </w:rPr>
-          <w:instrText xml:space="preserve"> PAGEREF _Toc242102891 \h </w:instrText>
+          <w:instrText xml:space="preserve"> PAGEREF _Toc242187242 \h </w:instrText>
         </w:r>
         <w:r>
           <w:rPr>
@@ -1956,7 +2024,7 @@
             <w:noProof/>
             <w:webHidden/>
           </w:rPr>
-          <w:t>19</w:t>
+          <w:t>20</w:t>
         </w:r>
         <w:r>
           <w:rPr>
@@ -1977,7 +2045,7 @@
           <w:noProof/>
         </w:rPr>
       </w:pPr>
-      <w:hyperlink w:anchor="_Toc242102892" w:history="1">
+      <w:hyperlink w:anchor="_Toc242187243" w:history="1">
         <w:r>
           <w:rPr>
             <w:rStyle w:val="Hyperlink"/>
@@ -2004,7 +2072,7 @@
             <w:noProof/>
             <w:webHidden/>
           </w:rPr>
-          <w:instrText xml:space="preserve"> PAGEREF _Toc242102892 \h </w:instrText>
+          <w:instrText xml:space="preserve"> PAGEREF _Toc242187243 \h </w:instrText>
         </w:r>
         <w:r>
           <w:rPr>
@@ -2024,7 +2092,7 @@
             <w:noProof/>
             <w:webHidden/>
           </w:rPr>
-          <w:t>20</w:t>
+          <w:t>21</w:t>
         </w:r>
         <w:r>
           <w:rPr>
@@ -2045,7 +2113,7 @@
           <w:noProof/>
         </w:rPr>
       </w:pPr>
-      <w:hyperlink w:anchor="_Toc242102893" w:history="1">
+      <w:hyperlink w:anchor="_Toc242187244" w:history="1">
         <w:r>
           <w:rPr>
             <w:rStyle w:val="Hyperlink"/>
@@ -2072,7 +2140,7 @@
             <w:noProof/>
             <w:webHidden/>
           </w:rPr>
-          <w:instrText xml:space="preserve"> PAGEREF _Toc242102893 \h </w:instrText>
+          <w:instrText xml:space="preserve"> PAGEREF _Toc242187244 \h </w:instrText>
         </w:r>
         <w:r>
           <w:rPr>
@@ -2092,7 +2160,7 @@
             <w:noProof/>
             <w:webHidden/>
           </w:rPr>
-          <w:t>21</w:t>
+          <w:t>22</w:t>
         </w:r>
         <w:r>
           <w:rPr>
@@ -2113,7 +2181,7 @@
           <w:noProof/>
         </w:rPr>
       </w:pPr>
-      <w:hyperlink w:anchor="_Toc242102894" w:history="1">
+      <w:hyperlink w:anchor="_Toc242187245" w:history="1">
         <w:r>
           <w:rPr>
             <w:rStyle w:val="Hyperlink"/>
@@ -2140,7 +2208,7 @@
             <w:noProof/>
             <w:webHidden/>
           </w:rPr>
-          <w:instrText xml:space="preserve"> PAGEREF _Toc242102894 \h </w:instrText>
+          <w:instrText xml:space="preserve"> PAGEREF _Toc242187245 \h </w:instrText>
         </w:r>
         <w:r>
           <w:rPr>
@@ -2160,7 +2228,7 @@
             <w:noProof/>
             <w:webHidden/>
           </w:rPr>
-          <w:t>23</w:t>
+          <w:t>24</w:t>
         </w:r>
         <w:r>
           <w:rPr>
@@ -2181,7 +2249,7 @@
           <w:noProof/>
         </w:rPr>
       </w:pPr>
-      <w:hyperlink w:anchor="_Toc242102895" w:history="1">
+      <w:hyperlink w:anchor="_Toc242187246" w:history="1">
         <w:r>
           <w:rPr>
             <w:rStyle w:val="Hyperlink"/>
@@ -2208,7 +2276,7 @@
             <w:noProof/>
             <w:webHidden/>
           </w:rPr>
-          <w:instrText xml:space="preserve"> PAGEREF _Toc242102895 \h </w:instrText>
+          <w:instrText xml:space="preserve"> PAGEREF _Toc242187246 \h </w:instrText>
         </w:r>
         <w:r>
           <w:rPr>
@@ -2228,7 +2296,7 @@
             <w:noProof/>
             <w:webHidden/>
           </w:rPr>
-          <w:t>23</w:t>
+          <w:t>24</w:t>
         </w:r>
         <w:r>
           <w:rPr>
@@ -2249,7 +2317,7 @@
           <w:noProof/>
         </w:rPr>
       </w:pPr>
-      <w:hyperlink w:anchor="_Toc242102896" w:history="1">
+      <w:hyperlink w:anchor="_Toc242187247" w:history="1">
         <w:r>
           <w:rPr>
             <w:rStyle w:val="Hyperlink"/>
@@ -2276,7 +2344,7 @@
             <w:noProof/>
             <w:webHidden/>
           </w:rPr>
-          <w:instrText xml:space="preserve"> PAGEREF _Toc242102896 \h </w:instrText>
+          <w:instrText xml:space="preserve"> PAGEREF _Toc242187247 \h </w:instrText>
         </w:r>
         <w:r>
           <w:rPr>
@@ -2296,7 +2364,7 @@
             <w:noProof/>
             <w:webHidden/>
           </w:rPr>
-          <w:t>25</w:t>
+          <w:t>26</w:t>
         </w:r>
         <w:r>
           <w:rPr>
@@ -2317,7 +2385,7 @@
           <w:noProof/>
         </w:rPr>
       </w:pPr>
-      <w:hyperlink w:anchor="_Toc242102897" w:history="1">
+      <w:hyperlink w:anchor="_Toc242187248" w:history="1">
         <w:r>
           <w:rPr>
             <w:rStyle w:val="Hyperlink"/>
@@ -2344,7 +2412,7 @@
             <w:noProof/>
             <w:webHidden/>
           </w:rPr>
-          <w:instrText xml:space="preserve"> PAGEREF _Toc242102897 \h </w:instrText>
+          <w:instrText xml:space="preserve"> PAGEREF _Toc242187248 \h </w:instrText>
         </w:r>
         <w:r>
           <w:rPr>
@@ -2364,7 +2432,7 @@
             <w:noProof/>
             <w:webHidden/>
           </w:rPr>
-          <w:t>27</w:t>
+          <w:t>28</w:t>
         </w:r>
         <w:r>
           <w:rPr>
@@ -2385,7 +2453,7 @@
           <w:noProof/>
         </w:rPr>
       </w:pPr>
-      <w:hyperlink w:anchor="_Toc242102898" w:history="1">
+      <w:hyperlink w:anchor="_Toc242187249" w:history="1">
         <w:r>
           <w:rPr>
             <w:rStyle w:val="Hyperlink"/>
@@ -2412,7 +2480,7 @@
             <w:noProof/>
             <w:webHidden/>
           </w:rPr>
-          <w:instrText xml:space="preserve"> PAGEREF _Toc242102898 \h </w:instrText>
+          <w:instrText xml:space="preserve"> PAGEREF _Toc242187249 \h </w:instrText>
         </w:r>
         <w:r>
           <w:rPr>
@@ -2432,7 +2500,7 @@
             <w:noProof/>
             <w:webHidden/>
           </w:rPr>
-          <w:t>27</w:t>
+          <w:t>28</w:t>
         </w:r>
         <w:r>
           <w:rPr>
@@ -2453,7 +2521,7 @@
           <w:noProof/>
         </w:rPr>
       </w:pPr>
-      <w:hyperlink w:anchor="_Toc242102899" w:history="1">
+      <w:hyperlink w:anchor="_Toc242187250" w:history="1">
         <w:r>
           <w:rPr>
             <w:rStyle w:val="Hyperlink"/>
@@ -2480,7 +2548,7 @@
             <w:noProof/>
             <w:webHidden/>
           </w:rPr>
-          <w:instrText xml:space="preserve"> PAGEREF _Toc242102899 \h </w:instrText>
+          <w:instrText xml:space="preserve"> PAGEREF _Toc242187250 \h </w:instrText>
         </w:r>
         <w:r>
           <w:rPr>
@@ -2500,7 +2568,7 @@
             <w:noProof/>
             <w:webHidden/>
           </w:rPr>
-          <w:t>28</w:t>
+          <w:t>29</w:t>
         </w:r>
         <w:r>
           <w:rPr>
@@ -2521,7 +2589,7 @@
           <w:noProof/>
         </w:rPr>
       </w:pPr>
-      <w:hyperlink w:anchor="_Toc242102900" w:history="1">
+      <w:hyperlink w:anchor="_Toc242187251" w:history="1">
         <w:r>
           <w:rPr>
             <w:rStyle w:val="Hyperlink"/>
@@ -2548,7 +2616,7 @@
             <w:noProof/>
             <w:webHidden/>
           </w:rPr>
-          <w:instrText xml:space="preserve"> PAGEREF _Toc242102900 \h </w:instrText>
+          <w:instrText xml:space="preserve"> PAGEREF _Toc242187251 \h </w:instrText>
         </w:r>
         <w:r>
           <w:rPr>
@@ -2568,7 +2636,7 @@
             <w:noProof/>
             <w:webHidden/>
           </w:rPr>
-          <w:t>29</w:t>
+          <w:t>30</w:t>
         </w:r>
         <w:r>
           <w:rPr>
@@ -2589,7 +2657,7 @@
           <w:noProof/>
         </w:rPr>
       </w:pPr>
-      <w:hyperlink w:anchor="_Toc242102901" w:history="1">
+      <w:hyperlink w:anchor="_Toc242187252" w:history="1">
         <w:r>
           <w:rPr>
             <w:rStyle w:val="Hyperlink"/>
@@ -2616,7 +2684,7 @@
             <w:noProof/>
             <w:webHidden/>
           </w:rPr>
-          <w:instrText xml:space="preserve"> PAGEREF _Toc242102901 \h </w:instrText>
+          <w:instrText xml:space="preserve"> PAGEREF _Toc242187252 \h </w:instrText>
         </w:r>
         <w:r>
           <w:rPr>
@@ -2636,7 +2704,7 @@
             <w:noProof/>
             <w:webHidden/>
           </w:rPr>
-          <w:t>29</w:t>
+          <w:t>30</w:t>
         </w:r>
         <w:r>
           <w:rPr>
@@ -2657,7 +2725,7 @@
           <w:noProof/>
         </w:rPr>
       </w:pPr>
-      <w:hyperlink w:anchor="_Toc242102902" w:history="1">
+      <w:hyperlink w:anchor="_Toc242187253" w:history="1">
         <w:r>
           <w:rPr>
             <w:rStyle w:val="Hyperlink"/>
@@ -2684,7 +2752,7 @@
             <w:noProof/>
             <w:webHidden/>
           </w:rPr>
-          <w:instrText xml:space="preserve"> PAGEREF _Toc242102902 \h </w:instrText>
+          <w:instrText xml:space="preserve"> PAGEREF _Toc242187253 \h </w:instrText>
         </w:r>
         <w:r>
           <w:rPr>
@@ -2704,7 +2772,7 @@
             <w:noProof/>
             <w:webHidden/>
           </w:rPr>
-          <w:t>30</w:t>
+          <w:t>31</w:t>
         </w:r>
         <w:r>
           <w:rPr>
@@ -2725,7 +2793,7 @@
           <w:noProof/>
         </w:rPr>
       </w:pPr>
-      <w:hyperlink w:anchor="_Toc242102903" w:history="1">
+      <w:hyperlink w:anchor="_Toc242187254" w:history="1">
         <w:r>
           <w:rPr>
             <w:rStyle w:val="Hyperlink"/>
@@ -2752,7 +2820,7 @@
             <w:noProof/>
             <w:webHidden/>
           </w:rPr>
-          <w:instrText xml:space="preserve"> PAGEREF _Toc242102903 \h </w:instrText>
+          <w:instrText xml:space="preserve"> PAGEREF _Toc242187254 \h </w:instrText>
         </w:r>
         <w:r>
           <w:rPr>
@@ -2772,7 +2840,7 @@
             <w:noProof/>
             <w:webHidden/>
           </w:rPr>
-          <w:t>30</w:t>
+          <w:t>31</w:t>
         </w:r>
         <w:r>
           <w:rPr>
@@ -2793,7 +2861,7 @@
           <w:noProof/>
         </w:rPr>
       </w:pPr>
-      <w:hyperlink w:anchor="_Toc242102904" w:history="1">
+      <w:hyperlink w:anchor="_Toc242187255" w:history="1">
         <w:r>
           <w:rPr>
             <w:rStyle w:val="Hyperlink"/>
@@ -2820,7 +2888,7 @@
             <w:noProof/>
             <w:webHidden/>
           </w:rPr>
-          <w:instrText xml:space="preserve"> PAGEREF _Toc242102904 \h </w:instrText>
+          <w:instrText xml:space="preserve"> PAGEREF _Toc242187255 \h </w:instrText>
         </w:r>
         <w:r>
           <w:rPr>
@@ -2840,7 +2908,7 @@
             <w:noProof/>
             <w:webHidden/>
           </w:rPr>
-          <w:t>32</w:t>
+          <w:t>33</w:t>
         </w:r>
         <w:r>
           <w:rPr>
@@ -2861,7 +2929,7 @@
           <w:noProof/>
         </w:rPr>
       </w:pPr>
-      <w:hyperlink w:anchor="_Toc242102905" w:history="1">
+      <w:hyperlink w:anchor="_Toc242187256" w:history="1">
         <w:r>
           <w:rPr>
             <w:rStyle w:val="Hyperlink"/>
@@ -2888,7 +2956,7 @@
             <w:noProof/>
             <w:webHidden/>
           </w:rPr>
-          <w:instrText xml:space="preserve"> PAGEREF _Toc242102905 \h </w:instrText>
+          <w:instrText xml:space="preserve"> PAGEREF _Toc242187256 \h </w:instrText>
         </w:r>
         <w:r>
           <w:rPr>
@@ -2908,7 +2976,7 @@
             <w:noProof/>
             <w:webHidden/>
           </w:rPr>
-          <w:t>32</w:t>
+          <w:t>33</w:t>
         </w:r>
         <w:r>
           <w:rPr>
@@ -2929,7 +2997,7 @@
           <w:noProof/>
         </w:rPr>
       </w:pPr>
-      <w:hyperlink w:anchor="_Toc242102906" w:history="1">
+      <w:hyperlink w:anchor="_Toc242187257" w:history="1">
         <w:r>
           <w:rPr>
             <w:rStyle w:val="Hyperlink"/>
@@ -2956,7 +3024,7 @@
             <w:noProof/>
             <w:webHidden/>
           </w:rPr>
-          <w:instrText xml:space="preserve"> PAGEREF _Toc242102906 \h </w:instrText>
+          <w:instrText xml:space="preserve"> PAGEREF _Toc242187257 \h </w:instrText>
         </w:r>
         <w:r>
           <w:rPr>
@@ -2976,7 +3044,7 @@
             <w:noProof/>
             <w:webHidden/>
           </w:rPr>
-          <w:t>33</w:t>
+          <w:t>34</w:t>
         </w:r>
         <w:r>
           <w:rPr>
@@ -2997,7 +3065,7 @@
           <w:noProof/>
         </w:rPr>
       </w:pPr>
-      <w:hyperlink w:anchor="_Toc242102907" w:history="1">
+      <w:hyperlink w:anchor="_Toc242187258" w:history="1">
         <w:r>
           <w:rPr>
             <w:rStyle w:val="Hyperlink"/>
@@ -3024,7 +3092,7 @@
             <w:noProof/>
             <w:webHidden/>
           </w:rPr>
-          <w:instrText xml:space="preserve"> PAGEREF _Toc242102907 \h </w:instrText>
+          <w:instrText xml:space="preserve"> PAGEREF _Toc242187258 \h </w:instrText>
         </w:r>
         <w:r>
           <w:rPr>
@@ -3044,7 +3112,7 @@
             <w:noProof/>
             <w:webHidden/>
           </w:rPr>
-          <w:t>33</w:t>
+          <w:t>34</w:t>
         </w:r>
         <w:r>
           <w:rPr>
@@ -3065,7 +3133,7 @@
           <w:noProof/>
         </w:rPr>
       </w:pPr>
-      <w:hyperlink w:anchor="_Toc242102908" w:history="1">
+      <w:hyperlink w:anchor="_Toc242187259" w:history="1">
         <w:r>
           <w:rPr>
             <w:rStyle w:val="Hyperlink"/>
@@ -3092,7 +3160,7 @@
             <w:noProof/>
             <w:webHidden/>
           </w:rPr>
-          <w:instrText xml:space="preserve"> PAGEREF _Toc242102908 \h </w:instrText>
+          <w:instrText xml:space="preserve"> PAGEREF _Toc242187259 \h </w:instrText>
         </w:r>
         <w:r>
           <w:rPr>
@@ -3112,7 +3180,7 @@
             <w:noProof/>
             <w:webHidden/>
           </w:rPr>
-          <w:t>36</w:t>
+          <w:t>37</w:t>
         </w:r>
         <w:r>
           <w:rPr>
@@ -3133,7 +3201,7 @@
           <w:noProof/>
         </w:rPr>
       </w:pPr>
-      <w:hyperlink w:anchor="_Toc242102909" w:history="1">
+      <w:hyperlink w:anchor="_Toc242187260" w:history="1">
         <w:r>
           <w:rPr>
             <w:rStyle w:val="Hyperlink"/>
@@ -3160,7 +3228,7 @@
             <w:noProof/>
             <w:webHidden/>
           </w:rPr>
-          <w:instrText xml:space="preserve"> PAGEREF _Toc242102909 \h </w:instrText>
+          <w:instrText xml:space="preserve"> PAGEREF _Toc242187260 \h </w:instrText>
         </w:r>
         <w:r>
           <w:rPr>
@@ -3180,7 +3248,7 @@
             <w:noProof/>
             <w:webHidden/>
           </w:rPr>
-          <w:t>37</w:t>
+          <w:t>38</w:t>
         </w:r>
         <w:r>
           <w:rPr>
@@ -3201,7 +3269,7 @@
           <w:noProof/>
         </w:rPr>
       </w:pPr>
-      <w:hyperlink w:anchor="_Toc242102910" w:history="1">
+      <w:hyperlink w:anchor="_Toc242187261" w:history="1">
         <w:r>
           <w:rPr>
             <w:rStyle w:val="Hyperlink"/>
@@ -3228,7 +3296,7 @@
             <w:noProof/>
             <w:webHidden/>
           </w:rPr>
-          <w:instrText xml:space="preserve"> PAGEREF _Toc242102910 \h </w:instrText>
+          <w:instrText xml:space="preserve"> PAGEREF _Toc242187261 \h </w:instrText>
         </w:r>
         <w:r>
           <w:rPr>
@@ -3248,7 +3316,7 @@
             <w:noProof/>
             <w:webHidden/>
           </w:rPr>
-          <w:t>40</w:t>
+          <w:t>41</w:t>
         </w:r>
         <w:r>
           <w:rPr>
@@ -3269,7 +3337,7 @@
           <w:noProof/>
         </w:rPr>
       </w:pPr>
-      <w:hyperlink w:anchor="_Toc242102911" w:history="1">
+      <w:hyperlink w:anchor="_Toc242187262" w:history="1">
         <w:r>
           <w:rPr>
             <w:rStyle w:val="Hyperlink"/>
@@ -3296,7 +3364,7 @@
             <w:noProof/>
             <w:webHidden/>
           </w:rPr>
-          <w:instrText xml:space="preserve"> PAGEREF _Toc242102911 \h </w:instrText>
+          <w:instrText xml:space="preserve"> PAGEREF _Toc242187262 \h </w:instrText>
         </w:r>
         <w:r>
           <w:rPr>
@@ -3316,7 +3384,7 @@
             <w:noProof/>
             <w:webHidden/>
           </w:rPr>
-          <w:t>42</w:t>
+          <w:t>43</w:t>
         </w:r>
         <w:r>
           <w:rPr>
@@ -3337,7 +3405,7 @@
           <w:noProof/>
         </w:rPr>
       </w:pPr>
-      <w:hyperlink w:anchor="_Toc242102912" w:history="1">
+      <w:hyperlink w:anchor="_Toc242187263" w:history="1">
         <w:r>
           <w:rPr>
             <w:rStyle w:val="Hyperlink"/>
@@ -3364,7 +3432,7 @@
             <w:noProof/>
             <w:webHidden/>
           </w:rPr>
-          <w:instrText xml:space="preserve"> PAGEREF _Toc242102912 \h </w:instrText>
+          <w:instrText xml:space="preserve"> PAGEREF _Toc242187263 \h </w:instrText>
         </w:r>
         <w:r>
           <w:rPr>
@@ -3384,7 +3452,7 @@
             <w:noProof/>
             <w:webHidden/>
           </w:rPr>
-          <w:t>44</w:t>
+          <w:t>45</w:t>
         </w:r>
         <w:r>
           <w:rPr>
@@ -3405,7 +3473,7 @@
           <w:noProof/>
         </w:rPr>
       </w:pPr>
-      <w:hyperlink w:anchor="_Toc242102913" w:history="1">
+      <w:hyperlink w:anchor="_Toc242187264" w:history="1">
         <w:r>
           <w:rPr>
             <w:rStyle w:val="Hyperlink"/>
@@ -3432,7 +3500,7 @@
             <w:noProof/>
             <w:webHidden/>
           </w:rPr>
-          <w:instrText xml:space="preserve"> PAGEREF _Toc242102913 \h </w:instrText>
+          <w:instrText xml:space="preserve"> PAGEREF _Toc242187264 \h </w:instrText>
         </w:r>
         <w:r>
           <w:rPr>
@@ -3452,7 +3520,7 @@
             <w:noProof/>
             <w:webHidden/>
           </w:rPr>
-          <w:t>44</w:t>
+          <w:t>45</w:t>
         </w:r>
         <w:r>
           <w:rPr>
@@ -3473,7 +3541,7 @@
           <w:noProof/>
         </w:rPr>
       </w:pPr>
-      <w:hyperlink w:anchor="_Toc242102914" w:history="1">
+      <w:hyperlink w:anchor="_Toc242187265" w:history="1">
         <w:r>
           <w:rPr>
             <w:rStyle w:val="Hyperlink"/>
@@ -3500,7 +3568,7 @@
             <w:noProof/>
             <w:webHidden/>
           </w:rPr>
-          <w:instrText xml:space="preserve"> PAGEREF _Toc242102914 \h </w:instrText>
+          <w:instrText xml:space="preserve"> PAGEREF _Toc242187265 \h </w:instrText>
         </w:r>
         <w:r>
           <w:rPr>
@@ -3520,7 +3588,7 @@
             <w:noProof/>
             <w:webHidden/>
           </w:rPr>
-          <w:t>44</w:t>
+          <w:t>45</w:t>
         </w:r>
         <w:r>
           <w:rPr>
@@ -3541,7 +3609,7 @@
           <w:noProof/>
         </w:rPr>
       </w:pPr>
-      <w:hyperlink w:anchor="_Toc242102915" w:history="1">
+      <w:hyperlink w:anchor="_Toc242187266" w:history="1">
         <w:r>
           <w:rPr>
             <w:rStyle w:val="Hyperlink"/>
@@ -3568,7 +3636,7 @@
             <w:noProof/>
             <w:webHidden/>
           </w:rPr>
-          <w:instrText xml:space="preserve"> PAGEREF _Toc242102915 \h </w:instrText>
+          <w:instrText xml:space="preserve"> PAGEREF _Toc242187266 \h </w:instrText>
         </w:r>
         <w:r>
           <w:rPr>
@@ -3588,7 +3656,7 @@
             <w:noProof/>
             <w:webHidden/>
           </w:rPr>
-          <w:t>46</w:t>
+          <w:t>47</w:t>
         </w:r>
         <w:r>
           <w:rPr>
@@ -3609,7 +3677,7 @@
           <w:noProof/>
         </w:rPr>
       </w:pPr>
-      <w:hyperlink w:anchor="_Toc242102916" w:history="1">
+      <w:hyperlink w:anchor="_Toc242187267" w:history="1">
         <w:r>
           <w:rPr>
             <w:rStyle w:val="Hyperlink"/>
@@ -3636,7 +3704,7 @@
             <w:noProof/>
             <w:webHidden/>
           </w:rPr>
-          <w:instrText xml:space="preserve"> PAGEREF _Toc242102916 \h </w:instrText>
+          <w:instrText xml:space="preserve"> PAGEREF _Toc242187267 \h </w:instrText>
         </w:r>
         <w:r>
           <w:rPr>
@@ -3656,7 +3724,7 @@
             <w:noProof/>
             <w:webHidden/>
           </w:rPr>
-          <w:t>47</w:t>
+          <w:t>48</w:t>
         </w:r>
         <w:r>
           <w:rPr>
@@ -3677,7 +3745,7 @@
           <w:noProof/>
         </w:rPr>
       </w:pPr>
-      <w:hyperlink w:anchor="_Toc242102917" w:history="1">
+      <w:hyperlink w:anchor="_Toc242187268" w:history="1">
         <w:r>
           <w:rPr>
             <w:rStyle w:val="Hyperlink"/>
@@ -3704,7 +3772,7 @@
             <w:noProof/>
             <w:webHidden/>
           </w:rPr>
-          <w:instrText xml:space="preserve"> PAGEREF _Toc242102917 \h </w:instrText>
+          <w:instrText xml:space="preserve"> PAGEREF _Toc242187268 \h </w:instrText>
         </w:r>
         <w:r>
           <w:rPr>
@@ -3724,7 +3792,7 @@
             <w:noProof/>
             <w:webHidden/>
           </w:rPr>
-          <w:t>48</w:t>
+          <w:t>49</w:t>
         </w:r>
         <w:r>
           <w:rPr>
@@ -3745,7 +3813,7 @@
           <w:noProof/>
         </w:rPr>
       </w:pPr>
-      <w:hyperlink w:anchor="_Toc242102918" w:history="1">
+      <w:hyperlink w:anchor="_Toc242187269" w:history="1">
         <w:r>
           <w:rPr>
             <w:rStyle w:val="Hyperlink"/>
@@ -3772,7 +3840,7 @@
             <w:noProof/>
             <w:webHidden/>
           </w:rPr>
-          <w:instrText xml:space="preserve"> PAGEREF _Toc242102918 \h </w:instrText>
+          <w:instrText xml:space="preserve"> PAGEREF _Toc242187269 \h </w:instrText>
         </w:r>
         <w:r>
           <w:rPr>
@@ -3792,7 +3860,7 @@
             <w:noProof/>
             <w:webHidden/>
           </w:rPr>
-          <w:t>49</w:t>
+          <w:t>50</w:t>
         </w:r>
         <w:r>
           <w:rPr>
@@ -3813,7 +3881,7 @@
           <w:noProof/>
         </w:rPr>
       </w:pPr>
-      <w:hyperlink w:anchor="_Toc242102919" w:history="1">
+      <w:hyperlink w:anchor="_Toc242187270" w:history="1">
         <w:r>
           <w:rPr>
             <w:rStyle w:val="Hyperlink"/>
@@ -3840,7 +3908,7 @@
             <w:noProof/>
             <w:webHidden/>
           </w:rPr>
-          <w:instrText xml:space="preserve"> PAGEREF _Toc242102919 \h </w:instrText>
+          <w:instrText xml:space="preserve"> PAGEREF _Toc242187270 \h </w:instrText>
         </w:r>
         <w:r>
           <w:rPr>
@@ -3860,7 +3928,7 @@
             <w:noProof/>
             <w:webHidden/>
           </w:rPr>
-          <w:t>51</w:t>
+          <w:t>52</w:t>
         </w:r>
         <w:r>
           <w:rPr>
@@ -3881,7 +3949,7 @@
           <w:noProof/>
         </w:rPr>
       </w:pPr>
-      <w:hyperlink w:anchor="_Toc242102920" w:history="1">
+      <w:hyperlink w:anchor="_Toc242187271" w:history="1">
         <w:r>
           <w:rPr>
             <w:rStyle w:val="Hyperlink"/>
@@ -3908,7 +3976,7 @@
             <w:noProof/>
             <w:webHidden/>
           </w:rPr>
-          <w:instrText xml:space="preserve"> PAGEREF _Toc242102920 \h </w:instrText>
+          <w:instrText xml:space="preserve"> PAGEREF _Toc242187271 \h </w:instrText>
         </w:r>
         <w:r>
           <w:rPr>
@@ -3928,7 +3996,7 @@
             <w:noProof/>
             <w:webHidden/>
           </w:rPr>
-          <w:t>51</w:t>
+          <w:t>52</w:t>
         </w:r>
         <w:r>
           <w:rPr>
@@ -3949,7 +4017,7 @@
           <w:noProof/>
         </w:rPr>
       </w:pPr>
-      <w:hyperlink w:anchor="_Toc242102921" w:history="1">
+      <w:hyperlink w:anchor="_Toc242187272" w:history="1">
         <w:r>
           <w:rPr>
             <w:rStyle w:val="Hyperlink"/>
@@ -3976,7 +4044,7 @@
             <w:noProof/>
             <w:webHidden/>
           </w:rPr>
-          <w:instrText xml:space="preserve"> PAGEREF _Toc242102921 \h </w:instrText>
+          <w:instrText xml:space="preserve"> PAGEREF _Toc242187272 \h </w:instrText>
         </w:r>
         <w:r>
           <w:rPr>
@@ -3996,7 +4064,7 @@
             <w:noProof/>
             <w:webHidden/>
           </w:rPr>
-          <w:t>51</w:t>
+          <w:t>52</w:t>
         </w:r>
         <w:r>
           <w:rPr>
@@ -4017,7 +4085,7 @@
           <w:noProof/>
         </w:rPr>
       </w:pPr>
-      <w:hyperlink w:anchor="_Toc242102922" w:history="1">
+      <w:hyperlink w:anchor="_Toc242187273" w:history="1">
         <w:r>
           <w:rPr>
             <w:rStyle w:val="Hyperlink"/>
@@ -4044,7 +4112,7 @@
             <w:noProof/>
             <w:webHidden/>
           </w:rPr>
-          <w:instrText xml:space="preserve"> PAGEREF _Toc242102922 \h </w:instrText>
+          <w:instrText xml:space="preserve"> PAGEREF _Toc242187273 \h </w:instrText>
         </w:r>
         <w:r>
           <w:rPr>
@@ -4064,7 +4132,7 @@
             <w:noProof/>
             <w:webHidden/>
           </w:rPr>
-          <w:t>54</w:t>
+          <w:t>55</w:t>
         </w:r>
         <w:r>
           <w:rPr>
@@ -4085,7 +4153,7 @@
           <w:noProof/>
         </w:rPr>
       </w:pPr>
-      <w:hyperlink w:anchor="_Toc242102923" w:history="1">
+      <w:hyperlink w:anchor="_Toc242187274" w:history="1">
         <w:r>
           <w:rPr>
             <w:rStyle w:val="Hyperlink"/>
@@ -4112,7 +4180,7 @@
             <w:noProof/>
             <w:webHidden/>
           </w:rPr>
-          <w:instrText xml:space="preserve"> PAGEREF _Toc242102923 \h </w:instrText>
+          <w:instrText xml:space="preserve"> PAGEREF _Toc242187274 \h </w:instrText>
         </w:r>
         <w:r>
           <w:rPr>
@@ -4132,7 +4200,7 @@
             <w:noProof/>
             <w:webHidden/>
           </w:rPr>
-          <w:t>56</w:t>
+          <w:t>57</w:t>
         </w:r>
         <w:r>
           <w:rPr>
@@ -4153,7 +4221,7 @@
           <w:noProof/>
         </w:rPr>
       </w:pPr>
-      <w:hyperlink w:anchor="_Toc242102924" w:history="1">
+      <w:hyperlink w:anchor="_Toc242187275" w:history="1">
         <w:r>
           <w:rPr>
             <w:rStyle w:val="Hyperlink"/>
@@ -4180,7 +4248,7 @@
             <w:noProof/>
             <w:webHidden/>
           </w:rPr>
-          <w:instrText xml:space="preserve"> PAGEREF _Toc242102924 \h </w:instrText>
+          <w:instrText xml:space="preserve"> PAGEREF _Toc242187275 \h </w:instrText>
         </w:r>
         <w:r>
           <w:rPr>
@@ -4200,7 +4268,7 @@
             <w:noProof/>
             <w:webHidden/>
           </w:rPr>
-          <w:t>56</w:t>
+          <w:t>57</w:t>
         </w:r>
         <w:r>
           <w:rPr>
@@ -4221,7 +4289,7 @@
           <w:noProof/>
         </w:rPr>
       </w:pPr>
-      <w:hyperlink w:anchor="_Toc242102925" w:history="1">
+      <w:hyperlink w:anchor="_Toc242187276" w:history="1">
         <w:r>
           <w:rPr>
             <w:rStyle w:val="Hyperlink"/>
@@ -4248,7 +4316,7 @@
             <w:noProof/>
             <w:webHidden/>
           </w:rPr>
-          <w:instrText xml:space="preserve"> PAGEREF _Toc242102925 \h </w:instrText>
+          <w:instrText xml:space="preserve"> PAGEREF _Toc242187276 \h </w:instrText>
         </w:r>
         <w:r>
           <w:rPr>
@@ -4268,7 +4336,7 @@
             <w:noProof/>
             <w:webHidden/>
           </w:rPr>
-          <w:t>56</w:t>
+          <w:t>57</w:t>
         </w:r>
         <w:r>
           <w:rPr>
@@ -4289,7 +4357,7 @@
           <w:noProof/>
         </w:rPr>
       </w:pPr>
-      <w:hyperlink w:anchor="_Toc242102926" w:history="1">
+      <w:hyperlink w:anchor="_Toc242187277" w:history="1">
         <w:r>
           <w:rPr>
             <w:rStyle w:val="Hyperlink"/>
@@ -4316,7 +4384,7 @@
             <w:noProof/>
             <w:webHidden/>
           </w:rPr>
-          <w:instrText xml:space="preserve"> PAGEREF _Toc242102926 \h </w:instrText>
+          <w:instrText xml:space="preserve"> PAGEREF _Toc242187277 \h </w:instrText>
         </w:r>
         <w:r>
           <w:rPr>
@@ -4336,7 +4404,7 @@
             <w:noProof/>
             <w:webHidden/>
           </w:rPr>
-          <w:t>56</w:t>
+          <w:t>57</w:t>
         </w:r>
         <w:r>
           <w:rPr>
@@ -4357,7 +4425,7 @@
           <w:noProof/>
         </w:rPr>
       </w:pPr>
-      <w:hyperlink w:anchor="_Toc242102927" w:history="1">
+      <w:hyperlink w:anchor="_Toc242187278" w:history="1">
         <w:r>
           <w:rPr>
             <w:rStyle w:val="Hyperlink"/>
@@ -4384,7 +4452,7 @@
             <w:noProof/>
             <w:webHidden/>
           </w:rPr>
-          <w:instrText xml:space="preserve"> PAGEREF _Toc242102927 \h </w:instrText>
+          <w:instrText xml:space="preserve"> PAGEREF _Toc242187278 \h </w:instrText>
         </w:r>
         <w:r>
           <w:rPr>
@@ -4404,7 +4472,7 @@
             <w:noProof/>
             <w:webHidden/>
           </w:rPr>
-          <w:t>56</w:t>
+          <w:t>57</w:t>
         </w:r>
         <w:r>
           <w:rPr>
@@ -4425,7 +4493,7 @@
         <w:pStyle w:val="Heading1"/>
         <w:pageBreakBefore/>
       </w:pPr>
-      <w:bookmarkStart w:id="0" w:name="_Toc242102868"/>
+      <w:bookmarkStart w:id="0" w:name="_Toc242187218"/>
       <w:r>
         <w:lastRenderedPageBreak/>
         <w:t>Welcome</w:t>
@@ -4441,7 +4509,7 @@
       <w:pPr>
         <w:pStyle w:val="Heading2"/>
       </w:pPr>
-      <w:bookmarkStart w:id="1" w:name="_Toc242102869"/>
+      <w:bookmarkStart w:id="1" w:name="_Toc242187219"/>
       <w:r>
         <w:t>How a sale moves through the app</w:t>
       </w:r>
@@ -4924,7 +4992,7 @@
       <w:pPr>
         <w:pStyle w:val="Heading2"/>
       </w:pPr>
-      <w:bookmarkStart w:id="2" w:name="_Toc242102870"/>
+      <w:bookmarkStart w:id="2" w:name="_Toc242187220"/>
       <w:r>
         <w:t>What you'll need</w:t>
       </w:r>
@@ -5033,7 +5101,7 @@
         <w:pStyle w:val="Heading1"/>
         <w:pageBreakBefore/>
       </w:pPr>
-      <w:bookmarkStart w:id="3" w:name="_Toc242102871"/>
+      <w:bookmarkStart w:id="3" w:name="_Toc242187221"/>
       <w:r>
         <w:lastRenderedPageBreak/>
         <w:t>Who can do what</w:t>
@@ -5601,7 +5669,7 @@
         <w:pStyle w:val="Heading1"/>
         <w:pageBreakBefore/>
       </w:pPr>
-      <w:bookmarkStart w:id="4" w:name="_Toc242102872"/>
+      <w:bookmarkStart w:id="4" w:name="_Toc242187222"/>
       <w:r>
         <w:lastRenderedPageBreak/>
         <w:t>Getting started</w:t>
@@ -5612,7 +5680,7 @@
       <w:pPr>
         <w:pStyle w:val="Heading2"/>
       </w:pPr>
-      <w:bookmarkStart w:id="5" w:name="_Toc242102873"/>
+      <w:bookmarkStart w:id="5" w:name="_Toc242187223"/>
       <w:r>
         <w:t>Signing in</w:t>
       </w:r>
@@ -5629,7 +5697,7 @@
           <w:noProof/>
         </w:rPr>
         <w:drawing>
-          <wp:inline distT="0" distB="0" distL="0" distR="0" wp14:anchorId="3EE3B301" wp14:editId="40571630">
+          <wp:inline distT="0" distB="0" distL="0" distR="0" wp14:anchorId="2CDC5D5E" wp14:editId="1CF69B65">
             <wp:extent cx="3291840" cy="2211705"/>
             <wp:effectExtent l="0" t="0" r="0" b="0"/>
             <wp:docPr id="1" name="Picture 1"/>
@@ -5947,7 +6015,7 @@
       <w:pPr>
         <w:pStyle w:val="Heading2"/>
       </w:pPr>
-      <w:bookmarkStart w:id="6" w:name="_Toc242102874"/>
+      <w:bookmarkStart w:id="6" w:name="_Toc242187224"/>
       <w:r>
         <w:t>Changing your PIN</w:t>
       </w:r>
@@ -6129,7 +6197,7 @@
       <w:pPr>
         <w:pStyle w:val="Heading2"/>
       </w:pPr>
-      <w:bookmarkStart w:id="7" w:name="_Toc242102875"/>
+      <w:bookmarkStart w:id="7" w:name="_Toc242187225"/>
       <w:r>
         <w:lastRenderedPageBreak/>
         <w:t>Finding your way around</w:t>
@@ -6712,65 +6780,15 @@
       <w:pPr>
         <w:pStyle w:val="Heading2"/>
       </w:pPr>
-      <w:bookmarkStart w:id="8" w:name="_Toc242102876"/>
-      <w:r>
-        <w:t>Light and dark mode</w:t>
+      <w:bookmarkStart w:id="8" w:name="_Toc242187226"/>
+      <w:r>
+        <w:t>Mattress size guide</w:t>
       </w:r>
       <w:bookmarkEnd w:id="8"/>
     </w:p>
     <w:p>
       <w:r>
-        <w:t>Tap the half-moon button in the top-right corner to switch between light, dark and your device's own setting. Dark mode is easier on the eyes at an evening event.</w:t>
-      </w:r>
-    </w:p>
-    <w:p>
-      <w:pPr>
-        <w:pStyle w:val="Heading2"/>
-      </w:pPr>
-      <w:bookmarkStart w:id="9" w:name="_Toc242102877"/>
-      <w:r>
-        <w:t>Signing out</w:t>
-      </w:r>
-      <w:bookmarkEnd w:id="9"/>
-    </w:p>
-    <w:p>
-      <w:r>
-        <w:t xml:space="preserve">Tap your initials in the top-right corner, then tap </w:t>
-      </w:r>
-      <w:r>
-        <w:rPr>
-          <w:b/>
-        </w:rPr>
-        <w:t>Sign out</w:t>
-      </w:r>
-      <w:r>
-        <w:t>. Please always sign out on a shared tablet at the end of your shift, since orders are recorded under the person who is signed in.</w:t>
-      </w:r>
-    </w:p>
-    <w:p>
-      <w:pPr>
-        <w:pStyle w:val="Heading1"/>
-        <w:pageBreakBefore/>
-      </w:pPr>
-      <w:bookmarkStart w:id="10" w:name="_Toc242102878"/>
-      <w:r>
-        <w:lastRenderedPageBreak/>
-        <w:t>Taking an order on the sales floor</w:t>
-      </w:r>
-      <w:bookmarkEnd w:id="10"/>
-    </w:p>
-    <w:p>
-      <w:r>
-        <w:t xml:space="preserve">Tap </w:t>
-      </w:r>
-      <w:r>
-        <w:rPr>
-          <w:b/>
-        </w:rPr>
-        <w:t>Sell</w:t>
-      </w:r>
-      <w:r>
-        <w:t xml:space="preserve"> in the menu. The fundraiser's name appears at the top of the screen, followed by a tab for each order you have open.</w:t>
+        <w:t>Tap the ruler button in the top-right corner, on any screen, to show a customer how the mattress sizes compare. The chart draws every size to scale against the others, with each one's width and length in inches listed alongside: Twin, Twin XL, Full, Queen, King and California King. A Split King is two Twin XLs side by side, together the size of a King. Tap the chart to open it full size, and the X to close it.</w:t>
       </w:r>
     </w:p>
     <w:p>
@@ -6783,11 +6801,161 @@
         <w:rPr>
           <w:noProof/>
         </w:rPr>
+        <w:lastRenderedPageBreak/>
         <w:drawing>
-          <wp:inline distT="0" distB="0" distL="0" distR="0" wp14:anchorId="67FB0DB2" wp14:editId="254952D6">
+          <wp:inline distT="0" distB="0" distL="0" distR="0" wp14:anchorId="3BB426AB" wp14:editId="093C31B6">
+            <wp:extent cx="5486400" cy="3686175"/>
+            <wp:effectExtent l="0" t="0" r="0" b="0"/>
+            <wp:docPr id="2" name="Picture 2"/>
+            <wp:cNvGraphicFramePr>
+              <a:graphicFrameLocks xmlns:a="http://schemas.openxmlformats.org/drawingml/2006/main" noChangeAspect="1"/>
+            </wp:cNvGraphicFramePr>
+            <a:graphic xmlns:a="http://schemas.openxmlformats.org/drawingml/2006/main">
+              <a:graphicData uri="http://schemas.openxmlformats.org/drawingml/2006/picture">
+                <pic:pic xmlns:pic="http://schemas.openxmlformats.org/drawingml/2006/picture">
+                  <pic:nvPicPr>
+                    <pic:cNvPr id="0" name="47_size_guide.png"/>
+                    <pic:cNvPicPr/>
+                  </pic:nvPicPr>
+                  <pic:blipFill>
+                    <a:blip r:embed="rId10"/>
+                    <a:stretch>
+                      <a:fillRect/>
+                    </a:stretch>
+                  </pic:blipFill>
+                  <pic:spPr>
+                    <a:xfrm>
+                      <a:off x="0" y="0"/>
+                      <a:ext cx="5486400" cy="3686175"/>
+                    </a:xfrm>
+                    <a:prstGeom prst="rect">
+                      <a:avLst/>
+                    </a:prstGeom>
+                  </pic:spPr>
+                </pic:pic>
+              </a:graphicData>
+            </a:graphic>
+          </wp:inline>
+        </w:drawing>
+      </w:r>
+    </w:p>
+    <w:p>
+      <w:pPr>
+        <w:spacing w:after="200"/>
+        <w:jc w:val="center"/>
+      </w:pPr>
+      <w:r>
+        <w:rPr>
+          <w:i/>
+          <w:color w:val="6B7280"/>
+          <w:sz w:val="18"/>
+        </w:rPr>
+        <w:t>The mattress size guide</w:t>
+      </w:r>
+    </w:p>
+    <w:p>
+      <w:r>
+        <w:t xml:space="preserve">While adding an item, </w:t>
+      </w:r>
+      <w:r>
+        <w:rPr>
+          <w:b/>
+        </w:rPr>
+        <w:t>Size guide</w:t>
+      </w:r>
+      <w:r>
+        <w:t xml:space="preserve"> beside </w:t>
+      </w:r>
+      <w:r>
+        <w:rPr>
+          <w:b/>
+        </w:rPr>
+        <w:t>Size &amp; configuration</w:t>
+      </w:r>
+      <w:r>
+        <w:t xml:space="preserve"> opens the same chart without leaving the item.</w:t>
+      </w:r>
+    </w:p>
+    <w:p>
+      <w:pPr>
+        <w:pStyle w:val="Heading2"/>
+      </w:pPr>
+      <w:bookmarkStart w:id="9" w:name="_Toc242187227"/>
+      <w:r>
+        <w:t>Light and dark mode</w:t>
+      </w:r>
+      <w:bookmarkEnd w:id="9"/>
+    </w:p>
+    <w:p>
+      <w:r>
+        <w:t>Tap the half-moon button in the top-right corner to switch between light, dark and your device's own setting. Dark mode is easier on the eyes at an evening event.</w:t>
+      </w:r>
+    </w:p>
+    <w:p>
+      <w:pPr>
+        <w:pStyle w:val="Heading2"/>
+      </w:pPr>
+      <w:bookmarkStart w:id="10" w:name="_Toc242187228"/>
+      <w:r>
+        <w:t>Signing out</w:t>
+      </w:r>
+      <w:bookmarkEnd w:id="10"/>
+    </w:p>
+    <w:p>
+      <w:r>
+        <w:t xml:space="preserve">Tap your initials in the top-right corner, then tap </w:t>
+      </w:r>
+      <w:r>
+        <w:rPr>
+          <w:b/>
+        </w:rPr>
+        <w:t>Sign out</w:t>
+      </w:r>
+      <w:r>
+        <w:t>. Please always sign out on a shared tablet at the end of your shift, since orders are recorded under the person who is signed in.</w:t>
+      </w:r>
+    </w:p>
+    <w:p>
+      <w:pPr>
+        <w:pStyle w:val="Heading1"/>
+        <w:pageBreakBefore/>
+      </w:pPr>
+      <w:bookmarkStart w:id="11" w:name="_Toc242187229"/>
+      <w:r>
+        <w:lastRenderedPageBreak/>
+        <w:t>Taking an order on the sales floor</w:t>
+      </w:r>
+      <w:bookmarkEnd w:id="11"/>
+    </w:p>
+    <w:p>
+      <w:r>
+        <w:t xml:space="preserve">Tap </w:t>
+      </w:r>
+      <w:r>
+        <w:rPr>
+          <w:b/>
+        </w:rPr>
+        <w:t>Sell</w:t>
+      </w:r>
+      <w:r>
+        <w:t xml:space="preserve"> in the menu. The fundraiser's name appears at the top of the screen, followed by a tab for each order you have open.</w:t>
+      </w:r>
+    </w:p>
+    <w:p>
+      <w:pPr>
+        <w:keepNext/>
+        <w:spacing w:after="40"/>
+        <w:jc w:val="center"/>
+      </w:pPr>
+      <w:r>
+        <w:rPr>
+          <w:noProof/>
+        </w:rPr>
+        <w:drawing>
+          <wp:inline distT="0" distB="0" distL="0" distR="0" wp14:anchorId="654BC072" wp14:editId="2622D17F">
             <wp:extent cx="5760720" cy="3870484"/>
             <wp:effectExtent l="0" t="0" r="0" b="0"/>
-            <wp:docPr id="2" name="Picture 2"/>
+            <wp:docPr id="3" name="Picture 3"/>
             <wp:cNvGraphicFramePr>
               <a:graphicFrameLocks xmlns:a="http://schemas.openxmlformats.org/drawingml/2006/main" noChangeAspect="1"/>
             </wp:cNvGraphicFramePr>
@@ -6799,7 +6967,7 @@
                     <pic:cNvPicPr/>
                   </pic:nvPicPr>
                   <pic:blipFill>
-                    <a:blip r:embed="rId10"/>
+                    <a:blip r:embed="rId11"/>
                     <a:stretch>
                       <a:fillRect/>
                     </a:stretch>
@@ -6909,11 +7077,11 @@
       <w:pPr>
         <w:pStyle w:val="Heading2"/>
       </w:pPr>
-      <w:bookmarkStart w:id="11" w:name="_Toc242102879"/>
+      <w:bookmarkStart w:id="12" w:name="_Toc242187230"/>
       <w:r>
         <w:t>Starting an order</w:t>
       </w:r>
-      <w:bookmarkEnd w:id="11"/>
+      <w:bookmarkEnd w:id="12"/>
     </w:p>
     <w:p>
       <w:pPr>
@@ -6993,12 +7161,12 @@
       <w:pPr>
         <w:pStyle w:val="Heading2"/>
       </w:pPr>
-      <w:bookmarkStart w:id="12" w:name="_Toc242102880"/>
+      <w:bookmarkStart w:id="13" w:name="_Toc242187231"/>
       <w:r>
         <w:lastRenderedPageBreak/>
         <w:t>Adding items</w:t>
       </w:r>
-      <w:bookmarkEnd w:id="12"/>
+      <w:bookmarkEnd w:id="13"/>
     </w:p>
     <w:p>
       <w:pPr>
@@ -7142,144 +7310,7 @@
           <w:noProof/>
         </w:rPr>
         <w:drawing>
-          <wp:inline distT="0" distB="0" distL="0" distR="0" wp14:anchorId="08FBA82C" wp14:editId="396F5DF3">
-            <wp:extent cx="5760720" cy="3870484"/>
-            <wp:effectExtent l="0" t="0" r="0" b="0"/>
-            <wp:docPr id="3" name="Picture 3"/>
-            <wp:cNvGraphicFramePr>
-              <a:graphicFrameLocks xmlns:a="http://schemas.openxmlformats.org/drawingml/2006/main" noChangeAspect="1"/>
-            </wp:cNvGraphicFramePr>
-            <a:graphic xmlns:a="http://schemas.openxmlformats.org/drawingml/2006/main">
-              <a:graphicData uri="http://schemas.openxmlformats.org/drawingml/2006/picture">
-                <pic:pic xmlns:pic="http://schemas.openxmlformats.org/drawingml/2006/picture">
-                  <pic:nvPicPr>
-                    <pic:cNvPr id="0" name="03_add_item.png"/>
-                    <pic:cNvPicPr/>
-                  </pic:nvPicPr>
-                  <pic:blipFill>
-                    <a:blip r:embed="rId11"/>
-                    <a:stretch>
-                      <a:fillRect/>
-                    </a:stretch>
-                  </pic:blipFill>
-                  <pic:spPr>
-                    <a:xfrm>
-                      <a:off x="0" y="0"/>
-                      <a:ext cx="5760720" cy="3870484"/>
-                    </a:xfrm>
-                    <a:prstGeom prst="rect">
-                      <a:avLst/>
-                    </a:prstGeom>
-                  </pic:spPr>
-                </pic:pic>
-              </a:graphicData>
-            </a:graphic>
-          </wp:inline>
-        </w:drawing>
-      </w:r>
-    </w:p>
-    <w:p>
-      <w:pPr>
-        <w:spacing w:after="200"/>
-        <w:jc w:val="center"/>
-      </w:pPr>
-      <w:r>
-        <w:rPr>
-          <w:i/>
-          <w:color w:val="6B7280"/>
-          <w:sz w:val="18"/>
-        </w:rPr>
-        <w:t>Choosing a product. Each tile shows the brand and starting price.</w:t>
-      </w:r>
-    </w:p>
-    <w:p>
-      <w:pPr>
-        <w:pStyle w:val="Heading3"/>
-      </w:pPr>
-      <w:r>
-        <w:t>Sorting the list</w:t>
-      </w:r>
-    </w:p>
-    <w:p>
-      <w:r>
-        <w:t xml:space="preserve">The </w:t>
-      </w:r>
-      <w:r>
-        <w:rPr>
-          <w:b/>
-        </w:rPr>
-        <w:t>Sort</w:t>
-      </w:r>
-      <w:r>
-        <w:t xml:space="preserve"> buttons change the order of the list. It starts on </w:t>
-      </w:r>
-      <w:r>
-        <w:rPr>
-          <w:b/>
-        </w:rPr>
-        <w:t>Name A-Z</w:t>
-      </w:r>
-      <w:r>
-        <w:t xml:space="preserve">. You can also sort </w:t>
-      </w:r>
-      <w:r>
-        <w:rPr>
-          <w:b/>
-        </w:rPr>
-        <w:t>Name Z-A</w:t>
-      </w:r>
-      <w:r>
-        <w:t xml:space="preserve">, </w:t>
-      </w:r>
-      <w:r>
-        <w:rPr>
-          <w:b/>
-        </w:rPr>
-        <w:t>Price low-high</w:t>
-      </w:r>
-      <w:r>
-        <w:t xml:space="preserve">, </w:t>
-      </w:r>
-      <w:r>
-        <w:rPr>
-          <w:b/>
-        </w:rPr>
-        <w:t>Price high-low</w:t>
-      </w:r>
-      <w:r>
-        <w:t xml:space="preserve"> or by </w:t>
-      </w:r>
-      <w:r>
-        <w:rPr>
-          <w:b/>
-        </w:rPr>
-        <w:t>Brand</w:t>
-      </w:r>
-      <w:r>
-        <w:t>. Products stay grouped by category. Items without a set price (marked Inquire) always sort to the end when you sort by price.</w:t>
-      </w:r>
-    </w:p>
-    <w:p>
-      <w:pPr>
-        <w:pStyle w:val="Heading3"/>
-      </w:pPr>
-      <w:r>
-        <w:lastRenderedPageBreak/>
-        <w:t>Choosing size, shipping and quantity</w:t>
-      </w:r>
-    </w:p>
-    <w:p>
-      <w:pPr>
-        <w:keepNext/>
-        <w:spacing w:after="40"/>
-        <w:jc w:val="center"/>
-      </w:pPr>
-      <w:r>
-        <w:rPr>
-          <w:noProof/>
-        </w:rPr>
-        <w:drawing>
-          <wp:inline distT="0" distB="0" distL="0" distR="0" wp14:anchorId="00741570" wp14:editId="00671B38">
+          <wp:inline distT="0" distB="0" distL="0" distR="0" wp14:anchorId="20CBC72F" wp14:editId="44A52BF1">
             <wp:extent cx="5760720" cy="3870484"/>
             <wp:effectExtent l="0" t="0" r="0" b="0"/>
             <wp:docPr id="4" name="Picture 4"/>
@@ -7290,7 +7321,7 @@
               <a:graphicData uri="http://schemas.openxmlformats.org/drawingml/2006/picture">
                 <pic:pic xmlns:pic="http://schemas.openxmlformats.org/drawingml/2006/picture">
                   <pic:nvPicPr>
-                    <pic:cNvPr id="0" name="04_add_item_detail.png"/>
+                    <pic:cNvPr id="0" name="03_add_item.png"/>
                     <pic:cNvPicPr/>
                   </pic:nvPicPr>
                   <pic:blipFill>
@@ -7326,6 +7357,143 @@
           <w:color w:val="6B7280"/>
           <w:sz w:val="18"/>
         </w:rPr>
+        <w:t>Choosing a product. Each tile shows the brand and starting price.</w:t>
+      </w:r>
+    </w:p>
+    <w:p>
+      <w:pPr>
+        <w:pStyle w:val="Heading3"/>
+      </w:pPr>
+      <w:r>
+        <w:t>Sorting the list</w:t>
+      </w:r>
+    </w:p>
+    <w:p>
+      <w:r>
+        <w:t xml:space="preserve">The </w:t>
+      </w:r>
+      <w:r>
+        <w:rPr>
+          <w:b/>
+        </w:rPr>
+        <w:t>Sort</w:t>
+      </w:r>
+      <w:r>
+        <w:t xml:space="preserve"> buttons change the order of the list. It starts on </w:t>
+      </w:r>
+      <w:r>
+        <w:rPr>
+          <w:b/>
+        </w:rPr>
+        <w:t>Name A-Z</w:t>
+      </w:r>
+      <w:r>
+        <w:t xml:space="preserve">. You can also sort </w:t>
+      </w:r>
+      <w:r>
+        <w:rPr>
+          <w:b/>
+        </w:rPr>
+        <w:t>Name Z-A</w:t>
+      </w:r>
+      <w:r>
+        <w:t xml:space="preserve">, </w:t>
+      </w:r>
+      <w:r>
+        <w:rPr>
+          <w:b/>
+        </w:rPr>
+        <w:t>Price low-high</w:t>
+      </w:r>
+      <w:r>
+        <w:t xml:space="preserve">, </w:t>
+      </w:r>
+      <w:r>
+        <w:rPr>
+          <w:b/>
+        </w:rPr>
+        <w:t>Price high-low</w:t>
+      </w:r>
+      <w:r>
+        <w:t xml:space="preserve"> or by </w:t>
+      </w:r>
+      <w:r>
+        <w:rPr>
+          <w:b/>
+        </w:rPr>
+        <w:t>Brand</w:t>
+      </w:r>
+      <w:r>
+        <w:t>. Products stay grouped by category. Items without a set price (marked Inquire) always sort to the end when you sort by price.</w:t>
+      </w:r>
+    </w:p>
+    <w:p>
+      <w:pPr>
+        <w:pStyle w:val="Heading3"/>
+      </w:pPr>
+      <w:r>
+        <w:lastRenderedPageBreak/>
+        <w:t>Choosing size, shipping and quantity</w:t>
+      </w:r>
+    </w:p>
+    <w:p>
+      <w:pPr>
+        <w:keepNext/>
+        <w:spacing w:after="40"/>
+        <w:jc w:val="center"/>
+      </w:pPr>
+      <w:r>
+        <w:rPr>
+          <w:noProof/>
+        </w:rPr>
+        <w:drawing>
+          <wp:inline distT="0" distB="0" distL="0" distR="0" wp14:anchorId="0F939C8A" wp14:editId="2CE90166">
+            <wp:extent cx="5760720" cy="3870484"/>
+            <wp:effectExtent l="0" t="0" r="0" b="0"/>
+            <wp:docPr id="5" name="Picture 5"/>
+            <wp:cNvGraphicFramePr>
+              <a:graphicFrameLocks xmlns:a="http://schemas.openxmlformats.org/drawingml/2006/main" noChangeAspect="1"/>
+            </wp:cNvGraphicFramePr>
+            <a:graphic xmlns:a="http://schemas.openxmlformats.org/drawingml/2006/main">
+              <a:graphicData uri="http://schemas.openxmlformats.org/drawingml/2006/picture">
+                <pic:pic xmlns:pic="http://schemas.openxmlformats.org/drawingml/2006/picture">
+                  <pic:nvPicPr>
+                    <pic:cNvPr id="0" name="04_add_item_detail.png"/>
+                    <pic:cNvPicPr/>
+                  </pic:nvPicPr>
+                  <pic:blipFill>
+                    <a:blip r:embed="rId13"/>
+                    <a:stretch>
+                      <a:fillRect/>
+                    </a:stretch>
+                  </pic:blipFill>
+                  <pic:spPr>
+                    <a:xfrm>
+                      <a:off x="0" y="0"/>
+                      <a:ext cx="5760720" cy="3870484"/>
+                    </a:xfrm>
+                    <a:prstGeom prst="rect">
+                      <a:avLst/>
+                    </a:prstGeom>
+                  </pic:spPr>
+                </pic:pic>
+              </a:graphicData>
+            </a:graphic>
+          </wp:inline>
+        </w:drawing>
+      </w:r>
+    </w:p>
+    <w:p>
+      <w:pPr>
+        <w:spacing w:after="200"/>
+        <w:jc w:val="center"/>
+      </w:pPr>
+      <w:r>
+        <w:rPr>
+          <w:i/>
+          <w:color w:val="6B7280"/>
+          <w:sz w:val="18"/>
+        </w:rPr>
         <w:t>Choosing the size and configuration, shipping, quantity and discount</w:t>
       </w:r>
     </w:p>
@@ -7676,10 +7844,10 @@
           <w:noProof/>
         </w:rPr>
         <w:drawing>
-          <wp:inline distT="0" distB="0" distL="0" distR="0" wp14:anchorId="0E8BE94C" wp14:editId="2881BF32">
+          <wp:inline distT="0" distB="0" distL="0" distR="0" wp14:anchorId="01E7606E" wp14:editId="246AFC2F">
             <wp:extent cx="5760720" cy="4545568"/>
             <wp:effectExtent l="0" t="0" r="0" b="0"/>
-            <wp:docPr id="5" name="Picture 5"/>
+            <wp:docPr id="6" name="Picture 6"/>
             <wp:cNvGraphicFramePr>
               <a:graphicFrameLocks xmlns:a="http://schemas.openxmlformats.org/drawingml/2006/main" noChangeAspect="1"/>
             </wp:cNvGraphicFramePr>
@@ -7691,7 +7859,7 @@
                     <pic:cNvPicPr/>
                   </pic:nvPicPr>
                   <pic:blipFill>
-                    <a:blip r:embed="rId13"/>
+                    <a:blip r:embed="rId14"/>
                     <a:stretch>
                       <a:fillRect/>
                     </a:stretch>
@@ -7891,10 +8059,10 @@
           <w:noProof/>
         </w:rPr>
         <w:drawing>
-          <wp:inline distT="0" distB="0" distL="0" distR="0" wp14:anchorId="1490A02F" wp14:editId="0B5DD556">
+          <wp:inline distT="0" distB="0" distL="0" distR="0" wp14:anchorId="37594E99" wp14:editId="782924E9">
             <wp:extent cx="5486400" cy="3686175"/>
             <wp:effectExtent l="0" t="0" r="0" b="0"/>
-            <wp:docPr id="6" name="Picture 6"/>
+            <wp:docPr id="7" name="Picture 7"/>
             <wp:cNvGraphicFramePr>
               <a:graphicFrameLocks xmlns:a="http://schemas.openxmlformats.org/drawingml/2006/main" noChangeAspect="1"/>
             </wp:cNvGraphicFramePr>
@@ -7906,7 +8074,7 @@
                     <pic:cNvPicPr/>
                   </pic:nvPicPr>
                   <pic:blipFill>
-                    <a:blip r:embed="rId14"/>
+                    <a:blip r:embed="rId15"/>
                     <a:stretch>
                       <a:fillRect/>
                     </a:stretch>
@@ -8105,11 +8273,11 @@
       <w:pPr>
         <w:pStyle w:val="Heading2"/>
       </w:pPr>
-      <w:bookmarkStart w:id="13" w:name="_Toc242102881"/>
+      <w:bookmarkStart w:id="14" w:name="_Toc242187232"/>
       <w:r>
         <w:t>Adding shipping or a service later</w:t>
       </w:r>
-      <w:bookmarkEnd w:id="13"/>
+      <w:bookmarkEnd w:id="14"/>
     </w:p>
     <w:p>
       <w:r>
@@ -8146,399 +8314,7 @@
         </w:rPr>
         <w:lastRenderedPageBreak/>
         <w:drawing>
-          <wp:inline distT="0" distB="0" distL="0" distR="0" wp14:anchorId="29CE08CE" wp14:editId="60348207">
-            <wp:extent cx="4754880" cy="3194685"/>
-            <wp:effectExtent l="0" t="0" r="0" b="0"/>
-            <wp:docPr id="7" name="Picture 7"/>
-            <wp:cNvGraphicFramePr>
-              <a:graphicFrameLocks xmlns:a="http://schemas.openxmlformats.org/drawingml/2006/main" noChangeAspect="1"/>
-            </wp:cNvGraphicFramePr>
-            <a:graphic xmlns:a="http://schemas.openxmlformats.org/drawingml/2006/main">
-              <a:graphicData uri="http://schemas.openxmlformats.org/drawingml/2006/picture">
-                <pic:pic xmlns:pic="http://schemas.openxmlformats.org/drawingml/2006/picture">
-                  <pic:nvPicPr>
-                    <pic:cNvPr id="0" name="06_add_service.png"/>
-                    <pic:cNvPicPr/>
-                  </pic:nvPicPr>
-                  <pic:blipFill>
-                    <a:blip r:embed="rId15"/>
-                    <a:stretch>
-                      <a:fillRect/>
-                    </a:stretch>
-                  </pic:blipFill>
-                  <pic:spPr>
-                    <a:xfrm>
-                      <a:off x="0" y="0"/>
-                      <a:ext cx="4754880" cy="3194685"/>
-                    </a:xfrm>
-                    <a:prstGeom prst="rect">
-                      <a:avLst/>
-                    </a:prstGeom>
-                  </pic:spPr>
-                </pic:pic>
-              </a:graphicData>
-            </a:graphic>
-          </wp:inline>
-        </w:drawing>
-      </w:r>
-    </w:p>
-    <w:p>
-      <w:pPr>
-        <w:spacing w:after="200"/>
-        <w:jc w:val="center"/>
-      </w:pPr>
-      <w:r>
-        <w:rPr>
-          <w:i/>
-          <w:color w:val="6B7280"/>
-          <w:sz w:val="18"/>
-        </w:rPr>
-        <w:t>Adding a service to an item already on the order</w:t>
-      </w:r>
-    </w:p>
-    <w:p>
-      <w:pPr>
-        <w:pStyle w:val="Heading2"/>
-      </w:pPr>
-      <w:bookmarkStart w:id="14" w:name="_Toc242102882"/>
-      <w:r>
-        <w:t>Changing or removing an item</w:t>
-      </w:r>
-      <w:bookmarkEnd w:id="14"/>
-    </w:p>
-    <w:p>
-      <w:pPr>
-        <w:pStyle w:val="ListBullet"/>
-        <w:spacing w:after="60"/>
-      </w:pPr>
-      <w:r>
-        <w:rPr>
-          <w:b/>
-        </w:rPr>
-        <w:t>Edit</w:t>
-      </w:r>
-      <w:r>
-        <w:t xml:space="preserve"> lets you change the description, brand, size, unit price, discount (a percent or a dollar amount off each) and quantity. It also lets you mark the item </w:t>
-      </w:r>
-      <w:r>
-        <w:rPr>
-          <w:b/>
-        </w:rPr>
-        <w:t>Take with</w:t>
-      </w:r>
-      <w:r>
-        <w:t xml:space="preserve"> (the customer carries it out today) or </w:t>
-      </w:r>
-      <w:r>
-        <w:rPr>
-          <w:b/>
-        </w:rPr>
-        <w:t>Taxable</w:t>
-      </w:r>
-      <w:r>
-        <w:t>. For counted items, the Take with box shows how many are in stock and can't be ticked when there aren't enough.</w:t>
-      </w:r>
-    </w:p>
-    <w:p>
-      <w:pPr>
-        <w:pStyle w:val="ListBullet"/>
-        <w:spacing w:after="60"/>
-      </w:pPr>
-      <w:r>
-        <w:rPr>
-          <w:b/>
-        </w:rPr>
-        <w:t>-</w:t>
-      </w:r>
-      <w:r>
-        <w:t xml:space="preserve"> and </w:t>
-      </w:r>
-      <w:r>
-        <w:rPr>
-          <w:b/>
-        </w:rPr>
-        <w:t>+</w:t>
-      </w:r>
-      <w:r>
-        <w:t xml:space="preserve"> next to an item change its quantity straight away, without opening Edit.</w:t>
-      </w:r>
-    </w:p>
-    <w:p>
-      <w:pPr>
-        <w:pStyle w:val="ListBullet"/>
-        <w:spacing w:after="60"/>
-      </w:pPr>
-      <w:r>
-        <w:rPr>
-          <w:b/>
-        </w:rPr>
-        <w:t>Notes</w:t>
-      </w:r>
-      <w:r>
-        <w:t xml:space="preserve">: add or change an item's note with </w:t>
-      </w:r>
-      <w:r>
-        <w:rPr>
-          <w:b/>
-        </w:rPr>
-        <w:t>Edit</w:t>
-      </w:r>
-      <w:r>
-        <w:t>. The note shows under the item on screen, and on the sales sheet it prints directly under the item, above its shipping row.</w:t>
-      </w:r>
-    </w:p>
-    <w:p>
-      <w:pPr>
-        <w:pStyle w:val="ListBullet"/>
-        <w:spacing w:after="60"/>
-      </w:pPr>
-      <w:r>
-        <w:rPr>
-          <w:b/>
-        </w:rPr>
-        <w:t>Remove</w:t>
-      </w:r>
-      <w:r>
-        <w:t xml:space="preserve"> takes the item off the order. The app asks you to confirm first.</w:t>
-      </w:r>
-    </w:p>
-    <w:p>
-      <w:r>
-        <w:t xml:space="preserve">Small labels on each item help you check the order at a glance: </w:t>
-      </w:r>
-      <w:r>
-        <w:rPr>
-          <w:b/>
-        </w:rPr>
-        <w:t>Take with</w:t>
-      </w:r>
-      <w:r>
-        <w:t xml:space="preserve">, </w:t>
-      </w:r>
-      <w:r>
-        <w:rPr>
-          <w:b/>
-        </w:rPr>
-        <w:t>Included</w:t>
-      </w:r>
-      <w:r>
-        <w:t xml:space="preserve"> (part of a bundle), a sale such as </w:t>
-      </w:r>
-      <w:r>
-        <w:rPr>
-          <w:b/>
-        </w:rPr>
-        <w:t>Sale -20%</w:t>
-      </w:r>
-      <w:r>
-        <w:t xml:space="preserve">, your extra discount such as </w:t>
-      </w:r>
-      <w:r>
-        <w:rPr>
-          <w:b/>
-        </w:rPr>
-        <w:t>-10%</w:t>
-      </w:r>
-      <w:r>
-        <w:t xml:space="preserve"> or </w:t>
-      </w:r>
-      <w:r>
-        <w:rPr>
-          <w:b/>
-        </w:rPr>
-        <w:t>-$5 ea</w:t>
-      </w:r>
-      <w:r>
-        <w:t xml:space="preserve">, and </w:t>
-      </w:r>
-      <w:r>
-        <w:rPr>
-          <w:b/>
-        </w:rPr>
-        <w:t>Not on sales sheet</w:t>
-      </w:r>
-      <w:r>
-        <w:t xml:space="preserve"> for a free service row that won't print. Any selections show after the name, for example </w:t>
-      </w:r>
-      <w:r>
-        <w:rPr>
-          <w:b/>
-        </w:rPr>
-        <w:t>Color: Gray</w:t>
-      </w:r>
-      <w:r>
-        <w:t>, and print the same way on the sales sheet.</w:t>
-      </w:r>
-    </w:p>
-    <w:p>
-      <w:pPr>
-        <w:pStyle w:val="Heading2"/>
-      </w:pPr>
-      <w:bookmarkStart w:id="15" w:name="_Toc242102883"/>
-      <w:r>
-        <w:t>Customer details</w:t>
-      </w:r>
-      <w:bookmarkEnd w:id="15"/>
-    </w:p>
-    <w:p>
-      <w:r>
-        <w:t xml:space="preserve">The right side of the screen (or the </w:t>
-      </w:r>
-      <w:r>
-        <w:rPr>
-          <w:b/>
-        </w:rPr>
-        <w:t>Customer</w:t>
-      </w:r>
-      <w:r>
-        <w:t xml:space="preserve"> tab on a phone) holds the same fields as the paper sales sheet:</w:t>
-      </w:r>
-    </w:p>
-    <w:p>
-      <w:pPr>
-        <w:pStyle w:val="ListBullet"/>
-        <w:spacing w:after="60"/>
-      </w:pPr>
-      <w:r>
-        <w:rPr>
-          <w:b/>
-        </w:rPr>
-        <w:t>Sale details</w:t>
-      </w:r>
-      <w:r>
-        <w:t>: Organization, Advertising source, Referral name and CFS rep name.</w:t>
-      </w:r>
-    </w:p>
-    <w:p>
-      <w:pPr>
-        <w:pStyle w:val="ListBullet"/>
-        <w:spacing w:after="60"/>
-      </w:pPr>
-      <w:r>
-        <w:rPr>
-          <w:b/>
-        </w:rPr>
-        <w:t>Customer billing name and address</w:t>
-      </w:r>
-      <w:r>
-        <w:t>: name, street address, unit, floor, suite, city, state, zip, cell, alternate phone and email.</w:t>
-      </w:r>
-    </w:p>
-    <w:p>
-      <w:pPr>
-        <w:pStyle w:val="ListBullet"/>
-        <w:spacing w:after="60"/>
-      </w:pPr>
-      <w:r>
-        <w:rPr>
-          <w:b/>
-        </w:rPr>
-        <w:t>Delivery address</w:t>
-      </w:r>
-      <w:r>
-        <w:t xml:space="preserve">: leave </w:t>
-      </w:r>
-      <w:r>
-        <w:rPr>
-          <w:b/>
-        </w:rPr>
-        <w:t>Same as billing</w:t>
-      </w:r>
-      <w:r>
-        <w:t xml:space="preserve"> ticked, or untick it to enter a different address.</w:t>
-      </w:r>
-    </w:p>
-    <w:p>
-      <w:pPr>
-        <w:pStyle w:val="ListBullet"/>
-        <w:spacing w:after="60"/>
-      </w:pPr>
-      <w:r>
-        <w:rPr>
-          <w:b/>
-        </w:rPr>
-        <w:t>Comments</w:t>
-      </w:r>
-      <w:r>
-        <w:t>: anything the delivery crew or checkout table should know.</w:t>
-      </w:r>
-    </w:p>
-    <w:p>
-      <w:r>
-        <w:lastRenderedPageBreak/>
-        <w:t>Details tidy themselves up when you move to the next box: a phone number becomes (724) 555-0100, the state becomes capitals, and the email is lower-cased.</w:t>
-      </w:r>
-    </w:p>
-    <w:p>
-      <w:pPr>
-        <w:pStyle w:val="Heading3"/>
-      </w:pPr>
-      <w:r>
-        <w:t>Letting the customer type it in</w:t>
-      </w:r>
-    </w:p>
-    <w:p>
-      <w:r>
-        <w:t xml:space="preserve">Customers are often quicker (and more accurate) typing their own address. Tap </w:t>
-      </w:r>
-      <w:r>
-        <w:rPr>
-          <w:b/>
-        </w:rPr>
-        <w:t>Hand tablet to customer</w:t>
-      </w:r>
-      <w:r>
-        <w:t xml:space="preserve">. The customer sees a simple, large-print form titled </w:t>
-      </w:r>
-      <w:r>
-        <w:rPr>
-          <w:b/>
-        </w:rPr>
-        <w:t>Where should we deliver?</w:t>
-      </w:r>
-      <w:r>
-        <w:t xml:space="preserve"> with only the fields they need, including a choice of delivering </w:t>
-      </w:r>
-      <w:r>
-        <w:rPr>
-          <w:b/>
-        </w:rPr>
-        <w:t>To the address above</w:t>
-      </w:r>
-      <w:r>
-        <w:t xml:space="preserve"> or </w:t>
-      </w:r>
-      <w:r>
-        <w:rPr>
-          <w:b/>
-        </w:rPr>
-        <w:t>Somewhere else</w:t>
-      </w:r>
-      <w:r>
-        <w:t xml:space="preserve">. When they tap </w:t>
-      </w:r>
-      <w:r>
-        <w:rPr>
-          <w:b/>
-        </w:rPr>
-        <w:t>Done</w:t>
-      </w:r>
-      <w:r>
-        <w:t>, the details drop into the order and they hand the tablet back.</w:t>
-      </w:r>
-    </w:p>
-    <w:p>
-      <w:pPr>
-        <w:keepNext/>
-        <w:spacing w:after="40"/>
-        <w:jc w:val="center"/>
-      </w:pPr>
-      <w:r>
-        <w:rPr>
-          <w:noProof/>
-        </w:rPr>
-        <w:drawing>
-          <wp:inline distT="0" distB="0" distL="0" distR="0" wp14:anchorId="596D336A" wp14:editId="4D5A406D">
+          <wp:inline distT="0" distB="0" distL="0" distR="0" wp14:anchorId="5D79FCF9" wp14:editId="2BEABFE3">
             <wp:extent cx="4754880" cy="3194685"/>
             <wp:effectExtent l="0" t="0" r="0" b="0"/>
             <wp:docPr id="8" name="Picture 8"/>
@@ -8549,7 +8325,7 @@
               <a:graphicData uri="http://schemas.openxmlformats.org/drawingml/2006/picture">
                 <pic:pic xmlns:pic="http://schemas.openxmlformats.org/drawingml/2006/picture">
                   <pic:nvPicPr>
-                    <pic:cNvPr id="0" name="05_customer_sheet.png"/>
+                    <pic:cNvPr id="0" name="06_add_service.png"/>
                     <pic:cNvPicPr/>
                   </pic:nvPicPr>
                   <pic:blipFill>
@@ -8585,6 +8361,398 @@
           <w:color w:val="6B7280"/>
           <w:sz w:val="18"/>
         </w:rPr>
+        <w:t>Adding a service to an item already on the order</w:t>
+      </w:r>
+    </w:p>
+    <w:p>
+      <w:pPr>
+        <w:pStyle w:val="Heading2"/>
+      </w:pPr>
+      <w:bookmarkStart w:id="15" w:name="_Toc242187233"/>
+      <w:r>
+        <w:t>Changing or removing an item</w:t>
+      </w:r>
+      <w:bookmarkEnd w:id="15"/>
+    </w:p>
+    <w:p>
+      <w:pPr>
+        <w:pStyle w:val="ListBullet"/>
+        <w:spacing w:after="60"/>
+      </w:pPr>
+      <w:r>
+        <w:rPr>
+          <w:b/>
+        </w:rPr>
+        <w:t>Edit</w:t>
+      </w:r>
+      <w:r>
+        <w:t xml:space="preserve"> lets you change the description, brand, size, unit price, discount (a percent or a dollar amount off each) and quantity. It also lets you mark the item </w:t>
+      </w:r>
+      <w:r>
+        <w:rPr>
+          <w:b/>
+        </w:rPr>
+        <w:t>Take with</w:t>
+      </w:r>
+      <w:r>
+        <w:t xml:space="preserve"> (the customer carries it out today) or </w:t>
+      </w:r>
+      <w:r>
+        <w:rPr>
+          <w:b/>
+        </w:rPr>
+        <w:t>Taxable</w:t>
+      </w:r>
+      <w:r>
+        <w:t>. For counted items, the Take with box shows how many are in stock and can't be ticked when there aren't enough.</w:t>
+      </w:r>
+    </w:p>
+    <w:p>
+      <w:pPr>
+        <w:pStyle w:val="ListBullet"/>
+        <w:spacing w:after="60"/>
+      </w:pPr>
+      <w:r>
+        <w:rPr>
+          <w:b/>
+        </w:rPr>
+        <w:t>-</w:t>
+      </w:r>
+      <w:r>
+        <w:t xml:space="preserve"> and </w:t>
+      </w:r>
+      <w:r>
+        <w:rPr>
+          <w:b/>
+        </w:rPr>
+        <w:t>+</w:t>
+      </w:r>
+      <w:r>
+        <w:t xml:space="preserve"> next to an item change its quantity straight away, without opening Edit.</w:t>
+      </w:r>
+    </w:p>
+    <w:p>
+      <w:pPr>
+        <w:pStyle w:val="ListBullet"/>
+        <w:spacing w:after="60"/>
+      </w:pPr>
+      <w:r>
+        <w:rPr>
+          <w:b/>
+        </w:rPr>
+        <w:t>Notes</w:t>
+      </w:r>
+      <w:r>
+        <w:t xml:space="preserve">: add or change an item's note with </w:t>
+      </w:r>
+      <w:r>
+        <w:rPr>
+          <w:b/>
+        </w:rPr>
+        <w:t>Edit</w:t>
+      </w:r>
+      <w:r>
+        <w:t>. The note shows under the item on screen, and on the sales sheet it prints directly under the item, above its shipping row.</w:t>
+      </w:r>
+    </w:p>
+    <w:p>
+      <w:pPr>
+        <w:pStyle w:val="ListBullet"/>
+        <w:spacing w:after="60"/>
+      </w:pPr>
+      <w:r>
+        <w:rPr>
+          <w:b/>
+        </w:rPr>
+        <w:t>Remove</w:t>
+      </w:r>
+      <w:r>
+        <w:t xml:space="preserve"> takes the item off the order. The app asks you to confirm first.</w:t>
+      </w:r>
+    </w:p>
+    <w:p>
+      <w:r>
+        <w:t xml:space="preserve">Small labels on each item help you check the order at a glance: </w:t>
+      </w:r>
+      <w:r>
+        <w:rPr>
+          <w:b/>
+        </w:rPr>
+        <w:t>Take with</w:t>
+      </w:r>
+      <w:r>
+        <w:t xml:space="preserve">, </w:t>
+      </w:r>
+      <w:r>
+        <w:rPr>
+          <w:b/>
+        </w:rPr>
+        <w:t>Included</w:t>
+      </w:r>
+      <w:r>
+        <w:t xml:space="preserve"> (part of a bundle), a sale such as </w:t>
+      </w:r>
+      <w:r>
+        <w:rPr>
+          <w:b/>
+        </w:rPr>
+        <w:t>Sale -20%</w:t>
+      </w:r>
+      <w:r>
+        <w:t xml:space="preserve">, your extra discount such as </w:t>
+      </w:r>
+      <w:r>
+        <w:rPr>
+          <w:b/>
+        </w:rPr>
+        <w:t>-10%</w:t>
+      </w:r>
+      <w:r>
+        <w:t xml:space="preserve"> or </w:t>
+      </w:r>
+      <w:r>
+        <w:rPr>
+          <w:b/>
+        </w:rPr>
+        <w:t>-$5 ea</w:t>
+      </w:r>
+      <w:r>
+        <w:t xml:space="preserve">, and </w:t>
+      </w:r>
+      <w:r>
+        <w:rPr>
+          <w:b/>
+        </w:rPr>
+        <w:t>Not on sales sheet</w:t>
+      </w:r>
+      <w:r>
+        <w:t xml:space="preserve"> for a free service row that won't print. Any selections show after the name, for example </w:t>
+      </w:r>
+      <w:r>
+        <w:rPr>
+          <w:b/>
+        </w:rPr>
+        <w:t>Color: Gray</w:t>
+      </w:r>
+      <w:r>
+        <w:t>, and print the same way on the sales sheet.</w:t>
+      </w:r>
+    </w:p>
+    <w:p>
+      <w:pPr>
+        <w:pStyle w:val="Heading2"/>
+      </w:pPr>
+      <w:bookmarkStart w:id="16" w:name="_Toc242187234"/>
+      <w:r>
+        <w:t>Customer details</w:t>
+      </w:r>
+      <w:bookmarkEnd w:id="16"/>
+    </w:p>
+    <w:p>
+      <w:r>
+        <w:t xml:space="preserve">The right side of the screen (or the </w:t>
+      </w:r>
+      <w:r>
+        <w:rPr>
+          <w:b/>
+        </w:rPr>
+        <w:t>Customer</w:t>
+      </w:r>
+      <w:r>
+        <w:t xml:space="preserve"> tab on a phone) holds the same fields as the paper sales sheet:</w:t>
+      </w:r>
+    </w:p>
+    <w:p>
+      <w:pPr>
+        <w:pStyle w:val="ListBullet"/>
+        <w:spacing w:after="60"/>
+      </w:pPr>
+      <w:r>
+        <w:rPr>
+          <w:b/>
+        </w:rPr>
+        <w:t>Sale details</w:t>
+      </w:r>
+      <w:r>
+        <w:t>: Organization, Advertising source, Referral name and CFS rep name.</w:t>
+      </w:r>
+    </w:p>
+    <w:p>
+      <w:pPr>
+        <w:pStyle w:val="ListBullet"/>
+        <w:spacing w:after="60"/>
+      </w:pPr>
+      <w:r>
+        <w:rPr>
+          <w:b/>
+        </w:rPr>
+        <w:t>Customer billing name and address</w:t>
+      </w:r>
+      <w:r>
+        <w:t>: name, street address, unit, floor, suite, city, state, zip, cell, alternate phone and email.</w:t>
+      </w:r>
+    </w:p>
+    <w:p>
+      <w:pPr>
+        <w:pStyle w:val="ListBullet"/>
+        <w:spacing w:after="60"/>
+      </w:pPr>
+      <w:r>
+        <w:rPr>
+          <w:b/>
+        </w:rPr>
+        <w:t>Delivery address</w:t>
+      </w:r>
+      <w:r>
+        <w:t xml:space="preserve">: leave </w:t>
+      </w:r>
+      <w:r>
+        <w:rPr>
+          <w:b/>
+        </w:rPr>
+        <w:t>Same as billing</w:t>
+      </w:r>
+      <w:r>
+        <w:t xml:space="preserve"> ticked, or untick it to enter a different address.</w:t>
+      </w:r>
+    </w:p>
+    <w:p>
+      <w:pPr>
+        <w:pStyle w:val="ListBullet"/>
+        <w:spacing w:after="60"/>
+      </w:pPr>
+      <w:r>
+        <w:rPr>
+          <w:b/>
+        </w:rPr>
+        <w:t>Comments</w:t>
+      </w:r>
+      <w:r>
+        <w:t>: anything the delivery crew or checkout table should know.</w:t>
+      </w:r>
+    </w:p>
+    <w:p>
+      <w:r>
+        <w:lastRenderedPageBreak/>
+        <w:t>Details tidy themselves up when you move to the next box: a phone number becomes (724) 555-0100, the state becomes capitals, and the email is lower-cased.</w:t>
+      </w:r>
+    </w:p>
+    <w:p>
+      <w:pPr>
+        <w:pStyle w:val="Heading3"/>
+      </w:pPr>
+      <w:r>
+        <w:t>Letting the customer type it in</w:t>
+      </w:r>
+    </w:p>
+    <w:p>
+      <w:r>
+        <w:t xml:space="preserve">Customers are often quicker (and more accurate) typing their own address. Tap </w:t>
+      </w:r>
+      <w:r>
+        <w:rPr>
+          <w:b/>
+        </w:rPr>
+        <w:t>Hand tablet to customer</w:t>
+      </w:r>
+      <w:r>
+        <w:t xml:space="preserve">. The customer sees a simple, large-print form titled </w:t>
+      </w:r>
+      <w:r>
+        <w:rPr>
+          <w:b/>
+        </w:rPr>
+        <w:t>Where should we deliver?</w:t>
+      </w:r>
+      <w:r>
+        <w:t xml:space="preserve"> with only the fields they need, including a choice of delivering </w:t>
+      </w:r>
+      <w:r>
+        <w:rPr>
+          <w:b/>
+        </w:rPr>
+        <w:t>To the address above</w:t>
+      </w:r>
+      <w:r>
+        <w:t xml:space="preserve"> or </w:t>
+      </w:r>
+      <w:r>
+        <w:rPr>
+          <w:b/>
+        </w:rPr>
+        <w:t>Somewhere else</w:t>
+      </w:r>
+      <w:r>
+        <w:t xml:space="preserve">. When they tap </w:t>
+      </w:r>
+      <w:r>
+        <w:rPr>
+          <w:b/>
+        </w:rPr>
+        <w:t>Done</w:t>
+      </w:r>
+      <w:r>
+        <w:t>, the details drop into the order and they hand the tablet back.</w:t>
+      </w:r>
+    </w:p>
+    <w:p>
+      <w:pPr>
+        <w:keepNext/>
+        <w:spacing w:after="40"/>
+        <w:jc w:val="center"/>
+      </w:pPr>
+      <w:r>
+        <w:rPr>
+          <w:noProof/>
+        </w:rPr>
+        <w:drawing>
+          <wp:inline distT="0" distB="0" distL="0" distR="0" wp14:anchorId="67D042BA" wp14:editId="3B9CBC8D">
+            <wp:extent cx="4754880" cy="3194685"/>
+            <wp:effectExtent l="0" t="0" r="0" b="0"/>
+            <wp:docPr id="9" name="Picture 9"/>
+            <wp:cNvGraphicFramePr>
+              <a:graphicFrameLocks xmlns:a="http://schemas.openxmlformats.org/drawingml/2006/main" noChangeAspect="1"/>
+            </wp:cNvGraphicFramePr>
+            <a:graphic xmlns:a="http://schemas.openxmlformats.org/drawingml/2006/main">
+              <a:graphicData uri="http://schemas.openxmlformats.org/drawingml/2006/picture">
+                <pic:pic xmlns:pic="http://schemas.openxmlformats.org/drawingml/2006/picture">
+                  <pic:nvPicPr>
+                    <pic:cNvPr id="0" name="05_customer_sheet.png"/>
+                    <pic:cNvPicPr/>
+                  </pic:nvPicPr>
+                  <pic:blipFill>
+                    <a:blip r:embed="rId17"/>
+                    <a:stretch>
+                      <a:fillRect/>
+                    </a:stretch>
+                  </pic:blipFill>
+                  <pic:spPr>
+                    <a:xfrm>
+                      <a:off x="0" y="0"/>
+                      <a:ext cx="4754880" cy="3194685"/>
+                    </a:xfrm>
+                    <a:prstGeom prst="rect">
+                      <a:avLst/>
+                    </a:prstGeom>
+                  </pic:spPr>
+                </pic:pic>
+              </a:graphicData>
+            </a:graphic>
+          </wp:inline>
+        </w:drawing>
+      </w:r>
+    </w:p>
+    <w:p>
+      <w:pPr>
+        <w:spacing w:after="200"/>
+        <w:jc w:val="center"/>
+      </w:pPr>
+      <w:r>
+        <w:rPr>
+          <w:i/>
+          <w:color w:val="6B7280"/>
+          <w:sz w:val="18"/>
+        </w:rPr>
         <w:t>The customer-friendly address form</w:t>
       </w:r>
     </w:p>
@@ -8592,11 +8760,11 @@
       <w:pPr>
         <w:pStyle w:val="Heading2"/>
       </w:pPr>
-      <w:bookmarkStart w:id="16" w:name="_Toc242102884"/>
+      <w:bookmarkStart w:id="17" w:name="_Toc242187235"/>
       <w:r>
         <w:t>Sending the order to checkout</w:t>
       </w:r>
-      <w:bookmarkEnd w:id="16"/>
+      <w:bookmarkEnd w:id="17"/>
     </w:p>
     <w:p>
       <w:r>
@@ -8770,12 +8938,12 @@
       <w:pPr>
         <w:pStyle w:val="Heading2"/>
       </w:pPr>
-      <w:bookmarkStart w:id="17" w:name="_Toc242102885"/>
+      <w:bookmarkStart w:id="18" w:name="_Toc242187236"/>
       <w:r>
         <w:lastRenderedPageBreak/>
         <w:t>Using a phone</w:t>
       </w:r>
-      <w:bookmarkEnd w:id="17"/>
+      <w:bookmarkEnd w:id="18"/>
     </w:p>
     <w:p>
       <w:pPr>
@@ -8788,10 +8956,10 @@
           <w:noProof/>
         </w:rPr>
         <w:drawing>
-          <wp:inline distT="0" distB="0" distL="0" distR="0" wp14:anchorId="1A66640D" wp14:editId="65190104">
+          <wp:inline distT="0" distB="0" distL="0" distR="0" wp14:anchorId="06FA450B" wp14:editId="4A3765FA">
             <wp:extent cx="2194560" cy="4749253"/>
             <wp:effectExtent l="0" t="0" r="0" b="0"/>
-            <wp:docPr id="9" name="Picture 9"/>
+            <wp:docPr id="10" name="Picture 10"/>
             <wp:cNvGraphicFramePr>
               <a:graphicFrameLocks xmlns:a="http://schemas.openxmlformats.org/drawingml/2006/main" noChangeAspect="1"/>
             </wp:cNvGraphicFramePr>
@@ -8803,7 +8971,7 @@
                     <pic:cNvPicPr/>
                   </pic:nvPicPr>
                   <pic:blipFill>
-                    <a:blip r:embed="rId17"/>
+                    <a:blip r:embed="rId18"/>
                     <a:stretch>
                       <a:fillRect/>
                     </a:stretch>
@@ -8866,12 +9034,12 @@
         <w:pStyle w:val="Heading1"/>
         <w:pageBreakBefore/>
       </w:pPr>
-      <w:bookmarkStart w:id="18" w:name="_Toc242102886"/>
+      <w:bookmarkStart w:id="19" w:name="_Toc242187237"/>
       <w:r>
         <w:lastRenderedPageBreak/>
         <w:t>Checking out a customer</w:t>
       </w:r>
-      <w:bookmarkEnd w:id="18"/>
+      <w:bookmarkEnd w:id="19"/>
     </w:p>
     <w:p>
       <w:r>
@@ -8907,10 +9075,10 @@
           <w:noProof/>
         </w:rPr>
         <w:drawing>
-          <wp:inline distT="0" distB="0" distL="0" distR="0" wp14:anchorId="0B48DC6F" wp14:editId="053D49F9">
+          <wp:inline distT="0" distB="0" distL="0" distR="0" wp14:anchorId="4A4FFD63" wp14:editId="79B8A96F">
             <wp:extent cx="5760720" cy="3870484"/>
             <wp:effectExtent l="0" t="0" r="0" b="0"/>
-            <wp:docPr id="10" name="Picture 10"/>
+            <wp:docPr id="11" name="Picture 11"/>
             <wp:cNvGraphicFramePr>
               <a:graphicFrameLocks xmlns:a="http://schemas.openxmlformats.org/drawingml/2006/main" noChangeAspect="1"/>
             </wp:cNvGraphicFramePr>
@@ -8922,7 +9090,7 @@
                     <pic:cNvPicPr/>
                   </pic:nvPicPr>
                   <pic:blipFill>
-                    <a:blip r:embed="rId18"/>
+                    <a:blip r:embed="rId19"/>
                     <a:stretch>
                       <a:fillRect/>
                     </a:stretch>
@@ -8961,11 +9129,11 @@
       <w:pPr>
         <w:pStyle w:val="Heading2"/>
       </w:pPr>
-      <w:bookmarkStart w:id="19" w:name="_Toc242102887"/>
+      <w:bookmarkStart w:id="20" w:name="_Toc242187238"/>
       <w:r>
         <w:t>1. Review the order with the customer</w:t>
       </w:r>
-      <w:bookmarkEnd w:id="19"/>
+      <w:bookmarkEnd w:id="20"/>
     </w:p>
     <w:p>
       <w:r>
@@ -9058,11 +9226,11 @@
       <w:pPr>
         <w:pStyle w:val="Heading2"/>
       </w:pPr>
-      <w:bookmarkStart w:id="20" w:name="_Toc242102888"/>
+      <w:bookmarkStart w:id="21" w:name="_Toc242187239"/>
       <w:r>
         <w:t>2. Take payment</w:t>
       </w:r>
-      <w:bookmarkEnd w:id="20"/>
+      <w:bookmarkEnd w:id="21"/>
     </w:p>
     <w:p>
       <w:pPr>
@@ -9372,11 +9540,11 @@
       <w:pPr>
         <w:pStyle w:val="Heading2"/>
       </w:pPr>
-      <w:bookmarkStart w:id="21" w:name="_Toc242102889"/>
+      <w:bookmarkStart w:id="22" w:name="_Toc242187240"/>
       <w:r>
         <w:t>3. Acknowledgements (initials and signature)</w:t>
       </w:r>
-      <w:bookmarkEnd w:id="21"/>
+      <w:bookmarkEnd w:id="22"/>
     </w:p>
     <w:p>
       <w:r>
@@ -9554,10 +9722,10 @@
         </w:rPr>
         <w:lastRenderedPageBreak/>
         <w:drawing>
-          <wp:inline distT="0" distB="0" distL="0" distR="0" wp14:anchorId="1B4B790D" wp14:editId="396FA5EA">
+          <wp:inline distT="0" distB="0" distL="0" distR="0" wp14:anchorId="3C490BCC" wp14:editId="59567058">
             <wp:extent cx="4937760" cy="3317558"/>
             <wp:effectExtent l="0" t="0" r="0" b="0"/>
-            <wp:docPr id="11" name="Picture 11"/>
+            <wp:docPr id="12" name="Picture 12"/>
             <wp:cNvGraphicFramePr>
               <a:graphicFrameLocks xmlns:a="http://schemas.openxmlformats.org/drawingml/2006/main" noChangeAspect="1"/>
             </wp:cNvGraphicFramePr>
@@ -9569,7 +9737,7 @@
                     <pic:cNvPicPr/>
                   </pic:nvPicPr>
                   <pic:blipFill>
-                    <a:blip r:embed="rId19"/>
+                    <a:blip r:embed="rId20"/>
                     <a:stretch>
                       <a:fillRect/>
                     </a:stretch>
@@ -9743,11 +9911,11 @@
       <w:pPr>
         <w:pStyle w:val="Heading2"/>
       </w:pPr>
-      <w:bookmarkStart w:id="22" w:name="_Toc242102890"/>
+      <w:bookmarkStart w:id="23" w:name="_Toc242187241"/>
       <w:r>
         <w:t>4. Complete the sale</w:t>
       </w:r>
-      <w:bookmarkEnd w:id="22"/>
+      <w:bookmarkEnd w:id="23"/>
     </w:p>
     <w:p>
       <w:r>
@@ -9965,11 +10133,11 @@
       <w:pPr>
         <w:pStyle w:val="Heading2"/>
       </w:pPr>
-      <w:bookmarkStart w:id="23" w:name="_Toc242102891"/>
+      <w:bookmarkStart w:id="24" w:name="_Toc242187242"/>
       <w:r>
         <w:t>Other checkout actions</w:t>
       </w:r>
-      <w:bookmarkEnd w:id="23"/>
+      <w:bookmarkEnd w:id="24"/>
     </w:p>
     <w:tbl>
       <w:tblPr>
@@ -10175,12 +10343,12 @@
         <w:pStyle w:val="Heading1"/>
         <w:pageBreakBefore/>
       </w:pPr>
-      <w:bookmarkStart w:id="24" w:name="_Toc242102892"/>
+      <w:bookmarkStart w:id="25" w:name="_Toc242187243"/>
       <w:r>
         <w:lastRenderedPageBreak/>
         <w:t>The sales sheet</w:t>
       </w:r>
-      <w:bookmarkEnd w:id="24"/>
+      <w:bookmarkEnd w:id="25"/>
     </w:p>
     <w:p>
       <w:r>
@@ -10198,10 +10366,10 @@
           <w:noProof/>
         </w:rPr>
         <w:drawing>
-          <wp:inline distT="0" distB="0" distL="0" distR="0" wp14:anchorId="0B3CD2B6" wp14:editId="376C3548">
+          <wp:inline distT="0" distB="0" distL="0" distR="0" wp14:anchorId="6420B4A3" wp14:editId="55BEB4CB">
             <wp:extent cx="4023360" cy="3187256"/>
             <wp:effectExtent l="0" t="0" r="0" b="0"/>
-            <wp:docPr id="12" name="Picture 12"/>
+            <wp:docPr id="13" name="Picture 13"/>
             <wp:cNvGraphicFramePr>
               <a:graphicFrameLocks xmlns:a="http://schemas.openxmlformats.org/drawingml/2006/main" noChangeAspect="1"/>
             </wp:cNvGraphicFramePr>
@@ -10213,7 +10381,7 @@
                     <pic:cNvPicPr/>
                   </pic:nvPicPr>
                   <pic:blipFill>
-                    <a:blip r:embed="rId20"/>
+                    <a:blip r:embed="rId21"/>
                     <a:stretch>
                       <a:fillRect/>
                     </a:stretch>
@@ -10645,11 +10813,11 @@
       <w:pPr>
         <w:pStyle w:val="Heading2"/>
       </w:pPr>
-      <w:bookmarkStart w:id="25" w:name="_Toc242102893"/>
+      <w:bookmarkStart w:id="26" w:name="_Toc242187244"/>
       <w:r>
         <w:t>Emailing a receipt</w:t>
       </w:r>
-      <w:bookmarkEnd w:id="25"/>
+      <w:bookmarkEnd w:id="26"/>
     </w:p>
     <w:p>
       <w:r>
@@ -10772,10 +10940,10 @@
           <w:noProof/>
         </w:rPr>
         <w:drawing>
-          <wp:inline distT="0" distB="0" distL="0" distR="0" wp14:anchorId="4D44E897" wp14:editId="679BD619">
+          <wp:inline distT="0" distB="0" distL="0" distR="0" wp14:anchorId="102AB8F3" wp14:editId="5205F6A7">
             <wp:extent cx="4572000" cy="3071812"/>
             <wp:effectExtent l="0" t="0" r="0" b="0"/>
-            <wp:docPr id="13" name="Picture 13"/>
+            <wp:docPr id="14" name="Picture 14"/>
             <wp:cNvGraphicFramePr>
               <a:graphicFrameLocks xmlns:a="http://schemas.openxmlformats.org/drawingml/2006/main" noChangeAspect="1"/>
             </wp:cNvGraphicFramePr>
@@ -10787,7 +10955,7 @@
                     <pic:cNvPicPr/>
                   </pic:nvPicPr>
                   <pic:blipFill>
-                    <a:blip r:embed="rId21"/>
+                    <a:blip r:embed="rId22"/>
                     <a:stretch>
                       <a:fillRect/>
                     </a:stretch>
@@ -11233,12 +11401,12 @@
         <w:pStyle w:val="Heading1"/>
         <w:pageBreakBefore/>
       </w:pPr>
-      <w:bookmarkStart w:id="26" w:name="_Toc242102894"/>
+      <w:bookmarkStart w:id="27" w:name="_Toc242187245"/>
       <w:r>
         <w:lastRenderedPageBreak/>
         <w:t>Looking up orders</w:t>
       </w:r>
-      <w:bookmarkEnd w:id="26"/>
+      <w:bookmarkEnd w:id="27"/>
     </w:p>
     <w:p>
       <w:r>
@@ -11265,10 +11433,10 @@
           <w:noProof/>
         </w:rPr>
         <w:drawing>
-          <wp:inline distT="0" distB="0" distL="0" distR="0" wp14:anchorId="607176D7" wp14:editId="7BE8F64F">
+          <wp:inline distT="0" distB="0" distL="0" distR="0" wp14:anchorId="49D43D3C" wp14:editId="6E3DF518">
             <wp:extent cx="5760720" cy="3870484"/>
             <wp:effectExtent l="0" t="0" r="0" b="0"/>
-            <wp:docPr id="14" name="Picture 14"/>
+            <wp:docPr id="15" name="Picture 15"/>
             <wp:cNvGraphicFramePr>
               <a:graphicFrameLocks xmlns:a="http://schemas.openxmlformats.org/drawingml/2006/main" noChangeAspect="1"/>
             </wp:cNvGraphicFramePr>
@@ -11280,7 +11448,7 @@
                     <pic:cNvPicPr/>
                   </pic:nvPicPr>
                   <pic:blipFill>
-                    <a:blip r:embed="rId22"/>
+                    <a:blip r:embed="rId23"/>
                     <a:stretch>
                       <a:fillRect/>
                     </a:stretch>
@@ -11385,11 +11553,11 @@
       <w:pPr>
         <w:pStyle w:val="Heading2"/>
       </w:pPr>
-      <w:bookmarkStart w:id="27" w:name="_Toc242102895"/>
+      <w:bookmarkStart w:id="28" w:name="_Toc242187246"/>
       <w:r>
         <w:t>Extra options for admins</w:t>
       </w:r>
-      <w:bookmarkEnd w:id="27"/>
+      <w:bookmarkEnd w:id="28"/>
     </w:p>
     <w:p>
       <w:pPr>
@@ -11475,10 +11643,10 @@
         </w:rPr>
         <w:lastRenderedPageBreak/>
         <w:drawing>
-          <wp:inline distT="0" distB="0" distL="0" distR="0" wp14:anchorId="333E3D98" wp14:editId="75CDC4A9">
+          <wp:inline distT="0" distB="0" distL="0" distR="0" wp14:anchorId="59F092CD" wp14:editId="7D3CB0B0">
             <wp:extent cx="4754880" cy="3194685"/>
             <wp:effectExtent l="0" t="0" r="0" b="0"/>
-            <wp:docPr id="15" name="Picture 15"/>
+            <wp:docPr id="16" name="Picture 16"/>
             <wp:cNvGraphicFramePr>
               <a:graphicFrameLocks xmlns:a="http://schemas.openxmlformats.org/drawingml/2006/main" noChangeAspect="1"/>
             </wp:cNvGraphicFramePr>
@@ -11490,7 +11658,7 @@
                     <pic:cNvPicPr/>
                   </pic:nvPicPr>
                   <pic:blipFill>
-                    <a:blip r:embed="rId23"/>
+                    <a:blip r:embed="rId24"/>
                     <a:stretch>
                       <a:fillRect/>
                     </a:stretch>
@@ -11597,12 +11765,12 @@
         <w:pStyle w:val="Heading1"/>
         <w:pageBreakBefore/>
       </w:pPr>
-      <w:bookmarkStart w:id="28" w:name="_Toc242102896"/>
+      <w:bookmarkStart w:id="29" w:name="_Toc242187247"/>
       <w:r>
         <w:lastRenderedPageBreak/>
         <w:t>The dashboard</w:t>
       </w:r>
-      <w:bookmarkEnd w:id="28"/>
+      <w:bookmarkEnd w:id="29"/>
     </w:p>
     <w:p>
       <w:r>
@@ -11661,10 +11829,10 @@
           <w:noProof/>
         </w:rPr>
         <w:drawing>
-          <wp:inline distT="0" distB="0" distL="0" distR="0" wp14:anchorId="71FE7C6E" wp14:editId="4AF87DAC">
+          <wp:inline distT="0" distB="0" distL="0" distR="0" wp14:anchorId="1C53578F" wp14:editId="4452DA19">
             <wp:extent cx="4937760" cy="4305110"/>
             <wp:effectExtent l="0" t="0" r="0" b="0"/>
-            <wp:docPr id="16" name="Picture 16"/>
+            <wp:docPr id="17" name="Picture 17"/>
             <wp:cNvGraphicFramePr>
               <a:graphicFrameLocks xmlns:a="http://schemas.openxmlformats.org/drawingml/2006/main" noChangeAspect="1"/>
             </wp:cNvGraphicFramePr>
@@ -11676,7 +11844,7 @@
                     <pic:cNvPicPr/>
                   </pic:nvPicPr>
                   <pic:blipFill>
-                    <a:blip r:embed="rId24"/>
+                    <a:blip r:embed="rId25"/>
                     <a:stretch>
                       <a:fillRect/>
                     </a:stretch>
@@ -12316,12 +12484,12 @@
         <w:pStyle w:val="Heading1"/>
         <w:pageBreakBefore/>
       </w:pPr>
-      <w:bookmarkStart w:id="29" w:name="_Toc242102897"/>
+      <w:bookmarkStart w:id="30" w:name="_Toc242187248"/>
       <w:r>
         <w:lastRenderedPageBreak/>
         <w:t>Keeping inventory</w:t>
       </w:r>
-      <w:bookmarkEnd w:id="29"/>
+      <w:bookmarkEnd w:id="30"/>
     </w:p>
     <w:p>
       <w:r>
@@ -12375,10 +12543,10 @@
           <w:noProof/>
         </w:rPr>
         <w:drawing>
-          <wp:inline distT="0" distB="0" distL="0" distR="0" wp14:anchorId="39FA171C" wp14:editId="4A556F07">
+          <wp:inline distT="0" distB="0" distL="0" distR="0" wp14:anchorId="3985C00F" wp14:editId="5B25C428">
             <wp:extent cx="5760720" cy="3870484"/>
             <wp:effectExtent l="0" t="0" r="0" b="0"/>
-            <wp:docPr id="17" name="Picture 17"/>
+            <wp:docPr id="18" name="Picture 18"/>
             <wp:cNvGraphicFramePr>
               <a:graphicFrameLocks xmlns:a="http://schemas.openxmlformats.org/drawingml/2006/main" noChangeAspect="1"/>
             </wp:cNvGraphicFramePr>
@@ -12390,7 +12558,7 @@
                     <pic:cNvPicPr/>
                   </pic:nvPicPr>
                   <pic:blipFill>
-                    <a:blip r:embed="rId25"/>
+                    <a:blip r:embed="rId26"/>
                     <a:stretch>
                       <a:fillRect/>
                     </a:stretch>
@@ -12429,11 +12597,11 @@
       <w:pPr>
         <w:pStyle w:val="Heading2"/>
       </w:pPr>
-      <w:bookmarkStart w:id="30" w:name="_Toc242102898"/>
+      <w:bookmarkStart w:id="31" w:name="_Toc242187249"/>
       <w:r>
         <w:t>What's on the screen</w:t>
       </w:r>
-      <w:bookmarkEnd w:id="30"/>
+      <w:bookmarkEnd w:id="31"/>
     </w:p>
     <w:p>
       <w:pPr>
@@ -12537,10 +12705,10 @@
         </w:rPr>
         <w:lastRenderedPageBreak/>
         <w:drawing>
-          <wp:inline distT="0" distB="0" distL="0" distR="0" wp14:anchorId="4A9141EC" wp14:editId="419AE788">
+          <wp:inline distT="0" distB="0" distL="0" distR="0" wp14:anchorId="52E32206" wp14:editId="6E9D24CE">
             <wp:extent cx="5120640" cy="2295459"/>
             <wp:effectExtent l="0" t="0" r="0" b="0"/>
-            <wp:docPr id="18" name="Picture 18"/>
+            <wp:docPr id="19" name="Picture 19"/>
             <wp:cNvGraphicFramePr>
               <a:graphicFrameLocks xmlns:a="http://schemas.openxmlformats.org/drawingml/2006/main" noChangeAspect="1"/>
             </wp:cNvGraphicFramePr>
@@ -12552,7 +12720,7 @@
                     <pic:cNvPicPr/>
                   </pic:nvPicPr>
                   <pic:blipFill>
-                    <a:blip r:embed="rId26"/>
+                    <a:blip r:embed="rId27"/>
                     <a:stretch>
                       <a:fillRect/>
                     </a:stretch>
@@ -12662,11 +12830,11 @@
       <w:pPr>
         <w:pStyle w:val="Heading2"/>
       </w:pPr>
-      <w:bookmarkStart w:id="31" w:name="_Toc242102899"/>
+      <w:bookmarkStart w:id="32" w:name="_Toc242187250"/>
       <w:r>
         <w:t>Updating a count</w:t>
       </w:r>
-      <w:bookmarkEnd w:id="31"/>
+      <w:bookmarkEnd w:id="32"/>
     </w:p>
     <w:p>
       <w:r>
@@ -12739,10 +12907,10 @@
         </w:rPr>
         <w:lastRenderedPageBreak/>
         <w:drawing>
-          <wp:inline distT="0" distB="0" distL="0" distR="0" wp14:anchorId="6EB11C5A" wp14:editId="1B99A1A2">
+          <wp:inline distT="0" distB="0" distL="0" distR="0" wp14:anchorId="1D99F0DE" wp14:editId="35BA3C35">
             <wp:extent cx="5120640" cy="3440430"/>
             <wp:effectExtent l="0" t="0" r="0" b="0"/>
-            <wp:docPr id="19" name="Picture 19"/>
+            <wp:docPr id="20" name="Picture 20"/>
             <wp:cNvGraphicFramePr>
               <a:graphicFrameLocks xmlns:a="http://schemas.openxmlformats.org/drawingml/2006/main" noChangeAspect="1"/>
             </wp:cNvGraphicFramePr>
@@ -12754,7 +12922,7 @@
                     <pic:cNvPicPr/>
                   </pic:nvPicPr>
                   <pic:blipFill>
-                    <a:blip r:embed="rId27"/>
+                    <a:blip r:embed="rId28"/>
                     <a:stretch>
                       <a:fillRect/>
                     </a:stretch>
@@ -12793,11 +12961,11 @@
       <w:pPr>
         <w:pStyle w:val="Heading2"/>
       </w:pPr>
-      <w:bookmarkStart w:id="32" w:name="_Toc242102900"/>
+      <w:bookmarkStart w:id="33" w:name="_Toc242187251"/>
       <w:r>
         <w:t>What changes the count automatically</w:t>
       </w:r>
-      <w:bookmarkEnd w:id="32"/>
+      <w:bookmarkEnd w:id="33"/>
     </w:p>
     <w:tbl>
       <w:tblPr>
@@ -13197,11 +13365,11 @@
       <w:pPr>
         <w:pStyle w:val="Heading2"/>
       </w:pPr>
-      <w:bookmarkStart w:id="33" w:name="_Toc242102901"/>
+      <w:bookmarkStart w:id="34" w:name="_Toc242187252"/>
       <w:r>
         <w:t>Seeing the history</w:t>
       </w:r>
-      <w:bookmarkEnd w:id="33"/>
+      <w:bookmarkEnd w:id="34"/>
     </w:p>
     <w:p>
       <w:r>
@@ -13212,12 +13380,12 @@
       <w:pPr>
         <w:pStyle w:val="Heading2"/>
       </w:pPr>
-      <w:bookmarkStart w:id="34" w:name="_Toc242102902"/>
+      <w:bookmarkStart w:id="35" w:name="_Toc242187253"/>
       <w:r>
         <w:lastRenderedPageBreak/>
         <w:t>Notes for the inventory sheet</w:t>
       </w:r>
-      <w:bookmarkEnd w:id="34"/>
+      <w:bookmarkEnd w:id="35"/>
     </w:p>
     <w:p>
       <w:r>
@@ -13262,10 +13430,10 @@
           <w:noProof/>
         </w:rPr>
         <w:drawing>
-          <wp:inline distT="0" distB="0" distL="0" distR="0" wp14:anchorId="6FDA7DEB" wp14:editId="2C1D97CF">
+          <wp:inline distT="0" distB="0" distL="0" distR="0" wp14:anchorId="44A482A3" wp14:editId="763488B2">
             <wp:extent cx="5120640" cy="3440430"/>
             <wp:effectExtent l="0" t="0" r="0" b="0"/>
-            <wp:docPr id="20" name="Picture 20"/>
+            <wp:docPr id="21" name="Picture 21"/>
             <wp:cNvGraphicFramePr>
               <a:graphicFrameLocks xmlns:a="http://schemas.openxmlformats.org/drawingml/2006/main" noChangeAspect="1"/>
             </wp:cNvGraphicFramePr>
@@ -13277,7 +13445,7 @@
                     <pic:cNvPicPr/>
                   </pic:nvPicPr>
                   <pic:blipFill>
-                    <a:blip r:embed="rId28"/>
+                    <a:blip r:embed="rId29"/>
                     <a:stretch>
                       <a:fillRect/>
                     </a:stretch>
@@ -13316,11 +13484,11 @@
       <w:pPr>
         <w:pStyle w:val="Heading2"/>
       </w:pPr>
-      <w:bookmarkStart w:id="35" w:name="_Toc242102903"/>
+      <w:bookmarkStart w:id="36" w:name="_Toc242187254"/>
       <w:r>
         <w:t>Start and end counts</w:t>
       </w:r>
-      <w:bookmarkEnd w:id="35"/>
+      <w:bookmarkEnd w:id="36"/>
     </w:p>
     <w:p>
       <w:r>
@@ -13840,10 +14008,10 @@
           <w:noProof/>
         </w:rPr>
         <w:drawing>
-          <wp:inline distT="0" distB="0" distL="0" distR="0" wp14:anchorId="0655A85C" wp14:editId="1F2881D4">
+          <wp:inline distT="0" distB="0" distL="0" distR="0" wp14:anchorId="586CFA91" wp14:editId="67D567B6">
             <wp:extent cx="5486400" cy="3686175"/>
             <wp:effectExtent l="0" t="0" r="0" b="0"/>
-            <wp:docPr id="21" name="Picture 21"/>
+            <wp:docPr id="22" name="Picture 22"/>
             <wp:cNvGraphicFramePr>
               <a:graphicFrameLocks xmlns:a="http://schemas.openxmlformats.org/drawingml/2006/main" noChangeAspect="1"/>
             </wp:cNvGraphicFramePr>
@@ -13855,7 +14023,7 @@
                     <pic:cNvPicPr/>
                   </pic:nvPicPr>
                   <pic:blipFill>
-                    <a:blip r:embed="rId29"/>
+                    <a:blip r:embed="rId30"/>
                     <a:stretch>
                       <a:fillRect/>
                     </a:stretch>
@@ -13980,12 +14148,12 @@
         <w:pStyle w:val="Heading1"/>
         <w:pageBreakBefore/>
       </w:pPr>
-      <w:bookmarkStart w:id="36" w:name="_Toc242102904"/>
+      <w:bookmarkStart w:id="37" w:name="_Toc242187255"/>
       <w:r>
         <w:lastRenderedPageBreak/>
         <w:t>Admin: setting up an event</w:t>
       </w:r>
-      <w:bookmarkEnd w:id="36"/>
+      <w:bookmarkEnd w:id="37"/>
     </w:p>
     <w:p>
       <w:r>
@@ -14005,11 +14173,11 @@
       <w:pPr>
         <w:pStyle w:val="Heading2"/>
       </w:pPr>
-      <w:bookmarkStart w:id="37" w:name="_Toc242102905"/>
+      <w:bookmarkStart w:id="38" w:name="_Toc242187256"/>
       <w:r>
         <w:t>Creating or editing an event</w:t>
       </w:r>
-      <w:bookmarkEnd w:id="37"/>
+      <w:bookmarkEnd w:id="38"/>
     </w:p>
     <w:p>
       <w:pPr>
@@ -14022,10 +14190,10 @@
           <w:noProof/>
         </w:rPr>
         <w:drawing>
-          <wp:inline distT="0" distB="0" distL="0" distR="0" wp14:anchorId="70096287" wp14:editId="3315BDF2">
+          <wp:inline distT="0" distB="0" distL="0" distR="0" wp14:anchorId="00F8A58F" wp14:editId="5DF41CC3">
             <wp:extent cx="5760720" cy="1134142"/>
             <wp:effectExtent l="0" t="0" r="0" b="0"/>
-            <wp:docPr id="22" name="Picture 22"/>
+            <wp:docPr id="23" name="Picture 23"/>
             <wp:cNvGraphicFramePr>
               <a:graphicFrameLocks xmlns:a="http://schemas.openxmlformats.org/drawingml/2006/main" noChangeAspect="1"/>
             </wp:cNvGraphicFramePr>
@@ -14037,7 +14205,7 @@
                     <pic:cNvPicPr/>
                   </pic:nvPicPr>
                   <pic:blipFill>
-                    <a:blip r:embed="rId30"/>
+                    <a:blip r:embed="rId31"/>
                     <a:stretch>
                       <a:fillRect/>
                     </a:stretch>
@@ -14371,10 +14539,10 @@
           <w:noProof/>
         </w:rPr>
         <w:drawing>
-          <wp:inline distT="0" distB="0" distL="0" distR="0" wp14:anchorId="6424ABC7" wp14:editId="6DDEDA57">
+          <wp:inline distT="0" distB="0" distL="0" distR="0" wp14:anchorId="79005F6C" wp14:editId="1E599DD5">
             <wp:extent cx="3840480" cy="2580322"/>
             <wp:effectExtent l="0" t="0" r="0" b="0"/>
-            <wp:docPr id="23" name="Picture 23"/>
+            <wp:docPr id="24" name="Picture 24"/>
             <wp:cNvGraphicFramePr>
               <a:graphicFrameLocks xmlns:a="http://schemas.openxmlformats.org/drawingml/2006/main" noChangeAspect="1"/>
             </wp:cNvGraphicFramePr>
@@ -14386,7 +14554,7 @@
                     <pic:cNvPicPr/>
                   </pic:nvPicPr>
                   <pic:blipFill>
-                    <a:blip r:embed="rId31"/>
+                    <a:blip r:embed="rId32"/>
                     <a:stretch>
                       <a:fillRect/>
                     </a:stretch>
@@ -14493,11 +14661,11 @@
       <w:pPr>
         <w:pStyle w:val="Heading2"/>
       </w:pPr>
-      <w:bookmarkStart w:id="38" w:name="_Toc242102906"/>
+      <w:bookmarkStart w:id="39" w:name="_Toc242187257"/>
       <w:r>
         <w:t>Closing out an event</w:t>
       </w:r>
-      <w:bookmarkEnd w:id="38"/>
+      <w:bookmarkEnd w:id="39"/>
     </w:p>
     <w:p>
       <w:r>
@@ -14660,11 +14828,11 @@
       <w:pPr>
         <w:pStyle w:val="Heading2"/>
       </w:pPr>
-      <w:bookmarkStart w:id="39" w:name="_Toc242102907"/>
+      <w:bookmarkStart w:id="40" w:name="_Toc242187258"/>
       <w:r>
         <w:t>Event sales sheets</w:t>
       </w:r>
-      <w:bookmarkEnd w:id="39"/>
+      <w:bookmarkEnd w:id="40"/>
     </w:p>
     <w:p>
       <w:r>
@@ -14718,10 +14886,10 @@
           <w:noProof/>
         </w:rPr>
         <w:drawing>
-          <wp:inline distT="0" distB="0" distL="0" distR="0" wp14:anchorId="196B2EC6" wp14:editId="3FEE1C73">
+          <wp:inline distT="0" distB="0" distL="0" distR="0" wp14:anchorId="6F08C7EC" wp14:editId="3EEA96E1">
             <wp:extent cx="4389120" cy="2948940"/>
             <wp:effectExtent l="0" t="0" r="0" b="0"/>
-            <wp:docPr id="24" name="Picture 24"/>
+            <wp:docPr id="25" name="Picture 25"/>
             <wp:cNvGraphicFramePr>
               <a:graphicFrameLocks xmlns:a="http://schemas.openxmlformats.org/drawingml/2006/main" noChangeAspect="1"/>
             </wp:cNvGraphicFramePr>
@@ -14733,7 +14901,7 @@
                     <pic:cNvPicPr/>
                   </pic:nvPicPr>
                   <pic:blipFill>
-                    <a:blip r:embed="rId32"/>
+                    <a:blip r:embed="rId33"/>
                     <a:stretch>
                       <a:fillRect/>
                     </a:stretch>
@@ -14847,10 +15015,10 @@
           <w:noProof/>
         </w:rPr>
         <w:drawing>
-          <wp:inline distT="0" distB="0" distL="0" distR="0" wp14:anchorId="2CC63C4C" wp14:editId="4C040541">
+          <wp:inline distT="0" distB="0" distL="0" distR="0" wp14:anchorId="48AB102D" wp14:editId="65987167">
             <wp:extent cx="4206240" cy="5717858"/>
             <wp:effectExtent l="0" t="0" r="0" b="0"/>
-            <wp:docPr id="25" name="Picture 25"/>
+            <wp:docPr id="26" name="Picture 26"/>
             <wp:cNvGraphicFramePr>
               <a:graphicFrameLocks xmlns:a="http://schemas.openxmlformats.org/drawingml/2006/main" noChangeAspect="1"/>
             </wp:cNvGraphicFramePr>
@@ -14862,7 +15030,7 @@
                     <pic:cNvPicPr/>
                   </pic:nvPicPr>
                   <pic:blipFill>
-                    <a:blip r:embed="rId33"/>
+                    <a:blip r:embed="rId34"/>
                     <a:stretch>
                       <a:fillRect/>
                     </a:stretch>
@@ -14985,10 +15153,10 @@
           <w:noProof/>
         </w:rPr>
         <w:drawing>
-          <wp:inline distT="0" distB="0" distL="0" distR="0" wp14:anchorId="514A59B1" wp14:editId="2C5FB54B">
+          <wp:inline distT="0" distB="0" distL="0" distR="0" wp14:anchorId="24435B34" wp14:editId="470EAB1D">
             <wp:extent cx="4389120" cy="2948940"/>
             <wp:effectExtent l="0" t="0" r="0" b="0"/>
-            <wp:docPr id="26" name="Picture 26"/>
+            <wp:docPr id="27" name="Picture 27"/>
             <wp:cNvGraphicFramePr>
               <a:graphicFrameLocks xmlns:a="http://schemas.openxmlformats.org/drawingml/2006/main" noChangeAspect="1"/>
             </wp:cNvGraphicFramePr>
@@ -15000,7 +15168,7 @@
                     <pic:cNvPicPr/>
                   </pic:nvPicPr>
                   <pic:blipFill>
-                    <a:blip r:embed="rId34"/>
+                    <a:blip r:embed="rId35"/>
                     <a:stretch>
                       <a:fillRect/>
                     </a:stretch>
@@ -15098,12 +15266,12 @@
         <w:pStyle w:val="Heading1"/>
         <w:pageBreakBefore/>
       </w:pPr>
-      <w:bookmarkStart w:id="40" w:name="_Toc242102908"/>
+      <w:bookmarkStart w:id="41" w:name="_Toc242187259"/>
       <w:r>
         <w:lastRenderedPageBreak/>
         <w:t>Admin: managing the catalog</w:t>
       </w:r>
-      <w:bookmarkEnd w:id="40"/>
+      <w:bookmarkEnd w:id="41"/>
     </w:p>
     <w:p>
       <w:r>
@@ -15202,10 +15370,10 @@
           <w:noProof/>
         </w:rPr>
         <w:drawing>
-          <wp:inline distT="0" distB="0" distL="0" distR="0" wp14:anchorId="6EBAB77D" wp14:editId="0C1E2DED">
+          <wp:inline distT="0" distB="0" distL="0" distR="0" wp14:anchorId="18C74D7B" wp14:editId="30F42846">
             <wp:extent cx="5760720" cy="4050506"/>
             <wp:effectExtent l="0" t="0" r="0" b="0"/>
-            <wp:docPr id="27" name="Picture 27"/>
+            <wp:docPr id="28" name="Picture 28"/>
             <wp:cNvGraphicFramePr>
               <a:graphicFrameLocks xmlns:a="http://schemas.openxmlformats.org/drawingml/2006/main" noChangeAspect="1"/>
             </wp:cNvGraphicFramePr>
@@ -15217,7 +15385,7 @@
                     <pic:cNvPicPr/>
                   </pic:nvPicPr>
                   <pic:blipFill>
-                    <a:blip r:embed="rId35"/>
+                    <a:blip r:embed="rId36"/>
                     <a:stretch>
                       <a:fillRect/>
                     </a:stretch>
@@ -15256,12 +15424,12 @@
       <w:pPr>
         <w:pStyle w:val="Heading2"/>
       </w:pPr>
-      <w:bookmarkStart w:id="41" w:name="_Toc242102909"/>
+      <w:bookmarkStart w:id="42" w:name="_Toc242187260"/>
       <w:r>
         <w:lastRenderedPageBreak/>
         <w:t>Adding or editing a product</w:t>
       </w:r>
-      <w:bookmarkEnd w:id="41"/>
+      <w:bookmarkEnd w:id="42"/>
     </w:p>
     <w:p>
       <w:pPr>
@@ -15274,10 +15442,10 @@
           <w:noProof/>
         </w:rPr>
         <w:drawing>
-          <wp:inline distT="0" distB="0" distL="0" distR="0" wp14:anchorId="7CD485C8" wp14:editId="001D3BB4">
+          <wp:inline distT="0" distB="0" distL="0" distR="0" wp14:anchorId="21B9CEF0" wp14:editId="704487EE">
             <wp:extent cx="5486400" cy="3686175"/>
             <wp:effectExtent l="0" t="0" r="0" b="0"/>
-            <wp:docPr id="28" name="Picture 28"/>
+            <wp:docPr id="29" name="Picture 29"/>
             <wp:cNvGraphicFramePr>
               <a:graphicFrameLocks xmlns:a="http://schemas.openxmlformats.org/drawingml/2006/main" noChangeAspect="1"/>
             </wp:cNvGraphicFramePr>
@@ -15289,7 +15457,7 @@
                     <pic:cNvPicPr/>
                   </pic:nvPicPr>
                   <pic:blipFill>
-                    <a:blip r:embed="rId36"/>
+                    <a:blip r:embed="rId37"/>
                     <a:stretch>
                       <a:fillRect/>
                     </a:stretch>
@@ -15741,10 +15909,10 @@
         </w:rPr>
         <w:lastRenderedPageBreak/>
         <w:drawing>
-          <wp:inline distT="0" distB="0" distL="0" distR="0" wp14:anchorId="7C88072F" wp14:editId="09888905">
+          <wp:inline distT="0" distB="0" distL="0" distR="0" wp14:anchorId="101F9EE3" wp14:editId="281F33D2">
             <wp:extent cx="5120640" cy="2130933"/>
             <wp:effectExtent l="0" t="0" r="0" b="0"/>
-            <wp:docPr id="29" name="Picture 29"/>
+            <wp:docPr id="30" name="Picture 30"/>
             <wp:cNvGraphicFramePr>
               <a:graphicFrameLocks xmlns:a="http://schemas.openxmlformats.org/drawingml/2006/main" noChangeAspect="1"/>
             </wp:cNvGraphicFramePr>
@@ -15756,7 +15924,7 @@
                     <pic:cNvPicPr/>
                   </pic:nvPicPr>
                   <pic:blipFill>
-                    <a:blip r:embed="rId37"/>
+                    <a:blip r:embed="rId38"/>
                     <a:stretch>
                       <a:fillRect/>
                     </a:stretch>
@@ -15922,10 +16090,10 @@
           <w:noProof/>
         </w:rPr>
         <w:drawing>
-          <wp:inline distT="0" distB="0" distL="0" distR="0" wp14:anchorId="55FD38BE" wp14:editId="6E76A624">
+          <wp:inline distT="0" distB="0" distL="0" distR="0" wp14:anchorId="5013D275" wp14:editId="237DC42C">
             <wp:extent cx="5486400" cy="3686175"/>
             <wp:effectExtent l="0" t="0" r="0" b="0"/>
-            <wp:docPr id="30" name="Picture 30"/>
+            <wp:docPr id="31" name="Picture 31"/>
             <wp:cNvGraphicFramePr>
               <a:graphicFrameLocks xmlns:a="http://schemas.openxmlformats.org/drawingml/2006/main" noChangeAspect="1"/>
             </wp:cNvGraphicFramePr>
@@ -15937,7 +16105,7 @@
                     <pic:cNvPicPr/>
                   </pic:nvPicPr>
                   <pic:blipFill>
-                    <a:blip r:embed="rId38"/>
+                    <a:blip r:embed="rId39"/>
                     <a:stretch>
                       <a:fillRect/>
                     </a:stretch>
@@ -16124,10 +16292,10 @@
           <w:noProof/>
         </w:rPr>
         <w:drawing>
-          <wp:inline distT="0" distB="0" distL="0" distR="0" wp14:anchorId="58D09A1A" wp14:editId="55B4CE5B">
+          <wp:inline distT="0" distB="0" distL="0" distR="0" wp14:anchorId="2ADB9484" wp14:editId="44DD5F33">
             <wp:extent cx="5486400" cy="3686175"/>
             <wp:effectExtent l="0" t="0" r="0" b="0"/>
-            <wp:docPr id="31" name="Picture 31"/>
+            <wp:docPr id="32" name="Picture 32"/>
             <wp:cNvGraphicFramePr>
               <a:graphicFrameLocks xmlns:a="http://schemas.openxmlformats.org/drawingml/2006/main" noChangeAspect="1"/>
             </wp:cNvGraphicFramePr>
@@ -16139,7 +16307,7 @@
                     <pic:cNvPicPr/>
                   </pic:nvPicPr>
                   <pic:blipFill>
-                    <a:blip r:embed="rId39"/>
+                    <a:blip r:embed="rId40"/>
                     <a:stretch>
                       <a:fillRect/>
                     </a:stretch>
@@ -16381,11 +16549,11 @@
       <w:pPr>
         <w:pStyle w:val="Heading2"/>
       </w:pPr>
-      <w:bookmarkStart w:id="42" w:name="_Toc242102910"/>
+      <w:bookmarkStart w:id="43" w:name="_Toc242187261"/>
       <w:r>
         <w:t>Delivery and services</w:t>
       </w:r>
-      <w:bookmarkEnd w:id="42"/>
+      <w:bookmarkEnd w:id="43"/>
     </w:p>
     <w:p>
       <w:r>
@@ -16412,10 +16580,10 @@
           <w:noProof/>
         </w:rPr>
         <w:drawing>
-          <wp:inline distT="0" distB="0" distL="0" distR="0" wp14:anchorId="145D5D04" wp14:editId="5CC621C4">
+          <wp:inline distT="0" distB="0" distL="0" distR="0" wp14:anchorId="7B99F9CC" wp14:editId="5D10F1E1">
             <wp:extent cx="5760720" cy="3870484"/>
             <wp:effectExtent l="0" t="0" r="0" b="0"/>
-            <wp:docPr id="32" name="Picture 32"/>
+            <wp:docPr id="33" name="Picture 33"/>
             <wp:cNvGraphicFramePr>
               <a:graphicFrameLocks xmlns:a="http://schemas.openxmlformats.org/drawingml/2006/main" noChangeAspect="1"/>
             </wp:cNvGraphicFramePr>
@@ -16427,7 +16595,7 @@
                     <pic:cNvPicPr/>
                   </pic:nvPicPr>
                   <pic:blipFill>
-                    <a:blip r:embed="rId40"/>
+                    <a:blip r:embed="rId41"/>
                     <a:stretch>
                       <a:fillRect/>
                     </a:stretch>
@@ -16843,12 +17011,12 @@
         <w:pStyle w:val="Heading1"/>
         <w:pageBreakBefore/>
       </w:pPr>
-      <w:bookmarkStart w:id="43" w:name="_Toc242102911"/>
+      <w:bookmarkStart w:id="44" w:name="_Toc242187262"/>
       <w:r>
         <w:lastRenderedPageBreak/>
         <w:t>Admin: managing the crew</w:t>
       </w:r>
-      <w:bookmarkEnd w:id="43"/>
+      <w:bookmarkEnd w:id="44"/>
     </w:p>
     <w:p>
       <w:r>
@@ -16875,10 +17043,10 @@
           <w:noProof/>
         </w:rPr>
         <w:drawing>
-          <wp:inline distT="0" distB="0" distL="0" distR="0" wp14:anchorId="380A48B3" wp14:editId="7D93D576">
+          <wp:inline distT="0" distB="0" distL="0" distR="0" wp14:anchorId="6E1C3ECB" wp14:editId="4CA1EDD4">
             <wp:extent cx="5760720" cy="1935242"/>
             <wp:effectExtent l="0" t="0" r="0" b="0"/>
-            <wp:docPr id="33" name="Picture 33"/>
+            <wp:docPr id="34" name="Picture 34"/>
             <wp:cNvGraphicFramePr>
               <a:graphicFrameLocks xmlns:a="http://schemas.openxmlformats.org/drawingml/2006/main" noChangeAspect="1"/>
             </wp:cNvGraphicFramePr>
@@ -16890,7 +17058,7 @@
                     <pic:cNvPicPr/>
                   </pic:nvPicPr>
                   <pic:blipFill>
-                    <a:blip r:embed="rId41"/>
+                    <a:blip r:embed="rId42"/>
                     <a:stretch>
                       <a:fillRect/>
                     </a:stretch>
@@ -17147,10 +17315,10 @@
           <w:noProof/>
         </w:rPr>
         <w:drawing>
-          <wp:inline distT="0" distB="0" distL="0" distR="0" wp14:anchorId="2B71194A" wp14:editId="2CE3E475">
+          <wp:inline distT="0" distB="0" distL="0" distR="0" wp14:anchorId="7B2DB00F" wp14:editId="22C82BAF">
             <wp:extent cx="4023360" cy="2703195"/>
             <wp:effectExtent l="0" t="0" r="0" b="0"/>
-            <wp:docPr id="34" name="Picture 34"/>
+            <wp:docPr id="35" name="Picture 35"/>
             <wp:cNvGraphicFramePr>
               <a:graphicFrameLocks xmlns:a="http://schemas.openxmlformats.org/drawingml/2006/main" noChangeAspect="1"/>
             </wp:cNvGraphicFramePr>
@@ -17162,7 +17330,7 @@
                     <pic:cNvPicPr/>
                   </pic:nvPicPr>
                   <pic:blipFill>
-                    <a:blip r:embed="rId42"/>
+                    <a:blip r:embed="rId43"/>
                     <a:stretch>
                       <a:fillRect/>
                     </a:stretch>
@@ -17227,12 +17395,12 @@
         <w:pStyle w:val="Heading1"/>
         <w:pageBreakBefore/>
       </w:pPr>
-      <w:bookmarkStart w:id="44" w:name="_Toc242102912"/>
+      <w:bookmarkStart w:id="45" w:name="_Toc242187263"/>
       <w:r>
         <w:lastRenderedPageBreak/>
         <w:t>Admin: settings</w:t>
       </w:r>
-      <w:bookmarkEnd w:id="44"/>
+      <w:bookmarkEnd w:id="45"/>
     </w:p>
     <w:p>
       <w:r>
@@ -17297,11 +17465,11 @@
       <w:pPr>
         <w:pStyle w:val="Heading2"/>
       </w:pPr>
-      <w:bookmarkStart w:id="45" w:name="_Toc242102913"/>
+      <w:bookmarkStart w:id="46" w:name="_Toc242187264"/>
       <w:r>
         <w:t>Business details</w:t>
       </w:r>
-      <w:bookmarkEnd w:id="45"/>
+      <w:bookmarkEnd w:id="46"/>
     </w:p>
     <w:p>
       <w:pPr>
@@ -17314,10 +17482,10 @@
           <w:noProof/>
         </w:rPr>
         <w:drawing>
-          <wp:inline distT="0" distB="0" distL="0" distR="0" wp14:anchorId="3DC0154D" wp14:editId="0CFDF8AD">
+          <wp:inline distT="0" distB="0" distL="0" distR="0" wp14:anchorId="74409257" wp14:editId="6C3B1587">
             <wp:extent cx="5760720" cy="1429893"/>
             <wp:effectExtent l="0" t="0" r="0" b="0"/>
-            <wp:docPr id="35" name="Picture 35"/>
+            <wp:docPr id="36" name="Picture 36"/>
             <wp:cNvGraphicFramePr>
               <a:graphicFrameLocks xmlns:a="http://schemas.openxmlformats.org/drawingml/2006/main" noChangeAspect="1"/>
             </wp:cNvGraphicFramePr>
@@ -17329,7 +17497,7 @@
                     <pic:cNvPicPr/>
                   </pic:nvPicPr>
                   <pic:blipFill>
-                    <a:blip r:embed="rId43"/>
+                    <a:blip r:embed="rId44"/>
                     <a:stretch>
                       <a:fillRect/>
                     </a:stretch>
@@ -17678,11 +17846,11 @@
       <w:pPr>
         <w:pStyle w:val="Heading2"/>
       </w:pPr>
-      <w:bookmarkStart w:id="46" w:name="_Toc242102914"/>
+      <w:bookmarkStart w:id="47" w:name="_Toc242187265"/>
       <w:r>
         <w:t>Sales sheet terms</w:t>
       </w:r>
-      <w:bookmarkEnd w:id="46"/>
+      <w:bookmarkEnd w:id="47"/>
     </w:p>
     <w:p>
       <w:r>
@@ -17701,10 +17869,10 @@
         </w:rPr>
         <w:lastRenderedPageBreak/>
         <w:drawing>
-          <wp:inline distT="0" distB="0" distL="0" distR="0" wp14:anchorId="0639C630" wp14:editId="7174E1E5">
+          <wp:inline distT="0" distB="0" distL="0" distR="0" wp14:anchorId="31B5DB0C" wp14:editId="28A130B4">
             <wp:extent cx="5760720" cy="4937760"/>
             <wp:effectExtent l="0" t="0" r="0" b="0"/>
-            <wp:docPr id="36" name="Picture 36"/>
+            <wp:docPr id="37" name="Picture 37"/>
             <wp:cNvGraphicFramePr>
               <a:graphicFrameLocks xmlns:a="http://schemas.openxmlformats.org/drawingml/2006/main" noChangeAspect="1"/>
             </wp:cNvGraphicFramePr>
@@ -17716,7 +17884,7 @@
                     <pic:cNvPicPr/>
                   </pic:nvPicPr>
                   <pic:blipFill>
-                    <a:blip r:embed="rId44"/>
+                    <a:blip r:embed="rId45"/>
                     <a:stretch>
                       <a:fillRect/>
                     </a:stretch>
@@ -18074,11 +18242,11 @@
       <w:pPr>
         <w:pStyle w:val="Heading2"/>
       </w:pPr>
-      <w:bookmarkStart w:id="47" w:name="_Toc242102915"/>
+      <w:bookmarkStart w:id="48" w:name="_Toc242187266"/>
       <w:r>
         <w:t>Receipt email</w:t>
       </w:r>
-      <w:bookmarkEnd w:id="47"/>
+      <w:bookmarkEnd w:id="48"/>
     </w:p>
     <w:p>
       <w:r>
@@ -18096,10 +18264,10 @@
           <w:noProof/>
         </w:rPr>
         <w:drawing>
-          <wp:inline distT="0" distB="0" distL="0" distR="0" wp14:anchorId="2C0B12D1" wp14:editId="3FDDA2E2">
+          <wp:inline distT="0" distB="0" distL="0" distR="0" wp14:anchorId="4AD63EF5" wp14:editId="183A277B">
             <wp:extent cx="5760720" cy="4454271"/>
             <wp:effectExtent l="0" t="0" r="0" b="0"/>
-            <wp:docPr id="37" name="Picture 37"/>
+            <wp:docPr id="38" name="Picture 38"/>
             <wp:cNvGraphicFramePr>
               <a:graphicFrameLocks xmlns:a="http://schemas.openxmlformats.org/drawingml/2006/main" noChangeAspect="1"/>
             </wp:cNvGraphicFramePr>
@@ -18111,7 +18279,7 @@
                     <pic:cNvPicPr/>
                   </pic:nvPicPr>
                   <pic:blipFill>
-                    <a:blip r:embed="rId45"/>
+                    <a:blip r:embed="rId46"/>
                     <a:stretch>
                       <a:fillRect/>
                     </a:stretch>
@@ -19073,11 +19241,11 @@
       <w:pPr>
         <w:pStyle w:val="Heading2"/>
       </w:pPr>
-      <w:bookmarkStart w:id="48" w:name="_Toc242102916"/>
+      <w:bookmarkStart w:id="49" w:name="_Toc242187267"/>
       <w:r>
         <w:t>New events</w:t>
       </w:r>
-      <w:bookmarkEnd w:id="48"/>
+      <w:bookmarkEnd w:id="49"/>
     </w:p>
     <w:p>
       <w:pPr>
@@ -19090,10 +19258,10 @@
           <w:noProof/>
         </w:rPr>
         <w:drawing>
-          <wp:inline distT="0" distB="0" distL="0" distR="0" wp14:anchorId="34BE9277" wp14:editId="0E05BB52">
+          <wp:inline distT="0" distB="0" distL="0" distR="0" wp14:anchorId="0A09516F" wp14:editId="2285C832">
             <wp:extent cx="5760720" cy="1512189"/>
             <wp:effectExtent l="0" t="0" r="0" b="0"/>
-            <wp:docPr id="38" name="Picture 38"/>
+            <wp:docPr id="39" name="Picture 39"/>
             <wp:cNvGraphicFramePr>
               <a:graphicFrameLocks xmlns:a="http://schemas.openxmlformats.org/drawingml/2006/main" noChangeAspect="1"/>
             </wp:cNvGraphicFramePr>
@@ -19105,7 +19273,7 @@
                     <pic:cNvPicPr/>
                   </pic:nvPicPr>
                   <pic:blipFill>
-                    <a:blip r:embed="rId46"/>
+                    <a:blip r:embed="rId47"/>
                     <a:stretch>
                       <a:fillRect/>
                     </a:stretch>
@@ -19168,11 +19336,11 @@
       <w:pPr>
         <w:pStyle w:val="Heading2"/>
       </w:pPr>
-      <w:bookmarkStart w:id="49" w:name="_Toc242102917"/>
+      <w:bookmarkStart w:id="50" w:name="_Toc242187268"/>
       <w:r>
         <w:t>Dashboard</w:t>
       </w:r>
-      <w:bookmarkEnd w:id="49"/>
+      <w:bookmarkEnd w:id="50"/>
     </w:p>
     <w:p>
       <w:pPr>
@@ -19185,10 +19353,10 @@
           <w:noProof/>
         </w:rPr>
         <w:drawing>
-          <wp:inline distT="0" distB="0" distL="0" distR="0" wp14:anchorId="0CEFF556" wp14:editId="6CA38EB9">
+          <wp:inline distT="0" distB="0" distL="0" distR="0" wp14:anchorId="015DFAD6" wp14:editId="0D6CA0F6">
             <wp:extent cx="5760720" cy="1594485"/>
             <wp:effectExtent l="0" t="0" r="0" b="0"/>
-            <wp:docPr id="39" name="Picture 39"/>
+            <wp:docPr id="40" name="Picture 40"/>
             <wp:cNvGraphicFramePr>
               <a:graphicFrameLocks xmlns:a="http://schemas.openxmlformats.org/drawingml/2006/main" noChangeAspect="1"/>
             </wp:cNvGraphicFramePr>
@@ -19200,7 +19368,7 @@
                     <pic:cNvPicPr/>
                   </pic:nvPicPr>
                   <pic:blipFill>
-                    <a:blip r:embed="rId47"/>
+                    <a:blip r:embed="rId48"/>
                     <a:stretch>
                       <a:fillRect/>
                     </a:stretch>
@@ -19515,12 +19683,12 @@
         <w:pStyle w:val="Heading1"/>
         <w:pageBreakBefore/>
       </w:pPr>
-      <w:bookmarkStart w:id="50" w:name="_Toc242102918"/>
+      <w:bookmarkStart w:id="51" w:name="_Toc242187269"/>
       <w:r>
         <w:lastRenderedPageBreak/>
         <w:t>Owner: permanent deletes</w:t>
       </w:r>
-      <w:bookmarkEnd w:id="50"/>
+      <w:bookmarkEnd w:id="51"/>
     </w:p>
     <w:p>
       <w:r>
@@ -19556,10 +19724,10 @@
           <w:noProof/>
         </w:rPr>
         <w:drawing>
-          <wp:inline distT="0" distB="0" distL="0" distR="0" wp14:anchorId="59A74F09" wp14:editId="028FE19E">
+          <wp:inline distT="0" distB="0" distL="0" distR="0" wp14:anchorId="1B67C035" wp14:editId="76457121">
             <wp:extent cx="4754880" cy="3312709"/>
             <wp:effectExtent l="0" t="0" r="0" b="0"/>
-            <wp:docPr id="40" name="Picture 40"/>
+            <wp:docPr id="41" name="Picture 41"/>
             <wp:cNvGraphicFramePr>
               <a:graphicFrameLocks xmlns:a="http://schemas.openxmlformats.org/drawingml/2006/main" noChangeAspect="1"/>
             </wp:cNvGraphicFramePr>
@@ -19571,7 +19739,7 @@
                     <pic:cNvPicPr/>
                   </pic:nvPicPr>
                   <pic:blipFill>
-                    <a:blip r:embed="rId48"/>
+                    <a:blip r:embed="rId49"/>
                     <a:stretch>
                       <a:fillRect/>
                     </a:stretch>
@@ -20220,12 +20388,12 @@
         <w:pStyle w:val="Heading1"/>
         <w:pageBreakBefore/>
       </w:pPr>
-      <w:bookmarkStart w:id="51" w:name="_Toc242102919"/>
+      <w:bookmarkStart w:id="52" w:name="_Toc242187270"/>
       <w:r>
         <w:lastRenderedPageBreak/>
         <w:t>Owner: backing up and restoring the catalog</w:t>
       </w:r>
-      <w:bookmarkEnd w:id="51"/>
+      <w:bookmarkEnd w:id="52"/>
     </w:p>
     <w:p>
       <w:r>
@@ -20254,11 +20422,11 @@
       <w:pPr>
         <w:pStyle w:val="Heading2"/>
       </w:pPr>
-      <w:bookmarkStart w:id="52" w:name="_Toc242102920"/>
+      <w:bookmarkStart w:id="53" w:name="_Toc242187271"/>
       <w:r>
         <w:t>Export catalog</w:t>
       </w:r>
-      <w:bookmarkEnd w:id="52"/>
+      <w:bookmarkEnd w:id="53"/>
     </w:p>
     <w:p>
       <w:r>
@@ -20305,11 +20473,11 @@
       <w:pPr>
         <w:pStyle w:val="Heading2"/>
       </w:pPr>
-      <w:bookmarkStart w:id="53" w:name="_Toc242102921"/>
+      <w:bookmarkStart w:id="54" w:name="_Toc242187272"/>
       <w:r>
         <w:t>Restore catalog</w:t>
       </w:r>
-      <w:bookmarkEnd w:id="53"/>
+      <w:bookmarkEnd w:id="54"/>
     </w:p>
     <w:p>
       <w:pPr>
@@ -20419,10 +20587,10 @@
         </w:rPr>
         <w:lastRenderedPageBreak/>
         <w:drawing>
-          <wp:inline distT="0" distB="0" distL="0" distR="0" wp14:anchorId="64CF199A" wp14:editId="7816136B">
+          <wp:inline distT="0" distB="0" distL="0" distR="0" wp14:anchorId="6111E633" wp14:editId="06B927A5">
             <wp:extent cx="4206240" cy="5882164"/>
             <wp:effectExtent l="0" t="0" r="0" b="0"/>
-            <wp:docPr id="41" name="Picture 41"/>
+            <wp:docPr id="42" name="Picture 42"/>
             <wp:cNvGraphicFramePr>
               <a:graphicFrameLocks xmlns:a="http://schemas.openxmlformats.org/drawingml/2006/main" noChangeAspect="1"/>
             </wp:cNvGraphicFramePr>
@@ -20434,7 +20602,7 @@
                     <pic:cNvPicPr/>
                   </pic:nvPicPr>
                   <pic:blipFill>
-                    <a:blip r:embed="rId49"/>
+                    <a:blip r:embed="rId50"/>
                     <a:stretch>
                       <a:fillRect/>
                     </a:stretch>
@@ -20701,10 +20869,10 @@
           <w:noProof/>
         </w:rPr>
         <w:drawing>
-          <wp:inline distT="0" distB="0" distL="0" distR="0" wp14:anchorId="01F3E4FD" wp14:editId="04A46DCB">
+          <wp:inline distT="0" distB="0" distL="0" distR="0" wp14:anchorId="083294C0" wp14:editId="178138E2">
             <wp:extent cx="4206240" cy="1993582"/>
             <wp:effectExtent l="0" t="0" r="0" b="0"/>
-            <wp:docPr id="42" name="Picture 42"/>
+            <wp:docPr id="43" name="Picture 43"/>
             <wp:cNvGraphicFramePr>
               <a:graphicFrameLocks xmlns:a="http://schemas.openxmlformats.org/drawingml/2006/main" noChangeAspect="1"/>
             </wp:cNvGraphicFramePr>
@@ -20716,7 +20884,7 @@
                     <pic:cNvPicPr/>
                   </pic:nvPicPr>
                   <pic:blipFill>
-                    <a:blip r:embed="rId50"/>
+                    <a:blip r:embed="rId51"/>
                     <a:stretch>
                       <a:fillRect/>
                     </a:stretch>
@@ -20894,12 +21062,12 @@
         <w:pStyle w:val="Heading1"/>
         <w:pageBreakBefore/>
       </w:pPr>
-      <w:bookmarkStart w:id="54" w:name="_Toc242102922"/>
+      <w:bookmarkStart w:id="55" w:name="_Toc242187273"/>
       <w:r>
         <w:lastRenderedPageBreak/>
         <w:t>Tips and troubleshooting</w:t>
       </w:r>
-      <w:bookmarkEnd w:id="54"/>
+      <w:bookmarkEnd w:id="55"/>
     </w:p>
     <w:p>
       <w:r>
@@ -21329,22 +21497,22 @@
         <w:pStyle w:val="Heading1"/>
         <w:pageBreakBefore/>
       </w:pPr>
-      <w:bookmarkStart w:id="55" w:name="_Toc242102923"/>
+      <w:bookmarkStart w:id="56" w:name="_Toc242187274"/>
       <w:r>
         <w:lastRenderedPageBreak/>
         <w:t>Quick reference</w:t>
       </w:r>
-      <w:bookmarkEnd w:id="55"/>
+      <w:bookmarkEnd w:id="56"/>
     </w:p>
     <w:p>
       <w:pPr>
         <w:pStyle w:val="Heading2"/>
       </w:pPr>
-      <w:bookmarkStart w:id="56" w:name="_Toc242102924"/>
+      <w:bookmarkStart w:id="57" w:name="_Toc242187275"/>
       <w:r>
         <w:t>Sales rep checklist</w:t>
       </w:r>
-      <w:bookmarkEnd w:id="56"/>
+      <w:bookmarkEnd w:id="57"/>
     </w:p>
     <w:p>
       <w:pPr>
@@ -21484,11 +21652,11 @@
       <w:pPr>
         <w:pStyle w:val="Heading2"/>
       </w:pPr>
-      <w:bookmarkStart w:id="57" w:name="_Toc242102925"/>
+      <w:bookmarkStart w:id="58" w:name="_Toc242187276"/>
       <w:r>
         <w:t>Checkout checklist</w:t>
       </w:r>
-      <w:bookmarkEnd w:id="57"/>
+      <w:bookmarkEnd w:id="58"/>
     </w:p>
     <w:p>
       <w:pPr>
@@ -21672,11 +21840,11 @@
       <w:pPr>
         <w:pStyle w:val="Heading2"/>
       </w:pPr>
-      <w:bookmarkStart w:id="58" w:name="_Toc242102926"/>
+      <w:bookmarkStart w:id="59" w:name="_Toc242187277"/>
       <w:r>
         <w:t>Inventory counts</w:t>
       </w:r>
-      <w:bookmarkEnd w:id="58"/>
+      <w:bookmarkEnd w:id="59"/>
     </w:p>
     <w:p>
       <w:pPr>
@@ -21876,11 +22044,11 @@
       <w:pPr>
         <w:pStyle w:val="Heading2"/>
       </w:pPr>
-      <w:bookmarkStart w:id="59" w:name="_Toc242102927"/>
+      <w:bookmarkStart w:id="60" w:name="_Toc242187278"/>
       <w:r>
         <w:t>Order status at a glance</w:t>
       </w:r>
-      <w:bookmarkEnd w:id="59"/>
+      <w:bookmarkEnd w:id="60"/>
     </w:p>
     <w:tbl>
       <w:tblPr>
@@ -22200,7 +22368,7 @@
       </w:pPr>
     </w:p>
     <w:sectPr>
-      <w:footerReference w:type="default" r:id="rId51"/>
+      <w:footerReference w:type="default" r:id="rId52"/>
       <w:pgSz w:w="12240" w:h="15840"/>
       <w:pgMar w:top="1296" w:right="1440" w:bottom="1296" w:left="1440" w:header="720" w:footer="720" w:gutter="0"/>
       <w:cols w:space="720"/>
@@ -22496,31 +22664,31 @@
       </w:rPr>
     </w:lvl>
   </w:abstractNum>
-  <w:num w:numId="1" w16cid:durableId="1242524297">
+  <w:num w:numId="1" w16cid:durableId="1226181855">
     <w:abstractNumId w:val="8"/>
   </w:num>
-  <w:num w:numId="2" w16cid:durableId="1507474166">
+  <w:num w:numId="2" w16cid:durableId="586115146">
     <w:abstractNumId w:val="6"/>
   </w:num>
-  <w:num w:numId="3" w16cid:durableId="1093429214">
+  <w:num w:numId="3" w16cid:durableId="822963395">
     <w:abstractNumId w:val="5"/>
   </w:num>
-  <w:num w:numId="4" w16cid:durableId="404960151">
+  <w:num w:numId="4" w16cid:durableId="179658870">
     <w:abstractNumId w:val="4"/>
   </w:num>
-  <w:num w:numId="5" w16cid:durableId="426850991">
+  <w:num w:numId="5" w16cid:durableId="1838809980">
     <w:abstractNumId w:val="7"/>
   </w:num>
-  <w:num w:numId="6" w16cid:durableId="1597981859">
+  <w:num w:numId="6" w16cid:durableId="1991980144">
     <w:abstractNumId w:val="3"/>
   </w:num>
-  <w:num w:numId="7" w16cid:durableId="1325279473">
+  <w:num w:numId="7" w16cid:durableId="634525606">
     <w:abstractNumId w:val="2"/>
   </w:num>
-  <w:num w:numId="8" w16cid:durableId="2115587314">
+  <w:num w:numId="8" w16cid:durableId="1596327828">
     <w:abstractNumId w:val="1"/>
   </w:num>
-  <w:num w:numId="9" w16cid:durableId="1113941122">
+  <w:num w:numId="9" w16cid:durableId="389496530">
     <w:abstractNumId w:val="0"/>
   </w:num>
 </w:numbering>
@@ -33912,7 +34080,7 @@
     <w:autoRedefine/>
     <w:uiPriority w:val="39"/>
     <w:unhideWhenUsed/>
-    <w:rsid w:val="004C25C9"/>
+    <w:rsid w:val="00207AA3"/>
     <w:pPr>
       <w:spacing w:after="100"/>
     </w:pPr>
@@ -33924,7 +34092,7 @@
     <w:autoRedefine/>
     <w:uiPriority w:val="39"/>
     <w:unhideWhenUsed/>
-    <w:rsid w:val="004C25C9"/>
+    <w:rsid w:val="00207AA3"/>
     <w:pPr>
       <w:spacing w:after="100"/>
       <w:ind w:left="220"/>
@@ -33935,7 +34103,7 @@
     <w:basedOn w:val="DefaultParagraphFont"/>
     <w:uiPriority w:val="99"/>
     <w:unhideWhenUsed/>
-    <w:rsid w:val="004C25C9"/>
+    <w:rsid w:val="00207AA3"/>
     <w:rPr>
       <w:color w:val="0000FF" w:themeColor="hyperlink"/>
       <w:u w:val="single"/>

--- a/Documents/CFS Sales App User Guide.docx
+++ b/Documents/CFS Sales App User Guide.docx
@@ -345,7 +345,7 @@
       <w:r>
         <w:fldChar w:fldCharType="separate"/>
       </w:r>
-      <w:hyperlink w:anchor="_Toc242212648" w:history="1">
+      <w:hyperlink w:anchor="_Toc242216365" w:history="1">
         <w:r>
           <w:rPr>
             <w:rStyle w:val="Hyperlink"/>
@@ -372,7 +372,7 @@
             <w:noProof/>
             <w:webHidden/>
           </w:rPr>
-          <w:instrText xml:space="preserve"> PAGEREF _Toc242212648 \h </w:instrText>
+          <w:instrText xml:space="preserve"> PAGEREF _Toc242216365 \h </w:instrText>
         </w:r>
         <w:r>
           <w:rPr>
@@ -413,7 +413,7 @@
           <w:noProof/>
         </w:rPr>
       </w:pPr>
-      <w:hyperlink w:anchor="_Toc242212649" w:history="1">
+      <w:hyperlink w:anchor="_Toc242216366" w:history="1">
         <w:r>
           <w:rPr>
             <w:rStyle w:val="Hyperlink"/>
@@ -440,7 +440,7 @@
             <w:noProof/>
             <w:webHidden/>
           </w:rPr>
-          <w:instrText xml:space="preserve"> PAGEREF _Toc242212649 \h </w:instrText>
+          <w:instrText xml:space="preserve"> PAGEREF _Toc242216366 \h </w:instrText>
         </w:r>
         <w:r>
           <w:rPr>
@@ -481,7 +481,7 @@
           <w:noProof/>
         </w:rPr>
       </w:pPr>
-      <w:hyperlink w:anchor="_Toc242212650" w:history="1">
+      <w:hyperlink w:anchor="_Toc242216367" w:history="1">
         <w:r>
           <w:rPr>
             <w:rStyle w:val="Hyperlink"/>
@@ -508,7 +508,7 @@
             <w:noProof/>
             <w:webHidden/>
           </w:rPr>
-          <w:instrText xml:space="preserve"> PAGEREF _Toc242212650 \h </w:instrText>
+          <w:instrText xml:space="preserve"> PAGEREF _Toc242216367 \h </w:instrText>
         </w:r>
         <w:r>
           <w:rPr>
@@ -549,7 +549,7 @@
           <w:noProof/>
         </w:rPr>
       </w:pPr>
-      <w:hyperlink w:anchor="_Toc242212651" w:history="1">
+      <w:hyperlink w:anchor="_Toc242216368" w:history="1">
         <w:r>
           <w:rPr>
             <w:rStyle w:val="Hyperlink"/>
@@ -576,7 +576,7 @@
             <w:noProof/>
             <w:webHidden/>
           </w:rPr>
-          <w:instrText xml:space="preserve"> PAGEREF _Toc242212651 \h </w:instrText>
+          <w:instrText xml:space="preserve"> PAGEREF _Toc242216368 \h </w:instrText>
         </w:r>
         <w:r>
           <w:rPr>
@@ -617,7 +617,7 @@
           <w:noProof/>
         </w:rPr>
       </w:pPr>
-      <w:hyperlink w:anchor="_Toc242212652" w:history="1">
+      <w:hyperlink w:anchor="_Toc242216369" w:history="1">
         <w:r>
           <w:rPr>
             <w:rStyle w:val="Hyperlink"/>
@@ -644,7 +644,7 @@
             <w:noProof/>
             <w:webHidden/>
           </w:rPr>
-          <w:instrText xml:space="preserve"> PAGEREF _Toc242212652 \h </w:instrText>
+          <w:instrText xml:space="preserve"> PAGEREF _Toc242216369 \h </w:instrText>
         </w:r>
         <w:r>
           <w:rPr>
@@ -685,7 +685,7 @@
           <w:noProof/>
         </w:rPr>
       </w:pPr>
-      <w:hyperlink w:anchor="_Toc242212653" w:history="1">
+      <w:hyperlink w:anchor="_Toc242216370" w:history="1">
         <w:r>
           <w:rPr>
             <w:rStyle w:val="Hyperlink"/>
@@ -712,7 +712,7 @@
             <w:noProof/>
             <w:webHidden/>
           </w:rPr>
-          <w:instrText xml:space="preserve"> PAGEREF _Toc242212653 \h </w:instrText>
+          <w:instrText xml:space="preserve"> PAGEREF _Toc242216370 \h </w:instrText>
         </w:r>
         <w:r>
           <w:rPr>
@@ -753,7 +753,7 @@
           <w:noProof/>
         </w:rPr>
       </w:pPr>
-      <w:hyperlink w:anchor="_Toc242212654" w:history="1">
+      <w:hyperlink w:anchor="_Toc242216371" w:history="1">
         <w:r>
           <w:rPr>
             <w:rStyle w:val="Hyperlink"/>
@@ -780,7 +780,7 @@
             <w:noProof/>
             <w:webHidden/>
           </w:rPr>
-          <w:instrText xml:space="preserve"> PAGEREF _Toc242212654 \h </w:instrText>
+          <w:instrText xml:space="preserve"> PAGEREF _Toc242216371 \h </w:instrText>
         </w:r>
         <w:r>
           <w:rPr>
@@ -821,7 +821,7 @@
           <w:noProof/>
         </w:rPr>
       </w:pPr>
-      <w:hyperlink w:anchor="_Toc242212655" w:history="1">
+      <w:hyperlink w:anchor="_Toc242216372" w:history="1">
         <w:r>
           <w:rPr>
             <w:rStyle w:val="Hyperlink"/>
@@ -848,7 +848,7 @@
             <w:noProof/>
             <w:webHidden/>
           </w:rPr>
-          <w:instrText xml:space="preserve"> PAGEREF _Toc242212655 \h </w:instrText>
+          <w:instrText xml:space="preserve"> PAGEREF _Toc242216372 \h </w:instrText>
         </w:r>
         <w:r>
           <w:rPr>
@@ -889,7 +889,7 @@
           <w:noProof/>
         </w:rPr>
       </w:pPr>
-      <w:hyperlink w:anchor="_Toc242212656" w:history="1">
+      <w:hyperlink w:anchor="_Toc242216373" w:history="1">
         <w:r>
           <w:rPr>
             <w:rStyle w:val="Hyperlink"/>
@@ -916,7 +916,7 @@
             <w:noProof/>
             <w:webHidden/>
           </w:rPr>
-          <w:instrText xml:space="preserve"> PAGEREF _Toc242212656 \h </w:instrText>
+          <w:instrText xml:space="preserve"> PAGEREF _Toc242216373 \h </w:instrText>
         </w:r>
         <w:r>
           <w:rPr>
@@ -957,7 +957,7 @@
           <w:noProof/>
         </w:rPr>
       </w:pPr>
-      <w:hyperlink w:anchor="_Toc242212657" w:history="1">
+      <w:hyperlink w:anchor="_Toc242216374" w:history="1">
         <w:r>
           <w:rPr>
             <w:rStyle w:val="Hyperlink"/>
@@ -984,7 +984,7 @@
             <w:noProof/>
             <w:webHidden/>
           </w:rPr>
-          <w:instrText xml:space="preserve"> PAGEREF _Toc242212657 \h </w:instrText>
+          <w:instrText xml:space="preserve"> PAGEREF _Toc242216374 \h </w:instrText>
         </w:r>
         <w:r>
           <w:rPr>
@@ -1025,7 +1025,7 @@
           <w:noProof/>
         </w:rPr>
       </w:pPr>
-      <w:hyperlink w:anchor="_Toc242212658" w:history="1">
+      <w:hyperlink w:anchor="_Toc242216375" w:history="1">
         <w:r>
           <w:rPr>
             <w:rStyle w:val="Hyperlink"/>
@@ -1052,7 +1052,7 @@
             <w:noProof/>
             <w:webHidden/>
           </w:rPr>
-          <w:instrText xml:space="preserve"> PAGEREF _Toc242212658 \h </w:instrText>
+          <w:instrText xml:space="preserve"> PAGEREF _Toc242216375 \h </w:instrText>
         </w:r>
         <w:r>
           <w:rPr>
@@ -1093,7 +1093,7 @@
           <w:noProof/>
         </w:rPr>
       </w:pPr>
-      <w:hyperlink w:anchor="_Toc242212659" w:history="1">
+      <w:hyperlink w:anchor="_Toc242216376" w:history="1">
         <w:r>
           <w:rPr>
             <w:rStyle w:val="Hyperlink"/>
@@ -1120,7 +1120,7 @@
             <w:noProof/>
             <w:webHidden/>
           </w:rPr>
-          <w:instrText xml:space="preserve"> PAGEREF _Toc242212659 \h </w:instrText>
+          <w:instrText xml:space="preserve"> PAGEREF _Toc242216376 \h </w:instrText>
         </w:r>
         <w:r>
           <w:rPr>
@@ -1161,7 +1161,7 @@
           <w:noProof/>
         </w:rPr>
       </w:pPr>
-      <w:hyperlink w:anchor="_Toc242212660" w:history="1">
+      <w:hyperlink w:anchor="_Toc242216377" w:history="1">
         <w:r>
           <w:rPr>
             <w:rStyle w:val="Hyperlink"/>
@@ -1188,7 +1188,7 @@
             <w:noProof/>
             <w:webHidden/>
           </w:rPr>
-          <w:instrText xml:space="preserve"> PAGEREF _Toc242212660 \h </w:instrText>
+          <w:instrText xml:space="preserve"> PAGEREF _Toc242216377 \h </w:instrText>
         </w:r>
         <w:r>
           <w:rPr>
@@ -1229,7 +1229,7 @@
           <w:noProof/>
         </w:rPr>
       </w:pPr>
-      <w:hyperlink w:anchor="_Toc242212661" w:history="1">
+      <w:hyperlink w:anchor="_Toc242216378" w:history="1">
         <w:r>
           <w:rPr>
             <w:rStyle w:val="Hyperlink"/>
@@ -1256,7 +1256,7 @@
             <w:noProof/>
             <w:webHidden/>
           </w:rPr>
-          <w:instrText xml:space="preserve"> PAGEREF _Toc242212661 \h </w:instrText>
+          <w:instrText xml:space="preserve"> PAGEREF _Toc242216378 \h </w:instrText>
         </w:r>
         <w:r>
           <w:rPr>
@@ -1297,7 +1297,7 @@
           <w:noProof/>
         </w:rPr>
       </w:pPr>
-      <w:hyperlink w:anchor="_Toc242212662" w:history="1">
+      <w:hyperlink w:anchor="_Toc242216379" w:history="1">
         <w:r>
           <w:rPr>
             <w:rStyle w:val="Hyperlink"/>
@@ -1324,7 +1324,7 @@
             <w:noProof/>
             <w:webHidden/>
           </w:rPr>
-          <w:instrText xml:space="preserve"> PAGEREF _Toc242212662 \h </w:instrText>
+          <w:instrText xml:space="preserve"> PAGEREF _Toc242216379 \h </w:instrText>
         </w:r>
         <w:r>
           <w:rPr>
@@ -1365,7 +1365,7 @@
           <w:noProof/>
         </w:rPr>
       </w:pPr>
-      <w:hyperlink w:anchor="_Toc242212663" w:history="1">
+      <w:hyperlink w:anchor="_Toc242216380" w:history="1">
         <w:r>
           <w:rPr>
             <w:rStyle w:val="Hyperlink"/>
@@ -1392,7 +1392,7 @@
             <w:noProof/>
             <w:webHidden/>
           </w:rPr>
-          <w:instrText xml:space="preserve"> PAGEREF _Toc242212663 \h </w:instrText>
+          <w:instrText xml:space="preserve"> PAGEREF _Toc242216380 \h </w:instrText>
         </w:r>
         <w:r>
           <w:rPr>
@@ -1433,7 +1433,7 @@
           <w:noProof/>
         </w:rPr>
       </w:pPr>
-      <w:hyperlink w:anchor="_Toc242212664" w:history="1">
+      <w:hyperlink w:anchor="_Toc242216381" w:history="1">
         <w:r>
           <w:rPr>
             <w:rStyle w:val="Hyperlink"/>
@@ -1460,7 +1460,7 @@
             <w:noProof/>
             <w:webHidden/>
           </w:rPr>
-          <w:instrText xml:space="preserve"> PAGEREF _Toc242212664 \h </w:instrText>
+          <w:instrText xml:space="preserve"> PAGEREF _Toc242216381 \h </w:instrText>
         </w:r>
         <w:r>
           <w:rPr>
@@ -1501,7 +1501,7 @@
           <w:noProof/>
         </w:rPr>
       </w:pPr>
-      <w:hyperlink w:anchor="_Toc242212665" w:history="1">
+      <w:hyperlink w:anchor="_Toc242216382" w:history="1">
         <w:r>
           <w:rPr>
             <w:rStyle w:val="Hyperlink"/>
@@ -1528,7 +1528,7 @@
             <w:noProof/>
             <w:webHidden/>
           </w:rPr>
-          <w:instrText xml:space="preserve"> PAGEREF _Toc242212665 \h </w:instrText>
+          <w:instrText xml:space="preserve"> PAGEREF _Toc242216382 \h </w:instrText>
         </w:r>
         <w:r>
           <w:rPr>
@@ -1569,7 +1569,7 @@
           <w:noProof/>
         </w:rPr>
       </w:pPr>
-      <w:hyperlink w:anchor="_Toc242212666" w:history="1">
+      <w:hyperlink w:anchor="_Toc242216383" w:history="1">
         <w:r>
           <w:rPr>
             <w:rStyle w:val="Hyperlink"/>
@@ -1596,7 +1596,7 @@
             <w:noProof/>
             <w:webHidden/>
           </w:rPr>
-          <w:instrText xml:space="preserve"> PAGEREF _Toc242212666 \h </w:instrText>
+          <w:instrText xml:space="preserve"> PAGEREF _Toc242216383 \h </w:instrText>
         </w:r>
         <w:r>
           <w:rPr>
@@ -1637,7 +1637,7 @@
           <w:noProof/>
         </w:rPr>
       </w:pPr>
-      <w:hyperlink w:anchor="_Toc242212667" w:history="1">
+      <w:hyperlink w:anchor="_Toc242216384" w:history="1">
         <w:r>
           <w:rPr>
             <w:rStyle w:val="Hyperlink"/>
@@ -1664,7 +1664,7 @@
             <w:noProof/>
             <w:webHidden/>
           </w:rPr>
-          <w:instrText xml:space="preserve"> PAGEREF _Toc242212667 \h </w:instrText>
+          <w:instrText xml:space="preserve"> PAGEREF _Toc242216384 \h </w:instrText>
         </w:r>
         <w:r>
           <w:rPr>
@@ -1705,7 +1705,7 @@
           <w:noProof/>
         </w:rPr>
       </w:pPr>
-      <w:hyperlink w:anchor="_Toc242212668" w:history="1">
+      <w:hyperlink w:anchor="_Toc242216385" w:history="1">
         <w:r>
           <w:rPr>
             <w:rStyle w:val="Hyperlink"/>
@@ -1732,7 +1732,7 @@
             <w:noProof/>
             <w:webHidden/>
           </w:rPr>
-          <w:instrText xml:space="preserve"> PAGEREF _Toc242212668 \h </w:instrText>
+          <w:instrText xml:space="preserve"> PAGEREF _Toc242216385 \h </w:instrText>
         </w:r>
         <w:r>
           <w:rPr>
@@ -1773,7 +1773,7 @@
           <w:noProof/>
         </w:rPr>
       </w:pPr>
-      <w:hyperlink w:anchor="_Toc242212669" w:history="1">
+      <w:hyperlink w:anchor="_Toc242216386" w:history="1">
         <w:r>
           <w:rPr>
             <w:rStyle w:val="Hyperlink"/>
@@ -1800,7 +1800,7 @@
             <w:noProof/>
             <w:webHidden/>
           </w:rPr>
-          <w:instrText xml:space="preserve"> PAGEREF _Toc242212669 \h </w:instrText>
+          <w:instrText xml:space="preserve"> PAGEREF _Toc242216386 \h </w:instrText>
         </w:r>
         <w:r>
           <w:rPr>
@@ -1841,7 +1841,7 @@
           <w:noProof/>
         </w:rPr>
       </w:pPr>
-      <w:hyperlink w:anchor="_Toc242212670" w:history="1">
+      <w:hyperlink w:anchor="_Toc242216387" w:history="1">
         <w:r>
           <w:rPr>
             <w:rStyle w:val="Hyperlink"/>
@@ -1868,7 +1868,7 @@
             <w:noProof/>
             <w:webHidden/>
           </w:rPr>
-          <w:instrText xml:space="preserve"> PAGEREF _Toc242212670 \h </w:instrText>
+          <w:instrText xml:space="preserve"> PAGEREF _Toc242216387 \h </w:instrText>
         </w:r>
         <w:r>
           <w:rPr>
@@ -1909,7 +1909,7 @@
           <w:noProof/>
         </w:rPr>
       </w:pPr>
-      <w:hyperlink w:anchor="_Toc242212671" w:history="1">
+      <w:hyperlink w:anchor="_Toc242216388" w:history="1">
         <w:r>
           <w:rPr>
             <w:rStyle w:val="Hyperlink"/>
@@ -1936,7 +1936,7 @@
             <w:noProof/>
             <w:webHidden/>
           </w:rPr>
-          <w:instrText xml:space="preserve"> PAGEREF _Toc242212671 \h </w:instrText>
+          <w:instrText xml:space="preserve"> PAGEREF _Toc242216388 \h </w:instrText>
         </w:r>
         <w:r>
           <w:rPr>
@@ -1977,7 +1977,7 @@
           <w:noProof/>
         </w:rPr>
       </w:pPr>
-      <w:hyperlink w:anchor="_Toc242212672" w:history="1">
+      <w:hyperlink w:anchor="_Toc242216389" w:history="1">
         <w:r>
           <w:rPr>
             <w:rStyle w:val="Hyperlink"/>
@@ -2004,7 +2004,7 @@
             <w:noProof/>
             <w:webHidden/>
           </w:rPr>
-          <w:instrText xml:space="preserve"> PAGEREF _Toc242212672 \h </w:instrText>
+          <w:instrText xml:space="preserve"> PAGEREF _Toc242216389 \h </w:instrText>
         </w:r>
         <w:r>
           <w:rPr>
@@ -2045,7 +2045,7 @@
           <w:noProof/>
         </w:rPr>
       </w:pPr>
-      <w:hyperlink w:anchor="_Toc242212673" w:history="1">
+      <w:hyperlink w:anchor="_Toc242216390" w:history="1">
         <w:r>
           <w:rPr>
             <w:rStyle w:val="Hyperlink"/>
@@ -2072,7 +2072,7 @@
             <w:noProof/>
             <w:webHidden/>
           </w:rPr>
-          <w:instrText xml:space="preserve"> PAGEREF _Toc242212673 \h </w:instrText>
+          <w:instrText xml:space="preserve"> PAGEREF _Toc242216390 \h </w:instrText>
         </w:r>
         <w:r>
           <w:rPr>
@@ -2113,7 +2113,7 @@
           <w:noProof/>
         </w:rPr>
       </w:pPr>
-      <w:hyperlink w:anchor="_Toc242212674" w:history="1">
+      <w:hyperlink w:anchor="_Toc242216391" w:history="1">
         <w:r>
           <w:rPr>
             <w:rStyle w:val="Hyperlink"/>
@@ -2140,7 +2140,7 @@
             <w:noProof/>
             <w:webHidden/>
           </w:rPr>
-          <w:instrText xml:space="preserve"> PAGEREF _Toc242212674 \h </w:instrText>
+          <w:instrText xml:space="preserve"> PAGEREF _Toc242216391 \h </w:instrText>
         </w:r>
         <w:r>
           <w:rPr>
@@ -2181,7 +2181,7 @@
           <w:noProof/>
         </w:rPr>
       </w:pPr>
-      <w:hyperlink w:anchor="_Toc242212675" w:history="1">
+      <w:hyperlink w:anchor="_Toc242216392" w:history="1">
         <w:r>
           <w:rPr>
             <w:rStyle w:val="Hyperlink"/>
@@ -2208,7 +2208,7 @@
             <w:noProof/>
             <w:webHidden/>
           </w:rPr>
-          <w:instrText xml:space="preserve"> PAGEREF _Toc242212675 \h </w:instrText>
+          <w:instrText xml:space="preserve"> PAGEREF _Toc242216392 \h </w:instrText>
         </w:r>
         <w:r>
           <w:rPr>
@@ -2249,7 +2249,7 @@
           <w:noProof/>
         </w:rPr>
       </w:pPr>
-      <w:hyperlink w:anchor="_Toc242212676" w:history="1">
+      <w:hyperlink w:anchor="_Toc242216393" w:history="1">
         <w:r>
           <w:rPr>
             <w:rStyle w:val="Hyperlink"/>
@@ -2276,7 +2276,7 @@
             <w:noProof/>
             <w:webHidden/>
           </w:rPr>
-          <w:instrText xml:space="preserve"> PAGEREF _Toc242212676 \h </w:instrText>
+          <w:instrText xml:space="preserve"> PAGEREF _Toc242216393 \h </w:instrText>
         </w:r>
         <w:r>
           <w:rPr>
@@ -2317,7 +2317,7 @@
           <w:noProof/>
         </w:rPr>
       </w:pPr>
-      <w:hyperlink w:anchor="_Toc242212677" w:history="1">
+      <w:hyperlink w:anchor="_Toc242216394" w:history="1">
         <w:r>
           <w:rPr>
             <w:rStyle w:val="Hyperlink"/>
@@ -2344,7 +2344,7 @@
             <w:noProof/>
             <w:webHidden/>
           </w:rPr>
-          <w:instrText xml:space="preserve"> PAGEREF _Toc242212677 \h </w:instrText>
+          <w:instrText xml:space="preserve"> PAGEREF _Toc242216394 \h </w:instrText>
         </w:r>
         <w:r>
           <w:rPr>
@@ -2385,7 +2385,7 @@
           <w:noProof/>
         </w:rPr>
       </w:pPr>
-      <w:hyperlink w:anchor="_Toc242212678" w:history="1">
+      <w:hyperlink w:anchor="_Toc242216395" w:history="1">
         <w:r>
           <w:rPr>
             <w:rStyle w:val="Hyperlink"/>
@@ -2412,7 +2412,7 @@
             <w:noProof/>
             <w:webHidden/>
           </w:rPr>
-          <w:instrText xml:space="preserve"> PAGEREF _Toc242212678 \h </w:instrText>
+          <w:instrText xml:space="preserve"> PAGEREF _Toc242216395 \h </w:instrText>
         </w:r>
         <w:r>
           <w:rPr>
@@ -2453,7 +2453,7 @@
           <w:noProof/>
         </w:rPr>
       </w:pPr>
-      <w:hyperlink w:anchor="_Toc242212679" w:history="1">
+      <w:hyperlink w:anchor="_Toc242216396" w:history="1">
         <w:r>
           <w:rPr>
             <w:rStyle w:val="Hyperlink"/>
@@ -2480,7 +2480,7 @@
             <w:noProof/>
             <w:webHidden/>
           </w:rPr>
-          <w:instrText xml:space="preserve"> PAGEREF _Toc242212679 \h </w:instrText>
+          <w:instrText xml:space="preserve"> PAGEREF _Toc242216396 \h </w:instrText>
         </w:r>
         <w:r>
           <w:rPr>
@@ -2521,7 +2521,7 @@
           <w:noProof/>
         </w:rPr>
       </w:pPr>
-      <w:hyperlink w:anchor="_Toc242212680" w:history="1">
+      <w:hyperlink w:anchor="_Toc242216397" w:history="1">
         <w:r>
           <w:rPr>
             <w:rStyle w:val="Hyperlink"/>
@@ -2548,7 +2548,7 @@
             <w:noProof/>
             <w:webHidden/>
           </w:rPr>
-          <w:instrText xml:space="preserve"> PAGEREF _Toc242212680 \h </w:instrText>
+          <w:instrText xml:space="preserve"> PAGEREF _Toc242216397 \h </w:instrText>
         </w:r>
         <w:r>
           <w:rPr>
@@ -2589,7 +2589,7 @@
           <w:noProof/>
         </w:rPr>
       </w:pPr>
-      <w:hyperlink w:anchor="_Toc242212681" w:history="1">
+      <w:hyperlink w:anchor="_Toc242216398" w:history="1">
         <w:r>
           <w:rPr>
             <w:rStyle w:val="Hyperlink"/>
@@ -2616,7 +2616,7 @@
             <w:noProof/>
             <w:webHidden/>
           </w:rPr>
-          <w:instrText xml:space="preserve"> PAGEREF _Toc242212681 \h </w:instrText>
+          <w:instrText xml:space="preserve"> PAGEREF _Toc242216398 \h </w:instrText>
         </w:r>
         <w:r>
           <w:rPr>
@@ -2657,7 +2657,7 @@
           <w:noProof/>
         </w:rPr>
       </w:pPr>
-      <w:hyperlink w:anchor="_Toc242212682" w:history="1">
+      <w:hyperlink w:anchor="_Toc242216399" w:history="1">
         <w:r>
           <w:rPr>
             <w:rStyle w:val="Hyperlink"/>
@@ -2684,7 +2684,7 @@
             <w:noProof/>
             <w:webHidden/>
           </w:rPr>
-          <w:instrText xml:space="preserve"> PAGEREF _Toc242212682 \h </w:instrText>
+          <w:instrText xml:space="preserve"> PAGEREF _Toc242216399 \h </w:instrText>
         </w:r>
         <w:r>
           <w:rPr>
@@ -2725,7 +2725,7 @@
           <w:noProof/>
         </w:rPr>
       </w:pPr>
-      <w:hyperlink w:anchor="_Toc242212683" w:history="1">
+      <w:hyperlink w:anchor="_Toc242216400" w:history="1">
         <w:r>
           <w:rPr>
             <w:rStyle w:val="Hyperlink"/>
@@ -2752,7 +2752,7 @@
             <w:noProof/>
             <w:webHidden/>
           </w:rPr>
-          <w:instrText xml:space="preserve"> PAGEREF _Toc242212683 \h </w:instrText>
+          <w:instrText xml:space="preserve"> PAGEREF _Toc242216400 \h </w:instrText>
         </w:r>
         <w:r>
           <w:rPr>
@@ -2793,7 +2793,7 @@
           <w:noProof/>
         </w:rPr>
       </w:pPr>
-      <w:hyperlink w:anchor="_Toc242212684" w:history="1">
+      <w:hyperlink w:anchor="_Toc242216401" w:history="1">
         <w:r>
           <w:rPr>
             <w:rStyle w:val="Hyperlink"/>
@@ -2820,7 +2820,7 @@
             <w:noProof/>
             <w:webHidden/>
           </w:rPr>
-          <w:instrText xml:space="preserve"> PAGEREF _Toc242212684 \h </w:instrText>
+          <w:instrText xml:space="preserve"> PAGEREF _Toc242216401 \h </w:instrText>
         </w:r>
         <w:r>
           <w:rPr>
@@ -2861,7 +2861,7 @@
           <w:noProof/>
         </w:rPr>
       </w:pPr>
-      <w:hyperlink w:anchor="_Toc242212685" w:history="1">
+      <w:hyperlink w:anchor="_Toc242216402" w:history="1">
         <w:r>
           <w:rPr>
             <w:rStyle w:val="Hyperlink"/>
@@ -2888,7 +2888,7 @@
             <w:noProof/>
             <w:webHidden/>
           </w:rPr>
-          <w:instrText xml:space="preserve"> PAGEREF _Toc242212685 \h </w:instrText>
+          <w:instrText xml:space="preserve"> PAGEREF _Toc242216402 \h </w:instrText>
         </w:r>
         <w:r>
           <w:rPr>
@@ -2929,7 +2929,7 @@
           <w:noProof/>
         </w:rPr>
       </w:pPr>
-      <w:hyperlink w:anchor="_Toc242212686" w:history="1">
+      <w:hyperlink w:anchor="_Toc242216403" w:history="1">
         <w:r>
           <w:rPr>
             <w:rStyle w:val="Hyperlink"/>
@@ -2956,7 +2956,7 @@
             <w:noProof/>
             <w:webHidden/>
           </w:rPr>
-          <w:instrText xml:space="preserve"> PAGEREF _Toc242212686 \h </w:instrText>
+          <w:instrText xml:space="preserve"> PAGEREF _Toc242216403 \h </w:instrText>
         </w:r>
         <w:r>
           <w:rPr>
@@ -2997,7 +2997,7 @@
           <w:noProof/>
         </w:rPr>
       </w:pPr>
-      <w:hyperlink w:anchor="_Toc242212687" w:history="1">
+      <w:hyperlink w:anchor="_Toc242216404" w:history="1">
         <w:r>
           <w:rPr>
             <w:rStyle w:val="Hyperlink"/>
@@ -3024,7 +3024,7 @@
             <w:noProof/>
             <w:webHidden/>
           </w:rPr>
-          <w:instrText xml:space="preserve"> PAGEREF _Toc242212687 \h </w:instrText>
+          <w:instrText xml:space="preserve"> PAGEREF _Toc242216404 \h </w:instrText>
         </w:r>
         <w:r>
           <w:rPr>
@@ -3065,7 +3065,7 @@
           <w:noProof/>
         </w:rPr>
       </w:pPr>
-      <w:hyperlink w:anchor="_Toc242212688" w:history="1">
+      <w:hyperlink w:anchor="_Toc242216405" w:history="1">
         <w:r>
           <w:rPr>
             <w:rStyle w:val="Hyperlink"/>
@@ -3092,7 +3092,7 @@
             <w:noProof/>
             <w:webHidden/>
           </w:rPr>
-          <w:instrText xml:space="preserve"> PAGEREF _Toc242212688 \h </w:instrText>
+          <w:instrText xml:space="preserve"> PAGEREF _Toc242216405 \h </w:instrText>
         </w:r>
         <w:r>
           <w:rPr>
@@ -3133,7 +3133,7 @@
           <w:noProof/>
         </w:rPr>
       </w:pPr>
-      <w:hyperlink w:anchor="_Toc242212689" w:history="1">
+      <w:hyperlink w:anchor="_Toc242216406" w:history="1">
         <w:r>
           <w:rPr>
             <w:rStyle w:val="Hyperlink"/>
@@ -3160,7 +3160,7 @@
             <w:noProof/>
             <w:webHidden/>
           </w:rPr>
-          <w:instrText xml:space="preserve"> PAGEREF _Toc242212689 \h </w:instrText>
+          <w:instrText xml:space="preserve"> PAGEREF _Toc242216406 \h </w:instrText>
         </w:r>
         <w:r>
           <w:rPr>
@@ -3201,7 +3201,7 @@
           <w:noProof/>
         </w:rPr>
       </w:pPr>
-      <w:hyperlink w:anchor="_Toc242212690" w:history="1">
+      <w:hyperlink w:anchor="_Toc242216407" w:history="1">
         <w:r>
           <w:rPr>
             <w:rStyle w:val="Hyperlink"/>
@@ -3228,7 +3228,7 @@
             <w:noProof/>
             <w:webHidden/>
           </w:rPr>
-          <w:instrText xml:space="preserve"> PAGEREF _Toc242212690 \h </w:instrText>
+          <w:instrText xml:space="preserve"> PAGEREF _Toc242216407 \h </w:instrText>
         </w:r>
         <w:r>
           <w:rPr>
@@ -3269,7 +3269,7 @@
           <w:noProof/>
         </w:rPr>
       </w:pPr>
-      <w:hyperlink w:anchor="_Toc242212691" w:history="1">
+      <w:hyperlink w:anchor="_Toc242216408" w:history="1">
         <w:r>
           <w:rPr>
             <w:rStyle w:val="Hyperlink"/>
@@ -3296,7 +3296,7 @@
             <w:noProof/>
             <w:webHidden/>
           </w:rPr>
-          <w:instrText xml:space="preserve"> PAGEREF _Toc242212691 \h </w:instrText>
+          <w:instrText